--- a/backend-app/samples/FILE MAU HOP DONG CÒN LẠI/3.2 MAU HDONG - 0406 (HỘI NGHỊ ).docx
+++ b/backend-app/samples/FILE MAU HOP DONG CÒN LẠI/3.2 MAU HDONG - 0406 (HỘI NGHỊ ).docx
@@ -477,51 +477,7 @@
         </w:rPr>
       </w:pPr>
       <w:r>
-        <w:rPr>
-          <w:rFonts w:ascii="Times New Roman" w:hAnsi="Times New Roman"/>
-          <w:iCs/>
-          <w:sz w:val="26"/>
-          <w:szCs w:val="26"/>
-        </w:rPr>
-        <w:t xml:space="preserve">Hôm nay, ngày …. tháng… năm 2025, tại Công ty </w:t>
-      </w:r>
-      <w:r>
-        <w:rPr>
-          <w:rFonts w:ascii="Times New Roman" w:hAnsi="Times New Roman"/>
-          <w:iCs/>
-          <w:sz w:val="26"/>
-          <w:szCs w:val="26"/>
-          <w:lang w:val="fr-FR"/>
-        </w:rPr>
-        <w:t>T</w:t>
-      </w:r>
-      <w:r>
-        <w:rPr>
-          <w:rFonts w:ascii="Times New Roman" w:hAnsi="Times New Roman"/>
-          <w:iCs/>
-          <w:sz w:val="26"/>
-          <w:szCs w:val="26"/>
-        </w:rPr>
-        <w:t>NHH</w:t>
-      </w:r>
-      <w:r>
-        <w:rPr>
-          <w:rFonts w:ascii="Times New Roman" w:hAnsi="Times New Roman"/>
-          <w:iCs/>
-          <w:sz w:val="26"/>
-          <w:szCs w:val="26"/>
-          <w:lang w:val="fr-FR"/>
-        </w:rPr>
-        <w:t xml:space="preserve"> </w:t>
-      </w:r>
-      <w:r>
-        <w:rPr>
-          <w:rFonts w:ascii="Times New Roman" w:hAnsi="Times New Roman"/>
-          <w:iCs/>
-          <w:sz w:val="26"/>
-          <w:szCs w:val="26"/>
-        </w:rPr>
-        <w:t>Giải Trí Hoàng Hải</w:t>
+        <w:t>Hôm nay, ngày {NgayLapHD} tháng {ThangLapHD} năm {NamLapHD}, tại Công ty TNHH Giải Trí Hoàng Hải</w:t>
       </w:r>
     </w:p>
     <w:p>
@@ -597,33 +553,11 @@
           <w:szCs w:val="26"/>
         </w:rPr>
       </w:pPr>
-      <w:bookmarkStart w:id="0" w:name="_Hlk135660413"/>
-      <w:r>
-        <w:rPr>
-          <w:rFonts w:ascii="Times New Roman" w:hAnsi="Times New Roman"/>
-          <w:sz w:val="26"/>
-          <w:szCs w:val="26"/>
-        </w:rPr>
+      <w:r>
         <w:t>Đại Diện</w:t>
-      </w:r>
-      <w:r>
-        <w:rPr>
-          <w:rFonts w:ascii="Times New Roman" w:hAnsi="Times New Roman"/>
-          <w:b/>
-          <w:sz w:val="26"/>
-          <w:szCs w:val="26"/>
-        </w:rPr>
         <w:tab/>
-      </w:r>
-      <w:r>
-        <w:rPr>
-          <w:rFonts w:ascii="Times New Roman" w:hAnsi="Times New Roman"/>
-          <w:b/>
-          <w:sz w:val="26"/>
-          <w:szCs w:val="26"/>
-        </w:rPr>
         <w:tab/>
-        <w:t>Ông</w:t>
+        <w:t>Ông/Bà {BenB_TenDaiDien}</w:t>
       </w:r>
     </w:p>
     <w:p>
@@ -817,22 +751,10 @@
         </w:rPr>
       </w:pPr>
       <w:r>
-        <w:rPr>
-          <w:rFonts w:ascii="Times New Roman" w:hAnsi="Times New Roman"/>
-          <w:b/>
-          <w:sz w:val="26"/>
-          <w:szCs w:val="26"/>
-        </w:rPr>
-        <w:t xml:space="preserve">BÊN B: </w:t>
-      </w:r>
-      <w:r>
-        <w:rPr>
-          <w:rFonts w:ascii="Times New Roman" w:hAnsi="Times New Roman"/>
-          <w:b/>
-          <w:sz w:val="26"/>
-          <w:szCs w:val="26"/>
-        </w:rPr>
+        <w:t>BÊN B:</w:t>
         <w:tab/>
+        <w:tab/>
+        <w:t>{BenB_TenChuTiec}</w:t>
       </w:r>
     </w:p>
     <w:p>
@@ -849,31 +771,10 @@
         </w:rPr>
       </w:pPr>
       <w:r>
-        <w:rPr>
-          <w:rFonts w:ascii="Times New Roman" w:hAnsi="Times New Roman"/>
-          <w:sz w:val="26"/>
-          <w:szCs w:val="26"/>
-        </w:rPr>
         <w:t>Đại Diện</w:t>
-      </w:r>
-      <w:r>
-        <w:rPr>
-          <w:rFonts w:ascii="Times New Roman" w:hAnsi="Times New Roman"/>
-          <w:b/>
-          <w:sz w:val="26"/>
-          <w:szCs w:val="26"/>
-        </w:rPr>
         <w:tab/>
-      </w:r>
-      <w:r>
-        <w:rPr>
-          <w:rFonts w:ascii="Times New Roman" w:hAnsi="Times New Roman"/>
-          <w:b/>
-          <w:sz w:val="26"/>
-          <w:szCs w:val="26"/>
-        </w:rPr>
         <w:tab/>
-        <w:t>Ông</w:t>
+        <w:t>Ông/Bà {BenB_TenDaiDien}</w:t>
       </w:r>
     </w:p>
     <w:p>
@@ -889,29 +790,10 @@
         </w:rPr>
       </w:pPr>
       <w:r>
-        <w:rPr>
-          <w:rFonts w:ascii="Times New Roman" w:hAnsi="Times New Roman"/>
-          <w:bCs/>
-          <w:sz w:val="26"/>
-          <w:szCs w:val="26"/>
-        </w:rPr>
         <w:t>Chức Vụ</w:t>
-      </w:r>
-      <w:r>
-        <w:rPr>
-          <w:rFonts w:ascii="Times New Roman" w:hAnsi="Times New Roman"/>
-          <w:sz w:val="26"/>
-          <w:szCs w:val="26"/>
-        </w:rPr>
         <w:tab/>
-      </w:r>
-      <w:r>
-        <w:rPr>
-          <w:rFonts w:ascii="Times New Roman" w:hAnsi="Times New Roman"/>
-          <w:sz w:val="26"/>
-          <w:szCs w:val="26"/>
-        </w:rPr>
         <w:tab/>
+        <w:t>{BenB_ChucVu}</w:t>
       </w:r>
     </w:p>
     <w:p>
@@ -927,28 +809,10 @@
         </w:rPr>
       </w:pPr>
       <w:r>
-        <w:rPr>
-          <w:rFonts w:ascii="Times New Roman" w:hAnsi="Times New Roman"/>
-          <w:sz w:val="26"/>
-          <w:szCs w:val="26"/>
-        </w:rPr>
         <w:t>Địa Chỉ</w:t>
-      </w:r>
-      <w:r>
-        <w:rPr>
-          <w:rFonts w:ascii="Times New Roman" w:hAnsi="Times New Roman"/>
-          <w:sz w:val="26"/>
-          <w:szCs w:val="26"/>
-        </w:rPr>
         <w:tab/>
-      </w:r>
-      <w:r>
-        <w:rPr>
-          <w:rFonts w:ascii="Times New Roman" w:hAnsi="Times New Roman"/>
-          <w:sz w:val="26"/>
-          <w:szCs w:val="26"/>
-        </w:rPr>
         <w:tab/>
+        <w:t>{BenB_DiaChi}</w:t>
       </w:r>
     </w:p>
     <w:p>
@@ -964,28 +828,10 @@
         </w:rPr>
       </w:pPr>
       <w:r>
-        <w:rPr>
-          <w:rFonts w:ascii="Times New Roman" w:hAnsi="Times New Roman"/>
-          <w:sz w:val="26"/>
-          <w:szCs w:val="26"/>
-        </w:rPr>
         <w:t>Điện thoại</w:t>
-      </w:r>
-      <w:r>
-        <w:rPr>
-          <w:rFonts w:ascii="Times New Roman" w:hAnsi="Times New Roman"/>
-          <w:sz w:val="26"/>
-          <w:szCs w:val="26"/>
-        </w:rPr>
         <w:tab/>
-      </w:r>
-      <w:r>
-        <w:rPr>
-          <w:rFonts w:ascii="Times New Roman" w:hAnsi="Times New Roman"/>
-          <w:sz w:val="26"/>
-          <w:szCs w:val="26"/>
-        </w:rPr>
         <w:tab/>
+        <w:t>{BenB_DienThoai}</w:t>
       </w:r>
     </w:p>
     <w:p>
@@ -1001,12 +847,10 @@
         </w:rPr>
       </w:pPr>
       <w:r>
-        <w:rPr>
-          <w:rFonts w:ascii="Times New Roman" w:hAnsi="Times New Roman"/>
-          <w:sz w:val="26"/>
-          <w:szCs w:val="26"/>
-        </w:rPr>
-        <w:t xml:space="preserve">MST </w:t>
+        <w:t>MST</w:t>
+        <w:tab/>
+        <w:tab/>
+        <w:t>{BenB_CCCD}</w:t>
       </w:r>
     </w:p>
     <w:p>
@@ -1785,67 +1629,7 @@
         </w:rPr>
       </w:pPr>
       <w:r>
-        <w:rPr>
-          <w:rFonts w:ascii="Times New Roman" w:eastAsia="SimSun" w:hAnsi="Times New Roman"/>
-          <w:sz w:val="26"/>
-          <w:szCs w:val="26"/>
-          <w:lang w:eastAsia="zh-CN" w:bidi="ar"/>
-        </w:rPr>
-        <w:t>+ Th</w:t>
-      </w:r>
-      <w:r>
-        <w:rPr>
-          <w:rFonts w:ascii="Times New Roman" w:eastAsia="SimSun" w:hAnsi="Times New Roman"/>
-          <w:sz w:val="26"/>
-          <w:szCs w:val="26"/>
-          <w:lang w:eastAsia="zh-CN" w:bidi="ar"/>
-        </w:rPr>
-        <w:t>ờ</w:t>
-      </w:r>
-      <w:r>
-        <w:rPr>
-          <w:rFonts w:ascii="Times New Roman" w:eastAsia="SimSun" w:hAnsi="Times New Roman"/>
-          <w:sz w:val="26"/>
-          <w:szCs w:val="26"/>
-          <w:lang w:eastAsia="zh-CN" w:bidi="ar"/>
-        </w:rPr>
-        <w:t>i gian setup</w:t>
-      </w:r>
-      <w:r>
-        <w:rPr>
-          <w:rFonts w:ascii="Times New Roman" w:eastAsia="SimSun" w:hAnsi="Times New Roman"/>
-          <w:sz w:val="26"/>
-          <w:szCs w:val="26"/>
-          <w:lang w:eastAsia="zh-CN" w:bidi="ar"/>
-        </w:rPr>
-        <w:t xml:space="preserve"> sảnh hội nghị</w:t>
-      </w:r>
-      <w:r>
-        <w:rPr>
-          <w:rFonts w:ascii="Times New Roman" w:eastAsia="SimSun" w:hAnsi="Times New Roman"/>
-          <w:sz w:val="26"/>
-          <w:szCs w:val="26"/>
-          <w:lang w:eastAsia="zh-CN" w:bidi="ar"/>
-        </w:rPr>
-        <w:t>: T</w:t>
-      </w:r>
-      <w:r>
-        <w:rPr>
-          <w:rFonts w:ascii="Times New Roman" w:eastAsia="SimSun" w:hAnsi="Times New Roman"/>
-          <w:sz w:val="26"/>
-          <w:szCs w:val="26"/>
-          <w:lang w:eastAsia="zh-CN" w:bidi="ar"/>
-        </w:rPr>
-        <w:t>ừ</w:t>
-      </w:r>
-      <w:r>
-        <w:rPr>
-          <w:rFonts w:ascii="Times New Roman" w:eastAsia="SimSun" w:hAnsi="Times New Roman"/>
-          <w:sz w:val="26"/>
-          <w:szCs w:val="26"/>
-          <w:lang w:eastAsia="zh-CN" w:bidi="ar"/>
-        </w:rPr>
-        <w:t xml:space="preserve"> 08h00 - 18h00 vào Ngày….tháng….năm</w:t>
+        <w:t>+ Thời gian setup sảnh hội nghị: Từ {SetupBatDau} - {SetupKetThuc} vào Ngày {NgayLapHD} tháng {ThangLapHD} năm {NamLapHD}</w:t>
       </w:r>
     </w:p>
     <w:p>
@@ -1862,85 +1646,7 @@
         </w:rPr>
       </w:pPr>
       <w:r>
-        <w:rPr>
-          <w:rFonts w:ascii="Times New Roman" w:eastAsia="SimSun" w:hAnsi="Times New Roman"/>
-          <w:sz w:val="26"/>
-          <w:szCs w:val="26"/>
-          <w:lang w:eastAsia="zh-CN" w:bidi="ar"/>
-        </w:rPr>
-        <w:t>+ Th</w:t>
-      </w:r>
-      <w:r>
-        <w:rPr>
-          <w:rFonts w:ascii="Times New Roman" w:eastAsia="SimSun" w:hAnsi="Times New Roman"/>
-          <w:sz w:val="26"/>
-          <w:szCs w:val="26"/>
-          <w:lang w:eastAsia="zh-CN" w:bidi="ar"/>
-        </w:rPr>
-        <w:t>ờ</w:t>
-      </w:r>
-      <w:r>
-        <w:rPr>
-          <w:rFonts w:ascii="Times New Roman" w:eastAsia="SimSun" w:hAnsi="Times New Roman"/>
-          <w:sz w:val="26"/>
-          <w:szCs w:val="26"/>
-          <w:lang w:eastAsia="zh-CN" w:bidi="ar"/>
-        </w:rPr>
-        <w:t>i gian di</w:t>
-      </w:r>
-      <w:r>
-        <w:rPr>
-          <w:rFonts w:ascii="Times New Roman" w:eastAsia="SimSun" w:hAnsi="Times New Roman"/>
-          <w:sz w:val="26"/>
-          <w:szCs w:val="26"/>
-          <w:lang w:eastAsia="zh-CN" w:bidi="ar"/>
-        </w:rPr>
-        <w:t>ễ</w:t>
-      </w:r>
-      <w:r>
-        <w:rPr>
-          <w:rFonts w:ascii="Times New Roman" w:eastAsia="SimSun" w:hAnsi="Times New Roman"/>
-          <w:sz w:val="26"/>
-          <w:szCs w:val="26"/>
-          <w:lang w:eastAsia="zh-CN" w:bidi="ar"/>
-        </w:rPr>
-        <w:t xml:space="preserve">n ra </w:t>
-      </w:r>
-      <w:r>
-        <w:rPr>
-          <w:rFonts w:ascii="Times New Roman" w:eastAsia="SimSun" w:hAnsi="Times New Roman"/>
-          <w:sz w:val="26"/>
-          <w:szCs w:val="26"/>
-          <w:lang w:eastAsia="zh-CN" w:bidi="ar"/>
-        </w:rPr>
-        <w:t>hội nghị</w:t>
-      </w:r>
-      <w:r>
-        <w:rPr>
-          <w:rFonts w:ascii="Times New Roman" w:eastAsia="SimSun" w:hAnsi="Times New Roman"/>
-          <w:sz w:val="26"/>
-          <w:szCs w:val="26"/>
-          <w:lang w:eastAsia="zh-CN" w:bidi="ar"/>
-        </w:rPr>
-        <w:t>: T</w:t>
-      </w:r>
-      <w:r>
-        <w:rPr>
-          <w:rFonts w:ascii="Times New Roman" w:eastAsia="SimSun" w:hAnsi="Times New Roman"/>
-          <w:sz w:val="26"/>
-          <w:szCs w:val="26"/>
-          <w:lang w:eastAsia="zh-CN" w:bidi="ar"/>
-        </w:rPr>
-        <w:t>ừ</w:t>
-      </w:r>
-      <w:r>
-        <w:rPr>
-          <w:rFonts w:ascii="Times New Roman" w:eastAsia="SimSun" w:hAnsi="Times New Roman"/>
-          <w:sz w:val="26"/>
-          <w:szCs w:val="26"/>
-          <w:lang w:eastAsia="zh-CN" w:bidi="ar"/>
-        </w:rPr>
-        <w:t xml:space="preserve"> 08h00 - 17h00 vào Ngày….tháng….năm</w:t>
+        <w:t>+ Thời gian diễn ra hội nghị: Từ {Tiec_GioBatDau} - {Tiec_GioKetThuc} vào Ngày {NgayLapHD} tháng {ThangLapHD} năm {NamLapHD}</w:t>
       </w:r>
     </w:p>
     <w:p>
@@ -2231,24 +1937,7 @@
         </w:rPr>
       </w:pPr>
       <w:r>
-        <w:rPr>
-          <w:rFonts w:ascii="Times New Roman" w:hAnsi="Times New Roman"/>
-          <w:i/>
-          <w:sz w:val="26"/>
-          <w:szCs w:val="26"/>
-        </w:rPr>
-        <w:t xml:space="preserve">+ Kích thước sảnh </w:t>
-      </w:r>
-      <w:r>
-        <w:rPr>
-          <w:rFonts w:ascii="Times New Roman" w:hAnsi="Times New Roman"/>
-          <w:b/>
-          <w:bCs/>
-          <w:i/>
-          <w:sz w:val="26"/>
-          <w:szCs w:val="26"/>
-        </w:rPr>
-        <w:t>….:  ….</w:t>
+        <w:t>+ Kích thước sảnh: {Tiec_SanhTiec}</w:t>
       </w:r>
     </w:p>
     <w:p>
@@ -3179,45 +2868,8 @@
             <w:tcW w:w="5134" w:type="dxa"/>
           </w:tcPr>
           <w:p>
-            <w:pPr>
-              <w:shd w:val="clear" w:color="auto" w:fill="FFFFFF" w:themeFill="background1"/>
-              <w:spacing w:line="360" w:lineRule="auto"/>
-              <w:jc w:val="both"/>
-              <w:rPr>
-                <w:rFonts w:ascii="Times New Roman" w:eastAsia="TimesNewRomanPS-BoldMT" w:hAnsi="Times New Roman"/>
-                <w:b/>
-                <w:bCs/>
-                <w:sz w:val="26"/>
-                <w:szCs w:val="26"/>
-                <w:lang w:eastAsia="zh-CN" w:bidi="ar"/>
-              </w:rPr>
-            </w:pPr>
             <w:r>
-              <w:rPr>
-                <w:rFonts w:ascii="Times New Roman" w:eastAsia="SimSun" w:hAnsi="Times New Roman"/>
-                <w:sz w:val="26"/>
-                <w:szCs w:val="26"/>
-                <w:lang w:eastAsia="zh-CN" w:bidi="ar"/>
-              </w:rPr>
-              <w:t>Phí setup s</w:t>
-            </w:r>
-            <w:r>
-              <w:rPr>
-                <w:rFonts w:ascii="Times New Roman" w:eastAsia="SimSun" w:hAnsi="Times New Roman"/>
-                <w:sz w:val="26"/>
-                <w:szCs w:val="26"/>
-                <w:lang w:eastAsia="zh-CN" w:bidi="ar"/>
-              </w:rPr>
-              <w:t>ả</w:t>
-            </w:r>
-            <w:r>
-              <w:rPr>
-                <w:rFonts w:ascii="Times New Roman" w:eastAsia="SimSun" w:hAnsi="Times New Roman"/>
-                <w:sz w:val="26"/>
-                <w:szCs w:val="26"/>
-                <w:lang w:eastAsia="zh-CN" w:bidi="ar"/>
-              </w:rPr>
-              <w:t>nh Lux ABCD</w:t>
+              <w:t>Phí setup sảnh {Tiec_SanhTiec}</w:t>
             </w:r>
           </w:p>
         </w:tc>
@@ -3226,27 +2878,8 @@
             <w:tcW w:w="5001" w:type="dxa"/>
           </w:tcPr>
           <w:p>
-            <w:pPr>
-              <w:shd w:val="clear" w:color="auto" w:fill="FFFFFF" w:themeFill="background1"/>
-              <w:spacing w:line="360" w:lineRule="auto"/>
-              <w:jc w:val="both"/>
-              <w:rPr>
-                <w:rFonts w:ascii="Times New Roman" w:eastAsia="TimesNewRomanPS-BoldMT" w:hAnsi="Times New Roman"/>
-                <w:b/>
-                <w:bCs/>
-                <w:sz w:val="26"/>
-                <w:szCs w:val="26"/>
-                <w:lang w:eastAsia="zh-CN" w:bidi="ar"/>
-              </w:rPr>
-            </w:pPr>
             <w:r>
-              <w:rPr>
-                <w:rFonts w:ascii="Times New Roman" w:eastAsia="SimSun" w:hAnsi="Times New Roman"/>
-                <w:sz w:val="26"/>
-                <w:szCs w:val="26"/>
-                <w:lang w:eastAsia="zh-CN" w:bidi="ar"/>
-              </w:rPr>
-              <w:t>...000.000VNĐ++/ ngày/ sảnh* …. ngày</w:t>
+              <w:t>...000.000VNĐ++/ ngày/ sảnh* {SoNgay} ngày</w:t>
             </w:r>
           </w:p>
         </w:tc>
@@ -3285,25 +2918,8 @@
             <w:tcW w:w="5001" w:type="dxa"/>
           </w:tcPr>
           <w:p>
-            <w:pPr>
-              <w:shd w:val="clear" w:color="auto" w:fill="FFFFFF" w:themeFill="background1"/>
-              <w:spacing w:line="360" w:lineRule="auto"/>
-              <w:jc w:val="both"/>
-              <w:rPr>
-                <w:rFonts w:ascii="Times New Roman" w:eastAsia="SimSun" w:hAnsi="Times New Roman"/>
-                <w:sz w:val="26"/>
-                <w:szCs w:val="26"/>
-                <w:lang w:eastAsia="zh-CN" w:bidi="ar"/>
-              </w:rPr>
-            </w:pPr>
             <w:r>
-              <w:rPr>
-                <w:rFonts w:ascii="Times New Roman" w:eastAsia="SimSun" w:hAnsi="Times New Roman"/>
-                <w:sz w:val="26"/>
-                <w:szCs w:val="26"/>
-                <w:lang w:eastAsia="zh-CN" w:bidi="ar"/>
-              </w:rPr>
-              <w:t>...000.000VNĐ++/ giờ/ sảnh* …. ngày</w:t>
+              <w:t>...000.000VNĐ++/ giờ/ sảnh* {SoNgay} ngày</w:t>
             </w:r>
           </w:p>
         </w:tc>
@@ -3314,43 +2930,8 @@
             <w:tcW w:w="5134" w:type="dxa"/>
           </w:tcPr>
           <w:p>
-            <w:pPr>
-              <w:shd w:val="clear" w:color="auto" w:fill="FFFFFF" w:themeFill="background1"/>
-              <w:spacing w:line="360" w:lineRule="auto"/>
-              <w:jc w:val="both"/>
-              <w:rPr>
-                <w:rFonts w:ascii="Times New Roman" w:eastAsia="SimSun" w:hAnsi="Times New Roman"/>
-                <w:sz w:val="26"/>
-                <w:szCs w:val="26"/>
-                <w:lang w:eastAsia="zh-CN" w:bidi="ar"/>
-              </w:rPr>
-            </w:pPr>
             <w:r>
-              <w:rPr>
-                <w:rFonts w:ascii="Times New Roman" w:eastAsia="SimSun" w:hAnsi="Times New Roman"/>
-                <w:sz w:val="26"/>
-                <w:szCs w:val="26"/>
-                <w:lang w:eastAsia="zh-CN" w:bidi="ar"/>
-              </w:rPr>
-              <w:t>Phí thuê s</w:t>
-            </w:r>
-            <w:r>
-              <w:rPr>
-                <w:rFonts w:ascii="Times New Roman" w:eastAsia="SimSun" w:hAnsi="Times New Roman"/>
-                <w:sz w:val="26"/>
-                <w:szCs w:val="26"/>
-                <w:lang w:eastAsia="zh-CN" w:bidi="ar"/>
-              </w:rPr>
-              <w:t>ả</w:t>
-            </w:r>
-            <w:r>
-              <w:rPr>
-                <w:rFonts w:ascii="Times New Roman" w:eastAsia="SimSun" w:hAnsi="Times New Roman"/>
-                <w:sz w:val="26"/>
-                <w:szCs w:val="26"/>
-                <w:lang w:eastAsia="zh-CN" w:bidi="ar"/>
-              </w:rPr>
-              <w:t>nh Lux ABCD</w:t>
+              <w:t>Phí thuê sảnh {Tiec_SanhTiec}</w:t>
             </w:r>
           </w:p>
         </w:tc>
@@ -3359,25 +2940,8 @@
             <w:tcW w:w="5001" w:type="dxa"/>
           </w:tcPr>
           <w:p>
-            <w:pPr>
-              <w:shd w:val="clear" w:color="auto" w:fill="FFFFFF" w:themeFill="background1"/>
-              <w:spacing w:line="360" w:lineRule="auto"/>
-              <w:jc w:val="both"/>
-              <w:rPr>
-                <w:rFonts w:ascii="Times New Roman" w:eastAsia="SimSun" w:hAnsi="Times New Roman"/>
-                <w:sz w:val="26"/>
-                <w:szCs w:val="26"/>
-                <w:lang w:eastAsia="zh-CN" w:bidi="ar"/>
-              </w:rPr>
-            </w:pPr>
             <w:r>
-              <w:rPr>
-                <w:rFonts w:ascii="Times New Roman" w:eastAsia="SimSun" w:hAnsi="Times New Roman"/>
-                <w:sz w:val="26"/>
-                <w:szCs w:val="26"/>
-                <w:lang w:eastAsia="zh-CN" w:bidi="ar"/>
-              </w:rPr>
-              <w:t>..0.000.000VNĐ++/ ngày/ sảnh * …. ngày</w:t>
+              <w:t>..0.000.000VNĐ++/ ngày/ sảnh * {SoNgay} ngày</w:t>
             </w:r>
           </w:p>
         </w:tc>
@@ -3444,70 +3008,8 @@
             <w:tcW w:w="5134" w:type="dxa"/>
           </w:tcPr>
           <w:p>
-            <w:pPr>
-              <w:shd w:val="clear" w:color="auto" w:fill="FFFFFF" w:themeFill="background1"/>
-              <w:spacing w:line="360" w:lineRule="auto"/>
-              <w:jc w:val="both"/>
-              <w:rPr>
-                <w:rFonts w:ascii="Times New Roman" w:eastAsia="SimSun" w:hAnsi="Times New Roman"/>
-                <w:sz w:val="26"/>
-                <w:szCs w:val="26"/>
-                <w:lang w:eastAsia="zh-CN" w:bidi="ar"/>
-              </w:rPr>
-            </w:pPr>
             <w:r>
-              <w:rPr>
-                <w:rFonts w:ascii="Times New Roman" w:eastAsia="SimSun" w:hAnsi="Times New Roman"/>
-                <w:sz w:val="26"/>
-                <w:szCs w:val="26"/>
-                <w:lang w:eastAsia="zh-CN" w:bidi="ar"/>
-              </w:rPr>
-              <w:t>Công căng</w:t>
-            </w:r>
-            <w:r>
-              <w:rPr>
-                <w:rFonts w:ascii="Times New Roman" w:eastAsia="SimSun" w:hAnsi="Times New Roman"/>
-                <w:sz w:val="26"/>
-                <w:szCs w:val="26"/>
-                <w:lang w:eastAsia="zh-CN" w:bidi="ar"/>
-              </w:rPr>
-              <w:t xml:space="preserve"> backdrop trư</w:t>
-            </w:r>
-            <w:r>
-              <w:rPr>
-                <w:rFonts w:ascii="Times New Roman" w:eastAsia="SimSun" w:hAnsi="Times New Roman"/>
-                <w:sz w:val="26"/>
-                <w:szCs w:val="26"/>
-                <w:lang w:eastAsia="zh-CN" w:bidi="ar"/>
-              </w:rPr>
-              <w:t>ớ</w:t>
-            </w:r>
-            <w:r>
-              <w:rPr>
-                <w:rFonts w:ascii="Times New Roman" w:eastAsia="SimSun" w:hAnsi="Times New Roman"/>
-                <w:sz w:val="26"/>
-                <w:szCs w:val="26"/>
-                <w:lang w:eastAsia="zh-CN" w:bidi="ar"/>
-              </w:rPr>
-              <w:t>c s</w:t>
-            </w:r>
-            <w:r>
-              <w:rPr>
-                <w:rFonts w:ascii="Times New Roman" w:eastAsia="SimSun" w:hAnsi="Times New Roman"/>
-                <w:sz w:val="26"/>
-                <w:szCs w:val="26"/>
-                <w:lang w:eastAsia="zh-CN" w:bidi="ar"/>
-              </w:rPr>
-              <w:t>ả</w:t>
-            </w:r>
-            <w:r>
-              <w:rPr>
-                <w:rFonts w:ascii="Times New Roman" w:eastAsia="SimSun" w:hAnsi="Times New Roman"/>
-                <w:sz w:val="26"/>
-                <w:szCs w:val="26"/>
-                <w:lang w:eastAsia="zh-CN" w:bidi="ar"/>
-              </w:rPr>
-              <w:t>nh 3m*5m</w:t>
+              <w:t>Công căng backdrop trước sảnh {KichThuocBackdrop}</w:t>
             </w:r>
           </w:p>
         </w:tc>
@@ -3516,34 +3018,8 @@
             <w:tcW w:w="5001" w:type="dxa"/>
           </w:tcPr>
           <w:p>
-            <w:pPr>
-              <w:shd w:val="clear" w:color="auto" w:fill="FFFFFF" w:themeFill="background1"/>
-              <w:spacing w:line="360" w:lineRule="auto"/>
-              <w:jc w:val="both"/>
-              <w:rPr>
-                <w:rFonts w:ascii="Times New Roman" w:eastAsia="SimSun" w:hAnsi="Times New Roman"/>
-                <w:sz w:val="26"/>
-                <w:szCs w:val="26"/>
-                <w:lang w:eastAsia="zh-CN" w:bidi="ar"/>
-              </w:rPr>
-            </w:pPr>
             <w:r>
-              <w:rPr>
-                <w:rFonts w:ascii="Times New Roman" w:eastAsia="SimSun" w:hAnsi="Times New Roman"/>
-                <w:sz w:val="26"/>
-                <w:szCs w:val="26"/>
-                <w:lang w:eastAsia="zh-CN" w:bidi="ar"/>
-              </w:rPr>
-              <w:t>1.000.000VNĐ++/</w:t>
-            </w:r>
-            <w:r>
-              <w:rPr>
-                <w:rFonts w:ascii="Times New Roman" w:eastAsia="SimSun" w:hAnsi="Times New Roman"/>
-                <w:sz w:val="26"/>
-                <w:szCs w:val="26"/>
-                <w:lang w:eastAsia="zh-CN" w:bidi="ar"/>
-              </w:rPr>
-              <w:t>cái</w:t>
+              <w:t>{Gia_PhiCangBackdrop}VNĐ++/cái</w:t>
             </w:r>
           </w:p>
         </w:tc>
@@ -3746,25 +3222,7 @@
         </w:rPr>
       </w:pPr>
       <w:r>
-        <w:rPr>
-          <w:rFonts w:ascii="Times New Roman" w:hAnsi="Times New Roman"/>
-          <w:b/>
-          <w:i/>
-          <w:sz w:val="26"/>
-          <w:szCs w:val="26"/>
-        </w:rPr>
-        <w:t xml:space="preserve">Tất cả đơn giá trên chưa bao gồm 5% Phí phục vụ &amp; </w:t>
-      </w:r>
-      <w:r>
-        <w:rPr>
-          <w:rFonts w:ascii="Times New Roman" w:hAnsi="Times New Roman"/>
-          <w:b/>
-          <w:i/>
-          <w:sz w:val="26"/>
-          <w:szCs w:val="26"/>
-          <w:lang w:val="vi-VN"/>
-        </w:rPr>
-        <w:t>thuế GTGT theo quy định nhà nước</w:t>
+        <w:t>Tất cả đơn giá trên chưa bao gồm {MucPhiPhucVu}% Phí phục vụ &amp; thuế GTGT theo quy định nhà nước</w:t>
       </w:r>
     </w:p>
     <w:p>
@@ -4529,191 +3987,7 @@
         </w:rPr>
       </w:pPr>
       <w:r>
-        <w:rPr>
-          <w:rFonts w:ascii="Times New Roman" w:eastAsia="TimesNewRomanPS-BoldMT" w:hAnsi="Times New Roman"/>
-          <w:b/>
-          <w:bCs/>
-          <w:sz w:val="26"/>
-          <w:szCs w:val="26"/>
-          <w:lang w:eastAsia="zh-CN" w:bidi="ar"/>
-        </w:rPr>
-        <w:t>T</w:t>
-      </w:r>
-      <w:r>
-        <w:rPr>
-          <w:rFonts w:ascii="Times New Roman" w:eastAsia="TimesNewRomanPS-BoldMT" w:hAnsi="Times New Roman"/>
-          <w:b/>
-          <w:bCs/>
-          <w:sz w:val="26"/>
-          <w:szCs w:val="26"/>
-          <w:lang w:eastAsia="zh-CN" w:bidi="ar"/>
-        </w:rPr>
-        <w:t>ấ</w:t>
-      </w:r>
-      <w:r>
-        <w:rPr>
-          <w:rFonts w:ascii="Times New Roman" w:eastAsia="TimesNewRomanPS-BoldMT" w:hAnsi="Times New Roman"/>
-          <w:b/>
-          <w:bCs/>
-          <w:sz w:val="26"/>
-          <w:szCs w:val="26"/>
-          <w:lang w:eastAsia="zh-CN" w:bidi="ar"/>
-        </w:rPr>
-        <w:t>t c</w:t>
-      </w:r>
-      <w:r>
-        <w:rPr>
-          <w:rFonts w:ascii="Times New Roman" w:eastAsia="TimesNewRomanPS-BoldMT" w:hAnsi="Times New Roman"/>
-          <w:b/>
-          <w:bCs/>
-          <w:sz w:val="26"/>
-          <w:szCs w:val="26"/>
-          <w:lang w:eastAsia="zh-CN" w:bidi="ar"/>
-        </w:rPr>
-        <w:t>ả</w:t>
-      </w:r>
-      <w:r>
-        <w:rPr>
-          <w:rFonts w:ascii="Times New Roman" w:eastAsia="TimesNewRomanPS-BoldMT" w:hAnsi="Times New Roman"/>
-          <w:b/>
-          <w:bCs/>
-          <w:sz w:val="26"/>
-          <w:szCs w:val="26"/>
-          <w:lang w:eastAsia="zh-CN" w:bidi="ar"/>
-        </w:rPr>
-        <w:t xml:space="preserve"> giá trên chưa bao g</w:t>
-      </w:r>
-      <w:r>
-        <w:rPr>
-          <w:rFonts w:ascii="Times New Roman" w:eastAsia="TimesNewRomanPS-BoldMT" w:hAnsi="Times New Roman"/>
-          <w:b/>
-          <w:bCs/>
-          <w:sz w:val="26"/>
-          <w:szCs w:val="26"/>
-          <w:lang w:eastAsia="zh-CN" w:bidi="ar"/>
-        </w:rPr>
-        <w:t>ồ</w:t>
-      </w:r>
-      <w:r>
-        <w:rPr>
-          <w:rFonts w:ascii="Times New Roman" w:eastAsia="TimesNewRomanPS-BoldMT" w:hAnsi="Times New Roman"/>
-          <w:b/>
-          <w:bCs/>
-          <w:sz w:val="26"/>
-          <w:szCs w:val="26"/>
-          <w:lang w:eastAsia="zh-CN" w:bidi="ar"/>
-        </w:rPr>
-        <w:t>m 5% Phí ph</w:t>
-      </w:r>
-      <w:r>
-        <w:rPr>
-          <w:rFonts w:ascii="Times New Roman" w:eastAsia="TimesNewRomanPS-BoldMT" w:hAnsi="Times New Roman"/>
-          <w:b/>
-          <w:bCs/>
-          <w:sz w:val="26"/>
-          <w:szCs w:val="26"/>
-          <w:lang w:eastAsia="zh-CN" w:bidi="ar"/>
-        </w:rPr>
-        <w:t>ụ</w:t>
-      </w:r>
-      <w:r>
-        <w:rPr>
-          <w:rFonts w:ascii="Times New Roman" w:eastAsia="TimesNewRomanPS-BoldMT" w:hAnsi="Times New Roman"/>
-          <w:b/>
-          <w:bCs/>
-          <w:sz w:val="26"/>
-          <w:szCs w:val="26"/>
-          <w:lang w:eastAsia="zh-CN" w:bidi="ar"/>
-        </w:rPr>
-        <w:t>c v</w:t>
-      </w:r>
-      <w:r>
-        <w:rPr>
-          <w:rFonts w:ascii="Times New Roman" w:eastAsia="TimesNewRomanPS-BoldMT" w:hAnsi="Times New Roman"/>
-          <w:b/>
-          <w:bCs/>
-          <w:sz w:val="26"/>
-          <w:szCs w:val="26"/>
-          <w:lang w:eastAsia="zh-CN" w:bidi="ar"/>
-        </w:rPr>
-        <w:t>ụ</w:t>
-      </w:r>
-      <w:r>
-        <w:rPr>
-          <w:rFonts w:ascii="Times New Roman" w:eastAsia="TimesNewRomanPS-BoldMT" w:hAnsi="Times New Roman"/>
-          <w:b/>
-          <w:bCs/>
-          <w:sz w:val="26"/>
-          <w:szCs w:val="26"/>
-          <w:lang w:eastAsia="zh-CN" w:bidi="ar"/>
-        </w:rPr>
-        <w:t xml:space="preserve"> &amp; thu</w:t>
-      </w:r>
-      <w:r>
-        <w:rPr>
-          <w:rFonts w:ascii="Times New Roman" w:eastAsia="TimesNewRomanPS-BoldMT" w:hAnsi="Times New Roman"/>
-          <w:b/>
-          <w:bCs/>
-          <w:sz w:val="26"/>
-          <w:szCs w:val="26"/>
-          <w:lang w:eastAsia="zh-CN" w:bidi="ar"/>
-        </w:rPr>
-        <w:t>ế</w:t>
-      </w:r>
-      <w:r>
-        <w:rPr>
-          <w:rFonts w:ascii="Times New Roman" w:eastAsia="TimesNewRomanPS-BoldMT" w:hAnsi="Times New Roman"/>
-          <w:b/>
-          <w:bCs/>
-          <w:sz w:val="26"/>
-          <w:szCs w:val="26"/>
-          <w:lang w:eastAsia="zh-CN" w:bidi="ar"/>
-        </w:rPr>
-        <w:t xml:space="preserve"> GTGT theo quy đ</w:t>
-      </w:r>
-      <w:r>
-        <w:rPr>
-          <w:rFonts w:ascii="Times New Roman" w:eastAsia="TimesNewRomanPS-BoldMT" w:hAnsi="Times New Roman"/>
-          <w:b/>
-          <w:bCs/>
-          <w:sz w:val="26"/>
-          <w:szCs w:val="26"/>
-          <w:lang w:eastAsia="zh-CN" w:bidi="ar"/>
-        </w:rPr>
-        <w:t>ị</w:t>
-      </w:r>
-      <w:r>
-        <w:rPr>
-          <w:rFonts w:ascii="Times New Roman" w:eastAsia="TimesNewRomanPS-BoldMT" w:hAnsi="Times New Roman"/>
-          <w:b/>
-          <w:bCs/>
-          <w:sz w:val="26"/>
-          <w:szCs w:val="26"/>
-          <w:lang w:eastAsia="zh-CN" w:bidi="ar"/>
-        </w:rPr>
-        <w:t>nh nhà nư</w:t>
-      </w:r>
-      <w:r>
-        <w:rPr>
-          <w:rFonts w:ascii="Times New Roman" w:eastAsia="TimesNewRomanPS-BoldMT" w:hAnsi="Times New Roman"/>
-          <w:b/>
-          <w:bCs/>
-          <w:sz w:val="26"/>
-          <w:szCs w:val="26"/>
-          <w:lang w:eastAsia="zh-CN" w:bidi="ar"/>
-        </w:rPr>
-        <w:t>ớ</w:t>
-      </w:r>
-      <w:r>
-        <w:rPr>
-          <w:rFonts w:ascii="Times New Roman" w:eastAsia="TimesNewRomanPS-BoldMT" w:hAnsi="Times New Roman"/>
-          <w:b/>
-          <w:bCs/>
-          <w:sz w:val="26"/>
-          <w:szCs w:val="26"/>
-          <w:lang w:eastAsia="zh-CN" w:bidi="ar"/>
-        </w:rPr>
-        <w:t xml:space="preserve">c </w:t>
+        <w:t xml:space="preserve">Tất cả giá trên chưa bao gồm {MucPhiPhucVu}% Phí phục vụ &amp; thuế GTGT theo quy định nhà nước </w:t>
       </w:r>
     </w:p>
     <w:p>
@@ -5233,83 +4507,6 @@
       </w:tr>
       <w:tr>
         <w:trPr>
-          <w:trHeight w:val="560"/>
-        </w:trPr>
-        <w:tc>
-          <w:tcPr>
-            <w:tcW w:w="10836" w:type="dxa"/>
-            <w:gridSpan w:val="8"/>
-            <w:vAlign w:val="center"/>
-          </w:tcPr>
-          <w:p>
-            <w:pPr>
-              <w:shd w:val="clear" w:color="auto" w:fill="FFFFFF" w:themeFill="background1"/>
-              <w:spacing w:line="312" w:lineRule="auto"/>
-              <w:ind w:leftChars="100" w:left="320"/>
-              <w:jc w:val="both"/>
-              <w:rPr>
-                <w:rFonts w:ascii="Times New Roman" w:hAnsi="Times New Roman"/>
-                <w:b/>
-                <w:bCs/>
-                <w:sz w:val="24"/>
-                <w:szCs w:val="24"/>
-              </w:rPr>
-            </w:pPr>
-            <w:r>
-              <w:rPr>
-                <w:rFonts w:ascii="Times New Roman" w:hAnsi="Times New Roman"/>
-                <w:b/>
-                <w:bCs/>
-                <w:sz w:val="24"/>
-                <w:szCs w:val="24"/>
-              </w:rPr>
-              <w:t>Ngày…..-Setup</w:t>
-            </w:r>
-            <w:r>
-              <w:rPr>
-                <w:rFonts w:ascii="Times New Roman" w:hAnsi="Times New Roman"/>
-                <w:b/>
-                <w:bCs/>
-                <w:sz w:val="24"/>
-                <w:szCs w:val="24"/>
-              </w:rPr>
-              <w:t>, reahea</w:t>
-            </w:r>
-            <w:r>
-              <w:rPr>
-                <w:rFonts w:ascii="Times New Roman" w:hAnsi="Times New Roman"/>
-                <w:b/>
-                <w:bCs/>
-                <w:sz w:val="24"/>
-                <w:szCs w:val="24"/>
-              </w:rPr>
-              <w:t>rsal</w:t>
-            </w:r>
-            <w:r>
-              <w:rPr>
-                <w:rFonts w:ascii="Times New Roman" w:hAnsi="Times New Roman"/>
-                <w:b/>
-                <w:bCs/>
-                <w:sz w:val="24"/>
-                <w:szCs w:val="24"/>
-              </w:rPr>
-              <w:t xml:space="preserve"> sảnh</w:t>
-            </w:r>
-            <w:r>
-              <w:rPr>
-                <w:rFonts w:ascii="Times New Roman" w:hAnsi="Times New Roman"/>
-                <w:b/>
-                <w:bCs/>
-                <w:sz w:val="24"/>
-                <w:szCs w:val="24"/>
-              </w:rPr>
-              <w:t>….</w:t>
-            </w:r>
-          </w:p>
-        </w:tc>
-      </w:tr>
-      <w:tr>
-        <w:trPr>
           <w:trHeight w:val="1057"/>
         </w:trPr>
         <w:tc>
@@ -5318,43 +4515,8 @@
             <w:vAlign w:val="center"/>
           </w:tcPr>
           <w:p>
-            <w:pPr>
-              <w:shd w:val="clear" w:color="auto" w:fill="FFFFFF" w:themeFill="background1"/>
-              <w:spacing w:line="312" w:lineRule="auto"/>
-              <w:ind w:leftChars="100" w:left="320"/>
-              <w:jc w:val="both"/>
-              <w:rPr>
-                <w:rFonts w:ascii="Times New Roman" w:hAnsi="Times New Roman"/>
-                <w:b/>
-                <w:bCs/>
-                <w:sz w:val="24"/>
-                <w:szCs w:val="24"/>
-              </w:rPr>
-            </w:pPr>
-          </w:p>
-          <w:p>
-            <w:pPr>
-              <w:shd w:val="clear" w:color="auto" w:fill="FFFFFF" w:themeFill="background1"/>
-              <w:spacing w:line="312" w:lineRule="auto"/>
-              <w:ind w:leftChars="100" w:left="320"/>
-              <w:jc w:val="both"/>
-              <w:rPr>
-                <w:rFonts w:ascii="Times New Roman" w:hAnsi="Times New Roman"/>
-                <w:b/>
-                <w:bCs/>
-                <w:sz w:val="24"/>
-                <w:szCs w:val="24"/>
-              </w:rPr>
-            </w:pPr>
             <w:r>
-              <w:rPr>
-                <w:rFonts w:ascii="Times New Roman" w:hAnsi="Times New Roman"/>
-                <w:b/>
-                <w:bCs/>
-                <w:sz w:val="24"/>
-                <w:szCs w:val="24"/>
-              </w:rPr>
-              <w:t>1.</w:t>
+              <w:t>{#DichVuBaoGia}{STT}</w:t>
             </w:r>
           </w:p>
         </w:tc>
@@ -5365,31 +4527,8 @@
             <w:vAlign w:val="center"/>
           </w:tcPr>
           <w:p>
-            <w:pPr>
-              <w:shd w:val="clear" w:color="auto" w:fill="FFFFFF" w:themeFill="background1"/>
-              <w:spacing w:line="312" w:lineRule="auto"/>
-              <w:jc w:val="both"/>
-              <w:rPr>
-                <w:rFonts w:ascii="Times New Roman" w:hAnsi="Times New Roman"/>
-                <w:sz w:val="24"/>
-                <w:szCs w:val="24"/>
-              </w:rPr>
-            </w:pPr>
             <w:r>
-              <w:rPr>
-                <w:rFonts w:ascii="Times New Roman" w:hAnsi="Times New Roman"/>
-                <w:sz w:val="24"/>
-                <w:szCs w:val="24"/>
-              </w:rPr>
-              <w:t>Phí setup sảnh</w:t>
-            </w:r>
-            <w:r>
-              <w:rPr>
-                <w:rFonts w:ascii="Times New Roman" w:hAnsi="Times New Roman"/>
-                <w:sz w:val="24"/>
-                <w:szCs w:val="24"/>
-              </w:rPr>
-              <w:t>….</w:t>
+              <w:t>{TenDV}</w:t>
             </w:r>
           </w:p>
         </w:tc>
@@ -5399,24 +4538,8 @@
             <w:vAlign w:val="center"/>
           </w:tcPr>
           <w:p>
-            <w:pPr>
-              <w:shd w:val="clear" w:color="auto" w:fill="FFFFFF" w:themeFill="background1"/>
-              <w:spacing w:line="312" w:lineRule="auto"/>
-              <w:ind w:leftChars="100" w:left="320"/>
-              <w:jc w:val="both"/>
-              <w:rPr>
-                <w:rFonts w:ascii="Times New Roman" w:hAnsi="Times New Roman"/>
-                <w:sz w:val="24"/>
-                <w:szCs w:val="24"/>
-              </w:rPr>
-            </w:pPr>
             <w:r>
-              <w:rPr>
-                <w:rFonts w:ascii="Times New Roman" w:hAnsi="Times New Roman"/>
-                <w:sz w:val="24"/>
-                <w:szCs w:val="24"/>
-              </w:rPr>
-              <w:t>08h00 - 18h00</w:t>
+              <w:t>{NoiDung}</w:t>
             </w:r>
           </w:p>
         </w:tc>
@@ -5426,23 +4549,8 @@
             <w:vAlign w:val="center"/>
           </w:tcPr>
           <w:p>
-            <w:pPr>
-              <w:shd w:val="clear" w:color="auto" w:fill="FFFFFF" w:themeFill="background1"/>
-              <w:spacing w:line="312" w:lineRule="auto"/>
-              <w:jc w:val="both"/>
-              <w:rPr>
-                <w:rFonts w:ascii="Times New Roman" w:hAnsi="Times New Roman"/>
-                <w:sz w:val="24"/>
-                <w:szCs w:val="24"/>
-              </w:rPr>
-            </w:pPr>
             <w:r>
-              <w:rPr>
-                <w:rFonts w:ascii="Times New Roman" w:hAnsi="Times New Roman"/>
-                <w:sz w:val="24"/>
-                <w:szCs w:val="24"/>
-              </w:rPr>
-              <w:t xml:space="preserve"> ngày</w:t>
+              <w:t>{DVT}</w:t>
             </w:r>
           </w:p>
         </w:tc>
@@ -5452,24 +4560,8 @@
             <w:vAlign w:val="center"/>
           </w:tcPr>
           <w:p>
-            <w:pPr>
-              <w:shd w:val="clear" w:color="auto" w:fill="FFFFFF" w:themeFill="background1"/>
-              <w:spacing w:line="312" w:lineRule="auto"/>
-              <w:ind w:leftChars="100" w:left="320"/>
-              <w:jc w:val="both"/>
-              <w:rPr>
-                <w:rFonts w:ascii="Times New Roman" w:hAnsi="Times New Roman"/>
-                <w:sz w:val="24"/>
-                <w:szCs w:val="24"/>
-              </w:rPr>
-            </w:pPr>
             <w:r>
-              <w:rPr>
-                <w:rFonts w:ascii="Times New Roman" w:hAnsi="Times New Roman"/>
-                <w:sz w:val="24"/>
-                <w:szCs w:val="24"/>
-              </w:rPr>
-              <w:t>1</w:t>
+              <w:t>{SL}</w:t>
             </w:r>
           </w:p>
         </w:tc>
@@ -5479,17 +4571,9 @@
             <w:vAlign w:val="center"/>
           </w:tcPr>
           <w:p>
-            <w:pPr>
-              <w:shd w:val="clear" w:color="auto" w:fill="FFFFFF" w:themeFill="background1"/>
-              <w:spacing w:line="312" w:lineRule="auto"/>
-              <w:ind w:leftChars="100" w:left="320"/>
-              <w:jc w:val="both"/>
-              <w:rPr>
-                <w:rFonts w:ascii="Times New Roman" w:hAnsi="Times New Roman"/>
-                <w:sz w:val="24"/>
-                <w:szCs w:val="24"/>
-              </w:rPr>
-            </w:pPr>
+            <w:r>
+              <w:t>{DonGia}</w:t>
+            </w:r>
           </w:p>
         </w:tc>
         <w:tc>
@@ -5498,17 +4582,9 @@
             <w:vAlign w:val="center"/>
           </w:tcPr>
           <w:p>
-            <w:pPr>
-              <w:shd w:val="clear" w:color="auto" w:fill="FFFFFF" w:themeFill="background1"/>
-              <w:spacing w:line="312" w:lineRule="auto"/>
-              <w:ind w:leftChars="100" w:left="320"/>
-              <w:jc w:val="both"/>
-              <w:rPr>
-                <w:rFonts w:ascii="Times New Roman" w:hAnsi="Times New Roman"/>
-                <w:sz w:val="24"/>
-                <w:szCs w:val="24"/>
-              </w:rPr>
-            </w:pPr>
+            <w:r>
+              <w:t>{UuDai}</w:t>
+            </w:r>
           </w:p>
         </w:tc>
         <w:tc>
@@ -5517,891 +4593,9 @@
             <w:vAlign w:val="center"/>
           </w:tcPr>
           <w:p>
-            <w:pPr>
-              <w:shd w:val="clear" w:color="auto" w:fill="FFFFFF" w:themeFill="background1"/>
-              <w:spacing w:line="312" w:lineRule="auto"/>
-              <w:ind w:leftChars="100" w:left="320"/>
-              <w:jc w:val="both"/>
-              <w:rPr>
-                <w:rFonts w:ascii="Times New Roman" w:hAnsi="Times New Roman"/>
-                <w:sz w:val="24"/>
-                <w:szCs w:val="24"/>
-              </w:rPr>
-            </w:pPr>
-          </w:p>
-        </w:tc>
-      </w:tr>
-      <w:tr>
-        <w:trPr>
-          <w:trHeight w:val="1057"/>
-        </w:trPr>
-        <w:tc>
-          <w:tcPr>
-            <w:tcW w:w="1124" w:type="dxa"/>
-            <w:vAlign w:val="center"/>
-          </w:tcPr>
-          <w:p>
-            <w:pPr>
-              <w:shd w:val="clear" w:color="auto" w:fill="FFFFFF" w:themeFill="background1"/>
-              <w:spacing w:line="312" w:lineRule="auto"/>
-              <w:ind w:leftChars="100" w:left="320"/>
-              <w:jc w:val="both"/>
-              <w:rPr>
-                <w:rFonts w:ascii="Times New Roman" w:hAnsi="Times New Roman"/>
-                <w:b/>
-                <w:bCs/>
-                <w:sz w:val="24"/>
-                <w:szCs w:val="24"/>
-              </w:rPr>
-            </w:pPr>
             <w:r>
-              <w:rPr>
-                <w:rFonts w:ascii="Times New Roman" w:hAnsi="Times New Roman"/>
-                <w:b/>
-                <w:bCs/>
-                <w:sz w:val="24"/>
-                <w:szCs w:val="24"/>
-              </w:rPr>
-              <w:t>2.</w:t>
+              <w:t>{ThanhTien}{/DichVuBaoGia}</w:t>
             </w:r>
-          </w:p>
-        </w:tc>
-        <w:tc>
-          <w:tcPr>
-            <w:tcW w:w="1496" w:type="dxa"/>
-            <w:noWrap/>
-            <w:vAlign w:val="center"/>
-          </w:tcPr>
-          <w:p>
-            <w:pPr>
-              <w:shd w:val="clear" w:color="auto" w:fill="FFFFFF" w:themeFill="background1"/>
-              <w:spacing w:line="312" w:lineRule="auto"/>
-              <w:jc w:val="both"/>
-              <w:rPr>
-                <w:rFonts w:ascii="Times New Roman" w:hAnsi="Times New Roman"/>
-                <w:sz w:val="24"/>
-                <w:szCs w:val="24"/>
-              </w:rPr>
-            </w:pPr>
-            <w:r>
-              <w:rPr>
-                <w:rFonts w:ascii="Times New Roman" w:hAnsi="Times New Roman"/>
-                <w:sz w:val="24"/>
-                <w:szCs w:val="24"/>
-              </w:rPr>
-              <w:t>Phí reahearsal có âm thanh + Led, không máy lạnh</w:t>
-            </w:r>
-          </w:p>
-        </w:tc>
-        <w:tc>
-          <w:tcPr>
-            <w:tcW w:w="1444" w:type="dxa"/>
-            <w:vAlign w:val="center"/>
-          </w:tcPr>
-          <w:p>
-            <w:pPr>
-              <w:shd w:val="clear" w:color="auto" w:fill="FFFFFF" w:themeFill="background1"/>
-              <w:spacing w:line="312" w:lineRule="auto"/>
-              <w:jc w:val="both"/>
-              <w:rPr>
-                <w:rFonts w:ascii="Times New Roman" w:hAnsi="Times New Roman"/>
-                <w:sz w:val="24"/>
-                <w:szCs w:val="24"/>
-              </w:rPr>
-            </w:pPr>
-            <w:r>
-              <w:rPr>
-                <w:rFonts w:ascii="Times New Roman" w:hAnsi="Times New Roman"/>
-                <w:sz w:val="24"/>
-                <w:szCs w:val="24"/>
-              </w:rPr>
-              <w:t>08h00 - 18h00</w:t>
-            </w:r>
-          </w:p>
-        </w:tc>
-        <w:tc>
-          <w:tcPr>
-            <w:tcW w:w="1008" w:type="dxa"/>
-            <w:vAlign w:val="center"/>
-          </w:tcPr>
-          <w:p>
-            <w:pPr>
-              <w:shd w:val="clear" w:color="auto" w:fill="FFFFFF" w:themeFill="background1"/>
-              <w:spacing w:line="312" w:lineRule="auto"/>
-              <w:jc w:val="both"/>
-              <w:rPr>
-                <w:rFonts w:ascii="Times New Roman" w:hAnsi="Times New Roman"/>
-                <w:sz w:val="24"/>
-                <w:szCs w:val="24"/>
-              </w:rPr>
-            </w:pPr>
-            <w:r>
-              <w:rPr>
-                <w:rFonts w:ascii="Times New Roman" w:hAnsi="Times New Roman"/>
-                <w:sz w:val="24"/>
-                <w:szCs w:val="24"/>
-              </w:rPr>
-              <w:t>Giờ</w:t>
-            </w:r>
-          </w:p>
-        </w:tc>
-        <w:tc>
-          <w:tcPr>
-            <w:tcW w:w="876" w:type="dxa"/>
-            <w:vAlign w:val="center"/>
-          </w:tcPr>
-          <w:p>
-            <w:pPr>
-              <w:shd w:val="clear" w:color="auto" w:fill="FFFFFF" w:themeFill="background1"/>
-              <w:spacing w:line="312" w:lineRule="auto"/>
-              <w:ind w:leftChars="100" w:left="320"/>
-              <w:jc w:val="both"/>
-              <w:rPr>
-                <w:rFonts w:ascii="Times New Roman" w:hAnsi="Times New Roman"/>
-                <w:sz w:val="24"/>
-                <w:szCs w:val="24"/>
-              </w:rPr>
-            </w:pPr>
-            <w:r>
-              <w:rPr>
-                <w:rFonts w:ascii="Times New Roman" w:hAnsi="Times New Roman"/>
-                <w:sz w:val="24"/>
-                <w:szCs w:val="24"/>
-              </w:rPr>
-              <w:t>1</w:t>
-            </w:r>
-          </w:p>
-        </w:tc>
-        <w:tc>
-          <w:tcPr>
-            <w:tcW w:w="1560" w:type="dxa"/>
-            <w:vAlign w:val="center"/>
-          </w:tcPr>
-          <w:p>
-            <w:pPr>
-              <w:shd w:val="clear" w:color="auto" w:fill="FFFFFF" w:themeFill="background1"/>
-              <w:spacing w:line="312" w:lineRule="auto"/>
-              <w:ind w:leftChars="100" w:left="320"/>
-              <w:jc w:val="both"/>
-              <w:rPr>
-                <w:rFonts w:ascii="Times New Roman" w:hAnsi="Times New Roman"/>
-                <w:sz w:val="24"/>
-                <w:szCs w:val="24"/>
-              </w:rPr>
-            </w:pPr>
-          </w:p>
-        </w:tc>
-        <w:tc>
-          <w:tcPr>
-            <w:tcW w:w="1452" w:type="dxa"/>
-            <w:vAlign w:val="center"/>
-          </w:tcPr>
-          <w:p>
-            <w:pPr>
-              <w:shd w:val="clear" w:color="auto" w:fill="FFFFFF" w:themeFill="background1"/>
-              <w:spacing w:line="312" w:lineRule="auto"/>
-              <w:ind w:leftChars="100" w:left="320"/>
-              <w:jc w:val="both"/>
-              <w:rPr>
-                <w:rFonts w:ascii="Times New Roman" w:hAnsi="Times New Roman"/>
-                <w:sz w:val="24"/>
-                <w:szCs w:val="24"/>
-              </w:rPr>
-            </w:pPr>
-          </w:p>
-        </w:tc>
-        <w:tc>
-          <w:tcPr>
-            <w:tcW w:w="1876" w:type="dxa"/>
-            <w:vAlign w:val="center"/>
-          </w:tcPr>
-          <w:p>
-            <w:pPr>
-              <w:shd w:val="clear" w:color="auto" w:fill="FFFFFF" w:themeFill="background1"/>
-              <w:spacing w:line="312" w:lineRule="auto"/>
-              <w:ind w:leftChars="100" w:left="320"/>
-              <w:jc w:val="both"/>
-              <w:rPr>
-                <w:rFonts w:ascii="Times New Roman" w:hAnsi="Times New Roman"/>
-                <w:sz w:val="24"/>
-                <w:szCs w:val="24"/>
-              </w:rPr>
-            </w:pPr>
-          </w:p>
-        </w:tc>
-      </w:tr>
-      <w:tr>
-        <w:trPr>
-          <w:trHeight w:val="715"/>
-        </w:trPr>
-        <w:tc>
-          <w:tcPr>
-            <w:tcW w:w="1124" w:type="dxa"/>
-            <w:vAlign w:val="center"/>
-          </w:tcPr>
-          <w:p>
-            <w:pPr>
-              <w:shd w:val="clear" w:color="auto" w:fill="FFFFFF" w:themeFill="background1"/>
-              <w:spacing w:line="312" w:lineRule="auto"/>
-              <w:ind w:leftChars="100" w:left="320"/>
-              <w:jc w:val="both"/>
-              <w:rPr>
-                <w:rFonts w:ascii="Times New Roman" w:hAnsi="Times New Roman"/>
-                <w:b/>
-                <w:bCs/>
-                <w:sz w:val="24"/>
-                <w:szCs w:val="24"/>
-              </w:rPr>
-            </w:pPr>
-          </w:p>
-          <w:p>
-            <w:pPr>
-              <w:shd w:val="clear" w:color="auto" w:fill="FFFFFF" w:themeFill="background1"/>
-              <w:spacing w:line="312" w:lineRule="auto"/>
-              <w:ind w:leftChars="100" w:left="320"/>
-              <w:jc w:val="both"/>
-              <w:rPr>
-                <w:rFonts w:ascii="Times New Roman" w:hAnsi="Times New Roman"/>
-                <w:b/>
-                <w:bCs/>
-                <w:sz w:val="24"/>
-                <w:szCs w:val="24"/>
-              </w:rPr>
-            </w:pPr>
-            <w:r>
-              <w:rPr>
-                <w:rFonts w:ascii="Times New Roman" w:hAnsi="Times New Roman"/>
-                <w:b/>
-                <w:bCs/>
-                <w:sz w:val="24"/>
-                <w:szCs w:val="24"/>
-              </w:rPr>
-              <w:t>3.</w:t>
-            </w:r>
-          </w:p>
-        </w:tc>
-        <w:tc>
-          <w:tcPr>
-            <w:tcW w:w="1496" w:type="dxa"/>
-            <w:vAlign w:val="center"/>
-          </w:tcPr>
-          <w:p>
-            <w:pPr>
-              <w:shd w:val="clear" w:color="auto" w:fill="FFFFFF" w:themeFill="background1"/>
-              <w:spacing w:line="312" w:lineRule="auto"/>
-              <w:jc w:val="both"/>
-              <w:rPr>
-                <w:rFonts w:ascii="Times New Roman" w:hAnsi="Times New Roman"/>
-                <w:sz w:val="24"/>
-                <w:szCs w:val="24"/>
-              </w:rPr>
-            </w:pPr>
-            <w:r>
-              <w:rPr>
-                <w:rFonts w:ascii="Times New Roman" w:hAnsi="Times New Roman"/>
-                <w:sz w:val="24"/>
-                <w:szCs w:val="24"/>
-              </w:rPr>
-              <w:t xml:space="preserve">Công căng backdrop </w:t>
-            </w:r>
-          </w:p>
-        </w:tc>
-        <w:tc>
-          <w:tcPr>
-            <w:tcW w:w="1444" w:type="dxa"/>
-            <w:vAlign w:val="center"/>
-          </w:tcPr>
-          <w:p>
-            <w:pPr>
-              <w:shd w:val="clear" w:color="auto" w:fill="FFFFFF" w:themeFill="background1"/>
-              <w:spacing w:line="312" w:lineRule="auto"/>
-              <w:ind w:leftChars="100" w:left="320"/>
-              <w:jc w:val="both"/>
-              <w:rPr>
-                <w:rFonts w:ascii="Times New Roman" w:hAnsi="Times New Roman"/>
-                <w:sz w:val="24"/>
-                <w:szCs w:val="24"/>
-              </w:rPr>
-            </w:pPr>
-          </w:p>
-        </w:tc>
-        <w:tc>
-          <w:tcPr>
-            <w:tcW w:w="1008" w:type="dxa"/>
-            <w:vAlign w:val="center"/>
-          </w:tcPr>
-          <w:p>
-            <w:pPr>
-              <w:shd w:val="clear" w:color="auto" w:fill="FFFFFF" w:themeFill="background1"/>
-              <w:spacing w:line="312" w:lineRule="auto"/>
-              <w:jc w:val="both"/>
-              <w:rPr>
-                <w:rFonts w:ascii="Times New Roman" w:hAnsi="Times New Roman"/>
-                <w:sz w:val="24"/>
-                <w:szCs w:val="24"/>
-              </w:rPr>
-            </w:pPr>
-            <w:r>
-              <w:rPr>
-                <w:rFonts w:ascii="Times New Roman" w:hAnsi="Times New Roman"/>
-                <w:sz w:val="24"/>
-                <w:szCs w:val="24"/>
-              </w:rPr>
-              <w:t>tấm</w:t>
-            </w:r>
-          </w:p>
-        </w:tc>
-        <w:tc>
-          <w:tcPr>
-            <w:tcW w:w="876" w:type="dxa"/>
-            <w:vAlign w:val="center"/>
-          </w:tcPr>
-          <w:p>
-            <w:pPr>
-              <w:shd w:val="clear" w:color="auto" w:fill="FFFFFF" w:themeFill="background1"/>
-              <w:spacing w:line="312" w:lineRule="auto"/>
-              <w:ind w:leftChars="100" w:left="320"/>
-              <w:jc w:val="both"/>
-              <w:rPr>
-                <w:rFonts w:ascii="Times New Roman" w:hAnsi="Times New Roman"/>
-                <w:sz w:val="24"/>
-                <w:szCs w:val="24"/>
-              </w:rPr>
-            </w:pPr>
-            <w:r>
-              <w:rPr>
-                <w:rFonts w:ascii="Times New Roman" w:hAnsi="Times New Roman"/>
-                <w:sz w:val="24"/>
-                <w:szCs w:val="24"/>
-              </w:rPr>
-              <w:t>1</w:t>
-            </w:r>
-          </w:p>
-        </w:tc>
-        <w:tc>
-          <w:tcPr>
-            <w:tcW w:w="1560" w:type="dxa"/>
-            <w:vAlign w:val="center"/>
-          </w:tcPr>
-          <w:p>
-            <w:pPr>
-              <w:shd w:val="clear" w:color="auto" w:fill="FFFFFF" w:themeFill="background1"/>
-              <w:spacing w:line="312" w:lineRule="auto"/>
-              <w:ind w:leftChars="100" w:left="320"/>
-              <w:jc w:val="both"/>
-              <w:rPr>
-                <w:rFonts w:ascii="Times New Roman" w:hAnsi="Times New Roman"/>
-                <w:sz w:val="24"/>
-                <w:szCs w:val="24"/>
-              </w:rPr>
-            </w:pPr>
-          </w:p>
-        </w:tc>
-        <w:tc>
-          <w:tcPr>
-            <w:tcW w:w="1452" w:type="dxa"/>
-            <w:vAlign w:val="center"/>
-          </w:tcPr>
-          <w:p>
-            <w:pPr>
-              <w:shd w:val="clear" w:color="auto" w:fill="FFFFFF" w:themeFill="background1"/>
-              <w:spacing w:line="312" w:lineRule="auto"/>
-              <w:ind w:leftChars="100" w:left="320"/>
-              <w:jc w:val="both"/>
-              <w:rPr>
-                <w:rFonts w:ascii="Times New Roman" w:hAnsi="Times New Roman"/>
-                <w:sz w:val="24"/>
-                <w:szCs w:val="24"/>
-              </w:rPr>
-            </w:pPr>
-          </w:p>
-        </w:tc>
-        <w:tc>
-          <w:tcPr>
-            <w:tcW w:w="1876" w:type="dxa"/>
-            <w:vAlign w:val="center"/>
-          </w:tcPr>
-          <w:p>
-            <w:pPr>
-              <w:shd w:val="clear" w:color="auto" w:fill="FFFFFF" w:themeFill="background1"/>
-              <w:spacing w:line="312" w:lineRule="auto"/>
-              <w:ind w:leftChars="100" w:left="320"/>
-              <w:jc w:val="both"/>
-              <w:rPr>
-                <w:rFonts w:ascii="Times New Roman" w:hAnsi="Times New Roman"/>
-                <w:sz w:val="24"/>
-                <w:szCs w:val="24"/>
-              </w:rPr>
-            </w:pPr>
-          </w:p>
-        </w:tc>
-      </w:tr>
-      <w:tr>
-        <w:trPr>
-          <w:trHeight w:val="715"/>
-        </w:trPr>
-        <w:tc>
-          <w:tcPr>
-            <w:tcW w:w="10836" w:type="dxa"/>
-            <w:gridSpan w:val="8"/>
-            <w:vAlign w:val="center"/>
-          </w:tcPr>
-          <w:p>
-            <w:pPr>
-              <w:shd w:val="clear" w:color="auto" w:fill="FFFFFF" w:themeFill="background1"/>
-              <w:spacing w:line="312" w:lineRule="auto"/>
-              <w:ind w:leftChars="100" w:left="320"/>
-              <w:jc w:val="both"/>
-              <w:rPr>
-                <w:rFonts w:ascii="Times New Roman" w:hAnsi="Times New Roman"/>
-                <w:sz w:val="24"/>
-                <w:szCs w:val="24"/>
-              </w:rPr>
-            </w:pPr>
-            <w:r>
-              <w:rPr>
-                <w:rFonts w:ascii="Times New Roman" w:hAnsi="Times New Roman"/>
-                <w:b/>
-                <w:bCs/>
-                <w:sz w:val="24"/>
-                <w:szCs w:val="24"/>
-              </w:rPr>
-              <w:lastRenderedPageBreak/>
-              <w:t>Ngày….</w:t>
-            </w:r>
-            <w:r>
-              <w:rPr>
-                <w:rFonts w:ascii="Times New Roman" w:hAnsi="Times New Roman"/>
-                <w:b/>
-                <w:bCs/>
-                <w:sz w:val="24"/>
-                <w:szCs w:val="24"/>
-              </w:rPr>
-              <w:t>Hội nghị</w:t>
-            </w:r>
-            <w:r>
-              <w:rPr>
-                <w:rFonts w:ascii="Times New Roman" w:hAnsi="Times New Roman"/>
-                <w:b/>
-                <w:bCs/>
-                <w:sz w:val="24"/>
-                <w:szCs w:val="24"/>
-              </w:rPr>
-              <w:t xml:space="preserve"> Sảnh Lux ABCD</w:t>
-            </w:r>
-          </w:p>
-        </w:tc>
-      </w:tr>
-      <w:tr>
-        <w:trPr>
-          <w:trHeight w:val="715"/>
-        </w:trPr>
-        <w:tc>
-          <w:tcPr>
-            <w:tcW w:w="1124" w:type="dxa"/>
-            <w:vAlign w:val="center"/>
-          </w:tcPr>
-          <w:p>
-            <w:pPr>
-              <w:shd w:val="clear" w:color="auto" w:fill="FFFFFF" w:themeFill="background1"/>
-              <w:spacing w:line="312" w:lineRule="auto"/>
-              <w:ind w:leftChars="100" w:left="320"/>
-              <w:jc w:val="both"/>
-              <w:rPr>
-                <w:rFonts w:ascii="Times New Roman" w:hAnsi="Times New Roman"/>
-                <w:b/>
-                <w:bCs/>
-                <w:sz w:val="24"/>
-                <w:szCs w:val="24"/>
-              </w:rPr>
-            </w:pPr>
-          </w:p>
-          <w:p>
-            <w:pPr>
-              <w:shd w:val="clear" w:color="auto" w:fill="FFFFFF" w:themeFill="background1"/>
-              <w:spacing w:line="312" w:lineRule="auto"/>
-              <w:ind w:leftChars="100" w:left="320"/>
-              <w:jc w:val="both"/>
-              <w:rPr>
-                <w:rFonts w:ascii="Times New Roman" w:hAnsi="Times New Roman"/>
-                <w:b/>
-                <w:bCs/>
-                <w:sz w:val="24"/>
-                <w:szCs w:val="24"/>
-              </w:rPr>
-            </w:pPr>
-            <w:r>
-              <w:rPr>
-                <w:rFonts w:ascii="Times New Roman" w:hAnsi="Times New Roman"/>
-                <w:b/>
-                <w:bCs/>
-                <w:sz w:val="24"/>
-                <w:szCs w:val="24"/>
-              </w:rPr>
-              <w:t>1.</w:t>
-            </w:r>
-          </w:p>
-        </w:tc>
-        <w:tc>
-          <w:tcPr>
-            <w:tcW w:w="1496" w:type="dxa"/>
-            <w:vAlign w:val="center"/>
-          </w:tcPr>
-          <w:p>
-            <w:pPr>
-              <w:shd w:val="clear" w:color="auto" w:fill="FFFFFF" w:themeFill="background1"/>
-              <w:spacing w:line="312" w:lineRule="auto"/>
-              <w:jc w:val="both"/>
-              <w:rPr>
-                <w:rFonts w:ascii="Times New Roman" w:hAnsi="Times New Roman"/>
-                <w:sz w:val="24"/>
-                <w:szCs w:val="24"/>
-              </w:rPr>
-            </w:pPr>
-            <w:r>
-              <w:rPr>
-                <w:rFonts w:ascii="Times New Roman" w:hAnsi="Times New Roman"/>
-                <w:sz w:val="24"/>
-                <w:szCs w:val="24"/>
-              </w:rPr>
-              <w:t>Phí thuê sảnh hội nghị Lux ABCD</w:t>
-            </w:r>
-          </w:p>
-        </w:tc>
-        <w:tc>
-          <w:tcPr>
-            <w:tcW w:w="1444" w:type="dxa"/>
-            <w:vAlign w:val="center"/>
-          </w:tcPr>
-          <w:p>
-            <w:pPr>
-              <w:shd w:val="clear" w:color="auto" w:fill="FFFFFF" w:themeFill="background1"/>
-              <w:spacing w:line="312" w:lineRule="auto"/>
-              <w:ind w:leftChars="100" w:left="320"/>
-              <w:jc w:val="both"/>
-              <w:rPr>
-                <w:rFonts w:ascii="Times New Roman" w:hAnsi="Times New Roman"/>
-                <w:sz w:val="24"/>
-                <w:szCs w:val="24"/>
-              </w:rPr>
-            </w:pPr>
-            <w:r>
-              <w:rPr>
-                <w:rFonts w:ascii="Times New Roman" w:hAnsi="Times New Roman"/>
-                <w:sz w:val="24"/>
-                <w:szCs w:val="24"/>
-              </w:rPr>
-              <w:t>08h00-17h00</w:t>
-            </w:r>
-          </w:p>
-        </w:tc>
-        <w:tc>
-          <w:tcPr>
-            <w:tcW w:w="1008" w:type="dxa"/>
-            <w:vAlign w:val="center"/>
-          </w:tcPr>
-          <w:p>
-            <w:pPr>
-              <w:shd w:val="clear" w:color="auto" w:fill="FFFFFF" w:themeFill="background1"/>
-              <w:spacing w:line="312" w:lineRule="auto"/>
-              <w:jc w:val="both"/>
-              <w:rPr>
-                <w:rFonts w:ascii="Times New Roman" w:hAnsi="Times New Roman"/>
-                <w:sz w:val="24"/>
-                <w:szCs w:val="24"/>
-              </w:rPr>
-            </w:pPr>
-            <w:r>
-              <w:rPr>
-                <w:rFonts w:ascii="Times New Roman" w:hAnsi="Times New Roman"/>
-                <w:sz w:val="24"/>
-                <w:szCs w:val="24"/>
-              </w:rPr>
-              <w:t>nửa ngày</w:t>
-            </w:r>
-          </w:p>
-        </w:tc>
-        <w:tc>
-          <w:tcPr>
-            <w:tcW w:w="876" w:type="dxa"/>
-            <w:vAlign w:val="center"/>
-          </w:tcPr>
-          <w:p>
-            <w:pPr>
-              <w:shd w:val="clear" w:color="auto" w:fill="FFFFFF" w:themeFill="background1"/>
-              <w:spacing w:line="312" w:lineRule="auto"/>
-              <w:ind w:leftChars="100" w:left="320"/>
-              <w:jc w:val="both"/>
-              <w:rPr>
-                <w:rFonts w:ascii="Times New Roman" w:hAnsi="Times New Roman"/>
-                <w:sz w:val="24"/>
-                <w:szCs w:val="24"/>
-              </w:rPr>
-            </w:pPr>
-            <w:r>
-              <w:rPr>
-                <w:rFonts w:ascii="Times New Roman" w:hAnsi="Times New Roman"/>
-                <w:sz w:val="24"/>
-                <w:szCs w:val="24"/>
-              </w:rPr>
-              <w:t>1</w:t>
-            </w:r>
-          </w:p>
-        </w:tc>
-        <w:tc>
-          <w:tcPr>
-            <w:tcW w:w="1560" w:type="dxa"/>
-            <w:vAlign w:val="center"/>
-          </w:tcPr>
-          <w:p>
-            <w:pPr>
-              <w:shd w:val="clear" w:color="auto" w:fill="FFFFFF" w:themeFill="background1"/>
-              <w:spacing w:line="312" w:lineRule="auto"/>
-              <w:ind w:leftChars="100" w:left="320"/>
-              <w:jc w:val="both"/>
-              <w:rPr>
-                <w:rFonts w:ascii="Times New Roman" w:hAnsi="Times New Roman"/>
-                <w:sz w:val="24"/>
-                <w:szCs w:val="24"/>
-              </w:rPr>
-            </w:pPr>
-          </w:p>
-        </w:tc>
-        <w:tc>
-          <w:tcPr>
-            <w:tcW w:w="1452" w:type="dxa"/>
-            <w:vAlign w:val="center"/>
-          </w:tcPr>
-          <w:p>
-            <w:pPr>
-              <w:shd w:val="clear" w:color="auto" w:fill="FFFFFF" w:themeFill="background1"/>
-              <w:spacing w:line="312" w:lineRule="auto"/>
-              <w:ind w:leftChars="100" w:left="320"/>
-              <w:jc w:val="both"/>
-              <w:rPr>
-                <w:rFonts w:ascii="Times New Roman" w:hAnsi="Times New Roman"/>
-                <w:sz w:val="24"/>
-                <w:szCs w:val="24"/>
-              </w:rPr>
-            </w:pPr>
-          </w:p>
-        </w:tc>
-        <w:tc>
-          <w:tcPr>
-            <w:tcW w:w="1876" w:type="dxa"/>
-            <w:vAlign w:val="center"/>
-          </w:tcPr>
-          <w:p>
-            <w:pPr>
-              <w:shd w:val="clear" w:color="auto" w:fill="FFFFFF" w:themeFill="background1"/>
-              <w:spacing w:line="312" w:lineRule="auto"/>
-              <w:ind w:leftChars="100" w:left="320"/>
-              <w:jc w:val="both"/>
-              <w:rPr>
-                <w:rFonts w:ascii="Times New Roman" w:hAnsi="Times New Roman"/>
-                <w:sz w:val="24"/>
-                <w:szCs w:val="24"/>
-              </w:rPr>
-            </w:pPr>
-          </w:p>
-        </w:tc>
-      </w:tr>
-      <w:tr>
-        <w:trPr>
-          <w:trHeight w:val="715"/>
-        </w:trPr>
-        <w:tc>
-          <w:tcPr>
-            <w:tcW w:w="1124" w:type="dxa"/>
-            <w:vAlign w:val="center"/>
-          </w:tcPr>
-          <w:p>
-            <w:pPr>
-              <w:shd w:val="clear" w:color="auto" w:fill="FFFFFF" w:themeFill="background1"/>
-              <w:spacing w:line="312" w:lineRule="auto"/>
-              <w:ind w:leftChars="100" w:left="320"/>
-              <w:jc w:val="both"/>
-              <w:rPr>
-                <w:rFonts w:ascii="Times New Roman" w:hAnsi="Times New Roman"/>
-                <w:b/>
-                <w:bCs/>
-                <w:sz w:val="24"/>
-                <w:szCs w:val="24"/>
-              </w:rPr>
-            </w:pPr>
-            <w:r>
-              <w:rPr>
-                <w:rFonts w:ascii="Times New Roman" w:hAnsi="Times New Roman"/>
-                <w:b/>
-                <w:bCs/>
-                <w:sz w:val="24"/>
-                <w:szCs w:val="24"/>
-              </w:rPr>
-              <w:t>3.</w:t>
-            </w:r>
-          </w:p>
-        </w:tc>
-        <w:tc>
-          <w:tcPr>
-            <w:tcW w:w="1496" w:type="dxa"/>
-            <w:vAlign w:val="center"/>
-          </w:tcPr>
-          <w:p>
-            <w:pPr>
-              <w:shd w:val="clear" w:color="auto" w:fill="FFFFFF" w:themeFill="background1"/>
-              <w:spacing w:line="312" w:lineRule="auto"/>
-              <w:jc w:val="both"/>
-              <w:rPr>
-                <w:rFonts w:ascii="Times New Roman" w:hAnsi="Times New Roman"/>
-                <w:sz w:val="24"/>
-                <w:szCs w:val="24"/>
-              </w:rPr>
-            </w:pPr>
-            <w:r>
-              <w:rPr>
-                <w:rFonts w:ascii="Times New Roman" w:hAnsi="Times New Roman"/>
-                <w:sz w:val="24"/>
-                <w:szCs w:val="24"/>
-              </w:rPr>
-              <w:t>Phí thuê màn hình LED 18m2</w:t>
-            </w:r>
-          </w:p>
-        </w:tc>
-        <w:tc>
-          <w:tcPr>
-            <w:tcW w:w="1444" w:type="dxa"/>
-            <w:vAlign w:val="center"/>
-          </w:tcPr>
-          <w:p>
-            <w:pPr>
-              <w:shd w:val="clear" w:color="auto" w:fill="FFFFFF" w:themeFill="background1"/>
-              <w:spacing w:line="312" w:lineRule="auto"/>
-              <w:ind w:leftChars="100" w:left="320"/>
-              <w:jc w:val="both"/>
-              <w:rPr>
-                <w:rFonts w:ascii="Times New Roman" w:hAnsi="Times New Roman"/>
-                <w:sz w:val="24"/>
-                <w:szCs w:val="24"/>
-              </w:rPr>
-            </w:pPr>
-            <w:r>
-              <w:rPr>
-                <w:rFonts w:ascii="Times New Roman" w:hAnsi="Times New Roman"/>
-                <w:sz w:val="24"/>
-                <w:szCs w:val="24"/>
-              </w:rPr>
-              <w:t>08h00-17h00</w:t>
-            </w:r>
-          </w:p>
-        </w:tc>
-        <w:tc>
-          <w:tcPr>
-            <w:tcW w:w="1008" w:type="dxa"/>
-            <w:vAlign w:val="center"/>
-          </w:tcPr>
-          <w:p>
-            <w:pPr>
-              <w:shd w:val="clear" w:color="auto" w:fill="FFFFFF" w:themeFill="background1"/>
-              <w:spacing w:line="312" w:lineRule="auto"/>
-              <w:jc w:val="both"/>
-              <w:rPr>
-                <w:rFonts w:ascii="Times New Roman" w:hAnsi="Times New Roman"/>
-                <w:sz w:val="24"/>
-                <w:szCs w:val="24"/>
-              </w:rPr>
-            </w:pPr>
-            <w:r>
-              <w:rPr>
-                <w:rFonts w:ascii="Times New Roman" w:hAnsi="Times New Roman"/>
-                <w:sz w:val="24"/>
-                <w:szCs w:val="24"/>
-              </w:rPr>
-              <w:t>Show</w:t>
-            </w:r>
-          </w:p>
-        </w:tc>
-        <w:tc>
-          <w:tcPr>
-            <w:tcW w:w="876" w:type="dxa"/>
-            <w:vAlign w:val="center"/>
-          </w:tcPr>
-          <w:p>
-            <w:pPr>
-              <w:shd w:val="clear" w:color="auto" w:fill="FFFFFF" w:themeFill="background1"/>
-              <w:spacing w:line="312" w:lineRule="auto"/>
-              <w:ind w:leftChars="100" w:left="320"/>
-              <w:jc w:val="both"/>
-              <w:rPr>
-                <w:rFonts w:ascii="Times New Roman" w:hAnsi="Times New Roman"/>
-                <w:sz w:val="24"/>
-                <w:szCs w:val="24"/>
-              </w:rPr>
-            </w:pPr>
-            <w:r>
-              <w:rPr>
-                <w:rFonts w:ascii="Times New Roman" w:hAnsi="Times New Roman"/>
-                <w:sz w:val="24"/>
-                <w:szCs w:val="24"/>
-              </w:rPr>
-              <w:t>1</w:t>
-            </w:r>
-          </w:p>
-        </w:tc>
-        <w:tc>
-          <w:tcPr>
-            <w:tcW w:w="1560" w:type="dxa"/>
-            <w:vAlign w:val="center"/>
-          </w:tcPr>
-          <w:p>
-            <w:pPr>
-              <w:shd w:val="clear" w:color="auto" w:fill="FFFFFF" w:themeFill="background1"/>
-              <w:spacing w:line="312" w:lineRule="auto"/>
-              <w:ind w:leftChars="100" w:left="320"/>
-              <w:jc w:val="both"/>
-              <w:rPr>
-                <w:rFonts w:ascii="Times New Roman" w:hAnsi="Times New Roman"/>
-                <w:sz w:val="24"/>
-                <w:szCs w:val="24"/>
-              </w:rPr>
-            </w:pPr>
-          </w:p>
-        </w:tc>
-        <w:tc>
-          <w:tcPr>
-            <w:tcW w:w="1452" w:type="dxa"/>
-            <w:vAlign w:val="center"/>
-          </w:tcPr>
-          <w:p>
-            <w:pPr>
-              <w:shd w:val="clear" w:color="auto" w:fill="FFFFFF" w:themeFill="background1"/>
-              <w:spacing w:line="312" w:lineRule="auto"/>
-              <w:ind w:leftChars="100" w:left="320"/>
-              <w:jc w:val="both"/>
-              <w:rPr>
-                <w:rFonts w:ascii="Times New Roman" w:hAnsi="Times New Roman"/>
-                <w:sz w:val="24"/>
-                <w:szCs w:val="24"/>
-              </w:rPr>
-            </w:pPr>
-          </w:p>
-        </w:tc>
-        <w:tc>
-          <w:tcPr>
-            <w:tcW w:w="1876" w:type="dxa"/>
-            <w:vAlign w:val="center"/>
-          </w:tcPr>
-          <w:p>
-            <w:pPr>
-              <w:shd w:val="clear" w:color="auto" w:fill="FFFFFF" w:themeFill="background1"/>
-              <w:spacing w:line="312" w:lineRule="auto"/>
-              <w:ind w:leftChars="100" w:left="320"/>
-              <w:jc w:val="both"/>
-              <w:rPr>
-                <w:rFonts w:ascii="Times New Roman" w:hAnsi="Times New Roman"/>
-                <w:sz w:val="24"/>
-                <w:szCs w:val="24"/>
-              </w:rPr>
-            </w:pPr>
           </w:p>
         </w:tc>
       </w:tr>
@@ -6416,26 +4610,8 @@
             <w:vAlign w:val="center"/>
           </w:tcPr>
           <w:p>
-            <w:pPr>
-              <w:shd w:val="clear" w:color="auto" w:fill="FFFFFF" w:themeFill="background1"/>
-              <w:spacing w:line="312" w:lineRule="auto"/>
-              <w:ind w:leftChars="100" w:left="320"/>
-              <w:jc w:val="both"/>
-              <w:rPr>
-                <w:rFonts w:ascii="Times New Roman" w:hAnsi="Times New Roman"/>
-                <w:sz w:val="24"/>
-                <w:szCs w:val="24"/>
-              </w:rPr>
-            </w:pPr>
             <w:r>
-              <w:rPr>
-                <w:rFonts w:ascii="Times New Roman" w:hAnsi="Times New Roman"/>
-                <w:b/>
-                <w:bCs/>
-                <w:sz w:val="24"/>
-                <w:szCs w:val="24"/>
-              </w:rPr>
-              <w:t>THÀNH TIỀN</w:t>
+              <w:t>{MucPhiPhucVu}% PHÍ PHỤC VỤ</w:t>
             </w:r>
           </w:p>
         </w:tc>
@@ -6464,88 +4640,9 @@
             <w:vAlign w:val="center"/>
           </w:tcPr>
           <w:p>
-            <w:pPr>
-              <w:shd w:val="clear" w:color="auto" w:fill="FFFFFF" w:themeFill="background1"/>
-              <w:spacing w:line="312" w:lineRule="auto"/>
-              <w:ind w:leftChars="100" w:left="320"/>
-              <w:jc w:val="both"/>
-              <w:rPr>
-                <w:rFonts w:ascii="Times New Roman" w:hAnsi="Times New Roman"/>
-                <w:sz w:val="24"/>
-                <w:szCs w:val="24"/>
-              </w:rPr>
-            </w:pPr>
-          </w:p>
-        </w:tc>
-      </w:tr>
-      <w:tr>
-        <w:trPr>
-          <w:trHeight w:val="460"/>
-        </w:trPr>
-        <w:tc>
-          <w:tcPr>
-            <w:tcW w:w="7508" w:type="dxa"/>
-            <w:gridSpan w:val="6"/>
-            <w:vAlign w:val="center"/>
-          </w:tcPr>
-          <w:p>
-            <w:pPr>
-              <w:shd w:val="clear" w:color="auto" w:fill="FFFFFF" w:themeFill="background1"/>
-              <w:spacing w:line="312" w:lineRule="auto"/>
-              <w:ind w:leftChars="100" w:left="320"/>
-              <w:jc w:val="both"/>
-              <w:rPr>
-                <w:rFonts w:ascii="Times New Roman" w:hAnsi="Times New Roman"/>
-                <w:sz w:val="24"/>
-                <w:szCs w:val="24"/>
-              </w:rPr>
-            </w:pPr>
             <w:r>
-              <w:rPr>
-                <w:rFonts w:ascii="Times New Roman" w:hAnsi="Times New Roman"/>
-                <w:sz w:val="24"/>
-                <w:szCs w:val="24"/>
-              </w:rPr>
-              <w:t>5% PHÍ PHỤC VỤ</w:t>
+              <w:t>{PhiPhucVu}</w:t>
             </w:r>
-          </w:p>
-        </w:tc>
-        <w:tc>
-          <w:tcPr>
-            <w:tcW w:w="1452" w:type="dxa"/>
-            <w:vAlign w:val="center"/>
-          </w:tcPr>
-          <w:p>
-            <w:pPr>
-              <w:shd w:val="clear" w:color="auto" w:fill="FFFFFF" w:themeFill="background1"/>
-              <w:spacing w:line="312" w:lineRule="auto"/>
-              <w:ind w:leftChars="100" w:left="320"/>
-              <w:jc w:val="both"/>
-              <w:rPr>
-                <w:rFonts w:ascii="Times New Roman" w:hAnsi="Times New Roman"/>
-                <w:sz w:val="24"/>
-                <w:szCs w:val="24"/>
-              </w:rPr>
-            </w:pPr>
-          </w:p>
-        </w:tc>
-        <w:tc>
-          <w:tcPr>
-            <w:tcW w:w="1876" w:type="dxa"/>
-            <w:vAlign w:val="center"/>
-          </w:tcPr>
-          <w:p>
-            <w:pPr>
-              <w:shd w:val="clear" w:color="auto" w:fill="FFFFFF" w:themeFill="background1"/>
-              <w:spacing w:line="312" w:lineRule="auto"/>
-              <w:ind w:leftChars="100" w:left="320"/>
-              <w:jc w:val="both"/>
-              <w:rPr>
-                <w:rFonts w:ascii="Times New Roman" w:hAnsi="Times New Roman"/>
-                <w:sz w:val="24"/>
-                <w:szCs w:val="24"/>
-              </w:rPr>
-            </w:pPr>
           </w:p>
         </w:tc>
       </w:tr>
@@ -6608,17 +4705,9 @@
             <w:vAlign w:val="center"/>
           </w:tcPr>
           <w:p>
-            <w:pPr>
-              <w:shd w:val="clear" w:color="auto" w:fill="FFFFFF" w:themeFill="background1"/>
-              <w:spacing w:line="312" w:lineRule="auto"/>
-              <w:ind w:leftChars="100" w:left="320"/>
-              <w:jc w:val="both"/>
-              <w:rPr>
-                <w:rFonts w:ascii="Times New Roman" w:hAnsi="Times New Roman"/>
-                <w:sz w:val="24"/>
-                <w:szCs w:val="24"/>
-              </w:rPr>
-            </w:pPr>
+            <w:r>
+              <w:t>{TongTienChuaVAT}</w:t>
+            </w:r>
           </w:p>
         </w:tc>
       </w:tr>
@@ -6679,17 +4768,9 @@
             <w:vAlign w:val="center"/>
           </w:tcPr>
           <w:p>
-            <w:pPr>
-              <w:shd w:val="clear" w:color="auto" w:fill="FFFFFF" w:themeFill="background1"/>
-              <w:spacing w:line="312" w:lineRule="auto"/>
-              <w:ind w:leftChars="100" w:left="320"/>
-              <w:jc w:val="both"/>
-              <w:rPr>
-                <w:rFonts w:ascii="Times New Roman" w:hAnsi="Times New Roman"/>
-                <w:sz w:val="24"/>
-                <w:szCs w:val="24"/>
-              </w:rPr>
-            </w:pPr>
+            <w:r>
+              <w:t>{VAT8}</w:t>
+            </w:r>
           </w:p>
         </w:tc>
       </w:tr>
@@ -6750,17 +4831,9 @@
             <w:vAlign w:val="center"/>
           </w:tcPr>
           <w:p>
-            <w:pPr>
-              <w:shd w:val="clear" w:color="auto" w:fill="FFFFFF" w:themeFill="background1"/>
-              <w:spacing w:line="312" w:lineRule="auto"/>
-              <w:ind w:leftChars="100" w:left="320"/>
-              <w:jc w:val="both"/>
-              <w:rPr>
-                <w:rFonts w:ascii="Times New Roman" w:hAnsi="Times New Roman"/>
-                <w:sz w:val="24"/>
-                <w:szCs w:val="24"/>
-              </w:rPr>
-            </w:pPr>
+            <w:r>
+              <w:t>{VAT10}</w:t>
+            </w:r>
           </w:p>
         </w:tc>
       </w:tr>
@@ -6823,17 +4896,9 @@
             <w:vAlign w:val="center"/>
           </w:tcPr>
           <w:p>
-            <w:pPr>
-              <w:shd w:val="clear" w:color="auto" w:fill="FFFFFF" w:themeFill="background1"/>
-              <w:spacing w:line="312" w:lineRule="auto"/>
-              <w:ind w:leftChars="100" w:left="320"/>
-              <w:jc w:val="both"/>
-              <w:rPr>
-                <w:rFonts w:ascii="Times New Roman" w:hAnsi="Times New Roman"/>
-                <w:sz w:val="24"/>
-                <w:szCs w:val="24"/>
-              </w:rPr>
-            </w:pPr>
+            <w:r>
+              <w:t>{TongTien}</w:t>
+            </w:r>
           </w:p>
         </w:tc>
       </w:tr>
@@ -7339,12 +5404,7 @@
         </w:rPr>
       </w:pPr>
       <w:r>
-        <w:rPr>
-          <w:rFonts w:ascii="Times New Roman" w:hAnsi="Times New Roman"/>
-          <w:sz w:val="26"/>
-          <w:szCs w:val="26"/>
-        </w:rPr>
-        <w:t>Trong thời hạn 03 (ba) ngày làm việc kể từ ngày ký Hợp đồng, Bên B đặt cọc cho Bên A số tiền tương đương 70% giá trị Hợp đồng tạm tính, tương ứng số tiền: .......... VNĐ (Bằng chữ: .................).</w:t>
+        <w:t>Trong thời hạn 03 (ba) ngày làm việc kể từ ngày ký Hợp đồng, Bên B đặt cọc cho Bên A số tiền tương đương 70% giá trị Hợp đồng tạm tính, tương ứng số tiền: {Coc_Lan1_SoTien} VNĐ (Bằng chữ: {Coc_Lan1_BangChu}).</w:t>
       </w:r>
     </w:p>
     <w:p>
@@ -8757,26 +6817,7 @@
         </w:rPr>
       </w:pPr>
       <w:r>
-        <w:rPr>
-          <w:rFonts w:ascii="Times New Roman" w:eastAsia="TimesNewRomanPS-BoldMT" w:hAnsi="Times New Roman"/>
-          <w:b/>
-          <w:bCs/>
-          <w:sz w:val="26"/>
-          <w:szCs w:val="26"/>
-          <w:lang w:eastAsia="zh-CN" w:bidi="ar"/>
-        </w:rPr>
-        <w:t xml:space="preserve">CÔNG TY </w:t>
-      </w:r>
-      <w:r>
-        <w:rPr>
-          <w:rFonts w:ascii="Times New Roman" w:eastAsia="TimesNewRomanPS-BoldMT" w:hAnsi="Times New Roman"/>
-          <w:b/>
-          <w:bCs/>
-          <w:sz w:val="26"/>
-          <w:szCs w:val="26"/>
-          <w:lang w:eastAsia="zh-CN" w:bidi="ar"/>
-        </w:rPr>
-        <w:t>……..</w:t>
+        <w:t>CÔNG TY {ThoiGianThaoDo}.</w:t>
       </w:r>
     </w:p>
     <w:p>
@@ -8793,58 +6834,7 @@
         </w:rPr>
       </w:pPr>
       <w:r>
-        <w:rPr>
-          <w:rFonts w:ascii="Times New Roman" w:eastAsia="SimSun" w:hAnsi="Times New Roman"/>
-          <w:sz w:val="26"/>
-          <w:szCs w:val="26"/>
-          <w:lang w:eastAsia="zh-CN" w:bidi="ar"/>
-        </w:rPr>
-        <w:t>Đ</w:t>
-      </w:r>
-      <w:r>
-        <w:rPr>
-          <w:rFonts w:ascii="Times New Roman" w:eastAsia="SimSun" w:hAnsi="Times New Roman"/>
-          <w:sz w:val="26"/>
-          <w:szCs w:val="26"/>
-          <w:lang w:eastAsia="zh-CN" w:bidi="ar"/>
-        </w:rPr>
-        <w:t>ị</w:t>
-      </w:r>
-      <w:r>
-        <w:rPr>
-          <w:rFonts w:ascii="Times New Roman" w:eastAsia="SimSun" w:hAnsi="Times New Roman"/>
-          <w:sz w:val="26"/>
-          <w:szCs w:val="26"/>
-          <w:lang w:eastAsia="zh-CN" w:bidi="ar"/>
-        </w:rPr>
-        <w:t>a ch</w:t>
-      </w:r>
-      <w:r>
-        <w:rPr>
-          <w:rFonts w:ascii="Times New Roman" w:eastAsia="SimSun" w:hAnsi="Times New Roman"/>
-          <w:sz w:val="26"/>
-          <w:szCs w:val="26"/>
-          <w:lang w:eastAsia="zh-CN" w:bidi="ar"/>
-        </w:rPr>
-        <w:t>ỉ</w:t>
-      </w:r>
-      <w:r>
-        <w:rPr>
-          <w:rFonts w:ascii="Times New Roman" w:eastAsia="SimSun" w:hAnsi="Times New Roman"/>
-          <w:sz w:val="26"/>
-          <w:szCs w:val="26"/>
-          <w:lang w:eastAsia="zh-CN" w:bidi="ar"/>
-        </w:rPr>
-        <w:t xml:space="preserve"> :</w:t>
-      </w:r>
-      <w:r>
-        <w:rPr>
-          <w:rFonts w:ascii="Times New Roman" w:eastAsia="SimSun" w:hAnsi="Times New Roman"/>
-          <w:sz w:val="26"/>
-          <w:szCs w:val="26"/>
-          <w:lang w:eastAsia="zh-CN" w:bidi="ar"/>
-        </w:rPr>
-        <w:t>……….</w:t>
+        <w:t>Địa chỉ :…{ThoiGianThaoDo}</w:t>
       </w:r>
     </w:p>
     <w:p>
@@ -8964,40 +6954,7 @@
         </w:rPr>
       </w:pPr>
       <w:r>
-        <w:rPr>
-          <w:rFonts w:ascii="Times New Roman" w:eastAsia="SimSun" w:hAnsi="Times New Roman"/>
-          <w:sz w:val="26"/>
-          <w:szCs w:val="26"/>
-          <w:lang w:eastAsia="zh-CN" w:bidi="ar"/>
-        </w:rPr>
-        <w:t>Email nh</w:t>
-      </w:r>
-      <w:r>
-        <w:rPr>
-          <w:rFonts w:ascii="Times New Roman" w:eastAsia="SimSun" w:hAnsi="Times New Roman"/>
-          <w:sz w:val="26"/>
-          <w:szCs w:val="26"/>
-          <w:lang w:eastAsia="zh-CN" w:bidi="ar"/>
-        </w:rPr>
-        <w:t>ậ</w:t>
-      </w:r>
-      <w:r>
-        <w:rPr>
-          <w:rFonts w:ascii="Times New Roman" w:eastAsia="SimSun" w:hAnsi="Times New Roman"/>
-          <w:sz w:val="26"/>
-          <w:szCs w:val="26"/>
-          <w:lang w:eastAsia="zh-CN" w:bidi="ar"/>
-        </w:rPr>
-        <w:t xml:space="preserve">n hóa đơn GTGT: </w:t>
-      </w:r>
-      <w:r>
-        <w:rPr>
-          <w:rFonts w:ascii="Times New Roman" w:eastAsia="SimSun" w:hAnsi="Times New Roman"/>
-          <w:sz w:val="26"/>
-          <w:szCs w:val="26"/>
-          <w:lang w:eastAsia="zh-CN" w:bidi="ar"/>
-        </w:rPr>
-        <w:t>……….</w:t>
+        <w:t>Email nhận hóa đơn GTGT: …{ThoiGianThaoDo}</w:t>
       </w:r>
     </w:p>
     <w:p>

--- a/backend-app/samples/FILE MAU HOP DONG CÒN LẠI/3.2 MAU HDONG - 0406 (HỘI NGHỊ ).docx
+++ b/backend-app/samples/FILE MAU HOP DONG CÒN LẠI/3.2 MAU HDONG - 0406 (HỘI NGHỊ ).docx
@@ -1271,7 +1271,27 @@
           <w:szCs w:val="26"/>
           <w:lang w:eastAsia="zh-CN" w:bidi="ar"/>
         </w:rPr>
-        <w:t>{TiecSanhTiec}</w:t>
+        <w:t>{</w:t>
+      </w:r>
+      <w:r>
+        <w:rPr>
+          <w:rFonts w:hint="default" w:ascii="Times New Roman" w:hAnsi="Times New Roman" w:eastAsia="SimSun"/>
+          <w:sz w:val="26"/>
+          <w:szCs w:val="26"/>
+          <w:lang w:val="en-US" w:eastAsia="zh-CN" w:bidi="ar"/>
+        </w:rPr>
+        <w:t>Ten</w:t>
+      </w:r>
+      <w:bookmarkStart w:id="3" w:name="_GoBack"/>
+      <w:bookmarkEnd w:id="3"/>
+      <w:r>
+        <w:rPr>
+          <w:rFonts w:hint="default" w:ascii="Times New Roman" w:hAnsi="Times New Roman" w:eastAsia="SimSun"/>
+          <w:sz w:val="26"/>
+          <w:szCs w:val="26"/>
+          <w:lang w:eastAsia="zh-CN" w:bidi="ar"/>
+        </w:rPr>
+        <w:t>SanhTiec}</w:t>
       </w:r>
     </w:p>
     <w:p>
@@ -2010,6 +2030,12 @@
             <w:insideH w:val="none" w:color="auto" w:sz="0" w:space="0"/>
             <w:insideV w:val="none" w:color="auto" w:sz="0" w:space="0"/>
           </w:tblBorders>
+          <w:tblCellMar>
+            <w:top w:w="0" w:type="dxa"/>
+            <w:left w:w="108" w:type="dxa"/>
+            <w:bottom w:w="0" w:type="dxa"/>
+            <w:right w:w="108" w:type="dxa"/>
+          </w:tblCellMar>
         </w:tblPrEx>
         <w:tc>
           <w:tcPr>
@@ -4185,6 +4211,7 @@
       <w:pPr>
         <w:pStyle w:val="13"/>
         <w:numPr>
+          <w:ilvl w:val="0"/>
           <w:numId w:val="0"/>
         </w:numPr>
         <w:shd w:val="clear" w:color="auto" w:fill="FFFFFF" w:themeFill="background1"/>
@@ -27704,8 +27731,6 @@
           <w:lang w:eastAsia="zh-CN"/>
         </w:rPr>
       </w:pPr>
-      <w:bookmarkStart w:id="3" w:name="_GoBack"/>
-      <w:bookmarkEnd w:id="3"/>
       <w:r>
         <w:rPr>
           <w:rFonts w:ascii="Times New Roman" w:hAnsi="Times New Roman"/>

--- a/backend-app/samples/FILE MAU HOP DONG CÒN LẠI/3.2 MAU HDONG - 0406 (HỘI NGHỊ ).docx
+++ b/backend-app/samples/FILE MAU HOP DONG CÒN LẠI/3.2 MAU HDONG - 0406 (HỘI NGHỊ ).docx
@@ -1,5 +1,63 @@
 
-<file path=word/document.xml><?xml version="1.0" encoding="utf-8"?>
+<file path=customXml\item1.xml><?xml version="1.0" encoding="utf-8"?>
+<s:customData xmlns="http://www.wps.cn/officeDocument/2013/wpsCustomData" xmlns:s="http://www.wps.cn/officeDocument/2013/wpsCustomData">
+  <customSectProps/>
+  <customShpExts>
+    <customShpInfo spid="_x0000_s1026" textRotate="1"/>
+  </customShpExts>
+</s:customData>
+</file>
+
+<file path=customXml\itemProps1.xml><?xml version="1.0" encoding="utf-8"?>
+<ds:datastoreItem xmlns:ds="http://schemas.openxmlformats.org/officeDocument/2006/customXml" ds:itemID="{B1977F7D-205B-4081-913C-38D41E755F92}">
+  <ds:schemaRefs>
+    <ds:schemaRef ds:uri="http://www.wps.cn/officeDocument/2013/wpsCustomData"/>
+  </ds:schemaRefs>
+</ds:datastoreItem>
+</file>
+
+<file path=docProps\app.xml><?xml version="1.0" encoding="utf-8"?>
+<Properties xmlns="http://schemas.openxmlformats.org/officeDocument/2006/extended-properties" xmlns:vt="http://schemas.openxmlformats.org/officeDocument/2006/docPropsVTypes">
+  <Template>Normal</Template>
+  <Pages>18</Pages>
+  <Words>577</Words>
+  <Characters>2380</Characters>
+  <Lines>1</Lines>
+  <Paragraphs>1</Paragraphs>
+  <TotalTime>0</TotalTime>
+  <ScaleCrop>false</ScaleCrop>
+  <LinksUpToDate>false</LinksUpToDate>
+  <CharactersWithSpaces>2943</CharactersWithSpaces>
+  <Application>WPS Office_12.1.0.26880_F1E327BC-269C-435d-A152-05C5408002CA</Application>
+  <DocSecurity>0</DocSecurity>
+</Properties>
+</file>
+
+<file path=docProps\core.xml><?xml version="1.0" encoding="utf-8"?>
+<cp:coreProperties xmlns:cp="http://schemas.openxmlformats.org/package/2006/metadata/core-properties" xmlns:dc="http://purl.org/dc/elements/1.1/" xmlns:dcterms="http://purl.org/dc/terms/" xmlns:dcmitype="http://purl.org/dc/dcmitype/" xmlns:xsi="http://www.w3.org/2001/XMLSchema-instance">
+  <dcterms:created xsi:type="dcterms:W3CDTF">2025-12-02T06:24:00Z</dcterms:created>
+  <dc:creator>Truong Nhut Thuy</dc:creator>
+  <cp:lastModifiedBy>Dell3070</cp:lastModifiedBy>
+  <dcterms:modified xsi:type="dcterms:W3CDTF">2026-06-10T06:33:35Z</dcterms:modified>
+  <cp:revision>1</cp:revision>
+</cp:coreProperties>
+</file>
+
+<file path=docProps\custom.xml><?xml version="1.0" encoding="utf-8"?>
+<Properties xmlns="http://schemas.openxmlformats.org/officeDocument/2006/custom-properties" xmlns:vt="http://schemas.openxmlformats.org/officeDocument/2006/docPropsVTypes">
+  <property fmtid="{D5CDD505-2E9C-101B-9397-08002B2CF9AE}" pid="2" name="KSOProductBuildVer">
+    <vt:lpwstr>1033-12.1.0.26880</vt:lpwstr>
+  </property>
+  <property fmtid="{D5CDD505-2E9C-101B-9397-08002B2CF9AE}" pid="3" name="ICV">
+    <vt:lpwstr>CE6651FBF2684676B34A8907B1A90C69_11</vt:lpwstr>
+  </property>
+  <property fmtid="{D5CDD505-2E9C-101B-9397-08002B2CF9AE}" pid="4" name="KSOTemplateDocerSaveRecord">
+    <vt:lpwstr>eyJoZGlkIjoiYTJmYzZiNzA0MjJkZjA3YmRmYTQ1N2VlZWVlZDk3MzgifQ==</vt:lpwstr>
+  </property>
+</Properties>
+</file>
+
+<file path=word\document.xml><?xml version="1.0" encoding="utf-8"?>
 <w:document xmlns:wpc="http://schemas.microsoft.com/office/word/2010/wordprocessingCanvas" xmlns:mc="http://schemas.openxmlformats.org/markup-compatibility/2006" xmlns:o="urn:schemas-microsoft-com:office:office" xmlns:r="http://schemas.openxmlformats.org/officeDocument/2006/relationships" xmlns:m="http://schemas.openxmlformats.org/officeDocument/2006/math" xmlns:v="urn:schemas-microsoft-com:vml" xmlns:wp14="http://schemas.microsoft.com/office/word/2010/wordprocessingDrawing" xmlns:wp="http://schemas.openxmlformats.org/drawingml/2006/wordprocessingDrawing" xmlns:w="http://schemas.openxmlformats.org/wordprocessingml/2006/main" xmlns:w14="http://schemas.microsoft.com/office/word/2010/wordml" xmlns:w10="urn:schemas-microsoft-com:office:word" xmlns:w15="http://schemas.microsoft.com/office/word/2012/wordml" xmlns:wpg="http://schemas.microsoft.com/office/word/2010/wordprocessingGroup" xmlns:wpi="http://schemas.microsoft.com/office/word/2010/wordprocessingInk" xmlns:wne="http://schemas.microsoft.com/office/word/2006/wordml" xmlns:wps="http://schemas.microsoft.com/office/word/2010/wordprocessingShape" xmlns:wpsCustomData="http://www.wps.cn/officeDocument/2013/wpsCustomData" mc:Ignorable="w14 w15 wp14">
   <w:body>
     <w:p>
@@ -551,7 +609,7 @@
           <w:szCs w:val="26"/>
           <w:lang w:val="en-US"/>
         </w:rPr>
-        <w:t>{HNNguoiDaiDien}</w:t>
+        <w:t>{BenADaiDien}</w:t>
       </w:r>
     </w:p>
     <w:p>
@@ -599,7 +657,7 @@
           <w:szCs w:val="26"/>
           <w:lang w:val="en-US"/>
         </w:rPr>
-        <w:t>{HNChucVuNguoiDaiDien}</w:t>
+        <w:t>{BenAChucVuDaiDien}</w:t>
       </w:r>
     </w:p>
     <w:bookmarkEnd w:id="0"/>
@@ -821,7 +879,7 @@
           <w:sz w:val="26"/>
           <w:szCs w:val="26"/>
         </w:rPr>
-        <w:t>{BenBTenChuTiec}</w:t>
+        <w:t>{BenBTenDaiDien}</w:t>
       </w:r>
       <w:r>
         <w:rPr>
@@ -3701,7 +3759,7 @@
                 <w:sz w:val="24"/>
                 <w:szCs w:val="24"/>
               </w:rPr>
-              <w:t>{TongThanhTien}</w:t>
+              <w:t>{TongTienDichVu}</w:t>
             </w:r>
           </w:p>
         </w:tc>
@@ -5219,7 +5277,7 @@
           <w:szCs w:val="26"/>
           <w:lang w:eastAsia="zh-CN" w:bidi="ar"/>
         </w:rPr>
-        <w:t xml:space="preserve">CÔNG TY TNHH GIẢI TRÍ HOÀNG HẢI </w:t>
+        <w:t xml:space="preserve">{BenATenCongTy} </w:t>
       </w:r>
     </w:p>
     <w:p>
@@ -5504,7 +5562,7 @@
           <w:szCs w:val="26"/>
           <w:lang w:eastAsia="zh-CN" w:bidi="ar"/>
         </w:rPr>
-        <w:t>{HDEmail}</w:t>
+        <w:t>{BenBEmail}</w:t>
       </w:r>
     </w:p>
     <w:p>
@@ -27710,7 +27768,7 @@
           <w:szCs w:val="26"/>
           <w:lang w:val="en-US" w:eastAsia="zh-CN"/>
         </w:rPr>
-        <w:t xml:space="preserve"> {Email}</w:t>
+        <w:t xml:space="preserve"> {BenBEmail}</w:t>
       </w:r>
     </w:p>
     <w:p>
@@ -33560,7 +33618,175 @@
 </w:document>
 </file>
 
-<file path=word/footer1.xml><?xml version="1.0" encoding="utf-8"?>
+<file path=word\fontTable.xml><?xml version="1.0" encoding="utf-8"?>
+<w:fonts xmlns:mc="http://schemas.openxmlformats.org/markup-compatibility/2006" xmlns:r="http://schemas.openxmlformats.org/officeDocument/2006/relationships" xmlns:w="http://schemas.openxmlformats.org/wordprocessingml/2006/main" xmlns:w14="http://schemas.microsoft.com/office/word/2010/wordml" mc:Ignorable="w14">
+  <w:font w:name="Times New Roman">
+    <w:panose1 w:val="02020603050405020304"/>
+    <w:charset w:val="00"/>
+    <w:family w:val="roman"/>
+    <w:pitch w:val="variable"/>
+    <w:sig w:usb0="20007A87" w:usb1="80000000" w:usb2="00000008" w:usb3="00000000" w:csb0="000001FF" w:csb1="00000000"/>
+  </w:font>
+  <w:font w:name="宋体">
+    <w:altName w:val="SimSun"/>
+    <w:panose1 w:val="02010600030101010101"/>
+    <w:charset w:val="86"/>
+    <w:family w:val="auto"/>
+    <w:pitch w:val="variable"/>
+    <w:sig w:usb0="00000003" w:usb1="080E0000" w:usb2="00000010" w:usb3="00000000" w:csb0="00040001" w:csb1="00000000"/>
+  </w:font>
+  <w:font w:name="SimSun">
+    <w:panose1 w:val="02010600030101010101"/>
+    <w:charset w:val="86"/>
+    <w:family w:val="auto"/>
+    <w:pitch w:val="default"/>
+    <w:sig w:usb0="00000203" w:usb1="288F0000" w:usb2="00000006" w:usb3="00000000" w:csb0="00040001" w:csb1="00000000"/>
+  </w:font>
+  <w:font w:name="Arial">
+    <w:panose1 w:val="020B0604020202020204"/>
+    <w:charset w:val="00"/>
+    <w:family w:val="swiss"/>
+    <w:pitch w:val="default"/>
+    <w:sig w:usb0="E0002EFF" w:usb1="C000785B" w:usb2="00000009" w:usb3="00000000" w:csb0="400001FF" w:csb1="FFFF0000"/>
+  </w:font>
+  <w:font w:name="黑体">
+    <w:altName w:val="SimSun"/>
+    <w:panose1 w:val="02010600030101010101"/>
+    <w:charset w:val="86"/>
+    <w:family w:val="auto"/>
+    <w:pitch w:val="default"/>
+    <w:sig w:usb0="00000001" w:usb1="080E0000" w:usb2="00000010" w:usb3="00000000" w:csb0="00040000" w:csb1="00000000"/>
+  </w:font>
+  <w:font w:name="Courier New">
+    <w:panose1 w:val="02070309020205020404"/>
+    <w:charset w:val="00"/>
+    <w:family w:val="modern"/>
+    <w:pitch w:val="default"/>
+    <w:sig w:usb0="E0002EFF" w:usb1="C0007843" w:usb2="00000009" w:usb3="00000000" w:csb0="400001FF" w:csb1="FFFF0000"/>
+  </w:font>
+  <w:font w:name="Wingdings">
+    <w:panose1 w:val="05000000000000000000"/>
+    <w:charset w:val="02"/>
+    <w:family w:val="auto"/>
+    <w:pitch w:val="default"/>
+    <w:sig w:usb0="00000000" w:usb1="00000000" w:usb2="00000000" w:usb3="00000000" w:csb0="80000000" w:csb1="00000000"/>
+  </w:font>
+  <w:font w:name="Calibri">
+    <w:panose1 w:val="020F0502020204030204"/>
+    <w:charset w:val="00"/>
+    <w:family w:val="swiss"/>
+    <w:pitch w:val="default"/>
+    <w:sig w:usb0="E4002EFF" w:usb1="C200247B" w:usb2="00000009" w:usb3="00000000" w:csb0="200001FF" w:csb1="00000000"/>
+  </w:font>
+  <w:font w:name="等线">
+    <w:altName w:val="Microsoft YaHei"/>
+    <w:panose1 w:val="00000000000000000000"/>
+    <w:charset w:val="86"/>
+    <w:family w:val="auto"/>
+    <w:pitch w:val="default"/>
+    <w:sig w:usb0="00000000" w:usb1="00000000" w:usb2="00000000" w:usb3="00000000" w:csb0="00000000" w:csb1="00000000"/>
+  </w:font>
+  <w:font w:name="VNI-Broad">
+    <w:altName w:val="Microsoft YaHei"/>
+    <w:panose1 w:val="00000000000000000000"/>
+    <w:charset w:val="00"/>
+    <w:family w:val="auto"/>
+    <w:pitch w:val="default"/>
+    <w:sig w:usb0="00000000" w:usb1="00000000" w:usb2="00000000" w:usb3="00000000" w:csb0="00000001" w:csb1="00000000"/>
+  </w:font>
+  <w:font w:name="Microsoft YaHei">
+    <w:panose1 w:val="020B0503020204020204"/>
+    <w:charset w:val="86"/>
+    <w:family w:val="swiss"/>
+    <w:pitch w:val="default"/>
+    <w:sig w:usb0="80000287" w:usb1="2ACF3C50" w:usb2="00000016" w:usb3="00000000" w:csb0="0004001F" w:csb1="00000000"/>
+  </w:font>
+  <w:font w:name="Cambria">
+    <w:panose1 w:val="02040503050406030204"/>
+    <w:charset w:val="00"/>
+    <w:family w:val="roman"/>
+    <w:pitch w:val="default"/>
+    <w:sig w:usb0="E00006FF" w:usb1="420024FF" w:usb2="02000000" w:usb3="00000000" w:csb0="2000019F" w:csb1="00000000"/>
+  </w:font>
+  <w:font w:name="MS Gothic">
+    <w:panose1 w:val="020B0609070205080204"/>
+    <w:charset w:val="80"/>
+    <w:family w:val="modern"/>
+    <w:pitch w:val="default"/>
+    <w:sig w:usb0="E00002FF" w:usb1="6AC7FDFB" w:usb2="08000012" w:usb3="00000000" w:csb0="4002009F" w:csb1="DFD70000"/>
+  </w:font>
+  <w:font w:name="Calibri Light">
+    <w:panose1 w:val="020F0302020204030204"/>
+    <w:charset w:val="00"/>
+    <w:family w:val="swiss"/>
+    <w:pitch w:val="default"/>
+    <w:sig w:usb0="E4002EFF" w:usb1="C200247B" w:usb2="00000009" w:usb3="00000000" w:csb0="200001FF" w:csb1="00000000"/>
+  </w:font>
+  <w:font w:name="等线 Light">
+    <w:altName w:val="Segoe Print"/>
+    <w:panose1 w:val="00000000000000000000"/>
+    <w:charset w:val="00"/>
+    <w:family w:val="auto"/>
+    <w:pitch w:val="default"/>
+    <w:sig w:usb0="00000000" w:usb1="00000000" w:usb2="00000000" w:usb3="00000000" w:csb0="00000000" w:csb1="00000000"/>
+  </w:font>
+  <w:font w:name="Segoe Print">
+    <w:panose1 w:val="02000600000000000000"/>
+    <w:charset w:val="00"/>
+    <w:family w:val="auto"/>
+    <w:pitch w:val="default"/>
+    <w:sig w:usb0="0000028F" w:usb1="00000000" w:usb2="00000000" w:usb3="00000000" w:csb0="2000009F" w:csb1="47010000"/>
+  </w:font>
+  <w:font w:name="MS Mincho">
+    <w:altName w:val="Yu Gothic UI"/>
+    <w:panose1 w:val="02020609040205080304"/>
+    <w:charset w:val="80"/>
+    <w:family w:val="modern"/>
+    <w:pitch w:val="default"/>
+    <w:sig w:usb0="00000000" w:usb1="00000000" w:usb2="08000012" w:usb3="00000000" w:csb0="0002009F" w:csb1="00000000"/>
+  </w:font>
+  <w:font w:name="Yu Gothic UI">
+    <w:panose1 w:val="020B0500000000000000"/>
+    <w:charset w:val="80"/>
+    <w:family w:val="auto"/>
+    <w:pitch w:val="default"/>
+    <w:sig w:usb0="E00002FF" w:usb1="2AC7FDFF" w:usb2="00000016" w:usb3="00000000" w:csb0="2002009F" w:csb1="00000000"/>
+  </w:font>
+  <w:font w:name="VNI-Avo">
+    <w:altName w:val="Microsoft YaHei"/>
+    <w:panose1 w:val="00000000000000000000"/>
+    <w:charset w:val="00"/>
+    <w:family w:val="auto"/>
+    <w:pitch w:val="default"/>
+    <w:sig w:usb0="00000000" w:usb1="00000000" w:usb2="00000000" w:usb3="00000000" w:csb0="00000001" w:csb1="00000000"/>
+  </w:font>
+  <w:font w:name="VNI-Times">
+    <w:altName w:val="Segoe Print"/>
+    <w:panose1 w:val="00000000000000000000"/>
+    <w:charset w:val="00"/>
+    <w:family w:val="auto"/>
+    <w:pitch w:val="default"/>
+    <w:sig w:usb0="00000000" w:usb1="00000000" w:usb2="00000000" w:usb3="00000000" w:csb0="00000013" w:csb1="00000000"/>
+  </w:font>
+  <w:font w:name="Symbol">
+    <w:panose1 w:val="05050102010706020507"/>
+    <w:charset w:val="02"/>
+    <w:family w:val="roman"/>
+    <w:pitch w:val="default"/>
+    <w:sig w:usb0="00000000" w:usb1="00000000" w:usb2="00000000" w:usb3="00000000" w:csb0="80000000" w:csb1="00000000"/>
+  </w:font>
+  <w:font w:name="TimesNewRomanPS-BoldMT">
+    <w:altName w:val="Segoe Print"/>
+    <w:panose1 w:val="00000000000000000000"/>
+    <w:charset w:val="00"/>
+    <w:family w:val="auto"/>
+    <w:pitch w:val="default"/>
+    <w:sig w:usb0="00000000" w:usb1="00000000" w:usb2="00000000" w:usb3="00000000" w:csb0="00000000" w:csb1="00000000"/>
+  </w:font>
+</w:fonts>
+</file>
+
+<file path=word\footer1.xml><?xml version="1.0" encoding="utf-8"?>
 <w:ftr xmlns:wpc="http://schemas.microsoft.com/office/word/2010/wordprocessingCanvas" xmlns:mc="http://schemas.openxmlformats.org/markup-compatibility/2006" xmlns:o="urn:schemas-microsoft-com:office:office" xmlns:r="http://schemas.openxmlformats.org/officeDocument/2006/relationships" xmlns:m="http://schemas.openxmlformats.org/officeDocument/2006/math" xmlns:v="urn:schemas-microsoft-com:vml" xmlns:wp14="http://schemas.microsoft.com/office/word/2010/wordprocessingDrawing" xmlns:wp="http://schemas.openxmlformats.org/drawingml/2006/wordprocessingDrawing" xmlns:w10="urn:schemas-microsoft-com:office:word" xmlns:w="http://schemas.openxmlformats.org/wordprocessingml/2006/main" xmlns:w14="http://schemas.microsoft.com/office/word/2010/wordml" xmlns:w15="http://schemas.microsoft.com/office/word/2012/wordml" xmlns:wpg="http://schemas.microsoft.com/office/word/2010/wordprocessingGroup" xmlns:wpi="http://schemas.microsoft.com/office/word/2010/wordprocessingInk" xmlns:wne="http://schemas.microsoft.com/office/word/2006/wordml" xmlns:wps="http://schemas.microsoft.com/office/word/2010/wordprocessingShape" xmlns:wpsCustomData="http://www.wps.cn/officeDocument/2013/wpsCustomData" mc:Ignorable="w14 w15 wp14">
   <w:p>
     <w:pPr>
@@ -33747,7 +33973,7 @@
 </w:ftr>
 </file>
 
-<file path=word/numbering.xml><?xml version="1.0" encoding="utf-8"?>
+<file path=word\numbering.xml><?xml version="1.0" encoding="utf-8"?>
 <w:numbering xmlns:wpc="http://schemas.microsoft.com/office/word/2010/wordprocessingCanvas" xmlns:mc="http://schemas.openxmlformats.org/markup-compatibility/2006" xmlns:o="urn:schemas-microsoft-com:office:office" xmlns:r="http://schemas.openxmlformats.org/officeDocument/2006/relationships" xmlns:m="http://schemas.openxmlformats.org/officeDocument/2006/math" xmlns:v="urn:schemas-microsoft-com:vml" xmlns:wp14="http://schemas.microsoft.com/office/word/2010/wordprocessingDrawing" xmlns:wp="http://schemas.openxmlformats.org/drawingml/2006/wordprocessingDrawing" xmlns:w10="urn:schemas-microsoft-com:office:word" xmlns:w="http://schemas.openxmlformats.org/wordprocessingml/2006/main" xmlns:w14="http://schemas.microsoft.com/office/word/2010/wordml" xmlns:wpg="http://schemas.microsoft.com/office/word/2010/wordprocessingGroup" xmlns:wpi="http://schemas.microsoft.com/office/word/2010/wordprocessingInk" xmlns:wne="http://schemas.microsoft.com/office/word/2006/wordml" xmlns:wps="http://schemas.microsoft.com/office/word/2010/wordprocessingShape" xmlns:wpsCustomData="http://www.wps.cn/officeDocument/2013/wpsCustomData" mc:Ignorable="w14 wp14">
   <w:abstractNum w:abstractNumId="0">
     <w:nsid w:val="055660BF"/>
@@ -35208,7 +35434,1561 @@
 </w:numbering>
 </file>
 
-<file path=word/styles.xml><?xml version="1.0" encoding="utf-8"?>
+<file path=word\settings.xml><?xml version="1.0" encoding="utf-8"?>
+<w:settings xmlns:mc="http://schemas.openxmlformats.org/markup-compatibility/2006" xmlns:o="urn:schemas-microsoft-com:office:office" xmlns:r="http://schemas.openxmlformats.org/officeDocument/2006/relationships" xmlns:m="http://schemas.openxmlformats.org/officeDocument/2006/math" xmlns:v="urn:schemas-microsoft-com:vml" xmlns:w10="urn:schemas-microsoft-com:office:word" xmlns:w="http://schemas.openxmlformats.org/wordprocessingml/2006/main" xmlns:w14="http://schemas.microsoft.com/office/word/2010/wordml" xmlns:sl="http://schemas.openxmlformats.org/schemaLibrary/2006/main" xmlns:wpsCustomData="http://www.wps.cn/officeDocument/2013/wpsCustomData" mc:Ignorable="w14">
+  <w:zoom w:percent="150"/>
+  <w:embedSystemFonts/>
+  <w:bordersDoNotSurroundHeader w:val="0"/>
+  <w:bordersDoNotSurroundFooter w:val="0"/>
+  <w:documentProtection w:enforcement="0"/>
+  <w:defaultTabStop w:val="720"/>
+  <w:drawingGridVerticalSpacing w:val="156"/>
+  <w:displayHorizontalDrawingGridEvery w:val="0"/>
+  <w:displayVerticalDrawingGridEvery w:val="2"/>
+  <w:characterSpacingControl w:val="doNotCompress"/>
+  <w:compat>
+    <w:spaceForUL/>
+    <w:balanceSingleByteDoubleByteWidth/>
+    <w:doNotLeaveBackslashAlone/>
+    <w:ulTrailSpace/>
+    <w:doNotExpandShiftReturn/>
+    <w:adjustLineHeightInTable/>
+    <w:doNotWrapTextWithPunct/>
+    <w:doNotUseEastAsianBreakRules/>
+    <w:compatSetting w:name="compatibilityMode" w:uri="http://schemas.microsoft.com/office/word" w:val="14"/>
+    <w:compatSetting w:name="overrideTableStyleFontSizeAndJustification" w:uri="http://schemas.microsoft.com/office/word" w:val="1"/>
+    <w:compatSetting w:name="enableOpenTypeFeatures" w:uri="http://schemas.microsoft.com/office/word" w:val="1"/>
+    <w:compatSetting w:name="doNotFlipMirrorIndents" w:uri="http://schemas.microsoft.com/office/word" w:val="1"/>
+  </w:compat>
+  <w:rsids>
+    <w:rsidRoot w:val="3389018D"/>
+    <w:rsid w:val="00006E2E"/>
+    <w:rsid w:val="00011613"/>
+    <w:rsid w:val="00012D82"/>
+    <w:rsid w:val="00016410"/>
+    <w:rsid w:val="00030979"/>
+    <w:rsid w:val="0004780B"/>
+    <w:rsid w:val="00057634"/>
+    <w:rsid w:val="00061ED5"/>
+    <w:rsid w:val="00065901"/>
+    <w:rsid w:val="00072A3E"/>
+    <w:rsid w:val="000A2E62"/>
+    <w:rsid w:val="000B3C4A"/>
+    <w:rsid w:val="000B5A9C"/>
+    <w:rsid w:val="000B7688"/>
+    <w:rsid w:val="000E09D7"/>
+    <w:rsid w:val="000F5F5F"/>
+    <w:rsid w:val="00102468"/>
+    <w:rsid w:val="0010290F"/>
+    <w:rsid w:val="00123BA5"/>
+    <w:rsid w:val="00126EC0"/>
+    <w:rsid w:val="00130A5F"/>
+    <w:rsid w:val="00135760"/>
+    <w:rsid w:val="00135F36"/>
+    <w:rsid w:val="001413F5"/>
+    <w:rsid w:val="001541A5"/>
+    <w:rsid w:val="001662CD"/>
+    <w:rsid w:val="00167BC9"/>
+    <w:rsid w:val="00174C2F"/>
+    <w:rsid w:val="0017579D"/>
+    <w:rsid w:val="00177647"/>
+    <w:rsid w:val="00187D3A"/>
+    <w:rsid w:val="00192297"/>
+    <w:rsid w:val="001A0875"/>
+    <w:rsid w:val="001A633A"/>
+    <w:rsid w:val="001A7EBB"/>
+    <w:rsid w:val="001B5238"/>
+    <w:rsid w:val="001D1389"/>
+    <w:rsid w:val="001D627F"/>
+    <w:rsid w:val="001E79C3"/>
+    <w:rsid w:val="001F0E9E"/>
+    <w:rsid w:val="001F1115"/>
+    <w:rsid w:val="001F626C"/>
+    <w:rsid w:val="00216DF1"/>
+    <w:rsid w:val="00221B1F"/>
+    <w:rsid w:val="00226205"/>
+    <w:rsid w:val="00230988"/>
+    <w:rsid w:val="002321B7"/>
+    <w:rsid w:val="00234DA1"/>
+    <w:rsid w:val="00237B4A"/>
+    <w:rsid w:val="0024381E"/>
+    <w:rsid w:val="00253838"/>
+    <w:rsid w:val="0026038D"/>
+    <w:rsid w:val="0026208A"/>
+    <w:rsid w:val="002621E4"/>
+    <w:rsid w:val="00277B24"/>
+    <w:rsid w:val="00280277"/>
+    <w:rsid w:val="002807F3"/>
+    <w:rsid w:val="00284C22"/>
+    <w:rsid w:val="00294984"/>
+    <w:rsid w:val="002A20B3"/>
+    <w:rsid w:val="002A59F8"/>
+    <w:rsid w:val="002B4E76"/>
+    <w:rsid w:val="002C4117"/>
+    <w:rsid w:val="002C4B08"/>
+    <w:rsid w:val="002C5B73"/>
+    <w:rsid w:val="002C70DD"/>
+    <w:rsid w:val="003035E1"/>
+    <w:rsid w:val="00330B6D"/>
+    <w:rsid w:val="003316E8"/>
+    <w:rsid w:val="00333045"/>
+    <w:rsid w:val="00334578"/>
+    <w:rsid w:val="00340C57"/>
+    <w:rsid w:val="00344A86"/>
+    <w:rsid w:val="00354C8B"/>
+    <w:rsid w:val="003568EF"/>
+    <w:rsid w:val="00357C3B"/>
+    <w:rsid w:val="00390705"/>
+    <w:rsid w:val="003A0F81"/>
+    <w:rsid w:val="003A366E"/>
+    <w:rsid w:val="003A7C9C"/>
+    <w:rsid w:val="003B0AFE"/>
+    <w:rsid w:val="003B75A8"/>
+    <w:rsid w:val="003C5B3F"/>
+    <w:rsid w:val="003D6E42"/>
+    <w:rsid w:val="003D7230"/>
+    <w:rsid w:val="003E3A6C"/>
+    <w:rsid w:val="003E50AA"/>
+    <w:rsid w:val="003F7434"/>
+    <w:rsid w:val="00403415"/>
+    <w:rsid w:val="00403850"/>
+    <w:rsid w:val="00416302"/>
+    <w:rsid w:val="004174FE"/>
+    <w:rsid w:val="00447525"/>
+    <w:rsid w:val="0046718D"/>
+    <w:rsid w:val="00474A69"/>
+    <w:rsid w:val="00485780"/>
+    <w:rsid w:val="00494ADB"/>
+    <w:rsid w:val="00494B79"/>
+    <w:rsid w:val="004B6904"/>
+    <w:rsid w:val="004C0EA3"/>
+    <w:rsid w:val="004D5319"/>
+    <w:rsid w:val="004E2A7A"/>
+    <w:rsid w:val="004F2C0B"/>
+    <w:rsid w:val="004F3490"/>
+    <w:rsid w:val="004F6AEE"/>
+    <w:rsid w:val="00500353"/>
+    <w:rsid w:val="005052BF"/>
+    <w:rsid w:val="00513695"/>
+    <w:rsid w:val="0052049E"/>
+    <w:rsid w:val="0052124B"/>
+    <w:rsid w:val="0052302F"/>
+    <w:rsid w:val="00533334"/>
+    <w:rsid w:val="005363EC"/>
+    <w:rsid w:val="005402EB"/>
+    <w:rsid w:val="00552A63"/>
+    <w:rsid w:val="005637B2"/>
+    <w:rsid w:val="00570047"/>
+    <w:rsid w:val="00581016"/>
+    <w:rsid w:val="005918A2"/>
+    <w:rsid w:val="00591B88"/>
+    <w:rsid w:val="005B5E42"/>
+    <w:rsid w:val="005B7867"/>
+    <w:rsid w:val="005E3566"/>
+    <w:rsid w:val="005E7325"/>
+    <w:rsid w:val="005F60ED"/>
+    <w:rsid w:val="006001B5"/>
+    <w:rsid w:val="00602EF0"/>
+    <w:rsid w:val="006046F9"/>
+    <w:rsid w:val="00626BE4"/>
+    <w:rsid w:val="006418DB"/>
+    <w:rsid w:val="006532F3"/>
+    <w:rsid w:val="006549D7"/>
+    <w:rsid w:val="0066547C"/>
+    <w:rsid w:val="006657C9"/>
+    <w:rsid w:val="00671065"/>
+    <w:rsid w:val="00673FA6"/>
+    <w:rsid w:val="00674381"/>
+    <w:rsid w:val="00676759"/>
+    <w:rsid w:val="006803C1"/>
+    <w:rsid w:val="006909FA"/>
+    <w:rsid w:val="00693FCB"/>
+    <w:rsid w:val="00696666"/>
+    <w:rsid w:val="006A63D8"/>
+    <w:rsid w:val="006B09BB"/>
+    <w:rsid w:val="006D3ACF"/>
+    <w:rsid w:val="006D4645"/>
+    <w:rsid w:val="006E1356"/>
+    <w:rsid w:val="007014A9"/>
+    <w:rsid w:val="00701931"/>
+    <w:rsid w:val="00713B60"/>
+    <w:rsid w:val="00716B27"/>
+    <w:rsid w:val="0072653F"/>
+    <w:rsid w:val="00726AD7"/>
+    <w:rsid w:val="007318C3"/>
+    <w:rsid w:val="007539F5"/>
+    <w:rsid w:val="00766FCE"/>
+    <w:rsid w:val="00792CB2"/>
+    <w:rsid w:val="0079453A"/>
+    <w:rsid w:val="007A0025"/>
+    <w:rsid w:val="007A568E"/>
+    <w:rsid w:val="007A7655"/>
+    <w:rsid w:val="007B25B3"/>
+    <w:rsid w:val="007B3165"/>
+    <w:rsid w:val="007B5500"/>
+    <w:rsid w:val="007B6A57"/>
+    <w:rsid w:val="007C0581"/>
+    <w:rsid w:val="007C768C"/>
+    <w:rsid w:val="007D3FEE"/>
+    <w:rsid w:val="007E5737"/>
+    <w:rsid w:val="0080338F"/>
+    <w:rsid w:val="00810EB6"/>
+    <w:rsid w:val="00812A7C"/>
+    <w:rsid w:val="008163FC"/>
+    <w:rsid w:val="00825D23"/>
+    <w:rsid w:val="00837AE5"/>
+    <w:rsid w:val="00837FD2"/>
+    <w:rsid w:val="00842719"/>
+    <w:rsid w:val="00847F11"/>
+    <w:rsid w:val="008673E1"/>
+    <w:rsid w:val="0086774A"/>
+    <w:rsid w:val="00876183"/>
+    <w:rsid w:val="0088514A"/>
+    <w:rsid w:val="00886485"/>
+    <w:rsid w:val="00891931"/>
+    <w:rsid w:val="00894DA6"/>
+    <w:rsid w:val="008A6C82"/>
+    <w:rsid w:val="008A764C"/>
+    <w:rsid w:val="008B096F"/>
+    <w:rsid w:val="008B5BF9"/>
+    <w:rsid w:val="008B738E"/>
+    <w:rsid w:val="008C2F47"/>
+    <w:rsid w:val="008D058F"/>
+    <w:rsid w:val="008D2846"/>
+    <w:rsid w:val="008D6FF2"/>
+    <w:rsid w:val="008F323C"/>
+    <w:rsid w:val="009100E9"/>
+    <w:rsid w:val="00910BFB"/>
+    <w:rsid w:val="00911E67"/>
+    <w:rsid w:val="00917C41"/>
+    <w:rsid w:val="00921076"/>
+    <w:rsid w:val="0092493D"/>
+    <w:rsid w:val="00927120"/>
+    <w:rsid w:val="009422C2"/>
+    <w:rsid w:val="0094318C"/>
+    <w:rsid w:val="00943B7C"/>
+    <w:rsid w:val="00944FDB"/>
+    <w:rsid w:val="00950821"/>
+    <w:rsid w:val="00952607"/>
+    <w:rsid w:val="00953A75"/>
+    <w:rsid w:val="00957EE9"/>
+    <w:rsid w:val="009641F4"/>
+    <w:rsid w:val="009655BE"/>
+    <w:rsid w:val="00967AEE"/>
+    <w:rsid w:val="00971642"/>
+    <w:rsid w:val="0097170A"/>
+    <w:rsid w:val="009A6608"/>
+    <w:rsid w:val="009B7BEE"/>
+    <w:rsid w:val="009C1A9D"/>
+    <w:rsid w:val="009C3F71"/>
+    <w:rsid w:val="009C4A41"/>
+    <w:rsid w:val="009C68FD"/>
+    <w:rsid w:val="009C6EA6"/>
+    <w:rsid w:val="009C7AE3"/>
+    <w:rsid w:val="009D0490"/>
+    <w:rsid w:val="009D3B44"/>
+    <w:rsid w:val="009E709D"/>
+    <w:rsid w:val="009F359D"/>
+    <w:rsid w:val="00A02B55"/>
+    <w:rsid w:val="00A15893"/>
+    <w:rsid w:val="00A16FBD"/>
+    <w:rsid w:val="00A24D69"/>
+    <w:rsid w:val="00A303FB"/>
+    <w:rsid w:val="00A34830"/>
+    <w:rsid w:val="00A52183"/>
+    <w:rsid w:val="00A6105E"/>
+    <w:rsid w:val="00A620E6"/>
+    <w:rsid w:val="00A74704"/>
+    <w:rsid w:val="00A7797B"/>
+    <w:rsid w:val="00A802EE"/>
+    <w:rsid w:val="00A80820"/>
+    <w:rsid w:val="00A860A1"/>
+    <w:rsid w:val="00AB3E8D"/>
+    <w:rsid w:val="00AC0160"/>
+    <w:rsid w:val="00AC55BA"/>
+    <w:rsid w:val="00AD1AA6"/>
+    <w:rsid w:val="00AD5E81"/>
+    <w:rsid w:val="00AE4AFE"/>
+    <w:rsid w:val="00AE7187"/>
+    <w:rsid w:val="00B07AD7"/>
+    <w:rsid w:val="00B1220C"/>
+    <w:rsid w:val="00B20CDE"/>
+    <w:rsid w:val="00B309F9"/>
+    <w:rsid w:val="00B30D35"/>
+    <w:rsid w:val="00B33893"/>
+    <w:rsid w:val="00B348A8"/>
+    <w:rsid w:val="00B36994"/>
+    <w:rsid w:val="00B40BBF"/>
+    <w:rsid w:val="00B46490"/>
+    <w:rsid w:val="00B50FA7"/>
+    <w:rsid w:val="00B52B66"/>
+    <w:rsid w:val="00B55BB1"/>
+    <w:rsid w:val="00B73929"/>
+    <w:rsid w:val="00B80FBA"/>
+    <w:rsid w:val="00B90ACB"/>
+    <w:rsid w:val="00B93026"/>
+    <w:rsid w:val="00B94BCD"/>
+    <w:rsid w:val="00BB1858"/>
+    <w:rsid w:val="00BC17B8"/>
+    <w:rsid w:val="00BC182B"/>
+    <w:rsid w:val="00BD142A"/>
+    <w:rsid w:val="00BE6247"/>
+    <w:rsid w:val="00C0121F"/>
+    <w:rsid w:val="00C37FE3"/>
+    <w:rsid w:val="00C42539"/>
+    <w:rsid w:val="00C42D39"/>
+    <w:rsid w:val="00C47514"/>
+    <w:rsid w:val="00C51217"/>
+    <w:rsid w:val="00C528C5"/>
+    <w:rsid w:val="00C67AF2"/>
+    <w:rsid w:val="00C73896"/>
+    <w:rsid w:val="00C74A4E"/>
+    <w:rsid w:val="00C74E81"/>
+    <w:rsid w:val="00C74F8A"/>
+    <w:rsid w:val="00C822F3"/>
+    <w:rsid w:val="00C86ABF"/>
+    <w:rsid w:val="00C8708F"/>
+    <w:rsid w:val="00C93D19"/>
+    <w:rsid w:val="00C9478D"/>
+    <w:rsid w:val="00CA6611"/>
+    <w:rsid w:val="00CB0374"/>
+    <w:rsid w:val="00CC0F48"/>
+    <w:rsid w:val="00CC2672"/>
+    <w:rsid w:val="00CC5D98"/>
+    <w:rsid w:val="00CC7CB0"/>
+    <w:rsid w:val="00CE3769"/>
+    <w:rsid w:val="00CE7320"/>
+    <w:rsid w:val="00CE7B29"/>
+    <w:rsid w:val="00D02A76"/>
+    <w:rsid w:val="00D05A21"/>
+    <w:rsid w:val="00D06470"/>
+    <w:rsid w:val="00D0652D"/>
+    <w:rsid w:val="00D10133"/>
+    <w:rsid w:val="00D136F4"/>
+    <w:rsid w:val="00D16544"/>
+    <w:rsid w:val="00D22F9A"/>
+    <w:rsid w:val="00D260A7"/>
+    <w:rsid w:val="00D42CEC"/>
+    <w:rsid w:val="00D46C32"/>
+    <w:rsid w:val="00D541D4"/>
+    <w:rsid w:val="00D54C58"/>
+    <w:rsid w:val="00D5643D"/>
+    <w:rsid w:val="00D5699F"/>
+    <w:rsid w:val="00D60239"/>
+    <w:rsid w:val="00D768D6"/>
+    <w:rsid w:val="00D8045A"/>
+    <w:rsid w:val="00D8440C"/>
+    <w:rsid w:val="00DA4223"/>
+    <w:rsid w:val="00DA4FBD"/>
+    <w:rsid w:val="00DA5EC3"/>
+    <w:rsid w:val="00DC32CB"/>
+    <w:rsid w:val="00DD09CD"/>
+    <w:rsid w:val="00DE07EC"/>
+    <w:rsid w:val="00DF1FE7"/>
+    <w:rsid w:val="00DF5C49"/>
+    <w:rsid w:val="00DF6337"/>
+    <w:rsid w:val="00E03731"/>
+    <w:rsid w:val="00E04342"/>
+    <w:rsid w:val="00E151E6"/>
+    <w:rsid w:val="00E276E7"/>
+    <w:rsid w:val="00E34D65"/>
+    <w:rsid w:val="00E3517C"/>
+    <w:rsid w:val="00E63AE3"/>
+    <w:rsid w:val="00E67E09"/>
+    <w:rsid w:val="00E71003"/>
+    <w:rsid w:val="00E71960"/>
+    <w:rsid w:val="00E772FF"/>
+    <w:rsid w:val="00E813BD"/>
+    <w:rsid w:val="00E82BC7"/>
+    <w:rsid w:val="00E83712"/>
+    <w:rsid w:val="00E92FC1"/>
+    <w:rsid w:val="00E935FF"/>
+    <w:rsid w:val="00EA02AA"/>
+    <w:rsid w:val="00EA26A2"/>
+    <w:rsid w:val="00EA5D9E"/>
+    <w:rsid w:val="00EB6295"/>
+    <w:rsid w:val="00EC5423"/>
+    <w:rsid w:val="00EC7F11"/>
+    <w:rsid w:val="00ED5584"/>
+    <w:rsid w:val="00ED576F"/>
+    <w:rsid w:val="00EE1739"/>
+    <w:rsid w:val="00F11316"/>
+    <w:rsid w:val="00F120BF"/>
+    <w:rsid w:val="00F22D9E"/>
+    <w:rsid w:val="00F23446"/>
+    <w:rsid w:val="00F2467A"/>
+    <w:rsid w:val="00F255AA"/>
+    <w:rsid w:val="00F30099"/>
+    <w:rsid w:val="00F320E0"/>
+    <w:rsid w:val="00F33427"/>
+    <w:rsid w:val="00F400DE"/>
+    <w:rsid w:val="00F46559"/>
+    <w:rsid w:val="00F47F21"/>
+    <w:rsid w:val="00F53CA5"/>
+    <w:rsid w:val="00F639BE"/>
+    <w:rsid w:val="00F64CA3"/>
+    <w:rsid w:val="00F663A1"/>
+    <w:rsid w:val="00F81BD8"/>
+    <w:rsid w:val="00F860F7"/>
+    <w:rsid w:val="00F91758"/>
+    <w:rsid w:val="00F93014"/>
+    <w:rsid w:val="00F94D56"/>
+    <w:rsid w:val="00FA5346"/>
+    <w:rsid w:val="00FA6FD7"/>
+    <w:rsid w:val="00FC3572"/>
+    <w:rsid w:val="00FD01B5"/>
+    <w:rsid w:val="00FE14B0"/>
+    <w:rsid w:val="013019FE"/>
+    <w:rsid w:val="016B1BE3"/>
+    <w:rsid w:val="01785675"/>
+    <w:rsid w:val="019E18DE"/>
+    <w:rsid w:val="01BB4E65"/>
+    <w:rsid w:val="01C979FE"/>
+    <w:rsid w:val="01DF6F78"/>
+    <w:rsid w:val="02241011"/>
+    <w:rsid w:val="023006A7"/>
+    <w:rsid w:val="02315AA6"/>
+    <w:rsid w:val="023E1BBB"/>
+    <w:rsid w:val="024A1BCC"/>
+    <w:rsid w:val="026B1786"/>
+    <w:rsid w:val="02842C5B"/>
+    <w:rsid w:val="028E2C3F"/>
+    <w:rsid w:val="02A200CC"/>
+    <w:rsid w:val="02C31E14"/>
+    <w:rsid w:val="03713101"/>
+    <w:rsid w:val="03867B41"/>
+    <w:rsid w:val="03C377B9"/>
+    <w:rsid w:val="03D17DD3"/>
+    <w:rsid w:val="03F04E05"/>
+    <w:rsid w:val="03F35278"/>
+    <w:rsid w:val="03F97C93"/>
+    <w:rsid w:val="041A146A"/>
+    <w:rsid w:val="04343783"/>
+    <w:rsid w:val="04377778"/>
+    <w:rsid w:val="04556D28"/>
+    <w:rsid w:val="046F3155"/>
+    <w:rsid w:val="048B7202"/>
+    <w:rsid w:val="04906F0D"/>
+    <w:rsid w:val="04A515D1"/>
+    <w:rsid w:val="04AB3659"/>
+    <w:rsid w:val="04AC7736"/>
+    <w:rsid w:val="04DE120A"/>
+    <w:rsid w:val="04E0470D"/>
+    <w:rsid w:val="04F77BB6"/>
+    <w:rsid w:val="053319A4"/>
+    <w:rsid w:val="05451CFB"/>
+    <w:rsid w:val="055F2A5D"/>
+    <w:rsid w:val="05E912CD"/>
+    <w:rsid w:val="05ED4B49"/>
+    <w:rsid w:val="05EE1047"/>
+    <w:rsid w:val="05F56058"/>
+    <w:rsid w:val="060A437D"/>
+    <w:rsid w:val="060E737E"/>
+    <w:rsid w:val="06112BE7"/>
+    <w:rsid w:val="061F3288"/>
+    <w:rsid w:val="061F7618"/>
+    <w:rsid w:val="06431DD6"/>
+    <w:rsid w:val="06744B24"/>
+    <w:rsid w:val="06813E39"/>
+    <w:rsid w:val="06A35673"/>
+    <w:rsid w:val="06A52D74"/>
+    <w:rsid w:val="06C248A3"/>
+    <w:rsid w:val="06CA5532"/>
+    <w:rsid w:val="06E076D6"/>
+    <w:rsid w:val="07580619"/>
+    <w:rsid w:val="076034A7"/>
+    <w:rsid w:val="076334A9"/>
+    <w:rsid w:val="078139DC"/>
+    <w:rsid w:val="078432FC"/>
+    <w:rsid w:val="078E2CF2"/>
+    <w:rsid w:val="07A26837"/>
+    <w:rsid w:val="07B62D5A"/>
+    <w:rsid w:val="07D53466"/>
+    <w:rsid w:val="080A3F6D"/>
+    <w:rsid w:val="081D70DE"/>
+    <w:rsid w:val="08633FCF"/>
+    <w:rsid w:val="087F75EA"/>
+    <w:rsid w:val="08AF0683"/>
+    <w:rsid w:val="08E20120"/>
+    <w:rsid w:val="091A3212"/>
+    <w:rsid w:val="095007F3"/>
+    <w:rsid w:val="09510D55"/>
+    <w:rsid w:val="09627775"/>
+    <w:rsid w:val="09D873B4"/>
+    <w:rsid w:val="09E129C6"/>
+    <w:rsid w:val="0A345E8D"/>
+    <w:rsid w:val="0A5A6688"/>
+    <w:rsid w:val="0A600591"/>
+    <w:rsid w:val="0A8E0942"/>
+    <w:rsid w:val="0AA85C88"/>
+    <w:rsid w:val="0ABA229F"/>
+    <w:rsid w:val="0AC6703C"/>
+    <w:rsid w:val="0B01011B"/>
+    <w:rsid w:val="0B1600C0"/>
+    <w:rsid w:val="0B7E67EB"/>
+    <w:rsid w:val="0BAC05B3"/>
+    <w:rsid w:val="0BBC40D1"/>
+    <w:rsid w:val="0BC820E2"/>
+    <w:rsid w:val="0BDA3681"/>
+    <w:rsid w:val="0BE92617"/>
+    <w:rsid w:val="0BFC7A81"/>
+    <w:rsid w:val="0C1F2AF1"/>
+    <w:rsid w:val="0C3E33A6"/>
+    <w:rsid w:val="0C5D2505"/>
+    <w:rsid w:val="0C6F3B75"/>
+    <w:rsid w:val="0C6F7B8A"/>
+    <w:rsid w:val="0CC45C57"/>
+    <w:rsid w:val="0D12337E"/>
+    <w:rsid w:val="0D1C170F"/>
+    <w:rsid w:val="0D23109A"/>
+    <w:rsid w:val="0D2658A2"/>
+    <w:rsid w:val="0D4870DB"/>
+    <w:rsid w:val="0D68630B"/>
+    <w:rsid w:val="0D755621"/>
+    <w:rsid w:val="0DE15FD5"/>
+    <w:rsid w:val="0E4946FF"/>
+    <w:rsid w:val="0E5724EC"/>
+    <w:rsid w:val="0E8E1971"/>
+    <w:rsid w:val="0E922575"/>
+    <w:rsid w:val="0EE36E7C"/>
+    <w:rsid w:val="0F2862EC"/>
+    <w:rsid w:val="0F295F6C"/>
+    <w:rsid w:val="0F3E048F"/>
+    <w:rsid w:val="0F562EA9"/>
+    <w:rsid w:val="0F6C7CDA"/>
+    <w:rsid w:val="0F794DF1"/>
+    <w:rsid w:val="0F7D40A6"/>
+    <w:rsid w:val="0FBD0540"/>
+    <w:rsid w:val="0FFA66E1"/>
+    <w:rsid w:val="1015177C"/>
+    <w:rsid w:val="10330CA8"/>
+    <w:rsid w:val="10331EC4"/>
+    <w:rsid w:val="104550C0"/>
+    <w:rsid w:val="10534754"/>
+    <w:rsid w:val="107D6700"/>
+    <w:rsid w:val="10864871"/>
+    <w:rsid w:val="109072EE"/>
+    <w:rsid w:val="10957190"/>
+    <w:rsid w:val="109C7872"/>
+    <w:rsid w:val="10AE73EC"/>
+    <w:rsid w:val="10B028F0"/>
+    <w:rsid w:val="10E44043"/>
+    <w:rsid w:val="10FC16EA"/>
+    <w:rsid w:val="11051FFA"/>
+    <w:rsid w:val="11076F28"/>
+    <w:rsid w:val="112D573C"/>
+    <w:rsid w:val="11581E04"/>
+    <w:rsid w:val="115931FE"/>
+    <w:rsid w:val="118C0D46"/>
+    <w:rsid w:val="1190415C"/>
+    <w:rsid w:val="11A17C7A"/>
+    <w:rsid w:val="11AB600B"/>
+    <w:rsid w:val="11B4471C"/>
+    <w:rsid w:val="11BB0823"/>
+    <w:rsid w:val="11C336B1"/>
+    <w:rsid w:val="11E164E5"/>
+    <w:rsid w:val="11E6296C"/>
+    <w:rsid w:val="120D282C"/>
+    <w:rsid w:val="123B7E78"/>
+    <w:rsid w:val="123F687E"/>
+    <w:rsid w:val="12460407"/>
+    <w:rsid w:val="124D7D92"/>
+    <w:rsid w:val="12562F60"/>
+    <w:rsid w:val="125B4B29"/>
+    <w:rsid w:val="12857AB0"/>
+    <w:rsid w:val="128E2C19"/>
+    <w:rsid w:val="12C15B53"/>
+    <w:rsid w:val="12EC7C9C"/>
+    <w:rsid w:val="12F20183"/>
+    <w:rsid w:val="12F91530"/>
+    <w:rsid w:val="132248F2"/>
+    <w:rsid w:val="1347382D"/>
+    <w:rsid w:val="136048D3"/>
+    <w:rsid w:val="136D5C6B"/>
+    <w:rsid w:val="136E49CD"/>
+    <w:rsid w:val="13872098"/>
+    <w:rsid w:val="13FA6B54"/>
+    <w:rsid w:val="140838EB"/>
+    <w:rsid w:val="142C4DA5"/>
+    <w:rsid w:val="142D7A74"/>
+    <w:rsid w:val="143B2E41"/>
+    <w:rsid w:val="147F2631"/>
+    <w:rsid w:val="14871A82"/>
+    <w:rsid w:val="14A26068"/>
+    <w:rsid w:val="14AD65F8"/>
+    <w:rsid w:val="14D13334"/>
+    <w:rsid w:val="14DB16C5"/>
+    <w:rsid w:val="14DC7147"/>
+    <w:rsid w:val="14F078F4"/>
+    <w:rsid w:val="1505030B"/>
+    <w:rsid w:val="15051864"/>
+    <w:rsid w:val="1507380E"/>
+    <w:rsid w:val="151B539B"/>
+    <w:rsid w:val="15250840"/>
+    <w:rsid w:val="152D5C4C"/>
+    <w:rsid w:val="15441D99"/>
+    <w:rsid w:val="156F115E"/>
+    <w:rsid w:val="156F36B5"/>
+    <w:rsid w:val="1573093F"/>
+    <w:rsid w:val="15906555"/>
+    <w:rsid w:val="15B06226"/>
+    <w:rsid w:val="15D1675A"/>
+    <w:rsid w:val="15FA1B1D"/>
+    <w:rsid w:val="165D2DF0"/>
+    <w:rsid w:val="166127C6"/>
+    <w:rsid w:val="16757268"/>
+    <w:rsid w:val="16A022AB"/>
+    <w:rsid w:val="16A56732"/>
+    <w:rsid w:val="16CC7805"/>
+    <w:rsid w:val="1722157F"/>
+    <w:rsid w:val="17263809"/>
+    <w:rsid w:val="172E6F69"/>
+    <w:rsid w:val="176A51F7"/>
+    <w:rsid w:val="177F1919"/>
+    <w:rsid w:val="1783031F"/>
+    <w:rsid w:val="17876D25"/>
+    <w:rsid w:val="17A056D1"/>
+    <w:rsid w:val="17A12726"/>
+    <w:rsid w:val="17B0376D"/>
+    <w:rsid w:val="17F96E28"/>
+    <w:rsid w:val="18040F21"/>
+    <w:rsid w:val="181D547A"/>
+    <w:rsid w:val="18235CAA"/>
+    <w:rsid w:val="182C5A12"/>
+    <w:rsid w:val="183171BE"/>
+    <w:rsid w:val="18481362"/>
+    <w:rsid w:val="18833745"/>
+    <w:rsid w:val="18A90101"/>
+    <w:rsid w:val="18C663ED"/>
+    <w:rsid w:val="193F18FA"/>
+    <w:rsid w:val="197D395D"/>
+    <w:rsid w:val="19AB482C"/>
+    <w:rsid w:val="19C419F8"/>
+    <w:rsid w:val="19D44818"/>
+    <w:rsid w:val="19DB757A"/>
+    <w:rsid w:val="1A0A07AA"/>
+    <w:rsid w:val="1A111C52"/>
+    <w:rsid w:val="1A12783D"/>
+    <w:rsid w:val="1A273DF6"/>
+    <w:rsid w:val="1A5039CB"/>
+    <w:rsid w:val="1A830C8C"/>
+    <w:rsid w:val="1A9B1BBC"/>
+    <w:rsid w:val="1AA0603E"/>
+    <w:rsid w:val="1AA90ECC"/>
+    <w:rsid w:val="1AD55213"/>
+    <w:rsid w:val="1B165C7C"/>
+    <w:rsid w:val="1B435847"/>
+    <w:rsid w:val="1B5E5BB2"/>
+    <w:rsid w:val="1B5E76F6"/>
+    <w:rsid w:val="1BC03F17"/>
+    <w:rsid w:val="1BC90FA3"/>
+    <w:rsid w:val="1BC975B0"/>
+    <w:rsid w:val="1BDA123E"/>
+    <w:rsid w:val="1BF60B6E"/>
+    <w:rsid w:val="1BFF39FC"/>
+    <w:rsid w:val="1C2361BA"/>
+    <w:rsid w:val="1C363406"/>
+    <w:rsid w:val="1C803DCB"/>
+    <w:rsid w:val="1CC80EC6"/>
+    <w:rsid w:val="1CF56512"/>
+    <w:rsid w:val="1D245D5D"/>
+    <w:rsid w:val="1D297C66"/>
+    <w:rsid w:val="1D306EC4"/>
+    <w:rsid w:val="1D330575"/>
+    <w:rsid w:val="1D6A64D1"/>
+    <w:rsid w:val="1D6D3BD2"/>
+    <w:rsid w:val="1D985D1B"/>
+    <w:rsid w:val="1DAB1184"/>
+    <w:rsid w:val="1DB652CB"/>
+    <w:rsid w:val="1DB96250"/>
+    <w:rsid w:val="1DBF39DD"/>
+    <w:rsid w:val="1E061BD3"/>
+    <w:rsid w:val="1E1B62F5"/>
+    <w:rsid w:val="1E253381"/>
+    <w:rsid w:val="1E942391"/>
+    <w:rsid w:val="1EBA3111"/>
+    <w:rsid w:val="1EC91910"/>
+    <w:rsid w:val="1F2B4F5C"/>
+    <w:rsid w:val="1F5A11FF"/>
+    <w:rsid w:val="1FB05A18"/>
+    <w:rsid w:val="1FC73DB2"/>
+    <w:rsid w:val="2025634A"/>
+    <w:rsid w:val="20294D50"/>
+    <w:rsid w:val="208E24F6"/>
+    <w:rsid w:val="20AD7527"/>
+    <w:rsid w:val="20D83089"/>
+    <w:rsid w:val="20ED3B94"/>
+    <w:rsid w:val="20FF3AAE"/>
+    <w:rsid w:val="210A78C1"/>
+    <w:rsid w:val="210C6647"/>
+    <w:rsid w:val="21244601"/>
+    <w:rsid w:val="215F4DCD"/>
+    <w:rsid w:val="216A0F4D"/>
+    <w:rsid w:val="21983295"/>
+    <w:rsid w:val="21A76846"/>
+    <w:rsid w:val="21E32E28"/>
+    <w:rsid w:val="220B2CE7"/>
+    <w:rsid w:val="221A5500"/>
+    <w:rsid w:val="22214E8B"/>
+    <w:rsid w:val="223B5A35"/>
+    <w:rsid w:val="229E7CD7"/>
+    <w:rsid w:val="22A266DE"/>
+    <w:rsid w:val="22B91B86"/>
+    <w:rsid w:val="22D92E1E"/>
+    <w:rsid w:val="2305432C"/>
+    <w:rsid w:val="230B610D"/>
+    <w:rsid w:val="23370256"/>
+    <w:rsid w:val="23536501"/>
+    <w:rsid w:val="2377323E"/>
+    <w:rsid w:val="239462AE"/>
+    <w:rsid w:val="239A46F7"/>
+    <w:rsid w:val="23A75F8B"/>
+    <w:rsid w:val="23BE2559"/>
+    <w:rsid w:val="23C245B7"/>
+    <w:rsid w:val="242023D2"/>
+    <w:rsid w:val="24304BEB"/>
+    <w:rsid w:val="24696049"/>
+    <w:rsid w:val="247C7268"/>
+    <w:rsid w:val="249D521F"/>
+    <w:rsid w:val="24CF1271"/>
+    <w:rsid w:val="24DB1B65"/>
+    <w:rsid w:val="24F2052C"/>
+    <w:rsid w:val="24F301AC"/>
+    <w:rsid w:val="250A7DD1"/>
+    <w:rsid w:val="250D0270"/>
+    <w:rsid w:val="2536579D"/>
+    <w:rsid w:val="255C4FCB"/>
+    <w:rsid w:val="255E785B"/>
+    <w:rsid w:val="2564254A"/>
+    <w:rsid w:val="25AE08DF"/>
+    <w:rsid w:val="25B96C70"/>
+    <w:rsid w:val="25C25381"/>
+    <w:rsid w:val="25C97518"/>
+    <w:rsid w:val="25DF10AE"/>
+    <w:rsid w:val="260E79FF"/>
+    <w:rsid w:val="261A695C"/>
+    <w:rsid w:val="266425F2"/>
+    <w:rsid w:val="2671641F"/>
+    <w:rsid w:val="267C1FE9"/>
+    <w:rsid w:val="268D2FF6"/>
+    <w:rsid w:val="26B07208"/>
+    <w:rsid w:val="26B551EB"/>
+    <w:rsid w:val="26B9770A"/>
+    <w:rsid w:val="26D43AA3"/>
+    <w:rsid w:val="27544493"/>
+    <w:rsid w:val="276163FB"/>
+    <w:rsid w:val="276A4438"/>
+    <w:rsid w:val="27853DB3"/>
+    <w:rsid w:val="279D5B8C"/>
+    <w:rsid w:val="27B222AE"/>
+    <w:rsid w:val="27BA54BC"/>
+    <w:rsid w:val="27D22B63"/>
+    <w:rsid w:val="27DE43F7"/>
+    <w:rsid w:val="27E53D82"/>
+    <w:rsid w:val="27EF4E26"/>
+    <w:rsid w:val="28143812"/>
+    <w:rsid w:val="282D4176"/>
+    <w:rsid w:val="283205FE"/>
+    <w:rsid w:val="28387F89"/>
+    <w:rsid w:val="28474D20"/>
+    <w:rsid w:val="28980D81"/>
+    <w:rsid w:val="28D82090"/>
+    <w:rsid w:val="28DE103A"/>
+    <w:rsid w:val="28E4267B"/>
+    <w:rsid w:val="28EE1C21"/>
+    <w:rsid w:val="28F95E48"/>
+    <w:rsid w:val="292331DD"/>
+    <w:rsid w:val="29305804"/>
+    <w:rsid w:val="29334D29"/>
+    <w:rsid w:val="293409E7"/>
+    <w:rsid w:val="293811B0"/>
+    <w:rsid w:val="29423CBE"/>
+    <w:rsid w:val="29763213"/>
+    <w:rsid w:val="2A213CC4"/>
+    <w:rsid w:val="2A257B34"/>
+    <w:rsid w:val="2A2E4BC0"/>
+    <w:rsid w:val="2A3B1CD8"/>
+    <w:rsid w:val="2A6D37AC"/>
+    <w:rsid w:val="2AA42601"/>
+    <w:rsid w:val="2AA45E84"/>
+    <w:rsid w:val="2AB73F28"/>
+    <w:rsid w:val="2ABD0FAC"/>
+    <w:rsid w:val="2C291503"/>
+    <w:rsid w:val="2C2B40DB"/>
+    <w:rsid w:val="2C395810"/>
+    <w:rsid w:val="2C493FB6"/>
+    <w:rsid w:val="2C560482"/>
+    <w:rsid w:val="2C5A1CD2"/>
+    <w:rsid w:val="2C6C546F"/>
+    <w:rsid w:val="2C701C77"/>
+    <w:rsid w:val="2C734DFA"/>
+    <w:rsid w:val="2C852B16"/>
+    <w:rsid w:val="2CAE175C"/>
+    <w:rsid w:val="2D1858EE"/>
+    <w:rsid w:val="2D4C4ADE"/>
+    <w:rsid w:val="2D5034E4"/>
+    <w:rsid w:val="2DAF1925"/>
+    <w:rsid w:val="2DC931AE"/>
+    <w:rsid w:val="2DED4667"/>
+    <w:rsid w:val="2E0F5EA0"/>
+    <w:rsid w:val="2E1D73B4"/>
+    <w:rsid w:val="2E262242"/>
+    <w:rsid w:val="2E421B72"/>
+    <w:rsid w:val="2E5C1A7F"/>
+    <w:rsid w:val="2E7D5726"/>
+    <w:rsid w:val="2E8848A3"/>
+    <w:rsid w:val="2E8D4175"/>
+    <w:rsid w:val="2E953B7B"/>
+    <w:rsid w:val="2EEB1750"/>
+    <w:rsid w:val="2EED296D"/>
+    <w:rsid w:val="2EF23404"/>
+    <w:rsid w:val="2EF36113"/>
+    <w:rsid w:val="2F02092C"/>
+    <w:rsid w:val="2F0B703D"/>
+    <w:rsid w:val="2F45269A"/>
+    <w:rsid w:val="2F5F3244"/>
+    <w:rsid w:val="2F796ED7"/>
+    <w:rsid w:val="2FB36551"/>
+    <w:rsid w:val="2FB53A8B"/>
+    <w:rsid w:val="2FBE2364"/>
+    <w:rsid w:val="2FFF0BCF"/>
+    <w:rsid w:val="30067887"/>
+    <w:rsid w:val="301452F1"/>
+    <w:rsid w:val="304170BA"/>
+    <w:rsid w:val="30470FC3"/>
+    <w:rsid w:val="304B79C9"/>
+    <w:rsid w:val="305A21E2"/>
+    <w:rsid w:val="306C7EFE"/>
+    <w:rsid w:val="306D1203"/>
+    <w:rsid w:val="308974AE"/>
+    <w:rsid w:val="309A30A0"/>
+    <w:rsid w:val="30B20672"/>
+    <w:rsid w:val="30B43B75"/>
+    <w:rsid w:val="30B57174"/>
+    <w:rsid w:val="30E111C1"/>
+    <w:rsid w:val="30E26C43"/>
+    <w:rsid w:val="30E92D4B"/>
+    <w:rsid w:val="30F77AE2"/>
+    <w:rsid w:val="31066E50"/>
+    <w:rsid w:val="31494069"/>
+    <w:rsid w:val="314B289F"/>
+    <w:rsid w:val="315B5608"/>
+    <w:rsid w:val="3168491E"/>
+    <w:rsid w:val="31696A05"/>
+    <w:rsid w:val="319F2879"/>
+    <w:rsid w:val="31AA2E09"/>
+    <w:rsid w:val="31C97E3A"/>
+    <w:rsid w:val="320C34EA"/>
+    <w:rsid w:val="32167F39"/>
+    <w:rsid w:val="321A6940"/>
+    <w:rsid w:val="322C20DD"/>
+    <w:rsid w:val="328672F4"/>
+    <w:rsid w:val="32A746EB"/>
+    <w:rsid w:val="32AF4C35"/>
+    <w:rsid w:val="32B92FC6"/>
+    <w:rsid w:val="332116F0"/>
+    <w:rsid w:val="333A4819"/>
+    <w:rsid w:val="335330C3"/>
+    <w:rsid w:val="33554F18"/>
+    <w:rsid w:val="3389018D"/>
+    <w:rsid w:val="338E7B26"/>
+    <w:rsid w:val="339077A6"/>
+    <w:rsid w:val="33AB1655"/>
+    <w:rsid w:val="33AC70D6"/>
+    <w:rsid w:val="33B444E3"/>
+    <w:rsid w:val="33BA05EA"/>
+    <w:rsid w:val="34034262"/>
+    <w:rsid w:val="3415172A"/>
+    <w:rsid w:val="349302CD"/>
+    <w:rsid w:val="34A22AE6"/>
+    <w:rsid w:val="352F698B"/>
+    <w:rsid w:val="35353D4F"/>
+    <w:rsid w:val="353E2273"/>
+    <w:rsid w:val="355D101B"/>
+    <w:rsid w:val="359A6901"/>
+    <w:rsid w:val="35A23D0E"/>
+    <w:rsid w:val="35A7514A"/>
+    <w:rsid w:val="35B361A6"/>
+    <w:rsid w:val="35DB18E9"/>
+    <w:rsid w:val="35EF058A"/>
+    <w:rsid w:val="362E0331"/>
+    <w:rsid w:val="365743B8"/>
+    <w:rsid w:val="36851D82"/>
+    <w:rsid w:val="36BF53DF"/>
+    <w:rsid w:val="37356A70"/>
+    <w:rsid w:val="373B27AA"/>
+    <w:rsid w:val="37424475"/>
+    <w:rsid w:val="374852C0"/>
+    <w:rsid w:val="37E00D3A"/>
+    <w:rsid w:val="37EA1649"/>
+    <w:rsid w:val="37F10D19"/>
+    <w:rsid w:val="38196915"/>
+    <w:rsid w:val="382D0E39"/>
+    <w:rsid w:val="3831783F"/>
+    <w:rsid w:val="3861258D"/>
+    <w:rsid w:val="38660DE1"/>
+    <w:rsid w:val="387821B2"/>
+    <w:rsid w:val="388727CC"/>
+    <w:rsid w:val="388F565A"/>
+    <w:rsid w:val="38AF4C9A"/>
+    <w:rsid w:val="38D41C6A"/>
+    <w:rsid w:val="38F00B77"/>
+    <w:rsid w:val="38F31AFC"/>
+    <w:rsid w:val="38F76303"/>
+    <w:rsid w:val="38FA7A5E"/>
+    <w:rsid w:val="395D152B"/>
+    <w:rsid w:val="396D6845"/>
+    <w:rsid w:val="39792E06"/>
+    <w:rsid w:val="39B371DA"/>
+    <w:rsid w:val="39BE02CB"/>
+    <w:rsid w:val="39C51CE1"/>
+    <w:rsid w:val="39EE3018"/>
+    <w:rsid w:val="3A052C3D"/>
+    <w:rsid w:val="3A076141"/>
+    <w:rsid w:val="3A7022ED"/>
+    <w:rsid w:val="3A852292"/>
+    <w:rsid w:val="3A871F12"/>
+    <w:rsid w:val="3A9E1B37"/>
+    <w:rsid w:val="3AB338E7"/>
+    <w:rsid w:val="3AB939E6"/>
+    <w:rsid w:val="3AF55DC9"/>
+    <w:rsid w:val="3AFE2E55"/>
+    <w:rsid w:val="3AFF67B0"/>
+    <w:rsid w:val="3B123CF2"/>
+    <w:rsid w:val="3B4647D0"/>
+    <w:rsid w:val="3B84171F"/>
+    <w:rsid w:val="3B9D52DD"/>
+    <w:rsid w:val="3BC52B58"/>
+    <w:rsid w:val="3BC95DA1"/>
+    <w:rsid w:val="3BDA7340"/>
+    <w:rsid w:val="3BDD02C5"/>
+    <w:rsid w:val="3BF82174"/>
+    <w:rsid w:val="3BF8295E"/>
+    <w:rsid w:val="3C2506B9"/>
+    <w:rsid w:val="3C321F4D"/>
+    <w:rsid w:val="3C4F72FF"/>
+    <w:rsid w:val="3C7B3647"/>
+    <w:rsid w:val="3C8D6DE4"/>
+    <w:rsid w:val="3CE21B3C"/>
+    <w:rsid w:val="3CF2458A"/>
+    <w:rsid w:val="3D176D48"/>
+    <w:rsid w:val="3D3E1186"/>
+    <w:rsid w:val="3D43308F"/>
+    <w:rsid w:val="3D8C2637"/>
+    <w:rsid w:val="3DE450DE"/>
+    <w:rsid w:val="3E006CC6"/>
+    <w:rsid w:val="3E557A55"/>
+    <w:rsid w:val="3E945048"/>
+    <w:rsid w:val="3E9C6B44"/>
+    <w:rsid w:val="3EA54607"/>
+    <w:rsid w:val="3EAC4C1F"/>
+    <w:rsid w:val="3ED734A6"/>
+    <w:rsid w:val="3EDA7CAE"/>
+    <w:rsid w:val="3F28582E"/>
+    <w:rsid w:val="3FA81600"/>
+    <w:rsid w:val="3FBC281F"/>
+    <w:rsid w:val="3FC03951"/>
+    <w:rsid w:val="3FC10EA5"/>
+    <w:rsid w:val="3FC63020"/>
+    <w:rsid w:val="3FC76631"/>
+    <w:rsid w:val="3FDC001C"/>
+    <w:rsid w:val="3FEE42F3"/>
+    <w:rsid w:val="406F6DF9"/>
+    <w:rsid w:val="40C21D4C"/>
+    <w:rsid w:val="40CE5B5F"/>
+    <w:rsid w:val="4109501D"/>
+    <w:rsid w:val="410D0EC7"/>
+    <w:rsid w:val="411A01DD"/>
+    <w:rsid w:val="41485829"/>
+    <w:rsid w:val="41651556"/>
+    <w:rsid w:val="416A59DD"/>
+    <w:rsid w:val="418C7217"/>
+    <w:rsid w:val="41D23361"/>
+    <w:rsid w:val="41E00530"/>
+    <w:rsid w:val="41E6662C"/>
+    <w:rsid w:val="41EB0AE8"/>
+    <w:rsid w:val="422B001A"/>
+    <w:rsid w:val="42780119"/>
+    <w:rsid w:val="428E22BD"/>
+    <w:rsid w:val="42A32262"/>
+    <w:rsid w:val="42B03AEC"/>
+    <w:rsid w:val="42B5064D"/>
+    <w:rsid w:val="42BB2CEF"/>
+    <w:rsid w:val="42C96C1E"/>
+    <w:rsid w:val="42D96EB9"/>
+    <w:rsid w:val="42E22696"/>
+    <w:rsid w:val="42E5074D"/>
+    <w:rsid w:val="430E3885"/>
+    <w:rsid w:val="43353D4F"/>
+    <w:rsid w:val="43454B44"/>
+    <w:rsid w:val="43461A6B"/>
+    <w:rsid w:val="435941E7"/>
+    <w:rsid w:val="436B4229"/>
+    <w:rsid w:val="439E597D"/>
+    <w:rsid w:val="43C1425A"/>
+    <w:rsid w:val="43D019CF"/>
+    <w:rsid w:val="43D17451"/>
+    <w:rsid w:val="43EB387E"/>
+    <w:rsid w:val="44185647"/>
+    <w:rsid w:val="441B2D48"/>
+    <w:rsid w:val="441E7867"/>
+    <w:rsid w:val="443800FA"/>
+    <w:rsid w:val="44464E91"/>
+    <w:rsid w:val="446134BD"/>
+    <w:rsid w:val="44962692"/>
+    <w:rsid w:val="44B40D48"/>
+    <w:rsid w:val="44D202F8"/>
+    <w:rsid w:val="44D84400"/>
+    <w:rsid w:val="44E12B11"/>
+    <w:rsid w:val="44E35F78"/>
+    <w:rsid w:val="44E36014"/>
+    <w:rsid w:val="44F32A2B"/>
+    <w:rsid w:val="450A0452"/>
+    <w:rsid w:val="455079AF"/>
+    <w:rsid w:val="455517CB"/>
+    <w:rsid w:val="45570552"/>
+    <w:rsid w:val="456F5BF8"/>
+    <w:rsid w:val="45773005"/>
+    <w:rsid w:val="4582269B"/>
+    <w:rsid w:val="45950036"/>
+    <w:rsid w:val="459D0CC6"/>
+    <w:rsid w:val="45B71DEB"/>
+    <w:rsid w:val="45D55C13"/>
+    <w:rsid w:val="46325936"/>
+    <w:rsid w:val="46633F07"/>
+    <w:rsid w:val="469965DF"/>
+    <w:rsid w:val="46B226AF"/>
+    <w:rsid w:val="46C42CA7"/>
+    <w:rsid w:val="46DD1652"/>
+    <w:rsid w:val="46FE3D85"/>
+    <w:rsid w:val="47446A78"/>
+    <w:rsid w:val="474D5189"/>
+    <w:rsid w:val="47B303B1"/>
+    <w:rsid w:val="47BE4FB7"/>
+    <w:rsid w:val="47CA7242"/>
+    <w:rsid w:val="47D408E5"/>
+    <w:rsid w:val="47D927EF"/>
+    <w:rsid w:val="47FC1B1A"/>
+    <w:rsid w:val="47FC6227"/>
+    <w:rsid w:val="48026B5B"/>
+    <w:rsid w:val="484311AB"/>
+    <w:rsid w:val="48A12D6B"/>
+    <w:rsid w:val="48B77A98"/>
+    <w:rsid w:val="48BB0BE3"/>
+    <w:rsid w:val="48C61172"/>
+    <w:rsid w:val="49433FBF"/>
+    <w:rsid w:val="497C5C32"/>
+    <w:rsid w:val="49A40B61"/>
+    <w:rsid w:val="49A73542"/>
+    <w:rsid w:val="49DD673C"/>
+    <w:rsid w:val="49ED225A"/>
+    <w:rsid w:val="49FC11EF"/>
+    <w:rsid w:val="4A0671C6"/>
+    <w:rsid w:val="4A236EB1"/>
+    <w:rsid w:val="4A3600D0"/>
+    <w:rsid w:val="4A4000DB"/>
+    <w:rsid w:val="4A633716"/>
+    <w:rsid w:val="4A6A1823"/>
+    <w:rsid w:val="4A7843BC"/>
+    <w:rsid w:val="4A880DD3"/>
+    <w:rsid w:val="4B1E7BC5"/>
+    <w:rsid w:val="4B416003"/>
+    <w:rsid w:val="4B63783D"/>
+    <w:rsid w:val="4B7145D4"/>
+    <w:rsid w:val="4BA447A5"/>
+    <w:rsid w:val="4BAF1EBA"/>
+    <w:rsid w:val="4BD165CA"/>
+    <w:rsid w:val="4BE36E91"/>
+    <w:rsid w:val="4BFB0CB5"/>
+    <w:rsid w:val="4C087FCB"/>
+    <w:rsid w:val="4C226665"/>
+    <w:rsid w:val="4C4B01B5"/>
+    <w:rsid w:val="4C62635C"/>
+    <w:rsid w:val="4C7E5A0B"/>
+    <w:rsid w:val="4D030B15"/>
+    <w:rsid w:val="4D0933F1"/>
+    <w:rsid w:val="4D331B41"/>
+    <w:rsid w:val="4D7F46B4"/>
+    <w:rsid w:val="4D825639"/>
+    <w:rsid w:val="4D861AC1"/>
+    <w:rsid w:val="4D8D144B"/>
+    <w:rsid w:val="4DB14B03"/>
+    <w:rsid w:val="4DCF7936"/>
+    <w:rsid w:val="4DD15F73"/>
+    <w:rsid w:val="4DDF0D3B"/>
+    <w:rsid w:val="4DEE01EB"/>
+    <w:rsid w:val="4E057E10"/>
+    <w:rsid w:val="4E152629"/>
+    <w:rsid w:val="4E1600AB"/>
+    <w:rsid w:val="4E2B0F4A"/>
+    <w:rsid w:val="4E4A5082"/>
+    <w:rsid w:val="4E501189"/>
+    <w:rsid w:val="4E5F470C"/>
+    <w:rsid w:val="4E6301AA"/>
+    <w:rsid w:val="4ECD6554"/>
+    <w:rsid w:val="4F4C0128"/>
+    <w:rsid w:val="4F564B0B"/>
+    <w:rsid w:val="4F7E3DC7"/>
+    <w:rsid w:val="4F8C0F11"/>
+    <w:rsid w:val="4F9E0E2B"/>
+    <w:rsid w:val="4FBE7162"/>
+    <w:rsid w:val="4FCD197A"/>
+    <w:rsid w:val="4FF727BF"/>
+    <w:rsid w:val="50000ED0"/>
+    <w:rsid w:val="50155AC5"/>
+    <w:rsid w:val="50175272"/>
+    <w:rsid w:val="50186577"/>
+    <w:rsid w:val="50242389"/>
+    <w:rsid w:val="50342624"/>
+    <w:rsid w:val="50406436"/>
+    <w:rsid w:val="504273BB"/>
+    <w:rsid w:val="506E1504"/>
+    <w:rsid w:val="508C2CB2"/>
+    <w:rsid w:val="50BC3801"/>
+    <w:rsid w:val="50C777A3"/>
+    <w:rsid w:val="50D21228"/>
+    <w:rsid w:val="50DC4336"/>
+    <w:rsid w:val="50EC654F"/>
+    <w:rsid w:val="510B6E04"/>
+    <w:rsid w:val="510C42D5"/>
+    <w:rsid w:val="512E60BF"/>
+    <w:rsid w:val="514C251F"/>
+    <w:rsid w:val="51933655"/>
+    <w:rsid w:val="51C81DA8"/>
+    <w:rsid w:val="52133DB3"/>
+    <w:rsid w:val="52425C57"/>
+    <w:rsid w:val="52E41F0D"/>
+    <w:rsid w:val="53080E48"/>
+    <w:rsid w:val="531C58EA"/>
+    <w:rsid w:val="533927A1"/>
+    <w:rsid w:val="535D6353"/>
+    <w:rsid w:val="53750CA7"/>
+    <w:rsid w:val="53750D57"/>
+    <w:rsid w:val="53832D10"/>
+    <w:rsid w:val="538D6EA3"/>
+    <w:rsid w:val="53AD0C9B"/>
+    <w:rsid w:val="53BA0C6B"/>
+    <w:rsid w:val="53FA3C53"/>
+    <w:rsid w:val="53FB16D5"/>
+    <w:rsid w:val="54047DE6"/>
+    <w:rsid w:val="54060DFE"/>
+    <w:rsid w:val="54583FED"/>
+    <w:rsid w:val="54660D84"/>
+    <w:rsid w:val="54676806"/>
+    <w:rsid w:val="54BB1B13"/>
+    <w:rsid w:val="54CB652A"/>
+    <w:rsid w:val="54E97288"/>
+    <w:rsid w:val="54ED7D64"/>
+    <w:rsid w:val="55257EBD"/>
+    <w:rsid w:val="55304C19"/>
+    <w:rsid w:val="55403599"/>
+    <w:rsid w:val="555B0397"/>
+    <w:rsid w:val="55630459"/>
+    <w:rsid w:val="557312C2"/>
+    <w:rsid w:val="55846FDD"/>
+    <w:rsid w:val="55DB4169"/>
+    <w:rsid w:val="55E502FC"/>
+    <w:rsid w:val="56096C07"/>
+    <w:rsid w:val="56156651"/>
+    <w:rsid w:val="561E3959"/>
+    <w:rsid w:val="56362D23"/>
+    <w:rsid w:val="564D31A3"/>
+    <w:rsid w:val="566A2753"/>
+    <w:rsid w:val="566F245E"/>
+    <w:rsid w:val="56792D6E"/>
+    <w:rsid w:val="56874282"/>
+    <w:rsid w:val="56956E1A"/>
+    <w:rsid w:val="56A603BA"/>
+    <w:rsid w:val="56AE1F43"/>
+    <w:rsid w:val="56BF5CE5"/>
+    <w:rsid w:val="56D9408C"/>
+    <w:rsid w:val="57096DD9"/>
+    <w:rsid w:val="57171972"/>
+    <w:rsid w:val="571B617B"/>
+    <w:rsid w:val="57343D84"/>
+    <w:rsid w:val="574955B3"/>
+    <w:rsid w:val="57561CC4"/>
+    <w:rsid w:val="57AC65E2"/>
+    <w:rsid w:val="57BB053A"/>
+    <w:rsid w:val="57BE66C6"/>
+    <w:rsid w:val="57C80B09"/>
+    <w:rsid w:val="57E91CCB"/>
+    <w:rsid w:val="57FA6E5A"/>
+    <w:rsid w:val="580F4463"/>
+    <w:rsid w:val="58144D0D"/>
+    <w:rsid w:val="583D2848"/>
+    <w:rsid w:val="58553C2C"/>
+    <w:rsid w:val="587902B5"/>
+    <w:rsid w:val="58B520A6"/>
+    <w:rsid w:val="58C603B4"/>
+    <w:rsid w:val="58F52955"/>
+    <w:rsid w:val="58F55680"/>
+    <w:rsid w:val="593B1D25"/>
+    <w:rsid w:val="59450902"/>
+    <w:rsid w:val="596B01D1"/>
+    <w:rsid w:val="59A6337C"/>
+    <w:rsid w:val="5A126D51"/>
+    <w:rsid w:val="5AAA3A4D"/>
+    <w:rsid w:val="5ABE4081"/>
+    <w:rsid w:val="5AE738B1"/>
+    <w:rsid w:val="5B057B9F"/>
+    <w:rsid w:val="5B195385"/>
+    <w:rsid w:val="5B1E4F6A"/>
+    <w:rsid w:val="5B37393C"/>
+    <w:rsid w:val="5B5F56B4"/>
+    <w:rsid w:val="5B761E9C"/>
+    <w:rsid w:val="5B80602E"/>
+    <w:rsid w:val="5BA57168"/>
+    <w:rsid w:val="5BA913F1"/>
+    <w:rsid w:val="5BC16A98"/>
+    <w:rsid w:val="5C1F35AE"/>
+    <w:rsid w:val="5C2A4CC2"/>
+    <w:rsid w:val="5C4B69FC"/>
+    <w:rsid w:val="5C63081F"/>
+    <w:rsid w:val="5C7F48CC"/>
+    <w:rsid w:val="5C9B41FC"/>
+    <w:rsid w:val="5CAE321D"/>
+    <w:rsid w:val="5CB55DF0"/>
+    <w:rsid w:val="5CB6590F"/>
+    <w:rsid w:val="5CC52E42"/>
+    <w:rsid w:val="5CD22158"/>
+    <w:rsid w:val="5CF32E87"/>
+    <w:rsid w:val="5D0019A2"/>
+    <w:rsid w:val="5D1B7FCE"/>
+    <w:rsid w:val="5D564930"/>
+    <w:rsid w:val="5DB81151"/>
+    <w:rsid w:val="5DC913EB"/>
+    <w:rsid w:val="5DD50A81"/>
+    <w:rsid w:val="5DEB2EFB"/>
+    <w:rsid w:val="5E6B69F6"/>
+    <w:rsid w:val="5E95783A"/>
+    <w:rsid w:val="5EA26B50"/>
+    <w:rsid w:val="5EC9251D"/>
+    <w:rsid w:val="5ED50624"/>
+    <w:rsid w:val="5F7E303B"/>
+    <w:rsid w:val="5F821A41"/>
+    <w:rsid w:val="5FD614CB"/>
+    <w:rsid w:val="5FD96BCD"/>
+    <w:rsid w:val="5FDE0AD6"/>
+    <w:rsid w:val="5FE307E1"/>
+    <w:rsid w:val="60772C01"/>
+    <w:rsid w:val="60D96770"/>
+    <w:rsid w:val="60E2707F"/>
+    <w:rsid w:val="61093233"/>
+    <w:rsid w:val="610D3747"/>
+    <w:rsid w:val="61333986"/>
+    <w:rsid w:val="613E14B5"/>
+    <w:rsid w:val="61433C21"/>
+    <w:rsid w:val="618A23F1"/>
+    <w:rsid w:val="61996BAE"/>
+    <w:rsid w:val="619D44E4"/>
+    <w:rsid w:val="61A161B8"/>
+    <w:rsid w:val="61A429C0"/>
+    <w:rsid w:val="61CA737D"/>
+    <w:rsid w:val="624060C2"/>
+    <w:rsid w:val="62C216A0"/>
+    <w:rsid w:val="62FC09F3"/>
+    <w:rsid w:val="632366B5"/>
+    <w:rsid w:val="632927BC"/>
+    <w:rsid w:val="632C3741"/>
+    <w:rsid w:val="63723EB5"/>
+    <w:rsid w:val="63806A4E"/>
+    <w:rsid w:val="63980872"/>
+    <w:rsid w:val="639F3A80"/>
+    <w:rsid w:val="63C329BB"/>
+    <w:rsid w:val="63E663F3"/>
+    <w:rsid w:val="641F31CC"/>
+    <w:rsid w:val="64204DCB"/>
+    <w:rsid w:val="645A0930"/>
+    <w:rsid w:val="645C18B4"/>
+    <w:rsid w:val="645F063B"/>
+    <w:rsid w:val="64637041"/>
+    <w:rsid w:val="649C5F21"/>
+    <w:rsid w:val="64D07675"/>
+    <w:rsid w:val="64D6157E"/>
+    <w:rsid w:val="64D811FE"/>
+    <w:rsid w:val="64DA1AB0"/>
+    <w:rsid w:val="64DF440C"/>
+    <w:rsid w:val="64F07680"/>
+    <w:rsid w:val="64F71AB3"/>
+    <w:rsid w:val="65123962"/>
+    <w:rsid w:val="6541736E"/>
+    <w:rsid w:val="65644665"/>
+    <w:rsid w:val="656A3FF0"/>
+    <w:rsid w:val="656C74F3"/>
+    <w:rsid w:val="65790D87"/>
+    <w:rsid w:val="65A705D2"/>
+    <w:rsid w:val="65E43CBA"/>
+    <w:rsid w:val="660718F0"/>
+    <w:rsid w:val="662F5033"/>
+    <w:rsid w:val="666B1614"/>
+    <w:rsid w:val="666E039B"/>
+    <w:rsid w:val="667941AD"/>
+    <w:rsid w:val="66CF7DDA"/>
+    <w:rsid w:val="66E32558"/>
+    <w:rsid w:val="66E66D60"/>
+    <w:rsid w:val="66E74BD2"/>
+    <w:rsid w:val="66EC0C69"/>
+    <w:rsid w:val="67022E0D"/>
+    <w:rsid w:val="670954ED"/>
+    <w:rsid w:val="675A6D1E"/>
+    <w:rsid w:val="676550B0"/>
+    <w:rsid w:val="67694780"/>
+    <w:rsid w:val="677B2AD6"/>
+    <w:rsid w:val="67CA2856"/>
+    <w:rsid w:val="67F72420"/>
+    <w:rsid w:val="68112FCA"/>
+    <w:rsid w:val="682124BD"/>
+    <w:rsid w:val="684F6332"/>
+    <w:rsid w:val="68562439"/>
+    <w:rsid w:val="685C4343"/>
+    <w:rsid w:val="6863174F"/>
+    <w:rsid w:val="68696EDC"/>
+    <w:rsid w:val="687377EB"/>
+    <w:rsid w:val="68916D9B"/>
+    <w:rsid w:val="68B711D9"/>
+    <w:rsid w:val="68BF03A3"/>
+    <w:rsid w:val="68C078EA"/>
+    <w:rsid w:val="68C617F4"/>
+    <w:rsid w:val="698F12ED"/>
+    <w:rsid w:val="699D5FD4"/>
+    <w:rsid w:val="699D695F"/>
+    <w:rsid w:val="69AF3970"/>
+    <w:rsid w:val="69B14C74"/>
+    <w:rsid w:val="69DB5AB9"/>
+    <w:rsid w:val="69E80D36"/>
+    <w:rsid w:val="69EF255B"/>
+    <w:rsid w:val="6A0E500E"/>
+    <w:rsid w:val="6A182979"/>
+    <w:rsid w:val="6A2471B2"/>
+    <w:rsid w:val="6A257F5C"/>
+    <w:rsid w:val="6A71070E"/>
+    <w:rsid w:val="6A8310CA"/>
+    <w:rsid w:val="6AC112D0"/>
+    <w:rsid w:val="6AC45A36"/>
+    <w:rsid w:val="6B3E5700"/>
+    <w:rsid w:val="6B7071D4"/>
+    <w:rsid w:val="6B865AF4"/>
+    <w:rsid w:val="6B8D0D02"/>
+    <w:rsid w:val="6B901C87"/>
+    <w:rsid w:val="6B973810"/>
+    <w:rsid w:val="6B9D5719"/>
+    <w:rsid w:val="6B9F5B36"/>
+    <w:rsid w:val="6BA350A4"/>
+    <w:rsid w:val="6BCA0B67"/>
+    <w:rsid w:val="6BD15F74"/>
+    <w:rsid w:val="6C0576C7"/>
+    <w:rsid w:val="6C1351BE"/>
+    <w:rsid w:val="6C236A70"/>
+    <w:rsid w:val="6C9128CB"/>
+    <w:rsid w:val="6C920E9E"/>
+    <w:rsid w:val="6CC27A7A"/>
+    <w:rsid w:val="6D180489"/>
+    <w:rsid w:val="6D1D4911"/>
+    <w:rsid w:val="6D3978A6"/>
+    <w:rsid w:val="6D533436"/>
+    <w:rsid w:val="6D827EB8"/>
+    <w:rsid w:val="6D876D89"/>
+    <w:rsid w:val="6D9510D7"/>
+    <w:rsid w:val="6D997ADE"/>
+    <w:rsid w:val="6D9A555F"/>
+    <w:rsid w:val="6DDD14CC"/>
+    <w:rsid w:val="6DDD4D4F"/>
+    <w:rsid w:val="6DF36CBE"/>
+    <w:rsid w:val="6E010407"/>
+    <w:rsid w:val="6E632A2A"/>
+    <w:rsid w:val="6E866461"/>
+    <w:rsid w:val="6EB92134"/>
+    <w:rsid w:val="6EC5724B"/>
+    <w:rsid w:val="6ED77165"/>
+    <w:rsid w:val="6F166BB9"/>
+    <w:rsid w:val="6F3F170B"/>
+    <w:rsid w:val="6F457799"/>
+    <w:rsid w:val="6F6A5455"/>
+    <w:rsid w:val="6F961B22"/>
+    <w:rsid w:val="6FA37B33"/>
+    <w:rsid w:val="6FC45D03"/>
+    <w:rsid w:val="6FD0517F"/>
+    <w:rsid w:val="6FDF3CE2"/>
+    <w:rsid w:val="6FDF7455"/>
+    <w:rsid w:val="704354BE"/>
+    <w:rsid w:val="70524453"/>
+    <w:rsid w:val="70531ED5"/>
+    <w:rsid w:val="70876EAC"/>
+    <w:rsid w:val="70A371F9"/>
+    <w:rsid w:val="70A63106"/>
+    <w:rsid w:val="70C2380D"/>
+    <w:rsid w:val="70D04D21"/>
+    <w:rsid w:val="710245F7"/>
+    <w:rsid w:val="712170AA"/>
+    <w:rsid w:val="7137124E"/>
+    <w:rsid w:val="716A2D22"/>
+    <w:rsid w:val="716F4C2B"/>
+    <w:rsid w:val="717B0A3E"/>
+    <w:rsid w:val="718844D0"/>
+    <w:rsid w:val="71AB4BC9"/>
+    <w:rsid w:val="72334969"/>
+    <w:rsid w:val="724E6817"/>
+    <w:rsid w:val="725F6B99"/>
+    <w:rsid w:val="727608D5"/>
+    <w:rsid w:val="72866971"/>
+    <w:rsid w:val="72C5775B"/>
+    <w:rsid w:val="72EA047A"/>
+    <w:rsid w:val="72FD3138"/>
+    <w:rsid w:val="731618CD"/>
+    <w:rsid w:val="732E0084"/>
+    <w:rsid w:val="734D0DCF"/>
+    <w:rsid w:val="735F40D6"/>
+    <w:rsid w:val="736C11ED"/>
+    <w:rsid w:val="73730B78"/>
+    <w:rsid w:val="740E632F"/>
+    <w:rsid w:val="74157F65"/>
+    <w:rsid w:val="743069AD"/>
+    <w:rsid w:val="7443595E"/>
+    <w:rsid w:val="7444778E"/>
+    <w:rsid w:val="744978D7"/>
+    <w:rsid w:val="744E5F5D"/>
+    <w:rsid w:val="749F4A62"/>
+    <w:rsid w:val="74A4476D"/>
+    <w:rsid w:val="74B8340E"/>
+    <w:rsid w:val="74B90E8F"/>
+    <w:rsid w:val="74C04F97"/>
+    <w:rsid w:val="74CA60F4"/>
+    <w:rsid w:val="75263A42"/>
+    <w:rsid w:val="75360459"/>
+    <w:rsid w:val="75394C61"/>
+    <w:rsid w:val="75487423"/>
+    <w:rsid w:val="7585185D"/>
+    <w:rsid w:val="759D593D"/>
+    <w:rsid w:val="75A0590A"/>
+    <w:rsid w:val="75BC19B7"/>
+    <w:rsid w:val="75EF5689"/>
+    <w:rsid w:val="760807B1"/>
+    <w:rsid w:val="76172CA8"/>
+    <w:rsid w:val="76316F40"/>
+    <w:rsid w:val="7640780E"/>
+    <w:rsid w:val="765B603D"/>
+    <w:rsid w:val="76DF0815"/>
+    <w:rsid w:val="771C067A"/>
+    <w:rsid w:val="771C37F0"/>
+    <w:rsid w:val="773B19CA"/>
+    <w:rsid w:val="775A26DD"/>
+    <w:rsid w:val="77675276"/>
+    <w:rsid w:val="77780474"/>
+    <w:rsid w:val="779B58FB"/>
+    <w:rsid w:val="77C03B55"/>
+    <w:rsid w:val="77C4430A"/>
+    <w:rsid w:val="77E10E1F"/>
+    <w:rsid w:val="77F73860"/>
+    <w:rsid w:val="78306EBD"/>
+    <w:rsid w:val="784D09EB"/>
+    <w:rsid w:val="787A05B6"/>
+    <w:rsid w:val="78BA6E21"/>
+    <w:rsid w:val="78C43EAD"/>
+    <w:rsid w:val="78CD25BE"/>
+    <w:rsid w:val="78E940ED"/>
+    <w:rsid w:val="794558DB"/>
+    <w:rsid w:val="7955121E"/>
+    <w:rsid w:val="797A0159"/>
+    <w:rsid w:val="798A4872"/>
+    <w:rsid w:val="79A556EE"/>
+    <w:rsid w:val="79A757A5"/>
+    <w:rsid w:val="79D917F7"/>
+    <w:rsid w:val="79DB277C"/>
+    <w:rsid w:val="79DD23FB"/>
+    <w:rsid w:val="79E60B0D"/>
+    <w:rsid w:val="79F223A1"/>
+    <w:rsid w:val="7A2250EE"/>
+    <w:rsid w:val="7A591D89"/>
+    <w:rsid w:val="7A5C3FCF"/>
+    <w:rsid w:val="7A66105B"/>
+    <w:rsid w:val="7A7D55B4"/>
+    <w:rsid w:val="7A851910"/>
+    <w:rsid w:val="7A8B709C"/>
+    <w:rsid w:val="7AC46E76"/>
+    <w:rsid w:val="7AEE2282"/>
+    <w:rsid w:val="7AF52EC8"/>
+    <w:rsid w:val="7B703EF9"/>
+    <w:rsid w:val="7B774608"/>
+    <w:rsid w:val="7B7A0F23"/>
+    <w:rsid w:val="7B8749B6"/>
+    <w:rsid w:val="7B8A593A"/>
+    <w:rsid w:val="7BAB16F2"/>
+    <w:rsid w:val="7BC05EBB"/>
+    <w:rsid w:val="7BC671AB"/>
+    <w:rsid w:val="7BC80CA2"/>
+    <w:rsid w:val="7BCC76A8"/>
+    <w:rsid w:val="7BD86D3E"/>
+    <w:rsid w:val="7BE63AD5"/>
+    <w:rsid w:val="7C106E98"/>
+    <w:rsid w:val="7C1D61AE"/>
+    <w:rsid w:val="7C200E74"/>
+    <w:rsid w:val="7C291FC0"/>
+    <w:rsid w:val="7C2F774D"/>
+    <w:rsid w:val="7C8E431A"/>
+    <w:rsid w:val="7C9B487E"/>
+    <w:rsid w:val="7CA7288F"/>
+    <w:rsid w:val="7CB763AC"/>
+    <w:rsid w:val="7CBB05DE"/>
+    <w:rsid w:val="7CC20EBA"/>
+    <w:rsid w:val="7CC443BD"/>
+    <w:rsid w:val="7CD44657"/>
+    <w:rsid w:val="7CD51E2E"/>
+    <w:rsid w:val="7D051A4A"/>
+    <w:rsid w:val="7D1818C9"/>
+    <w:rsid w:val="7D540AF5"/>
+    <w:rsid w:val="7D64554C"/>
+    <w:rsid w:val="7D74675F"/>
+    <w:rsid w:val="7DB165C4"/>
+    <w:rsid w:val="7DC70768"/>
+    <w:rsid w:val="7DD86484"/>
+    <w:rsid w:val="7DE22616"/>
+    <w:rsid w:val="7DEE0627"/>
+    <w:rsid w:val="7DF11FA8"/>
+    <w:rsid w:val="7E001BC6"/>
+    <w:rsid w:val="7E5512D0"/>
+    <w:rsid w:val="7E595AD8"/>
+    <w:rsid w:val="7EC327D2"/>
+    <w:rsid w:val="7F0B7AFA"/>
+    <w:rsid w:val="7F29292E"/>
+    <w:rsid w:val="7F2F6A35"/>
+    <w:rsid w:val="7F743CA6"/>
+    <w:rsid w:val="7FC93370"/>
+  </w:rsids>
+  <m:mathPr>
+    <m:mathFont m:val="Cambria Math"/>
+    <m:brkBin m:val="before"/>
+    <m:brkBinSub m:val="--"/>
+    <m:smallFrac m:val="0"/>
+    <m:dispDef/>
+    <m:lMargin m:val="0"/>
+    <m:rMargin m:val="0"/>
+    <m:defJc m:val="centerGroup"/>
+    <m:wrapIndent m:val="1440"/>
+    <m:intLim m:val="subSup"/>
+    <m:naryLim m:val="undOvr"/>
+  </m:mathPr>
+  <w:themeFontLang w:val="en-US" w:eastAsia="zh-CN"/>
+  <w:clrSchemeMapping w:bg1="light1" w:t1="dark1" w:bg2="light2" w:t2="dark2" w:accent1="accent1" w:accent2="accent2" w:accent3="accent3" w:accent4="accent4" w:accent5="accent5" w:accent6="accent6" w:hyperlink="hyperlink" w:followedHyperlink="followedHyperlink"/>
+  <w:doNotIncludeSubdocsInStats/>
+  <w:shapeDefaults>
+    <o:shapedefaults fillcolor="#FFFFFF" fill="t" stroke="t">
+      <v:fill on="t" focussize="0,0"/>
+      <v:stroke color="#000000"/>
+    </o:shapedefaults>
+    <o:shapelayout v:ext="edit">
+      <o:idmap v:ext="edit" data="1"/>
+    </o:shapelayout>
+  </w:shapeDefaults>
+  <mc:AlternateContent>
+    <mc:Choice Requires="wpsCustomData">
+      <wpsCustomData:typoFeatureVersion val="1"/>
+    </mc:Choice>
+  </mc:AlternateContent>
+</w:settings>
+</file>
+
+<file path=word\styles.xml><?xml version="1.0" encoding="utf-8"?>
 <w:styles xmlns:mc="http://schemas.openxmlformats.org/markup-compatibility/2006" xmlns:o="urn:schemas-microsoft-com:office:office" xmlns:r="http://schemas.openxmlformats.org/officeDocument/2006/relationships" xmlns:m="http://schemas.openxmlformats.org/officeDocument/2006/math" xmlns:v="urn:schemas-microsoft-com:vml" xmlns:w="http://schemas.openxmlformats.org/wordprocessingml/2006/main" xmlns:w14="http://schemas.microsoft.com/office/word/2010/wordml" xmlns:w10="urn:schemas-microsoft-com:office:word" xmlns:sl="http://schemas.openxmlformats.org/schemaLibrary/2006/main" xmlns:wpsCustomData="http://www.wps.cn/officeDocument/2013/wpsCustomData" mc:Ignorable="w14">
   <w:docDefaults>
     <w:rPrDefault>
@@ -35723,7 +37503,7 @@
 </w:styles>
 </file>
 
-<file path=word/theme/theme1.xml><?xml version="1.0" encoding="utf-8"?>
+<file path=word\theme\theme1.xml><?xml version="1.0" encoding="utf-8"?>
 <a:theme xmlns:a="http://schemas.openxmlformats.org/drawingml/2006/main" name="Office 主题">
   <a:themeElements>
     <a:clrScheme name="Office">
@@ -35976,21 +37756,4 @@
   </a:themeElements>
   <a:objectDefaults/>
 </a:theme>
-</file>
-
-<file path=customXml/item1.xml><?xml version="1.0" encoding="utf-8"?>
-<s:customData xmlns="http://www.wps.cn/officeDocument/2013/wpsCustomData" xmlns:s="http://www.wps.cn/officeDocument/2013/wpsCustomData">
-  <customSectProps/>
-  <customShpExts>
-    <customShpInfo spid="_x0000_s1026" textRotate="1"/>
-  </customShpExts>
-</s:customData>
-</file>
-
-<file path=customXml/itemProps1.xml><?xml version="1.0" encoding="utf-8"?>
-<ds:datastoreItem xmlns:ds="http://schemas.openxmlformats.org/officeDocument/2006/customXml" ds:itemID="{B1977F7D-205B-4081-913C-38D41E755F92}">
-  <ds:schemaRefs>
-    <ds:schemaRef ds:uri="http://www.wps.cn/officeDocument/2013/wpsCustomData"/>
-  </ds:schemaRefs>
-</ds:datastoreItem>
 </file>
--- a/backend-app/samples/FILE MAU HOP DONG CÒN LẠI/3.2 MAU HDONG - 0406 (HỘI NGHỊ ).docx
+++ b/backend-app/samples/FILE MAU HOP DONG CÒN LẠI/3.2 MAU HDONG - 0406 (HỘI NGHỊ ).docx
@@ -1,63 +1,5 @@
 
-<file path=customXml\item1.xml><?xml version="1.0" encoding="utf-8"?>
-<s:customData xmlns="http://www.wps.cn/officeDocument/2013/wpsCustomData" xmlns:s="http://www.wps.cn/officeDocument/2013/wpsCustomData">
-  <customSectProps/>
-  <customShpExts>
-    <customShpInfo spid="_x0000_s1026" textRotate="1"/>
-  </customShpExts>
-</s:customData>
-</file>
-
-<file path=customXml\itemProps1.xml><?xml version="1.0" encoding="utf-8"?>
-<ds:datastoreItem xmlns:ds="http://schemas.openxmlformats.org/officeDocument/2006/customXml" ds:itemID="{B1977F7D-205B-4081-913C-38D41E755F92}">
-  <ds:schemaRefs>
-    <ds:schemaRef ds:uri="http://www.wps.cn/officeDocument/2013/wpsCustomData"/>
-  </ds:schemaRefs>
-</ds:datastoreItem>
-</file>
-
-<file path=docProps\app.xml><?xml version="1.0" encoding="utf-8"?>
-<Properties xmlns="http://schemas.openxmlformats.org/officeDocument/2006/extended-properties" xmlns:vt="http://schemas.openxmlformats.org/officeDocument/2006/docPropsVTypes">
-  <Template>Normal</Template>
-  <Pages>18</Pages>
-  <Words>577</Words>
-  <Characters>2380</Characters>
-  <Lines>1</Lines>
-  <Paragraphs>1</Paragraphs>
-  <TotalTime>0</TotalTime>
-  <ScaleCrop>false</ScaleCrop>
-  <LinksUpToDate>false</LinksUpToDate>
-  <CharactersWithSpaces>2943</CharactersWithSpaces>
-  <Application>WPS Office_12.1.0.26880_F1E327BC-269C-435d-A152-05C5408002CA</Application>
-  <DocSecurity>0</DocSecurity>
-</Properties>
-</file>
-
-<file path=docProps\core.xml><?xml version="1.0" encoding="utf-8"?>
-<cp:coreProperties xmlns:cp="http://schemas.openxmlformats.org/package/2006/metadata/core-properties" xmlns:dc="http://purl.org/dc/elements/1.1/" xmlns:dcterms="http://purl.org/dc/terms/" xmlns:dcmitype="http://purl.org/dc/dcmitype/" xmlns:xsi="http://www.w3.org/2001/XMLSchema-instance">
-  <dcterms:created xsi:type="dcterms:W3CDTF">2025-12-02T06:24:00Z</dcterms:created>
-  <dc:creator>Truong Nhut Thuy</dc:creator>
-  <cp:lastModifiedBy>Dell3070</cp:lastModifiedBy>
-  <dcterms:modified xsi:type="dcterms:W3CDTF">2026-06-10T06:33:35Z</dcterms:modified>
-  <cp:revision>1</cp:revision>
-</cp:coreProperties>
-</file>
-
-<file path=docProps\custom.xml><?xml version="1.0" encoding="utf-8"?>
-<Properties xmlns="http://schemas.openxmlformats.org/officeDocument/2006/custom-properties" xmlns:vt="http://schemas.openxmlformats.org/officeDocument/2006/docPropsVTypes">
-  <property fmtid="{D5CDD505-2E9C-101B-9397-08002B2CF9AE}" pid="2" name="KSOProductBuildVer">
-    <vt:lpwstr>1033-12.1.0.26880</vt:lpwstr>
-  </property>
-  <property fmtid="{D5CDD505-2E9C-101B-9397-08002B2CF9AE}" pid="3" name="ICV">
-    <vt:lpwstr>CE6651FBF2684676B34A8907B1A90C69_11</vt:lpwstr>
-  </property>
-  <property fmtid="{D5CDD505-2E9C-101B-9397-08002B2CF9AE}" pid="4" name="KSOTemplateDocerSaveRecord">
-    <vt:lpwstr>eyJoZGlkIjoiYTJmYzZiNzA0MjJkZjA3YmRmYTQ1N2VlZWVlZDk3MzgifQ==</vt:lpwstr>
-  </property>
-</Properties>
-</file>
-
-<file path=word\document.xml><?xml version="1.0" encoding="utf-8"?>
+<file path=word/document.xml><?xml version="1.0" encoding="utf-8"?>
 <w:document xmlns:wpc="http://schemas.microsoft.com/office/word/2010/wordprocessingCanvas" xmlns:mc="http://schemas.openxmlformats.org/markup-compatibility/2006" xmlns:o="urn:schemas-microsoft-com:office:office" xmlns:r="http://schemas.openxmlformats.org/officeDocument/2006/relationships" xmlns:m="http://schemas.openxmlformats.org/officeDocument/2006/math" xmlns:v="urn:schemas-microsoft-com:vml" xmlns:wp14="http://schemas.microsoft.com/office/word/2010/wordprocessingDrawing" xmlns:wp="http://schemas.openxmlformats.org/drawingml/2006/wordprocessingDrawing" xmlns:w="http://schemas.openxmlformats.org/wordprocessingml/2006/main" xmlns:w14="http://schemas.microsoft.com/office/word/2010/wordml" xmlns:w10="urn:schemas-microsoft-com:office:word" xmlns:w15="http://schemas.microsoft.com/office/word/2012/wordml" xmlns:wpg="http://schemas.microsoft.com/office/word/2010/wordprocessingGroup" xmlns:wpi="http://schemas.microsoft.com/office/word/2010/wordprocessingInk" xmlns:wne="http://schemas.microsoft.com/office/word/2006/wordml" xmlns:wps="http://schemas.microsoft.com/office/word/2010/wordprocessingShape" xmlns:wpsCustomData="http://www.wps.cn/officeDocument/2013/wpsCustomData" mc:Ignorable="w14 w15 wp14">
   <w:body>
     <w:p>
@@ -248,27 +190,31 @@
         <w:ind w:left="320" w:leftChars="100"/>
         <w:rPr>
           <w:rFonts w:ascii="Times New Roman" w:hAnsi="Times New Roman"/>
-          <w:sz w:val="24"/>
-          <w:szCs w:val="24"/>
-        </w:rPr>
-      </w:pPr>
-      <w:r>
-        <w:rPr>
-          <w:rFonts w:ascii="Times New Roman" w:hAnsi="Times New Roman"/>
           <w:i/>
           <w:iCs/>
           <w:sz w:val="24"/>
           <w:szCs w:val="24"/>
         </w:rPr>
-        <w:t>Số: …</w:t>
-      </w:r>
-      <w:r>
-        <w:rPr>
-          <w:rFonts w:ascii="Times New Roman" w:hAnsi="Times New Roman"/>
+      </w:pPr>
+      <w:r>
+        <w:rPr>
+          <w:rFonts w:ascii="Times New Roman" w:hAnsi="Times New Roman"/>
+          <w:i/>
+          <w:iCs/>
           <w:sz w:val="24"/>
           <w:szCs w:val="24"/>
         </w:rPr>
-        <w:t xml:space="preserve"> /CTY-HHKH/2025</w:t>
+        <w:t xml:space="preserve">Số: </w:t>
+      </w:r>
+      <w:r>
+        <w:rPr>
+          <w:rFonts w:hint="default" w:ascii="Times New Roman" w:hAnsi="Times New Roman"/>
+          <w:i/>
+          <w:iCs/>
+          <w:sz w:val="24"/>
+          <w:szCs w:val="24"/>
+        </w:rPr>
+        <w:t>{Sohopdong}</w:t>
       </w:r>
     </w:p>
     <w:p>
@@ -464,12 +410,21 @@
       </w:pPr>
       <w:r>
         <w:rPr>
-          <w:rFonts w:ascii="Times New Roman" w:hAnsi="Times New Roman"/>
+          <w:rFonts w:hint="default" w:ascii="Times New Roman" w:hAnsi="Times New Roman"/>
           <w:iCs/>
           <w:sz w:val="26"/>
           <w:szCs w:val="26"/>
         </w:rPr>
-        <w:t xml:space="preserve">Hôm nay, ngày …. tháng… năm 2025, tại Công ty </w:t>
+        <w:t>Hôm nay, ngày {NgayLapHD} tháng {ThangLapHD} năm {NamLapHD}, tại</w:t>
+      </w:r>
+      <w:r>
+        <w:rPr>
+          <w:rFonts w:ascii="Times New Roman" w:hAnsi="Times New Roman"/>
+          <w:iCs/>
+          <w:sz w:val="26"/>
+          <w:szCs w:val="26"/>
+        </w:rPr>
+        <w:t xml:space="preserve"> Công ty </w:t>
       </w:r>
       <w:r>
         <w:rPr>
@@ -1340,8 +1295,6 @@
         </w:rPr>
         <w:t>Ten</w:t>
       </w:r>
-      <w:bookmarkStart w:id="3" w:name="_GoBack"/>
-      <w:bookmarkEnd w:id="3"/>
       <w:r>
         <w:rPr>
           <w:rFonts w:hint="default" w:ascii="Times New Roman" w:hAnsi="Times New Roman" w:eastAsia="SimSun"/>
@@ -2088,12 +2041,6 @@
             <w:insideH w:val="none" w:color="auto" w:sz="0" w:space="0"/>
             <w:insideV w:val="none" w:color="auto" w:sz="0" w:space="0"/>
           </w:tblBorders>
-          <w:tblCellMar>
-            <w:top w:w="0" w:type="dxa"/>
-            <w:left w:w="108" w:type="dxa"/>
-            <w:bottom w:w="0" w:type="dxa"/>
-            <w:right w:w="108" w:type="dxa"/>
-          </w:tblCellMar>
         </w:tblPrEx>
         <w:tc>
           <w:tcPr>
@@ -5519,8 +5466,28 @@
           <w:szCs w:val="26"/>
           <w:lang w:eastAsia="zh-CN" w:bidi="ar"/>
         </w:rPr>
-        <w:t>Dịch vụ cho thuê địa điểm tổ chức sự kiện và các dịch vụ đi kèm theo HĐ số …</w:t>
-      </w:r>
+        <w:t xml:space="preserve">Dịch vụ cho thuê địa điểm tổ chức sự kiện và các dịch vụ đi kèm theo </w:t>
+      </w:r>
+      <w:r>
+        <w:rPr>
+          <w:rFonts w:hint="default" w:ascii="Times New Roman" w:hAnsi="Times New Roman" w:eastAsia="SimSun"/>
+          <w:sz w:val="26"/>
+          <w:szCs w:val="26"/>
+          <w:lang w:eastAsia="zh-CN" w:bidi="ar"/>
+        </w:rPr>
+        <w:t>HĐ số {Sohopdong} ký ngày {NgayLapHD}/{ThangLapHD}/{NamLapHD}</w:t>
+      </w:r>
+      <w:r>
+        <w:rPr>
+          <w:rFonts w:hint="default" w:ascii="Times New Roman" w:hAnsi="Times New Roman" w:eastAsia="SimSun"/>
+          <w:sz w:val="26"/>
+          <w:szCs w:val="26"/>
+          <w:lang w:val="en-US" w:eastAsia="zh-CN" w:bidi="ar"/>
+        </w:rPr>
+        <w:t xml:space="preserve"> </w:t>
+      </w:r>
+      <w:bookmarkStart w:id="3" w:name="_GoBack"/>
+      <w:bookmarkEnd w:id="3"/>
       <w:r>
         <w:rPr>
           <w:rFonts w:ascii="Times New Roman" w:hAnsi="Times New Roman" w:eastAsia="TimesNewRomanPS-BoldMT"/>
@@ -5530,7 +5497,7 @@
           <w:szCs w:val="26"/>
           <w:lang w:eastAsia="zh-CN" w:bidi="ar"/>
         </w:rPr>
-        <w:t>/CTY-HHKH/2025 ký ngày…và Biên bản nghiệm thu và Quyết toán dịch vụ số … ……………ký ngày………</w:t>
+        <w:t>và Biên bản nghiệm thu và Quyết toán dịch vụ số … ……………ký ngày………</w:t>
       </w:r>
       <w:bookmarkEnd w:id="2"/>
     </w:p>
@@ -33618,175 +33585,7 @@
 </w:document>
 </file>
 
-<file path=word\fontTable.xml><?xml version="1.0" encoding="utf-8"?>
-<w:fonts xmlns:mc="http://schemas.openxmlformats.org/markup-compatibility/2006" xmlns:r="http://schemas.openxmlformats.org/officeDocument/2006/relationships" xmlns:w="http://schemas.openxmlformats.org/wordprocessingml/2006/main" xmlns:w14="http://schemas.microsoft.com/office/word/2010/wordml" mc:Ignorable="w14">
-  <w:font w:name="Times New Roman">
-    <w:panose1 w:val="02020603050405020304"/>
-    <w:charset w:val="00"/>
-    <w:family w:val="roman"/>
-    <w:pitch w:val="variable"/>
-    <w:sig w:usb0="20007A87" w:usb1="80000000" w:usb2="00000008" w:usb3="00000000" w:csb0="000001FF" w:csb1="00000000"/>
-  </w:font>
-  <w:font w:name="宋体">
-    <w:altName w:val="SimSun"/>
-    <w:panose1 w:val="02010600030101010101"/>
-    <w:charset w:val="86"/>
-    <w:family w:val="auto"/>
-    <w:pitch w:val="variable"/>
-    <w:sig w:usb0="00000003" w:usb1="080E0000" w:usb2="00000010" w:usb3="00000000" w:csb0="00040001" w:csb1="00000000"/>
-  </w:font>
-  <w:font w:name="SimSun">
-    <w:panose1 w:val="02010600030101010101"/>
-    <w:charset w:val="86"/>
-    <w:family w:val="auto"/>
-    <w:pitch w:val="default"/>
-    <w:sig w:usb0="00000203" w:usb1="288F0000" w:usb2="00000006" w:usb3="00000000" w:csb0="00040001" w:csb1="00000000"/>
-  </w:font>
-  <w:font w:name="Arial">
-    <w:panose1 w:val="020B0604020202020204"/>
-    <w:charset w:val="00"/>
-    <w:family w:val="swiss"/>
-    <w:pitch w:val="default"/>
-    <w:sig w:usb0="E0002EFF" w:usb1="C000785B" w:usb2="00000009" w:usb3="00000000" w:csb0="400001FF" w:csb1="FFFF0000"/>
-  </w:font>
-  <w:font w:name="黑体">
-    <w:altName w:val="SimSun"/>
-    <w:panose1 w:val="02010600030101010101"/>
-    <w:charset w:val="86"/>
-    <w:family w:val="auto"/>
-    <w:pitch w:val="default"/>
-    <w:sig w:usb0="00000001" w:usb1="080E0000" w:usb2="00000010" w:usb3="00000000" w:csb0="00040000" w:csb1="00000000"/>
-  </w:font>
-  <w:font w:name="Courier New">
-    <w:panose1 w:val="02070309020205020404"/>
-    <w:charset w:val="00"/>
-    <w:family w:val="modern"/>
-    <w:pitch w:val="default"/>
-    <w:sig w:usb0="E0002EFF" w:usb1="C0007843" w:usb2="00000009" w:usb3="00000000" w:csb0="400001FF" w:csb1="FFFF0000"/>
-  </w:font>
-  <w:font w:name="Wingdings">
-    <w:panose1 w:val="05000000000000000000"/>
-    <w:charset w:val="02"/>
-    <w:family w:val="auto"/>
-    <w:pitch w:val="default"/>
-    <w:sig w:usb0="00000000" w:usb1="00000000" w:usb2="00000000" w:usb3="00000000" w:csb0="80000000" w:csb1="00000000"/>
-  </w:font>
-  <w:font w:name="Calibri">
-    <w:panose1 w:val="020F0502020204030204"/>
-    <w:charset w:val="00"/>
-    <w:family w:val="swiss"/>
-    <w:pitch w:val="default"/>
-    <w:sig w:usb0="E4002EFF" w:usb1="C200247B" w:usb2="00000009" w:usb3="00000000" w:csb0="200001FF" w:csb1="00000000"/>
-  </w:font>
-  <w:font w:name="等线">
-    <w:altName w:val="Microsoft YaHei"/>
-    <w:panose1 w:val="00000000000000000000"/>
-    <w:charset w:val="86"/>
-    <w:family w:val="auto"/>
-    <w:pitch w:val="default"/>
-    <w:sig w:usb0="00000000" w:usb1="00000000" w:usb2="00000000" w:usb3="00000000" w:csb0="00000000" w:csb1="00000000"/>
-  </w:font>
-  <w:font w:name="VNI-Broad">
-    <w:altName w:val="Microsoft YaHei"/>
-    <w:panose1 w:val="00000000000000000000"/>
-    <w:charset w:val="00"/>
-    <w:family w:val="auto"/>
-    <w:pitch w:val="default"/>
-    <w:sig w:usb0="00000000" w:usb1="00000000" w:usb2="00000000" w:usb3="00000000" w:csb0="00000001" w:csb1="00000000"/>
-  </w:font>
-  <w:font w:name="Microsoft YaHei">
-    <w:panose1 w:val="020B0503020204020204"/>
-    <w:charset w:val="86"/>
-    <w:family w:val="swiss"/>
-    <w:pitch w:val="default"/>
-    <w:sig w:usb0="80000287" w:usb1="2ACF3C50" w:usb2="00000016" w:usb3="00000000" w:csb0="0004001F" w:csb1="00000000"/>
-  </w:font>
-  <w:font w:name="Cambria">
-    <w:panose1 w:val="02040503050406030204"/>
-    <w:charset w:val="00"/>
-    <w:family w:val="roman"/>
-    <w:pitch w:val="default"/>
-    <w:sig w:usb0="E00006FF" w:usb1="420024FF" w:usb2="02000000" w:usb3="00000000" w:csb0="2000019F" w:csb1="00000000"/>
-  </w:font>
-  <w:font w:name="MS Gothic">
-    <w:panose1 w:val="020B0609070205080204"/>
-    <w:charset w:val="80"/>
-    <w:family w:val="modern"/>
-    <w:pitch w:val="default"/>
-    <w:sig w:usb0="E00002FF" w:usb1="6AC7FDFB" w:usb2="08000012" w:usb3="00000000" w:csb0="4002009F" w:csb1="DFD70000"/>
-  </w:font>
-  <w:font w:name="Calibri Light">
-    <w:panose1 w:val="020F0302020204030204"/>
-    <w:charset w:val="00"/>
-    <w:family w:val="swiss"/>
-    <w:pitch w:val="default"/>
-    <w:sig w:usb0="E4002EFF" w:usb1="C200247B" w:usb2="00000009" w:usb3="00000000" w:csb0="200001FF" w:csb1="00000000"/>
-  </w:font>
-  <w:font w:name="等线 Light">
-    <w:altName w:val="Segoe Print"/>
-    <w:panose1 w:val="00000000000000000000"/>
-    <w:charset w:val="00"/>
-    <w:family w:val="auto"/>
-    <w:pitch w:val="default"/>
-    <w:sig w:usb0="00000000" w:usb1="00000000" w:usb2="00000000" w:usb3="00000000" w:csb0="00000000" w:csb1="00000000"/>
-  </w:font>
-  <w:font w:name="Segoe Print">
-    <w:panose1 w:val="02000600000000000000"/>
-    <w:charset w:val="00"/>
-    <w:family w:val="auto"/>
-    <w:pitch w:val="default"/>
-    <w:sig w:usb0="0000028F" w:usb1="00000000" w:usb2="00000000" w:usb3="00000000" w:csb0="2000009F" w:csb1="47010000"/>
-  </w:font>
-  <w:font w:name="MS Mincho">
-    <w:altName w:val="Yu Gothic UI"/>
-    <w:panose1 w:val="02020609040205080304"/>
-    <w:charset w:val="80"/>
-    <w:family w:val="modern"/>
-    <w:pitch w:val="default"/>
-    <w:sig w:usb0="00000000" w:usb1="00000000" w:usb2="08000012" w:usb3="00000000" w:csb0="0002009F" w:csb1="00000000"/>
-  </w:font>
-  <w:font w:name="Yu Gothic UI">
-    <w:panose1 w:val="020B0500000000000000"/>
-    <w:charset w:val="80"/>
-    <w:family w:val="auto"/>
-    <w:pitch w:val="default"/>
-    <w:sig w:usb0="E00002FF" w:usb1="2AC7FDFF" w:usb2="00000016" w:usb3="00000000" w:csb0="2002009F" w:csb1="00000000"/>
-  </w:font>
-  <w:font w:name="VNI-Avo">
-    <w:altName w:val="Microsoft YaHei"/>
-    <w:panose1 w:val="00000000000000000000"/>
-    <w:charset w:val="00"/>
-    <w:family w:val="auto"/>
-    <w:pitch w:val="default"/>
-    <w:sig w:usb0="00000000" w:usb1="00000000" w:usb2="00000000" w:usb3="00000000" w:csb0="00000001" w:csb1="00000000"/>
-  </w:font>
-  <w:font w:name="VNI-Times">
-    <w:altName w:val="Segoe Print"/>
-    <w:panose1 w:val="00000000000000000000"/>
-    <w:charset w:val="00"/>
-    <w:family w:val="auto"/>
-    <w:pitch w:val="default"/>
-    <w:sig w:usb0="00000000" w:usb1="00000000" w:usb2="00000000" w:usb3="00000000" w:csb0="00000013" w:csb1="00000000"/>
-  </w:font>
-  <w:font w:name="Symbol">
-    <w:panose1 w:val="05050102010706020507"/>
-    <w:charset w:val="02"/>
-    <w:family w:val="roman"/>
-    <w:pitch w:val="default"/>
-    <w:sig w:usb0="00000000" w:usb1="00000000" w:usb2="00000000" w:usb3="00000000" w:csb0="80000000" w:csb1="00000000"/>
-  </w:font>
-  <w:font w:name="TimesNewRomanPS-BoldMT">
-    <w:altName w:val="Segoe Print"/>
-    <w:panose1 w:val="00000000000000000000"/>
-    <w:charset w:val="00"/>
-    <w:family w:val="auto"/>
-    <w:pitch w:val="default"/>
-    <w:sig w:usb0="00000000" w:usb1="00000000" w:usb2="00000000" w:usb3="00000000" w:csb0="00000000" w:csb1="00000000"/>
-  </w:font>
-</w:fonts>
-</file>
-
-<file path=word\footer1.xml><?xml version="1.0" encoding="utf-8"?>
+<file path=word/footer1.xml><?xml version="1.0" encoding="utf-8"?>
 <w:ftr xmlns:wpc="http://schemas.microsoft.com/office/word/2010/wordprocessingCanvas" xmlns:mc="http://schemas.openxmlformats.org/markup-compatibility/2006" xmlns:o="urn:schemas-microsoft-com:office:office" xmlns:r="http://schemas.openxmlformats.org/officeDocument/2006/relationships" xmlns:m="http://schemas.openxmlformats.org/officeDocument/2006/math" xmlns:v="urn:schemas-microsoft-com:vml" xmlns:wp14="http://schemas.microsoft.com/office/word/2010/wordprocessingDrawing" xmlns:wp="http://schemas.openxmlformats.org/drawingml/2006/wordprocessingDrawing" xmlns:w10="urn:schemas-microsoft-com:office:word" xmlns:w="http://schemas.openxmlformats.org/wordprocessingml/2006/main" xmlns:w14="http://schemas.microsoft.com/office/word/2010/wordml" xmlns:w15="http://schemas.microsoft.com/office/word/2012/wordml" xmlns:wpg="http://schemas.microsoft.com/office/word/2010/wordprocessingGroup" xmlns:wpi="http://schemas.microsoft.com/office/word/2010/wordprocessingInk" xmlns:wne="http://schemas.microsoft.com/office/word/2006/wordml" xmlns:wps="http://schemas.microsoft.com/office/word/2010/wordprocessingShape" xmlns:wpsCustomData="http://www.wps.cn/officeDocument/2013/wpsCustomData" mc:Ignorable="w14 w15 wp14">
   <w:p>
     <w:pPr>
@@ -33973,7 +33772,7 @@
 </w:ftr>
 </file>
 
-<file path=word\numbering.xml><?xml version="1.0" encoding="utf-8"?>
+<file path=word/numbering.xml><?xml version="1.0" encoding="utf-8"?>
 <w:numbering xmlns:wpc="http://schemas.microsoft.com/office/word/2010/wordprocessingCanvas" xmlns:mc="http://schemas.openxmlformats.org/markup-compatibility/2006" xmlns:o="urn:schemas-microsoft-com:office:office" xmlns:r="http://schemas.openxmlformats.org/officeDocument/2006/relationships" xmlns:m="http://schemas.openxmlformats.org/officeDocument/2006/math" xmlns:v="urn:schemas-microsoft-com:vml" xmlns:wp14="http://schemas.microsoft.com/office/word/2010/wordprocessingDrawing" xmlns:wp="http://schemas.openxmlformats.org/drawingml/2006/wordprocessingDrawing" xmlns:w10="urn:schemas-microsoft-com:office:word" xmlns:w="http://schemas.openxmlformats.org/wordprocessingml/2006/main" xmlns:w14="http://schemas.microsoft.com/office/word/2010/wordml" xmlns:wpg="http://schemas.microsoft.com/office/word/2010/wordprocessingGroup" xmlns:wpi="http://schemas.microsoft.com/office/word/2010/wordprocessingInk" xmlns:wne="http://schemas.microsoft.com/office/word/2006/wordml" xmlns:wps="http://schemas.microsoft.com/office/word/2010/wordprocessingShape" xmlns:wpsCustomData="http://www.wps.cn/officeDocument/2013/wpsCustomData" mc:Ignorable="w14 wp14">
   <w:abstractNum w:abstractNumId="0">
     <w:nsid w:val="055660BF"/>
@@ -35434,1561 +35233,7 @@
 </w:numbering>
 </file>
 
-<file path=word\settings.xml><?xml version="1.0" encoding="utf-8"?>
-<w:settings xmlns:mc="http://schemas.openxmlformats.org/markup-compatibility/2006" xmlns:o="urn:schemas-microsoft-com:office:office" xmlns:r="http://schemas.openxmlformats.org/officeDocument/2006/relationships" xmlns:m="http://schemas.openxmlformats.org/officeDocument/2006/math" xmlns:v="urn:schemas-microsoft-com:vml" xmlns:w10="urn:schemas-microsoft-com:office:word" xmlns:w="http://schemas.openxmlformats.org/wordprocessingml/2006/main" xmlns:w14="http://schemas.microsoft.com/office/word/2010/wordml" xmlns:sl="http://schemas.openxmlformats.org/schemaLibrary/2006/main" xmlns:wpsCustomData="http://www.wps.cn/officeDocument/2013/wpsCustomData" mc:Ignorable="w14">
-  <w:zoom w:percent="150"/>
-  <w:embedSystemFonts/>
-  <w:bordersDoNotSurroundHeader w:val="0"/>
-  <w:bordersDoNotSurroundFooter w:val="0"/>
-  <w:documentProtection w:enforcement="0"/>
-  <w:defaultTabStop w:val="720"/>
-  <w:drawingGridVerticalSpacing w:val="156"/>
-  <w:displayHorizontalDrawingGridEvery w:val="0"/>
-  <w:displayVerticalDrawingGridEvery w:val="2"/>
-  <w:characterSpacingControl w:val="doNotCompress"/>
-  <w:compat>
-    <w:spaceForUL/>
-    <w:balanceSingleByteDoubleByteWidth/>
-    <w:doNotLeaveBackslashAlone/>
-    <w:ulTrailSpace/>
-    <w:doNotExpandShiftReturn/>
-    <w:adjustLineHeightInTable/>
-    <w:doNotWrapTextWithPunct/>
-    <w:doNotUseEastAsianBreakRules/>
-    <w:compatSetting w:name="compatibilityMode" w:uri="http://schemas.microsoft.com/office/word" w:val="14"/>
-    <w:compatSetting w:name="overrideTableStyleFontSizeAndJustification" w:uri="http://schemas.microsoft.com/office/word" w:val="1"/>
-    <w:compatSetting w:name="enableOpenTypeFeatures" w:uri="http://schemas.microsoft.com/office/word" w:val="1"/>
-    <w:compatSetting w:name="doNotFlipMirrorIndents" w:uri="http://schemas.microsoft.com/office/word" w:val="1"/>
-  </w:compat>
-  <w:rsids>
-    <w:rsidRoot w:val="3389018D"/>
-    <w:rsid w:val="00006E2E"/>
-    <w:rsid w:val="00011613"/>
-    <w:rsid w:val="00012D82"/>
-    <w:rsid w:val="00016410"/>
-    <w:rsid w:val="00030979"/>
-    <w:rsid w:val="0004780B"/>
-    <w:rsid w:val="00057634"/>
-    <w:rsid w:val="00061ED5"/>
-    <w:rsid w:val="00065901"/>
-    <w:rsid w:val="00072A3E"/>
-    <w:rsid w:val="000A2E62"/>
-    <w:rsid w:val="000B3C4A"/>
-    <w:rsid w:val="000B5A9C"/>
-    <w:rsid w:val="000B7688"/>
-    <w:rsid w:val="000E09D7"/>
-    <w:rsid w:val="000F5F5F"/>
-    <w:rsid w:val="00102468"/>
-    <w:rsid w:val="0010290F"/>
-    <w:rsid w:val="00123BA5"/>
-    <w:rsid w:val="00126EC0"/>
-    <w:rsid w:val="00130A5F"/>
-    <w:rsid w:val="00135760"/>
-    <w:rsid w:val="00135F36"/>
-    <w:rsid w:val="001413F5"/>
-    <w:rsid w:val="001541A5"/>
-    <w:rsid w:val="001662CD"/>
-    <w:rsid w:val="00167BC9"/>
-    <w:rsid w:val="00174C2F"/>
-    <w:rsid w:val="0017579D"/>
-    <w:rsid w:val="00177647"/>
-    <w:rsid w:val="00187D3A"/>
-    <w:rsid w:val="00192297"/>
-    <w:rsid w:val="001A0875"/>
-    <w:rsid w:val="001A633A"/>
-    <w:rsid w:val="001A7EBB"/>
-    <w:rsid w:val="001B5238"/>
-    <w:rsid w:val="001D1389"/>
-    <w:rsid w:val="001D627F"/>
-    <w:rsid w:val="001E79C3"/>
-    <w:rsid w:val="001F0E9E"/>
-    <w:rsid w:val="001F1115"/>
-    <w:rsid w:val="001F626C"/>
-    <w:rsid w:val="00216DF1"/>
-    <w:rsid w:val="00221B1F"/>
-    <w:rsid w:val="00226205"/>
-    <w:rsid w:val="00230988"/>
-    <w:rsid w:val="002321B7"/>
-    <w:rsid w:val="00234DA1"/>
-    <w:rsid w:val="00237B4A"/>
-    <w:rsid w:val="0024381E"/>
-    <w:rsid w:val="00253838"/>
-    <w:rsid w:val="0026038D"/>
-    <w:rsid w:val="0026208A"/>
-    <w:rsid w:val="002621E4"/>
-    <w:rsid w:val="00277B24"/>
-    <w:rsid w:val="00280277"/>
-    <w:rsid w:val="002807F3"/>
-    <w:rsid w:val="00284C22"/>
-    <w:rsid w:val="00294984"/>
-    <w:rsid w:val="002A20B3"/>
-    <w:rsid w:val="002A59F8"/>
-    <w:rsid w:val="002B4E76"/>
-    <w:rsid w:val="002C4117"/>
-    <w:rsid w:val="002C4B08"/>
-    <w:rsid w:val="002C5B73"/>
-    <w:rsid w:val="002C70DD"/>
-    <w:rsid w:val="003035E1"/>
-    <w:rsid w:val="00330B6D"/>
-    <w:rsid w:val="003316E8"/>
-    <w:rsid w:val="00333045"/>
-    <w:rsid w:val="00334578"/>
-    <w:rsid w:val="00340C57"/>
-    <w:rsid w:val="00344A86"/>
-    <w:rsid w:val="00354C8B"/>
-    <w:rsid w:val="003568EF"/>
-    <w:rsid w:val="00357C3B"/>
-    <w:rsid w:val="00390705"/>
-    <w:rsid w:val="003A0F81"/>
-    <w:rsid w:val="003A366E"/>
-    <w:rsid w:val="003A7C9C"/>
-    <w:rsid w:val="003B0AFE"/>
-    <w:rsid w:val="003B75A8"/>
-    <w:rsid w:val="003C5B3F"/>
-    <w:rsid w:val="003D6E42"/>
-    <w:rsid w:val="003D7230"/>
-    <w:rsid w:val="003E3A6C"/>
-    <w:rsid w:val="003E50AA"/>
-    <w:rsid w:val="003F7434"/>
-    <w:rsid w:val="00403415"/>
-    <w:rsid w:val="00403850"/>
-    <w:rsid w:val="00416302"/>
-    <w:rsid w:val="004174FE"/>
-    <w:rsid w:val="00447525"/>
-    <w:rsid w:val="0046718D"/>
-    <w:rsid w:val="00474A69"/>
-    <w:rsid w:val="00485780"/>
-    <w:rsid w:val="00494ADB"/>
-    <w:rsid w:val="00494B79"/>
-    <w:rsid w:val="004B6904"/>
-    <w:rsid w:val="004C0EA3"/>
-    <w:rsid w:val="004D5319"/>
-    <w:rsid w:val="004E2A7A"/>
-    <w:rsid w:val="004F2C0B"/>
-    <w:rsid w:val="004F3490"/>
-    <w:rsid w:val="004F6AEE"/>
-    <w:rsid w:val="00500353"/>
-    <w:rsid w:val="005052BF"/>
-    <w:rsid w:val="00513695"/>
-    <w:rsid w:val="0052049E"/>
-    <w:rsid w:val="0052124B"/>
-    <w:rsid w:val="0052302F"/>
-    <w:rsid w:val="00533334"/>
-    <w:rsid w:val="005363EC"/>
-    <w:rsid w:val="005402EB"/>
-    <w:rsid w:val="00552A63"/>
-    <w:rsid w:val="005637B2"/>
-    <w:rsid w:val="00570047"/>
-    <w:rsid w:val="00581016"/>
-    <w:rsid w:val="005918A2"/>
-    <w:rsid w:val="00591B88"/>
-    <w:rsid w:val="005B5E42"/>
-    <w:rsid w:val="005B7867"/>
-    <w:rsid w:val="005E3566"/>
-    <w:rsid w:val="005E7325"/>
-    <w:rsid w:val="005F60ED"/>
-    <w:rsid w:val="006001B5"/>
-    <w:rsid w:val="00602EF0"/>
-    <w:rsid w:val="006046F9"/>
-    <w:rsid w:val="00626BE4"/>
-    <w:rsid w:val="006418DB"/>
-    <w:rsid w:val="006532F3"/>
-    <w:rsid w:val="006549D7"/>
-    <w:rsid w:val="0066547C"/>
-    <w:rsid w:val="006657C9"/>
-    <w:rsid w:val="00671065"/>
-    <w:rsid w:val="00673FA6"/>
-    <w:rsid w:val="00674381"/>
-    <w:rsid w:val="00676759"/>
-    <w:rsid w:val="006803C1"/>
-    <w:rsid w:val="006909FA"/>
-    <w:rsid w:val="00693FCB"/>
-    <w:rsid w:val="00696666"/>
-    <w:rsid w:val="006A63D8"/>
-    <w:rsid w:val="006B09BB"/>
-    <w:rsid w:val="006D3ACF"/>
-    <w:rsid w:val="006D4645"/>
-    <w:rsid w:val="006E1356"/>
-    <w:rsid w:val="007014A9"/>
-    <w:rsid w:val="00701931"/>
-    <w:rsid w:val="00713B60"/>
-    <w:rsid w:val="00716B27"/>
-    <w:rsid w:val="0072653F"/>
-    <w:rsid w:val="00726AD7"/>
-    <w:rsid w:val="007318C3"/>
-    <w:rsid w:val="007539F5"/>
-    <w:rsid w:val="00766FCE"/>
-    <w:rsid w:val="00792CB2"/>
-    <w:rsid w:val="0079453A"/>
-    <w:rsid w:val="007A0025"/>
-    <w:rsid w:val="007A568E"/>
-    <w:rsid w:val="007A7655"/>
-    <w:rsid w:val="007B25B3"/>
-    <w:rsid w:val="007B3165"/>
-    <w:rsid w:val="007B5500"/>
-    <w:rsid w:val="007B6A57"/>
-    <w:rsid w:val="007C0581"/>
-    <w:rsid w:val="007C768C"/>
-    <w:rsid w:val="007D3FEE"/>
-    <w:rsid w:val="007E5737"/>
-    <w:rsid w:val="0080338F"/>
-    <w:rsid w:val="00810EB6"/>
-    <w:rsid w:val="00812A7C"/>
-    <w:rsid w:val="008163FC"/>
-    <w:rsid w:val="00825D23"/>
-    <w:rsid w:val="00837AE5"/>
-    <w:rsid w:val="00837FD2"/>
-    <w:rsid w:val="00842719"/>
-    <w:rsid w:val="00847F11"/>
-    <w:rsid w:val="008673E1"/>
-    <w:rsid w:val="0086774A"/>
-    <w:rsid w:val="00876183"/>
-    <w:rsid w:val="0088514A"/>
-    <w:rsid w:val="00886485"/>
-    <w:rsid w:val="00891931"/>
-    <w:rsid w:val="00894DA6"/>
-    <w:rsid w:val="008A6C82"/>
-    <w:rsid w:val="008A764C"/>
-    <w:rsid w:val="008B096F"/>
-    <w:rsid w:val="008B5BF9"/>
-    <w:rsid w:val="008B738E"/>
-    <w:rsid w:val="008C2F47"/>
-    <w:rsid w:val="008D058F"/>
-    <w:rsid w:val="008D2846"/>
-    <w:rsid w:val="008D6FF2"/>
-    <w:rsid w:val="008F323C"/>
-    <w:rsid w:val="009100E9"/>
-    <w:rsid w:val="00910BFB"/>
-    <w:rsid w:val="00911E67"/>
-    <w:rsid w:val="00917C41"/>
-    <w:rsid w:val="00921076"/>
-    <w:rsid w:val="0092493D"/>
-    <w:rsid w:val="00927120"/>
-    <w:rsid w:val="009422C2"/>
-    <w:rsid w:val="0094318C"/>
-    <w:rsid w:val="00943B7C"/>
-    <w:rsid w:val="00944FDB"/>
-    <w:rsid w:val="00950821"/>
-    <w:rsid w:val="00952607"/>
-    <w:rsid w:val="00953A75"/>
-    <w:rsid w:val="00957EE9"/>
-    <w:rsid w:val="009641F4"/>
-    <w:rsid w:val="009655BE"/>
-    <w:rsid w:val="00967AEE"/>
-    <w:rsid w:val="00971642"/>
-    <w:rsid w:val="0097170A"/>
-    <w:rsid w:val="009A6608"/>
-    <w:rsid w:val="009B7BEE"/>
-    <w:rsid w:val="009C1A9D"/>
-    <w:rsid w:val="009C3F71"/>
-    <w:rsid w:val="009C4A41"/>
-    <w:rsid w:val="009C68FD"/>
-    <w:rsid w:val="009C6EA6"/>
-    <w:rsid w:val="009C7AE3"/>
-    <w:rsid w:val="009D0490"/>
-    <w:rsid w:val="009D3B44"/>
-    <w:rsid w:val="009E709D"/>
-    <w:rsid w:val="009F359D"/>
-    <w:rsid w:val="00A02B55"/>
-    <w:rsid w:val="00A15893"/>
-    <w:rsid w:val="00A16FBD"/>
-    <w:rsid w:val="00A24D69"/>
-    <w:rsid w:val="00A303FB"/>
-    <w:rsid w:val="00A34830"/>
-    <w:rsid w:val="00A52183"/>
-    <w:rsid w:val="00A6105E"/>
-    <w:rsid w:val="00A620E6"/>
-    <w:rsid w:val="00A74704"/>
-    <w:rsid w:val="00A7797B"/>
-    <w:rsid w:val="00A802EE"/>
-    <w:rsid w:val="00A80820"/>
-    <w:rsid w:val="00A860A1"/>
-    <w:rsid w:val="00AB3E8D"/>
-    <w:rsid w:val="00AC0160"/>
-    <w:rsid w:val="00AC55BA"/>
-    <w:rsid w:val="00AD1AA6"/>
-    <w:rsid w:val="00AD5E81"/>
-    <w:rsid w:val="00AE4AFE"/>
-    <w:rsid w:val="00AE7187"/>
-    <w:rsid w:val="00B07AD7"/>
-    <w:rsid w:val="00B1220C"/>
-    <w:rsid w:val="00B20CDE"/>
-    <w:rsid w:val="00B309F9"/>
-    <w:rsid w:val="00B30D35"/>
-    <w:rsid w:val="00B33893"/>
-    <w:rsid w:val="00B348A8"/>
-    <w:rsid w:val="00B36994"/>
-    <w:rsid w:val="00B40BBF"/>
-    <w:rsid w:val="00B46490"/>
-    <w:rsid w:val="00B50FA7"/>
-    <w:rsid w:val="00B52B66"/>
-    <w:rsid w:val="00B55BB1"/>
-    <w:rsid w:val="00B73929"/>
-    <w:rsid w:val="00B80FBA"/>
-    <w:rsid w:val="00B90ACB"/>
-    <w:rsid w:val="00B93026"/>
-    <w:rsid w:val="00B94BCD"/>
-    <w:rsid w:val="00BB1858"/>
-    <w:rsid w:val="00BC17B8"/>
-    <w:rsid w:val="00BC182B"/>
-    <w:rsid w:val="00BD142A"/>
-    <w:rsid w:val="00BE6247"/>
-    <w:rsid w:val="00C0121F"/>
-    <w:rsid w:val="00C37FE3"/>
-    <w:rsid w:val="00C42539"/>
-    <w:rsid w:val="00C42D39"/>
-    <w:rsid w:val="00C47514"/>
-    <w:rsid w:val="00C51217"/>
-    <w:rsid w:val="00C528C5"/>
-    <w:rsid w:val="00C67AF2"/>
-    <w:rsid w:val="00C73896"/>
-    <w:rsid w:val="00C74A4E"/>
-    <w:rsid w:val="00C74E81"/>
-    <w:rsid w:val="00C74F8A"/>
-    <w:rsid w:val="00C822F3"/>
-    <w:rsid w:val="00C86ABF"/>
-    <w:rsid w:val="00C8708F"/>
-    <w:rsid w:val="00C93D19"/>
-    <w:rsid w:val="00C9478D"/>
-    <w:rsid w:val="00CA6611"/>
-    <w:rsid w:val="00CB0374"/>
-    <w:rsid w:val="00CC0F48"/>
-    <w:rsid w:val="00CC2672"/>
-    <w:rsid w:val="00CC5D98"/>
-    <w:rsid w:val="00CC7CB0"/>
-    <w:rsid w:val="00CE3769"/>
-    <w:rsid w:val="00CE7320"/>
-    <w:rsid w:val="00CE7B29"/>
-    <w:rsid w:val="00D02A76"/>
-    <w:rsid w:val="00D05A21"/>
-    <w:rsid w:val="00D06470"/>
-    <w:rsid w:val="00D0652D"/>
-    <w:rsid w:val="00D10133"/>
-    <w:rsid w:val="00D136F4"/>
-    <w:rsid w:val="00D16544"/>
-    <w:rsid w:val="00D22F9A"/>
-    <w:rsid w:val="00D260A7"/>
-    <w:rsid w:val="00D42CEC"/>
-    <w:rsid w:val="00D46C32"/>
-    <w:rsid w:val="00D541D4"/>
-    <w:rsid w:val="00D54C58"/>
-    <w:rsid w:val="00D5643D"/>
-    <w:rsid w:val="00D5699F"/>
-    <w:rsid w:val="00D60239"/>
-    <w:rsid w:val="00D768D6"/>
-    <w:rsid w:val="00D8045A"/>
-    <w:rsid w:val="00D8440C"/>
-    <w:rsid w:val="00DA4223"/>
-    <w:rsid w:val="00DA4FBD"/>
-    <w:rsid w:val="00DA5EC3"/>
-    <w:rsid w:val="00DC32CB"/>
-    <w:rsid w:val="00DD09CD"/>
-    <w:rsid w:val="00DE07EC"/>
-    <w:rsid w:val="00DF1FE7"/>
-    <w:rsid w:val="00DF5C49"/>
-    <w:rsid w:val="00DF6337"/>
-    <w:rsid w:val="00E03731"/>
-    <w:rsid w:val="00E04342"/>
-    <w:rsid w:val="00E151E6"/>
-    <w:rsid w:val="00E276E7"/>
-    <w:rsid w:val="00E34D65"/>
-    <w:rsid w:val="00E3517C"/>
-    <w:rsid w:val="00E63AE3"/>
-    <w:rsid w:val="00E67E09"/>
-    <w:rsid w:val="00E71003"/>
-    <w:rsid w:val="00E71960"/>
-    <w:rsid w:val="00E772FF"/>
-    <w:rsid w:val="00E813BD"/>
-    <w:rsid w:val="00E82BC7"/>
-    <w:rsid w:val="00E83712"/>
-    <w:rsid w:val="00E92FC1"/>
-    <w:rsid w:val="00E935FF"/>
-    <w:rsid w:val="00EA02AA"/>
-    <w:rsid w:val="00EA26A2"/>
-    <w:rsid w:val="00EA5D9E"/>
-    <w:rsid w:val="00EB6295"/>
-    <w:rsid w:val="00EC5423"/>
-    <w:rsid w:val="00EC7F11"/>
-    <w:rsid w:val="00ED5584"/>
-    <w:rsid w:val="00ED576F"/>
-    <w:rsid w:val="00EE1739"/>
-    <w:rsid w:val="00F11316"/>
-    <w:rsid w:val="00F120BF"/>
-    <w:rsid w:val="00F22D9E"/>
-    <w:rsid w:val="00F23446"/>
-    <w:rsid w:val="00F2467A"/>
-    <w:rsid w:val="00F255AA"/>
-    <w:rsid w:val="00F30099"/>
-    <w:rsid w:val="00F320E0"/>
-    <w:rsid w:val="00F33427"/>
-    <w:rsid w:val="00F400DE"/>
-    <w:rsid w:val="00F46559"/>
-    <w:rsid w:val="00F47F21"/>
-    <w:rsid w:val="00F53CA5"/>
-    <w:rsid w:val="00F639BE"/>
-    <w:rsid w:val="00F64CA3"/>
-    <w:rsid w:val="00F663A1"/>
-    <w:rsid w:val="00F81BD8"/>
-    <w:rsid w:val="00F860F7"/>
-    <w:rsid w:val="00F91758"/>
-    <w:rsid w:val="00F93014"/>
-    <w:rsid w:val="00F94D56"/>
-    <w:rsid w:val="00FA5346"/>
-    <w:rsid w:val="00FA6FD7"/>
-    <w:rsid w:val="00FC3572"/>
-    <w:rsid w:val="00FD01B5"/>
-    <w:rsid w:val="00FE14B0"/>
-    <w:rsid w:val="013019FE"/>
-    <w:rsid w:val="016B1BE3"/>
-    <w:rsid w:val="01785675"/>
-    <w:rsid w:val="019E18DE"/>
-    <w:rsid w:val="01BB4E65"/>
-    <w:rsid w:val="01C979FE"/>
-    <w:rsid w:val="01DF6F78"/>
-    <w:rsid w:val="02241011"/>
-    <w:rsid w:val="023006A7"/>
-    <w:rsid w:val="02315AA6"/>
-    <w:rsid w:val="023E1BBB"/>
-    <w:rsid w:val="024A1BCC"/>
-    <w:rsid w:val="026B1786"/>
-    <w:rsid w:val="02842C5B"/>
-    <w:rsid w:val="028E2C3F"/>
-    <w:rsid w:val="02A200CC"/>
-    <w:rsid w:val="02C31E14"/>
-    <w:rsid w:val="03713101"/>
-    <w:rsid w:val="03867B41"/>
-    <w:rsid w:val="03C377B9"/>
-    <w:rsid w:val="03D17DD3"/>
-    <w:rsid w:val="03F04E05"/>
-    <w:rsid w:val="03F35278"/>
-    <w:rsid w:val="03F97C93"/>
-    <w:rsid w:val="041A146A"/>
-    <w:rsid w:val="04343783"/>
-    <w:rsid w:val="04377778"/>
-    <w:rsid w:val="04556D28"/>
-    <w:rsid w:val="046F3155"/>
-    <w:rsid w:val="048B7202"/>
-    <w:rsid w:val="04906F0D"/>
-    <w:rsid w:val="04A515D1"/>
-    <w:rsid w:val="04AB3659"/>
-    <w:rsid w:val="04AC7736"/>
-    <w:rsid w:val="04DE120A"/>
-    <w:rsid w:val="04E0470D"/>
-    <w:rsid w:val="04F77BB6"/>
-    <w:rsid w:val="053319A4"/>
-    <w:rsid w:val="05451CFB"/>
-    <w:rsid w:val="055F2A5D"/>
-    <w:rsid w:val="05E912CD"/>
-    <w:rsid w:val="05ED4B49"/>
-    <w:rsid w:val="05EE1047"/>
-    <w:rsid w:val="05F56058"/>
-    <w:rsid w:val="060A437D"/>
-    <w:rsid w:val="060E737E"/>
-    <w:rsid w:val="06112BE7"/>
-    <w:rsid w:val="061F3288"/>
-    <w:rsid w:val="061F7618"/>
-    <w:rsid w:val="06431DD6"/>
-    <w:rsid w:val="06744B24"/>
-    <w:rsid w:val="06813E39"/>
-    <w:rsid w:val="06A35673"/>
-    <w:rsid w:val="06A52D74"/>
-    <w:rsid w:val="06C248A3"/>
-    <w:rsid w:val="06CA5532"/>
-    <w:rsid w:val="06E076D6"/>
-    <w:rsid w:val="07580619"/>
-    <w:rsid w:val="076034A7"/>
-    <w:rsid w:val="076334A9"/>
-    <w:rsid w:val="078139DC"/>
-    <w:rsid w:val="078432FC"/>
-    <w:rsid w:val="078E2CF2"/>
-    <w:rsid w:val="07A26837"/>
-    <w:rsid w:val="07B62D5A"/>
-    <w:rsid w:val="07D53466"/>
-    <w:rsid w:val="080A3F6D"/>
-    <w:rsid w:val="081D70DE"/>
-    <w:rsid w:val="08633FCF"/>
-    <w:rsid w:val="087F75EA"/>
-    <w:rsid w:val="08AF0683"/>
-    <w:rsid w:val="08E20120"/>
-    <w:rsid w:val="091A3212"/>
-    <w:rsid w:val="095007F3"/>
-    <w:rsid w:val="09510D55"/>
-    <w:rsid w:val="09627775"/>
-    <w:rsid w:val="09D873B4"/>
-    <w:rsid w:val="09E129C6"/>
-    <w:rsid w:val="0A345E8D"/>
-    <w:rsid w:val="0A5A6688"/>
-    <w:rsid w:val="0A600591"/>
-    <w:rsid w:val="0A8E0942"/>
-    <w:rsid w:val="0AA85C88"/>
-    <w:rsid w:val="0ABA229F"/>
-    <w:rsid w:val="0AC6703C"/>
-    <w:rsid w:val="0B01011B"/>
-    <w:rsid w:val="0B1600C0"/>
-    <w:rsid w:val="0B7E67EB"/>
-    <w:rsid w:val="0BAC05B3"/>
-    <w:rsid w:val="0BBC40D1"/>
-    <w:rsid w:val="0BC820E2"/>
-    <w:rsid w:val="0BDA3681"/>
-    <w:rsid w:val="0BE92617"/>
-    <w:rsid w:val="0BFC7A81"/>
-    <w:rsid w:val="0C1F2AF1"/>
-    <w:rsid w:val="0C3E33A6"/>
-    <w:rsid w:val="0C5D2505"/>
-    <w:rsid w:val="0C6F3B75"/>
-    <w:rsid w:val="0C6F7B8A"/>
-    <w:rsid w:val="0CC45C57"/>
-    <w:rsid w:val="0D12337E"/>
-    <w:rsid w:val="0D1C170F"/>
-    <w:rsid w:val="0D23109A"/>
-    <w:rsid w:val="0D2658A2"/>
-    <w:rsid w:val="0D4870DB"/>
-    <w:rsid w:val="0D68630B"/>
-    <w:rsid w:val="0D755621"/>
-    <w:rsid w:val="0DE15FD5"/>
-    <w:rsid w:val="0E4946FF"/>
-    <w:rsid w:val="0E5724EC"/>
-    <w:rsid w:val="0E8E1971"/>
-    <w:rsid w:val="0E922575"/>
-    <w:rsid w:val="0EE36E7C"/>
-    <w:rsid w:val="0F2862EC"/>
-    <w:rsid w:val="0F295F6C"/>
-    <w:rsid w:val="0F3E048F"/>
-    <w:rsid w:val="0F562EA9"/>
-    <w:rsid w:val="0F6C7CDA"/>
-    <w:rsid w:val="0F794DF1"/>
-    <w:rsid w:val="0F7D40A6"/>
-    <w:rsid w:val="0FBD0540"/>
-    <w:rsid w:val="0FFA66E1"/>
-    <w:rsid w:val="1015177C"/>
-    <w:rsid w:val="10330CA8"/>
-    <w:rsid w:val="10331EC4"/>
-    <w:rsid w:val="104550C0"/>
-    <w:rsid w:val="10534754"/>
-    <w:rsid w:val="107D6700"/>
-    <w:rsid w:val="10864871"/>
-    <w:rsid w:val="109072EE"/>
-    <w:rsid w:val="10957190"/>
-    <w:rsid w:val="109C7872"/>
-    <w:rsid w:val="10AE73EC"/>
-    <w:rsid w:val="10B028F0"/>
-    <w:rsid w:val="10E44043"/>
-    <w:rsid w:val="10FC16EA"/>
-    <w:rsid w:val="11051FFA"/>
-    <w:rsid w:val="11076F28"/>
-    <w:rsid w:val="112D573C"/>
-    <w:rsid w:val="11581E04"/>
-    <w:rsid w:val="115931FE"/>
-    <w:rsid w:val="118C0D46"/>
-    <w:rsid w:val="1190415C"/>
-    <w:rsid w:val="11A17C7A"/>
-    <w:rsid w:val="11AB600B"/>
-    <w:rsid w:val="11B4471C"/>
-    <w:rsid w:val="11BB0823"/>
-    <w:rsid w:val="11C336B1"/>
-    <w:rsid w:val="11E164E5"/>
-    <w:rsid w:val="11E6296C"/>
-    <w:rsid w:val="120D282C"/>
-    <w:rsid w:val="123B7E78"/>
-    <w:rsid w:val="123F687E"/>
-    <w:rsid w:val="12460407"/>
-    <w:rsid w:val="124D7D92"/>
-    <w:rsid w:val="12562F60"/>
-    <w:rsid w:val="125B4B29"/>
-    <w:rsid w:val="12857AB0"/>
-    <w:rsid w:val="128E2C19"/>
-    <w:rsid w:val="12C15B53"/>
-    <w:rsid w:val="12EC7C9C"/>
-    <w:rsid w:val="12F20183"/>
-    <w:rsid w:val="12F91530"/>
-    <w:rsid w:val="132248F2"/>
-    <w:rsid w:val="1347382D"/>
-    <w:rsid w:val="136048D3"/>
-    <w:rsid w:val="136D5C6B"/>
-    <w:rsid w:val="136E49CD"/>
-    <w:rsid w:val="13872098"/>
-    <w:rsid w:val="13FA6B54"/>
-    <w:rsid w:val="140838EB"/>
-    <w:rsid w:val="142C4DA5"/>
-    <w:rsid w:val="142D7A74"/>
-    <w:rsid w:val="143B2E41"/>
-    <w:rsid w:val="147F2631"/>
-    <w:rsid w:val="14871A82"/>
-    <w:rsid w:val="14A26068"/>
-    <w:rsid w:val="14AD65F8"/>
-    <w:rsid w:val="14D13334"/>
-    <w:rsid w:val="14DB16C5"/>
-    <w:rsid w:val="14DC7147"/>
-    <w:rsid w:val="14F078F4"/>
-    <w:rsid w:val="1505030B"/>
-    <w:rsid w:val="15051864"/>
-    <w:rsid w:val="1507380E"/>
-    <w:rsid w:val="151B539B"/>
-    <w:rsid w:val="15250840"/>
-    <w:rsid w:val="152D5C4C"/>
-    <w:rsid w:val="15441D99"/>
-    <w:rsid w:val="156F115E"/>
-    <w:rsid w:val="156F36B5"/>
-    <w:rsid w:val="1573093F"/>
-    <w:rsid w:val="15906555"/>
-    <w:rsid w:val="15B06226"/>
-    <w:rsid w:val="15D1675A"/>
-    <w:rsid w:val="15FA1B1D"/>
-    <w:rsid w:val="165D2DF0"/>
-    <w:rsid w:val="166127C6"/>
-    <w:rsid w:val="16757268"/>
-    <w:rsid w:val="16A022AB"/>
-    <w:rsid w:val="16A56732"/>
-    <w:rsid w:val="16CC7805"/>
-    <w:rsid w:val="1722157F"/>
-    <w:rsid w:val="17263809"/>
-    <w:rsid w:val="172E6F69"/>
-    <w:rsid w:val="176A51F7"/>
-    <w:rsid w:val="177F1919"/>
-    <w:rsid w:val="1783031F"/>
-    <w:rsid w:val="17876D25"/>
-    <w:rsid w:val="17A056D1"/>
-    <w:rsid w:val="17A12726"/>
-    <w:rsid w:val="17B0376D"/>
-    <w:rsid w:val="17F96E28"/>
-    <w:rsid w:val="18040F21"/>
-    <w:rsid w:val="181D547A"/>
-    <w:rsid w:val="18235CAA"/>
-    <w:rsid w:val="182C5A12"/>
-    <w:rsid w:val="183171BE"/>
-    <w:rsid w:val="18481362"/>
-    <w:rsid w:val="18833745"/>
-    <w:rsid w:val="18A90101"/>
-    <w:rsid w:val="18C663ED"/>
-    <w:rsid w:val="193F18FA"/>
-    <w:rsid w:val="197D395D"/>
-    <w:rsid w:val="19AB482C"/>
-    <w:rsid w:val="19C419F8"/>
-    <w:rsid w:val="19D44818"/>
-    <w:rsid w:val="19DB757A"/>
-    <w:rsid w:val="1A0A07AA"/>
-    <w:rsid w:val="1A111C52"/>
-    <w:rsid w:val="1A12783D"/>
-    <w:rsid w:val="1A273DF6"/>
-    <w:rsid w:val="1A5039CB"/>
-    <w:rsid w:val="1A830C8C"/>
-    <w:rsid w:val="1A9B1BBC"/>
-    <w:rsid w:val="1AA0603E"/>
-    <w:rsid w:val="1AA90ECC"/>
-    <w:rsid w:val="1AD55213"/>
-    <w:rsid w:val="1B165C7C"/>
-    <w:rsid w:val="1B435847"/>
-    <w:rsid w:val="1B5E5BB2"/>
-    <w:rsid w:val="1B5E76F6"/>
-    <w:rsid w:val="1BC03F17"/>
-    <w:rsid w:val="1BC90FA3"/>
-    <w:rsid w:val="1BC975B0"/>
-    <w:rsid w:val="1BDA123E"/>
-    <w:rsid w:val="1BF60B6E"/>
-    <w:rsid w:val="1BFF39FC"/>
-    <w:rsid w:val="1C2361BA"/>
-    <w:rsid w:val="1C363406"/>
-    <w:rsid w:val="1C803DCB"/>
-    <w:rsid w:val="1CC80EC6"/>
-    <w:rsid w:val="1CF56512"/>
-    <w:rsid w:val="1D245D5D"/>
-    <w:rsid w:val="1D297C66"/>
-    <w:rsid w:val="1D306EC4"/>
-    <w:rsid w:val="1D330575"/>
-    <w:rsid w:val="1D6A64D1"/>
-    <w:rsid w:val="1D6D3BD2"/>
-    <w:rsid w:val="1D985D1B"/>
-    <w:rsid w:val="1DAB1184"/>
-    <w:rsid w:val="1DB652CB"/>
-    <w:rsid w:val="1DB96250"/>
-    <w:rsid w:val="1DBF39DD"/>
-    <w:rsid w:val="1E061BD3"/>
-    <w:rsid w:val="1E1B62F5"/>
-    <w:rsid w:val="1E253381"/>
-    <w:rsid w:val="1E942391"/>
-    <w:rsid w:val="1EBA3111"/>
-    <w:rsid w:val="1EC91910"/>
-    <w:rsid w:val="1F2B4F5C"/>
-    <w:rsid w:val="1F5A11FF"/>
-    <w:rsid w:val="1FB05A18"/>
-    <w:rsid w:val="1FC73DB2"/>
-    <w:rsid w:val="2025634A"/>
-    <w:rsid w:val="20294D50"/>
-    <w:rsid w:val="208E24F6"/>
-    <w:rsid w:val="20AD7527"/>
-    <w:rsid w:val="20D83089"/>
-    <w:rsid w:val="20ED3B94"/>
-    <w:rsid w:val="20FF3AAE"/>
-    <w:rsid w:val="210A78C1"/>
-    <w:rsid w:val="210C6647"/>
-    <w:rsid w:val="21244601"/>
-    <w:rsid w:val="215F4DCD"/>
-    <w:rsid w:val="216A0F4D"/>
-    <w:rsid w:val="21983295"/>
-    <w:rsid w:val="21A76846"/>
-    <w:rsid w:val="21E32E28"/>
-    <w:rsid w:val="220B2CE7"/>
-    <w:rsid w:val="221A5500"/>
-    <w:rsid w:val="22214E8B"/>
-    <w:rsid w:val="223B5A35"/>
-    <w:rsid w:val="229E7CD7"/>
-    <w:rsid w:val="22A266DE"/>
-    <w:rsid w:val="22B91B86"/>
-    <w:rsid w:val="22D92E1E"/>
-    <w:rsid w:val="2305432C"/>
-    <w:rsid w:val="230B610D"/>
-    <w:rsid w:val="23370256"/>
-    <w:rsid w:val="23536501"/>
-    <w:rsid w:val="2377323E"/>
-    <w:rsid w:val="239462AE"/>
-    <w:rsid w:val="239A46F7"/>
-    <w:rsid w:val="23A75F8B"/>
-    <w:rsid w:val="23BE2559"/>
-    <w:rsid w:val="23C245B7"/>
-    <w:rsid w:val="242023D2"/>
-    <w:rsid w:val="24304BEB"/>
-    <w:rsid w:val="24696049"/>
-    <w:rsid w:val="247C7268"/>
-    <w:rsid w:val="249D521F"/>
-    <w:rsid w:val="24CF1271"/>
-    <w:rsid w:val="24DB1B65"/>
-    <w:rsid w:val="24F2052C"/>
-    <w:rsid w:val="24F301AC"/>
-    <w:rsid w:val="250A7DD1"/>
-    <w:rsid w:val="250D0270"/>
-    <w:rsid w:val="2536579D"/>
-    <w:rsid w:val="255C4FCB"/>
-    <w:rsid w:val="255E785B"/>
-    <w:rsid w:val="2564254A"/>
-    <w:rsid w:val="25AE08DF"/>
-    <w:rsid w:val="25B96C70"/>
-    <w:rsid w:val="25C25381"/>
-    <w:rsid w:val="25C97518"/>
-    <w:rsid w:val="25DF10AE"/>
-    <w:rsid w:val="260E79FF"/>
-    <w:rsid w:val="261A695C"/>
-    <w:rsid w:val="266425F2"/>
-    <w:rsid w:val="2671641F"/>
-    <w:rsid w:val="267C1FE9"/>
-    <w:rsid w:val="268D2FF6"/>
-    <w:rsid w:val="26B07208"/>
-    <w:rsid w:val="26B551EB"/>
-    <w:rsid w:val="26B9770A"/>
-    <w:rsid w:val="26D43AA3"/>
-    <w:rsid w:val="27544493"/>
-    <w:rsid w:val="276163FB"/>
-    <w:rsid w:val="276A4438"/>
-    <w:rsid w:val="27853DB3"/>
-    <w:rsid w:val="279D5B8C"/>
-    <w:rsid w:val="27B222AE"/>
-    <w:rsid w:val="27BA54BC"/>
-    <w:rsid w:val="27D22B63"/>
-    <w:rsid w:val="27DE43F7"/>
-    <w:rsid w:val="27E53D82"/>
-    <w:rsid w:val="27EF4E26"/>
-    <w:rsid w:val="28143812"/>
-    <w:rsid w:val="282D4176"/>
-    <w:rsid w:val="283205FE"/>
-    <w:rsid w:val="28387F89"/>
-    <w:rsid w:val="28474D20"/>
-    <w:rsid w:val="28980D81"/>
-    <w:rsid w:val="28D82090"/>
-    <w:rsid w:val="28DE103A"/>
-    <w:rsid w:val="28E4267B"/>
-    <w:rsid w:val="28EE1C21"/>
-    <w:rsid w:val="28F95E48"/>
-    <w:rsid w:val="292331DD"/>
-    <w:rsid w:val="29305804"/>
-    <w:rsid w:val="29334D29"/>
-    <w:rsid w:val="293409E7"/>
-    <w:rsid w:val="293811B0"/>
-    <w:rsid w:val="29423CBE"/>
-    <w:rsid w:val="29763213"/>
-    <w:rsid w:val="2A213CC4"/>
-    <w:rsid w:val="2A257B34"/>
-    <w:rsid w:val="2A2E4BC0"/>
-    <w:rsid w:val="2A3B1CD8"/>
-    <w:rsid w:val="2A6D37AC"/>
-    <w:rsid w:val="2AA42601"/>
-    <w:rsid w:val="2AA45E84"/>
-    <w:rsid w:val="2AB73F28"/>
-    <w:rsid w:val="2ABD0FAC"/>
-    <w:rsid w:val="2C291503"/>
-    <w:rsid w:val="2C2B40DB"/>
-    <w:rsid w:val="2C395810"/>
-    <w:rsid w:val="2C493FB6"/>
-    <w:rsid w:val="2C560482"/>
-    <w:rsid w:val="2C5A1CD2"/>
-    <w:rsid w:val="2C6C546F"/>
-    <w:rsid w:val="2C701C77"/>
-    <w:rsid w:val="2C734DFA"/>
-    <w:rsid w:val="2C852B16"/>
-    <w:rsid w:val="2CAE175C"/>
-    <w:rsid w:val="2D1858EE"/>
-    <w:rsid w:val="2D4C4ADE"/>
-    <w:rsid w:val="2D5034E4"/>
-    <w:rsid w:val="2DAF1925"/>
-    <w:rsid w:val="2DC931AE"/>
-    <w:rsid w:val="2DED4667"/>
-    <w:rsid w:val="2E0F5EA0"/>
-    <w:rsid w:val="2E1D73B4"/>
-    <w:rsid w:val="2E262242"/>
-    <w:rsid w:val="2E421B72"/>
-    <w:rsid w:val="2E5C1A7F"/>
-    <w:rsid w:val="2E7D5726"/>
-    <w:rsid w:val="2E8848A3"/>
-    <w:rsid w:val="2E8D4175"/>
-    <w:rsid w:val="2E953B7B"/>
-    <w:rsid w:val="2EEB1750"/>
-    <w:rsid w:val="2EED296D"/>
-    <w:rsid w:val="2EF23404"/>
-    <w:rsid w:val="2EF36113"/>
-    <w:rsid w:val="2F02092C"/>
-    <w:rsid w:val="2F0B703D"/>
-    <w:rsid w:val="2F45269A"/>
-    <w:rsid w:val="2F5F3244"/>
-    <w:rsid w:val="2F796ED7"/>
-    <w:rsid w:val="2FB36551"/>
-    <w:rsid w:val="2FB53A8B"/>
-    <w:rsid w:val="2FBE2364"/>
-    <w:rsid w:val="2FFF0BCF"/>
-    <w:rsid w:val="30067887"/>
-    <w:rsid w:val="301452F1"/>
-    <w:rsid w:val="304170BA"/>
-    <w:rsid w:val="30470FC3"/>
-    <w:rsid w:val="304B79C9"/>
-    <w:rsid w:val="305A21E2"/>
-    <w:rsid w:val="306C7EFE"/>
-    <w:rsid w:val="306D1203"/>
-    <w:rsid w:val="308974AE"/>
-    <w:rsid w:val="309A30A0"/>
-    <w:rsid w:val="30B20672"/>
-    <w:rsid w:val="30B43B75"/>
-    <w:rsid w:val="30B57174"/>
-    <w:rsid w:val="30E111C1"/>
-    <w:rsid w:val="30E26C43"/>
-    <w:rsid w:val="30E92D4B"/>
-    <w:rsid w:val="30F77AE2"/>
-    <w:rsid w:val="31066E50"/>
-    <w:rsid w:val="31494069"/>
-    <w:rsid w:val="314B289F"/>
-    <w:rsid w:val="315B5608"/>
-    <w:rsid w:val="3168491E"/>
-    <w:rsid w:val="31696A05"/>
-    <w:rsid w:val="319F2879"/>
-    <w:rsid w:val="31AA2E09"/>
-    <w:rsid w:val="31C97E3A"/>
-    <w:rsid w:val="320C34EA"/>
-    <w:rsid w:val="32167F39"/>
-    <w:rsid w:val="321A6940"/>
-    <w:rsid w:val="322C20DD"/>
-    <w:rsid w:val="328672F4"/>
-    <w:rsid w:val="32A746EB"/>
-    <w:rsid w:val="32AF4C35"/>
-    <w:rsid w:val="32B92FC6"/>
-    <w:rsid w:val="332116F0"/>
-    <w:rsid w:val="333A4819"/>
-    <w:rsid w:val="335330C3"/>
-    <w:rsid w:val="33554F18"/>
-    <w:rsid w:val="3389018D"/>
-    <w:rsid w:val="338E7B26"/>
-    <w:rsid w:val="339077A6"/>
-    <w:rsid w:val="33AB1655"/>
-    <w:rsid w:val="33AC70D6"/>
-    <w:rsid w:val="33B444E3"/>
-    <w:rsid w:val="33BA05EA"/>
-    <w:rsid w:val="34034262"/>
-    <w:rsid w:val="3415172A"/>
-    <w:rsid w:val="349302CD"/>
-    <w:rsid w:val="34A22AE6"/>
-    <w:rsid w:val="352F698B"/>
-    <w:rsid w:val="35353D4F"/>
-    <w:rsid w:val="353E2273"/>
-    <w:rsid w:val="355D101B"/>
-    <w:rsid w:val="359A6901"/>
-    <w:rsid w:val="35A23D0E"/>
-    <w:rsid w:val="35A7514A"/>
-    <w:rsid w:val="35B361A6"/>
-    <w:rsid w:val="35DB18E9"/>
-    <w:rsid w:val="35EF058A"/>
-    <w:rsid w:val="362E0331"/>
-    <w:rsid w:val="365743B8"/>
-    <w:rsid w:val="36851D82"/>
-    <w:rsid w:val="36BF53DF"/>
-    <w:rsid w:val="37356A70"/>
-    <w:rsid w:val="373B27AA"/>
-    <w:rsid w:val="37424475"/>
-    <w:rsid w:val="374852C0"/>
-    <w:rsid w:val="37E00D3A"/>
-    <w:rsid w:val="37EA1649"/>
-    <w:rsid w:val="37F10D19"/>
-    <w:rsid w:val="38196915"/>
-    <w:rsid w:val="382D0E39"/>
-    <w:rsid w:val="3831783F"/>
-    <w:rsid w:val="3861258D"/>
-    <w:rsid w:val="38660DE1"/>
-    <w:rsid w:val="387821B2"/>
-    <w:rsid w:val="388727CC"/>
-    <w:rsid w:val="388F565A"/>
-    <w:rsid w:val="38AF4C9A"/>
-    <w:rsid w:val="38D41C6A"/>
-    <w:rsid w:val="38F00B77"/>
-    <w:rsid w:val="38F31AFC"/>
-    <w:rsid w:val="38F76303"/>
-    <w:rsid w:val="38FA7A5E"/>
-    <w:rsid w:val="395D152B"/>
-    <w:rsid w:val="396D6845"/>
-    <w:rsid w:val="39792E06"/>
-    <w:rsid w:val="39B371DA"/>
-    <w:rsid w:val="39BE02CB"/>
-    <w:rsid w:val="39C51CE1"/>
-    <w:rsid w:val="39EE3018"/>
-    <w:rsid w:val="3A052C3D"/>
-    <w:rsid w:val="3A076141"/>
-    <w:rsid w:val="3A7022ED"/>
-    <w:rsid w:val="3A852292"/>
-    <w:rsid w:val="3A871F12"/>
-    <w:rsid w:val="3A9E1B37"/>
-    <w:rsid w:val="3AB338E7"/>
-    <w:rsid w:val="3AB939E6"/>
-    <w:rsid w:val="3AF55DC9"/>
-    <w:rsid w:val="3AFE2E55"/>
-    <w:rsid w:val="3AFF67B0"/>
-    <w:rsid w:val="3B123CF2"/>
-    <w:rsid w:val="3B4647D0"/>
-    <w:rsid w:val="3B84171F"/>
-    <w:rsid w:val="3B9D52DD"/>
-    <w:rsid w:val="3BC52B58"/>
-    <w:rsid w:val="3BC95DA1"/>
-    <w:rsid w:val="3BDA7340"/>
-    <w:rsid w:val="3BDD02C5"/>
-    <w:rsid w:val="3BF82174"/>
-    <w:rsid w:val="3BF8295E"/>
-    <w:rsid w:val="3C2506B9"/>
-    <w:rsid w:val="3C321F4D"/>
-    <w:rsid w:val="3C4F72FF"/>
-    <w:rsid w:val="3C7B3647"/>
-    <w:rsid w:val="3C8D6DE4"/>
-    <w:rsid w:val="3CE21B3C"/>
-    <w:rsid w:val="3CF2458A"/>
-    <w:rsid w:val="3D176D48"/>
-    <w:rsid w:val="3D3E1186"/>
-    <w:rsid w:val="3D43308F"/>
-    <w:rsid w:val="3D8C2637"/>
-    <w:rsid w:val="3DE450DE"/>
-    <w:rsid w:val="3E006CC6"/>
-    <w:rsid w:val="3E557A55"/>
-    <w:rsid w:val="3E945048"/>
-    <w:rsid w:val="3E9C6B44"/>
-    <w:rsid w:val="3EA54607"/>
-    <w:rsid w:val="3EAC4C1F"/>
-    <w:rsid w:val="3ED734A6"/>
-    <w:rsid w:val="3EDA7CAE"/>
-    <w:rsid w:val="3F28582E"/>
-    <w:rsid w:val="3FA81600"/>
-    <w:rsid w:val="3FBC281F"/>
-    <w:rsid w:val="3FC03951"/>
-    <w:rsid w:val="3FC10EA5"/>
-    <w:rsid w:val="3FC63020"/>
-    <w:rsid w:val="3FC76631"/>
-    <w:rsid w:val="3FDC001C"/>
-    <w:rsid w:val="3FEE42F3"/>
-    <w:rsid w:val="406F6DF9"/>
-    <w:rsid w:val="40C21D4C"/>
-    <w:rsid w:val="40CE5B5F"/>
-    <w:rsid w:val="4109501D"/>
-    <w:rsid w:val="410D0EC7"/>
-    <w:rsid w:val="411A01DD"/>
-    <w:rsid w:val="41485829"/>
-    <w:rsid w:val="41651556"/>
-    <w:rsid w:val="416A59DD"/>
-    <w:rsid w:val="418C7217"/>
-    <w:rsid w:val="41D23361"/>
-    <w:rsid w:val="41E00530"/>
-    <w:rsid w:val="41E6662C"/>
-    <w:rsid w:val="41EB0AE8"/>
-    <w:rsid w:val="422B001A"/>
-    <w:rsid w:val="42780119"/>
-    <w:rsid w:val="428E22BD"/>
-    <w:rsid w:val="42A32262"/>
-    <w:rsid w:val="42B03AEC"/>
-    <w:rsid w:val="42B5064D"/>
-    <w:rsid w:val="42BB2CEF"/>
-    <w:rsid w:val="42C96C1E"/>
-    <w:rsid w:val="42D96EB9"/>
-    <w:rsid w:val="42E22696"/>
-    <w:rsid w:val="42E5074D"/>
-    <w:rsid w:val="430E3885"/>
-    <w:rsid w:val="43353D4F"/>
-    <w:rsid w:val="43454B44"/>
-    <w:rsid w:val="43461A6B"/>
-    <w:rsid w:val="435941E7"/>
-    <w:rsid w:val="436B4229"/>
-    <w:rsid w:val="439E597D"/>
-    <w:rsid w:val="43C1425A"/>
-    <w:rsid w:val="43D019CF"/>
-    <w:rsid w:val="43D17451"/>
-    <w:rsid w:val="43EB387E"/>
-    <w:rsid w:val="44185647"/>
-    <w:rsid w:val="441B2D48"/>
-    <w:rsid w:val="441E7867"/>
-    <w:rsid w:val="443800FA"/>
-    <w:rsid w:val="44464E91"/>
-    <w:rsid w:val="446134BD"/>
-    <w:rsid w:val="44962692"/>
-    <w:rsid w:val="44B40D48"/>
-    <w:rsid w:val="44D202F8"/>
-    <w:rsid w:val="44D84400"/>
-    <w:rsid w:val="44E12B11"/>
-    <w:rsid w:val="44E35F78"/>
-    <w:rsid w:val="44E36014"/>
-    <w:rsid w:val="44F32A2B"/>
-    <w:rsid w:val="450A0452"/>
-    <w:rsid w:val="455079AF"/>
-    <w:rsid w:val="455517CB"/>
-    <w:rsid w:val="45570552"/>
-    <w:rsid w:val="456F5BF8"/>
-    <w:rsid w:val="45773005"/>
-    <w:rsid w:val="4582269B"/>
-    <w:rsid w:val="45950036"/>
-    <w:rsid w:val="459D0CC6"/>
-    <w:rsid w:val="45B71DEB"/>
-    <w:rsid w:val="45D55C13"/>
-    <w:rsid w:val="46325936"/>
-    <w:rsid w:val="46633F07"/>
-    <w:rsid w:val="469965DF"/>
-    <w:rsid w:val="46B226AF"/>
-    <w:rsid w:val="46C42CA7"/>
-    <w:rsid w:val="46DD1652"/>
-    <w:rsid w:val="46FE3D85"/>
-    <w:rsid w:val="47446A78"/>
-    <w:rsid w:val="474D5189"/>
-    <w:rsid w:val="47B303B1"/>
-    <w:rsid w:val="47BE4FB7"/>
-    <w:rsid w:val="47CA7242"/>
-    <w:rsid w:val="47D408E5"/>
-    <w:rsid w:val="47D927EF"/>
-    <w:rsid w:val="47FC1B1A"/>
-    <w:rsid w:val="47FC6227"/>
-    <w:rsid w:val="48026B5B"/>
-    <w:rsid w:val="484311AB"/>
-    <w:rsid w:val="48A12D6B"/>
-    <w:rsid w:val="48B77A98"/>
-    <w:rsid w:val="48BB0BE3"/>
-    <w:rsid w:val="48C61172"/>
-    <w:rsid w:val="49433FBF"/>
-    <w:rsid w:val="497C5C32"/>
-    <w:rsid w:val="49A40B61"/>
-    <w:rsid w:val="49A73542"/>
-    <w:rsid w:val="49DD673C"/>
-    <w:rsid w:val="49ED225A"/>
-    <w:rsid w:val="49FC11EF"/>
-    <w:rsid w:val="4A0671C6"/>
-    <w:rsid w:val="4A236EB1"/>
-    <w:rsid w:val="4A3600D0"/>
-    <w:rsid w:val="4A4000DB"/>
-    <w:rsid w:val="4A633716"/>
-    <w:rsid w:val="4A6A1823"/>
-    <w:rsid w:val="4A7843BC"/>
-    <w:rsid w:val="4A880DD3"/>
-    <w:rsid w:val="4B1E7BC5"/>
-    <w:rsid w:val="4B416003"/>
-    <w:rsid w:val="4B63783D"/>
-    <w:rsid w:val="4B7145D4"/>
-    <w:rsid w:val="4BA447A5"/>
-    <w:rsid w:val="4BAF1EBA"/>
-    <w:rsid w:val="4BD165CA"/>
-    <w:rsid w:val="4BE36E91"/>
-    <w:rsid w:val="4BFB0CB5"/>
-    <w:rsid w:val="4C087FCB"/>
-    <w:rsid w:val="4C226665"/>
-    <w:rsid w:val="4C4B01B5"/>
-    <w:rsid w:val="4C62635C"/>
-    <w:rsid w:val="4C7E5A0B"/>
-    <w:rsid w:val="4D030B15"/>
-    <w:rsid w:val="4D0933F1"/>
-    <w:rsid w:val="4D331B41"/>
-    <w:rsid w:val="4D7F46B4"/>
-    <w:rsid w:val="4D825639"/>
-    <w:rsid w:val="4D861AC1"/>
-    <w:rsid w:val="4D8D144B"/>
-    <w:rsid w:val="4DB14B03"/>
-    <w:rsid w:val="4DCF7936"/>
-    <w:rsid w:val="4DD15F73"/>
-    <w:rsid w:val="4DDF0D3B"/>
-    <w:rsid w:val="4DEE01EB"/>
-    <w:rsid w:val="4E057E10"/>
-    <w:rsid w:val="4E152629"/>
-    <w:rsid w:val="4E1600AB"/>
-    <w:rsid w:val="4E2B0F4A"/>
-    <w:rsid w:val="4E4A5082"/>
-    <w:rsid w:val="4E501189"/>
-    <w:rsid w:val="4E5F470C"/>
-    <w:rsid w:val="4E6301AA"/>
-    <w:rsid w:val="4ECD6554"/>
-    <w:rsid w:val="4F4C0128"/>
-    <w:rsid w:val="4F564B0B"/>
-    <w:rsid w:val="4F7E3DC7"/>
-    <w:rsid w:val="4F8C0F11"/>
-    <w:rsid w:val="4F9E0E2B"/>
-    <w:rsid w:val="4FBE7162"/>
-    <w:rsid w:val="4FCD197A"/>
-    <w:rsid w:val="4FF727BF"/>
-    <w:rsid w:val="50000ED0"/>
-    <w:rsid w:val="50155AC5"/>
-    <w:rsid w:val="50175272"/>
-    <w:rsid w:val="50186577"/>
-    <w:rsid w:val="50242389"/>
-    <w:rsid w:val="50342624"/>
-    <w:rsid w:val="50406436"/>
-    <w:rsid w:val="504273BB"/>
-    <w:rsid w:val="506E1504"/>
-    <w:rsid w:val="508C2CB2"/>
-    <w:rsid w:val="50BC3801"/>
-    <w:rsid w:val="50C777A3"/>
-    <w:rsid w:val="50D21228"/>
-    <w:rsid w:val="50DC4336"/>
-    <w:rsid w:val="50EC654F"/>
-    <w:rsid w:val="510B6E04"/>
-    <w:rsid w:val="510C42D5"/>
-    <w:rsid w:val="512E60BF"/>
-    <w:rsid w:val="514C251F"/>
-    <w:rsid w:val="51933655"/>
-    <w:rsid w:val="51C81DA8"/>
-    <w:rsid w:val="52133DB3"/>
-    <w:rsid w:val="52425C57"/>
-    <w:rsid w:val="52E41F0D"/>
-    <w:rsid w:val="53080E48"/>
-    <w:rsid w:val="531C58EA"/>
-    <w:rsid w:val="533927A1"/>
-    <w:rsid w:val="535D6353"/>
-    <w:rsid w:val="53750CA7"/>
-    <w:rsid w:val="53750D57"/>
-    <w:rsid w:val="53832D10"/>
-    <w:rsid w:val="538D6EA3"/>
-    <w:rsid w:val="53AD0C9B"/>
-    <w:rsid w:val="53BA0C6B"/>
-    <w:rsid w:val="53FA3C53"/>
-    <w:rsid w:val="53FB16D5"/>
-    <w:rsid w:val="54047DE6"/>
-    <w:rsid w:val="54060DFE"/>
-    <w:rsid w:val="54583FED"/>
-    <w:rsid w:val="54660D84"/>
-    <w:rsid w:val="54676806"/>
-    <w:rsid w:val="54BB1B13"/>
-    <w:rsid w:val="54CB652A"/>
-    <w:rsid w:val="54E97288"/>
-    <w:rsid w:val="54ED7D64"/>
-    <w:rsid w:val="55257EBD"/>
-    <w:rsid w:val="55304C19"/>
-    <w:rsid w:val="55403599"/>
-    <w:rsid w:val="555B0397"/>
-    <w:rsid w:val="55630459"/>
-    <w:rsid w:val="557312C2"/>
-    <w:rsid w:val="55846FDD"/>
-    <w:rsid w:val="55DB4169"/>
-    <w:rsid w:val="55E502FC"/>
-    <w:rsid w:val="56096C07"/>
-    <w:rsid w:val="56156651"/>
-    <w:rsid w:val="561E3959"/>
-    <w:rsid w:val="56362D23"/>
-    <w:rsid w:val="564D31A3"/>
-    <w:rsid w:val="566A2753"/>
-    <w:rsid w:val="566F245E"/>
-    <w:rsid w:val="56792D6E"/>
-    <w:rsid w:val="56874282"/>
-    <w:rsid w:val="56956E1A"/>
-    <w:rsid w:val="56A603BA"/>
-    <w:rsid w:val="56AE1F43"/>
-    <w:rsid w:val="56BF5CE5"/>
-    <w:rsid w:val="56D9408C"/>
-    <w:rsid w:val="57096DD9"/>
-    <w:rsid w:val="57171972"/>
-    <w:rsid w:val="571B617B"/>
-    <w:rsid w:val="57343D84"/>
-    <w:rsid w:val="574955B3"/>
-    <w:rsid w:val="57561CC4"/>
-    <w:rsid w:val="57AC65E2"/>
-    <w:rsid w:val="57BB053A"/>
-    <w:rsid w:val="57BE66C6"/>
-    <w:rsid w:val="57C80B09"/>
-    <w:rsid w:val="57E91CCB"/>
-    <w:rsid w:val="57FA6E5A"/>
-    <w:rsid w:val="580F4463"/>
-    <w:rsid w:val="58144D0D"/>
-    <w:rsid w:val="583D2848"/>
-    <w:rsid w:val="58553C2C"/>
-    <w:rsid w:val="587902B5"/>
-    <w:rsid w:val="58B520A6"/>
-    <w:rsid w:val="58C603B4"/>
-    <w:rsid w:val="58F52955"/>
-    <w:rsid w:val="58F55680"/>
-    <w:rsid w:val="593B1D25"/>
-    <w:rsid w:val="59450902"/>
-    <w:rsid w:val="596B01D1"/>
-    <w:rsid w:val="59A6337C"/>
-    <w:rsid w:val="5A126D51"/>
-    <w:rsid w:val="5AAA3A4D"/>
-    <w:rsid w:val="5ABE4081"/>
-    <w:rsid w:val="5AE738B1"/>
-    <w:rsid w:val="5B057B9F"/>
-    <w:rsid w:val="5B195385"/>
-    <w:rsid w:val="5B1E4F6A"/>
-    <w:rsid w:val="5B37393C"/>
-    <w:rsid w:val="5B5F56B4"/>
-    <w:rsid w:val="5B761E9C"/>
-    <w:rsid w:val="5B80602E"/>
-    <w:rsid w:val="5BA57168"/>
-    <w:rsid w:val="5BA913F1"/>
-    <w:rsid w:val="5BC16A98"/>
-    <w:rsid w:val="5C1F35AE"/>
-    <w:rsid w:val="5C2A4CC2"/>
-    <w:rsid w:val="5C4B69FC"/>
-    <w:rsid w:val="5C63081F"/>
-    <w:rsid w:val="5C7F48CC"/>
-    <w:rsid w:val="5C9B41FC"/>
-    <w:rsid w:val="5CAE321D"/>
-    <w:rsid w:val="5CB55DF0"/>
-    <w:rsid w:val="5CB6590F"/>
-    <w:rsid w:val="5CC52E42"/>
-    <w:rsid w:val="5CD22158"/>
-    <w:rsid w:val="5CF32E87"/>
-    <w:rsid w:val="5D0019A2"/>
-    <w:rsid w:val="5D1B7FCE"/>
-    <w:rsid w:val="5D564930"/>
-    <w:rsid w:val="5DB81151"/>
-    <w:rsid w:val="5DC913EB"/>
-    <w:rsid w:val="5DD50A81"/>
-    <w:rsid w:val="5DEB2EFB"/>
-    <w:rsid w:val="5E6B69F6"/>
-    <w:rsid w:val="5E95783A"/>
-    <w:rsid w:val="5EA26B50"/>
-    <w:rsid w:val="5EC9251D"/>
-    <w:rsid w:val="5ED50624"/>
-    <w:rsid w:val="5F7E303B"/>
-    <w:rsid w:val="5F821A41"/>
-    <w:rsid w:val="5FD614CB"/>
-    <w:rsid w:val="5FD96BCD"/>
-    <w:rsid w:val="5FDE0AD6"/>
-    <w:rsid w:val="5FE307E1"/>
-    <w:rsid w:val="60772C01"/>
-    <w:rsid w:val="60D96770"/>
-    <w:rsid w:val="60E2707F"/>
-    <w:rsid w:val="61093233"/>
-    <w:rsid w:val="610D3747"/>
-    <w:rsid w:val="61333986"/>
-    <w:rsid w:val="613E14B5"/>
-    <w:rsid w:val="61433C21"/>
-    <w:rsid w:val="618A23F1"/>
-    <w:rsid w:val="61996BAE"/>
-    <w:rsid w:val="619D44E4"/>
-    <w:rsid w:val="61A161B8"/>
-    <w:rsid w:val="61A429C0"/>
-    <w:rsid w:val="61CA737D"/>
-    <w:rsid w:val="624060C2"/>
-    <w:rsid w:val="62C216A0"/>
-    <w:rsid w:val="62FC09F3"/>
-    <w:rsid w:val="632366B5"/>
-    <w:rsid w:val="632927BC"/>
-    <w:rsid w:val="632C3741"/>
-    <w:rsid w:val="63723EB5"/>
-    <w:rsid w:val="63806A4E"/>
-    <w:rsid w:val="63980872"/>
-    <w:rsid w:val="639F3A80"/>
-    <w:rsid w:val="63C329BB"/>
-    <w:rsid w:val="63E663F3"/>
-    <w:rsid w:val="641F31CC"/>
-    <w:rsid w:val="64204DCB"/>
-    <w:rsid w:val="645A0930"/>
-    <w:rsid w:val="645C18B4"/>
-    <w:rsid w:val="645F063B"/>
-    <w:rsid w:val="64637041"/>
-    <w:rsid w:val="649C5F21"/>
-    <w:rsid w:val="64D07675"/>
-    <w:rsid w:val="64D6157E"/>
-    <w:rsid w:val="64D811FE"/>
-    <w:rsid w:val="64DA1AB0"/>
-    <w:rsid w:val="64DF440C"/>
-    <w:rsid w:val="64F07680"/>
-    <w:rsid w:val="64F71AB3"/>
-    <w:rsid w:val="65123962"/>
-    <w:rsid w:val="6541736E"/>
-    <w:rsid w:val="65644665"/>
-    <w:rsid w:val="656A3FF0"/>
-    <w:rsid w:val="656C74F3"/>
-    <w:rsid w:val="65790D87"/>
-    <w:rsid w:val="65A705D2"/>
-    <w:rsid w:val="65E43CBA"/>
-    <w:rsid w:val="660718F0"/>
-    <w:rsid w:val="662F5033"/>
-    <w:rsid w:val="666B1614"/>
-    <w:rsid w:val="666E039B"/>
-    <w:rsid w:val="667941AD"/>
-    <w:rsid w:val="66CF7DDA"/>
-    <w:rsid w:val="66E32558"/>
-    <w:rsid w:val="66E66D60"/>
-    <w:rsid w:val="66E74BD2"/>
-    <w:rsid w:val="66EC0C69"/>
-    <w:rsid w:val="67022E0D"/>
-    <w:rsid w:val="670954ED"/>
-    <w:rsid w:val="675A6D1E"/>
-    <w:rsid w:val="676550B0"/>
-    <w:rsid w:val="67694780"/>
-    <w:rsid w:val="677B2AD6"/>
-    <w:rsid w:val="67CA2856"/>
-    <w:rsid w:val="67F72420"/>
-    <w:rsid w:val="68112FCA"/>
-    <w:rsid w:val="682124BD"/>
-    <w:rsid w:val="684F6332"/>
-    <w:rsid w:val="68562439"/>
-    <w:rsid w:val="685C4343"/>
-    <w:rsid w:val="6863174F"/>
-    <w:rsid w:val="68696EDC"/>
-    <w:rsid w:val="687377EB"/>
-    <w:rsid w:val="68916D9B"/>
-    <w:rsid w:val="68B711D9"/>
-    <w:rsid w:val="68BF03A3"/>
-    <w:rsid w:val="68C078EA"/>
-    <w:rsid w:val="68C617F4"/>
-    <w:rsid w:val="698F12ED"/>
-    <w:rsid w:val="699D5FD4"/>
-    <w:rsid w:val="699D695F"/>
-    <w:rsid w:val="69AF3970"/>
-    <w:rsid w:val="69B14C74"/>
-    <w:rsid w:val="69DB5AB9"/>
-    <w:rsid w:val="69E80D36"/>
-    <w:rsid w:val="69EF255B"/>
-    <w:rsid w:val="6A0E500E"/>
-    <w:rsid w:val="6A182979"/>
-    <w:rsid w:val="6A2471B2"/>
-    <w:rsid w:val="6A257F5C"/>
-    <w:rsid w:val="6A71070E"/>
-    <w:rsid w:val="6A8310CA"/>
-    <w:rsid w:val="6AC112D0"/>
-    <w:rsid w:val="6AC45A36"/>
-    <w:rsid w:val="6B3E5700"/>
-    <w:rsid w:val="6B7071D4"/>
-    <w:rsid w:val="6B865AF4"/>
-    <w:rsid w:val="6B8D0D02"/>
-    <w:rsid w:val="6B901C87"/>
-    <w:rsid w:val="6B973810"/>
-    <w:rsid w:val="6B9D5719"/>
-    <w:rsid w:val="6B9F5B36"/>
-    <w:rsid w:val="6BA350A4"/>
-    <w:rsid w:val="6BCA0B67"/>
-    <w:rsid w:val="6BD15F74"/>
-    <w:rsid w:val="6C0576C7"/>
-    <w:rsid w:val="6C1351BE"/>
-    <w:rsid w:val="6C236A70"/>
-    <w:rsid w:val="6C9128CB"/>
-    <w:rsid w:val="6C920E9E"/>
-    <w:rsid w:val="6CC27A7A"/>
-    <w:rsid w:val="6D180489"/>
-    <w:rsid w:val="6D1D4911"/>
-    <w:rsid w:val="6D3978A6"/>
-    <w:rsid w:val="6D533436"/>
-    <w:rsid w:val="6D827EB8"/>
-    <w:rsid w:val="6D876D89"/>
-    <w:rsid w:val="6D9510D7"/>
-    <w:rsid w:val="6D997ADE"/>
-    <w:rsid w:val="6D9A555F"/>
-    <w:rsid w:val="6DDD14CC"/>
-    <w:rsid w:val="6DDD4D4F"/>
-    <w:rsid w:val="6DF36CBE"/>
-    <w:rsid w:val="6E010407"/>
-    <w:rsid w:val="6E632A2A"/>
-    <w:rsid w:val="6E866461"/>
-    <w:rsid w:val="6EB92134"/>
-    <w:rsid w:val="6EC5724B"/>
-    <w:rsid w:val="6ED77165"/>
-    <w:rsid w:val="6F166BB9"/>
-    <w:rsid w:val="6F3F170B"/>
-    <w:rsid w:val="6F457799"/>
-    <w:rsid w:val="6F6A5455"/>
-    <w:rsid w:val="6F961B22"/>
-    <w:rsid w:val="6FA37B33"/>
-    <w:rsid w:val="6FC45D03"/>
-    <w:rsid w:val="6FD0517F"/>
-    <w:rsid w:val="6FDF3CE2"/>
-    <w:rsid w:val="6FDF7455"/>
-    <w:rsid w:val="704354BE"/>
-    <w:rsid w:val="70524453"/>
-    <w:rsid w:val="70531ED5"/>
-    <w:rsid w:val="70876EAC"/>
-    <w:rsid w:val="70A371F9"/>
-    <w:rsid w:val="70A63106"/>
-    <w:rsid w:val="70C2380D"/>
-    <w:rsid w:val="70D04D21"/>
-    <w:rsid w:val="710245F7"/>
-    <w:rsid w:val="712170AA"/>
-    <w:rsid w:val="7137124E"/>
-    <w:rsid w:val="716A2D22"/>
-    <w:rsid w:val="716F4C2B"/>
-    <w:rsid w:val="717B0A3E"/>
-    <w:rsid w:val="718844D0"/>
-    <w:rsid w:val="71AB4BC9"/>
-    <w:rsid w:val="72334969"/>
-    <w:rsid w:val="724E6817"/>
-    <w:rsid w:val="725F6B99"/>
-    <w:rsid w:val="727608D5"/>
-    <w:rsid w:val="72866971"/>
-    <w:rsid w:val="72C5775B"/>
-    <w:rsid w:val="72EA047A"/>
-    <w:rsid w:val="72FD3138"/>
-    <w:rsid w:val="731618CD"/>
-    <w:rsid w:val="732E0084"/>
-    <w:rsid w:val="734D0DCF"/>
-    <w:rsid w:val="735F40D6"/>
-    <w:rsid w:val="736C11ED"/>
-    <w:rsid w:val="73730B78"/>
-    <w:rsid w:val="740E632F"/>
-    <w:rsid w:val="74157F65"/>
-    <w:rsid w:val="743069AD"/>
-    <w:rsid w:val="7443595E"/>
-    <w:rsid w:val="7444778E"/>
-    <w:rsid w:val="744978D7"/>
-    <w:rsid w:val="744E5F5D"/>
-    <w:rsid w:val="749F4A62"/>
-    <w:rsid w:val="74A4476D"/>
-    <w:rsid w:val="74B8340E"/>
-    <w:rsid w:val="74B90E8F"/>
-    <w:rsid w:val="74C04F97"/>
-    <w:rsid w:val="74CA60F4"/>
-    <w:rsid w:val="75263A42"/>
-    <w:rsid w:val="75360459"/>
-    <w:rsid w:val="75394C61"/>
-    <w:rsid w:val="75487423"/>
-    <w:rsid w:val="7585185D"/>
-    <w:rsid w:val="759D593D"/>
-    <w:rsid w:val="75A0590A"/>
-    <w:rsid w:val="75BC19B7"/>
-    <w:rsid w:val="75EF5689"/>
-    <w:rsid w:val="760807B1"/>
-    <w:rsid w:val="76172CA8"/>
-    <w:rsid w:val="76316F40"/>
-    <w:rsid w:val="7640780E"/>
-    <w:rsid w:val="765B603D"/>
-    <w:rsid w:val="76DF0815"/>
-    <w:rsid w:val="771C067A"/>
-    <w:rsid w:val="771C37F0"/>
-    <w:rsid w:val="773B19CA"/>
-    <w:rsid w:val="775A26DD"/>
-    <w:rsid w:val="77675276"/>
-    <w:rsid w:val="77780474"/>
-    <w:rsid w:val="779B58FB"/>
-    <w:rsid w:val="77C03B55"/>
-    <w:rsid w:val="77C4430A"/>
-    <w:rsid w:val="77E10E1F"/>
-    <w:rsid w:val="77F73860"/>
-    <w:rsid w:val="78306EBD"/>
-    <w:rsid w:val="784D09EB"/>
-    <w:rsid w:val="787A05B6"/>
-    <w:rsid w:val="78BA6E21"/>
-    <w:rsid w:val="78C43EAD"/>
-    <w:rsid w:val="78CD25BE"/>
-    <w:rsid w:val="78E940ED"/>
-    <w:rsid w:val="794558DB"/>
-    <w:rsid w:val="7955121E"/>
-    <w:rsid w:val="797A0159"/>
-    <w:rsid w:val="798A4872"/>
-    <w:rsid w:val="79A556EE"/>
-    <w:rsid w:val="79A757A5"/>
-    <w:rsid w:val="79D917F7"/>
-    <w:rsid w:val="79DB277C"/>
-    <w:rsid w:val="79DD23FB"/>
-    <w:rsid w:val="79E60B0D"/>
-    <w:rsid w:val="79F223A1"/>
-    <w:rsid w:val="7A2250EE"/>
-    <w:rsid w:val="7A591D89"/>
-    <w:rsid w:val="7A5C3FCF"/>
-    <w:rsid w:val="7A66105B"/>
-    <w:rsid w:val="7A7D55B4"/>
-    <w:rsid w:val="7A851910"/>
-    <w:rsid w:val="7A8B709C"/>
-    <w:rsid w:val="7AC46E76"/>
-    <w:rsid w:val="7AEE2282"/>
-    <w:rsid w:val="7AF52EC8"/>
-    <w:rsid w:val="7B703EF9"/>
-    <w:rsid w:val="7B774608"/>
-    <w:rsid w:val="7B7A0F23"/>
-    <w:rsid w:val="7B8749B6"/>
-    <w:rsid w:val="7B8A593A"/>
-    <w:rsid w:val="7BAB16F2"/>
-    <w:rsid w:val="7BC05EBB"/>
-    <w:rsid w:val="7BC671AB"/>
-    <w:rsid w:val="7BC80CA2"/>
-    <w:rsid w:val="7BCC76A8"/>
-    <w:rsid w:val="7BD86D3E"/>
-    <w:rsid w:val="7BE63AD5"/>
-    <w:rsid w:val="7C106E98"/>
-    <w:rsid w:val="7C1D61AE"/>
-    <w:rsid w:val="7C200E74"/>
-    <w:rsid w:val="7C291FC0"/>
-    <w:rsid w:val="7C2F774D"/>
-    <w:rsid w:val="7C8E431A"/>
-    <w:rsid w:val="7C9B487E"/>
-    <w:rsid w:val="7CA7288F"/>
-    <w:rsid w:val="7CB763AC"/>
-    <w:rsid w:val="7CBB05DE"/>
-    <w:rsid w:val="7CC20EBA"/>
-    <w:rsid w:val="7CC443BD"/>
-    <w:rsid w:val="7CD44657"/>
-    <w:rsid w:val="7CD51E2E"/>
-    <w:rsid w:val="7D051A4A"/>
-    <w:rsid w:val="7D1818C9"/>
-    <w:rsid w:val="7D540AF5"/>
-    <w:rsid w:val="7D64554C"/>
-    <w:rsid w:val="7D74675F"/>
-    <w:rsid w:val="7DB165C4"/>
-    <w:rsid w:val="7DC70768"/>
-    <w:rsid w:val="7DD86484"/>
-    <w:rsid w:val="7DE22616"/>
-    <w:rsid w:val="7DEE0627"/>
-    <w:rsid w:val="7DF11FA8"/>
-    <w:rsid w:val="7E001BC6"/>
-    <w:rsid w:val="7E5512D0"/>
-    <w:rsid w:val="7E595AD8"/>
-    <w:rsid w:val="7EC327D2"/>
-    <w:rsid w:val="7F0B7AFA"/>
-    <w:rsid w:val="7F29292E"/>
-    <w:rsid w:val="7F2F6A35"/>
-    <w:rsid w:val="7F743CA6"/>
-    <w:rsid w:val="7FC93370"/>
-  </w:rsids>
-  <m:mathPr>
-    <m:mathFont m:val="Cambria Math"/>
-    <m:brkBin m:val="before"/>
-    <m:brkBinSub m:val="--"/>
-    <m:smallFrac m:val="0"/>
-    <m:dispDef/>
-    <m:lMargin m:val="0"/>
-    <m:rMargin m:val="0"/>
-    <m:defJc m:val="centerGroup"/>
-    <m:wrapIndent m:val="1440"/>
-    <m:intLim m:val="subSup"/>
-    <m:naryLim m:val="undOvr"/>
-  </m:mathPr>
-  <w:themeFontLang w:val="en-US" w:eastAsia="zh-CN"/>
-  <w:clrSchemeMapping w:bg1="light1" w:t1="dark1" w:bg2="light2" w:t2="dark2" w:accent1="accent1" w:accent2="accent2" w:accent3="accent3" w:accent4="accent4" w:accent5="accent5" w:accent6="accent6" w:hyperlink="hyperlink" w:followedHyperlink="followedHyperlink"/>
-  <w:doNotIncludeSubdocsInStats/>
-  <w:shapeDefaults>
-    <o:shapedefaults fillcolor="#FFFFFF" fill="t" stroke="t">
-      <v:fill on="t" focussize="0,0"/>
-      <v:stroke color="#000000"/>
-    </o:shapedefaults>
-    <o:shapelayout v:ext="edit">
-      <o:idmap v:ext="edit" data="1"/>
-    </o:shapelayout>
-  </w:shapeDefaults>
-  <mc:AlternateContent>
-    <mc:Choice Requires="wpsCustomData">
-      <wpsCustomData:typoFeatureVersion val="1"/>
-    </mc:Choice>
-  </mc:AlternateContent>
-</w:settings>
-</file>
-
-<file path=word\styles.xml><?xml version="1.0" encoding="utf-8"?>
+<file path=word/styles.xml><?xml version="1.0" encoding="utf-8"?>
 <w:styles xmlns:mc="http://schemas.openxmlformats.org/markup-compatibility/2006" xmlns:o="urn:schemas-microsoft-com:office:office" xmlns:r="http://schemas.openxmlformats.org/officeDocument/2006/relationships" xmlns:m="http://schemas.openxmlformats.org/officeDocument/2006/math" xmlns:v="urn:schemas-microsoft-com:vml" xmlns:w="http://schemas.openxmlformats.org/wordprocessingml/2006/main" xmlns:w14="http://schemas.microsoft.com/office/word/2010/wordml" xmlns:w10="urn:schemas-microsoft-com:office:word" xmlns:sl="http://schemas.openxmlformats.org/schemaLibrary/2006/main" xmlns:wpsCustomData="http://www.wps.cn/officeDocument/2013/wpsCustomData" mc:Ignorable="w14">
   <w:docDefaults>
     <w:rPrDefault>
@@ -37503,7 +35748,7 @@
 </w:styles>
 </file>
 
-<file path=word\theme\theme1.xml><?xml version="1.0" encoding="utf-8"?>
+<file path=word/theme/theme1.xml><?xml version="1.0" encoding="utf-8"?>
 <a:theme xmlns:a="http://schemas.openxmlformats.org/drawingml/2006/main" name="Office 主题">
   <a:themeElements>
     <a:clrScheme name="Office">
@@ -37756,4 +36001,21 @@
   </a:themeElements>
   <a:objectDefaults/>
 </a:theme>
+</file>
+
+<file path=customXml/item1.xml><?xml version="1.0" encoding="utf-8"?>
+<s:customData xmlns="http://www.wps.cn/officeDocument/2013/wpsCustomData" xmlns:s="http://www.wps.cn/officeDocument/2013/wpsCustomData">
+  <customSectProps/>
+  <customShpExts>
+    <customShpInfo spid="_x0000_s1026" textRotate="1"/>
+  </customShpExts>
+</s:customData>
+</file>
+
+<file path=customXml/itemProps1.xml><?xml version="1.0" encoding="utf-8"?>
+<ds:datastoreItem xmlns:ds="http://schemas.openxmlformats.org/officeDocument/2006/customXml" ds:itemID="{B1977F7D-205B-4081-913C-38D41E755F92}">
+  <ds:schemaRefs>
+    <ds:schemaRef ds:uri="http://www.wps.cn/officeDocument/2013/wpsCustomData"/>
+  </ds:schemaRefs>
+</ds:datastoreItem>
 </file>
--- a/backend-app/samples/FILE MAU HOP DONG CÒN LẠI/3.2 MAU HDONG - 0406 (HỘI NGHỊ ).docx
+++ b/backend-app/samples/FILE MAU HOP DONG CÒN LẠI/3.2 MAU HDONG - 0406 (HỘI NGHỊ ).docx
@@ -706,24 +706,7 @@
           <w:szCs w:val="26"/>
           <w:lang w:val="en-US"/>
         </w:rPr>
-        <w:t>{</w:t>
-      </w:r>
-      <w:r>
-        <w:rPr>
-          <w:rFonts w:hint="default" w:ascii="Times New Roman" w:hAnsi="Times New Roman"/>
-          <w:sz w:val="26"/>
-          <w:szCs w:val="26"/>
-        </w:rPr>
-        <w:t>BenASDT</w:t>
-      </w:r>
-      <w:r>
-        <w:rPr>
-          <w:rFonts w:hint="default" w:ascii="Times New Roman" w:hAnsi="Times New Roman"/>
-          <w:sz w:val="26"/>
-          <w:szCs w:val="26"/>
-          <w:lang w:val="en-US"/>
-        </w:rPr>
-        <w:t>}</w:t>
+        <w:t>{BenASDT}</w:t>
       </w:r>
     </w:p>
     <w:p>
@@ -1284,25 +1267,7 @@
           <w:szCs w:val="26"/>
           <w:lang w:eastAsia="zh-CN" w:bidi="ar"/>
         </w:rPr>
-        <w:t>{</w:t>
-      </w:r>
-      <w:r>
-        <w:rPr>
-          <w:rFonts w:hint="default" w:ascii="Times New Roman" w:hAnsi="Times New Roman" w:eastAsia="SimSun"/>
-          <w:sz w:val="26"/>
-          <w:szCs w:val="26"/>
-          <w:lang w:val="en-US" w:eastAsia="zh-CN" w:bidi="ar"/>
-        </w:rPr>
-        <w:t>Ten</w:t>
-      </w:r>
-      <w:r>
-        <w:rPr>
-          <w:rFonts w:hint="default" w:ascii="Times New Roman" w:hAnsi="Times New Roman" w:eastAsia="SimSun"/>
-          <w:sz w:val="26"/>
-          <w:szCs w:val="26"/>
-          <w:lang w:eastAsia="zh-CN" w:bidi="ar"/>
-        </w:rPr>
-        <w:t>SanhTiec}</w:t>
+        <w:t>{TenSanhTiec}</w:t>
       </w:r>
     </w:p>
     <w:p>

--- a/backend-app/samples/FILE MAU HOP DONG CÒN LẠI/3.2 MAU HDONG - 0406 (HỘI NGHỊ ).docx
+++ b/backend-app/samples/FILE MAU HOP DONG CÒN LẠI/3.2 MAU HDONG - 0406 (HỘI NGHỊ ).docx
@@ -1,6 +1,6 @@
 
 <file path=word/document.xml><?xml version="1.0" encoding="UTF-8" standalone="yes"?>
-<w:document xmlns:wpc="http://schemas.microsoft.com/office/word/2010/wordprocessingCanvas" xmlns:mc="http://schemas.openxmlformats.org/markup-compatibility/2006" xmlns:o="urn:schemas-microsoft-com:office:office" xmlns:r="http://schemas.openxmlformats.org/officeDocument/2006/relationships" xmlns:m="http://schemas.openxmlformats.org/officeDocument/2006/math" xmlns:v="urn:schemas-microsoft-com:vml" xmlns:wp14="http://schemas.microsoft.com/office/word/2010/wordprocessingDrawing" xmlns:wp="http://schemas.openxmlformats.org/drawingml/2006/wordprocessingDrawing" xmlns:w="http://schemas.openxmlformats.org/wordprocessingml/2006/main" xmlns:w14="http://schemas.microsoft.com/office/word/2010/wordml" xmlns:w10="urn:schemas-microsoft-com:office:word" xmlns:w15="http://schemas.microsoft.com/office/word/2012/wordml" xmlns:wpg="http://schemas.microsoft.com/office/word/2010/wordprocessingGroup" xmlns:wpi="http://schemas.microsoft.com/office/word/2010/wordprocessingInk" xmlns:wne="http://schemas.microsoft.com/office/word/2006/wordml" xmlns:wps="http://schemas.microsoft.com/office/word/2010/wordprocessingShape" xmlns:wpsCustomData="http://www.wps.cn/officeDocument/2013/wpsCustomData" mc:Ignorable="w14 w15 wp14"><w:body><w:p><w:pPr><w:shd w:val="clear" w:color="auto" w:fill="FFFFFF" w:themeFill="background1"/><w:autoSpaceDE w:val="0"/><w:autoSpaceDN w:val="0"/><w:adjustRightInd w:val="0"/><w:spacing w:before="120" w:after="120"/><w:ind w:left="320" w:leftChars="100"/><w:jc w:val="both"/><w:rPr><w:rFonts w:ascii="Times New Roman" w:hAnsi="Times New Roman"/><w:b/><w:sz w:val="26"/><w:szCs w:val="26"/></w:rPr></w:pPr></w:p><w:p><w:pPr><w:shd w:val="clear" w:color="auto" w:fill="FFFFFF" w:themeFill="background1"/><w:autoSpaceDE w:val="0"/><w:autoSpaceDN w:val="0"/><w:adjustRightInd w:val="0"/><w:spacing w:before="120" w:after="120"/><w:ind w:left="320" w:leftChars="100"/><w:jc w:val="center"/><w:rPr><w:rFonts w:ascii="Times New Roman" w:hAnsi="Times New Roman"/><w:b/><w:sz w:val="26"/><w:szCs w:val="26"/></w:rPr></w:pPr><w:r><w:rPr><w:rFonts w:ascii="Times New Roman" w:hAnsi="Times New Roman"/><w:b/><w:sz w:val="26"/><w:szCs w:val="26"/></w:rPr><w:t>CỘNG HÒA XÃ HỘI CHỦ NGHĨA VIỆT NAM</w:t></w:r></w:p><w:p><w:pPr><w:shd w:val="clear" w:color="auto" w:fill="FFFFFF" w:themeFill="background1"/><w:autoSpaceDE w:val="0"/><w:autoSpaceDN w:val="0"/><w:adjustRightInd w:val="0"/><w:spacing w:before="120" w:after="120"/><w:ind w:left="320" w:leftChars="100"/><w:jc w:val="center"/><w:rPr><w:rFonts w:ascii="Times New Roman" w:hAnsi="Times New Roman"/><w:b/><w:sz w:val="26"/><w:szCs w:val="26"/></w:rPr></w:pPr><w:r><w:rPr><w:rFonts w:ascii="Times New Roman" w:hAnsi="Times New Roman"/><w:b/><w:sz w:val="26"/><w:szCs w:val="26"/><w:lang w:eastAsia="en-US"/></w:rPr><mc:AlternateContent><mc:Choice Requires="wps"><w:drawing><wp:anchor distT="0" distB="0" distL="114300" distR="114300" simplePos="0" relativeHeight="251659264" behindDoc="0" locked="0" layoutInCell="1" allowOverlap="1"><wp:simplePos x="0" y="0"/><wp:positionH relativeFrom="column"><wp:posOffset>2564130</wp:posOffset></wp:positionH><wp:positionV relativeFrom="paragraph"><wp:posOffset>200660</wp:posOffset></wp:positionV><wp:extent cx="1304925" cy="0"/><wp:effectExtent l="0" t="4445" r="0" b="5080"/><wp:wrapNone/><wp:docPr id="1" name="Straight Arrow Connector 1"/><wp:cNvGraphicFramePr/><a:graphic xmlns:a="http://schemas.openxmlformats.org/drawingml/2006/main"><a:graphicData uri="http://schemas.microsoft.com/office/word/2010/wordprocessingShape"><wps:wsp><wps:cNvCnPr/><wps:spPr><a:xfrm><a:off x="0" y="0"/><a:ext cx="1304925" cy="0"/></a:xfrm><a:prstGeom prst="straightConnector1"><a:avLst/></a:prstGeom><a:ln w="9525" cap="flat" cmpd="sng"><a:solidFill><a:srgbClr val="000000"/></a:solidFill><a:prstDash val="solid"/><a:headEnd type="none" w="med" len="med"/><a:tailEnd type="none" w="med" len="med"/></a:ln></wps:spPr><wps:bodyPr/></wps:wsp></a:graphicData></a:graphic></wp:anchor></w:drawing></mc:Choice><mc:Fallback><w:pict><v:shape id="_x0000_s1026" o:spid="_x0000_s1026" o:spt="32" type="#_x0000_t32" style="position:absolute;left:0pt;margin-left:201.9pt;margin-top:15.8pt;height:0pt;width:102.75pt;z-index:251659264;mso-width-relative:page;mso-height-relative:page;" filled="f" stroked="t" coordsize="21600,21600" o:gfxdata="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"><v:fill on="f" focussize="0,0"/><v:stroke color="#000000" joinstyle="round"/><v:imagedata o:title=""/><o:lock v:ext="edit" aspectratio="f"/></v:shape></w:pict></mc:Fallback></mc:AlternateContent></w:r><w:r><w:rPr><w:rFonts w:ascii="Times New Roman" w:hAnsi="Times New Roman"/><w:b/><w:sz w:val="26"/><w:szCs w:val="26"/></w:rPr><w:t>Độc Lập – Tự Do – Hạnh Phúc</w:t></w:r></w:p><w:p><w:pPr><w:pStyle w:val="6"/><w:shd w:val="clear" w:color="auto" w:fill="FFFFFF" w:themeFill="background1"/><w:spacing w:before="120" w:after="120"/><w:ind w:left="320" w:leftChars="100"/><w:rPr><w:rFonts w:ascii="Times New Roman" w:hAnsi="Times New Roman"/></w:rPr></w:pPr></w:p><w:p><w:pPr><w:pStyle w:val="6"/><w:shd w:val="clear" w:color="auto" w:fill="FFFFFF" w:themeFill="background1"/><w:spacing w:before="120" w:after="120"/><w:ind w:left="320" w:leftChars="100"/><w:rPr><w:rFonts w:ascii="Times New Roman" w:hAnsi="Times New Roman"/></w:rPr></w:pPr><w:r><w:rPr><w:rFonts w:ascii="Times New Roman" w:hAnsi="Times New Roman"/></w:rPr><w:t>HỢP ĐỒNG DỊCH VỤ</w:t></w:r></w:p><w:p><w:pPr><w:shd w:val="clear" w:color="auto" w:fill="FFFFFF" w:themeFill="background1"/><w:spacing w:line="360" w:lineRule="auto"/><w:ind w:left="320" w:leftChars="100"/><w:jc w:val="center"/><w:rPr><w:rFonts w:ascii="Times New Roman" w:hAnsi="Times New Roman"/></w:rPr></w:pPr><w:r><w:rPr><w:rFonts w:ascii="Times New Roman" w:hAnsi="Times New Roman"/><w:iCs/><w:sz w:val="24"/><w:szCs w:val="24"/></w:rPr><w:t>(Về việc cho thuê địa điểm tổ chức sự kiện)</w:t></w:r></w:p><w:p><w:pPr><w:pStyle w:val="6"/><w:shd w:val="clear" w:color="auto" w:fill="FFFFFF" w:themeFill="background1"/><w:ind w:left="320" w:leftChars="100"/><w:rPr><w:rFonts w:ascii="Times New Roman" w:hAnsi="Times New Roman"/><w:i/><w:iCs/><w:sz w:val="24"/><w:szCs w:val="24"/></w:rPr></w:pPr><w:r><w:rPr><w:rFonts w:ascii="Times New Roman" w:hAnsi="Times New Roman"/><w:i/><w:iCs/><w:sz w:val="24"/><w:szCs w:val="24"/></w:rPr><w:t xml:space="preserve">Số: </w:t></w:r><w:r><w:rPr><w:rFonts w:hint="default" w:ascii="Times New Roman" w:hAnsi="Times New Roman"/><w:i/><w:iCs/><w:sz w:val="24"/><w:szCs w:val="24"/></w:rPr><w:t>{Sohopdong}</w:t></w:r></w:p><w:p><w:pPr><w:shd w:val="clear" w:color="auto" w:fill="FFFFFF" w:themeFill="background1"/><w:ind w:left="320" w:leftChars="100"/><w:jc w:val="both"/><w:rPr><w:rFonts w:ascii="Times New Roman" w:hAnsi="Times New Roman"/><w:sz w:val="24"/><w:szCs w:val="24"/></w:rPr></w:pPr></w:p><w:p><w:pPr><w:numPr><w:ilvl w:val="0"/><w:numId w:val="1"/></w:numPr><w:shd w:val="clear" w:color="auto" w:fill="FFFFFF" w:themeFill="background1"/><w:spacing w:line="312" w:lineRule="auto"/><w:ind w:left="320" w:leftChars="100" w:firstLine="0"/><w:jc w:val="both"/><w:rPr><w:rFonts w:ascii="Times New Roman" w:hAnsi="Times New Roman"/><w:i/><w:sz w:val="24"/><w:szCs w:val="24"/></w:rPr></w:pPr><w:r><w:rPr><w:rFonts w:ascii="Times New Roman" w:hAnsi="Times New Roman"/><w:i/><w:sz w:val="24"/><w:szCs w:val="24"/></w:rPr><w:t>Căn cứ Bộ Luật Dân Sự số 91/2015/QH13 được Quốc hội nước CHXHCN Việt Nam khóa XIII, thông qua ngày 24 tháng 11 năm 2015;</w:t></w:r></w:p><w:p><w:pPr><w:numPr><w:ilvl w:val="0"/><w:numId w:val="1"/></w:numPr><w:shd w:val="clear" w:color="auto" w:fill="FFFFFF" w:themeFill="background1"/><w:spacing w:line="312" w:lineRule="auto"/><w:ind w:left="320" w:leftChars="100" w:firstLine="0"/><w:jc w:val="both"/><w:rPr><w:rFonts w:ascii="Times New Roman" w:hAnsi="Times New Roman"/><w:i/><w:sz w:val="24"/><w:szCs w:val="24"/></w:rPr></w:pPr><w:r><w:rPr><w:rFonts w:ascii="Times New Roman" w:hAnsi="Times New Roman"/><w:i/><w:sz w:val="24"/><w:szCs w:val="24"/></w:rPr><w:t xml:space="preserve">Căn cứ vào Luật Thương mại số 36/2005/QH11 được Quốc hội nước CHXHCN Việt Nam khóa XI, thông qua ngày 14 tháng 06 năm 2005 </w:t></w:r><w:r><w:rPr><w:rFonts w:ascii="Times New Roman" w:hAnsi="Times New Roman"/><w:sz w:val="24"/><w:szCs w:val="24"/></w:rPr><w:t>và có hiệu lực từ ngày 01/01/2006;</w:t></w:r></w:p><w:p><w:pPr><w:numPr><w:ilvl w:val="0"/><w:numId w:val="1"/></w:numPr><w:shd w:val="clear" w:color="auto" w:fill="FFFFFF" w:themeFill="background1"/><w:spacing w:line="312" w:lineRule="auto"/><w:ind w:left="320" w:leftChars="100" w:firstLine="0"/><w:jc w:val="both"/><w:rPr><w:rFonts w:ascii="Times New Roman" w:hAnsi="Times New Roman"/><w:i/><w:sz w:val="24"/><w:szCs w:val="24"/></w:rPr></w:pPr><w:r><w:rPr><w:rFonts w:ascii="Times New Roman" w:hAnsi="Times New Roman"/><w:i/><w:sz w:val="24"/><w:szCs w:val="24"/></w:rPr><w:t xml:space="preserve">Căn cứ vào chức năng, nhiệm vụ và quyền hạn của </w:t></w:r><w:r><w:rPr><w:rFonts w:ascii="Times New Roman" w:hAnsi="Times New Roman"/><w:iCs/><w:sz w:val="24"/><w:szCs w:val="24"/><w:lang w:val="fr-FR"/></w:rPr><w:t>Công Ty T</w:t></w:r><w:r><w:rPr><w:rFonts w:ascii="Times New Roman" w:hAnsi="Times New Roman"/><w:iCs/><w:sz w:val="24"/><w:szCs w:val="24"/></w:rPr><w:t>NHH</w:t></w:r><w:r><w:rPr><w:rFonts w:ascii="Times New Roman" w:hAnsi="Times New Roman"/><w:iCs/><w:sz w:val="24"/><w:szCs w:val="24"/><w:lang w:val="fr-FR"/></w:rPr><w:t xml:space="preserve"> </w:t></w:r><w:r><w:rPr><w:rFonts w:ascii="Times New Roman" w:hAnsi="Times New Roman"/><w:iCs/><w:sz w:val="24"/><w:szCs w:val="24"/></w:rPr><w:t>Giải Trí Hoàng Hải</w:t></w:r></w:p><w:p><w:pPr><w:numPr><w:ilvl w:val="0"/><w:numId w:val="1"/></w:numPr><w:shd w:val="clear" w:color="auto" w:fill="FFFFFF" w:themeFill="background1"/><w:spacing w:line="312" w:lineRule="auto"/><w:ind w:left="320" w:leftChars="100" w:firstLine="0"/><w:jc w:val="both"/><w:rPr><w:rFonts w:ascii="Times New Roman" w:hAnsi="Times New Roman"/><w:i/><w:sz w:val="24"/><w:szCs w:val="24"/></w:rPr></w:pPr><w:r><w:rPr><w:rFonts w:ascii="Times New Roman" w:hAnsi="Times New Roman"/><w:i/><w:sz w:val="24"/><w:szCs w:val="24"/></w:rPr><w:t>Căn cứ vào nhu cầu và khả năng đáp ứng của hai bên.</w:t></w:r></w:p><w:p><w:pPr><w:shd w:val="clear" w:color="auto" w:fill="FFFFFF" w:themeFill="background1"/><w:ind w:left="320" w:leftChars="100"/><w:jc w:val="both"/><w:rPr><w:rFonts w:ascii="Times New Roman" w:hAnsi="Times New Roman"/><w:sz w:val="26"/><w:szCs w:val="26"/></w:rPr></w:pPr></w:p><w:p><w:pPr><w:shd w:val="clear" w:color="auto" w:fill="FFFFFF" w:themeFill="background1"/><w:spacing w:line="360" w:lineRule="auto"/><w:ind w:left="320" w:leftChars="100"/><w:jc w:val="both"/><w:rPr><w:rFonts w:ascii="Times New Roman" w:hAnsi="Times New Roman"/><w:iCs/><w:sz w:val="26"/><w:szCs w:val="26"/></w:rPr></w:pPr><w:r><w:rPr><w:rFonts w:hint="default" w:ascii="Times New Roman" w:hAnsi="Times New Roman"/><w:iCs/><w:sz w:val="26"/><w:szCs w:val="26"/></w:rPr><w:t>Hôm nay, ngày {NgayLapHD} tháng {ThangLapHD} năm {NamLapHD}, tại</w:t></w:r><w:r><w:rPr><w:rFonts w:ascii="Times New Roman" w:hAnsi="Times New Roman"/><w:iCs/><w:sz w:val="26"/><w:szCs w:val="26"/></w:rPr><w:t xml:space="preserve"> Công ty </w:t></w:r><w:r><w:rPr><w:rFonts w:ascii="Times New Roman" w:hAnsi="Times New Roman"/><w:iCs/><w:sz w:val="26"/><w:szCs w:val="26"/><w:lang w:val="fr-FR"/></w:rPr><w:t>T</w:t></w:r><w:r><w:rPr><w:rFonts w:ascii="Times New Roman" w:hAnsi="Times New Roman"/><w:iCs/><w:sz w:val="26"/><w:szCs w:val="26"/></w:rPr><w:t>NHH</w:t></w:r><w:r><w:rPr><w:rFonts w:ascii="Times New Roman" w:hAnsi="Times New Roman"/><w:iCs/><w:sz w:val="26"/><w:szCs w:val="26"/><w:lang w:val="fr-FR"/></w:rPr><w:t xml:space="preserve"> </w:t></w:r><w:r><w:rPr><w:rFonts w:ascii="Times New Roman" w:hAnsi="Times New Roman"/><w:iCs/><w:sz w:val="26"/><w:szCs w:val="26"/></w:rPr><w:t>Giải Trí Hoàng Hải</w:t></w:r></w:p><w:p><w:pPr><w:shd w:val="clear" w:color="auto" w:fill="FFFFFF" w:themeFill="background1"/><w:spacing w:line="360" w:lineRule="auto"/><w:ind w:left="320" w:leftChars="100"/><w:rPr><w:rFonts w:hint="default" w:ascii="Times New Roman" w:hAnsi="Times New Roman"/><w:b/><w:sz w:val="26"/><w:szCs w:val="26"/><w:lang w:val="en-US"/></w:rPr></w:pPr><w:r><w:rPr><w:rFonts w:ascii="Times New Roman" w:hAnsi="Times New Roman"/><w:b/><w:sz w:val="26"/><w:szCs w:val="26"/></w:rPr><w:t xml:space="preserve">BÊN A: </w:t></w:r><w:r><w:rPr><w:rFonts w:ascii="Times New Roman" w:hAnsi="Times New Roman"/><w:b/><w:sz w:val="26"/><w:szCs w:val="26"/></w:rPr><w:tab/></w:r><w:r><w:rPr><w:rFonts w:ascii="Times New Roman" w:hAnsi="Times New Roman"/><w:b/><w:sz w:val="26"/><w:szCs w:val="26"/></w:rPr><w:tab/></w:r><w:r><w:rPr><w:rFonts w:hint="default" w:ascii="Times New Roman" w:hAnsi="Times New Roman"/><w:b/><w:sz w:val="26"/><w:szCs w:val="26"/><w:lang w:val="en-US"/></w:rPr><w:t>{BenATenCongTy}</w:t></w:r></w:p><w:p><w:pPr><w:shd w:val="clear" w:color="auto" w:fill="FFFFFF" w:themeFill="background1"/><w:spacing w:line="360" w:lineRule="auto"/><w:ind w:left="320" w:leftChars="100"/><w:rPr><w:rFonts w:hint="default" w:ascii="Times New Roman" w:hAnsi="Times New Roman"/><w:b/><w:sz w:val="26"/><w:szCs w:val="26"/><w:lang w:val="en-US"/></w:rPr></w:pPr><w:bookmarkStart w:id="0" w:name="_Hlk135660413"/><w:r><w:rPr><w:rFonts w:ascii="Times New Roman" w:hAnsi="Times New Roman"/><w:sz w:val="26"/><w:szCs w:val="26"/></w:rPr><w:t>Đại diện: <w:t>{BenADaiDien}</w:t></w:r></w:p><w:p><w:pPr><w:shd w:val="clear" w:color="auto" w:fill="FFFFFF" w:themeFill="background1"/><w:spacing w:line="360" w:lineRule="auto"/><w:ind w:left="320" w:leftChars="100"/><w:rPr><w:rFonts w:hint="default" w:ascii="Times New Roman" w:hAnsi="Times New Roman"/><w:sz w:val="26"/><w:szCs w:val="26"/><w:lang w:val="en-US"/></w:rPr></w:pPr><w:bookmarkStart w:id="1" w:name="_Hlk164419968"/><w:r><w:rPr><w:rFonts w:ascii="Times New Roman" w:hAnsi="Times New Roman"/><w:bCs/><w:sz w:val="26"/><w:szCs w:val="26"/></w:rPr><w:t>Chức vụ: <w:t>{BenAChucVuDaiDien}</w:t></w:r></w:p><w:bookmarkEnd w:id="0"/><w:bookmarkEnd w:id="1"/><w:p><w:pPr><w:shd w:val="clear" w:color="auto" w:fill="FFFFFF" w:themeFill="background1"/><w:spacing w:line="360" w:lineRule="auto"/><w:ind w:left="320" w:leftChars="100"/><w:rPr><w:rFonts w:hint="default" w:ascii="Times New Roman" w:hAnsi="Times New Roman"/><w:sz w:val="26"/><w:szCs w:val="26"/><w:lang w:val="en-US"/></w:rPr></w:pPr><w:r><w:rPr><w:rFonts w:ascii="Times New Roman" w:hAnsi="Times New Roman"/><w:sz w:val="26"/><w:szCs w:val="26"/></w:rPr><w:t>Địa chỉ: <w:t>{BenADiaChi}</w:t></w:r></w:p><w:p><w:pPr><w:shd w:val="clear" w:color="auto" w:fill="FFFFFF" w:themeFill="background1"/><w:spacing w:line="360" w:lineRule="auto"/><w:ind w:left="320" w:leftChars="100"/><w:rPr><w:rFonts w:hint="default" w:ascii="Times New Roman" w:hAnsi="Times New Roman"/><w:sz w:val="26"/><w:szCs w:val="26"/><w:lang w:val="en-US"/></w:rPr></w:pPr><w:r><w:rPr><w:rFonts w:ascii="Times New Roman" w:hAnsi="Times New Roman"/><w:sz w:val="26"/><w:szCs w:val="26"/></w:rPr><w:t>Điện thoại: <w:t>{BenASDT}</w:t></w:r></w:p><w:p><w:pPr><w:shd w:val="clear" w:color="auto" w:fill="FFFFFF" w:themeFill="background1"/><w:spacing w:line="360" w:lineRule="auto"/><w:ind w:left="320" w:leftChars="100"/><w:rPr><w:rFonts w:hint="default" w:ascii="Times New Roman" w:hAnsi="Times New Roman"/><w:sz w:val="26"/><w:szCs w:val="26"/><w:lang w:val="en-US"/></w:rPr></w:pPr><w:r><w:rPr><w:rFonts w:ascii="Times New Roman" w:hAnsi="Times New Roman"/><w:sz w:val="26"/><w:szCs w:val="26"/></w:rPr><w:t xml:space="preserve">MST </w:t></w:r><w:r><w:rPr><w:rFonts w:ascii="Times New Roman" w:hAnsi="Times New Roman"/><w:sz w:val="26"/><w:szCs w:val="26"/></w:rPr><w:tab/></w:r><w:r><w:rPr><w:rFonts w:ascii="Times New Roman" w:hAnsi="Times New Roman"/><w:sz w:val="26"/><w:szCs w:val="26"/></w:rPr><w:tab/></w:r><w:r><w:rPr><w:rFonts w:hint="default" w:ascii="Times New Roman" w:hAnsi="Times New Roman"/><w:sz w:val="26"/><w:szCs w:val="26"/><w:lang w:val="en-US"/></w:rPr><w:t>{BenAMST}</w:t></w:r></w:p><w:p><w:pPr><w:shd w:val="clear" w:color="auto" w:fill="FFFFFF" w:themeFill="background1"/><w:spacing w:line="360" w:lineRule="auto"/><w:ind w:left="320" w:leftChars="100"/><w:jc w:val="both"/><w:rPr><w:rFonts w:ascii="Times New Roman" w:hAnsi="Times New Roman"/><w:b/><w:sz w:val="26"/><w:szCs w:val="26"/></w:rPr></w:pPr></w:p><w:p><w:pPr><w:shd w:val="clear" w:color="auto" w:fill="FFFFFF" w:themeFill="background1"/><w:spacing w:line="360" w:lineRule="auto"/><w:ind w:left="320" w:leftChars="100"/><w:rPr><w:rFonts w:ascii="Times New Roman" w:hAnsi="Times New Roman"/><w:b/><w:sz w:val="26"/><w:szCs w:val="26"/></w:rPr></w:pPr><w:r><w:rPr><w:rFonts w:ascii="Times New Roman" w:hAnsi="Times New Roman"/><w:b/><w:sz w:val="26"/><w:szCs w:val="26"/></w:rPr><w:t xml:space="preserve">BÊN B: </w:t></w:r><w:r><w:rPr><w:rFonts w:ascii="Times New Roman" w:hAnsi="Times New Roman"/><w:b/><w:sz w:val="26"/><w:szCs w:val="26"/></w:rPr><w:tab/></w:r><w:r><w:rPr><w:rFonts w:hint="default" w:ascii="Times New Roman" w:hAnsi="Times New Roman"/><w:b/><w:sz w:val="26"/><w:szCs w:val="26"/><w:lang w:val="en-US"/></w:rPr><w:t xml:space="preserve"> </w:t></w:r><w:r><w:rPr><w:rFonts w:hint="default" w:ascii="Times New Roman" w:hAnsi="Times New Roman"/><w:b w:val="0"/><w:bCs/><w:sz w:val="26"/><w:szCs w:val="26"/></w:rPr><w:t>{BenBTenDaiDien}</w:t></w:r><w:r><w:rPr><w:rFonts w:ascii="Times New Roman" w:hAnsi="Times New Roman"/><w:b/><w:sz w:val="26"/><w:szCs w:val="26"/></w:rPr><w:tab/></w:r></w:p><w:p><w:pPr><w:shd w:val="clear" w:color="auto" w:fill="FFFFFF" w:themeFill="background1"/><w:spacing w:line="360" w:lineRule="auto"/><w:ind w:left="320" w:leftChars="100"/><w:rPr><w:rFonts w:hint="default" w:ascii="Times New Roman" w:hAnsi="Times New Roman"/><w:b/><w:sz w:val="26"/><w:szCs w:val="26"/><w:lang w:val="en-US"/></w:rPr></w:pPr><w:r><w:rPr><w:rFonts w:ascii="Times New Roman" w:hAnsi="Times New Roman"/><w:sz w:val="26"/><w:szCs w:val="26"/></w:rPr><w:t>Đại Diện</w:t></w:r><w:r><w:rPr><w:rFonts w:ascii="Times New Roman" w:hAnsi="Times New Roman"/><w:b/><w:sz w:val="26"/><w:szCs w:val="26"/></w:rPr><w:tab/></w:r><w:r><w:rPr><w:rFonts w:hint="default" w:ascii="Times New Roman" w:hAnsi="Times New Roman"/><w:b/><w:sz w:val="26"/><w:szCs w:val="26"/><w:lang w:val="en-US"/></w:rPr><w:t xml:space="preserve"> </w:t></w:r><w:r><w:rPr><w:rFonts w:ascii="Times New Roman" w:hAnsi="Times New Roman"/><w:b w:val="0"/><w:bCs/><w:sz w:val="26"/><w:szCs w:val="26"/></w:rPr><w:t>Ông</w:t></w:r><w:r><w:rPr><w:rFonts w:hint="default" w:ascii="Times New Roman" w:hAnsi="Times New Roman"/><w:b w:val="0"/><w:bCs/><w:sz w:val="26"/><w:szCs w:val="26"/><w:lang w:val="en-US"/></w:rPr><w:t>/Bà {BenBTenDaiDien}</w:t></w:r></w:p><w:p><w:pPr><w:shd w:val="clear" w:color="auto" w:fill="FFFFFF" w:themeFill="background1"/><w:spacing w:line="360" w:lineRule="auto"/><w:ind w:left="320" w:leftChars="100"/><w:rPr><w:rFonts w:ascii="Times New Roman" w:hAnsi="Times New Roman"/><w:sz w:val="26"/><w:szCs w:val="26"/></w:rPr></w:pPr><w:r><w:rPr><w:rFonts w:ascii="Times New Roman" w:hAnsi="Times New Roman"/><w:bCs/><w:sz w:val="26"/><w:szCs w:val="26"/></w:rPr><w:t>Chức Vụ</w:t></w:r><w:r><w:rPr><w:rFonts w:ascii="Times New Roman" w:hAnsi="Times New Roman"/><w:sz w:val="26"/><w:szCs w:val="26"/></w:rPr><w:tab/></w:r><w:r><w:rPr><w:rFonts w:hint="default" w:ascii="Times New Roman" w:hAnsi="Times New Roman"/><w:sz w:val="26"/><w:szCs w:val="26"/><w:lang w:val="en-US"/></w:rPr><w:t xml:space="preserve"> </w:t></w:r><w:r><w:rPr><w:rFonts w:hint="default" w:ascii="Times New Roman" w:hAnsi="Times New Roman"/><w:sz w:val="26"/><w:szCs w:val="26"/></w:rPr><w:t>{BenBChucVu}</w:t></w:r><w:r><w:rPr><w:rFonts w:ascii="Times New Roman" w:hAnsi="Times New Roman"/><w:sz w:val="26"/><w:szCs w:val="26"/></w:rPr><w:tab/></w:r></w:p><w:p><w:pPr><w:shd w:val="clear" w:color="auto" w:fill="FFFFFF" w:themeFill="background1"/><w:spacing w:line="360" w:lineRule="auto"/><w:ind w:left="320" w:leftChars="100"/><w:rPr><w:rFonts w:ascii="Times New Roman" w:hAnsi="Times New Roman"/><w:sz w:val="26"/><w:szCs w:val="26"/></w:rPr></w:pPr><w:r><w:rPr><w:rFonts w:ascii="Times New Roman" w:hAnsi="Times New Roman"/><w:sz w:val="26"/><w:szCs w:val="26"/></w:rPr><w:t>Địa Chỉ</w:t></w:r><w:r><w:rPr><w:rFonts w:ascii="Times New Roman" w:hAnsi="Times New Roman"/><w:sz w:val="26"/><w:szCs w:val="26"/></w:rPr><w:tab/></w:r><w:r><w:rPr><w:rFonts w:hint="default" w:ascii="Times New Roman" w:hAnsi="Times New Roman"/><w:sz w:val="26"/><w:szCs w:val="26"/><w:lang w:val="en-US"/></w:rPr><w:t xml:space="preserve"> </w:t></w:r><w:r><w:rPr><w:rFonts w:hint="default" w:ascii="Times New Roman" w:hAnsi="Times New Roman"/><w:sz w:val="26"/><w:szCs w:val="26"/></w:rPr><w:t>{BenBDiaChi}</w:t></w:r><w:r><w:rPr><w:rFonts w:ascii="Times New Roman" w:hAnsi="Times New Roman"/><w:sz w:val="26"/><w:szCs w:val="26"/></w:rPr><w:tab/></w:r></w:p><w:p><w:pPr><w:shd w:val="clear" w:color="auto" w:fill="FFFFFF" w:themeFill="background1"/><w:spacing w:line="360" w:lineRule="auto"/><w:ind w:left="320" w:leftChars="100"/><w:rPr><w:rFonts w:ascii="Times New Roman" w:hAnsi="Times New Roman"/><w:sz w:val="26"/><w:szCs w:val="26"/></w:rPr></w:pPr><w:r><w:rPr><w:rFonts w:ascii="Times New Roman" w:hAnsi="Times New Roman"/><w:sz w:val="26"/><w:szCs w:val="26"/></w:rPr><w:t>Điện thoại</w:t></w:r><w:r><w:rPr><w:rFonts w:ascii="Times New Roman" w:hAnsi="Times New Roman"/><w:sz w:val="26"/><w:szCs w:val="26"/></w:rPr><w:tab/></w:r><w:r><w:rPr><w:rFonts w:hint="default" w:ascii="Times New Roman" w:hAnsi="Times New Roman"/><w:sz w:val="26"/><w:szCs w:val="26"/><w:lang w:val="en-US"/></w:rPr><w:t xml:space="preserve"> {BenBDienThoai}</w:t></w:r><w:r><w:rPr><w:rFonts w:ascii="Times New Roman" w:hAnsi="Times New Roman"/><w:sz w:val="26"/><w:szCs w:val="26"/></w:rPr><w:tab/></w:r></w:p><w:p><w:pPr><w:shd w:val="clear" w:color="auto" w:fill="FFFFFF" w:themeFill="background1"/><w:spacing w:line="360" w:lineRule="auto"/><w:ind w:left="320" w:leftChars="100"/><w:rPr><w:rFonts w:hint="default" w:ascii="Times New Roman" w:hAnsi="Times New Roman"/><w:sz w:val="26"/><w:szCs w:val="26"/><w:lang w:val="en-US"/></w:rPr></w:pPr><w:r><w:rPr><w:rFonts w:ascii="Times New Roman" w:hAnsi="Times New Roman"/><w:sz w:val="26"/><w:szCs w:val="26"/></w:rPr><w:t xml:space="preserve">MST </w:t></w:r><w:r><w:rPr><w:rFonts w:hint="default" w:ascii="Times New Roman" w:hAnsi="Times New Roman"/><w:sz w:val="26"/><w:szCs w:val="26"/><w:lang w:val="en-US"/></w:rPr><w:t xml:space="preserve">         {BenBCCCD}</w:t></w:r></w:p><w:p><w:pPr><w:shd w:val="clear" w:color="auto" w:fill="FFFFFF" w:themeFill="background1"/><w:spacing w:line="360" w:lineRule="auto"/><w:ind w:left="320" w:leftChars="100"/><w:jc w:val="both"/><w:rPr><w:rFonts w:ascii="Times New Roman" w:hAnsi="Times New Roman"/><w:i/><w:sz w:val="26"/><w:szCs w:val="26"/></w:rPr></w:pPr><w:r><w:rPr><w:rFonts w:ascii="Times New Roman" w:hAnsi="Times New Roman"/><w:i/><w:sz w:val="26"/><w:szCs w:val="26"/></w:rPr><w:t>Sau khi bàn bạc, hai bên cùng thống nhất ký Hợp đồng triển lãm và tiệc với các điều khoản sau đây:</w:t></w:r></w:p><w:p><w:pPr><w:shd w:val="clear" w:color="auto" w:fill="FFFFFF" w:themeFill="background1"/><w:spacing w:line="360" w:lineRule="auto"/><w:ind w:left="320" w:leftChars="100"/><w:jc w:val="both"/><w:rPr><w:rFonts w:ascii="Times New Roman" w:hAnsi="Times New Roman"/><w:sz w:val="26"/><w:szCs w:val="26"/></w:rPr></w:pPr><w:r><w:rPr><w:rFonts w:ascii="Times New Roman" w:hAnsi="Times New Roman"/><w:b/><w:sz w:val="26"/><w:szCs w:val="26"/><w:u w:val="single"/></w:rPr><w:t>ĐIỀU 01</w:t></w:r><w:r><w:rPr><w:rFonts w:ascii="Times New Roman" w:hAnsi="Times New Roman"/><w:b/><w:sz w:val="26"/><w:szCs w:val="26"/></w:rPr><w:t xml:space="preserve">:  NỘI DUNG DỊCH VỤ, ĐƠN GIÁ, </w:t></w:r><w:r><w:rPr><w:rFonts w:ascii="Times New Roman" w:hAnsi="Times New Roman"/><w:b/><w:sz w:val="26"/><w:szCs w:val="26"/><w:lang w:eastAsia="zh-CN"/></w:rPr><w:t xml:space="preserve">GIÁ TRỊ HỢP ĐỒNG </w:t></w:r></w:p><w:p><w:pPr><w:shd w:val="clear" w:color="auto" w:fill="FFFFFF" w:themeFill="background1"/><w:spacing w:line="360" w:lineRule="auto"/><w:ind w:left="320" w:leftChars="100"/><w:jc w:val="both"/><w:rPr><w:rFonts w:ascii="Times New Roman" w:hAnsi="Times New Roman"/><w:sz w:val="26"/><w:szCs w:val="26"/></w:rPr></w:pPr><w:r><w:rPr><w:rFonts w:ascii="Times New Roman" w:hAnsi="Times New Roman" w:eastAsia="SimSun"/><w:sz w:val="26"/><w:szCs w:val="26"/><w:lang w:eastAsia="zh-CN" w:bidi="ar"/></w:rPr><w:t xml:space="preserve">Bên B có nhu cầu và Bên A đồng ý cung cấp dịch vụ tổ chức triển lãm và tiệc theo yêu cầu của Bên B với nội dung chi tiết như sau: </w:t></w:r></w:p><w:p><w:pPr><w:shd w:val="clear" w:color="auto" w:fill="FFFFFF" w:themeFill="background1"/><w:spacing w:line="360" w:lineRule="auto"/><w:ind w:left="320" w:leftChars="100"/><w:jc w:val="both"/><w:rPr><w:rFonts w:ascii="Times New Roman" w:hAnsi="Times New Roman"/><w:sz w:val="26"/><w:szCs w:val="26"/></w:rPr></w:pPr><w:r><w:rPr><w:rFonts w:ascii="Times New Roman" w:hAnsi="Times New Roman" w:eastAsia="TimesNewRomanPS-BoldMT"/><w:b/><w:bCs/><w:sz w:val="26"/><w:szCs w:val="26"/><w:lang w:eastAsia="zh-CN" w:bidi="ar"/></w:rPr><w:t xml:space="preserve">1. Thông tin sự kiện: </w:t></w:r></w:p><w:p><w:pPr><w:shd w:val="clear" w:color="auto" w:fill="FFFFFF" w:themeFill="background1"/><w:spacing w:line="360" w:lineRule="auto"/><w:ind w:left="320" w:leftChars="100"/><w:jc w:val="both"/><w:rPr><w:rFonts w:ascii="Times New Roman" w:hAnsi="Times New Roman" w:eastAsia="SimSun"/><w:sz w:val="26"/><w:szCs w:val="26"/><w:lang w:eastAsia="zh-CN" w:bidi="ar"/></w:rPr></w:pPr><w:r><w:rPr><w:rFonts w:ascii="Times New Roman" w:hAnsi="Times New Roman" w:eastAsia="SimSun"/><w:b/><w:bCs/><w:sz w:val="26"/><w:szCs w:val="26"/><w:lang w:eastAsia="zh-CN" w:bidi="ar"/></w:rPr><w:t>Loại hình tổ chức</w:t></w:r><w:r><w:rPr><w:rFonts w:ascii="Times New Roman" w:hAnsi="Times New Roman" w:eastAsia="SimSun"/><w:sz w:val="26"/><w:szCs w:val="26"/><w:lang w:eastAsia="zh-CN" w:bidi="ar"/></w:rPr><w:t xml:space="preserve">: Hội nghị…. </w:t></w:r></w:p><w:p><w:pPr><w:shd w:val="clear" w:color="auto" w:fill="FFFFFF" w:themeFill="background1"/><w:spacing w:line="360" w:lineRule="auto"/><w:ind w:left="320" w:leftChars="100"/><w:jc w:val="both"/><w:rPr><w:rFonts w:ascii="Times New Roman" w:hAnsi="Times New Roman" w:eastAsia="SimSun"/><w:sz w:val="26"/><w:szCs w:val="26"/><w:lang w:eastAsia="zh-CN" w:bidi="ar"/></w:rPr></w:pPr><w:r><w:rPr><w:rFonts w:ascii="Times New Roman" w:hAnsi="Times New Roman" w:eastAsia="SimSun"/><w:sz w:val="26"/><w:szCs w:val="26"/><w:lang w:eastAsia="zh-CN" w:bidi="ar"/></w:rPr><w:t xml:space="preserve">- </w:t></w:r><w:r><w:rPr><w:rFonts w:ascii="Times New Roman" w:hAnsi="Times New Roman" w:eastAsia="SimSun"/><w:b/><w:bCs/><w:sz w:val="26"/><w:szCs w:val="26"/><w:lang w:eastAsia="zh-CN" w:bidi="ar"/></w:rPr><w:t>Địa điểm hội nghị</w:t></w:r><w:r><w:rPr><w:rFonts w:ascii="Times New Roman" w:hAnsi="Times New Roman" w:eastAsia="SimSun"/><w:sz w:val="26"/><w:szCs w:val="26"/><w:lang w:eastAsia="zh-CN" w:bidi="ar"/></w:rPr><w:t xml:space="preserve">: </w:t></w:r><w:r><w:rPr><w:rFonts w:hint="default" w:ascii="Times New Roman" w:hAnsi="Times New Roman" w:eastAsia="SimSun"/><w:sz w:val="26"/><w:szCs w:val="26"/><w:lang w:eastAsia="zh-CN" w:bidi="ar"/></w:rPr><w:t>{TenSanhTiec}</w:t></w:r></w:p><w:p><w:pPr><w:shd w:val="clear" w:color="auto" w:fill="FFFFFF" w:themeFill="background1"/><w:spacing w:line="360" w:lineRule="auto"/><w:ind w:left="320" w:leftChars="100"/><w:jc w:val="both"/><w:rPr><w:rFonts w:ascii="Times New Roman" w:hAnsi="Times New Roman"/><w:sz w:val="26"/><w:szCs w:val="26"/></w:rPr></w:pPr><w:r><w:rPr><w:rFonts w:ascii="Times New Roman" w:hAnsi="Times New Roman" w:eastAsia="SimSun"/><w:sz w:val="26"/><w:szCs w:val="26"/><w:lang w:eastAsia="zh-CN" w:bidi="ar"/></w:rPr><w:t xml:space="preserve">+ Số lượng khách tham dự hội nghị: </w:t></w:r><w:r><w:rPr><w:rFonts w:hint="default" w:ascii="Times New Roman" w:hAnsi="Times New Roman"/><w:sz w:val="26"/><w:szCs w:val="26"/></w:rPr><w:t>{SoKhachDiemDanh}</w:t></w:r><w:r><w:rPr><w:rFonts w:hint="default" w:ascii="Times New Roman" w:hAnsi="Times New Roman"/><w:sz w:val="26"/><w:szCs w:val="26"/><w:lang w:val="en-US"/></w:rPr><w:t xml:space="preserve"> </w:t></w:r><w:r><w:rPr><w:rFonts w:ascii="Times New Roman" w:hAnsi="Times New Roman"/><w:sz w:val="26"/><w:szCs w:val="26"/></w:rPr><w:t>khách</w:t></w:r></w:p><w:p><w:pPr><w:shd w:val="clear" w:color="auto" w:fill="FFFFFF" w:themeFill="background1"/><w:spacing w:line="360" w:lineRule="auto"/><w:ind w:left="320" w:leftChars="100"/><w:jc w:val="both"/><w:rPr><w:rFonts w:hint="default" w:ascii="Times New Roman" w:hAnsi="Times New Roman" w:eastAsia="SimSun"/><w:sz w:val="26"/><w:szCs w:val="26"/><w:lang w:val="en-US" w:eastAsia="zh-CN" w:bidi="ar"/></w:rPr></w:pPr><w:r><w:rPr><w:rFonts w:ascii="Times New Roman" w:hAnsi="Times New Roman" w:eastAsia="SimSun"/><w:sz w:val="26"/><w:szCs w:val="26"/><w:lang w:eastAsia="zh-CN" w:bidi="ar"/></w:rPr><w:t xml:space="preserve">+ Thời gian setup sảnh hội nghị: Từ </w:t></w:r><w:r><w:rPr><w:rFonts w:hint="default" w:ascii="Times New Roman" w:hAnsi="Times New Roman" w:eastAsia="SimSun"/><w:sz w:val="26"/><w:szCs w:val="26"/><w:lang w:eastAsia="zh-CN" w:bidi="ar"/></w:rPr><w:t>{SetupBatDau}</w:t></w:r><w:r><w:rPr><w:rFonts w:hint="default" w:ascii="Times New Roman" w:hAnsi="Times New Roman" w:eastAsia="SimSun"/><w:sz w:val="26"/><w:szCs w:val="26"/><w:lang w:val="en-US" w:eastAsia="zh-CN" w:bidi="ar"/></w:rPr><w:t xml:space="preserve"> - {SetupKetThuc}</w:t></w:r><w:r><w:rPr><w:rFonts w:ascii="Times New Roman" w:hAnsi="Times New Roman" w:eastAsia="SimSun"/><w:sz w:val="26"/><w:szCs w:val="26"/><w:lang w:eastAsia="zh-CN" w:bidi="ar"/></w:rPr><w:t xml:space="preserve"> vào Ngày</w:t></w:r><w:r><w:rPr><w:rFonts w:hint="default" w:ascii="Times New Roman" w:hAnsi="Times New Roman" w:eastAsia="SimSun"/><w:sz w:val="26"/><w:szCs w:val="26"/><w:lang w:val="en-US" w:eastAsia="zh-CN" w:bidi="ar"/></w:rPr><w:t xml:space="preserve"> </w:t></w:r><w:r><w:rPr><w:rFonts w:hint="default" w:ascii="Times New Roman" w:hAnsi="Times New Roman" w:eastAsia="SimSun"/><w:sz w:val="26"/><w:szCs w:val="26"/><w:lang w:eastAsia="zh-CN" w:bidi="ar"/></w:rPr><w:t>{NgayLapHD}</w:t></w:r><w:r><w:rPr><w:rFonts w:hint="default" w:ascii="Times New Roman" w:hAnsi="Times New Roman" w:eastAsia="SimSun"/><w:sz w:val="26"/><w:szCs w:val="26"/><w:lang w:val="en-US" w:eastAsia="zh-CN" w:bidi="ar"/></w:rPr><w:t xml:space="preserve"> </w:t></w:r><w:r><w:rPr><w:rFonts w:ascii="Times New Roman" w:hAnsi="Times New Roman" w:eastAsia="SimSun"/><w:sz w:val="26"/><w:szCs w:val="26"/><w:lang w:eastAsia="zh-CN" w:bidi="ar"/></w:rPr><w:t>tháng</w:t></w:r><w:r><w:rPr><w:rFonts w:hint="default" w:ascii="Times New Roman" w:hAnsi="Times New Roman" w:eastAsia="SimSun"/><w:sz w:val="26"/><w:szCs w:val="26"/><w:lang w:val="en-US" w:eastAsia="zh-CN" w:bidi="ar"/></w:rPr><w:t xml:space="preserve"> </w:t></w:r><w:r><w:rPr><w:rFonts w:hint="default" w:ascii="Times New Roman" w:hAnsi="Times New Roman" w:eastAsia="SimSun"/><w:sz w:val="26"/><w:szCs w:val="26"/><w:lang w:eastAsia="zh-CN" w:bidi="ar"/></w:rPr><w:t>{ThangLapHD}</w:t></w:r><w:r><w:rPr><w:rFonts w:hint="default" w:ascii="Times New Roman" w:hAnsi="Times New Roman" w:eastAsia="SimSun"/><w:sz w:val="26"/><w:szCs w:val="26"/><w:lang w:val="en-US" w:eastAsia="zh-CN" w:bidi="ar"/></w:rPr><w:t xml:space="preserve"> </w:t></w:r><w:r><w:rPr><w:rFonts w:ascii="Times New Roman" w:hAnsi="Times New Roman" w:eastAsia="SimSun"/><w:sz w:val="26"/><w:szCs w:val="26"/><w:lang w:eastAsia="zh-CN" w:bidi="ar"/></w:rPr><w:t>năm</w:t></w:r><w:r><w:rPr><w:rFonts w:hint="default" w:ascii="Times New Roman" w:hAnsi="Times New Roman" w:eastAsia="SimSun"/><w:sz w:val="26"/><w:szCs w:val="26"/><w:lang w:val="en-US" w:eastAsia="zh-CN" w:bidi="ar"/></w:rPr><w:t xml:space="preserve"> {NamLapHD}</w:t></w:r></w:p><w:p><w:pPr><w:shd w:val="clear" w:color="auto" w:fill="FFFFFF" w:themeFill="background1"/><w:spacing w:line="360" w:lineRule="auto"/><w:ind w:left="320" w:leftChars="100"/><w:jc w:val="both"/><w:rPr><w:rFonts w:ascii="Times New Roman" w:hAnsi="Times New Roman" w:eastAsia="SimSun"/><w:sz w:val="26"/><w:szCs w:val="26"/><w:lang w:eastAsia="zh-CN" w:bidi="ar"/></w:rPr></w:pPr><w:r><w:rPr><w:rFonts w:ascii="Times New Roman" w:hAnsi="Times New Roman" w:eastAsia="SimSun"/><w:sz w:val="26"/><w:szCs w:val="26"/><w:lang w:eastAsia="zh-CN" w:bidi="ar"/></w:rPr><w:t xml:space="preserve">+ Thời gian diễn ra hội nghị: Từ </w:t></w:r><w:r><w:rPr><w:rFonts w:hint="default" w:ascii="Times New Roman" w:hAnsi="Times New Roman" w:eastAsia="SimSun"/><w:sz w:val="26"/><w:szCs w:val="26"/><w:lang w:eastAsia="zh-CN" w:bidi="ar"/></w:rPr><w:t>{TiecGioBatDau} - {TiecGioKetThuc}</w:t></w:r><w:r><w:rPr><w:rFonts w:ascii="Times New Roman" w:hAnsi="Times New Roman" w:eastAsia="SimSun"/><w:sz w:val="26"/><w:szCs w:val="26"/><w:lang w:eastAsia="zh-CN" w:bidi="ar"/></w:rPr><w:t xml:space="preserve"> vào </w:t></w:r><w:r><w:rPr><w:rFonts w:hint="default" w:ascii="Times New Roman" w:hAnsi="Times New Roman" w:eastAsia="SimSun"/><w:sz w:val="26"/><w:szCs w:val="26"/><w:lang w:eastAsia="zh-CN" w:bidi="ar"/></w:rPr><w:t>Ngày {NgayLapHD} tháng {ThangLapHD} năm {NamLapHD}</w:t></w:r></w:p><w:p><w:pPr><w:numPr><w:ilvl w:val="0"/><w:numId w:val="2"/></w:numPr><w:shd w:val="clear" w:color="auto" w:fill="FFFFFF" w:themeFill="background1"/><w:spacing w:line="360" w:lineRule="auto"/><w:ind w:left="320" w:leftChars="100"/><w:jc w:val="both"/><w:rPr><w:rFonts w:ascii="Times New Roman" w:hAnsi="Times New Roman" w:eastAsia="TimesNewRomanPS-BoldMT"/><w:b/><w:bCs/><w:sz w:val="26"/><w:szCs w:val="26"/><w:lang w:eastAsia="zh-CN" w:bidi="ar"/></w:rPr></w:pPr><w:r><w:rPr><w:rFonts w:ascii="Times New Roman" w:hAnsi="Times New Roman" w:eastAsia="TimesNewRomanPS-BoldMT"/><w:b/><w:bCs/><w:sz w:val="26"/><w:szCs w:val="26"/><w:lang w:eastAsia="zh-CN" w:bidi="ar"/></w:rPr><w:t xml:space="preserve">Đơn giá các dịch vụ được cung cấp: </w:t></w:r></w:p><w:p><w:pPr><w:shd w:val="clear" w:color="auto" w:fill="FFFFFF" w:themeFill="background1"/><w:spacing w:line="360" w:lineRule="auto"/><w:ind w:left="320" w:leftChars="100"/><w:jc w:val="both"/><w:rPr><w:rFonts w:ascii="Times New Roman" w:hAnsi="Times New Roman" w:eastAsia="TimesNewRomanPS-BoldMT"/><w:b/><w:bCs/><w:sz w:val="26"/><w:szCs w:val="26"/><w:lang w:eastAsia="zh-CN" w:bidi="ar"/></w:rPr></w:pPr><w:r><w:rPr><w:rFonts w:ascii="Times New Roman" w:hAnsi="Times New Roman" w:eastAsia="TimesNewRomanPS-BoldMT"/><w:b/><w:bCs/><w:sz w:val="26"/><w:szCs w:val="26"/><w:lang w:eastAsia="zh-CN" w:bidi="ar"/></w:rPr><w:t xml:space="preserve">2.1 Các dịch vụ ưu đãi/tặng kèm bao gồm: </w:t></w:r></w:p><w:p><w:pPr><w:shd w:val="clear" w:color="auto" w:fill="FFFFFF" w:themeFill="background1"/><w:spacing w:line="360" w:lineRule="auto"/><w:ind w:left="320" w:leftChars="100"/><w:jc w:val="both"/><w:rPr><w:rFonts w:ascii="Times New Roman" w:hAnsi="Times New Roman"/><w:sz w:val="26"/><w:szCs w:val="26"/></w:rPr></w:pPr><w:r><w:rPr><w:rFonts w:ascii="Times New Roman" w:hAnsi="Times New Roman"/><w:sz w:val="26"/><w:szCs w:val="26"/></w:rPr><w:t>- Sử dụng phòng hội nghị</w:t></w:r></w:p><w:p><w:pPr><w:shd w:val="clear" w:color="auto" w:fill="FFFFFF" w:themeFill="background1"/><w:spacing w:line="360" w:lineRule="auto"/><w:ind w:left="1080"/><w:rPr><w:rFonts w:hint="default" w:ascii="Times New Roman" w:hAnsi="Times New Roman"/><w:i/><w:sz w:val="26"/><w:szCs w:val="26"/><w:lang w:val="en-US"/></w:rPr></w:pPr><w:r><w:rPr><w:rFonts w:ascii="Times New Roman" w:hAnsi="Times New Roman"/><w:i/><w:sz w:val="26"/><w:szCs w:val="26"/></w:rPr><w:t xml:space="preserve">+ Kích thước sảnh </w:t></w:r><w:r><w:rPr><w:rFonts w:hint="default" w:ascii="Times New Roman" w:hAnsi="Times New Roman"/><w:i/><w:sz w:val="26"/><w:szCs w:val="26"/><w:lang w:val="en-US"/></w:rPr><w:t>{TenSanhTiec}</w:t></w:r><w:r><w:rPr><w:rFonts w:ascii="Times New Roman" w:hAnsi="Times New Roman"/><w:i/><w:sz w:val="26"/><w:szCs w:val="26"/></w:rPr><w:t xml:space="preserve">: </w:t></w:r><w:r><w:rPr><w:rFonts w:hint="default" w:ascii="Times New Roman" w:hAnsi="Times New Roman"/><w:i/><w:sz w:val="26"/><w:szCs w:val="26"/><w:lang w:val="en-US"/></w:rPr><w:t>{KichThuocSanh}</w:t></w:r></w:p><w:p><w:pPr><w:shd w:val="clear" w:color="auto" w:fill="FFFFFF" w:themeFill="background1"/><w:spacing w:line="360" w:lineRule="auto"/><w:ind w:left="1080"/><w:rPr><w:rFonts w:hint="default" w:ascii="Times New Roman" w:hAnsi="Times New Roman"/><w:i/><w:sz w:val="26"/><w:szCs w:val="26"/><w:lang w:val="en-US"/></w:rPr></w:pPr><w:r><w:rPr><w:rFonts w:ascii="Times New Roman" w:hAnsi="Times New Roman"/><w:i/><w:sz w:val="26"/><w:szCs w:val="26"/></w:rPr><w:t xml:space="preserve">+ Kích thước sân khấu </w:t></w:r><w:r><w:rPr><w:rFonts w:hint="default" w:ascii="Times New Roman" w:hAnsi="Times New Roman"/><w:i/><w:sz w:val="26"/><w:szCs w:val="26"/><w:lang w:val="en-US"/></w:rPr><w:t>{TenSanKhau}</w:t></w:r><w:r><w:rPr><w:rFonts w:ascii="Times New Roman" w:hAnsi="Times New Roman"/><w:b/><w:bCs/><w:i/><w:sz w:val="26"/><w:szCs w:val="26"/></w:rPr><w:t xml:space="preserve">: </w:t></w:r><w:r><w:rPr><w:rFonts w:hint="default" w:ascii="Times New Roman" w:hAnsi="Times New Roman"/><w:i/><w:sz w:val="26"/><w:szCs w:val="26"/><w:lang w:val="en-US"/></w:rPr><w:t>{KichThuocSanKhau}</w:t></w:r></w:p><w:p><w:pPr><w:shd w:val="clear" w:color="auto" w:fill="FFFFFF" w:themeFill="background1"/><w:spacing w:line="360" w:lineRule="auto"/><w:ind w:left="1080"/><w:rPr><w:rFonts w:ascii="Times New Roman" w:hAnsi="Times New Roman"/><w:sz w:val="26"/><w:szCs w:val="26"/></w:rPr></w:pPr><w:r><w:rPr><w:rFonts w:ascii="Times New Roman" w:hAnsi="Times New Roman"/><w:i/><w:sz w:val="26"/><w:szCs w:val="26"/></w:rPr><w:t xml:space="preserve">+ Sức chứa tối đa là </w:t></w:r><w:r><w:rPr><w:rFonts w:hint="default" w:ascii="Times New Roman" w:hAnsi="Times New Roman"/><w:i/><w:sz w:val="26"/><w:szCs w:val="26"/><w:lang w:val="en-US"/></w:rPr><w:t>{SucChuaToiDa}</w:t></w:r><w:r><w:rPr><w:rFonts w:ascii="Times New Roman" w:hAnsi="Times New Roman"/><w:i/><w:iCs/><w:sz w:val="26"/><w:szCs w:val="26"/></w:rPr><w:t xml:space="preserve"> khách, tối thiểu nhận </w:t></w:r><w:r><w:rPr><w:rFonts w:hint="default" w:ascii="Times New Roman" w:hAnsi="Times New Roman"/><w:i/><w:iCs/><w:sz w:val="26"/><w:szCs w:val="26"/><w:lang w:val="en-US"/></w:rPr><w:t>{KhachToiThieu}</w:t></w:r><w:r><w:rPr><w:rFonts w:ascii="Times New Roman" w:hAnsi="Times New Roman"/><w:i/><w:iCs/><w:sz w:val="26"/><w:szCs w:val="26"/></w:rPr><w:t>khách</w:t></w:r><w:r><w:rPr><w:rFonts w:ascii="Times New Roman" w:hAnsi="Times New Roman"/><w:sz w:val="26"/><w:szCs w:val="26"/></w:rPr><w:t xml:space="preserve"> </w:t></w:r></w:p><w:p><w:pPr><w:shd w:val="clear" w:color="auto" w:fill="FFFFFF" w:themeFill="background1"/><w:spacing w:line="360" w:lineRule="auto"/><w:ind w:left="1080"/><w:jc w:val="both"/><w:rPr><w:rFonts w:ascii="Times New Roman" w:hAnsi="Times New Roman"/><w:i/><w:iCs/><w:sz w:val="26"/><w:szCs w:val="26"/></w:rPr></w:pPr><w:r><w:rPr><w:rFonts w:ascii="Times New Roman" w:hAnsi="Times New Roman"/><w:i/><w:iCs/><w:sz w:val="26"/><w:szCs w:val="26"/></w:rPr><w:t>+ Set up bàn ghế: theo dạng lớp học, ghế và khăn trải bàn màu nâu</w:t></w:r></w:p><w:p><w:pPr><w:shd w:val="clear" w:color="auto" w:fill="FFFFFF" w:themeFill="background1"/><w:spacing w:line="360" w:lineRule="auto"/><w:ind w:left="320" w:leftChars="100"/><w:jc w:val="both"/><w:rPr><w:rFonts w:ascii="Times New Roman" w:hAnsi="Times New Roman"/><w:sz w:val="26"/><w:szCs w:val="26"/></w:rPr></w:pPr><w:r><w:rPr><w:rFonts w:ascii="Times New Roman" w:hAnsi="Times New Roman" w:eastAsia="SimSun"/><w:sz w:val="26"/><w:szCs w:val="26"/><w:lang w:eastAsia="zh-CN" w:bidi="ar"/></w:rPr><w:t>- Set up sân khấu tiêu chuẩn theo quy chuẩn của Bên A</w:t></w:r></w:p><w:p><w:pPr><w:shd w:val="clear" w:color="auto" w:fill="FFFFFF" w:themeFill="background1"/><w:spacing w:line="360" w:lineRule="auto"/><w:ind w:left="320" w:leftChars="100"/><w:jc w:val="both"/><w:rPr><w:rFonts w:ascii="Times New Roman" w:hAnsi="Times New Roman"/><w:sz w:val="26"/><w:szCs w:val="26"/></w:rPr></w:pPr><w:r><w:rPr><w:rFonts w:ascii="Times New Roman" w:hAnsi="Times New Roman" w:eastAsia="SimSun"/><w:sz w:val="26"/><w:szCs w:val="26"/><w:lang w:eastAsia="zh-CN" w:bidi="ar"/></w:rPr><w:t>- Hệ thống âm thanh, ánh sáng tiêu chuẩn</w:t></w:r></w:p><w:p><w:pPr><w:shd w:val="clear" w:color="auto" w:fill="FFFFFF" w:themeFill="background1"/><w:spacing w:line="360" w:lineRule="auto"/><w:ind w:left="320" w:leftChars="100"/><w:jc w:val="both"/><w:rPr><w:rFonts w:ascii="Times New Roman" w:hAnsi="Times New Roman"/><w:sz w:val="26"/><w:szCs w:val="26"/></w:rPr></w:pPr><w:r><w:rPr><w:rFonts w:ascii="Times New Roman" w:hAnsi="Times New Roman" w:eastAsia="SimSun"/><w:sz w:val="26"/><w:szCs w:val="26"/><w:lang w:eastAsia="zh-CN" w:bidi="ar"/></w:rPr><w:t xml:space="preserve">- 02 micro không dây </w:t></w:r></w:p><w:p><w:pPr><w:shd w:val="clear" w:color="auto" w:fill="FFFFFF" w:themeFill="background1"/><w:spacing w:line="360" w:lineRule="auto"/><w:ind w:left="320" w:leftChars="100"/><w:jc w:val="both"/><w:rPr><w:rFonts w:ascii="Times New Roman" w:hAnsi="Times New Roman"/><w:sz w:val="26"/><w:szCs w:val="26"/></w:rPr></w:pPr><w:r><w:rPr><w:rFonts w:ascii="Times New Roman" w:hAnsi="Times New Roman" w:eastAsia="SimSun"/><w:sz w:val="26"/><w:szCs w:val="26"/><w:lang w:eastAsia="zh-CN" w:bidi="ar"/></w:rPr><w:t>- Trang trí hoa tươi tiêu chuẩn: bục phát biểu, bàn đón khách, bàn tiệc</w:t></w:r></w:p><w:p><w:pPr><w:shd w:val="clear" w:color="auto" w:fill="FFFFFF" w:themeFill="background1"/><w:spacing w:line="360" w:lineRule="auto"/><w:ind w:left="320" w:leftChars="100"/><w:jc w:val="both"/><w:rPr><w:rFonts w:ascii="Times New Roman" w:hAnsi="Times New Roman"/><w:sz w:val="26"/><w:szCs w:val="26"/></w:rPr></w:pPr><w:r><w:rPr><w:rFonts w:ascii="Times New Roman" w:hAnsi="Times New Roman" w:eastAsia="SimSun"/><w:sz w:val="26"/><w:szCs w:val="26"/><w:lang w:eastAsia="zh-CN" w:bidi="ar"/></w:rPr><w:t>- Miễn phí kết nối WIFI theo hạ tầng hiện có của Bên A</w:t></w:r></w:p><w:p><w:pPr><w:shd w:val="clear" w:color="auto" w:fill="FFFFFF" w:themeFill="background1"/><w:spacing w:line="360" w:lineRule="auto"/><w:ind w:left="320" w:leftChars="100"/><w:jc w:val="both"/><w:rPr><w:rFonts w:ascii="Times New Roman" w:hAnsi="Times New Roman" w:eastAsia="SimSun"/><w:sz w:val="26"/><w:szCs w:val="26"/><w:lang w:eastAsia="zh-CN" w:bidi="ar"/></w:rPr></w:pPr><w:r><w:rPr><w:rFonts w:ascii="Times New Roman" w:hAnsi="Times New Roman" w:eastAsia="SimSun"/><w:sz w:val="26"/><w:szCs w:val="26"/><w:lang w:eastAsia="zh-CN" w:bidi="ar"/></w:rPr><w:t>- Bảng chào điện tử hiển thị nội dung đón khách: Bên B cung cấp thông tin cho Bên A tối thiểu 03 ngày trước ngày diễn ra sự kiện</w:t></w:r></w:p><w:p><w:pPr><w:shd w:val="clear" w:color="auto" w:fill="FFFFFF" w:themeFill="background1"/><w:spacing w:line="360" w:lineRule="auto"/><w:ind w:left="320" w:leftChars="100"/><w:jc w:val="both"/><w:rPr><w:rFonts w:ascii="Times New Roman" w:hAnsi="Times New Roman" w:eastAsia="SimSun"/><w:sz w:val="26"/><w:szCs w:val="26"/><w:lang w:eastAsia="zh-CN" w:bidi="ar"/></w:rPr></w:pPr><w:r><w:rPr><w:rFonts w:ascii="Times New Roman" w:hAnsi="Times New Roman" w:eastAsia="SimSun"/><w:sz w:val="26"/><w:szCs w:val="26"/><w:lang w:eastAsia="zh-CN" w:bidi="ar"/></w:rPr><w:t xml:space="preserve">- </w:t></w:r><w:r><w:rPr><w:rFonts w:ascii="Times New Roman" w:hAnsi="Times New Roman"/><w:bCs/><w:sz w:val="26"/><w:szCs w:val="26"/><w:lang w:eastAsia="zh-CN"/></w:rPr><w:t>Tất cả chương trình ưu đãi/tặng kèm nêu trên không được quy đổi thành tiền mặt hoặc không thay thế bằng dịch vụ khác nếu bên B không sử dụng; Thức uống khuyến mãi (nếu có) chỉ được sử dụng trong khuôn viên nhà hàng, trong thời gian diễn ra hội nghị và tiệc, nếu khách hàng không sử dụng hết sẽ không được mang về.</w:t></w:r></w:p><w:p><w:pPr><w:shd w:val="clear" w:color="auto" w:fill="FFFFFF" w:themeFill="background1"/><w:spacing w:line="360" w:lineRule="auto"/><w:ind w:left="320" w:leftChars="100"/><w:jc w:val="both"/><w:rPr><w:rFonts w:ascii="Times New Roman" w:hAnsi="Times New Roman" w:eastAsia="TimesNewRomanPS-BoldMT"/><w:b/><w:bCs/><w:sz w:val="26"/><w:szCs w:val="26"/><w:lang w:eastAsia="zh-CN" w:bidi="ar"/></w:rPr></w:pPr><w:r><w:rPr><w:rFonts w:ascii="Times New Roman" w:hAnsi="Times New Roman" w:eastAsia="TimesNewRomanPS-BoldMT"/><w:b/><w:bCs/><w:sz w:val="26"/><w:szCs w:val="26"/><w:lang w:eastAsia="zh-CN" w:bidi="ar"/></w:rPr><w:t>2.2 Dịch vụ tính phí bao gồm:</w:t></w:r></w:p><w:tbl><w:tblPr><w:tblStyle w:val="11"/><w:tblW w:w="0" w:type="auto"/><w:tblInd w:w="0" w:type="dxa"/><w:tblBorders><w:top w:val="none" w:color="auto" w:sz="0" w:space="0"/><w:left w:val="none" w:color="auto" w:sz="0" w:space="0"/><w:bottom w:val="none" w:color="auto" w:sz="0" w:space="0"/><w:right w:val="none" w:color="auto" w:sz="0" w:space="0"/><w:insideH w:val="none" w:color="auto" w:sz="0" w:space="0"/><w:insideV w:val="none" w:color="auto" w:sz="0" w:space="0"/></w:tblBorders><w:tblLayout w:type="autofit"/><w:tblCellMar><w:top w:w="0" w:type="dxa"/><w:left w:w="108" w:type="dxa"/><w:bottom w:w="0" w:type="dxa"/><w:right w:w="108" w:type="dxa"/></w:tblCellMar></w:tblPr><w:tblGrid><w:gridCol w:w="5134"/><w:gridCol w:w="5001"/></w:tblGrid><w:tr><w:tblPrEx><w:tblBorders><w:top w:val="none" w:color="auto" w:sz="0" w:space="0"/><w:left w:val="none" w:color="auto" w:sz="0" w:space="0"/><w:bottom w:val="none" w:color="auto" w:sz="0" w:space="0"/><w:right w:val="none" w:color="auto" w:sz="0" w:space="0"/><w:insideH w:val="none" w:color="auto" w:sz="0" w:space="0"/><w:insideV w:val="none" w:color="auto" w:sz="0" w:space="0"/></w:tblBorders></w:tblPrEx><w:tc><w:tcPr><w:tcW w:w="5134" w:type="dxa"/></w:tcPr><w:p><w:pPr><w:shd w:val="clear" w:color="auto" w:fill="FFFFFF" w:themeFill="background1"/><w:spacing w:line="360" w:lineRule="auto"/><w:rPr><w:rFonts w:ascii="Times New Roman" w:hAnsi="Times New Roman" w:eastAsia="TimesNewRomanPS-BoldMT"/><w:b/><w:bCs/><w:sz w:val="26"/><w:szCs w:val="26"/><w:lang w:eastAsia="zh-CN" w:bidi="ar"/></w:rPr></w:pPr><w:r><w:rPr><w:rFonts w:hint="default" w:ascii="Times New Roman" w:hAnsi="Times New Roman" w:eastAsia="SimSun"/><w:sz w:val="26"/><w:szCs w:val="26"/><w:lang w:eastAsia="zh-CN" w:bidi="ar"/></w:rPr><w:t>{#DichVuTinhPhi}{TenDichVu}</w:t></w:r><w:r><w:rPr><w:rFonts w:hint="default" w:ascii="Times New Roman" w:hAnsi="Times New Roman" w:eastAsia="SimSun"/><w:sz w:val="26"/><w:szCs w:val="26"/><w:lang w:eastAsia="zh-CN" w:bidi="ar"/></w:rPr><w:tab/></w:r></w:p></w:tc><w:tc><w:tcPr><w:tcW w:w="5001" w:type="dxa"/></w:tcPr><w:p><w:pPr><w:shd w:val="clear" w:color="auto" w:fill="FFFFFF" w:themeFill="background1"/><w:spacing w:line="360" w:lineRule="auto"/><w:rPr><w:rFonts w:ascii="Times New Roman" w:hAnsi="Times New Roman" w:eastAsia="TimesNewRomanPS-BoldMT"/><w:b/><w:bCs/><w:sz w:val="26"/><w:szCs w:val="26"/><w:lang w:eastAsia="zh-CN" w:bidi="ar"/></w:rPr></w:pPr><w:r><w:rPr><w:rFonts w:hint="default"/><w:sz w:val="26"/><w:szCs w:val="26"/></w:rPr><w:t>{GhiChuChiTiet}{/DichVuTinhPhi}</w:t></w:r></w:p></w:tc></w:tr></w:tbl><w:p><w:pPr><w:shd w:val="clear" w:color="auto" w:fill="FFFFFF" w:themeFill="background1"/><w:spacing w:line="360" w:lineRule="auto"/><w:jc w:val="both"/><w:rPr><w:rFonts w:ascii="Times New Roman" w:hAnsi="Times New Roman" w:eastAsia="SimSun"/><w:sz w:val="26"/><w:szCs w:val="26"/><w:lang w:eastAsia="zh-CN" w:bidi="ar"/></w:rPr></w:pPr></w:p><w:p><w:pPr><w:shd w:val="clear" w:color="auto" w:fill="FFFFFF" w:themeFill="background1"/><w:spacing w:line="312" w:lineRule="auto"/><w:contextualSpacing/><w:jc w:val="both"/><w:rPr><w:rFonts w:ascii="Times New Roman" w:hAnsi="Times New Roman"/><w:b/><w:i/><w:sz w:val="26"/><w:szCs w:val="26"/></w:rPr></w:pPr><w:r><w:rPr><w:rFonts w:ascii="Times New Roman" w:hAnsi="Times New Roman"/><w:b/><w:i/><w:sz w:val="26"/><w:szCs w:val="26"/></w:rPr><w:t xml:space="preserve">Tất cả đơn giá trên chưa bao gồm </w:t></w:r><w:r><w:rPr><w:rFonts w:hint="default" w:ascii="Times New Roman" w:hAnsi="Times New Roman" w:eastAsia="SimSun" w:cs="Times New Roman"/><w:b/><w:bCs w:val="0"/><w:i/><w:iCs w:val="0"/><w:sz w:val="26"/><w:szCs w:val="26"/></w:rPr><w:t>{MucPhiPhucVu}</w:t></w:r><w:r><w:rPr><w:rFonts w:ascii="Times New Roman" w:hAnsi="Times New Roman"/><w:b/><w:i/><w:sz w:val="26"/><w:szCs w:val="26"/></w:rPr><w:t xml:space="preserve"> Phí phục vụ &amp; </w:t></w:r><w:r><w:rPr><w:rFonts w:ascii="Times New Roman" w:hAnsi="Times New Roman"/><w:b/><w:i/><w:sz w:val="26"/><w:szCs w:val="26"/><w:lang w:val="vi-VN"/></w:rPr><w:t>thuế GTGT theo quy định nhà nước</w:t></w:r></w:p><w:p><w:pPr><w:shd w:val="clear" w:color="auto" w:fill="FFFFFF" w:themeFill="background1"/><w:spacing w:line="312" w:lineRule="auto"/><w:contextualSpacing/><w:jc w:val="both"/><w:rPr><w:rFonts w:ascii="Times New Roman" w:hAnsi="Times New Roman"/><w:b/><w:i/><w:sz w:val="26"/><w:szCs w:val="26"/></w:rPr></w:pPr></w:p><w:p><w:pPr><w:shd w:val="clear" w:color="auto" w:fill="FFFFFF" w:themeFill="background1"/><w:spacing w:line="360" w:lineRule="auto"/><w:ind w:left="320" w:leftChars="100"/><w:jc w:val="both"/><w:rPr><w:rFonts w:ascii="Times New Roman" w:hAnsi="Times New Roman" w:eastAsia="TimesNewRomanPS-BoldMT"/><w:b/><w:bCs/><w:sz w:val="26"/><w:szCs w:val="26"/><w:lang w:eastAsia="zh-CN" w:bidi="ar"/></w:rPr></w:pPr><w:r><w:rPr><w:rFonts w:ascii="Times New Roman" w:hAnsi="Times New Roman" w:eastAsia="TimesNewRomanPS-BoldMT"/><w:b/><w:bCs/><w:sz w:val="26"/><w:szCs w:val="26"/><w:lang w:eastAsia="zh-CN" w:bidi="ar"/></w:rPr><w:t xml:space="preserve">2.3 Các dịch vụ khác nếu Bên B sử dụng: </w:t></w:r></w:p><w:tbl><w:tblPr><w:tblStyle w:val="11"/><w:tblW w:w="0" w:type="auto"/><w:tblInd w:w="0" w:type="dxa"/><w:tblBorders><w:top w:val="none" w:color="auto" w:sz="0" w:space="0"/><w:left w:val="none" w:color="auto" w:sz="0" w:space="0"/><w:bottom w:val="none" w:color="auto" w:sz="0" w:space="0"/><w:right w:val="none" w:color="auto" w:sz="0" w:space="0"/><w:insideH w:val="none" w:color="auto" w:sz="0" w:space="0"/><w:insideV w:val="none" w:color="auto" w:sz="0" w:space="0"/></w:tblBorders><w:tblLayout w:type="autofit"/><w:tblCellMar><w:top w:w="0" w:type="dxa"/><w:left w:w="108" w:type="dxa"/><w:bottom w:w="0" w:type="dxa"/><w:right w:w="108" w:type="dxa"/></w:tblCellMar></w:tblPr><w:tblGrid><w:gridCol w:w="5134"/><w:gridCol w:w="5001"/></w:tblGrid><w:tr><w:tblPrEx><w:tblBorders><w:top w:val="none" w:color="auto" w:sz="0" w:space="0"/><w:left w:val="none" w:color="auto" w:sz="0" w:space="0"/><w:bottom w:val="none" w:color="auto" w:sz="0" w:space="0"/><w:right w:val="none" w:color="auto" w:sz="0" w:space="0"/><w:insideH w:val="none" w:color="auto" w:sz="0" w:space="0"/><w:insideV w:val="none" w:color="auto" w:sz="0" w:space="0"/></w:tblBorders><w:tblCellMar><w:top w:w="0" w:type="dxa"/><w:left w:w="108" w:type="dxa"/><w:bottom w:w="0" w:type="dxa"/><w:right w:w="108" w:type="dxa"/></w:tblCellMar></w:tblPrEx><w:tc><w:tcPr><w:tcW w:w="5134" w:type="dxa"/></w:tcPr><w:p><w:pPr><w:shd w:val="clear" w:color="auto" w:fill="FFFFFF" w:themeFill="background1"/><w:spacing w:line="360" w:lineRule="auto"/><w:jc w:val="both"/><w:rPr><w:rFonts w:ascii="Times New Roman" w:hAnsi="Times New Roman" w:eastAsia="TimesNewRomanPS-BoldMT"/><w:b/><w:bCs/><w:sz w:val="26"/><w:szCs w:val="26"/><w:lang w:eastAsia="zh-CN" w:bidi="ar"/></w:rPr></w:pPr><w:r><w:rPr><w:rFonts w:ascii="Times New Roman" w:hAnsi="Times New Roman" w:eastAsia="SimSun"/><w:sz w:val="26"/><w:szCs w:val="26"/><w:lang w:eastAsia="zh-CN" w:bidi="ar"/></w:rPr><w:t>Thuê sảnh phát sinh ngoài thời gian hợp đồng</w:t></w:r></w:p></w:tc><w:tc><w:tcPr><w:tcW w:w="5001" w:type="dxa"/></w:tcPr><w:p><w:pPr><w:shd w:val="clear" w:color="auto" w:fill="FFFFFF" w:themeFill="background1"/><w:spacing w:line="360" w:lineRule="auto"/><w:jc w:val="both"/><w:rPr><w:rFonts w:ascii="Times New Roman" w:hAnsi="Times New Roman" w:eastAsia="TimesNewRomanPS-BoldMT"/><w:b/><w:bCs/><w:sz w:val="26"/><w:szCs w:val="26"/><w:lang w:eastAsia="zh-CN" w:bidi="ar"/></w:rPr></w:pPr><w:r><w:rPr><w:rFonts w:ascii="Times New Roman" w:hAnsi="Times New Roman" w:eastAsia="SimSun"/><w:sz w:val="26"/><w:szCs w:val="26"/><w:lang w:eastAsia="zh-CN" w:bidi="ar"/></w:rPr><w:t xml:space="preserve">…. VNĐ++/giờ/sảnh </w:t></w:r></w:p></w:tc></w:tr><w:tr><w:tblPrEx><w:tblBorders><w:top w:val="none" w:color="auto" w:sz="0" w:space="0"/><w:left w:val="none" w:color="auto" w:sz="0" w:space="0"/><w:bottom w:val="none" w:color="auto" w:sz="0" w:space="0"/><w:right w:val="none" w:color="auto" w:sz="0" w:space="0"/><w:insideH w:val="none" w:color="auto" w:sz="0" w:space="0"/><w:insideV w:val="none" w:color="auto" w:sz="0" w:space="0"/></w:tblBorders><w:tblCellMar><w:top w:w="0" w:type="dxa"/><w:left w:w="108" w:type="dxa"/><w:bottom w:w="0" w:type="dxa"/><w:right w:w="108" w:type="dxa"/></w:tblCellMar></w:tblPrEx><w:tc><w:tcPr><w:tcW w:w="5134" w:type="dxa"/></w:tcPr><w:p><w:pPr><w:shd w:val="clear" w:color="auto" w:fill="FFFFFF" w:themeFill="background1"/><w:spacing w:line="360" w:lineRule="auto"/><w:jc w:val="both"/><w:rPr><w:rFonts w:ascii="Times New Roman" w:hAnsi="Times New Roman" w:eastAsia="TimesNewRomanPS-BoldMT"/><w:b/><w:bCs/><w:sz w:val="26"/><w:szCs w:val="26"/><w:lang w:eastAsia="zh-CN" w:bidi="ar"/></w:rPr></w:pPr><w:r><w:rPr><w:rFonts w:ascii="Times New Roman" w:hAnsi="Times New Roman" w:eastAsia="SimSun"/><w:sz w:val="26"/><w:szCs w:val="26"/><w:lang w:eastAsia="zh-CN" w:bidi="ar"/></w:rPr><w:t>Phí mở máy lạnh trong thời gian setup</w:t></w:r></w:p></w:tc><w:tc><w:tcPr><w:tcW w:w="5001" w:type="dxa"/></w:tcPr><w:p><w:pPr><w:shd w:val="clear" w:color="auto" w:fill="FFFFFF" w:themeFill="background1"/><w:spacing w:line="360" w:lineRule="auto"/><w:jc w:val="both"/><w:rPr><w:rFonts w:ascii="Times New Roman" w:hAnsi="Times New Roman" w:eastAsia="TimesNewRomanPS-BoldMT"/><w:b/><w:bCs/><w:sz w:val="26"/><w:szCs w:val="26"/><w:lang w:eastAsia="zh-CN" w:bidi="ar"/></w:rPr></w:pPr><w:r><w:rPr><w:rFonts w:ascii="Times New Roman" w:hAnsi="Times New Roman" w:eastAsia="SimSun"/><w:sz w:val="26"/><w:szCs w:val="26"/><w:lang w:eastAsia="zh-CN" w:bidi="ar"/></w:rPr><w:t xml:space="preserve">…VNĐ++/giờ/sảnh </w:t></w:r></w:p></w:tc></w:tr><w:tr><w:tblPrEx><w:tblBorders><w:top w:val="none" w:color="auto" w:sz="0" w:space="0"/><w:left w:val="none" w:color="auto" w:sz="0" w:space="0"/><w:bottom w:val="none" w:color="auto" w:sz="0" w:space="0"/><w:right w:val="none" w:color="auto" w:sz="0" w:space="0"/><w:insideH w:val="none" w:color="auto" w:sz="0" w:space="0"/><w:insideV w:val="none" w:color="auto" w:sz="0" w:space="0"/></w:tblBorders><w:tblCellMar><w:top w:w="0" w:type="dxa"/><w:left w:w="108" w:type="dxa"/><w:bottom w:w="0" w:type="dxa"/><w:right w:w="108" w:type="dxa"/></w:tblCellMar></w:tblPrEx><w:tc><w:tcPr><w:tcW w:w="5134" w:type="dxa"/></w:tcPr><w:p><w:pPr><w:shd w:val="clear" w:color="auto" w:fill="FFFFFF" w:themeFill="background1"/><w:spacing w:line="360" w:lineRule="auto"/><w:jc w:val="both"/><w:rPr><w:rFonts w:ascii="Times New Roman" w:hAnsi="Times New Roman" w:eastAsia="SimSun"/><w:sz w:val="26"/><w:szCs w:val="26"/><w:lang w:eastAsia="zh-CN" w:bidi="ar"/></w:rPr></w:pPr><w:r><w:rPr><w:rFonts w:ascii="Times New Roman" w:hAnsi="Times New Roman" w:eastAsia="SimSun"/><w:sz w:val="26"/><w:szCs w:val="26"/><w:lang w:eastAsia="zh-CN" w:bidi="ar"/></w:rPr><w:t xml:space="preserve">Micro không dây </w:t></w:r></w:p></w:tc><w:tc><w:tcPr><w:tcW w:w="5001" w:type="dxa"/></w:tcPr><w:p><w:pPr><w:shd w:val="clear" w:color="auto" w:fill="FFFFFF" w:themeFill="background1"/><w:spacing w:line="360" w:lineRule="auto"/><w:jc w:val="both"/><w:rPr><w:rFonts w:ascii="Times New Roman" w:hAnsi="Times New Roman" w:eastAsia="SimSun"/><w:sz w:val="26"/><w:szCs w:val="26"/><w:lang w:eastAsia="zh-CN" w:bidi="ar"/></w:rPr></w:pPr><w:r><w:rPr><w:rFonts w:ascii="Times New Roman" w:hAnsi="Times New Roman" w:eastAsia="SimSun"/><w:sz w:val="26"/><w:szCs w:val="26"/><w:lang w:eastAsia="zh-CN" w:bidi="ar"/></w:rPr><w:t>…..VNĐ++/cặp</w:t></w:r></w:p></w:tc></w:tr><w:tr><w:tblPrEx><w:tblBorders><w:top w:val="none" w:color="auto" w:sz="0" w:space="0"/><w:left w:val="none" w:color="auto" w:sz="0" w:space="0"/><w:bottom w:val="none" w:color="auto" w:sz="0" w:space="0"/><w:right w:val="none" w:color="auto" w:sz="0" w:space="0"/><w:insideH w:val="none" w:color="auto" w:sz="0" w:space="0"/><w:insideV w:val="none" w:color="auto" w:sz="0" w:space="0"/></w:tblBorders><w:tblCellMar><w:top w:w="0" w:type="dxa"/><w:left w:w="108" w:type="dxa"/><w:bottom w:w="0" w:type="dxa"/><w:right w:w="108" w:type="dxa"/></w:tblCellMar></w:tblPrEx><w:tc><w:tcPr><w:tcW w:w="5134" w:type="dxa"/></w:tcPr><w:p><w:pPr><w:shd w:val="clear" w:color="auto" w:fill="FFFFFF" w:themeFill="background1"/><w:spacing w:line="360" w:lineRule="auto"/><w:jc w:val="both"/><w:rPr><w:rFonts w:ascii="Times New Roman" w:hAnsi="Times New Roman" w:eastAsia="SimSun"/><w:sz w:val="26"/><w:szCs w:val="26"/><w:lang w:eastAsia="zh-CN" w:bidi="ar"/></w:rPr></w:pPr><w:r><w:rPr><w:rFonts w:ascii="Times New Roman" w:hAnsi="Times New Roman" w:eastAsia="SimSun"/><w:sz w:val="26"/><w:szCs w:val="26"/><w:lang w:eastAsia="zh-CN" w:bidi="ar"/></w:rPr><w:t>Âm thanh màn hình LCD 2 tiếng trong tiệc</w:t></w:r></w:p></w:tc><w:tc><w:tcPr><w:tcW w:w="5001" w:type="dxa"/></w:tcPr><w:p><w:pPr><w:shd w:val="clear" w:color="auto" w:fill="FFFFFF" w:themeFill="background1"/><w:spacing w:line="360" w:lineRule="auto"/><w:jc w:val="both"/><w:rPr><w:rFonts w:ascii="Times New Roman" w:hAnsi="Times New Roman" w:eastAsia="SimSun"/><w:sz w:val="26"/><w:szCs w:val="26"/><w:lang w:eastAsia="zh-CN" w:bidi="ar"/></w:rPr></w:pPr><w:r><w:rPr><w:rFonts w:ascii="Times New Roman" w:hAnsi="Times New Roman" w:eastAsia="SimSun"/><w:sz w:val="26"/><w:szCs w:val="26"/><w:lang w:eastAsia="zh-CN" w:bidi="ar"/></w:rPr><w:t>……</w:t></w:r></w:p></w:tc></w:tr><w:tr><w:tblPrEx><w:tblBorders><w:top w:val="none" w:color="auto" w:sz="0" w:space="0"/><w:left w:val="none" w:color="auto" w:sz="0" w:space="0"/><w:bottom w:val="none" w:color="auto" w:sz="0" w:space="0"/><w:right w:val="none" w:color="auto" w:sz="0" w:space="0"/><w:insideH w:val="none" w:color="auto" w:sz="0" w:space="0"/><w:insideV w:val="none" w:color="auto" w:sz="0" w:space="0"/></w:tblBorders><w:tblCellMar><w:top w:w="0" w:type="dxa"/><w:left w:w="108" w:type="dxa"/><w:bottom w:w="0" w:type="dxa"/><w:right w:w="108" w:type="dxa"/></w:tblCellMar></w:tblPrEx><w:tc><w:tcPr><w:tcW w:w="5134" w:type="dxa"/></w:tcPr><w:p><w:pPr><w:shd w:val="clear" w:color="auto" w:fill="FFFFFF" w:themeFill="background1"/><w:spacing w:line="360" w:lineRule="auto"/><w:jc w:val="both"/><w:rPr><w:rFonts w:ascii="Times New Roman" w:hAnsi="Times New Roman" w:eastAsia="SimSun"/><w:sz w:val="26"/><w:szCs w:val="26"/><w:lang w:eastAsia="zh-CN" w:bidi="ar"/></w:rPr></w:pPr><w:r><w:rPr><w:rFonts w:ascii="Times New Roman" w:hAnsi="Times New Roman" w:eastAsia="SimSun"/><w:sz w:val="26"/><w:szCs w:val="26"/><w:lang w:eastAsia="zh-CN" w:bidi="ar"/></w:rPr><w:t>Phí phục vụ rượu mạnh mang bên ngoài vào</w:t></w:r></w:p></w:tc><w:tc><w:tcPr><w:tcW w:w="5001" w:type="dxa"/></w:tcPr><w:p><w:pPr><w:shd w:val="clear" w:color="auto" w:fill="FFFFFF" w:themeFill="background1"/><w:spacing w:line="360" w:lineRule="auto"/><w:jc w:val="both"/><w:rPr><w:rFonts w:ascii="Times New Roman" w:hAnsi="Times New Roman" w:eastAsia="SimSun"/><w:sz w:val="26"/><w:szCs w:val="26"/><w:lang w:eastAsia="zh-CN" w:bidi="ar"/></w:rPr></w:pPr><w:r><w:rPr><w:rFonts w:ascii="Times New Roman" w:hAnsi="Times New Roman" w:eastAsia="SimSun"/><w:sz w:val="26"/><w:szCs w:val="26"/><w:lang w:eastAsia="zh-CN" w:bidi="ar"/></w:rPr><w:t>……</w:t></w:r></w:p></w:tc></w:tr><w:tr><w:tblPrEx><w:tblBorders><w:top w:val="none" w:color="auto" w:sz="0" w:space="0"/><w:left w:val="none" w:color="auto" w:sz="0" w:space="0"/><w:bottom w:val="none" w:color="auto" w:sz="0" w:space="0"/><w:right w:val="none" w:color="auto" w:sz="0" w:space="0"/><w:insideH w:val="none" w:color="auto" w:sz="0" w:space="0"/><w:insideV w:val="none" w:color="auto" w:sz="0" w:space="0"/></w:tblBorders><w:tblCellMar><w:top w:w="0" w:type="dxa"/><w:left w:w="108" w:type="dxa"/><w:bottom w:w="0" w:type="dxa"/><w:right w:w="108" w:type="dxa"/></w:tblCellMar></w:tblPrEx><w:tc><w:tcPr><w:tcW w:w="5134" w:type="dxa"/></w:tcPr><w:p><w:pPr><w:shd w:val="clear" w:color="auto" w:fill="FFFFFF" w:themeFill="background1"/><w:spacing w:line="360" w:lineRule="auto"/><w:jc w:val="both"/><w:rPr><w:rFonts w:ascii="Times New Roman" w:hAnsi="Times New Roman" w:eastAsia="SimSun"/><w:sz w:val="26"/><w:szCs w:val="26"/><w:lang w:eastAsia="zh-CN" w:bidi="ar"/></w:rPr></w:pPr><w:r><w:rPr><w:rFonts w:ascii="Times New Roman" w:hAnsi="Times New Roman" w:eastAsia="SimSun"/><w:sz w:val="26"/><w:szCs w:val="26"/><w:lang w:eastAsia="zh-CN" w:bidi="ar"/></w:rPr><w:t>Phí phục vụ rượu vang đem bên ngoài vào</w:t></w:r></w:p></w:tc><w:tc><w:tcPr><w:tcW w:w="5001" w:type="dxa"/></w:tcPr><w:p><w:pPr><w:shd w:val="clear" w:color="auto" w:fill="FFFFFF" w:themeFill="background1"/><w:spacing w:line="360" w:lineRule="auto"/><w:jc w:val="both"/><w:rPr><w:rFonts w:ascii="Times New Roman" w:hAnsi="Times New Roman" w:eastAsia="SimSun"/><w:sz w:val="26"/><w:szCs w:val="26"/><w:lang w:eastAsia="zh-CN" w:bidi="ar"/></w:rPr></w:pPr><w:r><w:rPr><w:rFonts w:ascii="Times New Roman" w:hAnsi="Times New Roman" w:eastAsia="SimSun"/><w:sz w:val="26"/><w:szCs w:val="26"/><w:lang w:eastAsia="zh-CN" w:bidi="ar"/></w:rPr><w:t>……</w:t></w:r></w:p></w:tc></w:tr><w:tr><w:tblPrEx><w:tblBorders><w:top w:val="none" w:color="auto" w:sz="0" w:space="0"/><w:left w:val="none" w:color="auto" w:sz="0" w:space="0"/><w:bottom w:val="none" w:color="auto" w:sz="0" w:space="0"/><w:right w:val="none" w:color="auto" w:sz="0" w:space="0"/><w:insideH w:val="none" w:color="auto" w:sz="0" w:space="0"/><w:insideV w:val="none" w:color="auto" w:sz="0" w:space="0"/></w:tblBorders><w:tblCellMar><w:top w:w="0" w:type="dxa"/><w:left w:w="108" w:type="dxa"/><w:bottom w:w="0" w:type="dxa"/><w:right w:w="108" w:type="dxa"/></w:tblCellMar></w:tblPrEx><w:tc><w:tcPr><w:tcW w:w="5134" w:type="dxa"/></w:tcPr><w:p><w:pPr><w:shd w:val="clear" w:color="auto" w:fill="FFFFFF" w:themeFill="background1"/><w:spacing w:line="360" w:lineRule="auto"/><w:jc w:val="both"/><w:rPr><w:rFonts w:ascii="Times New Roman" w:hAnsi="Times New Roman" w:eastAsia="SimSun"/><w:sz w:val="26"/><w:szCs w:val="26"/><w:lang w:eastAsia="zh-CN" w:bidi="ar"/></w:rPr></w:pPr><w:r><w:rPr><w:rFonts w:ascii="Times New Roman" w:hAnsi="Times New Roman" w:eastAsia="SimSun"/><w:sz w:val="26"/><w:szCs w:val="26"/><w:lang w:eastAsia="zh-CN" w:bidi="ar"/></w:rPr><w:t>Phí phục vụ các loại bia đem bên ngoài vào</w:t></w:r></w:p></w:tc><w:tc><w:tcPr><w:tcW w:w="5001" w:type="dxa"/></w:tcPr><w:p><w:pPr><w:shd w:val="clear" w:color="auto" w:fill="FFFFFF" w:themeFill="background1"/><w:spacing w:line="360" w:lineRule="auto"/><w:jc w:val="both"/><w:rPr><w:rFonts w:ascii="Times New Roman" w:hAnsi="Times New Roman" w:eastAsia="SimSun"/><w:sz w:val="26"/><w:szCs w:val="26"/><w:lang w:eastAsia="zh-CN" w:bidi="ar"/></w:rPr></w:pPr><w:r><w:rPr><w:rFonts w:ascii="Times New Roman" w:hAnsi="Times New Roman" w:eastAsia="SimSun"/><w:sz w:val="26"/><w:szCs w:val="26"/><w:lang w:eastAsia="zh-CN" w:bidi="ar"/></w:rPr><w:t>….</w:t></w:r></w:p></w:tc></w:tr><w:tr><w:tblPrEx><w:tblBorders><w:top w:val="none" w:color="auto" w:sz="0" w:space="0"/><w:left w:val="none" w:color="auto" w:sz="0" w:space="0"/><w:bottom w:val="none" w:color="auto" w:sz="0" w:space="0"/><w:right w:val="none" w:color="auto" w:sz="0" w:space="0"/><w:insideH w:val="none" w:color="auto" w:sz="0" w:space="0"/><w:insideV w:val="none" w:color="auto" w:sz="0" w:space="0"/></w:tblBorders><w:tblCellMar><w:top w:w="0" w:type="dxa"/><w:left w:w="108" w:type="dxa"/><w:bottom w:w="0" w:type="dxa"/><w:right w:w="108" w:type="dxa"/></w:tblCellMar></w:tblPrEx><w:tc><w:tcPr><w:tcW w:w="5134" w:type="dxa"/></w:tcPr><w:p><w:pPr><w:shd w:val="clear" w:color="auto" w:fill="FFFFFF" w:themeFill="background1"/><w:spacing w:line="360" w:lineRule="auto"/><w:jc w:val="both"/><w:rPr><w:rFonts w:ascii="Times New Roman" w:hAnsi="Times New Roman" w:eastAsia="SimSun"/><w:sz w:val="26"/><w:szCs w:val="26"/><w:lang w:eastAsia="zh-CN" w:bidi="ar"/></w:rPr></w:pPr><w:r><w:rPr><w:rFonts w:ascii="Times New Roman" w:hAnsi="Times New Roman" w:eastAsia="SimSun"/><w:sz w:val="26"/><w:szCs w:val="26"/><w:lang w:eastAsia="zh-CN" w:bidi="ar"/></w:rPr><w:t>Nước ngọt, nước suối các loại đem bên ngoài vào</w:t></w:r></w:p></w:tc><w:tc><w:tcPr><w:tcW w:w="5001" w:type="dxa"/></w:tcPr><w:p><w:pPr><w:shd w:val="clear" w:color="auto" w:fill="FFFFFF" w:themeFill="background1"/><w:spacing w:line="360" w:lineRule="auto"/><w:jc w:val="both"/><w:rPr><w:rFonts w:ascii="Times New Roman" w:hAnsi="Times New Roman" w:eastAsia="SimSun"/><w:sz w:val="26"/><w:szCs w:val="26"/><w:lang w:eastAsia="zh-CN" w:bidi="ar"/></w:rPr></w:pPr><w:r><w:rPr><w:rFonts w:ascii="Times New Roman" w:hAnsi="Times New Roman" w:eastAsia="SimSun"/><w:sz w:val="26"/><w:szCs w:val="26"/><w:lang w:eastAsia="zh-CN" w:bidi="ar"/></w:rPr><w:t>…..</w:t></w:r></w:p></w:tc></w:tr></w:tbl><w:p><w:pPr><w:shd w:val="clear" w:color="auto" w:fill="FFFFFF" w:themeFill="background1"/><w:spacing w:line="360" w:lineRule="auto"/><w:ind w:left="320" w:leftChars="100"/><w:jc w:val="both"/><w:rPr><w:rFonts w:ascii="Times New Roman" w:hAnsi="Times New Roman" w:eastAsia="TimesNewRomanPS-BoldMT"/><w:b/><w:bCs/><w:sz w:val="26"/><w:szCs w:val="26"/><w:lang w:eastAsia="zh-CN" w:bidi="ar"/></w:rPr></w:pPr></w:p><w:p><w:pPr><w:pStyle w:val="13"/><w:numPr><w:ilvl w:val="0"/><w:numId w:val="1"/></w:numPr><w:shd w:val="clear" w:color="auto" w:fill="FFFFFF" w:themeFill="background1"/><w:tabs><w:tab w:val="left" w:pos="420"/></w:tabs><w:spacing w:line="240" w:lineRule="auto"/><w:jc w:val="both"/><w:rPr><w:rFonts w:ascii="Times New Roman" w:hAnsi="Times New Roman"/><w:sz w:val="26"/><w:szCs w:val="26"/></w:rPr></w:pPr><w:r><w:rPr><w:rFonts w:ascii="Times New Roman" w:hAnsi="Times New Roman" w:eastAsia="TimesNewRomanPS-BoldMT"/><w:b/><w:bCs/><w:sz w:val="26"/><w:szCs w:val="26"/><w:lang w:eastAsia="zh-CN" w:bidi="ar"/></w:rPr><w:t xml:space="preserve">Tất cả giá trên chưa bao gồm </w:t></w:r><w:r><w:rPr><w:rFonts w:hint="default" w:ascii="Times New Roman" w:hAnsi="Times New Roman" w:eastAsia="SimSun" w:cs="Times New Roman"/><w:b/><w:bCs w:val="0"/><w:i/><w:iCs w:val="0"/><w:sz w:val="26"/><w:szCs w:val="26"/></w:rPr><w:t>{MucPhiPhucVu}</w:t></w:r><w:r><w:rPr><w:rFonts w:ascii="Times New Roman" w:hAnsi="Times New Roman" w:eastAsia="TimesNewRomanPS-BoldMT"/><w:b/><w:bCs/><w:sz w:val="26"/><w:szCs w:val="26"/><w:lang w:eastAsia="zh-CN" w:bidi="ar"/></w:rPr><w:t xml:space="preserve"> Phí phục vụ &amp; thuế GTGT theo quy định nhà nước </w:t></w:r></w:p><w:p><w:pPr><w:pStyle w:val="13"/><w:numPr><w:ilvl w:val="0"/><w:numId w:val="1"/></w:numPr><w:shd w:val="clear" w:color="auto" w:fill="FFFFFF" w:themeFill="background1"/><w:tabs><w:tab w:val="left" w:pos="420"/></w:tabs><w:spacing w:line="240" w:lineRule="auto"/><w:jc w:val="both"/><w:rPr><w:rFonts w:ascii="Times New Roman" w:hAnsi="Times New Roman" w:eastAsia="SimSun"/><w:sz w:val="26"/><w:szCs w:val="26"/><w:lang w:eastAsia="zh-CN" w:bidi="ar"/></w:rPr></w:pPr><w:r><w:rPr><w:rFonts w:ascii="Times New Roman" w:hAnsi="Times New Roman" w:eastAsia="SimSun"/><w:sz w:val="26"/><w:szCs w:val="26"/><w:lang w:eastAsia="zh-CN" w:bidi="ar"/></w:rPr><w:t>Đơn giá nêu trong Hợp đồng này là cố định và không thay đổi trong suốt thời gian thực hiện Hợp đồng đối với phạm vi dịch vụ đã được hai Bên thống nhất.</w:t></w:r></w:p><w:p><w:pPr><w:numPr><w:ilvl w:val="0"/><w:numId w:val="2"/></w:numPr><w:shd w:val="clear" w:color="auto" w:fill="FFFFFF" w:themeFill="background1"/><w:spacing w:line="360" w:lineRule="auto"/><w:ind w:left="320" w:leftChars="100"/><w:jc w:val="both"/><w:rPr><w:rFonts w:ascii="Times New Roman" w:hAnsi="Times New Roman" w:eastAsia="SimSun"/><w:sz w:val="26"/><w:szCs w:val="26"/><w:lang w:eastAsia="zh-CN" w:bidi="ar"/></w:rPr></w:pPr><w:r><w:rPr><w:rFonts w:ascii="Times New Roman" w:hAnsi="Times New Roman" w:eastAsia="TimesNewRomanPS-BoldMT"/><w:b/><w:bCs/><w:sz w:val="26"/><w:szCs w:val="26"/><w:lang w:eastAsia="zh-CN" w:bidi="ar"/></w:rPr><w:t>Tổng giá trị Hợp đồng tạm tính:</w:t></w:r></w:p><w:tbl><w:tblPr><w:tblStyle w:val="11"/><w:tblpPr w:leftFromText="180" w:rightFromText="180" w:vertAnchor="text" w:horzAnchor="page" w:tblpX="1020" w:tblpY="449"/><w:tblOverlap w:val="never"/><w:tblW w:w="10836" w:type="dxa"/><w:tblInd w:w="0" w:type="dxa"/><w:tblBorders><w:top w:val="single" w:color="auto" w:sz="4" w:space="0"/><w:left w:val="single" w:color="auto" w:sz="4" w:space="0"/><w:bottom w:val="single" w:color="auto" w:sz="4" w:space="0"/><w:right w:val="single" w:color="auto" w:sz="4" w:space="0"/><w:insideH w:val="single" w:color="auto" w:sz="4" w:space="0"/><w:insideV w:val="single" w:color="auto" w:sz="4" w:space="0"/></w:tblBorders><w:tblLayout w:type="fixed"/><w:tblCellMar><w:top w:w="0" w:type="dxa"/><w:left w:w="108" w:type="dxa"/><w:bottom w:w="0" w:type="dxa"/><w:right w:w="108" w:type="dxa"/></w:tblCellMar></w:tblPr><w:tblGrid><w:gridCol w:w="1602"/><w:gridCol w:w="1018"/><w:gridCol w:w="1512"/><w:gridCol w:w="940"/><w:gridCol w:w="1360"/><w:gridCol w:w="1230"/><w:gridCol w:w="1298"/><w:gridCol w:w="1876"/></w:tblGrid><w:tr><w:tblPrEx><w:tblBorders><w:top w:val="single" w:color="auto" w:sz="4" w:space="0"/><w:left w:val="single" w:color="auto" w:sz="4" w:space="0"/><w:bottom w:val="single" w:color="auto" w:sz="4" w:space="0"/><w:right w:val="single" w:color="auto" w:sz="4" w:space="0"/><w:insideH w:val="single" w:color="auto" w:sz="4" w:space="0"/><w:insideV w:val="single" w:color="auto" w:sz="4" w:space="0"/></w:tblBorders><w:tblCellMar><w:top w:w="0" w:type="dxa"/><w:left w:w="108" w:type="dxa"/><w:bottom w:w="0" w:type="dxa"/><w:right w:w="108" w:type="dxa"/></w:tblCellMar></w:tblPrEx><w:trPr><w:trHeight w:val="863" w:hRule="atLeast"/></w:trPr><w:tc><w:tcPr><w:tcW w:w="1602" w:type="dxa"/><w:vAlign w:val="center"/></w:tcPr><w:p><w:pPr><w:shd w:val="clear" w:color="auto" w:fill="FFFFFF" w:themeFill="background1"/><w:spacing w:line="312" w:lineRule="auto"/><w:ind w:left="320" w:leftChars="100"/><w:jc w:val="center"/><w:rPr><w:rFonts w:ascii="Times New Roman" w:hAnsi="Times New Roman"/><w:b/><w:bCs/><w:sz w:val="24"/><w:szCs w:val="24"/></w:rPr></w:pPr><w:r><w:rPr><w:rFonts w:ascii="Times New Roman" w:hAnsi="Times New Roman"/><w:b/><w:bCs/><w:sz w:val="24"/><w:szCs w:val="24"/></w:rPr><w:t>STT</w:t></w:r></w:p></w:tc><w:tc><w:tcPr><w:tcW w:w="1018" w:type="dxa"/><w:vAlign w:val="center"/></w:tcPr><w:p><w:pPr><w:shd w:val="clear" w:color="auto" w:fill="FFFFFF" w:themeFill="background1"/><w:spacing w:line="312" w:lineRule="auto"/><w:ind w:left="320" w:leftChars="100"/><w:jc w:val="center"/><w:rPr><w:rFonts w:ascii="Times New Roman" w:hAnsi="Times New Roman"/><w:b/><w:bCs/><w:sz w:val="24"/><w:szCs w:val="24"/></w:rPr></w:pPr><w:r><w:rPr><w:rFonts w:ascii="Times New Roman" w:hAnsi="Times New Roman"/><w:b/><w:bCs/><w:sz w:val="24"/><w:szCs w:val="24"/></w:rPr><w:t>Dịch vụ</w:t></w:r></w:p></w:tc><w:tc><w:tcPr><w:tcW w:w="1512" w:type="dxa"/><w:vAlign w:val="center"/></w:tcPr><w:p><w:pPr><w:shd w:val="clear" w:color="auto" w:fill="FFFFFF" w:themeFill="background1"/><w:spacing w:line="312" w:lineRule="auto"/><w:ind w:left="320" w:leftChars="100"/><w:jc w:val="center"/><w:rPr><w:rFonts w:ascii="Times New Roman" w:hAnsi="Times New Roman"/><w:b/><w:bCs/><w:sz w:val="24"/><w:szCs w:val="24"/></w:rPr></w:pPr><w:r><w:rPr><w:rFonts w:ascii="Times New Roman" w:hAnsi="Times New Roman"/><w:b/><w:bCs/><w:sz w:val="24"/><w:szCs w:val="24"/></w:rPr><w:t>Nội dung</w:t></w:r></w:p></w:tc><w:tc><w:tcPr><w:tcW w:w="940" w:type="dxa"/><w:vAlign w:val="center"/></w:tcPr><w:p><w:pPr><w:shd w:val="clear" w:color="auto" w:fill="FFFFFF" w:themeFill="background1"/><w:spacing w:line="312" w:lineRule="auto"/><w:ind w:left="320" w:leftChars="100"/><w:jc w:val="center"/><w:rPr><w:rFonts w:ascii="Times New Roman" w:hAnsi="Times New Roman"/><w:b/><w:bCs/><w:sz w:val="24"/><w:szCs w:val="24"/></w:rPr></w:pPr><w:r><w:rPr><w:rFonts w:ascii="Times New Roman" w:hAnsi="Times New Roman"/><w:b/><w:bCs/><w:sz w:val="24"/><w:szCs w:val="24"/></w:rPr><w:t>ĐVT</w:t></w:r></w:p></w:tc><w:tc><w:tcPr><w:tcW w:w="1360" w:type="dxa"/><w:vAlign w:val="center"/></w:tcPr><w:p><w:pPr><w:shd w:val="clear" w:color="auto" w:fill="FFFFFF" w:themeFill="background1"/><w:spacing w:line="312" w:lineRule="auto"/><w:ind w:left="320" w:leftChars="100"/><w:jc w:val="center"/><w:rPr><w:rFonts w:ascii="Times New Roman" w:hAnsi="Times New Roman"/><w:b/><w:bCs/><w:sz w:val="24"/><w:szCs w:val="24"/></w:rPr></w:pPr><w:r><w:rPr><w:rFonts w:ascii="Times New Roman" w:hAnsi="Times New Roman"/><w:b/><w:bCs/><w:sz w:val="24"/><w:szCs w:val="24"/></w:rPr><w:t>SL</w:t></w:r></w:p></w:tc><w:tc><w:tcPr><w:tcW w:w="1230" w:type="dxa"/><w:vAlign w:val="center"/></w:tcPr><w:p><w:pPr><w:shd w:val="clear" w:color="auto" w:fill="FFFFFF" w:themeFill="background1"/><w:spacing w:line="312" w:lineRule="auto"/><w:jc w:val="center"/><w:rPr><w:rFonts w:ascii="Times New Roman" w:hAnsi="Times New Roman"/><w:b/><w:bCs/><w:sz w:val="24"/><w:szCs w:val="24"/></w:rPr></w:pPr><w:r><w:rPr><w:rFonts w:ascii="Times New Roman" w:hAnsi="Times New Roman"/><w:b/><w:bCs/><w:sz w:val="24"/><w:szCs w:val="24"/></w:rPr><w:t>Đơn giá</w:t></w:r></w:p><w:p><w:pPr><w:shd w:val="clear" w:color="auto" w:fill="FFFFFF" w:themeFill="background1"/><w:spacing w:line="312" w:lineRule="auto"/><w:ind w:left="320" w:leftChars="100"/><w:jc w:val="center"/><w:rPr><w:rFonts w:ascii="Times New Roman" w:hAnsi="Times New Roman"/><w:b/><w:bCs/><w:sz w:val="24"/><w:szCs w:val="24"/></w:rPr></w:pPr><w:r><w:rPr><w:rFonts w:ascii="Times New Roman" w:hAnsi="Times New Roman"/><w:b/><w:bCs/><w:sz w:val="24"/><w:szCs w:val="24"/></w:rPr><w:t>VNĐ</w:t></w:r></w:p></w:tc><w:tc><w:tcPr><w:tcW w:w="1298" w:type="dxa"/><w:vAlign w:val="center"/></w:tcPr><w:p><w:pPr><w:shd w:val="clear" w:color="auto" w:fill="FFFFFF" w:themeFill="background1"/><w:spacing w:line="312" w:lineRule="auto"/><w:ind w:left="320" w:leftChars="100"/><w:jc w:val="center"/><w:rPr><w:rFonts w:ascii="Times New Roman" w:hAnsi="Times New Roman"/><w:b/><w:bCs/><w:sz w:val="24"/><w:szCs w:val="24"/></w:rPr></w:pPr><w:r><w:rPr><w:rFonts w:ascii="Times New Roman" w:hAnsi="Times New Roman"/><w:b/><w:bCs/><w:sz w:val="24"/><w:szCs w:val="24"/></w:rPr><w:t>Ưu đãi</w:t></w:r></w:p><w:p><w:pPr><w:shd w:val="clear" w:color="auto" w:fill="FFFFFF" w:themeFill="background1"/><w:spacing w:line="312" w:lineRule="auto"/><w:ind w:left="320" w:leftChars="100"/><w:jc w:val="center"/><w:rPr><w:rFonts w:ascii="Times New Roman" w:hAnsi="Times New Roman"/><w:b/><w:bCs/><w:sz w:val="24"/><w:szCs w:val="24"/></w:rPr></w:pPr><w:r><w:rPr><w:rFonts w:ascii="Times New Roman" w:hAnsi="Times New Roman"/><w:b/><w:bCs/><w:sz w:val="24"/><w:szCs w:val="24"/></w:rPr><w:t>VNĐ</w:t></w:r></w:p></w:tc><w:tc><w:tcPr><w:tcW w:w="1876" w:type="dxa"/><w:vAlign w:val="center"/></w:tcPr><w:p><w:pPr><w:shd w:val="clear" w:color="auto" w:fill="FFFFFF" w:themeFill="background1"/><w:spacing w:line="312" w:lineRule="auto"/><w:ind w:left="320" w:leftChars="100"/><w:jc w:val="center"/><w:rPr><w:rFonts w:ascii="Times New Roman" w:hAnsi="Times New Roman"/><w:b/><w:bCs/><w:sz w:val="24"/><w:szCs w:val="24"/></w:rPr></w:pPr><w:r><w:rPr><w:rFonts w:ascii="Times New Roman" w:hAnsi="Times New Roman"/><w:b/><w:bCs/><w:sz w:val="24"/><w:szCs w:val="24"/></w:rPr><w:t>Thành tiền</w:t></w:r></w:p><w:p><w:pPr><w:shd w:val="clear" w:color="auto" w:fill="FFFFFF" w:themeFill="background1"/><w:spacing w:line="312" w:lineRule="auto"/><w:ind w:left="320" w:leftChars="100"/><w:jc w:val="center"/><w:rPr><w:rFonts w:ascii="Times New Roman" w:hAnsi="Times New Roman"/><w:b/><w:bCs/><w:sz w:val="24"/><w:szCs w:val="24"/></w:rPr></w:pPr><w:r><w:rPr><w:rFonts w:ascii="Times New Roman" w:hAnsi="Times New Roman"/><w:b/><w:bCs/><w:sz w:val="24"/><w:szCs w:val="24"/></w:rPr><w:t>VNĐ</w:t></w:r></w:p></w:tc></w:tr><w:tr><w:tblPrEx><w:tblBorders><w:top w:val="single" w:color="auto" w:sz="4" w:space="0"/><w:left w:val="single" w:color="auto" w:sz="4" w:space="0"/><w:bottom w:val="single" w:color="auto" w:sz="4" w:space="0"/><w:right w:val="single" w:color="auto" w:sz="4" w:space="0"/><w:insideH w:val="single" w:color="auto" w:sz="4" w:space="0"/><w:insideV w:val="single" w:color="auto" w:sz="4" w:space="0"/></w:tblBorders><w:tblCellMar><w:top w:w="0" w:type="dxa"/><w:left w:w="108" w:type="dxa"/><w:bottom w:w="0" w:type="dxa"/><w:right w:w="108" w:type="dxa"/></w:tblCellMar></w:tblPrEx><w:trPr><w:trHeight w:val="560" w:hRule="atLeast"/></w:trPr><w:tc><w:tcPr><w:tcW w:w="10836" w:type="dxa"/><w:gridSpan w:val="8"/><w:vAlign w:val="center"/></w:tcPr><w:p><w:pPr><w:shd w:val="clear" w:color="auto" w:fill="FFFFFF" w:themeFill="background1"/><w:spacing w:line="312" w:lineRule="auto"/><w:ind w:left="320" w:leftChars="100"/><w:jc w:val="center"/><w:rPr><w:rFonts w:ascii="Times New Roman" w:hAnsi="Times New Roman"/><w:b/><w:bCs/><w:sz w:val="24"/><w:szCs w:val="24"/></w:rPr></w:pPr><w:r><w:rPr><w:rFonts w:hint="default"/></w:rPr><w:t>{#DanhSachNgay} {TenNhomNgay}</w:t></w:r></w:p></w:tc></w:tr><w:tr><w:tblPrEx><w:tblBorders><w:top w:val="single" w:color="auto" w:sz="4" w:space="0"/><w:left w:val="single" w:color="auto" w:sz="4" w:space="0"/><w:bottom w:val="single" w:color="auto" w:sz="4" w:space="0"/><w:right w:val="single" w:color="auto" w:sz="4" w:space="0"/><w:insideH w:val="single" w:color="auto" w:sz="4" w:space="0"/><w:insideV w:val="single" w:color="auto" w:sz="4" w:space="0"/></w:tblBorders><w:tblCellMar><w:top w:w="0" w:type="dxa"/><w:left w:w="108" w:type="dxa"/><w:bottom w:w="0" w:type="dxa"/><w:right w:w="108" w:type="dxa"/></w:tblCellMar></w:tblPrEx><w:trPr><w:trHeight w:val="1057" w:hRule="atLeast"/></w:trPr><w:tc><w:tcPr><w:tcW w:w="1602" w:type="dxa"/><w:vAlign w:val="center"/></w:tcPr><w:p><w:pPr><w:shd w:val="clear" w:color="auto" w:fill="FFFFFF" w:themeFill="background1"/><w:spacing w:line="312" w:lineRule="auto"/><w:jc w:val="both"/><w:rPr><w:rFonts w:ascii="Times New Roman" w:hAnsi="Times New Roman"/><w:b/><w:bCs/><w:sz w:val="24"/><w:szCs w:val="24"/></w:rPr></w:pPr><w:r><w:rPr><w:rFonts w:hint="default" w:ascii="Times New Roman" w:hAnsi="Times New Roman"/><w:sz w:val="24"/><w:szCs w:val="24"/></w:rPr><w:t>{#DanhSachDV}{STT}</w:t></w:r></w:p></w:tc><w:tc><w:tcPr><w:tcW w:w="1018" w:type="dxa"/><w:shd w:val="clear" w:color="auto" w:fill="auto"/><w:noWrap/><w:vAlign w:val="center"/></w:tcPr><w:p><w:pPr><w:shd w:val="clear" w:color="auto" w:fill="FFFFFF" w:themeFill="background1"/><w:spacing w:line="312" w:lineRule="auto"/><w:rPr><w:rFonts w:ascii="Times New Roman" w:hAnsi="Times New Roman" w:eastAsia="Times New Roman" w:cs="Times New Roman"/><w:sz w:val="24"/><w:szCs w:val="24"/><w:lang w:val="en-US" w:eastAsia="en-GB" w:bidi="ar-SA"/></w:rPr></w:pPr><w:r><w:rPr><w:rFonts w:hint="default" w:ascii="Times New Roman" w:hAnsi="Times New Roman"/><w:sz w:val="24"/><w:szCs w:val="24"/></w:rPr><w:t>{TenDichVu}</w:t></w:r></w:p></w:tc><w:tc><w:tcPr><w:tcW w:w="1512" w:type="dxa"/><w:vAlign w:val="center"/></w:tcPr><w:p><w:pPr><w:shd w:val="clear" w:color="auto" w:fill="FFFFFF" w:themeFill="background1"/><w:spacing w:line="312" w:lineRule="auto"/><w:rPr><w:rFonts w:ascii="Times New Roman" w:hAnsi="Times New Roman"/><w:sz w:val="24"/><w:szCs w:val="24"/></w:rPr></w:pPr><w:r><w:rPr><w:rFonts w:hint="default" w:ascii="Times New Roman" w:hAnsi="Times New Roman"/><w:sz w:val="24"/><w:szCs w:val="24"/></w:rPr><w:t>{KhungGio}</w:t></w:r></w:p></w:tc><w:tc><w:tcPr><w:tcW w:w="940" w:type="dxa"/><w:vAlign w:val="center"/></w:tcPr><w:p><w:pPr><w:shd w:val="clear" w:color="auto" w:fill="FFFFFF" w:themeFill="background1"/><w:spacing w:line="312" w:lineRule="auto"/><w:jc w:val="both"/><w:rPr><w:rFonts w:ascii="Times New Roman" w:hAnsi="Times New Roman"/><w:sz w:val="24"/><w:szCs w:val="24"/></w:rPr></w:pPr><w:r><w:rPr><w:rFonts w:hint="default" w:ascii="Times New Roman" w:hAnsi="Times New Roman"/><w:sz w:val="24"/><w:szCs w:val="24"/></w:rPr><w:t>{DVT}</w:t></w:r></w:p></w:tc><w:tc><w:tcPr><w:tcW w:w="1360" w:type="dxa"/><w:vAlign w:val="center"/></w:tcPr><w:p><w:pPr><w:shd w:val="clear" w:color="auto" w:fill="FFFFFF" w:themeFill="background1"/><w:spacing w:line="312" w:lineRule="auto"/><w:rPr><w:rFonts w:ascii="Times New Roman" w:hAnsi="Times New Roman"/><w:sz w:val="24"/><w:szCs w:val="24"/></w:rPr></w:pPr><w:r><w:rPr><w:rFonts w:hint="default" w:ascii="Times New Roman" w:hAnsi="Times New Roman"/><w:sz w:val="24"/><w:szCs w:val="24"/></w:rPr><w:t>{SoLuong}</w:t></w:r></w:p></w:tc><w:tc><w:tcPr><w:tcW w:w="1230" w:type="dxa"/><w:vAlign w:val="center"/></w:tcPr><w:p><w:pPr><w:shd w:val="clear" w:color="auto" w:fill="FFFFFF" w:themeFill="background1"/><w:spacing w:line="312" w:lineRule="auto"/><w:rPr><w:rFonts w:ascii="Times New Roman" w:hAnsi="Times New Roman"/><w:sz w:val="24"/><w:szCs w:val="24"/></w:rPr></w:pPr><w:r><w:rPr><w:rFonts w:hint="default" w:ascii="Times New Roman" w:hAnsi="Times New Roman"/><w:sz w:val="24"/><w:szCs w:val="24"/></w:rPr><w:t>{DonGia}</w:t></w:r></w:p></w:tc><w:tc><w:tcPr><w:tcW w:w="1298" w:type="dxa"/><w:vAlign w:val="center"/></w:tcPr><w:p><w:pPr><w:shd w:val="clear" w:color="auto" w:fill="FFFFFF" w:themeFill="background1"/><w:spacing w:line="312" w:lineRule="auto"/><w:rPr><w:rFonts w:ascii="Times New Roman" w:hAnsi="Times New Roman"/><w:sz w:val="24"/><w:szCs w:val="24"/></w:rPr></w:pPr><w:r><w:rPr><w:rFonts w:hint="default" w:ascii="Times New Roman" w:hAnsi="Times New Roman"/><w:sz w:val="24"/><w:szCs w:val="24"/></w:rPr><w:t>{UuDai}</w:t></w:r></w:p></w:tc><w:tc><w:tcPr><w:tcW w:w="1876" w:type="dxa"/><w:vAlign w:val="center"/></w:tcPr><w:p><w:pPr><w:shd w:val="clear" w:color="auto" w:fill="FFFFFF" w:themeFill="background1"/><w:spacing w:line="312" w:lineRule="auto"/><w:ind w:left="320" w:leftChars="100"/><w:rPr><w:rFonts w:ascii="Times New Roman" w:hAnsi="Times New Roman"/><w:sz w:val="24"/><w:szCs w:val="24"/></w:rPr></w:pPr><w:r><w:rPr><w:rFonts w:hint="default" w:ascii="Times New Roman" w:hAnsi="Times New Roman"/><w:sz w:val="24"/><w:szCs w:val="24"/></w:rPr><w:t>{ThanhTien}{/DanhSachDV}{/DanhSachNgay}</w:t></w:r></w:p></w:tc></w:tr><w:tr><w:tblPrEx><w:tblBorders><w:top w:val="single" w:color="auto" w:sz="4" w:space="0"/><w:left w:val="single" w:color="auto" w:sz="4" w:space="0"/><w:bottom w:val="single" w:color="auto" w:sz="4" w:space="0"/><w:right w:val="single" w:color="auto" w:sz="4" w:space="0"/><w:insideH w:val="single" w:color="auto" w:sz="4" w:space="0"/><w:insideV w:val="single" w:color="auto" w:sz="4" w:space="0"/></w:tblBorders><w:tblCellMar><w:top w:w="0" w:type="dxa"/><w:left w:w="108" w:type="dxa"/><w:bottom w:w="0" w:type="dxa"/><w:right w:w="108" w:type="dxa"/></w:tblCellMar></w:tblPrEx><w:trPr><w:trHeight w:val="460" w:hRule="atLeast"/></w:trPr><w:tc><w:tcPr><w:tcW w:w="7662" w:type="dxa"/><w:gridSpan w:val="6"/><w:vAlign w:val="center"/></w:tcPr><w:p><w:pPr><w:shd w:val="clear" w:color="auto" w:fill="FFFFFF" w:themeFill="background1"/><w:spacing w:line="312" w:lineRule="auto"/><w:ind w:left="320" w:leftChars="100"/><w:jc w:val="center"/><w:rPr><w:rFonts w:ascii="Times New Roman" w:hAnsi="Times New Roman"/><w:sz w:val="24"/><w:szCs w:val="24"/></w:rPr></w:pPr><w:r><w:rPr><w:rFonts w:ascii="Times New Roman" w:hAnsi="Times New Roman"/><w:b/><w:bCs/><w:sz w:val="24"/><w:szCs w:val="24"/></w:rPr><w:t>THÀNH TIỀN</w:t></w:r></w:p></w:tc><w:tc><w:tcPr><w:tcW w:w="1298" w:type="dxa"/><w:vAlign w:val="center"/></w:tcPr><w:p><w:pPr><w:shd w:val="clear" w:color="auto" w:fill="FFFFFF" w:themeFill="background1"/><w:spacing w:line="312" w:lineRule="auto"/><w:ind w:left="320" w:leftChars="100"/><w:jc w:val="right"/><w:rPr><w:rFonts w:ascii="Times New Roman" w:hAnsi="Times New Roman"/><w:sz w:val="24"/><w:szCs w:val="24"/></w:rPr></w:pPr></w:p></w:tc><w:tc><w:tcPr><w:tcW w:w="1876" w:type="dxa"/><w:vAlign w:val="center"/></w:tcPr><w:p><w:pPr><w:shd w:val="clear" w:color="auto" w:fill="FFFFFF" w:themeFill="background1"/><w:spacing w:line="312" w:lineRule="auto"/><w:ind w:left="320" w:leftChars="100"/><w:jc w:val="right"/><w:rPr><w:rFonts w:ascii="Times New Roman" w:hAnsi="Times New Roman"/><w:sz w:val="24"/><w:szCs w:val="24"/></w:rPr></w:pPr><w:r><w:rPr><w:rFonts w:hint="default" w:ascii="Times New Roman" w:hAnsi="Times New Roman"/><w:sz w:val="24"/><w:szCs w:val="24"/></w:rPr><w:t>{TongTienDichVu}</w:t></w:r></w:p></w:tc></w:tr><w:tr><w:tblPrEx><w:tblBorders><w:top w:val="single" w:color="auto" w:sz="4" w:space="0"/><w:left w:val="single" w:color="auto" w:sz="4" w:space="0"/><w:bottom w:val="single" w:color="auto" w:sz="4" w:space="0"/><w:right w:val="single" w:color="auto" w:sz="4" w:space="0"/><w:insideH w:val="single" w:color="auto" w:sz="4" w:space="0"/><w:insideV w:val="single" w:color="auto" w:sz="4" w:space="0"/></w:tblBorders><w:tblCellMar><w:top w:w="0" w:type="dxa"/><w:left w:w="108" w:type="dxa"/><w:bottom w:w="0" w:type="dxa"/><w:right w:w="108" w:type="dxa"/></w:tblCellMar></w:tblPrEx><w:trPr><w:trHeight w:val="460" w:hRule="atLeast"/></w:trPr><w:tc><w:tcPr><w:tcW w:w="7662" w:type="dxa"/><w:gridSpan w:val="6"/><w:vAlign w:val="center"/></w:tcPr><w:p><w:pPr><w:shd w:val="clear" w:color="auto" w:fill="FFFFFF" w:themeFill="background1"/><w:spacing w:line="312" w:lineRule="auto"/><w:ind w:left="320" w:leftChars="100"/><w:jc w:val="center"/><w:rPr><w:rFonts w:ascii="Times New Roman" w:hAnsi="Times New Roman"/><w:sz w:val="24"/><w:szCs w:val="24"/></w:rPr></w:pPr><w:r><w:rPr><w:rFonts w:hint="default" w:ascii="Times New Roman" w:hAnsi="Times New Roman"/><w:sz w:val="24"/><w:szCs w:val="24"/></w:rPr><w:t>{MucPhiPhucVu}</w:t></w:r><w:r><w:rPr><w:rFonts w:ascii="Times New Roman" w:hAnsi="Times New Roman"/><w:sz w:val="24"/><w:szCs w:val="24"/></w:rPr><w:t xml:space="preserve"> PHÍ PHỤC VỤ</w:t></w:r></w:p></w:tc><w:tc><w:tcPr><w:tcW w:w="1298" w:type="dxa"/><w:vAlign w:val="center"/></w:tcPr><w:p><w:pPr><w:shd w:val="clear" w:color="auto" w:fill="FFFFFF" w:themeFill="background1"/><w:spacing w:line="312" w:lineRule="auto"/><w:ind w:left="320" w:leftChars="100"/><w:jc w:val="right"/><w:rPr><w:rFonts w:ascii="Times New Roman" w:hAnsi="Times New Roman"/><w:sz w:val="24"/><w:szCs w:val="24"/></w:rPr></w:pPr></w:p></w:tc><w:tc><w:tcPr><w:tcW w:w="1876" w:type="dxa"/><w:vAlign w:val="center"/></w:tcPr><w:p><w:pPr><w:shd w:val="clear" w:color="auto" w:fill="FFFFFF" w:themeFill="background1"/><w:spacing w:line="312" w:lineRule="auto"/><w:ind w:left="320" w:leftChars="100"/><w:jc w:val="right"/><w:rPr><w:rFonts w:ascii="Times New Roman" w:hAnsi="Times New Roman"/><w:sz w:val="24"/><w:szCs w:val="24"/></w:rPr></w:pPr><w:r><w:rPr><w:rFonts w:hint="default" w:ascii="Times New Roman" w:hAnsi="Times New Roman"/><w:sz w:val="24"/><w:szCs w:val="24"/></w:rPr><w:t>{PhiPhucVu}</w:t></w:r></w:p></w:tc></w:tr><w:tr><w:tblPrEx><w:tblBorders><w:top w:val="single" w:color="auto" w:sz="4" w:space="0"/><w:left w:val="single" w:color="auto" w:sz="4" w:space="0"/><w:bottom w:val="single" w:color="auto" w:sz="4" w:space="0"/><w:right w:val="single" w:color="auto" w:sz="4" w:space="0"/><w:insideH w:val="single" w:color="auto" w:sz="4" w:space="0"/><w:insideV w:val="single" w:color="auto" w:sz="4" w:space="0"/></w:tblBorders><w:tblCellMar><w:top w:w="0" w:type="dxa"/><w:left w:w="108" w:type="dxa"/><w:bottom w:w="0" w:type="dxa"/><w:right w:w="108" w:type="dxa"/></w:tblCellMar></w:tblPrEx><w:trPr><w:trHeight w:val="460" w:hRule="atLeast"/></w:trPr><w:tc><w:tcPr><w:tcW w:w="7662" w:type="dxa"/><w:gridSpan w:val="6"/><w:vAlign w:val="center"/></w:tcPr><w:p><w:pPr><w:shd w:val="clear" w:color="auto" w:fill="FFFFFF" w:themeFill="background1"/><w:spacing w:line="312" w:lineRule="auto"/><w:ind w:left="320" w:leftChars="100"/><w:jc w:val="center"/><w:rPr><w:rFonts w:ascii="Times New Roman" w:hAnsi="Times New Roman"/><w:sz w:val="24"/><w:szCs w:val="24"/></w:rPr></w:pPr><w:r><w:rPr><w:rFonts w:ascii="Times New Roman" w:hAnsi="Times New Roman"/><w:b/><w:bCs/><w:sz w:val="24"/><w:szCs w:val="24"/></w:rPr><w:t>TỔNG CỘNG (CHƯA VAT)</w:t></w:r></w:p></w:tc><w:tc><w:tcPr><w:tcW w:w="1298" w:type="dxa"/><w:vAlign w:val="center"/></w:tcPr><w:p><w:pPr><w:shd w:val="clear" w:color="auto" w:fill="FFFFFF" w:themeFill="background1"/><w:spacing w:line="312" w:lineRule="auto"/><w:ind w:left="320" w:leftChars="100"/><w:jc w:val="right"/><w:rPr><w:rFonts w:ascii="Times New Roman" w:hAnsi="Times New Roman"/><w:sz w:val="24"/><w:szCs w:val="24"/></w:rPr></w:pPr></w:p></w:tc><w:tc><w:tcPr><w:tcW w:w="1876" w:type="dxa"/><w:vAlign w:val="center"/></w:tcPr><w:p><w:pPr><w:shd w:val="clear" w:color="auto" w:fill="FFFFFF" w:themeFill="background1"/><w:spacing w:line="312" w:lineRule="auto"/><w:ind w:left="320" w:leftChars="100"/><w:jc w:val="right"/><w:rPr><w:rFonts w:ascii="Times New Roman" w:hAnsi="Times New Roman"/><w:sz w:val="24"/><w:szCs w:val="24"/></w:rPr></w:pPr><w:r><w:rPr><w:rFonts w:hint="default" w:ascii="Times New Roman" w:hAnsi="Times New Roman"/><w:sz w:val="24"/><w:szCs w:val="24"/></w:rPr><w:t>{TongCongChuaVAT}</w:t></w:r></w:p></w:tc></w:tr><w:tr><w:tblPrEx><w:tblBorders><w:top w:val="single" w:color="auto" w:sz="4" w:space="0"/><w:left w:val="single" w:color="auto" w:sz="4" w:space="0"/><w:bottom w:val="single" w:color="auto" w:sz="4" w:space="0"/><w:right w:val="single" w:color="auto" w:sz="4" w:space="0"/><w:insideH w:val="single" w:color="auto" w:sz="4" w:space="0"/><w:insideV w:val="single" w:color="auto" w:sz="4" w:space="0"/></w:tblBorders><w:tblCellMar><w:top w:w="0" w:type="dxa"/><w:left w:w="108" w:type="dxa"/><w:bottom w:w="0" w:type="dxa"/><w:right w:w="108" w:type="dxa"/></w:tblCellMar></w:tblPrEx><w:trPr><w:trHeight w:val="715" w:hRule="atLeast"/></w:trPr><w:tc><w:tcPr><w:tcW w:w="7662" w:type="dxa"/><w:gridSpan w:val="6"/><w:vAlign w:val="center"/></w:tcPr><w:p><w:pPr><w:shd w:val="clear" w:color="auto" w:fill="FFFFFF" w:themeFill="background1"/><w:spacing w:line="312" w:lineRule="auto"/><w:ind w:left="320" w:leftChars="100"/><w:jc w:val="center"/><w:rPr><w:rFonts w:ascii="Times New Roman" w:hAnsi="Times New Roman"/><w:sz w:val="24"/><w:szCs w:val="24"/></w:rPr></w:pPr><w:r><w:rPr><w:rFonts w:ascii="Times New Roman" w:hAnsi="Times New Roman"/><w:sz w:val="24"/><w:szCs w:val="24"/></w:rPr><w:t>8% VAT CHI PHÍ THỨC ĂN, NƯỚC NGỌT, NƯỚC SUỐI, PHÍ PHỤC VỤ &amp;  DỊCH VỤ</w:t></w:r></w:p></w:tc><w:tc><w:tcPr><w:tcW w:w="1298" w:type="dxa"/><w:vAlign w:val="center"/></w:tcPr><w:p><w:pPr><w:shd w:val="clear" w:color="auto" w:fill="FFFFFF" w:themeFill="background1"/><w:spacing w:line="312" w:lineRule="auto"/><w:ind w:left="320" w:leftChars="100"/><w:jc w:val="right"/><w:rPr><w:rFonts w:ascii="Times New Roman" w:hAnsi="Times New Roman"/><w:sz w:val="24"/><w:szCs w:val="24"/></w:rPr></w:pPr></w:p></w:tc><w:tc><w:tcPr><w:tcW w:w="1876" w:type="dxa"/><w:vAlign w:val="center"/></w:tcPr><w:p><w:pPr><w:shd w:val="clear" w:color="auto" w:fill="FFFFFF" w:themeFill="background1"/><w:spacing w:line="312" w:lineRule="auto"/><w:ind w:left="320" w:leftChars="100"/><w:jc w:val="right"/><w:rPr><w:rFonts w:ascii="Times New Roman" w:hAnsi="Times New Roman"/><w:sz w:val="24"/><w:szCs w:val="24"/></w:rPr></w:pPr><w:r><w:rPr><w:rFonts w:hint="default" w:ascii="Times New Roman" w:hAnsi="Times New Roman"/><w:sz w:val="24"/><w:szCs w:val="24"/></w:rPr><w:t>{VAT8}</w:t></w:r></w:p></w:tc></w:tr><w:tr><w:tblPrEx><w:tblBorders><w:top w:val="single" w:color="auto" w:sz="4" w:space="0"/><w:left w:val="single" w:color="auto" w:sz="4" w:space="0"/><w:bottom w:val="single" w:color="auto" w:sz="4" w:space="0"/><w:right w:val="single" w:color="auto" w:sz="4" w:space="0"/><w:insideH w:val="single" w:color="auto" w:sz="4" w:space="0"/><w:insideV w:val="single" w:color="auto" w:sz="4" w:space="0"/></w:tblBorders><w:tblCellMar><w:top w:w="0" w:type="dxa"/><w:left w:w="108" w:type="dxa"/><w:bottom w:w="0" w:type="dxa"/><w:right w:w="108" w:type="dxa"/></w:tblCellMar></w:tblPrEx><w:trPr><w:trHeight w:val="460" w:hRule="atLeast"/></w:trPr><w:tc><w:tcPr><w:tcW w:w="7662" w:type="dxa"/><w:gridSpan w:val="6"/><w:vAlign w:val="center"/></w:tcPr><w:p><w:pPr><w:shd w:val="clear" w:color="auto" w:fill="FFFFFF" w:themeFill="background1"/><w:spacing w:line="312" w:lineRule="auto"/><w:ind w:left="320" w:leftChars="100"/><w:jc w:val="center"/><w:rPr><w:rFonts w:ascii="Times New Roman" w:hAnsi="Times New Roman"/><w:sz w:val="24"/><w:szCs w:val="24"/></w:rPr></w:pPr><w:r><w:rPr><w:rFonts w:ascii="Times New Roman" w:hAnsi="Times New Roman"/><w:sz w:val="24"/><w:szCs w:val="24"/></w:rPr><w:t>10% VAT CÁC CHI PHÍ CÒN LẠI</w:t></w:r></w:p></w:tc><w:tc><w:tcPr><w:tcW w:w="1298" w:type="dxa"/><w:vAlign w:val="center"/></w:tcPr><w:p><w:pPr><w:shd w:val="clear" w:color="auto" w:fill="FFFFFF" w:themeFill="background1"/><w:spacing w:line="312" w:lineRule="auto"/><w:ind w:left="320" w:leftChars="100"/><w:jc w:val="right"/><w:rPr><w:rFonts w:ascii="Times New Roman" w:hAnsi="Times New Roman"/><w:sz w:val="24"/><w:szCs w:val="24"/></w:rPr></w:pPr></w:p></w:tc><w:tc><w:tcPr><w:tcW w:w="1876" w:type="dxa"/><w:vAlign w:val="center"/></w:tcPr><w:p><w:pPr><w:shd w:val="clear" w:color="auto" w:fill="FFFFFF" w:themeFill="background1"/><w:spacing w:line="312" w:lineRule="auto"/><w:ind w:left="320" w:leftChars="100"/><w:jc w:val="right"/><w:rPr><w:rFonts w:ascii="Times New Roman" w:hAnsi="Times New Roman"/><w:sz w:val="24"/><w:szCs w:val="24"/></w:rPr></w:pPr><w:r><w:rPr><w:rFonts w:hint="default" w:ascii="Times New Roman" w:hAnsi="Times New Roman"/><w:sz w:val="24"/><w:szCs w:val="24"/></w:rPr><w:t>{VAT10}</w:t></w:r></w:p></w:tc></w:tr><w:tr><w:tblPrEx><w:tblBorders><w:top w:val="single" w:color="auto" w:sz="4" w:space="0"/><w:left w:val="single" w:color="auto" w:sz="4" w:space="0"/><w:bottom w:val="single" w:color="auto" w:sz="4" w:space="0"/><w:right w:val="single" w:color="auto" w:sz="4" w:space="0"/><w:insideH w:val="single" w:color="auto" w:sz="4" w:space="0"/><w:insideV w:val="single" w:color="auto" w:sz="4" w:space="0"/></w:tblBorders><w:tblCellMar><w:top w:w="0" w:type="dxa"/><w:left w:w="108" w:type="dxa"/><w:bottom w:w="0" w:type="dxa"/><w:right w:w="108" w:type="dxa"/></w:tblCellMar></w:tblPrEx><w:trPr><w:trHeight w:val="506" w:hRule="atLeast"/></w:trPr><w:tc><w:tcPr><w:tcW w:w="7662" w:type="dxa"/><w:gridSpan w:val="6"/><w:vAlign w:val="center"/></w:tcPr><w:p><w:pPr><w:shd w:val="clear" w:color="auto" w:fill="FFFFFF" w:themeFill="background1"/><w:spacing w:line="312" w:lineRule="auto"/><w:ind w:left="320" w:leftChars="100"/><w:jc w:val="center"/><w:rPr><w:rFonts w:ascii="Times New Roman" w:hAnsi="Times New Roman"/><w:sz w:val="24"/><w:szCs w:val="24"/></w:rPr></w:pPr><w:r><w:rPr><w:rFonts w:ascii="Times New Roman" w:hAnsi="Times New Roman"/><w:b/><w:bCs/><w:sz w:val="24"/><w:szCs w:val="24"/></w:rPr><w:t>TỔNG GIÁ TRỊ TẠM TÍNH</w:t></w:r></w:p></w:tc><w:tc><w:tcPr><w:tcW w:w="1298" w:type="dxa"/><w:vAlign w:val="center"/></w:tcPr><w:p><w:pPr><w:shd w:val="clear" w:color="auto" w:fill="FFFFFF" w:themeFill="background1"/><w:spacing w:line="312" w:lineRule="auto"/><w:ind w:left="320" w:leftChars="100"/><w:jc w:val="right"/><w:rPr><w:rFonts w:ascii="Times New Roman" w:hAnsi="Times New Roman"/><w:sz w:val="24"/><w:szCs w:val="24"/></w:rPr></w:pPr></w:p></w:tc><w:tc><w:tcPr><w:tcW w:w="1876" w:type="dxa"/><w:vAlign w:val="center"/></w:tcPr><w:p><w:pPr><w:shd w:val="clear" w:color="auto" w:fill="FFFFFF" w:themeFill="background1"/><w:spacing w:line="312" w:lineRule="auto"/><w:ind w:left="320" w:leftChars="100"/><w:jc w:val="right"/><w:rPr><w:rFonts w:ascii="Times New Roman" w:hAnsi="Times New Roman"/><w:sz w:val="24"/><w:szCs w:val="24"/></w:rPr></w:pPr><w:r><w:rPr><w:rFonts w:hint="default" w:ascii="Times New Roman" w:hAnsi="Times New Roman"/><w:sz w:val="24"/><w:szCs w:val="24"/></w:rPr><w:t>{TongGiaTriTamTinh}</w:t></w:r></w:p></w:tc></w:tr></w:tbl><w:p><w:pPr><w:shd w:val="clear" w:color="auto" w:fill="FFFFFF" w:themeFill="background1"/><w:spacing w:line="312" w:lineRule="auto"/><w:contextualSpacing/><w:jc w:val="both"/><w:rPr><w:rFonts w:ascii="Times New Roman" w:hAnsi="Times New Roman"/><w:sz w:val="26"/><w:szCs w:val="26"/></w:rPr></w:pPr></w:p><w:p><w:pPr><w:pStyle w:val="13"/><w:numPr><w:ilvl w:val="0"/><w:numId w:val="0"/></w:numPr><w:shd w:val="clear" w:color="auto" w:fill="FFFFFF" w:themeFill="background1"/><w:spacing w:line="312" w:lineRule="auto"/><w:ind w:leftChars="0"/><w:contextualSpacing/><w:jc w:val="both"/><w:rPr><w:rFonts w:ascii="Times New Roman" w:hAnsi="Times New Roman"/><w:i/><w:iCs/><w:sz w:val="26"/><w:szCs w:val="26"/></w:rPr></w:pPr></w:p><w:p><w:pPr><w:pStyle w:val="13"/><w:numPr><w:ilvl w:val="0"/><w:numId w:val="1"/></w:numPr><w:shd w:val="clear" w:color="auto" w:fill="FFFFFF" w:themeFill="background1"/><w:spacing w:line="312" w:lineRule="auto"/><w:contextualSpacing/><w:jc w:val="left"/><w:rPr><w:rFonts w:ascii="Times New Roman" w:hAnsi="Times New Roman"/><w:i/><w:iCs/><w:sz w:val="26"/><w:szCs w:val="26"/></w:rPr></w:pPr><w:r><w:rPr><w:rFonts w:ascii="Times New Roman" w:hAnsi="Times New Roman"/><w:sz w:val="26"/><w:szCs w:val="26"/></w:rPr><w:t>Tổng giá trị Hợp đồng tạm tính:</w:t></w:r><w:r><w:rPr><w:rFonts w:hint="default" w:ascii="Times New Roman" w:hAnsi="Times New Roman"/><w:sz w:val="26"/><w:szCs w:val="26"/></w:rPr><w:t>{TongGiaTriTamTinh}</w:t></w:r><w:r><w:rPr><w:rFonts w:ascii="Times New Roman" w:hAnsi="Times New Roman"/><w:b/><w:sz w:val="26"/><w:szCs w:val="26"/></w:rPr><w:t xml:space="preserve">VNĐ </w:t></w:r><w:r><w:rPr><w:rFonts w:ascii="Times New Roman" w:hAnsi="Times New Roman"/><w:i/><w:iCs/><w:sz w:val="26"/><w:szCs w:val="26"/></w:rPr><w:t>(Bằng</w:t></w:r><w:r><w:rPr><w:rFonts w:hint="default" w:ascii="Times New Roman" w:hAnsi="Times New Roman"/><w:i/><w:iCs/><w:sz w:val="26"/><w:szCs w:val="26"/><w:lang w:val="en-US"/></w:rPr><w:t xml:space="preserve"> </w:t></w:r><w:r><w:rPr><w:rFonts w:ascii="Times New Roman" w:hAnsi="Times New Roman"/><w:i/><w:iCs/><w:sz w:val="26"/><w:szCs w:val="26"/></w:rPr><w:t>chữ:</w:t></w:r><w:r><w:rPr><w:rFonts w:hint="default" w:ascii="Times New Roman" w:hAnsi="Times New Roman"/><w:i/><w:iCs/><w:sz w:val="26"/><w:szCs w:val="26"/><w:lang w:val="en-US"/></w:rPr><w:t xml:space="preserve"> </w:t></w:r><w:r><w:rPr><w:rFonts w:hint="default" w:ascii="Times New Roman" w:hAnsi="Times New Roman"/><w:i/><w:iCs/><w:sz w:val="26"/><w:szCs w:val="26"/></w:rPr><w:t>{TongGiaTriTamTinhBangChu}</w:t></w:r><w:r><w:rPr><w:rFonts w:hint="default" w:ascii="Times New Roman" w:hAnsi="Times New Roman"/><w:i/><w:iCs/><w:sz w:val="26"/><w:szCs w:val="26"/><w:lang w:val="en-US"/></w:rPr><w:t xml:space="preserve"> </w:t></w:r><w:r><w:rPr><w:rFonts w:ascii="Times New Roman" w:hAnsi="Times New Roman"/><w:i/><w:iCs/><w:sz w:val="26"/><w:szCs w:val="26"/></w:rPr><w:t>đồng./.)</w:t></w:r></w:p><w:p><w:pPr><w:pStyle w:val="13"/><w:numPr><w:ilvl w:val="0"/><w:numId w:val="1"/></w:numPr><w:shd w:val="clear" w:color="auto" w:fill="FFFFFF" w:themeFill="background1"/><w:spacing w:line="312" w:lineRule="auto"/><w:contextualSpacing/><w:jc w:val="both"/><w:rPr><w:rFonts w:ascii="Times New Roman" w:hAnsi="Times New Roman"/><w:sz w:val="26"/><w:szCs w:val="26"/></w:rPr></w:pPr><w:r><w:rPr><w:rFonts w:ascii="Times New Roman" w:hAnsi="Times New Roman"/><w:sz w:val="26"/><w:szCs w:val="26"/></w:rPr><w:t>Giá trị thanh toán thực tế được xác định trên cơ sở:</w:t></w:r></w:p><w:p><w:pPr><w:pStyle w:val="13"/><w:numPr><w:ilvl w:val="0"/><w:numId w:val="3"/></w:numPr><w:shd w:val="clear" w:color="auto" w:fill="FFFFFF" w:themeFill="background1"/><w:spacing w:line="312" w:lineRule="auto"/><w:contextualSpacing/><w:jc w:val="both"/><w:rPr><w:rFonts w:ascii="Times New Roman" w:hAnsi="Times New Roman"/><w:i/><w:iCs/><w:sz w:val="26"/><w:szCs w:val="26"/></w:rPr></w:pPr><w:r><w:rPr><w:rFonts w:ascii="Times New Roman" w:hAnsi="Times New Roman"/><w:sz w:val="26"/><w:szCs w:val="26"/></w:rPr><w:t>Các dịch vụ đã được hai bên xác nhận tại Hợp đồng này;</w:t></w:r></w:p><w:p><w:pPr><w:pStyle w:val="13"/><w:numPr><w:ilvl w:val="0"/><w:numId w:val="3"/></w:numPr><w:shd w:val="clear" w:color="auto" w:fill="FFFFFF" w:themeFill="background1"/><w:spacing w:line="312" w:lineRule="auto"/><w:contextualSpacing/><w:jc w:val="both"/><w:rPr><w:rFonts w:ascii="Times New Roman" w:hAnsi="Times New Roman"/><w:i/><w:iCs/><w:sz w:val="26"/><w:szCs w:val="26"/></w:rPr></w:pPr><w:r><w:rPr><w:rFonts w:ascii="Times New Roman" w:hAnsi="Times New Roman"/><w:sz w:val="26"/><w:szCs w:val="26"/></w:rPr><w:t>Các dịch vụ phát sinh được xác nhận bằng Phụ lục Hợp đồng, Biên bản phát sinh, email, tin nhắn hoặc văn bản xác nhận của đại diện được Bên B chỉ định;</w:t></w:r></w:p><w:p><w:pPr><w:pStyle w:val="13"/><w:numPr><w:ilvl w:val="0"/><w:numId w:val="3"/></w:numPr><w:shd w:val="clear" w:color="auto" w:fill="FFFFFF" w:themeFill="background1"/><w:spacing w:line="312" w:lineRule="auto"/><w:contextualSpacing/><w:jc w:val="both"/><w:rPr><w:rFonts w:ascii="Times New Roman" w:hAnsi="Times New Roman"/><w:i/><w:iCs/><w:sz w:val="26"/><w:szCs w:val="26"/></w:rPr></w:pPr><w:r><w:rPr><w:rFonts w:ascii="Times New Roman" w:hAnsi="Times New Roman"/><w:sz w:val="26"/><w:szCs w:val="26"/></w:rPr><w:t>Biên bản nghiệm thu và quyết toán được hai bên ký xác nhận.</w:t></w:r></w:p><w:p><w:pPr><w:pStyle w:val="13"/><w:numPr><w:ilvl w:val="0"/><w:numId w:val="1"/></w:numPr><w:shd w:val="clear" w:color="auto" w:fill="FFFFFF" w:themeFill="background1"/><w:spacing w:line="312" w:lineRule="auto"/><w:contextualSpacing/><w:jc w:val="both"/><w:rPr><w:rFonts w:ascii="Times New Roman" w:hAnsi="Times New Roman"/><w:sz w:val="26"/><w:szCs w:val="26"/></w:rPr></w:pPr><w:r><w:rPr><w:rFonts w:ascii="Times New Roman" w:hAnsi="Times New Roman"/><w:sz w:val="26"/><w:szCs w:val="26"/></w:rPr><w:t>Bên B có trách nhiệm thanh toán đầy đủ giá trị các dịch vụ đã sử dụng thực tế.</w:t></w:r></w:p><w:p><w:pPr><w:pStyle w:val="13"/><w:numPr><w:ilvl w:val="0"/><w:numId w:val="1"/></w:numPr><w:shd w:val="clear" w:color="auto" w:fill="FFFFFF" w:themeFill="background1"/><w:spacing w:line="312" w:lineRule="auto"/><w:contextualSpacing/><w:jc w:val="both"/><w:rPr><w:rFonts w:ascii="Times New Roman" w:hAnsi="Times New Roman"/><w:sz w:val="26"/><w:szCs w:val="26"/></w:rPr></w:pPr><w:r><w:rPr><w:rFonts w:ascii="Times New Roman" w:hAnsi="Times New Roman"/><w:sz w:val="26"/><w:szCs w:val="26"/></w:rPr><w:t>Đối với các dịch vụ phát sinh chưa được quy định trong hợp đồng này, Bên A chỉ thực hiện sau khi nhận được sự chấp thuận của Bên B bằng văn bản, email hoặc hình thức xác nhận hợp lệ khác.</w:t></w:r></w:p><w:p><w:pPr><w:numPr><w:ilvl w:val="0"/><w:numId w:val="2"/></w:numPr><w:shd w:val="clear" w:color="auto" w:fill="FFFFFF" w:themeFill="background1"/><w:spacing w:line="360" w:lineRule="auto"/><w:ind w:left="320" w:leftChars="100"/><w:jc w:val="both"/><w:rPr><w:rFonts w:ascii="Times New Roman" w:hAnsi="Times New Roman"/><w:sz w:val="26"/><w:szCs w:val="26"/></w:rPr></w:pPr><w:r><w:rPr><w:rFonts w:ascii="Times New Roman" w:hAnsi="Times New Roman" w:eastAsia="TimesNewRomanPS-BoldMT"/><w:b/><w:bCs/><w:sz w:val="26"/><w:szCs w:val="26"/><w:lang w:eastAsia="zh-CN" w:bidi="ar"/></w:rPr><w:t xml:space="preserve">Phương Thức Thanh Toán (VNĐ): </w:t></w:r><w:r><w:rPr><w:rFonts w:ascii="Times New Roman" w:hAnsi="Times New Roman" w:eastAsia="SimSun"/><w:sz w:val="26"/><w:szCs w:val="26"/><w:lang w:eastAsia="zh-CN" w:bidi="ar"/></w:rPr><w:t xml:space="preserve"> </w:t></w:r></w:p><w:p><w:pPr><w:shd w:val="clear" w:color="auto" w:fill="FFFFFF" w:themeFill="background1"/><w:spacing w:line="360" w:lineRule="auto"/><w:jc w:val="both"/><w:rPr><w:rFonts w:ascii="Times New Roman" w:hAnsi="Times New Roman" w:eastAsia="SimSun"/><w:sz w:val="26"/><w:szCs w:val="26"/><w:lang w:eastAsia="zh-CN" w:bidi="ar"/></w:rPr></w:pPr><w:r><w:rPr><w:rFonts w:ascii="Times New Roman" w:hAnsi="Times New Roman" w:eastAsia="SimSun"/><w:sz w:val="26"/><w:szCs w:val="26"/><w:lang w:eastAsia="zh-CN" w:bidi="ar"/></w:rPr><w:t xml:space="preserve">Sau khi ký Hợp đồng, Bên B sẽ thanh toán cho Bên A theo tiến độ như sau : </w:t></w:r></w:p><w:p><w:pPr><w:pStyle w:val="13"/><w:numPr><w:ilvl w:val="0"/><w:numId w:val="1"/></w:numPr><w:shd w:val="clear" w:color="auto" w:fill="FFFFFF" w:themeFill="background1"/><w:tabs><w:tab w:val="left" w:pos="420"/></w:tabs><w:spacing w:line="360" w:lineRule="auto"/><w:jc w:val="both"/><w:rPr><w:rFonts w:ascii="Times New Roman" w:hAnsi="Times New Roman"/><w:sz w:val="26"/><w:szCs w:val="26"/></w:rPr></w:pPr><w:r><w:rPr><w:rFonts w:ascii="Times New Roman" w:hAnsi="Times New Roman" w:eastAsia="TimesNewRomanPS-BoldMT"/><w:b/><w:bCs/><w:sz w:val="26"/><w:szCs w:val="26"/><w:lang w:eastAsia="zh-CN" w:bidi="ar"/></w:rPr><w:t>Lần 1 : Đặt cọc thực hiện hợp đồng</w:t></w:r></w:p><w:p><w:pPr><w:pStyle w:val="13"/><w:numPr><w:ilvl w:val="0"/><w:numId w:val="4"/></w:numPr><w:shd w:val="clear" w:color="auto" w:fill="FFFFFF" w:themeFill="background1"/><w:tabs><w:tab w:val="left" w:pos="420"/></w:tabs><w:spacing w:line="360" w:lineRule="auto"/><w:jc w:val="both"/><w:rPr><w:rFonts w:ascii="Times New Roman" w:hAnsi="Times New Roman"/><w:sz w:val="26"/><w:szCs w:val="26"/></w:rPr></w:pPr><w:r><w:rPr><w:rFonts w:ascii="Times New Roman" w:hAnsi="Times New Roman"/><w:sz w:val="26"/><w:szCs w:val="26"/></w:rPr><w:t xml:space="preserve">Trong thời hạn 03 (ba) ngày làm việc kể từ ngày ký Hợp đồng, Bên B đặt cọc cho Bên A số tiền tương đương 70% giá trị Hợp đồng tạm tính, tương ứng số tiền: </w:t></w:r><w:r><w:rPr><w:rFonts w:hint="default" w:ascii="Times New Roman" w:hAnsi="Times New Roman"/><w:sz w:val="26"/><w:szCs w:val="26"/></w:rPr><w:t>{Dot1SoTien}</w:t></w:r><w:r><w:rPr><w:rFonts w:ascii="Times New Roman" w:hAnsi="Times New Roman"/><w:sz w:val="26"/><w:szCs w:val="26"/></w:rPr><w:t xml:space="preserve"> VNĐ (Bằng chữ: </w:t></w:r><w:r><w:rPr><w:rFonts w:hint="default" w:ascii="Times New Roman" w:hAnsi="Times New Roman"/><w:sz w:val="26"/><w:szCs w:val="26"/></w:rPr><w:t>{Dot1BangChu}</w:t></w:r><w:r><w:rPr><w:rFonts w:ascii="Times New Roman" w:hAnsi="Times New Roman"/><w:sz w:val="26"/><w:szCs w:val="26"/></w:rPr><w:t>).</w:t></w:r></w:p><w:p><w:pPr><w:pStyle w:val="13"/><w:numPr><w:ilvl w:val="0"/><w:numId w:val="4"/></w:numPr><w:shd w:val="clear" w:color="auto" w:fill="FFFFFF" w:themeFill="background1"/><w:tabs><w:tab w:val="left" w:pos="420"/></w:tabs><w:spacing w:line="360" w:lineRule="auto"/><w:jc w:val="both"/><w:rPr><w:rFonts w:ascii="Times New Roman" w:hAnsi="Times New Roman"/><w:sz w:val="26"/><w:szCs w:val="26"/></w:rPr></w:pPr><w:r><w:rPr><w:rFonts w:ascii="Times New Roman" w:hAnsi="Times New Roman"/><w:sz w:val="26"/><w:szCs w:val="26"/></w:rPr><w:t xml:space="preserve">Khoản tiền này là </w:t></w:r><w:r><w:rPr><w:rFonts w:ascii="Times New Roman" w:hAnsi="Times New Roman"/><w:b/><w:bCs/><w:sz w:val="26"/><w:szCs w:val="26"/></w:rPr><w:t>tiền đặt cọc nhằm bảo đảm việc giao kết và thực hiện Hợp đồng</w:t></w:r><w:r><w:rPr><w:rFonts w:ascii="Times New Roman" w:hAnsi="Times New Roman"/><w:sz w:val="26"/><w:szCs w:val="26"/></w:rPr><w:t xml:space="preserve"> theo quy định của Bộ luật Dân sự hiện hành.</w:t></w:r></w:p><w:p><w:pPr><w:pStyle w:val="13"/><w:numPr><w:ilvl w:val="0"/><w:numId w:val="4"/></w:numPr><w:shd w:val="clear" w:color="auto" w:fill="FFFFFF" w:themeFill="background1"/><w:tabs><w:tab w:val="left" w:pos="420"/></w:tabs><w:spacing w:line="360" w:lineRule="auto"/><w:jc w:val="both"/><w:rPr><w:rFonts w:ascii="Times New Roman" w:hAnsi="Times New Roman"/><w:sz w:val="26"/><w:szCs w:val="26"/></w:rPr></w:pPr><w:r><w:rPr><w:rFonts w:ascii="Times New Roman" w:hAnsi="Times New Roman"/><w:sz w:val="26"/><w:szCs w:val="26"/></w:rPr><w:t>Sau khi chương trình được tổ chức hoàn tất, khoản tiền đặt cọc này sẽ được cấn trừ vào tổng giá trị thanh toán thực tế của Hợp đồng.</w:t></w:r></w:p><w:p><w:pPr><w:pStyle w:val="13"/><w:numPr><w:ilvl w:val="0"/><w:numId w:val="4"/></w:numPr><w:shd w:val="clear" w:color="auto" w:fill="FFFFFF" w:themeFill="background1"/><w:tabs><w:tab w:val="left" w:pos="420"/></w:tabs><w:spacing w:line="360" w:lineRule="auto"/><w:jc w:val="both"/><w:rPr><w:rFonts w:ascii="Times New Roman" w:hAnsi="Times New Roman"/><w:sz w:val="26"/><w:szCs w:val="26"/></w:rPr></w:pPr><w:r><w:rPr><w:rFonts w:ascii="Times New Roman" w:hAnsi="Times New Roman"/><w:sz w:val="26"/><w:szCs w:val="26"/></w:rPr><w:t>Trường hợp Bên B đơn phương hủy bỏ hoặc không tiếp tục thực hiện Hợp đồng mà không thuộc lỗi của Bên A thì việc xử lý khoản tiền đặt cọc được thực hiện theo các điều khoản hủy hợp đồng được quy định tại Hợp đồng này.</w:t></w:r></w:p><w:p><w:pPr><w:pStyle w:val="13"/><w:numPr><w:ilvl w:val="0"/><w:numId w:val="4"/></w:numPr><w:shd w:val="clear" w:color="auto" w:fill="FFFFFF" w:themeFill="background1"/><w:tabs><w:tab w:val="left" w:pos="420"/></w:tabs><w:spacing w:line="360" w:lineRule="auto"/><w:jc w:val="both"/><w:rPr><w:rFonts w:ascii="Times New Roman" w:hAnsi="Times New Roman"/><w:sz w:val="26"/><w:szCs w:val="26"/></w:rPr></w:pPr><w:r><w:rPr><w:rFonts w:ascii="Times New Roman" w:hAnsi="Times New Roman"/><w:sz w:val="26"/><w:szCs w:val="26"/></w:rPr><w:t>Trường hợp Bên B không thanh toán tiền đặt cọc đúng thời hạn mà không có sự chấp thuận bằng văn bản của Bên A thì Bên A có quyền đơn phương chấm dứt Hợp đồng và không có trách nhiệm giữ chỗ, giữ sảnh hoặc giữ các dịch vụ đã đặt.</w:t></w:r></w:p><w:p><w:pPr><w:pStyle w:val="13"/><w:numPr><w:ilvl w:val="0"/><w:numId w:val="4"/></w:numPr><w:shd w:val="clear" w:color="auto" w:fill="FFFFFF" w:themeFill="background1"/><w:tabs><w:tab w:val="left" w:pos="420"/></w:tabs><w:spacing w:line="360" w:lineRule="auto"/><w:jc w:val="both"/><w:rPr><w:rFonts w:ascii="Times New Roman" w:hAnsi="Times New Roman"/><w:sz w:val="26"/><w:szCs w:val="26"/></w:rPr></w:pPr><w:r><w:rPr><w:rFonts w:ascii="Times New Roman" w:hAnsi="Times New Roman"/><w:sz w:val="26"/><w:szCs w:val="26"/></w:rPr><w:t xml:space="preserve">Hồ sơ thanh toán bao gồm: </w:t></w:r></w:p><w:p><w:pPr><w:pStyle w:val="13"/><w:shd w:val="clear" w:color="auto" w:fill="FFFFFF" w:themeFill="background1"/><w:tabs><w:tab w:val="left" w:pos="420"/></w:tabs><w:spacing w:line="360" w:lineRule="auto"/><w:ind w:left="1080"/><w:jc w:val="both"/><w:rPr><w:rFonts w:ascii="Times New Roman" w:hAnsi="Times New Roman"/><w:sz w:val="26"/><w:szCs w:val="26"/></w:rPr></w:pPr><w:r><w:rPr><w:rFonts w:ascii="Times New Roman" w:hAnsi="Times New Roman"/><w:sz w:val="26"/><w:szCs w:val="26"/></w:rPr><w:t>+ Hợp đồng đã ký</w:t></w:r></w:p><w:p><w:pPr><w:pStyle w:val="13"/><w:shd w:val="clear" w:color="auto" w:fill="FFFFFF" w:themeFill="background1"/><w:tabs><w:tab w:val="left" w:pos="420"/></w:tabs><w:spacing w:line="360" w:lineRule="auto"/><w:ind w:left="1080"/><w:jc w:val="both"/><w:rPr><w:rFonts w:ascii="Times New Roman" w:hAnsi="Times New Roman"/><w:sz w:val="26"/><w:szCs w:val="26"/></w:rPr></w:pPr><w:r><w:rPr><w:rFonts w:ascii="Times New Roman" w:hAnsi="Times New Roman"/><w:sz w:val="26"/><w:szCs w:val="26"/></w:rPr><w:t>+ Đề nghị thanh toán tiền đặt cọc thực hiện hợp đồng</w:t></w:r></w:p><w:p><w:pPr><w:pStyle w:val="13"/><w:numPr><w:ilvl w:val="0"/><w:numId w:val="1"/></w:numPr><w:shd w:val="clear" w:color="auto" w:fill="FFFFFF" w:themeFill="background1"/><w:tabs><w:tab w:val="left" w:pos="420"/></w:tabs><w:spacing w:line="360" w:lineRule="auto"/><w:jc w:val="both"/><w:rPr><w:rFonts w:ascii="Times New Roman" w:hAnsi="Times New Roman"/><w:sz w:val="26"/><w:szCs w:val="26"/></w:rPr></w:pPr><w:r><w:rPr><w:rFonts w:ascii="Times New Roman" w:hAnsi="Times New Roman" w:eastAsia="TimesNewRomanPS-BoldMT"/><w:b/><w:bCs/><w:sz w:val="26"/><w:szCs w:val="26"/><w:lang w:eastAsia="zh-CN" w:bidi="ar"/></w:rPr><w:t>Lần 2:  Thanh toán quyết toán.</w:t></w:r></w:p><w:p><w:pPr><w:pStyle w:val="13"/><w:numPr><w:ilvl w:val="0"/><w:numId w:val="5"/></w:numPr><w:shd w:val="clear" w:color="auto" w:fill="FFFFFF" w:themeFill="background1"/><w:tabs><w:tab w:val="left" w:pos="420"/></w:tabs><w:spacing w:line="360" w:lineRule="auto"/><w:jc w:val="both"/><w:rPr><w:rFonts w:ascii="Times New Roman" w:hAnsi="Times New Roman"/><w:sz w:val="26"/><w:szCs w:val="26"/></w:rPr></w:pPr><w:r><w:rPr><w:rFonts w:ascii="Times New Roman" w:hAnsi="Times New Roman"/><w:sz w:val="26"/><w:szCs w:val="26"/></w:rPr><w:t>Ngay khi hai Bên ký Biên bản nghiệm thu và quyết toán chương trình, Bên A thực hiện xuất hóa đơn GTGT đối với toàn bộ giá trị dịch vụ thực tế theo Biên bản nghiệm thu và quyết toán được hai Bên xác nhận.</w:t></w:r></w:p><w:p><w:pPr><w:pStyle w:val="13"/><w:numPr><w:ilvl w:val="0"/><w:numId w:val="5"/></w:numPr><w:shd w:val="clear" w:color="auto" w:fill="FFFFFF" w:themeFill="background1"/><w:tabs><w:tab w:val="left" w:pos="420"/></w:tabs><w:spacing w:line="360" w:lineRule="auto"/><w:jc w:val="both"/><w:rPr><w:rFonts w:ascii="Times New Roman" w:hAnsi="Times New Roman"/><w:sz w:val="26"/><w:szCs w:val="26"/></w:rPr></w:pPr><w:r><w:rPr><w:rFonts w:ascii="Times New Roman" w:hAnsi="Times New Roman"/><w:sz w:val="26"/><w:szCs w:val="26"/></w:rPr><w:t>Trong vòng 05 (năm) ngày làm việc kể từ ngày ký Biên bản nghiệm thu, quyết toán và nhận được đầy đủ hồ sơ thanh toán hợp lệ từ Bên A, Bên B có trách nhiệm thanh toán cho Bên A toàn bộ giá trị còn lại của Hợp đồng và các chi phí phát sinh (nếu có) sau khi đã cấn trừ khoản tiền đặt cọc nêu trên.</w:t></w:r></w:p><w:p><w:pPr><w:pStyle w:val="13"/><w:numPr><w:ilvl w:val="0"/><w:numId w:val="5"/></w:numPr><w:shd w:val="clear" w:color="auto" w:fill="FFFFFF" w:themeFill="background1"/><w:tabs><w:tab w:val="left" w:pos="420"/></w:tabs><w:spacing w:line="360" w:lineRule="auto"/><w:jc w:val="both"/><w:rPr><w:rFonts w:ascii="Times New Roman" w:hAnsi="Times New Roman"/><w:sz w:val="26"/><w:szCs w:val="26"/></w:rPr></w:pPr><w:r><w:rPr><w:rFonts w:ascii="Times New Roman" w:hAnsi="Times New Roman"/><w:sz w:val="26"/><w:szCs w:val="26"/></w:rPr><w:t>Giá trị quyết toán bao gồm toàn bộ các dịch vụ theo Hợp đồng và các khoản phát sinh được hai Bên xác nhận trong Biên bản nghiệm thu và quyết toán.</w:t></w:r></w:p><w:p><w:pPr><w:pStyle w:val="13"/><w:numPr><w:ilvl w:val="0"/><w:numId w:val="5"/></w:numPr><w:shd w:val="clear" w:color="auto" w:fill="FFFFFF" w:themeFill="background1"/><w:tabs><w:tab w:val="left" w:pos="420"/></w:tabs><w:spacing w:line="360" w:lineRule="auto"/><w:jc w:val="both"/><w:rPr><w:rFonts w:ascii="Times New Roman" w:hAnsi="Times New Roman"/><w:sz w:val="26"/><w:szCs w:val="26"/></w:rPr></w:pPr><w:r><w:rPr><w:rFonts w:ascii="Times New Roman" w:hAnsi="Times New Roman" w:eastAsia="SimSun"/><w:sz w:val="26"/><w:szCs w:val="26"/><w:lang w:eastAsia="zh-CN" w:bidi="ar"/></w:rPr><w:t xml:space="preserve">Trường hợp Bên B thanh toán chậm hơn thời gian đã quy định, Bên B sẽ chịu mức phạt là 2% trên tổng giá trị hợp đồng cho mỗi ngày chậm thanh toán. </w:t></w:r></w:p><w:p><w:pPr><w:pStyle w:val="13"/><w:numPr><w:ilvl w:val="0"/><w:numId w:val="5"/></w:numPr><w:shd w:val="clear" w:color="auto" w:fill="FFFFFF" w:themeFill="background1"/><w:tabs><w:tab w:val="left" w:pos="420"/></w:tabs><w:spacing w:line="360" w:lineRule="auto"/><w:jc w:val="both"/><w:rPr><w:rFonts w:ascii="Times New Roman" w:hAnsi="Times New Roman"/><w:sz w:val="26"/><w:szCs w:val="26"/></w:rPr></w:pPr><w:r><w:rPr><w:rFonts w:ascii="Times New Roman" w:hAnsi="Times New Roman" w:eastAsia="SimSun"/><w:sz w:val="26"/><w:szCs w:val="26"/><w:lang w:eastAsia="zh-CN" w:bidi="ar"/></w:rPr><w:t>Hồ sơ thanh toán bao gồm:</w:t></w:r></w:p><w:p><w:pPr><w:pStyle w:val="13"/><w:shd w:val="clear" w:color="auto" w:fill="FFFFFF" w:themeFill="background1"/><w:tabs><w:tab w:val="left" w:pos="420"/></w:tabs><w:spacing w:line="360" w:lineRule="auto"/><w:ind w:left="1080"/><w:jc w:val="both"/><w:rPr><w:rFonts w:ascii="Times New Roman" w:hAnsi="Times New Roman" w:eastAsia="SimSun"/><w:sz w:val="26"/><w:szCs w:val="26"/><w:lang w:eastAsia="zh-CN" w:bidi="ar"/></w:rPr></w:pPr><w:r><w:rPr><w:rFonts w:ascii="Times New Roman" w:hAnsi="Times New Roman" w:eastAsia="SimSun"/><w:sz w:val="26"/><w:szCs w:val="26"/><w:lang w:eastAsia="zh-CN" w:bidi="ar"/></w:rPr><w:t>+ Đề nghị thanh toán;</w:t></w:r></w:p><w:p><w:pPr><w:pStyle w:val="13"/><w:shd w:val="clear" w:color="auto" w:fill="FFFFFF" w:themeFill="background1"/><w:tabs><w:tab w:val="left" w:pos="420"/></w:tabs><w:spacing w:line="360" w:lineRule="auto"/><w:ind w:left="1080"/><w:jc w:val="both"/><w:rPr><w:rFonts w:ascii="Times New Roman" w:hAnsi="Times New Roman" w:eastAsia="SimSun"/><w:sz w:val="26"/><w:szCs w:val="26"/><w:lang w:eastAsia="zh-CN" w:bidi="ar"/></w:rPr></w:pPr><w:r><w:rPr><w:rFonts w:ascii="Times New Roman" w:hAnsi="Times New Roman" w:eastAsia="SimSun"/><w:sz w:val="26"/><w:szCs w:val="26"/><w:lang w:eastAsia="zh-CN" w:bidi="ar"/></w:rPr><w:t>+ Hóa đơn GTGT;</w:t></w:r></w:p><w:p><w:pPr><w:pStyle w:val="13"/><w:shd w:val="clear" w:color="auto" w:fill="FFFFFF" w:themeFill="background1"/><w:tabs><w:tab w:val="left" w:pos="420"/></w:tabs><w:spacing w:line="360" w:lineRule="auto"/><w:ind w:left="1080"/><w:jc w:val="both"/><w:rPr><w:rFonts w:ascii="Times New Roman" w:hAnsi="Times New Roman"/><w:sz w:val="26"/><w:szCs w:val="26"/></w:rPr></w:pPr><w:r><w:rPr><w:rFonts w:ascii="Times New Roman" w:hAnsi="Times New Roman" w:eastAsia="SimSun"/><w:sz w:val="26"/><w:szCs w:val="26"/><w:lang w:eastAsia="zh-CN" w:bidi="ar"/></w:rPr><w:t>+ Biên bản nghiệm thu và quyết toán dịch vụ</w:t></w:r></w:p><w:p><w:pPr><w:pStyle w:val="13"/><w:shd w:val="clear" w:color="auto" w:fill="FFFFFF" w:themeFill="background1"/><w:spacing w:after="0" w:line="312" w:lineRule="auto"/><w:ind w:left="360"/><w:contextualSpacing/><w:jc w:val="both"/><w:rPr><w:rFonts w:ascii="Times New Roman" w:hAnsi="Times New Roman"/><w:sz w:val="26"/><w:szCs w:val="26"/></w:rPr></w:pPr><w:r><w:rPr><w:rFonts w:ascii="Times New Roman" w:hAnsi="Times New Roman" w:eastAsia="SimSun"/><w:b/><w:bCs/><w:sz w:val="26"/><w:szCs w:val="26"/><w:lang w:eastAsia="zh-CN" w:bidi="ar"/></w:rPr><w:t>5</w:t></w:r><w:r><w:rPr><w:rFonts w:ascii="Times New Roman" w:hAnsi="Times New Roman" w:eastAsia="SimSun"/><w:sz w:val="26"/><w:szCs w:val="26"/><w:lang w:eastAsia="zh-CN" w:bidi="ar"/></w:rPr><w:t xml:space="preserve">. </w:t></w:r><w:r><w:rPr><w:rFonts w:ascii="Times New Roman" w:hAnsi="Times New Roman" w:eastAsia="TimesNewRomanPS-BoldMT"/><w:b/><w:bCs/><w:sz w:val="26"/><w:szCs w:val="26"/><w:lang w:eastAsia="zh-CN" w:bidi="ar"/></w:rPr><w:t xml:space="preserve">Hình thức thanh toán: </w:t></w:r><w:r><w:rPr><w:rFonts w:ascii="Times New Roman" w:hAnsi="Times New Roman" w:eastAsia="SimSun"/><w:sz w:val="26"/><w:szCs w:val="26"/><w:lang w:eastAsia="zh-CN" w:bidi="ar"/></w:rPr><w:t xml:space="preserve">Bên B chuyển khoản cho Bên A theo thông tin sau: </w:t></w:r></w:p><w:p><w:pPr><w:shd w:val="clear" w:color="auto" w:fill="FFFFFF" w:themeFill="background1"/><w:spacing w:line="360" w:lineRule="auto"/><w:ind w:left="320" w:leftChars="100"/><w:jc w:val="both"/><w:rPr><w:rFonts w:ascii="Times New Roman" w:hAnsi="Times New Roman"/><w:sz w:val="26"/><w:szCs w:val="26"/></w:rPr></w:pPr><w:r><w:rPr><w:rFonts w:ascii="Times New Roman" w:hAnsi="Times New Roman" w:eastAsia="TimesNewRomanPS-BoldMT"/><w:b/><w:bCs/><w:sz w:val="26"/><w:szCs w:val="26"/><w:lang w:eastAsia="zh-CN" w:bidi="ar"/></w:rPr><w:t xml:space="preserve">Tên tài khoản: </w:t></w:r></w:p><w:p><w:pPr><w:shd w:val="clear" w:color="auto" w:fill="FFFFFF" w:themeFill="background1"/><w:spacing w:line="360" w:lineRule="auto"/><w:ind w:left="320" w:leftChars="100"/><w:jc w:val="both"/><w:rPr><w:rFonts w:ascii="Times New Roman" w:hAnsi="Times New Roman"/><w:sz w:val="26"/><w:szCs w:val="26"/></w:rPr></w:pPr><w:r><w:rPr><w:rFonts w:ascii="Times New Roman" w:hAnsi="Times New Roman" w:eastAsia="TimesNewRomanPS-BoldMT"/><w:b/><w:bCs/><w:sz w:val="26"/><w:szCs w:val="26"/><w:lang w:eastAsia="zh-CN" w:bidi="ar"/></w:rPr><w:t xml:space="preserve">{BenATenCongTy} </w:t></w:r></w:p><w:p><w:pPr><w:shd w:val="clear" w:color="auto" w:fill="FFFFFF" w:themeFill="background1"/><w:spacing w:line="360" w:lineRule="auto"/><w:ind w:left="320" w:leftChars="100"/><w:jc w:val="both"/><w:rPr><w:rFonts w:ascii="Times New Roman" w:hAnsi="Times New Roman"/><w:sz w:val="26"/><w:szCs w:val="26"/></w:rPr></w:pPr><w:r><w:rPr><w:rFonts w:ascii="Times New Roman" w:hAnsi="Times New Roman" w:eastAsia="SimSun"/><w:sz w:val="26"/><w:szCs w:val="26"/><w:lang w:eastAsia="zh-CN" w:bidi="ar"/></w:rPr><w:t xml:space="preserve">Số tài khoản: 1114 0141 8888 (VND) </w:t></w:r></w:p><w:p><w:pPr><w:shd w:val="clear" w:color="auto" w:fill="FFFFFF" w:themeFill="background1"/><w:spacing w:line="360" w:lineRule="auto"/><w:ind w:left="320" w:leftChars="100"/><w:jc w:val="both"/><w:rPr><w:rFonts w:ascii="Times New Roman" w:hAnsi="Times New Roman"/><w:sz w:val="26"/><w:szCs w:val="26"/></w:rPr></w:pPr><w:r><w:rPr><w:rFonts w:ascii="Times New Roman" w:hAnsi="Times New Roman" w:eastAsia="SimSun"/><w:sz w:val="26"/><w:szCs w:val="26"/><w:lang w:eastAsia="zh-CN" w:bidi="ar"/></w:rPr><w:t xml:space="preserve">Ngân hàng: Ngân Hàng Việt Nam Thịnh Vượng (VP Bank) – Chi nhánh Hồ Chí Minh </w:t></w:r></w:p><w:p><w:pPr><w:shd w:val="clear" w:color="auto" w:fill="FFFFFF" w:themeFill="background1"/><w:spacing w:line="360" w:lineRule="auto"/><w:ind w:left="320" w:leftChars="100"/><w:jc w:val="both"/><w:rPr><w:rFonts w:ascii="Times New Roman" w:hAnsi="Times New Roman" w:eastAsia="SimSun"/><w:sz w:val="26"/><w:szCs w:val="26"/><w:lang w:eastAsia="zh-CN" w:bidi="ar"/></w:rPr></w:pPr><w:r><w:rPr><w:rFonts w:ascii="Times New Roman" w:hAnsi="Times New Roman" w:eastAsia="SimSun"/><w:sz w:val="26"/><w:szCs w:val="26"/><w:lang w:eastAsia="zh-CN" w:bidi="ar"/></w:rPr><w:t>Nội dung chuyển khoản lần 1: Công ty , Mã HĐ: …, ngày sự kiện…., thanh toán tiền đặt cọc thực hiện hợp đồng và giữ chỗ tổ chức sự kiện</w:t></w:r></w:p><w:p><w:pPr><w:shd w:val="clear" w:color="auto" w:fill="FFFFFF" w:themeFill="background1"/><w:spacing w:line="360" w:lineRule="auto"/><w:ind w:left="320" w:leftChars="100"/><w:jc w:val="both"/><w:rPr><w:rFonts w:ascii="Times New Roman" w:hAnsi="Times New Roman" w:eastAsia="SimSun"/><w:sz w:val="26"/><w:szCs w:val="26"/><w:lang w:eastAsia="zh-CN" w:bidi="ar"/></w:rPr></w:pPr><w:r><w:rPr><w:rFonts w:ascii="Times New Roman" w:hAnsi="Times New Roman" w:eastAsia="SimSun"/><w:sz w:val="26"/><w:szCs w:val="26"/><w:lang w:eastAsia="zh-CN" w:bidi="ar"/></w:rPr><w:t>Nội dung chuyển khoản lần 2:  Công ty , Mã HĐ: …, ngày sự kiện…., thanh toán quyết toán sự kiện</w:t></w:r></w:p><w:p><w:pPr><w:shd w:val="clear" w:color="auto" w:fill="FFFFFF" w:themeFill="background1"/><w:spacing w:line="360" w:lineRule="auto"/><w:ind w:left="320" w:leftChars="100"/><w:jc w:val="both"/><w:rPr><w:rFonts w:ascii="Times New Roman" w:hAnsi="Times New Roman"/><w:sz w:val="26"/><w:szCs w:val="26"/></w:rPr></w:pPr><w:r><w:rPr><w:rFonts w:ascii="Times New Roman" w:hAnsi="Times New Roman" w:eastAsia="TimesNewRomanPS-BoldMT"/><w:b/><w:bCs/><w:sz w:val="26"/><w:szCs w:val="26"/><w:lang w:eastAsia="zh-CN" w:bidi="ar"/></w:rPr><w:t xml:space="preserve">6. Thông tin xuất hóa đơn GTGT: </w:t></w:r></w:p><w:p><w:pPr><w:shd w:val="clear" w:color="auto" w:fill="FFFFFF" w:themeFill="background1"/><w:spacing w:line="360" w:lineRule="auto"/><w:ind w:left="320" w:leftChars="100"/><w:rPr><w:rFonts w:ascii="Times New Roman" w:hAnsi="Times New Roman"/><w:sz w:val="26"/><w:szCs w:val="26"/></w:rPr></w:pPr><w:r><w:rPr><w:rFonts w:ascii="Times New Roman" w:hAnsi="Times New Roman" w:eastAsia="TimesNewRomanPS-BoldMT"/><w:b/><w:bCs/><w:sz w:val="26"/><w:szCs w:val="26"/><w:lang w:eastAsia="zh-CN" w:bidi="ar"/></w:rPr><w:t xml:space="preserve">CÔNG TY </w:t></w:r><w:r><w:rPr><w:rFonts w:hint="default" w:ascii="Times New Roman" w:hAnsi="Times New Roman" w:eastAsia="TimesNewRomanPS-BoldMT"/><w:b/><w:bCs/><w:sz w:val="26"/><w:szCs w:val="26"/><w:lang w:eastAsia="zh-CN" w:bidi="ar"/></w:rPr><w:t>{HDTenCty}</w:t></w:r></w:p><w:p><w:pPr><w:shd w:val="clear" w:color="auto" w:fill="FFFFFF" w:themeFill="background1"/><w:spacing w:line="360" w:lineRule="auto"/><w:ind w:left="320" w:leftChars="100"/><w:rPr><w:rFonts w:ascii="Times New Roman" w:hAnsi="Times New Roman" w:eastAsia="SimSun"/><w:sz w:val="26"/><w:szCs w:val="26"/><w:lang w:eastAsia="zh-CN" w:bidi="ar"/></w:rPr></w:pPr><w:r><w:rPr><w:rFonts w:ascii="Times New Roman" w:hAnsi="Times New Roman" w:eastAsia="SimSun"/><w:sz w:val="26"/><w:szCs w:val="26"/><w:lang w:eastAsia="zh-CN" w:bidi="ar"/></w:rPr><w:t>Địa chỉ :</w:t></w:r><w:r><w:rPr><w:rFonts w:hint="default" w:ascii="Times New Roman" w:hAnsi="Times New Roman" w:eastAsia="SimSun"/><w:sz w:val="26"/><w:szCs w:val="26"/><w:lang w:eastAsia="zh-CN" w:bidi="ar"/></w:rPr><w:t>{HDDiaChi}</w:t></w:r></w:p><w:p><w:pPr><w:shd w:val="clear" w:color="auto" w:fill="FFFFFF" w:themeFill="background1"/><w:spacing w:line="360" w:lineRule="auto"/><w:ind w:left="320" w:leftChars="100"/><w:rPr><w:rFonts w:ascii="Times New Roman" w:hAnsi="Times New Roman" w:eastAsia="SimSun"/><w:sz w:val="26"/><w:szCs w:val="26"/><w:lang w:eastAsia="zh-CN" w:bidi="ar"/></w:rPr></w:pPr><w:r><w:rPr><w:rFonts w:ascii="Times New Roman" w:hAnsi="Times New Roman" w:eastAsia="SimSun"/><w:sz w:val="26"/><w:szCs w:val="26"/><w:lang w:eastAsia="zh-CN" w:bidi="ar"/></w:rPr><w:t xml:space="preserve">Mã số thuế: </w:t></w:r><w:r><w:rPr><w:rFonts w:hint="default" w:ascii="Times New Roman" w:hAnsi="Times New Roman" w:eastAsia="SimSun"/><w:sz w:val="26"/><w:szCs w:val="26"/><w:lang w:eastAsia="zh-CN" w:bidi="ar"/></w:rPr><w:t>{HDMaSoThue}</w:t></w:r></w:p><w:p><w:pPr><w:shd w:val="clear" w:color="auto" w:fill="FFFFFF" w:themeFill="background1"/><w:spacing w:line="360" w:lineRule="auto"/><w:ind w:left="320" w:leftChars="100"/><w:jc w:val="both"/><w:rPr><w:rFonts w:ascii="Times New Roman" w:hAnsi="Times New Roman"/><w:sz w:val="26"/><w:szCs w:val="26"/></w:rPr></w:pPr><w:r><w:rPr><w:rFonts w:ascii="Times New Roman" w:hAnsi="Times New Roman" w:eastAsia="SimSun"/><w:sz w:val="26"/><w:szCs w:val="26"/><w:lang w:eastAsia="zh-CN" w:bidi="ar"/></w:rPr><w:t xml:space="preserve">Nội dung xuất: </w:t></w:r><w:bookmarkStart w:id="2" w:name="_Hlk231472939"/><w:r><w:rPr><w:rFonts w:ascii="Times New Roman" w:hAnsi="Times New Roman" w:eastAsia="SimSun"/><w:sz w:val="26"/><w:szCs w:val="26"/><w:lang w:eastAsia="zh-CN" w:bidi="ar"/></w:rPr><w:t xml:space="preserve">Dịch vụ cho thuê địa điểm tổ chức sự kiện và các dịch vụ đi kèm theo </w:t></w:r><w:r><w:rPr><w:rFonts w:hint="default" w:ascii="Times New Roman" w:hAnsi="Times New Roman" w:eastAsia="SimSun"/><w:sz w:val="26"/><w:szCs w:val="26"/><w:lang w:eastAsia="zh-CN" w:bidi="ar"/></w:rPr><w:t>HĐ số {Sohopdong} ký ngày {NgayLapHD}/{ThangLapHD}/{NamLapHD}</w:t></w:r><w:r><w:rPr><w:rFonts w:hint="default" w:ascii="Times New Roman" w:hAnsi="Times New Roman" w:eastAsia="SimSun"/><w:sz w:val="26"/><w:szCs w:val="26"/><w:lang w:val="en-US" w:eastAsia="zh-CN" w:bidi="ar"/></w:rPr><w:t xml:space="preserve"> </w:t></w:r><w:bookmarkStart w:id="3" w:name="_GoBack"/><w:bookmarkEnd w:id="3"/><w:r><w:rPr><w:rFonts w:ascii="Times New Roman" w:hAnsi="Times New Roman" w:eastAsia="TimesNewRomanPS-BoldMT"/><w:b/><w:bCs/><w:sz w:val="26"/><w:szCs w:val="26"/><w:lang w:eastAsia="zh-CN" w:bidi="ar"/></w:rPr><w:t>và Biên bản nghiệm thu và Quyết toán dịch vụ số … ……………ký ngày………</w:t></w:r><w:bookmarkEnd w:id="2"/></w:p><w:p><w:pPr><w:shd w:val="clear" w:color="auto" w:fill="FFFFFF" w:themeFill="background1"/><w:spacing w:line="360" w:lineRule="auto"/><w:ind w:left="320" w:leftChars="100"/><w:rPr><w:rFonts w:ascii="Times New Roman" w:hAnsi="Times New Roman" w:eastAsia="SimSun"/><w:sz w:val="26"/><w:szCs w:val="26"/><w:lang w:eastAsia="zh-CN" w:bidi="ar"/></w:rPr></w:pPr><w:r><w:rPr><w:rFonts w:ascii="Times New Roman" w:hAnsi="Times New Roman" w:eastAsia="SimSun"/><w:sz w:val="26"/><w:szCs w:val="26"/><w:lang w:eastAsia="zh-CN" w:bidi="ar"/></w:rPr><w:t xml:space="preserve">Email nhận hóa đơn GTGT: </w:t></w:r><w:r><w:rPr><w:rFonts w:hint="default" w:ascii="Times New Roman" w:hAnsi="Times New Roman" w:eastAsia="SimSun"/><w:sz w:val="26"/><w:szCs w:val="26"/><w:lang w:eastAsia="zh-CN" w:bidi="ar"/></w:rPr><w:t>{BenBEmail}</w:t></w:r></w:p><w:p><w:pPr><w:shd w:val="clear" w:color="auto" w:fill="FFFFFF" w:themeFill="background1"/><w:spacing w:line="360" w:lineRule="auto"/><w:ind w:left="320" w:leftChars="100"/><w:jc w:val="both"/><w:rPr><w:rFonts w:ascii="Times New Roman" w:hAnsi="Times New Roman"/><w:b/><w:sz w:val="26"/><w:szCs w:val="26"/></w:rPr></w:pPr><w:r><w:rPr><w:rFonts w:ascii="Times New Roman" w:hAnsi="Times New Roman"/><w:b/><w:sz w:val="26"/><w:szCs w:val="26"/><w:u w:val="single"/></w:rPr><w:t>ĐIỀU 02</w:t></w:r><w:r><w:rPr><w:rFonts w:ascii="Times New Roman" w:hAnsi="Times New Roman"/><w:b/><w:sz w:val="26"/><w:szCs w:val="26"/></w:rPr><w:t>:  TRÁCH NHIỆM CỦA CÁC BÊN</w:t></w:r></w:p><w:p><w:pPr><w:numPr><w:ilvl w:val="0"/><w:numId w:val="6"/></w:numPr><w:shd w:val="clear" w:color="auto" w:fill="FFFFFF" w:themeFill="background1"/><w:spacing w:line="360" w:lineRule="auto"/><w:ind w:hanging="105"/><w:jc w:val="both"/><w:rPr><w:rFonts w:ascii="Times New Roman" w:hAnsi="Times New Roman" w:eastAsia="SimSun"/><w:b/><w:bCs/><w:sz w:val="26"/><w:szCs w:val="26"/><w:lang w:eastAsia="zh-CN" w:bidi="ar"/></w:rPr></w:pPr><w:r><w:rPr><w:rFonts w:ascii="Times New Roman" w:hAnsi="Times New Roman" w:eastAsia="SimSun"/><w:b/><w:bCs/><w:sz w:val="26"/><w:szCs w:val="26"/><w:lang w:eastAsia="zh-CN" w:bidi="ar"/></w:rPr><w:t>Trách nhiệm Bên A</w:t></w:r></w:p><w:p><w:pPr><w:pStyle w:val="13"/><w:numPr><w:ilvl w:val="0"/><w:numId w:val="7"/></w:numPr><w:shd w:val="clear" w:color="auto" w:fill="FFFFFF" w:themeFill="background1"/><w:spacing w:after="0" w:line="360" w:lineRule="auto"/><w:contextualSpacing/><w:jc w:val="both"/><w:rPr><w:rFonts w:ascii="Times New Roman" w:hAnsi="Times New Roman" w:eastAsia="SimSun"/><w:sz w:val="26"/><w:szCs w:val="26"/><w:lang w:eastAsia="zh-CN" w:bidi="ar"/></w:rPr></w:pPr><w:r><w:rPr><w:rFonts w:ascii="Times New Roman" w:hAnsi="Times New Roman" w:eastAsia="SimSun"/><w:sz w:val="26"/><w:szCs w:val="26"/><w:lang w:eastAsia="zh-CN" w:bidi="ar"/></w:rPr><w:t>Cung cấp đầy đủ các dịch vụ theo đúng nội dung, phạm vi, tiêu chuẩn và thời gian đã thỏa thuận trong Hợp đồng.</w:t></w:r></w:p><w:p><w:pPr><w:pStyle w:val="13"/><w:numPr><w:ilvl w:val="0"/><w:numId w:val="7"/></w:numPr><w:shd w:val="clear" w:color="auto" w:fill="FFFFFF" w:themeFill="background1"/><w:spacing w:after="0" w:line="360" w:lineRule="auto"/><w:contextualSpacing/><w:jc w:val="both"/><w:rPr><w:rFonts w:ascii="Times New Roman" w:hAnsi="Times New Roman" w:eastAsia="SimSun"/><w:sz w:val="26"/><w:szCs w:val="26"/><w:lang w:eastAsia="zh-CN" w:bidi="ar"/></w:rPr></w:pPr><w:r><w:rPr><w:rFonts w:ascii="Times New Roman" w:hAnsi="Times New Roman" w:eastAsia="SimSun"/><w:sz w:val="26"/><w:szCs w:val="26"/><w:lang w:eastAsia="zh-CN" w:bidi="ar"/></w:rPr><w:t>Đảm bảo cơ sở vật chất, trang thiết bị, hệ thống điện, âm thanh, ánh sáng, điều hòa không khí, sân khấu và các hạng mục kỹ thuật thuộc phạm vi cung cấp của Bên A hoạt động ổn định trong thời gian diễn ra sự kiện.</w:t></w:r></w:p><w:p><w:pPr><w:pStyle w:val="13"/><w:numPr><w:ilvl w:val="0"/><w:numId w:val="7"/></w:numPr><w:shd w:val="clear" w:color="auto" w:fill="FFFFFF" w:themeFill="background1"/><w:spacing w:after="0" w:line="360" w:lineRule="auto"/><w:contextualSpacing/><w:jc w:val="both"/><w:rPr><w:rFonts w:ascii="Times New Roman" w:hAnsi="Times New Roman" w:eastAsia="SimSun"/><w:sz w:val="26"/><w:szCs w:val="26"/><w:lang w:eastAsia="zh-CN" w:bidi="ar"/></w:rPr></w:pPr><w:r><w:rPr><w:rFonts w:ascii="Times New Roman" w:hAnsi="Times New Roman" w:eastAsia="SimSun"/><w:sz w:val="26"/><w:szCs w:val="26"/><w:lang w:eastAsia="zh-CN" w:bidi="ar"/></w:rPr><w:t>Bảo đảm cơ sở vật chất, trang thiết bị, hệ thống âm thanh, ánh sáng, màn hình LED, máy chiếu, hệ thống điện thuộc phạm vi cung cấp của Bên A hoạt động ổn định trong thời gian tổ chức chương trình.</w:t></w:r></w:p><w:p><w:pPr><w:pStyle w:val="13"/><w:numPr><w:ilvl w:val="0"/><w:numId w:val="7"/></w:numPr><w:shd w:val="clear" w:color="auto" w:fill="FFFFFF" w:themeFill="background1"/><w:spacing w:after="0" w:line="360" w:lineRule="auto"/><w:contextualSpacing/><w:jc w:val="both"/><w:rPr><w:rFonts w:ascii="Times New Roman" w:hAnsi="Times New Roman" w:eastAsia="SimSun"/><w:sz w:val="26"/><w:szCs w:val="26"/><w:lang w:eastAsia="zh-CN" w:bidi="ar"/></w:rPr></w:pPr><w:r><w:rPr><w:rFonts w:ascii="Times New Roman" w:hAnsi="Times New Roman" w:eastAsia="SimSun"/><w:sz w:val="26"/><w:szCs w:val="26"/><w:lang w:eastAsia="zh-CN" w:bidi="ar"/></w:rPr><w:t>Đảm bảo các điều kiện về phòng cháy chữa cháy, an ninh và an toàn kỹ thuật thuộc trách nhiệm quản lý của Bên A theo quy định của pháp luật.</w:t></w:r></w:p><w:p><w:pPr><w:pStyle w:val="13"/><w:numPr><w:ilvl w:val="0"/><w:numId w:val="7"/></w:numPr><w:shd w:val="clear" w:color="auto" w:fill="FFFFFF" w:themeFill="background1"/><w:spacing w:after="0" w:line="360" w:lineRule="auto"/><w:contextualSpacing/><w:jc w:val="both"/><w:rPr><w:rFonts w:ascii="Times New Roman" w:hAnsi="Times New Roman" w:eastAsia="SimSun"/><w:sz w:val="26"/><w:szCs w:val="26"/><w:lang w:eastAsia="zh-CN" w:bidi="ar"/></w:rPr></w:pPr><w:r><w:rPr><w:rFonts w:ascii="Times New Roman" w:hAnsi="Times New Roman" w:eastAsia="SimSun"/><w:sz w:val="26"/><w:szCs w:val="26"/><w:lang w:eastAsia="zh-CN" w:bidi="ar"/></w:rPr><w:t>Thông báo cho Bên B trong thời gian sớm nhất khi phát sinh sự cố kỹ thuật hoặc các trường hợp bất khả kháng có thể ảnh hưởng đến việc tổ chức chương trình; trường hợp có thay đổi bắt buộc về phương án bố trí hoặc setup, Bên A sẽ trao đổi và thống nhất với Bên B trước khi thực hiện.</w:t></w:r></w:p><w:p><w:pPr><w:pStyle w:val="13"/><w:numPr><w:ilvl w:val="0"/><w:numId w:val="7"/></w:numPr><w:shd w:val="clear" w:color="auto" w:fill="FFFFFF" w:themeFill="background1"/><w:spacing w:after="0" w:line="360" w:lineRule="auto"/><w:contextualSpacing/><w:jc w:val="both"/><w:rPr><w:rFonts w:ascii="Times New Roman" w:hAnsi="Times New Roman" w:eastAsia="SimSun"/><w:sz w:val="26"/><w:szCs w:val="26"/><w:lang w:eastAsia="zh-CN" w:bidi="ar"/></w:rPr></w:pPr><w:r><w:rPr><w:rFonts w:ascii="Times New Roman" w:hAnsi="Times New Roman" w:eastAsia="SimSun"/><w:sz w:val="26"/><w:szCs w:val="26"/><w:lang w:eastAsia="zh-CN" w:bidi="ar"/></w:rPr><w:t>Bố trí nhân sự phục vụ, kỹ thuật và vận hành theo tiêu chuẩn của Bên A.</w:t></w:r></w:p><w:p><w:pPr><w:pStyle w:val="13"/><w:numPr><w:ilvl w:val="0"/><w:numId w:val="7"/></w:numPr><w:shd w:val="clear" w:color="auto" w:fill="FFFFFF" w:themeFill="background1"/><w:spacing w:after="0" w:line="360" w:lineRule="auto"/><w:contextualSpacing/><w:jc w:val="both"/><w:rPr><w:rFonts w:ascii="Times New Roman" w:hAnsi="Times New Roman" w:eastAsia="SimSun"/><w:sz w:val="26"/><w:szCs w:val="26"/><w:lang w:eastAsia="zh-CN" w:bidi="ar"/></w:rPr></w:pPr><w:r><w:rPr><w:rFonts w:ascii="Times New Roman" w:hAnsi="Times New Roman" w:eastAsia="SimSun"/><w:sz w:val="26"/><w:szCs w:val="26"/><w:lang w:eastAsia="zh-CN" w:bidi="ar"/></w:rPr><w:t>Phối hợp xử lý các vấn đề phát sinh thuộc phạm vi trách nhiệm của Bên A trong suốt quá trình chuẩn bị và tổ chức chương trình.</w:t></w:r></w:p><w:p><w:pPr><w:pStyle w:val="13"/><w:numPr><w:ilvl w:val="0"/><w:numId w:val="7"/></w:numPr><w:shd w:val="clear" w:color="auto" w:fill="FFFFFF" w:themeFill="background1"/><w:spacing w:after="0" w:line="360" w:lineRule="auto"/><w:contextualSpacing/><w:jc w:val="both"/><w:rPr><w:rFonts w:ascii="Times New Roman" w:hAnsi="Times New Roman" w:eastAsia="SimSun"/><w:sz w:val="26"/><w:szCs w:val="26"/><w:lang w:eastAsia="zh-CN" w:bidi="ar"/></w:rPr></w:pPr><w:r><w:rPr><w:rFonts w:ascii="Times New Roman" w:hAnsi="Times New Roman" w:eastAsia="SimSun"/><w:sz w:val="26"/><w:szCs w:val="26"/><w:lang w:eastAsia="zh-CN" w:bidi="ar"/></w:rPr><w:t>Chịu trách nhiệm đối với các thiệt hại trực tiếp phát sinh do lỗi của Bên A hoặc do hệ thống, trang thiết bị thuộc phạm vi quản lý của Bên A gây ra.</w:t></w:r></w:p><w:p><w:pPr><w:pStyle w:val="13"/><w:numPr><w:ilvl w:val="0"/><w:numId w:val="7"/></w:numPr><w:shd w:val="clear" w:color="auto" w:fill="FFFFFF" w:themeFill="background1"/><w:spacing w:after="0" w:line="360" w:lineRule="auto"/><w:contextualSpacing/><w:jc w:val="both"/><w:rPr><w:rFonts w:ascii="Times New Roman" w:hAnsi="Times New Roman" w:eastAsia="SimSun"/><w:sz w:val="26"/><w:szCs w:val="26"/><w:lang w:eastAsia="zh-CN" w:bidi="ar"/></w:rPr></w:pPr><w:r><w:rPr><w:rFonts w:ascii="Times New Roman" w:hAnsi="Times New Roman" w:eastAsia="SimSun"/><w:sz w:val="26"/><w:szCs w:val="26"/><w:lang w:eastAsia="zh-CN" w:bidi="ar"/></w:rPr><w:t>Lập Biên bản nghiệm thu và quyết toán chương trình sau khi sự kiện kết thúc.</w:t></w:r></w:p><w:p><w:pPr><w:pStyle w:val="13"/><w:numPr><w:ilvl w:val="0"/><w:numId w:val="7"/></w:numPr><w:shd w:val="clear" w:color="auto" w:fill="FFFFFF" w:themeFill="background1"/><w:spacing w:after="0" w:line="360" w:lineRule="auto"/><w:contextualSpacing/><w:jc w:val="both"/><w:rPr><w:rFonts w:ascii="Times New Roman" w:hAnsi="Times New Roman" w:eastAsia="SimSun"/><w:sz w:val="26"/><w:szCs w:val="26"/><w:lang w:eastAsia="zh-CN" w:bidi="ar"/></w:rPr></w:pPr><w:r><w:rPr><w:rFonts w:ascii="Times New Roman" w:hAnsi="Times New Roman" w:eastAsia="SimSun"/><w:sz w:val="26"/><w:szCs w:val="26"/><w:lang w:eastAsia="zh-CN" w:bidi="ar"/></w:rPr><w:t>Xuất hóa đơn GTGT cho Bên B theo quy định pháp luật sau khi các bên hoàn tất việc nghiệm thu, quyết toán.</w:t></w:r></w:p><w:p><w:pPr><w:numPr><w:ilvl w:val="0"/><w:numId w:val="6"/></w:numPr><w:shd w:val="clear" w:color="auto" w:fill="FFFFFF" w:themeFill="background1"/><w:spacing w:line="360" w:lineRule="auto"/><w:ind w:hanging="105"/><w:jc w:val="both"/><w:rPr><w:rFonts w:ascii="Times New Roman" w:hAnsi="Times New Roman" w:eastAsia="SimSun"/><w:b/><w:bCs/><w:sz w:val="26"/><w:szCs w:val="26"/><w:lang w:eastAsia="zh-CN" w:bidi="ar"/></w:rPr></w:pPr><w:r><w:rPr><w:rFonts w:ascii="Times New Roman" w:hAnsi="Times New Roman" w:eastAsia="SimSun"/><w:b/><w:bCs/><w:sz w:val="26"/><w:szCs w:val="26"/><w:lang w:eastAsia="zh-CN" w:bidi="ar"/></w:rPr><w:t>Trách nhiệm Bên B</w:t></w:r></w:p><w:p><w:pPr><w:pStyle w:val="13"/><w:numPr><w:ilvl w:val="0"/><w:numId w:val="7"/></w:numPr><w:shd w:val="clear" w:color="auto" w:fill="FFFFFF" w:themeFill="background1"/><w:spacing w:after="0" w:line="360" w:lineRule="auto"/><w:contextualSpacing/><w:jc w:val="both"/><w:rPr><w:rFonts w:ascii="Times New Roman" w:hAnsi="Times New Roman" w:eastAsia="SimSun"/><w:sz w:val="26"/><w:szCs w:val="26"/><w:lang w:eastAsia="zh-CN" w:bidi="ar"/></w:rPr></w:pPr><w:r><w:rPr><w:rFonts w:ascii="Times New Roman" w:hAnsi="Times New Roman" w:eastAsia="SimSun"/><w:sz w:val="26"/><w:szCs w:val="26"/><w:lang w:eastAsia="zh-CN" w:bidi="ar"/></w:rPr><w:t>Cung cấp đầy đủ các thông tin liên quan đến chương trình hội nghị, bao gồm nhưng không giới hạn: kịch bản chương trình, sơ đồ bố trí hội trường (nếu có), file nội dung trình chiếu trên màn hình LED, màn hình đón khách và các yêu cầu kỹ thuật khác tối thiểu 07 (bảy) ngày trước ngày tổ chức để Bên A chuẩn bị và triển khai.</w:t></w:r></w:p><w:p><w:pPr><w:pStyle w:val="13"/><w:numPr><w:ilvl w:val="0"/><w:numId w:val="7"/></w:numPr><w:shd w:val="clear" w:color="auto" w:fill="FFFFFF" w:themeFill="background1"/><w:spacing w:after="0" w:line="360" w:lineRule="auto"/><w:contextualSpacing/><w:jc w:val="both"/><w:rPr><w:rFonts w:ascii="Times New Roman" w:hAnsi="Times New Roman" w:eastAsia="SimSun"/><w:sz w:val="26"/><w:szCs w:val="26"/><w:lang w:eastAsia="zh-CN" w:bidi="ar"/></w:rPr></w:pPr><w:r><w:rPr><w:rFonts w:ascii="Times New Roman" w:hAnsi="Times New Roman" w:eastAsia="SimSun"/><w:sz w:val="26"/><w:szCs w:val="26"/><w:lang w:eastAsia="zh-CN" w:bidi="ar"/></w:rPr><w:t>Chỉ sử dụng địa điểm của Bên A cho mục đích tổ chức hội nghị, hội thảo, đào tạo hoặc các hoạt động hợp pháp phù hợp với chức năng, ngành nghề và giấy phép hoạt động của Bên B. Bên B không được sử dụng địa điểm để thực hiện các hoạt động trái pháp luật, bao gồm nhưng không giới hạn việc tuyên truyền chống Nhà nước Cộng hòa Xã hội Chủ nghĩa Việt Nam, kích động bạo lực, gây rối trật tự công cộng, truyền bá mê tín dị đoan, nội dung vi phạm thuần phong mỹ tục hoặc các hành vi bị pháp luật cấm. Bên B hoàn toàn chịu trách nhiệm trước pháp luật đối với các nội dung và hoạt động do mình tổ chức.</w:t></w:r></w:p><w:p><w:pPr><w:pStyle w:val="13"/><w:numPr><w:ilvl w:val="0"/><w:numId w:val="7"/></w:numPr><w:shd w:val="clear" w:color="auto" w:fill="FFFFFF" w:themeFill="background1"/><w:spacing w:after="0" w:line="360" w:lineRule="auto"/><w:contextualSpacing/><w:jc w:val="both"/><w:rPr><w:rFonts w:ascii="Times New Roman" w:hAnsi="Times New Roman" w:eastAsia="SimSun"/><w:sz w:val="26"/><w:szCs w:val="26"/><w:lang w:eastAsia="zh-CN" w:bidi="ar"/></w:rPr></w:pPr><w:r><w:rPr><w:rFonts w:ascii="Times New Roman" w:hAnsi="Times New Roman" w:eastAsia="SimSun"/><w:sz w:val="26"/><w:szCs w:val="26"/><w:lang w:eastAsia="zh-CN" w:bidi="ar"/></w:rPr><w:t>Đảm bảo an ninh nội bộ, trật tự và hành vi ứng xử của khách mời, nhân sự tham gia chương trình; không để xảy ra các hành vi gây ảnh hưởng đến hoạt động kinh doanh, uy tín hoặc tài sản của Bên A.</w:t></w:r></w:p><w:p><w:pPr><w:pStyle w:val="13"/><w:numPr><w:ilvl w:val="0"/><w:numId w:val="7"/></w:numPr><w:shd w:val="clear" w:color="auto" w:fill="FFFFFF" w:themeFill="background1"/><w:spacing w:after="0" w:line="360" w:lineRule="auto"/><w:contextualSpacing/><w:jc w:val="both"/><w:rPr><w:rFonts w:ascii="Times New Roman" w:hAnsi="Times New Roman" w:eastAsia="SimSun"/><w:sz w:val="26"/><w:szCs w:val="26"/><w:lang w:eastAsia="zh-CN" w:bidi="ar"/></w:rPr></w:pPr><w:r><w:rPr><w:rFonts w:ascii="Times New Roman" w:hAnsi="Times New Roman" w:eastAsia="SimSun"/><w:sz w:val="26"/><w:szCs w:val="26"/><w:lang w:eastAsia="zh-CN" w:bidi="ar"/></w:rPr><w:t>Trường hợp chương trình có sự tham dự của lãnh đạo cấp cao, khách VIP, khách nước ngoài, đoàn khách đặc biệt hoặc có yêu cầu riêng về công tác an ninh, bảo vệ, đón tiếp, phân luồng giao thông hoặc kiểm soát ra vào, Bên B có trách nhiệm thông báo cho Bên A tối thiểu 03 (ba) ngày trước ngày tổ chức để hai Bên phối hợp triển khai.</w:t></w:r></w:p><w:p><w:pPr><w:pStyle w:val="13"/><w:numPr><w:ilvl w:val="0"/><w:numId w:val="7"/></w:numPr><w:shd w:val="clear" w:color="auto" w:fill="FFFFFF" w:themeFill="background1"/><w:spacing w:after="0" w:line="360" w:lineRule="auto"/><w:contextualSpacing/><w:jc w:val="both"/><w:rPr><w:rFonts w:ascii="Times New Roman" w:hAnsi="Times New Roman" w:eastAsia="SimSun"/><w:sz w:val="26"/><w:szCs w:val="26"/><w:lang w:eastAsia="zh-CN" w:bidi="ar"/></w:rPr></w:pPr><w:r><w:rPr><w:rFonts w:ascii="Times New Roman" w:hAnsi="Times New Roman" w:eastAsia="SimSun"/><w:sz w:val="26"/><w:szCs w:val="26"/><w:lang w:eastAsia="zh-CN" w:bidi="ar"/></w:rPr><w:t>Trường hợp Bên B có yêu cầu bố trí thêm nhân sự bảo vệ, an ninh, lễ tân, hướng dẫn khách hoặc các dịch vụ hỗ trợ khác ngoài phạm vi dịch vụ tiêu chuẩn của Bên A thì các chi phí phát sinh sẽ do Bên B thanh toán theo báo giá được hai Bên thống nhất.</w:t></w:r></w:p><w:p><w:pPr><w:pStyle w:val="13"/><w:numPr><w:ilvl w:val="0"/><w:numId w:val="7"/></w:numPr><w:shd w:val="clear" w:color="auto" w:fill="FFFFFF" w:themeFill="background1"/><w:spacing w:after="0" w:line="360" w:lineRule="auto"/><w:contextualSpacing/><w:jc w:val="both"/><w:rPr><w:rFonts w:ascii="Times New Roman" w:hAnsi="Times New Roman" w:eastAsia="SimSun"/><w:sz w:val="26"/><w:szCs w:val="26"/><w:lang w:eastAsia="zh-CN" w:bidi="ar"/></w:rPr></w:pPr><w:r><w:rPr><w:rFonts w:ascii="Times New Roman" w:hAnsi="Times New Roman" w:eastAsia="SimSun"/><w:sz w:val="26"/><w:szCs w:val="26"/><w:lang w:eastAsia="zh-CN" w:bidi="ar"/></w:rPr><w:t>Chịu trách nhiệm quản lý và giám sát các nhà cung cấp, nhà thầu hoặc đơn vị dịch vụ do Bên B thuê, bao gồm nhưng không giới hạn ở các đơn vị trang trí, backdrop, âm thanh, ánh sáng, sân khấu, kỹ thuật, quay phim, chụp ảnh và các đơn vị hỗ trợ khác.</w:t></w:r></w:p><w:p><w:pPr><w:pStyle w:val="13"/><w:numPr><w:ilvl w:val="0"/><w:numId w:val="7"/></w:numPr><w:shd w:val="clear" w:color="auto" w:fill="FFFFFF" w:themeFill="background1"/><w:spacing w:after="0" w:line="360" w:lineRule="auto"/><w:contextualSpacing/><w:jc w:val="both"/><w:rPr><w:rFonts w:ascii="Times New Roman" w:hAnsi="Times New Roman" w:eastAsia="SimSun"/><w:sz w:val="26"/><w:szCs w:val="26"/><w:lang w:eastAsia="zh-CN" w:bidi="ar"/></w:rPr></w:pPr><w:r><w:rPr><w:rFonts w:ascii="Times New Roman" w:hAnsi="Times New Roman" w:eastAsia="SimSun"/><w:sz w:val="26"/><w:szCs w:val="26"/><w:lang w:eastAsia="zh-CN" w:bidi="ar"/></w:rPr><w:t>Cử người đại diện có thẩm quyền làm đầu mối phối hợp với Bên A trong suốt quá trình tổ chức chương trình và ký xác nhận các dịch vụ phát sinh (nếu có), Biên bản xác nhận dịch vụ, Biên bản nghiệm thu và các hồ sơ liên quan.</w:t></w:r></w:p><w:p><w:pPr><w:pStyle w:val="13"/><w:numPr><w:ilvl w:val="0"/><w:numId w:val="7"/></w:numPr><w:shd w:val="clear" w:color="auto" w:fill="FFFFFF" w:themeFill="background1"/><w:spacing w:after="0" w:line="360" w:lineRule="auto"/><w:contextualSpacing/><w:jc w:val="both"/><w:rPr><w:rFonts w:ascii="Times New Roman" w:hAnsi="Times New Roman" w:eastAsia="SimSun"/><w:sz w:val="26"/><w:szCs w:val="26"/><w:lang w:eastAsia="zh-CN" w:bidi="ar"/></w:rPr></w:pPr><w:r><w:rPr><w:rFonts w:ascii="Times New Roman" w:hAnsi="Times New Roman" w:eastAsia="SimSun"/><w:sz w:val="26"/><w:szCs w:val="26"/><w:lang w:eastAsia="zh-CN" w:bidi="ar"/></w:rPr><w:t>Có trách nhiệm ký Biên bản xác nhận dịch vụ ngay sau khi kết thúc chương trình và ký Biên bản nghiệm thu trong vòng 03 (ba) ngày làm việc kể từ ngày nhận được Biên bản nghiệm thu do Bên A gửi.</w:t></w:r></w:p><w:p><w:pPr><w:pStyle w:val="13"/><w:numPr><w:ilvl w:val="0"/><w:numId w:val="7"/></w:numPr><w:shd w:val="clear" w:color="auto" w:fill="FFFFFF" w:themeFill="background1"/><w:spacing w:after="0" w:line="360" w:lineRule="auto"/><w:contextualSpacing/><w:jc w:val="both"/><w:rPr><w:rFonts w:ascii="Times New Roman" w:hAnsi="Times New Roman" w:eastAsia="SimSun"/><w:sz w:val="26"/><w:szCs w:val="26"/><w:lang w:eastAsia="zh-CN" w:bidi="ar"/></w:rPr></w:pPr><w:r><w:rPr><w:rFonts w:ascii="Times New Roman" w:hAnsi="Times New Roman" w:eastAsia="SimSun"/><w:sz w:val="26"/><w:szCs w:val="26"/><w:lang w:eastAsia="zh-CN" w:bidi="ar"/></w:rPr><w:t>Không được tự ý khoan, đục, đóng đinh, bắt vít, dán keo công nghiệp hoặc thực hiện bất kỳ hành vi nào làm ảnh hưởng đến kết cấu, trang thiết bị hoặc tài sản của Bên A. Trường hợp Bên B hoặc các đơn vị do Bên B thuê gây hư hỏng tài sản của Bên A thì Bên B có trách nhiệm bồi thường toàn bộ thiệt hại thực tế phát sinh, bao gồm chi phí sửa chữa, thay thế hoặc khôi phục hiện trạng.</w:t></w:r></w:p><w:p><w:pPr><w:pStyle w:val="13"/><w:numPr><w:ilvl w:val="0"/><w:numId w:val="7"/></w:numPr><w:shd w:val="clear" w:color="auto" w:fill="FFFFFF" w:themeFill="background1"/><w:spacing w:after="0" w:line="360" w:lineRule="auto"/><w:contextualSpacing/><w:jc w:val="both"/><w:rPr><w:rFonts w:ascii="Times New Roman" w:hAnsi="Times New Roman" w:eastAsia="SimSun"/><w:sz w:val="26"/><w:szCs w:val="26"/><w:lang w:eastAsia="zh-CN" w:bidi="ar"/></w:rPr></w:pPr><w:r><w:rPr><w:rFonts w:ascii="Times New Roman" w:hAnsi="Times New Roman" w:eastAsia="SimSun"/><w:sz w:val="26"/><w:szCs w:val="26"/><w:lang w:eastAsia="zh-CN" w:bidi="ar"/></w:rPr><w:t>Trong vòng 03 (ba) ngày làm việc kể từ ngày nhận Biên bản nghiệm thu và quyết toán do Bên A gửi, Bên B có trách nhiệm ký xác nhận hoặc phản hồi bằng văn bản. Quá thời hạn nêu trên mà Bên B không có ý kiến thì được xem như Bên B đã chấp thuận toàn bộ nội dung nghiệm thu và quyết toán do Bên A lập.</w:t></w:r></w:p><w:p><w:pPr><w:pStyle w:val="13"/><w:numPr><w:ilvl w:val="0"/><w:numId w:val="7"/></w:numPr><w:shd w:val="clear" w:color="auto" w:fill="FFFFFF" w:themeFill="background1"/><w:spacing w:after="0" w:line="360" w:lineRule="auto"/><w:contextualSpacing/><w:jc w:val="both"/><w:rPr><w:rFonts w:ascii="Times New Roman" w:hAnsi="Times New Roman" w:eastAsia="SimSun"/><w:sz w:val="26"/><w:szCs w:val="26"/><w:lang w:eastAsia="zh-CN" w:bidi="ar"/></w:rPr></w:pPr><w:r><w:rPr><w:rFonts w:ascii="Times New Roman" w:hAnsi="Times New Roman" w:eastAsia="SimSun"/><w:sz w:val="26"/><w:szCs w:val="26"/><w:lang w:eastAsia="zh-CN" w:bidi="ar"/></w:rPr><w:t>Thanh toán đầy đủ và đúng thời hạn các khoản tiền theo quy định của Hợp đồng.</w:t></w:r></w:p><w:p><w:pPr><w:pStyle w:val="13"/><w:shd w:val="clear" w:color="auto" w:fill="FFFFFF" w:themeFill="background1"/><w:spacing w:after="0" w:line="360" w:lineRule="auto"/><w:ind w:left="0"/><w:contextualSpacing/><w:jc w:val="both"/><w:rPr><w:rFonts w:ascii="Times New Roman" w:hAnsi="Times New Roman" w:eastAsia="SimSun"/><w:sz w:val="26"/><w:szCs w:val="26"/><w:lang w:eastAsia="zh-CN" w:bidi="ar"/></w:rPr></w:pPr></w:p><w:p><w:pPr><w:shd w:val="clear" w:color="auto" w:fill="FFFFFF" w:themeFill="background1"/><w:spacing w:line="360" w:lineRule="auto"/><w:ind w:left="320" w:leftChars="100"/><w:jc w:val="both"/><w:rPr><w:rFonts w:ascii="Times New Roman" w:hAnsi="Times New Roman" w:eastAsia="SimSun"/><w:b/><w:bCs/><w:sz w:val="26"/><w:szCs w:val="26"/><w:lang w:eastAsia="zh-CN" w:bidi="ar"/></w:rPr></w:pPr><w:r><w:rPr><w:rFonts w:ascii="Times New Roman" w:hAnsi="Times New Roman" w:eastAsia="SimSun"/><w:b/><w:bCs/><w:sz w:val="26"/><w:szCs w:val="26"/><w:u w:val="single"/><w:lang w:eastAsia="zh-CN" w:bidi="ar"/></w:rPr><w:t>ĐIỀU 03:</w:t></w:r><w:r><w:rPr><w:rFonts w:ascii="Times New Roman" w:hAnsi="Times New Roman" w:eastAsia="SimSun"/><w:b/><w:bCs/><w:sz w:val="26"/><w:szCs w:val="26"/><w:lang w:eastAsia="zh-CN" w:bidi="ar"/></w:rPr><w:t xml:space="preserve"> </w:t></w:r><w:r><w:rPr><w:rFonts w:ascii="Times New Roman" w:hAnsi="Times New Roman"/><w:b/><w:bCs/><w:sz w:val="26"/><w:szCs w:val="26"/><w:lang w:val="pt-BR"/></w:rPr><w:t>ĐIỀU KHOẢN THAY ĐỔI, HỦY BỎ HOẶC BỔ SUNG HỢP ĐỒNG</w:t></w:r></w:p><w:p><w:pPr><w:pStyle w:val="4"/><w:keepNext/><w:shd w:val="clear" w:color="auto" w:fill="FFFFFF" w:themeFill="background1"/><w:tabs><w:tab w:val="left" w:pos="993"/></w:tabs><w:suppressAutoHyphens/><w:spacing w:before="0" w:after="0" w:line="360" w:lineRule="auto"/><w:ind w:left="568"/><w:jc w:val="both"/><w:rPr><w:rFonts w:ascii="Times New Roman" w:hAnsi="Times New Roman"/></w:rPr></w:pPr><w:r><w:rPr><w:rFonts w:ascii="Times New Roman" w:hAnsi="Times New Roman"/></w:rPr><w:t xml:space="preserve">3.1 </w:t></w:r><w:r><w:rPr><w:rFonts w:ascii="Times New Roman" w:hAnsi="Times New Roman"/><w:lang w:val="vi-VN"/></w:rPr><w:t>Thay đổi ngày</w:t></w:r><w:r><w:rPr><w:rFonts w:ascii="Times New Roman" w:hAnsi="Times New Roman"/></w:rPr><w:t xml:space="preserve"> </w:t></w:r><w:r><w:rPr><w:rFonts w:ascii="Times New Roman" w:hAnsi="Times New Roman"/><w:lang w:val="vi-VN"/></w:rPr><w:t xml:space="preserve">hoặc huỷ bỏ </w:t></w:r><w:r><w:rPr><w:rFonts w:ascii="Times New Roman" w:hAnsi="Times New Roman"/></w:rPr><w:t>ngày tổ chức.</w:t></w:r></w:p><w:p><w:pPr><w:pStyle w:val="13"/><w:numPr><w:ilvl w:val="0"/><w:numId w:val="7"/></w:numPr><w:shd w:val="clear" w:color="auto" w:fill="FFFFFF" w:themeFill="background1"/><w:spacing w:after="0" w:line="360" w:lineRule="auto"/><w:contextualSpacing/><w:jc w:val="both"/><w:rPr><w:rFonts w:ascii="Times New Roman" w:hAnsi="Times New Roman" w:eastAsia="SimSun"/><w:sz w:val="26"/><w:szCs w:val="26"/><w:lang w:eastAsia="zh-CN" w:bidi="ar"/></w:rPr></w:pPr><w:r><w:rPr><w:rFonts w:ascii="Times New Roman" w:hAnsi="Times New Roman"/><w:sz w:val="26"/><w:szCs w:val="26"/></w:rPr><w:t>Trường hợp Bên B có nhu cầu thay đổi ngày tổ chức trước 30 (ba mươi) ngày so với ngày diễn ra sự kiện, Bên A sẽ nỗ lực hỗ trợ sắp xếp theo khả năng thực tế. Bên B có trách nhiệm thanh toán các khoản chi phí mà Bên A đã thực hiện hoặc không thể thu hồi từ các nhà cung cấp</w:t></w:r></w:p><w:p><w:pPr><w:pStyle w:val="13"/><w:numPr><w:ilvl w:val="1"/><w:numId w:val="8"/></w:numPr><w:shd w:val="clear" w:color="auto" w:fill="FFFFFF" w:themeFill="background1"/><w:spacing w:line="360" w:lineRule="auto"/><w:contextualSpacing/><w:jc w:val="both"/><w:rPr><w:rFonts w:ascii="Times New Roman" w:hAnsi="Times New Roman" w:eastAsia="SimSun"/><w:b/><w:bCs/><w:i/><w:iCs/><w:sz w:val="26"/><w:szCs w:val="26"/><w:lang w:eastAsia="zh-CN" w:bidi="ar"/></w:rPr></w:pPr><w:r><w:rPr><w:rFonts w:ascii="Times New Roman" w:hAnsi="Times New Roman"/><w:b/><w:bCs/><w:i/><w:iCs/><w:sz w:val="26"/><w:szCs w:val="26"/></w:rPr><w:t xml:space="preserve"> Trường hợp giảm hoặc hủy dịch vụ do Bên B</w:t></w:r></w:p><w:p><w:pPr><w:pStyle w:val="13"/><w:numPr><w:ilvl w:val="0"/><w:numId w:val="7"/></w:numPr><w:shd w:val="clear" w:color="auto" w:fill="FFFFFF" w:themeFill="background1"/><w:spacing w:line="360" w:lineRule="auto"/><w:contextualSpacing/><w:jc w:val="both"/><w:rPr><w:rFonts w:ascii="Times New Roman" w:hAnsi="Times New Roman"/><w:sz w:val="26"/><w:szCs w:val="26"/></w:rPr></w:pPr><w:r><w:rPr><w:rFonts w:ascii="Times New Roman" w:hAnsi="Times New Roman"/><w:sz w:val="26"/><w:szCs w:val="26"/></w:rPr><w:t>Trước ngày diễn ra sự kiện, nếu vì bất cứ lý do nào Bên B không sử dụng một phần hoặc toàn bộ dịch vụ theo Hợp đồng thì Bên B phải thông báo ngay cho Bên A bằng văn bản và phải chịu các khoản chi phí hủy như sau:</w:t></w:r></w:p><w:p><w:pPr><w:pStyle w:val="13"/><w:numPr><w:ilvl w:val="0"/><w:numId w:val="9"/></w:numPr><w:shd w:val="clear" w:color="auto" w:fill="FFFFFF" w:themeFill="background1"/><w:spacing w:line="360" w:lineRule="auto"/><w:contextualSpacing/><w:jc w:val="both"/><w:rPr><w:rFonts w:ascii="Times New Roman" w:hAnsi="Times New Roman" w:eastAsia="SimSun"/><w:sz w:val="26"/><w:szCs w:val="26"/><w:lang w:eastAsia="zh-CN" w:bidi="ar"/></w:rPr></w:pPr><w:r><w:rPr><w:rFonts w:ascii="Times New Roman" w:hAnsi="Times New Roman" w:eastAsia="SimSun"/><w:sz w:val="26"/><w:szCs w:val="26"/><w:lang w:eastAsia="zh-CN" w:bidi="ar"/></w:rPr><w:t>Hủy trong vòng 30 ngày trước ngày tổ chức: Bên A được quyền giữ lại toàn bộ khoản tiền đặt cọc giữ chỗ và bảo đảm thực hiện Hợp đồng mà Bên B đã thanh toán.</w:t></w:r></w:p><w:p><w:pPr><w:pStyle w:val="13"/><w:numPr><w:ilvl w:val="0"/><w:numId w:val="9"/></w:numPr><w:shd w:val="clear" w:color="auto" w:fill="FFFFFF" w:themeFill="background1"/><w:spacing w:line="360" w:lineRule="auto"/><w:contextualSpacing/><w:jc w:val="both"/><w:rPr><w:rFonts w:ascii="Times New Roman" w:hAnsi="Times New Roman" w:eastAsia="SimSun"/><w:sz w:val="26"/><w:szCs w:val="26"/><w:lang w:eastAsia="zh-CN" w:bidi="ar"/></w:rPr></w:pPr><w:r><w:rPr><w:rFonts w:ascii="Times New Roman" w:hAnsi="Times New Roman" w:eastAsia="SimSun"/><w:sz w:val="26"/><w:szCs w:val="26"/><w:lang w:eastAsia="zh-CN" w:bidi="ar"/></w:rPr><w:t>Hủy trong vòng 20 ngày trước ngày tổ chức: Bên A được quyền giữ lại toàn bộ khoản tiền đặt cọc giữ chỗ và bảo đảm thực hiện Hợp đồng; đồng thời Bên B có trách nhiệm thanh toán thêm phần giá trị còn thiếu để tổng số tiền thanh toán cho Bên A tương đương 100% (một trăm phần trăm) giá trị Hợp đồng và các dịch vụ phát sinh đã được hai bên xác nhận (nếu có).</w:t></w:r></w:p><w:p><w:pPr><w:pStyle w:val="13"/><w:numPr><w:ilvl w:val="0"/><w:numId w:val="7"/></w:numPr><w:shd w:val="clear" w:color="auto" w:fill="FFFFFF" w:themeFill="background1"/><w:spacing w:line="360" w:lineRule="auto"/><w:contextualSpacing/><w:jc w:val="both"/><w:rPr><w:rFonts w:ascii="Times New Roman" w:hAnsi="Times New Roman" w:eastAsia="SimSun"/><w:sz w:val="26"/><w:szCs w:val="26"/><w:lang w:eastAsia="zh-CN" w:bidi="ar"/></w:rPr></w:pPr><w:r><w:rPr><w:rFonts w:ascii="Times New Roman" w:hAnsi="Times New Roman" w:eastAsia="SimSun"/><w:sz w:val="26"/><w:szCs w:val="26"/><w:lang w:eastAsia="zh-CN" w:bidi="ar"/></w:rPr><w:t>Việc Bên B không sử dụng dịch vụ hoặc không tổ chức sự kiện theo kế hoạch không làm phát sinh quyền yêu cầu hoàn trả các khoản tiền nêu trên.</w:t></w:r></w:p><w:p><w:pPr><w:pStyle w:val="13"/><w:numPr><w:ilvl w:val="1"/><w:numId w:val="8"/></w:numPr><w:shd w:val="clear" w:color="auto" w:fill="FFFFFF" w:themeFill="background1"/><w:spacing w:line="360" w:lineRule="auto"/><w:contextualSpacing/><w:jc w:val="both"/><w:rPr><w:rFonts w:ascii="Times New Roman" w:hAnsi="Times New Roman" w:eastAsia="SimSun"/><w:b/><w:bCs/><w:i/><w:iCs/><w:sz w:val="26"/><w:szCs w:val="26"/><w:lang w:eastAsia="zh-CN" w:bidi="ar"/></w:rPr></w:pPr><w:r><w:rPr><w:rFonts w:ascii="Times New Roman" w:hAnsi="Times New Roman"/><w:b/><w:bCs/><w:i/><w:iCs/><w:sz w:val="26"/><w:szCs w:val="26"/></w:rPr><w:t>Trường hợp giảm hoặc hủy dịch vụ do Bên A</w:t></w:r></w:p><w:p><w:pPr><w:pStyle w:val="13"/><w:numPr><w:ilvl w:val="0"/><w:numId w:val="7"/></w:numPr><w:shd w:val="clear" w:color="auto" w:fill="FFFFFF" w:themeFill="background1"/><w:spacing w:line="360" w:lineRule="auto"/><w:contextualSpacing/><w:jc w:val="both"/><w:rPr><w:rFonts w:ascii="Times New Roman" w:hAnsi="Times New Roman" w:eastAsia="SimSun"/><w:sz w:val="26"/><w:szCs w:val="26"/><w:lang w:eastAsia="zh-CN" w:bidi="ar"/></w:rPr></w:pPr><w:r><w:rPr><w:rFonts w:ascii="Times New Roman" w:hAnsi="Times New Roman" w:eastAsia="SimSun"/><w:sz w:val="26"/><w:szCs w:val="26"/><w:lang w:eastAsia="zh-CN" w:bidi="ar"/></w:rPr><w:t>Trường hợp địa điểm tổ chức sự kiện phải ưu tiên phục vụ nhiệm vụ quốc phòng, an ninh hoặc theo yêu cầu của cơ quan nhà nước có thẩm quyền, đơn vị chủ quản địa điểm dẫn đến việc Bên A không thể tiếp tục cung cấp dịch vụ theo Hợp đồng, Bên A phải thông báo bằng văn bản cho Bên B ngay khi nhận được thông tin chính thức.</w:t></w:r></w:p><w:p><w:pPr><w:pStyle w:val="13"/><w:numPr><w:ilvl w:val="0"/><w:numId w:val="7"/></w:numPr><w:shd w:val="clear" w:color="auto" w:fill="FFFFFF" w:themeFill="background1"/><w:spacing w:line="360" w:lineRule="auto"/><w:contextualSpacing/><w:jc w:val="both"/><w:rPr><w:rFonts w:ascii="Times New Roman" w:hAnsi="Times New Roman" w:eastAsia="SimSun"/><w:sz w:val="26"/><w:szCs w:val="26"/><w:lang w:eastAsia="zh-CN" w:bidi="ar"/></w:rPr></w:pPr><w:r><w:rPr><w:rFonts w:ascii="Times New Roman" w:hAnsi="Times New Roman" w:eastAsia="SimSun"/><w:sz w:val="26"/><w:szCs w:val="26"/><w:lang w:eastAsia="zh-CN" w:bidi="ar"/></w:rPr><w:t>Trong trường hợp này, Bên A có trách nhiệm hoàn trả cho Bên B 100% khoản tiền đặt cọc giữ chỗ và bảo đảm thực hiện Hợp đồng trong vòng 15 (mười lăm) ngày kể từ ngày thông báo hủy bỏ.</w:t></w:r></w:p><w:p><w:pPr><w:pStyle w:val="13"/><w:numPr><w:ilvl w:val="0"/><w:numId w:val="7"/></w:numPr><w:shd w:val="clear" w:color="auto" w:fill="FFFFFF" w:themeFill="background1"/><w:spacing w:line="360" w:lineRule="auto"/><w:contextualSpacing/><w:jc w:val="both"/><w:rPr><w:rFonts w:ascii="Times New Roman" w:hAnsi="Times New Roman" w:eastAsia="SimSun"/><w:sz w:val="26"/><w:szCs w:val="26"/><w:lang w:eastAsia="zh-CN" w:bidi="ar"/></w:rPr></w:pPr><w:r><w:rPr><w:rFonts w:ascii="Times New Roman" w:hAnsi="Times New Roman" w:eastAsia="SimSun"/><w:sz w:val="26"/><w:szCs w:val="26"/><w:lang w:eastAsia="zh-CN" w:bidi="ar"/></w:rPr><w:t>Bên A tự chịu trách nhiệm đối với toàn bộ các khoản chi phí mà Bên A đã thực hiện hoặc đã đặt trước với các nhà cung cấp phục vụ cho sự kiện của Bên B, bao gồm nhưng không giới hạn ở các chi phí âm thanh, ánh sáng, màn hình Led, trang trí, nhân sự, thiết bị và các dịch vụ liên quan khác.</w:t></w:r></w:p><w:p><w:pPr><w:pStyle w:val="13"/><w:numPr><w:ilvl w:val="0"/><w:numId w:val="7"/></w:numPr><w:shd w:val="clear" w:color="auto" w:fill="FFFFFF" w:themeFill="background1"/><w:spacing w:line="360" w:lineRule="auto"/><w:contextualSpacing/><w:jc w:val="both"/><w:rPr><w:rFonts w:ascii="Times New Roman" w:hAnsi="Times New Roman" w:eastAsia="SimSun"/><w:sz w:val="26"/><w:szCs w:val="26"/><w:lang w:eastAsia="zh-CN" w:bidi="ar"/></w:rPr></w:pPr><w:r><w:rPr><w:rFonts w:ascii="Times New Roman" w:hAnsi="Times New Roman" w:eastAsia="SimSun"/><w:sz w:val="26"/><w:szCs w:val="26"/><w:lang w:eastAsia="zh-CN" w:bidi="ar"/></w:rPr><w:t>Trường hợp việc hủy bỏ chương trình do nguyên nhân nêu trên gây thiệt hại thực tế, trực tiếp và có chứng từ chứng minh hợp lệ cho Bên B thì Bên A có trách nhiệm xem xét bồi hoàn. Tổng mức bồi hoàn tối đa không lớn hơn 100% giá trị bị hủy bỏ.</w:t></w:r></w:p><w:p><w:pPr><w:pStyle w:val="13"/><w:numPr><w:ilvl w:val="0"/><w:numId w:val="7"/></w:numPr><w:shd w:val="clear" w:color="auto" w:fill="FFFFFF" w:themeFill="background1"/><w:spacing w:line="360" w:lineRule="auto"/><w:contextualSpacing/><w:jc w:val="both"/><w:rPr><w:rFonts w:ascii="Times New Roman" w:hAnsi="Times New Roman" w:eastAsia="SimSun"/><w:sz w:val="26"/><w:szCs w:val="26"/><w:lang w:eastAsia="zh-CN" w:bidi="ar"/></w:rPr></w:pPr><w:r><w:rPr><w:rFonts w:ascii="Times New Roman" w:hAnsi="Times New Roman" w:eastAsia="SimSun"/><w:sz w:val="26"/><w:szCs w:val="26"/><w:lang w:eastAsia="zh-CN" w:bidi="ar"/></w:rPr><w:t>Các bên thống nhất rằng Bên A không chịu trách nhiệm đối với các khoản thiệt hại gián tiếp, thiệt hại về lợi nhuận dự kiến, cơ hội kinh doanh, chi phí quảng cáo, chi phí truyền thông hoặc các thiệt hại phát sinh khác ngoài phạm vi nêu trên.</w:t></w:r></w:p><w:p><w:pPr><w:pStyle w:val="13"/><w:numPr><w:ilvl w:val="1"/><w:numId w:val="8"/></w:numPr><w:shd w:val="clear" w:color="auto" w:fill="FFFFFF" w:themeFill="background1"/><w:spacing w:line="360" w:lineRule="auto"/><w:contextualSpacing/><w:jc w:val="both"/><w:rPr><w:rFonts w:ascii="Times New Roman" w:hAnsi="Times New Roman" w:eastAsia="SimSun"/><w:b/><w:bCs/><w:i/><w:iCs/><w:sz w:val="26"/><w:szCs w:val="26"/><w:lang w:eastAsia="zh-CN" w:bidi="ar"/></w:rPr></w:pPr><w:r><w:rPr><w:rFonts w:ascii="Times New Roman" w:hAnsi="Times New Roman" w:eastAsia="SimSun"/><w:b/><w:bCs/><w:i/><w:iCs/><w:sz w:val="26"/><w:szCs w:val="26"/><w:lang w:eastAsia="zh-CN" w:bidi="ar"/></w:rPr><w:t>Bất khả kháng</w:t></w:r></w:p><w:p><w:pPr><w:pStyle w:val="13"/><w:numPr><w:ilvl w:val="0"/><w:numId w:val="7"/></w:numPr><w:shd w:val="clear" w:color="auto" w:fill="FFFFFF" w:themeFill="background1"/><w:spacing w:after="0" w:line="360" w:lineRule="auto"/><w:contextualSpacing/><w:jc w:val="both"/><w:rPr><w:rFonts w:ascii="Times New Roman" w:hAnsi="Times New Roman"/><w:sz w:val="26"/><w:szCs w:val="26"/></w:rPr></w:pPr><w:r><w:rPr><w:rFonts w:ascii="Times New Roman" w:hAnsi="Times New Roman"/><w:sz w:val="26"/><w:szCs w:val="26"/><w:lang w:eastAsia="zh-CN"/></w:rPr><w:t xml:space="preserve">Sự kiện bất khả kháng là sự kiện xảy ra một cách khách quan sau thời điểm ký kết hợp đồng này mà mỗi bên hoặc các bên trong Hợp đồng này không thể lường trước được và không thể khắc phục được để thực hiện các nghĩa vụ của mình theo hợp đồng này, mặc dù đã áp dụng mọi biện pháp cần thiết và khả năng cho phép. Sự kiện bất khả kháng bao gồm nhưng không giới hạn như: các thiên tai như lũ lụt, hỏa hoạn, bão, động đất, sóng thần, chiến tranh, bạo loạn, đảo chính, cấm vận, sự thay đổi chính sách pháp luật của Nhà nước,… và các sự kiện khác nếu đáp ứng nội hàm, tính chất của Sự kiện bất khả kháng. </w:t></w:r></w:p><w:p><w:pPr><w:pStyle w:val="13"/><w:numPr><w:ilvl w:val="0"/><w:numId w:val="7"/></w:numPr><w:shd w:val="clear" w:color="auto" w:fill="FFFFFF" w:themeFill="background1"/><w:spacing w:after="0" w:line="360" w:lineRule="auto"/><w:contextualSpacing/><w:jc w:val="both"/><w:rPr><w:rFonts w:ascii="Times New Roman" w:hAnsi="Times New Roman"/><w:sz w:val="26"/><w:szCs w:val="26"/></w:rPr></w:pPr><w:r><w:rPr><w:rFonts w:ascii="Times New Roman" w:hAnsi="Times New Roman"/><w:sz w:val="26"/><w:szCs w:val="26"/><w:lang w:eastAsia="zh-CN"/></w:rPr><w:t xml:space="preserve">Khi xảy ra sự kiện bất khả kháng, Bên bị tác động bởi sự kiện bất khả kháng phải thông báo bằng văn bản cho bên còn lại biết trong thời hạn 24 (hai mươi bốn) giờ kể từ thời điểm xảy ra Sự kiện bất khả kháng (kèm theo giấy tờ, tài liệu chứng minh về sự kiện bất khả kháng) và thông báo tương tự trong vòng 12 (mười hai) giờ kể từ khi sự kiện bất khả kháng kết thúc. </w:t></w:r></w:p><w:p><w:pPr><w:pStyle w:val="13"/><w:numPr><w:ilvl w:val="0"/><w:numId w:val="7"/></w:numPr><w:shd w:val="clear" w:color="auto" w:fill="FFFFFF" w:themeFill="background1"/><w:spacing w:after="0" w:line="360" w:lineRule="auto"/><w:contextualSpacing/><w:jc w:val="both"/><w:rPr><w:rFonts w:ascii="Times New Roman" w:hAnsi="Times New Roman"/><w:sz w:val="26"/><w:szCs w:val="26"/></w:rPr></w:pPr><w:r><w:rPr><w:rFonts w:ascii="Times New Roman" w:hAnsi="Times New Roman"/><w:sz w:val="26"/><w:szCs w:val="26"/><w:lang w:eastAsia="zh-CN"/></w:rPr><w:t xml:space="preserve">Bên không hoàn thành nhiệm vụ của mình do trường hợp bất khả kháng sẽ không bị phạt hay bồi thường thiệt hại; trừ trường hợp không tuân thủ các quy định tại hợp đồng về việc thông báo trường hợp Bất khả kháng và/hoặc các quy định khác của pháp luật có liên quan. Mọi thiệt hại do sự kiện bất khả kháng gây ra cho tài sản của Bên nào thì Bên đó chịu trách nhiệm. </w:t></w:r></w:p><w:p><w:pPr><w:pStyle w:val="13"/><w:numPr><w:ilvl w:val="0"/><w:numId w:val="7"/></w:numPr><w:shd w:val="clear" w:color="auto" w:fill="FFFFFF" w:themeFill="background1"/><w:spacing w:after="0" w:line="360" w:lineRule="auto"/><w:contextualSpacing/><w:jc w:val="both"/><w:rPr><w:rFonts w:ascii="Times New Roman" w:hAnsi="Times New Roman"/><w:sz w:val="26"/><w:szCs w:val="26"/></w:rPr></w:pPr><w:r><w:rPr><w:rFonts w:ascii="Times New Roman" w:hAnsi="Times New Roman"/><w:sz w:val="26"/><w:szCs w:val="26"/><w:lang w:eastAsia="zh-CN"/></w:rPr><w:t xml:space="preserve">Trong vòng 48 (bốn mươi tám) giờ kể từ khi xảy ra sự kiện bất khả kháng các bên cùng thỏa thuận giải quyết trên tinh thần hợp tác cùng có lợi, hạn chế thiệt hại cho cả hai bên. </w:t></w:r></w:p><w:p><w:pPr><w:pStyle w:val="13"/><w:numPr><w:ilvl w:val="0"/><w:numId w:val="7"/></w:numPr><w:shd w:val="clear" w:color="auto" w:fill="FFFFFF" w:themeFill="background1"/><w:spacing w:after="0" w:line="360" w:lineRule="auto"/><w:contextualSpacing/><w:jc w:val="both"/><w:rPr><w:rFonts w:ascii="Times New Roman" w:hAnsi="Times New Roman"/><w:sz w:val="26"/><w:szCs w:val="26"/><w:lang w:eastAsia="zh-CN"/></w:rPr></w:pPr><w:r><w:rPr><w:rFonts w:ascii="Times New Roman" w:hAnsi="Times New Roman"/><w:sz w:val="26"/><w:szCs w:val="26"/><w:lang w:eastAsia="zh-CN"/></w:rPr><w:t>Trường hợp sự kiện bất khả kháng xảy ra dẫn đến không thể tổ chức sự kiện theo kế hoạch, các Bên sẽ thỏa thuận để dời ngày tổ chức sự kiện trong vòng 06 tháng kể từ thời điểm xảy ra sự kiện bất khả kháng. Nếu không thể thống nhất ngày tổ chức sự kiện mới trong vòng 06 tháng, một trong các Bên có quyền chấm dứt Hợp đồng bằng cách gửi thông báo bằng văn bản cho Bên còn lại, Bên A có nghĩa vụ hoàn trả lại tiền cọc cho Bên B sau khi trừ đi các chi phí hợp lý, thực tế (nếu có) mà Bên A đã chi trả để chuẩn bị cho sự kiện (kèm theo hóa đơn, chứng từ chứng minh).</w:t></w:r></w:p><w:p><w:pPr><w:pStyle w:val="13"/><w:numPr><w:ilvl w:val="1"/><w:numId w:val="8"/></w:numPr><w:shd w:val="clear" w:color="auto" w:fill="FFFFFF" w:themeFill="background1"/><w:spacing w:line="360" w:lineRule="auto"/><w:contextualSpacing/><w:jc w:val="both"/><w:rPr><w:rFonts w:ascii="Times New Roman" w:hAnsi="Times New Roman" w:eastAsia="SimSun"/><w:b/><w:bCs/><w:i/><w:iCs/><w:sz w:val="26"/><w:szCs w:val="26"/><w:lang w:eastAsia="zh-CN" w:bidi="ar"/></w:rPr></w:pPr><w:r><w:rPr><w:rFonts w:ascii="Times New Roman" w:hAnsi="Times New Roman" w:eastAsia="SimSun"/><w:b/><w:bCs/><w:i/><w:iCs/><w:sz w:val="26"/><w:szCs w:val="26"/><w:lang w:eastAsia="zh-CN" w:bidi="ar"/></w:rPr><w:t>Thay đổi, bổ sung dịch vụ</w:t></w:r></w:p><w:p><w:pPr><w:pStyle w:val="13"/><w:numPr><w:ilvl w:val="0"/><w:numId w:val="7"/></w:numPr><w:shd w:val="clear" w:color="auto" w:fill="FFFFFF" w:themeFill="background1"/><w:spacing w:after="0" w:line="360" w:lineRule="auto"/><w:contextualSpacing/><w:jc w:val="both"/><w:rPr><w:rFonts w:ascii="Times New Roman" w:hAnsi="Times New Roman"/><w:sz w:val="26"/><w:szCs w:val="26"/><w:lang w:eastAsia="zh-CN"/></w:rPr></w:pPr><w:r><w:rPr><w:rFonts w:ascii="Times New Roman" w:hAnsi="Times New Roman"/><w:sz w:val="26"/><w:szCs w:val="26"/><w:lang w:eastAsia="zh-CN"/></w:rPr><w:t>Trường hợp Bên B có nhu cầu thay đổi, bổ sung hoặc phát sinh dịch vụ so với nội dung đã được thống nhất trong Hợp đồng, Bên B có trách nhiệm thông báo cho Bên A trong thời gian sớm nhất để Bên A xem xét khả năng đáp ứng.</w:t></w:r></w:p><w:p><w:pPr><w:pStyle w:val="13"/><w:numPr><w:ilvl w:val="0"/><w:numId w:val="7"/></w:numPr><w:shd w:val="clear" w:color="auto" w:fill="FFFFFF" w:themeFill="background1"/><w:spacing w:after="0" w:line="360" w:lineRule="auto"/><w:contextualSpacing/><w:jc w:val="both"/><w:rPr><w:rFonts w:ascii="Times New Roman" w:hAnsi="Times New Roman"/><w:sz w:val="26"/><w:szCs w:val="26"/><w:lang w:eastAsia="zh-CN"/></w:rPr></w:pPr><w:r><w:rPr><w:rFonts w:ascii="Times New Roman" w:hAnsi="Times New Roman"/><w:sz w:val="26"/><w:szCs w:val="26"/><w:lang w:eastAsia="zh-CN"/></w:rPr><w:t>Bên A sẽ nỗ lực đáp ứng các yêu cầu thay đổi, bổ sung hoặc tăng số lượng khách tham dự của Bên B. Tuy nhiên, Bên A có quyền từ chối thực hiện trong trường hợp điều kiện cơ sở vật chất, nhân sự, nguồn cung ứng hoặc các nhà cung cấp liên quan không đáp ứng được yêu cầu của Bên B.</w:t></w:r></w:p><w:p><w:pPr><w:pStyle w:val="13"/><w:numPr><w:ilvl w:val="0"/><w:numId w:val="7"/></w:numPr><w:shd w:val="clear" w:color="auto" w:fill="FFFFFF" w:themeFill="background1"/><w:spacing w:after="0" w:line="360" w:lineRule="auto"/><w:contextualSpacing/><w:jc w:val="both"/><w:rPr><w:rFonts w:ascii="Times New Roman" w:hAnsi="Times New Roman"/><w:sz w:val="26"/><w:szCs w:val="26"/><w:lang w:eastAsia="zh-CN"/></w:rPr></w:pPr><w:r><w:rPr><w:rFonts w:ascii="Times New Roman" w:hAnsi="Times New Roman"/><w:sz w:val="26"/><w:szCs w:val="26"/><w:lang w:eastAsia="zh-CN"/></w:rPr><w:t>Đối với các dịch vụ phát sinh, Bên A có trách nhiệm thông báo cho Bên B về nội dung thực hiện và chi phí phát sinh tương ứng trước khi triển khai. Bên A chỉ thực hiện khi được Bên B hoặc người đại diện được Bên B chỉ định chấp thuận.</w:t></w:r><w:r><w:rPr><w:rFonts w:ascii="Times New Roman" w:hAnsi="Times New Roman"/></w:rPr><w:t xml:space="preserve"> </w:t></w:r><w:r><w:rPr><w:rFonts w:ascii="Times New Roman" w:hAnsi="Times New Roman"/><w:sz w:val="26"/><w:szCs w:val="26"/><w:lang w:eastAsia="zh-CN"/></w:rPr><w:t>Việc chấp thuận phát sinh có thể được thực hiện thông qua một trong các hình thức sau:</w:t></w:r></w:p><w:p><w:pPr><w:pStyle w:val="13"/><w:numPr><w:ilvl w:val="0"/><w:numId w:val="10"/></w:numPr><w:shd w:val="clear" w:color="auto" w:fill="FFFFFF" w:themeFill="background1"/><w:spacing w:after="0" w:line="360" w:lineRule="auto"/><w:contextualSpacing/><w:jc w:val="both"/><w:rPr><w:rFonts w:ascii="Times New Roman" w:hAnsi="Times New Roman"/><w:sz w:val="26"/><w:szCs w:val="26"/><w:lang w:eastAsia="zh-CN"/></w:rPr></w:pPr><w:r><w:rPr><w:rFonts w:ascii="Times New Roman" w:hAnsi="Times New Roman"/><w:sz w:val="26"/><w:szCs w:val="26"/><w:lang w:eastAsia="zh-CN"/></w:rPr><w:t>Phụ lục Hợp đồng;</w:t></w:r></w:p><w:p><w:pPr><w:pStyle w:val="13"/><w:numPr><w:ilvl w:val="0"/><w:numId w:val="10"/></w:numPr><w:shd w:val="clear" w:color="auto" w:fill="FFFFFF" w:themeFill="background1"/><w:spacing w:after="0" w:line="360" w:lineRule="auto"/><w:contextualSpacing/><w:jc w:val="both"/><w:rPr><w:rFonts w:ascii="Times New Roman" w:hAnsi="Times New Roman"/><w:sz w:val="26"/><w:szCs w:val="26"/><w:lang w:eastAsia="zh-CN"/></w:rPr></w:pPr><w:r><w:rPr><w:rFonts w:ascii="Times New Roman" w:hAnsi="Times New Roman"/><w:sz w:val="26"/><w:szCs w:val="26"/><w:lang w:eastAsia="zh-CN"/></w:rPr><w:t>Biên bản phát sinh;</w:t></w:r></w:p><w:p><w:pPr><w:pStyle w:val="13"/><w:numPr><w:ilvl w:val="0"/><w:numId w:val="10"/></w:numPr><w:shd w:val="clear" w:color="auto" w:fill="FFFFFF" w:themeFill="background1"/><w:spacing w:after="0" w:line="360" w:lineRule="auto"/><w:contextualSpacing/><w:jc w:val="both"/><w:rPr><w:rFonts w:ascii="Times New Roman" w:hAnsi="Times New Roman"/><w:sz w:val="26"/><w:szCs w:val="26"/><w:lang w:eastAsia="zh-CN"/></w:rPr></w:pPr><w:r><w:rPr><w:rFonts w:ascii="Times New Roman" w:hAnsi="Times New Roman"/><w:sz w:val="26"/><w:szCs w:val="26"/><w:lang w:eastAsia="zh-CN"/></w:rPr><w:t>Văn bản xác nhận;</w:t></w:r></w:p><w:p><w:pPr><w:pStyle w:val="13"/><w:numPr><w:ilvl w:val="0"/><w:numId w:val="10"/></w:numPr><w:shd w:val="clear" w:color="auto" w:fill="FFFFFF" w:themeFill="background1"/><w:spacing w:after="0" w:line="360" w:lineRule="auto"/><w:contextualSpacing/><w:jc w:val="both"/><w:rPr><w:rFonts w:ascii="Times New Roman" w:hAnsi="Times New Roman"/><w:sz w:val="26"/><w:szCs w:val="26"/><w:lang w:eastAsia="zh-CN"/></w:rPr></w:pPr><w:r><w:rPr><w:rFonts w:ascii="Times New Roman" w:hAnsi="Times New Roman"/><w:sz w:val="26"/><w:szCs w:val="26"/><w:lang w:eastAsia="zh-CN"/></w:rPr><w:t>Email;</w:t></w:r></w:p><w:p><w:pPr><w:pStyle w:val="13"/><w:numPr><w:ilvl w:val="0"/><w:numId w:val="10"/></w:numPr><w:shd w:val="clear" w:color="auto" w:fill="FFFFFF" w:themeFill="background1"/><w:spacing w:after="0" w:line="360" w:lineRule="auto"/><w:contextualSpacing/><w:jc w:val="both"/><w:rPr><w:rFonts w:ascii="Times New Roman" w:hAnsi="Times New Roman"/><w:sz w:val="26"/><w:szCs w:val="26"/><w:lang w:eastAsia="zh-CN"/></w:rPr></w:pPr><w:r><w:rPr><w:rFonts w:ascii="Times New Roman" w:hAnsi="Times New Roman"/><w:sz w:val="26"/><w:szCs w:val="26"/><w:lang w:eastAsia="zh-CN"/></w:rPr><w:t>Xác nhận của người đại diện được Bên B chỉ định trong quá trình tổ chức sự kiện.</w:t></w:r></w:p><w:p><w:pPr><w:pStyle w:val="13"/><w:numPr><w:ilvl w:val="0"/><w:numId w:val="7"/></w:numPr><w:shd w:val="clear" w:color="auto" w:fill="FFFFFF" w:themeFill="background1"/><w:spacing w:after="0" w:line="360" w:lineRule="auto"/><w:contextualSpacing/><w:jc w:val="both"/><w:rPr><w:rFonts w:ascii="Times New Roman" w:hAnsi="Times New Roman"/><w:sz w:val="26"/><w:szCs w:val="26"/><w:lang w:eastAsia="zh-CN"/></w:rPr></w:pPr><w:r><w:rPr><w:rFonts w:ascii="Times New Roman" w:hAnsi="Times New Roman"/><w:sz w:val="26"/><w:szCs w:val="26"/><w:lang w:eastAsia="zh-CN"/></w:rPr><w:t>Các xác nhận nêu trên có giá trị pháp lý làm căn cứ để Bên A thực hiện dịch vụ, nghiệm thu, quyết toán và xuất hóa đơn theo quy định của Hợp đồng.</w:t></w:r></w:p><w:p><w:pPr><w:pStyle w:val="13"/><w:numPr><w:ilvl w:val="0"/><w:numId w:val="7"/></w:numPr><w:shd w:val="clear" w:color="auto" w:fill="FFFFFF" w:themeFill="background1"/><w:spacing w:after="0" w:line="360" w:lineRule="auto"/><w:contextualSpacing/><w:jc w:val="both"/><w:rPr><w:rFonts w:ascii="Times New Roman" w:hAnsi="Times New Roman"/><w:sz w:val="26"/><w:szCs w:val="26"/><w:lang w:eastAsia="zh-CN"/></w:rPr></w:pPr><w:r><w:rPr><w:rFonts w:ascii="Times New Roman" w:hAnsi="Times New Roman"/><w:sz w:val="26"/><w:szCs w:val="26"/><w:lang w:eastAsia="zh-CN"/></w:rPr><w:t>Các dịch vụ phát sinh sẽ được thanh toán theo đơn giá đã được quy định trong Hợp đồng, báo giá được hai Bên thống nhất hoặc theo đơn giá thực tế được Bên B chấp thuận.</w:t></w:r></w:p><w:p><w:pPr><w:pStyle w:val="13"/><w:numPr><w:ilvl w:val="0"/><w:numId w:val="7"/></w:numPr><w:shd w:val="clear" w:color="auto" w:fill="FFFFFF" w:themeFill="background1"/><w:spacing w:after="0" w:line="360" w:lineRule="auto"/><w:contextualSpacing/><w:jc w:val="both"/><w:rPr><w:rFonts w:ascii="Times New Roman" w:hAnsi="Times New Roman"/><w:sz w:val="26"/><w:szCs w:val="26"/><w:lang w:eastAsia="zh-CN"/></w:rPr></w:pPr><w:r><w:rPr><w:rFonts w:ascii="Times New Roman" w:hAnsi="Times New Roman"/><w:sz w:val="26"/><w:szCs w:val="26"/><w:lang w:eastAsia="zh-CN"/></w:rPr><w:t>Việc thay đổi, hủy bỏ hoặc điều chỉnh chương trình phải được thực hiện bởiằng văn bản hoặc email và phải được bên còn lại xác nhận. Thông báo bằng điện thoại, tin nhắn cá nhân hoặc các hình thức không có xác nhận của bên còn lại sẽ không được xem là căn cứ hợp lệ để thay đổi hoặc hủy bỏ các nội dung đã được thống nhất.</w:t></w:r></w:p><w:p><w:pPr><w:pStyle w:val="13"/><w:shd w:val="clear" w:color="auto" w:fill="FFFFFF" w:themeFill="background1"/><w:spacing w:after="0" w:line="360" w:lineRule="auto"/><w:contextualSpacing/><w:jc w:val="both"/><w:rPr><w:rFonts w:ascii="Times New Roman" w:hAnsi="Times New Roman"/><w:sz w:val="26"/><w:szCs w:val="26"/><w:lang w:eastAsia="zh-CN"/></w:rPr></w:pPr></w:p><w:p><w:pPr><w:shd w:val="clear" w:color="auto" w:fill="FFFFFF" w:themeFill="background1"/><w:spacing w:line="360" w:lineRule="auto"/><w:ind w:left="320" w:leftChars="100"/><w:jc w:val="both"/><w:rPr><w:rFonts w:ascii="Times New Roman" w:hAnsi="Times New Roman"/><w:b/><w:bCs/><w:sz w:val="26"/><w:szCs w:val="26"/><w:lang w:eastAsia="zh-CN"/></w:rPr></w:pPr><w:r><w:rPr><w:rFonts w:ascii="Times New Roman" w:hAnsi="Times New Roman"/><w:b/><w:bCs/><w:sz w:val="26"/><w:szCs w:val="26"/><w:u w:val="single"/><w:lang w:eastAsia="zh-CN"/></w:rPr><w:t xml:space="preserve">ĐIỀU 4: </w:t></w:r><w:r><w:rPr><w:rFonts w:ascii="Times New Roman" w:hAnsi="Times New Roman"/><w:b/><w:bCs/><w:sz w:val="26"/><w:szCs w:val="26"/><w:lang w:eastAsia="zh-CN"/></w:rPr><w:t xml:space="preserve">THỎA THUẬN CHUNG VỀ QUYỀN VÀ NGHĨA VỤ CỦA CÁC BÊN </w:t></w:r></w:p><w:p><w:pPr><w:pStyle w:val="13"/><w:numPr><w:ilvl w:val="1"/><w:numId w:val="2"/></w:numPr><w:shd w:val="clear" w:color="auto" w:fill="FFFFFF" w:themeFill="background1"/><w:spacing w:line="360" w:lineRule="auto"/><w:jc w:val="both"/><w:rPr><w:rFonts w:ascii="Times New Roman" w:hAnsi="Times New Roman"/><w:b/><w:bCs/><w:sz w:val="26"/><w:szCs w:val="26"/><w:lang w:eastAsia="zh-CN"/></w:rPr></w:pPr><w:r><w:rPr><w:rFonts w:ascii="Times New Roman" w:hAnsi="Times New Roman"/><w:b/><w:bCs/><w:sz w:val="26"/><w:szCs w:val="26"/><w:lang w:eastAsia="zh-CN"/></w:rPr><w:t xml:space="preserve">Sắp xếp địa điểm tổ chức: </w:t></w:r><w:r><w:rPr><w:rFonts w:ascii="Times New Roman" w:hAnsi="Times New Roman"/><w:sz w:val="26"/><w:szCs w:val="26"/><w:lang w:eastAsia="zh-CN"/></w:rPr><w:t>Bên A có quyền đề xuất điều chỉnh bố trí mặt bằng, sơ đồ không gian hoặc vị trí tổ chức nhằm bảo đảm công tác vận hành, an toàn, phòng cháy chữa cháy và chất lượng phục vụ. Mọi thay đổi chỉ được thực hiện khi có sự thống nhất giữa hai Bên bằng văn bản, email hoặc hình thức xác nhận hợp lệ khác.</w:t></w:r></w:p><w:p><w:pPr><w:pStyle w:val="13"/><w:numPr><w:ilvl w:val="1"/><w:numId w:val="2"/></w:numPr><w:shd w:val="clear" w:color="auto" w:fill="FFFFFF" w:themeFill="background1"/><w:spacing w:line="360" w:lineRule="auto"/><w:jc w:val="both"/><w:rPr><w:rFonts w:ascii="Times New Roman" w:hAnsi="Times New Roman"/><w:b/><w:bCs/><w:sz w:val="26"/><w:szCs w:val="26"/><w:lang w:eastAsia="zh-CN"/></w:rPr></w:pPr><w:r><w:rPr><w:rFonts w:ascii="Times New Roman" w:hAnsi="Times New Roman"/><w:b/><w:bCs/><w:sz w:val="26"/><w:szCs w:val="26"/><w:lang w:eastAsia="zh-CN"/></w:rPr><w:t>Quyền sử dụng hình ảnh và truyền thông:</w:t></w:r><w:r><w:rPr><w:rFonts w:ascii="Times New Roman" w:hAnsi="Times New Roman"/><w:sz w:val="26"/><w:szCs w:val="26"/></w:rPr><w:t xml:space="preserve"> Bên A được quyền sử dụng hình ảnh của sự kiện không có yếu tố nhận diện cá nhân hoặc thông tin bảo mật của Bên B nhằm mục đích giới thiệu năng lực, lưu trữ hồ sơ nội bộ hoặc truyền thông dịch vụ của Bên A, với điều kiện phải được sự chấp thuận trước bằng văn bản hoặc email của Bên B.</w:t></w:r></w:p><w:p><w:pPr><w:pStyle w:val="13"/><w:numPr><w:ilvl w:val="1"/><w:numId w:val="2"/></w:numPr><w:shd w:val="clear" w:color="auto" w:fill="FFFFFF" w:themeFill="background1"/><w:spacing w:line="360" w:lineRule="auto"/><w:jc w:val="both"/><w:rPr><w:rFonts w:ascii="Times New Roman" w:hAnsi="Times New Roman"/><w:b/><w:bCs/><w:sz w:val="26"/><w:szCs w:val="26"/><w:lang w:eastAsia="zh-CN"/></w:rPr></w:pPr><w:r><w:rPr><w:rFonts w:ascii="Times New Roman" w:hAnsi="Times New Roman"/><w:b/><w:bCs/><w:sz w:val="26"/><w:szCs w:val="26"/><w:lang w:eastAsia="zh-CN"/></w:rPr><w:t>Quy định về bản quyền hình ảnh – nội dung trình chiếu của Bên B:</w:t></w:r></w:p><w:p><w:pPr><w:pStyle w:val="16"/><w:numPr><w:ilvl w:val="0"/><w:numId w:val="7"/></w:numPr><w:jc w:val="both"/><w:rPr><w:sz w:val="26"/><w:szCs w:val="26"/></w:rPr></w:pPr><w:r><w:rPr><w:sz w:val="26"/><w:szCs w:val="26"/></w:rPr><w:t>Bên B cam kết toàn bộ hình ảnh, video, âm nhạc, tài liệu, bài trình bày, nội dung trình chiếu, nhãn hiệu, logo và các tài sản sở hữu trí tuệ khác được sử dụng trong sự kiện đều thuộc quyền sở hữu hợp pháp của Bên B hoặc đã được chủ sở hữu hợp pháp cho phép sử dụng theo quy định của pháp luật.</w:t></w:r></w:p><w:p><w:pPr><w:pStyle w:val="16"/><w:numPr><w:ilvl w:val="0"/><w:numId w:val="7"/></w:numPr><w:jc w:val="both"/><w:rPr><w:sz w:val="26"/><w:szCs w:val="26"/></w:rPr></w:pPr><w:r><w:rPr><w:sz w:val="26"/><w:szCs w:val="26"/></w:rPr><w:t>Bên B chịu hoàn toàn trách nhiệm đối với mọi khiếu nại, tranh chấp hoặc yêu cầu bồi thường của bên thứ ba liên quan đến quyền sở hữu trí tuệ, bản quyền hoặc quyền sử dụng hợp pháp đối với các nội dung do Bên B cung cấp hoặc sử dụng trong sự kiện.</w:t></w:r></w:p><w:p><w:pPr><w:pStyle w:val="16"/><w:numPr><w:ilvl w:val="0"/><w:numId w:val="7"/></w:numPr><w:jc w:val="both"/><w:rPr><w:sz w:val="26"/><w:szCs w:val="26"/></w:rPr></w:pPr><w:r><w:rPr><w:sz w:val="26"/><w:szCs w:val="26"/></w:rPr><w:t>Bên A có quyền từ chối trình chiếu, phát sóng hoặc yêu cầu Bên B chỉnh sửa, gỡ bỏ các nội dung có dấu hiệu vi phạm pháp luật, vi phạm quyền sở hữu trí tuệ, ảnh hưởng đến an ninh quốc gia, chủ quyền lãnh thổ Việt Nam, thuần phong mỹ tục hoặc có nguy cơ gây ảnh hưởng đến uy tín, hoạt động của Bên A.</w:t></w:r></w:p><w:p><w:pPr><w:pStyle w:val="16"/><w:numPr><w:ilvl w:val="0"/><w:numId w:val="7"/></w:numPr><w:jc w:val="both"/><w:rPr><w:sz w:val="26"/><w:szCs w:val="26"/></w:rPr></w:pPr><w:r><w:rPr><w:sz w:val="26"/><w:szCs w:val="26"/></w:rPr><w:t>Trường hợp Bên B sử dụng nội dung vi phạm pháp luật hoặc không thực hiện yêu cầu chỉnh sửa, gỡ bỏ của Bên A, Bên A có quyền tạm ngừng hoặc chấm dứt việc trình chiếu, phát sóng các nội dung đó mà không phải chịu bất kỳ trách nhiệm bồi thường nào.</w:t></w:r></w:p><w:p><w:pPr><w:pStyle w:val="16"/><w:numPr><w:ilvl w:val="0"/><w:numId w:val="7"/></w:numPr><w:jc w:val="both"/><w:rPr><w:sz w:val="26"/><w:szCs w:val="26"/></w:rPr></w:pPr><w:r><w:rPr><w:sz w:val="26"/><w:szCs w:val="26"/></w:rPr><w:t>Bên B chỉ được thực hiện hoạt động quay phim, chụp ảnh trong phạm vi khu vực tổ chức sự kiện đã được Bên A cho phép; không được tự ý quay phim, chụp ảnh hoặc ghi hình tại khu vực hậu cần, bếp, kho bãi, phòng kỹ thuật, văn phòng làm việc hoặc các khu vực hạn chế khác của Bên A nếu chưa được chấp thuận trước.</w:t></w:r></w:p><w:p><w:pPr><w:pStyle w:val="16"/><w:numPr><w:ilvl w:val="0"/><w:numId w:val="7"/></w:numPr><w:jc w:val="both"/><w:rPr><w:sz w:val="26"/><w:szCs w:val="26"/></w:rPr></w:pPr><w:r><w:rPr><w:sz w:val="26"/><w:szCs w:val="26"/></w:rPr><w:t>Trường hợp chương trình được ghi hình, phát trực tiếp (livestream) hoặc phát sóng trên các nền tảng truyền thông, Bên B có trách nhiệm bảo đảm việc sử dụng hình ảnh, âm thanh và dữ liệu liên quan tuân thủ các quy định của pháp luật hiện hành.</w:t></w:r></w:p><w:p><w:pPr><w:pStyle w:val="13"/><w:numPr><w:ilvl w:val="1"/><w:numId w:val="2"/></w:numPr><w:shd w:val="clear" w:color="auto" w:fill="FFFFFF" w:themeFill="background1"/><w:spacing w:line="360" w:lineRule="auto"/><w:jc w:val="both"/><w:rPr><w:rFonts w:ascii="Times New Roman" w:hAnsi="Times New Roman"/><w:b/><w:bCs/><w:sz w:val="26"/><w:szCs w:val="26"/><w:lang w:eastAsia="zh-CN"/></w:rPr></w:pPr><w:r><w:rPr><w:rFonts w:ascii="Times New Roman" w:hAnsi="Times New Roman"/><w:b/><w:bCs/><w:sz w:val="26"/><w:szCs w:val="26"/><w:lang w:eastAsia="zh-CN"/></w:rPr><w:t>An ninh và quản lý tài sản</w:t></w:r></w:p><w:p><w:pPr><w:pStyle w:val="13"/><w:numPr><w:ilvl w:val="0"/><w:numId w:val="7"/></w:numPr><w:shd w:val="clear" w:color="auto" w:fill="FFFFFF" w:themeFill="background1"/><w:spacing w:line="240" w:lineRule="auto"/><w:jc w:val="both"/><w:rPr><w:rFonts w:ascii="Times New Roman" w:hAnsi="Times New Roman"/><w:sz w:val="26"/><w:szCs w:val="26"/><w:lang w:eastAsia="zh-CN"/></w:rPr></w:pPr><w:r><w:rPr><w:rFonts w:ascii="Times New Roman" w:hAnsi="Times New Roman"/><w:sz w:val="26"/><w:szCs w:val="26"/><w:lang w:eastAsia="zh-CN"/></w:rPr><w:t>Bên B tự chịu tr</w:t></w:r><w:r><w:rPr><w:rFonts w:ascii="Times New Roman" w:hAnsi="Times New Roman" w:eastAsia="Microsoft YaHei"/><w:sz w:val="26"/><w:szCs w:val="26"/><w:lang w:eastAsia="zh-CN"/></w:rPr><w:t>á</w:t></w:r><w:r><w:rPr><w:rFonts w:ascii="Times New Roman" w:hAnsi="Times New Roman"/><w:sz w:val="26"/><w:szCs w:val="26"/><w:lang w:eastAsia="zh-CN"/></w:rPr><w:t>ch nhiệm quản l</w:t></w:r><w:r><w:rPr><w:rFonts w:ascii="Times New Roman" w:hAnsi="Times New Roman" w:eastAsia="Microsoft YaHei"/><w:sz w:val="26"/><w:szCs w:val="26"/><w:lang w:eastAsia="zh-CN"/></w:rPr><w:t>ý</w:t></w:r><w:r><w:rPr><w:rFonts w:ascii="Times New Roman" w:hAnsi="Times New Roman"/><w:sz w:val="26"/><w:szCs w:val="26"/><w:lang w:eastAsia="zh-CN"/></w:rPr><w:t>, bảo quản to</w:t></w:r><w:r><w:rPr><w:rFonts w:ascii="Times New Roman" w:hAnsi="Times New Roman" w:eastAsia="Microsoft YaHei"/><w:sz w:val="26"/><w:szCs w:val="26"/><w:lang w:eastAsia="zh-CN"/></w:rPr><w:t>à</w:t></w:r><w:r><w:rPr><w:rFonts w:ascii="Times New Roman" w:hAnsi="Times New Roman"/><w:sz w:val="26"/><w:szCs w:val="26"/><w:lang w:eastAsia="zh-CN"/></w:rPr><w:t>n bộ t</w:t></w:r><w:r><w:rPr><w:rFonts w:ascii="Times New Roman" w:hAnsi="Times New Roman" w:eastAsia="Microsoft YaHei"/><w:sz w:val="26"/><w:szCs w:val="26"/><w:lang w:eastAsia="zh-CN"/></w:rPr><w:t>à</w:t></w:r><w:r><w:rPr><w:rFonts w:ascii="Times New Roman" w:hAnsi="Times New Roman"/><w:sz w:val="26"/><w:szCs w:val="26"/><w:lang w:eastAsia="zh-CN"/></w:rPr><w:t>i sản, h</w:t></w:r><w:r><w:rPr><w:rFonts w:ascii="Times New Roman" w:hAnsi="Times New Roman" w:eastAsia="Microsoft YaHei"/><w:sz w:val="26"/><w:szCs w:val="26"/><w:lang w:eastAsia="zh-CN"/></w:rPr><w:t>à</w:t></w:r><w:r><w:rPr><w:rFonts w:ascii="Times New Roman" w:hAnsi="Times New Roman"/><w:sz w:val="26"/><w:szCs w:val="26"/><w:lang w:eastAsia="zh-CN"/></w:rPr><w:t>ng h</w:t></w:r><w:r><w:rPr><w:rFonts w:ascii="Times New Roman" w:hAnsi="Times New Roman" w:eastAsia="Microsoft YaHei"/><w:sz w:val="26"/><w:szCs w:val="26"/><w:lang w:eastAsia="zh-CN"/></w:rPr><w:t>ó</w:t></w:r><w:r><w:rPr><w:rFonts w:ascii="Times New Roman" w:hAnsi="Times New Roman"/><w:sz w:val="26"/><w:szCs w:val="26"/><w:lang w:eastAsia="zh-CN"/></w:rPr><w:t>a, qu</w:t></w:r><w:r><w:rPr><w:rFonts w:ascii="Times New Roman" w:hAnsi="Times New Roman" w:eastAsia="Microsoft YaHei"/><w:sz w:val="26"/><w:szCs w:val="26"/><w:lang w:eastAsia="zh-CN"/></w:rPr><w:t>à</w:t></w:r><w:r><w:rPr><w:rFonts w:ascii="Times New Roman" w:hAnsi="Times New Roman"/><w:sz w:val="26"/><w:szCs w:val="26"/><w:lang w:eastAsia="zh-CN"/></w:rPr><w:t xml:space="preserve"> tặng, thiết bị, t</w:t></w:r><w:r><w:rPr><w:rFonts w:ascii="Times New Roman" w:hAnsi="Times New Roman" w:eastAsia="Microsoft YaHei"/><w:sz w:val="26"/><w:szCs w:val="26"/><w:lang w:eastAsia="zh-CN"/></w:rPr><w:t>à</w:t></w:r><w:r><w:rPr><w:rFonts w:ascii="Times New Roman" w:hAnsi="Times New Roman"/><w:sz w:val="26"/><w:szCs w:val="26"/><w:lang w:eastAsia="zh-CN"/></w:rPr><w:t>i liệu, vật dụng v</w:t></w:r><w:r><w:rPr><w:rFonts w:ascii="Times New Roman" w:hAnsi="Times New Roman" w:eastAsia="Microsoft YaHei"/><w:sz w:val="26"/><w:szCs w:val="26"/><w:lang w:eastAsia="zh-CN"/></w:rPr><w:t>à</w:t></w:r><w:r><w:rPr><w:rFonts w:ascii="Times New Roman" w:hAnsi="Times New Roman"/><w:sz w:val="26"/><w:szCs w:val="26"/><w:lang w:eastAsia="zh-CN"/></w:rPr><w:t xml:space="preserve"> c</w:t></w:r><w:r><w:rPr><w:rFonts w:ascii="Times New Roman" w:hAnsi="Times New Roman" w:eastAsia="Microsoft YaHei"/><w:sz w:val="26"/><w:szCs w:val="26"/><w:lang w:eastAsia="zh-CN"/></w:rPr><w:t>á</w:t></w:r><w:r><w:rPr><w:rFonts w:ascii="Times New Roman" w:hAnsi="Times New Roman"/><w:sz w:val="26"/><w:szCs w:val="26"/><w:lang w:eastAsia="zh-CN"/></w:rPr><w:t>c t</w:t></w:r><w:r><w:rPr><w:rFonts w:ascii="Times New Roman" w:hAnsi="Times New Roman" w:eastAsia="Microsoft YaHei"/><w:sz w:val="26"/><w:szCs w:val="26"/><w:lang w:eastAsia="zh-CN"/></w:rPr><w:t>à</w:t></w:r><w:r><w:rPr><w:rFonts w:ascii="Times New Roman" w:hAnsi="Times New Roman"/><w:sz w:val="26"/><w:szCs w:val="26"/><w:lang w:eastAsia="zh-CN"/></w:rPr><w:t>i sản kh</w:t></w:r><w:r><w:rPr><w:rFonts w:ascii="Times New Roman" w:hAnsi="Times New Roman" w:eastAsia="Microsoft YaHei"/><w:sz w:val="26"/><w:szCs w:val="26"/><w:lang w:eastAsia="zh-CN"/></w:rPr><w:t>á</w:t></w:r><w:r><w:rPr><w:rFonts w:ascii="Times New Roman" w:hAnsi="Times New Roman"/><w:sz w:val="26"/><w:szCs w:val="26"/><w:lang w:eastAsia="zh-CN"/></w:rPr><w:t>c do B</w:t></w:r><w:r><w:rPr><w:rFonts w:ascii="Times New Roman" w:hAnsi="Times New Roman" w:eastAsia="Microsoft YaHei"/><w:sz w:val="26"/><w:szCs w:val="26"/><w:lang w:eastAsia="zh-CN"/></w:rPr><w:t>ê</w:t></w:r><w:r><w:rPr><w:rFonts w:ascii="Times New Roman" w:hAnsi="Times New Roman"/><w:sz w:val="26"/><w:szCs w:val="26"/><w:lang w:eastAsia="zh-CN"/></w:rPr><w:t>n B, kh</w:t></w:r><w:r><w:rPr><w:rFonts w:ascii="Times New Roman" w:hAnsi="Times New Roman" w:eastAsia="Microsoft YaHei"/><w:sz w:val="26"/><w:szCs w:val="26"/><w:lang w:eastAsia="zh-CN"/></w:rPr><w:t>á</w:t></w:r><w:r><w:rPr><w:rFonts w:ascii="Times New Roman" w:hAnsi="Times New Roman"/><w:sz w:val="26"/><w:szCs w:val="26"/><w:lang w:eastAsia="zh-CN"/></w:rPr><w:t>ch mời hoặc c</w:t></w:r><w:r><w:rPr><w:rFonts w:ascii="Times New Roman" w:hAnsi="Times New Roman" w:eastAsia="Microsoft YaHei"/><w:sz w:val="26"/><w:szCs w:val="26"/><w:lang w:eastAsia="zh-CN"/></w:rPr><w:t>á</w:t></w:r><w:r><w:rPr><w:rFonts w:ascii="Times New Roman" w:hAnsi="Times New Roman"/><w:sz w:val="26"/><w:szCs w:val="26"/><w:lang w:eastAsia="zh-CN"/></w:rPr><w:t xml:space="preserve">c </w:t></w:r><w:r><w:rPr><w:rFonts w:ascii="Times New Roman" w:hAnsi="Times New Roman" w:eastAsia="Microsoft YaHei"/><w:sz w:val="26"/><w:szCs w:val="26"/><w:lang w:eastAsia="zh-CN"/></w:rPr><w:t>đ</w:t></w:r><w:r><w:rPr><w:rFonts w:ascii="Times New Roman" w:hAnsi="Times New Roman"/><w:sz w:val="26"/><w:szCs w:val="26"/><w:lang w:eastAsia="zh-CN"/></w:rPr><w:t>ơn vị do B</w:t></w:r><w:r><w:rPr><w:rFonts w:ascii="Times New Roman" w:hAnsi="Times New Roman" w:eastAsia="Microsoft YaHei"/><w:sz w:val="26"/><w:szCs w:val="26"/><w:lang w:eastAsia="zh-CN"/></w:rPr><w:t>ê</w:t></w:r><w:r><w:rPr><w:rFonts w:ascii="Times New Roman" w:hAnsi="Times New Roman"/><w:sz w:val="26"/><w:szCs w:val="26"/><w:lang w:eastAsia="zh-CN"/></w:rPr><w:t>n B thu</w:t></w:r><w:r><w:rPr><w:rFonts w:ascii="Times New Roman" w:hAnsi="Times New Roman" w:eastAsia="Microsoft YaHei"/><w:sz w:val="26"/><w:szCs w:val="26"/><w:lang w:eastAsia="zh-CN"/></w:rPr><w:t>ê</w:t></w:r><w:r><w:rPr><w:rFonts w:ascii="Times New Roman" w:hAnsi="Times New Roman"/><w:sz w:val="26"/><w:szCs w:val="26"/><w:lang w:eastAsia="zh-CN"/></w:rPr><w:t xml:space="preserve"> mang v</w:t></w:r><w:r><w:rPr><w:rFonts w:ascii="Times New Roman" w:hAnsi="Times New Roman" w:eastAsia="Microsoft YaHei"/><w:sz w:val="26"/><w:szCs w:val="26"/><w:lang w:eastAsia="zh-CN"/></w:rPr><w:t>à</w:t></w:r><w:r><w:rPr><w:rFonts w:ascii="Times New Roman" w:hAnsi="Times New Roman"/><w:sz w:val="26"/><w:szCs w:val="26"/><w:lang w:eastAsia="zh-CN"/></w:rPr><w:t xml:space="preserve">o </w:t></w:r><w:r><w:rPr><w:rFonts w:ascii="Times New Roman" w:hAnsi="Times New Roman" w:eastAsia="Microsoft YaHei"/><w:sz w:val="26"/><w:szCs w:val="26"/><w:lang w:eastAsia="zh-CN"/></w:rPr><w:t>đ</w:t></w:r><w:r><w:rPr><w:rFonts w:ascii="Times New Roman" w:hAnsi="Times New Roman"/><w:sz w:val="26"/><w:szCs w:val="26"/><w:lang w:eastAsia="zh-CN"/></w:rPr><w:t xml:space="preserve">ịa </w:t></w:r><w:r><w:rPr><w:rFonts w:ascii="Times New Roman" w:hAnsi="Times New Roman" w:eastAsia="Microsoft YaHei"/><w:sz w:val="26"/><w:szCs w:val="26"/><w:lang w:eastAsia="zh-CN"/></w:rPr><w:t>đ</w:t></w:r><w:r><w:rPr><w:rFonts w:ascii="Times New Roman" w:hAnsi="Times New Roman"/><w:sz w:val="26"/><w:szCs w:val="26"/><w:lang w:eastAsia="zh-CN"/></w:rPr><w:t>iểm tổ chức. B</w:t></w:r><w:r><w:rPr><w:rFonts w:ascii="Times New Roman" w:hAnsi="Times New Roman" w:eastAsia="Microsoft YaHei"/><w:sz w:val="26"/><w:szCs w:val="26"/><w:lang w:eastAsia="zh-CN"/></w:rPr><w:t>ê</w:t></w:r><w:r><w:rPr><w:rFonts w:ascii="Times New Roman" w:hAnsi="Times New Roman"/><w:sz w:val="26"/><w:szCs w:val="26"/><w:lang w:eastAsia="zh-CN"/></w:rPr><w:t>n A kh</w:t></w:r><w:r><w:rPr><w:rFonts w:ascii="Times New Roman" w:hAnsi="Times New Roman" w:eastAsia="Microsoft YaHei"/><w:sz w:val="26"/><w:szCs w:val="26"/><w:lang w:eastAsia="zh-CN"/></w:rPr><w:t>ô</w:t></w:r><w:r><w:rPr><w:rFonts w:ascii="Times New Roman" w:hAnsi="Times New Roman"/><w:sz w:val="26"/><w:szCs w:val="26"/><w:lang w:eastAsia="zh-CN"/></w:rPr><w:t>ng chịu tr</w:t></w:r><w:r><w:rPr><w:rFonts w:ascii="Times New Roman" w:hAnsi="Times New Roman" w:eastAsia="Microsoft YaHei"/><w:sz w:val="26"/><w:szCs w:val="26"/><w:lang w:eastAsia="zh-CN"/></w:rPr><w:t>á</w:t></w:r><w:r><w:rPr><w:rFonts w:ascii="Times New Roman" w:hAnsi="Times New Roman"/><w:sz w:val="26"/><w:szCs w:val="26"/><w:lang w:eastAsia="zh-CN"/></w:rPr><w:t xml:space="preserve">ch nhiệm </w:t></w:r><w:r><w:rPr><w:rFonts w:ascii="Times New Roman" w:hAnsi="Times New Roman" w:eastAsia="Microsoft YaHei"/><w:sz w:val="26"/><w:szCs w:val="26"/><w:lang w:eastAsia="zh-CN"/></w:rPr><w:t>đ</w:t></w:r><w:r><w:rPr><w:rFonts w:ascii="Times New Roman" w:hAnsi="Times New Roman"/><w:sz w:val="26"/><w:szCs w:val="26"/><w:lang w:eastAsia="zh-CN"/></w:rPr><w:t>ối với c</w:t></w:r><w:r><w:rPr><w:rFonts w:ascii="Times New Roman" w:hAnsi="Times New Roman" w:eastAsia="Microsoft YaHei"/><w:sz w:val="26"/><w:szCs w:val="26"/><w:lang w:eastAsia="zh-CN"/></w:rPr><w:t>á</w:t></w:r><w:r><w:rPr><w:rFonts w:ascii="Times New Roman" w:hAnsi="Times New Roman"/><w:sz w:val="26"/><w:szCs w:val="26"/><w:lang w:eastAsia="zh-CN"/></w:rPr><w:t>c trường hợp mất m</w:t></w:r><w:r><w:rPr><w:rFonts w:ascii="Times New Roman" w:hAnsi="Times New Roman" w:eastAsia="Microsoft YaHei"/><w:sz w:val="26"/><w:szCs w:val="26"/><w:lang w:eastAsia="zh-CN"/></w:rPr><w:t>á</w:t></w:r><w:r><w:rPr><w:rFonts w:ascii="Times New Roman" w:hAnsi="Times New Roman"/><w:sz w:val="26"/><w:szCs w:val="26"/><w:lang w:eastAsia="zh-CN"/></w:rPr><w:t>t, thất lạc hoặc hư hỏng c</w:t></w:r><w:r><w:rPr><w:rFonts w:ascii="Times New Roman" w:hAnsi="Times New Roman" w:eastAsia="Microsoft YaHei"/><w:sz w:val="26"/><w:szCs w:val="26"/><w:lang w:eastAsia="zh-CN"/></w:rPr><w:t>á</w:t></w:r><w:r><w:rPr><w:rFonts w:ascii="Times New Roman" w:hAnsi="Times New Roman"/><w:sz w:val="26"/><w:szCs w:val="26"/><w:lang w:eastAsia="zh-CN"/></w:rPr><w:t>c t</w:t></w:r><w:r><w:rPr><w:rFonts w:ascii="Times New Roman" w:hAnsi="Times New Roman" w:eastAsia="Microsoft YaHei"/><w:sz w:val="26"/><w:szCs w:val="26"/><w:lang w:eastAsia="zh-CN"/></w:rPr><w:t>à</w:t></w:r><w:r><w:rPr><w:rFonts w:ascii="Times New Roman" w:hAnsi="Times New Roman"/><w:sz w:val="26"/><w:szCs w:val="26"/><w:lang w:eastAsia="zh-CN"/></w:rPr><w:t>i sản n</w:t></w:r><w:r><w:rPr><w:rFonts w:ascii="Times New Roman" w:hAnsi="Times New Roman" w:eastAsia="Microsoft YaHei"/><w:sz w:val="26"/><w:szCs w:val="26"/><w:lang w:eastAsia="zh-CN"/></w:rPr><w:t>à</w:t></w:r><w:r><w:rPr><w:rFonts w:ascii="Times New Roman" w:hAnsi="Times New Roman"/><w:sz w:val="26"/><w:szCs w:val="26"/><w:lang w:eastAsia="zh-CN"/></w:rPr><w:t>y, trừ trường hợp c</w:t></w:r><w:r><w:rPr><w:rFonts w:ascii="Times New Roman" w:hAnsi="Times New Roman" w:eastAsia="Microsoft YaHei"/><w:sz w:val="26"/><w:szCs w:val="26"/><w:lang w:eastAsia="zh-CN"/></w:rPr><w:t>ó</w:t></w:r><w:r><w:rPr><w:rFonts w:ascii="Times New Roman" w:hAnsi="Times New Roman"/><w:sz w:val="26"/><w:szCs w:val="26"/><w:lang w:eastAsia="zh-CN"/></w:rPr><w:t xml:space="preserve"> c</w:t></w:r><w:r><w:rPr><w:rFonts w:ascii="Times New Roman" w:hAnsi="Times New Roman" w:eastAsia="Microsoft YaHei"/><w:sz w:val="26"/><w:szCs w:val="26"/><w:lang w:eastAsia="zh-CN"/></w:rPr><w:t>ă</w:t></w:r><w:r><w:rPr><w:rFonts w:ascii="Times New Roman" w:hAnsi="Times New Roman"/><w:sz w:val="26"/><w:szCs w:val="26"/><w:lang w:eastAsia="zh-CN"/></w:rPr><w:t>n cứ x</w:t></w:r><w:r><w:rPr><w:rFonts w:ascii="Times New Roman" w:hAnsi="Times New Roman" w:eastAsia="Microsoft YaHei"/><w:sz w:val="26"/><w:szCs w:val="26"/><w:lang w:eastAsia="zh-CN"/></w:rPr><w:t>á</w:t></w:r><w:r><w:rPr><w:rFonts w:ascii="Times New Roman" w:hAnsi="Times New Roman"/><w:sz w:val="26"/><w:szCs w:val="26"/><w:lang w:eastAsia="zh-CN"/></w:rPr><w:t xml:space="preserve">c </w:t></w:r><w:r><w:rPr><w:rFonts w:ascii="Times New Roman" w:hAnsi="Times New Roman" w:eastAsia="Microsoft YaHei"/><w:sz w:val="26"/><w:szCs w:val="26"/><w:lang w:eastAsia="zh-CN"/></w:rPr><w:t>đ</w:t></w:r><w:r><w:rPr><w:rFonts w:ascii="Times New Roman" w:hAnsi="Times New Roman"/><w:sz w:val="26"/><w:szCs w:val="26"/><w:lang w:eastAsia="zh-CN"/></w:rPr><w:t>ịnh thiệt hại ph</w:t></w:r><w:r><w:rPr><w:rFonts w:ascii="Times New Roman" w:hAnsi="Times New Roman" w:eastAsia="Microsoft YaHei"/><w:sz w:val="26"/><w:szCs w:val="26"/><w:lang w:eastAsia="zh-CN"/></w:rPr><w:t>á</w:t></w:r><w:r><w:rPr><w:rFonts w:ascii="Times New Roman" w:hAnsi="Times New Roman"/><w:sz w:val="26"/><w:szCs w:val="26"/><w:lang w:eastAsia="zh-CN"/></w:rPr><w:t xml:space="preserve">t sinh trực tiếp do lỗi cố </w:t></w:r><w:r><w:rPr><w:rFonts w:ascii="Times New Roman" w:hAnsi="Times New Roman" w:eastAsia="Microsoft YaHei"/><w:sz w:val="26"/><w:szCs w:val="26"/><w:lang w:eastAsia="zh-CN"/></w:rPr><w:t>ý</w:t></w:r><w:r><w:rPr><w:rFonts w:ascii="Times New Roman" w:hAnsi="Times New Roman"/><w:sz w:val="26"/><w:szCs w:val="26"/><w:lang w:eastAsia="zh-CN"/></w:rPr><w:t xml:space="preserve"> của B</w:t></w:r><w:r><w:rPr><w:rFonts w:ascii="Times New Roman" w:hAnsi="Times New Roman" w:eastAsia="Microsoft YaHei"/><w:sz w:val="26"/><w:szCs w:val="26"/><w:lang w:eastAsia="zh-CN"/></w:rPr><w:t>ê</w:t></w:r><w:r><w:rPr><w:rFonts w:ascii="Times New Roman" w:hAnsi="Times New Roman"/><w:sz w:val="26"/><w:szCs w:val="26"/><w:lang w:eastAsia="zh-CN"/></w:rPr><w:t>n A.</w:t></w:r></w:p><w:p><w:pPr><w:pStyle w:val="13"/><w:numPr><w:ilvl w:val="0"/><w:numId w:val="7"/></w:numPr><w:shd w:val="clear" w:color="auto" w:fill="FFFFFF" w:themeFill="background1"/><w:spacing w:line="240" w:lineRule="auto"/><w:jc w:val="both"/><w:rPr><w:rFonts w:ascii="Times New Roman" w:hAnsi="Times New Roman"/><w:sz w:val="26"/><w:szCs w:val="26"/><w:lang w:eastAsia="zh-CN"/></w:rPr></w:pPr><w:r><w:rPr><w:rFonts w:ascii="Times New Roman" w:hAnsi="Times New Roman"/><w:sz w:val="26"/><w:szCs w:val="26"/><w:lang w:eastAsia="zh-CN"/></w:rPr><w:t>Trong suốt qu</w:t></w:r><w:r><w:rPr><w:rFonts w:ascii="Times New Roman" w:hAnsi="Times New Roman" w:eastAsia="Microsoft YaHei"/><w:sz w:val="26"/><w:szCs w:val="26"/><w:lang w:eastAsia="zh-CN"/></w:rPr><w:t>á</w:t></w:r><w:r><w:rPr><w:rFonts w:ascii="Times New Roman" w:hAnsi="Times New Roman"/><w:sz w:val="26"/><w:szCs w:val="26"/><w:lang w:eastAsia="zh-CN"/></w:rPr><w:t xml:space="preserve"> tr</w:t></w:r><w:r><w:rPr><w:rFonts w:ascii="Times New Roman" w:hAnsi="Times New Roman" w:eastAsia="Microsoft YaHei"/><w:sz w:val="26"/><w:szCs w:val="26"/><w:lang w:eastAsia="zh-CN"/></w:rPr><w:t>ì</w:t></w:r><w:r><w:rPr><w:rFonts w:ascii="Times New Roman" w:hAnsi="Times New Roman"/><w:sz w:val="26"/><w:szCs w:val="26"/><w:lang w:eastAsia="zh-CN"/></w:rPr><w:t>nh tổ chức chương tr</w:t></w:r><w:r><w:rPr><w:rFonts w:ascii="Times New Roman" w:hAnsi="Times New Roman" w:eastAsia="Microsoft YaHei"/><w:sz w:val="26"/><w:szCs w:val="26"/><w:lang w:eastAsia="zh-CN"/></w:rPr><w:t>ì</w:t></w:r><w:r><w:rPr><w:rFonts w:ascii="Times New Roman" w:hAnsi="Times New Roman"/><w:sz w:val="26"/><w:szCs w:val="26"/><w:lang w:eastAsia="zh-CN"/></w:rPr><w:t>nh, kh</w:t></w:r><w:r><w:rPr><w:rFonts w:ascii="Times New Roman" w:hAnsi="Times New Roman" w:eastAsia="Microsoft YaHei"/><w:sz w:val="26"/><w:szCs w:val="26"/><w:lang w:eastAsia="zh-CN"/></w:rPr><w:t>á</w:t></w:r><w:r><w:rPr><w:rFonts w:ascii="Times New Roman" w:hAnsi="Times New Roman"/><w:sz w:val="26"/><w:szCs w:val="26"/><w:lang w:eastAsia="zh-CN"/></w:rPr><w:t>ch mời, nh</w:t></w:r><w:r><w:rPr><w:rFonts w:ascii="Times New Roman" w:hAnsi="Times New Roman" w:eastAsia="Microsoft YaHei"/><w:sz w:val="26"/><w:szCs w:val="26"/><w:lang w:eastAsia="zh-CN"/></w:rPr><w:t>â</w:t></w:r><w:r><w:rPr><w:rFonts w:ascii="Times New Roman" w:hAnsi="Times New Roman"/><w:sz w:val="26"/><w:szCs w:val="26"/><w:lang w:eastAsia="zh-CN"/></w:rPr><w:t>n sự, nh</w:t></w:r><w:r><w:rPr><w:rFonts w:ascii="Times New Roman" w:hAnsi="Times New Roman" w:eastAsia="Microsoft YaHei"/><w:sz w:val="26"/><w:szCs w:val="26"/><w:lang w:eastAsia="zh-CN"/></w:rPr><w:t>à</w:t></w:r><w:r><w:rPr><w:rFonts w:ascii="Times New Roman" w:hAnsi="Times New Roman"/><w:sz w:val="26"/><w:szCs w:val="26"/><w:lang w:eastAsia="zh-CN"/></w:rPr><w:t xml:space="preserve"> thầu v</w:t></w:r><w:r><w:rPr><w:rFonts w:ascii="Times New Roman" w:hAnsi="Times New Roman" w:eastAsia="Microsoft YaHei"/><w:sz w:val="26"/><w:szCs w:val="26"/><w:lang w:eastAsia="zh-CN"/></w:rPr><w:t>à</w:t></w:r><w:r><w:rPr><w:rFonts w:ascii="Times New Roman" w:hAnsi="Times New Roman"/><w:sz w:val="26"/><w:szCs w:val="26"/><w:lang w:eastAsia="zh-CN"/></w:rPr><w:t xml:space="preserve"> c</w:t></w:r><w:r><w:rPr><w:rFonts w:ascii="Times New Roman" w:hAnsi="Times New Roman" w:eastAsia="Microsoft YaHei"/><w:sz w:val="26"/><w:szCs w:val="26"/><w:lang w:eastAsia="zh-CN"/></w:rPr><w:t>á</w:t></w:r><w:r><w:rPr><w:rFonts w:ascii="Times New Roman" w:hAnsi="Times New Roman"/><w:sz w:val="26"/><w:szCs w:val="26"/><w:lang w:eastAsia="zh-CN"/></w:rPr><w:t xml:space="preserve">c </w:t></w:r><w:r><w:rPr><w:rFonts w:ascii="Times New Roman" w:hAnsi="Times New Roman" w:eastAsia="Microsoft YaHei"/><w:sz w:val="26"/><w:szCs w:val="26"/><w:lang w:eastAsia="zh-CN"/></w:rPr><w:t>đ</w:t></w:r><w:r><w:rPr><w:rFonts w:ascii="Times New Roman" w:hAnsi="Times New Roman"/><w:sz w:val="26"/><w:szCs w:val="26"/><w:lang w:eastAsia="zh-CN"/></w:rPr><w:t>ơn vị do B</w:t></w:r><w:r><w:rPr><w:rFonts w:ascii="Times New Roman" w:hAnsi="Times New Roman" w:eastAsia="Microsoft YaHei"/><w:sz w:val="26"/><w:szCs w:val="26"/><w:lang w:eastAsia="zh-CN"/></w:rPr><w:t>ê</w:t></w:r><w:r><w:rPr><w:rFonts w:ascii="Times New Roman" w:hAnsi="Times New Roman"/><w:sz w:val="26"/><w:szCs w:val="26"/><w:lang w:eastAsia="zh-CN"/></w:rPr><w:t>n B thu</w:t></w:r><w:r><w:rPr><w:rFonts w:ascii="Times New Roman" w:hAnsi="Times New Roman" w:eastAsia="Microsoft YaHei"/><w:sz w:val="26"/><w:szCs w:val="26"/><w:lang w:eastAsia="zh-CN"/></w:rPr><w:t>ê</w:t></w:r><w:r><w:rPr><w:rFonts w:ascii="Times New Roman" w:hAnsi="Times New Roman"/><w:sz w:val="26"/><w:szCs w:val="26"/><w:lang w:eastAsia="zh-CN"/></w:rPr><w:t xml:space="preserve"> phải tu</w:t></w:r><w:r><w:rPr><w:rFonts w:ascii="Times New Roman" w:hAnsi="Times New Roman" w:eastAsia="Microsoft YaHei"/><w:sz w:val="26"/><w:szCs w:val="26"/><w:lang w:eastAsia="zh-CN"/></w:rPr><w:t>â</w:t></w:r><w:r><w:rPr><w:rFonts w:ascii="Times New Roman" w:hAnsi="Times New Roman"/><w:sz w:val="26"/><w:szCs w:val="26"/><w:lang w:eastAsia="zh-CN"/></w:rPr><w:t xml:space="preserve">n thủ quy </w:t></w:r><w:r><w:rPr><w:rFonts w:ascii="Times New Roman" w:hAnsi="Times New Roman" w:eastAsia="Microsoft YaHei"/><w:sz w:val="26"/><w:szCs w:val="26"/><w:lang w:eastAsia="zh-CN"/></w:rPr><w:t>đ</w:t></w:r><w:r><w:rPr><w:rFonts w:ascii="Times New Roman" w:hAnsi="Times New Roman"/><w:sz w:val="26"/><w:szCs w:val="26"/><w:lang w:eastAsia="zh-CN"/></w:rPr><w:t>ịnh của ph</w:t></w:r><w:r><w:rPr><w:rFonts w:ascii="Times New Roman" w:hAnsi="Times New Roman" w:eastAsia="Microsoft YaHei"/><w:sz w:val="26"/><w:szCs w:val="26"/><w:lang w:eastAsia="zh-CN"/></w:rPr><w:t>á</w:t></w:r><w:r><w:rPr><w:rFonts w:ascii="Times New Roman" w:hAnsi="Times New Roman"/><w:sz w:val="26"/><w:szCs w:val="26"/><w:lang w:eastAsia="zh-CN"/></w:rPr><w:t>p luật Việt Nam, nội quy của Trung t</w:t></w:r><w:r><w:rPr><w:rFonts w:ascii="Times New Roman" w:hAnsi="Times New Roman" w:eastAsia="Microsoft YaHei"/><w:sz w:val="26"/><w:szCs w:val="26"/><w:lang w:eastAsia="zh-CN"/></w:rPr><w:t>â</w:t></w:r><w:r><w:rPr><w:rFonts w:ascii="Times New Roman" w:hAnsi="Times New Roman"/><w:sz w:val="26"/><w:szCs w:val="26"/><w:lang w:eastAsia="zh-CN"/></w:rPr><w:t>m Hội nghị - Tiệc cưới Queen Plaza K</w:t></w:r><w:r><w:rPr><w:rFonts w:ascii="Times New Roman" w:hAnsi="Times New Roman" w:eastAsia="Microsoft YaHei"/><w:sz w:val="26"/><w:szCs w:val="26"/><w:lang w:eastAsia="zh-CN"/></w:rPr><w:t>ỳ</w:t></w:r><w:r><w:rPr><w:rFonts w:ascii="Times New Roman" w:hAnsi="Times New Roman"/><w:sz w:val="26"/><w:szCs w:val="26"/><w:lang w:eastAsia="zh-CN"/></w:rPr><w:t xml:space="preserve"> H</w:t></w:r><w:r><w:rPr><w:rFonts w:ascii="Times New Roman" w:hAnsi="Times New Roman" w:eastAsia="Microsoft YaHei"/><w:sz w:val="26"/><w:szCs w:val="26"/><w:lang w:eastAsia="zh-CN"/></w:rPr><w:t>ò</w:t></w:r><w:r><w:rPr><w:rFonts w:ascii="Times New Roman" w:hAnsi="Times New Roman"/><w:sz w:val="26"/><w:szCs w:val="26"/><w:lang w:eastAsia="zh-CN"/></w:rPr><w:t>a v</w:t></w:r><w:r><w:rPr><w:rFonts w:ascii="Times New Roman" w:hAnsi="Times New Roman" w:eastAsia="Microsoft YaHei"/><w:sz w:val="26"/><w:szCs w:val="26"/><w:lang w:eastAsia="zh-CN"/></w:rPr><w:t>à</w:t></w:r><w:r><w:rPr><w:rFonts w:ascii="Times New Roman" w:hAnsi="Times New Roman"/><w:sz w:val="26"/><w:szCs w:val="26"/><w:lang w:eastAsia="zh-CN"/></w:rPr><w:t xml:space="preserve"> c</w:t></w:r><w:r><w:rPr><w:rFonts w:ascii="Times New Roman" w:hAnsi="Times New Roman" w:eastAsia="Microsoft YaHei"/><w:sz w:val="26"/><w:szCs w:val="26"/><w:lang w:eastAsia="zh-CN"/></w:rPr><w:t>á</w:t></w:r><w:r><w:rPr><w:rFonts w:ascii="Times New Roman" w:hAnsi="Times New Roman"/><w:sz w:val="26"/><w:szCs w:val="26"/><w:lang w:eastAsia="zh-CN"/></w:rPr><w:t>c hướng dẫn hợp l</w:t></w:r><w:r><w:rPr><w:rFonts w:ascii="Times New Roman" w:hAnsi="Times New Roman" w:eastAsia="Microsoft YaHei"/><w:sz w:val="26"/><w:szCs w:val="26"/><w:lang w:eastAsia="zh-CN"/></w:rPr><w:t>ý</w:t></w:r><w:r><w:rPr><w:rFonts w:ascii="Times New Roman" w:hAnsi="Times New Roman"/><w:sz w:val="26"/><w:szCs w:val="26"/><w:lang w:eastAsia="zh-CN"/></w:rPr><w:t xml:space="preserve"> của B</w:t></w:r><w:r><w:rPr><w:rFonts w:ascii="Times New Roman" w:hAnsi="Times New Roman" w:eastAsia="Microsoft YaHei"/><w:sz w:val="26"/><w:szCs w:val="26"/><w:lang w:eastAsia="zh-CN"/></w:rPr><w:t>ê</w:t></w:r><w:r><w:rPr><w:rFonts w:ascii="Times New Roman" w:hAnsi="Times New Roman"/><w:sz w:val="26"/><w:szCs w:val="26"/><w:lang w:eastAsia="zh-CN"/></w:rPr><w:t>n A. B</w:t></w:r><w:r><w:rPr><w:rFonts w:ascii="Times New Roman" w:hAnsi="Times New Roman" w:eastAsia="Microsoft YaHei"/><w:sz w:val="26"/><w:szCs w:val="26"/><w:lang w:eastAsia="zh-CN"/></w:rPr><w:t>ê</w:t></w:r><w:r><w:rPr><w:rFonts w:ascii="Times New Roman" w:hAnsi="Times New Roman"/><w:sz w:val="26"/><w:szCs w:val="26"/><w:lang w:eastAsia="zh-CN"/></w:rPr><w:t xml:space="preserve">n A sẽ cung cấp nội quy </w:t></w:r><w:r><w:rPr><w:rFonts w:ascii="Times New Roman" w:hAnsi="Times New Roman" w:eastAsia="Microsoft YaHei"/><w:sz w:val="26"/><w:szCs w:val="26"/><w:lang w:eastAsia="zh-CN"/></w:rPr><w:t>đ</w:t></w:r><w:r><w:rPr><w:rFonts w:ascii="Times New Roman" w:hAnsi="Times New Roman"/><w:sz w:val="26"/><w:szCs w:val="26"/><w:lang w:eastAsia="zh-CN"/></w:rPr><w:t xml:space="preserve">ịa </w:t></w:r><w:r><w:rPr><w:rFonts w:ascii="Times New Roman" w:hAnsi="Times New Roman" w:eastAsia="Microsoft YaHei"/><w:sz w:val="26"/><w:szCs w:val="26"/><w:lang w:eastAsia="zh-CN"/></w:rPr><w:t>đ</w:t></w:r><w:r><w:rPr><w:rFonts w:ascii="Times New Roman" w:hAnsi="Times New Roman"/><w:sz w:val="26"/><w:szCs w:val="26"/><w:lang w:eastAsia="zh-CN"/></w:rPr><w:t>iểm cho B</w:t></w:r><w:r><w:rPr><w:rFonts w:ascii="Times New Roman" w:hAnsi="Times New Roman" w:eastAsia="Microsoft YaHei"/><w:sz w:val="26"/><w:szCs w:val="26"/><w:lang w:eastAsia="zh-CN"/></w:rPr><w:t>ê</w:t></w:r><w:r><w:rPr><w:rFonts w:ascii="Times New Roman" w:hAnsi="Times New Roman"/><w:sz w:val="26"/><w:szCs w:val="26"/><w:lang w:eastAsia="zh-CN"/></w:rPr><w:t>n B trước ng</w:t></w:r><w:r><w:rPr><w:rFonts w:ascii="Times New Roman" w:hAnsi="Times New Roman" w:eastAsia="Microsoft YaHei"/><w:sz w:val="26"/><w:szCs w:val="26"/><w:lang w:eastAsia="zh-CN"/></w:rPr><w:t>à</w:t></w:r><w:r><w:rPr><w:rFonts w:ascii="Times New Roman" w:hAnsi="Times New Roman"/><w:sz w:val="26"/><w:szCs w:val="26"/><w:lang w:eastAsia="zh-CN"/></w:rPr><w:t>y tổ chức chương tr</w:t></w:r><w:r><w:rPr><w:rFonts w:ascii="Times New Roman" w:hAnsi="Times New Roman" w:eastAsia="Microsoft YaHei"/><w:sz w:val="26"/><w:szCs w:val="26"/><w:lang w:eastAsia="zh-CN"/></w:rPr><w:t>ì</w:t></w:r><w:r><w:rPr><w:rFonts w:ascii="Times New Roman" w:hAnsi="Times New Roman"/><w:sz w:val="26"/><w:szCs w:val="26"/><w:lang w:eastAsia="zh-CN"/></w:rPr><w:t>nh.</w:t></w:r></w:p><w:p><w:pPr><w:pStyle w:val="13"/><w:numPr><w:ilvl w:val="0"/><w:numId w:val="7"/></w:numPr><w:shd w:val="clear" w:color="auto" w:fill="FFFFFF" w:themeFill="background1"/><w:spacing w:line="240" w:lineRule="auto"/><w:jc w:val="both"/><w:rPr><w:rFonts w:ascii="Times New Roman" w:hAnsi="Times New Roman"/><w:sz w:val="26"/><w:szCs w:val="26"/><w:lang w:eastAsia="zh-CN"/></w:rPr></w:pPr><w:r><w:rPr><w:rFonts w:ascii="Times New Roman" w:hAnsi="Times New Roman"/><w:sz w:val="26"/><w:szCs w:val="26"/><w:lang w:eastAsia="zh-CN"/></w:rPr><w:t>Bên B chịu tr</w:t></w:r><w:r><w:rPr><w:rFonts w:ascii="Times New Roman" w:hAnsi="Times New Roman" w:eastAsia="Microsoft YaHei"/><w:sz w:val="26"/><w:szCs w:val="26"/><w:lang w:eastAsia="zh-CN"/></w:rPr><w:t>á</w:t></w:r><w:r><w:rPr><w:rFonts w:ascii="Times New Roman" w:hAnsi="Times New Roman"/><w:sz w:val="26"/><w:szCs w:val="26"/><w:lang w:eastAsia="zh-CN"/></w:rPr><w:t>ch nhiệm về việc duy tr</w:t></w:r><w:r><w:rPr><w:rFonts w:ascii="Times New Roman" w:hAnsi="Times New Roman" w:eastAsia="Microsoft YaHei"/><w:sz w:val="26"/><w:szCs w:val="26"/><w:lang w:eastAsia="zh-CN"/></w:rPr><w:t>ì</w:t></w:r><w:r><w:rPr><w:rFonts w:ascii="Times New Roman" w:hAnsi="Times New Roman"/><w:sz w:val="26"/><w:szCs w:val="26"/><w:lang w:eastAsia="zh-CN"/></w:rPr><w:t xml:space="preserve"> trật tự, an ninh v</w:t></w:r><w:r><w:rPr><w:rFonts w:ascii="Times New Roman" w:hAnsi="Times New Roman" w:eastAsia="Microsoft YaHei"/><w:sz w:val="26"/><w:szCs w:val="26"/><w:lang w:eastAsia="zh-CN"/></w:rPr><w:t>à</w:t></w:r><w:r><w:rPr><w:rFonts w:ascii="Times New Roman" w:hAnsi="Times New Roman"/><w:sz w:val="26"/><w:szCs w:val="26"/><w:lang w:eastAsia="zh-CN"/></w:rPr><w:t xml:space="preserve"> h</w:t></w:r><w:r><w:rPr><w:rFonts w:ascii="Times New Roman" w:hAnsi="Times New Roman" w:eastAsia="Microsoft YaHei"/><w:sz w:val="26"/><w:szCs w:val="26"/><w:lang w:eastAsia="zh-CN"/></w:rPr><w:t>à</w:t></w:r><w:r><w:rPr><w:rFonts w:ascii="Times New Roman" w:hAnsi="Times New Roman"/><w:sz w:val="26"/><w:szCs w:val="26"/><w:lang w:eastAsia="zh-CN"/></w:rPr><w:t>nh vi ứng xử của kh</w:t></w:r><w:r><w:rPr><w:rFonts w:ascii="Times New Roman" w:hAnsi="Times New Roman" w:eastAsia="Microsoft YaHei"/><w:sz w:val="26"/><w:szCs w:val="26"/><w:lang w:eastAsia="zh-CN"/></w:rPr><w:t>á</w:t></w:r><w:r><w:rPr><w:rFonts w:ascii="Times New Roman" w:hAnsi="Times New Roman"/><w:sz w:val="26"/><w:szCs w:val="26"/><w:lang w:eastAsia="zh-CN"/></w:rPr><w:t>ch mời, nh</w:t></w:r><w:r><w:rPr><w:rFonts w:ascii="Times New Roman" w:hAnsi="Times New Roman" w:eastAsia="Microsoft YaHei"/><w:sz w:val="26"/><w:szCs w:val="26"/><w:lang w:eastAsia="zh-CN"/></w:rPr><w:t>â</w:t></w:r><w:r><w:rPr><w:rFonts w:ascii="Times New Roman" w:hAnsi="Times New Roman"/><w:sz w:val="26"/><w:szCs w:val="26"/><w:lang w:eastAsia="zh-CN"/></w:rPr><w:t>n sự tham gia chương tr</w:t></w:r><w:r><w:rPr><w:rFonts w:ascii="Times New Roman" w:hAnsi="Times New Roman" w:eastAsia="Microsoft YaHei"/><w:sz w:val="26"/><w:szCs w:val="26"/><w:lang w:eastAsia="zh-CN"/></w:rPr><w:t>ì</w:t></w:r><w:r><w:rPr><w:rFonts w:ascii="Times New Roman" w:hAnsi="Times New Roman"/><w:sz w:val="26"/><w:szCs w:val="26"/><w:lang w:eastAsia="zh-CN"/></w:rPr><w:t>nh v</w:t></w:r><w:r><w:rPr><w:rFonts w:ascii="Times New Roman" w:hAnsi="Times New Roman" w:eastAsia="Microsoft YaHei"/><w:sz w:val="26"/><w:szCs w:val="26"/><w:lang w:eastAsia="zh-CN"/></w:rPr><w:t>à</w:t></w:r><w:r><w:rPr><w:rFonts w:ascii="Times New Roman" w:hAnsi="Times New Roman"/><w:sz w:val="26"/><w:szCs w:val="26"/><w:lang w:eastAsia="zh-CN"/></w:rPr><w:t xml:space="preserve"> c</w:t></w:r><w:r><w:rPr><w:rFonts w:ascii="Times New Roman" w:hAnsi="Times New Roman" w:eastAsia="Microsoft YaHei"/><w:sz w:val="26"/><w:szCs w:val="26"/><w:lang w:eastAsia="zh-CN"/></w:rPr><w:t>á</w:t></w:r><w:r><w:rPr><w:rFonts w:ascii="Times New Roman" w:hAnsi="Times New Roman"/><w:sz w:val="26"/><w:szCs w:val="26"/><w:lang w:eastAsia="zh-CN"/></w:rPr><w:t xml:space="preserve">c </w:t></w:r><w:r><w:rPr><w:rFonts w:ascii="Times New Roman" w:hAnsi="Times New Roman" w:eastAsia="Microsoft YaHei"/><w:sz w:val="26"/><w:szCs w:val="26"/><w:lang w:eastAsia="zh-CN"/></w:rPr><w:t>đ</w:t></w:r><w:r><w:rPr><w:rFonts w:ascii="Times New Roman" w:hAnsi="Times New Roman"/><w:sz w:val="26"/><w:szCs w:val="26"/><w:lang w:eastAsia="zh-CN"/></w:rPr><w:t>ơn vị do m</w:t></w:r><w:r><w:rPr><w:rFonts w:ascii="Times New Roman" w:hAnsi="Times New Roman" w:eastAsia="Microsoft YaHei"/><w:sz w:val="26"/><w:szCs w:val="26"/><w:lang w:eastAsia="zh-CN"/></w:rPr><w:t>ì</w:t></w:r><w:r><w:rPr><w:rFonts w:ascii="Times New Roman" w:hAnsi="Times New Roman"/><w:sz w:val="26"/><w:szCs w:val="26"/><w:lang w:eastAsia="zh-CN"/></w:rPr><w:t>nh thu</w:t></w:r><w:r><w:rPr><w:rFonts w:ascii="Times New Roman" w:hAnsi="Times New Roman" w:eastAsia="Microsoft YaHei"/><w:sz w:val="26"/><w:szCs w:val="26"/><w:lang w:eastAsia="zh-CN"/></w:rPr><w:t>ê</w:t></w:r><w:r><w:rPr><w:rFonts w:ascii="Times New Roman" w:hAnsi="Times New Roman"/><w:sz w:val="26"/><w:szCs w:val="26"/><w:lang w:eastAsia="zh-CN"/></w:rPr><w:t xml:space="preserve">; </w:t></w:r><w:r><w:rPr><w:rFonts w:ascii="Times New Roman" w:hAnsi="Times New Roman" w:eastAsia="Microsoft YaHei"/><w:sz w:val="26"/><w:szCs w:val="26"/><w:lang w:eastAsia="zh-CN"/></w:rPr><w:t>đ</w:t></w:r><w:r><w:rPr><w:rFonts w:ascii="Times New Roman" w:hAnsi="Times New Roman"/><w:sz w:val="26"/><w:szCs w:val="26"/><w:lang w:eastAsia="zh-CN"/></w:rPr><w:t>ồng thời c</w:t></w:r><w:r><w:rPr><w:rFonts w:ascii="Times New Roman" w:hAnsi="Times New Roman" w:eastAsia="Microsoft YaHei"/><w:sz w:val="26"/><w:szCs w:val="26"/><w:lang w:eastAsia="zh-CN"/></w:rPr><w:t>ó</w:t></w:r><w:r><w:rPr><w:rFonts w:ascii="Times New Roman" w:hAnsi="Times New Roman"/><w:sz w:val="26"/><w:szCs w:val="26"/><w:lang w:eastAsia="zh-CN"/></w:rPr><w:t xml:space="preserve"> tr</w:t></w:r><w:r><w:rPr><w:rFonts w:ascii="Times New Roman" w:hAnsi="Times New Roman" w:eastAsia="Microsoft YaHei"/><w:sz w:val="26"/><w:szCs w:val="26"/><w:lang w:eastAsia="zh-CN"/></w:rPr><w:t>á</w:t></w:r><w:r><w:rPr><w:rFonts w:ascii="Times New Roman" w:hAnsi="Times New Roman"/><w:sz w:val="26"/><w:szCs w:val="26"/><w:lang w:eastAsia="zh-CN"/></w:rPr><w:t>ch nhiệm phối hợp với B</w:t></w:r><w:r><w:rPr><w:rFonts w:ascii="Times New Roman" w:hAnsi="Times New Roman" w:eastAsia="Microsoft YaHei"/><w:sz w:val="26"/><w:szCs w:val="26"/><w:lang w:eastAsia="zh-CN"/></w:rPr><w:t>ê</w:t></w:r><w:r><w:rPr><w:rFonts w:ascii="Times New Roman" w:hAnsi="Times New Roman"/><w:sz w:val="26"/><w:szCs w:val="26"/><w:lang w:eastAsia="zh-CN"/></w:rPr><w:t>n A xử l</w:t></w:r><w:r><w:rPr><w:rFonts w:ascii="Times New Roman" w:hAnsi="Times New Roman" w:eastAsia="Microsoft YaHei"/><w:sz w:val="26"/><w:szCs w:val="26"/><w:lang w:eastAsia="zh-CN"/></w:rPr><w:t>ý</w:t></w:r><w:r><w:rPr><w:rFonts w:ascii="Times New Roman" w:hAnsi="Times New Roman"/><w:sz w:val="26"/><w:szCs w:val="26"/><w:lang w:eastAsia="zh-CN"/></w:rPr><w:t xml:space="preserve"> c</w:t></w:r><w:r><w:rPr><w:rFonts w:ascii="Times New Roman" w:hAnsi="Times New Roman" w:eastAsia="Microsoft YaHei"/><w:sz w:val="26"/><w:szCs w:val="26"/><w:lang w:eastAsia="zh-CN"/></w:rPr><w:t>á</w:t></w:r><w:r><w:rPr><w:rFonts w:ascii="Times New Roman" w:hAnsi="Times New Roman"/><w:sz w:val="26"/><w:szCs w:val="26"/><w:lang w:eastAsia="zh-CN"/></w:rPr><w:t>c trường hợp vi phạm nội quy hoặc g</w:t></w:r><w:r><w:rPr><w:rFonts w:ascii="Times New Roman" w:hAnsi="Times New Roman" w:eastAsia="Microsoft YaHei"/><w:sz w:val="26"/><w:szCs w:val="26"/><w:lang w:eastAsia="zh-CN"/></w:rPr><w:t>â</w:t></w:r><w:r><w:rPr><w:rFonts w:ascii="Times New Roman" w:hAnsi="Times New Roman"/><w:sz w:val="26"/><w:szCs w:val="26"/><w:lang w:eastAsia="zh-CN"/></w:rPr><w:t xml:space="preserve">y ảnh hưởng </w:t></w:r><w:r><w:rPr><w:rFonts w:ascii="Times New Roman" w:hAnsi="Times New Roman" w:eastAsia="Microsoft YaHei"/><w:sz w:val="26"/><w:szCs w:val="26"/><w:lang w:eastAsia="zh-CN"/></w:rPr><w:t>đ</w:t></w:r><w:r><w:rPr><w:rFonts w:ascii="Times New Roman" w:hAnsi="Times New Roman"/><w:sz w:val="26"/><w:szCs w:val="26"/><w:lang w:eastAsia="zh-CN"/></w:rPr><w:t xml:space="preserve">ến hoạt </w:t></w:r><w:r><w:rPr><w:rFonts w:ascii="Times New Roman" w:hAnsi="Times New Roman" w:eastAsia="Microsoft YaHei"/><w:sz w:val="26"/><w:szCs w:val="26"/><w:lang w:eastAsia="zh-CN"/></w:rPr><w:t>đ</w:t></w:r><w:r><w:rPr><w:rFonts w:ascii="Times New Roman" w:hAnsi="Times New Roman"/><w:sz w:val="26"/><w:szCs w:val="26"/><w:lang w:eastAsia="zh-CN"/></w:rPr><w:t xml:space="preserve">ộng của </w:t></w:r><w:r><w:rPr><w:rFonts w:ascii="Times New Roman" w:hAnsi="Times New Roman" w:eastAsia="Microsoft YaHei"/><w:sz w:val="26"/><w:szCs w:val="26"/><w:lang w:eastAsia="zh-CN"/></w:rPr><w:t>đ</w:t></w:r><w:r><w:rPr><w:rFonts w:ascii="Times New Roman" w:hAnsi="Times New Roman"/><w:sz w:val="26"/><w:szCs w:val="26"/><w:lang w:eastAsia="zh-CN"/></w:rPr><w:t xml:space="preserve">ịa </w:t></w:r><w:r><w:rPr><w:rFonts w:ascii="Times New Roman" w:hAnsi="Times New Roman" w:eastAsia="Microsoft YaHei"/><w:sz w:val="26"/><w:szCs w:val="26"/><w:lang w:eastAsia="zh-CN"/></w:rPr><w:t>đ</w:t></w:r><w:r><w:rPr><w:rFonts w:ascii="Times New Roman" w:hAnsi="Times New Roman"/><w:sz w:val="26"/><w:szCs w:val="26"/><w:lang w:eastAsia="zh-CN"/></w:rPr><w:t>iểm tổ chức.</w:t></w:r></w:p><w:p><w:pPr><w:pStyle w:val="13"/><w:numPr><w:ilvl w:val="0"/><w:numId w:val="7"/></w:numPr><w:shd w:val="clear" w:color="auto" w:fill="FFFFFF" w:themeFill="background1"/><w:spacing w:line="240" w:lineRule="auto"/><w:jc w:val="both"/><w:rPr><w:rFonts w:ascii="Times New Roman" w:hAnsi="Times New Roman"/><w:sz w:val="26"/><w:szCs w:val="26"/><w:lang w:eastAsia="zh-CN"/></w:rPr></w:pPr><w:r><w:rPr><w:rFonts w:ascii="Times New Roman" w:hAnsi="Times New Roman"/><w:sz w:val="26"/><w:szCs w:val="26"/><w:lang w:eastAsia="zh-CN"/></w:rPr><w:t>Bên A có quyền nhắc nhở, y</w:t></w:r><w:r><w:rPr><w:rFonts w:ascii="Times New Roman" w:hAnsi="Times New Roman" w:eastAsia="Microsoft YaHei"/><w:sz w:val="26"/><w:szCs w:val="26"/><w:lang w:eastAsia="zh-CN"/></w:rPr><w:t>ê</w:t></w:r><w:r><w:rPr><w:rFonts w:ascii="Times New Roman" w:hAnsi="Times New Roman"/><w:sz w:val="26"/><w:szCs w:val="26"/><w:lang w:eastAsia="zh-CN"/></w:rPr><w:t>u cầu chấm dứt hoặc xử l</w:t></w:r><w:r><w:rPr><w:rFonts w:ascii="Times New Roman" w:hAnsi="Times New Roman" w:eastAsia="Microsoft YaHei"/><w:sz w:val="26"/><w:szCs w:val="26"/><w:lang w:eastAsia="zh-CN"/></w:rPr><w:t>ý</w:t></w:r><w:r><w:rPr><w:rFonts w:ascii="Times New Roman" w:hAnsi="Times New Roman"/><w:sz w:val="26"/><w:szCs w:val="26"/><w:lang w:eastAsia="zh-CN"/></w:rPr><w:t xml:space="preserve"> c</w:t></w:r><w:r><w:rPr><w:rFonts w:ascii="Times New Roman" w:hAnsi="Times New Roman" w:eastAsia="Microsoft YaHei"/><w:sz w:val="26"/><w:szCs w:val="26"/><w:lang w:eastAsia="zh-CN"/></w:rPr><w:t>á</w:t></w:r><w:r><w:rPr><w:rFonts w:ascii="Times New Roman" w:hAnsi="Times New Roman"/><w:sz w:val="26"/><w:szCs w:val="26"/><w:lang w:eastAsia="zh-CN"/></w:rPr><w:t>c h</w:t></w:r><w:r><w:rPr><w:rFonts w:ascii="Times New Roman" w:hAnsi="Times New Roman" w:eastAsia="Microsoft YaHei"/><w:sz w:val="26"/><w:szCs w:val="26"/><w:lang w:eastAsia="zh-CN"/></w:rPr><w:t>à</w:t></w:r><w:r><w:rPr><w:rFonts w:ascii="Times New Roman" w:hAnsi="Times New Roman"/><w:sz w:val="26"/><w:szCs w:val="26"/><w:lang w:eastAsia="zh-CN"/></w:rPr><w:t>nh vi vi phạm nội quy, g</w:t></w:r><w:r><w:rPr><w:rFonts w:ascii="Times New Roman" w:hAnsi="Times New Roman" w:eastAsia="Microsoft YaHei"/><w:sz w:val="26"/><w:szCs w:val="26"/><w:lang w:eastAsia="zh-CN"/></w:rPr><w:t>â</w:t></w:r><w:r><w:rPr><w:rFonts w:ascii="Times New Roman" w:hAnsi="Times New Roman"/><w:sz w:val="26"/><w:szCs w:val="26"/><w:lang w:eastAsia="zh-CN"/></w:rPr><w:t xml:space="preserve">y mất an ninh trật tự, ảnh hưởng </w:t></w:r><w:r><w:rPr><w:rFonts w:ascii="Times New Roman" w:hAnsi="Times New Roman" w:eastAsia="Microsoft YaHei"/><w:sz w:val="26"/><w:szCs w:val="26"/><w:lang w:eastAsia="zh-CN"/></w:rPr><w:t>đ</w:t></w:r><w:r><w:rPr><w:rFonts w:ascii="Times New Roman" w:hAnsi="Times New Roman"/><w:sz w:val="26"/><w:szCs w:val="26"/><w:lang w:eastAsia="zh-CN"/></w:rPr><w:t xml:space="preserve">ến hoạt </w:t></w:r><w:r><w:rPr><w:rFonts w:ascii="Times New Roman" w:hAnsi="Times New Roman" w:eastAsia="Microsoft YaHei"/><w:sz w:val="26"/><w:szCs w:val="26"/><w:lang w:eastAsia="zh-CN"/></w:rPr><w:t>đ</w:t></w:r><w:r><w:rPr><w:rFonts w:ascii="Times New Roman" w:hAnsi="Times New Roman"/><w:sz w:val="26"/><w:szCs w:val="26"/><w:lang w:eastAsia="zh-CN"/></w:rPr><w:t xml:space="preserve">ộng của </w:t></w:r><w:r><w:rPr><w:rFonts w:ascii="Times New Roman" w:hAnsi="Times New Roman" w:eastAsia="Microsoft YaHei"/><w:sz w:val="26"/><w:szCs w:val="26"/><w:lang w:eastAsia="zh-CN"/></w:rPr><w:t>đ</w:t></w:r><w:r><w:rPr><w:rFonts w:ascii="Times New Roman" w:hAnsi="Times New Roman"/><w:sz w:val="26"/><w:szCs w:val="26"/><w:lang w:eastAsia="zh-CN"/></w:rPr><w:t xml:space="preserve">ịa </w:t></w:r><w:r><w:rPr><w:rFonts w:ascii="Times New Roman" w:hAnsi="Times New Roman" w:eastAsia="Microsoft YaHei"/><w:sz w:val="26"/><w:szCs w:val="26"/><w:lang w:eastAsia="zh-CN"/></w:rPr><w:t>đ</w:t></w:r><w:r><w:rPr><w:rFonts w:ascii="Times New Roman" w:hAnsi="Times New Roman"/><w:sz w:val="26"/><w:szCs w:val="26"/><w:lang w:eastAsia="zh-CN"/></w:rPr><w:t xml:space="preserve">iểm tổ chức hoặc vi phạm quy </w:t></w:r><w:r><w:rPr><w:rFonts w:ascii="Times New Roman" w:hAnsi="Times New Roman" w:eastAsia="Microsoft YaHei"/><w:sz w:val="26"/><w:szCs w:val="26"/><w:lang w:eastAsia="zh-CN"/></w:rPr><w:t>đ</w:t></w:r><w:r><w:rPr><w:rFonts w:ascii="Times New Roman" w:hAnsi="Times New Roman"/><w:sz w:val="26"/><w:szCs w:val="26"/><w:lang w:eastAsia="zh-CN"/></w:rPr><w:t>ịnh của ph</w:t></w:r><w:r><w:rPr><w:rFonts w:ascii="Times New Roman" w:hAnsi="Times New Roman" w:eastAsia="Microsoft YaHei"/><w:sz w:val="26"/><w:szCs w:val="26"/><w:lang w:eastAsia="zh-CN"/></w:rPr><w:t>á</w:t></w:r><w:r><w:rPr><w:rFonts w:ascii="Times New Roman" w:hAnsi="Times New Roman"/><w:sz w:val="26"/><w:szCs w:val="26"/><w:lang w:eastAsia="zh-CN"/></w:rPr><w:t>p luật.</w:t></w:r></w:p><w:p><w:pPr><w:pStyle w:val="13"/><w:numPr><w:ilvl w:val="0"/><w:numId w:val="7"/></w:numPr><w:shd w:val="clear" w:color="auto" w:fill="FFFFFF" w:themeFill="background1"/><w:spacing w:line="240" w:lineRule="auto"/><w:jc w:val="both"/><w:rPr><w:rFonts w:ascii="Times New Roman" w:hAnsi="Times New Roman"/><w:sz w:val="26"/><w:szCs w:val="26"/><w:lang w:eastAsia="zh-CN"/></w:rPr></w:pPr><w:r><w:rPr><w:rFonts w:ascii="Times New Roman" w:hAnsi="Times New Roman"/><w:sz w:val="26"/><w:szCs w:val="26"/><w:lang w:eastAsia="zh-CN"/></w:rPr><w:t>Trường hợp kh</w:t></w:r><w:r><w:rPr><w:rFonts w:ascii="Times New Roman" w:hAnsi="Times New Roman" w:eastAsia="Microsoft YaHei"/><w:sz w:val="26"/><w:szCs w:val="26"/><w:lang w:eastAsia="zh-CN"/></w:rPr><w:t>á</w:t></w:r><w:r><w:rPr><w:rFonts w:ascii="Times New Roman" w:hAnsi="Times New Roman"/><w:sz w:val="26"/><w:szCs w:val="26"/><w:lang w:eastAsia="zh-CN"/></w:rPr><w:t>ch mời, nh</w:t></w:r><w:r><w:rPr><w:rFonts w:ascii="Times New Roman" w:hAnsi="Times New Roman" w:eastAsia="Microsoft YaHei"/><w:sz w:val="26"/><w:szCs w:val="26"/><w:lang w:eastAsia="zh-CN"/></w:rPr><w:t>â</w:t></w:r><w:r><w:rPr><w:rFonts w:ascii="Times New Roman" w:hAnsi="Times New Roman"/><w:sz w:val="26"/><w:szCs w:val="26"/><w:lang w:eastAsia="zh-CN"/></w:rPr><w:t>n sự hoặc c</w:t></w:r><w:r><w:rPr><w:rFonts w:ascii="Times New Roman" w:hAnsi="Times New Roman" w:eastAsia="Microsoft YaHei"/><w:sz w:val="26"/><w:szCs w:val="26"/><w:lang w:eastAsia="zh-CN"/></w:rPr><w:t>á</w:t></w:r><w:r><w:rPr><w:rFonts w:ascii="Times New Roman" w:hAnsi="Times New Roman"/><w:sz w:val="26"/><w:szCs w:val="26"/><w:lang w:eastAsia="zh-CN"/></w:rPr><w:t xml:space="preserve">c </w:t></w:r><w:r><w:rPr><w:rFonts w:ascii="Times New Roman" w:hAnsi="Times New Roman" w:eastAsia="Microsoft YaHei"/><w:sz w:val="26"/><w:szCs w:val="26"/><w:lang w:eastAsia="zh-CN"/></w:rPr><w:t>đ</w:t></w:r><w:r><w:rPr><w:rFonts w:ascii="Times New Roman" w:hAnsi="Times New Roman"/><w:sz w:val="26"/><w:szCs w:val="26"/><w:lang w:eastAsia="zh-CN"/></w:rPr><w:t>ơn vị do B</w:t></w:r><w:r><w:rPr><w:rFonts w:ascii="Times New Roman" w:hAnsi="Times New Roman" w:eastAsia="Microsoft YaHei"/><w:sz w:val="26"/><w:szCs w:val="26"/><w:lang w:eastAsia="zh-CN"/></w:rPr><w:t>ê</w:t></w:r><w:r><w:rPr><w:rFonts w:ascii="Times New Roman" w:hAnsi="Times New Roman"/><w:sz w:val="26"/><w:szCs w:val="26"/><w:lang w:eastAsia="zh-CN"/></w:rPr><w:t>n B thu</w:t></w:r><w:r><w:rPr><w:rFonts w:ascii="Times New Roman" w:hAnsi="Times New Roman" w:eastAsia="Microsoft YaHei"/><w:sz w:val="26"/><w:szCs w:val="26"/><w:lang w:eastAsia="zh-CN"/></w:rPr><w:t>ê</w:t></w:r><w:r><w:rPr><w:rFonts w:ascii="Times New Roman" w:hAnsi="Times New Roman"/><w:sz w:val="26"/><w:szCs w:val="26"/><w:lang w:eastAsia="zh-CN"/></w:rPr><w:t xml:space="preserve"> g</w:t></w:r><w:r><w:rPr><w:rFonts w:ascii="Times New Roman" w:hAnsi="Times New Roman" w:eastAsia="Microsoft YaHei"/><w:sz w:val="26"/><w:szCs w:val="26"/><w:lang w:eastAsia="zh-CN"/></w:rPr><w:t>â</w:t></w:r><w:r><w:rPr><w:rFonts w:ascii="Times New Roman" w:hAnsi="Times New Roman"/><w:sz w:val="26"/><w:szCs w:val="26"/><w:lang w:eastAsia="zh-CN"/></w:rPr><w:t>y hư hỏng t</w:t></w:r><w:r><w:rPr><w:rFonts w:ascii="Times New Roman" w:hAnsi="Times New Roman" w:eastAsia="Microsoft YaHei"/><w:sz w:val="26"/><w:szCs w:val="26"/><w:lang w:eastAsia="zh-CN"/></w:rPr><w:t>à</w:t></w:r><w:r><w:rPr><w:rFonts w:ascii="Times New Roman" w:hAnsi="Times New Roman"/><w:sz w:val="26"/><w:szCs w:val="26"/><w:lang w:eastAsia="zh-CN"/></w:rPr><w:t>i sản, trang thiết bị hoặc cơ sở vật chất của B</w:t></w:r><w:r><w:rPr><w:rFonts w:ascii="Times New Roman" w:hAnsi="Times New Roman" w:eastAsia="Microsoft YaHei"/><w:sz w:val="26"/><w:szCs w:val="26"/><w:lang w:eastAsia="zh-CN"/></w:rPr><w:t>ê</w:t></w:r><w:r><w:rPr><w:rFonts w:ascii="Times New Roman" w:hAnsi="Times New Roman"/><w:sz w:val="26"/><w:szCs w:val="26"/><w:lang w:eastAsia="zh-CN"/></w:rPr><w:t>n A th</w:t></w:r><w:r><w:rPr><w:rFonts w:ascii="Times New Roman" w:hAnsi="Times New Roman" w:eastAsia="Microsoft YaHei"/><w:sz w:val="26"/><w:szCs w:val="26"/><w:lang w:eastAsia="zh-CN"/></w:rPr><w:t>ì</w:t></w:r><w:r><w:rPr><w:rFonts w:ascii="Times New Roman" w:hAnsi="Times New Roman"/><w:sz w:val="26"/><w:szCs w:val="26"/><w:lang w:eastAsia="zh-CN"/></w:rPr><w:t xml:space="preserve"> B</w:t></w:r><w:r><w:rPr><w:rFonts w:ascii="Times New Roman" w:hAnsi="Times New Roman" w:eastAsia="Microsoft YaHei"/><w:sz w:val="26"/><w:szCs w:val="26"/><w:lang w:eastAsia="zh-CN"/></w:rPr><w:t>ê</w:t></w:r><w:r><w:rPr><w:rFonts w:ascii="Times New Roman" w:hAnsi="Times New Roman"/><w:sz w:val="26"/><w:szCs w:val="26"/><w:lang w:eastAsia="zh-CN"/></w:rPr><w:t>n B c</w:t></w:r><w:r><w:rPr><w:rFonts w:ascii="Times New Roman" w:hAnsi="Times New Roman" w:eastAsia="Microsoft YaHei"/><w:sz w:val="26"/><w:szCs w:val="26"/><w:lang w:eastAsia="zh-CN"/></w:rPr><w:t>ó</w:t></w:r><w:r><w:rPr><w:rFonts w:ascii="Times New Roman" w:hAnsi="Times New Roman"/><w:sz w:val="26"/><w:szCs w:val="26"/><w:lang w:eastAsia="zh-CN"/></w:rPr><w:t xml:space="preserve"> tr</w:t></w:r><w:r><w:rPr><w:rFonts w:ascii="Times New Roman" w:hAnsi="Times New Roman" w:eastAsia="Microsoft YaHei"/><w:sz w:val="26"/><w:szCs w:val="26"/><w:lang w:eastAsia="zh-CN"/></w:rPr><w:t>á</w:t></w:r><w:r><w:rPr><w:rFonts w:ascii="Times New Roman" w:hAnsi="Times New Roman"/><w:sz w:val="26"/><w:szCs w:val="26"/><w:lang w:eastAsia="zh-CN"/></w:rPr><w:t>ch nhiệm bồi thường to</w:t></w:r><w:r><w:rPr><w:rFonts w:ascii="Times New Roman" w:hAnsi="Times New Roman" w:eastAsia="Microsoft YaHei"/><w:sz w:val="26"/><w:szCs w:val="26"/><w:lang w:eastAsia="zh-CN"/></w:rPr><w:t>à</w:t></w:r><w:r><w:rPr><w:rFonts w:ascii="Times New Roman" w:hAnsi="Times New Roman"/><w:sz w:val="26"/><w:szCs w:val="26"/><w:lang w:eastAsia="zh-CN"/></w:rPr><w:t>n bộ thiệt hại thực tế ph</w:t></w:r><w:r><w:rPr><w:rFonts w:ascii="Times New Roman" w:hAnsi="Times New Roman" w:eastAsia="Microsoft YaHei"/><w:sz w:val="26"/><w:szCs w:val="26"/><w:lang w:eastAsia="zh-CN"/></w:rPr><w:t>á</w:t></w:r><w:r><w:rPr><w:rFonts w:ascii="Times New Roman" w:hAnsi="Times New Roman"/><w:sz w:val="26"/><w:szCs w:val="26"/><w:lang w:eastAsia="zh-CN"/></w:rPr><w:t>t sinh, bao gồm chi ph</w:t></w:r><w:r><w:rPr><w:rFonts w:ascii="Times New Roman" w:hAnsi="Times New Roman" w:eastAsia="Microsoft YaHei"/><w:sz w:val="26"/><w:szCs w:val="26"/><w:lang w:eastAsia="zh-CN"/></w:rPr><w:t>í</w:t></w:r><w:r><w:rPr><w:rFonts w:ascii="Times New Roman" w:hAnsi="Times New Roman"/><w:sz w:val="26"/><w:szCs w:val="26"/><w:lang w:eastAsia="zh-CN"/></w:rPr><w:t xml:space="preserve"> sửa chữa, thay thế hoặc kh</w:t></w:r><w:r><w:rPr><w:rFonts w:ascii="Times New Roman" w:hAnsi="Times New Roman" w:eastAsia="Microsoft YaHei"/><w:sz w:val="26"/><w:szCs w:val="26"/><w:lang w:eastAsia="zh-CN"/></w:rPr><w:t>ô</w:t></w:r><w:r><w:rPr><w:rFonts w:ascii="Times New Roman" w:hAnsi="Times New Roman"/><w:sz w:val="26"/><w:szCs w:val="26"/><w:lang w:eastAsia="zh-CN"/></w:rPr><w:t>i phục hiện trạng.</w:t></w:r></w:p><w:p><w:pPr><w:pStyle w:val="13"/><w:numPr><w:ilvl w:val="1"/><w:numId w:val="2"/></w:numPr><w:shd w:val="clear" w:color="auto" w:fill="FFFFFF" w:themeFill="background1"/><w:spacing w:line="360" w:lineRule="auto"/><w:jc w:val="both"/><w:rPr><w:rFonts w:ascii="Times New Roman" w:hAnsi="Times New Roman"/><w:b/><w:bCs/><w:sz w:val="26"/><w:szCs w:val="26"/><w:lang w:eastAsia="zh-CN"/></w:rPr></w:pPr><w:r><w:rPr><w:rFonts w:ascii="Times New Roman" w:hAnsi="Times New Roman"/><w:b/><w:bCs/><w:sz w:val="26"/><w:szCs w:val="26"/><w:lang w:eastAsia="zh-CN"/></w:rPr><w:t>Giấy phép tổ chức</w:t></w:r></w:p><w:p><w:pPr><w:pStyle w:val="13"/><w:numPr><w:ilvl w:val="0"/><w:numId w:val="7"/></w:numPr><w:shd w:val="clear" w:color="auto" w:fill="FFFFFF" w:themeFill="background1"/><w:spacing w:line="240" w:lineRule="auto"/><w:jc w:val="both"/><w:rPr><w:rFonts w:ascii="Times New Roman" w:hAnsi="Times New Roman"/><w:sz w:val="26"/><w:szCs w:val="26"/><w:lang w:eastAsia="zh-CN"/></w:rPr></w:pPr><w:r><w:rPr><w:rFonts w:ascii="Times New Roman" w:hAnsi="Times New Roman"/><w:sz w:val="26"/><w:szCs w:val="26"/><w:lang w:eastAsia="zh-CN"/></w:rPr><w:t>Bên B có trách nhiệm thực hiện v</w:t></w:r><w:r><w:rPr><w:rFonts w:ascii="Times New Roman" w:hAnsi="Times New Roman" w:eastAsia="Microsoft YaHei"/><w:sz w:val="26"/><w:szCs w:val="26"/><w:lang w:eastAsia="zh-CN"/></w:rPr><w:t>à</w:t></w:r><w:r><w:rPr><w:rFonts w:ascii="Times New Roman" w:hAnsi="Times New Roman"/><w:sz w:val="26"/><w:szCs w:val="26"/><w:lang w:eastAsia="zh-CN"/></w:rPr><w:t xml:space="preserve"> duy tr</w:t></w:r><w:r><w:rPr><w:rFonts w:ascii="Times New Roman" w:hAnsi="Times New Roman" w:eastAsia="Microsoft YaHei"/><w:sz w:val="26"/><w:szCs w:val="26"/><w:lang w:eastAsia="zh-CN"/></w:rPr><w:t>ì</w:t></w:r><w:r><w:rPr><w:rFonts w:ascii="Times New Roman" w:hAnsi="Times New Roman"/><w:sz w:val="26"/><w:szCs w:val="26"/><w:lang w:eastAsia="zh-CN"/></w:rPr><w:t xml:space="preserve"> hiệu lực của to</w:t></w:r><w:r><w:rPr><w:rFonts w:ascii="Times New Roman" w:hAnsi="Times New Roman" w:eastAsia="Microsoft YaHei"/><w:sz w:val="26"/><w:szCs w:val="26"/><w:lang w:eastAsia="zh-CN"/></w:rPr><w:t>à</w:t></w:r><w:r><w:rPr><w:rFonts w:ascii="Times New Roman" w:hAnsi="Times New Roman"/><w:sz w:val="26"/><w:szCs w:val="26"/><w:lang w:eastAsia="zh-CN"/></w:rPr><w:t>n bộ giấy ph</w:t></w:r><w:r><w:rPr><w:rFonts w:ascii="Times New Roman" w:hAnsi="Times New Roman" w:eastAsia="Microsoft YaHei"/><w:sz w:val="26"/><w:szCs w:val="26"/><w:lang w:eastAsia="zh-CN"/></w:rPr><w:t>é</w:t></w:r><w:r><w:rPr><w:rFonts w:ascii="Times New Roman" w:hAnsi="Times New Roman"/><w:sz w:val="26"/><w:szCs w:val="26"/><w:lang w:eastAsia="zh-CN"/></w:rPr><w:t>p, v</w:t></w:r><w:r><w:rPr><w:rFonts w:ascii="Times New Roman" w:hAnsi="Times New Roman" w:eastAsia="Microsoft YaHei"/><w:sz w:val="26"/><w:szCs w:val="26"/><w:lang w:eastAsia="zh-CN"/></w:rPr><w:t>ă</w:t></w:r><w:r><w:rPr><w:rFonts w:ascii="Times New Roman" w:hAnsi="Times New Roman"/><w:sz w:val="26"/><w:szCs w:val="26"/><w:lang w:eastAsia="zh-CN"/></w:rPr><w:t>n bản chấp thuận, th</w:t></w:r><w:r><w:rPr><w:rFonts w:ascii="Times New Roman" w:hAnsi="Times New Roman" w:eastAsia="Microsoft YaHei"/><w:sz w:val="26"/><w:szCs w:val="26"/><w:lang w:eastAsia="zh-CN"/></w:rPr><w:t>ô</w:t></w:r><w:r><w:rPr><w:rFonts w:ascii="Times New Roman" w:hAnsi="Times New Roman"/><w:sz w:val="26"/><w:szCs w:val="26"/><w:lang w:eastAsia="zh-CN"/></w:rPr><w:t>ng b</w:t></w:r><w:r><w:rPr><w:rFonts w:ascii="Times New Roman" w:hAnsi="Times New Roman" w:eastAsia="Microsoft YaHei"/><w:sz w:val="26"/><w:szCs w:val="26"/><w:lang w:eastAsia="zh-CN"/></w:rPr><w:t>á</w:t></w:r><w:r><w:rPr><w:rFonts w:ascii="Times New Roman" w:hAnsi="Times New Roman"/><w:sz w:val="26"/><w:szCs w:val="26"/><w:lang w:eastAsia="zh-CN"/></w:rPr><w:t>o hoặc c</w:t></w:r><w:r><w:rPr><w:rFonts w:ascii="Times New Roman" w:hAnsi="Times New Roman" w:eastAsia="Microsoft YaHei"/><w:sz w:val="26"/><w:szCs w:val="26"/><w:lang w:eastAsia="zh-CN"/></w:rPr><w:t>á</w:t></w:r><w:r><w:rPr><w:rFonts w:ascii="Times New Roman" w:hAnsi="Times New Roman"/><w:sz w:val="26"/><w:szCs w:val="26"/><w:lang w:eastAsia="zh-CN"/></w:rPr><w:t>c thủ tục ph</w:t></w:r><w:r><w:rPr><w:rFonts w:ascii="Times New Roman" w:hAnsi="Times New Roman" w:eastAsia="Microsoft YaHei"/><w:sz w:val="26"/><w:szCs w:val="26"/><w:lang w:eastAsia="zh-CN"/></w:rPr><w:t>á</w:t></w:r><w:r><w:rPr><w:rFonts w:ascii="Times New Roman" w:hAnsi="Times New Roman"/><w:sz w:val="26"/><w:szCs w:val="26"/><w:lang w:eastAsia="zh-CN"/></w:rPr><w:t>p l</w:t></w:r><w:r><w:rPr><w:rFonts w:ascii="Times New Roman" w:hAnsi="Times New Roman" w:eastAsia="Microsoft YaHei"/><w:sz w:val="26"/><w:szCs w:val="26"/><w:lang w:eastAsia="zh-CN"/></w:rPr><w:t>ý</w:t></w:r><w:r><w:rPr><w:rFonts w:ascii="Times New Roman" w:hAnsi="Times New Roman"/><w:sz w:val="26"/><w:szCs w:val="26"/><w:lang w:eastAsia="zh-CN"/></w:rPr><w:t xml:space="preserve"> cần thiết theo quy </w:t></w:r><w:r><w:rPr><w:rFonts w:ascii="Times New Roman" w:hAnsi="Times New Roman" w:eastAsia="Microsoft YaHei"/><w:sz w:val="26"/><w:szCs w:val="26"/><w:lang w:eastAsia="zh-CN"/></w:rPr><w:t>đ</w:t></w:r><w:r><w:rPr><w:rFonts w:ascii="Times New Roman" w:hAnsi="Times New Roman"/><w:sz w:val="26"/><w:szCs w:val="26"/><w:lang w:eastAsia="zh-CN"/></w:rPr><w:t>ịnh của ph</w:t></w:r><w:r><w:rPr><w:rFonts w:ascii="Times New Roman" w:hAnsi="Times New Roman" w:eastAsia="Microsoft YaHei"/><w:sz w:val="26"/><w:szCs w:val="26"/><w:lang w:eastAsia="zh-CN"/></w:rPr><w:t>á</w:t></w:r><w:r><w:rPr><w:rFonts w:ascii="Times New Roman" w:hAnsi="Times New Roman"/><w:sz w:val="26"/><w:szCs w:val="26"/><w:lang w:eastAsia="zh-CN"/></w:rPr><w:t xml:space="preserve">p luật </w:t></w:r><w:r><w:rPr><w:rFonts w:ascii="Times New Roman" w:hAnsi="Times New Roman" w:eastAsia="Microsoft YaHei"/><w:sz w:val="26"/><w:szCs w:val="26"/><w:lang w:eastAsia="zh-CN"/></w:rPr><w:t>đ</w:t></w:r><w:r><w:rPr><w:rFonts w:ascii="Times New Roman" w:hAnsi="Times New Roman"/><w:sz w:val="26"/><w:szCs w:val="26"/><w:lang w:eastAsia="zh-CN"/></w:rPr><w:t>ể tổ chức sự kiện, hội nghị, hội thảo, họp báo, lễ ra mắt sản phẩm, chương trình đào tạo xúc tiến thương mại hoặc các hoạt động khác có liên quan.</w:t></w:r></w:p><w:p><w:pPr><w:pStyle w:val="13"/><w:numPr><w:ilvl w:val="0"/><w:numId w:val="7"/></w:numPr><w:shd w:val="clear" w:color="auto" w:fill="FFFFFF" w:themeFill="background1"/><w:spacing w:line="240" w:lineRule="auto"/><w:jc w:val="both"/><w:rPr><w:rFonts w:ascii="Times New Roman" w:hAnsi="Times New Roman"/><w:sz w:val="26"/><w:szCs w:val="26"/><w:lang w:eastAsia="zh-CN"/></w:rPr></w:pPr><w:r><w:rPr><w:rFonts w:ascii="Times New Roman" w:hAnsi="Times New Roman"/><w:sz w:val="26"/><w:szCs w:val="26"/><w:lang w:eastAsia="zh-CN"/></w:rPr><w:t>Bên A có quyền y</w:t></w:r><w:r><w:rPr><w:rFonts w:ascii="Times New Roman" w:hAnsi="Times New Roman" w:eastAsia="Microsoft YaHei"/><w:sz w:val="26"/><w:szCs w:val="26"/><w:lang w:eastAsia="zh-CN"/></w:rPr><w:t>ê</w:t></w:r><w:r><w:rPr><w:rFonts w:ascii="Times New Roman" w:hAnsi="Times New Roman"/><w:sz w:val="26"/><w:szCs w:val="26"/><w:lang w:eastAsia="zh-CN"/></w:rPr><w:t>u cầu B</w:t></w:r><w:r><w:rPr><w:rFonts w:ascii="Times New Roman" w:hAnsi="Times New Roman" w:eastAsia="Microsoft YaHei"/><w:sz w:val="26"/><w:szCs w:val="26"/><w:lang w:eastAsia="zh-CN"/></w:rPr><w:t>ê</w:t></w:r><w:r><w:rPr><w:rFonts w:ascii="Times New Roman" w:hAnsi="Times New Roman"/><w:sz w:val="26"/><w:szCs w:val="26"/><w:lang w:eastAsia="zh-CN"/></w:rPr><w:t>n B cung cấp c</w:t></w:r><w:r><w:rPr><w:rFonts w:ascii="Times New Roman" w:hAnsi="Times New Roman" w:eastAsia="Microsoft YaHei"/><w:sz w:val="26"/><w:szCs w:val="26"/><w:lang w:eastAsia="zh-CN"/></w:rPr><w:t>á</w:t></w:r><w:r><w:rPr><w:rFonts w:ascii="Times New Roman" w:hAnsi="Times New Roman"/><w:sz w:val="26"/><w:szCs w:val="26"/><w:lang w:eastAsia="zh-CN"/></w:rPr><w:t>c giấy ph</w:t></w:r><w:r><w:rPr><w:rFonts w:ascii="Times New Roman" w:hAnsi="Times New Roman" w:eastAsia="Microsoft YaHei"/><w:sz w:val="26"/><w:szCs w:val="26"/><w:lang w:eastAsia="zh-CN"/></w:rPr><w:t>é</w:t></w:r><w:r><w:rPr><w:rFonts w:ascii="Times New Roman" w:hAnsi="Times New Roman"/><w:sz w:val="26"/><w:szCs w:val="26"/><w:lang w:eastAsia="zh-CN"/></w:rPr><w:t>p, v</w:t></w:r><w:r><w:rPr><w:rFonts w:ascii="Times New Roman" w:hAnsi="Times New Roman" w:eastAsia="Microsoft YaHei"/><w:sz w:val="26"/><w:szCs w:val="26"/><w:lang w:eastAsia="zh-CN"/></w:rPr><w:t>ă</w:t></w:r><w:r><w:rPr><w:rFonts w:ascii="Times New Roman" w:hAnsi="Times New Roman"/><w:sz w:val="26"/><w:szCs w:val="26"/><w:lang w:eastAsia="zh-CN"/></w:rPr><w:t>n bản chấp thuận hoặc hồ sơ ph</w:t></w:r><w:r><w:rPr><w:rFonts w:ascii="Times New Roman" w:hAnsi="Times New Roman" w:eastAsia="Microsoft YaHei"/><w:sz w:val="26"/><w:szCs w:val="26"/><w:lang w:eastAsia="zh-CN"/></w:rPr><w:t>á</w:t></w:r><w:r><w:rPr><w:rFonts w:ascii="Times New Roman" w:hAnsi="Times New Roman"/><w:sz w:val="26"/><w:szCs w:val="26"/><w:lang w:eastAsia="zh-CN"/></w:rPr><w:t>p l</w:t></w:r><w:r><w:rPr><w:rFonts w:ascii="Times New Roman" w:hAnsi="Times New Roman" w:eastAsia="Microsoft YaHei"/><w:sz w:val="26"/><w:szCs w:val="26"/><w:lang w:eastAsia="zh-CN"/></w:rPr><w:t>ý</w:t></w:r><w:r><w:rPr><w:rFonts w:ascii="Times New Roman" w:hAnsi="Times New Roman"/><w:sz w:val="26"/><w:szCs w:val="26"/><w:lang w:eastAsia="zh-CN"/></w:rPr><w:t xml:space="preserve"> li</w:t></w:r><w:r><w:rPr><w:rFonts w:ascii="Times New Roman" w:hAnsi="Times New Roman" w:eastAsia="Microsoft YaHei"/><w:sz w:val="26"/><w:szCs w:val="26"/><w:lang w:eastAsia="zh-CN"/></w:rPr><w:t>ê</w:t></w:r><w:r><w:rPr><w:rFonts w:ascii="Times New Roman" w:hAnsi="Times New Roman"/><w:sz w:val="26"/><w:szCs w:val="26"/><w:lang w:eastAsia="zh-CN"/></w:rPr><w:t xml:space="preserve">n quan </w:t></w:r><w:r><w:rPr><w:rFonts w:ascii="Times New Roman" w:hAnsi="Times New Roman" w:eastAsia="Microsoft YaHei"/><w:sz w:val="26"/><w:szCs w:val="26"/><w:lang w:eastAsia="zh-CN"/></w:rPr><w:t>đ</w:t></w:r><w:r><w:rPr><w:rFonts w:ascii="Times New Roman" w:hAnsi="Times New Roman"/><w:sz w:val="26"/><w:szCs w:val="26"/><w:lang w:eastAsia="zh-CN"/></w:rPr><w:t>ến sự kiện trước ng</w:t></w:r><w:r><w:rPr><w:rFonts w:ascii="Times New Roman" w:hAnsi="Times New Roman" w:eastAsia="Microsoft YaHei"/><w:sz w:val="26"/><w:szCs w:val="26"/><w:lang w:eastAsia="zh-CN"/></w:rPr><w:t>à</w:t></w:r><w:r><w:rPr><w:rFonts w:ascii="Times New Roman" w:hAnsi="Times New Roman"/><w:sz w:val="26"/><w:szCs w:val="26"/><w:lang w:eastAsia="zh-CN"/></w:rPr><w:t>y tổ chức. Việc B</w:t></w:r><w:r><w:rPr><w:rFonts w:ascii="Times New Roman" w:hAnsi="Times New Roman" w:eastAsia="Microsoft YaHei"/><w:sz w:val="26"/><w:szCs w:val="26"/><w:lang w:eastAsia="zh-CN"/></w:rPr><w:t>ê</w:t></w:r><w:r><w:rPr><w:rFonts w:ascii="Times New Roman" w:hAnsi="Times New Roman"/><w:sz w:val="26"/><w:szCs w:val="26"/><w:lang w:eastAsia="zh-CN"/></w:rPr><w:t>n A kiểm tra hoặc tiếp nhận c</w:t></w:r><w:r><w:rPr><w:rFonts w:ascii="Times New Roman" w:hAnsi="Times New Roman" w:eastAsia="Microsoft YaHei"/><w:sz w:val="26"/><w:szCs w:val="26"/><w:lang w:eastAsia="zh-CN"/></w:rPr><w:t>á</w:t></w:r><w:r><w:rPr><w:rFonts w:ascii="Times New Roman" w:hAnsi="Times New Roman"/><w:sz w:val="26"/><w:szCs w:val="26"/><w:lang w:eastAsia="zh-CN"/></w:rPr><w:t>c hồ sơ n</w:t></w:r><w:r><w:rPr><w:rFonts w:ascii="Times New Roman" w:hAnsi="Times New Roman" w:eastAsia="Microsoft YaHei"/><w:sz w:val="26"/><w:szCs w:val="26"/><w:lang w:eastAsia="zh-CN"/></w:rPr><w:t>à</w:t></w:r><w:r><w:rPr><w:rFonts w:ascii="Times New Roman" w:hAnsi="Times New Roman"/><w:sz w:val="26"/><w:szCs w:val="26"/><w:lang w:eastAsia="zh-CN"/></w:rPr><w:t>y kh</w:t></w:r><w:r><w:rPr><w:rFonts w:ascii="Times New Roman" w:hAnsi="Times New Roman" w:eastAsia="Microsoft YaHei"/><w:sz w:val="26"/><w:szCs w:val="26"/><w:lang w:eastAsia="zh-CN"/></w:rPr><w:t>ô</w:t></w:r><w:r><w:rPr><w:rFonts w:ascii="Times New Roman" w:hAnsi="Times New Roman"/><w:sz w:val="26"/><w:szCs w:val="26"/><w:lang w:eastAsia="zh-CN"/></w:rPr><w:t>ng l</w:t></w:r><w:r><w:rPr><w:rFonts w:ascii="Times New Roman" w:hAnsi="Times New Roman" w:eastAsia="Microsoft YaHei"/><w:sz w:val="26"/><w:szCs w:val="26"/><w:lang w:eastAsia="zh-CN"/></w:rPr><w:t>à</w:t></w:r><w:r><w:rPr><w:rFonts w:ascii="Times New Roman" w:hAnsi="Times New Roman"/><w:sz w:val="26"/><w:szCs w:val="26"/><w:lang w:eastAsia="zh-CN"/></w:rPr><w:t>m ph</w:t></w:r><w:r><w:rPr><w:rFonts w:ascii="Times New Roman" w:hAnsi="Times New Roman" w:eastAsia="Microsoft YaHei"/><w:sz w:val="26"/><w:szCs w:val="26"/><w:lang w:eastAsia="zh-CN"/></w:rPr><w:t>á</w:t></w:r><w:r><w:rPr><w:rFonts w:ascii="Times New Roman" w:hAnsi="Times New Roman"/><w:sz w:val="26"/><w:szCs w:val="26"/><w:lang w:eastAsia="zh-CN"/></w:rPr><w:t>t sinh tr</w:t></w:r><w:r><w:rPr><w:rFonts w:ascii="Times New Roman" w:hAnsi="Times New Roman" w:eastAsia="Microsoft YaHei"/><w:sz w:val="26"/><w:szCs w:val="26"/><w:lang w:eastAsia="zh-CN"/></w:rPr><w:t>á</w:t></w:r><w:r><w:rPr><w:rFonts w:ascii="Times New Roman" w:hAnsi="Times New Roman"/><w:sz w:val="26"/><w:szCs w:val="26"/><w:lang w:eastAsia="zh-CN"/></w:rPr><w:t>ch nhiệm ph</w:t></w:r><w:r><w:rPr><w:rFonts w:ascii="Times New Roman" w:hAnsi="Times New Roman" w:eastAsia="Microsoft YaHei"/><w:sz w:val="26"/><w:szCs w:val="26"/><w:lang w:eastAsia="zh-CN"/></w:rPr><w:t>á</w:t></w:r><w:r><w:rPr><w:rFonts w:ascii="Times New Roman" w:hAnsi="Times New Roman"/><w:sz w:val="26"/><w:szCs w:val="26"/><w:lang w:eastAsia="zh-CN"/></w:rPr><w:t>p l</w:t></w:r><w:r><w:rPr><w:rFonts w:ascii="Times New Roman" w:hAnsi="Times New Roman" w:eastAsia="Microsoft YaHei"/><w:sz w:val="26"/><w:szCs w:val="26"/><w:lang w:eastAsia="zh-CN"/></w:rPr><w:t>ý</w:t></w:r><w:r><w:rPr><w:rFonts w:ascii="Times New Roman" w:hAnsi="Times New Roman"/><w:sz w:val="26"/><w:szCs w:val="26"/><w:lang w:eastAsia="zh-CN"/></w:rPr><w:t xml:space="preserve"> của B</w:t></w:r><w:r><w:rPr><w:rFonts w:ascii="Times New Roman" w:hAnsi="Times New Roman" w:eastAsia="Microsoft YaHei"/><w:sz w:val="26"/><w:szCs w:val="26"/><w:lang w:eastAsia="zh-CN"/></w:rPr><w:t>ê</w:t></w:r><w:r><w:rPr><w:rFonts w:ascii="Times New Roman" w:hAnsi="Times New Roman"/><w:sz w:val="26"/><w:szCs w:val="26"/><w:lang w:eastAsia="zh-CN"/></w:rPr><w:t xml:space="preserve">n A </w:t></w:r><w:r><w:rPr><w:rFonts w:ascii="Times New Roman" w:hAnsi="Times New Roman" w:eastAsia="Microsoft YaHei"/><w:sz w:val="26"/><w:szCs w:val="26"/><w:lang w:eastAsia="zh-CN"/></w:rPr><w:t>đ</w:t></w:r><w:r><w:rPr><w:rFonts w:ascii="Times New Roman" w:hAnsi="Times New Roman"/><w:sz w:val="26"/><w:szCs w:val="26"/><w:lang w:eastAsia="zh-CN"/></w:rPr><w:t>ối với t</w:t></w:r><w:r><w:rPr><w:rFonts w:ascii="Times New Roman" w:hAnsi="Times New Roman" w:eastAsia="Microsoft YaHei"/><w:sz w:val="26"/><w:szCs w:val="26"/><w:lang w:eastAsia="zh-CN"/></w:rPr><w:t>í</w:t></w:r><w:r><w:rPr><w:rFonts w:ascii="Times New Roman" w:hAnsi="Times New Roman"/><w:sz w:val="26"/><w:szCs w:val="26"/><w:lang w:eastAsia="zh-CN"/></w:rPr><w:t>nh hợp ph</w:t></w:r><w:r><w:rPr><w:rFonts w:ascii="Times New Roman" w:hAnsi="Times New Roman" w:eastAsia="Microsoft YaHei"/><w:sz w:val="26"/><w:szCs w:val="26"/><w:lang w:eastAsia="zh-CN"/></w:rPr><w:t>á</w:t></w:r><w:r><w:rPr><w:rFonts w:ascii="Times New Roman" w:hAnsi="Times New Roman"/><w:sz w:val="26"/><w:szCs w:val="26"/><w:lang w:eastAsia="zh-CN"/></w:rPr><w:t xml:space="preserve">p, </w:t></w:r><w:r><w:rPr><w:rFonts w:ascii="Times New Roman" w:hAnsi="Times New Roman" w:eastAsia="Microsoft YaHei"/><w:sz w:val="26"/><w:szCs w:val="26"/><w:lang w:eastAsia="zh-CN"/></w:rPr><w:t>đ</w:t></w:r><w:r><w:rPr><w:rFonts w:ascii="Times New Roman" w:hAnsi="Times New Roman"/><w:sz w:val="26"/><w:szCs w:val="26"/><w:lang w:eastAsia="zh-CN"/></w:rPr><w:t xml:space="preserve">ầy </w:t></w:r><w:r><w:rPr><w:rFonts w:ascii="Times New Roman" w:hAnsi="Times New Roman" w:eastAsia="Microsoft YaHei"/><w:sz w:val="26"/><w:szCs w:val="26"/><w:lang w:eastAsia="zh-CN"/></w:rPr><w:t>đ</w:t></w:r><w:r><w:rPr><w:rFonts w:ascii="Times New Roman" w:hAnsi="Times New Roman"/><w:sz w:val="26"/><w:szCs w:val="26"/><w:lang w:eastAsia="zh-CN"/></w:rPr><w:t>ủ hoặc hiệu lực của c</w:t></w:r><w:r><w:rPr><w:rFonts w:ascii="Times New Roman" w:hAnsi="Times New Roman" w:eastAsia="Microsoft YaHei"/><w:sz w:val="26"/><w:szCs w:val="26"/><w:lang w:eastAsia="zh-CN"/></w:rPr><w:t>á</w:t></w:r><w:r><w:rPr><w:rFonts w:ascii="Times New Roman" w:hAnsi="Times New Roman"/><w:sz w:val="26"/><w:szCs w:val="26"/><w:lang w:eastAsia="zh-CN"/></w:rPr><w:t>c giấy ph</w:t></w:r><w:r><w:rPr><w:rFonts w:ascii="Times New Roman" w:hAnsi="Times New Roman" w:eastAsia="Microsoft YaHei"/><w:sz w:val="26"/><w:szCs w:val="26"/><w:lang w:eastAsia="zh-CN"/></w:rPr><w:t>é</w:t></w:r><w:r><w:rPr><w:rFonts w:ascii="Times New Roman" w:hAnsi="Times New Roman"/><w:sz w:val="26"/><w:szCs w:val="26"/><w:lang w:eastAsia="zh-CN"/></w:rPr><w:t xml:space="preserve">p </w:t></w:r><w:r><w:rPr><w:rFonts w:ascii="Times New Roman" w:hAnsi="Times New Roman" w:eastAsia="Microsoft YaHei"/><w:sz w:val="26"/><w:szCs w:val="26"/><w:lang w:eastAsia="zh-CN"/></w:rPr><w:t>đó</w:t></w:r><w:r><w:rPr><w:rFonts w:ascii="Times New Roman" w:hAnsi="Times New Roman"/><w:sz w:val="26"/><w:szCs w:val="26"/><w:lang w:eastAsia="zh-CN"/></w:rPr><w:t>.</w:t></w:r></w:p><w:p><w:pPr><w:pStyle w:val="13"/><w:numPr><w:ilvl w:val="0"/><w:numId w:val="7"/></w:numPr><w:shd w:val="clear" w:color="auto" w:fill="FFFFFF" w:themeFill="background1"/><w:spacing w:line="240" w:lineRule="auto"/><w:jc w:val="both"/><w:rPr><w:rFonts w:ascii="Times New Roman" w:hAnsi="Times New Roman"/><w:sz w:val="26"/><w:szCs w:val="26"/><w:lang w:eastAsia="zh-CN"/></w:rPr></w:pPr><w:r><w:rPr><w:rFonts w:ascii="Times New Roman" w:hAnsi="Times New Roman"/><w:sz w:val="26"/><w:szCs w:val="26"/><w:lang w:eastAsia="zh-CN"/></w:rPr><w:t>Đối với c</w:t></w:r><w:r><w:rPr><w:rFonts w:ascii="Times New Roman" w:hAnsi="Times New Roman" w:eastAsia="Microsoft YaHei"/><w:sz w:val="26"/><w:szCs w:val="26"/><w:lang w:eastAsia="zh-CN"/></w:rPr><w:t>á</w:t></w:r><w:r><w:rPr><w:rFonts w:ascii="Times New Roman" w:hAnsi="Times New Roman"/><w:sz w:val="26"/><w:szCs w:val="26"/><w:lang w:eastAsia="zh-CN"/></w:rPr><w:t>c chương tr</w:t></w:r><w:r><w:rPr><w:rFonts w:ascii="Times New Roman" w:hAnsi="Times New Roman" w:eastAsia="Microsoft YaHei"/><w:sz w:val="26"/><w:szCs w:val="26"/><w:lang w:eastAsia="zh-CN"/></w:rPr><w:t>ì</w:t></w:r><w:r><w:rPr><w:rFonts w:ascii="Times New Roman" w:hAnsi="Times New Roman"/><w:sz w:val="26"/><w:szCs w:val="26"/><w:lang w:eastAsia="zh-CN"/></w:rPr><w:t>nh c</w:t></w:r><w:r><w:rPr><w:rFonts w:ascii="Times New Roman" w:hAnsi="Times New Roman" w:eastAsia="Microsoft YaHei"/><w:sz w:val="26"/><w:szCs w:val="26"/><w:lang w:eastAsia="zh-CN"/></w:rPr><w:t>ó</w:t></w:r><w:r><w:rPr><w:rFonts w:ascii="Times New Roman" w:hAnsi="Times New Roman"/><w:sz w:val="26"/><w:szCs w:val="26"/><w:lang w:eastAsia="zh-CN"/></w:rPr><w:t xml:space="preserve"> yếu tố biểu diễn nghệ thuật, tr</w:t></w:r><w:r><w:rPr><w:rFonts w:ascii="Times New Roman" w:hAnsi="Times New Roman" w:eastAsia="Microsoft YaHei"/><w:sz w:val="26"/><w:szCs w:val="26"/><w:lang w:eastAsia="zh-CN"/></w:rPr><w:t>ì</w:t></w:r><w:r><w:rPr><w:rFonts w:ascii="Times New Roman" w:hAnsi="Times New Roman"/><w:sz w:val="26"/><w:szCs w:val="26"/><w:lang w:eastAsia="zh-CN"/></w:rPr><w:t>nh diễn thời trang, quảng c</w:t></w:r><w:r><w:rPr><w:rFonts w:ascii="Times New Roman" w:hAnsi="Times New Roman" w:eastAsia="Microsoft YaHei"/><w:sz w:val="26"/><w:szCs w:val="26"/><w:lang w:eastAsia="zh-CN"/></w:rPr><w:t>á</w:t></w:r><w:r><w:rPr><w:rFonts w:ascii="Times New Roman" w:hAnsi="Times New Roman"/><w:sz w:val="26"/><w:szCs w:val="26"/><w:lang w:eastAsia="zh-CN"/></w:rPr><w:t>o, họp báo, triển lãm thương mại hoặc các hoạt động thuộc diện phải được cơ quan nhà nước có thẩm quyền chấp thuận, Bên B có trách nhiệm hoàn tất các thủ tục pháp lý theo quy định trước khi tổ chức<w:t xml:space="preserve">Bên B phải cung cấp </w:t></w:r><w:r><w:rPr><w:rFonts w:ascii="Times New Roman" w:hAnsi="Times New Roman" w:eastAsia="Microsoft YaHei"/><w:sz w:val="26"/><w:szCs w:val="26"/><w:lang w:eastAsia="zh-CN"/></w:rPr><w:t>đ</w:t></w:r><w:r><w:rPr><w:rFonts w:ascii="Times New Roman" w:hAnsi="Times New Roman"/><w:sz w:val="26"/><w:szCs w:val="26"/><w:lang w:eastAsia="zh-CN"/></w:rPr><w:t xml:space="preserve">ầy </w:t></w:r><w:r><w:rPr><w:rFonts w:ascii="Times New Roman" w:hAnsi="Times New Roman" w:eastAsia="Microsoft YaHei"/><w:sz w:val="26"/><w:szCs w:val="26"/><w:lang w:eastAsia="zh-CN"/></w:rPr><w:t>đ</w:t></w:r><w:r><w:rPr><w:rFonts w:ascii="Times New Roman" w:hAnsi="Times New Roman"/><w:sz w:val="26"/><w:szCs w:val="26"/><w:lang w:eastAsia="zh-CN"/></w:rPr><w:t>ủ c</w:t></w:r><w:r><w:rPr><w:rFonts w:ascii="Times New Roman" w:hAnsi="Times New Roman" w:eastAsia="Microsoft YaHei"/><w:sz w:val="26"/><w:szCs w:val="26"/><w:lang w:eastAsia="zh-CN"/></w:rPr><w:t>á</w:t></w:r><w:r><w:rPr><w:rFonts w:ascii="Times New Roman" w:hAnsi="Times New Roman"/><w:sz w:val="26"/><w:szCs w:val="26"/><w:lang w:eastAsia="zh-CN"/></w:rPr><w:t>c giấy ph</w:t></w:r><w:r><w:rPr><w:rFonts w:ascii="Times New Roman" w:hAnsi="Times New Roman" w:eastAsia="Microsoft YaHei"/><w:sz w:val="26"/><w:szCs w:val="26"/><w:lang w:eastAsia="zh-CN"/></w:rPr><w:t>é</w:t></w:r><w:r><w:rPr><w:rFonts w:ascii="Times New Roman" w:hAnsi="Times New Roman"/><w:sz w:val="26"/><w:szCs w:val="26"/><w:lang w:eastAsia="zh-CN"/></w:rPr><w:t>p, v</w:t></w:r><w:r><w:rPr><w:rFonts w:ascii="Times New Roman" w:hAnsi="Times New Roman" w:eastAsia="Microsoft YaHei"/><w:sz w:val="26"/><w:szCs w:val="26"/><w:lang w:eastAsia="zh-CN"/></w:rPr><w:t>ă</w:t></w:r><w:r><w:rPr><w:rFonts w:ascii="Times New Roman" w:hAnsi="Times New Roman"/><w:sz w:val="26"/><w:szCs w:val="26"/><w:lang w:eastAsia="zh-CN"/></w:rPr><w:t>n bản chấp thuận hoặc hồ sơ ph</w:t></w:r><w:r><w:rPr><w:rFonts w:ascii="Times New Roman" w:hAnsi="Times New Roman" w:eastAsia="Microsoft YaHei"/><w:sz w:val="26"/><w:szCs w:val="26"/><w:lang w:eastAsia="zh-CN"/></w:rPr><w:t>á</w:t></w:r><w:r><w:rPr><w:rFonts w:ascii="Times New Roman" w:hAnsi="Times New Roman"/><w:sz w:val="26"/><w:szCs w:val="26"/><w:lang w:eastAsia="zh-CN"/></w:rPr><w:t>p l</w:t></w:r><w:r><w:rPr><w:rFonts w:ascii="Times New Roman" w:hAnsi="Times New Roman" w:eastAsia="Microsoft YaHei"/><w:sz w:val="26"/><w:szCs w:val="26"/><w:lang w:eastAsia="zh-CN"/></w:rPr><w:t>ý</w:t></w:r><w:r><w:rPr><w:rFonts w:ascii="Times New Roman" w:hAnsi="Times New Roman"/><w:sz w:val="26"/><w:szCs w:val="26"/><w:lang w:eastAsia="zh-CN"/></w:rPr><w:t xml:space="preserve"> li</w:t></w:r><w:r><w:rPr><w:rFonts w:ascii="Times New Roman" w:hAnsi="Times New Roman" w:eastAsia="Microsoft YaHei"/><w:sz w:val="26"/><w:szCs w:val="26"/><w:lang w:eastAsia="zh-CN"/></w:rPr><w:t>ê</w:t></w:r><w:r><w:rPr><w:rFonts w:ascii="Times New Roman" w:hAnsi="Times New Roman"/><w:sz w:val="26"/><w:szCs w:val="26"/><w:lang w:eastAsia="zh-CN"/></w:rPr><w:t>n quan cho B</w:t></w:r><w:r><w:rPr><w:rFonts w:ascii="Times New Roman" w:hAnsi="Times New Roman" w:eastAsia="Microsoft YaHei"/><w:sz w:val="26"/><w:szCs w:val="26"/><w:lang w:eastAsia="zh-CN"/></w:rPr><w:t>ê</w:t></w:r><w:r><w:rPr><w:rFonts w:ascii="Times New Roman" w:hAnsi="Times New Roman"/><w:sz w:val="26"/><w:szCs w:val="26"/><w:lang w:eastAsia="zh-CN"/></w:rPr><w:t>n A tối thiểu 07 (bảy) ng</w:t></w:r><w:r><w:rPr><w:rFonts w:ascii="Times New Roman" w:hAnsi="Times New Roman" w:eastAsia="Microsoft YaHei"/><w:sz w:val="26"/><w:szCs w:val="26"/><w:lang w:eastAsia="zh-CN"/></w:rPr><w:t>à</w:t></w:r><w:r><w:rPr><w:rFonts w:ascii="Times New Roman" w:hAnsi="Times New Roman"/><w:sz w:val="26"/><w:szCs w:val="26"/><w:lang w:eastAsia="zh-CN"/></w:rPr><w:t>y trước ng</w:t></w:r><w:r><w:rPr><w:rFonts w:ascii="Times New Roman" w:hAnsi="Times New Roman" w:eastAsia="Microsoft YaHei"/><w:sz w:val="26"/><w:szCs w:val="26"/><w:lang w:eastAsia="zh-CN"/></w:rPr><w:t>à</w:t></w:r><w:r><w:rPr><w:rFonts w:ascii="Times New Roman" w:hAnsi="Times New Roman"/><w:sz w:val="26"/><w:szCs w:val="26"/><w:lang w:eastAsia="zh-CN"/></w:rPr><w:t>y diễn ra sự kiện, trừ trường hợp ph</w:t></w:r><w:r><w:rPr><w:rFonts w:ascii="Times New Roman" w:hAnsi="Times New Roman" w:eastAsia="Microsoft YaHei"/><w:sz w:val="26"/><w:szCs w:val="26"/><w:lang w:eastAsia="zh-CN"/></w:rPr><w:t>á</w:t></w:r><w:r><w:rPr><w:rFonts w:ascii="Times New Roman" w:hAnsi="Times New Roman"/><w:sz w:val="26"/><w:szCs w:val="26"/><w:lang w:eastAsia="zh-CN"/></w:rPr><w:t>p luật c</w:t></w:r><w:r><w:rPr><w:rFonts w:ascii="Times New Roman" w:hAnsi="Times New Roman" w:eastAsia="Microsoft YaHei"/><w:sz w:val="26"/><w:szCs w:val="26"/><w:lang w:eastAsia="zh-CN"/></w:rPr><w:t>ó</w:t></w:r><w:r><w:rPr><w:rFonts w:ascii="Times New Roman" w:hAnsi="Times New Roman"/><w:sz w:val="26"/><w:szCs w:val="26"/><w:lang w:eastAsia="zh-CN"/></w:rPr><w:t xml:space="preserve"> quy </w:t></w:r><w:r><w:rPr><w:rFonts w:ascii="Times New Roman" w:hAnsi="Times New Roman" w:eastAsia="Microsoft YaHei"/><w:sz w:val="26"/><w:szCs w:val="26"/><w:lang w:eastAsia="zh-CN"/></w:rPr><w:t>đ</w:t></w:r><w:r><w:rPr><w:rFonts w:ascii="Times New Roman" w:hAnsi="Times New Roman"/><w:sz w:val="26"/><w:szCs w:val="26"/><w:lang w:eastAsia="zh-CN"/></w:rPr><w:t>ịnh kh</w:t></w:r><w:r><w:rPr><w:rFonts w:ascii="Times New Roman" w:hAnsi="Times New Roman" w:eastAsia="Microsoft YaHei"/><w:sz w:val="26"/><w:szCs w:val="26"/><w:lang w:eastAsia="zh-CN"/></w:rPr><w:t>á</w:t></w:r><w:r><w:rPr><w:rFonts w:ascii="Times New Roman" w:hAnsi="Times New Roman"/><w:sz w:val="26"/><w:szCs w:val="26"/><w:lang w:eastAsia="zh-CN"/></w:rPr><w:t>c.</w:t></w:r></w:p><w:p><w:pPr><w:pStyle w:val="13"/><w:numPr><w:ilvl w:val="0"/><w:numId w:val="7"/></w:numPr><w:shd w:val="clear" w:color="auto" w:fill="FFFFFF" w:themeFill="background1"/><w:spacing w:line="240" w:lineRule="auto"/><w:jc w:val="both"/><w:rPr><w:rFonts w:ascii="Times New Roman" w:hAnsi="Times New Roman"/><w:sz w:val="26"/><w:szCs w:val="26"/><w:lang w:eastAsia="zh-CN"/></w:rPr></w:pPr><w:r><w:rPr><w:rFonts w:ascii="Times New Roman" w:hAnsi="Times New Roman"/><w:sz w:val="26"/><w:szCs w:val="26"/><w:lang w:eastAsia="zh-CN"/></w:rPr><w:t>Trường hợp B</w:t></w:r><w:r><w:rPr><w:rFonts w:ascii="Times New Roman" w:hAnsi="Times New Roman" w:eastAsia="Microsoft YaHei"/><w:sz w:val="26"/><w:szCs w:val="26"/><w:lang w:eastAsia="zh-CN"/></w:rPr><w:t>ê</w:t></w:r><w:r><w:rPr><w:rFonts w:ascii="Times New Roman" w:hAnsi="Times New Roman"/><w:sz w:val="26"/><w:szCs w:val="26"/><w:lang w:eastAsia="zh-CN"/></w:rPr><w:t>n B kh</w:t></w:r><w:r><w:rPr><w:rFonts w:ascii="Times New Roman" w:hAnsi="Times New Roman" w:eastAsia="Microsoft YaHei"/><w:sz w:val="26"/><w:szCs w:val="26"/><w:lang w:eastAsia="zh-CN"/></w:rPr><w:t>ô</w:t></w:r><w:r><w:rPr><w:rFonts w:ascii="Times New Roman" w:hAnsi="Times New Roman"/><w:sz w:val="26"/><w:szCs w:val="26"/><w:lang w:eastAsia="zh-CN"/></w:rPr><w:t xml:space="preserve">ng cung cấp </w:t></w:r><w:r><w:rPr><w:rFonts w:ascii="Times New Roman" w:hAnsi="Times New Roman" w:eastAsia="Microsoft YaHei"/><w:sz w:val="26"/><w:szCs w:val="26"/><w:lang w:eastAsia="zh-CN"/></w:rPr><w:t>đ</w:t></w:r><w:r><w:rPr><w:rFonts w:ascii="Times New Roman" w:hAnsi="Times New Roman"/><w:sz w:val="26"/><w:szCs w:val="26"/><w:lang w:eastAsia="zh-CN"/></w:rPr><w:t xml:space="preserve">ầy </w:t></w:r><w:r><w:rPr><w:rFonts w:ascii="Times New Roman" w:hAnsi="Times New Roman" w:eastAsia="Microsoft YaHei"/><w:sz w:val="26"/><w:szCs w:val="26"/><w:lang w:eastAsia="zh-CN"/></w:rPr><w:t>đ</w:t></w:r><w:r><w:rPr><w:rFonts w:ascii="Times New Roman" w:hAnsi="Times New Roman"/><w:sz w:val="26"/><w:szCs w:val="26"/><w:lang w:eastAsia="zh-CN"/></w:rPr><w:t>ủ giấy ph</w:t></w:r><w:r><w:rPr><w:rFonts w:ascii="Times New Roman" w:hAnsi="Times New Roman" w:eastAsia="Microsoft YaHei"/><w:sz w:val="26"/><w:szCs w:val="26"/><w:lang w:eastAsia="zh-CN"/></w:rPr><w:t>é</w:t></w:r><w:r><w:rPr><w:rFonts w:ascii="Times New Roman" w:hAnsi="Times New Roman"/><w:sz w:val="26"/><w:szCs w:val="26"/><w:lang w:eastAsia="zh-CN"/></w:rPr><w:t>p hoặc kh</w:t></w:r><w:r><w:rPr><w:rFonts w:ascii="Times New Roman" w:hAnsi="Times New Roman" w:eastAsia="Microsoft YaHei"/><w:sz w:val="26"/><w:szCs w:val="26"/><w:lang w:eastAsia="zh-CN"/></w:rPr><w:t>ô</w:t></w:r><w:r><w:rPr><w:rFonts w:ascii="Times New Roman" w:hAnsi="Times New Roman"/><w:sz w:val="26"/><w:szCs w:val="26"/><w:lang w:eastAsia="zh-CN"/></w:rPr><w:t xml:space="preserve">ng </w:t></w:r><w:r><w:rPr><w:rFonts w:ascii="Times New Roman" w:hAnsi="Times New Roman" w:eastAsia="Microsoft YaHei"/><w:sz w:val="26"/><w:szCs w:val="26"/><w:lang w:eastAsia="zh-CN"/></w:rPr><w:t>đá</w:t></w:r><w:r><w:rPr><w:rFonts w:ascii="Times New Roman" w:hAnsi="Times New Roman"/><w:sz w:val="26"/><w:szCs w:val="26"/><w:lang w:eastAsia="zh-CN"/></w:rPr><w:t>p ứng c</w:t></w:r><w:r><w:rPr><w:rFonts w:ascii="Times New Roman" w:hAnsi="Times New Roman" w:eastAsia="Microsoft YaHei"/><w:sz w:val="26"/><w:szCs w:val="26"/><w:lang w:eastAsia="zh-CN"/></w:rPr><w:t>á</w:t></w:r><w:r><w:rPr><w:rFonts w:ascii="Times New Roman" w:hAnsi="Times New Roman"/><w:sz w:val="26"/><w:szCs w:val="26"/><w:lang w:eastAsia="zh-CN"/></w:rPr><w:t xml:space="preserve">c </w:t></w:r><w:r><w:rPr><w:rFonts w:ascii="Times New Roman" w:hAnsi="Times New Roman" w:eastAsia="Microsoft YaHei"/><w:sz w:val="26"/><w:szCs w:val="26"/><w:lang w:eastAsia="zh-CN"/></w:rPr><w:t>đ</w:t></w:r><w:r><w:rPr><w:rFonts w:ascii="Times New Roman" w:hAnsi="Times New Roman"/><w:sz w:val="26"/><w:szCs w:val="26"/><w:lang w:eastAsia="zh-CN"/></w:rPr><w:t>iều kiện ph</w:t></w:r><w:r><w:rPr><w:rFonts w:ascii="Times New Roman" w:hAnsi="Times New Roman" w:eastAsia="Microsoft YaHei"/><w:sz w:val="26"/><w:szCs w:val="26"/><w:lang w:eastAsia="zh-CN"/></w:rPr><w:t>á</w:t></w:r><w:r><w:rPr><w:rFonts w:ascii="Times New Roman" w:hAnsi="Times New Roman"/><w:sz w:val="26"/><w:szCs w:val="26"/><w:lang w:eastAsia="zh-CN"/></w:rPr><w:t>p l</w:t></w:r><w:r><w:rPr><w:rFonts w:ascii="Times New Roman" w:hAnsi="Times New Roman" w:eastAsia="Microsoft YaHei"/><w:sz w:val="26"/><w:szCs w:val="26"/><w:lang w:eastAsia="zh-CN"/></w:rPr><w:t>ý</w:t></w:r><w:r><w:rPr><w:rFonts w:ascii="Times New Roman" w:hAnsi="Times New Roman"/><w:sz w:val="26"/><w:szCs w:val="26"/><w:lang w:eastAsia="zh-CN"/></w:rPr><w:t xml:space="preserve"> theo quy </w:t></w:r><w:r><w:rPr><w:rFonts w:ascii="Times New Roman" w:hAnsi="Times New Roman" w:eastAsia="Microsoft YaHei"/><w:sz w:val="26"/><w:szCs w:val="26"/><w:lang w:eastAsia="zh-CN"/></w:rPr><w:t>đ</w:t></w:r><w:r><w:rPr><w:rFonts w:ascii="Times New Roman" w:hAnsi="Times New Roman"/><w:sz w:val="26"/><w:szCs w:val="26"/><w:lang w:eastAsia="zh-CN"/></w:rPr><w:t xml:space="preserve">ịnh dẫn </w:t></w:r><w:r><w:rPr><w:rFonts w:ascii="Times New Roman" w:hAnsi="Times New Roman" w:eastAsia="Microsoft YaHei"/><w:sz w:val="26"/><w:szCs w:val="26"/><w:lang w:eastAsia="zh-CN"/></w:rPr><w:t>đ</w:t></w:r><w:r><w:rPr><w:rFonts w:ascii="Times New Roman" w:hAnsi="Times New Roman"/><w:sz w:val="26"/><w:szCs w:val="26"/><w:lang w:eastAsia="zh-CN"/></w:rPr><w:t>ến việc sự kiện kh</w:t></w:r><w:r><w:rPr><w:rFonts w:ascii="Times New Roman" w:hAnsi="Times New Roman" w:eastAsia="Microsoft YaHei"/><w:sz w:val="26"/><w:szCs w:val="26"/><w:lang w:eastAsia="zh-CN"/></w:rPr><w:t>ô</w:t></w:r><w:r><w:rPr><w:rFonts w:ascii="Times New Roman" w:hAnsi="Times New Roman"/><w:sz w:val="26"/><w:szCs w:val="26"/><w:lang w:eastAsia="zh-CN"/></w:rPr><w:t>ng thể tổ chức hoặc bị cơ quan nh</w:t></w:r><w:r><w:rPr><w:rFonts w:ascii="Times New Roman" w:hAnsi="Times New Roman" w:eastAsia="Microsoft YaHei"/><w:sz w:val="26"/><w:szCs w:val="26"/><w:lang w:eastAsia="zh-CN"/></w:rPr><w:t>à</w:t></w:r><w:r><w:rPr><w:rFonts w:ascii="Times New Roman" w:hAnsi="Times New Roman"/><w:sz w:val="26"/><w:szCs w:val="26"/><w:lang w:eastAsia="zh-CN"/></w:rPr><w:t xml:space="preserve"> nước c</w:t></w:r><w:r><w:rPr><w:rFonts w:ascii="Times New Roman" w:hAnsi="Times New Roman" w:eastAsia="Microsoft YaHei"/><w:sz w:val="26"/><w:szCs w:val="26"/><w:lang w:eastAsia="zh-CN"/></w:rPr><w:t>ó</w:t></w:r><w:r><w:rPr><w:rFonts w:ascii="Times New Roman" w:hAnsi="Times New Roman"/><w:sz w:val="26"/><w:szCs w:val="26"/><w:lang w:eastAsia="zh-CN"/></w:rPr><w:t xml:space="preserve"> thẩm quyền y</w:t></w:r><w:r><w:rPr><w:rFonts w:ascii="Times New Roman" w:hAnsi="Times New Roman" w:eastAsia="Microsoft YaHei"/><w:sz w:val="26"/><w:szCs w:val="26"/><w:lang w:eastAsia="zh-CN"/></w:rPr><w:t>ê</w:t></w:r><w:r><w:rPr><w:rFonts w:ascii="Times New Roman" w:hAnsi="Times New Roman"/><w:sz w:val="26"/><w:szCs w:val="26"/><w:lang w:eastAsia="zh-CN"/></w:rPr><w:t xml:space="preserve">u cầu tạm dừng, </w:t></w:r><w:r><w:rPr><w:rFonts w:ascii="Times New Roman" w:hAnsi="Times New Roman" w:eastAsia="Microsoft YaHei"/><w:sz w:val="26"/><w:szCs w:val="26"/><w:lang w:eastAsia="zh-CN"/></w:rPr><w:t>đì</w:t></w:r><w:r><w:rPr><w:rFonts w:ascii="Times New Roman" w:hAnsi="Times New Roman"/><w:sz w:val="26"/><w:szCs w:val="26"/><w:lang w:eastAsia="zh-CN"/></w:rPr><w:t>nh chỉ, hủy bỏ hoặc xử phạt, B</w:t></w:r><w:r><w:rPr><w:rFonts w:ascii="Times New Roman" w:hAnsi="Times New Roman" w:eastAsia="Microsoft YaHei"/><w:sz w:val="26"/><w:szCs w:val="26"/><w:lang w:eastAsia="zh-CN"/></w:rPr><w:t>ê</w:t></w:r><w:r><w:rPr><w:rFonts w:ascii="Times New Roman" w:hAnsi="Times New Roman"/><w:sz w:val="26"/><w:szCs w:val="26"/><w:lang w:eastAsia="zh-CN"/></w:rPr><w:t>n A c</w:t></w:r><w:r><w:rPr><w:rFonts w:ascii="Times New Roman" w:hAnsi="Times New Roman" w:eastAsia="Microsoft YaHei"/><w:sz w:val="26"/><w:szCs w:val="26"/><w:lang w:eastAsia="zh-CN"/></w:rPr><w:t>ó</w:t></w:r><w:r><w:rPr><w:rFonts w:ascii="Times New Roman" w:hAnsi="Times New Roman"/><w:sz w:val="26"/><w:szCs w:val="26"/><w:lang w:eastAsia="zh-CN"/></w:rPr><w:t xml:space="preserve"> quyền từ chối cung cấp dịch vụ hoặc chấm dứt Hợp </w:t></w:r><w:r><w:rPr><w:rFonts w:ascii="Times New Roman" w:hAnsi="Times New Roman" w:eastAsia="Microsoft YaHei"/><w:sz w:val="26"/><w:szCs w:val="26"/><w:lang w:eastAsia="zh-CN"/></w:rPr><w:t>đ</w:t></w:r><w:r><w:rPr><w:rFonts w:ascii="Times New Roman" w:hAnsi="Times New Roman"/><w:sz w:val="26"/><w:szCs w:val="26"/><w:lang w:eastAsia="zh-CN"/></w:rPr><w:t xml:space="preserve">ồng. Khi </w:t></w:r><w:r><w:rPr><w:rFonts w:ascii="Times New Roman" w:hAnsi="Times New Roman" w:eastAsia="Microsoft YaHei"/><w:sz w:val="26"/><w:szCs w:val="26"/><w:lang w:eastAsia="zh-CN"/></w:rPr><w:t>đó</w:t></w:r><w:r><w:rPr><w:rFonts w:ascii="Times New Roman" w:hAnsi="Times New Roman"/><w:sz w:val="26"/><w:szCs w:val="26"/><w:lang w:eastAsia="zh-CN"/></w:rPr><w:t>, việc xử l</w:t></w:r><w:r><w:rPr><w:rFonts w:ascii="Times New Roman" w:hAnsi="Times New Roman" w:eastAsia="Microsoft YaHei"/><w:sz w:val="26"/><w:szCs w:val="26"/><w:lang w:eastAsia="zh-CN"/></w:rPr><w:t>ý</w:t></w:r><w:r><w:rPr><w:rFonts w:ascii="Times New Roman" w:hAnsi="Times New Roman"/><w:sz w:val="26"/><w:szCs w:val="26"/><w:lang w:eastAsia="zh-CN"/></w:rPr><w:t xml:space="preserve"> khoản tiền </w:t></w:r><w:r><w:rPr><w:rFonts w:ascii="Times New Roman" w:hAnsi="Times New Roman" w:eastAsia="Microsoft YaHei"/><w:sz w:val="26"/><w:szCs w:val="26"/><w:lang w:eastAsia="zh-CN"/></w:rPr><w:t>đ</w:t></w:r><w:r><w:rPr><w:rFonts w:ascii="Times New Roman" w:hAnsi="Times New Roman"/><w:sz w:val="26"/><w:szCs w:val="26"/><w:lang w:eastAsia="zh-CN"/></w:rPr><w:t>ặt cọc giữ chỗ v</w:t></w:r><w:r><w:rPr><w:rFonts w:ascii="Times New Roman" w:hAnsi="Times New Roman" w:eastAsia="Microsoft YaHei"/><w:sz w:val="26"/><w:szCs w:val="26"/><w:lang w:eastAsia="zh-CN"/></w:rPr><w:t>à</w:t></w:r><w:r><w:rPr><w:rFonts w:ascii="Times New Roman" w:hAnsi="Times New Roman"/><w:sz w:val="26"/><w:szCs w:val="26"/><w:lang w:eastAsia="zh-CN"/></w:rPr><w:t xml:space="preserve"> bảo </w:t></w:r><w:r><w:rPr><w:rFonts w:ascii="Times New Roman" w:hAnsi="Times New Roman" w:eastAsia="Microsoft YaHei"/><w:sz w:val="26"/><w:szCs w:val="26"/><w:lang w:eastAsia="zh-CN"/></w:rPr><w:t>đ</w:t></w:r><w:r><w:rPr><w:rFonts w:ascii="Times New Roman" w:hAnsi="Times New Roman"/><w:sz w:val="26"/><w:szCs w:val="26"/><w:lang w:eastAsia="zh-CN"/></w:rPr><w:t xml:space="preserve">ảm thực hiện Hợp </w:t></w:r><w:r><w:rPr><w:rFonts w:ascii="Times New Roman" w:hAnsi="Times New Roman" w:eastAsia="Microsoft YaHei"/><w:sz w:val="26"/><w:szCs w:val="26"/><w:lang w:eastAsia="zh-CN"/></w:rPr><w:t>đ</w:t></w:r><w:r><w:rPr><w:rFonts w:ascii="Times New Roman" w:hAnsi="Times New Roman"/><w:sz w:val="26"/><w:szCs w:val="26"/><w:lang w:eastAsia="zh-CN"/></w:rPr><w:t xml:space="preserve">ồng </w:t></w:r><w:r><w:rPr><w:rFonts w:ascii="Times New Roman" w:hAnsi="Times New Roman" w:eastAsia="Microsoft YaHei"/><w:sz w:val="26"/><w:szCs w:val="26"/><w:lang w:eastAsia="zh-CN"/></w:rPr><w:t>đ</w:t></w:r><w:r><w:rPr><w:rFonts w:ascii="Times New Roman" w:hAnsi="Times New Roman"/><w:sz w:val="26"/><w:szCs w:val="26"/><w:lang w:eastAsia="zh-CN"/></w:rPr><w:t xml:space="preserve">ược thực hiện theo quy </w:t></w:r><w:r><w:rPr><w:rFonts w:ascii="Times New Roman" w:hAnsi="Times New Roman" w:eastAsia="Microsoft YaHei"/><w:sz w:val="26"/><w:szCs w:val="26"/><w:lang w:eastAsia="zh-CN"/></w:rPr><w:t>đ</w:t></w:r><w:r><w:rPr><w:rFonts w:ascii="Times New Roman" w:hAnsi="Times New Roman"/><w:sz w:val="26"/><w:szCs w:val="26"/><w:lang w:eastAsia="zh-CN"/></w:rPr><w:t xml:space="preserve">ịnh tại </w:t></w:r><w:r><w:rPr><w:rFonts w:ascii="Times New Roman" w:hAnsi="Times New Roman" w:eastAsia="Microsoft YaHei"/><w:sz w:val="26"/><w:szCs w:val="26"/><w:lang w:eastAsia="zh-CN"/></w:rPr><w:t>Đ</w:t></w:r><w:r><w:rPr><w:rFonts w:ascii="Times New Roman" w:hAnsi="Times New Roman"/><w:sz w:val="26"/><w:szCs w:val="26"/><w:lang w:eastAsia="zh-CN"/></w:rPr><w:t xml:space="preserve">iều 3 của Hợp </w:t></w:r><w:r><w:rPr><w:rFonts w:ascii="Times New Roman" w:hAnsi="Times New Roman" w:eastAsia="Microsoft YaHei"/><w:sz w:val="26"/><w:szCs w:val="26"/><w:lang w:eastAsia="zh-CN"/></w:rPr><w:t>đ</w:t></w:r><w:r><w:rPr><w:rFonts w:ascii="Times New Roman" w:hAnsi="Times New Roman"/><w:sz w:val="26"/><w:szCs w:val="26"/><w:lang w:eastAsia="zh-CN"/></w:rPr><w:t>ồng n</w:t></w:r><w:r><w:rPr><w:rFonts w:ascii="Times New Roman" w:hAnsi="Times New Roman" w:eastAsia="Microsoft YaHei"/><w:sz w:val="26"/><w:szCs w:val="26"/><w:lang w:eastAsia="zh-CN"/></w:rPr><w:t>à</w:t></w:r><w:r><w:rPr><w:rFonts w:ascii="Times New Roman" w:hAnsi="Times New Roman"/><w:sz w:val="26"/><w:szCs w:val="26"/><w:lang w:eastAsia="zh-CN"/></w:rPr><w:t>y.</w:t></w:r></w:p><w:p><w:pPr><w:pStyle w:val="13"/><w:numPr><w:ilvl w:val="0"/><w:numId w:val="7"/></w:numPr><w:shd w:val="clear" w:color="auto" w:fill="FFFFFF" w:themeFill="background1"/><w:spacing w:line="240" w:lineRule="auto"/><w:jc w:val="both"/><w:rPr><w:rFonts w:ascii="Times New Roman" w:hAnsi="Times New Roman"/><w:sz w:val="26"/><w:szCs w:val="26"/><w:lang w:eastAsia="zh-CN"/></w:rPr></w:pPr><w:r><w:rPr><w:rFonts w:ascii="Times New Roman" w:hAnsi="Times New Roman"/><w:sz w:val="26"/><w:szCs w:val="26"/><w:lang w:eastAsia="zh-CN"/></w:rPr><w:t>Trường hợp cơ quan nh</w:t></w:r><w:r><w:rPr><w:rFonts w:ascii="Times New Roman" w:hAnsi="Times New Roman" w:eastAsia="Microsoft YaHei"/><w:sz w:val="26"/><w:szCs w:val="26"/><w:lang w:eastAsia="zh-CN"/></w:rPr><w:t>à</w:t></w:r><w:r><w:rPr><w:rFonts w:ascii="Times New Roman" w:hAnsi="Times New Roman"/><w:sz w:val="26"/><w:szCs w:val="26"/><w:lang w:eastAsia="zh-CN"/></w:rPr><w:t xml:space="preserve"> nước c</w:t></w:r><w:r><w:rPr><w:rFonts w:ascii="Times New Roman" w:hAnsi="Times New Roman" w:eastAsia="Microsoft YaHei"/><w:sz w:val="26"/><w:szCs w:val="26"/><w:lang w:eastAsia="zh-CN"/></w:rPr><w:t>ó</w:t></w:r><w:r><w:rPr><w:rFonts w:ascii="Times New Roman" w:hAnsi="Times New Roman"/><w:sz w:val="26"/><w:szCs w:val="26"/><w:lang w:eastAsia="zh-CN"/></w:rPr><w:t xml:space="preserve"> thẩm quyền kiểm tra, y</w:t></w:r><w:r><w:rPr><w:rFonts w:ascii="Times New Roman" w:hAnsi="Times New Roman" w:eastAsia="Microsoft YaHei"/><w:sz w:val="26"/><w:szCs w:val="26"/><w:lang w:eastAsia="zh-CN"/></w:rPr><w:t>ê</w:t></w:r><w:r><w:rPr><w:rFonts w:ascii="Times New Roman" w:hAnsi="Times New Roman"/><w:sz w:val="26"/><w:szCs w:val="26"/><w:lang w:eastAsia="zh-CN"/></w:rPr><w:t xml:space="preserve">u cầu tạm dừng hoặc </w:t></w:r><w:r><w:rPr><w:rFonts w:ascii="Times New Roman" w:hAnsi="Times New Roman" w:eastAsia="Microsoft YaHei"/><w:sz w:val="26"/><w:szCs w:val="26"/><w:lang w:eastAsia="zh-CN"/></w:rPr><w:t>đì</w:t></w:r><w:r><w:rPr><w:rFonts w:ascii="Times New Roman" w:hAnsi="Times New Roman"/><w:sz w:val="26"/><w:szCs w:val="26"/><w:lang w:eastAsia="zh-CN"/></w:rPr><w:t>nh chỉ sự kiện do nguy</w:t></w:r><w:r><w:rPr><w:rFonts w:ascii="Times New Roman" w:hAnsi="Times New Roman" w:eastAsia="Microsoft YaHei"/><w:sz w:val="26"/><w:szCs w:val="26"/><w:lang w:eastAsia="zh-CN"/></w:rPr><w:t>ê</w:t></w:r><w:r><w:rPr><w:rFonts w:ascii="Times New Roman" w:hAnsi="Times New Roman"/><w:sz w:val="26"/><w:szCs w:val="26"/><w:lang w:eastAsia="zh-CN"/></w:rPr><w:t>n nh</w:t></w:r><w:r><w:rPr><w:rFonts w:ascii="Times New Roman" w:hAnsi="Times New Roman" w:eastAsia="Microsoft YaHei"/><w:sz w:val="26"/><w:szCs w:val="26"/><w:lang w:eastAsia="zh-CN"/></w:rPr><w:t>â</w:t></w:r><w:r><w:rPr><w:rFonts w:ascii="Times New Roman" w:hAnsi="Times New Roman"/><w:sz w:val="26"/><w:szCs w:val="26"/><w:lang w:eastAsia="zh-CN"/></w:rPr><w:t>n thuộc tr</w:t></w:r><w:r><w:rPr><w:rFonts w:ascii="Times New Roman" w:hAnsi="Times New Roman" w:eastAsia="Microsoft YaHei"/><w:sz w:val="26"/><w:szCs w:val="26"/><w:lang w:eastAsia="zh-CN"/></w:rPr><w:t>á</w:t></w:r><w:r><w:rPr><w:rFonts w:ascii="Times New Roman" w:hAnsi="Times New Roman"/><w:sz w:val="26"/><w:szCs w:val="26"/><w:lang w:eastAsia="zh-CN"/></w:rPr><w:t>ch nhiệm của B</w:t></w:r><w:r><w:rPr><w:rFonts w:ascii="Times New Roman" w:hAnsi="Times New Roman" w:eastAsia="Microsoft YaHei"/><w:sz w:val="26"/><w:szCs w:val="26"/><w:lang w:eastAsia="zh-CN"/></w:rPr><w:t>ê</w:t></w:r><w:r><w:rPr><w:rFonts w:ascii="Times New Roman" w:hAnsi="Times New Roman"/><w:sz w:val="26"/><w:szCs w:val="26"/><w:lang w:eastAsia="zh-CN"/></w:rPr><w:t>n B, B</w:t></w:r><w:r><w:rPr><w:rFonts w:ascii="Times New Roman" w:hAnsi="Times New Roman" w:eastAsia="Microsoft YaHei"/><w:sz w:val="26"/><w:szCs w:val="26"/><w:lang w:eastAsia="zh-CN"/></w:rPr><w:t>ê</w:t></w:r><w:r><w:rPr><w:rFonts w:ascii="Times New Roman" w:hAnsi="Times New Roman"/><w:sz w:val="26"/><w:szCs w:val="26"/><w:lang w:eastAsia="zh-CN"/></w:rPr><w:t>n B vẫn c</w:t></w:r><w:r><w:rPr><w:rFonts w:ascii="Times New Roman" w:hAnsi="Times New Roman" w:eastAsia="Microsoft YaHei"/><w:sz w:val="26"/><w:szCs w:val="26"/><w:lang w:eastAsia="zh-CN"/></w:rPr><w:t>ó</w:t></w:r><w:r><w:rPr><w:rFonts w:ascii="Times New Roman" w:hAnsi="Times New Roman"/><w:sz w:val="26"/><w:szCs w:val="26"/><w:lang w:eastAsia="zh-CN"/></w:rPr><w:t xml:space="preserve"> tr</w:t></w:r><w:r><w:rPr><w:rFonts w:ascii="Times New Roman" w:hAnsi="Times New Roman" w:eastAsia="Microsoft YaHei"/><w:sz w:val="26"/><w:szCs w:val="26"/><w:lang w:eastAsia="zh-CN"/></w:rPr><w:t>á</w:t></w:r><w:r><w:rPr><w:rFonts w:ascii="Times New Roman" w:hAnsi="Times New Roman"/><w:sz w:val="26"/><w:szCs w:val="26"/><w:lang w:eastAsia="zh-CN"/></w:rPr><w:t>ch nhiệm thanh to</w:t></w:r><w:r><w:rPr><w:rFonts w:ascii="Times New Roman" w:hAnsi="Times New Roman" w:eastAsia="Microsoft YaHei"/><w:sz w:val="26"/><w:szCs w:val="26"/><w:lang w:eastAsia="zh-CN"/></w:rPr><w:t>á</w:t></w:r><w:r><w:rPr><w:rFonts w:ascii="Times New Roman" w:hAnsi="Times New Roman"/><w:sz w:val="26"/><w:szCs w:val="26"/><w:lang w:eastAsia="zh-CN"/></w:rPr><w:t xml:space="preserve">n </w:t></w:r><w:r><w:rPr><w:rFonts w:ascii="Times New Roman" w:hAnsi="Times New Roman" w:eastAsia="Microsoft YaHei"/><w:sz w:val="26"/><w:szCs w:val="26"/><w:lang w:eastAsia="zh-CN"/></w:rPr><w:t>đ</w:t></w:r><w:r><w:rPr><w:rFonts w:ascii="Times New Roman" w:hAnsi="Times New Roman"/><w:sz w:val="26"/><w:szCs w:val="26"/><w:lang w:eastAsia="zh-CN"/></w:rPr><w:t xml:space="preserve">ầy </w:t></w:r><w:r><w:rPr><w:rFonts w:ascii="Times New Roman" w:hAnsi="Times New Roman" w:eastAsia="Microsoft YaHei"/><w:sz w:val="26"/><w:szCs w:val="26"/><w:lang w:eastAsia="zh-CN"/></w:rPr><w:t>đ</w:t></w:r><w:r><w:rPr><w:rFonts w:ascii="Times New Roman" w:hAnsi="Times New Roman"/><w:sz w:val="26"/><w:szCs w:val="26"/><w:lang w:eastAsia="zh-CN"/></w:rPr><w:t>ủ c</w:t></w:r><w:r><w:rPr><w:rFonts w:ascii="Times New Roman" w:hAnsi="Times New Roman" w:eastAsia="Microsoft YaHei"/><w:sz w:val="26"/><w:szCs w:val="26"/><w:lang w:eastAsia="zh-CN"/></w:rPr><w:t>á</w:t></w:r><w:r><w:rPr><w:rFonts w:ascii="Times New Roman" w:hAnsi="Times New Roman"/><w:sz w:val="26"/><w:szCs w:val="26"/><w:lang w:eastAsia="zh-CN"/></w:rPr><w:t>c khoản chi ph</w:t></w:r><w:r><w:rPr><w:rFonts w:ascii="Times New Roman" w:hAnsi="Times New Roman" w:eastAsia="Microsoft YaHei"/><w:sz w:val="26"/><w:szCs w:val="26"/><w:lang w:eastAsia="zh-CN"/></w:rPr><w:t>í</w:t></w:r><w:r><w:rPr><w:rFonts w:ascii="Times New Roman" w:hAnsi="Times New Roman"/><w:sz w:val="26"/><w:szCs w:val="26"/><w:lang w:eastAsia="zh-CN"/></w:rPr><w:t>, dịch vụ m</w:t></w:r><w:r><w:rPr><w:rFonts w:ascii="Times New Roman" w:hAnsi="Times New Roman" w:eastAsia="Microsoft YaHei"/><w:sz w:val="26"/><w:szCs w:val="26"/><w:lang w:eastAsia="zh-CN"/></w:rPr><w:t>à</w:t></w:r><w:r><w:rPr><w:rFonts w:ascii="Times New Roman" w:hAnsi="Times New Roman"/><w:sz w:val="26"/><w:szCs w:val="26"/><w:lang w:eastAsia="zh-CN"/></w:rPr><w:t xml:space="preserve"> B</w:t></w:r><w:r><w:rPr><w:rFonts w:ascii="Times New Roman" w:hAnsi="Times New Roman" w:eastAsia="Microsoft YaHei"/><w:sz w:val="26"/><w:szCs w:val="26"/><w:lang w:eastAsia="zh-CN"/></w:rPr><w:t>ê</w:t></w:r><w:r><w:rPr><w:rFonts w:ascii="Times New Roman" w:hAnsi="Times New Roman"/><w:sz w:val="26"/><w:szCs w:val="26"/><w:lang w:eastAsia="zh-CN"/></w:rPr><w:t xml:space="preserve">n A </w:t></w:r><w:r><w:rPr><w:rFonts w:ascii="Times New Roman" w:hAnsi="Times New Roman" w:eastAsia="Microsoft YaHei"/><w:sz w:val="26"/><w:szCs w:val="26"/><w:lang w:eastAsia="zh-CN"/></w:rPr><w:t>đã</w:t></w:r><w:r><w:rPr><w:rFonts w:ascii="Times New Roman" w:hAnsi="Times New Roman"/><w:sz w:val="26"/><w:szCs w:val="26"/><w:lang w:eastAsia="zh-CN"/></w:rPr><w:t xml:space="preserve"> thực hiện hoặc </w:t></w:r><w:r><w:rPr><w:rFonts w:ascii="Times New Roman" w:hAnsi="Times New Roman" w:eastAsia="Microsoft YaHei"/><w:sz w:val="26"/><w:szCs w:val="26"/><w:lang w:eastAsia="zh-CN"/></w:rPr><w:t>đã</w:t></w:r><w:r><w:rPr><w:rFonts w:ascii="Times New Roman" w:hAnsi="Times New Roman"/><w:sz w:val="26"/><w:szCs w:val="26"/><w:lang w:eastAsia="zh-CN"/></w:rPr><w:t xml:space="preserve"> bố tr</w:t></w:r><w:r><w:rPr><w:rFonts w:ascii="Times New Roman" w:hAnsi="Times New Roman" w:eastAsia="Microsoft YaHei"/><w:sz w:val="26"/><w:szCs w:val="26"/><w:lang w:eastAsia="zh-CN"/></w:rPr><w:t>í</w:t></w:r><w:r><w:rPr><w:rFonts w:ascii="Times New Roman" w:hAnsi="Times New Roman"/><w:sz w:val="26"/><w:szCs w:val="26"/><w:lang w:eastAsia="zh-CN"/></w:rPr><w:t xml:space="preserve"> </w:t></w:r><w:r><w:rPr><w:rFonts w:ascii="Times New Roman" w:hAnsi="Times New Roman" w:eastAsia="Microsoft YaHei"/><w:sz w:val="26"/><w:szCs w:val="26"/><w:lang w:eastAsia="zh-CN"/></w:rPr><w:t>đ</w:t></w:r><w:r><w:rPr><w:rFonts w:ascii="Times New Roman" w:hAnsi="Times New Roman"/><w:sz w:val="26"/><w:szCs w:val="26"/><w:lang w:eastAsia="zh-CN"/></w:rPr><w:t>ể phục vụ chương tr</w:t></w:r><w:r><w:rPr><w:rFonts w:ascii="Times New Roman" w:hAnsi="Times New Roman" w:eastAsia="Microsoft YaHei"/><w:sz w:val="26"/><w:szCs w:val="26"/><w:lang w:eastAsia="zh-CN"/></w:rPr><w:t>ì</w:t></w:r><w:r><w:rPr><w:rFonts w:ascii="Times New Roman" w:hAnsi="Times New Roman"/><w:sz w:val="26"/><w:szCs w:val="26"/><w:lang w:eastAsia="zh-CN"/></w:rPr><w:t xml:space="preserve">nh theo Hợp </w:t></w:r><w:r><w:rPr><w:rFonts w:ascii="Times New Roman" w:hAnsi="Times New Roman" w:eastAsia="Microsoft YaHei"/><w:sz w:val="26"/><w:szCs w:val="26"/><w:lang w:eastAsia="zh-CN"/></w:rPr><w:t>đ</w:t></w:r><w:r><w:rPr><w:rFonts w:ascii="Times New Roman" w:hAnsi="Times New Roman"/><w:sz w:val="26"/><w:szCs w:val="26"/><w:lang w:eastAsia="zh-CN"/></w:rPr><w:t>ồng.</w:t></w:r><w:r><w:rPr><w:rFonts w:ascii="Times New Roman" w:hAnsi="Times New Roman"/></w:rPr><w:t xml:space="preserve"> </w:t></w:r></w:p><w:p><w:pPr><w:pStyle w:val="13"/><w:numPr><w:ilvl w:val="0"/><w:numId w:val="7"/></w:numPr><w:shd w:val="clear" w:color="auto" w:fill="FFFFFF" w:themeFill="background1"/><w:spacing w:line="240" w:lineRule="auto"/><w:jc w:val="both"/><w:rPr><w:rFonts w:ascii="Times New Roman" w:hAnsi="Times New Roman"/><w:sz w:val="26"/><w:szCs w:val="26"/><w:lang w:eastAsia="zh-CN"/></w:rPr></w:pPr><w:r><w:rPr><w:rFonts w:ascii="Times New Roman" w:hAnsi="Times New Roman"/><w:sz w:val="26"/><w:szCs w:val="26"/><w:lang w:eastAsia="zh-CN"/></w:rPr><w:t>Bên B chịu ho</w:t></w:r><w:r><w:rPr><w:rFonts w:ascii="Times New Roman" w:hAnsi="Times New Roman" w:eastAsia="Microsoft YaHei"/><w:sz w:val="26"/><w:szCs w:val="26"/><w:lang w:eastAsia="zh-CN"/></w:rPr><w:t>à</w:t></w:r><w:r><w:rPr><w:rFonts w:ascii="Times New Roman" w:hAnsi="Times New Roman"/><w:sz w:val="26"/><w:szCs w:val="26"/><w:lang w:eastAsia="zh-CN"/></w:rPr><w:t>n to</w:t></w:r><w:r><w:rPr><w:rFonts w:ascii="Times New Roman" w:hAnsi="Times New Roman" w:eastAsia="Microsoft YaHei"/><w:sz w:val="26"/><w:szCs w:val="26"/><w:lang w:eastAsia="zh-CN"/></w:rPr><w:t>à</w:t></w:r><w:r><w:rPr><w:rFonts w:ascii="Times New Roman" w:hAnsi="Times New Roman"/><w:sz w:val="26"/><w:szCs w:val="26"/><w:lang w:eastAsia="zh-CN"/></w:rPr><w:t>n tr</w:t></w:r><w:r><w:rPr><w:rFonts w:ascii="Times New Roman" w:hAnsi="Times New Roman" w:eastAsia="Microsoft YaHei"/><w:sz w:val="26"/><w:szCs w:val="26"/><w:lang w:eastAsia="zh-CN"/></w:rPr><w:t>á</w:t></w:r><w:r><w:rPr><w:rFonts w:ascii="Times New Roman" w:hAnsi="Times New Roman"/><w:sz w:val="26"/><w:szCs w:val="26"/><w:lang w:eastAsia="zh-CN"/></w:rPr><w:t>ch nhiệm trước ph</w:t></w:r><w:r><w:rPr><w:rFonts w:ascii="Times New Roman" w:hAnsi="Times New Roman" w:eastAsia="Microsoft YaHei"/><w:sz w:val="26"/><w:szCs w:val="26"/><w:lang w:eastAsia="zh-CN"/></w:rPr><w:t>á</w:t></w:r><w:r><w:rPr><w:rFonts w:ascii="Times New Roman" w:hAnsi="Times New Roman"/><w:sz w:val="26"/><w:szCs w:val="26"/><w:lang w:eastAsia="zh-CN"/></w:rPr><w:t>p luật v</w:t></w:r><w:r><w:rPr><w:rFonts w:ascii="Times New Roman" w:hAnsi="Times New Roman" w:eastAsia="Microsoft YaHei"/><w:sz w:val="26"/><w:szCs w:val="26"/><w:lang w:eastAsia="zh-CN"/></w:rPr><w:t>à</w:t></w:r><w:r><w:rPr><w:rFonts w:ascii="Times New Roman" w:hAnsi="Times New Roman"/><w:sz w:val="26"/><w:szCs w:val="26"/><w:lang w:eastAsia="zh-CN"/></w:rPr><w:t xml:space="preserve"> bồi thường cho B</w:t></w:r><w:r><w:rPr><w:rFonts w:ascii="Times New Roman" w:hAnsi="Times New Roman" w:eastAsia="Microsoft YaHei"/><w:sz w:val="26"/><w:szCs w:val="26"/><w:lang w:eastAsia="zh-CN"/></w:rPr><w:t>ê</w:t></w:r><w:r><w:rPr><w:rFonts w:ascii="Times New Roman" w:hAnsi="Times New Roman"/><w:sz w:val="26"/><w:szCs w:val="26"/><w:lang w:eastAsia="zh-CN"/></w:rPr><w:t xml:space="preserve">n A </w:t></w:r><w:r><w:rPr><w:rFonts w:ascii="Times New Roman" w:hAnsi="Times New Roman" w:eastAsia="Microsoft YaHei"/><w:sz w:val="26"/><w:szCs w:val="26"/><w:lang w:eastAsia="zh-CN"/></w:rPr><w:t>đ</w:t></w:r><w:r><w:rPr><w:rFonts w:ascii="Times New Roman" w:hAnsi="Times New Roman"/><w:sz w:val="26"/><w:szCs w:val="26"/><w:lang w:eastAsia="zh-CN"/></w:rPr><w:t>ối với mọi thiệt hại, chi ph</w:t></w:r><w:r><w:rPr><w:rFonts w:ascii="Times New Roman" w:hAnsi="Times New Roman" w:eastAsia="Microsoft YaHei"/><w:sz w:val="26"/><w:szCs w:val="26"/><w:lang w:eastAsia="zh-CN"/></w:rPr><w:t>í</w:t></w:r><w:r><w:rPr><w:rFonts w:ascii="Times New Roman" w:hAnsi="Times New Roman"/><w:sz w:val="26"/><w:szCs w:val="26"/><w:lang w:eastAsia="zh-CN"/></w:rPr><w:t>, khoản phạt hoặc nghĩa vụ ph</w:t></w:r><w:r><w:rPr><w:rFonts w:ascii="Times New Roman" w:hAnsi="Times New Roman" w:eastAsia="Microsoft YaHei"/><w:sz w:val="26"/><w:szCs w:val="26"/><w:lang w:eastAsia="zh-CN"/></w:rPr><w:t>á</w:t></w:r><w:r><w:rPr><w:rFonts w:ascii="Times New Roman" w:hAnsi="Times New Roman"/><w:sz w:val="26"/><w:szCs w:val="26"/><w:lang w:eastAsia="zh-CN"/></w:rPr><w:t>t sinh do việc kh</w:t></w:r><w:r><w:rPr><w:rFonts w:ascii="Times New Roman" w:hAnsi="Times New Roman" w:eastAsia="Microsoft YaHei"/><w:sz w:val="26"/><w:szCs w:val="26"/><w:lang w:eastAsia="zh-CN"/></w:rPr><w:t>ô</w:t></w:r><w:r><w:rPr><w:rFonts w:ascii="Times New Roman" w:hAnsi="Times New Roman"/><w:sz w:val="26"/><w:szCs w:val="26"/><w:lang w:eastAsia="zh-CN"/></w:rPr><w:t>ng thực hiện hoặc thực hiện kh</w:t></w:r><w:r><w:rPr><w:rFonts w:ascii="Times New Roman" w:hAnsi="Times New Roman" w:eastAsia="Microsoft YaHei"/><w:sz w:val="26"/><w:szCs w:val="26"/><w:lang w:eastAsia="zh-CN"/></w:rPr><w:t>ô</w:t></w:r><w:r><w:rPr><w:rFonts w:ascii="Times New Roman" w:hAnsi="Times New Roman"/><w:sz w:val="26"/><w:szCs w:val="26"/><w:lang w:eastAsia="zh-CN"/></w:rPr><w:t xml:space="preserve">ng </w:t></w:r><w:r><w:rPr><w:rFonts w:ascii="Times New Roman" w:hAnsi="Times New Roman" w:eastAsia="Microsoft YaHei"/><w:sz w:val="26"/><w:szCs w:val="26"/><w:lang w:eastAsia="zh-CN"/></w:rPr><w:t>đ</w:t></w:r><w:r><w:rPr><w:rFonts w:ascii="Times New Roman" w:hAnsi="Times New Roman"/><w:sz w:val="26"/><w:szCs w:val="26"/><w:lang w:eastAsia="zh-CN"/></w:rPr><w:t xml:space="preserve">ầy </w:t></w:r><w:r><w:rPr><w:rFonts w:ascii="Times New Roman" w:hAnsi="Times New Roman" w:eastAsia="Microsoft YaHei"/><w:sz w:val="26"/><w:szCs w:val="26"/><w:lang w:eastAsia="zh-CN"/></w:rPr><w:t>đ</w:t></w:r><w:r><w:rPr><w:rFonts w:ascii="Times New Roman" w:hAnsi="Times New Roman"/><w:sz w:val="26"/><w:szCs w:val="26"/><w:lang w:eastAsia="zh-CN"/></w:rPr><w:t>ủ c</w:t></w:r><w:r><w:rPr><w:rFonts w:ascii="Times New Roman" w:hAnsi="Times New Roman" w:eastAsia="Microsoft YaHei"/><w:sz w:val="26"/><w:szCs w:val="26"/><w:lang w:eastAsia="zh-CN"/></w:rPr><w:t>á</w:t></w:r><w:r><w:rPr><w:rFonts w:ascii="Times New Roman" w:hAnsi="Times New Roman"/><w:sz w:val="26"/><w:szCs w:val="26"/><w:lang w:eastAsia="zh-CN"/></w:rPr><w:t>c thủ tục ph</w:t></w:r><w:r><w:rPr><w:rFonts w:ascii="Times New Roman" w:hAnsi="Times New Roman" w:eastAsia="Microsoft YaHei"/><w:sz w:val="26"/><w:szCs w:val="26"/><w:lang w:eastAsia="zh-CN"/></w:rPr><w:t>á</w:t></w:r><w:r><w:rPr><w:rFonts w:ascii="Times New Roman" w:hAnsi="Times New Roman"/><w:sz w:val="26"/><w:szCs w:val="26"/><w:lang w:eastAsia="zh-CN"/></w:rPr><w:t>p l</w:t></w:r><w:r><w:rPr><w:rFonts w:ascii="Times New Roman" w:hAnsi="Times New Roman" w:eastAsia="Microsoft YaHei"/><w:sz w:val="26"/><w:szCs w:val="26"/><w:lang w:eastAsia="zh-CN"/></w:rPr><w:t>ý</w:t></w:r><w:r><w:rPr><w:rFonts w:ascii="Times New Roman" w:hAnsi="Times New Roman"/><w:sz w:val="26"/><w:szCs w:val="26"/><w:lang w:eastAsia="zh-CN"/></w:rPr><w:t xml:space="preserve"> li</w:t></w:r><w:r><w:rPr><w:rFonts w:ascii="Times New Roman" w:hAnsi="Times New Roman" w:eastAsia="Microsoft YaHei"/><w:sz w:val="26"/><w:szCs w:val="26"/><w:lang w:eastAsia="zh-CN"/></w:rPr><w:t>ê</w:t></w:r><w:r><w:rPr><w:rFonts w:ascii="Times New Roman" w:hAnsi="Times New Roman"/><w:sz w:val="26"/><w:szCs w:val="26"/><w:lang w:eastAsia="zh-CN"/></w:rPr><w:t xml:space="preserve">n quan </w:t></w:r><w:r><w:rPr><w:rFonts w:ascii="Times New Roman" w:hAnsi="Times New Roman" w:eastAsia="Microsoft YaHei"/><w:sz w:val="26"/><w:szCs w:val="26"/><w:lang w:eastAsia="zh-CN"/></w:rPr><w:t>đ</w:t></w:r><w:r><w:rPr><w:rFonts w:ascii="Times New Roman" w:hAnsi="Times New Roman"/><w:sz w:val="26"/><w:szCs w:val="26"/><w:lang w:eastAsia="zh-CN"/></w:rPr><w:t>ến sự kiện.</w:t></w:r></w:p><w:p><w:pPr><w:pStyle w:val="13"/><w:shd w:val="clear" w:color="auto" w:fill="FFFFFF" w:themeFill="background1"/><w:spacing w:line="360" w:lineRule="auto"/><w:ind w:left="0"/><w:jc w:val="both"/><w:rPr><w:rFonts w:ascii="Times New Roman" w:hAnsi="Times New Roman"/><w:b/><w:bCs/><w:sz w:val="26"/><w:szCs w:val="26"/><w:lang w:eastAsia="zh-CN"/></w:rPr></w:pPr></w:p><w:p><w:pPr><w:pStyle w:val="13"/><w:numPr><w:ilvl w:val="1"/><w:numId w:val="2"/></w:numPr><w:shd w:val="clear" w:color="auto" w:fill="FFFFFF" w:themeFill="background1"/><w:spacing w:line="360" w:lineRule="auto"/><w:jc w:val="both"/><w:rPr><w:rFonts w:ascii="Times New Roman" w:hAnsi="Times New Roman"/><w:b/><w:bCs/><w:sz w:val="26"/><w:szCs w:val="26"/><w:lang w:eastAsia="zh-CN"/></w:rPr></w:pPr><w:r><w:rPr><w:rFonts w:ascii="Times New Roman" w:hAnsi="Times New Roman"/><w:b/><w:bCs/><w:sz w:val="26"/><w:szCs w:val="26"/><w:lang w:eastAsia="zh-CN"/></w:rPr><w:t>Về dàn dựng, trang trí và lắp đặt thiết bị</w:t></w:r></w:p><w:p><w:pPr><w:pStyle w:val="13"/><w:numPr><w:ilvl w:val="0"/><w:numId w:val="7"/></w:numPr><w:shd w:val="clear" w:color="auto" w:fill="FFFFFF" w:themeFill="background1"/><w:spacing w:line="240" w:lineRule="auto"/><w:jc w:val="both"/><w:rPr><w:rFonts w:ascii="Times New Roman" w:hAnsi="Times New Roman"/><w:sz w:val="26"/><w:szCs w:val="26"/><w:lang w:eastAsia="zh-CN"/></w:rPr></w:pPr><w:r><w:rPr><w:rFonts w:ascii="Times New Roman" w:hAnsi="Times New Roman"/><w:sz w:val="26"/><w:szCs w:val="26"/><w:lang w:eastAsia="zh-CN"/></w:rPr><w:t>Bên A không chấp nhận bất k</w:t></w:r><w:r><w:rPr><w:rFonts w:ascii="Times New Roman" w:hAnsi="Times New Roman" w:eastAsia="Microsoft YaHei"/><w:sz w:val="26"/><w:szCs w:val="26"/><w:lang w:eastAsia="zh-CN"/></w:rPr><w:t>ỳ</w:t></w:r><w:r><w:rPr><w:rFonts w:ascii="Times New Roman" w:hAnsi="Times New Roman"/><w:sz w:val="26"/><w:szCs w:val="26"/><w:lang w:eastAsia="zh-CN"/></w:rPr><w:t xml:space="preserve"> h</w:t></w:r><w:r><w:rPr><w:rFonts w:ascii="Times New Roman" w:hAnsi="Times New Roman" w:eastAsia="Microsoft YaHei"/><w:sz w:val="26"/><w:szCs w:val="26"/><w:lang w:eastAsia="zh-CN"/></w:rPr><w:t>ì</w:t></w:r><w:r><w:rPr><w:rFonts w:ascii="Times New Roman" w:hAnsi="Times New Roman"/><w:sz w:val="26"/><w:szCs w:val="26"/><w:lang w:eastAsia="zh-CN"/></w:rPr><w:t xml:space="preserve">nh thức khoan, </w:t></w:r><w:r><w:rPr><w:rFonts w:ascii="Times New Roman" w:hAnsi="Times New Roman" w:eastAsia="Microsoft YaHei"/><w:sz w:val="26"/><w:szCs w:val="26"/><w:lang w:eastAsia="zh-CN"/></w:rPr><w:t>đ</w:t></w:r><w:r><w:rPr><w:rFonts w:ascii="Times New Roman" w:hAnsi="Times New Roman"/><w:sz w:val="26"/><w:szCs w:val="26"/><w:lang w:eastAsia="zh-CN"/></w:rPr><w:t xml:space="preserve">ục, </w:t></w:r><w:r><w:rPr><w:rFonts w:ascii="Times New Roman" w:hAnsi="Times New Roman" w:eastAsia="Microsoft YaHei"/><w:sz w:val="26"/><w:szCs w:val="26"/><w:lang w:eastAsia="zh-CN"/></w:rPr><w:t>đó</w:t></w:r><w:r><w:rPr><w:rFonts w:ascii="Times New Roman" w:hAnsi="Times New Roman"/><w:sz w:val="26"/><w:szCs w:val="26"/><w:lang w:eastAsia="zh-CN"/></w:rPr><w:t xml:space="preserve">ng </w:t></w:r><w:r><w:rPr><w:rFonts w:ascii="Times New Roman" w:hAnsi="Times New Roman" w:eastAsia="Microsoft YaHei"/><w:sz w:val="26"/><w:szCs w:val="26"/><w:lang w:eastAsia="zh-CN"/></w:rPr><w:t>đ</w:t></w:r><w:r><w:rPr><w:rFonts w:ascii="Times New Roman" w:hAnsi="Times New Roman"/><w:sz w:val="26"/><w:szCs w:val="26"/><w:lang w:eastAsia="zh-CN"/></w:rPr><w:t>inh, bắt v</w:t></w:r><w:r><w:rPr><w:rFonts w:ascii="Times New Roman" w:hAnsi="Times New Roman" w:eastAsia="Microsoft YaHei"/><w:sz w:val="26"/><w:szCs w:val="26"/><w:lang w:eastAsia="zh-CN"/></w:rPr><w:t>í</w:t></w:r><w:r><w:rPr><w:rFonts w:ascii="Times New Roman" w:hAnsi="Times New Roman"/><w:sz w:val="26"/><w:szCs w:val="26"/><w:lang w:eastAsia="zh-CN"/></w:rPr><w:t>t, d</w:t></w:r><w:r><w:rPr><w:rFonts w:ascii="Times New Roman" w:hAnsi="Times New Roman" w:eastAsia="Microsoft YaHei"/><w:sz w:val="26"/><w:szCs w:val="26"/><w:lang w:eastAsia="zh-CN"/></w:rPr><w:t>á</w:t></w:r><w:r><w:rPr><w:rFonts w:ascii="Times New Roman" w:hAnsi="Times New Roman"/><w:sz w:val="26"/><w:szCs w:val="26"/><w:lang w:eastAsia="zh-CN"/></w:rPr><w:t>n keo c</w:t></w:r><w:r><w:rPr><w:rFonts w:ascii="Times New Roman" w:hAnsi="Times New Roman" w:eastAsia="Microsoft YaHei"/><w:sz w:val="26"/><w:szCs w:val="26"/><w:lang w:eastAsia="zh-CN"/></w:rPr><w:t>ô</w:t></w:r><w:r><w:rPr><w:rFonts w:ascii="Times New Roman" w:hAnsi="Times New Roman"/><w:sz w:val="26"/><w:szCs w:val="26"/><w:lang w:eastAsia="zh-CN"/></w:rPr><w:t>ng nghiệp hoặc c</w:t></w:r><w:r><w:rPr><w:rFonts w:ascii="Times New Roman" w:hAnsi="Times New Roman" w:eastAsia="Microsoft YaHei"/><w:sz w:val="26"/><w:szCs w:val="26"/><w:lang w:eastAsia="zh-CN"/></w:rPr><w:t>á</w:t></w:r><w:r><w:rPr><w:rFonts w:ascii="Times New Roman" w:hAnsi="Times New Roman"/><w:sz w:val="26"/><w:szCs w:val="26"/><w:lang w:eastAsia="zh-CN"/></w:rPr><w:t>c h</w:t></w:r><w:r><w:rPr><w:rFonts w:ascii="Times New Roman" w:hAnsi="Times New Roman" w:eastAsia="Microsoft YaHei"/><w:sz w:val="26"/><w:szCs w:val="26"/><w:lang w:eastAsia="zh-CN"/></w:rPr><w:t>à</w:t></w:r><w:r><w:rPr><w:rFonts w:ascii="Times New Roman" w:hAnsi="Times New Roman"/><w:sz w:val="26"/><w:szCs w:val="26"/><w:lang w:eastAsia="zh-CN"/></w:rPr><w:t>nh vi kh</w:t></w:r><w:r><w:rPr><w:rFonts w:ascii="Times New Roman" w:hAnsi="Times New Roman" w:eastAsia="Microsoft YaHei"/><w:sz w:val="26"/><w:szCs w:val="26"/><w:lang w:eastAsia="zh-CN"/></w:rPr><w:t>á</w:t></w:r><w:r><w:rPr><w:rFonts w:ascii="Times New Roman" w:hAnsi="Times New Roman"/><w:sz w:val="26"/><w:szCs w:val="26"/><w:lang w:eastAsia="zh-CN"/></w:rPr><w:t>c c</w:t></w:r><w:r><w:rPr><w:rFonts w:ascii="Times New Roman" w:hAnsi="Times New Roman" w:eastAsia="Microsoft YaHei"/><w:sz w:val="26"/><w:szCs w:val="26"/><w:lang w:eastAsia="zh-CN"/></w:rPr><w:t>ó</w:t></w:r><w:r><w:rPr><w:rFonts w:ascii="Times New Roman" w:hAnsi="Times New Roman"/><w:sz w:val="26"/><w:szCs w:val="26"/><w:lang w:eastAsia="zh-CN"/></w:rPr><w:t xml:space="preserve"> thể l</w:t></w:r><w:r><w:rPr><w:rFonts w:ascii="Times New Roman" w:hAnsi="Times New Roman" w:eastAsia="Microsoft YaHei"/><w:sz w:val="26"/><w:szCs w:val="26"/><w:lang w:eastAsia="zh-CN"/></w:rPr><w:t>à</w:t></w:r><w:r><w:rPr><w:rFonts w:ascii="Times New Roman" w:hAnsi="Times New Roman"/><w:sz w:val="26"/><w:szCs w:val="26"/><w:lang w:eastAsia="zh-CN"/></w:rPr><w:t xml:space="preserve">m ảnh hưởng </w:t></w:r><w:r><w:rPr><w:rFonts w:ascii="Times New Roman" w:hAnsi="Times New Roman" w:eastAsia="Microsoft YaHei"/><w:sz w:val="26"/><w:szCs w:val="26"/><w:lang w:eastAsia="zh-CN"/></w:rPr><w:t>đ</w:t></w:r><w:r><w:rPr><w:rFonts w:ascii="Times New Roman" w:hAnsi="Times New Roman"/><w:sz w:val="26"/><w:szCs w:val="26"/><w:lang w:eastAsia="zh-CN"/></w:rPr><w:t>ến kết cấu c</w:t></w:r><w:r><w:rPr><w:rFonts w:ascii="Times New Roman" w:hAnsi="Times New Roman" w:eastAsia="Microsoft YaHei"/><w:sz w:val="26"/><w:szCs w:val="26"/><w:lang w:eastAsia="zh-CN"/></w:rPr><w:t>ô</w:t></w:r><w:r><w:rPr><w:rFonts w:ascii="Times New Roman" w:hAnsi="Times New Roman"/><w:sz w:val="26"/><w:szCs w:val="26"/><w:lang w:eastAsia="zh-CN"/></w:rPr><w:t>ng tr</w:t></w:r><w:r><w:rPr><w:rFonts w:ascii="Times New Roman" w:hAnsi="Times New Roman" w:eastAsia="Microsoft YaHei"/><w:sz w:val="26"/><w:szCs w:val="26"/><w:lang w:eastAsia="zh-CN"/></w:rPr><w:t>ì</w:t></w:r><w:r><w:rPr><w:rFonts w:ascii="Times New Roman" w:hAnsi="Times New Roman"/><w:sz w:val="26"/><w:szCs w:val="26"/><w:lang w:eastAsia="zh-CN"/></w:rPr><w:t>nh, tường, s</w:t></w:r><w:r><w:rPr><w:rFonts w:ascii="Times New Roman" w:hAnsi="Times New Roman" w:eastAsia="Microsoft YaHei"/><w:sz w:val="26"/><w:szCs w:val="26"/><w:lang w:eastAsia="zh-CN"/></w:rPr><w:t>à</w:t></w:r><w:r><w:rPr><w:rFonts w:ascii="Times New Roman" w:hAnsi="Times New Roman"/><w:sz w:val="26"/><w:szCs w:val="26"/><w:lang w:eastAsia="zh-CN"/></w:rPr><w:t>n, trần, cột hoặc t</w:t></w:r><w:r><w:rPr><w:rFonts w:ascii="Times New Roman" w:hAnsi="Times New Roman" w:eastAsia="Microsoft YaHei"/><w:sz w:val="26"/><w:szCs w:val="26"/><w:lang w:eastAsia="zh-CN"/></w:rPr><w:t>à</w:t></w:r><w:r><w:rPr><w:rFonts w:ascii="Times New Roman" w:hAnsi="Times New Roman"/><w:sz w:val="26"/><w:szCs w:val="26"/><w:lang w:eastAsia="zh-CN"/></w:rPr><w:t>i sản của B</w:t></w:r><w:r><w:rPr><w:rFonts w:ascii="Times New Roman" w:hAnsi="Times New Roman" w:eastAsia="Microsoft YaHei"/><w:sz w:val="26"/><w:szCs w:val="26"/><w:lang w:eastAsia="zh-CN"/></w:rPr><w:t>ê</w:t></w:r><w:r><w:rPr><w:rFonts w:ascii="Times New Roman" w:hAnsi="Times New Roman"/><w:sz w:val="26"/><w:szCs w:val="26"/><w:lang w:eastAsia="zh-CN"/></w:rPr><w:t>n A trong v</w:t></w:r><w:r><w:rPr><w:rFonts w:ascii="Times New Roman" w:hAnsi="Times New Roman" w:eastAsia="Microsoft YaHei"/><w:sz w:val="26"/><w:szCs w:val="26"/><w:lang w:eastAsia="zh-CN"/></w:rPr><w:t>à</w:t></w:r><w:r><w:rPr><w:rFonts w:ascii="Times New Roman" w:hAnsi="Times New Roman"/><w:sz w:val="26"/><w:szCs w:val="26"/><w:lang w:eastAsia="zh-CN"/></w:rPr><w:t xml:space="preserve"> ngo</w:t></w:r><w:r><w:rPr><w:rFonts w:ascii="Times New Roman" w:hAnsi="Times New Roman" w:eastAsia="Microsoft YaHei"/><w:sz w:val="26"/><w:szCs w:val="26"/><w:lang w:eastAsia="zh-CN"/></w:rPr><w:t>à</w:t></w:r><w:r><w:rPr><w:rFonts w:ascii="Times New Roman" w:hAnsi="Times New Roman"/><w:sz w:val="26"/><w:szCs w:val="26"/><w:lang w:eastAsia="zh-CN"/></w:rPr><w:t>i khu vực tổ chức chương tr</w:t></w:r><w:r><w:rPr><w:rFonts w:ascii="Times New Roman" w:hAnsi="Times New Roman" w:eastAsia="Microsoft YaHei"/><w:sz w:val="26"/><w:szCs w:val="26"/><w:lang w:eastAsia="zh-CN"/></w:rPr><w:t>ì</w:t></w:r><w:r><w:rPr><w:rFonts w:ascii="Times New Roman" w:hAnsi="Times New Roman"/><w:sz w:val="26"/><w:szCs w:val="26"/><w:lang w:eastAsia="zh-CN"/></w:rPr><w:t xml:space="preserve">nh, trừ trường hợp </w:t></w:r><w:r><w:rPr><w:rFonts w:ascii="Times New Roman" w:hAnsi="Times New Roman" w:eastAsia="Microsoft YaHei"/><w:sz w:val="26"/><w:szCs w:val="26"/><w:lang w:eastAsia="zh-CN"/></w:rPr><w:t>đ</w:t></w:r><w:r><w:rPr><w:rFonts w:ascii="Times New Roman" w:hAnsi="Times New Roman"/><w:sz w:val="26"/><w:szCs w:val="26"/><w:lang w:eastAsia="zh-CN"/></w:rPr><w:t>ược B</w:t></w:r><w:r><w:rPr><w:rFonts w:ascii="Times New Roman" w:hAnsi="Times New Roman" w:eastAsia="Microsoft YaHei"/><w:sz w:val="26"/><w:szCs w:val="26"/><w:lang w:eastAsia="zh-CN"/></w:rPr><w:t>ê</w:t></w:r><w:r><w:rPr><w:rFonts w:ascii="Times New Roman" w:hAnsi="Times New Roman"/><w:sz w:val="26"/><w:szCs w:val="26"/><w:lang w:eastAsia="zh-CN"/></w:rPr><w:t>n A chấp thuận trước bằng v</w:t></w:r><w:r><w:rPr><w:rFonts w:ascii="Times New Roman" w:hAnsi="Times New Roman" w:eastAsia="Microsoft YaHei"/><w:sz w:val="26"/><w:szCs w:val="26"/><w:lang w:eastAsia="zh-CN"/></w:rPr><w:t>ă</w:t></w:r><w:r><w:rPr><w:rFonts w:ascii="Times New Roman" w:hAnsi="Times New Roman"/><w:sz w:val="26"/><w:szCs w:val="26"/><w:lang w:eastAsia="zh-CN"/></w:rPr><w:t>n bản.</w:t></w:r></w:p><w:p><w:pPr><w:pStyle w:val="13"/><w:numPr><w:ilvl w:val="0"/><w:numId w:val="7"/></w:numPr><w:shd w:val="clear" w:color="auto" w:fill="FFFFFF" w:themeFill="background1"/><w:spacing w:line="240" w:lineRule="auto"/><w:jc w:val="both"/><w:rPr><w:rFonts w:ascii="Times New Roman" w:hAnsi="Times New Roman"/><w:sz w:val="26"/><w:szCs w:val="26"/><w:lang w:eastAsia="zh-CN"/></w:rPr></w:pPr><w:r><w:rPr><w:rFonts w:ascii="Times New Roman" w:hAnsi="Times New Roman"/><w:sz w:val="26"/><w:szCs w:val="26"/><w:lang w:eastAsia="zh-CN"/></w:rPr><w:t>Việc bố tr</w:t></w:r><w:r><w:rPr><w:rFonts w:ascii="Times New Roman" w:hAnsi="Times New Roman" w:eastAsia="Microsoft YaHei"/><w:sz w:val="26"/><w:szCs w:val="26"/><w:lang w:eastAsia="zh-CN"/></w:rPr><w:t>í</w:t></w:r><w:r><w:rPr><w:rFonts w:ascii="Times New Roman" w:hAnsi="Times New Roman"/><w:sz w:val="26"/><w:szCs w:val="26"/><w:lang w:eastAsia="zh-CN"/></w:rPr><w:t xml:space="preserve"> banner, backdrop, standee, m</w:t></w:r><w:r><w:rPr><w:rFonts w:ascii="Times New Roman" w:hAnsi="Times New Roman" w:eastAsia="Microsoft YaHei"/><w:sz w:val="26"/><w:szCs w:val="26"/><w:lang w:eastAsia="zh-CN"/></w:rPr><w:t>à</w:t></w:r><w:r><w:rPr><w:rFonts w:ascii="Times New Roman" w:hAnsi="Times New Roman"/><w:sz w:val="26"/><w:szCs w:val="26"/><w:lang w:eastAsia="zh-CN"/></w:rPr><w:t>n h</w:t></w:r><w:r><w:rPr><w:rFonts w:ascii="Times New Roman" w:hAnsi="Times New Roman" w:eastAsia="Microsoft YaHei"/><w:sz w:val="26"/><w:szCs w:val="26"/><w:lang w:eastAsia="zh-CN"/></w:rPr><w:t>ì</w:t></w:r><w:r><w:rPr><w:rFonts w:ascii="Times New Roman" w:hAnsi="Times New Roman"/><w:sz w:val="26"/><w:szCs w:val="26"/><w:lang w:eastAsia="zh-CN"/></w:rPr><w:t>nh LED, booth trưng b</w:t></w:r><w:r><w:rPr><w:rFonts w:ascii="Times New Roman" w:hAnsi="Times New Roman" w:eastAsia="Microsoft YaHei"/><w:sz w:val="26"/><w:szCs w:val="26"/><w:lang w:eastAsia="zh-CN"/></w:rPr><w:t>à</w:t></w:r><w:r><w:rPr><w:rFonts w:ascii="Times New Roman" w:hAnsi="Times New Roman"/><w:sz w:val="26"/><w:szCs w:val="26"/><w:lang w:eastAsia="zh-CN"/></w:rPr><w:t>y, cờ, phướn, vật phẩm quảng c</w:t></w:r><w:r><w:rPr><w:rFonts w:ascii="Times New Roman" w:hAnsi="Times New Roman" w:eastAsia="Microsoft YaHei"/><w:sz w:val="26"/><w:szCs w:val="26"/><w:lang w:eastAsia="zh-CN"/></w:rPr><w:t>á</w:t></w:r><w:r><w:rPr><w:rFonts w:ascii="Times New Roman" w:hAnsi="Times New Roman"/><w:sz w:val="26"/><w:szCs w:val="26"/><w:lang w:eastAsia="zh-CN"/></w:rPr><w:t>o hoặc c</w:t></w:r><w:r><w:rPr><w:rFonts w:ascii="Times New Roman" w:hAnsi="Times New Roman" w:eastAsia="Microsoft YaHei"/><w:sz w:val="26"/><w:szCs w:val="26"/><w:lang w:eastAsia="zh-CN"/></w:rPr><w:t>á</w:t></w:r><w:r><w:rPr><w:rFonts w:ascii="Times New Roman" w:hAnsi="Times New Roman"/><w:sz w:val="26"/><w:szCs w:val="26"/><w:lang w:eastAsia="zh-CN"/></w:rPr><w:t>c hạng mục trang tr</w:t></w:r><w:r><w:rPr><w:rFonts w:ascii="Times New Roman" w:hAnsi="Times New Roman" w:eastAsia="Microsoft YaHei"/><w:sz w:val="26"/><w:szCs w:val="26"/><w:lang w:eastAsia="zh-CN"/></w:rPr><w:t>í</w:t></w:r><w:r><w:rPr><w:rFonts w:ascii="Times New Roman" w:hAnsi="Times New Roman"/><w:sz w:val="26"/><w:szCs w:val="26"/><w:lang w:eastAsia="zh-CN"/></w:rPr><w:t xml:space="preserve"> kh</w:t></w:r><w:r><w:rPr><w:rFonts w:ascii="Times New Roman" w:hAnsi="Times New Roman" w:eastAsia="Microsoft YaHei"/><w:sz w:val="26"/><w:szCs w:val="26"/><w:lang w:eastAsia="zh-CN"/></w:rPr><w:t>á</w:t></w:r><w:r><w:rPr><w:rFonts w:ascii="Times New Roman" w:hAnsi="Times New Roman"/><w:sz w:val="26"/><w:szCs w:val="26"/><w:lang w:eastAsia="zh-CN"/></w:rPr><w:t>c phải ph</w:t></w:r><w:r><w:rPr><w:rFonts w:ascii="Times New Roman" w:hAnsi="Times New Roman" w:eastAsia="Microsoft YaHei"/><w:sz w:val="26"/><w:szCs w:val="26"/><w:lang w:eastAsia="zh-CN"/></w:rPr><w:t>ù</w:t></w:r><w:r><w:rPr><w:rFonts w:ascii="Times New Roman" w:hAnsi="Times New Roman"/><w:sz w:val="26"/><w:szCs w:val="26"/><w:lang w:eastAsia="zh-CN"/></w:rPr><w:t xml:space="preserve"> hợp với mỹ quan chung của </w:t></w:r><w:r><w:rPr><w:rFonts w:ascii="Times New Roman" w:hAnsi="Times New Roman" w:eastAsia="Microsoft YaHei"/><w:sz w:val="26"/><w:szCs w:val="26"/><w:lang w:eastAsia="zh-CN"/></w:rPr><w:t>đ</w:t></w:r><w:r><w:rPr><w:rFonts w:ascii="Times New Roman" w:hAnsi="Times New Roman"/><w:sz w:val="26"/><w:szCs w:val="26"/><w:lang w:eastAsia="zh-CN"/></w:rPr><w:t xml:space="preserve">ịa </w:t></w:r><w:r><w:rPr><w:rFonts w:ascii="Times New Roman" w:hAnsi="Times New Roman" w:eastAsia="Microsoft YaHei"/><w:sz w:val="26"/><w:szCs w:val="26"/><w:lang w:eastAsia="zh-CN"/></w:rPr><w:t>đ</w:t></w:r><w:r><w:rPr><w:rFonts w:ascii="Times New Roman" w:hAnsi="Times New Roman"/><w:sz w:val="26"/><w:szCs w:val="26"/><w:lang w:eastAsia="zh-CN"/></w:rPr><w:t xml:space="preserve">iểm tổ chức, bảo </w:t></w:r><w:r><w:rPr><w:rFonts w:ascii="Times New Roman" w:hAnsi="Times New Roman" w:eastAsia="Microsoft YaHei"/><w:sz w:val="26"/><w:szCs w:val="26"/><w:lang w:eastAsia="zh-CN"/></w:rPr><w:t>đ</w:t></w:r><w:r><w:rPr><w:rFonts w:ascii="Times New Roman" w:hAnsi="Times New Roman"/><w:sz w:val="26"/><w:szCs w:val="26"/><w:lang w:eastAsia="zh-CN"/></w:rPr><w:t>ảm an to</w:t></w:r><w:r><w:rPr><w:rFonts w:ascii="Times New Roman" w:hAnsi="Times New Roman" w:eastAsia="Microsoft YaHei"/><w:sz w:val="26"/><w:szCs w:val="26"/><w:lang w:eastAsia="zh-CN"/></w:rPr><w:t>à</w:t></w:r><w:r><w:rPr><w:rFonts w:ascii="Times New Roman" w:hAnsi="Times New Roman"/><w:sz w:val="26"/><w:szCs w:val="26"/><w:lang w:eastAsia="zh-CN"/></w:rPr><w:t>n v</w:t></w:r><w:r><w:rPr><w:rFonts w:ascii="Times New Roman" w:hAnsi="Times New Roman" w:eastAsia="Microsoft YaHei"/><w:sz w:val="26"/><w:szCs w:val="26"/><w:lang w:eastAsia="zh-CN"/></w:rPr><w:t>à</w:t></w:r><w:r><w:rPr><w:rFonts w:ascii="Times New Roman" w:hAnsi="Times New Roman"/><w:sz w:val="26"/><w:szCs w:val="26"/><w:lang w:eastAsia="zh-CN"/></w:rPr><w:t xml:space="preserve"> </w:t></w:r><w:r><w:rPr><w:rFonts w:ascii="Times New Roman" w:hAnsi="Times New Roman" w:eastAsia="Microsoft YaHei"/><w:sz w:val="26"/><w:szCs w:val="26"/><w:lang w:eastAsia="zh-CN"/></w:rPr><w:t>đ</w:t></w:r><w:r><w:rPr><w:rFonts w:ascii="Times New Roman" w:hAnsi="Times New Roman"/><w:sz w:val="26"/><w:szCs w:val="26"/><w:lang w:eastAsia="zh-CN"/></w:rPr><w:t>ược B</w:t></w:r><w:r><w:rPr><w:rFonts w:ascii="Times New Roman" w:hAnsi="Times New Roman" w:eastAsia="Microsoft YaHei"/><w:sz w:val="26"/><w:szCs w:val="26"/><w:lang w:eastAsia="zh-CN"/></w:rPr><w:t>ê</w:t></w:r><w:r><w:rPr><w:rFonts w:ascii="Times New Roman" w:hAnsi="Times New Roman"/><w:sz w:val="26"/><w:szCs w:val="26"/><w:lang w:eastAsia="zh-CN"/></w:rPr><w:t>n A ph</w:t></w:r><w:r><w:rPr><w:rFonts w:ascii="Times New Roman" w:hAnsi="Times New Roman" w:eastAsia="Microsoft YaHei"/><w:sz w:val="26"/><w:szCs w:val="26"/><w:lang w:eastAsia="zh-CN"/></w:rPr><w:t>ê</w:t></w:r><w:r><w:rPr><w:rFonts w:ascii="Times New Roman" w:hAnsi="Times New Roman"/><w:sz w:val="26"/><w:szCs w:val="26"/><w:lang w:eastAsia="zh-CN"/></w:rPr><w:t xml:space="preserve"> duyệt trước khi thực hiện.</w:t></w:r></w:p><w:p><w:pPr><w:pStyle w:val="13"/><w:numPr><w:ilvl w:val="0"/><w:numId w:val="7"/></w:numPr><w:shd w:val="clear" w:color="auto" w:fill="FFFFFF" w:themeFill="background1"/><w:spacing w:line="240" w:lineRule="auto"/><w:jc w:val="both"/><w:rPr><w:rFonts w:ascii="Times New Roman" w:hAnsi="Times New Roman"/><w:sz w:val="26"/><w:szCs w:val="26"/><w:lang w:eastAsia="zh-CN"/></w:rPr></w:pPr><w:r><w:rPr><w:rFonts w:ascii="Times New Roman" w:hAnsi="Times New Roman"/><w:sz w:val="26"/><w:szCs w:val="26"/><w:lang w:eastAsia="zh-CN"/></w:rPr><w:t>Bên B có trách nhiệm gửi cho B</w:t></w:r><w:r><w:rPr><w:rFonts w:ascii="Times New Roman" w:hAnsi="Times New Roman" w:eastAsia="Microsoft YaHei"/><w:sz w:val="26"/><w:szCs w:val="26"/><w:lang w:eastAsia="zh-CN"/></w:rPr><w:t>ê</w:t></w:r><w:r><w:rPr><w:rFonts w:ascii="Times New Roman" w:hAnsi="Times New Roman"/><w:sz w:val="26"/><w:szCs w:val="26"/><w:lang w:eastAsia="zh-CN"/></w:rPr><w:t>n A c</w:t></w:r><w:r><w:rPr><w:rFonts w:ascii="Times New Roman" w:hAnsi="Times New Roman" w:eastAsia="Microsoft YaHei"/><w:sz w:val="26"/><w:szCs w:val="26"/><w:lang w:eastAsia="zh-CN"/></w:rPr><w:t>á</w:t></w:r><w:r><w:rPr><w:rFonts w:ascii="Times New Roman" w:hAnsi="Times New Roman"/><w:sz w:val="26"/><w:szCs w:val="26"/><w:lang w:eastAsia="zh-CN"/></w:rPr><w:t>c th</w:t></w:r><w:r><w:rPr><w:rFonts w:ascii="Times New Roman" w:hAnsi="Times New Roman" w:eastAsia="Microsoft YaHei"/><w:sz w:val="26"/><w:szCs w:val="26"/><w:lang w:eastAsia="zh-CN"/></w:rPr><w:t>ô</w:t></w:r><w:r><w:rPr><w:rFonts w:ascii="Times New Roman" w:hAnsi="Times New Roman"/><w:sz w:val="26"/><w:szCs w:val="26"/><w:lang w:eastAsia="zh-CN"/></w:rPr><w:t>ng tin li</w:t></w:r><w:r><w:rPr><w:rFonts w:ascii="Times New Roman" w:hAnsi="Times New Roman" w:eastAsia="Microsoft YaHei"/><w:sz w:val="26"/><w:szCs w:val="26"/><w:lang w:eastAsia="zh-CN"/></w:rPr><w:t>ê</w:t></w:r><w:r><w:rPr><w:rFonts w:ascii="Times New Roman" w:hAnsi="Times New Roman"/><w:sz w:val="26"/><w:szCs w:val="26"/><w:lang w:eastAsia="zh-CN"/></w:rPr><w:t xml:space="preserve">n quan </w:t></w:r><w:r><w:rPr><w:rFonts w:ascii="Times New Roman" w:hAnsi="Times New Roman" w:eastAsia="Microsoft YaHei"/><w:sz w:val="26"/><w:szCs w:val="26"/><w:lang w:eastAsia="zh-CN"/></w:rPr><w:t>đ</w:t></w:r><w:r><w:rPr><w:rFonts w:ascii="Times New Roman" w:hAnsi="Times New Roman"/><w:sz w:val="26"/><w:szCs w:val="26"/><w:lang w:eastAsia="zh-CN"/></w:rPr><w:t>ến việc d</w:t></w:r><w:r><w:rPr><w:rFonts w:ascii="Times New Roman" w:hAnsi="Times New Roman" w:eastAsia="Microsoft YaHei"/><w:sz w:val="26"/><w:szCs w:val="26"/><w:lang w:eastAsia="zh-CN"/></w:rPr><w:t>à</w:t></w:r><w:r><w:rPr><w:rFonts w:ascii="Times New Roman" w:hAnsi="Times New Roman"/><w:sz w:val="26"/><w:szCs w:val="26"/><w:lang w:eastAsia="zh-CN"/></w:rPr><w:t>n dựng v</w:t></w:r><w:r><w:rPr><w:rFonts w:ascii="Times New Roman" w:hAnsi="Times New Roman" w:eastAsia="Microsoft YaHei"/><w:sz w:val="26"/><w:szCs w:val="26"/><w:lang w:eastAsia="zh-CN"/></w:rPr><w:t>à</w:t></w:r><w:r><w:rPr><w:rFonts w:ascii="Times New Roman" w:hAnsi="Times New Roman"/><w:sz w:val="26"/><w:szCs w:val="26"/><w:lang w:eastAsia="zh-CN"/></w:rPr><w:t xml:space="preserve"> lắp </w:t></w:r><w:r><w:rPr><w:rFonts w:ascii="Times New Roman" w:hAnsi="Times New Roman" w:eastAsia="Microsoft YaHei"/><w:sz w:val="26"/><w:szCs w:val="26"/><w:lang w:eastAsia="zh-CN"/></w:rPr><w:t>đ</w:t></w:r><w:r><w:rPr><w:rFonts w:ascii="Times New Roman" w:hAnsi="Times New Roman"/><w:sz w:val="26"/><w:szCs w:val="26"/><w:lang w:eastAsia="zh-CN"/></w:rPr><w:t xml:space="preserve">ặt, bao gồm sơ </w:t></w:r><w:r><w:rPr><w:rFonts w:ascii="Times New Roman" w:hAnsi="Times New Roman" w:eastAsia="Microsoft YaHei"/><w:sz w:val="26"/><w:szCs w:val="26"/><w:lang w:eastAsia="zh-CN"/></w:rPr><w:t>đ</w:t></w:r><w:r><w:rPr><w:rFonts w:ascii="Times New Roman" w:hAnsi="Times New Roman"/><w:sz w:val="26"/><w:szCs w:val="26"/><w:lang w:eastAsia="zh-CN"/></w:rPr><w:t>ồ bố tr</w:t></w:r><w:r><w:rPr><w:rFonts w:ascii="Times New Roman" w:hAnsi="Times New Roman" w:eastAsia="Microsoft YaHei"/><w:sz w:val="26"/><w:szCs w:val="26"/><w:lang w:eastAsia="zh-CN"/></w:rPr><w:t>í</w:t></w:r><w:r><w:rPr><w:rFonts w:ascii="Times New Roman" w:hAnsi="Times New Roman"/><w:sz w:val="26"/><w:szCs w:val="26"/><w:lang w:eastAsia="zh-CN"/></w:rPr><w:t>, bản vẽ s</w:t></w:r><w:r><w:rPr><w:rFonts w:ascii="Times New Roman" w:hAnsi="Times New Roman" w:eastAsia="Microsoft YaHei"/><w:sz w:val="26"/><w:szCs w:val="26"/><w:lang w:eastAsia="zh-CN"/></w:rPr><w:t>â</w:t></w:r><w:r><w:rPr><w:rFonts w:ascii="Times New Roman" w:hAnsi="Times New Roman"/><w:sz w:val="26"/><w:szCs w:val="26"/><w:lang w:eastAsia="zh-CN"/></w:rPr><w:t>n khấu, backdrop, m</w:t></w:r><w:r><w:rPr><w:rFonts w:ascii="Times New Roman" w:hAnsi="Times New Roman" w:eastAsia="Microsoft YaHei"/><w:sz w:val="26"/><w:szCs w:val="26"/><w:lang w:eastAsia="zh-CN"/></w:rPr><w:t>à</w:t></w:r><w:r><w:rPr><w:rFonts w:ascii="Times New Roman" w:hAnsi="Times New Roman"/><w:sz w:val="26"/><w:szCs w:val="26"/><w:lang w:eastAsia="zh-CN"/></w:rPr><w:t>n h</w:t></w:r><w:r><w:rPr><w:rFonts w:ascii="Times New Roman" w:hAnsi="Times New Roman" w:eastAsia="Microsoft YaHei"/><w:sz w:val="26"/><w:szCs w:val="26"/><w:lang w:eastAsia="zh-CN"/></w:rPr><w:t>ì</w:t></w:r><w:r><w:rPr><w:rFonts w:ascii="Times New Roman" w:hAnsi="Times New Roman"/><w:sz w:val="26"/><w:szCs w:val="26"/><w:lang w:eastAsia="zh-CN"/></w:rPr><w:t>nh LED v</w:t></w:r><w:r><w:rPr><w:rFonts w:ascii="Times New Roman" w:hAnsi="Times New Roman" w:eastAsia="Microsoft YaHei"/><w:sz w:val="26"/><w:szCs w:val="26"/><w:lang w:eastAsia="zh-CN"/></w:rPr><w:t>à</w:t></w:r><w:r><w:rPr><w:rFonts w:ascii="Times New Roman" w:hAnsi="Times New Roman"/><w:sz w:val="26"/><w:szCs w:val="26"/><w:lang w:eastAsia="zh-CN"/></w:rPr><w:t xml:space="preserve"> c</w:t></w:r><w:r><w:rPr><w:rFonts w:ascii="Times New Roman" w:hAnsi="Times New Roman" w:eastAsia="Microsoft YaHei"/><w:sz w:val="26"/><w:szCs w:val="26"/><w:lang w:eastAsia="zh-CN"/></w:rPr><w:t>á</w:t></w:r><w:r><w:rPr><w:rFonts w:ascii="Times New Roman" w:hAnsi="Times New Roman"/><w:sz w:val="26"/><w:szCs w:val="26"/><w:lang w:eastAsia="zh-CN"/></w:rPr><w:t>c hạng mục kỹ thuật kh</w:t></w:r><w:r><w:rPr><w:rFonts w:ascii="Times New Roman" w:hAnsi="Times New Roman" w:eastAsia="Microsoft YaHei"/><w:sz w:val="26"/><w:szCs w:val="26"/><w:lang w:eastAsia="zh-CN"/></w:rPr><w:t>á</w:t></w:r><w:r><w:rPr><w:rFonts w:ascii="Times New Roman" w:hAnsi="Times New Roman"/><w:sz w:val="26"/><w:szCs w:val="26"/><w:lang w:eastAsia="zh-CN"/></w:rPr><w:t>c (nếu c</w:t></w:r><w:r><w:rPr><w:rFonts w:ascii="Times New Roman" w:hAnsi="Times New Roman" w:eastAsia="Microsoft YaHei"/><w:sz w:val="26"/><w:szCs w:val="26"/><w:lang w:eastAsia="zh-CN"/></w:rPr><w:t>ó</w:t></w:r><w:r><w:rPr><w:rFonts w:ascii="Times New Roman" w:hAnsi="Times New Roman"/><w:sz w:val="26"/><w:szCs w:val="26"/><w:lang w:eastAsia="zh-CN"/></w:rPr><w:t xml:space="preserve">) </w:t></w:r><w:r><w:rPr><w:rFonts w:ascii="Times New Roman" w:hAnsi="Times New Roman" w:eastAsia="Microsoft YaHei"/><w:sz w:val="26"/><w:szCs w:val="26"/><w:lang w:eastAsia="zh-CN"/></w:rPr><w:t>đ</w:t></w:r><w:r><w:rPr><w:rFonts w:ascii="Times New Roman" w:hAnsi="Times New Roman"/><w:sz w:val="26"/><w:szCs w:val="26"/><w:lang w:eastAsia="zh-CN"/></w:rPr><w:t>ể B</w:t></w:r><w:r><w:rPr><w:rFonts w:ascii="Times New Roman" w:hAnsi="Times New Roman" w:eastAsia="Microsoft YaHei"/><w:sz w:val="26"/><w:szCs w:val="26"/><w:lang w:eastAsia="zh-CN"/></w:rPr><w:t>ê</w:t></w:r><w:r><w:rPr><w:rFonts w:ascii="Times New Roman" w:hAnsi="Times New Roman"/><w:sz w:val="26"/><w:szCs w:val="26"/><w:lang w:eastAsia="zh-CN"/></w:rPr><w:t>n A xem x</w:t></w:r><w:r><w:rPr><w:rFonts w:ascii="Times New Roman" w:hAnsi="Times New Roman" w:eastAsia="Microsoft YaHei"/><w:sz w:val="26"/><w:szCs w:val="26"/><w:lang w:eastAsia="zh-CN"/></w:rPr><w:t>é</w:t></w:r><w:r><w:rPr><w:rFonts w:ascii="Times New Roman" w:hAnsi="Times New Roman"/><w:sz w:val="26"/><w:szCs w:val="26"/><w:lang w:eastAsia="zh-CN"/></w:rPr><w:t>t, phối hợp triển khai.</w:t></w:r></w:p><w:p><w:pPr><w:pStyle w:val="13"/><w:numPr><w:ilvl w:val="0"/><w:numId w:val="7"/></w:numPr><w:shd w:val="clear" w:color="auto" w:fill="FFFFFF" w:themeFill="background1"/><w:spacing w:line="240" w:lineRule="auto"/><w:jc w:val="both"/><w:rPr><w:rFonts w:ascii="Times New Roman" w:hAnsi="Times New Roman"/><w:sz w:val="26"/><w:szCs w:val="26"/><w:lang w:eastAsia="zh-CN"/></w:rPr></w:pPr><w:r><w:rPr><w:rFonts w:ascii="Times New Roman" w:hAnsi="Times New Roman"/><w:sz w:val="26"/><w:szCs w:val="26"/><w:lang w:eastAsia="zh-CN"/></w:rPr><w:t>Bên B và các đơn vị cung cấp dịch vụ do B</w:t></w:r><w:r><w:rPr><w:rFonts w:ascii="Times New Roman" w:hAnsi="Times New Roman" w:eastAsia="Microsoft YaHei"/><w:sz w:val="26"/><w:szCs w:val="26"/><w:lang w:eastAsia="zh-CN"/></w:rPr><w:t>ê</w:t></w:r><w:r><w:rPr><w:rFonts w:ascii="Times New Roman" w:hAnsi="Times New Roman"/><w:sz w:val="26"/><w:szCs w:val="26"/><w:lang w:eastAsia="zh-CN"/></w:rPr><w:t>n B thu</w:t></w:r><w:r><w:rPr><w:rFonts w:ascii="Times New Roman" w:hAnsi="Times New Roman" w:eastAsia="Microsoft YaHei"/><w:sz w:val="26"/><w:szCs w:val="26"/><w:lang w:eastAsia="zh-CN"/></w:rPr><w:t>ê</w:t></w:r><w:r><w:rPr><w:rFonts w:ascii="Times New Roman" w:hAnsi="Times New Roman"/><w:sz w:val="26"/><w:szCs w:val="26"/><w:lang w:eastAsia="zh-CN"/></w:rPr><w:t xml:space="preserve"> tự chịu tr</w:t></w:r><w:r><w:rPr><w:rFonts w:ascii="Times New Roman" w:hAnsi="Times New Roman" w:eastAsia="Microsoft YaHei"/><w:sz w:val="26"/><w:szCs w:val="26"/><w:lang w:eastAsia="zh-CN"/></w:rPr><w:t>á</w:t></w:r><w:r><w:rPr><w:rFonts w:ascii="Times New Roman" w:hAnsi="Times New Roman"/><w:sz w:val="26"/><w:szCs w:val="26"/><w:lang w:eastAsia="zh-CN"/></w:rPr><w:t xml:space="preserve">ch nhiệm về chất lượng, </w:t></w:r><w:r><w:rPr><w:rFonts w:ascii="Times New Roman" w:hAnsi="Times New Roman" w:eastAsia="Microsoft YaHei"/><w:sz w:val="26"/><w:szCs w:val="26"/><w:lang w:eastAsia="zh-CN"/></w:rPr><w:t>đ</w:t></w:r><w:r><w:rPr><w:rFonts w:ascii="Times New Roman" w:hAnsi="Times New Roman"/><w:sz w:val="26"/><w:szCs w:val="26"/><w:lang w:eastAsia="zh-CN"/></w:rPr><w:t>ộ an to</w:t></w:r><w:r><w:rPr><w:rFonts w:ascii="Times New Roman" w:hAnsi="Times New Roman" w:eastAsia="Microsoft YaHei"/><w:sz w:val="26"/><w:szCs w:val="26"/><w:lang w:eastAsia="zh-CN"/></w:rPr><w:t>à</w:t></w:r><w:r><w:rPr><w:rFonts w:ascii="Times New Roman" w:hAnsi="Times New Roman"/><w:sz w:val="26"/><w:szCs w:val="26"/><w:lang w:eastAsia="zh-CN"/></w:rPr><w:t>n, khả n</w:t></w:r><w:r><w:rPr><w:rFonts w:ascii="Times New Roman" w:hAnsi="Times New Roman" w:eastAsia="Microsoft YaHei"/><w:sz w:val="26"/><w:szCs w:val="26"/><w:lang w:eastAsia="zh-CN"/></w:rPr><w:t>ă</w:t></w:r><w:r><w:rPr><w:rFonts w:ascii="Times New Roman" w:hAnsi="Times New Roman"/><w:sz w:val="26"/><w:szCs w:val="26"/><w:lang w:eastAsia="zh-CN"/></w:rPr><w:t>ng vận h</w:t></w:r><w:r><w:rPr><w:rFonts w:ascii="Times New Roman" w:hAnsi="Times New Roman" w:eastAsia="Microsoft YaHei"/><w:sz w:val="26"/><w:szCs w:val="26"/><w:lang w:eastAsia="zh-CN"/></w:rPr><w:t>à</w:t></w:r><w:r><w:rPr><w:rFonts w:ascii="Times New Roman" w:hAnsi="Times New Roman"/><w:sz w:val="26"/><w:szCs w:val="26"/><w:lang w:eastAsia="zh-CN"/></w:rPr><w:t>nh v</w:t></w:r><w:r><w:rPr><w:rFonts w:ascii="Times New Roman" w:hAnsi="Times New Roman" w:eastAsia="Microsoft YaHei"/><w:sz w:val="26"/><w:szCs w:val="26"/><w:lang w:eastAsia="zh-CN"/></w:rPr><w:t>à</w:t></w:r><w:r><w:rPr><w:rFonts w:ascii="Times New Roman" w:hAnsi="Times New Roman"/><w:sz w:val="26"/><w:szCs w:val="26"/><w:lang w:eastAsia="zh-CN"/></w:rPr><w:t xml:space="preserve"> t</w:t></w:r><w:r><w:rPr><w:rFonts w:ascii="Times New Roman" w:hAnsi="Times New Roman" w:eastAsia="Microsoft YaHei"/><w:sz w:val="26"/><w:szCs w:val="26"/><w:lang w:eastAsia="zh-CN"/></w:rPr><w:t>í</w:t></w:r><w:r><w:rPr><w:rFonts w:ascii="Times New Roman" w:hAnsi="Times New Roman"/><w:sz w:val="26"/><w:szCs w:val="26"/><w:lang w:eastAsia="zh-CN"/></w:rPr><w:t>nh hợp ph</w:t></w:r><w:r><w:rPr><w:rFonts w:ascii="Times New Roman" w:hAnsi="Times New Roman" w:eastAsia="Microsoft YaHei"/><w:sz w:val="26"/><w:szCs w:val="26"/><w:lang w:eastAsia="zh-CN"/></w:rPr><w:t>á</w:t></w:r><w:r><w:rPr><w:rFonts w:ascii="Times New Roman" w:hAnsi="Times New Roman"/><w:sz w:val="26"/><w:szCs w:val="26"/><w:lang w:eastAsia="zh-CN"/></w:rPr><w:t>p của to</w:t></w:r><w:r><w:rPr><w:rFonts w:ascii="Times New Roman" w:hAnsi="Times New Roman" w:eastAsia="Microsoft YaHei"/><w:sz w:val="26"/><w:szCs w:val="26"/><w:lang w:eastAsia="zh-CN"/></w:rPr><w:t>à</w:t></w:r><w:r><w:rPr><w:rFonts w:ascii="Times New Roman" w:hAnsi="Times New Roman"/><w:sz w:val="26"/><w:szCs w:val="26"/><w:lang w:eastAsia="zh-CN"/></w:rPr><w:t>n bộ c</w:t></w:r><w:r><w:rPr><w:rFonts w:ascii="Times New Roman" w:hAnsi="Times New Roman" w:eastAsia="Microsoft YaHei"/><w:sz w:val="26"/><w:szCs w:val="26"/><w:lang w:eastAsia="zh-CN"/></w:rPr><w:t>á</w:t></w:r><w:r><w:rPr><w:rFonts w:ascii="Times New Roman" w:hAnsi="Times New Roman"/><w:sz w:val="26"/><w:szCs w:val="26"/><w:lang w:eastAsia="zh-CN"/></w:rPr><w:t>c hạng mục thi c</w:t></w:r><w:r><w:rPr><w:rFonts w:ascii="Times New Roman" w:hAnsi="Times New Roman" w:eastAsia="Microsoft YaHei"/><w:sz w:val="26"/><w:szCs w:val="26"/><w:lang w:eastAsia="zh-CN"/></w:rPr><w:t>ô</w:t></w:r><w:r><w:rPr><w:rFonts w:ascii="Times New Roman" w:hAnsi="Times New Roman"/><w:sz w:val="26"/><w:szCs w:val="26"/><w:lang w:eastAsia="zh-CN"/></w:rPr><w:t>ng, trang tr</w:t></w:r><w:r><w:rPr><w:rFonts w:ascii="Times New Roman" w:hAnsi="Times New Roman" w:eastAsia="Microsoft YaHei"/><w:sz w:val="26"/><w:szCs w:val="26"/><w:lang w:eastAsia="zh-CN"/></w:rPr><w:t>í</w:t></w:r><w:r><w:rPr><w:rFonts w:ascii="Times New Roman" w:hAnsi="Times New Roman"/><w:sz w:val="26"/><w:szCs w:val="26"/><w:lang w:eastAsia="zh-CN"/></w:rPr><w:t>, thiết bị, vật tư, h</w:t></w:r><w:r><w:rPr><w:rFonts w:ascii="Times New Roman" w:hAnsi="Times New Roman" w:eastAsia="Microsoft YaHei"/><w:sz w:val="26"/><w:szCs w:val="26"/><w:lang w:eastAsia="zh-CN"/></w:rPr><w:t>à</w:t></w:r><w:r><w:rPr><w:rFonts w:ascii="Times New Roman" w:hAnsi="Times New Roman"/><w:sz w:val="26"/><w:szCs w:val="26"/><w:lang w:eastAsia="zh-CN"/></w:rPr><w:t>ng h</w:t></w:r><w:r><w:rPr><w:rFonts w:ascii="Times New Roman" w:hAnsi="Times New Roman" w:eastAsia="Microsoft YaHei"/><w:sz w:val="26"/><w:szCs w:val="26"/><w:lang w:eastAsia="zh-CN"/></w:rPr><w:t>ó</w:t></w:r><w:r><w:rPr><w:rFonts w:ascii="Times New Roman" w:hAnsi="Times New Roman"/><w:sz w:val="26"/><w:szCs w:val="26"/><w:lang w:eastAsia="zh-CN"/></w:rPr><w:t>a v</w:t></w:r><w:r><w:rPr><w:rFonts w:ascii="Times New Roman" w:hAnsi="Times New Roman" w:eastAsia="Microsoft YaHei"/><w:sz w:val="26"/><w:szCs w:val="26"/><w:lang w:eastAsia="zh-CN"/></w:rPr><w:t>à</w:t></w:r><w:r><w:rPr><w:rFonts w:ascii="Times New Roman" w:hAnsi="Times New Roman"/><w:sz w:val="26"/><w:szCs w:val="26"/><w:lang w:eastAsia="zh-CN"/></w:rPr><w:t xml:space="preserve"> dịch vụ </w:t></w:r><w:r><w:rPr><w:rFonts w:ascii="Times New Roman" w:hAnsi="Times New Roman" w:eastAsia="Microsoft YaHei"/><w:sz w:val="26"/><w:szCs w:val="26"/><w:lang w:eastAsia="zh-CN"/></w:rPr><w:t>đ</w:t></w:r><w:r><w:rPr><w:rFonts w:ascii="Times New Roman" w:hAnsi="Times New Roman"/><w:sz w:val="26"/><w:szCs w:val="26"/><w:lang w:eastAsia="zh-CN"/></w:rPr><w:t>ược mang v</w:t></w:r><w:r><w:rPr><w:rFonts w:ascii="Times New Roman" w:hAnsi="Times New Roman" w:eastAsia="Microsoft YaHei"/><w:sz w:val="26"/><w:szCs w:val="26"/><w:lang w:eastAsia="zh-CN"/></w:rPr><w:t>à</w:t></w:r><w:r><w:rPr><w:rFonts w:ascii="Times New Roman" w:hAnsi="Times New Roman"/><w:sz w:val="26"/><w:szCs w:val="26"/><w:lang w:eastAsia="zh-CN"/></w:rPr><w:t>o sử dụng trong qu</w:t></w:r><w:r><w:rPr><w:rFonts w:ascii="Times New Roman" w:hAnsi="Times New Roman" w:eastAsia="Microsoft YaHei"/><w:sz w:val="26"/><w:szCs w:val="26"/><w:lang w:eastAsia="zh-CN"/></w:rPr><w:t>á</w:t></w:r><w:r><w:rPr><w:rFonts w:ascii="Times New Roman" w:hAnsi="Times New Roman"/><w:sz w:val="26"/><w:szCs w:val="26"/><w:lang w:eastAsia="zh-CN"/></w:rPr><w:t xml:space="preserve"> tr</w:t></w:r><w:r><w:rPr><w:rFonts w:ascii="Times New Roman" w:hAnsi="Times New Roman" w:eastAsia="Microsoft YaHei"/><w:sz w:val="26"/><w:szCs w:val="26"/><w:lang w:eastAsia="zh-CN"/></w:rPr><w:t>ì</w:t></w:r><w:r><w:rPr><w:rFonts w:ascii="Times New Roman" w:hAnsi="Times New Roman"/><w:sz w:val="26"/><w:szCs w:val="26"/><w:lang w:eastAsia="zh-CN"/></w:rPr><w:t>nh tổ chức chương tr</w:t></w:r><w:r><w:rPr><w:rFonts w:ascii="Times New Roman" w:hAnsi="Times New Roman" w:eastAsia="Microsoft YaHei"/><w:sz w:val="26"/><w:szCs w:val="26"/><w:lang w:eastAsia="zh-CN"/></w:rPr><w:t>ì</w:t></w:r><w:r><w:rPr><w:rFonts w:ascii="Times New Roman" w:hAnsi="Times New Roman"/><w:sz w:val="26"/><w:szCs w:val="26"/><w:lang w:eastAsia="zh-CN"/></w:rPr><w:t>nh.</w:t></w:r></w:p><w:p><w:pPr><w:pStyle w:val="13"/><w:numPr><w:ilvl w:val="0"/><w:numId w:val="7"/></w:numPr><w:shd w:val="clear" w:color="auto" w:fill="FFFFFF" w:themeFill="background1"/><w:spacing w:line="240" w:lineRule="auto"/><w:jc w:val="both"/><w:rPr><w:rFonts w:ascii="Times New Roman" w:hAnsi="Times New Roman"/><w:sz w:val="26"/><w:szCs w:val="26"/><w:lang w:eastAsia="zh-CN"/></w:rPr></w:pPr><w:r><w:rPr><w:rFonts w:ascii="Times New Roman" w:hAnsi="Times New Roman"/><w:sz w:val="26"/><w:szCs w:val="26"/><w:lang w:eastAsia="zh-CN"/></w:rPr><w:t>Trường hợp nh</w:t></w:r><w:r><w:rPr><w:rFonts w:ascii="Times New Roman" w:hAnsi="Times New Roman" w:eastAsia="Microsoft YaHei"/><w:sz w:val="26"/><w:szCs w:val="26"/><w:lang w:eastAsia="zh-CN"/></w:rPr><w:t>â</w:t></w:r><w:r><w:rPr><w:rFonts w:ascii="Times New Roman" w:hAnsi="Times New Roman"/><w:sz w:val="26"/><w:szCs w:val="26"/><w:lang w:eastAsia="zh-CN"/></w:rPr><w:t>n sự của B</w:t></w:r><w:r><w:rPr><w:rFonts w:ascii="Times New Roman" w:hAnsi="Times New Roman" w:eastAsia="Microsoft YaHei"/><w:sz w:val="26"/><w:szCs w:val="26"/><w:lang w:eastAsia="zh-CN"/></w:rPr><w:t>ê</w:t></w:r><w:r><w:rPr><w:rFonts w:ascii="Times New Roman" w:hAnsi="Times New Roman"/><w:sz w:val="26"/><w:szCs w:val="26"/><w:lang w:eastAsia="zh-CN"/></w:rPr><w:t>n B hoặc c</w:t></w:r><w:r><w:rPr><w:rFonts w:ascii="Times New Roman" w:hAnsi="Times New Roman" w:eastAsia="Microsoft YaHei"/><w:sz w:val="26"/><w:szCs w:val="26"/><w:lang w:eastAsia="zh-CN"/></w:rPr><w:t>á</w:t></w:r><w:r><w:rPr><w:rFonts w:ascii="Times New Roman" w:hAnsi="Times New Roman"/><w:sz w:val="26"/><w:szCs w:val="26"/><w:lang w:eastAsia="zh-CN"/></w:rPr><w:t xml:space="preserve">c </w:t></w:r><w:r><w:rPr><w:rFonts w:ascii="Times New Roman" w:hAnsi="Times New Roman" w:eastAsia="Microsoft YaHei"/><w:sz w:val="26"/><w:szCs w:val="26"/><w:lang w:eastAsia="zh-CN"/></w:rPr><w:t>đ</w:t></w:r><w:r><w:rPr><w:rFonts w:ascii="Times New Roman" w:hAnsi="Times New Roman"/><w:sz w:val="26"/><w:szCs w:val="26"/><w:lang w:eastAsia="zh-CN"/></w:rPr><w:t>ơn vị do B</w:t></w:r><w:r><w:rPr><w:rFonts w:ascii="Times New Roman" w:hAnsi="Times New Roman" w:eastAsia="Microsoft YaHei"/><w:sz w:val="26"/><w:szCs w:val="26"/><w:lang w:eastAsia="zh-CN"/></w:rPr><w:t>ê</w:t></w:r><w:r><w:rPr><w:rFonts w:ascii="Times New Roman" w:hAnsi="Times New Roman"/><w:sz w:val="26"/><w:szCs w:val="26"/><w:lang w:eastAsia="zh-CN"/></w:rPr><w:t>n B thu</w:t></w:r><w:r><w:rPr><w:rFonts w:ascii="Times New Roman" w:hAnsi="Times New Roman" w:eastAsia="Microsoft YaHei"/><w:sz w:val="26"/><w:szCs w:val="26"/><w:lang w:eastAsia="zh-CN"/></w:rPr><w:t>ê</w:t></w:r><w:r><w:rPr><w:rFonts w:ascii="Times New Roman" w:hAnsi="Times New Roman"/><w:sz w:val="26"/><w:szCs w:val="26"/><w:lang w:eastAsia="zh-CN"/></w:rPr><w:t xml:space="preserve"> g</w:t></w:r><w:r><w:rPr><w:rFonts w:ascii="Times New Roman" w:hAnsi="Times New Roman" w:eastAsia="Microsoft YaHei"/><w:sz w:val="26"/><w:szCs w:val="26"/><w:lang w:eastAsia="zh-CN"/></w:rPr><w:t>â</w:t></w:r><w:r><w:rPr><w:rFonts w:ascii="Times New Roman" w:hAnsi="Times New Roman"/><w:sz w:val="26"/><w:szCs w:val="26"/><w:lang w:eastAsia="zh-CN"/></w:rPr><w:t>y hư hỏng t</w:t></w:r><w:r><w:rPr><w:rFonts w:ascii="Times New Roman" w:hAnsi="Times New Roman" w:eastAsia="Microsoft YaHei"/><w:sz w:val="26"/><w:szCs w:val="26"/><w:lang w:eastAsia="zh-CN"/></w:rPr><w:t>à</w:t></w:r><w:r><w:rPr><w:rFonts w:ascii="Times New Roman" w:hAnsi="Times New Roman"/><w:sz w:val="26"/><w:szCs w:val="26"/><w:lang w:eastAsia="zh-CN"/></w:rPr><w:t>i sản, trang thiết bị hoặc cơ sở vật chất của B</w:t></w:r><w:r><w:rPr><w:rFonts w:ascii="Times New Roman" w:hAnsi="Times New Roman" w:eastAsia="Microsoft YaHei"/><w:sz w:val="26"/><w:szCs w:val="26"/><w:lang w:eastAsia="zh-CN"/></w:rPr><w:t>ê</w:t></w:r><w:r><w:rPr><w:rFonts w:ascii="Times New Roman" w:hAnsi="Times New Roman"/><w:sz w:val="26"/><w:szCs w:val="26"/><w:lang w:eastAsia="zh-CN"/></w:rPr><w:t>n A trong qu</w:t></w:r><w:r><w:rPr><w:rFonts w:ascii="Times New Roman" w:hAnsi="Times New Roman" w:eastAsia="Microsoft YaHei"/><w:sz w:val="26"/><w:szCs w:val="26"/><w:lang w:eastAsia="zh-CN"/></w:rPr><w:t>á</w:t></w:r><w:r><w:rPr><w:rFonts w:ascii="Times New Roman" w:hAnsi="Times New Roman"/><w:sz w:val="26"/><w:szCs w:val="26"/><w:lang w:eastAsia="zh-CN"/></w:rPr><w:t xml:space="preserve"> tr</w:t></w:r><w:r><w:rPr><w:rFonts w:ascii="Times New Roman" w:hAnsi="Times New Roman" w:eastAsia="Microsoft YaHei"/><w:sz w:val="26"/><w:szCs w:val="26"/><w:lang w:eastAsia="zh-CN"/></w:rPr><w:t>ì</w:t></w:r><w:r><w:rPr><w:rFonts w:ascii="Times New Roman" w:hAnsi="Times New Roman"/><w:sz w:val="26"/><w:szCs w:val="26"/><w:lang w:eastAsia="zh-CN"/></w:rPr><w:t xml:space="preserve">nh vận chuyển, lắp </w:t></w:r><w:r><w:rPr><w:rFonts w:ascii="Times New Roman" w:hAnsi="Times New Roman" w:eastAsia="Microsoft YaHei"/><w:sz w:val="26"/><w:szCs w:val="26"/><w:lang w:eastAsia="zh-CN"/></w:rPr><w:t>đ</w:t></w:r><w:r><w:rPr><w:rFonts w:ascii="Times New Roman" w:hAnsi="Times New Roman"/><w:sz w:val="26"/><w:szCs w:val="26"/><w:lang w:eastAsia="zh-CN"/></w:rPr><w:t>ặt, tổ chức hoặc th</w:t></w:r><w:r><w:rPr><w:rFonts w:ascii="Times New Roman" w:hAnsi="Times New Roman" w:eastAsia="Microsoft YaHei"/><w:sz w:val="26"/><w:szCs w:val="26"/><w:lang w:eastAsia="zh-CN"/></w:rPr><w:t>á</w:t></w:r><w:r><w:rPr><w:rFonts w:ascii="Times New Roman" w:hAnsi="Times New Roman"/><w:sz w:val="26"/><w:szCs w:val="26"/><w:lang w:eastAsia="zh-CN"/></w:rPr><w:t>o dỡ chương tr</w:t></w:r><w:r><w:rPr><w:rFonts w:ascii="Times New Roman" w:hAnsi="Times New Roman" w:eastAsia="Microsoft YaHei"/><w:sz w:val="26"/><w:szCs w:val="26"/><w:lang w:eastAsia="zh-CN"/></w:rPr><w:t>ì</w:t></w:r><w:r><w:rPr><w:rFonts w:ascii="Times New Roman" w:hAnsi="Times New Roman"/><w:sz w:val="26"/><w:szCs w:val="26"/><w:lang w:eastAsia="zh-CN"/></w:rPr><w:t>nh th</w:t></w:r><w:r><w:rPr><w:rFonts w:ascii="Times New Roman" w:hAnsi="Times New Roman" w:eastAsia="Microsoft YaHei"/><w:sz w:val="26"/><w:szCs w:val="26"/><w:lang w:eastAsia="zh-CN"/></w:rPr><w:t>ì</w:t></w:r><w:r><w:rPr><w:rFonts w:ascii="Times New Roman" w:hAnsi="Times New Roman"/><w:sz w:val="26"/><w:szCs w:val="26"/><w:lang w:eastAsia="zh-CN"/></w:rPr><w:t xml:space="preserve"> B</w:t></w:r><w:r><w:rPr><w:rFonts w:ascii="Times New Roman" w:hAnsi="Times New Roman" w:eastAsia="Microsoft YaHei"/><w:sz w:val="26"/><w:szCs w:val="26"/><w:lang w:eastAsia="zh-CN"/></w:rPr><w:t>ê</w:t></w:r><w:r><w:rPr><w:rFonts w:ascii="Times New Roman" w:hAnsi="Times New Roman"/><w:sz w:val="26"/><w:szCs w:val="26"/><w:lang w:eastAsia="zh-CN"/></w:rPr><w:t>n B c</w:t></w:r><w:r><w:rPr><w:rFonts w:ascii="Times New Roman" w:hAnsi="Times New Roman" w:eastAsia="Microsoft YaHei"/><w:sz w:val="26"/><w:szCs w:val="26"/><w:lang w:eastAsia="zh-CN"/></w:rPr><w:t>ó</w:t></w:r><w:r><w:rPr><w:rFonts w:ascii="Times New Roman" w:hAnsi="Times New Roman"/><w:sz w:val="26"/><w:szCs w:val="26"/><w:lang w:eastAsia="zh-CN"/></w:rPr><w:t xml:space="preserve"> tr</w:t></w:r><w:r><w:rPr><w:rFonts w:ascii="Times New Roman" w:hAnsi="Times New Roman" w:eastAsia="Microsoft YaHei"/><w:sz w:val="26"/><w:szCs w:val="26"/><w:lang w:eastAsia="zh-CN"/></w:rPr><w:t>á</w:t></w:r><w:r><w:rPr><w:rFonts w:ascii="Times New Roman" w:hAnsi="Times New Roman"/><w:sz w:val="26"/><w:szCs w:val="26"/><w:lang w:eastAsia="zh-CN"/></w:rPr><w:t>ch nhiệm bồi thường to</w:t></w:r><w:r><w:rPr><w:rFonts w:ascii="Times New Roman" w:hAnsi="Times New Roman" w:eastAsia="Microsoft YaHei"/><w:sz w:val="26"/><w:szCs w:val="26"/><w:lang w:eastAsia="zh-CN"/></w:rPr><w:t>à</w:t></w:r><w:r><w:rPr><w:rFonts w:ascii="Times New Roman" w:hAnsi="Times New Roman"/><w:sz w:val="26"/><w:szCs w:val="26"/><w:lang w:eastAsia="zh-CN"/></w:rPr><w:t>n bộ thiệt hại thực tế ph</w:t></w:r><w:r><w:rPr><w:rFonts w:ascii="Times New Roman" w:hAnsi="Times New Roman" w:eastAsia="Microsoft YaHei"/><w:sz w:val="26"/><w:szCs w:val="26"/><w:lang w:eastAsia="zh-CN"/></w:rPr><w:t>á</w:t></w:r><w:r><w:rPr><w:rFonts w:ascii="Times New Roman" w:hAnsi="Times New Roman"/><w:sz w:val="26"/><w:szCs w:val="26"/><w:lang w:eastAsia="zh-CN"/></w:rPr><w:t>t sinh, bao gồm chi ph</w:t></w:r><w:r><w:rPr><w:rFonts w:ascii="Times New Roman" w:hAnsi="Times New Roman" w:eastAsia="Microsoft YaHei"/><w:sz w:val="26"/><w:szCs w:val="26"/><w:lang w:eastAsia="zh-CN"/></w:rPr><w:t>í</w:t></w:r><w:r><w:rPr><w:rFonts w:ascii="Times New Roman" w:hAnsi="Times New Roman"/><w:sz w:val="26"/><w:szCs w:val="26"/><w:lang w:eastAsia="zh-CN"/></w:rPr><w:t xml:space="preserve"> sửa chữa, thay thế hoặc kh</w:t></w:r><w:r><w:rPr><w:rFonts w:ascii="Times New Roman" w:hAnsi="Times New Roman" w:eastAsia="Microsoft YaHei"/><w:sz w:val="26"/><w:szCs w:val="26"/><w:lang w:eastAsia="zh-CN"/></w:rPr><w:t>ô</w:t></w:r><w:r><w:rPr><w:rFonts w:ascii="Times New Roman" w:hAnsi="Times New Roman"/><w:sz w:val="26"/><w:szCs w:val="26"/><w:lang w:eastAsia="zh-CN"/></w:rPr><w:t>i phục hiện trạng.</w:t></w:r></w:p><w:p><w:pPr><w:pStyle w:val="13"/><w:numPr><w:ilvl w:val="0"/><w:numId w:val="7"/></w:numPr><w:shd w:val="clear" w:color="auto" w:fill="FFFFFF" w:themeFill="background1"/><w:spacing w:line="240" w:lineRule="auto"/><w:jc w:val="both"/><w:rPr><w:rFonts w:ascii="Times New Roman" w:hAnsi="Times New Roman"/><w:sz w:val="26"/><w:szCs w:val="26"/><w:lang w:eastAsia="zh-CN"/></w:rPr></w:pPr><w:r><w:rPr><w:rFonts w:ascii="Times New Roman" w:hAnsi="Times New Roman"/><w:sz w:val="26"/><w:szCs w:val="26"/><w:lang w:eastAsia="zh-CN"/></w:rPr><w:t>Bên A có quyền y</w:t></w:r><w:r><w:rPr><w:rFonts w:ascii="Times New Roman" w:hAnsi="Times New Roman" w:eastAsia="Microsoft YaHei"/><w:sz w:val="26"/><w:szCs w:val="26"/><w:lang w:eastAsia="zh-CN"/></w:rPr><w:t>ê</w:t></w:r><w:r><w:rPr><w:rFonts w:ascii="Times New Roman" w:hAnsi="Times New Roman"/><w:sz w:val="26"/><w:szCs w:val="26"/><w:lang w:eastAsia="zh-CN"/></w:rPr><w:t xml:space="preserve">u cầu </w:t></w:r><w:r><w:rPr><w:rFonts w:ascii="Times New Roman" w:hAnsi="Times New Roman" w:eastAsia="Microsoft YaHei"/><w:sz w:val="26"/><w:szCs w:val="26"/><w:lang w:eastAsia="zh-CN"/></w:rPr><w:t>đ</w:t></w:r><w:r><w:rPr><w:rFonts w:ascii="Times New Roman" w:hAnsi="Times New Roman"/><w:sz w:val="26"/><w:szCs w:val="26"/><w:lang w:eastAsia="zh-CN"/></w:rPr><w:t>iều chỉnh, di dời hoặc ngừng sử dụng c</w:t></w:r><w:r><w:rPr><w:rFonts w:ascii="Times New Roman" w:hAnsi="Times New Roman" w:eastAsia="Microsoft YaHei"/><w:sz w:val="26"/><w:szCs w:val="26"/><w:lang w:eastAsia="zh-CN"/></w:rPr><w:t>á</w:t></w:r><w:r><w:rPr><w:rFonts w:ascii="Times New Roman" w:hAnsi="Times New Roman"/><w:sz w:val="26"/><w:szCs w:val="26"/><w:lang w:eastAsia="zh-CN"/></w:rPr><w:t>c hạng mục trang tr</w:t></w:r><w:r><w:rPr><w:rFonts w:ascii="Times New Roman" w:hAnsi="Times New Roman" w:eastAsia="Microsoft YaHei"/><w:sz w:val="26"/><w:szCs w:val="26"/><w:lang w:eastAsia="zh-CN"/></w:rPr><w:t>í</w:t></w:r><w:r><w:rPr><w:rFonts w:ascii="Times New Roman" w:hAnsi="Times New Roman"/><w:sz w:val="26"/><w:szCs w:val="26"/><w:lang w:eastAsia="zh-CN"/></w:rPr><w:t>, thiết bị hoặc c</w:t></w:r><w:r><w:rPr><w:rFonts w:ascii="Times New Roman" w:hAnsi="Times New Roman" w:eastAsia="Microsoft YaHei"/><w:sz w:val="26"/><w:szCs w:val="26"/><w:lang w:eastAsia="zh-CN"/></w:rPr><w:t>ô</w:t></w:r><w:r><w:rPr><w:rFonts w:ascii="Times New Roman" w:hAnsi="Times New Roman"/><w:sz w:val="26"/><w:szCs w:val="26"/><w:lang w:eastAsia="zh-CN"/></w:rPr><w:t>ng tr</w:t></w:r><w:r><w:rPr><w:rFonts w:ascii="Times New Roman" w:hAnsi="Times New Roman" w:eastAsia="Microsoft YaHei"/><w:sz w:val="26"/><w:szCs w:val="26"/><w:lang w:eastAsia="zh-CN"/></w:rPr><w:t>ì</w:t></w:r><w:r><w:rPr><w:rFonts w:ascii="Times New Roman" w:hAnsi="Times New Roman"/><w:sz w:val="26"/><w:szCs w:val="26"/><w:lang w:eastAsia="zh-CN"/></w:rPr><w:t>nh tạm thời c</w:t></w:r><w:r><w:rPr><w:rFonts w:ascii="Times New Roman" w:hAnsi="Times New Roman" w:eastAsia="Microsoft YaHei"/><w:sz w:val="26"/><w:szCs w:val="26"/><w:lang w:eastAsia="zh-CN"/></w:rPr><w:t>ó</w:t></w:r><w:r><w:rPr><w:rFonts w:ascii="Times New Roman" w:hAnsi="Times New Roman"/><w:sz w:val="26"/><w:szCs w:val="26"/><w:lang w:eastAsia="zh-CN"/></w:rPr><w:t xml:space="preserve"> nguy cơ mất an to</w:t></w:r><w:r><w:rPr><w:rFonts w:ascii="Times New Roman" w:hAnsi="Times New Roman" w:eastAsia="Microsoft YaHei"/><w:sz w:val="26"/><w:szCs w:val="26"/><w:lang w:eastAsia="zh-CN"/></w:rPr><w:t>à</w:t></w:r><w:r><w:rPr><w:rFonts w:ascii="Times New Roman" w:hAnsi="Times New Roman"/><w:sz w:val="26"/><w:szCs w:val="26"/><w:lang w:eastAsia="zh-CN"/></w:rPr><w:t xml:space="preserve">n, ảnh hưởng </w:t></w:r><w:r><w:rPr><w:rFonts w:ascii="Times New Roman" w:hAnsi="Times New Roman" w:eastAsia="Microsoft YaHei"/><w:sz w:val="26"/><w:szCs w:val="26"/><w:lang w:eastAsia="zh-CN"/></w:rPr><w:t>đ</w:t></w:r><w:r><w:rPr><w:rFonts w:ascii="Times New Roman" w:hAnsi="Times New Roman"/><w:sz w:val="26"/><w:szCs w:val="26"/><w:lang w:eastAsia="zh-CN"/></w:rPr><w:t xml:space="preserve">ến hoạt </w:t></w:r><w:r><w:rPr><w:rFonts w:ascii="Times New Roman" w:hAnsi="Times New Roman" w:eastAsia="Microsoft YaHei"/><w:sz w:val="26"/><w:szCs w:val="26"/><w:lang w:eastAsia="zh-CN"/></w:rPr><w:t>đ</w:t></w:r><w:r><w:rPr><w:rFonts w:ascii="Times New Roman" w:hAnsi="Times New Roman"/><w:sz w:val="26"/><w:szCs w:val="26"/><w:lang w:eastAsia="zh-CN"/></w:rPr><w:t xml:space="preserve">ộng của </w:t></w:r><w:r><w:rPr><w:rFonts w:ascii="Times New Roman" w:hAnsi="Times New Roman" w:eastAsia="Microsoft YaHei"/><w:sz w:val="26"/><w:szCs w:val="26"/><w:lang w:eastAsia="zh-CN"/></w:rPr><w:t>đ</w:t></w:r><w:r><w:rPr><w:rFonts w:ascii="Times New Roman" w:hAnsi="Times New Roman"/><w:sz w:val="26"/><w:szCs w:val="26"/><w:lang w:eastAsia="zh-CN"/></w:rPr><w:t xml:space="preserve">ịa </w:t></w:r><w:r><w:rPr><w:rFonts w:ascii="Times New Roman" w:hAnsi="Times New Roman" w:eastAsia="Microsoft YaHei"/><w:sz w:val="26"/><w:szCs w:val="26"/><w:lang w:eastAsia="zh-CN"/></w:rPr><w:t>đ</w:t></w:r><w:r><w:rPr><w:rFonts w:ascii="Times New Roman" w:hAnsi="Times New Roman"/><w:sz w:val="26"/><w:szCs w:val="26"/><w:lang w:eastAsia="zh-CN"/></w:rPr><w:t>iểm hoặc kh</w:t></w:r><w:r><w:rPr><w:rFonts w:ascii="Times New Roman" w:hAnsi="Times New Roman" w:eastAsia="Microsoft YaHei"/><w:sz w:val="26"/><w:szCs w:val="26"/><w:lang w:eastAsia="zh-CN"/></w:rPr><w:t>ô</w:t></w:r><w:r><w:rPr><w:rFonts w:ascii="Times New Roman" w:hAnsi="Times New Roman"/><w:sz w:val="26"/><w:szCs w:val="26"/><w:lang w:eastAsia="zh-CN"/></w:rPr><w:t>ng ph</w:t></w:r><w:r><w:rPr><w:rFonts w:ascii="Times New Roman" w:hAnsi="Times New Roman" w:eastAsia="Microsoft YaHei"/><w:sz w:val="26"/><w:szCs w:val="26"/><w:lang w:eastAsia="zh-CN"/></w:rPr><w:t>ù</w:t></w:r><w:r><w:rPr><w:rFonts w:ascii="Times New Roman" w:hAnsi="Times New Roman"/><w:sz w:val="26"/><w:szCs w:val="26"/><w:lang w:eastAsia="zh-CN"/></w:rPr><w:t xml:space="preserve"> hợp với c</w:t></w:r><w:r><w:rPr><w:rFonts w:ascii="Times New Roman" w:hAnsi="Times New Roman" w:eastAsia="Microsoft YaHei"/><w:sz w:val="26"/><w:szCs w:val="26"/><w:lang w:eastAsia="zh-CN"/></w:rPr><w:t>á</w:t></w:r><w:r><w:rPr><w:rFonts w:ascii="Times New Roman" w:hAnsi="Times New Roman"/><w:sz w:val="26"/><w:szCs w:val="26"/><w:lang w:eastAsia="zh-CN"/></w:rPr><w:t xml:space="preserve">c quy </w:t></w:r><w:r><w:rPr><w:rFonts w:ascii="Times New Roman" w:hAnsi="Times New Roman" w:eastAsia="Microsoft YaHei"/><w:sz w:val="26"/><w:szCs w:val="26"/><w:lang w:eastAsia="zh-CN"/></w:rPr><w:t>đ</w:t></w:r><w:r><w:rPr><w:rFonts w:ascii="Times New Roman" w:hAnsi="Times New Roman"/><w:sz w:val="26"/><w:szCs w:val="26"/><w:lang w:eastAsia="zh-CN"/></w:rPr><w:t>ịnh của B</w:t></w:r><w:r><w:rPr><w:rFonts w:ascii="Times New Roman" w:hAnsi="Times New Roman" w:eastAsia="Microsoft YaHei"/><w:sz w:val="26"/><w:szCs w:val="26"/><w:lang w:eastAsia="zh-CN"/></w:rPr><w:t>ê</w:t></w:r><w:r><w:rPr><w:rFonts w:ascii="Times New Roman" w:hAnsi="Times New Roman"/><w:sz w:val="26"/><w:szCs w:val="26"/><w:lang w:eastAsia="zh-CN"/></w:rPr><w:t>n A m</w:t></w:r><w:r><w:rPr><w:rFonts w:ascii="Times New Roman" w:hAnsi="Times New Roman" w:eastAsia="Microsoft YaHei"/><w:sz w:val="26"/><w:szCs w:val="26"/><w:lang w:eastAsia="zh-CN"/></w:rPr><w:t>à</w:t></w:r><w:r><w:rPr><w:rFonts w:ascii="Times New Roman" w:hAnsi="Times New Roman"/><w:sz w:val="26"/><w:szCs w:val="26"/><w:lang w:eastAsia="zh-CN"/></w:rPr><w:t xml:space="preserve"> kh</w:t></w:r><w:r><w:rPr><w:rFonts w:ascii="Times New Roman" w:hAnsi="Times New Roman" w:eastAsia="Microsoft YaHei"/><w:sz w:val="26"/><w:szCs w:val="26"/><w:lang w:eastAsia="zh-CN"/></w:rPr><w:t>ô</w:t></w:r><w:r><w:rPr><w:rFonts w:ascii="Times New Roman" w:hAnsi="Times New Roman"/><w:sz w:val="26"/><w:szCs w:val="26"/><w:lang w:eastAsia="zh-CN"/></w:rPr><w:t>ng phải chịu bất k</w:t></w:r><w:r><w:rPr><w:rFonts w:ascii="Times New Roman" w:hAnsi="Times New Roman" w:eastAsia="Microsoft YaHei"/><w:sz w:val="26"/><w:szCs w:val="26"/><w:lang w:eastAsia="zh-CN"/></w:rPr><w:t>ỳ</w:t></w:r><w:r><w:rPr><w:rFonts w:ascii="Times New Roman" w:hAnsi="Times New Roman"/><w:sz w:val="26"/><w:szCs w:val="26"/><w:lang w:eastAsia="zh-CN"/></w:rPr><w:t xml:space="preserve"> tr</w:t></w:r><w:r><w:rPr><w:rFonts w:ascii="Times New Roman" w:hAnsi="Times New Roman" w:eastAsia="Microsoft YaHei"/><w:sz w:val="26"/><w:szCs w:val="26"/><w:lang w:eastAsia="zh-CN"/></w:rPr><w:t>á</w:t></w:r><w:r><w:rPr><w:rFonts w:ascii="Times New Roman" w:hAnsi="Times New Roman"/><w:sz w:val="26"/><w:szCs w:val="26"/><w:lang w:eastAsia="zh-CN"/></w:rPr><w:t>ch nhiệm bồi thường n</w:t></w:r><w:r><w:rPr><w:rFonts w:ascii="Times New Roman" w:hAnsi="Times New Roman" w:eastAsia="Microsoft YaHei"/><w:sz w:val="26"/><w:szCs w:val="26"/><w:lang w:eastAsia="zh-CN"/></w:rPr><w:t>à</w:t></w:r><w:r><w:rPr><w:rFonts w:ascii="Times New Roman" w:hAnsi="Times New Roman"/><w:sz w:val="26"/><w:szCs w:val="26"/><w:lang w:eastAsia="zh-CN"/></w:rPr><w:t>o.</w:t></w:r></w:p><w:p><w:pPr><w:pStyle w:val="13"/><w:numPr><w:ilvl w:val="1"/><w:numId w:val="2"/></w:numPr><w:shd w:val="clear" w:color="auto" w:fill="FFFFFF" w:themeFill="background1"/><w:spacing w:line="360" w:lineRule="auto"/><w:jc w:val="both"/><w:rPr><w:rFonts w:ascii="Times New Roman" w:hAnsi="Times New Roman"/><w:b/><w:bCs/><w:sz w:val="26"/><w:szCs w:val="26"/><w:lang w:eastAsia="zh-CN"/></w:rPr></w:pPr><w:r><w:rPr><w:rFonts w:ascii="Times New Roman" w:hAnsi="Times New Roman"/><w:b/><w:bCs/><w:sz w:val="26"/><w:szCs w:val="26"/><w:lang w:eastAsia="zh-CN"/></w:rPr><w:t>Quy định về  an toàn lao đồng, an toàn kỹ thuật và PCCC</w:t></w:r></w:p><w:p><w:pPr><w:pStyle w:val="13"/><w:numPr><w:ilvl w:val="0"/><w:numId w:val="7"/></w:numPr><w:shd w:val="clear" w:color="auto" w:fill="FFFFFF" w:themeFill="background1"/><w:spacing w:line="240" w:lineRule="auto"/><w:jc w:val="both"/><w:rPr><w:rFonts w:ascii="Times New Roman" w:hAnsi="Times New Roman"/><w:sz w:val="26"/><w:szCs w:val="26"/><w:lang w:eastAsia="zh-CN"/></w:rPr></w:pPr><w:r><w:rPr><w:rFonts w:ascii="Times New Roman" w:hAnsi="Times New Roman"/><w:sz w:val="26"/><w:szCs w:val="26"/><w:lang w:eastAsia="zh-CN"/></w:rPr><w:t xml:space="preserve">Bên B, các nhà thầu phụ, </w:t></w:r><w:r><w:rPr><w:rFonts w:ascii="Times New Roman" w:hAnsi="Times New Roman" w:eastAsia="Microsoft YaHei"/><w:sz w:val="26"/><w:szCs w:val="26"/><w:lang w:eastAsia="zh-CN"/></w:rPr><w:t>đ</w:t></w:r><w:r><w:rPr><w:rFonts w:ascii="Times New Roman" w:hAnsi="Times New Roman"/><w:sz w:val="26"/><w:szCs w:val="26"/><w:lang w:eastAsia="zh-CN"/></w:rPr><w:t>ơn vị thi c</w:t></w:r><w:r><w:rPr><w:rFonts w:ascii="Times New Roman" w:hAnsi="Times New Roman" w:eastAsia="Microsoft YaHei"/><w:sz w:val="26"/><w:szCs w:val="26"/><w:lang w:eastAsia="zh-CN"/></w:rPr><w:t>ô</w:t></w:r><w:r><w:rPr><w:rFonts w:ascii="Times New Roman" w:hAnsi="Times New Roman"/><w:sz w:val="26"/><w:szCs w:val="26"/><w:lang w:eastAsia="zh-CN"/></w:rPr><w:t xml:space="preserve">ng, </w:t></w:r><w:r><w:rPr><w:rFonts w:ascii="Times New Roman" w:hAnsi="Times New Roman" w:eastAsia="Microsoft YaHei"/><w:sz w:val="26"/><w:szCs w:val="26"/><w:lang w:eastAsia="zh-CN"/></w:rPr><w:t>đ</w:t></w:r><w:r><w:rPr><w:rFonts w:ascii="Times New Roman" w:hAnsi="Times New Roman"/><w:sz w:val="26"/><w:szCs w:val="26"/><w:lang w:eastAsia="zh-CN"/></w:rPr><w:t>ơn vị vận h</w:t></w:r><w:r><w:rPr><w:rFonts w:ascii="Times New Roman" w:hAnsi="Times New Roman" w:eastAsia="Microsoft YaHei"/><w:sz w:val="26"/><w:szCs w:val="26"/><w:lang w:eastAsia="zh-CN"/></w:rPr><w:t>à</w:t></w:r><w:r><w:rPr><w:rFonts w:ascii="Times New Roman" w:hAnsi="Times New Roman"/><w:sz w:val="26"/><w:szCs w:val="26"/><w:lang w:eastAsia="zh-CN"/></w:rPr><w:t>nh kỹ thuật v</w:t></w:r><w:r><w:rPr><w:rFonts w:ascii="Times New Roman" w:hAnsi="Times New Roman" w:eastAsia="Microsoft YaHei"/><w:sz w:val="26"/><w:szCs w:val="26"/><w:lang w:eastAsia="zh-CN"/></w:rPr><w:t>à</w:t></w:r><w:r><w:rPr><w:rFonts w:ascii="Times New Roman" w:hAnsi="Times New Roman"/><w:sz w:val="26"/><w:szCs w:val="26"/><w:lang w:eastAsia="zh-CN"/></w:rPr><w:t xml:space="preserve"> c</w:t></w:r><w:r><w:rPr><w:rFonts w:ascii="Times New Roman" w:hAnsi="Times New Roman" w:eastAsia="Microsoft YaHei"/><w:sz w:val="26"/><w:szCs w:val="26"/><w:lang w:eastAsia="zh-CN"/></w:rPr><w:t>á</w:t></w:r><w:r><w:rPr><w:rFonts w:ascii="Times New Roman" w:hAnsi="Times New Roman"/><w:sz w:val="26"/><w:szCs w:val="26"/><w:lang w:eastAsia="zh-CN"/></w:rPr><w:t xml:space="preserve">c </w:t></w:r><w:r><w:rPr><w:rFonts w:ascii="Times New Roman" w:hAnsi="Times New Roman" w:eastAsia="Microsoft YaHei"/><w:sz w:val="26"/><w:szCs w:val="26"/><w:lang w:eastAsia="zh-CN"/></w:rPr><w:t>đ</w:t></w:r><w:r><w:rPr><w:rFonts w:ascii="Times New Roman" w:hAnsi="Times New Roman"/><w:sz w:val="26"/><w:szCs w:val="26"/><w:lang w:eastAsia="zh-CN"/></w:rPr><w:t>ơn vị cung cấp dịch vụ do B</w:t></w:r><w:r><w:rPr><w:rFonts w:ascii="Times New Roman" w:hAnsi="Times New Roman" w:eastAsia="Microsoft YaHei"/><w:sz w:val="26"/><w:szCs w:val="26"/><w:lang w:eastAsia="zh-CN"/></w:rPr><w:t>ê</w:t></w:r><w:r><w:rPr><w:rFonts w:ascii="Times New Roman" w:hAnsi="Times New Roman"/><w:sz w:val="26"/><w:szCs w:val="26"/><w:lang w:eastAsia="zh-CN"/></w:rPr><w:t>n B thu</w:t></w:r><w:r><w:rPr><w:rFonts w:ascii="Times New Roman" w:hAnsi="Times New Roman" w:eastAsia="Microsoft YaHei"/><w:sz w:val="26"/><w:szCs w:val="26"/><w:lang w:eastAsia="zh-CN"/></w:rPr><w:t>ê</w:t></w:r><w:r><w:rPr><w:rFonts w:ascii="Times New Roman" w:hAnsi="Times New Roman"/><w:sz w:val="26"/><w:szCs w:val="26"/><w:lang w:eastAsia="zh-CN"/></w:rPr><w:t xml:space="preserve"> c</w:t></w:r><w:r><w:rPr><w:rFonts w:ascii="Times New Roman" w:hAnsi="Times New Roman" w:eastAsia="Microsoft YaHei"/><w:sz w:val="26"/><w:szCs w:val="26"/><w:lang w:eastAsia="zh-CN"/></w:rPr><w:t>ó</w:t></w:r><w:r><w:rPr><w:rFonts w:ascii="Times New Roman" w:hAnsi="Times New Roman"/><w:sz w:val="26"/><w:szCs w:val="26"/><w:lang w:eastAsia="zh-CN"/></w:rPr><w:t xml:space="preserve"> tr</w:t></w:r><w:r><w:rPr><w:rFonts w:ascii="Times New Roman" w:hAnsi="Times New Roman" w:eastAsia="Microsoft YaHei"/><w:sz w:val="26"/><w:szCs w:val="26"/><w:lang w:eastAsia="zh-CN"/></w:rPr><w:t>á</w:t></w:r><w:r><w:rPr><w:rFonts w:ascii="Times New Roman" w:hAnsi="Times New Roman"/><w:sz w:val="26"/><w:szCs w:val="26"/><w:lang w:eastAsia="zh-CN"/></w:rPr><w:t>ch nhiệm tu</w:t></w:r><w:r><w:rPr><w:rFonts w:ascii="Times New Roman" w:hAnsi="Times New Roman" w:eastAsia="Microsoft YaHei"/><w:sz w:val="26"/><w:szCs w:val="26"/><w:lang w:eastAsia="zh-CN"/></w:rPr><w:t>â</w:t></w:r><w:r><w:rPr><w:rFonts w:ascii="Times New Roman" w:hAnsi="Times New Roman"/><w:sz w:val="26"/><w:szCs w:val="26"/><w:lang w:eastAsia="zh-CN"/></w:rPr><w:t xml:space="preserve">n thủ </w:t></w:r><w:r><w:rPr><w:rFonts w:ascii="Times New Roman" w:hAnsi="Times New Roman" w:eastAsia="Microsoft YaHei"/><w:sz w:val="26"/><w:szCs w:val="26"/><w:lang w:eastAsia="zh-CN"/></w:rPr><w:t>đ</w:t></w:r><w:r><w:rPr><w:rFonts w:ascii="Times New Roman" w:hAnsi="Times New Roman"/><w:sz w:val="26"/><w:szCs w:val="26"/><w:lang w:eastAsia="zh-CN"/></w:rPr><w:t xml:space="preserve">ầy </w:t></w:r><w:r><w:rPr><w:rFonts w:ascii="Times New Roman" w:hAnsi="Times New Roman" w:eastAsia="Microsoft YaHei"/><w:sz w:val="26"/><w:szCs w:val="26"/><w:lang w:eastAsia="zh-CN"/></w:rPr><w:t>đ</w:t></w:r><w:r><w:rPr><w:rFonts w:ascii="Times New Roman" w:hAnsi="Times New Roman"/><w:sz w:val="26"/><w:szCs w:val="26"/><w:lang w:eastAsia="zh-CN"/></w:rPr><w:t>ủ c</w:t></w:r><w:r><w:rPr><w:rFonts w:ascii="Times New Roman" w:hAnsi="Times New Roman" w:eastAsia="Microsoft YaHei"/><w:sz w:val="26"/><w:szCs w:val="26"/><w:lang w:eastAsia="zh-CN"/></w:rPr><w:t>á</w:t></w:r><w:r><w:rPr><w:rFonts w:ascii="Times New Roman" w:hAnsi="Times New Roman"/><w:sz w:val="26"/><w:szCs w:val="26"/><w:lang w:eastAsia="zh-CN"/></w:rPr><w:t xml:space="preserve">c quy </w:t></w:r><w:r><w:rPr><w:rFonts w:ascii="Times New Roman" w:hAnsi="Times New Roman" w:eastAsia="Microsoft YaHei"/><w:sz w:val="26"/><w:szCs w:val="26"/><w:lang w:eastAsia="zh-CN"/></w:rPr><w:t>đ</w:t></w:r><w:r><w:rPr><w:rFonts w:ascii="Times New Roman" w:hAnsi="Times New Roman"/><w:sz w:val="26"/><w:szCs w:val="26"/><w:lang w:eastAsia="zh-CN"/></w:rPr><w:t>ịnh của ph</w:t></w:r><w:r><w:rPr><w:rFonts w:ascii="Times New Roman" w:hAnsi="Times New Roman" w:eastAsia="Microsoft YaHei"/><w:sz w:val="26"/><w:szCs w:val="26"/><w:lang w:eastAsia="zh-CN"/></w:rPr><w:t>á</w:t></w:r><w:r><w:rPr><w:rFonts w:ascii="Times New Roman" w:hAnsi="Times New Roman"/><w:sz w:val="26"/><w:szCs w:val="26"/><w:lang w:eastAsia="zh-CN"/></w:rPr><w:t>p luật về an to</w:t></w:r><w:r><w:rPr><w:rFonts w:ascii="Times New Roman" w:hAnsi="Times New Roman" w:eastAsia="Microsoft YaHei"/><w:sz w:val="26"/><w:szCs w:val="26"/><w:lang w:eastAsia="zh-CN"/></w:rPr><w:t>à</w:t></w:r><w:r><w:rPr><w:rFonts w:ascii="Times New Roman" w:hAnsi="Times New Roman"/><w:sz w:val="26"/><w:szCs w:val="26"/><w:lang w:eastAsia="zh-CN"/></w:rPr><w:t xml:space="preserve">n lao </w:t></w:r><w:r><w:rPr><w:rFonts w:ascii="Times New Roman" w:hAnsi="Times New Roman" w:eastAsia="Microsoft YaHei"/><w:sz w:val="26"/><w:szCs w:val="26"/><w:lang w:eastAsia="zh-CN"/></w:rPr><w:t>đ</w:t></w:r><w:r><w:rPr><w:rFonts w:ascii="Times New Roman" w:hAnsi="Times New Roman"/><w:sz w:val="26"/><w:szCs w:val="26"/><w:lang w:eastAsia="zh-CN"/></w:rPr><w:t>ộng, ph</w:t></w:r><w:r><w:rPr><w:rFonts w:ascii="Times New Roman" w:hAnsi="Times New Roman" w:eastAsia="Microsoft YaHei"/><w:sz w:val="26"/><w:szCs w:val="26"/><w:lang w:eastAsia="zh-CN"/></w:rPr><w:t>ò</w:t></w:r><w:r><w:rPr><w:rFonts w:ascii="Times New Roman" w:hAnsi="Times New Roman"/><w:sz w:val="26"/><w:szCs w:val="26"/><w:lang w:eastAsia="zh-CN"/></w:rPr><w:t>ng ch</w:t></w:r><w:r><w:rPr><w:rFonts w:ascii="Times New Roman" w:hAnsi="Times New Roman" w:eastAsia="Microsoft YaHei"/><w:sz w:val="26"/><w:szCs w:val="26"/><w:lang w:eastAsia="zh-CN"/></w:rPr><w:t>á</w:t></w:r><w:r><w:rPr><w:rFonts w:ascii="Times New Roman" w:hAnsi="Times New Roman"/><w:sz w:val="26"/><w:szCs w:val="26"/><w:lang w:eastAsia="zh-CN"/></w:rPr><w:t>y chữa ch</w:t></w:r><w:r><w:rPr><w:rFonts w:ascii="Times New Roman" w:hAnsi="Times New Roman" w:eastAsia="Microsoft YaHei"/><w:sz w:val="26"/><w:szCs w:val="26"/><w:lang w:eastAsia="zh-CN"/></w:rPr><w:t>á</w:t></w:r><w:r><w:rPr><w:rFonts w:ascii="Times New Roman" w:hAnsi="Times New Roman"/><w:sz w:val="26"/><w:szCs w:val="26"/><w:lang w:eastAsia="zh-CN"/></w:rPr><w:t>y, bảo vệ m</w:t></w:r><w:r><w:rPr><w:rFonts w:ascii="Times New Roman" w:hAnsi="Times New Roman" w:eastAsia="Microsoft YaHei"/><w:sz w:val="26"/><w:szCs w:val="26"/><w:lang w:eastAsia="zh-CN"/></w:rPr><w:t>ô</w:t></w:r><w:r><w:rPr><w:rFonts w:ascii="Times New Roman" w:hAnsi="Times New Roman"/><w:sz w:val="26"/><w:szCs w:val="26"/><w:lang w:eastAsia="zh-CN"/></w:rPr><w:t>i trường v</w:t></w:r><w:r><w:rPr><w:rFonts w:ascii="Times New Roman" w:hAnsi="Times New Roman" w:eastAsia="Microsoft YaHei"/><w:sz w:val="26"/><w:szCs w:val="26"/><w:lang w:eastAsia="zh-CN"/></w:rPr><w:t>à</w:t></w:r><w:r><w:rPr><w:rFonts w:ascii="Times New Roman" w:hAnsi="Times New Roman"/><w:sz w:val="26"/><w:szCs w:val="26"/><w:lang w:eastAsia="zh-CN"/></w:rPr><w:t xml:space="preserve"> nội quy của B</w:t></w:r><w:r><w:rPr><w:rFonts w:ascii="Times New Roman" w:hAnsi="Times New Roman" w:eastAsia="Microsoft YaHei"/><w:sz w:val="26"/><w:szCs w:val="26"/><w:lang w:eastAsia="zh-CN"/></w:rPr><w:t>ê</w:t></w:r><w:r><w:rPr><w:rFonts w:ascii="Times New Roman" w:hAnsi="Times New Roman"/><w:sz w:val="26"/><w:szCs w:val="26"/><w:lang w:eastAsia="zh-CN"/></w:rPr><w:t>n A.</w:t></w:r></w:p><w:p><w:pPr><w:pStyle w:val="13"/><w:numPr><w:ilvl w:val="0"/><w:numId w:val="7"/></w:numPr><w:shd w:val="clear" w:color="auto" w:fill="FFFFFF" w:themeFill="background1"/><w:spacing w:line="240" w:lineRule="auto"/><w:jc w:val="both"/><w:rPr><w:rFonts w:ascii="Times New Roman" w:hAnsi="Times New Roman"/><w:sz w:val="26"/><w:szCs w:val="26"/><w:lang w:eastAsia="zh-CN"/></w:rPr></w:pPr><w:r><w:rPr><w:rFonts w:ascii="Times New Roman" w:hAnsi="Times New Roman"/><w:sz w:val="26"/><w:szCs w:val="26"/><w:lang w:eastAsia="zh-CN"/></w:rPr><w:t>Bên B chịu tr</w:t></w:r><w:r><w:rPr><w:rFonts w:ascii="Times New Roman" w:hAnsi="Times New Roman" w:eastAsia="Microsoft YaHei"/><w:sz w:val="26"/><w:szCs w:val="26"/><w:lang w:eastAsia="zh-CN"/></w:rPr><w:t>á</w:t></w:r><w:r><w:rPr><w:rFonts w:ascii="Times New Roman" w:hAnsi="Times New Roman"/><w:sz w:val="26"/><w:szCs w:val="26"/><w:lang w:eastAsia="zh-CN"/></w:rPr><w:t>ch nhiệm quản l</w:t></w:r><w:r><w:rPr><w:rFonts w:ascii="Times New Roman" w:hAnsi="Times New Roman" w:eastAsia="Microsoft YaHei"/><w:sz w:val="26"/><w:szCs w:val="26"/><w:lang w:eastAsia="zh-CN"/></w:rPr><w:t>ý</w:t></w:r><w:r><w:rPr><w:rFonts w:ascii="Times New Roman" w:hAnsi="Times New Roman"/><w:sz w:val="26"/><w:szCs w:val="26"/><w:lang w:eastAsia="zh-CN"/></w:rPr><w:t xml:space="preserve"> to</w:t></w:r><w:r><w:rPr><w:rFonts w:ascii="Times New Roman" w:hAnsi="Times New Roman" w:eastAsia="Microsoft YaHei"/><w:sz w:val="26"/><w:szCs w:val="26"/><w:lang w:eastAsia="zh-CN"/></w:rPr><w:t>à</w:t></w:r><w:r><w:rPr><w:rFonts w:ascii="Times New Roman" w:hAnsi="Times New Roman"/><w:sz w:val="26"/><w:szCs w:val="26"/><w:lang w:eastAsia="zh-CN"/></w:rPr><w:t>n bộ nh</w:t></w:r><w:r><w:rPr><w:rFonts w:ascii="Times New Roman" w:hAnsi="Times New Roman" w:eastAsia="Microsoft YaHei"/><w:sz w:val="26"/><w:szCs w:val="26"/><w:lang w:eastAsia="zh-CN"/></w:rPr><w:t>â</w:t></w:r><w:r><w:rPr><w:rFonts w:ascii="Times New Roman" w:hAnsi="Times New Roman"/><w:sz w:val="26"/><w:szCs w:val="26"/><w:lang w:eastAsia="zh-CN"/></w:rPr><w:t>n sự thi c</w:t></w:r><w:r><w:rPr><w:rFonts w:ascii="Times New Roman" w:hAnsi="Times New Roman" w:eastAsia="Microsoft YaHei"/><w:sz w:val="26"/><w:szCs w:val="26"/><w:lang w:eastAsia="zh-CN"/></w:rPr><w:t>ô</w:t></w:r><w:r><w:rPr><w:rFonts w:ascii="Times New Roman" w:hAnsi="Times New Roman"/><w:sz w:val="26"/><w:szCs w:val="26"/><w:lang w:eastAsia="zh-CN"/></w:rPr><w:t>ng, vận h</w:t></w:r><w:r><w:rPr><w:rFonts w:ascii="Times New Roman" w:hAnsi="Times New Roman" w:eastAsia="Microsoft YaHei"/><w:sz w:val="26"/><w:szCs w:val="26"/><w:lang w:eastAsia="zh-CN"/></w:rPr><w:t>à</w:t></w:r><w:r><w:rPr><w:rFonts w:ascii="Times New Roman" w:hAnsi="Times New Roman"/><w:sz w:val="26"/><w:szCs w:val="26"/><w:lang w:eastAsia="zh-CN"/></w:rPr><w:t>nh kỹ thuật v</w:t></w:r><w:r><w:rPr><w:rFonts w:ascii="Times New Roman" w:hAnsi="Times New Roman" w:eastAsia="Microsoft YaHei"/><w:sz w:val="26"/><w:szCs w:val="26"/><w:lang w:eastAsia="zh-CN"/></w:rPr><w:t>à</w:t></w:r><w:r><w:rPr><w:rFonts w:ascii="Times New Roman" w:hAnsi="Times New Roman"/><w:sz w:val="26"/><w:szCs w:val="26"/><w:lang w:eastAsia="zh-CN"/></w:rPr><w:t xml:space="preserve"> c</w:t></w:r><w:r><w:rPr><w:rFonts w:ascii="Times New Roman" w:hAnsi="Times New Roman" w:eastAsia="Microsoft YaHei"/><w:sz w:val="26"/><w:szCs w:val="26"/><w:lang w:eastAsia="zh-CN"/></w:rPr><w:t>á</w:t></w:r><w:r><w:rPr><w:rFonts w:ascii="Times New Roman" w:hAnsi="Times New Roman"/><w:sz w:val="26"/><w:szCs w:val="26"/><w:lang w:eastAsia="zh-CN"/></w:rPr><w:t>c nh</w:t></w:r><w:r><w:rPr><w:rFonts w:ascii="Times New Roman" w:hAnsi="Times New Roman" w:eastAsia="Microsoft YaHei"/><w:sz w:val="26"/><w:szCs w:val="26"/><w:lang w:eastAsia="zh-CN"/></w:rPr><w:t>à</w:t></w:r><w:r><w:rPr><w:rFonts w:ascii="Times New Roman" w:hAnsi="Times New Roman"/><w:sz w:val="26"/><w:szCs w:val="26"/><w:lang w:eastAsia="zh-CN"/></w:rPr><w:t xml:space="preserve"> thầu phụ do m</w:t></w:r><w:r><w:rPr><w:rFonts w:ascii="Times New Roman" w:hAnsi="Times New Roman" w:eastAsia="Microsoft YaHei"/><w:sz w:val="26"/><w:szCs w:val="26"/><w:lang w:eastAsia="zh-CN"/></w:rPr><w:t>ì</w:t></w:r><w:r><w:rPr><w:rFonts w:ascii="Times New Roman" w:hAnsi="Times New Roman"/><w:sz w:val="26"/><w:szCs w:val="26"/><w:lang w:eastAsia="zh-CN"/></w:rPr><w:t>nh thu</w:t></w:r><w:r><w:rPr><w:rFonts w:ascii="Times New Roman" w:hAnsi="Times New Roman" w:eastAsia="Microsoft YaHei"/><w:sz w:val="26"/><w:szCs w:val="26"/><w:lang w:eastAsia="zh-CN"/></w:rPr><w:t>ê</w:t></w:r><w:r><w:rPr><w:rFonts w:ascii="Times New Roman" w:hAnsi="Times New Roman"/><w:sz w:val="26"/><w:szCs w:val="26"/><w:lang w:eastAsia="zh-CN"/></w:rPr><w:t xml:space="preserve">; bảo </w:t></w:r><w:r><w:rPr><w:rFonts w:ascii="Times New Roman" w:hAnsi="Times New Roman" w:eastAsia="Microsoft YaHei"/><w:sz w:val="26"/><w:szCs w:val="26"/><w:lang w:eastAsia="zh-CN"/></w:rPr><w:t>đ</w:t></w:r><w:r><w:rPr><w:rFonts w:ascii="Times New Roman" w:hAnsi="Times New Roman"/><w:sz w:val="26"/><w:szCs w:val="26"/><w:lang w:eastAsia="zh-CN"/></w:rPr><w:t xml:space="preserve">ảm người lao </w:t></w:r><w:r><w:rPr><w:rFonts w:ascii="Times New Roman" w:hAnsi="Times New Roman" w:eastAsia="Microsoft YaHei"/><w:sz w:val="26"/><w:szCs w:val="26"/><w:lang w:eastAsia="zh-CN"/></w:rPr><w:t>đ</w:t></w:r><w:r><w:rPr><w:rFonts w:ascii="Times New Roman" w:hAnsi="Times New Roman"/><w:sz w:val="26"/><w:szCs w:val="26"/><w:lang w:eastAsia="zh-CN"/></w:rPr><w:t xml:space="preserve">ộng </w:t></w:r><w:r><w:rPr><w:rFonts w:ascii="Times New Roman" w:hAnsi="Times New Roman" w:eastAsia="Microsoft YaHei"/><w:sz w:val="26"/><w:szCs w:val="26"/><w:lang w:eastAsia="zh-CN"/></w:rPr><w:t>đ</w:t></w:r><w:r><w:rPr><w:rFonts w:ascii="Times New Roman" w:hAnsi="Times New Roman"/><w:sz w:val="26"/><w:szCs w:val="26"/><w:lang w:eastAsia="zh-CN"/></w:rPr><w:t xml:space="preserve">ược trang bị </w:t></w:r><w:r><w:rPr><w:rFonts w:ascii="Times New Roman" w:hAnsi="Times New Roman" w:eastAsia="Microsoft YaHei"/><w:sz w:val="26"/><w:szCs w:val="26"/><w:lang w:eastAsia="zh-CN"/></w:rPr><w:t>đ</w:t></w:r><w:r><w:rPr><w:rFonts w:ascii="Times New Roman" w:hAnsi="Times New Roman"/><w:sz w:val="26"/><w:szCs w:val="26"/><w:lang w:eastAsia="zh-CN"/></w:rPr><w:t xml:space="preserve">ầy </w:t></w:r><w:r><w:rPr><w:rFonts w:ascii="Times New Roman" w:hAnsi="Times New Roman" w:eastAsia="Microsoft YaHei"/><w:sz w:val="26"/><w:szCs w:val="26"/><w:lang w:eastAsia="zh-CN"/></w:rPr><w:t>đ</w:t></w:r><w:r><w:rPr><w:rFonts w:ascii="Times New Roman" w:hAnsi="Times New Roman"/><w:sz w:val="26"/><w:szCs w:val="26"/><w:lang w:eastAsia="zh-CN"/></w:rPr><w:t xml:space="preserve">ủ phương tiện bảo hộ lao </w:t></w:r><w:r><w:rPr><w:rFonts w:ascii="Times New Roman" w:hAnsi="Times New Roman" w:eastAsia="Microsoft YaHei"/><w:sz w:val="26"/><w:szCs w:val="26"/><w:lang w:eastAsia="zh-CN"/></w:rPr><w:t>đ</w:t></w:r><w:r><w:rPr><w:rFonts w:ascii="Times New Roman" w:hAnsi="Times New Roman"/><w:sz w:val="26"/><w:szCs w:val="26"/><w:lang w:eastAsia="zh-CN"/></w:rPr><w:t xml:space="preserve">ộng theo quy </w:t></w:r><w:r><w:rPr><w:rFonts w:ascii="Times New Roman" w:hAnsi="Times New Roman" w:eastAsia="Microsoft YaHei"/><w:sz w:val="26"/><w:szCs w:val="26"/><w:lang w:eastAsia="zh-CN"/></w:rPr><w:t>đ</w:t></w:r><w:r><w:rPr><w:rFonts w:ascii="Times New Roman" w:hAnsi="Times New Roman"/><w:sz w:val="26"/><w:szCs w:val="26"/><w:lang w:eastAsia="zh-CN"/></w:rPr><w:t>ịnh của ph</w:t></w:r><w:r><w:rPr><w:rFonts w:ascii="Times New Roman" w:hAnsi="Times New Roman" w:eastAsia="Microsoft YaHei"/><w:sz w:val="26"/><w:szCs w:val="26"/><w:lang w:eastAsia="zh-CN"/></w:rPr><w:t>á</w:t></w:r><w:r><w:rPr><w:rFonts w:ascii="Times New Roman" w:hAnsi="Times New Roman"/><w:sz w:val="26"/><w:szCs w:val="26"/><w:lang w:eastAsia="zh-CN"/></w:rPr><w:t>p luật.</w:t></w:r></w:p><w:p><w:pPr><w:pStyle w:val="13"/><w:numPr><w:ilvl w:val="0"/><w:numId w:val="7"/></w:numPr><w:shd w:val="clear" w:color="auto" w:fill="FFFFFF" w:themeFill="background1"/><w:spacing w:line="240" w:lineRule="auto"/><w:jc w:val="both"/><w:rPr><w:rFonts w:ascii="Times New Roman" w:hAnsi="Times New Roman"/><w:sz w:val="26"/><w:szCs w:val="26"/><w:lang w:eastAsia="zh-CN"/></w:rPr></w:pPr><w:r><w:rPr><w:rFonts w:ascii="Times New Roman" w:hAnsi="Times New Roman"/><w:sz w:val="26"/><w:szCs w:val="26"/><w:lang w:eastAsia="zh-CN"/></w:rPr><w:t>Nghiêm cấm mang v</w:t></w:r><w:r><w:rPr><w:rFonts w:ascii="Times New Roman" w:hAnsi="Times New Roman" w:eastAsia="Microsoft YaHei"/><w:sz w:val="26"/><w:szCs w:val="26"/><w:lang w:eastAsia="zh-CN"/></w:rPr><w:t>à</w:t></w:r><w:r><w:rPr><w:rFonts w:ascii="Times New Roman" w:hAnsi="Times New Roman"/><w:sz w:val="26"/><w:szCs w:val="26"/><w:lang w:eastAsia="zh-CN"/></w:rPr><w:t>o khu vực tổ chức chương tr</w:t></w:r><w:r><w:rPr><w:rFonts w:ascii="Times New Roman" w:hAnsi="Times New Roman" w:eastAsia="Microsoft YaHei"/><w:sz w:val="26"/><w:szCs w:val="26"/><w:lang w:eastAsia="zh-CN"/></w:rPr><w:t>ì</w:t></w:r><w:r><w:rPr><w:rFonts w:ascii="Times New Roman" w:hAnsi="Times New Roman"/><w:sz w:val="26"/><w:szCs w:val="26"/><w:lang w:eastAsia="zh-CN"/></w:rPr><w:t>nh c</w:t></w:r><w:r><w:rPr><w:rFonts w:ascii="Times New Roman" w:hAnsi="Times New Roman" w:eastAsia="Microsoft YaHei"/><w:sz w:val="26"/><w:szCs w:val="26"/><w:lang w:eastAsia="zh-CN"/></w:rPr><w:t>á</w:t></w:r><w:r><w:rPr><w:rFonts w:ascii="Times New Roman" w:hAnsi="Times New Roman"/><w:sz w:val="26"/><w:szCs w:val="26"/><w:lang w:eastAsia="zh-CN"/></w:rPr><w:t>c chất dễ ch</w:t></w:r><w:r><w:rPr><w:rFonts w:ascii="Times New Roman" w:hAnsi="Times New Roman" w:eastAsia="Microsoft YaHei"/><w:sz w:val="26"/><w:szCs w:val="26"/><w:lang w:eastAsia="zh-CN"/></w:rPr><w:t>á</w:t></w:r><w:r><w:rPr><w:rFonts w:ascii="Times New Roman" w:hAnsi="Times New Roman"/><w:sz w:val="26"/><w:szCs w:val="26"/><w:lang w:eastAsia="zh-CN"/></w:rPr><w:t>y nổ, h</w:t></w:r><w:r><w:rPr><w:rFonts w:ascii="Times New Roman" w:hAnsi="Times New Roman" w:eastAsia="Microsoft YaHei"/><w:sz w:val="26"/><w:szCs w:val="26"/><w:lang w:eastAsia="zh-CN"/></w:rPr><w:t>ó</w:t></w:r><w:r><w:rPr><w:rFonts w:ascii="Times New Roman" w:hAnsi="Times New Roman"/><w:sz w:val="26"/><w:szCs w:val="26"/><w:lang w:eastAsia="zh-CN"/></w:rPr><w:t>a chất nguy hiểm, kh</w:t></w:r><w:r><w:rPr><w:rFonts w:ascii="Times New Roman" w:hAnsi="Times New Roman" w:eastAsia="Microsoft YaHei"/><w:sz w:val="26"/><w:szCs w:val="26"/><w:lang w:eastAsia="zh-CN"/></w:rPr><w:t>í</w:t></w:r><w:r><w:rPr><w:rFonts w:ascii="Times New Roman" w:hAnsi="Times New Roman"/><w:sz w:val="26"/><w:szCs w:val="26"/><w:lang w:eastAsia="zh-CN"/></w:rPr><w:t xml:space="preserve"> n</w:t></w:r><w:r><w:rPr><w:rFonts w:ascii="Times New Roman" w:hAnsi="Times New Roman" w:eastAsia="Microsoft YaHei"/><w:sz w:val="26"/><w:szCs w:val="26"/><w:lang w:eastAsia="zh-CN"/></w:rPr><w:t>é</w:t></w:r><w:r><w:rPr><w:rFonts w:ascii="Times New Roman" w:hAnsi="Times New Roman"/><w:sz w:val="26"/><w:szCs w:val="26"/><w:lang w:eastAsia="zh-CN"/></w:rPr><w:t>n, nhi</w:t></w:r><w:r><w:rPr><w:rFonts w:ascii="Times New Roman" w:hAnsi="Times New Roman" w:eastAsia="Microsoft YaHei"/><w:sz w:val="26"/><w:szCs w:val="26"/><w:lang w:eastAsia="zh-CN"/></w:rPr><w:t>ê</w:t></w:r><w:r><w:rPr><w:rFonts w:ascii="Times New Roman" w:hAnsi="Times New Roman"/><w:sz w:val="26"/><w:szCs w:val="26"/><w:lang w:eastAsia="zh-CN"/></w:rPr><w:t>n liệu, ph</w:t></w:r><w:r><w:rPr><w:rFonts w:ascii="Times New Roman" w:hAnsi="Times New Roman" w:eastAsia="Microsoft YaHei"/><w:sz w:val="26"/><w:szCs w:val="26"/><w:lang w:eastAsia="zh-CN"/></w:rPr><w:t>á</w:t></w:r><w:r><w:rPr><w:rFonts w:ascii="Times New Roman" w:hAnsi="Times New Roman"/><w:sz w:val="26"/><w:szCs w:val="26"/><w:lang w:eastAsia="zh-CN"/></w:rPr><w:t>o nổ, ph</w:t></w:r><w:r><w:rPr><w:rFonts w:ascii="Times New Roman" w:hAnsi="Times New Roman" w:eastAsia="Microsoft YaHei"/><w:sz w:val="26"/><w:szCs w:val="26"/><w:lang w:eastAsia="zh-CN"/></w:rPr><w:t>á</w:t></w:r><w:r><w:rPr><w:rFonts w:ascii="Times New Roman" w:hAnsi="Times New Roman"/><w:sz w:val="26"/><w:szCs w:val="26"/><w:lang w:eastAsia="zh-CN"/></w:rPr><w:t>o kh</w:t></w:r><w:r><w:rPr><w:rFonts w:ascii="Times New Roman" w:hAnsi="Times New Roman" w:eastAsia="Microsoft YaHei"/><w:sz w:val="26"/><w:szCs w:val="26"/><w:lang w:eastAsia="zh-CN"/></w:rPr><w:t>ó</w:t></w:r><w:r><w:rPr><w:rFonts w:ascii="Times New Roman" w:hAnsi="Times New Roman"/><w:sz w:val="26"/><w:szCs w:val="26"/><w:lang w:eastAsia="zh-CN"/></w:rPr><w:t>i, thiết bị sinh lửa hoặc c</w:t></w:r><w:r><w:rPr><w:rFonts w:ascii="Times New Roman" w:hAnsi="Times New Roman" w:eastAsia="Microsoft YaHei"/><w:sz w:val="26"/><w:szCs w:val="26"/><w:lang w:eastAsia="zh-CN"/></w:rPr><w:t>á</w:t></w:r><w:r><w:rPr><w:rFonts w:ascii="Times New Roman" w:hAnsi="Times New Roman"/><w:sz w:val="26"/><w:szCs w:val="26"/><w:lang w:eastAsia="zh-CN"/></w:rPr><w:t>c vật dụng c</w:t></w:r><w:r><w:rPr><w:rFonts w:ascii="Times New Roman" w:hAnsi="Times New Roman" w:eastAsia="Microsoft YaHei"/><w:sz w:val="26"/><w:szCs w:val="26"/><w:lang w:eastAsia="zh-CN"/></w:rPr><w:t>ó</w:t></w:r><w:r><w:rPr><w:rFonts w:ascii="Times New Roman" w:hAnsi="Times New Roman"/><w:sz w:val="26"/><w:szCs w:val="26"/><w:lang w:eastAsia="zh-CN"/></w:rPr><w:t xml:space="preserve"> nguy cơ g</w:t></w:r><w:r><w:rPr><w:rFonts w:ascii="Times New Roman" w:hAnsi="Times New Roman" w:eastAsia="Microsoft YaHei"/><w:sz w:val="26"/><w:szCs w:val="26"/><w:lang w:eastAsia="zh-CN"/></w:rPr><w:t>â</w:t></w:r><w:r><w:rPr><w:rFonts w:ascii="Times New Roman" w:hAnsi="Times New Roman"/><w:sz w:val="26"/><w:szCs w:val="26"/><w:lang w:eastAsia="zh-CN"/></w:rPr><w:t>y mất an to</w:t></w:r><w:r><w:rPr><w:rFonts w:ascii="Times New Roman" w:hAnsi="Times New Roman" w:eastAsia="Microsoft YaHei"/><w:sz w:val="26"/><w:szCs w:val="26"/><w:lang w:eastAsia="zh-CN"/></w:rPr><w:t>à</w:t></w:r><w:r><w:rPr><w:rFonts w:ascii="Times New Roman" w:hAnsi="Times New Roman"/><w:sz w:val="26"/><w:szCs w:val="26"/><w:lang w:eastAsia="zh-CN"/></w:rPr><w:t xml:space="preserve">n nếu chưa </w:t></w:r><w:r><w:rPr><w:rFonts w:ascii="Times New Roman" w:hAnsi="Times New Roman" w:eastAsia="Microsoft YaHei"/><w:sz w:val="26"/><w:szCs w:val="26"/><w:lang w:eastAsia="zh-CN"/></w:rPr><w:t>đ</w:t></w:r><w:r><w:rPr><w:rFonts w:ascii="Times New Roman" w:hAnsi="Times New Roman"/><w:sz w:val="26"/><w:szCs w:val="26"/><w:lang w:eastAsia="zh-CN"/></w:rPr><w:t>ược B</w:t></w:r><w:r><w:rPr><w:rFonts w:ascii="Times New Roman" w:hAnsi="Times New Roman" w:eastAsia="Microsoft YaHei"/><w:sz w:val="26"/><w:szCs w:val="26"/><w:lang w:eastAsia="zh-CN"/></w:rPr><w:t>ê</w:t></w:r><w:r><w:rPr><w:rFonts w:ascii="Times New Roman" w:hAnsi="Times New Roman"/><w:sz w:val="26"/><w:szCs w:val="26"/><w:lang w:eastAsia="zh-CN"/></w:rPr><w:t>n A v</w:t></w:r><w:r><w:rPr><w:rFonts w:ascii="Times New Roman" w:hAnsi="Times New Roman" w:eastAsia="Microsoft YaHei"/><w:sz w:val="26"/><w:szCs w:val="26"/><w:lang w:eastAsia="zh-CN"/></w:rPr><w:t>à</w:t></w:r><w:r><w:rPr><w:rFonts w:ascii="Times New Roman" w:hAnsi="Times New Roman"/><w:sz w:val="26"/><w:szCs w:val="26"/><w:lang w:eastAsia="zh-CN"/></w:rPr><w:t xml:space="preserve"> cơ quan c</w:t></w:r><w:r><w:rPr><w:rFonts w:ascii="Times New Roman" w:hAnsi="Times New Roman" w:eastAsia="Microsoft YaHei"/><w:sz w:val="26"/><w:szCs w:val="26"/><w:lang w:eastAsia="zh-CN"/></w:rPr><w:t>ó</w:t></w:r><w:r><w:rPr><w:rFonts w:ascii="Times New Roman" w:hAnsi="Times New Roman"/><w:sz w:val="26"/><w:szCs w:val="26"/><w:lang w:eastAsia="zh-CN"/></w:rPr><w:t xml:space="preserve"> thẩm quyền chấp thuận bằng v</w:t></w:r><w:r><w:rPr><w:rFonts w:ascii="Times New Roman" w:hAnsi="Times New Roman" w:eastAsia="Microsoft YaHei"/><w:sz w:val="26"/><w:szCs w:val="26"/><w:lang w:eastAsia="zh-CN"/></w:rPr><w:t>ă</w:t></w:r><w:r><w:rPr><w:rFonts w:ascii="Times New Roman" w:hAnsi="Times New Roman"/><w:sz w:val="26"/><w:szCs w:val="26"/><w:lang w:eastAsia="zh-CN"/></w:rPr><w:t>n bản.</w:t></w:r></w:p><w:p><w:pPr><w:pStyle w:val="13"/><w:numPr><w:ilvl w:val="0"/><w:numId w:val="7"/></w:numPr><w:shd w:val="clear" w:color="auto" w:fill="FFFFFF" w:themeFill="background1"/><w:spacing w:line="240" w:lineRule="auto"/><w:jc w:val="both"/><w:rPr><w:rFonts w:ascii="Times New Roman" w:hAnsi="Times New Roman"/><w:sz w:val="26"/><w:szCs w:val="26"/><w:lang w:eastAsia="zh-CN"/></w:rPr></w:pPr><w:r><w:rPr><w:rFonts w:ascii="Times New Roman" w:hAnsi="Times New Roman"/><w:sz w:val="26"/><w:szCs w:val="26"/><w:lang w:eastAsia="zh-CN"/></w:rPr><w:t>Nghiêm cấm thực hiện c</w:t></w:r><w:r><w:rPr><w:rFonts w:ascii="Times New Roman" w:hAnsi="Times New Roman" w:eastAsia="Microsoft YaHei"/><w:sz w:val="26"/><w:szCs w:val="26"/><w:lang w:eastAsia="zh-CN"/></w:rPr><w:t>á</w:t></w:r><w:r><w:rPr><w:rFonts w:ascii="Times New Roman" w:hAnsi="Times New Roman"/><w:sz w:val="26"/><w:szCs w:val="26"/><w:lang w:eastAsia="zh-CN"/></w:rPr><w:t>c c</w:t></w:r><w:r><w:rPr><w:rFonts w:ascii="Times New Roman" w:hAnsi="Times New Roman" w:eastAsia="Microsoft YaHei"/><w:sz w:val="26"/><w:szCs w:val="26"/><w:lang w:eastAsia="zh-CN"/></w:rPr><w:t>ô</w:t></w:r><w:r><w:rPr><w:rFonts w:ascii="Times New Roman" w:hAnsi="Times New Roman"/><w:sz w:val="26"/><w:szCs w:val="26"/><w:lang w:eastAsia="zh-CN"/></w:rPr><w:t>ng việc h</w:t></w:r><w:r><w:rPr><w:rFonts w:ascii="Times New Roman" w:hAnsi="Times New Roman" w:eastAsia="Microsoft YaHei"/><w:sz w:val="26"/><w:szCs w:val="26"/><w:lang w:eastAsia="zh-CN"/></w:rPr><w:t>à</w:t></w:r><w:r><w:rPr><w:rFonts w:ascii="Times New Roman" w:hAnsi="Times New Roman"/><w:sz w:val="26"/><w:szCs w:val="26"/><w:lang w:eastAsia="zh-CN"/></w:rPr><w:t>n, cắt kim loại, sử dụng lửa trần hoặc c</w:t></w:r><w:r><w:rPr><w:rFonts w:ascii="Times New Roman" w:hAnsi="Times New Roman" w:eastAsia="Microsoft YaHei"/><w:sz w:val="26"/><w:szCs w:val="26"/><w:lang w:eastAsia="zh-CN"/></w:rPr><w:t>á</w:t></w:r><w:r><w:rPr><w:rFonts w:ascii="Times New Roman" w:hAnsi="Times New Roman"/><w:sz w:val="26"/><w:szCs w:val="26"/><w:lang w:eastAsia="zh-CN"/></w:rPr><w:t xml:space="preserve">c hoạt </w:t></w:r><w:r><w:rPr><w:rFonts w:ascii="Times New Roman" w:hAnsi="Times New Roman" w:eastAsia="Microsoft YaHei"/><w:sz w:val="26"/><w:szCs w:val="26"/><w:lang w:eastAsia="zh-CN"/></w:rPr><w:t>đ</w:t></w:r><w:r><w:rPr><w:rFonts w:ascii="Times New Roman" w:hAnsi="Times New Roman"/><w:sz w:val="26"/><w:szCs w:val="26"/><w:lang w:eastAsia="zh-CN"/></w:rPr><w:t>ộng c</w:t></w:r><w:r><w:rPr><w:rFonts w:ascii="Times New Roman" w:hAnsi="Times New Roman" w:eastAsia="Microsoft YaHei"/><w:sz w:val="26"/><w:szCs w:val="26"/><w:lang w:eastAsia="zh-CN"/></w:rPr><w:t>ó</w:t></w:r><w:r><w:rPr><w:rFonts w:ascii="Times New Roman" w:hAnsi="Times New Roman"/><w:sz w:val="26"/><w:szCs w:val="26"/><w:lang w:eastAsia="zh-CN"/></w:rPr><w:t xml:space="preserve"> nguy cơ ch</w:t></w:r><w:r><w:rPr><w:rFonts w:ascii="Times New Roman" w:hAnsi="Times New Roman" w:eastAsia="Microsoft YaHei"/><w:sz w:val="26"/><w:szCs w:val="26"/><w:lang w:eastAsia="zh-CN"/></w:rPr><w:t>á</w:t></w:r><w:r><w:rPr><w:rFonts w:ascii="Times New Roman" w:hAnsi="Times New Roman"/><w:sz w:val="26"/><w:szCs w:val="26"/><w:lang w:eastAsia="zh-CN"/></w:rPr><w:t xml:space="preserve">y nổ trong khu vực tổ chức nếu chưa </w:t></w:r><w:r><w:rPr><w:rFonts w:ascii="Times New Roman" w:hAnsi="Times New Roman" w:eastAsia="Microsoft YaHei"/><w:sz w:val="26"/><w:szCs w:val="26"/><w:lang w:eastAsia="zh-CN"/></w:rPr><w:t>đ</w:t></w:r><w:r><w:rPr><w:rFonts w:ascii="Times New Roman" w:hAnsi="Times New Roman"/><w:sz w:val="26"/><w:szCs w:val="26"/><w:lang w:eastAsia="zh-CN"/></w:rPr><w:t>ược B</w:t></w:r><w:r><w:rPr><w:rFonts w:ascii="Times New Roman" w:hAnsi="Times New Roman" w:eastAsia="Microsoft YaHei"/><w:sz w:val="26"/><w:szCs w:val="26"/><w:lang w:eastAsia="zh-CN"/></w:rPr><w:t>ê</w:t></w:r><w:r><w:rPr><w:rFonts w:ascii="Times New Roman" w:hAnsi="Times New Roman"/><w:sz w:val="26"/><w:szCs w:val="26"/><w:lang w:eastAsia="zh-CN"/></w:rPr><w:t>n A cho ph</w:t></w:r><w:r><w:rPr><w:rFonts w:ascii="Times New Roman" w:hAnsi="Times New Roman" w:eastAsia="Microsoft YaHei"/><w:sz w:val="26"/><w:szCs w:val="26"/><w:lang w:eastAsia="zh-CN"/></w:rPr><w:t>é</w:t></w:r><w:r><w:rPr><w:rFonts w:ascii="Times New Roman" w:hAnsi="Times New Roman"/><w:sz w:val="26"/><w:szCs w:val="26"/><w:lang w:eastAsia="zh-CN"/></w:rPr><w:t>p bằng v</w:t></w:r><w:r><w:rPr><w:rFonts w:ascii="Times New Roman" w:hAnsi="Times New Roman" w:eastAsia="Microsoft YaHei"/><w:sz w:val="26"/><w:szCs w:val="26"/><w:lang w:eastAsia="zh-CN"/></w:rPr><w:t>ă</w:t></w:r><w:r><w:rPr><w:rFonts w:ascii="Times New Roman" w:hAnsi="Times New Roman"/><w:sz w:val="26"/><w:szCs w:val="26"/><w:lang w:eastAsia="zh-CN"/></w:rPr><w:t>n bản.</w:t></w:r></w:p><w:p><w:pPr><w:pStyle w:val="13"/><w:numPr><w:ilvl w:val="0"/><w:numId w:val="7"/></w:numPr><w:shd w:val="clear" w:color="auto" w:fill="FFFFFF" w:themeFill="background1"/><w:spacing w:line="240" w:lineRule="auto"/><w:jc w:val="both"/><w:rPr><w:rFonts w:ascii="Times New Roman" w:hAnsi="Times New Roman"/><w:sz w:val="26"/><w:szCs w:val="26"/><w:lang w:eastAsia="zh-CN"/></w:rPr></w:pPr><w:r><w:rPr><w:rFonts w:ascii="Times New Roman" w:hAnsi="Times New Roman"/><w:sz w:val="26"/><w:szCs w:val="26"/><w:lang w:eastAsia="zh-CN"/></w:rPr><w:t xml:space="preserve">Bên B có trách nhiệm </w:t></w:r><w:r><w:rPr><w:rFonts w:ascii="Times New Roman" w:hAnsi="Times New Roman" w:eastAsia="Microsoft YaHei"/><w:sz w:val="26"/><w:szCs w:val="26"/><w:lang w:eastAsia="zh-CN"/></w:rPr><w:t>đă</w:t></w:r><w:r><w:rPr><w:rFonts w:ascii="Times New Roman" w:hAnsi="Times New Roman"/><w:sz w:val="26"/><w:szCs w:val="26"/><w:lang w:eastAsia="zh-CN"/></w:rPr><w:t>ng k</w:t></w:r><w:r><w:rPr><w:rFonts w:ascii="Times New Roman" w:hAnsi="Times New Roman" w:eastAsia="Microsoft YaHei"/><w:sz w:val="26"/><w:szCs w:val="26"/><w:lang w:eastAsia="zh-CN"/></w:rPr><w:t>ý</w:t></w:r><w:r><w:rPr><w:rFonts w:ascii="Times New Roman" w:hAnsi="Times New Roman"/><w:sz w:val="26"/><w:szCs w:val="26"/><w:lang w:eastAsia="zh-CN"/></w:rPr><w:t xml:space="preserve"> trước nhu cầu sử dụng </w:t></w:r><w:r><w:rPr><w:rFonts w:ascii="Times New Roman" w:hAnsi="Times New Roman" w:eastAsia="Microsoft YaHei"/><w:sz w:val="26"/><w:szCs w:val="26"/><w:lang w:eastAsia="zh-CN"/></w:rPr><w:t>đ</w:t></w:r><w:r><w:rPr><w:rFonts w:ascii="Times New Roman" w:hAnsi="Times New Roman"/><w:sz w:val="26"/><w:szCs w:val="26"/><w:lang w:eastAsia="zh-CN"/></w:rPr><w:t>iện, c</w:t></w:r><w:r><w:rPr><w:rFonts w:ascii="Times New Roman" w:hAnsi="Times New Roman" w:eastAsia="Microsoft YaHei"/><w:sz w:val="26"/><w:szCs w:val="26"/><w:lang w:eastAsia="zh-CN"/></w:rPr><w:t>ô</w:t></w:r><w:r><w:rPr><w:rFonts w:ascii="Times New Roman" w:hAnsi="Times New Roman"/><w:sz w:val="26"/><w:szCs w:val="26"/><w:lang w:eastAsia="zh-CN"/></w:rPr><w:t>ng suất ti</w:t></w:r><w:r><w:rPr><w:rFonts w:ascii="Times New Roman" w:hAnsi="Times New Roman" w:eastAsia="Microsoft YaHei"/><w:sz w:val="26"/><w:szCs w:val="26"/><w:lang w:eastAsia="zh-CN"/></w:rPr><w:t>ê</w:t></w:r><w:r><w:rPr><w:rFonts w:ascii="Times New Roman" w:hAnsi="Times New Roman"/><w:sz w:val="26"/><w:szCs w:val="26"/><w:lang w:eastAsia="zh-CN"/></w:rPr><w:t>u thụ v</w:t></w:r><w:r><w:rPr><w:rFonts w:ascii="Times New Roman" w:hAnsi="Times New Roman" w:eastAsia="Microsoft YaHei"/><w:sz w:val="26"/><w:szCs w:val="26"/><w:lang w:eastAsia="zh-CN"/></w:rPr><w:t>à</w:t></w:r><w:r><w:rPr><w:rFonts w:ascii="Times New Roman" w:hAnsi="Times New Roman"/><w:sz w:val="26"/><w:szCs w:val="26"/><w:lang w:eastAsia="zh-CN"/></w:rPr><w:t xml:space="preserve"> c</w:t></w:r><w:r><w:rPr><w:rFonts w:ascii="Times New Roman" w:hAnsi="Times New Roman" w:eastAsia="Microsoft YaHei"/><w:sz w:val="26"/><w:szCs w:val="26"/><w:lang w:eastAsia="zh-CN"/></w:rPr><w:t>á</w:t></w:r><w:r><w:rPr><w:rFonts w:ascii="Times New Roman" w:hAnsi="Times New Roman"/><w:sz w:val="26"/><w:szCs w:val="26"/><w:lang w:eastAsia="zh-CN"/></w:rPr><w:t xml:space="preserve">c thiết bị kỹ thuật dự kiến </w:t></w:r><w:r><w:rPr><w:rFonts w:ascii="Times New Roman" w:hAnsi="Times New Roman" w:eastAsia="Microsoft YaHei"/><w:sz w:val="26"/><w:szCs w:val="26"/><w:lang w:eastAsia="zh-CN"/></w:rPr><w:t>đ</w:t></w:r><w:r><w:rPr><w:rFonts w:ascii="Times New Roman" w:hAnsi="Times New Roman"/><w:sz w:val="26"/><w:szCs w:val="26"/><w:lang w:eastAsia="zh-CN"/></w:rPr><w:t>ưa v</w:t></w:r><w:r><w:rPr><w:rFonts w:ascii="Times New Roman" w:hAnsi="Times New Roman" w:eastAsia="Microsoft YaHei"/><w:sz w:val="26"/><w:szCs w:val="26"/><w:lang w:eastAsia="zh-CN"/></w:rPr><w:t>à</w:t></w:r><w:r><w:rPr><w:rFonts w:ascii="Times New Roman" w:hAnsi="Times New Roman"/><w:sz w:val="26"/><w:szCs w:val="26"/><w:lang w:eastAsia="zh-CN"/></w:rPr><w:t>o sử dụng. B</w:t></w:r><w:r><w:rPr><w:rFonts w:ascii="Times New Roman" w:hAnsi="Times New Roman" w:eastAsia="Microsoft YaHei"/><w:sz w:val="26"/><w:szCs w:val="26"/><w:lang w:eastAsia="zh-CN"/></w:rPr><w:t>ê</w:t></w:r><w:r><w:rPr><w:rFonts w:ascii="Times New Roman" w:hAnsi="Times New Roman"/><w:sz w:val="26"/><w:szCs w:val="26"/><w:lang w:eastAsia="zh-CN"/></w:rPr><w:t>n A c</w:t></w:r><w:r><w:rPr><w:rFonts w:ascii="Times New Roman" w:hAnsi="Times New Roman" w:eastAsia="Microsoft YaHei"/><w:sz w:val="26"/><w:szCs w:val="26"/><w:lang w:eastAsia="zh-CN"/></w:rPr><w:t>ó</w:t></w:r><w:r><w:rPr><w:rFonts w:ascii="Times New Roman" w:hAnsi="Times New Roman"/><w:sz w:val="26"/><w:szCs w:val="26"/><w:lang w:eastAsia="zh-CN"/></w:rPr><w:t xml:space="preserve"> quyền từ chối </w:t></w:r><w:r><w:rPr><w:rFonts w:ascii="Times New Roman" w:hAnsi="Times New Roman" w:eastAsia="Microsoft YaHei"/><w:sz w:val="26"/><w:szCs w:val="26"/><w:lang w:eastAsia="zh-CN"/></w:rPr><w:t>đ</w:t></w:r><w:r><w:rPr><w:rFonts w:ascii="Times New Roman" w:hAnsi="Times New Roman"/><w:sz w:val="26"/><w:szCs w:val="26"/><w:lang w:eastAsia="zh-CN"/></w:rPr><w:t>ấu nối, y</w:t></w:r><w:r><w:rPr><w:rFonts w:ascii="Times New Roman" w:hAnsi="Times New Roman" w:eastAsia="Microsoft YaHei"/><w:sz w:val="26"/><w:szCs w:val="26"/><w:lang w:eastAsia="zh-CN"/></w:rPr><w:t>ê</w:t></w:r><w:r><w:rPr><w:rFonts w:ascii="Times New Roman" w:hAnsi="Times New Roman"/><w:sz w:val="26"/><w:szCs w:val="26"/><w:lang w:eastAsia="zh-CN"/></w:rPr><w:t>u cầu ngừng sử dụng hoặc y</w:t></w:r><w:r><w:rPr><w:rFonts w:ascii="Times New Roman" w:hAnsi="Times New Roman" w:eastAsia="Microsoft YaHei"/><w:sz w:val="26"/><w:szCs w:val="26"/><w:lang w:eastAsia="zh-CN"/></w:rPr><w:t>ê</w:t></w:r><w:r><w:rPr><w:rFonts w:ascii="Times New Roman" w:hAnsi="Times New Roman"/><w:sz w:val="26"/><w:szCs w:val="26"/><w:lang w:eastAsia="zh-CN"/></w:rPr><w:t>u cầu th</w:t></w:r><w:r><w:rPr><w:rFonts w:ascii="Times New Roman" w:hAnsi="Times New Roman" w:eastAsia="Microsoft YaHei"/><w:sz w:val="26"/><w:szCs w:val="26"/><w:lang w:eastAsia="zh-CN"/></w:rPr><w:t>á</w:t></w:r><w:r><w:rPr><w:rFonts w:ascii="Times New Roman" w:hAnsi="Times New Roman"/><w:sz w:val="26"/><w:szCs w:val="26"/><w:lang w:eastAsia="zh-CN"/></w:rPr><w:t xml:space="preserve">o dỡ </w:t></w:r><w:r><w:rPr><w:rFonts w:ascii="Times New Roman" w:hAnsi="Times New Roman" w:eastAsia="Microsoft YaHei"/><w:sz w:val="26"/><w:szCs w:val="26"/><w:lang w:eastAsia="zh-CN"/></w:rPr><w:t>đ</w:t></w:r><w:r><w:rPr><w:rFonts w:ascii="Times New Roman" w:hAnsi="Times New Roman"/><w:sz w:val="26"/><w:szCs w:val="26"/><w:lang w:eastAsia="zh-CN"/></w:rPr><w:t>ối với c</w:t></w:r><w:r><w:rPr><w:rFonts w:ascii="Times New Roman" w:hAnsi="Times New Roman" w:eastAsia="Microsoft YaHei"/><w:sz w:val="26"/><w:szCs w:val="26"/><w:lang w:eastAsia="zh-CN"/></w:rPr><w:t>á</w:t></w:r><w:r><w:rPr><w:rFonts w:ascii="Times New Roman" w:hAnsi="Times New Roman"/><w:sz w:val="26"/><w:szCs w:val="26"/><w:lang w:eastAsia="zh-CN"/></w:rPr><w:t>c thiết bị kh</w:t></w:r><w:r><w:rPr><w:rFonts w:ascii="Times New Roman" w:hAnsi="Times New Roman" w:eastAsia="Microsoft YaHei"/><w:sz w:val="26"/><w:szCs w:val="26"/><w:lang w:eastAsia="zh-CN"/></w:rPr><w:t>ô</w:t></w:r><w:r><w:rPr><w:rFonts w:ascii="Times New Roman" w:hAnsi="Times New Roman"/><w:sz w:val="26"/><w:szCs w:val="26"/><w:lang w:eastAsia="zh-CN"/></w:rPr><w:t xml:space="preserve">ng </w:t></w:r><w:r><w:rPr><w:rFonts w:ascii="Times New Roman" w:hAnsi="Times New Roman" w:eastAsia="Microsoft YaHei"/><w:sz w:val="26"/><w:szCs w:val="26"/><w:lang w:eastAsia="zh-CN"/></w:rPr><w:t>đá</w:t></w:r><w:r><w:rPr><w:rFonts w:ascii="Times New Roman" w:hAnsi="Times New Roman"/><w:sz w:val="26"/><w:szCs w:val="26"/><w:lang w:eastAsia="zh-CN"/></w:rPr><w:t>p ứng y</w:t></w:r><w:r><w:rPr><w:rFonts w:ascii="Times New Roman" w:hAnsi="Times New Roman" w:eastAsia="Microsoft YaHei"/><w:sz w:val="26"/><w:szCs w:val="26"/><w:lang w:eastAsia="zh-CN"/></w:rPr><w:t>ê</w:t></w:r><w:r><w:rPr><w:rFonts w:ascii="Times New Roman" w:hAnsi="Times New Roman"/><w:sz w:val="26"/><w:szCs w:val="26"/><w:lang w:eastAsia="zh-CN"/></w:rPr><w:t>u cầu kỹ thuật hoặc c</w:t></w:r><w:r><w:rPr><w:rFonts w:ascii="Times New Roman" w:hAnsi="Times New Roman" w:eastAsia="Microsoft YaHei"/><w:sz w:val="26"/><w:szCs w:val="26"/><w:lang w:eastAsia="zh-CN"/></w:rPr><w:t>ó</w:t></w:r><w:r><w:rPr><w:rFonts w:ascii="Times New Roman" w:hAnsi="Times New Roman"/><w:sz w:val="26"/><w:szCs w:val="26"/><w:lang w:eastAsia="zh-CN"/></w:rPr><w:t xml:space="preserve"> nguy cơ g</w:t></w:r><w:r><w:rPr><w:rFonts w:ascii="Times New Roman" w:hAnsi="Times New Roman" w:eastAsia="Microsoft YaHei"/><w:sz w:val="26"/><w:szCs w:val="26"/><w:lang w:eastAsia="zh-CN"/></w:rPr><w:t>â</w:t></w:r><w:r><w:rPr><w:rFonts w:ascii="Times New Roman" w:hAnsi="Times New Roman"/><w:sz w:val="26"/><w:szCs w:val="26"/><w:lang w:eastAsia="zh-CN"/></w:rPr><w:t>y mất an to</w:t></w:r><w:r><w:rPr><w:rFonts w:ascii="Times New Roman" w:hAnsi="Times New Roman" w:eastAsia="Microsoft YaHei"/><w:sz w:val="26"/><w:szCs w:val="26"/><w:lang w:eastAsia="zh-CN"/></w:rPr><w:t>à</w:t></w:r><w:r><w:rPr><w:rFonts w:ascii="Times New Roman" w:hAnsi="Times New Roman"/><w:sz w:val="26"/><w:szCs w:val="26"/><w:lang w:eastAsia="zh-CN"/></w:rPr><w:t>n.</w:t></w:r></w:p><w:p><w:pPr><w:pStyle w:val="13"/><w:numPr><w:ilvl w:val="0"/><w:numId w:val="7"/></w:numPr><w:shd w:val="clear" w:color="auto" w:fill="FFFFFF" w:themeFill="background1"/><w:spacing w:line="240" w:lineRule="auto"/><w:jc w:val="both"/><w:rPr><w:rFonts w:ascii="Times New Roman" w:hAnsi="Times New Roman"/><w:sz w:val="26"/><w:szCs w:val="26"/><w:lang w:eastAsia="zh-CN"/></w:rPr></w:pPr><w:r><w:rPr><w:rFonts w:ascii="Times New Roman" w:hAnsi="Times New Roman"/><w:sz w:val="26"/><w:szCs w:val="26"/><w:lang w:eastAsia="zh-CN"/></w:rPr><w:t xml:space="preserve">Mọi tai nạn lao </w:t></w:r><w:r><w:rPr><w:rFonts w:ascii="Times New Roman" w:hAnsi="Times New Roman" w:eastAsia="Microsoft YaHei"/><w:sz w:val="26"/><w:szCs w:val="26"/><w:lang w:eastAsia="zh-CN"/></w:rPr><w:t>đ</w:t></w:r><w:r><w:rPr><w:rFonts w:ascii="Times New Roman" w:hAnsi="Times New Roman"/><w:sz w:val="26"/><w:szCs w:val="26"/><w:lang w:eastAsia="zh-CN"/></w:rPr><w:t>ộng, sự cố kỹ thuật, sự cố ch</w:t></w:r><w:r><w:rPr><w:rFonts w:ascii="Times New Roman" w:hAnsi="Times New Roman" w:eastAsia="Microsoft YaHei"/><w:sz w:val="26"/><w:szCs w:val="26"/><w:lang w:eastAsia="zh-CN"/></w:rPr><w:t>á</w:t></w:r><w:r><w:rPr><w:rFonts w:ascii="Times New Roman" w:hAnsi="Times New Roman"/><w:sz w:val="26"/><w:szCs w:val="26"/><w:lang w:eastAsia="zh-CN"/></w:rPr><w:t>y nổ hoặc thiệt hại ph</w:t></w:r><w:r><w:rPr><w:rFonts w:ascii="Times New Roman" w:hAnsi="Times New Roman" w:eastAsia="Microsoft YaHei"/><w:sz w:val="26"/><w:szCs w:val="26"/><w:lang w:eastAsia="zh-CN"/></w:rPr><w:t>á</w:t></w:r><w:r><w:rPr><w:rFonts w:ascii="Times New Roman" w:hAnsi="Times New Roman"/><w:sz w:val="26"/><w:szCs w:val="26"/><w:lang w:eastAsia="zh-CN"/></w:rPr><w:t>t sinh do lỗi của B</w:t></w:r><w:r><w:rPr><w:rFonts w:ascii="Times New Roman" w:hAnsi="Times New Roman" w:eastAsia="Microsoft YaHei"/><w:sz w:val="26"/><w:szCs w:val="26"/><w:lang w:eastAsia="zh-CN"/></w:rPr><w:t>ê</w:t></w:r><w:r><w:rPr><w:rFonts w:ascii="Times New Roman" w:hAnsi="Times New Roman"/><w:sz w:val="26"/><w:szCs w:val="26"/><w:lang w:eastAsia="zh-CN"/></w:rPr><w:t>n B, kh</w:t></w:r><w:r><w:rPr><w:rFonts w:ascii="Times New Roman" w:hAnsi="Times New Roman" w:eastAsia="Microsoft YaHei"/><w:sz w:val="26"/><w:szCs w:val="26"/><w:lang w:eastAsia="zh-CN"/></w:rPr><w:t>á</w:t></w:r><w:r><w:rPr><w:rFonts w:ascii="Times New Roman" w:hAnsi="Times New Roman"/><w:sz w:val="26"/><w:szCs w:val="26"/><w:lang w:eastAsia="zh-CN"/></w:rPr><w:t>ch mời, nh</w:t></w:r><w:r><w:rPr><w:rFonts w:ascii="Times New Roman" w:hAnsi="Times New Roman" w:eastAsia="Microsoft YaHei"/><w:sz w:val="26"/><w:szCs w:val="26"/><w:lang w:eastAsia="zh-CN"/></w:rPr><w:t>à</w:t></w:r><w:r><w:rPr><w:rFonts w:ascii="Times New Roman" w:hAnsi="Times New Roman"/><w:sz w:val="26"/><w:szCs w:val="26"/><w:lang w:eastAsia="zh-CN"/></w:rPr><w:t xml:space="preserve"> thầu phụ hoặc c</w:t></w:r><w:r><w:rPr><w:rFonts w:ascii="Times New Roman" w:hAnsi="Times New Roman" w:eastAsia="Microsoft YaHei"/><w:sz w:val="26"/><w:szCs w:val="26"/><w:lang w:eastAsia="zh-CN"/></w:rPr><w:t>á</w:t></w:r><w:r><w:rPr><w:rFonts w:ascii="Times New Roman" w:hAnsi="Times New Roman"/><w:sz w:val="26"/><w:szCs w:val="26"/><w:lang w:eastAsia="zh-CN"/></w:rPr><w:t xml:space="preserve">c </w:t></w:r><w:r><w:rPr><w:rFonts w:ascii="Times New Roman" w:hAnsi="Times New Roman" w:eastAsia="Microsoft YaHei"/><w:sz w:val="26"/><w:szCs w:val="26"/><w:lang w:eastAsia="zh-CN"/></w:rPr><w:t>đ</w:t></w:r><w:r><w:rPr><w:rFonts w:ascii="Times New Roman" w:hAnsi="Times New Roman"/><w:sz w:val="26"/><w:szCs w:val="26"/><w:lang w:eastAsia="zh-CN"/></w:rPr><w:t>ơn vị do B</w:t></w:r><w:r><w:rPr><w:rFonts w:ascii="Times New Roman" w:hAnsi="Times New Roman" w:eastAsia="Microsoft YaHei"/><w:sz w:val="26"/><w:szCs w:val="26"/><w:lang w:eastAsia="zh-CN"/></w:rPr><w:t>ê</w:t></w:r><w:r><w:rPr><w:rFonts w:ascii="Times New Roman" w:hAnsi="Times New Roman"/><w:sz w:val="26"/><w:szCs w:val="26"/><w:lang w:eastAsia="zh-CN"/></w:rPr><w:t>n B thu</w:t></w:r><w:r><w:rPr><w:rFonts w:ascii="Times New Roman" w:hAnsi="Times New Roman" w:eastAsia="Microsoft YaHei"/><w:sz w:val="26"/><w:szCs w:val="26"/><w:lang w:eastAsia="zh-CN"/></w:rPr><w:t>ê</w:t></w:r><w:r><w:rPr><w:rFonts w:ascii="Times New Roman" w:hAnsi="Times New Roman"/><w:sz w:val="26"/><w:szCs w:val="26"/><w:lang w:eastAsia="zh-CN"/></w:rPr><w:t xml:space="preserve"> sẽ do B</w:t></w:r><w:r><w:rPr><w:rFonts w:ascii="Times New Roman" w:hAnsi="Times New Roman" w:eastAsia="Microsoft YaHei"/><w:sz w:val="26"/><w:szCs w:val="26"/><w:lang w:eastAsia="zh-CN"/></w:rPr><w:t>ê</w:t></w:r><w:r><w:rPr><w:rFonts w:ascii="Times New Roman" w:hAnsi="Times New Roman"/><w:sz w:val="26"/><w:szCs w:val="26"/><w:lang w:eastAsia="zh-CN"/></w:rPr><w:t>n B ho</w:t></w:r><w:r><w:rPr><w:rFonts w:ascii="Times New Roman" w:hAnsi="Times New Roman" w:eastAsia="Microsoft YaHei"/><w:sz w:val="26"/><w:szCs w:val="26"/><w:lang w:eastAsia="zh-CN"/></w:rPr><w:t>à</w:t></w:r><w:r><w:rPr><w:rFonts w:ascii="Times New Roman" w:hAnsi="Times New Roman"/><w:sz w:val="26"/><w:szCs w:val="26"/><w:lang w:eastAsia="zh-CN"/></w:rPr><w:t>n to</w:t></w:r><w:r><w:rPr><w:rFonts w:ascii="Times New Roman" w:hAnsi="Times New Roman" w:eastAsia="Microsoft YaHei"/><w:sz w:val="26"/><w:szCs w:val="26"/><w:lang w:eastAsia="zh-CN"/></w:rPr><w:t>à</w:t></w:r><w:r><w:rPr><w:rFonts w:ascii="Times New Roman" w:hAnsi="Times New Roman"/><w:sz w:val="26"/><w:szCs w:val="26"/><w:lang w:eastAsia="zh-CN"/></w:rPr><w:t>n chịu tr</w:t></w:r><w:r><w:rPr><w:rFonts w:ascii="Times New Roman" w:hAnsi="Times New Roman" w:eastAsia="Microsoft YaHei"/><w:sz w:val="26"/><w:szCs w:val="26"/><w:lang w:eastAsia="zh-CN"/></w:rPr><w:t>á</w:t></w:r><w:r><w:rPr><w:rFonts w:ascii="Times New Roman" w:hAnsi="Times New Roman"/><w:sz w:val="26"/><w:szCs w:val="26"/><w:lang w:eastAsia="zh-CN"/></w:rPr><w:t>ch nhiệm v</w:t></w:r><w:r><w:rPr><w:rFonts w:ascii="Times New Roman" w:hAnsi="Times New Roman" w:eastAsia="Microsoft YaHei"/><w:sz w:val="26"/><w:szCs w:val="26"/><w:lang w:eastAsia="zh-CN"/></w:rPr><w:t>à</w:t></w:r><w:r><w:rPr><w:rFonts w:ascii="Times New Roman" w:hAnsi="Times New Roman"/><w:sz w:val="26"/><w:szCs w:val="26"/><w:lang w:eastAsia="zh-CN"/></w:rPr><w:t xml:space="preserve"> bồi thường to</w:t></w:r><w:r><w:rPr><w:rFonts w:ascii="Times New Roman" w:hAnsi="Times New Roman" w:eastAsia="Microsoft YaHei"/><w:sz w:val="26"/><w:szCs w:val="26"/><w:lang w:eastAsia="zh-CN"/></w:rPr><w:t>à</w:t></w:r><w:r><w:rPr><w:rFonts w:ascii="Times New Roman" w:hAnsi="Times New Roman"/><w:sz w:val="26"/><w:szCs w:val="26"/><w:lang w:eastAsia="zh-CN"/></w:rPr><w:t>n bộ thiệt hại ph</w:t></w:r><w:r><w:rPr><w:rFonts w:ascii="Times New Roman" w:hAnsi="Times New Roman" w:eastAsia="Microsoft YaHei"/><w:sz w:val="26"/><w:szCs w:val="26"/><w:lang w:eastAsia="zh-CN"/></w:rPr><w:t>á</w:t></w:r><w:r><w:rPr><w:rFonts w:ascii="Times New Roman" w:hAnsi="Times New Roman"/><w:sz w:val="26"/><w:szCs w:val="26"/><w:lang w:eastAsia="zh-CN"/></w:rPr><w:t>t sinh cho B</w:t></w:r><w:r><w:rPr><w:rFonts w:ascii="Times New Roman" w:hAnsi="Times New Roman" w:eastAsia="Microsoft YaHei"/><w:sz w:val="26"/><w:szCs w:val="26"/><w:lang w:eastAsia="zh-CN"/></w:rPr><w:t>ê</w:t></w:r><w:r><w:rPr><w:rFonts w:ascii="Times New Roman" w:hAnsi="Times New Roman"/><w:sz w:val="26"/><w:szCs w:val="26"/><w:lang w:eastAsia="zh-CN"/></w:rPr><w:t>n A v</w:t></w:r><w:r><w:rPr><w:rFonts w:ascii="Times New Roman" w:hAnsi="Times New Roman" w:eastAsia="Microsoft YaHei"/><w:sz w:val="26"/><w:szCs w:val="26"/><w:lang w:eastAsia="zh-CN"/></w:rPr><w:t>à</w:t></w:r><w:r><w:rPr><w:rFonts w:ascii="Times New Roman" w:hAnsi="Times New Roman"/><w:sz w:val="26"/><w:szCs w:val="26"/><w:lang w:eastAsia="zh-CN"/></w:rPr><w:t xml:space="preserve"> c</w:t></w:r><w:r><w:rPr><w:rFonts w:ascii="Times New Roman" w:hAnsi="Times New Roman" w:eastAsia="Microsoft YaHei"/><w:sz w:val="26"/><w:szCs w:val="26"/><w:lang w:eastAsia="zh-CN"/></w:rPr><w:t>á</w:t></w:r><w:r><w:rPr><w:rFonts w:ascii="Times New Roman" w:hAnsi="Times New Roman"/><w:sz w:val="26"/><w:szCs w:val="26"/><w:lang w:eastAsia="zh-CN"/></w:rPr><w:t>c b</w:t></w:r><w:r><w:rPr><w:rFonts w:ascii="Times New Roman" w:hAnsi="Times New Roman" w:eastAsia="Microsoft YaHei"/><w:sz w:val="26"/><w:szCs w:val="26"/><w:lang w:eastAsia="zh-CN"/></w:rPr><w:t>ê</w:t></w:r><w:r><w:rPr><w:rFonts w:ascii="Times New Roman" w:hAnsi="Times New Roman"/><w:sz w:val="26"/><w:szCs w:val="26"/><w:lang w:eastAsia="zh-CN"/></w:rPr><w:t>n li</w:t></w:r><w:r><w:rPr><w:rFonts w:ascii="Times New Roman" w:hAnsi="Times New Roman" w:eastAsia="Microsoft YaHei"/><w:sz w:val="26"/><w:szCs w:val="26"/><w:lang w:eastAsia="zh-CN"/></w:rPr><w:t>ê</w:t></w:r><w:r><w:rPr><w:rFonts w:ascii="Times New Roman" w:hAnsi="Times New Roman"/><w:sz w:val="26"/><w:szCs w:val="26"/><w:lang w:eastAsia="zh-CN"/></w:rPr><w:t>n quan (nếu c</w:t></w:r><w:r><w:rPr><w:rFonts w:ascii="Times New Roman" w:hAnsi="Times New Roman" w:eastAsia="Microsoft YaHei"/><w:sz w:val="26"/><w:szCs w:val="26"/><w:lang w:eastAsia="zh-CN"/></w:rPr><w:t>ó</w:t></w:r><w:r><w:rPr><w:rFonts w:ascii="Times New Roman" w:hAnsi="Times New Roman"/><w:sz w:val="26"/><w:szCs w:val="26"/><w:lang w:eastAsia="zh-CN"/></w:rPr><w:t>).</w:t></w:r></w:p><w:p><w:pPr><w:pStyle w:val="13"/><w:numPr><w:ilvl w:val="0"/><w:numId w:val="7"/></w:numPr><w:shd w:val="clear" w:color="auto" w:fill="FFFFFF" w:themeFill="background1"/><w:spacing w:line="240" w:lineRule="auto"/><w:jc w:val="both"/><w:rPr><w:rFonts w:ascii="Times New Roman" w:hAnsi="Times New Roman"/><w:sz w:val="26"/><w:szCs w:val="26"/><w:lang w:eastAsia="zh-CN"/></w:rPr></w:pPr><w:r><w:rPr><w:rFonts w:ascii="Times New Roman" w:hAnsi="Times New Roman"/><w:sz w:val="26"/><w:szCs w:val="26"/><w:lang w:eastAsia="zh-CN"/></w:rPr><w:t>Bên A có quyền y</w:t></w:r><w:r><w:rPr><w:rFonts w:ascii="Times New Roman" w:hAnsi="Times New Roman" w:eastAsia="Microsoft YaHei"/><w:sz w:val="26"/><w:szCs w:val="26"/><w:lang w:eastAsia="zh-CN"/></w:rPr><w:t>ê</w:t></w:r><w:r><w:rPr><w:rFonts w:ascii="Times New Roman" w:hAnsi="Times New Roman"/><w:sz w:val="26"/><w:szCs w:val="26"/><w:lang w:eastAsia="zh-CN"/></w:rPr><w:t xml:space="preserve">u cầu tạm dừng hoặc </w:t></w:r><w:r><w:rPr><w:rFonts w:ascii="Times New Roman" w:hAnsi="Times New Roman" w:eastAsia="Microsoft YaHei"/><w:sz w:val="26"/><w:szCs w:val="26"/><w:lang w:eastAsia="zh-CN"/></w:rPr><w:t>đì</w:t></w:r><w:r><w:rPr><w:rFonts w:ascii="Times New Roman" w:hAnsi="Times New Roman"/><w:sz w:val="26"/><w:szCs w:val="26"/><w:lang w:eastAsia="zh-CN"/></w:rPr><w:t>nh chỉ ngay bất k</w:t></w:r><w:r><w:rPr><w:rFonts w:ascii="Times New Roman" w:hAnsi="Times New Roman" w:eastAsia="Microsoft YaHei"/><w:sz w:val="26"/><w:szCs w:val="26"/><w:lang w:eastAsia="zh-CN"/></w:rPr><w:t>ỳ</w:t></w:r><w:r><w:rPr><w:rFonts w:ascii="Times New Roman" w:hAnsi="Times New Roman"/><w:sz w:val="26"/><w:szCs w:val="26"/><w:lang w:eastAsia="zh-CN"/></w:rPr><w:t xml:space="preserve"> hoạt </w:t></w:r><w:r><w:rPr><w:rFonts w:ascii="Times New Roman" w:hAnsi="Times New Roman" w:eastAsia="Microsoft YaHei"/><w:sz w:val="26"/><w:szCs w:val="26"/><w:lang w:eastAsia="zh-CN"/></w:rPr><w:t>đ</w:t></w:r><w:r><w:rPr><w:rFonts w:ascii="Times New Roman" w:hAnsi="Times New Roman"/><w:sz w:val="26"/><w:szCs w:val="26"/><w:lang w:eastAsia="zh-CN"/></w:rPr><w:t>ộng thi c</w:t></w:r><w:r><w:rPr><w:rFonts w:ascii="Times New Roman" w:hAnsi="Times New Roman" w:eastAsia="Microsoft YaHei"/><w:sz w:val="26"/><w:szCs w:val="26"/><w:lang w:eastAsia="zh-CN"/></w:rPr><w:t>ô</w:t></w:r><w:r><w:rPr><w:rFonts w:ascii="Times New Roman" w:hAnsi="Times New Roman"/><w:sz w:val="26"/><w:szCs w:val="26"/><w:lang w:eastAsia="zh-CN"/></w:rPr><w:t xml:space="preserve">ng, lắp </w:t></w:r><w:r><w:rPr><w:rFonts w:ascii="Times New Roman" w:hAnsi="Times New Roman" w:eastAsia="Microsoft YaHei"/><w:sz w:val="26"/><w:szCs w:val="26"/><w:lang w:eastAsia="zh-CN"/></w:rPr><w:t>đ</w:t></w:r><w:r><w:rPr><w:rFonts w:ascii="Times New Roman" w:hAnsi="Times New Roman"/><w:sz w:val="26"/><w:szCs w:val="26"/><w:lang w:eastAsia="zh-CN"/></w:rPr><w:t>ặt hoặc vận h</w:t></w:r><w:r><w:rPr><w:rFonts w:ascii="Times New Roman" w:hAnsi="Times New Roman" w:eastAsia="Microsoft YaHei"/><w:sz w:val="26"/><w:szCs w:val="26"/><w:lang w:eastAsia="zh-CN"/></w:rPr><w:t>à</w:t></w:r><w:r><w:rPr><w:rFonts w:ascii="Times New Roman" w:hAnsi="Times New Roman"/><w:sz w:val="26"/><w:szCs w:val="26"/><w:lang w:eastAsia="zh-CN"/></w:rPr><w:t>nh n</w:t></w:r><w:r><w:rPr><w:rFonts w:ascii="Times New Roman" w:hAnsi="Times New Roman" w:eastAsia="Microsoft YaHei"/><w:sz w:val="26"/><w:szCs w:val="26"/><w:lang w:eastAsia="zh-CN"/></w:rPr><w:t>à</w:t></w:r><w:r><w:rPr><w:rFonts w:ascii="Times New Roman" w:hAnsi="Times New Roman"/><w:sz w:val="26"/><w:szCs w:val="26"/><w:lang w:eastAsia="zh-CN"/></w:rPr><w:t>o c</w:t></w:r><w:r><w:rPr><w:rFonts w:ascii="Times New Roman" w:hAnsi="Times New Roman" w:eastAsia="Microsoft YaHei"/><w:sz w:val="26"/><w:szCs w:val="26"/><w:lang w:eastAsia="zh-CN"/></w:rPr><w:t>ó</w:t></w:r><w:r><w:rPr><w:rFonts w:ascii="Times New Roman" w:hAnsi="Times New Roman"/><w:sz w:val="26"/><w:szCs w:val="26"/><w:lang w:eastAsia="zh-CN"/></w:rPr><w:t xml:space="preserve"> dấu hiệu mất an to</w:t></w:r><w:r><w:rPr><w:rFonts w:ascii="Times New Roman" w:hAnsi="Times New Roman" w:eastAsia="Microsoft YaHei"/><w:sz w:val="26"/><w:szCs w:val="26"/><w:lang w:eastAsia="zh-CN"/></w:rPr><w:t>à</w:t></w:r><w:r><w:rPr><w:rFonts w:ascii="Times New Roman" w:hAnsi="Times New Roman"/><w:sz w:val="26"/><w:szCs w:val="26"/><w:lang w:eastAsia="zh-CN"/></w:rPr><w:t xml:space="preserve">n, vi phạm quy </w:t></w:r><w:r><w:rPr><w:rFonts w:ascii="Times New Roman" w:hAnsi="Times New Roman" w:eastAsia="Microsoft YaHei"/><w:sz w:val="26"/><w:szCs w:val="26"/><w:lang w:eastAsia="zh-CN"/></w:rPr><w:t>đ</w:t></w:r><w:r><w:rPr><w:rFonts w:ascii="Times New Roman" w:hAnsi="Times New Roman"/><w:sz w:val="26"/><w:szCs w:val="26"/><w:lang w:eastAsia="zh-CN"/></w:rPr><w:t>ịnh về an to</w:t></w:r><w:r><w:rPr><w:rFonts w:ascii="Times New Roman" w:hAnsi="Times New Roman" w:eastAsia="Microsoft YaHei"/><w:sz w:val="26"/><w:szCs w:val="26"/><w:lang w:eastAsia="zh-CN"/></w:rPr><w:t>à</w:t></w:r><w:r><w:rPr><w:rFonts w:ascii="Times New Roman" w:hAnsi="Times New Roman"/><w:sz w:val="26"/><w:szCs w:val="26"/><w:lang w:eastAsia="zh-CN"/></w:rPr><w:t xml:space="preserve">n lao </w:t></w:r><w:r><w:rPr><w:rFonts w:ascii="Times New Roman" w:hAnsi="Times New Roman" w:eastAsia="Microsoft YaHei"/><w:sz w:val="26"/><w:szCs w:val="26"/><w:lang w:eastAsia="zh-CN"/></w:rPr><w:t>đ</w:t></w:r><w:r><w:rPr><w:rFonts w:ascii="Times New Roman" w:hAnsi="Times New Roman"/><w:sz w:val="26"/><w:szCs w:val="26"/><w:lang w:eastAsia="zh-CN"/></w:rPr><w:t>ộng, ph</w:t></w:r><w:r><w:rPr><w:rFonts w:ascii="Times New Roman" w:hAnsi="Times New Roman" w:eastAsia="Microsoft YaHei"/><w:sz w:val="26"/><w:szCs w:val="26"/><w:lang w:eastAsia="zh-CN"/></w:rPr><w:t>ò</w:t></w:r><w:r><w:rPr><w:rFonts w:ascii="Times New Roman" w:hAnsi="Times New Roman"/><w:sz w:val="26"/><w:szCs w:val="26"/><w:lang w:eastAsia="zh-CN"/></w:rPr><w:t>ng ch</w:t></w:r><w:r><w:rPr><w:rFonts w:ascii="Times New Roman" w:hAnsi="Times New Roman" w:eastAsia="Microsoft YaHei"/><w:sz w:val="26"/><w:szCs w:val="26"/><w:lang w:eastAsia="zh-CN"/></w:rPr><w:t>á</w:t></w:r><w:r><w:rPr><w:rFonts w:ascii="Times New Roman" w:hAnsi="Times New Roman"/><w:sz w:val="26"/><w:szCs w:val="26"/><w:lang w:eastAsia="zh-CN"/></w:rPr><w:t>y chữa ch</w:t></w:r><w:r><w:rPr><w:rFonts w:ascii="Times New Roman" w:hAnsi="Times New Roman" w:eastAsia="Microsoft YaHei"/><w:sz w:val="26"/><w:szCs w:val="26"/><w:lang w:eastAsia="zh-CN"/></w:rPr><w:t>á</w:t></w:r><w:r><w:rPr><w:rFonts w:ascii="Times New Roman" w:hAnsi="Times New Roman"/><w:sz w:val="26"/><w:szCs w:val="26"/><w:lang w:eastAsia="zh-CN"/></w:rPr><w:t>y hoặc c</w:t></w:r><w:r><w:rPr><w:rFonts w:ascii="Times New Roman" w:hAnsi="Times New Roman" w:eastAsia="Microsoft YaHei"/><w:sz w:val="26"/><w:szCs w:val="26"/><w:lang w:eastAsia="zh-CN"/></w:rPr><w:t>ó</w:t></w:r><w:r><w:rPr><w:rFonts w:ascii="Times New Roman" w:hAnsi="Times New Roman"/><w:sz w:val="26"/><w:szCs w:val="26"/><w:lang w:eastAsia="zh-CN"/></w:rPr><w:t xml:space="preserve"> nguy cơ g</w:t></w:r><w:r><w:rPr><w:rFonts w:ascii="Times New Roman" w:hAnsi="Times New Roman" w:eastAsia="Microsoft YaHei"/><w:sz w:val="26"/><w:szCs w:val="26"/><w:lang w:eastAsia="zh-CN"/></w:rPr><w:t>â</w:t></w:r><w:r><w:rPr><w:rFonts w:ascii="Times New Roman" w:hAnsi="Times New Roman"/><w:sz w:val="26"/><w:szCs w:val="26"/><w:lang w:eastAsia="zh-CN"/></w:rPr><w:t xml:space="preserve">y thiệt hại </w:t></w:r><w:r><w:rPr><w:rFonts w:ascii="Times New Roman" w:hAnsi="Times New Roman" w:eastAsia="Microsoft YaHei"/><w:sz w:val="26"/><w:szCs w:val="26"/><w:lang w:eastAsia="zh-CN"/></w:rPr><w:t>đ</w:t></w:r><w:r><w:rPr><w:rFonts w:ascii="Times New Roman" w:hAnsi="Times New Roman"/><w:sz w:val="26"/><w:szCs w:val="26"/><w:lang w:eastAsia="zh-CN"/></w:rPr><w:t>ến con người v</w:t></w:r><w:r><w:rPr><w:rFonts w:ascii="Times New Roman" w:hAnsi="Times New Roman" w:eastAsia="Microsoft YaHei"/><w:sz w:val="26"/><w:szCs w:val="26"/><w:lang w:eastAsia="zh-CN"/></w:rPr><w:t>à</w:t></w:r><w:r><w:rPr><w:rFonts w:ascii="Times New Roman" w:hAnsi="Times New Roman"/><w:sz w:val="26"/><w:szCs w:val="26"/><w:lang w:eastAsia="zh-CN"/></w:rPr><w:t xml:space="preserve"> t</w:t></w:r><w:r><w:rPr><w:rFonts w:ascii="Times New Roman" w:hAnsi="Times New Roman" w:eastAsia="Microsoft YaHei"/><w:sz w:val="26"/><w:szCs w:val="26"/><w:lang w:eastAsia="zh-CN"/></w:rPr><w:t>à</w:t></w:r><w:r><w:rPr><w:rFonts w:ascii="Times New Roman" w:hAnsi="Times New Roman"/><w:sz w:val="26"/><w:szCs w:val="26"/><w:lang w:eastAsia="zh-CN"/></w:rPr><w:t>i sản m</w:t></w:r><w:r><w:rPr><w:rFonts w:ascii="Times New Roman" w:hAnsi="Times New Roman" w:eastAsia="Microsoft YaHei"/><w:sz w:val="26"/><w:szCs w:val="26"/><w:lang w:eastAsia="zh-CN"/></w:rPr><w:t>à</w:t></w:r><w:r><w:rPr><w:rFonts w:ascii="Times New Roman" w:hAnsi="Times New Roman"/><w:sz w:val="26"/><w:szCs w:val="26"/><w:lang w:eastAsia="zh-CN"/></w:rPr><w:t xml:space="preserve"> kh</w:t></w:r><w:r><w:rPr><w:rFonts w:ascii="Times New Roman" w:hAnsi="Times New Roman" w:eastAsia="Microsoft YaHei"/><w:sz w:val="26"/><w:szCs w:val="26"/><w:lang w:eastAsia="zh-CN"/></w:rPr><w:t>ô</w:t></w:r><w:r><w:rPr><w:rFonts w:ascii="Times New Roman" w:hAnsi="Times New Roman"/><w:sz w:val="26"/><w:szCs w:val="26"/><w:lang w:eastAsia="zh-CN"/></w:rPr><w:t>ng phải chịu bất k</w:t></w:r><w:r><w:rPr><w:rFonts w:ascii="Times New Roman" w:hAnsi="Times New Roman" w:eastAsia="Microsoft YaHei"/><w:sz w:val="26"/><w:szCs w:val="26"/><w:lang w:eastAsia="zh-CN"/></w:rPr><w:t>ỳ</w:t></w:r><w:r><w:rPr><w:rFonts w:ascii="Times New Roman" w:hAnsi="Times New Roman"/><w:sz w:val="26"/><w:szCs w:val="26"/><w:lang w:eastAsia="zh-CN"/></w:rPr><w:t xml:space="preserve"> tr</w:t></w:r><w:r><w:rPr><w:rFonts w:ascii="Times New Roman" w:hAnsi="Times New Roman" w:eastAsia="Microsoft YaHei"/><w:sz w:val="26"/><w:szCs w:val="26"/><w:lang w:eastAsia="zh-CN"/></w:rPr><w:t>á</w:t></w:r><w:r><w:rPr><w:rFonts w:ascii="Times New Roman" w:hAnsi="Times New Roman"/><w:sz w:val="26"/><w:szCs w:val="26"/><w:lang w:eastAsia="zh-CN"/></w:rPr><w:t>ch nhiệm bồi thường n</w:t></w:r><w:r><w:rPr><w:rFonts w:ascii="Times New Roman" w:hAnsi="Times New Roman" w:eastAsia="Microsoft YaHei"/><w:sz w:val="26"/><w:szCs w:val="26"/><w:lang w:eastAsia="zh-CN"/></w:rPr><w:t>à</w:t></w:r><w:r><w:rPr><w:rFonts w:ascii="Times New Roman" w:hAnsi="Times New Roman"/><w:sz w:val="26"/><w:szCs w:val="26"/><w:lang w:eastAsia="zh-CN"/></w:rPr><w:t>o.</w:t></w:r></w:p><w:p><w:pPr><w:pStyle w:val="13"/><w:numPr><w:ilvl w:val="0"/><w:numId w:val="7"/></w:numPr><w:shd w:val="clear" w:color="auto" w:fill="FFFFFF" w:themeFill="background1"/><w:spacing w:line="240" w:lineRule="auto"/><w:jc w:val="both"/><w:rPr><w:rFonts w:ascii="Times New Roman" w:hAnsi="Times New Roman"/><w:sz w:val="26"/><w:szCs w:val="26"/><w:lang w:eastAsia="zh-CN"/></w:rPr></w:pPr><w:r><w:rPr><w:rFonts w:ascii="Times New Roman" w:hAnsi="Times New Roman"/><w:sz w:val="26"/><w:szCs w:val="26"/><w:lang w:eastAsia="zh-CN"/></w:rPr><w:t>Trường hợp cơ quan nh</w:t></w:r><w:r><w:rPr><w:rFonts w:ascii="Times New Roman" w:hAnsi="Times New Roman" w:eastAsia="Microsoft YaHei"/><w:sz w:val="26"/><w:szCs w:val="26"/><w:lang w:eastAsia="zh-CN"/></w:rPr><w:t>à</w:t></w:r><w:r><w:rPr><w:rFonts w:ascii="Times New Roman" w:hAnsi="Times New Roman"/><w:sz w:val="26"/><w:szCs w:val="26"/><w:lang w:eastAsia="zh-CN"/></w:rPr><w:t xml:space="preserve"> nước c</w:t></w:r><w:r><w:rPr><w:rFonts w:ascii="Times New Roman" w:hAnsi="Times New Roman" w:eastAsia="Microsoft YaHei"/><w:sz w:val="26"/><w:szCs w:val="26"/><w:lang w:eastAsia="zh-CN"/></w:rPr><w:t>ó</w:t></w:r><w:r><w:rPr><w:rFonts w:ascii="Times New Roman" w:hAnsi="Times New Roman"/><w:sz w:val="26"/><w:szCs w:val="26"/><w:lang w:eastAsia="zh-CN"/></w:rPr><w:t xml:space="preserve"> thẩm quyền y</w:t></w:r><w:r><w:rPr><w:rFonts w:ascii="Times New Roman" w:hAnsi="Times New Roman" w:eastAsia="Microsoft YaHei"/><w:sz w:val="26"/><w:szCs w:val="26"/><w:lang w:eastAsia="zh-CN"/></w:rPr><w:t>ê</w:t></w:r><w:r><w:rPr><w:rFonts w:ascii="Times New Roman" w:hAnsi="Times New Roman"/><w:sz w:val="26"/><w:szCs w:val="26"/><w:lang w:eastAsia="zh-CN"/></w:rPr><w:t xml:space="preserve">u cầu kiểm tra, tạm dừng hoặc </w:t></w:r><w:r><w:rPr><w:rFonts w:ascii="Times New Roman" w:hAnsi="Times New Roman" w:eastAsia="Microsoft YaHei"/><w:sz w:val="26"/><w:szCs w:val="26"/><w:lang w:eastAsia="zh-CN"/></w:rPr><w:t>đì</w:t></w:r><w:r><w:rPr><w:rFonts w:ascii="Times New Roman" w:hAnsi="Times New Roman"/><w:sz w:val="26"/><w:szCs w:val="26"/><w:lang w:eastAsia="zh-CN"/></w:rPr><w:t xml:space="preserve">nh chỉ hoạt </w:t></w:r><w:r><w:rPr><w:rFonts w:ascii="Times New Roman" w:hAnsi="Times New Roman" w:eastAsia="Microsoft YaHei"/><w:sz w:val="26"/><w:szCs w:val="26"/><w:lang w:eastAsia="zh-CN"/></w:rPr><w:t>đ</w:t></w:r><w:r><w:rPr><w:rFonts w:ascii="Times New Roman" w:hAnsi="Times New Roman"/><w:sz w:val="26"/><w:szCs w:val="26"/><w:lang w:eastAsia="zh-CN"/></w:rPr><w:t>ộng thi c</w:t></w:r><w:r><w:rPr><w:rFonts w:ascii="Times New Roman" w:hAnsi="Times New Roman" w:eastAsia="Microsoft YaHei"/><w:sz w:val="26"/><w:szCs w:val="26"/><w:lang w:eastAsia="zh-CN"/></w:rPr><w:t>ô</w:t></w:r><w:r><w:rPr><w:rFonts w:ascii="Times New Roman" w:hAnsi="Times New Roman"/><w:sz w:val="26"/><w:szCs w:val="26"/><w:lang w:eastAsia="zh-CN"/></w:rPr><w:t>ng, vận h</w:t></w:r><w:r><w:rPr><w:rFonts w:ascii="Times New Roman" w:hAnsi="Times New Roman" w:eastAsia="Microsoft YaHei"/><w:sz w:val="26"/><w:szCs w:val="26"/><w:lang w:eastAsia="zh-CN"/></w:rPr><w:t>à</w:t></w:r><w:r><w:rPr><w:rFonts w:ascii="Times New Roman" w:hAnsi="Times New Roman"/><w:sz w:val="26"/><w:szCs w:val="26"/><w:lang w:eastAsia="zh-CN"/></w:rPr><w:t>nh do nguy</w:t></w:r><w:r><w:rPr><w:rFonts w:ascii="Times New Roman" w:hAnsi="Times New Roman" w:eastAsia="Microsoft YaHei"/><w:sz w:val="26"/><w:szCs w:val="26"/><w:lang w:eastAsia="zh-CN"/></w:rPr><w:t>ê</w:t></w:r><w:r><w:rPr><w:rFonts w:ascii="Times New Roman" w:hAnsi="Times New Roman"/><w:sz w:val="26"/><w:szCs w:val="26"/><w:lang w:eastAsia="zh-CN"/></w:rPr><w:t>n nh</w:t></w:r><w:r><w:rPr><w:rFonts w:ascii="Times New Roman" w:hAnsi="Times New Roman" w:eastAsia="Microsoft YaHei"/><w:sz w:val="26"/><w:szCs w:val="26"/><w:lang w:eastAsia="zh-CN"/></w:rPr><w:t>â</w:t></w:r><w:r><w:rPr><w:rFonts w:ascii="Times New Roman" w:hAnsi="Times New Roman"/><w:sz w:val="26"/><w:szCs w:val="26"/><w:lang w:eastAsia="zh-CN"/></w:rPr><w:t>n thuộc tr</w:t></w:r><w:r><w:rPr><w:rFonts w:ascii="Times New Roman" w:hAnsi="Times New Roman" w:eastAsia="Microsoft YaHei"/><w:sz w:val="26"/><w:szCs w:val="26"/><w:lang w:eastAsia="zh-CN"/></w:rPr><w:t>á</w:t></w:r><w:r><w:rPr><w:rFonts w:ascii="Times New Roman" w:hAnsi="Times New Roman"/><w:sz w:val="26"/><w:szCs w:val="26"/><w:lang w:eastAsia="zh-CN"/></w:rPr><w:t>ch nhiệm của B</w:t></w:r><w:r><w:rPr><w:rFonts w:ascii="Times New Roman" w:hAnsi="Times New Roman" w:eastAsia="Microsoft YaHei"/><w:sz w:val="26"/><w:szCs w:val="26"/><w:lang w:eastAsia="zh-CN"/></w:rPr><w:t>ê</w:t></w:r><w:r><w:rPr><w:rFonts w:ascii="Times New Roman" w:hAnsi="Times New Roman"/><w:sz w:val="26"/><w:szCs w:val="26"/><w:lang w:eastAsia="zh-CN"/></w:rPr><w:t>n B hoặc c</w:t></w:r><w:r><w:rPr><w:rFonts w:ascii="Times New Roman" w:hAnsi="Times New Roman" w:eastAsia="Microsoft YaHei"/><w:sz w:val="26"/><w:szCs w:val="26"/><w:lang w:eastAsia="zh-CN"/></w:rPr><w:t>á</w:t></w:r><w:r><w:rPr><w:rFonts w:ascii="Times New Roman" w:hAnsi="Times New Roman"/><w:sz w:val="26"/><w:szCs w:val="26"/><w:lang w:eastAsia="zh-CN"/></w:rPr><w:t xml:space="preserve">c </w:t></w:r><w:r><w:rPr><w:rFonts w:ascii="Times New Roman" w:hAnsi="Times New Roman" w:eastAsia="Microsoft YaHei"/><w:sz w:val="26"/><w:szCs w:val="26"/><w:lang w:eastAsia="zh-CN"/></w:rPr><w:t>đ</w:t></w:r><w:r><w:rPr><w:rFonts w:ascii="Times New Roman" w:hAnsi="Times New Roman"/><w:sz w:val="26"/><w:szCs w:val="26"/><w:lang w:eastAsia="zh-CN"/></w:rPr><w:t>ơn vị do B</w:t></w:r><w:r><w:rPr><w:rFonts w:ascii="Times New Roman" w:hAnsi="Times New Roman" w:eastAsia="Microsoft YaHei"/><w:sz w:val="26"/><w:szCs w:val="26"/><w:lang w:eastAsia="zh-CN"/></w:rPr><w:t>ê</w:t></w:r><w:r><w:rPr><w:rFonts w:ascii="Times New Roman" w:hAnsi="Times New Roman"/><w:sz w:val="26"/><w:szCs w:val="26"/><w:lang w:eastAsia="zh-CN"/></w:rPr><w:t>n B thu</w:t></w:r><w:r><w:rPr><w:rFonts w:ascii="Times New Roman" w:hAnsi="Times New Roman" w:eastAsia="Microsoft YaHei"/><w:sz w:val="26"/><w:szCs w:val="26"/><w:lang w:eastAsia="zh-CN"/></w:rPr><w:t>ê</w:t></w:r><w:r><w:rPr><w:rFonts w:ascii="Times New Roman" w:hAnsi="Times New Roman"/><w:sz w:val="26"/><w:szCs w:val="26"/><w:lang w:eastAsia="zh-CN"/></w:rPr><w:t xml:space="preserve"> th</w:t></w:r><w:r><w:rPr><w:rFonts w:ascii="Times New Roman" w:hAnsi="Times New Roman" w:eastAsia="Microsoft YaHei"/><w:sz w:val="26"/><w:szCs w:val="26"/><w:lang w:eastAsia="zh-CN"/></w:rPr><w:t>ì</w:t></w:r><w:r><w:rPr><w:rFonts w:ascii="Times New Roman" w:hAnsi="Times New Roman"/><w:sz w:val="26"/><w:szCs w:val="26"/><w:lang w:eastAsia="zh-CN"/></w:rPr><w:t xml:space="preserve"> mọi chi ph</w:t></w:r><w:r><w:rPr><w:rFonts w:ascii="Times New Roman" w:hAnsi="Times New Roman" w:eastAsia="Microsoft YaHei"/><w:sz w:val="26"/><w:szCs w:val="26"/><w:lang w:eastAsia="zh-CN"/></w:rPr><w:t>í</w:t></w:r><w:r><w:rPr><w:rFonts w:ascii="Times New Roman" w:hAnsi="Times New Roman"/><w:sz w:val="26"/><w:szCs w:val="26"/><w:lang w:eastAsia="zh-CN"/></w:rPr><w:t>, thiệt hại v</w:t></w:r><w:r><w:rPr><w:rFonts w:ascii="Times New Roman" w:hAnsi="Times New Roman" w:eastAsia="Microsoft YaHei"/><w:sz w:val="26"/><w:szCs w:val="26"/><w:lang w:eastAsia="zh-CN"/></w:rPr><w:t>à</w:t></w:r><w:r><w:rPr><w:rFonts w:ascii="Times New Roman" w:hAnsi="Times New Roman"/><w:sz w:val="26"/><w:szCs w:val="26"/><w:lang w:eastAsia="zh-CN"/></w:rPr><w:t xml:space="preserve"> tr</w:t></w:r><w:r><w:rPr><w:rFonts w:ascii="Times New Roman" w:hAnsi="Times New Roman" w:eastAsia="Microsoft YaHei"/><w:sz w:val="26"/><w:szCs w:val="26"/><w:lang w:eastAsia="zh-CN"/></w:rPr><w:t>á</w:t></w:r><w:r><w:rPr><w:rFonts w:ascii="Times New Roman" w:hAnsi="Times New Roman"/><w:sz w:val="26"/><w:szCs w:val="26"/><w:lang w:eastAsia="zh-CN"/></w:rPr><w:t>ch nhiệm ph</w:t></w:r><w:r><w:rPr><w:rFonts w:ascii="Times New Roman" w:hAnsi="Times New Roman" w:eastAsia="Microsoft YaHei"/><w:sz w:val="26"/><w:szCs w:val="26"/><w:lang w:eastAsia="zh-CN"/></w:rPr><w:t>á</w:t></w:r><w:r><w:rPr><w:rFonts w:ascii="Times New Roman" w:hAnsi="Times New Roman"/><w:sz w:val="26"/><w:szCs w:val="26"/><w:lang w:eastAsia="zh-CN"/></w:rPr><w:t>t sinh sẽ do B</w:t></w:r><w:r><w:rPr><w:rFonts w:ascii="Times New Roman" w:hAnsi="Times New Roman" w:eastAsia="Microsoft YaHei"/><w:sz w:val="26"/><w:szCs w:val="26"/><w:lang w:eastAsia="zh-CN"/></w:rPr><w:t>ê</w:t></w:r><w:r><w:rPr><w:rFonts w:ascii="Times New Roman" w:hAnsi="Times New Roman"/><w:sz w:val="26"/><w:szCs w:val="26"/><w:lang w:eastAsia="zh-CN"/></w:rPr><w:t>n B chịu.</w:t></w:r></w:p><w:p><w:pPr><w:pStyle w:val="13"/><w:numPr><w:ilvl w:val="1"/><w:numId w:val="2"/></w:numPr><w:shd w:val="clear" w:color="auto" w:fill="FFFFFF" w:themeFill="background1"/><w:spacing w:line="360" w:lineRule="auto"/><w:jc w:val="both"/><w:rPr><w:rFonts w:ascii="Times New Roman" w:hAnsi="Times New Roman"/><w:b/><w:bCs/><w:sz w:val="26"/><w:szCs w:val="26"/><w:lang w:eastAsia="zh-CN"/></w:rPr></w:pPr><w:r><w:rPr><w:rFonts w:ascii="Times New Roman" w:hAnsi="Times New Roman"/><w:b/><w:bCs/><w:sz w:val="26"/><w:szCs w:val="26"/><w:lang w:eastAsia="zh-CN"/></w:rPr><w:t>Lưu kho và quản lý hàng hóa</w:t></w:r></w:p><w:p><w:pPr><w:pStyle w:val="13"/><w:numPr><w:ilvl w:val="0"/><w:numId w:val="7"/></w:numPr><w:shd w:val="clear" w:color="auto" w:fill="FFFFFF" w:themeFill="background1"/><w:spacing w:line="240" w:lineRule="auto"/><w:jc w:val="both"/><w:rPr><w:rFonts w:ascii="Times New Roman" w:hAnsi="Times New Roman"/><w:sz w:val="26"/><w:szCs w:val="26"/><w:lang w:eastAsia="zh-CN"/></w:rPr></w:pPr><w:r><w:rPr><w:rFonts w:ascii="Times New Roman" w:hAnsi="Times New Roman"/><w:sz w:val="26"/><w:szCs w:val="26"/><w:lang w:eastAsia="zh-CN"/></w:rPr><w:t>Bên A không cung cấp dịch vụ lưu kho hoặc khu vực lưu giữ h</w:t></w:r><w:r><w:rPr><w:rFonts w:ascii="Times New Roman" w:hAnsi="Times New Roman" w:eastAsia="Microsoft YaHei"/><w:sz w:val="26"/><w:szCs w:val="26"/><w:lang w:eastAsia="zh-CN"/></w:rPr><w:t>à</w:t></w:r><w:r><w:rPr><w:rFonts w:ascii="Times New Roman" w:hAnsi="Times New Roman"/><w:sz w:val="26"/><w:szCs w:val="26"/><w:lang w:eastAsia="zh-CN"/></w:rPr><w:t>ng h</w:t></w:r><w:r><w:rPr><w:rFonts w:ascii="Times New Roman" w:hAnsi="Times New Roman" w:eastAsia="Microsoft YaHei"/><w:sz w:val="26"/><w:szCs w:val="26"/><w:lang w:eastAsia="zh-CN"/></w:rPr><w:t>ó</w:t></w:r><w:r><w:rPr><w:rFonts w:ascii="Times New Roman" w:hAnsi="Times New Roman"/><w:sz w:val="26"/><w:szCs w:val="26"/><w:lang w:eastAsia="zh-CN"/></w:rPr><w:t>a, thiết bị, vật tư, qu</w:t></w:r><w:r><w:rPr><w:rFonts w:ascii="Times New Roman" w:hAnsi="Times New Roman" w:eastAsia="Microsoft YaHei"/><w:sz w:val="26"/><w:szCs w:val="26"/><w:lang w:eastAsia="zh-CN"/></w:rPr><w:t>à</w:t></w:r><w:r><w:rPr><w:rFonts w:ascii="Times New Roman" w:hAnsi="Times New Roman"/><w:sz w:val="26"/><w:szCs w:val="26"/><w:lang w:eastAsia="zh-CN"/></w:rPr><w:t xml:space="preserve"> tặng, t</w:t></w:r><w:r><w:rPr><w:rFonts w:ascii="Times New Roman" w:hAnsi="Times New Roman" w:eastAsia="Microsoft YaHei"/><w:sz w:val="26"/><w:szCs w:val="26"/><w:lang w:eastAsia="zh-CN"/></w:rPr><w:t>à</w:t></w:r><w:r><w:rPr><w:rFonts w:ascii="Times New Roman" w:hAnsi="Times New Roman"/><w:sz w:val="26"/><w:szCs w:val="26"/><w:lang w:eastAsia="zh-CN"/></w:rPr><w:t>i liệu hoặc c</w:t></w:r><w:r><w:rPr><w:rFonts w:ascii="Times New Roman" w:hAnsi="Times New Roman" w:eastAsia="Microsoft YaHei"/><w:sz w:val="26"/><w:szCs w:val="26"/><w:lang w:eastAsia="zh-CN"/></w:rPr><w:t>á</w:t></w:r><w:r><w:rPr><w:rFonts w:ascii="Times New Roman" w:hAnsi="Times New Roman"/><w:sz w:val="26"/><w:szCs w:val="26"/><w:lang w:eastAsia="zh-CN"/></w:rPr><w:t>c t</w:t></w:r><w:r><w:rPr><w:rFonts w:ascii="Times New Roman" w:hAnsi="Times New Roman" w:eastAsia="Microsoft YaHei"/><w:sz w:val="26"/><w:szCs w:val="26"/><w:lang w:eastAsia="zh-CN"/></w:rPr><w:t>à</w:t></w:r><w:r><w:rPr><w:rFonts w:ascii="Times New Roman" w:hAnsi="Times New Roman"/><w:sz w:val="26"/><w:szCs w:val="26"/><w:lang w:eastAsia="zh-CN"/></w:rPr><w:t>i sản kh</w:t></w:r><w:r><w:rPr><w:rFonts w:ascii="Times New Roman" w:hAnsi="Times New Roman" w:eastAsia="Microsoft YaHei"/><w:sz w:val="26"/><w:szCs w:val="26"/><w:lang w:eastAsia="zh-CN"/></w:rPr><w:t>á</w:t></w:r><w:r><w:rPr><w:rFonts w:ascii="Times New Roman" w:hAnsi="Times New Roman"/><w:sz w:val="26"/><w:szCs w:val="26"/><w:lang w:eastAsia="zh-CN"/></w:rPr><w:t>c của B</w:t></w:r><w:r><w:rPr><w:rFonts w:ascii="Times New Roman" w:hAnsi="Times New Roman" w:eastAsia="Microsoft YaHei"/><w:sz w:val="26"/><w:szCs w:val="26"/><w:lang w:eastAsia="zh-CN"/></w:rPr><w:t>ê</w:t></w:r><w:r><w:rPr><w:rFonts w:ascii="Times New Roman" w:hAnsi="Times New Roman"/><w:sz w:val="26"/><w:szCs w:val="26"/><w:lang w:eastAsia="zh-CN"/></w:rPr><w:t>n B trước hoặc sau thời gian tổ chức chương tr</w:t></w:r><w:r><w:rPr><w:rFonts w:ascii="Times New Roman" w:hAnsi="Times New Roman" w:eastAsia="Microsoft YaHei"/><w:sz w:val="26"/><w:szCs w:val="26"/><w:lang w:eastAsia="zh-CN"/></w:rPr><w:t>ì</w:t></w:r><w:r><w:rPr><w:rFonts w:ascii="Times New Roman" w:hAnsi="Times New Roman"/><w:sz w:val="26"/><w:szCs w:val="26"/><w:lang w:eastAsia="zh-CN"/></w:rPr><w:t>nh, trừ trường hợp c</w:t></w:r><w:r><w:rPr><w:rFonts w:ascii="Times New Roman" w:hAnsi="Times New Roman" w:eastAsia="Microsoft YaHei"/><w:sz w:val="26"/><w:szCs w:val="26"/><w:lang w:eastAsia="zh-CN"/></w:rPr><w:t>ó</w:t></w:r><w:r><w:rPr><w:rFonts w:ascii="Times New Roman" w:hAnsi="Times New Roman"/><w:sz w:val="26"/><w:szCs w:val="26"/><w:lang w:eastAsia="zh-CN"/></w:rPr><w:t xml:space="preserve"> thỏa thuận ri</w:t></w:r><w:r><w:rPr><w:rFonts w:ascii="Times New Roman" w:hAnsi="Times New Roman" w:eastAsia="Microsoft YaHei"/><w:sz w:val="26"/><w:szCs w:val="26"/><w:lang w:eastAsia="zh-CN"/></w:rPr><w:t>ê</w:t></w:r><w:r><w:rPr><w:rFonts w:ascii="Times New Roman" w:hAnsi="Times New Roman"/><w:sz w:val="26"/><w:szCs w:val="26"/><w:lang w:eastAsia="zh-CN"/></w:rPr><w:t>ng bằng v</w:t></w:r><w:r><w:rPr><w:rFonts w:ascii="Times New Roman" w:hAnsi="Times New Roman" w:eastAsia="Microsoft YaHei"/><w:sz w:val="26"/><w:szCs w:val="26"/><w:lang w:eastAsia="zh-CN"/></w:rPr><w:t>ă</w:t></w:r><w:r><w:rPr><w:rFonts w:ascii="Times New Roman" w:hAnsi="Times New Roman"/><w:sz w:val="26"/><w:szCs w:val="26"/><w:lang w:eastAsia="zh-CN"/></w:rPr><w:t>n bản giữa hai B</w:t></w:r><w:r><w:rPr><w:rFonts w:ascii="Times New Roman" w:hAnsi="Times New Roman" w:eastAsia="Microsoft YaHei"/><w:sz w:val="26"/><w:szCs w:val="26"/><w:lang w:eastAsia="zh-CN"/></w:rPr><w:t>ê</w:t></w:r><w:r><w:rPr><w:rFonts w:ascii="Times New Roman" w:hAnsi="Times New Roman"/><w:sz w:val="26"/><w:szCs w:val="26"/><w:lang w:eastAsia="zh-CN"/></w:rPr><w:t>n.</w:t></w:r></w:p><w:p><w:pPr><w:pStyle w:val="13"/><w:numPr><w:ilvl w:val="0"/><w:numId w:val="7"/></w:numPr><w:shd w:val="clear" w:color="auto" w:fill="FFFFFF" w:themeFill="background1"/><w:spacing w:line="240" w:lineRule="auto"/><w:jc w:val="both"/><w:rPr><w:rFonts w:ascii="Times New Roman" w:hAnsi="Times New Roman"/><w:sz w:val="26"/><w:szCs w:val="26"/><w:lang w:eastAsia="zh-CN"/></w:rPr></w:pPr><w:r><w:rPr><w:rFonts w:ascii="Times New Roman" w:hAnsi="Times New Roman"/><w:sz w:val="26"/><w:szCs w:val="26"/><w:lang w:eastAsia="zh-CN"/></w:rPr><w:t>Tất cả h</w:t></w:r><w:r><w:rPr><w:rFonts w:ascii="Times New Roman" w:hAnsi="Times New Roman" w:eastAsia="Microsoft YaHei"/><w:sz w:val="26"/><w:szCs w:val="26"/><w:lang w:eastAsia="zh-CN"/></w:rPr><w:t>à</w:t></w:r><w:r><w:rPr><w:rFonts w:ascii="Times New Roman" w:hAnsi="Times New Roman"/><w:sz w:val="26"/><w:szCs w:val="26"/><w:lang w:eastAsia="zh-CN"/></w:rPr><w:t>ng h</w:t></w:r><w:r><w:rPr><w:rFonts w:ascii="Times New Roman" w:hAnsi="Times New Roman" w:eastAsia="Microsoft YaHei"/><w:sz w:val="26"/><w:szCs w:val="26"/><w:lang w:eastAsia="zh-CN"/></w:rPr><w:t>ó</w:t></w:r><w:r><w:rPr><w:rFonts w:ascii="Times New Roman" w:hAnsi="Times New Roman"/><w:sz w:val="26"/><w:szCs w:val="26"/><w:lang w:eastAsia="zh-CN"/></w:rPr><w:t>a, thiết bị, vật tư, qu</w:t></w:r><w:r><w:rPr><w:rFonts w:ascii="Times New Roman" w:hAnsi="Times New Roman" w:eastAsia="Microsoft YaHei"/><w:sz w:val="26"/><w:szCs w:val="26"/><w:lang w:eastAsia="zh-CN"/></w:rPr><w:t>à</w:t></w:r><w:r><w:rPr><w:rFonts w:ascii="Times New Roman" w:hAnsi="Times New Roman"/><w:sz w:val="26"/><w:szCs w:val="26"/><w:lang w:eastAsia="zh-CN"/></w:rPr><w:t xml:space="preserve"> tặng, t</w:t></w:r><w:r><w:rPr><w:rFonts w:ascii="Times New Roman" w:hAnsi="Times New Roman" w:eastAsia="Microsoft YaHei"/><w:sz w:val="26"/><w:szCs w:val="26"/><w:lang w:eastAsia="zh-CN"/></w:rPr><w:t>à</w:t></w:r><w:r><w:rPr><w:rFonts w:ascii="Times New Roman" w:hAnsi="Times New Roman"/><w:sz w:val="26"/><w:szCs w:val="26"/><w:lang w:eastAsia="zh-CN"/></w:rPr><w:t>i liệu v</w:t></w:r><w:r><w:rPr><w:rFonts w:ascii="Times New Roman" w:hAnsi="Times New Roman" w:eastAsia="Microsoft YaHei"/><w:sz w:val="26"/><w:szCs w:val="26"/><w:lang w:eastAsia="zh-CN"/></w:rPr><w:t>à</w:t></w:r><w:r><w:rPr><w:rFonts w:ascii="Times New Roman" w:hAnsi="Times New Roman"/><w:sz w:val="26"/><w:szCs w:val="26"/><w:lang w:eastAsia="zh-CN"/></w:rPr><w:t xml:space="preserve"> c</w:t></w:r><w:r><w:rPr><w:rFonts w:ascii="Times New Roman" w:hAnsi="Times New Roman" w:eastAsia="Microsoft YaHei"/><w:sz w:val="26"/><w:szCs w:val="26"/><w:lang w:eastAsia="zh-CN"/></w:rPr><w:t>á</w:t></w:r><w:r><w:rPr><w:rFonts w:ascii="Times New Roman" w:hAnsi="Times New Roman"/><w:sz w:val="26"/><w:szCs w:val="26"/><w:lang w:eastAsia="zh-CN"/></w:rPr><w:t>c hạng mục phục vụ chương tr</w:t></w:r><w:r><w:rPr><w:rFonts w:ascii="Times New Roman" w:hAnsi="Times New Roman" w:eastAsia="Microsoft YaHei"/><w:sz w:val="26"/><w:szCs w:val="26"/><w:lang w:eastAsia="zh-CN"/></w:rPr><w:t>ì</w:t></w:r><w:r><w:rPr><w:rFonts w:ascii="Times New Roman" w:hAnsi="Times New Roman"/><w:sz w:val="26"/><w:szCs w:val="26"/><w:lang w:eastAsia="zh-CN"/></w:rPr><w:t xml:space="preserve">nh chỉ </w:t></w:r><w:r><w:rPr><w:rFonts w:ascii="Times New Roman" w:hAnsi="Times New Roman" w:eastAsia="Microsoft YaHei"/><w:sz w:val="26"/><w:szCs w:val="26"/><w:lang w:eastAsia="zh-CN"/></w:rPr><w:t>đ</w:t></w:r><w:r><w:rPr><w:rFonts w:ascii="Times New Roman" w:hAnsi="Times New Roman"/><w:sz w:val="26"/><w:szCs w:val="26"/><w:lang w:eastAsia="zh-CN"/></w:rPr><w:t>ược vận chuyển v</w:t></w:r><w:r><w:rPr><w:rFonts w:ascii="Times New Roman" w:hAnsi="Times New Roman" w:eastAsia="Microsoft YaHei"/><w:sz w:val="26"/><w:szCs w:val="26"/><w:lang w:eastAsia="zh-CN"/></w:rPr><w:t>à</w:t></w:r><w:r><w:rPr><w:rFonts w:ascii="Times New Roman" w:hAnsi="Times New Roman"/><w:sz w:val="26"/><w:szCs w:val="26"/><w:lang w:eastAsia="zh-CN"/></w:rPr><w:t xml:space="preserve">o </w:t></w:r><w:r><w:rPr><w:rFonts w:ascii="Times New Roman" w:hAnsi="Times New Roman" w:eastAsia="Microsoft YaHei"/><w:sz w:val="26"/><w:szCs w:val="26"/><w:lang w:eastAsia="zh-CN"/></w:rPr><w:t>đ</w:t></w:r><w:r><w:rPr><w:rFonts w:ascii="Times New Roman" w:hAnsi="Times New Roman"/><w:sz w:val="26"/><w:szCs w:val="26"/><w:lang w:eastAsia="zh-CN"/></w:rPr><w:t xml:space="preserve">ịa </w:t></w:r><w:r><w:rPr><w:rFonts w:ascii="Times New Roman" w:hAnsi="Times New Roman" w:eastAsia="Microsoft YaHei"/><w:sz w:val="26"/><w:szCs w:val="26"/><w:lang w:eastAsia="zh-CN"/></w:rPr><w:t>đ</w:t></w:r><w:r><w:rPr><w:rFonts w:ascii="Times New Roman" w:hAnsi="Times New Roman"/><w:sz w:val="26"/><w:szCs w:val="26"/><w:lang w:eastAsia="zh-CN"/></w:rPr><w:t xml:space="preserve">iểm tổ chức trong thời gian </w:t></w:r><w:r><w:rPr><w:rFonts w:ascii="Times New Roman" w:hAnsi="Times New Roman" w:eastAsia="Microsoft YaHei"/><w:sz w:val="26"/><w:szCs w:val="26"/><w:lang w:eastAsia="zh-CN"/></w:rPr><w:t>đ</w:t></w:r><w:r><w:rPr><w:rFonts w:ascii="Times New Roman" w:hAnsi="Times New Roman"/><w:sz w:val="26"/><w:szCs w:val="26"/><w:lang w:eastAsia="zh-CN"/></w:rPr><w:t>ược B</w:t></w:r><w:r><w:rPr><w:rFonts w:ascii="Times New Roman" w:hAnsi="Times New Roman" w:eastAsia="Microsoft YaHei"/><w:sz w:val="26"/><w:szCs w:val="26"/><w:lang w:eastAsia="zh-CN"/></w:rPr><w:t>ê</w:t></w:r><w:r><w:rPr><w:rFonts w:ascii="Times New Roman" w:hAnsi="Times New Roman"/><w:sz w:val="26"/><w:szCs w:val="26"/><w:lang w:eastAsia="zh-CN"/></w:rPr><w:t>n A chấp thuận v</w:t></w:r><w:r><w:rPr><w:rFonts w:ascii="Times New Roman" w:hAnsi="Times New Roman" w:eastAsia="Microsoft YaHei"/><w:sz w:val="26"/><w:szCs w:val="26"/><w:lang w:eastAsia="zh-CN"/></w:rPr><w:t>à</w:t></w:r><w:r><w:rPr><w:rFonts w:ascii="Times New Roman" w:hAnsi="Times New Roman"/><w:sz w:val="26"/><w:szCs w:val="26"/><w:lang w:eastAsia="zh-CN"/></w:rPr><w:t xml:space="preserve"> phải </w:t></w:r><w:r><w:rPr><w:rFonts w:ascii="Times New Roman" w:hAnsi="Times New Roman" w:eastAsia="Microsoft YaHei"/><w:sz w:val="26"/><w:szCs w:val="26"/><w:lang w:eastAsia="zh-CN"/></w:rPr><w:t>đ</w:t></w:r><w:r><w:rPr><w:rFonts w:ascii="Times New Roman" w:hAnsi="Times New Roman"/><w:sz w:val="26"/><w:szCs w:val="26"/><w:lang w:eastAsia="zh-CN"/></w:rPr><w:t>ược di chuyển, th</w:t></w:r><w:r><w:rPr><w:rFonts w:ascii="Times New Roman" w:hAnsi="Times New Roman" w:eastAsia="Microsoft YaHei"/><w:sz w:val="26"/><w:szCs w:val="26"/><w:lang w:eastAsia="zh-CN"/></w:rPr><w:t>á</w:t></w:r><w:r><w:rPr><w:rFonts w:ascii="Times New Roman" w:hAnsi="Times New Roman"/><w:sz w:val="26"/><w:szCs w:val="26"/><w:lang w:eastAsia="zh-CN"/></w:rPr><w:t xml:space="preserve">o dỡ, thu dọn khỏi </w:t></w:r><w:r><w:rPr><w:rFonts w:ascii="Times New Roman" w:hAnsi="Times New Roman" w:eastAsia="Microsoft YaHei"/><w:sz w:val="26"/><w:szCs w:val="26"/><w:lang w:eastAsia="zh-CN"/></w:rPr><w:t>đ</w:t></w:r><w:r><w:rPr><w:rFonts w:ascii="Times New Roman" w:hAnsi="Times New Roman"/><w:sz w:val="26"/><w:szCs w:val="26"/><w:lang w:eastAsia="zh-CN"/></w:rPr><w:t xml:space="preserve">ịa </w:t></w:r><w:r><w:rPr><w:rFonts w:ascii="Times New Roman" w:hAnsi="Times New Roman" w:eastAsia="Microsoft YaHei"/><w:sz w:val="26"/><w:szCs w:val="26"/><w:lang w:eastAsia="zh-CN"/></w:rPr><w:t>đ</w:t></w:r><w:r><w:rPr><w:rFonts w:ascii="Times New Roman" w:hAnsi="Times New Roman"/><w:sz w:val="26"/><w:szCs w:val="26"/><w:lang w:eastAsia="zh-CN"/></w:rPr><w:t>iểm ngay sau khi kết th</w:t></w:r><w:r><w:rPr><w:rFonts w:ascii="Times New Roman" w:hAnsi="Times New Roman" w:eastAsia="Microsoft YaHei"/><w:sz w:val="26"/><w:szCs w:val="26"/><w:lang w:eastAsia="zh-CN"/></w:rPr><w:t>ú</w:t></w:r><w:r><w:rPr><w:rFonts w:ascii="Times New Roman" w:hAnsi="Times New Roman"/><w:sz w:val="26"/><w:szCs w:val="26"/><w:lang w:eastAsia="zh-CN"/></w:rPr><w:t>c chương tr</w:t></w:r><w:r><w:rPr><w:rFonts w:ascii="Times New Roman" w:hAnsi="Times New Roman" w:eastAsia="Microsoft YaHei"/><w:sz w:val="26"/><w:szCs w:val="26"/><w:lang w:eastAsia="zh-CN"/></w:rPr><w:t>ì</w:t></w:r><w:r><w:rPr><w:rFonts w:ascii="Times New Roman" w:hAnsi="Times New Roman"/><w:sz w:val="26"/><w:szCs w:val="26"/><w:lang w:eastAsia="zh-CN"/></w:rPr><w:t>nh hoặc trong thời hạn do B</w:t></w:r><w:r><w:rPr><w:rFonts w:ascii="Times New Roman" w:hAnsi="Times New Roman" w:eastAsia="Microsoft YaHei"/><w:sz w:val="26"/><w:szCs w:val="26"/><w:lang w:eastAsia="zh-CN"/></w:rPr><w:t>ê</w:t></w:r><w:r><w:rPr><w:rFonts w:ascii="Times New Roman" w:hAnsi="Times New Roman"/><w:sz w:val="26"/><w:szCs w:val="26"/><w:lang w:eastAsia="zh-CN"/></w:rPr><w:t xml:space="preserve">n A quy </w:t></w:r><w:r><w:rPr><w:rFonts w:ascii="Times New Roman" w:hAnsi="Times New Roman" w:eastAsia="Microsoft YaHei"/><w:sz w:val="26"/><w:szCs w:val="26"/><w:lang w:eastAsia="zh-CN"/></w:rPr><w:t>đ</w:t></w:r><w:r><w:rPr><w:rFonts w:ascii="Times New Roman" w:hAnsi="Times New Roman"/><w:sz w:val="26"/><w:szCs w:val="26"/><w:lang w:eastAsia="zh-CN"/></w:rPr><w:t>ịnh.</w:t></w:r></w:p><w:p><w:pPr><w:pStyle w:val="13"/><w:numPr><w:ilvl w:val="0"/><w:numId w:val="7"/></w:numPr><w:shd w:val="clear" w:color="auto" w:fill="FFFFFF" w:themeFill="background1"/><w:spacing w:line="240" w:lineRule="auto"/><w:jc w:val="both"/><w:rPr><w:rFonts w:ascii="Times New Roman" w:hAnsi="Times New Roman"/><w:sz w:val="26"/><w:szCs w:val="26"/><w:lang w:eastAsia="zh-CN"/></w:rPr></w:pPr><w:r><w:rPr><w:rFonts w:ascii="Times New Roman" w:hAnsi="Times New Roman"/><w:sz w:val="26"/><w:szCs w:val="26"/><w:lang w:eastAsia="zh-CN"/></w:rPr><w:t>Bên B tự chịu tr</w:t></w:r><w:r><w:rPr><w:rFonts w:ascii="Times New Roman" w:hAnsi="Times New Roman" w:eastAsia="Microsoft YaHei"/><w:sz w:val="26"/><w:szCs w:val="26"/><w:lang w:eastAsia="zh-CN"/></w:rPr><w:t>á</w:t></w:r><w:r><w:rPr><w:rFonts w:ascii="Times New Roman" w:hAnsi="Times New Roman"/><w:sz w:val="26"/><w:szCs w:val="26"/><w:lang w:eastAsia="zh-CN"/></w:rPr><w:t>ch nhiệm quản l</w:t></w:r><w:r><w:rPr><w:rFonts w:ascii="Times New Roman" w:hAnsi="Times New Roman" w:eastAsia="Microsoft YaHei"/><w:sz w:val="26"/><w:szCs w:val="26"/><w:lang w:eastAsia="zh-CN"/></w:rPr><w:t>ý</w:t></w:r><w:r><w:rPr><w:rFonts w:ascii="Times New Roman" w:hAnsi="Times New Roman"/><w:sz w:val="26"/><w:szCs w:val="26"/><w:lang w:eastAsia="zh-CN"/></w:rPr><w:t>, bảo quản v</w:t></w:r><w:r><w:rPr><w:rFonts w:ascii="Times New Roman" w:hAnsi="Times New Roman" w:eastAsia="Microsoft YaHei"/><w:sz w:val="26"/><w:szCs w:val="26"/><w:lang w:eastAsia="zh-CN"/></w:rPr><w:t>à</w:t></w:r><w:r><w:rPr><w:rFonts w:ascii="Times New Roman" w:hAnsi="Times New Roman"/><w:sz w:val="26"/><w:szCs w:val="26"/><w:lang w:eastAsia="zh-CN"/></w:rPr><w:t xml:space="preserve"> kiểm so</w:t></w:r><w:r><w:rPr><w:rFonts w:ascii="Times New Roman" w:hAnsi="Times New Roman" w:eastAsia="Microsoft YaHei"/><w:sz w:val="26"/><w:szCs w:val="26"/><w:lang w:eastAsia="zh-CN"/></w:rPr><w:t>á</w:t></w:r><w:r><w:rPr><w:rFonts w:ascii="Times New Roman" w:hAnsi="Times New Roman"/><w:sz w:val="26"/><w:szCs w:val="26"/><w:lang w:eastAsia="zh-CN"/></w:rPr><w:t>t to</w:t></w:r><w:r><w:rPr><w:rFonts w:ascii="Times New Roman" w:hAnsi="Times New Roman" w:eastAsia="Microsoft YaHei"/><w:sz w:val="26"/><w:szCs w:val="26"/><w:lang w:eastAsia="zh-CN"/></w:rPr><w:t>à</w:t></w:r><w:r><w:rPr><w:rFonts w:ascii="Times New Roman" w:hAnsi="Times New Roman"/><w:sz w:val="26"/><w:szCs w:val="26"/><w:lang w:eastAsia="zh-CN"/></w:rPr><w:t>n bộ t</w:t></w:r><w:r><w:rPr><w:rFonts w:ascii="Times New Roman" w:hAnsi="Times New Roman" w:eastAsia="Microsoft YaHei"/><w:sz w:val="26"/><w:szCs w:val="26"/><w:lang w:eastAsia="zh-CN"/></w:rPr><w:t>à</w:t></w:r><w:r><w:rPr><w:rFonts w:ascii="Times New Roman" w:hAnsi="Times New Roman"/><w:sz w:val="26"/><w:szCs w:val="26"/><w:lang w:eastAsia="zh-CN"/></w:rPr><w:t>i sản, h</w:t></w:r><w:r><w:rPr><w:rFonts w:ascii="Times New Roman" w:hAnsi="Times New Roman" w:eastAsia="Microsoft YaHei"/><w:sz w:val="26"/><w:szCs w:val="26"/><w:lang w:eastAsia="zh-CN"/></w:rPr><w:t>à</w:t></w:r><w:r><w:rPr><w:rFonts w:ascii="Times New Roman" w:hAnsi="Times New Roman"/><w:sz w:val="26"/><w:szCs w:val="26"/><w:lang w:eastAsia="zh-CN"/></w:rPr><w:t>ng h</w:t></w:r><w:r><w:rPr><w:rFonts w:ascii="Times New Roman" w:hAnsi="Times New Roman" w:eastAsia="Microsoft YaHei"/><w:sz w:val="26"/><w:szCs w:val="26"/><w:lang w:eastAsia="zh-CN"/></w:rPr><w:t>ó</w:t></w:r><w:r><w:rPr><w:rFonts w:ascii="Times New Roman" w:hAnsi="Times New Roman"/><w:sz w:val="26"/><w:szCs w:val="26"/><w:lang w:eastAsia="zh-CN"/></w:rPr><w:t>a, thiết bị, vật tư, qu</w:t></w:r><w:r><w:rPr><w:rFonts w:ascii="Times New Roman" w:hAnsi="Times New Roman" w:eastAsia="Microsoft YaHei"/><w:sz w:val="26"/><w:szCs w:val="26"/><w:lang w:eastAsia="zh-CN"/></w:rPr><w:t>à</w:t></w:r><w:r><w:rPr><w:rFonts w:ascii="Times New Roman" w:hAnsi="Times New Roman"/><w:sz w:val="26"/><w:szCs w:val="26"/><w:lang w:eastAsia="zh-CN"/></w:rPr><w:t xml:space="preserve"> tặng, t</w:t></w:r><w:r><w:rPr><w:rFonts w:ascii="Times New Roman" w:hAnsi="Times New Roman" w:eastAsia="Microsoft YaHei"/><w:sz w:val="26"/><w:szCs w:val="26"/><w:lang w:eastAsia="zh-CN"/></w:rPr><w:t>à</w:t></w:r><w:r><w:rPr><w:rFonts w:ascii="Times New Roman" w:hAnsi="Times New Roman"/><w:sz w:val="26"/><w:szCs w:val="26"/><w:lang w:eastAsia="zh-CN"/></w:rPr><w:t>i liệu v</w:t></w:r><w:r><w:rPr><w:rFonts w:ascii="Times New Roman" w:hAnsi="Times New Roman" w:eastAsia="Microsoft YaHei"/><w:sz w:val="26"/><w:szCs w:val="26"/><w:lang w:eastAsia="zh-CN"/></w:rPr><w:t>à</w:t></w:r><w:r><w:rPr><w:rFonts w:ascii="Times New Roman" w:hAnsi="Times New Roman"/><w:sz w:val="26"/><w:szCs w:val="26"/><w:lang w:eastAsia="zh-CN"/></w:rPr><w:t xml:space="preserve"> c</w:t></w:r><w:r><w:rPr><w:rFonts w:ascii="Times New Roman" w:hAnsi="Times New Roman" w:eastAsia="Microsoft YaHei"/><w:sz w:val="26"/><w:szCs w:val="26"/><w:lang w:eastAsia="zh-CN"/></w:rPr><w:t>á</w:t></w:r><w:r><w:rPr><w:rFonts w:ascii="Times New Roman" w:hAnsi="Times New Roman"/><w:sz w:val="26"/><w:szCs w:val="26"/><w:lang w:eastAsia="zh-CN"/></w:rPr><w:t>c vật dụng kh</w:t></w:r><w:r><w:rPr><w:rFonts w:ascii="Times New Roman" w:hAnsi="Times New Roman" w:eastAsia="Microsoft YaHei"/><w:sz w:val="26"/><w:szCs w:val="26"/><w:lang w:eastAsia="zh-CN"/></w:rPr><w:t>á</w:t></w:r><w:r><w:rPr><w:rFonts w:ascii="Times New Roman" w:hAnsi="Times New Roman"/><w:sz w:val="26"/><w:szCs w:val="26"/><w:lang w:eastAsia="zh-CN"/></w:rPr><w:t>c của m</w:t></w:r><w:r><w:rPr><w:rFonts w:ascii="Times New Roman" w:hAnsi="Times New Roman" w:eastAsia="Microsoft YaHei"/><w:sz w:val="26"/><w:szCs w:val="26"/><w:lang w:eastAsia="zh-CN"/></w:rPr><w:t>ì</w:t></w:r><w:r><w:rPr><w:rFonts w:ascii="Times New Roman" w:hAnsi="Times New Roman"/><w:sz w:val="26"/><w:szCs w:val="26"/><w:lang w:eastAsia="zh-CN"/></w:rPr><w:t>nh hoặc của c</w:t></w:r><w:r><w:rPr><w:rFonts w:ascii="Times New Roman" w:hAnsi="Times New Roman" w:eastAsia="Microsoft YaHei"/><w:sz w:val="26"/><w:szCs w:val="26"/><w:lang w:eastAsia="zh-CN"/></w:rPr><w:t>á</w:t></w:r><w:r><w:rPr><w:rFonts w:ascii="Times New Roman" w:hAnsi="Times New Roman"/><w:sz w:val="26"/><w:szCs w:val="26"/><w:lang w:eastAsia="zh-CN"/></w:rPr><w:t xml:space="preserve">c </w:t></w:r><w:r><w:rPr><w:rFonts w:ascii="Times New Roman" w:hAnsi="Times New Roman" w:eastAsia="Microsoft YaHei"/><w:sz w:val="26"/><w:szCs w:val="26"/><w:lang w:eastAsia="zh-CN"/></w:rPr><w:t>đ</w:t></w:r><w:r><w:rPr><w:rFonts w:ascii="Times New Roman" w:hAnsi="Times New Roman"/><w:sz w:val="26"/><w:szCs w:val="26"/><w:lang w:eastAsia="zh-CN"/></w:rPr><w:t>ơn vị do B</w:t></w:r><w:r><w:rPr><w:rFonts w:ascii="Times New Roman" w:hAnsi="Times New Roman" w:eastAsia="Microsoft YaHei"/><w:sz w:val="26"/><w:szCs w:val="26"/><w:lang w:eastAsia="zh-CN"/></w:rPr><w:t>ê</w:t></w:r><w:r><w:rPr><w:rFonts w:ascii="Times New Roman" w:hAnsi="Times New Roman"/><w:sz w:val="26"/><w:szCs w:val="26"/><w:lang w:eastAsia="zh-CN"/></w:rPr><w:t>n B thu</w:t></w:r><w:r><w:rPr><w:rFonts w:ascii="Times New Roman" w:hAnsi="Times New Roman" w:eastAsia="Microsoft YaHei"/><w:sz w:val="26"/><w:szCs w:val="26"/><w:lang w:eastAsia="zh-CN"/></w:rPr><w:t>ê</w:t></w:r><w:r><w:rPr><w:rFonts w:ascii="Times New Roman" w:hAnsi="Times New Roman"/><w:sz w:val="26"/><w:szCs w:val="26"/><w:lang w:eastAsia="zh-CN"/></w:rPr><w:t xml:space="preserve"> trong suốt qu</w:t></w:r><w:r><w:rPr><w:rFonts w:ascii="Times New Roman" w:hAnsi="Times New Roman" w:eastAsia="Microsoft YaHei"/><w:sz w:val="26"/><w:szCs w:val="26"/><w:lang w:eastAsia="zh-CN"/></w:rPr><w:t>á</w:t></w:r><w:r><w:rPr><w:rFonts w:ascii="Times New Roman" w:hAnsi="Times New Roman"/><w:sz w:val="26"/><w:szCs w:val="26"/><w:lang w:eastAsia="zh-CN"/></w:rPr><w:t xml:space="preserve"> tr</w:t></w:r><w:r><w:rPr><w:rFonts w:ascii="Times New Roman" w:hAnsi="Times New Roman" w:eastAsia="Microsoft YaHei"/><w:sz w:val="26"/><w:szCs w:val="26"/><w:lang w:eastAsia="zh-CN"/></w:rPr><w:t>ì</w:t></w:r><w:r><w:rPr><w:rFonts w:ascii="Times New Roman" w:hAnsi="Times New Roman"/><w:sz w:val="26"/><w:szCs w:val="26"/><w:lang w:eastAsia="zh-CN"/></w:rPr><w:t xml:space="preserve">nh vận chuyển, lắp </w:t></w:r><w:r><w:rPr><w:rFonts w:ascii="Times New Roman" w:hAnsi="Times New Roman" w:eastAsia="Microsoft YaHei"/><w:sz w:val="26"/><w:szCs w:val="26"/><w:lang w:eastAsia="zh-CN"/></w:rPr><w:t>đ</w:t></w:r><w:r><w:rPr><w:rFonts w:ascii="Times New Roman" w:hAnsi="Times New Roman"/><w:sz w:val="26"/><w:szCs w:val="26"/><w:lang w:eastAsia="zh-CN"/></w:rPr><w:t>ặt, tổ chức chương tr</w:t></w:r><w:r><w:rPr><w:rFonts w:ascii="Times New Roman" w:hAnsi="Times New Roman" w:eastAsia="Microsoft YaHei"/><w:sz w:val="26"/><w:szCs w:val="26"/><w:lang w:eastAsia="zh-CN"/></w:rPr><w:t>ì</w:t></w:r><w:r><w:rPr><w:rFonts w:ascii="Times New Roman" w:hAnsi="Times New Roman"/><w:sz w:val="26"/><w:szCs w:val="26"/><w:lang w:eastAsia="zh-CN"/></w:rPr><w:t>nh v</w:t></w:r><w:r><w:rPr><w:rFonts w:ascii="Times New Roman" w:hAnsi="Times New Roman" w:eastAsia="Microsoft YaHei"/><w:sz w:val="26"/><w:szCs w:val="26"/><w:lang w:eastAsia="zh-CN"/></w:rPr><w:t>à</w:t></w:r><w:r><w:rPr><w:rFonts w:ascii="Times New Roman" w:hAnsi="Times New Roman"/><w:sz w:val="26"/><w:szCs w:val="26"/><w:lang w:eastAsia="zh-CN"/></w:rPr><w:t xml:space="preserve"> th</w:t></w:r><w:r><w:rPr><w:rFonts w:ascii="Times New Roman" w:hAnsi="Times New Roman" w:eastAsia="Microsoft YaHei"/><w:sz w:val="26"/><w:szCs w:val="26"/><w:lang w:eastAsia="zh-CN"/></w:rPr><w:t>á</w:t></w:r><w:r><w:rPr><w:rFonts w:ascii="Times New Roman" w:hAnsi="Times New Roman"/><w:sz w:val="26"/><w:szCs w:val="26"/><w:lang w:eastAsia="zh-CN"/></w:rPr><w:t>o dỡ.</w:t></w:r></w:p><w:p><w:pPr><w:pStyle w:val="13"/><w:numPr><w:ilvl w:val="0"/><w:numId w:val="7"/></w:numPr><w:shd w:val="clear" w:color="auto" w:fill="FFFFFF" w:themeFill="background1"/><w:spacing w:line="240" w:lineRule="auto"/><w:jc w:val="both"/><w:rPr><w:rFonts w:ascii="Times New Roman" w:hAnsi="Times New Roman"/><w:sz w:val="26"/><w:szCs w:val="26"/><w:lang w:eastAsia="zh-CN"/></w:rPr></w:pPr><w:r><w:rPr><w:rFonts w:ascii="Times New Roman" w:hAnsi="Times New Roman"/><w:sz w:val="26"/><w:szCs w:val="26"/><w:lang w:eastAsia="zh-CN"/></w:rPr><w:t>Bên A không có trách nhiệm lưu giữ, bảo quản, tr</w:t></w:r><w:r><w:rPr><w:rFonts w:ascii="Times New Roman" w:hAnsi="Times New Roman" w:eastAsia="Microsoft YaHei"/><w:sz w:val="26"/><w:szCs w:val="26"/><w:lang w:eastAsia="zh-CN"/></w:rPr><w:t>ô</w:t></w:r><w:r><w:rPr><w:rFonts w:ascii="Times New Roman" w:hAnsi="Times New Roman"/><w:sz w:val="26"/><w:szCs w:val="26"/><w:lang w:eastAsia="zh-CN"/></w:rPr><w:t xml:space="preserve">ng coi hoặc bồi thường </w:t></w:r><w:r><w:rPr><w:rFonts w:ascii="Times New Roman" w:hAnsi="Times New Roman" w:eastAsia="Microsoft YaHei"/><w:sz w:val="26"/><w:szCs w:val="26"/><w:lang w:eastAsia="zh-CN"/></w:rPr><w:t>đ</w:t></w:r><w:r><w:rPr><w:rFonts w:ascii="Times New Roman" w:hAnsi="Times New Roman"/><w:sz w:val="26"/><w:szCs w:val="26"/><w:lang w:eastAsia="zh-CN"/></w:rPr><w:t>ối với bất k</w:t></w:r><w:r><w:rPr><w:rFonts w:ascii="Times New Roman" w:hAnsi="Times New Roman" w:eastAsia="Microsoft YaHei"/><w:sz w:val="26"/><w:szCs w:val="26"/><w:lang w:eastAsia="zh-CN"/></w:rPr><w:t>ỳ</w:t></w:r><w:r><w:rPr><w:rFonts w:ascii="Times New Roman" w:hAnsi="Times New Roman"/><w:sz w:val="26"/><w:szCs w:val="26"/><w:lang w:eastAsia="zh-CN"/></w:rPr><w:t xml:space="preserve"> t</w:t></w:r><w:r><w:rPr><w:rFonts w:ascii="Times New Roman" w:hAnsi="Times New Roman" w:eastAsia="Microsoft YaHei"/><w:sz w:val="26"/><w:szCs w:val="26"/><w:lang w:eastAsia="zh-CN"/></w:rPr><w:t>à</w:t></w:r><w:r><w:rPr><w:rFonts w:ascii="Times New Roman" w:hAnsi="Times New Roman"/><w:sz w:val="26"/><w:szCs w:val="26"/><w:lang w:eastAsia="zh-CN"/></w:rPr><w:t>i sản, h</w:t></w:r><w:r><w:rPr><w:rFonts w:ascii="Times New Roman" w:hAnsi="Times New Roman" w:eastAsia="Microsoft YaHei"/><w:sz w:val="26"/><w:szCs w:val="26"/><w:lang w:eastAsia="zh-CN"/></w:rPr><w:t>à</w:t></w:r><w:r><w:rPr><w:rFonts w:ascii="Times New Roman" w:hAnsi="Times New Roman"/><w:sz w:val="26"/><w:szCs w:val="26"/><w:lang w:eastAsia="zh-CN"/></w:rPr><w:t>ng h</w:t></w:r><w:r><w:rPr><w:rFonts w:ascii="Times New Roman" w:hAnsi="Times New Roman" w:eastAsia="Microsoft YaHei"/><w:sz w:val="26"/><w:szCs w:val="26"/><w:lang w:eastAsia="zh-CN"/></w:rPr><w:t>ó</w:t></w:r><w:r><w:rPr><w:rFonts w:ascii="Times New Roman" w:hAnsi="Times New Roman"/><w:sz w:val="26"/><w:szCs w:val="26"/><w:lang w:eastAsia="zh-CN"/></w:rPr><w:t>a, thiết bị, vật tư, qu</w:t></w:r><w:r><w:rPr><w:rFonts w:ascii="Times New Roman" w:hAnsi="Times New Roman" w:eastAsia="Microsoft YaHei"/><w:sz w:val="26"/><w:szCs w:val="26"/><w:lang w:eastAsia="zh-CN"/></w:rPr><w:t>à</w:t></w:r><w:r><w:rPr><w:rFonts w:ascii="Times New Roman" w:hAnsi="Times New Roman"/><w:sz w:val="26"/><w:szCs w:val="26"/><w:lang w:eastAsia="zh-CN"/></w:rPr><w:t xml:space="preserve"> tặng hoặc t</w:t></w:r><w:r><w:rPr><w:rFonts w:ascii="Times New Roman" w:hAnsi="Times New Roman" w:eastAsia="Microsoft YaHei"/><w:sz w:val="26"/><w:szCs w:val="26"/><w:lang w:eastAsia="zh-CN"/></w:rPr><w:t>à</w:t></w:r><w:r><w:rPr><w:rFonts w:ascii="Times New Roman" w:hAnsi="Times New Roman"/><w:sz w:val="26"/><w:szCs w:val="26"/><w:lang w:eastAsia="zh-CN"/></w:rPr><w:t>i liệu n</w:t></w:r><w:r><w:rPr><w:rFonts w:ascii="Times New Roman" w:hAnsi="Times New Roman" w:eastAsia="Microsoft YaHei"/><w:sz w:val="26"/><w:szCs w:val="26"/><w:lang w:eastAsia="zh-CN"/></w:rPr><w:t>à</w:t></w:r><w:r><w:rPr><w:rFonts w:ascii="Times New Roman" w:hAnsi="Times New Roman"/><w:sz w:val="26"/><w:szCs w:val="26"/><w:lang w:eastAsia="zh-CN"/></w:rPr><w:t>o của B</w:t></w:r><w:r><w:rPr><w:rFonts w:ascii="Times New Roman" w:hAnsi="Times New Roman" w:eastAsia="Microsoft YaHei"/><w:sz w:val="26"/><w:szCs w:val="26"/><w:lang w:eastAsia="zh-CN"/></w:rPr><w:t>ê</w:t></w:r><w:r><w:rPr><w:rFonts w:ascii="Times New Roman" w:hAnsi="Times New Roman"/><w:sz w:val="26"/><w:szCs w:val="26"/><w:lang w:eastAsia="zh-CN"/></w:rPr><w:t>n B, kh</w:t></w:r><w:r><w:rPr><w:rFonts w:ascii="Times New Roman" w:hAnsi="Times New Roman" w:eastAsia="Microsoft YaHei"/><w:sz w:val="26"/><w:szCs w:val="26"/><w:lang w:eastAsia="zh-CN"/></w:rPr><w:t>á</w:t></w:r><w:r><w:rPr><w:rFonts w:ascii="Times New Roman" w:hAnsi="Times New Roman"/><w:sz w:val="26"/><w:szCs w:val="26"/><w:lang w:eastAsia="zh-CN"/></w:rPr><w:t>ch mời hoặc c</w:t></w:r><w:r><w:rPr><w:rFonts w:ascii="Times New Roman" w:hAnsi="Times New Roman" w:eastAsia="Microsoft YaHei"/><w:sz w:val="26"/><w:szCs w:val="26"/><w:lang w:eastAsia="zh-CN"/></w:rPr><w:t>á</w:t></w:r><w:r><w:rPr><w:rFonts w:ascii="Times New Roman" w:hAnsi="Times New Roman"/><w:sz w:val="26"/><w:szCs w:val="26"/><w:lang w:eastAsia="zh-CN"/></w:rPr><w:t xml:space="preserve">c </w:t></w:r><w:r><w:rPr><w:rFonts w:ascii="Times New Roman" w:hAnsi="Times New Roman" w:eastAsia="Microsoft YaHei"/><w:sz w:val="26"/><w:szCs w:val="26"/><w:lang w:eastAsia="zh-CN"/></w:rPr><w:t>đ</w:t></w:r><w:r><w:rPr><w:rFonts w:ascii="Times New Roman" w:hAnsi="Times New Roman"/><w:sz w:val="26"/><w:szCs w:val="26"/><w:lang w:eastAsia="zh-CN"/></w:rPr><w:t>ơn vị do B</w:t></w:r><w:r><w:rPr><w:rFonts w:ascii="Times New Roman" w:hAnsi="Times New Roman" w:eastAsia="Microsoft YaHei"/><w:sz w:val="26"/><w:szCs w:val="26"/><w:lang w:eastAsia="zh-CN"/></w:rPr><w:t>ê</w:t></w:r><w:r><w:rPr><w:rFonts w:ascii="Times New Roman" w:hAnsi="Times New Roman"/><w:sz w:val="26"/><w:szCs w:val="26"/><w:lang w:eastAsia="zh-CN"/></w:rPr><w:t>n B thu</w:t></w:r><w:r><w:rPr><w:rFonts w:ascii="Times New Roman" w:hAnsi="Times New Roman" w:eastAsia="Microsoft YaHei"/><w:sz w:val="26"/><w:szCs w:val="26"/><w:lang w:eastAsia="zh-CN"/></w:rPr><w:t>ê</w:t></w:r><w:r><w:rPr><w:rFonts w:ascii="Times New Roman" w:hAnsi="Times New Roman"/><w:sz w:val="26"/><w:szCs w:val="26"/><w:lang w:eastAsia="zh-CN"/></w:rPr><w:t xml:space="preserve"> trước, trong hoặc sau thời gian tổ chức chương tr</w:t></w:r><w:r><w:rPr><w:rFonts w:ascii="Times New Roman" w:hAnsi="Times New Roman" w:eastAsia="Microsoft YaHei"/><w:sz w:val="26"/><w:szCs w:val="26"/><w:lang w:eastAsia="zh-CN"/></w:rPr><w:t>ì</w:t></w:r><w:r><w:rPr><w:rFonts w:ascii="Times New Roman" w:hAnsi="Times New Roman"/><w:sz w:val="26"/><w:szCs w:val="26"/><w:lang w:eastAsia="zh-CN"/></w:rPr><w:t>nh, trừ trường hợp c</w:t></w:r><w:r><w:rPr><w:rFonts w:ascii="Times New Roman" w:hAnsi="Times New Roman" w:eastAsia="Microsoft YaHei"/><w:sz w:val="26"/><w:szCs w:val="26"/><w:lang w:eastAsia="zh-CN"/></w:rPr><w:t>ó</w:t></w:r><w:r><w:rPr><w:rFonts w:ascii="Times New Roman" w:hAnsi="Times New Roman"/><w:sz w:val="26"/><w:szCs w:val="26"/><w:lang w:eastAsia="zh-CN"/></w:rPr><w:t xml:space="preserve"> c</w:t></w:r><w:r><w:rPr><w:rFonts w:ascii="Times New Roman" w:hAnsi="Times New Roman" w:eastAsia="Microsoft YaHei"/><w:sz w:val="26"/><w:szCs w:val="26"/><w:lang w:eastAsia="zh-CN"/></w:rPr><w:t>ă</w:t></w:r><w:r><w:rPr><w:rFonts w:ascii="Times New Roman" w:hAnsi="Times New Roman"/><w:sz w:val="26"/><w:szCs w:val="26"/><w:lang w:eastAsia="zh-CN"/></w:rPr><w:t>n cứ x</w:t></w:r><w:r><w:rPr><w:rFonts w:ascii="Times New Roman" w:hAnsi="Times New Roman" w:eastAsia="Microsoft YaHei"/><w:sz w:val="26"/><w:szCs w:val="26"/><w:lang w:eastAsia="zh-CN"/></w:rPr><w:t>á</w:t></w:r><w:r><w:rPr><w:rFonts w:ascii="Times New Roman" w:hAnsi="Times New Roman"/><w:sz w:val="26"/><w:szCs w:val="26"/><w:lang w:eastAsia="zh-CN"/></w:rPr><w:t xml:space="preserve">c </w:t></w:r><w:r><w:rPr><w:rFonts w:ascii="Times New Roman" w:hAnsi="Times New Roman" w:eastAsia="Microsoft YaHei"/><w:sz w:val="26"/><w:szCs w:val="26"/><w:lang w:eastAsia="zh-CN"/></w:rPr><w:t>đ</w:t></w:r><w:r><w:rPr><w:rFonts w:ascii="Times New Roman" w:hAnsi="Times New Roman"/><w:sz w:val="26"/><w:szCs w:val="26"/><w:lang w:eastAsia="zh-CN"/></w:rPr><w:t>ịnh thiệt hại ph</w:t></w:r><w:r><w:rPr><w:rFonts w:ascii="Times New Roman" w:hAnsi="Times New Roman" w:eastAsia="Microsoft YaHei"/><w:sz w:val="26"/><w:szCs w:val="26"/><w:lang w:eastAsia="zh-CN"/></w:rPr><w:t>á</w:t></w:r><w:r><w:rPr><w:rFonts w:ascii="Times New Roman" w:hAnsi="Times New Roman"/><w:sz w:val="26"/><w:szCs w:val="26"/><w:lang w:eastAsia="zh-CN"/></w:rPr><w:t xml:space="preserve">t sinh trực tiếp do lỗi cố </w:t></w:r><w:r><w:rPr><w:rFonts w:ascii="Times New Roman" w:hAnsi="Times New Roman" w:eastAsia="Microsoft YaHei"/><w:sz w:val="26"/><w:szCs w:val="26"/><w:lang w:eastAsia="zh-CN"/></w:rPr><w:t>ý</w:t></w:r><w:r><w:rPr><w:rFonts w:ascii="Times New Roman" w:hAnsi="Times New Roman"/><w:sz w:val="26"/><w:szCs w:val="26"/><w:lang w:eastAsia="zh-CN"/></w:rPr><w:t xml:space="preserve"> của B</w:t></w:r><w:r><w:rPr><w:rFonts w:ascii="Times New Roman" w:hAnsi="Times New Roman" w:eastAsia="Microsoft YaHei"/><w:sz w:val="26"/><w:szCs w:val="26"/><w:lang w:eastAsia="zh-CN"/></w:rPr><w:t>ê</w:t></w:r><w:r><w:rPr><w:rFonts w:ascii="Times New Roman" w:hAnsi="Times New Roman"/><w:sz w:val="26"/><w:szCs w:val="26"/><w:lang w:eastAsia="zh-CN"/></w:rPr><w:t>n A.</w:t></w:r></w:p><w:p><w:pPr><w:pStyle w:val="13"/><w:numPr><w:ilvl w:val="0"/><w:numId w:val="7"/></w:numPr><w:shd w:val="clear" w:color="auto" w:fill="FFFFFF" w:themeFill="background1"/><w:spacing w:line="240" w:lineRule="auto"/><w:jc w:val="both"/><w:rPr><w:rFonts w:ascii="Times New Roman" w:hAnsi="Times New Roman"/><w:sz w:val="26"/><w:szCs w:val="26"/><w:lang w:eastAsia="zh-CN"/></w:rPr></w:pPr><w:r><w:rPr><w:rFonts w:ascii="Times New Roman" w:hAnsi="Times New Roman"/><w:sz w:val="26"/><w:szCs w:val="26"/><w:lang w:eastAsia="zh-CN"/></w:rPr><w:t>Trường hợp B</w:t></w:r><w:r><w:rPr><w:rFonts w:ascii="Times New Roman" w:hAnsi="Times New Roman" w:eastAsia="Microsoft YaHei"/><w:sz w:val="26"/><w:szCs w:val="26"/><w:lang w:eastAsia="zh-CN"/></w:rPr><w:t>ê</w:t></w:r><w:r><w:rPr><w:rFonts w:ascii="Times New Roman" w:hAnsi="Times New Roman"/><w:sz w:val="26"/><w:szCs w:val="26"/><w:lang w:eastAsia="zh-CN"/></w:rPr><w:t>n B kh</w:t></w:r><w:r><w:rPr><w:rFonts w:ascii="Times New Roman" w:hAnsi="Times New Roman" w:eastAsia="Microsoft YaHei"/><w:sz w:val="26"/><w:szCs w:val="26"/><w:lang w:eastAsia="zh-CN"/></w:rPr><w:t>ô</w:t></w:r><w:r><w:rPr><w:rFonts w:ascii="Times New Roman" w:hAnsi="Times New Roman"/><w:sz w:val="26"/><w:szCs w:val="26"/><w:lang w:eastAsia="zh-CN"/></w:rPr><w:t>ng di chuyển hoặc thu dọn t</w:t></w:r><w:r><w:rPr><w:rFonts w:ascii="Times New Roman" w:hAnsi="Times New Roman" w:eastAsia="Microsoft YaHei"/><w:sz w:val="26"/><w:szCs w:val="26"/><w:lang w:eastAsia="zh-CN"/></w:rPr><w:t>à</w:t></w:r><w:r><w:rPr><w:rFonts w:ascii="Times New Roman" w:hAnsi="Times New Roman"/><w:sz w:val="26"/><w:szCs w:val="26"/><w:lang w:eastAsia="zh-CN"/></w:rPr><w:t>i sản, h</w:t></w:r><w:r><w:rPr><w:rFonts w:ascii="Times New Roman" w:hAnsi="Times New Roman" w:eastAsia="Microsoft YaHei"/><w:sz w:val="26"/><w:szCs w:val="26"/><w:lang w:eastAsia="zh-CN"/></w:rPr><w:t>à</w:t></w:r><w:r><w:rPr><w:rFonts w:ascii="Times New Roman" w:hAnsi="Times New Roman"/><w:sz w:val="26"/><w:szCs w:val="26"/><w:lang w:eastAsia="zh-CN"/></w:rPr><w:t>ng h</w:t></w:r><w:r><w:rPr><w:rFonts w:ascii="Times New Roman" w:hAnsi="Times New Roman" w:eastAsia="Microsoft YaHei"/><w:sz w:val="26"/><w:szCs w:val="26"/><w:lang w:eastAsia="zh-CN"/></w:rPr><w:t>ó</w:t></w:r><w:r><w:rPr><w:rFonts w:ascii="Times New Roman" w:hAnsi="Times New Roman"/><w:sz w:val="26"/><w:szCs w:val="26"/><w:lang w:eastAsia="zh-CN"/></w:rPr><w:t xml:space="preserve">a, thiết bị hoặc vật tư theo </w:t></w:r><w:r><w:rPr><w:rFonts w:ascii="Times New Roman" w:hAnsi="Times New Roman" w:eastAsia="Microsoft YaHei"/><w:sz w:val="26"/><w:szCs w:val="26"/><w:lang w:eastAsia="zh-CN"/></w:rPr><w:t>đú</w:t></w:r><w:r><w:rPr><w:rFonts w:ascii="Times New Roman" w:hAnsi="Times New Roman"/><w:sz w:val="26"/><w:szCs w:val="26"/><w:lang w:eastAsia="zh-CN"/></w:rPr><w:t xml:space="preserve">ng thời hạn </w:t></w:r><w:r><w:rPr><w:rFonts w:ascii="Times New Roman" w:hAnsi="Times New Roman" w:eastAsia="Microsoft YaHei"/><w:sz w:val="26"/><w:szCs w:val="26"/><w:lang w:eastAsia="zh-CN"/></w:rPr><w:t>đã</w:t></w:r><w:r><w:rPr><w:rFonts w:ascii="Times New Roman" w:hAnsi="Times New Roman"/><w:sz w:val="26"/><w:szCs w:val="26"/><w:lang w:eastAsia="zh-CN"/></w:rPr><w:t xml:space="preserve"> </w:t></w:r><w:r><w:rPr><w:rFonts w:ascii="Times New Roman" w:hAnsi="Times New Roman" w:eastAsia="Microsoft YaHei"/><w:sz w:val="26"/><w:szCs w:val="26"/><w:lang w:eastAsia="zh-CN"/></w:rPr><w:t>đ</w:t></w:r><w:r><w:rPr><w:rFonts w:ascii="Times New Roman" w:hAnsi="Times New Roman"/><w:sz w:val="26"/><w:szCs w:val="26"/><w:lang w:eastAsia="zh-CN"/></w:rPr><w:t>ược th</w:t></w:r><w:r><w:rPr><w:rFonts w:ascii="Times New Roman" w:hAnsi="Times New Roman" w:eastAsia="Microsoft YaHei"/><w:sz w:val="26"/><w:szCs w:val="26"/><w:lang w:eastAsia="zh-CN"/></w:rPr><w:t>ô</w:t></w:r><w:r><w:rPr><w:rFonts w:ascii="Times New Roman" w:hAnsi="Times New Roman"/><w:sz w:val="26"/><w:szCs w:val="26"/><w:lang w:eastAsia="zh-CN"/></w:rPr><w:t>ng b</w:t></w:r><w:r><w:rPr><w:rFonts w:ascii="Times New Roman" w:hAnsi="Times New Roman" w:eastAsia="Microsoft YaHei"/><w:sz w:val="26"/><w:szCs w:val="26"/><w:lang w:eastAsia="zh-CN"/></w:rPr><w:t>á</w:t></w:r><w:r><w:rPr><w:rFonts w:ascii="Times New Roman" w:hAnsi="Times New Roman"/><w:sz w:val="26"/><w:szCs w:val="26"/><w:lang w:eastAsia="zh-CN"/></w:rPr><w:t>o, B</w:t></w:r><w:r><w:rPr><w:rFonts w:ascii="Times New Roman" w:hAnsi="Times New Roman" w:eastAsia="Microsoft YaHei"/><w:sz w:val="26"/><w:szCs w:val="26"/><w:lang w:eastAsia="zh-CN"/></w:rPr><w:t>ê</w:t></w:r><w:r><w:rPr><w:rFonts w:ascii="Times New Roman" w:hAnsi="Times New Roman"/><w:sz w:val="26"/><w:szCs w:val="26"/><w:lang w:eastAsia="zh-CN"/></w:rPr><w:t>n A c</w:t></w:r><w:r><w:rPr><w:rFonts w:ascii="Times New Roman" w:hAnsi="Times New Roman" w:eastAsia="Microsoft YaHei"/><w:sz w:val="26"/><w:szCs w:val="26"/><w:lang w:eastAsia="zh-CN"/></w:rPr><w:t>ó</w:t></w:r><w:r><w:rPr><w:rFonts w:ascii="Times New Roman" w:hAnsi="Times New Roman"/><w:sz w:val="26"/><w:szCs w:val="26"/><w:lang w:eastAsia="zh-CN"/></w:rPr><w:t xml:space="preserve"> quyền y</w:t></w:r><w:r><w:rPr><w:rFonts w:ascii="Times New Roman" w:hAnsi="Times New Roman" w:eastAsia="Microsoft YaHei"/><w:sz w:val="26"/><w:szCs w:val="26"/><w:lang w:eastAsia="zh-CN"/></w:rPr><w:t>ê</w:t></w:r><w:r><w:rPr><w:rFonts w:ascii="Times New Roman" w:hAnsi="Times New Roman"/><w:sz w:val="26"/><w:szCs w:val="26"/><w:lang w:eastAsia="zh-CN"/></w:rPr><w:t>u cầu B</w:t></w:r><w:r><w:rPr><w:rFonts w:ascii="Times New Roman" w:hAnsi="Times New Roman" w:eastAsia="Microsoft YaHei"/><w:sz w:val="26"/><w:szCs w:val="26"/><w:lang w:eastAsia="zh-CN"/></w:rPr><w:t>ê</w:t></w:r><w:r><w:rPr><w:rFonts w:ascii="Times New Roman" w:hAnsi="Times New Roman"/><w:sz w:val="26"/><w:szCs w:val="26"/><w:lang w:eastAsia="zh-CN"/></w:rPr><w:t xml:space="preserve">n B thực hiện ngay hoặc </w:t></w:r><w:r><w:rPr><w:rFonts w:ascii="Times New Roman" w:hAnsi="Times New Roman" w:eastAsia="Microsoft YaHei"/><w:sz w:val="26"/><w:szCs w:val="26"/><w:lang w:eastAsia="zh-CN"/></w:rPr><w:t>á</w:t></w:r><w:r><w:rPr><w:rFonts w:ascii="Times New Roman" w:hAnsi="Times New Roman"/><w:sz w:val="26"/><w:szCs w:val="26"/><w:lang w:eastAsia="zh-CN"/></w:rPr><w:t>p dụng c</w:t></w:r><w:r><w:rPr><w:rFonts w:ascii="Times New Roman" w:hAnsi="Times New Roman" w:eastAsia="Microsoft YaHei"/><w:sz w:val="26"/><w:szCs w:val="26"/><w:lang w:eastAsia="zh-CN"/></w:rPr><w:t>á</w:t></w:r><w:r><w:rPr><w:rFonts w:ascii="Times New Roman" w:hAnsi="Times New Roman"/><w:sz w:val="26"/><w:szCs w:val="26"/><w:lang w:eastAsia="zh-CN"/></w:rPr><w:t>c biện ph</w:t></w:r><w:r><w:rPr><w:rFonts w:ascii="Times New Roman" w:hAnsi="Times New Roman" w:eastAsia="Microsoft YaHei"/><w:sz w:val="26"/><w:szCs w:val="26"/><w:lang w:eastAsia="zh-CN"/></w:rPr><w:t>á</w:t></w:r><w:r><w:rPr><w:rFonts w:ascii="Times New Roman" w:hAnsi="Times New Roman"/><w:sz w:val="26"/><w:szCs w:val="26"/><w:lang w:eastAsia="zh-CN"/></w:rPr><w:t xml:space="preserve">p cần thiết </w:t></w:r><w:r><w:rPr><w:rFonts w:ascii="Times New Roman" w:hAnsi="Times New Roman" w:eastAsia="Microsoft YaHei"/><w:sz w:val="26"/><w:szCs w:val="26"/><w:lang w:eastAsia="zh-CN"/></w:rPr><w:t>đ</w:t></w:r><w:r><w:rPr><w:rFonts w:ascii="Times New Roman" w:hAnsi="Times New Roman"/><w:sz w:val="26"/><w:szCs w:val="26"/><w:lang w:eastAsia="zh-CN"/></w:rPr><w:t xml:space="preserve">ể bảo </w:t></w:r><w:r><w:rPr><w:rFonts w:ascii="Times New Roman" w:hAnsi="Times New Roman" w:eastAsia="Microsoft YaHei"/><w:sz w:val="26"/><w:szCs w:val="26"/><w:lang w:eastAsia="zh-CN"/></w:rPr><w:t>đ</w:t></w:r><w:r><w:rPr><w:rFonts w:ascii="Times New Roman" w:hAnsi="Times New Roman"/><w:sz w:val="26"/><w:szCs w:val="26"/><w:lang w:eastAsia="zh-CN"/></w:rPr><w:t xml:space="preserve">ảm hoạt </w:t></w:r><w:r><w:rPr><w:rFonts w:ascii="Times New Roman" w:hAnsi="Times New Roman" w:eastAsia="Microsoft YaHei"/><w:sz w:val="26"/><w:szCs w:val="26"/><w:lang w:eastAsia="zh-CN"/></w:rPr><w:t>đ</w:t></w:r><w:r><w:rPr><w:rFonts w:ascii="Times New Roman" w:hAnsi="Times New Roman"/><w:sz w:val="26"/><w:szCs w:val="26"/><w:lang w:eastAsia="zh-CN"/></w:rPr><w:t>ộng b</w:t></w:r><w:r><w:rPr><w:rFonts w:ascii="Times New Roman" w:hAnsi="Times New Roman" w:eastAsia="Microsoft YaHei"/><w:sz w:val="26"/><w:szCs w:val="26"/><w:lang w:eastAsia="zh-CN"/></w:rPr><w:t>ì</w:t></w:r><w:r><w:rPr><w:rFonts w:ascii="Times New Roman" w:hAnsi="Times New Roman"/><w:sz w:val="26"/><w:szCs w:val="26"/><w:lang w:eastAsia="zh-CN"/></w:rPr><w:t xml:space="preserve">nh thường của </w:t></w:r><w:r><w:rPr><w:rFonts w:ascii="Times New Roman" w:hAnsi="Times New Roman" w:eastAsia="Microsoft YaHei"/><w:sz w:val="26"/><w:szCs w:val="26"/><w:lang w:eastAsia="zh-CN"/></w:rPr><w:t>đ</w:t></w:r><w:r><w:rPr><w:rFonts w:ascii="Times New Roman" w:hAnsi="Times New Roman"/><w:sz w:val="26"/><w:szCs w:val="26"/><w:lang w:eastAsia="zh-CN"/></w:rPr><w:t xml:space="preserve">ịa </w:t></w:r><w:r><w:rPr><w:rFonts w:ascii="Times New Roman" w:hAnsi="Times New Roman" w:eastAsia="Microsoft YaHei"/><w:sz w:val="26"/><w:szCs w:val="26"/><w:lang w:eastAsia="zh-CN"/></w:rPr><w:t>đ</w:t></w:r><w:r><w:rPr><w:rFonts w:ascii="Times New Roman" w:hAnsi="Times New Roman"/><w:sz w:val="26"/><w:szCs w:val="26"/><w:lang w:eastAsia="zh-CN"/></w:rPr><w:t>iểm tổ chức. Mọi chi ph</w:t></w:r><w:r><w:rPr><w:rFonts w:ascii="Times New Roman" w:hAnsi="Times New Roman" w:eastAsia="Microsoft YaHei"/><w:sz w:val="26"/><w:szCs w:val="26"/><w:lang w:eastAsia="zh-CN"/></w:rPr><w:t>í</w:t></w:r><w:r><w:rPr><w:rFonts w:ascii="Times New Roman" w:hAnsi="Times New Roman"/><w:sz w:val="26"/><w:szCs w:val="26"/><w:lang w:eastAsia="zh-CN"/></w:rPr><w:t xml:space="preserve"> ph</w:t></w:r><w:r><w:rPr><w:rFonts w:ascii="Times New Roman" w:hAnsi="Times New Roman" w:eastAsia="Microsoft YaHei"/><w:sz w:val="26"/><w:szCs w:val="26"/><w:lang w:eastAsia="zh-CN"/></w:rPr><w:t>á</w:t></w:r><w:r><w:rPr><w:rFonts w:ascii="Times New Roman" w:hAnsi="Times New Roman"/><w:sz w:val="26"/><w:szCs w:val="26"/><w:lang w:eastAsia="zh-CN"/></w:rPr><w:t>t sinh li</w:t></w:r><w:r><w:rPr><w:rFonts w:ascii="Times New Roman" w:hAnsi="Times New Roman" w:eastAsia="Microsoft YaHei"/><w:sz w:val="26"/><w:szCs w:val="26"/><w:lang w:eastAsia="zh-CN"/></w:rPr><w:t>ê</w:t></w:r><w:r><w:rPr><w:rFonts w:ascii="Times New Roman" w:hAnsi="Times New Roman"/><w:sz w:val="26"/><w:szCs w:val="26"/><w:lang w:eastAsia="zh-CN"/></w:rPr><w:t>n quan sẽ do B</w:t></w:r><w:r><w:rPr><w:rFonts w:ascii="Times New Roman" w:hAnsi="Times New Roman" w:eastAsia="Microsoft YaHei"/><w:sz w:val="26"/><w:szCs w:val="26"/><w:lang w:eastAsia="zh-CN"/></w:rPr><w:t>ê</w:t></w:r><w:r><w:rPr><w:rFonts w:ascii="Times New Roman" w:hAnsi="Times New Roman"/><w:sz w:val="26"/><w:szCs w:val="26"/><w:lang w:eastAsia="zh-CN"/></w:rPr><w:t>n B chịu tr</w:t></w:r><w:r><w:rPr><w:rFonts w:ascii="Times New Roman" w:hAnsi="Times New Roman" w:eastAsia="Microsoft YaHei"/><w:sz w:val="26"/><w:szCs w:val="26"/><w:lang w:eastAsia="zh-CN"/></w:rPr><w:t>á</w:t></w:r><w:r><w:rPr><w:rFonts w:ascii="Times New Roman" w:hAnsi="Times New Roman"/><w:sz w:val="26"/><w:szCs w:val="26"/><w:lang w:eastAsia="zh-CN"/></w:rPr><w:t>ch nhiệm thanh to</w:t></w:r><w:r><w:rPr><w:rFonts w:ascii="Times New Roman" w:hAnsi="Times New Roman" w:eastAsia="Microsoft YaHei"/><w:sz w:val="26"/><w:szCs w:val="26"/><w:lang w:eastAsia="zh-CN"/></w:rPr><w:t>á</w:t></w:r><w:r><w:rPr><w:rFonts w:ascii="Times New Roman" w:hAnsi="Times New Roman"/><w:sz w:val="26"/><w:szCs w:val="26"/><w:lang w:eastAsia="zh-CN"/></w:rPr><w:t>n.</w:t></w:r></w:p><w:p><w:pPr><w:pStyle w:val="13"/><w:numPr><w:ilvl w:val="1"/><w:numId w:val="2"/></w:numPr><w:shd w:val="clear" w:color="auto" w:fill="FFFFFF" w:themeFill="background1"/><w:tabs><w:tab w:val="left" w:pos="425"/></w:tabs><w:spacing w:line="360" w:lineRule="auto"/><w:jc w:val="both"/><w:rPr><w:rFonts w:ascii="Times New Roman" w:hAnsi="Times New Roman"/><w:b/><w:sz w:val="26"/><w:szCs w:val="26"/><w:lang w:eastAsia="zh-CN"/></w:rPr></w:pPr><w:r><w:rPr><w:rFonts w:ascii="Times New Roman" w:hAnsi="Times New Roman"/><w:b/><w:sz w:val="26"/><w:szCs w:val="26"/><w:lang w:eastAsia="zh-CN"/></w:rPr><w:t xml:space="preserve">Các nội dung khác: </w:t></w:r></w:p><w:p><w:pPr><w:pStyle w:val="13"/><w:numPr><w:ilvl w:val="0"/><w:numId w:val="7"/></w:numPr><w:shd w:val="clear" w:color="auto" w:fill="FFFFFF" w:themeFill="background1"/><w:tabs><w:tab w:val="left" w:pos="425"/></w:tabs><w:spacing w:line="240" w:lineRule="auto"/><w:jc w:val="both"/><w:rPr><w:rFonts w:ascii="Times New Roman" w:hAnsi="Times New Roman"/><w:bCs/><w:sz w:val="26"/><w:szCs w:val="26"/><w:lang w:eastAsia="zh-CN"/></w:rPr></w:pPr><w:r><w:rPr><w:rFonts w:ascii="Times New Roman" w:hAnsi="Times New Roman"/><w:bCs/><w:sz w:val="26"/><w:szCs w:val="26"/><w:lang w:eastAsia="zh-CN"/></w:rPr><w:t xml:space="preserve">Việc thay </w:t></w:r><w:r><w:rPr><w:rFonts w:ascii="Times New Roman" w:hAnsi="Times New Roman" w:eastAsia="Microsoft YaHei"/><w:bCs/><w:sz w:val="26"/><w:szCs w:val="26"/><w:lang w:eastAsia="zh-CN"/></w:rPr><w:t>đ</w:t></w:r><w:r><w:rPr><w:rFonts w:ascii="Times New Roman" w:hAnsi="Times New Roman"/><w:bCs/><w:sz w:val="26"/><w:szCs w:val="26"/><w:lang w:eastAsia="zh-CN"/></w:rPr><w:t xml:space="preserve">ổi về thời gian, </w:t></w:r><w:r><w:rPr><w:rFonts w:ascii="Times New Roman" w:hAnsi="Times New Roman" w:eastAsia="Microsoft YaHei"/><w:bCs/><w:sz w:val="26"/><w:szCs w:val="26"/><w:lang w:eastAsia="zh-CN"/></w:rPr><w:t>đ</w:t></w:r><w:r><w:rPr><w:rFonts w:ascii="Times New Roman" w:hAnsi="Times New Roman"/><w:bCs/><w:sz w:val="26"/><w:szCs w:val="26"/><w:lang w:eastAsia="zh-CN"/></w:rPr><w:t xml:space="preserve">ịa </w:t></w:r><w:r><w:rPr><w:rFonts w:ascii="Times New Roman" w:hAnsi="Times New Roman" w:eastAsia="Microsoft YaHei"/><w:bCs/><w:sz w:val="26"/><w:szCs w:val="26"/><w:lang w:eastAsia="zh-CN"/></w:rPr><w:t>đ</w:t></w:r><w:r><w:rPr><w:rFonts w:ascii="Times New Roman" w:hAnsi="Times New Roman"/><w:bCs/><w:sz w:val="26"/><w:szCs w:val="26"/><w:lang w:eastAsia="zh-CN"/></w:rPr><w:t xml:space="preserve">iểm thực hiện dịch vụ chỉ </w:t></w:r><w:r><w:rPr><w:rFonts w:ascii="Times New Roman" w:hAnsi="Times New Roman" w:eastAsia="Microsoft YaHei"/><w:bCs/><w:sz w:val="26"/><w:szCs w:val="26"/><w:lang w:eastAsia="zh-CN"/></w:rPr><w:t>đ</w:t></w:r><w:r><w:rPr><w:rFonts w:ascii="Times New Roman" w:hAnsi="Times New Roman"/><w:bCs/><w:sz w:val="26"/><w:szCs w:val="26"/><w:lang w:eastAsia="zh-CN"/></w:rPr><w:t>ược thực hiện khi c</w:t></w:r><w:r><w:rPr><w:rFonts w:ascii="Times New Roman" w:hAnsi="Times New Roman" w:eastAsia="Microsoft YaHei"/><w:bCs/><w:sz w:val="26"/><w:szCs w:val="26"/><w:lang w:eastAsia="zh-CN"/></w:rPr><w:t>ó</w:t></w:r><w:r><w:rPr><w:rFonts w:ascii="Times New Roman" w:hAnsi="Times New Roman"/><w:bCs/><w:sz w:val="26"/><w:szCs w:val="26"/><w:lang w:eastAsia="zh-CN"/></w:rPr><w:t xml:space="preserve"> sự thống nhất của hai B</w:t></w:r><w:r><w:rPr><w:rFonts w:ascii="Times New Roman" w:hAnsi="Times New Roman" w:eastAsia="Microsoft YaHei"/><w:bCs/><w:sz w:val="26"/><w:szCs w:val="26"/><w:lang w:eastAsia="zh-CN"/></w:rPr><w:t>ê</w:t></w:r><w:r><w:rPr><w:rFonts w:ascii="Times New Roman" w:hAnsi="Times New Roman"/><w:bCs/><w:sz w:val="26"/><w:szCs w:val="26"/><w:lang w:eastAsia="zh-CN"/></w:rPr><w:t>n bằng v</w:t></w:r><w:r><w:rPr><w:rFonts w:ascii="Times New Roman" w:hAnsi="Times New Roman" w:eastAsia="Microsoft YaHei"/><w:bCs/><w:sz w:val="26"/><w:szCs w:val="26"/><w:lang w:eastAsia="zh-CN"/></w:rPr><w:t>ă</w:t></w:r><w:r><w:rPr><w:rFonts w:ascii="Times New Roman" w:hAnsi="Times New Roman"/><w:bCs/><w:sz w:val="26"/><w:szCs w:val="26"/><w:lang w:eastAsia="zh-CN"/></w:rPr><w:t>n bản hoặc email. Mỗi B</w:t></w:r><w:r><w:rPr><w:rFonts w:ascii="Times New Roman" w:hAnsi="Times New Roman" w:eastAsia="Microsoft YaHei"/><w:bCs/><w:sz w:val="26"/><w:szCs w:val="26"/><w:lang w:eastAsia="zh-CN"/></w:rPr><w:t>ê</w:t></w:r><w:r><w:rPr><w:rFonts w:ascii="Times New Roman" w:hAnsi="Times New Roman"/><w:bCs/><w:sz w:val="26"/><w:szCs w:val="26"/><w:lang w:eastAsia="zh-CN"/></w:rPr><w:t>n c</w:t></w:r><w:r><w:rPr><w:rFonts w:ascii="Times New Roman" w:hAnsi="Times New Roman" w:eastAsia="Microsoft YaHei"/><w:bCs/><w:sz w:val="26"/><w:szCs w:val="26"/><w:lang w:eastAsia="zh-CN"/></w:rPr><w:t>ó</w:t></w:r><w:r><w:rPr><w:rFonts w:ascii="Times New Roman" w:hAnsi="Times New Roman"/><w:bCs/><w:sz w:val="26"/><w:szCs w:val="26"/><w:lang w:eastAsia="zh-CN"/></w:rPr><w:t xml:space="preserve"> tr</w:t></w:r><w:r><w:rPr><w:rFonts w:ascii="Times New Roman" w:hAnsi="Times New Roman" w:eastAsia="Microsoft YaHei"/><w:bCs/><w:sz w:val="26"/><w:szCs w:val="26"/><w:lang w:eastAsia="zh-CN"/></w:rPr><w:t>á</w:t></w:r><w:r><w:rPr><w:rFonts w:ascii="Times New Roman" w:hAnsi="Times New Roman"/><w:bCs/><w:sz w:val="26"/><w:szCs w:val="26"/><w:lang w:eastAsia="zh-CN"/></w:rPr><w:t xml:space="preserve">ch nhiệm chỉ </w:t></w:r><w:r><w:rPr><w:rFonts w:ascii="Times New Roman" w:hAnsi="Times New Roman" w:eastAsia="Microsoft YaHei"/><w:bCs/><w:sz w:val="26"/><w:szCs w:val="26"/><w:lang w:eastAsia="zh-CN"/></w:rPr><w:t>đ</w:t></w:r><w:r><w:rPr><w:rFonts w:ascii="Times New Roman" w:hAnsi="Times New Roman"/><w:bCs/><w:sz w:val="26"/><w:szCs w:val="26"/><w:lang w:eastAsia="zh-CN"/></w:rPr><w:t xml:space="preserve">ịnh </w:t></w:r><w:r><w:rPr><w:rFonts w:ascii="Times New Roman" w:hAnsi="Times New Roman" w:eastAsia="Microsoft YaHei"/><w:bCs/><w:sz w:val="26"/><w:szCs w:val="26"/><w:lang w:eastAsia="zh-CN"/></w:rPr><w:t>í</w:t></w:r><w:r><w:rPr><w:rFonts w:ascii="Times New Roman" w:hAnsi="Times New Roman"/><w:bCs/><w:sz w:val="26"/><w:szCs w:val="26"/><w:lang w:eastAsia="zh-CN"/></w:rPr><w:t xml:space="preserve">t nhất 01 (một) người </w:t></w:r><w:r><w:rPr><w:rFonts w:ascii="Times New Roman" w:hAnsi="Times New Roman" w:eastAsia="Microsoft YaHei"/><w:bCs/><w:sz w:val="26"/><w:szCs w:val="26"/><w:lang w:eastAsia="zh-CN"/></w:rPr><w:t>đ</w:t></w:r><w:r><w:rPr><w:rFonts w:ascii="Times New Roman" w:hAnsi="Times New Roman"/><w:bCs/><w:sz w:val="26"/><w:szCs w:val="26"/><w:lang w:eastAsia="zh-CN"/></w:rPr><w:t>ại diện chịu tr</w:t></w:r><w:r><w:rPr><w:rFonts w:ascii="Times New Roman" w:hAnsi="Times New Roman" w:eastAsia="Microsoft YaHei"/><w:bCs/><w:sz w:val="26"/><w:szCs w:val="26"/><w:lang w:eastAsia="zh-CN"/></w:rPr><w:t>á</w:t></w:r><w:r><w:rPr><w:rFonts w:ascii="Times New Roman" w:hAnsi="Times New Roman"/><w:bCs/><w:sz w:val="26"/><w:szCs w:val="26"/><w:lang w:eastAsia="zh-CN"/></w:rPr><w:t>ch nhiệm ch</w:t></w:r><w:r><w:rPr><w:rFonts w:ascii="Times New Roman" w:hAnsi="Times New Roman" w:eastAsia="Microsoft YaHei"/><w:bCs/><w:sz w:val="26"/><w:szCs w:val="26"/><w:lang w:eastAsia="zh-CN"/></w:rPr><w:t>í</w:t></w:r><w:r><w:rPr><w:rFonts w:ascii="Times New Roman" w:hAnsi="Times New Roman"/><w:bCs/><w:sz w:val="26"/><w:szCs w:val="26"/><w:lang w:eastAsia="zh-CN"/></w:rPr><w:t>nh trong qu</w:t></w:r><w:r><w:rPr><w:rFonts w:ascii="Times New Roman" w:hAnsi="Times New Roman" w:eastAsia="Microsoft YaHei"/><w:bCs/><w:sz w:val="26"/><w:szCs w:val="26"/><w:lang w:eastAsia="zh-CN"/></w:rPr><w:t>á</w:t></w:r><w:r><w:rPr><w:rFonts w:ascii="Times New Roman" w:hAnsi="Times New Roman"/><w:bCs/><w:sz w:val="26"/><w:szCs w:val="26"/><w:lang w:eastAsia="zh-CN"/></w:rPr><w:t xml:space="preserve"> tr</w:t></w:r><w:r><w:rPr><w:rFonts w:ascii="Times New Roman" w:hAnsi="Times New Roman" w:eastAsia="Microsoft YaHei"/><w:bCs/><w:sz w:val="26"/><w:szCs w:val="26"/><w:lang w:eastAsia="zh-CN"/></w:rPr><w:t>ì</w:t></w:r><w:r><w:rPr><w:rFonts w:ascii="Times New Roman" w:hAnsi="Times New Roman"/><w:bCs/><w:sz w:val="26"/><w:szCs w:val="26"/><w:lang w:eastAsia="zh-CN"/></w:rPr><w:t xml:space="preserve">nh tổ chức sự kiện </w:t></w:r><w:r><w:rPr><w:rFonts w:ascii="Times New Roman" w:hAnsi="Times New Roman" w:eastAsia="Microsoft YaHei"/><w:bCs/><w:sz w:val="26"/><w:szCs w:val="26"/><w:lang w:eastAsia="zh-CN"/></w:rPr><w:t>đ</w:t></w:r><w:r><w:rPr><w:rFonts w:ascii="Times New Roman" w:hAnsi="Times New Roman"/><w:bCs/><w:sz w:val="26"/><w:szCs w:val="26"/><w:lang w:eastAsia="zh-CN"/></w:rPr><w:t>ể phối hợp triển khai, gi</w:t></w:r><w:r><w:rPr><w:rFonts w:ascii="Times New Roman" w:hAnsi="Times New Roman" w:eastAsia="Microsoft YaHei"/><w:bCs/><w:sz w:val="26"/><w:szCs w:val="26"/><w:lang w:eastAsia="zh-CN"/></w:rPr><w:t>á</w:t></w:r><w:r><w:rPr><w:rFonts w:ascii="Times New Roman" w:hAnsi="Times New Roman"/><w:bCs/><w:sz w:val="26"/><w:szCs w:val="26"/><w:lang w:eastAsia="zh-CN"/></w:rPr><w:t>m s</w:t></w:r><w:r><w:rPr><w:rFonts w:ascii="Times New Roman" w:hAnsi="Times New Roman" w:eastAsia="Microsoft YaHei"/><w:bCs/><w:sz w:val="26"/><w:szCs w:val="26"/><w:lang w:eastAsia="zh-CN"/></w:rPr><w:t>á</w:t></w:r><w:r><w:rPr><w:rFonts w:ascii="Times New Roman" w:hAnsi="Times New Roman"/><w:bCs/><w:sz w:val="26"/><w:szCs w:val="26"/><w:lang w:eastAsia="zh-CN"/></w:rPr><w:t>t, x</w:t></w:r><w:r><w:rPr><w:rFonts w:ascii="Times New Roman" w:hAnsi="Times New Roman" w:eastAsia="Microsoft YaHei"/><w:bCs/><w:sz w:val="26"/><w:szCs w:val="26"/><w:lang w:eastAsia="zh-CN"/></w:rPr><w:t>á</w:t></w:r><w:r><w:rPr><w:rFonts w:ascii="Times New Roman" w:hAnsi="Times New Roman"/><w:bCs/><w:sz w:val="26"/><w:szCs w:val="26"/><w:lang w:eastAsia="zh-CN"/></w:rPr><w:t>c nhận c</w:t></w:r><w:r><w:rPr><w:rFonts w:ascii="Times New Roman" w:hAnsi="Times New Roman" w:eastAsia="Microsoft YaHei"/><w:bCs/><w:sz w:val="26"/><w:szCs w:val="26"/><w:lang w:eastAsia="zh-CN"/></w:rPr><w:t>á</w:t></w:r><w:r><w:rPr><w:rFonts w:ascii="Times New Roman" w:hAnsi="Times New Roman"/><w:bCs/><w:sz w:val="26"/><w:szCs w:val="26"/><w:lang w:eastAsia="zh-CN"/></w:rPr><w:t>c dịch vụ v</w:t></w:r><w:r><w:rPr><w:rFonts w:ascii="Times New Roman" w:hAnsi="Times New Roman" w:eastAsia="Microsoft YaHei"/><w:bCs/><w:sz w:val="26"/><w:szCs w:val="26"/><w:lang w:eastAsia="zh-CN"/></w:rPr><w:t>à</w:t></w:r><w:r><w:rPr><w:rFonts w:ascii="Times New Roman" w:hAnsi="Times New Roman"/><w:bCs/><w:sz w:val="26"/><w:szCs w:val="26"/><w:lang w:eastAsia="zh-CN"/></w:rPr><w:t xml:space="preserve"> xử l</w:t></w:r><w:r><w:rPr><w:rFonts w:ascii="Times New Roman" w:hAnsi="Times New Roman" w:eastAsia="Microsoft YaHei"/><w:bCs/><w:sz w:val="26"/><w:szCs w:val="26"/><w:lang w:eastAsia="zh-CN"/></w:rPr><w:t>ý</w:t></w:r><w:r><w:rPr><w:rFonts w:ascii="Times New Roman" w:hAnsi="Times New Roman"/><w:bCs/><w:sz w:val="26"/><w:szCs w:val="26"/><w:lang w:eastAsia="zh-CN"/></w:rPr><w:t xml:space="preserve"> c</w:t></w:r><w:r><w:rPr><w:rFonts w:ascii="Times New Roman" w:hAnsi="Times New Roman" w:eastAsia="Microsoft YaHei"/><w:bCs/><w:sz w:val="26"/><w:szCs w:val="26"/><w:lang w:eastAsia="zh-CN"/></w:rPr><w:t>á</w:t></w:r><w:r><w:rPr><w:rFonts w:ascii="Times New Roman" w:hAnsi="Times New Roman"/><w:bCs/><w:sz w:val="26"/><w:szCs w:val="26"/><w:lang w:eastAsia="zh-CN"/></w:rPr><w:t xml:space="preserve">c vấn </w:t></w:r><w:r><w:rPr><w:rFonts w:ascii="Times New Roman" w:hAnsi="Times New Roman" w:eastAsia="Microsoft YaHei"/><w:bCs/><w:sz w:val="26"/><w:szCs w:val="26"/><w:lang w:eastAsia="zh-CN"/></w:rPr><w:t>đ</w:t></w:r><w:r><w:rPr><w:rFonts w:ascii="Times New Roman" w:hAnsi="Times New Roman"/><w:bCs/><w:sz w:val="26"/><w:szCs w:val="26"/><w:lang w:eastAsia="zh-CN"/></w:rPr><w:t>ề ph</w:t></w:r><w:r><w:rPr><w:rFonts w:ascii="Times New Roman" w:hAnsi="Times New Roman" w:eastAsia="Microsoft YaHei"/><w:bCs/><w:sz w:val="26"/><w:szCs w:val="26"/><w:lang w:eastAsia="zh-CN"/></w:rPr><w:t>á</w:t></w:r><w:r><w:rPr><w:rFonts w:ascii="Times New Roman" w:hAnsi="Times New Roman"/><w:bCs/><w:sz w:val="26"/><w:szCs w:val="26"/><w:lang w:eastAsia="zh-CN"/></w:rPr><w:t>t sinh li</w:t></w:r><w:r><w:rPr><w:rFonts w:ascii="Times New Roman" w:hAnsi="Times New Roman" w:eastAsia="Microsoft YaHei"/><w:bCs/><w:sz w:val="26"/><w:szCs w:val="26"/><w:lang w:eastAsia="zh-CN"/></w:rPr><w:t>ê</w:t></w:r><w:r><w:rPr><w:rFonts w:ascii="Times New Roman" w:hAnsi="Times New Roman"/><w:bCs/><w:sz w:val="26"/><w:szCs w:val="26"/><w:lang w:eastAsia="zh-CN"/></w:rPr><w:t xml:space="preserve">n quan </w:t></w:r><w:r><w:rPr><w:rFonts w:ascii="Times New Roman" w:hAnsi="Times New Roman" w:eastAsia="Microsoft YaHei"/><w:bCs/><w:sz w:val="26"/><w:szCs w:val="26"/><w:lang w:eastAsia="zh-CN"/></w:rPr><w:t>đ</w:t></w:r><w:r><w:rPr><w:rFonts w:ascii="Times New Roman" w:hAnsi="Times New Roman"/><w:bCs/><w:sz w:val="26"/><w:szCs w:val="26"/><w:lang w:eastAsia="zh-CN"/></w:rPr><w:t xml:space="preserve">ến Hợp </w:t></w:r><w:r><w:rPr><w:rFonts w:ascii="Times New Roman" w:hAnsi="Times New Roman" w:eastAsia="Microsoft YaHei"/><w:bCs/><w:sz w:val="26"/><w:szCs w:val="26"/><w:lang w:eastAsia="zh-CN"/></w:rPr><w:t>đ</w:t></w:r><w:r><w:rPr><w:rFonts w:ascii="Times New Roman" w:hAnsi="Times New Roman"/><w:bCs/><w:sz w:val="26"/><w:szCs w:val="26"/><w:lang w:eastAsia="zh-CN"/></w:rPr><w:t>ồng.</w:t></w:r></w:p><w:p><w:pPr><w:pStyle w:val="13"/><w:numPr><w:ilvl w:val="0"/><w:numId w:val="7"/></w:numPr><w:shd w:val="clear" w:color="auto" w:fill="FFFFFF" w:themeFill="background1"/><w:tabs><w:tab w:val="left" w:pos="425"/></w:tabs><w:spacing w:line="240" w:lineRule="auto"/><w:jc w:val="both"/><w:rPr><w:rFonts w:ascii="Times New Roman" w:hAnsi="Times New Roman"/><w:bCs/><w:sz w:val="26"/><w:szCs w:val="26"/><w:lang w:eastAsia="zh-CN"/></w:rPr></w:pPr><w:r><w:rPr><w:rFonts w:ascii="Times New Roman" w:hAnsi="Times New Roman"/><w:bCs/><w:sz w:val="26"/><w:szCs w:val="26"/><w:lang w:eastAsia="zh-CN"/></w:rPr><w:t>Ngay sau khi kết th</w:t></w:r><w:r><w:rPr><w:rFonts w:ascii="Times New Roman" w:hAnsi="Times New Roman" w:eastAsia="Microsoft YaHei"/><w:bCs/><w:sz w:val="26"/><w:szCs w:val="26"/><w:lang w:eastAsia="zh-CN"/></w:rPr><w:t>ú</w:t></w:r><w:r><w:rPr><w:rFonts w:ascii="Times New Roman" w:hAnsi="Times New Roman"/><w:bCs/><w:sz w:val="26"/><w:szCs w:val="26"/><w:lang w:eastAsia="zh-CN"/></w:rPr><w:t xml:space="preserve">c sự kiện, </w:t></w:r><w:r><w:rPr><w:rFonts w:ascii="Times New Roman" w:hAnsi="Times New Roman" w:eastAsia="Microsoft YaHei"/><w:bCs/><w:sz w:val="26"/><w:szCs w:val="26"/><w:lang w:eastAsia="zh-CN"/></w:rPr><w:t>đ</w:t></w:r><w:r><w:rPr><w:rFonts w:ascii="Times New Roman" w:hAnsi="Times New Roman"/><w:bCs/><w:sz w:val="26"/><w:szCs w:val="26"/><w:lang w:eastAsia="zh-CN"/></w:rPr><w:t xml:space="preserve">ại diện </w:t></w:r><w:r><w:rPr><w:rFonts w:ascii="Times New Roman" w:hAnsi="Times New Roman" w:eastAsia="Microsoft YaHei"/><w:bCs/><w:sz w:val="26"/><w:szCs w:val="26"/><w:lang w:eastAsia="zh-CN"/></w:rPr><w:t>đ</w:t></w:r><w:r><w:rPr><w:rFonts w:ascii="Times New Roman" w:hAnsi="Times New Roman"/><w:bCs/><w:sz w:val="26"/><w:szCs w:val="26"/><w:lang w:eastAsia="zh-CN"/></w:rPr><w:t xml:space="preserve">ược chỉ </w:t></w:r><w:r><w:rPr><w:rFonts w:ascii="Times New Roman" w:hAnsi="Times New Roman" w:eastAsia="Microsoft YaHei"/><w:bCs/><w:sz w:val="26"/><w:szCs w:val="26"/><w:lang w:eastAsia="zh-CN"/></w:rPr><w:t>đ</w:t></w:r><w:r><w:rPr><w:rFonts w:ascii="Times New Roman" w:hAnsi="Times New Roman"/><w:bCs/><w:sz w:val="26"/><w:szCs w:val="26"/><w:lang w:eastAsia="zh-CN"/></w:rPr><w:t>ịnh của hai B</w:t></w:r><w:r><w:rPr><w:rFonts w:ascii="Times New Roman" w:hAnsi="Times New Roman" w:eastAsia="Microsoft YaHei"/><w:bCs/><w:sz w:val="26"/><w:szCs w:val="26"/><w:lang w:eastAsia="zh-CN"/></w:rPr><w:t>ê</w:t></w:r><w:r><w:rPr><w:rFonts w:ascii="Times New Roman" w:hAnsi="Times New Roman"/><w:bCs/><w:sz w:val="26"/><w:szCs w:val="26"/><w:lang w:eastAsia="zh-CN"/></w:rPr><w:t>n c</w:t></w:r><w:r><w:rPr><w:rFonts w:ascii="Times New Roman" w:hAnsi="Times New Roman" w:eastAsia="Microsoft YaHei"/><w:bCs/><w:sz w:val="26"/><w:szCs w:val="26"/><w:lang w:eastAsia="zh-CN"/></w:rPr><w:t>ó</w:t></w:r><w:r><w:rPr><w:rFonts w:ascii="Times New Roman" w:hAnsi="Times New Roman"/><w:bCs/><w:sz w:val="26"/><w:szCs w:val="26"/><w:lang w:eastAsia="zh-CN"/></w:rPr><w:t xml:space="preserve"> tr</w:t></w:r><w:r><w:rPr><w:rFonts w:ascii="Times New Roman" w:hAnsi="Times New Roman" w:eastAsia="Microsoft YaHei"/><w:bCs/><w:sz w:val="26"/><w:szCs w:val="26"/><w:lang w:eastAsia="zh-CN"/></w:rPr><w:t>á</w:t></w:r><w:r><w:rPr><w:rFonts w:ascii="Times New Roman" w:hAnsi="Times New Roman"/><w:bCs/><w:sz w:val="26"/><w:szCs w:val="26"/><w:lang w:eastAsia="zh-CN"/></w:rPr><w:t xml:space="preserve">ch nhiệm phối hợp kiểm tra, </w:t></w:r><w:r><w:rPr><w:rFonts w:ascii="Times New Roman" w:hAnsi="Times New Roman" w:eastAsia="Microsoft YaHei"/><w:bCs/><w:sz w:val="26"/><w:szCs w:val="26"/><w:lang w:eastAsia="zh-CN"/></w:rPr><w:t>đ</w:t></w:r><w:r><w:rPr><w:rFonts w:ascii="Times New Roman" w:hAnsi="Times New Roman"/><w:bCs/><w:sz w:val="26"/><w:szCs w:val="26"/><w:lang w:eastAsia="zh-CN"/></w:rPr><w:t>ối chiếu v</w:t></w:r><w:r><w:rPr><w:rFonts w:ascii="Times New Roman" w:hAnsi="Times New Roman" w:eastAsia="Microsoft YaHei"/><w:bCs/><w:sz w:val="26"/><w:szCs w:val="26"/><w:lang w:eastAsia="zh-CN"/></w:rPr><w:t>à</w:t></w:r><w:r><w:rPr><w:rFonts w:ascii="Times New Roman" w:hAnsi="Times New Roman"/><w:bCs/><w:sz w:val="26"/><w:szCs w:val="26"/><w:lang w:eastAsia="zh-CN"/></w:rPr><w:t xml:space="preserve"> x</w:t></w:r><w:r><w:rPr><w:rFonts w:ascii="Times New Roman" w:hAnsi="Times New Roman" w:eastAsia="Microsoft YaHei"/><w:bCs/><w:sz w:val="26"/><w:szCs w:val="26"/><w:lang w:eastAsia="zh-CN"/></w:rPr><w:t>á</w:t></w:r><w:r><w:rPr><w:rFonts w:ascii="Times New Roman" w:hAnsi="Times New Roman"/><w:bCs/><w:sz w:val="26"/><w:szCs w:val="26"/><w:lang w:eastAsia="zh-CN"/></w:rPr><w:t>c nhận c</w:t></w:r><w:r><w:rPr><w:rFonts w:ascii="Times New Roman" w:hAnsi="Times New Roman" w:eastAsia="Microsoft YaHei"/><w:bCs/><w:sz w:val="26"/><w:szCs w:val="26"/><w:lang w:eastAsia="zh-CN"/></w:rPr><w:t>á</w:t></w:r><w:r><w:rPr><w:rFonts w:ascii="Times New Roman" w:hAnsi="Times New Roman"/><w:bCs/><w:sz w:val="26"/><w:szCs w:val="26"/><w:lang w:eastAsia="zh-CN"/></w:rPr><w:t>c dịch vụ ph</w:t></w:r><w:r><w:rPr><w:rFonts w:ascii="Times New Roman" w:hAnsi="Times New Roman" w:eastAsia="Microsoft YaHei"/><w:bCs/><w:sz w:val="26"/><w:szCs w:val="26"/><w:lang w:eastAsia="zh-CN"/></w:rPr><w:t>á</w:t></w:r><w:r><w:rPr><w:rFonts w:ascii="Times New Roman" w:hAnsi="Times New Roman"/><w:bCs/><w:sz w:val="26"/><w:szCs w:val="26"/><w:lang w:eastAsia="zh-CN"/></w:rPr><w:t>t sinh (nếu c</w:t></w:r><w:r><w:rPr><w:rFonts w:ascii="Times New Roman" w:hAnsi="Times New Roman" w:eastAsia="Microsoft YaHei"/><w:bCs/><w:sz w:val="26"/><w:szCs w:val="26"/><w:lang w:eastAsia="zh-CN"/></w:rPr><w:t>ó</w:t></w:r><w:r><w:rPr><w:rFonts w:ascii="Times New Roman" w:hAnsi="Times New Roman"/><w:bCs/><w:sz w:val="26"/><w:szCs w:val="26"/><w:lang w:eastAsia="zh-CN"/></w:rPr><w:t xml:space="preserve">). Việc thực hiện dịch vụ </w:t></w:r><w:r><w:rPr><w:rFonts w:ascii="Times New Roman" w:hAnsi="Times New Roman" w:eastAsia="Microsoft YaHei"/><w:bCs/><w:sz w:val="26"/><w:szCs w:val="26"/><w:lang w:eastAsia="zh-CN"/></w:rPr><w:t>đ</w:t></w:r><w:r><w:rPr><w:rFonts w:ascii="Times New Roman" w:hAnsi="Times New Roman"/><w:bCs/><w:sz w:val="26"/><w:szCs w:val="26"/><w:lang w:eastAsia="zh-CN"/></w:rPr><w:t>ược xem l</w:t></w:r><w:r><w:rPr><w:rFonts w:ascii="Times New Roman" w:hAnsi="Times New Roman" w:eastAsia="Microsoft YaHei"/><w:bCs/><w:sz w:val="26"/><w:szCs w:val="26"/><w:lang w:eastAsia="zh-CN"/></w:rPr><w:t>à</w:t></w:r><w:r><w:rPr><w:rFonts w:ascii="Times New Roman" w:hAnsi="Times New Roman"/><w:bCs/><w:sz w:val="26"/><w:szCs w:val="26"/><w:lang w:eastAsia="zh-CN"/></w:rPr><w:t xml:space="preserve"> ho</w:t></w:r><w:r><w:rPr><w:rFonts w:ascii="Times New Roman" w:hAnsi="Times New Roman" w:eastAsia="Microsoft YaHei"/><w:bCs/><w:sz w:val="26"/><w:szCs w:val="26"/><w:lang w:eastAsia="zh-CN"/></w:rPr><w:t>à</w:t></w:r><w:r><w:rPr><w:rFonts w:ascii="Times New Roman" w:hAnsi="Times New Roman"/><w:bCs/><w:sz w:val="26"/><w:szCs w:val="26"/><w:lang w:eastAsia="zh-CN"/></w:rPr><w:t>n tất khi B</w:t></w:r><w:r><w:rPr><w:rFonts w:ascii="Times New Roman" w:hAnsi="Times New Roman" w:eastAsia="Microsoft YaHei"/><w:bCs/><w:sz w:val="26"/><w:szCs w:val="26"/><w:lang w:eastAsia="zh-CN"/></w:rPr><w:t>ê</w:t></w:r><w:r><w:rPr><w:rFonts w:ascii="Times New Roman" w:hAnsi="Times New Roman"/><w:bCs/><w:sz w:val="26"/><w:szCs w:val="26"/><w:lang w:eastAsia="zh-CN"/></w:rPr><w:t xml:space="preserve">n A </w:t></w:r><w:r><w:rPr><w:rFonts w:ascii="Times New Roman" w:hAnsi="Times New Roman" w:eastAsia="Microsoft YaHei"/><w:bCs/><w:sz w:val="26"/><w:szCs w:val="26"/><w:lang w:eastAsia="zh-CN"/></w:rPr><w:t>đã</w:t></w:r><w:r><w:rPr><w:rFonts w:ascii="Times New Roman" w:hAnsi="Times New Roman"/><w:bCs/><w:sz w:val="26"/><w:szCs w:val="26"/><w:lang w:eastAsia="zh-CN"/></w:rPr><w:t xml:space="preserve"> cung cấp </w:t></w:r><w:r><w:rPr><w:rFonts w:ascii="Times New Roman" w:hAnsi="Times New Roman" w:eastAsia="Microsoft YaHei"/><w:bCs/><w:sz w:val="26"/><w:szCs w:val="26"/><w:lang w:eastAsia="zh-CN"/></w:rPr><w:t>đ</w:t></w:r><w:r><w:rPr><w:rFonts w:ascii="Times New Roman" w:hAnsi="Times New Roman"/><w:bCs/><w:sz w:val="26"/><w:szCs w:val="26"/><w:lang w:eastAsia="zh-CN"/></w:rPr><w:t xml:space="preserve">ầy </w:t></w:r><w:r><w:rPr><w:rFonts w:ascii="Times New Roman" w:hAnsi="Times New Roman" w:eastAsia="Microsoft YaHei"/><w:bCs/><w:sz w:val="26"/><w:szCs w:val="26"/><w:lang w:eastAsia="zh-CN"/></w:rPr><w:t>đ</w:t></w:r><w:r><w:rPr><w:rFonts w:ascii="Times New Roman" w:hAnsi="Times New Roman"/><w:bCs/><w:sz w:val="26"/><w:szCs w:val="26"/><w:lang w:eastAsia="zh-CN"/></w:rPr><w:t xml:space="preserve">ủ dịch vụ theo Hợp </w:t></w:r><w:r><w:rPr><w:rFonts w:ascii="Times New Roman" w:hAnsi="Times New Roman" w:eastAsia="Microsoft YaHei"/><w:bCs/><w:sz w:val="26"/><w:szCs w:val="26"/><w:lang w:eastAsia="zh-CN"/></w:rPr><w:t>đ</w:t></w:r><w:r><w:rPr><w:rFonts w:ascii="Times New Roman" w:hAnsi="Times New Roman"/><w:bCs/><w:sz w:val="26"/><w:szCs w:val="26"/><w:lang w:eastAsia="zh-CN"/></w:rPr><w:t>ồng v</w:t></w:r><w:r><w:rPr><w:rFonts w:ascii="Times New Roman" w:hAnsi="Times New Roman" w:eastAsia="Microsoft YaHei"/><w:bCs/><w:sz w:val="26"/><w:szCs w:val="26"/><w:lang w:eastAsia="zh-CN"/></w:rPr><w:t>à</w:t></w:r><w:r><w:rPr><w:rFonts w:ascii="Times New Roman" w:hAnsi="Times New Roman"/><w:bCs/><w:sz w:val="26"/><w:szCs w:val="26"/><w:lang w:eastAsia="zh-CN"/></w:rPr><w:t xml:space="preserve"> hai B</w:t></w:r><w:r><w:rPr><w:rFonts w:ascii="Times New Roman" w:hAnsi="Times New Roman" w:eastAsia="Microsoft YaHei"/><w:bCs/><w:sz w:val="26"/><w:szCs w:val="26"/><w:lang w:eastAsia="zh-CN"/></w:rPr><w:t>ê</w:t></w:r><w:r><w:rPr><w:rFonts w:ascii="Times New Roman" w:hAnsi="Times New Roman"/><w:bCs/><w:sz w:val="26"/><w:szCs w:val="26"/><w:lang w:eastAsia="zh-CN"/></w:rPr><w:t>n k</w:t></w:r><w:r><w:rPr><w:rFonts w:ascii="Times New Roman" w:hAnsi="Times New Roman" w:eastAsia="Microsoft YaHei"/><w:bCs/><w:sz w:val="26"/><w:szCs w:val="26"/><w:lang w:eastAsia="zh-CN"/></w:rPr><w:t>ý</w:t></w:r><w:r><w:rPr><w:rFonts w:ascii="Times New Roman" w:hAnsi="Times New Roman"/><w:bCs/><w:sz w:val="26"/><w:szCs w:val="26"/><w:lang w:eastAsia="zh-CN"/></w:rPr><w:t xml:space="preserve"> Bi</w:t></w:r><w:r><w:rPr><w:rFonts w:ascii="Times New Roman" w:hAnsi="Times New Roman" w:eastAsia="Microsoft YaHei"/><w:bCs/><w:sz w:val="26"/><w:szCs w:val="26"/><w:lang w:eastAsia="zh-CN"/></w:rPr><w:t>ê</w:t></w:r><w:r><w:rPr><w:rFonts w:ascii="Times New Roman" w:hAnsi="Times New Roman"/><w:bCs/><w:sz w:val="26"/><w:szCs w:val="26"/><w:lang w:eastAsia="zh-CN"/></w:rPr><w:t>n bản nghiệm thu, quyết to</w:t></w:r><w:r><w:rPr><w:rFonts w:ascii="Times New Roman" w:hAnsi="Times New Roman" w:eastAsia="Microsoft YaHei"/><w:bCs/><w:sz w:val="26"/><w:szCs w:val="26"/><w:lang w:eastAsia="zh-CN"/></w:rPr><w:t>á</w:t></w:r><w:r><w:rPr><w:rFonts w:ascii="Times New Roman" w:hAnsi="Times New Roman"/><w:bCs/><w:sz w:val="26"/><w:szCs w:val="26"/><w:lang w:eastAsia="zh-CN"/></w:rPr><w:t>n.</w:t></w:r></w:p><w:p><w:pPr><w:pStyle w:val="13"/><w:numPr><w:ilvl w:val="0"/><w:numId w:val="7"/></w:numPr><w:shd w:val="clear" w:color="auto" w:fill="FFFFFF" w:themeFill="background1"/><w:tabs><w:tab w:val="left" w:pos="425"/></w:tabs><w:spacing w:line="240" w:lineRule="auto"/><w:jc w:val="both"/><w:rPr><w:rFonts w:ascii="Times New Roman" w:hAnsi="Times New Roman"/><w:bCs/><w:sz w:val="26"/><w:szCs w:val="26"/><w:lang w:eastAsia="zh-CN"/></w:rPr></w:pPr><w:r><w:rPr><w:rFonts w:ascii="Times New Roman" w:hAnsi="Times New Roman"/><w:bCs/><w:sz w:val="26"/><w:szCs w:val="26"/><w:lang w:eastAsia="zh-CN"/></w:rPr><w:t>Bên A không được chuyển nhượng to</w:t></w:r><w:r><w:rPr><w:rFonts w:ascii="Times New Roman" w:hAnsi="Times New Roman" w:eastAsia="Microsoft YaHei"/><w:bCs/><w:sz w:val="26"/><w:szCs w:val="26"/><w:lang w:eastAsia="zh-CN"/></w:rPr><w:t>à</w:t></w:r><w:r><w:rPr><w:rFonts w:ascii="Times New Roman" w:hAnsi="Times New Roman"/><w:bCs/><w:sz w:val="26"/><w:szCs w:val="26"/><w:lang w:eastAsia="zh-CN"/></w:rPr><w:t xml:space="preserve">n bộ Hợp </w:t></w:r><w:r><w:rPr><w:rFonts w:ascii="Times New Roman" w:hAnsi="Times New Roman" w:eastAsia="Microsoft YaHei"/><w:bCs/><w:sz w:val="26"/><w:szCs w:val="26"/><w:lang w:eastAsia="zh-CN"/></w:rPr><w:t>đ</w:t></w:r><w:r><w:rPr><w:rFonts w:ascii="Times New Roman" w:hAnsi="Times New Roman"/><w:bCs/><w:sz w:val="26"/><w:szCs w:val="26"/><w:lang w:eastAsia="zh-CN"/></w:rPr><w:t>ồng n</w:t></w:r><w:r><w:rPr><w:rFonts w:ascii="Times New Roman" w:hAnsi="Times New Roman" w:eastAsia="Microsoft YaHei"/><w:bCs/><w:sz w:val="26"/><w:szCs w:val="26"/><w:lang w:eastAsia="zh-CN"/></w:rPr><w:t>à</w:t></w:r><w:r><w:rPr><w:rFonts w:ascii="Times New Roman" w:hAnsi="Times New Roman"/><w:bCs/><w:sz w:val="26"/><w:szCs w:val="26"/><w:lang w:eastAsia="zh-CN"/></w:rPr><w:t>y cho b</w:t></w:r><w:r><w:rPr><w:rFonts w:ascii="Times New Roman" w:hAnsi="Times New Roman" w:eastAsia="Microsoft YaHei"/><w:bCs/><w:sz w:val="26"/><w:szCs w:val="26"/><w:lang w:eastAsia="zh-CN"/></w:rPr><w:t>ê</w:t></w:r><w:r><w:rPr><w:rFonts w:ascii="Times New Roman" w:hAnsi="Times New Roman"/><w:bCs/><w:sz w:val="26"/><w:szCs w:val="26"/><w:lang w:eastAsia="zh-CN"/></w:rPr><w:t>n thứ ba nếu kh</w:t></w:r><w:r><w:rPr><w:rFonts w:ascii="Times New Roman" w:hAnsi="Times New Roman" w:eastAsia="Microsoft YaHei"/><w:bCs/><w:sz w:val="26"/><w:szCs w:val="26"/><w:lang w:eastAsia="zh-CN"/></w:rPr><w:t>ô</w:t></w:r><w:r><w:rPr><w:rFonts w:ascii="Times New Roman" w:hAnsi="Times New Roman"/><w:bCs/><w:sz w:val="26"/><w:szCs w:val="26"/><w:lang w:eastAsia="zh-CN"/></w:rPr><w:t>ng c</w:t></w:r><w:r><w:rPr><w:rFonts w:ascii="Times New Roman" w:hAnsi="Times New Roman" w:eastAsia="Microsoft YaHei"/><w:bCs/><w:sz w:val="26"/><w:szCs w:val="26"/><w:lang w:eastAsia="zh-CN"/></w:rPr><w:t>ó</w:t></w:r><w:r><w:rPr><w:rFonts w:ascii="Times New Roman" w:hAnsi="Times New Roman"/><w:bCs/><w:sz w:val="26"/><w:szCs w:val="26"/><w:lang w:eastAsia="zh-CN"/></w:rPr><w:t xml:space="preserve"> sự chấp thuận bằng v</w:t></w:r><w:r><w:rPr><w:rFonts w:ascii="Times New Roman" w:hAnsi="Times New Roman" w:eastAsia="Microsoft YaHei"/><w:bCs/><w:sz w:val="26"/><w:szCs w:val="26"/><w:lang w:eastAsia="zh-CN"/></w:rPr><w:t>ă</w:t></w:r><w:r><w:rPr><w:rFonts w:ascii="Times New Roman" w:hAnsi="Times New Roman"/><w:bCs/><w:sz w:val="26"/><w:szCs w:val="26"/><w:lang w:eastAsia="zh-CN"/></w:rPr><w:t>n bản của B</w:t></w:r><w:r><w:rPr><w:rFonts w:ascii="Times New Roman" w:hAnsi="Times New Roman" w:eastAsia="Microsoft YaHei"/><w:bCs/><w:sz w:val="26"/><w:szCs w:val="26"/><w:lang w:eastAsia="zh-CN"/></w:rPr><w:t>ê</w:t></w:r><w:r><w:rPr><w:rFonts w:ascii="Times New Roman" w:hAnsi="Times New Roman"/><w:bCs/><w:sz w:val="26"/><w:szCs w:val="26"/><w:lang w:eastAsia="zh-CN"/></w:rPr><w:t>n B. Tuy nhi</w:t></w:r><w:r><w:rPr><w:rFonts w:ascii="Times New Roman" w:hAnsi="Times New Roman" w:eastAsia="Microsoft YaHei"/><w:bCs/><w:sz w:val="26"/><w:szCs w:val="26"/><w:lang w:eastAsia="zh-CN"/></w:rPr><w:t>ê</w:t></w:r><w:r><w:rPr><w:rFonts w:ascii="Times New Roman" w:hAnsi="Times New Roman"/><w:bCs/><w:sz w:val="26"/><w:szCs w:val="26"/><w:lang w:eastAsia="zh-CN"/></w:rPr><w:t>n, B</w:t></w:r><w:r><w:rPr><w:rFonts w:ascii="Times New Roman" w:hAnsi="Times New Roman" w:eastAsia="Microsoft YaHei"/><w:bCs/><w:sz w:val="26"/><w:szCs w:val="26"/><w:lang w:eastAsia="zh-CN"/></w:rPr><w:t>ê</w:t></w:r><w:r><w:rPr><w:rFonts w:ascii="Times New Roman" w:hAnsi="Times New Roman"/><w:bCs/><w:sz w:val="26"/><w:szCs w:val="26"/><w:lang w:eastAsia="zh-CN"/></w:rPr><w:t xml:space="preserve">n A </w:t></w:r><w:r><w:rPr><w:rFonts w:ascii="Times New Roman" w:hAnsi="Times New Roman" w:eastAsia="Microsoft YaHei"/><w:bCs/><w:sz w:val="26"/><w:szCs w:val="26"/><w:lang w:eastAsia="zh-CN"/></w:rPr><w:t>đ</w:t></w:r><w:r><w:rPr><w:rFonts w:ascii="Times New Roman" w:hAnsi="Times New Roman"/><w:bCs/><w:sz w:val="26"/><w:szCs w:val="26"/><w:lang w:eastAsia="zh-CN"/></w:rPr><w:t>ược quyền thu</w:t></w:r><w:r><w:rPr><w:rFonts w:ascii="Times New Roman" w:hAnsi="Times New Roman" w:eastAsia="Microsoft YaHei"/><w:bCs/><w:sz w:val="26"/><w:szCs w:val="26"/><w:lang w:eastAsia="zh-CN"/></w:rPr><w:t>ê</w:t></w:r><w:r><w:rPr><w:rFonts w:ascii="Times New Roman" w:hAnsi="Times New Roman"/><w:bCs/><w:sz w:val="26"/><w:szCs w:val="26"/><w:lang w:eastAsia="zh-CN"/></w:rPr><w:t xml:space="preserve"> c</w:t></w:r><w:r><w:rPr><w:rFonts w:ascii="Times New Roman" w:hAnsi="Times New Roman" w:eastAsia="Microsoft YaHei"/><w:bCs/><w:sz w:val="26"/><w:szCs w:val="26"/><w:lang w:eastAsia="zh-CN"/></w:rPr><w:t>á</w:t></w:r><w:r><w:rPr><w:rFonts w:ascii="Times New Roman" w:hAnsi="Times New Roman"/><w:bCs/><w:sz w:val="26"/><w:szCs w:val="26"/><w:lang w:eastAsia="zh-CN"/></w:rPr><w:t>c nh</w:t></w:r><w:r><w:rPr><w:rFonts w:ascii="Times New Roman" w:hAnsi="Times New Roman" w:eastAsia="Microsoft YaHei"/><w:bCs/><w:sz w:val="26"/><w:szCs w:val="26"/><w:lang w:eastAsia="zh-CN"/></w:rPr><w:t>à</w:t></w:r><w:r><w:rPr><w:rFonts w:ascii="Times New Roman" w:hAnsi="Times New Roman"/><w:bCs/><w:sz w:val="26"/><w:szCs w:val="26"/><w:lang w:eastAsia="zh-CN"/></w:rPr><w:t xml:space="preserve"> thầu phụ, </w:t></w:r><w:r><w:rPr><w:rFonts w:ascii="Times New Roman" w:hAnsi="Times New Roman" w:eastAsia="Microsoft YaHei"/><w:bCs/><w:sz w:val="26"/><w:szCs w:val="26"/><w:lang w:eastAsia="zh-CN"/></w:rPr><w:t>đ</w:t></w:r><w:r><w:rPr><w:rFonts w:ascii="Times New Roman" w:hAnsi="Times New Roman"/><w:bCs/><w:sz w:val="26"/><w:szCs w:val="26"/><w:lang w:eastAsia="zh-CN"/></w:rPr><w:t xml:space="preserve">ơn vị cung cấp dịch vụ hoặc </w:t></w:r><w:r><w:rPr><w:rFonts w:ascii="Times New Roman" w:hAnsi="Times New Roman" w:eastAsia="Microsoft YaHei"/><w:bCs/><w:sz w:val="26"/><w:szCs w:val="26"/><w:lang w:eastAsia="zh-CN"/></w:rPr><w:t>đ</w:t></w:r><w:r><w:rPr><w:rFonts w:ascii="Times New Roman" w:hAnsi="Times New Roman"/><w:bCs/><w:sz w:val="26"/><w:szCs w:val="26"/><w:lang w:eastAsia="zh-CN"/></w:rPr><w:t>ối t</w:t></w:r><w:r><w:rPr><w:rFonts w:ascii="Times New Roman" w:hAnsi="Times New Roman" w:eastAsia="Microsoft YaHei"/><w:bCs/><w:sz w:val="26"/><w:szCs w:val="26"/><w:lang w:eastAsia="zh-CN"/></w:rPr><w:t>á</w:t></w:r><w:r><w:rPr><w:rFonts w:ascii="Times New Roman" w:hAnsi="Times New Roman"/><w:bCs/><w:sz w:val="26"/><w:szCs w:val="26"/><w:lang w:eastAsia="zh-CN"/></w:rPr><w:t>c chuy</w:t></w:r><w:r><w:rPr><w:rFonts w:ascii="Times New Roman" w:hAnsi="Times New Roman" w:eastAsia="Microsoft YaHei"/><w:bCs/><w:sz w:val="26"/><w:szCs w:val="26"/><w:lang w:eastAsia="zh-CN"/></w:rPr><w:t>ê</w:t></w:r><w:r><w:rPr><w:rFonts w:ascii="Times New Roman" w:hAnsi="Times New Roman"/><w:bCs/><w:sz w:val="26"/><w:szCs w:val="26"/><w:lang w:eastAsia="zh-CN"/></w:rPr><w:t>n m</w:t></w:r><w:r><w:rPr><w:rFonts w:ascii="Times New Roman" w:hAnsi="Times New Roman" w:eastAsia="Microsoft YaHei"/><w:bCs/><w:sz w:val="26"/><w:szCs w:val="26"/><w:lang w:eastAsia="zh-CN"/></w:rPr><w:t>ô</w:t></w:r><w:r><w:rPr><w:rFonts w:ascii="Times New Roman" w:hAnsi="Times New Roman"/><w:bCs/><w:sz w:val="26"/><w:szCs w:val="26"/><w:lang w:eastAsia="zh-CN"/></w:rPr><w:t xml:space="preserve">n </w:t></w:r><w:r><w:rPr><w:rFonts w:ascii="Times New Roman" w:hAnsi="Times New Roman" w:eastAsia="Microsoft YaHei"/><w:bCs/><w:sz w:val="26"/><w:szCs w:val="26"/><w:lang w:eastAsia="zh-CN"/></w:rPr><w:t>đ</w:t></w:r><w:r><w:rPr><w:rFonts w:ascii="Times New Roman" w:hAnsi="Times New Roman"/><w:bCs/><w:sz w:val="26"/><w:szCs w:val="26"/><w:lang w:eastAsia="zh-CN"/></w:rPr><w:t>ể hỗ trợ thực hiện một phần c</w:t></w:r><w:r><w:rPr><w:rFonts w:ascii="Times New Roman" w:hAnsi="Times New Roman" w:eastAsia="Microsoft YaHei"/><w:bCs/><w:sz w:val="26"/><w:szCs w:val="26"/><w:lang w:eastAsia="zh-CN"/></w:rPr><w:t>ô</w:t></w:r><w:r><w:rPr><w:rFonts w:ascii="Times New Roman" w:hAnsi="Times New Roman"/><w:bCs/><w:sz w:val="26"/><w:szCs w:val="26"/><w:lang w:eastAsia="zh-CN"/></w:rPr><w:t xml:space="preserve">ng việc theo Hợp </w:t></w:r><w:r><w:rPr><w:rFonts w:ascii="Times New Roman" w:hAnsi="Times New Roman" w:eastAsia="Microsoft YaHei"/><w:bCs/><w:sz w:val="26"/><w:szCs w:val="26"/><w:lang w:eastAsia="zh-CN"/></w:rPr><w:t>đ</w:t></w:r><w:r><w:rPr><w:rFonts w:ascii="Times New Roman" w:hAnsi="Times New Roman"/><w:bCs/><w:sz w:val="26"/><w:szCs w:val="26"/><w:lang w:eastAsia="zh-CN"/></w:rPr><w:t>ồng nhưng vẫn phải chịu tr</w:t></w:r><w:r><w:rPr><w:rFonts w:ascii="Times New Roman" w:hAnsi="Times New Roman" w:eastAsia="Microsoft YaHei"/><w:bCs/><w:sz w:val="26"/><w:szCs w:val="26"/><w:lang w:eastAsia="zh-CN"/></w:rPr><w:t>á</w:t></w:r><w:r><w:rPr><w:rFonts w:ascii="Times New Roman" w:hAnsi="Times New Roman"/><w:bCs/><w:sz w:val="26"/><w:szCs w:val="26"/><w:lang w:eastAsia="zh-CN"/></w:rPr><w:t>ch nhiệm cuối c</w:t></w:r><w:r><w:rPr><w:rFonts w:ascii="Times New Roman" w:hAnsi="Times New Roman" w:eastAsia="Microsoft YaHei"/><w:bCs/><w:sz w:val="26"/><w:szCs w:val="26"/><w:lang w:eastAsia="zh-CN"/></w:rPr><w:t>ù</w:t></w:r><w:r><w:rPr><w:rFonts w:ascii="Times New Roman" w:hAnsi="Times New Roman"/><w:bCs/><w:sz w:val="26"/><w:szCs w:val="26"/><w:lang w:eastAsia="zh-CN"/></w:rPr><w:t xml:space="preserve">ng về chất lượng dịch vụ </w:t></w:r><w:r><w:rPr><w:rFonts w:ascii="Times New Roman" w:hAnsi="Times New Roman" w:eastAsia="Microsoft YaHei"/><w:bCs/><w:sz w:val="26"/><w:szCs w:val="26"/><w:lang w:eastAsia="zh-CN"/></w:rPr><w:t>đ</w:t></w:r><w:r><w:rPr><w:rFonts w:ascii="Times New Roman" w:hAnsi="Times New Roman"/><w:bCs/><w:sz w:val="26"/><w:szCs w:val="26"/><w:lang w:eastAsia="zh-CN"/></w:rPr><w:t>ối với B</w:t></w:r><w:r><w:rPr><w:rFonts w:ascii="Times New Roman" w:hAnsi="Times New Roman" w:eastAsia="Microsoft YaHei"/><w:bCs/><w:sz w:val="26"/><w:szCs w:val="26"/><w:lang w:eastAsia="zh-CN"/></w:rPr><w:t>ê</w:t></w:r><w:r><w:rPr><w:rFonts w:ascii="Times New Roman" w:hAnsi="Times New Roman"/><w:bCs/><w:sz w:val="26"/><w:szCs w:val="26"/><w:lang w:eastAsia="zh-CN"/></w:rPr><w:t>n B.</w:t></w:r></w:p><w:p><w:pPr><w:pStyle w:val="13"/><w:numPr><w:ilvl w:val="0"/><w:numId w:val="7"/></w:numPr><w:shd w:val="clear" w:color="auto" w:fill="FFFFFF" w:themeFill="background1"/><w:tabs><w:tab w:val="left" w:pos="425"/></w:tabs><w:spacing w:line="240" w:lineRule="auto"/><w:jc w:val="both"/><w:rPr><w:rFonts w:ascii="Times New Roman" w:hAnsi="Times New Roman"/><w:bCs/><w:sz w:val="26"/><w:szCs w:val="26"/><w:lang w:eastAsia="zh-CN"/></w:rPr></w:pPr><w:r><w:rPr><w:rFonts w:ascii="Times New Roman" w:hAnsi="Times New Roman"/><w:bCs/><w:sz w:val="26"/><w:szCs w:val="26"/><w:lang w:eastAsia="zh-CN"/></w:rPr><w:t xml:space="preserve">Ngày làm việc </w:t></w:r><w:r><w:rPr><w:rFonts w:ascii="Times New Roman" w:hAnsi="Times New Roman" w:eastAsia="Microsoft YaHei"/><w:bCs/><w:sz w:val="26"/><w:szCs w:val="26"/><w:lang w:eastAsia="zh-CN"/></w:rPr><w:t>đ</w:t></w:r><w:r><w:rPr><w:rFonts w:ascii="Times New Roman" w:hAnsi="Times New Roman"/><w:bCs/><w:sz w:val="26"/><w:szCs w:val="26"/><w:lang w:eastAsia="zh-CN"/></w:rPr><w:t>ược hiểu l</w:t></w:r><w:r><w:rPr><w:rFonts w:ascii="Times New Roman" w:hAnsi="Times New Roman" w:eastAsia="Microsoft YaHei"/><w:bCs/><w:sz w:val="26"/><w:szCs w:val="26"/><w:lang w:eastAsia="zh-CN"/></w:rPr><w:t>à</w:t></w:r><w:r><w:rPr><w:rFonts w:ascii="Times New Roman" w:hAnsi="Times New Roman"/><w:bCs/><w:sz w:val="26"/><w:szCs w:val="26"/><w:lang w:eastAsia="zh-CN"/></w:rPr><w:t xml:space="preserve"> khoảng thời gian từ 08 giờ 00 </w:t></w:r><w:r><w:rPr><w:rFonts w:ascii="Times New Roman" w:hAnsi="Times New Roman" w:eastAsia="Microsoft YaHei"/><w:bCs/><w:sz w:val="26"/><w:szCs w:val="26"/><w:lang w:eastAsia="zh-CN"/></w:rPr><w:t>đ</w:t></w:r><w:r><w:rPr><w:rFonts w:ascii="Times New Roman" w:hAnsi="Times New Roman"/><w:bCs/><w:sz w:val="26"/><w:szCs w:val="26"/><w:lang w:eastAsia="zh-CN"/></w:rPr><w:t>ến 21 giờ 00 c</w:t></w:r><w:r><w:rPr><w:rFonts w:ascii="Times New Roman" w:hAnsi="Times New Roman" w:eastAsia="Microsoft YaHei"/><w:bCs/><w:sz w:val="26"/><w:szCs w:val="26"/><w:lang w:eastAsia="zh-CN"/></w:rPr><w:t>á</w:t></w:r><w:r><w:rPr><w:rFonts w:ascii="Times New Roman" w:hAnsi="Times New Roman"/><w:bCs/><w:sz w:val="26"/><w:szCs w:val="26"/><w:lang w:eastAsia="zh-CN"/></w:rPr><w:t>c ng</w:t></w:r><w:r><w:rPr><w:rFonts w:ascii="Times New Roman" w:hAnsi="Times New Roman" w:eastAsia="Microsoft YaHei"/><w:bCs/><w:sz w:val="26"/><w:szCs w:val="26"/><w:lang w:eastAsia="zh-CN"/></w:rPr><w:t>à</w:t></w:r><w:r><w:rPr><w:rFonts w:ascii="Times New Roman" w:hAnsi="Times New Roman"/><w:bCs/><w:sz w:val="26"/><w:szCs w:val="26"/><w:lang w:eastAsia="zh-CN"/></w:rPr><w:t>y trong tuần, kh</w:t></w:r><w:r><w:rPr><w:rFonts w:ascii="Times New Roman" w:hAnsi="Times New Roman" w:eastAsia="Microsoft YaHei"/><w:bCs/><w:sz w:val="26"/><w:szCs w:val="26"/><w:lang w:eastAsia="zh-CN"/></w:rPr><w:t>ô</w:t></w:r><w:r><w:rPr><w:rFonts w:ascii="Times New Roman" w:hAnsi="Times New Roman"/><w:bCs/><w:sz w:val="26"/><w:szCs w:val="26"/><w:lang w:eastAsia="zh-CN"/></w:rPr><w:t>ng bao gồm ng</w:t></w:r><w:r><w:rPr><w:rFonts w:ascii="Times New Roman" w:hAnsi="Times New Roman" w:eastAsia="Microsoft YaHei"/><w:bCs/><w:sz w:val="26"/><w:szCs w:val="26"/><w:lang w:eastAsia="zh-CN"/></w:rPr><w:t>à</w:t></w:r><w:r><w:rPr><w:rFonts w:ascii="Times New Roman" w:hAnsi="Times New Roman"/><w:bCs/><w:sz w:val="26"/><w:szCs w:val="26"/><w:lang w:eastAsia="zh-CN"/></w:rPr><w:t xml:space="preserve">y nghỉ lễ, Tết theo quy </w:t></w:r><w:r><w:rPr><w:rFonts w:ascii="Times New Roman" w:hAnsi="Times New Roman" w:eastAsia="Microsoft YaHei"/><w:bCs/><w:sz w:val="26"/><w:szCs w:val="26"/><w:lang w:eastAsia="zh-CN"/></w:rPr><w:t>đ</w:t></w:r><w:r><w:rPr><w:rFonts w:ascii="Times New Roman" w:hAnsi="Times New Roman"/><w:bCs/><w:sz w:val="26"/><w:szCs w:val="26"/><w:lang w:eastAsia="zh-CN"/></w:rPr><w:t>ịnh của ph</w:t></w:r><w:r><w:rPr><w:rFonts w:ascii="Times New Roman" w:hAnsi="Times New Roman" w:eastAsia="Microsoft YaHei"/><w:bCs/><w:sz w:val="26"/><w:szCs w:val="26"/><w:lang w:eastAsia="zh-CN"/></w:rPr><w:t>á</w:t></w:r><w:r><w:rPr><w:rFonts w:ascii="Times New Roman" w:hAnsi="Times New Roman"/><w:bCs/><w:sz w:val="26"/><w:szCs w:val="26"/><w:lang w:eastAsia="zh-CN"/></w:rPr><w:t>p luật Việt Nam hoặc theo lịch l</w:t></w:r><w:r><w:rPr><w:rFonts w:ascii="Times New Roman" w:hAnsi="Times New Roman" w:eastAsia="Microsoft YaHei"/><w:bCs/><w:sz w:val="26"/><w:szCs w:val="26"/><w:lang w:eastAsia="zh-CN"/></w:rPr><w:t>à</w:t></w:r><w:r><w:rPr><w:rFonts w:ascii="Times New Roman" w:hAnsi="Times New Roman"/><w:bCs/><w:sz w:val="26"/><w:szCs w:val="26"/><w:lang w:eastAsia="zh-CN"/></w:rPr><w:t>m việc thực tế của B</w:t></w:r><w:r><w:rPr><w:rFonts w:ascii="Times New Roman" w:hAnsi="Times New Roman" w:eastAsia="Microsoft YaHei"/><w:bCs/><w:sz w:val="26"/><w:szCs w:val="26"/><w:lang w:eastAsia="zh-CN"/></w:rPr><w:t>ê</w:t></w:r><w:r><w:rPr><w:rFonts w:ascii="Times New Roman" w:hAnsi="Times New Roman"/><w:bCs/><w:sz w:val="26"/><w:szCs w:val="26"/><w:lang w:eastAsia="zh-CN"/></w:rPr><w:t xml:space="preserve">n A </w:t></w:r><w:r><w:rPr><w:rFonts w:ascii="Times New Roman" w:hAnsi="Times New Roman" w:eastAsia="Microsoft YaHei"/><w:bCs/><w:sz w:val="26"/><w:szCs w:val="26"/><w:lang w:eastAsia="zh-CN"/></w:rPr><w:t>đ</w:t></w:r><w:r><w:rPr><w:rFonts w:ascii="Times New Roman" w:hAnsi="Times New Roman"/><w:bCs/><w:sz w:val="26"/><w:szCs w:val="26"/><w:lang w:eastAsia="zh-CN"/></w:rPr><w:t>ược th</w:t></w:r><w:r><w:rPr><w:rFonts w:ascii="Times New Roman" w:hAnsi="Times New Roman" w:eastAsia="Microsoft YaHei"/><w:bCs/><w:sz w:val="26"/><w:szCs w:val="26"/><w:lang w:eastAsia="zh-CN"/></w:rPr><w:t>ô</w:t></w:r><w:r><w:rPr><w:rFonts w:ascii="Times New Roman" w:hAnsi="Times New Roman"/><w:bCs/><w:sz w:val="26"/><w:szCs w:val="26"/><w:lang w:eastAsia="zh-CN"/></w:rPr><w:t>ng b</w:t></w:r><w:r><w:rPr><w:rFonts w:ascii="Times New Roman" w:hAnsi="Times New Roman" w:eastAsia="Microsoft YaHei"/><w:bCs/><w:sz w:val="26"/><w:szCs w:val="26"/><w:lang w:eastAsia="zh-CN"/></w:rPr><w:t>á</w:t></w:r><w:r><w:rPr><w:rFonts w:ascii="Times New Roman" w:hAnsi="Times New Roman"/><w:bCs/><w:sz w:val="26"/><w:szCs w:val="26"/><w:lang w:eastAsia="zh-CN"/></w:rPr><w:t>o cho B</w:t></w:r><w:r><w:rPr><w:rFonts w:ascii="Times New Roman" w:hAnsi="Times New Roman" w:eastAsia="Microsoft YaHei"/><w:bCs/><w:sz w:val="26"/><w:szCs w:val="26"/><w:lang w:eastAsia="zh-CN"/></w:rPr><w:t>ê</w:t></w:r><w:r><w:rPr><w:rFonts w:ascii="Times New Roman" w:hAnsi="Times New Roman"/><w:bCs/><w:sz w:val="26"/><w:szCs w:val="26"/><w:lang w:eastAsia="zh-CN"/></w:rPr><w:t>n B trong từng thời k</w:t></w:r><w:r><w:rPr><w:rFonts w:ascii="Times New Roman" w:hAnsi="Times New Roman" w:eastAsia="Microsoft YaHei"/><w:bCs/><w:sz w:val="26"/><w:szCs w:val="26"/><w:lang w:eastAsia="zh-CN"/></w:rPr><w:t>ỳ</w:t></w:r><w:r><w:rPr><w:rFonts w:ascii="Times New Roman" w:hAnsi="Times New Roman"/><w:bCs/><w:sz w:val="26"/><w:szCs w:val="26"/><w:lang w:eastAsia="zh-CN"/></w:rPr><w:t>.</w:t></w:r></w:p><w:p><w:pPr><w:pStyle w:val="13"/><w:numPr><w:ilvl w:val="0"/><w:numId w:val="7"/></w:numPr><w:shd w:val="clear" w:color="auto" w:fill="FFFFFF" w:themeFill="background1"/><w:tabs><w:tab w:val="left" w:pos="425"/></w:tabs><w:spacing w:line="240" w:lineRule="auto"/><w:jc w:val="both"/><w:rPr><w:rFonts w:ascii="Times New Roman" w:hAnsi="Times New Roman"/><w:bCs/><w:sz w:val="26"/><w:szCs w:val="26"/><w:lang w:eastAsia="zh-CN"/></w:rPr></w:pPr><w:r><w:rPr><w:rFonts w:ascii="Times New Roman" w:hAnsi="Times New Roman"/><w:bCs/><w:sz w:val="26"/><w:szCs w:val="26"/><w:lang w:eastAsia="zh-CN"/></w:rPr><w:t>Một B</w:t></w:r><w:r><w:rPr><w:rFonts w:ascii="Times New Roman" w:hAnsi="Times New Roman" w:eastAsia="Microsoft YaHei"/><w:bCs/><w:sz w:val="26"/><w:szCs w:val="26"/><w:lang w:eastAsia="zh-CN"/></w:rPr><w:t>ê</w:t></w:r><w:r><w:rPr><w:rFonts w:ascii="Times New Roman" w:hAnsi="Times New Roman"/><w:bCs/><w:sz w:val="26"/><w:szCs w:val="26"/><w:lang w:eastAsia="zh-CN"/></w:rPr><w:t>n kh</w:t></w:r><w:r><w:rPr><w:rFonts w:ascii="Times New Roman" w:hAnsi="Times New Roman" w:eastAsia="Microsoft YaHei"/><w:bCs/><w:sz w:val="26"/><w:szCs w:val="26"/><w:lang w:eastAsia="zh-CN"/></w:rPr><w:t>ô</w:t></w:r><w:r><w:rPr><w:rFonts w:ascii="Times New Roman" w:hAnsi="Times New Roman"/><w:bCs/><w:sz w:val="26"/><w:szCs w:val="26"/><w:lang w:eastAsia="zh-CN"/></w:rPr><w:t xml:space="preserve">ng </w:t></w:r><w:r><w:rPr><w:rFonts w:ascii="Times New Roman" w:hAnsi="Times New Roman" w:eastAsia="Microsoft YaHei"/><w:bCs/><w:sz w:val="26"/><w:szCs w:val="26"/><w:lang w:eastAsia="zh-CN"/></w:rPr><w:t>đ</w:t></w:r><w:r><w:rPr><w:rFonts w:ascii="Times New Roman" w:hAnsi="Times New Roman"/><w:bCs/><w:sz w:val="26"/><w:szCs w:val="26"/><w:lang w:eastAsia="zh-CN"/></w:rPr><w:t>ược sử dụng t</w:t></w:r><w:r><w:rPr><w:rFonts w:ascii="Times New Roman" w:hAnsi="Times New Roman" w:eastAsia="Microsoft YaHei"/><w:bCs/><w:sz w:val="26"/><w:szCs w:val="26"/><w:lang w:eastAsia="zh-CN"/></w:rPr><w:t>ê</w:t></w:r><w:r><w:rPr><w:rFonts w:ascii="Times New Roman" w:hAnsi="Times New Roman"/><w:bCs/><w:sz w:val="26"/><w:szCs w:val="26"/><w:lang w:eastAsia="zh-CN"/></w:rPr><w:t>n thương mại, nh</w:t></w:r><w:r><w:rPr><w:rFonts w:ascii="Times New Roman" w:hAnsi="Times New Roman" w:eastAsia="Microsoft YaHei"/><w:bCs/><w:sz w:val="26"/><w:szCs w:val="26"/><w:lang w:eastAsia="zh-CN"/></w:rPr><w:t>ã</w:t></w:r><w:r><w:rPr><w:rFonts w:ascii="Times New Roman" w:hAnsi="Times New Roman"/><w:bCs/><w:sz w:val="26"/><w:szCs w:val="26"/><w:lang w:eastAsia="zh-CN"/></w:rPr><w:t>n hiệu, logo, h</w:t></w:r><w:r><w:rPr><w:rFonts w:ascii="Times New Roman" w:hAnsi="Times New Roman" w:eastAsia="Microsoft YaHei"/><w:bCs/><w:sz w:val="26"/><w:szCs w:val="26"/><w:lang w:eastAsia="zh-CN"/></w:rPr><w:t>ì</w:t></w:r><w:r><w:rPr><w:rFonts w:ascii="Times New Roman" w:hAnsi="Times New Roman"/><w:bCs/><w:sz w:val="26"/><w:szCs w:val="26"/><w:lang w:eastAsia="zh-CN"/></w:rPr><w:t>nh ảnh thương hiệu hoặc c</w:t></w:r><w:r><w:rPr><w:rFonts w:ascii="Times New Roman" w:hAnsi="Times New Roman" w:eastAsia="Microsoft YaHei"/><w:bCs/><w:sz w:val="26"/><w:szCs w:val="26"/><w:lang w:eastAsia="zh-CN"/></w:rPr><w:t>á</w:t></w:r><w:r><w:rPr><w:rFonts w:ascii="Times New Roman" w:hAnsi="Times New Roman"/><w:bCs/><w:sz w:val="26"/><w:szCs w:val="26"/><w:lang w:eastAsia="zh-CN"/></w:rPr><w:t xml:space="preserve">c </w:t></w:r><w:r><w:rPr><w:rFonts w:ascii="Times New Roman" w:hAnsi="Times New Roman" w:eastAsia="Microsoft YaHei"/><w:bCs/><w:sz w:val="26"/><w:szCs w:val="26"/><w:lang w:eastAsia="zh-CN"/></w:rPr><w:t>đ</w:t></w:r><w:r><w:rPr><w:rFonts w:ascii="Times New Roman" w:hAnsi="Times New Roman"/><w:bCs/><w:sz w:val="26"/><w:szCs w:val="26"/><w:lang w:eastAsia="zh-CN"/></w:rPr><w:t>ối tượng sở hữu tr</w:t></w:r><w:r><w:rPr><w:rFonts w:ascii="Times New Roman" w:hAnsi="Times New Roman" w:eastAsia="Microsoft YaHei"/><w:bCs/><w:sz w:val="26"/><w:szCs w:val="26"/><w:lang w:eastAsia="zh-CN"/></w:rPr><w:t>í</w:t></w:r><w:r><w:rPr><w:rFonts w:ascii="Times New Roman" w:hAnsi="Times New Roman"/><w:bCs/><w:sz w:val="26"/><w:szCs w:val="26"/><w:lang w:eastAsia="zh-CN"/></w:rPr><w:t xml:space="preserve"> tuệ thuộc quyền sở hữu hoặc quyền sử dụng hợp ph</w:t></w:r><w:r><w:rPr><w:rFonts w:ascii="Times New Roman" w:hAnsi="Times New Roman" w:eastAsia="Microsoft YaHei"/><w:bCs/><w:sz w:val="26"/><w:szCs w:val="26"/><w:lang w:eastAsia="zh-CN"/></w:rPr><w:t>á</w:t></w:r><w:r><w:rPr><w:rFonts w:ascii="Times New Roman" w:hAnsi="Times New Roman"/><w:bCs/><w:sz w:val="26"/><w:szCs w:val="26"/><w:lang w:eastAsia="zh-CN"/></w:rPr><w:t>p của B</w:t></w:r><w:r><w:rPr><w:rFonts w:ascii="Times New Roman" w:hAnsi="Times New Roman" w:eastAsia="Microsoft YaHei"/><w:bCs/><w:sz w:val="26"/><w:szCs w:val="26"/><w:lang w:eastAsia="zh-CN"/></w:rPr><w:t>ê</w:t></w:r><w:r><w:rPr><w:rFonts w:ascii="Times New Roman" w:hAnsi="Times New Roman"/><w:bCs/><w:sz w:val="26"/><w:szCs w:val="26"/><w:lang w:eastAsia="zh-CN"/></w:rPr><w:t>n c</w:t></w:r><w:r><w:rPr><w:rFonts w:ascii="Times New Roman" w:hAnsi="Times New Roman" w:eastAsia="Microsoft YaHei"/><w:bCs/><w:sz w:val="26"/><w:szCs w:val="26"/><w:lang w:eastAsia="zh-CN"/></w:rPr><w:t>ò</w:t></w:r><w:r><w:rPr><w:rFonts w:ascii="Times New Roman" w:hAnsi="Times New Roman"/><w:bCs/><w:sz w:val="26"/><w:szCs w:val="26"/><w:lang w:eastAsia="zh-CN"/></w:rPr><w:t>n lại nếu kh</w:t></w:r><w:r><w:rPr><w:rFonts w:ascii="Times New Roman" w:hAnsi="Times New Roman" w:eastAsia="Microsoft YaHei"/><w:bCs/><w:sz w:val="26"/><w:szCs w:val="26"/><w:lang w:eastAsia="zh-CN"/></w:rPr><w:t>ô</w:t></w:r><w:r><w:rPr><w:rFonts w:ascii="Times New Roman" w:hAnsi="Times New Roman"/><w:bCs/><w:sz w:val="26"/><w:szCs w:val="26"/><w:lang w:eastAsia="zh-CN"/></w:rPr><w:t xml:space="preserve">ng </w:t></w:r><w:r><w:rPr><w:rFonts w:ascii="Times New Roman" w:hAnsi="Times New Roman" w:eastAsia="Microsoft YaHei"/><w:bCs/><w:sz w:val="26"/><w:szCs w:val="26"/><w:lang w:eastAsia="zh-CN"/></w:rPr><w:t>đ</w:t></w:r><w:r><w:rPr><w:rFonts w:ascii="Times New Roman" w:hAnsi="Times New Roman"/><w:bCs/><w:sz w:val="26"/><w:szCs w:val="26"/><w:lang w:eastAsia="zh-CN"/></w:rPr><w:t>ược chấp thuận trước bằng v</w:t></w:r><w:r><w:rPr><w:rFonts w:ascii="Times New Roman" w:hAnsi="Times New Roman" w:eastAsia="Microsoft YaHei"/><w:bCs/><w:sz w:val="26"/><w:szCs w:val="26"/><w:lang w:eastAsia="zh-CN"/></w:rPr><w:t>ă</w:t></w:r><w:r><w:rPr><w:rFonts w:ascii="Times New Roman" w:hAnsi="Times New Roman"/><w:bCs/><w:sz w:val="26"/><w:szCs w:val="26"/><w:lang w:eastAsia="zh-CN"/></w:rPr><w:t>n bản.</w:t></w:r></w:p><w:p><w:pPr><w:pStyle w:val="13"/><w:numPr><w:ilvl w:val="0"/><w:numId w:val="7"/></w:numPr><w:shd w:val="clear" w:color="auto" w:fill="FFFFFF" w:themeFill="background1"/><w:tabs><w:tab w:val="left" w:pos="425"/></w:tabs><w:spacing w:line="240" w:lineRule="auto"/><w:jc w:val="both"/><w:rPr><w:rFonts w:ascii="Times New Roman" w:hAnsi="Times New Roman"/><w:bCs/><w:sz w:val="26"/><w:szCs w:val="26"/><w:lang w:eastAsia="zh-CN"/></w:rPr></w:pPr><w:r><w:rPr><w:rFonts w:ascii="Times New Roman" w:hAnsi="Times New Roman"/><w:bCs/><w:sz w:val="26"/><w:szCs w:val="26"/><w:lang w:eastAsia="zh-CN"/></w:rPr><w:t xml:space="preserve">Hai Bên cam kết thực hiện </w:t></w:r><w:r><w:rPr><w:rFonts w:ascii="Times New Roman" w:hAnsi="Times New Roman" w:eastAsia="Microsoft YaHei"/><w:bCs/><w:sz w:val="26"/><w:szCs w:val="26"/><w:lang w:eastAsia="zh-CN"/></w:rPr><w:t>đ</w:t></w:r><w:r><w:rPr><w:rFonts w:ascii="Times New Roman" w:hAnsi="Times New Roman"/><w:bCs/><w:sz w:val="26"/><w:szCs w:val="26"/><w:lang w:eastAsia="zh-CN"/></w:rPr><w:t xml:space="preserve">ầy </w:t></w:r><w:r><w:rPr><w:rFonts w:ascii="Times New Roman" w:hAnsi="Times New Roman" w:eastAsia="Microsoft YaHei"/><w:bCs/><w:sz w:val="26"/><w:szCs w:val="26"/><w:lang w:eastAsia="zh-CN"/></w:rPr><w:t>đ</w:t></w:r><w:r><w:rPr><w:rFonts w:ascii="Times New Roman" w:hAnsi="Times New Roman"/><w:bCs/><w:sz w:val="26"/><w:szCs w:val="26"/><w:lang w:eastAsia="zh-CN"/></w:rPr><w:t>ủ c</w:t></w:r><w:r><w:rPr><w:rFonts w:ascii="Times New Roman" w:hAnsi="Times New Roman" w:eastAsia="Microsoft YaHei"/><w:bCs/><w:sz w:val="26"/><w:szCs w:val="26"/><w:lang w:eastAsia="zh-CN"/></w:rPr><w:t>á</w:t></w:r><w:r><w:rPr><w:rFonts w:ascii="Times New Roman" w:hAnsi="Times New Roman"/><w:bCs/><w:sz w:val="26"/><w:szCs w:val="26"/><w:lang w:eastAsia="zh-CN"/></w:rPr><w:t>c quyền v</w:t></w:r><w:r><w:rPr><w:rFonts w:ascii="Times New Roman" w:hAnsi="Times New Roman" w:eastAsia="Microsoft YaHei"/><w:bCs/><w:sz w:val="26"/><w:szCs w:val="26"/><w:lang w:eastAsia="zh-CN"/></w:rPr><w:t>à</w:t></w:r><w:r><w:rPr><w:rFonts w:ascii="Times New Roman" w:hAnsi="Times New Roman"/><w:bCs/><w:sz w:val="26"/><w:szCs w:val="26"/><w:lang w:eastAsia="zh-CN"/></w:rPr><w:t xml:space="preserve"> nghĩa vụ theo Hợp </w:t></w:r><w:r><w:rPr><w:rFonts w:ascii="Times New Roman" w:hAnsi="Times New Roman" w:eastAsia="Microsoft YaHei"/><w:bCs/><w:sz w:val="26"/><w:szCs w:val="26"/><w:lang w:eastAsia="zh-CN"/></w:rPr><w:t>đ</w:t></w:r><w:r><w:rPr><w:rFonts w:ascii="Times New Roman" w:hAnsi="Times New Roman"/><w:bCs/><w:sz w:val="26"/><w:szCs w:val="26"/><w:lang w:eastAsia="zh-CN"/></w:rPr><w:t xml:space="preserve">ồng. Mọi sửa </w:t></w:r><w:r><w:rPr><w:rFonts w:ascii="Times New Roman" w:hAnsi="Times New Roman" w:eastAsia="Microsoft YaHei"/><w:bCs/><w:sz w:val="26"/><w:szCs w:val="26"/><w:lang w:eastAsia="zh-CN"/></w:rPr><w:t>đ</w:t></w:r><w:r><w:rPr><w:rFonts w:ascii="Times New Roman" w:hAnsi="Times New Roman"/><w:bCs/><w:sz w:val="26"/><w:szCs w:val="26"/><w:lang w:eastAsia="zh-CN"/></w:rPr><w:t xml:space="preserve">ổi, bổ sung Hợp </w:t></w:r><w:r><w:rPr><w:rFonts w:ascii="Times New Roman" w:hAnsi="Times New Roman" w:eastAsia="Microsoft YaHei"/><w:bCs/><w:sz w:val="26"/><w:szCs w:val="26"/><w:lang w:eastAsia="zh-CN"/></w:rPr><w:t>đ</w:t></w:r><w:r><w:rPr><w:rFonts w:ascii="Times New Roman" w:hAnsi="Times New Roman"/><w:bCs/><w:sz w:val="26"/><w:szCs w:val="26"/><w:lang w:eastAsia="zh-CN"/></w:rPr><w:t>ồng chỉ c</w:t></w:r><w:r><w:rPr><w:rFonts w:ascii="Times New Roman" w:hAnsi="Times New Roman" w:eastAsia="Microsoft YaHei"/><w:bCs/><w:sz w:val="26"/><w:szCs w:val="26"/><w:lang w:eastAsia="zh-CN"/></w:rPr><w:t>ó</w:t></w:r><w:r><w:rPr><w:rFonts w:ascii="Times New Roman" w:hAnsi="Times New Roman"/><w:bCs/><w:sz w:val="26"/><w:szCs w:val="26"/><w:lang w:eastAsia="zh-CN"/></w:rPr><w:t xml:space="preserve"> gi</w:t></w:r><w:r><w:rPr><w:rFonts w:ascii="Times New Roman" w:hAnsi="Times New Roman" w:eastAsia="Microsoft YaHei"/><w:bCs/><w:sz w:val="26"/><w:szCs w:val="26"/><w:lang w:eastAsia="zh-CN"/></w:rPr><w:t>á</w:t></w:r><w:r><w:rPr><w:rFonts w:ascii="Times New Roman" w:hAnsi="Times New Roman"/><w:bCs/><w:sz w:val="26"/><w:szCs w:val="26"/><w:lang w:eastAsia="zh-CN"/></w:rPr><w:t xml:space="preserve"> trị khi </w:t></w:r><w:r><w:rPr><w:rFonts w:ascii="Times New Roman" w:hAnsi="Times New Roman" w:eastAsia="Microsoft YaHei"/><w:bCs/><w:sz w:val="26"/><w:szCs w:val="26"/><w:lang w:eastAsia="zh-CN"/></w:rPr><w:t>đ</w:t></w:r><w:r><w:rPr><w:rFonts w:ascii="Times New Roman" w:hAnsi="Times New Roman"/><w:bCs/><w:sz w:val="26"/><w:szCs w:val="26"/><w:lang w:eastAsia="zh-CN"/></w:rPr><w:t>ược lập th</w:t></w:r><w:r><w:rPr><w:rFonts w:ascii="Times New Roman" w:hAnsi="Times New Roman" w:eastAsia="Microsoft YaHei"/><w:bCs/><w:sz w:val="26"/><w:szCs w:val="26"/><w:lang w:eastAsia="zh-CN"/></w:rPr><w:t>à</w:t></w:r><w:r><w:rPr><w:rFonts w:ascii="Times New Roman" w:hAnsi="Times New Roman"/><w:bCs/><w:sz w:val="26"/><w:szCs w:val="26"/><w:lang w:eastAsia="zh-CN"/></w:rPr><w:t>nh v</w:t></w:r><w:r><w:rPr><w:rFonts w:ascii="Times New Roman" w:hAnsi="Times New Roman" w:eastAsia="Microsoft YaHei"/><w:bCs/><w:sz w:val="26"/><w:szCs w:val="26"/><w:lang w:eastAsia="zh-CN"/></w:rPr><w:t>ă</w:t></w:r><w:r><w:rPr><w:rFonts w:ascii="Times New Roman" w:hAnsi="Times New Roman"/><w:bCs/><w:sz w:val="26"/><w:szCs w:val="26"/><w:lang w:eastAsia="zh-CN"/></w:rPr><w:t xml:space="preserve">n bản hoặc </w:t></w:r><w:r><w:rPr><w:rFonts w:ascii="Times New Roman" w:hAnsi="Times New Roman" w:eastAsia="Microsoft YaHei"/><w:bCs/><w:sz w:val="26"/><w:szCs w:val="26"/><w:lang w:eastAsia="zh-CN"/></w:rPr><w:t>đ</w:t></w:r><w:r><w:rPr><w:rFonts w:ascii="Times New Roman" w:hAnsi="Times New Roman"/><w:bCs/><w:sz w:val="26"/><w:szCs w:val="26"/><w:lang w:eastAsia="zh-CN"/></w:rPr><w:t>ược x</w:t></w:r><w:r><w:rPr><w:rFonts w:ascii="Times New Roman" w:hAnsi="Times New Roman" w:eastAsia="Microsoft YaHei"/><w:bCs/><w:sz w:val="26"/><w:szCs w:val="26"/><w:lang w:eastAsia="zh-CN"/></w:rPr><w:t>á</w:t></w:r><w:r><w:rPr><w:rFonts w:ascii="Times New Roman" w:hAnsi="Times New Roman"/><w:bCs/><w:sz w:val="26"/><w:szCs w:val="26"/><w:lang w:eastAsia="zh-CN"/></w:rPr><w:t>c nhận hợp lệ qua email giữa c</w:t></w:r><w:r><w:rPr><w:rFonts w:ascii="Times New Roman" w:hAnsi="Times New Roman" w:eastAsia="Microsoft YaHei"/><w:bCs/><w:sz w:val="26"/><w:szCs w:val="26"/><w:lang w:eastAsia="zh-CN"/></w:rPr><w:t>á</w:t></w:r><w:r><w:rPr><w:rFonts w:ascii="Times New Roman" w:hAnsi="Times New Roman"/><w:bCs/><w:sz w:val="26"/><w:szCs w:val="26"/><w:lang w:eastAsia="zh-CN"/></w:rPr><w:t xml:space="preserve">c </w:t></w:r><w:r><w:rPr><w:rFonts w:ascii="Times New Roman" w:hAnsi="Times New Roman" w:eastAsia="Microsoft YaHei"/><w:bCs/><w:sz w:val="26"/><w:szCs w:val="26"/><w:lang w:eastAsia="zh-CN"/></w:rPr><w:t>đ</w:t></w:r><w:r><w:rPr><w:rFonts w:ascii="Times New Roman" w:hAnsi="Times New Roman"/><w:bCs/><w:sz w:val="26"/><w:szCs w:val="26"/><w:lang w:eastAsia="zh-CN"/></w:rPr><w:t xml:space="preserve">ầu mối </w:t></w:r><w:r><w:rPr><w:rFonts w:ascii="Times New Roman" w:hAnsi="Times New Roman" w:eastAsia="Microsoft YaHei"/><w:bCs/><w:sz w:val="26"/><w:szCs w:val="26"/><w:lang w:eastAsia="zh-CN"/></w:rPr><w:t>đ</w:t></w:r><w:r><w:rPr><w:rFonts w:ascii="Times New Roman" w:hAnsi="Times New Roman"/><w:bCs/><w:sz w:val="26"/><w:szCs w:val="26"/><w:lang w:eastAsia="zh-CN"/></w:rPr><w:t xml:space="preserve">ược chỉ </w:t></w:r><w:r><w:rPr><w:rFonts w:ascii="Times New Roman" w:hAnsi="Times New Roman" w:eastAsia="Microsoft YaHei"/><w:bCs/><w:sz w:val="26"/><w:szCs w:val="26"/><w:lang w:eastAsia="zh-CN"/></w:rPr><w:t>đ</w:t></w:r><w:r><w:rPr><w:rFonts w:ascii="Times New Roman" w:hAnsi="Times New Roman"/><w:bCs/><w:sz w:val="26"/><w:szCs w:val="26"/><w:lang w:eastAsia="zh-CN"/></w:rPr><w:t>ịnh của hai B</w:t></w:r><w:r><w:rPr><w:rFonts w:ascii="Times New Roman" w:hAnsi="Times New Roman" w:eastAsia="Microsoft YaHei"/><w:bCs/><w:sz w:val="26"/><w:szCs w:val="26"/><w:lang w:eastAsia="zh-CN"/></w:rPr><w:t>ê</w:t></w:r><w:r><w:rPr><w:rFonts w:ascii="Times New Roman" w:hAnsi="Times New Roman"/><w:bCs/><w:sz w:val="26"/><w:szCs w:val="26"/><w:lang w:eastAsia="zh-CN"/></w:rPr><w:t>n.</w:t></w:r></w:p><w:p><w:pPr><w:pStyle w:val="13"/><w:numPr><w:ilvl w:val="0"/><w:numId w:val="7"/></w:numPr><w:shd w:val="clear" w:color="auto" w:fill="FFFFFF" w:themeFill="background1"/><w:tabs><w:tab w:val="left" w:pos="425"/></w:tabs><w:spacing w:line="240" w:lineRule="auto"/><w:jc w:val="both"/><w:rPr><w:rFonts w:ascii="Times New Roman" w:hAnsi="Times New Roman"/><w:bCs/><w:sz w:val="26"/><w:szCs w:val="26"/><w:lang w:eastAsia="zh-CN"/></w:rPr></w:pPr><w:r><w:rPr><w:rFonts w:ascii="Times New Roman" w:hAnsi="Times New Roman"/><w:bCs/><w:sz w:val="26"/><w:szCs w:val="26"/><w:lang w:eastAsia="zh-CN"/></w:rPr><w:t xml:space="preserve">Hợp </w:t></w:r><w:r><w:rPr><w:rFonts w:ascii="Times New Roman" w:hAnsi="Times New Roman" w:eastAsia="Microsoft YaHei"/><w:bCs/><w:sz w:val="26"/><w:szCs w:val="26"/><w:lang w:eastAsia="zh-CN"/></w:rPr><w:t>đ</w:t></w:r><w:r><w:rPr><w:rFonts w:ascii="Times New Roman" w:hAnsi="Times New Roman"/><w:bCs/><w:sz w:val="26"/><w:szCs w:val="26"/><w:lang w:eastAsia="zh-CN"/></w:rPr><w:t>ồng n</w:t></w:r><w:r><w:rPr><w:rFonts w:ascii="Times New Roman" w:hAnsi="Times New Roman" w:eastAsia="Microsoft YaHei"/><w:bCs/><w:sz w:val="26"/><w:szCs w:val="26"/><w:lang w:eastAsia="zh-CN"/></w:rPr><w:t>à</w:t></w:r><w:r><w:rPr><w:rFonts w:ascii="Times New Roman" w:hAnsi="Times New Roman"/><w:bCs/><w:sz w:val="26"/><w:szCs w:val="26"/><w:lang w:eastAsia="zh-CN"/></w:rPr><w:t>y v</w:t></w:r><w:r><w:rPr><w:rFonts w:ascii="Times New Roman" w:hAnsi="Times New Roman" w:eastAsia="Microsoft YaHei"/><w:bCs/><w:sz w:val="26"/><w:szCs w:val="26"/><w:lang w:eastAsia="zh-CN"/></w:rPr><w:t>à</w:t></w:r><w:r><w:rPr><w:rFonts w:ascii="Times New Roman" w:hAnsi="Times New Roman"/><w:bCs/><w:sz w:val="26"/><w:szCs w:val="26"/><w:lang w:eastAsia="zh-CN"/></w:rPr><w:t xml:space="preserve"> c</w:t></w:r><w:r><w:rPr><w:rFonts w:ascii="Times New Roman" w:hAnsi="Times New Roman" w:eastAsia="Microsoft YaHei"/><w:bCs/><w:sz w:val="26"/><w:szCs w:val="26"/><w:lang w:eastAsia="zh-CN"/></w:rPr><w:t>á</w:t></w:r><w:r><w:rPr><w:rFonts w:ascii="Times New Roman" w:hAnsi="Times New Roman"/><w:bCs/><w:sz w:val="26"/><w:szCs w:val="26"/><w:lang w:eastAsia="zh-CN"/></w:rPr><w:t xml:space="preserve">c vấn </w:t></w:r><w:r><w:rPr><w:rFonts w:ascii="Times New Roman" w:hAnsi="Times New Roman" w:eastAsia="Microsoft YaHei"/><w:bCs/><w:sz w:val="26"/><w:szCs w:val="26"/><w:lang w:eastAsia="zh-CN"/></w:rPr><w:t>đ</w:t></w:r><w:r><w:rPr><w:rFonts w:ascii="Times New Roman" w:hAnsi="Times New Roman"/><w:bCs/><w:sz w:val="26"/><w:szCs w:val="26"/><w:lang w:eastAsia="zh-CN"/></w:rPr><w:t xml:space="preserve">ề chưa </w:t></w:r><w:r><w:rPr><w:rFonts w:ascii="Times New Roman" w:hAnsi="Times New Roman" w:eastAsia="Microsoft YaHei"/><w:bCs/><w:sz w:val="26"/><w:szCs w:val="26"/><w:lang w:eastAsia="zh-CN"/></w:rPr><w:t>đ</w:t></w:r><w:r><w:rPr><w:rFonts w:ascii="Times New Roman" w:hAnsi="Times New Roman"/><w:bCs/><w:sz w:val="26"/><w:szCs w:val="26"/><w:lang w:eastAsia="zh-CN"/></w:rPr><w:t xml:space="preserve">ược quy </w:t></w:r><w:r><w:rPr><w:rFonts w:ascii="Times New Roman" w:hAnsi="Times New Roman" w:eastAsia="Microsoft YaHei"/><w:bCs/><w:sz w:val="26"/><w:szCs w:val="26"/><w:lang w:eastAsia="zh-CN"/></w:rPr><w:t>đ</w:t></w:r><w:r><w:rPr><w:rFonts w:ascii="Times New Roman" w:hAnsi="Times New Roman"/><w:bCs/><w:sz w:val="26"/><w:szCs w:val="26"/><w:lang w:eastAsia="zh-CN"/></w:rPr><w:t xml:space="preserve">ịnh trong Hợp </w:t></w:r><w:r><w:rPr><w:rFonts w:ascii="Times New Roman" w:hAnsi="Times New Roman" w:eastAsia="Microsoft YaHei"/><w:bCs/><w:sz w:val="26"/><w:szCs w:val="26"/><w:lang w:eastAsia="zh-CN"/></w:rPr><w:t>đ</w:t></w:r><w:r><w:rPr><w:rFonts w:ascii="Times New Roman" w:hAnsi="Times New Roman"/><w:bCs/><w:sz w:val="26"/><w:szCs w:val="26"/><w:lang w:eastAsia="zh-CN"/></w:rPr><w:t xml:space="preserve">ồng sẽ </w:t></w:r><w:r><w:rPr><w:rFonts w:ascii="Times New Roman" w:hAnsi="Times New Roman" w:eastAsia="Microsoft YaHei"/><w:bCs/><w:sz w:val="26"/><w:szCs w:val="26"/><w:lang w:eastAsia="zh-CN"/></w:rPr><w:t>đ</w:t></w:r><w:r><w:rPr><w:rFonts w:ascii="Times New Roman" w:hAnsi="Times New Roman"/><w:bCs/><w:sz w:val="26"/><w:szCs w:val="26"/><w:lang w:eastAsia="zh-CN"/></w:rPr><w:t xml:space="preserve">ược </w:t></w:r><w:r><w:rPr><w:rFonts w:ascii="Times New Roman" w:hAnsi="Times New Roman" w:eastAsia="Microsoft YaHei"/><w:bCs/><w:sz w:val="26"/><w:szCs w:val="26"/><w:lang w:eastAsia="zh-CN"/></w:rPr><w:t>đ</w:t></w:r><w:r><w:rPr><w:rFonts w:ascii="Times New Roman" w:hAnsi="Times New Roman"/><w:bCs/><w:sz w:val="26"/><w:szCs w:val="26"/><w:lang w:eastAsia="zh-CN"/></w:rPr><w:t>iều chỉnh v</w:t></w:r><w:r><w:rPr><w:rFonts w:ascii="Times New Roman" w:hAnsi="Times New Roman" w:eastAsia="Microsoft YaHei"/><w:bCs/><w:sz w:val="26"/><w:szCs w:val="26"/><w:lang w:eastAsia="zh-CN"/></w:rPr><w:t>à</w:t></w:r><w:r><w:rPr><w:rFonts w:ascii="Times New Roman" w:hAnsi="Times New Roman"/><w:bCs/><w:sz w:val="26"/><w:szCs w:val="26"/><w:lang w:eastAsia="zh-CN"/></w:rPr><w:t xml:space="preserve"> giải th</w:t></w:r><w:r><w:rPr><w:rFonts w:ascii="Times New Roman" w:hAnsi="Times New Roman" w:eastAsia="Microsoft YaHei"/><w:bCs/><w:sz w:val="26"/><w:szCs w:val="26"/><w:lang w:eastAsia="zh-CN"/></w:rPr><w:t>í</w:t></w:r><w:r><w:rPr><w:rFonts w:ascii="Times New Roman" w:hAnsi="Times New Roman"/><w:bCs/><w:sz w:val="26"/><w:szCs w:val="26"/><w:lang w:eastAsia="zh-CN"/></w:rPr><w:t>ch theo ph</w:t></w:r><w:r><w:rPr><w:rFonts w:ascii="Times New Roman" w:hAnsi="Times New Roman" w:eastAsia="Microsoft YaHei"/><w:bCs/><w:sz w:val="26"/><w:szCs w:val="26"/><w:lang w:eastAsia="zh-CN"/></w:rPr><w:t>á</w:t></w:r><w:r><w:rPr><w:rFonts w:ascii="Times New Roman" w:hAnsi="Times New Roman"/><w:bCs/><w:sz w:val="26"/><w:szCs w:val="26"/><w:lang w:eastAsia="zh-CN"/></w:rPr><w:t>p luật nước Cộng h</w:t></w:r><w:r><w:rPr><w:rFonts w:ascii="Times New Roman" w:hAnsi="Times New Roman" w:eastAsia="Microsoft YaHei"/><w:bCs/><w:sz w:val="26"/><w:szCs w:val="26"/><w:lang w:eastAsia="zh-CN"/></w:rPr><w:t>ò</w:t></w:r><w:r><w:rPr><w:rFonts w:ascii="Times New Roman" w:hAnsi="Times New Roman"/><w:bCs/><w:sz w:val="26"/><w:szCs w:val="26"/><w:lang w:eastAsia="zh-CN"/></w:rPr><w:t>a X</w:t></w:r><w:r><w:rPr><w:rFonts w:ascii="Times New Roman" w:hAnsi="Times New Roman" w:eastAsia="Microsoft YaHei"/><w:bCs/><w:sz w:val="26"/><w:szCs w:val="26"/><w:lang w:eastAsia="zh-CN"/></w:rPr><w:t>ã</w:t></w:r><w:r><w:rPr><w:rFonts w:ascii="Times New Roman" w:hAnsi="Times New Roman"/><w:bCs/><w:sz w:val="26"/><w:szCs w:val="26"/><w:lang w:eastAsia="zh-CN"/></w:rPr><w:t xml:space="preserve"> hội Chủ nghĩa Việt Nam.</w:t></w:r></w:p><w:p><w:pPr><w:pStyle w:val="13"/><w:numPr><w:ilvl w:val="0"/><w:numId w:val="7"/></w:numPr><w:shd w:val="clear" w:color="auto" w:fill="FFFFFF" w:themeFill="background1"/><w:tabs><w:tab w:val="left" w:pos="425"/></w:tabs><w:spacing w:line="240" w:lineRule="auto"/><w:jc w:val="both"/><w:rPr><w:rFonts w:ascii="Times New Roman" w:hAnsi="Times New Roman"/><w:bCs/><w:sz w:val="26"/><w:szCs w:val="26"/><w:lang w:eastAsia="zh-CN"/></w:rPr></w:pPr><w:r><w:rPr><w:rFonts w:ascii="Times New Roman" w:hAnsi="Times New Roman"/><w:bCs/><w:sz w:val="26"/><w:szCs w:val="26"/><w:lang w:eastAsia="zh-CN"/></w:rPr><w:t xml:space="preserve">Hợp </w:t></w:r><w:r><w:rPr><w:rFonts w:ascii="Times New Roman" w:hAnsi="Times New Roman" w:eastAsia="Microsoft YaHei"/><w:bCs/><w:sz w:val="26"/><w:szCs w:val="26"/><w:lang w:eastAsia="zh-CN"/></w:rPr><w:t>đ</w:t></w:r><w:r><w:rPr><w:rFonts w:ascii="Times New Roman" w:hAnsi="Times New Roman"/><w:bCs/><w:sz w:val="26"/><w:szCs w:val="26"/><w:lang w:eastAsia="zh-CN"/></w:rPr><w:t>ồng, c</w:t></w:r><w:r><w:rPr><w:rFonts w:ascii="Times New Roman" w:hAnsi="Times New Roman" w:eastAsia="Microsoft YaHei"/><w:bCs/><w:sz w:val="26"/><w:szCs w:val="26"/><w:lang w:eastAsia="zh-CN"/></w:rPr><w:t>á</w:t></w:r><w:r><w:rPr><w:rFonts w:ascii="Times New Roman" w:hAnsi="Times New Roman"/><w:bCs/><w:sz w:val="26"/><w:szCs w:val="26"/><w:lang w:eastAsia="zh-CN"/></w:rPr><w:t>c phụ lục, hồ sơ, dữ liệu v</w:t></w:r><w:r><w:rPr><w:rFonts w:ascii="Times New Roman" w:hAnsi="Times New Roman" w:eastAsia="Microsoft YaHei"/><w:bCs/><w:sz w:val="26"/><w:szCs w:val="26"/><w:lang w:eastAsia="zh-CN"/></w:rPr><w:t>à</w:t></w:r><w:r><w:rPr><w:rFonts w:ascii="Times New Roman" w:hAnsi="Times New Roman"/><w:bCs/><w:sz w:val="26"/><w:szCs w:val="26"/><w:lang w:eastAsia="zh-CN"/></w:rPr><w:t xml:space="preserve"> c</w:t></w:r><w:r><w:rPr><w:rFonts w:ascii="Times New Roman" w:hAnsi="Times New Roman" w:eastAsia="Microsoft YaHei"/><w:bCs/><w:sz w:val="26"/><w:szCs w:val="26"/><w:lang w:eastAsia="zh-CN"/></w:rPr><w:t>á</w:t></w:r><w:r><w:rPr><w:rFonts w:ascii="Times New Roman" w:hAnsi="Times New Roman"/><w:bCs/><w:sz w:val="26"/><w:szCs w:val="26"/><w:lang w:eastAsia="zh-CN"/></w:rPr><w:t>c th</w:t></w:r><w:r><w:rPr><w:rFonts w:ascii="Times New Roman" w:hAnsi="Times New Roman" w:eastAsia="Microsoft YaHei"/><w:bCs/><w:sz w:val="26"/><w:szCs w:val="26"/><w:lang w:eastAsia="zh-CN"/></w:rPr><w:t>ô</w:t></w:r><w:r><w:rPr><w:rFonts w:ascii="Times New Roman" w:hAnsi="Times New Roman"/><w:bCs/><w:sz w:val="26"/><w:szCs w:val="26"/><w:lang w:eastAsia="zh-CN"/></w:rPr><w:t>ng tin li</w:t></w:r><w:r><w:rPr><w:rFonts w:ascii="Times New Roman" w:hAnsi="Times New Roman" w:eastAsia="Microsoft YaHei"/><w:bCs/><w:sz w:val="26"/><w:szCs w:val="26"/><w:lang w:eastAsia="zh-CN"/></w:rPr><w:t>ê</w:t></w:r><w:r><w:rPr><w:rFonts w:ascii="Times New Roman" w:hAnsi="Times New Roman"/><w:bCs/><w:sz w:val="26"/><w:szCs w:val="26"/><w:lang w:eastAsia="zh-CN"/></w:rPr><w:t xml:space="preserve">n quan </w:t></w:r><w:r><w:rPr><w:rFonts w:ascii="Times New Roman" w:hAnsi="Times New Roman" w:eastAsia="Microsoft YaHei"/><w:bCs/><w:sz w:val="26"/><w:szCs w:val="26"/><w:lang w:eastAsia="zh-CN"/></w:rPr><w:t>đ</w:t></w:r><w:r><w:rPr><w:rFonts w:ascii="Times New Roman" w:hAnsi="Times New Roman"/><w:bCs/><w:sz w:val="26"/><w:szCs w:val="26"/><w:lang w:eastAsia="zh-CN"/></w:rPr><w:t xml:space="preserve">ến việc thực hiện Hợp </w:t></w:r><w:r><w:rPr><w:rFonts w:ascii="Times New Roman" w:hAnsi="Times New Roman" w:eastAsia="Microsoft YaHei"/><w:bCs/><w:sz w:val="26"/><w:szCs w:val="26"/><w:lang w:eastAsia="zh-CN"/></w:rPr><w:t>đ</w:t></w:r><w:r><w:rPr><w:rFonts w:ascii="Times New Roman" w:hAnsi="Times New Roman"/><w:bCs/><w:sz w:val="26"/><w:szCs w:val="26"/><w:lang w:eastAsia="zh-CN"/></w:rPr><w:t xml:space="preserve">ồng </w:t></w:r><w:r><w:rPr><w:rFonts w:ascii="Times New Roman" w:hAnsi="Times New Roman" w:eastAsia="Microsoft YaHei"/><w:bCs/><w:sz w:val="26"/><w:szCs w:val="26"/><w:lang w:eastAsia="zh-CN"/></w:rPr><w:t>đ</w:t></w:r><w:r><w:rPr><w:rFonts w:ascii="Times New Roman" w:hAnsi="Times New Roman"/><w:bCs/><w:sz w:val="26"/><w:szCs w:val="26"/><w:lang w:eastAsia="zh-CN"/></w:rPr><w:t>ược xem l</w:t></w:r><w:r><w:rPr><w:rFonts w:ascii="Times New Roman" w:hAnsi="Times New Roman" w:eastAsia="Microsoft YaHei"/><w:bCs/><w:sz w:val="26"/><w:szCs w:val="26"/><w:lang w:eastAsia="zh-CN"/></w:rPr><w:t>à</w:t></w:r><w:r><w:rPr><w:rFonts w:ascii="Times New Roman" w:hAnsi="Times New Roman"/><w:bCs/><w:sz w:val="26"/><w:szCs w:val="26"/><w:lang w:eastAsia="zh-CN"/></w:rPr><w:t xml:space="preserve"> th</w:t></w:r><w:r><w:rPr><w:rFonts w:ascii="Times New Roman" w:hAnsi="Times New Roman" w:eastAsia="Microsoft YaHei"/><w:bCs/><w:sz w:val="26"/><w:szCs w:val="26"/><w:lang w:eastAsia="zh-CN"/></w:rPr><w:t>ô</w:t></w:r><w:r><w:rPr><w:rFonts w:ascii="Times New Roman" w:hAnsi="Times New Roman"/><w:bCs/><w:sz w:val="26"/><w:szCs w:val="26"/><w:lang w:eastAsia="zh-CN"/></w:rPr><w:t>ng tin bảo mật. C</w:t></w:r><w:r><w:rPr><w:rFonts w:ascii="Times New Roman" w:hAnsi="Times New Roman" w:eastAsia="Microsoft YaHei"/><w:bCs/><w:sz w:val="26"/><w:szCs w:val="26"/><w:lang w:eastAsia="zh-CN"/></w:rPr><w:t>á</w:t></w:r><w:r><w:rPr><w:rFonts w:ascii="Times New Roman" w:hAnsi="Times New Roman"/><w:bCs/><w:sz w:val="26"/><w:szCs w:val="26"/><w:lang w:eastAsia="zh-CN"/></w:rPr><w:t>c B</w:t></w:r><w:r><w:rPr><w:rFonts w:ascii="Times New Roman" w:hAnsi="Times New Roman" w:eastAsia="Microsoft YaHei"/><w:bCs/><w:sz w:val="26"/><w:szCs w:val="26"/><w:lang w:eastAsia="zh-CN"/></w:rPr><w:t>ê</w:t></w:r><w:r><w:rPr><w:rFonts w:ascii="Times New Roman" w:hAnsi="Times New Roman"/><w:bCs/><w:sz w:val="26"/><w:szCs w:val="26"/><w:lang w:eastAsia="zh-CN"/></w:rPr><w:t>n kh</w:t></w:r><w:r><w:rPr><w:rFonts w:ascii="Times New Roman" w:hAnsi="Times New Roman" w:eastAsia="Microsoft YaHei"/><w:bCs/><w:sz w:val="26"/><w:szCs w:val="26"/><w:lang w:eastAsia="zh-CN"/></w:rPr><w:t>ô</w:t></w:r><w:r><w:rPr><w:rFonts w:ascii="Times New Roman" w:hAnsi="Times New Roman"/><w:bCs/><w:sz w:val="26"/><w:szCs w:val="26"/><w:lang w:eastAsia="zh-CN"/></w:rPr><w:t xml:space="preserve">ng </w:t></w:r><w:r><w:rPr><w:rFonts w:ascii="Times New Roman" w:hAnsi="Times New Roman" w:eastAsia="Microsoft YaHei"/><w:bCs/><w:sz w:val="26"/><w:szCs w:val="26"/><w:lang w:eastAsia="zh-CN"/></w:rPr><w:t>đ</w:t></w:r><w:r><w:rPr><w:rFonts w:ascii="Times New Roman" w:hAnsi="Times New Roman"/><w:bCs/><w:sz w:val="26"/><w:szCs w:val="26"/><w:lang w:eastAsia="zh-CN"/></w:rPr><w:t>ược tiết lộ cho bất k</w:t></w:r><w:r><w:rPr><w:rFonts w:ascii="Times New Roman" w:hAnsi="Times New Roman" w:eastAsia="Microsoft YaHei"/><w:bCs/><w:sz w:val="26"/><w:szCs w:val="26"/><w:lang w:eastAsia="zh-CN"/></w:rPr><w:t>ỳ</w:t></w:r><w:r><w:rPr><w:rFonts w:ascii="Times New Roman" w:hAnsi="Times New Roman"/><w:bCs/><w:sz w:val="26"/><w:szCs w:val="26"/><w:lang w:eastAsia="zh-CN"/></w:rPr><w:t xml:space="preserve"> b</w:t></w:r><w:r><w:rPr><w:rFonts w:ascii="Times New Roman" w:hAnsi="Times New Roman" w:eastAsia="Microsoft YaHei"/><w:bCs/><w:sz w:val="26"/><w:szCs w:val="26"/><w:lang w:eastAsia="zh-CN"/></w:rPr><w:t>ê</w:t></w:r><w:r><w:rPr><w:rFonts w:ascii="Times New Roman" w:hAnsi="Times New Roman"/><w:bCs/><w:sz w:val="26"/><w:szCs w:val="26"/><w:lang w:eastAsia="zh-CN"/></w:rPr><w:t>n thứ ba n</w:t></w:r><w:r><w:rPr><w:rFonts w:ascii="Times New Roman" w:hAnsi="Times New Roman" w:eastAsia="Microsoft YaHei"/><w:bCs/><w:sz w:val="26"/><w:szCs w:val="26"/><w:lang w:eastAsia="zh-CN"/></w:rPr><w:t>à</w:t></w:r><w:r><w:rPr><w:rFonts w:ascii="Times New Roman" w:hAnsi="Times New Roman"/><w:bCs/><w:sz w:val="26"/><w:szCs w:val="26"/><w:lang w:eastAsia="zh-CN"/></w:rPr><w:t>o nếu kh</w:t></w:r><w:r><w:rPr><w:rFonts w:ascii="Times New Roman" w:hAnsi="Times New Roman" w:eastAsia="Microsoft YaHei"/><w:bCs/><w:sz w:val="26"/><w:szCs w:val="26"/><w:lang w:eastAsia="zh-CN"/></w:rPr><w:t>ô</w:t></w:r><w:r><w:rPr><w:rFonts w:ascii="Times New Roman" w:hAnsi="Times New Roman"/><w:bCs/><w:sz w:val="26"/><w:szCs w:val="26"/><w:lang w:eastAsia="zh-CN"/></w:rPr><w:t>ng c</w:t></w:r><w:r><w:rPr><w:rFonts w:ascii="Times New Roman" w:hAnsi="Times New Roman" w:eastAsia="Microsoft YaHei"/><w:bCs/><w:sz w:val="26"/><w:szCs w:val="26"/><w:lang w:eastAsia="zh-CN"/></w:rPr><w:t>ó</w:t></w:r><w:r><w:rPr><w:rFonts w:ascii="Times New Roman" w:hAnsi="Times New Roman"/><w:bCs/><w:sz w:val="26"/><w:szCs w:val="26"/><w:lang w:eastAsia="zh-CN"/></w:rPr><w:t xml:space="preserve"> sự </w:t></w:r><w:r><w:rPr><w:rFonts w:ascii="Times New Roman" w:hAnsi="Times New Roman" w:eastAsia="Microsoft YaHei"/><w:bCs/><w:sz w:val="26"/><w:szCs w:val="26"/><w:lang w:eastAsia="zh-CN"/></w:rPr><w:t>đ</w:t></w:r><w:r><w:rPr><w:rFonts w:ascii="Times New Roman" w:hAnsi="Times New Roman"/><w:bCs/><w:sz w:val="26"/><w:szCs w:val="26"/><w:lang w:eastAsia="zh-CN"/></w:rPr><w:t xml:space="preserve">ồng </w:t></w:r><w:r><w:rPr><w:rFonts w:ascii="Times New Roman" w:hAnsi="Times New Roman" w:eastAsia="Microsoft YaHei"/><w:bCs/><w:sz w:val="26"/><w:szCs w:val="26"/><w:lang w:eastAsia="zh-CN"/></w:rPr><w:t>ý</w:t></w:r><w:r><w:rPr><w:rFonts w:ascii="Times New Roman" w:hAnsi="Times New Roman"/><w:bCs/><w:sz w:val="26"/><w:szCs w:val="26"/><w:lang w:eastAsia="zh-CN"/></w:rPr><w:t xml:space="preserve"> của B</w:t></w:r><w:r><w:rPr><w:rFonts w:ascii="Times New Roman" w:hAnsi="Times New Roman" w:eastAsia="Microsoft YaHei"/><w:bCs/><w:sz w:val="26"/><w:szCs w:val="26"/><w:lang w:eastAsia="zh-CN"/></w:rPr><w:t>ê</w:t></w:r><w:r><w:rPr><w:rFonts w:ascii="Times New Roman" w:hAnsi="Times New Roman"/><w:bCs/><w:sz w:val="26"/><w:szCs w:val="26"/><w:lang w:eastAsia="zh-CN"/></w:rPr><w:t>n c</w:t></w:r><w:r><w:rPr><w:rFonts w:ascii="Times New Roman" w:hAnsi="Times New Roman" w:eastAsia="Microsoft YaHei"/><w:bCs/><w:sz w:val="26"/><w:szCs w:val="26"/><w:lang w:eastAsia="zh-CN"/></w:rPr><w:t>ò</w:t></w:r><w:r><w:rPr><w:rFonts w:ascii="Times New Roman" w:hAnsi="Times New Roman"/><w:bCs/><w:sz w:val="26"/><w:szCs w:val="26"/><w:lang w:eastAsia="zh-CN"/></w:rPr><w:t xml:space="preserve">n lại, trừ trường hợp phải cung cấp theo quy </w:t></w:r><w:r><w:rPr><w:rFonts w:ascii="Times New Roman" w:hAnsi="Times New Roman" w:eastAsia="Microsoft YaHei"/><w:bCs/><w:sz w:val="26"/><w:szCs w:val="26"/><w:lang w:eastAsia="zh-CN"/></w:rPr><w:t>đ</w:t></w:r><w:r><w:rPr><w:rFonts w:ascii="Times New Roman" w:hAnsi="Times New Roman"/><w:bCs/><w:sz w:val="26"/><w:szCs w:val="26"/><w:lang w:eastAsia="zh-CN"/></w:rPr><w:t>ịnh ph</w:t></w:r><w:r><w:rPr><w:rFonts w:ascii="Times New Roman" w:hAnsi="Times New Roman" w:eastAsia="Microsoft YaHei"/><w:bCs/><w:sz w:val="26"/><w:szCs w:val="26"/><w:lang w:eastAsia="zh-CN"/></w:rPr><w:t>á</w:t></w:r><w:r><w:rPr><w:rFonts w:ascii="Times New Roman" w:hAnsi="Times New Roman"/><w:bCs/><w:sz w:val="26"/><w:szCs w:val="26"/><w:lang w:eastAsia="zh-CN"/></w:rPr><w:t>p luật hoặc theo y</w:t></w:r><w:r><w:rPr><w:rFonts w:ascii="Times New Roman" w:hAnsi="Times New Roman" w:eastAsia="Microsoft YaHei"/><w:bCs/><w:sz w:val="26"/><w:szCs w:val="26"/><w:lang w:eastAsia="zh-CN"/></w:rPr><w:t>ê</w:t></w:r><w:r><w:rPr><w:rFonts w:ascii="Times New Roman" w:hAnsi="Times New Roman"/><w:bCs/><w:sz w:val="26"/><w:szCs w:val="26"/><w:lang w:eastAsia="zh-CN"/></w:rPr><w:t>u cầu của cơ quan nh</w:t></w:r><w:r><w:rPr><w:rFonts w:ascii="Times New Roman" w:hAnsi="Times New Roman" w:eastAsia="Microsoft YaHei"/><w:bCs/><w:sz w:val="26"/><w:szCs w:val="26"/><w:lang w:eastAsia="zh-CN"/></w:rPr><w:t>à</w:t></w:r><w:r><w:rPr><w:rFonts w:ascii="Times New Roman" w:hAnsi="Times New Roman"/><w:bCs/><w:sz w:val="26"/><w:szCs w:val="26"/><w:lang w:eastAsia="zh-CN"/></w:rPr><w:t xml:space="preserve"> nước c</w:t></w:r><w:r><w:rPr><w:rFonts w:ascii="Times New Roman" w:hAnsi="Times New Roman" w:eastAsia="Microsoft YaHei"/><w:bCs/><w:sz w:val="26"/><w:szCs w:val="26"/><w:lang w:eastAsia="zh-CN"/></w:rPr><w:t>ó</w:t></w:r><w:r><w:rPr><w:rFonts w:ascii="Times New Roman" w:hAnsi="Times New Roman"/><w:bCs/><w:sz w:val="26"/><w:szCs w:val="26"/><w:lang w:eastAsia="zh-CN"/></w:rPr><w:t xml:space="preserve"> thẩm quyền. Nghĩa vụ bảo mật vẫn tiếp tục c</w:t></w:r><w:r><w:rPr><w:rFonts w:ascii="Times New Roman" w:hAnsi="Times New Roman" w:eastAsia="Microsoft YaHei"/><w:bCs/><w:sz w:val="26"/><w:szCs w:val="26"/><w:lang w:eastAsia="zh-CN"/></w:rPr><w:t>ó</w:t></w:r><w:r><w:rPr><w:rFonts w:ascii="Times New Roman" w:hAnsi="Times New Roman"/><w:bCs/><w:sz w:val="26"/><w:szCs w:val="26"/><w:lang w:eastAsia="zh-CN"/></w:rPr><w:t xml:space="preserve"> hiệu lực sau khi Hợp </w:t></w:r><w:r><w:rPr><w:rFonts w:ascii="Times New Roman" w:hAnsi="Times New Roman" w:eastAsia="Microsoft YaHei"/><w:bCs/><w:sz w:val="26"/><w:szCs w:val="26"/><w:lang w:eastAsia="zh-CN"/></w:rPr><w:t>đ</w:t></w:r><w:r><w:rPr><w:rFonts w:ascii="Times New Roman" w:hAnsi="Times New Roman"/><w:bCs/><w:sz w:val="26"/><w:szCs w:val="26"/><w:lang w:eastAsia="zh-CN"/></w:rPr><w:t xml:space="preserve">ồng </w:t></w:r><w:r><w:rPr><w:rFonts w:ascii="Times New Roman" w:hAnsi="Times New Roman" w:eastAsia="Microsoft YaHei"/><w:bCs/><w:sz w:val="26"/><w:szCs w:val="26"/><w:lang w:eastAsia="zh-CN"/></w:rPr><w:t>đ</w:t></w:r><w:r><w:rPr><w:rFonts w:ascii="Times New Roman" w:hAnsi="Times New Roman"/><w:bCs/><w:sz w:val="26"/><w:szCs w:val="26"/><w:lang w:eastAsia="zh-CN"/></w:rPr><w:t>ược thanh l</w:t></w:r><w:r><w:rPr><w:rFonts w:ascii="Times New Roman" w:hAnsi="Times New Roman" w:eastAsia="Microsoft YaHei"/><w:bCs/><w:sz w:val="26"/><w:szCs w:val="26"/><w:lang w:eastAsia="zh-CN"/></w:rPr><w:t>ý</w:t></w:r><w:r><w:rPr><w:rFonts w:ascii="Times New Roman" w:hAnsi="Times New Roman"/><w:bCs/><w:sz w:val="26"/><w:szCs w:val="26"/><w:lang w:eastAsia="zh-CN"/></w:rPr><w:t xml:space="preserve"> hoặc chấm dứt.</w:t></w:r></w:p><w:p><w:pPr><w:pStyle w:val="13"/><w:numPr><w:ilvl w:val="0"/><w:numId w:val="7"/></w:numPr><w:shd w:val="clear" w:color="auto" w:fill="FFFFFF" w:themeFill="background1"/><w:tabs><w:tab w:val="left" w:pos="425"/></w:tabs><w:spacing w:line="240" w:lineRule="auto"/><w:jc w:val="both"/><w:rPr><w:rFonts w:ascii="Times New Roman" w:hAnsi="Times New Roman"/><w:bCs/><w:sz w:val="26"/><w:szCs w:val="26"/><w:lang w:eastAsia="zh-CN"/></w:rPr></w:pPr><w:r><w:rPr><w:rFonts w:ascii="Times New Roman" w:hAnsi="Times New Roman"/><w:bCs/><w:sz w:val="26"/><w:szCs w:val="26"/><w:lang w:eastAsia="zh-CN"/></w:rPr><w:t>Trường hợp B</w:t></w:r><w:r><w:rPr><w:rFonts w:ascii="Times New Roman" w:hAnsi="Times New Roman" w:eastAsia="Microsoft YaHei"/><w:bCs/><w:sz w:val="26"/><w:szCs w:val="26"/><w:lang w:eastAsia="zh-CN"/></w:rPr><w:t>ê</w:t></w:r><w:r><w:rPr><w:rFonts w:ascii="Times New Roman" w:hAnsi="Times New Roman"/><w:bCs/><w:sz w:val="26"/><w:szCs w:val="26"/><w:lang w:eastAsia="zh-CN"/></w:rPr><w:t>n B kh</w:t></w:r><w:r><w:rPr><w:rFonts w:ascii="Times New Roman" w:hAnsi="Times New Roman" w:eastAsia="Microsoft YaHei"/><w:bCs/><w:sz w:val="26"/><w:szCs w:val="26"/><w:lang w:eastAsia="zh-CN"/></w:rPr><w:t>ô</w:t></w:r><w:r><w:rPr><w:rFonts w:ascii="Times New Roman" w:hAnsi="Times New Roman"/><w:bCs/><w:sz w:val="26"/><w:szCs w:val="26"/><w:lang w:eastAsia="zh-CN"/></w:rPr><w:t>ng k</w:t></w:r><w:r><w:rPr><w:rFonts w:ascii="Times New Roman" w:hAnsi="Times New Roman" w:eastAsia="Microsoft YaHei"/><w:bCs/><w:sz w:val="26"/><w:szCs w:val="26"/><w:lang w:eastAsia="zh-CN"/></w:rPr><w:t>ý</w:t></w:r><w:r><w:rPr><w:rFonts w:ascii="Times New Roman" w:hAnsi="Times New Roman"/><w:bCs/><w:sz w:val="26"/><w:szCs w:val="26"/><w:lang w:eastAsia="zh-CN"/></w:rPr><w:t xml:space="preserve"> Bi</w:t></w:r><w:r><w:rPr><w:rFonts w:ascii="Times New Roman" w:hAnsi="Times New Roman" w:eastAsia="Microsoft YaHei"/><w:bCs/><w:sz w:val="26"/><w:szCs w:val="26"/><w:lang w:eastAsia="zh-CN"/></w:rPr><w:t>ê</w:t></w:r><w:r><w:rPr><w:rFonts w:ascii="Times New Roman" w:hAnsi="Times New Roman"/><w:bCs/><w:sz w:val="26"/><w:szCs w:val="26"/><w:lang w:eastAsia="zh-CN"/></w:rPr><w:t>n bản nghiệm thu trong v</w:t></w:r><w:r><w:rPr><w:rFonts w:ascii="Times New Roman" w:hAnsi="Times New Roman" w:eastAsia="Microsoft YaHei"/><w:bCs/><w:sz w:val="26"/><w:szCs w:val="26"/><w:lang w:eastAsia="zh-CN"/></w:rPr><w:t>ò</w:t></w:r><w:r><w:rPr><w:rFonts w:ascii="Times New Roman" w:hAnsi="Times New Roman"/><w:bCs/><w:sz w:val="26"/><w:szCs w:val="26"/><w:lang w:eastAsia="zh-CN"/></w:rPr><w:t>ng 03 (ba) ng</w:t></w:r><w:r><w:rPr><w:rFonts w:ascii="Times New Roman" w:hAnsi="Times New Roman" w:eastAsia="Microsoft YaHei"/><w:bCs/><w:sz w:val="26"/><w:szCs w:val="26"/><w:lang w:eastAsia="zh-CN"/></w:rPr><w:t>à</w:t></w:r><w:r><w:rPr><w:rFonts w:ascii="Times New Roman" w:hAnsi="Times New Roman"/><w:bCs/><w:sz w:val="26"/><w:szCs w:val="26"/><w:lang w:eastAsia="zh-CN"/></w:rPr><w:t>y l</w:t></w:r><w:r><w:rPr><w:rFonts w:ascii="Times New Roman" w:hAnsi="Times New Roman" w:eastAsia="Microsoft YaHei"/><w:bCs/><w:sz w:val="26"/><w:szCs w:val="26"/><w:lang w:eastAsia="zh-CN"/></w:rPr><w:t>à</w:t></w:r><w:r><w:rPr><w:rFonts w:ascii="Times New Roman" w:hAnsi="Times New Roman"/><w:bCs/><w:sz w:val="26"/><w:szCs w:val="26"/><w:lang w:eastAsia="zh-CN"/></w:rPr><w:t>m việc kể từ ng</w:t></w:r><w:r><w:rPr><w:rFonts w:ascii="Times New Roman" w:hAnsi="Times New Roman" w:eastAsia="Microsoft YaHei"/><w:bCs/><w:sz w:val="26"/><w:szCs w:val="26"/><w:lang w:eastAsia="zh-CN"/></w:rPr><w:t>à</w:t></w:r><w:r><w:rPr><w:rFonts w:ascii="Times New Roman" w:hAnsi="Times New Roman"/><w:bCs/><w:sz w:val="26"/><w:szCs w:val="26"/><w:lang w:eastAsia="zh-CN"/></w:rPr><w:t xml:space="preserve">y nhận </w:t></w:r><w:r><w:rPr><w:rFonts w:ascii="Times New Roman" w:hAnsi="Times New Roman" w:eastAsia="Microsoft YaHei"/><w:bCs/><w:sz w:val="26"/><w:szCs w:val="26"/><w:lang w:eastAsia="zh-CN"/></w:rPr><w:t>đ</w:t></w:r><w:r><w:rPr><w:rFonts w:ascii="Times New Roman" w:hAnsi="Times New Roman"/><w:bCs/><w:sz w:val="26"/><w:szCs w:val="26"/><w:lang w:eastAsia="zh-CN"/></w:rPr><w:t>ược Bi</w:t></w:r><w:r><w:rPr><w:rFonts w:ascii="Times New Roman" w:hAnsi="Times New Roman" w:eastAsia="Microsoft YaHei"/><w:bCs/><w:sz w:val="26"/><w:szCs w:val="26"/><w:lang w:eastAsia="zh-CN"/></w:rPr><w:t>ê</w:t></w:r><w:r><w:rPr><w:rFonts w:ascii="Times New Roman" w:hAnsi="Times New Roman"/><w:bCs/><w:sz w:val="26"/><w:szCs w:val="26"/><w:lang w:eastAsia="zh-CN"/></w:rPr><w:t>n bản nghiệm thu do B</w:t></w:r><w:r><w:rPr><w:rFonts w:ascii="Times New Roman" w:hAnsi="Times New Roman" w:eastAsia="Microsoft YaHei"/><w:bCs/><w:sz w:val="26"/><w:szCs w:val="26"/><w:lang w:eastAsia="zh-CN"/></w:rPr><w:t>ê</w:t></w:r><w:r><w:rPr><w:rFonts w:ascii="Times New Roman" w:hAnsi="Times New Roman"/><w:bCs/><w:sz w:val="26"/><w:szCs w:val="26"/><w:lang w:eastAsia="zh-CN"/></w:rPr><w:t>n A gửi m</w:t></w:r><w:r><w:rPr><w:rFonts w:ascii="Times New Roman" w:hAnsi="Times New Roman" w:eastAsia="Microsoft YaHei"/><w:bCs/><w:sz w:val="26"/><w:szCs w:val="26"/><w:lang w:eastAsia="zh-CN"/></w:rPr><w:t>à</w:t></w:r><w:r><w:rPr><w:rFonts w:ascii="Times New Roman" w:hAnsi="Times New Roman"/><w:bCs/><w:sz w:val="26"/><w:szCs w:val="26"/><w:lang w:eastAsia="zh-CN"/></w:rPr><w:t xml:space="preserve"> kh</w:t></w:r><w:r><w:rPr><w:rFonts w:ascii="Times New Roman" w:hAnsi="Times New Roman" w:eastAsia="Microsoft YaHei"/><w:bCs/><w:sz w:val="26"/><w:szCs w:val="26"/><w:lang w:eastAsia="zh-CN"/></w:rPr><w:t>ô</w:t></w:r><w:r><w:rPr><w:rFonts w:ascii="Times New Roman" w:hAnsi="Times New Roman"/><w:bCs/><w:sz w:val="26"/><w:szCs w:val="26"/><w:lang w:eastAsia="zh-CN"/></w:rPr><w:t>ng c</w:t></w:r><w:r><w:rPr><w:rFonts w:ascii="Times New Roman" w:hAnsi="Times New Roman" w:eastAsia="Microsoft YaHei"/><w:bCs/><w:sz w:val="26"/><w:szCs w:val="26"/><w:lang w:eastAsia="zh-CN"/></w:rPr><w:t>ó</w:t></w:r><w:r><w:rPr><w:rFonts w:ascii="Times New Roman" w:hAnsi="Times New Roman"/><w:bCs/><w:sz w:val="26"/><w:szCs w:val="26"/><w:lang w:eastAsia="zh-CN"/></w:rPr><w:t xml:space="preserve"> </w:t></w:r><w:r><w:rPr><w:rFonts w:ascii="Times New Roman" w:hAnsi="Times New Roman" w:eastAsia="Microsoft YaHei"/><w:bCs/><w:sz w:val="26"/><w:szCs w:val="26"/><w:lang w:eastAsia="zh-CN"/></w:rPr><w:t>ý</w:t></w:r><w:r><w:rPr><w:rFonts w:ascii="Times New Roman" w:hAnsi="Times New Roman"/><w:bCs/><w:sz w:val="26"/><w:szCs w:val="26"/><w:lang w:eastAsia="zh-CN"/></w:rPr><w:t xml:space="preserve"> kiến phản hồi bằng v</w:t></w:r><w:r><w:rPr><w:rFonts w:ascii="Times New Roman" w:hAnsi="Times New Roman" w:eastAsia="Microsoft YaHei"/><w:bCs/><w:sz w:val="26"/><w:szCs w:val="26"/><w:lang w:eastAsia="zh-CN"/></w:rPr><w:t>ă</w:t></w:r><w:r><w:rPr><w:rFonts w:ascii="Times New Roman" w:hAnsi="Times New Roman"/><w:bCs/><w:sz w:val="26"/><w:szCs w:val="26"/><w:lang w:eastAsia="zh-CN"/></w:rPr><w:t>n bản th</w:t></w:r><w:r><w:rPr><w:rFonts w:ascii="Times New Roman" w:hAnsi="Times New Roman" w:eastAsia="Microsoft YaHei"/><w:bCs/><w:sz w:val="26"/><w:szCs w:val="26"/><w:lang w:eastAsia="zh-CN"/></w:rPr><w:t>ì</w:t></w:r><w:r><w:rPr><w:rFonts w:ascii="Times New Roman" w:hAnsi="Times New Roman"/><w:bCs/><w:sz w:val="26"/><w:szCs w:val="26"/><w:lang w:eastAsia="zh-CN"/></w:rPr><w:t xml:space="preserve"> </w:t></w:r><w:r><w:rPr><w:rFonts w:ascii="Times New Roman" w:hAnsi="Times New Roman" w:eastAsia="Microsoft YaHei"/><w:bCs/><w:sz w:val="26"/><w:szCs w:val="26"/><w:lang w:eastAsia="zh-CN"/></w:rPr><w:t>đ</w:t></w:r><w:r><w:rPr><w:rFonts w:ascii="Times New Roman" w:hAnsi="Times New Roman"/><w:bCs/><w:sz w:val="26"/><w:szCs w:val="26"/><w:lang w:eastAsia="zh-CN"/></w:rPr><w:t>ược xem như B</w:t></w:r><w:r><w:rPr><w:rFonts w:ascii="Times New Roman" w:hAnsi="Times New Roman" w:eastAsia="Microsoft YaHei"/><w:bCs/><w:sz w:val="26"/><w:szCs w:val="26"/><w:lang w:eastAsia="zh-CN"/></w:rPr><w:t>ê</w:t></w:r><w:r><w:rPr><w:rFonts w:ascii="Times New Roman" w:hAnsi="Times New Roman"/><w:bCs/><w:sz w:val="26"/><w:szCs w:val="26"/><w:lang w:eastAsia="zh-CN"/></w:rPr><w:t xml:space="preserve">n B </w:t></w:r><w:r><w:rPr><w:rFonts w:ascii="Times New Roman" w:hAnsi="Times New Roman" w:eastAsia="Microsoft YaHei"/><w:bCs/><w:sz w:val="26"/><w:szCs w:val="26"/><w:lang w:eastAsia="zh-CN"/></w:rPr><w:t>đã</w:t></w:r><w:r><w:rPr><w:rFonts w:ascii="Times New Roman" w:hAnsi="Times New Roman"/><w:bCs/><w:sz w:val="26"/><w:szCs w:val="26"/><w:lang w:eastAsia="zh-CN"/></w:rPr><w:t xml:space="preserve"> chấp thuận to</w:t></w:r><w:r><w:rPr><w:rFonts w:ascii="Times New Roman" w:hAnsi="Times New Roman" w:eastAsia="Microsoft YaHei"/><w:bCs/><w:sz w:val="26"/><w:szCs w:val="26"/><w:lang w:eastAsia="zh-CN"/></w:rPr><w:t>à</w:t></w:r><w:r><w:rPr><w:rFonts w:ascii="Times New Roman" w:hAnsi="Times New Roman"/><w:bCs/><w:sz w:val="26"/><w:szCs w:val="26"/><w:lang w:eastAsia="zh-CN"/></w:rPr><w:t>n bộ khối lượng dịch vụ, c</w:t></w:r><w:r><w:rPr><w:rFonts w:ascii="Times New Roman" w:hAnsi="Times New Roman" w:eastAsia="Microsoft YaHei"/><w:bCs/><w:sz w:val="26"/><w:szCs w:val="26"/><w:lang w:eastAsia="zh-CN"/></w:rPr><w:t>á</w:t></w:r><w:r><w:rPr><w:rFonts w:ascii="Times New Roman" w:hAnsi="Times New Roman"/><w:bCs/><w:sz w:val="26"/><w:szCs w:val="26"/><w:lang w:eastAsia="zh-CN"/></w:rPr><w:t>c chi ph</w:t></w:r><w:r><w:rPr><w:rFonts w:ascii="Times New Roman" w:hAnsi="Times New Roman" w:eastAsia="Microsoft YaHei"/><w:bCs/><w:sz w:val="26"/><w:szCs w:val="26"/><w:lang w:eastAsia="zh-CN"/></w:rPr><w:t>í</w:t></w:r><w:r><w:rPr><w:rFonts w:ascii="Times New Roman" w:hAnsi="Times New Roman"/><w:bCs/><w:sz w:val="26"/><w:szCs w:val="26"/><w:lang w:eastAsia="zh-CN"/></w:rPr><w:t xml:space="preserve"> ph</w:t></w:r><w:r><w:rPr><w:rFonts w:ascii="Times New Roman" w:hAnsi="Times New Roman" w:eastAsia="Microsoft YaHei"/><w:bCs/><w:sz w:val="26"/><w:szCs w:val="26"/><w:lang w:eastAsia="zh-CN"/></w:rPr><w:t>á</w:t></w:r><w:r><w:rPr><w:rFonts w:ascii="Times New Roman" w:hAnsi="Times New Roman"/><w:bCs/><w:sz w:val="26"/><w:szCs w:val="26"/><w:lang w:eastAsia="zh-CN"/></w:rPr><w:t>t sinh (nếu c</w:t></w:r><w:r><w:rPr><w:rFonts w:ascii="Times New Roman" w:hAnsi="Times New Roman" w:eastAsia="Microsoft YaHei"/><w:bCs/><w:sz w:val="26"/><w:szCs w:val="26"/><w:lang w:eastAsia="zh-CN"/></w:rPr><w:t>ó</w:t></w:r><w:r><w:rPr><w:rFonts w:ascii="Times New Roman" w:hAnsi="Times New Roman"/><w:bCs/><w:sz w:val="26"/><w:szCs w:val="26"/><w:lang w:eastAsia="zh-CN"/></w:rPr><w:t>) v</w:t></w:r><w:r><w:rPr><w:rFonts w:ascii="Times New Roman" w:hAnsi="Times New Roman" w:eastAsia="Microsoft YaHei"/><w:bCs/><w:sz w:val="26"/><w:szCs w:val="26"/><w:lang w:eastAsia="zh-CN"/></w:rPr><w:t>à</w:t></w:r><w:r><w:rPr><w:rFonts w:ascii="Times New Roman" w:hAnsi="Times New Roman"/><w:bCs/><w:sz w:val="26"/><w:szCs w:val="26"/><w:lang w:eastAsia="zh-CN"/></w:rPr><w:t xml:space="preserve"> kết quả thực hiện dịch vụ của B</w:t></w:r><w:r><w:rPr><w:rFonts w:ascii="Times New Roman" w:hAnsi="Times New Roman" w:eastAsia="Microsoft YaHei"/><w:bCs/><w:sz w:val="26"/><w:szCs w:val="26"/><w:lang w:eastAsia="zh-CN"/></w:rPr><w:t>ê</w:t></w:r><w:r><w:rPr><w:rFonts w:ascii="Times New Roman" w:hAnsi="Times New Roman"/><w:bCs/><w:sz w:val="26"/><w:szCs w:val="26"/><w:lang w:eastAsia="zh-CN"/></w:rPr><w:t>n A. Bi</w:t></w:r><w:r><w:rPr><w:rFonts w:ascii="Times New Roman" w:hAnsi="Times New Roman" w:eastAsia="Microsoft YaHei"/><w:bCs/><w:sz w:val="26"/><w:szCs w:val="26"/><w:lang w:eastAsia="zh-CN"/></w:rPr><w:t>ê</w:t></w:r><w:r><w:rPr><w:rFonts w:ascii="Times New Roman" w:hAnsi="Times New Roman"/><w:bCs/><w:sz w:val="26"/><w:szCs w:val="26"/><w:lang w:eastAsia="zh-CN"/></w:rPr><w:t>n bản nghiệm thu do B</w:t></w:r><w:r><w:rPr><w:rFonts w:ascii="Times New Roman" w:hAnsi="Times New Roman" w:eastAsia="Microsoft YaHei"/><w:bCs/><w:sz w:val="26"/><w:szCs w:val="26"/><w:lang w:eastAsia="zh-CN"/></w:rPr><w:t>ê</w:t></w:r><w:r><w:rPr><w:rFonts w:ascii="Times New Roman" w:hAnsi="Times New Roman"/><w:bCs/><w:sz w:val="26"/><w:szCs w:val="26"/><w:lang w:eastAsia="zh-CN"/></w:rPr><w:t>n A lập sẽ l</w:t></w:r><w:r><w:rPr><w:rFonts w:ascii="Times New Roman" w:hAnsi="Times New Roman" w:eastAsia="Microsoft YaHei"/><w:bCs/><w:sz w:val="26"/><w:szCs w:val="26"/><w:lang w:eastAsia="zh-CN"/></w:rPr><w:t>à</w:t></w:r><w:r><w:rPr><w:rFonts w:ascii="Times New Roman" w:hAnsi="Times New Roman"/><w:bCs/><w:sz w:val="26"/><w:szCs w:val="26"/><w:lang w:eastAsia="zh-CN"/></w:rPr><w:t xml:space="preserve"> c</w:t></w:r><w:r><w:rPr><w:rFonts w:ascii="Times New Roman" w:hAnsi="Times New Roman" w:eastAsia="Microsoft YaHei"/><w:bCs/><w:sz w:val="26"/><w:szCs w:val="26"/><w:lang w:eastAsia="zh-CN"/></w:rPr><w:t>ă</w:t></w:r><w:r><w:rPr><w:rFonts w:ascii="Times New Roman" w:hAnsi="Times New Roman"/><w:bCs/><w:sz w:val="26"/><w:szCs w:val="26"/><w:lang w:eastAsia="zh-CN"/></w:rPr><w:t xml:space="preserve">n cứ </w:t></w:r><w:r><w:rPr><w:rFonts w:ascii="Times New Roman" w:hAnsi="Times New Roman" w:eastAsia="Microsoft YaHei"/><w:bCs/><w:sz w:val="26"/><w:szCs w:val="26"/><w:lang w:eastAsia="zh-CN"/></w:rPr><w:t>đ</w:t></w:r><w:r><w:rPr><w:rFonts w:ascii="Times New Roman" w:hAnsi="Times New Roman"/><w:bCs/><w:sz w:val="26"/><w:szCs w:val="26"/><w:lang w:eastAsia="zh-CN"/></w:rPr><w:t>ể quyết to</w:t></w:r><w:r><w:rPr><w:rFonts w:ascii="Times New Roman" w:hAnsi="Times New Roman" w:eastAsia="Microsoft YaHei"/><w:bCs/><w:sz w:val="26"/><w:szCs w:val="26"/><w:lang w:eastAsia="zh-CN"/></w:rPr><w:t>á</w:t></w:r><w:r><w:rPr><w:rFonts w:ascii="Times New Roman" w:hAnsi="Times New Roman"/><w:bCs/><w:sz w:val="26"/><w:szCs w:val="26"/><w:lang w:eastAsia="zh-CN"/></w:rPr><w:t>n, thanh to</w:t></w:r><w:r><w:rPr><w:rFonts w:ascii="Times New Roman" w:hAnsi="Times New Roman" w:eastAsia="Microsoft YaHei"/><w:bCs/><w:sz w:val="26"/><w:szCs w:val="26"/><w:lang w:eastAsia="zh-CN"/></w:rPr><w:t>á</w:t></w:r><w:r><w:rPr><w:rFonts w:ascii="Times New Roman" w:hAnsi="Times New Roman"/><w:bCs/><w:sz w:val="26"/><w:szCs w:val="26"/><w:lang w:eastAsia="zh-CN"/></w:rPr><w:t>n v</w:t></w:r><w:r><w:rPr><w:rFonts w:ascii="Times New Roman" w:hAnsi="Times New Roman" w:eastAsia="Microsoft YaHei"/><w:bCs/><w:sz w:val="26"/><w:szCs w:val="26"/><w:lang w:eastAsia="zh-CN"/></w:rPr><w:t>à</w:t></w:r><w:r><w:rPr><w:rFonts w:ascii="Times New Roman" w:hAnsi="Times New Roman"/><w:bCs/><w:sz w:val="26"/><w:szCs w:val="26"/><w:lang w:eastAsia="zh-CN"/></w:rPr><w:t xml:space="preserve"> xuất h</w:t></w:r><w:r><w:rPr><w:rFonts w:ascii="Times New Roman" w:hAnsi="Times New Roman" w:eastAsia="Microsoft YaHei"/><w:bCs/><w:sz w:val="26"/><w:szCs w:val="26"/><w:lang w:eastAsia="zh-CN"/></w:rPr><w:t>ó</w:t></w:r><w:r><w:rPr><w:rFonts w:ascii="Times New Roman" w:hAnsi="Times New Roman"/><w:bCs/><w:sz w:val="26"/><w:szCs w:val="26"/><w:lang w:eastAsia="zh-CN"/></w:rPr><w:t xml:space="preserve">a </w:t></w:r><w:r><w:rPr><w:rFonts w:ascii="Times New Roman" w:hAnsi="Times New Roman" w:eastAsia="Microsoft YaHei"/><w:bCs/><w:sz w:val="26"/><w:szCs w:val="26"/><w:lang w:eastAsia="zh-CN"/></w:rPr><w:t>đ</w:t></w:r><w:r><w:rPr><w:rFonts w:ascii="Times New Roman" w:hAnsi="Times New Roman"/><w:bCs/><w:sz w:val="26"/><w:szCs w:val="26"/><w:lang w:eastAsia="zh-CN"/></w:rPr><w:t xml:space="preserve">ơn theo quy </w:t></w:r><w:r><w:rPr><w:rFonts w:ascii="Times New Roman" w:hAnsi="Times New Roman" w:eastAsia="Microsoft YaHei"/><w:bCs/><w:sz w:val="26"/><w:szCs w:val="26"/><w:lang w:eastAsia="zh-CN"/></w:rPr><w:t>đ</w:t></w:r><w:r><w:rPr><w:rFonts w:ascii="Times New Roman" w:hAnsi="Times New Roman"/><w:bCs/><w:sz w:val="26"/><w:szCs w:val="26"/><w:lang w:eastAsia="zh-CN"/></w:rPr><w:t xml:space="preserve">ịnh của Hợp </w:t></w:r><w:r><w:rPr><w:rFonts w:ascii="Times New Roman" w:hAnsi="Times New Roman" w:eastAsia="Microsoft YaHei"/><w:bCs/><w:sz w:val="26"/><w:szCs w:val="26"/><w:lang w:eastAsia="zh-CN"/></w:rPr><w:t>đ</w:t></w:r><w:r><w:rPr><w:rFonts w:ascii="Times New Roman" w:hAnsi="Times New Roman"/><w:bCs/><w:sz w:val="26"/><w:szCs w:val="26"/><w:lang w:eastAsia="zh-CN"/></w:rPr><w:t>ồng.</w:t></w:r></w:p><w:p><w:pPr><w:shd w:val="clear" w:color="auto" w:fill="FFFFFF" w:themeFill="background1"/><w:spacing w:line="360" w:lineRule="auto"/><w:ind w:left="320" w:leftChars="100"/><w:jc w:val="both"/><w:rPr><w:rFonts w:ascii="Times New Roman" w:hAnsi="Times New Roman"/><w:b/><w:bCs/><w:sz w:val="26"/><w:szCs w:val="26"/><w:lang w:eastAsia="zh-CN"/></w:rPr></w:pPr><w:r><w:rPr><w:rFonts w:ascii="Times New Roman" w:hAnsi="Times New Roman"/><w:b/><w:bCs/><w:sz w:val="26"/><w:szCs w:val="26"/><w:u w:val="single"/><w:lang w:eastAsia="zh-CN"/></w:rPr><w:t>ĐIỀU 5:</w:t></w:r><w:r><w:rPr><w:rFonts w:ascii="Times New Roman" w:hAnsi="Times New Roman"/><w:b/><w:bCs/><w:sz w:val="26"/><w:szCs w:val="26"/><w:lang w:eastAsia="zh-CN"/></w:rPr><w:t xml:space="preserve"> GIẢI QUYẾT TRANH CHẤP </w:t></w:r></w:p><w:p><w:pPr><w:pStyle w:val="13"/><w:numPr><w:ilvl w:val="0"/><w:numId w:val="7"/></w:numPr><w:shd w:val="clear" w:color="auto" w:fill="FFFFFF" w:themeFill="background1"/><w:spacing w:line="360" w:lineRule="auto"/><w:jc w:val="both"/><w:rPr><w:rFonts w:ascii="Times New Roman" w:hAnsi="Times New Roman"/><w:b/><w:bCs/><w:sz w:val="26"/><w:szCs w:val="26"/><w:lang w:eastAsia="zh-CN"/></w:rPr></w:pPr><w:r><w:rPr><w:rFonts w:ascii="Times New Roman" w:hAnsi="Times New Roman"/><w:sz w:val="26"/><w:szCs w:val="26"/><w:lang w:eastAsia="zh-CN"/></w:rPr><w:t>Trong quá trình thực hiện Hợp đồng, nếu phát sinh tranh chấp, vướng mắc hoặc bất đồng, hai Bên có trách nhiệm thông báo kịp thời cho nhau và ưu tiên giải quyết thông qua thương lượng, hòa giải trên tinh thần hợp tác và thiện chí.</w:t></w:r></w:p><w:p><w:pPr><w:pStyle w:val="13"/><w:numPr><w:ilvl w:val="0"/><w:numId w:val="7"/></w:numPr><w:shd w:val="clear" w:color="auto" w:fill="FFFFFF" w:themeFill="background1"/><w:spacing w:line="240" w:lineRule="auto"/><w:jc w:val="both"/><w:rPr><w:rFonts w:ascii="Times New Roman" w:hAnsi="Times New Roman"/><w:b/><w:bCs/><w:sz w:val="26"/><w:szCs w:val="26"/><w:lang w:eastAsia="zh-CN"/></w:rPr></w:pPr><w:r><w:rPr><w:rFonts w:ascii="Times New Roman" w:hAnsi="Times New Roman"/><w:sz w:val="26"/><w:szCs w:val="26"/><w:lang w:eastAsia="zh-CN"/></w:rPr><w:t xml:space="preserve">Mọi thỏa thuận </w:t></w:r><w:r><w:rPr><w:rFonts w:ascii="Times New Roman" w:hAnsi="Times New Roman" w:eastAsia="Microsoft YaHei"/><w:sz w:val="26"/><w:szCs w:val="26"/><w:lang w:eastAsia="zh-CN"/></w:rPr><w:t>đ</w:t></w:r><w:r><w:rPr><w:rFonts w:ascii="Times New Roman" w:hAnsi="Times New Roman"/><w:sz w:val="26"/><w:szCs w:val="26"/><w:lang w:eastAsia="zh-CN"/></w:rPr><w:t xml:space="preserve">ạt </w:t></w:r><w:r><w:rPr><w:rFonts w:ascii="Times New Roman" w:hAnsi="Times New Roman" w:eastAsia="Microsoft YaHei"/><w:sz w:val="26"/><w:szCs w:val="26"/><w:lang w:eastAsia="zh-CN"/></w:rPr><w:t>đ</w:t></w:r><w:r><w:rPr><w:rFonts w:ascii="Times New Roman" w:hAnsi="Times New Roman"/><w:sz w:val="26"/><w:szCs w:val="26"/><w:lang w:eastAsia="zh-CN"/></w:rPr><w:t>ược trong qu</w:t></w:r><w:r><w:rPr><w:rFonts w:ascii="Times New Roman" w:hAnsi="Times New Roman" w:eastAsia="Microsoft YaHei"/><w:sz w:val="26"/><w:szCs w:val="26"/><w:lang w:eastAsia="zh-CN"/></w:rPr><w:t>á</w:t></w:r><w:r><w:rPr><w:rFonts w:ascii="Times New Roman" w:hAnsi="Times New Roman"/><w:sz w:val="26"/><w:szCs w:val="26"/><w:lang w:eastAsia="zh-CN"/></w:rPr><w:t xml:space="preserve"> tr</w:t></w:r><w:r><w:rPr><w:rFonts w:ascii="Times New Roman" w:hAnsi="Times New Roman" w:eastAsia="Microsoft YaHei"/><w:sz w:val="26"/><w:szCs w:val="26"/><w:lang w:eastAsia="zh-CN"/></w:rPr><w:t>ì</w:t></w:r><w:r><w:rPr><w:rFonts w:ascii="Times New Roman" w:hAnsi="Times New Roman"/><w:sz w:val="26"/><w:szCs w:val="26"/><w:lang w:eastAsia="zh-CN"/></w:rPr><w:t xml:space="preserve">nh giải quyết tranh chấp phải </w:t></w:r><w:r><w:rPr><w:rFonts w:ascii="Times New Roman" w:hAnsi="Times New Roman" w:eastAsia="Microsoft YaHei"/><w:sz w:val="26"/><w:szCs w:val="26"/><w:lang w:eastAsia="zh-CN"/></w:rPr><w:t>đ</w:t></w:r><w:r><w:rPr><w:rFonts w:ascii="Times New Roman" w:hAnsi="Times New Roman"/><w:sz w:val="26"/><w:szCs w:val="26"/><w:lang w:eastAsia="zh-CN"/></w:rPr><w:t>ược lập th</w:t></w:r><w:r><w:rPr><w:rFonts w:ascii="Times New Roman" w:hAnsi="Times New Roman" w:eastAsia="Microsoft YaHei"/><w:sz w:val="26"/><w:szCs w:val="26"/><w:lang w:eastAsia="zh-CN"/></w:rPr><w:t>à</w:t></w:r><w:r><w:rPr><w:rFonts w:ascii="Times New Roman" w:hAnsi="Times New Roman"/><w:sz w:val="26"/><w:szCs w:val="26"/><w:lang w:eastAsia="zh-CN"/></w:rPr><w:t>nh v</w:t></w:r><w:r><w:rPr><w:rFonts w:ascii="Times New Roman" w:hAnsi="Times New Roman" w:eastAsia="Microsoft YaHei"/><w:sz w:val="26"/><w:szCs w:val="26"/><w:lang w:eastAsia="zh-CN"/></w:rPr><w:t>ă</w:t></w:r><w:r><w:rPr><w:rFonts w:ascii="Times New Roman" w:hAnsi="Times New Roman"/><w:sz w:val="26"/><w:szCs w:val="26"/><w:lang w:eastAsia="zh-CN"/></w:rPr><w:t>n bản v</w:t></w:r><w:r><w:rPr><w:rFonts w:ascii="Times New Roman" w:hAnsi="Times New Roman" w:eastAsia="Microsoft YaHei"/><w:sz w:val="26"/><w:szCs w:val="26"/><w:lang w:eastAsia="zh-CN"/></w:rPr><w:t>à</w:t></w:r><w:r><w:rPr><w:rFonts w:ascii="Times New Roman" w:hAnsi="Times New Roman"/><w:sz w:val="26"/><w:szCs w:val="26"/><w:lang w:eastAsia="zh-CN"/></w:rPr><w:t xml:space="preserve"> c</w:t></w:r><w:r><w:rPr><w:rFonts w:ascii="Times New Roman" w:hAnsi="Times New Roman" w:eastAsia="Microsoft YaHei"/><w:sz w:val="26"/><w:szCs w:val="26"/><w:lang w:eastAsia="zh-CN"/></w:rPr><w:t>ó</w:t></w:r><w:r><w:rPr><w:rFonts w:ascii="Times New Roman" w:hAnsi="Times New Roman"/><w:sz w:val="26"/><w:szCs w:val="26"/><w:lang w:eastAsia="zh-CN"/></w:rPr><w:t xml:space="preserve"> x</w:t></w:r><w:r><w:rPr><w:rFonts w:ascii="Times New Roman" w:hAnsi="Times New Roman" w:eastAsia="Microsoft YaHei"/><w:sz w:val="26"/><w:szCs w:val="26"/><w:lang w:eastAsia="zh-CN"/></w:rPr><w:t>á</w:t></w:r><w:r><w:rPr><w:rFonts w:ascii="Times New Roman" w:hAnsi="Times New Roman"/><w:sz w:val="26"/><w:szCs w:val="26"/><w:lang w:eastAsia="zh-CN"/></w:rPr><w:t xml:space="preserve">c nhận của </w:t></w:r><w:r><w:rPr><w:rFonts w:ascii="Times New Roman" w:hAnsi="Times New Roman" w:eastAsia="Microsoft YaHei"/><w:sz w:val="26"/><w:szCs w:val="26"/><w:lang w:eastAsia="zh-CN"/></w:rPr><w:t>đ</w:t></w:r><w:r><w:rPr><w:rFonts w:ascii="Times New Roman" w:hAnsi="Times New Roman"/><w:sz w:val="26"/><w:szCs w:val="26"/><w:lang w:eastAsia="zh-CN"/></w:rPr><w:t>ại diện c</w:t></w:r><w:r><w:rPr><w:rFonts w:ascii="Times New Roman" w:hAnsi="Times New Roman" w:eastAsia="Microsoft YaHei"/><w:sz w:val="26"/><w:szCs w:val="26"/><w:lang w:eastAsia="zh-CN"/></w:rPr><w:t>ó</w:t></w:r><w:r><w:rPr><w:rFonts w:ascii="Times New Roman" w:hAnsi="Times New Roman"/><w:sz w:val="26"/><w:szCs w:val="26"/><w:lang w:eastAsia="zh-CN"/></w:rPr><w:t xml:space="preserve"> thẩm quyền của hai B</w:t></w:r><w:r><w:rPr><w:rFonts w:ascii="Times New Roman" w:hAnsi="Times New Roman" w:eastAsia="Microsoft YaHei"/><w:sz w:val="26"/><w:szCs w:val="26"/><w:lang w:eastAsia="zh-CN"/></w:rPr><w:t>ê</w:t></w:r><w:r><w:rPr><w:rFonts w:ascii="Times New Roman" w:hAnsi="Times New Roman"/><w:sz w:val="26"/><w:szCs w:val="26"/><w:lang w:eastAsia="zh-CN"/></w:rPr><w:t>n. C</w:t></w:r><w:r><w:rPr><w:rFonts w:ascii="Times New Roman" w:hAnsi="Times New Roman" w:eastAsia="Microsoft YaHei"/><w:sz w:val="26"/><w:szCs w:val="26"/><w:lang w:eastAsia="zh-CN"/></w:rPr><w:t>á</w:t></w:r><w:r><w:rPr><w:rFonts w:ascii="Times New Roman" w:hAnsi="Times New Roman"/><w:sz w:val="26"/><w:szCs w:val="26"/><w:lang w:eastAsia="zh-CN"/></w:rPr><w:t>c v</w:t></w:r><w:r><w:rPr><w:rFonts w:ascii="Times New Roman" w:hAnsi="Times New Roman" w:eastAsia="Microsoft YaHei"/><w:sz w:val="26"/><w:szCs w:val="26"/><w:lang w:eastAsia="zh-CN"/></w:rPr><w:t>ă</w:t></w:r><w:r><w:rPr><w:rFonts w:ascii="Times New Roman" w:hAnsi="Times New Roman"/><w:sz w:val="26"/><w:szCs w:val="26"/><w:lang w:eastAsia="zh-CN"/></w:rPr><w:t>n bản n</w:t></w:r><w:r><w:rPr><w:rFonts w:ascii="Times New Roman" w:hAnsi="Times New Roman" w:eastAsia="Microsoft YaHei"/><w:sz w:val="26"/><w:szCs w:val="26"/><w:lang w:eastAsia="zh-CN"/></w:rPr><w:t>à</w:t></w:r><w:r><w:rPr><w:rFonts w:ascii="Times New Roman" w:hAnsi="Times New Roman"/><w:sz w:val="26"/><w:szCs w:val="26"/><w:lang w:eastAsia="zh-CN"/></w:rPr><w:t xml:space="preserve">y </w:t></w:r><w:r><w:rPr><w:rFonts w:ascii="Times New Roman" w:hAnsi="Times New Roman" w:eastAsia="Microsoft YaHei"/><w:sz w:val="26"/><w:szCs w:val="26"/><w:lang w:eastAsia="zh-CN"/></w:rPr><w:t>đ</w:t></w:r><w:r><w:rPr><w:rFonts w:ascii="Times New Roman" w:hAnsi="Times New Roman"/><w:sz w:val="26"/><w:szCs w:val="26"/><w:lang w:eastAsia="zh-CN"/></w:rPr><w:t>ược xem l</w:t></w:r><w:r><w:rPr><w:rFonts w:ascii="Times New Roman" w:hAnsi="Times New Roman" w:eastAsia="Microsoft YaHei"/><w:sz w:val="26"/><w:szCs w:val="26"/><w:lang w:eastAsia="zh-CN"/></w:rPr><w:t>à</w:t></w:r><w:r><w:rPr><w:rFonts w:ascii="Times New Roman" w:hAnsi="Times New Roman"/><w:sz w:val="26"/><w:szCs w:val="26"/><w:lang w:eastAsia="zh-CN"/></w:rPr><w:t xml:space="preserve"> một phần kh</w:t></w:r><w:r><w:rPr><w:rFonts w:ascii="Times New Roman" w:hAnsi="Times New Roman" w:eastAsia="Microsoft YaHei"/><w:sz w:val="26"/><w:szCs w:val="26"/><w:lang w:eastAsia="zh-CN"/></w:rPr><w:t>ô</w:t></w:r><w:r><w:rPr><w:rFonts w:ascii="Times New Roman" w:hAnsi="Times New Roman"/><w:sz w:val="26"/><w:szCs w:val="26"/><w:lang w:eastAsia="zh-CN"/></w:rPr><w:t>ng t</w:t></w:r><w:r><w:rPr><w:rFonts w:ascii="Times New Roman" w:hAnsi="Times New Roman" w:eastAsia="Microsoft YaHei"/><w:sz w:val="26"/><w:szCs w:val="26"/><w:lang w:eastAsia="zh-CN"/></w:rPr><w:t>á</w:t></w:r><w:r><w:rPr><w:rFonts w:ascii="Times New Roman" w:hAnsi="Times New Roman"/><w:sz w:val="26"/><w:szCs w:val="26"/><w:lang w:eastAsia="zh-CN"/></w:rPr><w:t xml:space="preserve">ch rời của Hợp </w:t></w:r><w:r><w:rPr><w:rFonts w:ascii="Times New Roman" w:hAnsi="Times New Roman" w:eastAsia="Microsoft YaHei"/><w:sz w:val="26"/><w:szCs w:val="26"/><w:lang w:eastAsia="zh-CN"/></w:rPr><w:t>đ</w:t></w:r><w:r><w:rPr><w:rFonts w:ascii="Times New Roman" w:hAnsi="Times New Roman"/><w:sz w:val="26"/><w:szCs w:val="26"/><w:lang w:eastAsia="zh-CN"/></w:rPr><w:t>ồng v</w:t></w:r><w:r><w:rPr><w:rFonts w:ascii="Times New Roman" w:hAnsi="Times New Roman" w:eastAsia="Microsoft YaHei"/><w:sz w:val="26"/><w:szCs w:val="26"/><w:lang w:eastAsia="zh-CN"/></w:rPr><w:t>à</w:t></w:r><w:r><w:rPr><w:rFonts w:ascii="Times New Roman" w:hAnsi="Times New Roman"/><w:sz w:val="26"/><w:szCs w:val="26"/><w:lang w:eastAsia="zh-CN"/></w:rPr><w:t xml:space="preserve"> c</w:t></w:r><w:r><w:rPr><w:rFonts w:ascii="Times New Roman" w:hAnsi="Times New Roman" w:eastAsia="Microsoft YaHei"/><w:sz w:val="26"/><w:szCs w:val="26"/><w:lang w:eastAsia="zh-CN"/></w:rPr><w:t>ó</w:t></w:r><w:r><w:rPr><w:rFonts w:ascii="Times New Roman" w:hAnsi="Times New Roman"/><w:sz w:val="26"/><w:szCs w:val="26"/><w:lang w:eastAsia="zh-CN"/></w:rPr><w:t xml:space="preserve"> gi</w:t></w:r><w:r><w:rPr><w:rFonts w:ascii="Times New Roman" w:hAnsi="Times New Roman" w:eastAsia="Microsoft YaHei"/><w:sz w:val="26"/><w:szCs w:val="26"/><w:lang w:eastAsia="zh-CN"/></w:rPr><w:t>á</w:t></w:r><w:r><w:rPr><w:rFonts w:ascii="Times New Roman" w:hAnsi="Times New Roman"/><w:sz w:val="26"/><w:szCs w:val="26"/><w:lang w:eastAsia="zh-CN"/></w:rPr><w:t xml:space="preserve"> trị ph</w:t></w:r><w:r><w:rPr><w:rFonts w:ascii="Times New Roman" w:hAnsi="Times New Roman" w:eastAsia="Microsoft YaHei"/><w:sz w:val="26"/><w:szCs w:val="26"/><w:lang w:eastAsia="zh-CN"/></w:rPr><w:t>á</w:t></w:r><w:r><w:rPr><w:rFonts w:ascii="Times New Roman" w:hAnsi="Times New Roman"/><w:sz w:val="26"/><w:szCs w:val="26"/><w:lang w:eastAsia="zh-CN"/></w:rPr><w:t>p l</w:t></w:r><w:r><w:rPr><w:rFonts w:ascii="Times New Roman" w:hAnsi="Times New Roman" w:eastAsia="Microsoft YaHei"/><w:sz w:val="26"/><w:szCs w:val="26"/><w:lang w:eastAsia="zh-CN"/></w:rPr><w:t>ý</w:t></w:r><w:r><w:rPr><w:rFonts w:ascii="Times New Roman" w:hAnsi="Times New Roman"/><w:sz w:val="26"/><w:szCs w:val="26"/><w:lang w:eastAsia="zh-CN"/></w:rPr><w:t xml:space="preserve"> như Hợp </w:t></w:r><w:r><w:rPr><w:rFonts w:ascii="Times New Roman" w:hAnsi="Times New Roman" w:eastAsia="Microsoft YaHei"/><w:sz w:val="26"/><w:szCs w:val="26"/><w:lang w:eastAsia="zh-CN"/></w:rPr><w:t>đ</w:t></w:r><w:r><w:rPr><w:rFonts w:ascii="Times New Roman" w:hAnsi="Times New Roman"/><w:sz w:val="26"/><w:szCs w:val="26"/><w:lang w:eastAsia="zh-CN"/></w:rPr><w:t>ồng.</w:t></w:r></w:p><w:p><w:pPr><w:pStyle w:val="13"/><w:numPr><w:ilvl w:val="0"/><w:numId w:val="7"/></w:numPr><w:shd w:val="clear" w:color="auto" w:fill="FFFFFF" w:themeFill="background1"/><w:spacing w:line="240" w:lineRule="auto"/><w:jc w:val="both"/><w:rPr><w:rFonts w:ascii="Times New Roman" w:hAnsi="Times New Roman"/><w:b/><w:bCs/><w:sz w:val="26"/><w:szCs w:val="26"/><w:lang w:eastAsia="zh-CN"/></w:rPr></w:pPr><w:r><w:rPr><w:rFonts w:ascii="Times New Roman" w:hAnsi="Times New Roman"/><w:sz w:val="26"/><w:szCs w:val="26"/><w:lang w:eastAsia="zh-CN"/></w:rPr><w:t>Trường hợp hai B</w:t></w:r><w:r><w:rPr><w:rFonts w:ascii="Times New Roman" w:hAnsi="Times New Roman" w:eastAsia="Microsoft YaHei"/><w:sz w:val="26"/><w:szCs w:val="26"/><w:lang w:eastAsia="zh-CN"/></w:rPr><w:t>ê</w:t></w:r><w:r><w:rPr><w:rFonts w:ascii="Times New Roman" w:hAnsi="Times New Roman"/><w:sz w:val="26"/><w:szCs w:val="26"/><w:lang w:eastAsia="zh-CN"/></w:rPr><w:t>n kh</w:t></w:r><w:r><w:rPr><w:rFonts w:ascii="Times New Roman" w:hAnsi="Times New Roman" w:eastAsia="Microsoft YaHei"/><w:sz w:val="26"/><w:szCs w:val="26"/><w:lang w:eastAsia="zh-CN"/></w:rPr><w:t>ô</w:t></w:r><w:r><w:rPr><w:rFonts w:ascii="Times New Roman" w:hAnsi="Times New Roman"/><w:sz w:val="26"/><w:szCs w:val="26"/><w:lang w:eastAsia="zh-CN"/></w:rPr><w:t>ng thể tự giải quyết tranh chấp trong thời hạn 30 (ba mươi) ng</w:t></w:r><w:r><w:rPr><w:rFonts w:ascii="Times New Roman" w:hAnsi="Times New Roman" w:eastAsia="Microsoft YaHei"/><w:sz w:val="26"/><w:szCs w:val="26"/><w:lang w:eastAsia="zh-CN"/></w:rPr><w:t>à</w:t></w:r><w:r><w:rPr><w:rFonts w:ascii="Times New Roman" w:hAnsi="Times New Roman"/><w:sz w:val="26"/><w:szCs w:val="26"/><w:lang w:eastAsia="zh-CN"/></w:rPr><w:t>y kể từ ng</w:t></w:r><w:r><w:rPr><w:rFonts w:ascii="Times New Roman" w:hAnsi="Times New Roman" w:eastAsia="Microsoft YaHei"/><w:sz w:val="26"/><w:szCs w:val="26"/><w:lang w:eastAsia="zh-CN"/></w:rPr><w:t>à</w:t></w:r><w:r><w:rPr><w:rFonts w:ascii="Times New Roman" w:hAnsi="Times New Roman"/><w:sz w:val="26"/><w:szCs w:val="26"/><w:lang w:eastAsia="zh-CN"/></w:rPr><w:t>y một B</w:t></w:r><w:r><w:rPr><w:rFonts w:ascii="Times New Roman" w:hAnsi="Times New Roman" w:eastAsia="Microsoft YaHei"/><w:sz w:val="26"/><w:szCs w:val="26"/><w:lang w:eastAsia="zh-CN"/></w:rPr><w:t>ê</w:t></w:r><w:r><w:rPr><w:rFonts w:ascii="Times New Roman" w:hAnsi="Times New Roman"/><w:sz w:val="26"/><w:szCs w:val="26"/><w:lang w:eastAsia="zh-CN"/></w:rPr><w:t>n th</w:t></w:r><w:r><w:rPr><w:rFonts w:ascii="Times New Roman" w:hAnsi="Times New Roman" w:eastAsia="Microsoft YaHei"/><w:sz w:val="26"/><w:szCs w:val="26"/><w:lang w:eastAsia="zh-CN"/></w:rPr><w:t>ô</w:t></w:r><w:r><w:rPr><w:rFonts w:ascii="Times New Roman" w:hAnsi="Times New Roman"/><w:sz w:val="26"/><w:szCs w:val="26"/><w:lang w:eastAsia="zh-CN"/></w:rPr><w:t>ng b</w:t></w:r><w:r><w:rPr><w:rFonts w:ascii="Times New Roman" w:hAnsi="Times New Roman" w:eastAsia="Microsoft YaHei"/><w:sz w:val="26"/><w:szCs w:val="26"/><w:lang w:eastAsia="zh-CN"/></w:rPr><w:t>á</w:t></w:r><w:r><w:rPr><w:rFonts w:ascii="Times New Roman" w:hAnsi="Times New Roman"/><w:sz w:val="26"/><w:szCs w:val="26"/><w:lang w:eastAsia="zh-CN"/></w:rPr><w:t>o bằng v</w:t></w:r><w:r><w:rPr><w:rFonts w:ascii="Times New Roman" w:hAnsi="Times New Roman" w:eastAsia="Microsoft YaHei"/><w:sz w:val="26"/><w:szCs w:val="26"/><w:lang w:eastAsia="zh-CN"/></w:rPr><w:t>ă</w:t></w:r><w:r><w:rPr><w:rFonts w:ascii="Times New Roman" w:hAnsi="Times New Roman"/><w:sz w:val="26"/><w:szCs w:val="26"/><w:lang w:eastAsia="zh-CN"/></w:rPr><w:t>n bản về việc ph</w:t></w:r><w:r><w:rPr><w:rFonts w:ascii="Times New Roman" w:hAnsi="Times New Roman" w:eastAsia="Microsoft YaHei"/><w:sz w:val="26"/><w:szCs w:val="26"/><w:lang w:eastAsia="zh-CN"/></w:rPr><w:t>á</w:t></w:r><w:r><w:rPr><w:rFonts w:ascii="Times New Roman" w:hAnsi="Times New Roman"/><w:sz w:val="26"/><w:szCs w:val="26"/><w:lang w:eastAsia="zh-CN"/></w:rPr><w:t>t sinh tranh chấp th</w:t></w:r><w:r><w:rPr><w:rFonts w:ascii="Times New Roman" w:hAnsi="Times New Roman" w:eastAsia="Microsoft YaHei"/><w:sz w:val="26"/><w:szCs w:val="26"/><w:lang w:eastAsia="zh-CN"/></w:rPr><w:t>ì</w:t></w:r><w:r><w:rPr><w:rFonts w:ascii="Times New Roman" w:hAnsi="Times New Roman"/><w:sz w:val="26"/><w:szCs w:val="26"/><w:lang w:eastAsia="zh-CN"/></w:rPr><w:t xml:space="preserve"> một trong hai B</w:t></w:r><w:r><w:rPr><w:rFonts w:ascii="Times New Roman" w:hAnsi="Times New Roman" w:eastAsia="Microsoft YaHei"/><w:sz w:val="26"/><w:szCs w:val="26"/><w:lang w:eastAsia="zh-CN"/></w:rPr><w:t>ê</w:t></w:r><w:r><w:rPr><w:rFonts w:ascii="Times New Roman" w:hAnsi="Times New Roman"/><w:sz w:val="26"/><w:szCs w:val="26"/><w:lang w:eastAsia="zh-CN"/></w:rPr><w:t>n c</w:t></w:r><w:r><w:rPr><w:rFonts w:ascii="Times New Roman" w:hAnsi="Times New Roman" w:eastAsia="Microsoft YaHei"/><w:sz w:val="26"/><w:szCs w:val="26"/><w:lang w:eastAsia="zh-CN"/></w:rPr><w:t>ó</w:t></w:r><w:r><w:rPr><w:rFonts w:ascii="Times New Roman" w:hAnsi="Times New Roman"/><w:sz w:val="26"/><w:szCs w:val="26"/><w:lang w:eastAsia="zh-CN"/></w:rPr><w:t xml:space="preserve"> quyền </w:t></w:r><w:r><w:rPr><w:rFonts w:ascii="Times New Roman" w:hAnsi="Times New Roman" w:eastAsia="Microsoft YaHei"/><w:sz w:val="26"/><w:szCs w:val="26"/><w:lang w:eastAsia="zh-CN"/></w:rPr><w:t>đ</w:t></w:r><w:r><w:rPr><w:rFonts w:ascii="Times New Roman" w:hAnsi="Times New Roman"/><w:sz w:val="26"/><w:szCs w:val="26"/><w:lang w:eastAsia="zh-CN"/></w:rPr><w:t>ưa vụ việc ra giải quyết tại T</w:t></w:r><w:r><w:rPr><w:rFonts w:ascii="Times New Roman" w:hAnsi="Times New Roman" w:eastAsia="Microsoft YaHei"/><w:sz w:val="26"/><w:szCs w:val="26"/><w:lang w:eastAsia="zh-CN"/></w:rPr><w:t>ò</w:t></w:r><w:r><w:rPr><w:rFonts w:ascii="Times New Roman" w:hAnsi="Times New Roman"/><w:sz w:val="26"/><w:szCs w:val="26"/><w:lang w:eastAsia="zh-CN"/></w:rPr><w:t xml:space="preserve">a </w:t></w:r><w:r><w:rPr><w:rFonts w:ascii="Times New Roman" w:hAnsi="Times New Roman" w:eastAsia="Microsoft YaHei"/><w:sz w:val="26"/><w:szCs w:val="26"/><w:lang w:eastAsia="zh-CN"/></w:rPr><w:t>á</w:t></w:r><w:r><w:rPr><w:rFonts w:ascii="Times New Roman" w:hAnsi="Times New Roman"/><w:sz w:val="26"/><w:szCs w:val="26"/><w:lang w:eastAsia="zh-CN"/></w:rPr><w:t>n nh</w:t></w:r><w:r><w:rPr><w:rFonts w:ascii="Times New Roman" w:hAnsi="Times New Roman" w:eastAsia="Microsoft YaHei"/><w:sz w:val="26"/><w:szCs w:val="26"/><w:lang w:eastAsia="zh-CN"/></w:rPr><w:t>â</w:t></w:r><w:r><w:rPr><w:rFonts w:ascii="Times New Roman" w:hAnsi="Times New Roman"/><w:sz w:val="26"/><w:szCs w:val="26"/><w:lang w:eastAsia="zh-CN"/></w:rPr><w:t>n d</w:t></w:r><w:r><w:rPr><w:rFonts w:ascii="Times New Roman" w:hAnsi="Times New Roman" w:eastAsia="Microsoft YaHei"/><w:sz w:val="26"/><w:szCs w:val="26"/><w:lang w:eastAsia="zh-CN"/></w:rPr><w:t>â</w:t></w:r><w:r><w:rPr><w:rFonts w:ascii="Times New Roman" w:hAnsi="Times New Roman"/><w:sz w:val="26"/><w:szCs w:val="26"/><w:lang w:eastAsia="zh-CN"/></w:rPr><w:t>n c</w:t></w:r><w:r><w:rPr><w:rFonts w:ascii="Times New Roman" w:hAnsi="Times New Roman" w:eastAsia="Microsoft YaHei"/><w:sz w:val="26"/><w:szCs w:val="26"/><w:lang w:eastAsia="zh-CN"/></w:rPr><w:t>ó</w:t></w:r><w:r><w:rPr><w:rFonts w:ascii="Times New Roman" w:hAnsi="Times New Roman"/><w:sz w:val="26"/><w:szCs w:val="26"/><w:lang w:eastAsia="zh-CN"/></w:rPr><w:t xml:space="preserve"> thẩm quyền tại Th</w:t></w:r><w:r><w:rPr><w:rFonts w:ascii="Times New Roman" w:hAnsi="Times New Roman" w:eastAsia="Microsoft YaHei"/><w:sz w:val="26"/><w:szCs w:val="26"/><w:lang w:eastAsia="zh-CN"/></w:rPr><w:t>à</w:t></w:r><w:r><w:rPr><w:rFonts w:ascii="Times New Roman" w:hAnsi="Times New Roman"/><w:sz w:val="26"/><w:szCs w:val="26"/><w:lang w:eastAsia="zh-CN"/></w:rPr><w:t>nh phố Hồ Ch</w:t></w:r><w:r><w:rPr><w:rFonts w:ascii="Times New Roman" w:hAnsi="Times New Roman" w:eastAsia="Microsoft YaHei"/><w:sz w:val="26"/><w:szCs w:val="26"/><w:lang w:eastAsia="zh-CN"/></w:rPr><w:t>í</w:t></w:r><w:r><w:rPr><w:rFonts w:ascii="Times New Roman" w:hAnsi="Times New Roman"/><w:sz w:val="26"/><w:szCs w:val="26"/><w:lang w:eastAsia="zh-CN"/></w:rPr><w:t xml:space="preserve"> Minh.</w:t></w:r></w:p><w:p><w:pPr><w:pStyle w:val="13"/><w:numPr><w:ilvl w:val="0"/><w:numId w:val="7"/></w:numPr><w:shd w:val="clear" w:color="auto" w:fill="FFFFFF" w:themeFill="background1"/><w:spacing w:line="240" w:lineRule="auto"/><w:jc w:val="both"/><w:rPr><w:rFonts w:ascii="Times New Roman" w:hAnsi="Times New Roman"/><w:b/><w:bCs/><w:sz w:val="26"/><w:szCs w:val="26"/><w:lang w:eastAsia="zh-CN"/></w:rPr></w:pPr><w:r><w:rPr><w:rFonts w:ascii="Times New Roman" w:hAnsi="Times New Roman"/><w:sz w:val="26"/><w:szCs w:val="26"/><w:lang w:eastAsia="zh-CN"/></w:rPr><w:t xml:space="preserve">Phán quyết, bản </w:t></w:r><w:r><w:rPr><w:rFonts w:ascii="Times New Roman" w:hAnsi="Times New Roman" w:eastAsia="Microsoft YaHei"/><w:sz w:val="26"/><w:szCs w:val="26"/><w:lang w:eastAsia="zh-CN"/></w:rPr><w:t>á</w:t></w:r><w:r><w:rPr><w:rFonts w:ascii="Times New Roman" w:hAnsi="Times New Roman"/><w:sz w:val="26"/><w:szCs w:val="26"/><w:lang w:eastAsia="zh-CN"/></w:rPr><w:t xml:space="preserve">n hoặc quyết </w:t></w:r><w:r><w:rPr><w:rFonts w:ascii="Times New Roman" w:hAnsi="Times New Roman" w:eastAsia="Microsoft YaHei"/><w:sz w:val="26"/><w:szCs w:val="26"/><w:lang w:eastAsia="zh-CN"/></w:rPr><w:t>đ</w:t></w:r><w:r><w:rPr><w:rFonts w:ascii="Times New Roman" w:hAnsi="Times New Roman"/><w:sz w:val="26"/><w:szCs w:val="26"/><w:lang w:eastAsia="zh-CN"/></w:rPr><w:t>ịnh c</w:t></w:r><w:r><w:rPr><w:rFonts w:ascii="Times New Roman" w:hAnsi="Times New Roman" w:eastAsia="Microsoft YaHei"/><w:sz w:val="26"/><w:szCs w:val="26"/><w:lang w:eastAsia="zh-CN"/></w:rPr><w:t>ó</w:t></w:r><w:r><w:rPr><w:rFonts w:ascii="Times New Roman" w:hAnsi="Times New Roman"/><w:sz w:val="26"/><w:szCs w:val="26"/><w:lang w:eastAsia="zh-CN"/></w:rPr><w:t xml:space="preserve"> hiệu lực ph</w:t></w:r><w:r><w:rPr><w:rFonts w:ascii="Times New Roman" w:hAnsi="Times New Roman" w:eastAsia="Microsoft YaHei"/><w:sz w:val="26"/><w:szCs w:val="26"/><w:lang w:eastAsia="zh-CN"/></w:rPr><w:t>á</w:t></w:r><w:r><w:rPr><w:rFonts w:ascii="Times New Roman" w:hAnsi="Times New Roman"/><w:sz w:val="26"/><w:szCs w:val="26"/><w:lang w:eastAsia="zh-CN"/></w:rPr><w:t>p luật của T</w:t></w:r><w:r><w:rPr><w:rFonts w:ascii="Times New Roman" w:hAnsi="Times New Roman" w:eastAsia="Microsoft YaHei"/><w:sz w:val="26"/><w:szCs w:val="26"/><w:lang w:eastAsia="zh-CN"/></w:rPr><w:t>ò</w:t></w:r><w:r><w:rPr><w:rFonts w:ascii="Times New Roman" w:hAnsi="Times New Roman"/><w:sz w:val="26"/><w:szCs w:val="26"/><w:lang w:eastAsia="zh-CN"/></w:rPr><w:t xml:space="preserve">a </w:t></w:r><w:r><w:rPr><w:rFonts w:ascii="Times New Roman" w:hAnsi="Times New Roman" w:eastAsia="Microsoft YaHei"/><w:sz w:val="26"/><w:szCs w:val="26"/><w:lang w:eastAsia="zh-CN"/></w:rPr><w:t>á</w:t></w:r><w:r><w:rPr><w:rFonts w:ascii="Times New Roman" w:hAnsi="Times New Roman"/><w:sz w:val="26"/><w:szCs w:val="26"/><w:lang w:eastAsia="zh-CN"/></w:rPr><w:t>n l</w:t></w:r><w:r><w:rPr><w:rFonts w:ascii="Times New Roman" w:hAnsi="Times New Roman" w:eastAsia="Microsoft YaHei"/><w:sz w:val="26"/><w:szCs w:val="26"/><w:lang w:eastAsia="zh-CN"/></w:rPr><w:t>à</w:t></w:r><w:r><w:rPr><w:rFonts w:ascii="Times New Roman" w:hAnsi="Times New Roman"/><w:sz w:val="26"/><w:szCs w:val="26"/><w:lang w:eastAsia="zh-CN"/></w:rPr><w:t xml:space="preserve"> quyết </w:t></w:r><w:r><w:rPr><w:rFonts w:ascii="Times New Roman" w:hAnsi="Times New Roman" w:eastAsia="Microsoft YaHei"/><w:sz w:val="26"/><w:szCs w:val="26"/><w:lang w:eastAsia="zh-CN"/></w:rPr><w:t>đ</w:t></w:r><w:r><w:rPr><w:rFonts w:ascii="Times New Roman" w:hAnsi="Times New Roman"/><w:sz w:val="26"/><w:szCs w:val="26"/><w:lang w:eastAsia="zh-CN"/></w:rPr><w:t>ịnh cuối c</w:t></w:r><w:r><w:rPr><w:rFonts w:ascii="Times New Roman" w:hAnsi="Times New Roman" w:eastAsia="Microsoft YaHei"/><w:sz w:val="26"/><w:szCs w:val="26"/><w:lang w:eastAsia="zh-CN"/></w:rPr><w:t>ù</w:t></w:r><w:r><w:rPr><w:rFonts w:ascii="Times New Roman" w:hAnsi="Times New Roman"/><w:sz w:val="26"/><w:szCs w:val="26"/><w:lang w:eastAsia="zh-CN"/></w:rPr><w:t>ng v</w:t></w:r><w:r><w:rPr><w:rFonts w:ascii="Times New Roman" w:hAnsi="Times New Roman" w:eastAsia="Microsoft YaHei"/><w:sz w:val="26"/><w:szCs w:val="26"/><w:lang w:eastAsia="zh-CN"/></w:rPr><w:t>à</w:t></w:r><w:r><w:rPr><w:rFonts w:ascii="Times New Roman" w:hAnsi="Times New Roman"/><w:sz w:val="26"/><w:szCs w:val="26"/><w:lang w:eastAsia="zh-CN"/></w:rPr><w:t xml:space="preserve"> c</w:t></w:r><w:r><w:rPr><w:rFonts w:ascii="Times New Roman" w:hAnsi="Times New Roman" w:eastAsia="Microsoft YaHei"/><w:sz w:val="26"/><w:szCs w:val="26"/><w:lang w:eastAsia="zh-CN"/></w:rPr><w:t>ó</w:t></w:r><w:r><w:rPr><w:rFonts w:ascii="Times New Roman" w:hAnsi="Times New Roman"/><w:sz w:val="26"/><w:szCs w:val="26"/><w:lang w:eastAsia="zh-CN"/></w:rPr><w:t xml:space="preserve"> gi</w:t></w:r><w:r><w:rPr><w:rFonts w:ascii="Times New Roman" w:hAnsi="Times New Roman" w:eastAsia="Microsoft YaHei"/><w:sz w:val="26"/><w:szCs w:val="26"/><w:lang w:eastAsia="zh-CN"/></w:rPr><w:t>á</w:t></w:r><w:r><w:rPr><w:rFonts w:ascii="Times New Roman" w:hAnsi="Times New Roman"/><w:sz w:val="26"/><w:szCs w:val="26"/><w:lang w:eastAsia="zh-CN"/></w:rPr><w:t xml:space="preserve"> trị bắt buộc </w:t></w:r><w:r><w:rPr><w:rFonts w:ascii="Times New Roman" w:hAnsi="Times New Roman" w:eastAsia="Microsoft YaHei"/><w:sz w:val="26"/><w:szCs w:val="26"/><w:lang w:eastAsia="zh-CN"/></w:rPr><w:t>đ</w:t></w:r><w:r><w:rPr><w:rFonts w:ascii="Times New Roman" w:hAnsi="Times New Roman"/><w:sz w:val="26"/><w:szCs w:val="26"/><w:lang w:eastAsia="zh-CN"/></w:rPr><w:t>ối với c</w:t></w:r><w:r><w:rPr><w:rFonts w:ascii="Times New Roman" w:hAnsi="Times New Roman" w:eastAsia="Microsoft YaHei"/><w:sz w:val="26"/><w:szCs w:val="26"/><w:lang w:eastAsia="zh-CN"/></w:rPr><w:t>á</w:t></w:r><w:r><w:rPr><w:rFonts w:ascii="Times New Roman" w:hAnsi="Times New Roman"/><w:sz w:val="26"/><w:szCs w:val="26"/><w:lang w:eastAsia="zh-CN"/></w:rPr><w:t>c B</w:t></w:r><w:r><w:rPr><w:rFonts w:ascii="Times New Roman" w:hAnsi="Times New Roman" w:eastAsia="Microsoft YaHei"/><w:sz w:val="26"/><w:szCs w:val="26"/><w:lang w:eastAsia="zh-CN"/></w:rPr><w:t>ê</w:t></w:r><w:r><w:rPr><w:rFonts w:ascii="Times New Roman" w:hAnsi="Times New Roman"/><w:sz w:val="26"/><w:szCs w:val="26"/><w:lang w:eastAsia="zh-CN"/></w:rPr><w:t>n.</w:t></w:r></w:p><w:p><w:pPr><w:pStyle w:val="13"/><w:numPr><w:ilvl w:val="0"/><w:numId w:val="7"/></w:numPr><w:shd w:val="clear" w:color="auto" w:fill="FFFFFF" w:themeFill="background1"/><w:spacing w:line="240" w:lineRule="auto"/><w:jc w:val="both"/><w:rPr><w:rFonts w:ascii="Times New Roman" w:hAnsi="Times New Roman"/><w:b/><w:bCs/><w:sz w:val="26"/><w:szCs w:val="26"/><w:lang w:eastAsia="zh-CN"/></w:rPr></w:pPr><w:r><w:rPr><w:rFonts w:ascii="Times New Roman" w:hAnsi="Times New Roman"/><w:sz w:val="26"/><w:szCs w:val="26"/><w:lang w:eastAsia="zh-CN"/></w:rPr><w:t xml:space="preserve">Bên thua kiện phải chịu </w:t></w:r><w:r><w:rPr><w:rFonts w:ascii="Times New Roman" w:hAnsi="Times New Roman" w:eastAsia="Microsoft YaHei"/><w:sz w:val="26"/><w:szCs w:val="26"/><w:lang w:eastAsia="zh-CN"/></w:rPr><w:t>á</w:t></w:r><w:r><w:rPr><w:rFonts w:ascii="Times New Roman" w:hAnsi="Times New Roman"/><w:sz w:val="26"/><w:szCs w:val="26"/><w:lang w:eastAsia="zh-CN"/></w:rPr><w:t>n ph</w:t></w:r><w:r><w:rPr><w:rFonts w:ascii="Times New Roman" w:hAnsi="Times New Roman" w:eastAsia="Microsoft YaHei"/><w:sz w:val="26"/><w:szCs w:val="26"/><w:lang w:eastAsia="zh-CN"/></w:rPr><w:t>í</w:t></w:r><w:r><w:rPr><w:rFonts w:ascii="Times New Roman" w:hAnsi="Times New Roman"/><w:sz w:val="26"/><w:szCs w:val="26"/><w:lang w:eastAsia="zh-CN"/></w:rPr><w:t>, lệ ph</w:t></w:r><w:r><w:rPr><w:rFonts w:ascii="Times New Roman" w:hAnsi="Times New Roman" w:eastAsia="Microsoft YaHei"/><w:sz w:val="26"/><w:szCs w:val="26"/><w:lang w:eastAsia="zh-CN"/></w:rPr><w:t>í</w:t></w:r><w:r><w:rPr><w:rFonts w:ascii="Times New Roman" w:hAnsi="Times New Roman"/><w:sz w:val="26"/><w:szCs w:val="26"/><w:lang w:eastAsia="zh-CN"/></w:rPr><w:t xml:space="preserve"> tố tụng v</w:t></w:r><w:r><w:rPr><w:rFonts w:ascii="Times New Roman" w:hAnsi="Times New Roman" w:eastAsia="Microsoft YaHei"/><w:sz w:val="26"/><w:szCs w:val="26"/><w:lang w:eastAsia="zh-CN"/></w:rPr><w:t>à</w:t></w:r><w:r><w:rPr><w:rFonts w:ascii="Times New Roman" w:hAnsi="Times New Roman"/><w:sz w:val="26"/><w:szCs w:val="26"/><w:lang w:eastAsia="zh-CN"/></w:rPr><w:t xml:space="preserve"> c</w:t></w:r><w:r><w:rPr><w:rFonts w:ascii="Times New Roman" w:hAnsi="Times New Roman" w:eastAsia="Microsoft YaHei"/><w:sz w:val="26"/><w:szCs w:val="26"/><w:lang w:eastAsia="zh-CN"/></w:rPr><w:t>á</w:t></w:r><w:r><w:rPr><w:rFonts w:ascii="Times New Roman" w:hAnsi="Times New Roman"/><w:sz w:val="26"/><w:szCs w:val="26"/><w:lang w:eastAsia="zh-CN"/></w:rPr><w:t>c chi ph</w:t></w:r><w:r><w:rPr><w:rFonts w:ascii="Times New Roman" w:hAnsi="Times New Roman" w:eastAsia="Microsoft YaHei"/><w:sz w:val="26"/><w:szCs w:val="26"/><w:lang w:eastAsia="zh-CN"/></w:rPr><w:t>í</w:t></w:r><w:r><w:rPr><w:rFonts w:ascii="Times New Roman" w:hAnsi="Times New Roman"/><w:sz w:val="26"/><w:szCs w:val="26"/><w:lang w:eastAsia="zh-CN"/></w:rPr><w:t xml:space="preserve"> hợp l</w:t></w:r><w:r><w:rPr><w:rFonts w:ascii="Times New Roman" w:hAnsi="Times New Roman" w:eastAsia="Microsoft YaHei"/><w:sz w:val="26"/><w:szCs w:val="26"/><w:lang w:eastAsia="zh-CN"/></w:rPr><w:t>ý</w:t></w:r><w:r><w:rPr><w:rFonts w:ascii="Times New Roman" w:hAnsi="Times New Roman"/><w:sz w:val="26"/><w:szCs w:val="26"/><w:lang w:eastAsia="zh-CN"/></w:rPr><w:t xml:space="preserve"> kh</w:t></w:r><w:r><w:rPr><w:rFonts w:ascii="Times New Roman" w:hAnsi="Times New Roman" w:eastAsia="Microsoft YaHei"/><w:sz w:val="26"/><w:szCs w:val="26"/><w:lang w:eastAsia="zh-CN"/></w:rPr><w:t>á</w:t></w:r><w:r><w:rPr><w:rFonts w:ascii="Times New Roman" w:hAnsi="Times New Roman"/><w:sz w:val="26"/><w:szCs w:val="26"/><w:lang w:eastAsia="zh-CN"/></w:rPr><w:t>c theo ph</w:t></w:r><w:r><w:rPr><w:rFonts w:ascii="Times New Roman" w:hAnsi="Times New Roman" w:eastAsia="Microsoft YaHei"/><w:sz w:val="26"/><w:szCs w:val="26"/><w:lang w:eastAsia="zh-CN"/></w:rPr><w:t>á</w:t></w:r><w:r><w:rPr><w:rFonts w:ascii="Times New Roman" w:hAnsi="Times New Roman"/><w:sz w:val="26"/><w:szCs w:val="26"/><w:lang w:eastAsia="zh-CN"/></w:rPr><w:t xml:space="preserve">n quyết của cơ quan giải quyết tranh chấp hoặc theo quy </w:t></w:r><w:r><w:rPr><w:rFonts w:ascii="Times New Roman" w:hAnsi="Times New Roman" w:eastAsia="Microsoft YaHei"/><w:sz w:val="26"/><w:szCs w:val="26"/><w:lang w:eastAsia="zh-CN"/></w:rPr><w:t>đ</w:t></w:r><w:r><w:rPr><w:rFonts w:ascii="Times New Roman" w:hAnsi="Times New Roman"/><w:sz w:val="26"/><w:szCs w:val="26"/><w:lang w:eastAsia="zh-CN"/></w:rPr><w:t>ịnh của ph</w:t></w:r><w:r><w:rPr><w:rFonts w:ascii="Times New Roman" w:hAnsi="Times New Roman" w:eastAsia="Microsoft YaHei"/><w:sz w:val="26"/><w:szCs w:val="26"/><w:lang w:eastAsia="zh-CN"/></w:rPr><w:t>á</w:t></w:r><w:r><w:rPr><w:rFonts w:ascii="Times New Roman" w:hAnsi="Times New Roman"/><w:sz w:val="26"/><w:szCs w:val="26"/><w:lang w:eastAsia="zh-CN"/></w:rPr><w:t>p luật.</w:t></w:r></w:p><w:p><w:pPr><w:pStyle w:val="13"/><w:numPr><w:ilvl w:val="0"/><w:numId w:val="7"/></w:numPr><w:shd w:val="clear" w:color="auto" w:fill="FFFFFF" w:themeFill="background1"/><w:spacing w:line="240" w:lineRule="auto"/><w:jc w:val="both"/><w:rPr><w:rFonts w:ascii="Times New Roman" w:hAnsi="Times New Roman"/><w:b/><w:bCs/><w:sz w:val="26"/><w:szCs w:val="26"/><w:lang w:eastAsia="zh-CN"/></w:rPr></w:pPr><w:r><w:rPr><w:rFonts w:ascii="Times New Roman" w:hAnsi="Times New Roman"/><w:sz w:val="26"/><w:szCs w:val="26"/><w:lang w:eastAsia="zh-CN"/></w:rPr><w:t>Trong thời gian giải quyết tranh chấp, c</w:t></w:r><w:r><w:rPr><w:rFonts w:ascii="Times New Roman" w:hAnsi="Times New Roman" w:eastAsia="Microsoft YaHei"/><w:sz w:val="26"/><w:szCs w:val="26"/><w:lang w:eastAsia="zh-CN"/></w:rPr><w:t>á</w:t></w:r><w:r><w:rPr><w:rFonts w:ascii="Times New Roman" w:hAnsi="Times New Roman"/><w:sz w:val="26"/><w:szCs w:val="26"/><w:lang w:eastAsia="zh-CN"/></w:rPr><w:t>c B</w:t></w:r><w:r><w:rPr><w:rFonts w:ascii="Times New Roman" w:hAnsi="Times New Roman" w:eastAsia="Microsoft YaHei"/><w:sz w:val="26"/><w:szCs w:val="26"/><w:lang w:eastAsia="zh-CN"/></w:rPr><w:t>ê</w:t></w:r><w:r><w:rPr><w:rFonts w:ascii="Times New Roman" w:hAnsi="Times New Roman"/><w:sz w:val="26"/><w:szCs w:val="26"/><w:lang w:eastAsia="zh-CN"/></w:rPr><w:t>n vẫn phải tiếp tục thực hiện c</w:t></w:r><w:r><w:rPr><w:rFonts w:ascii="Times New Roman" w:hAnsi="Times New Roman" w:eastAsia="Microsoft YaHei"/><w:sz w:val="26"/><w:szCs w:val="26"/><w:lang w:eastAsia="zh-CN"/></w:rPr><w:t>á</w:t></w:r><w:r><w:rPr><w:rFonts w:ascii="Times New Roman" w:hAnsi="Times New Roman"/><w:sz w:val="26"/><w:szCs w:val="26"/><w:lang w:eastAsia="zh-CN"/></w:rPr><w:t>c nghĩa vụ kh</w:t></w:r><w:r><w:rPr><w:rFonts w:ascii="Times New Roman" w:hAnsi="Times New Roman" w:eastAsia="Microsoft YaHei"/><w:sz w:val="26"/><w:szCs w:val="26"/><w:lang w:eastAsia="zh-CN"/></w:rPr><w:t>ô</w:t></w:r><w:r><w:rPr><w:rFonts w:ascii="Times New Roman" w:hAnsi="Times New Roman"/><w:sz w:val="26"/><w:szCs w:val="26"/><w:lang w:eastAsia="zh-CN"/></w:rPr><w:t>ng bị ảnh hưởng bởi nội dung tranh chấp, bao gồm nhưng kh</w:t></w:r><w:r><w:rPr><w:rFonts w:ascii="Times New Roman" w:hAnsi="Times New Roman" w:eastAsia="Microsoft YaHei"/><w:sz w:val="26"/><w:szCs w:val="26"/><w:lang w:eastAsia="zh-CN"/></w:rPr><w:t>ô</w:t></w:r><w:r><w:rPr><w:rFonts w:ascii="Times New Roman" w:hAnsi="Times New Roman"/><w:sz w:val="26"/><w:szCs w:val="26"/><w:lang w:eastAsia="zh-CN"/></w:rPr><w:t>ng giới hạn ở nghĩa vụ thanh to</w:t></w:r><w:r><w:rPr><w:rFonts w:ascii="Times New Roman" w:hAnsi="Times New Roman" w:eastAsia="Microsoft YaHei"/><w:sz w:val="26"/><w:szCs w:val="26"/><w:lang w:eastAsia="zh-CN"/></w:rPr><w:t>á</w:t></w:r><w:r><w:rPr><w:rFonts w:ascii="Times New Roman" w:hAnsi="Times New Roman"/><w:sz w:val="26"/><w:szCs w:val="26"/><w:lang w:eastAsia="zh-CN"/></w:rPr><w:t>n c</w:t></w:r><w:r><w:rPr><w:rFonts w:ascii="Times New Roman" w:hAnsi="Times New Roman" w:eastAsia="Microsoft YaHei"/><w:sz w:val="26"/><w:szCs w:val="26"/><w:lang w:eastAsia="zh-CN"/></w:rPr><w:t>á</w:t></w:r><w:r><w:rPr><w:rFonts w:ascii="Times New Roman" w:hAnsi="Times New Roman"/><w:sz w:val="26"/><w:szCs w:val="26"/><w:lang w:eastAsia="zh-CN"/></w:rPr><w:t xml:space="preserve">c khoản tiền </w:t></w:r><w:r><w:rPr><w:rFonts w:ascii="Times New Roman" w:hAnsi="Times New Roman" w:eastAsia="Microsoft YaHei"/><w:sz w:val="26"/><w:szCs w:val="26"/><w:lang w:eastAsia="zh-CN"/></w:rPr><w:t>đã</w:t></w:r><w:r><w:rPr><w:rFonts w:ascii="Times New Roman" w:hAnsi="Times New Roman"/><w:sz w:val="26"/><w:szCs w:val="26"/><w:lang w:eastAsia="zh-CN"/></w:rPr><w:t xml:space="preserve"> </w:t></w:r><w:r><w:rPr><w:rFonts w:ascii="Times New Roman" w:hAnsi="Times New Roman" w:eastAsia="Microsoft YaHei"/><w:sz w:val="26"/><w:szCs w:val="26"/><w:lang w:eastAsia="zh-CN"/></w:rPr><w:t>đ</w:t></w:r><w:r><w:rPr><w:rFonts w:ascii="Times New Roman" w:hAnsi="Times New Roman"/><w:sz w:val="26"/><w:szCs w:val="26"/><w:lang w:eastAsia="zh-CN"/></w:rPr><w:t>ến hạn v</w:t></w:r><w:r><w:rPr><w:rFonts w:ascii="Times New Roman" w:hAnsi="Times New Roman" w:eastAsia="Microsoft YaHei"/><w:sz w:val="26"/><w:szCs w:val="26"/><w:lang w:eastAsia="zh-CN"/></w:rPr><w:t>à</w:t></w:r><w:r><w:rPr><w:rFonts w:ascii="Times New Roman" w:hAnsi="Times New Roman"/><w:sz w:val="26"/><w:szCs w:val="26"/><w:lang w:eastAsia="zh-CN"/></w:rPr><w:t xml:space="preserve"> nghĩa vụ bảo mật th</w:t></w:r><w:r><w:rPr><w:rFonts w:ascii="Times New Roman" w:hAnsi="Times New Roman" w:eastAsia="Microsoft YaHei"/><w:sz w:val="26"/><w:szCs w:val="26"/><w:lang w:eastAsia="zh-CN"/></w:rPr><w:t>ô</w:t></w:r><w:r><w:rPr><w:rFonts w:ascii="Times New Roman" w:hAnsi="Times New Roman"/><w:sz w:val="26"/><w:szCs w:val="26"/><w:lang w:eastAsia="zh-CN"/></w:rPr><w:t xml:space="preserve">ng tin theo Hợp </w:t></w:r><w:r><w:rPr><w:rFonts w:ascii="Times New Roman" w:hAnsi="Times New Roman" w:eastAsia="Microsoft YaHei"/><w:sz w:val="26"/><w:szCs w:val="26"/><w:lang w:eastAsia="zh-CN"/></w:rPr><w:t>đ</w:t></w:r><w:r><w:rPr><w:rFonts w:ascii="Times New Roman" w:hAnsi="Times New Roman"/><w:sz w:val="26"/><w:szCs w:val="26"/><w:lang w:eastAsia="zh-CN"/></w:rPr><w:t>ồng.</w:t></w:r></w:p><w:p><w:pPr><w:shd w:val="clear" w:color="auto" w:fill="FFFFFF" w:themeFill="background1"/><w:spacing w:line="360" w:lineRule="auto"/><w:ind w:left="320" w:leftChars="100"/><w:jc w:val="both"/><w:rPr><w:rFonts w:ascii="Times New Roman" w:hAnsi="Times New Roman"/><w:b/><w:bCs/><w:sz w:val="26"/><w:szCs w:val="26"/><w:lang w:eastAsia="zh-CN"/></w:rPr></w:pPr><w:r><w:rPr><w:rFonts w:ascii="Times New Roman" w:hAnsi="Times New Roman"/><w:b/><w:bCs/><w:sz w:val="26"/><w:szCs w:val="26"/><w:u w:val="single"/><w:lang w:eastAsia="zh-CN"/></w:rPr><w:t xml:space="preserve">ĐIỀU 6: </w:t></w:r><w:r><w:rPr><w:rFonts w:ascii="Times New Roman" w:hAnsi="Times New Roman"/><w:b/><w:bCs/><w:sz w:val="26"/><w:szCs w:val="26"/><w:lang w:eastAsia="zh-CN"/></w:rPr><w:t>THÔNG TIN LIÊN LẠC VÀ ĐẦU MỐI THỰC HIỆN HỢP ĐỒNG</w:t></w:r></w:p><w:p><w:pPr><w:pStyle w:val="13"/><w:numPr><w:ilvl w:val="0"/><w:numId w:val="7"/></w:numPr><w:shd w:val="clear" w:color="auto" w:fill="FFFFFF" w:themeFill="background1"/><w:spacing w:line="240" w:lineRule="auto"/><w:jc w:val="both"/><w:rPr><w:rFonts w:ascii="Times New Roman" w:hAnsi="Times New Roman"/><w:b/><w:bCs/><w:sz w:val="26"/><w:szCs w:val="26"/><w:lang w:eastAsia="zh-CN"/></w:rPr></w:pPr><w:r><w:rPr><w:rFonts w:ascii="Times New Roman" w:hAnsi="Times New Roman"/><w:sz w:val="26"/><w:szCs w:val="26"/><w:lang w:eastAsia="zh-CN"/></w:rPr><w:t xml:space="preserve">Liên quan đến việc triển khai, thực hiện Hợp </w:t></w:r><w:r><w:rPr><w:rFonts w:ascii="Times New Roman" w:hAnsi="Times New Roman" w:eastAsia="Microsoft YaHei"/><w:sz w:val="26"/><w:szCs w:val="26"/><w:lang w:eastAsia="zh-CN"/></w:rPr><w:t>đ</w:t></w:r><w:r><w:rPr><w:rFonts w:ascii="Times New Roman" w:hAnsi="Times New Roman"/><w:sz w:val="26"/><w:szCs w:val="26"/><w:lang w:eastAsia="zh-CN"/></w:rPr><w:t>ồng, c</w:t></w:r><w:r><w:rPr><w:rFonts w:ascii="Times New Roman" w:hAnsi="Times New Roman" w:eastAsia="Microsoft YaHei"/><w:sz w:val="26"/><w:szCs w:val="26"/><w:lang w:eastAsia="zh-CN"/></w:rPr><w:t>á</w:t></w:r><w:r><w:rPr><w:rFonts w:ascii="Times New Roman" w:hAnsi="Times New Roman"/><w:sz w:val="26"/><w:szCs w:val="26"/><w:lang w:eastAsia="zh-CN"/></w:rPr><w:t>c B</w:t></w:r><w:r><w:rPr><w:rFonts w:ascii="Times New Roman" w:hAnsi="Times New Roman" w:eastAsia="Microsoft YaHei"/><w:sz w:val="26"/><w:szCs w:val="26"/><w:lang w:eastAsia="zh-CN"/></w:rPr><w:t>ê</w:t></w:r><w:r><w:rPr><w:rFonts w:ascii="Times New Roman" w:hAnsi="Times New Roman"/><w:sz w:val="26"/><w:szCs w:val="26"/><w:lang w:eastAsia="zh-CN"/></w:rPr><w:t xml:space="preserve">n thống nhất thực hiện giao dịch, trao </w:t></w:r><w:r><w:rPr><w:rFonts w:ascii="Times New Roman" w:hAnsi="Times New Roman" w:eastAsia="Microsoft YaHei"/><w:sz w:val="26"/><w:szCs w:val="26"/><w:lang w:eastAsia="zh-CN"/></w:rPr><w:t>đ</w:t></w:r><w:r><w:rPr><w:rFonts w:ascii="Times New Roman" w:hAnsi="Times New Roman"/><w:sz w:val="26"/><w:szCs w:val="26"/><w:lang w:eastAsia="zh-CN"/></w:rPr><w:t>ổi th</w:t></w:r><w:r><w:rPr><w:rFonts w:ascii="Times New Roman" w:hAnsi="Times New Roman" w:eastAsia="Microsoft YaHei"/><w:sz w:val="26"/><w:szCs w:val="26"/><w:lang w:eastAsia="zh-CN"/></w:rPr><w:t>ô</w:t></w:r><w:r><w:rPr><w:rFonts w:ascii="Times New Roman" w:hAnsi="Times New Roman"/><w:sz w:val="26"/><w:szCs w:val="26"/><w:lang w:eastAsia="zh-CN"/></w:rPr><w:t>ng tin, x</w:t></w:r><w:r><w:rPr><w:rFonts w:ascii="Times New Roman" w:hAnsi="Times New Roman" w:eastAsia="Microsoft YaHei"/><w:sz w:val="26"/><w:szCs w:val="26"/><w:lang w:eastAsia="zh-CN"/></w:rPr><w:t>á</w:t></w:r><w:r><w:rPr><w:rFonts w:ascii="Times New Roman" w:hAnsi="Times New Roman"/><w:sz w:val="26"/><w:szCs w:val="26"/><w:lang w:eastAsia="zh-CN"/></w:rPr><w:t>c nhận c</w:t></w:r><w:r><w:rPr><w:rFonts w:ascii="Times New Roman" w:hAnsi="Times New Roman" w:eastAsia="Microsoft YaHei"/><w:sz w:val="26"/><w:szCs w:val="26"/><w:lang w:eastAsia="zh-CN"/></w:rPr><w:t>ô</w:t></w:r><w:r><w:rPr><w:rFonts w:ascii="Times New Roman" w:hAnsi="Times New Roman"/><w:sz w:val="26"/><w:szCs w:val="26"/><w:lang w:eastAsia="zh-CN"/></w:rPr><w:t>ng việc, x</w:t></w:r><w:r><w:rPr><w:rFonts w:ascii="Times New Roman" w:hAnsi="Times New Roman" w:eastAsia="Microsoft YaHei"/><w:sz w:val="26"/><w:szCs w:val="26"/><w:lang w:eastAsia="zh-CN"/></w:rPr><w:t>á</w:t></w:r><w:r><w:rPr><w:rFonts w:ascii="Times New Roman" w:hAnsi="Times New Roman"/><w:sz w:val="26"/><w:szCs w:val="26"/><w:lang w:eastAsia="zh-CN"/></w:rPr><w:t>c nhận dịch vụ ph</w:t></w:r><w:r><w:rPr><w:rFonts w:ascii="Times New Roman" w:hAnsi="Times New Roman" w:eastAsia="Microsoft YaHei"/><w:sz w:val="26"/><w:szCs w:val="26"/><w:lang w:eastAsia="zh-CN"/></w:rPr><w:t>á</w:t></w:r><w:r><w:rPr><w:rFonts w:ascii="Times New Roman" w:hAnsi="Times New Roman"/><w:sz w:val="26"/><w:szCs w:val="26"/><w:lang w:eastAsia="zh-CN"/></w:rPr><w:t>t sinh v</w:t></w:r><w:r><w:rPr><w:rFonts w:ascii="Times New Roman" w:hAnsi="Times New Roman" w:eastAsia="Microsoft YaHei"/><w:sz w:val="26"/><w:szCs w:val="26"/><w:lang w:eastAsia="zh-CN"/></w:rPr><w:t>à</w:t></w:r><w:r><w:rPr><w:rFonts w:ascii="Times New Roman" w:hAnsi="Times New Roman"/><w:sz w:val="26"/><w:szCs w:val="26"/><w:lang w:eastAsia="zh-CN"/></w:rPr><w:t xml:space="preserve"> gửi c</w:t></w:r><w:r><w:rPr><w:rFonts w:ascii="Times New Roman" w:hAnsi="Times New Roman" w:eastAsia="Microsoft YaHei"/><w:sz w:val="26"/><w:szCs w:val="26"/><w:lang w:eastAsia="zh-CN"/></w:rPr><w:t>á</w:t></w:r><w:r><w:rPr><w:rFonts w:ascii="Times New Roman" w:hAnsi="Times New Roman"/><w:sz w:val="26"/><w:szCs w:val="26"/><w:lang w:eastAsia="zh-CN"/></w:rPr><w:t>c th</w:t></w:r><w:r><w:rPr><w:rFonts w:ascii="Times New Roman" w:hAnsi="Times New Roman" w:eastAsia="Microsoft YaHei"/><w:sz w:val="26"/><w:szCs w:val="26"/><w:lang w:eastAsia="zh-CN"/></w:rPr><w:t>ô</w:t></w:r><w:r><w:rPr><w:rFonts w:ascii="Times New Roman" w:hAnsi="Times New Roman"/><w:sz w:val="26"/><w:szCs w:val="26"/><w:lang w:eastAsia="zh-CN"/></w:rPr><w:t>ng b</w:t></w:r><w:r><w:rPr><w:rFonts w:ascii="Times New Roman" w:hAnsi="Times New Roman" w:eastAsia="Microsoft YaHei"/><w:sz w:val="26"/><w:szCs w:val="26"/><w:lang w:eastAsia="zh-CN"/></w:rPr><w:t>á</w:t></w:r><w:r><w:rPr><w:rFonts w:ascii="Times New Roman" w:hAnsi="Times New Roman"/><w:sz w:val="26"/><w:szCs w:val="26"/><w:lang w:eastAsia="zh-CN"/></w:rPr><w:t>o li</w:t></w:r><w:r><w:rPr><w:rFonts w:ascii="Times New Roman" w:hAnsi="Times New Roman" w:eastAsia="Microsoft YaHei"/><w:sz w:val="26"/><w:szCs w:val="26"/><w:lang w:eastAsia="zh-CN"/></w:rPr><w:t>ê</w:t></w:r><w:r><w:rPr><w:rFonts w:ascii="Times New Roman" w:hAnsi="Times New Roman"/><w:sz w:val="26"/><w:szCs w:val="26"/><w:lang w:eastAsia="zh-CN"/></w:rPr><w:t>n quan th</w:t></w:r><w:r><w:rPr><w:rFonts w:ascii="Times New Roman" w:hAnsi="Times New Roman" w:eastAsia="Microsoft YaHei"/><w:sz w:val="26"/><w:szCs w:val="26"/><w:lang w:eastAsia="zh-CN"/></w:rPr><w:t>ô</w:t></w:r><w:r><w:rPr><w:rFonts w:ascii="Times New Roman" w:hAnsi="Times New Roman"/><w:sz w:val="26"/><w:szCs w:val="26"/><w:lang w:eastAsia="zh-CN"/></w:rPr><w:t>ng qua v</w:t></w:r><w:r><w:rPr><w:rFonts w:ascii="Times New Roman" w:hAnsi="Times New Roman" w:eastAsia="Microsoft YaHei"/><w:sz w:val="26"/><w:szCs w:val="26"/><w:lang w:eastAsia="zh-CN"/></w:rPr><w:t>ă</w:t></w:r><w:r><w:rPr><w:rFonts w:ascii="Times New Roman" w:hAnsi="Times New Roman"/><w:sz w:val="26"/><w:szCs w:val="26"/><w:lang w:eastAsia="zh-CN"/></w:rPr><w:t>n bản, email hoặc c</w:t></w:r><w:r><w:rPr><w:rFonts w:ascii="Times New Roman" w:hAnsi="Times New Roman" w:eastAsia="Microsoft YaHei"/><w:sz w:val="26"/><w:szCs w:val="26"/><w:lang w:eastAsia="zh-CN"/></w:rPr><w:t>á</w:t></w:r><w:r><w:rPr><w:rFonts w:ascii="Times New Roman" w:hAnsi="Times New Roman"/><w:sz w:val="26"/><w:szCs w:val="26"/><w:lang w:eastAsia="zh-CN"/></w:rPr><w:t>c h</w:t></w:r><w:r><w:rPr><w:rFonts w:ascii="Times New Roman" w:hAnsi="Times New Roman" w:eastAsia="Microsoft YaHei"/><w:sz w:val="26"/><w:szCs w:val="26"/><w:lang w:eastAsia="zh-CN"/></w:rPr><w:t>ì</w:t></w:r><w:r><w:rPr><w:rFonts w:ascii="Times New Roman" w:hAnsi="Times New Roman"/><w:sz w:val="26"/><w:szCs w:val="26"/><w:lang w:eastAsia="zh-CN"/></w:rPr><w:t>nh thức li</w:t></w:r><w:r><w:rPr><w:rFonts w:ascii="Times New Roman" w:hAnsi="Times New Roman" w:eastAsia="Microsoft YaHei"/><w:sz w:val="26"/><w:szCs w:val="26"/><w:lang w:eastAsia="zh-CN"/></w:rPr><w:t>ê</w:t></w:r><w:r><w:rPr><w:rFonts w:ascii="Times New Roman" w:hAnsi="Times New Roman"/><w:sz w:val="26"/><w:szCs w:val="26"/><w:lang w:eastAsia="zh-CN"/></w:rPr><w:t xml:space="preserve">n lạc </w:t></w:r><w:r><w:rPr><w:rFonts w:ascii="Times New Roman" w:hAnsi="Times New Roman" w:eastAsia="Microsoft YaHei"/><w:sz w:val="26"/><w:szCs w:val="26"/><w:lang w:eastAsia="zh-CN"/></w:rPr><w:t>đ</w:t></w:r><w:r><w:rPr><w:rFonts w:ascii="Times New Roman" w:hAnsi="Times New Roman"/><w:sz w:val="26"/><w:szCs w:val="26"/><w:lang w:eastAsia="zh-CN"/></w:rPr><w:t>ược hai B</w:t></w:r><w:r><w:rPr><w:rFonts w:ascii="Times New Roman" w:hAnsi="Times New Roman" w:eastAsia="Microsoft YaHei"/><w:sz w:val="26"/><w:szCs w:val="26"/><w:lang w:eastAsia="zh-CN"/></w:rPr><w:t>ê</w:t></w:r><w:r><w:rPr><w:rFonts w:ascii="Times New Roman" w:hAnsi="Times New Roman"/><w:sz w:val="26"/><w:szCs w:val="26"/><w:lang w:eastAsia="zh-CN"/></w:rPr><w:t>n thống nhất, theo th</w:t></w:r><w:r><w:rPr><w:rFonts w:ascii="Times New Roman" w:hAnsi="Times New Roman" w:eastAsia="Microsoft YaHei"/><w:sz w:val="26"/><w:szCs w:val="26"/><w:lang w:eastAsia="zh-CN"/></w:rPr><w:t>ô</w:t></w:r><w:r><w:rPr><w:rFonts w:ascii="Times New Roman" w:hAnsi="Times New Roman"/><w:sz w:val="26"/><w:szCs w:val="26"/><w:lang w:eastAsia="zh-CN"/></w:rPr><w:t>ng tin sau:</w:t></w:r></w:p><w:p><w:pPr><w:pStyle w:val="13"/><w:shd w:val="clear" w:color="auto" w:fill="FFFFFF" w:themeFill="background1"/><w:spacing w:line="360" w:lineRule="auto"/><w:contextualSpacing/><w:jc w:val="both"/><w:rPr><w:rFonts w:ascii="Times New Roman" w:hAnsi="Times New Roman"/><w:sz w:val="26"/><w:szCs w:val="26"/><w:lang w:eastAsia="zh-CN"/></w:rPr></w:pPr><w:r><w:rPr><w:rFonts w:ascii="Times New Roman" w:hAnsi="Times New Roman"/><w:sz w:val="26"/><w:szCs w:val="26"/><w:lang w:eastAsia="zh-CN"/></w:rPr><w:t>Bên A:</w:t></w:r></w:p><w:p><w:pPr><w:pStyle w:val="13"/><w:numPr><w:ilvl w:val="0"/><w:numId w:val="11"/></w:numPr><w:shd w:val="clear" w:color="auto" w:fill="FFFFFF" w:themeFill="background1"/><w:spacing w:line="360" w:lineRule="auto"/><w:contextualSpacing/><w:jc w:val="both"/><w:rPr><w:rFonts w:ascii="Times New Roman" w:hAnsi="Times New Roman"/><w:sz w:val="26"/><w:szCs w:val="26"/><w:lang w:eastAsia="zh-CN"/></w:rPr></w:pPr><w:r><w:rPr><w:rFonts w:ascii="Times New Roman" w:hAnsi="Times New Roman"/><w:sz w:val="26"/><w:szCs w:val="26"/><w:lang w:eastAsia="zh-CN"/></w:rPr><w:t>Người phụ trách giao dịch:</w:t></w:r><w:r><w:rPr><w:rFonts w:hint="default" w:ascii="Times New Roman" w:hAnsi="Times New Roman"/><w:sz w:val="26"/><w:szCs w:val="26"/><w:lang w:val="en-US" w:eastAsia="zh-CN"/></w:rPr><w:t xml:space="preserve"> </w:t></w:r><w:r><w:rPr><w:rFonts w:hint="default" w:ascii="Times New Roman" w:hAnsi="Times New Roman"/><w:sz w:val="26"/><w:szCs w:val="26"/><w:lang w:eastAsia="zh-CN"/></w:rPr><w:t>{BenANhanVienPhuTrach}</w:t></w:r></w:p><w:p><w:pPr><w:pStyle w:val="13"/><w:numPr><w:ilvl w:val="0"/><w:numId w:val="11"/></w:numPr><w:shd w:val="clear" w:color="auto" w:fill="FFFFFF" w:themeFill="background1"/><w:spacing w:line="360" w:lineRule="auto"/><w:contextualSpacing/><w:jc w:val="both"/><w:rPr><w:rFonts w:ascii="Times New Roman" w:hAnsi="Times New Roman"/><w:sz w:val="26"/><w:szCs w:val="26"/><w:lang w:eastAsia="zh-CN"/></w:rPr></w:pPr><w:r><w:rPr><w:rFonts w:ascii="Times New Roman" w:hAnsi="Times New Roman"/><w:sz w:val="26"/><w:szCs w:val="26"/><w:lang w:eastAsia="zh-CN"/></w:rPr><w:t>Chức vụ:</w:t></w:r><w:r><w:rPr><w:rFonts w:hint="default" w:ascii="Times New Roman" w:hAnsi="Times New Roman"/><w:sz w:val="26"/><w:szCs w:val="26"/><w:lang w:val="en-US" w:eastAsia="zh-CN"/></w:rPr><w:t xml:space="preserve"> </w:t></w:r><w:r><w:rPr><w:rFonts w:hint="default" w:ascii="Times New Roman" w:hAnsi="Times New Roman"/><w:sz w:val="26"/><w:szCs w:val="26"/><w:lang w:eastAsia="zh-CN"/></w:rPr><w:t>{BenAChucVu}</w:t></w:r></w:p><w:p><w:pPr><w:pStyle w:val="13"/><w:numPr><w:ilvl w:val="0"/><w:numId w:val="11"/></w:numPr><w:shd w:val="clear" w:color="auto" w:fill="FFFFFF" w:themeFill="background1"/><w:spacing w:line="360" w:lineRule="auto"/><w:contextualSpacing/><w:jc w:val="both"/><w:rPr><w:rFonts w:ascii="Times New Roman" w:hAnsi="Times New Roman"/><w:sz w:val="26"/><w:szCs w:val="26"/><w:lang w:eastAsia="zh-CN"/></w:rPr></w:pPr><w:r><w:rPr><w:rFonts w:ascii="Times New Roman" w:hAnsi="Times New Roman"/><w:sz w:val="26"/><w:szCs w:val="26"/><w:lang w:eastAsia="zh-CN"/></w:rPr><w:t>Địa chỉ:</w:t></w:r><w:r><w:rPr><w:rFonts w:hint="default" w:ascii="Times New Roman" w:hAnsi="Times New Roman"/><w:sz w:val="26"/><w:szCs w:val="26"/><w:lang w:val="en-US" w:eastAsia="zh-CN"/></w:rPr><w:t xml:space="preserve"> </w:t></w:r><w:r><w:rPr><w:rFonts w:hint="default" w:ascii="Times New Roman" w:hAnsi="Times New Roman"/><w:sz w:val="26"/><w:szCs w:val="26"/><w:lang w:eastAsia="zh-CN"/></w:rPr><w:t>{BenADiaChi}</w:t></w:r></w:p><w:p><w:pPr><w:pStyle w:val="13"/><w:numPr><w:ilvl w:val="0"/><w:numId w:val="11"/></w:numPr><w:shd w:val="clear" w:color="auto" w:fill="FFFFFF" w:themeFill="background1"/><w:spacing w:line="360" w:lineRule="auto"/><w:contextualSpacing/><w:jc w:val="both"/><w:rPr><w:rFonts w:ascii="Times New Roman" w:hAnsi="Times New Roman"/><w:sz w:val="26"/><w:szCs w:val="26"/><w:lang w:eastAsia="zh-CN"/></w:rPr></w:pPr><w:r><w:rPr><w:rFonts w:ascii="Times New Roman" w:hAnsi="Times New Roman"/><w:sz w:val="26"/><w:szCs w:val="26"/><w:lang w:eastAsia="zh-CN"/></w:rPr><w:t>Số điện thoại:</w:t></w:r><w:r><w:rPr><w:rFonts w:hint="default" w:ascii="Times New Roman" w:hAnsi="Times New Roman"/><w:sz w:val="26"/><w:szCs w:val="26"/><w:lang w:val="en-US" w:eastAsia="zh-CN"/></w:rPr><w:t xml:space="preserve"> </w:t></w:r><w:r><w:rPr><w:rFonts w:hint="default" w:ascii="Times New Roman" w:hAnsi="Times New Roman"/><w:sz w:val="26"/><w:szCs w:val="26"/><w:lang w:eastAsia="zh-CN"/></w:rPr><w:t>{BenASDTNhanVien}</w:t></w:r></w:p><w:p><w:pPr><w:pStyle w:val="13"/><w:numPr><w:ilvl w:val="0"/><w:numId w:val="11"/></w:numPr><w:shd w:val="clear" w:color="auto" w:fill="FFFFFF" w:themeFill="background1"/><w:spacing w:line="360" w:lineRule="auto"/><w:contextualSpacing/><w:jc w:val="both"/><w:rPr><w:rFonts w:ascii="Times New Roman" w:hAnsi="Times New Roman"/><w:sz w:val="26"/><w:szCs w:val="26"/><w:lang w:eastAsia="zh-CN"/></w:rPr></w:pPr><w:r><w:rPr><w:rFonts w:ascii="Times New Roman" w:hAnsi="Times New Roman"/><w:sz w:val="26"/><w:szCs w:val="26"/><w:lang w:eastAsia="zh-CN"/></w:rPr><w:t>Email:</w:t></w:r><w:r><w:rPr><w:rFonts w:hint="default" w:ascii="Times New Roman" w:hAnsi="Times New Roman"/><w:sz w:val="26"/><w:szCs w:val="26"/><w:lang w:val="en-US" w:eastAsia="zh-CN"/></w:rPr><w:t xml:space="preserve"> {BenAEmail}</w:t></w:r></w:p><w:p><w:pPr><w:shd w:val="clear" w:color="auto" w:fill="FFFFFF" w:themeFill="background1"/><w:spacing w:line="360" w:lineRule="auto"/><w:ind w:firstLine="720"/><w:contextualSpacing/><w:jc w:val="both"/><w:rPr><w:rFonts w:ascii="Times New Roman" w:hAnsi="Times New Roman"/><w:sz w:val="26"/><w:szCs w:val="26"/><w:lang w:eastAsia="zh-CN"/></w:rPr></w:pPr><w:r><w:rPr><w:rFonts w:ascii="Times New Roman" w:hAnsi="Times New Roman"/><w:sz w:val="26"/><w:szCs w:val="26"/><w:lang w:eastAsia="zh-CN"/></w:rPr><w:t>Bên B:</w:t></w:r></w:p><w:p><w:pPr><w:pStyle w:val="13"/><w:numPr><w:ilvl w:val="0"/><w:numId w:val="12"/></w:numPr><w:shd w:val="clear" w:color="auto" w:fill="FFFFFF" w:themeFill="background1"/><w:spacing w:line="360" w:lineRule="auto"/><w:contextualSpacing/><w:jc w:val="both"/><w:rPr><w:rFonts w:ascii="Times New Roman" w:hAnsi="Times New Roman"/><w:sz w:val="26"/><w:szCs w:val="26"/><w:lang w:eastAsia="zh-CN"/></w:rPr></w:pPr><w:r><w:rPr><w:rFonts w:ascii="Times New Roman" w:hAnsi="Times New Roman"/><w:sz w:val="26"/><w:szCs w:val="26"/><w:lang w:eastAsia="zh-CN"/></w:rPr><w:t>Người phụ trách giao dịch:</w:t></w:r><w:r><w:rPr><w:rFonts w:hint="default" w:ascii="Times New Roman" w:hAnsi="Times New Roman"/><w:sz w:val="26"/><w:szCs w:val="26"/><w:lang w:val="en-US" w:eastAsia="zh-CN"/></w:rPr><w:t xml:space="preserve"> </w:t></w:r><w:r><w:rPr><w:rFonts w:hint="default" w:ascii="Times New Roman" w:hAnsi="Times New Roman"/><w:sz w:val="26"/><w:szCs w:val="26"/><w:lang w:eastAsia="zh-CN"/></w:rPr><w:t>{BenBTenDaiDien}</w:t></w:r></w:p><w:p><w:pPr><w:pStyle w:val="13"/><w:numPr><w:ilvl w:val="0"/><w:numId w:val="12"/></w:numPr><w:shd w:val="clear" w:color="auto" w:fill="FFFFFF" w:themeFill="background1"/><w:spacing w:line="360" w:lineRule="auto"/><w:contextualSpacing/><w:jc w:val="both"/><w:rPr><w:rFonts w:ascii="Times New Roman" w:hAnsi="Times New Roman"/><w:sz w:val="26"/><w:szCs w:val="26"/><w:lang w:eastAsia="zh-CN"/></w:rPr></w:pPr><w:r><w:rPr><w:rFonts w:ascii="Times New Roman" w:hAnsi="Times New Roman"/><w:sz w:val="26"/><w:szCs w:val="26"/><w:lang w:eastAsia="zh-CN"/></w:rPr><w:t>Chức vụ:</w:t></w:r><w:r><w:rPr><w:rFonts w:hint="default" w:ascii="Times New Roman" w:hAnsi="Times New Roman"/><w:sz w:val="26"/><w:szCs w:val="26"/><w:lang w:val="en-US" w:eastAsia="zh-CN"/></w:rPr><w:t xml:space="preserve"> </w:t></w:r><w:r><w:rPr><w:rFonts w:hint="default" w:ascii="Times New Roman" w:hAnsi="Times New Roman"/><w:sz w:val="26"/><w:szCs w:val="26"/><w:lang w:eastAsia="zh-CN"/></w:rPr><w:t>{BenBChucVu}</w:t></w:r></w:p><w:p><w:pPr><w:pStyle w:val="13"/><w:numPr><w:ilvl w:val="0"/><w:numId w:val="12"/></w:numPr><w:shd w:val="clear" w:color="auto" w:fill="FFFFFF" w:themeFill="background1"/><w:spacing w:line="360" w:lineRule="auto"/><w:contextualSpacing/><w:jc w:val="both"/><w:rPr><w:rFonts w:ascii="Times New Roman" w:hAnsi="Times New Roman"/><w:sz w:val="26"/><w:szCs w:val="26"/><w:lang w:eastAsia="zh-CN"/></w:rPr></w:pPr><w:r><w:rPr><w:rFonts w:ascii="Times New Roman" w:hAnsi="Times New Roman"/><w:sz w:val="26"/><w:szCs w:val="26"/><w:lang w:eastAsia="zh-CN"/></w:rPr><w:t>Địa chỉ:</w:t></w:r><w:r><w:rPr><w:rFonts w:hint="default" w:ascii="Times New Roman" w:hAnsi="Times New Roman"/><w:sz w:val="26"/><w:szCs w:val="26"/><w:lang w:val="en-US" w:eastAsia="zh-CN"/></w:rPr><w:t xml:space="preserve"> </w:t></w:r><w:r><w:rPr><w:rFonts w:hint="default" w:ascii="Times New Roman" w:hAnsi="Times New Roman"/><w:sz w:val="26"/><w:szCs w:val="26"/><w:lang w:eastAsia="zh-CN"/></w:rPr><w:t>{BenBDiaChi}</w:t></w:r></w:p><w:p><w:pPr><w:pStyle w:val="13"/><w:numPr><w:ilvl w:val="0"/><w:numId w:val="12"/></w:numPr><w:shd w:val="clear" w:color="auto" w:fill="FFFFFF" w:themeFill="background1"/><w:spacing w:line="360" w:lineRule="auto"/><w:contextualSpacing/><w:jc w:val="both"/><w:rPr><w:rFonts w:ascii="Times New Roman" w:hAnsi="Times New Roman"/><w:sz w:val="26"/><w:szCs w:val="26"/><w:lang w:eastAsia="zh-CN"/></w:rPr></w:pPr><w:r><w:rPr><w:rFonts w:ascii="Times New Roman" w:hAnsi="Times New Roman"/><w:sz w:val="26"/><w:szCs w:val="26"/><w:lang w:eastAsia="zh-CN"/></w:rPr><w:t>Số điện thoại:</w:t></w:r><w:r><w:rPr><w:rFonts w:hint="default" w:ascii="Times New Roman" w:hAnsi="Times New Roman"/><w:sz w:val="26"/><w:szCs w:val="26"/><w:lang w:val="en-US" w:eastAsia="zh-CN"/></w:rPr><w:t xml:space="preserve"> </w:t></w:r><w:r><w:rPr><w:rFonts w:hint="default" w:ascii="Times New Roman" w:hAnsi="Times New Roman"/><w:sz w:val="26"/><w:szCs w:val="26"/><w:lang w:eastAsia="zh-CN"/></w:rPr><w:t>{BenBDienThoai}</w:t></w:r></w:p><w:p><w:pPr><w:pStyle w:val="13"/><w:numPr><w:ilvl w:val="0"/><w:numId w:val="12"/></w:numPr><w:shd w:val="clear" w:color="auto" w:fill="FFFFFF" w:themeFill="background1"/><w:spacing w:line="360" w:lineRule="auto"/><w:contextualSpacing/><w:jc w:val="both"/><w:rPr><w:rFonts w:ascii="Times New Roman" w:hAnsi="Times New Roman"/><w:b/><w:bCs/><w:sz w:val="26"/><w:szCs w:val="26"/><w:lang w:eastAsia="zh-CN"/></w:rPr></w:pPr><w:r><w:rPr><w:rFonts w:ascii="Times New Roman" w:hAnsi="Times New Roman"/><w:sz w:val="26"/><w:szCs w:val="26"/><w:lang w:eastAsia="zh-CN"/></w:rPr><w:t>Email:</w:t></w:r><w:r><w:rPr><w:rFonts w:hint="default" w:ascii="Times New Roman" w:hAnsi="Times New Roman"/><w:sz w:val="26"/><w:szCs w:val="26"/><w:lang w:val="en-US" w:eastAsia="zh-CN"/></w:rPr><w:t xml:space="preserve"> {BenBEmail}</w:t></w:r></w:p><w:p><w:pPr><w:pStyle w:val="13"/><w:numPr><w:ilvl w:val="0"/><w:numId w:val="7"/></w:numPr><w:shd w:val="clear" w:color="auto" w:fill="FFFFFF" w:themeFill="background1"/><w:spacing w:line="240" w:lineRule="auto"/><w:contextualSpacing/><w:jc w:val="both"/><w:rPr><w:rFonts w:ascii="Times New Roman" w:hAnsi="Times New Roman"/><w:sz w:val="26"/><w:szCs w:val="26"/><w:lang w:eastAsia="zh-CN"/></w:rPr></w:pPr><w:r><w:rPr><w:rFonts w:ascii="Times New Roman" w:hAnsi="Times New Roman"/><w:sz w:val="26"/><w:szCs w:val="26"/><w:lang w:eastAsia="zh-CN"/></w:rPr><w:t>Người phụ tr</w:t></w:r><w:r><w:rPr><w:rFonts w:ascii="Times New Roman" w:hAnsi="Times New Roman" w:eastAsia="Microsoft YaHei"/><w:sz w:val="26"/><w:szCs w:val="26"/><w:lang w:eastAsia="zh-CN"/></w:rPr><w:t>á</w:t></w:r><w:r><w:rPr><w:rFonts w:ascii="Times New Roman" w:hAnsi="Times New Roman"/><w:sz w:val="26"/><w:szCs w:val="26"/><w:lang w:eastAsia="zh-CN"/></w:rPr><w:t>ch giao dịch của mỗi B</w:t></w:r><w:r><w:rPr><w:rFonts w:ascii="Times New Roman" w:hAnsi="Times New Roman" w:eastAsia="Microsoft YaHei"/><w:sz w:val="26"/><w:szCs w:val="26"/><w:lang w:eastAsia="zh-CN"/></w:rPr><w:t>ê</w:t></w:r><w:r><w:rPr><w:rFonts w:ascii="Times New Roman" w:hAnsi="Times New Roman"/><w:sz w:val="26"/><w:szCs w:val="26"/><w:lang w:eastAsia="zh-CN"/></w:rPr><w:t xml:space="preserve">n </w:t></w:r><w:r><w:rPr><w:rFonts w:ascii="Times New Roman" w:hAnsi="Times New Roman" w:eastAsia="Microsoft YaHei"/><w:sz w:val="26"/><w:szCs w:val="26"/><w:lang w:eastAsia="zh-CN"/></w:rPr><w:t>đ</w:t></w:r><w:r><w:rPr><w:rFonts w:ascii="Times New Roman" w:hAnsi="Times New Roman"/><w:sz w:val="26"/><w:szCs w:val="26"/><w:lang w:eastAsia="zh-CN"/></w:rPr><w:t>ược xem l</w:t></w:r><w:r><w:rPr><w:rFonts w:ascii="Times New Roman" w:hAnsi="Times New Roman" w:eastAsia="Microsoft YaHei"/><w:sz w:val="26"/><w:szCs w:val="26"/><w:lang w:eastAsia="zh-CN"/></w:rPr><w:t>à</w:t></w:r><w:r><w:rPr><w:rFonts w:ascii="Times New Roman" w:hAnsi="Times New Roman"/><w:sz w:val="26"/><w:szCs w:val="26"/><w:lang w:eastAsia="zh-CN"/></w:rPr><w:t xml:space="preserve"> </w:t></w:r><w:r><w:rPr><w:rFonts w:ascii="Times New Roman" w:hAnsi="Times New Roman" w:eastAsia="Microsoft YaHei"/><w:sz w:val="26"/><w:szCs w:val="26"/><w:lang w:eastAsia="zh-CN"/></w:rPr><w:t>đ</w:t></w:r><w:r><w:rPr><w:rFonts w:ascii="Times New Roman" w:hAnsi="Times New Roman"/><w:sz w:val="26"/><w:szCs w:val="26"/><w:lang w:eastAsia="zh-CN"/></w:rPr><w:t>ầu mối ch</w:t></w:r><w:r><w:rPr><w:rFonts w:ascii="Times New Roman" w:hAnsi="Times New Roman" w:eastAsia="Microsoft YaHei"/><w:sz w:val="26"/><w:szCs w:val="26"/><w:lang w:eastAsia="zh-CN"/></w:rPr><w:t>í</w:t></w:r><w:r><w:rPr><w:rFonts w:ascii="Times New Roman" w:hAnsi="Times New Roman"/><w:sz w:val="26"/><w:szCs w:val="26"/><w:lang w:eastAsia="zh-CN"/></w:rPr><w:t>nh thức trong qu</w:t></w:r><w:r><w:rPr><w:rFonts w:ascii="Times New Roman" w:hAnsi="Times New Roman" w:eastAsia="Microsoft YaHei"/><w:sz w:val="26"/><w:szCs w:val="26"/><w:lang w:eastAsia="zh-CN"/></w:rPr><w:t>á</w:t></w:r><w:r><w:rPr><w:rFonts w:ascii="Times New Roman" w:hAnsi="Times New Roman"/><w:sz w:val="26"/><w:szCs w:val="26"/><w:lang w:eastAsia="zh-CN"/></w:rPr><w:t xml:space="preserve"> tr</w:t></w:r><w:r><w:rPr><w:rFonts w:ascii="Times New Roman" w:hAnsi="Times New Roman" w:eastAsia="Microsoft YaHei"/><w:sz w:val="26"/><w:szCs w:val="26"/><w:lang w:eastAsia="zh-CN"/></w:rPr><w:t>ì</w:t></w:r><w:r><w:rPr><w:rFonts w:ascii="Times New Roman" w:hAnsi="Times New Roman"/><w:sz w:val="26"/><w:szCs w:val="26"/><w:lang w:eastAsia="zh-CN"/></w:rPr><w:t xml:space="preserve">nh thực hiện Hợp </w:t></w:r><w:r><w:rPr><w:rFonts w:ascii="Times New Roman" w:hAnsi="Times New Roman" w:eastAsia="Microsoft YaHei"/><w:sz w:val="26"/><w:szCs w:val="26"/><w:lang w:eastAsia="zh-CN"/></w:rPr><w:t>đ</w:t></w:r><w:r><w:rPr><w:rFonts w:ascii="Times New Roman" w:hAnsi="Times New Roman"/><w:sz w:val="26"/><w:szCs w:val="26"/><w:lang w:eastAsia="zh-CN"/></w:rPr><w:t>ồng v</w:t></w:r><w:r><w:rPr><w:rFonts w:ascii="Times New Roman" w:hAnsi="Times New Roman" w:eastAsia="Microsoft YaHei"/><w:sz w:val="26"/><w:szCs w:val="26"/><w:lang w:eastAsia="zh-CN"/></w:rPr><w:t>à</w:t></w:r><w:r><w:rPr><w:rFonts w:ascii="Times New Roman" w:hAnsi="Times New Roman"/><w:sz w:val="26"/><w:szCs w:val="26"/><w:lang w:eastAsia="zh-CN"/></w:rPr><w:t xml:space="preserve"> c</w:t></w:r><w:r><w:rPr><w:rFonts w:ascii="Times New Roman" w:hAnsi="Times New Roman" w:eastAsia="Microsoft YaHei"/><w:sz w:val="26"/><w:szCs w:val="26"/><w:lang w:eastAsia="zh-CN"/></w:rPr><w:t>ó</w:t></w:r><w:r><w:rPr><w:rFonts w:ascii="Times New Roman" w:hAnsi="Times New Roman"/><w:sz w:val="26"/><w:szCs w:val="26"/><w:lang w:eastAsia="zh-CN"/></w:rPr><w:t xml:space="preserve"> tr</w:t></w:r><w:r><w:rPr><w:rFonts w:ascii="Times New Roman" w:hAnsi="Times New Roman" w:eastAsia="Microsoft YaHei"/><w:sz w:val="26"/><w:szCs w:val="26"/><w:lang w:eastAsia="zh-CN"/></w:rPr><w:t>á</w:t></w:r><w:r><w:rPr><w:rFonts w:ascii="Times New Roman" w:hAnsi="Times New Roman"/><w:sz w:val="26"/><w:szCs w:val="26"/><w:lang w:eastAsia="zh-CN"/></w:rPr><w:t>ch nhiệm phối hợp triển khai c</w:t></w:r><w:r><w:rPr><w:rFonts w:ascii="Times New Roman" w:hAnsi="Times New Roman" w:eastAsia="Microsoft YaHei"/><w:sz w:val="26"/><w:szCs w:val="26"/><w:lang w:eastAsia="zh-CN"/></w:rPr><w:t>ô</w:t></w:r><w:r><w:rPr><w:rFonts w:ascii="Times New Roman" w:hAnsi="Times New Roman"/><w:sz w:val="26"/><w:szCs w:val="26"/><w:lang w:eastAsia="zh-CN"/></w:rPr><w:t>ng việc, x</w:t></w:r><w:r><w:rPr><w:rFonts w:ascii="Times New Roman" w:hAnsi="Times New Roman" w:eastAsia="Microsoft YaHei"/><w:sz w:val="26"/><w:szCs w:val="26"/><w:lang w:eastAsia="zh-CN"/></w:rPr><w:t>á</w:t></w:r><w:r><w:rPr><w:rFonts w:ascii="Times New Roman" w:hAnsi="Times New Roman"/><w:sz w:val="26"/><w:szCs w:val="26"/><w:lang w:eastAsia="zh-CN"/></w:rPr><w:t>c nhận c</w:t></w:r><w:r><w:rPr><w:rFonts w:ascii="Times New Roman" w:hAnsi="Times New Roman" w:eastAsia="Microsoft YaHei"/><w:sz w:val="26"/><w:szCs w:val="26"/><w:lang w:eastAsia="zh-CN"/></w:rPr><w:t>á</w:t></w:r><w:r><w:rPr><w:rFonts w:ascii="Times New Roman" w:hAnsi="Times New Roman"/><w:sz w:val="26"/><w:szCs w:val="26"/><w:lang w:eastAsia="zh-CN"/></w:rPr><w:t>c nội dung thực hiện, c</w:t></w:r><w:r><w:rPr><w:rFonts w:ascii="Times New Roman" w:hAnsi="Times New Roman" w:eastAsia="Microsoft YaHei"/><w:sz w:val="26"/><w:szCs w:val="26"/><w:lang w:eastAsia="zh-CN"/></w:rPr><w:t>á</w:t></w:r><w:r><w:rPr><w:rFonts w:ascii="Times New Roman" w:hAnsi="Times New Roman"/><w:sz w:val="26"/><w:szCs w:val="26"/><w:lang w:eastAsia="zh-CN"/></w:rPr><w:t>c dịch vụ ph</w:t></w:r><w:r><w:rPr><w:rFonts w:ascii="Times New Roman" w:hAnsi="Times New Roman" w:eastAsia="Microsoft YaHei"/><w:sz w:val="26"/><w:szCs w:val="26"/><w:lang w:eastAsia="zh-CN"/></w:rPr><w:t>á</w:t></w:r><w:r><w:rPr><w:rFonts w:ascii="Times New Roman" w:hAnsi="Times New Roman"/><w:sz w:val="26"/><w:szCs w:val="26"/><w:lang w:eastAsia="zh-CN"/></w:rPr><w:t>t sinh v</w:t></w:r><w:r><w:rPr><w:rFonts w:ascii="Times New Roman" w:hAnsi="Times New Roman" w:eastAsia="Microsoft YaHei"/><w:sz w:val="26"/><w:szCs w:val="26"/><w:lang w:eastAsia="zh-CN"/></w:rPr><w:t>à</w:t></w:r><w:r><w:rPr><w:rFonts w:ascii="Times New Roman" w:hAnsi="Times New Roman"/><w:sz w:val="26"/><w:szCs w:val="26"/><w:lang w:eastAsia="zh-CN"/></w:rPr><w:t xml:space="preserve"> c</w:t></w:r><w:r><w:rPr><w:rFonts w:ascii="Times New Roman" w:hAnsi="Times New Roman" w:eastAsia="Microsoft YaHei"/><w:sz w:val="26"/><w:szCs w:val="26"/><w:lang w:eastAsia="zh-CN"/></w:rPr><w:t>á</w:t></w:r><w:r><w:rPr><w:rFonts w:ascii="Times New Roman" w:hAnsi="Times New Roman"/><w:sz w:val="26"/><w:szCs w:val="26"/><w:lang w:eastAsia="zh-CN"/></w:rPr><w:t xml:space="preserve">c vấn </w:t></w:r><w:r><w:rPr><w:rFonts w:ascii="Times New Roman" w:hAnsi="Times New Roman" w:eastAsia="Microsoft YaHei"/><w:sz w:val="26"/><w:szCs w:val="26"/><w:lang w:eastAsia="zh-CN"/></w:rPr><w:t>đ</w:t></w:r><w:r><w:rPr><w:rFonts w:ascii="Times New Roman" w:hAnsi="Times New Roman"/><w:sz w:val="26"/><w:szCs w:val="26"/><w:lang w:eastAsia="zh-CN"/></w:rPr><w:t>ề li</w:t></w:r><w:r><w:rPr><w:rFonts w:ascii="Times New Roman" w:hAnsi="Times New Roman" w:eastAsia="Microsoft YaHei"/><w:sz w:val="26"/><w:szCs w:val="26"/><w:lang w:eastAsia="zh-CN"/></w:rPr><w:t>ê</w:t></w:r><w:r><w:rPr><w:rFonts w:ascii="Times New Roman" w:hAnsi="Times New Roman"/><w:sz w:val="26"/><w:szCs w:val="26"/><w:lang w:eastAsia="zh-CN"/></w:rPr><w:t xml:space="preserve">n quan </w:t></w:r><w:r><w:rPr><w:rFonts w:ascii="Times New Roman" w:hAnsi="Times New Roman" w:eastAsia="Microsoft YaHei"/><w:sz w:val="26"/><w:szCs w:val="26"/><w:lang w:eastAsia="zh-CN"/></w:rPr><w:t>đ</w:t></w:r><w:r><w:rPr><w:rFonts w:ascii="Times New Roman" w:hAnsi="Times New Roman"/><w:sz w:val="26"/><w:szCs w:val="26"/><w:lang w:eastAsia="zh-CN"/></w:rPr><w:t>ến chương tr</w:t></w:r><w:r><w:rPr><w:rFonts w:ascii="Times New Roman" w:hAnsi="Times New Roman" w:eastAsia="Microsoft YaHei"/><w:sz w:val="26"/><w:szCs w:val="26"/><w:lang w:eastAsia="zh-CN"/></w:rPr><w:t>ì</w:t></w:r><w:r><w:rPr><w:rFonts w:ascii="Times New Roman" w:hAnsi="Times New Roman"/><w:sz w:val="26"/><w:szCs w:val="26"/><w:lang w:eastAsia="zh-CN"/></w:rPr><w:t xml:space="preserve">nh trong phạm vi </w:t></w:r><w:r><w:rPr><w:rFonts w:ascii="Times New Roman" w:hAnsi="Times New Roman" w:eastAsia="Microsoft YaHei"/><w:sz w:val="26"/><w:szCs w:val="26"/><w:lang w:eastAsia="zh-CN"/></w:rPr><w:t>đ</w:t></w:r><w:r><w:rPr><w:rFonts w:ascii="Times New Roman" w:hAnsi="Times New Roman"/><w:sz w:val="26"/><w:szCs w:val="26"/><w:lang w:eastAsia="zh-CN"/></w:rPr><w:t>ược B</w:t></w:r><w:r><w:rPr><w:rFonts w:ascii="Times New Roman" w:hAnsi="Times New Roman" w:eastAsia="Microsoft YaHei"/><w:sz w:val="26"/><w:szCs w:val="26"/><w:lang w:eastAsia="zh-CN"/></w:rPr><w:t>ê</w:t></w:r><w:r><w:rPr><w:rFonts w:ascii="Times New Roman" w:hAnsi="Times New Roman"/><w:sz w:val="26"/><w:szCs w:val="26"/><w:lang w:eastAsia="zh-CN"/></w:rPr><w:t>n m</w:t></w:r><w:r><w:rPr><w:rFonts w:ascii="Times New Roman" w:hAnsi="Times New Roman" w:eastAsia="Microsoft YaHei"/><w:sz w:val="26"/><w:szCs w:val="26"/><w:lang w:eastAsia="zh-CN"/></w:rPr><w:t>ì</w:t></w:r><w:r><w:rPr><w:rFonts w:ascii="Times New Roman" w:hAnsi="Times New Roman"/><w:sz w:val="26"/><w:szCs w:val="26"/><w:lang w:eastAsia="zh-CN"/></w:rPr><w:t>nh ủy quyền.</w:t></w:r></w:p><w:p><w:pPr><w:pStyle w:val="13"/><w:numPr><w:ilvl w:val="0"/><w:numId w:val="7"/></w:numPr><w:shd w:val="clear" w:color="auto" w:fill="FFFFFF" w:themeFill="background1"/><w:spacing w:line="240" w:lineRule="auto"/><w:contextualSpacing/><w:jc w:val="both"/><w:rPr><w:rFonts w:ascii="Times New Roman" w:hAnsi="Times New Roman"/><w:sz w:val="26"/><w:szCs w:val="26"/><w:lang w:eastAsia="zh-CN"/></w:rPr></w:pPr><w:r><w:rPr><w:rFonts w:ascii="Times New Roman" w:hAnsi="Times New Roman"/><w:sz w:val="26"/><w:szCs w:val="26"/><w:lang w:eastAsia="zh-CN"/></w:rPr><w:t>Mọi th</w:t></w:r><w:r><w:rPr><w:rFonts w:ascii="Times New Roman" w:hAnsi="Times New Roman" w:eastAsia="Microsoft YaHei"/><w:sz w:val="26"/><w:szCs w:val="26"/><w:lang w:eastAsia="zh-CN"/></w:rPr><w:t>ô</w:t></w:r><w:r><w:rPr><w:rFonts w:ascii="Times New Roman" w:hAnsi="Times New Roman"/><w:sz w:val="26"/><w:szCs w:val="26"/><w:lang w:eastAsia="zh-CN"/></w:rPr><w:t>ng b</w:t></w:r><w:r><w:rPr><w:rFonts w:ascii="Times New Roman" w:hAnsi="Times New Roman" w:eastAsia="Microsoft YaHei"/><w:sz w:val="26"/><w:szCs w:val="26"/><w:lang w:eastAsia="zh-CN"/></w:rPr><w:t>á</w:t></w:r><w:r><w:rPr><w:rFonts w:ascii="Times New Roman" w:hAnsi="Times New Roman"/><w:sz w:val="26"/><w:szCs w:val="26"/><w:lang w:eastAsia="zh-CN"/></w:rPr><w:t>o, y</w:t></w:r><w:r><w:rPr><w:rFonts w:ascii="Times New Roman" w:hAnsi="Times New Roman" w:eastAsia="Microsoft YaHei"/><w:sz w:val="26"/><w:szCs w:val="26"/><w:lang w:eastAsia="zh-CN"/></w:rPr><w:t>ê</w:t></w:r><w:r><w:rPr><w:rFonts w:ascii="Times New Roman" w:hAnsi="Times New Roman"/><w:sz w:val="26"/><w:szCs w:val="26"/><w:lang w:eastAsia="zh-CN"/></w:rPr><w:t>u cầu, x</w:t></w:r><w:r><w:rPr><w:rFonts w:ascii="Times New Roman" w:hAnsi="Times New Roman" w:eastAsia="Microsoft YaHei"/><w:sz w:val="26"/><w:szCs w:val="26"/><w:lang w:eastAsia="zh-CN"/></w:rPr><w:t>á</w:t></w:r><w:r><w:rPr><w:rFonts w:ascii="Times New Roman" w:hAnsi="Times New Roman"/><w:sz w:val="26"/><w:szCs w:val="26"/><w:lang w:eastAsia="zh-CN"/></w:rPr><w:t xml:space="preserve">c nhận hoặc chấp thuận </w:t></w:r><w:r><w:rPr><w:rFonts w:ascii="Times New Roman" w:hAnsi="Times New Roman" w:eastAsia="Microsoft YaHei"/><w:sz w:val="26"/><w:szCs w:val="26"/><w:lang w:eastAsia="zh-CN"/></w:rPr><w:t>đ</w:t></w:r><w:r><w:rPr><w:rFonts w:ascii="Times New Roman" w:hAnsi="Times New Roman"/><w:sz w:val="26"/><w:szCs w:val="26"/><w:lang w:eastAsia="zh-CN"/></w:rPr><w:t xml:space="preserve">ược gửi </w:t></w:r><w:r><w:rPr><w:rFonts w:ascii="Times New Roman" w:hAnsi="Times New Roman" w:eastAsia="Microsoft YaHei"/><w:sz w:val="26"/><w:szCs w:val="26"/><w:lang w:eastAsia="zh-CN"/></w:rPr><w:t>đ</w:t></w:r><w:r><w:rPr><w:rFonts w:ascii="Times New Roman" w:hAnsi="Times New Roman"/><w:sz w:val="26"/><w:szCs w:val="26"/><w:lang w:eastAsia="zh-CN"/></w:rPr><w:t xml:space="preserve">ến </w:t></w:r><w:r><w:rPr><w:rFonts w:ascii="Times New Roman" w:hAnsi="Times New Roman" w:eastAsia="Microsoft YaHei"/><w:sz w:val="26"/><w:szCs w:val="26"/><w:lang w:eastAsia="zh-CN"/></w:rPr><w:t>đú</w:t></w:r><w:r><w:rPr><w:rFonts w:ascii="Times New Roman" w:hAnsi="Times New Roman"/><w:sz w:val="26"/><w:szCs w:val="26"/><w:lang w:eastAsia="zh-CN"/></w:rPr><w:t xml:space="preserve">ng </w:t></w:r><w:r><w:rPr><w:rFonts w:ascii="Times New Roman" w:hAnsi="Times New Roman" w:eastAsia="Microsoft YaHei"/><w:sz w:val="26"/><w:szCs w:val="26"/><w:lang w:eastAsia="zh-CN"/></w:rPr><w:t>đ</w:t></w:r><w:r><w:rPr><w:rFonts w:ascii="Times New Roman" w:hAnsi="Times New Roman"/><w:sz w:val="26"/><w:szCs w:val="26"/><w:lang w:eastAsia="zh-CN"/></w:rPr><w:t>ịa chỉ email hoặc th</w:t></w:r><w:r><w:rPr><w:rFonts w:ascii="Times New Roman" w:hAnsi="Times New Roman" w:eastAsia="Microsoft YaHei"/><w:sz w:val="26"/><w:szCs w:val="26"/><w:lang w:eastAsia="zh-CN"/></w:rPr><w:t>ô</w:t></w:r><w:r><w:rPr><w:rFonts w:ascii="Times New Roman" w:hAnsi="Times New Roman"/><w:sz w:val="26"/><w:szCs w:val="26"/><w:lang w:eastAsia="zh-CN"/></w:rPr><w:t>ng tin li</w:t></w:r><w:r><w:rPr><w:rFonts w:ascii="Times New Roman" w:hAnsi="Times New Roman" w:eastAsia="Microsoft YaHei"/><w:sz w:val="26"/><w:szCs w:val="26"/><w:lang w:eastAsia="zh-CN"/></w:rPr><w:t>ê</w:t></w:r><w:r><w:rPr><w:rFonts w:ascii="Times New Roman" w:hAnsi="Times New Roman"/><w:sz w:val="26"/><w:szCs w:val="26"/><w:lang w:eastAsia="zh-CN"/></w:rPr><w:t>n hệ n</w:t></w:r><w:r><w:rPr><w:rFonts w:ascii="Times New Roman" w:hAnsi="Times New Roman" w:eastAsia="Microsoft YaHei"/><w:sz w:val="26"/><w:szCs w:val="26"/><w:lang w:eastAsia="zh-CN"/></w:rPr><w:t>ê</w:t></w:r><w:r><w:rPr><w:rFonts w:ascii="Times New Roman" w:hAnsi="Times New Roman"/><w:sz w:val="26"/><w:szCs w:val="26"/><w:lang w:eastAsia="zh-CN"/></w:rPr><w:t>u tr</w:t></w:r><w:r><w:rPr><w:rFonts w:ascii="Times New Roman" w:hAnsi="Times New Roman" w:eastAsia="Microsoft YaHei"/><w:sz w:val="26"/><w:szCs w:val="26"/><w:lang w:eastAsia="zh-CN"/></w:rPr><w:t>ê</w:t></w:r><w:r><w:rPr><w:rFonts w:ascii="Times New Roman" w:hAnsi="Times New Roman"/><w:sz w:val="26"/><w:szCs w:val="26"/><w:lang w:eastAsia="zh-CN"/></w:rPr><w:t xml:space="preserve">n </w:t></w:r><w:r><w:rPr><w:rFonts w:ascii="Times New Roman" w:hAnsi="Times New Roman" w:eastAsia="Microsoft YaHei"/><w:sz w:val="26"/><w:szCs w:val="26"/><w:lang w:eastAsia="zh-CN"/></w:rPr><w:t>đ</w:t></w:r><w:r><w:rPr><w:rFonts w:ascii="Times New Roman" w:hAnsi="Times New Roman"/><w:sz w:val="26"/><w:szCs w:val="26"/><w:lang w:eastAsia="zh-CN"/></w:rPr><w:t>ược xem l</w:t></w:r><w:r><w:rPr><w:rFonts w:ascii="Times New Roman" w:hAnsi="Times New Roman" w:eastAsia="Microsoft YaHei"/><w:sz w:val="26"/><w:szCs w:val="26"/><w:lang w:eastAsia="zh-CN"/></w:rPr><w:t>à</w:t></w:r><w:r><w:rPr><w:rFonts w:ascii="Times New Roman" w:hAnsi="Times New Roman"/><w:sz w:val="26"/><w:szCs w:val="26"/><w:lang w:eastAsia="zh-CN"/></w:rPr><w:t xml:space="preserve"> </w:t></w:r><w:r><w:rPr><w:rFonts w:ascii="Times New Roman" w:hAnsi="Times New Roman" w:eastAsia="Microsoft YaHei"/><w:sz w:val="26"/><w:szCs w:val="26"/><w:lang w:eastAsia="zh-CN"/></w:rPr><w:t>đã</w:t></w:r><w:r><w:rPr><w:rFonts w:ascii="Times New Roman" w:hAnsi="Times New Roman"/><w:sz w:val="26"/><w:szCs w:val="26"/><w:lang w:eastAsia="zh-CN"/></w:rPr><w:t xml:space="preserve"> </w:t></w:r><w:r><w:rPr><w:rFonts w:ascii="Times New Roman" w:hAnsi="Times New Roman" w:eastAsia="Microsoft YaHei"/><w:sz w:val="26"/><w:szCs w:val="26"/><w:lang w:eastAsia="zh-CN"/></w:rPr><w:t>đ</w:t></w:r><w:r><w:rPr><w:rFonts w:ascii="Times New Roman" w:hAnsi="Times New Roman"/><w:sz w:val="26"/><w:szCs w:val="26"/><w:lang w:eastAsia="zh-CN"/></w:rPr><w:t>ược gửi hợp lệ cho B</w:t></w:r><w:r><w:rPr><w:rFonts w:ascii="Times New Roman" w:hAnsi="Times New Roman" w:eastAsia="Microsoft YaHei"/><w:sz w:val="26"/><w:szCs w:val="26"/><w:lang w:eastAsia="zh-CN"/></w:rPr><w:t>ê</w:t></w:r><w:r><w:rPr><w:rFonts w:ascii="Times New Roman" w:hAnsi="Times New Roman"/><w:sz w:val="26"/><w:szCs w:val="26"/><w:lang w:eastAsia="zh-CN"/></w:rPr><w:t>n nhận, trừ trường hợp B</w:t></w:r><w:r><w:rPr><w:rFonts w:ascii="Times New Roman" w:hAnsi="Times New Roman" w:eastAsia="Microsoft YaHei"/><w:sz w:val="26"/><w:szCs w:val="26"/><w:lang w:eastAsia="zh-CN"/></w:rPr><w:t>ê</w:t></w:r><w:r><w:rPr><w:rFonts w:ascii="Times New Roman" w:hAnsi="Times New Roman"/><w:sz w:val="26"/><w:szCs w:val="26"/><w:lang w:eastAsia="zh-CN"/></w:rPr><w:t xml:space="preserve">n gửi nhận </w:t></w:r><w:r><w:rPr><w:rFonts w:ascii="Times New Roman" w:hAnsi="Times New Roman" w:eastAsia="Microsoft YaHei"/><w:sz w:val="26"/><w:szCs w:val="26"/><w:lang w:eastAsia="zh-CN"/></w:rPr><w:t>đ</w:t></w:r><w:r><w:rPr><w:rFonts w:ascii="Times New Roman" w:hAnsi="Times New Roman"/><w:sz w:val="26"/><w:szCs w:val="26"/><w:lang w:eastAsia="zh-CN"/></w:rPr><w:t>ược th</w:t></w:r><w:r><w:rPr><w:rFonts w:ascii="Times New Roman" w:hAnsi="Times New Roman" w:eastAsia="Microsoft YaHei"/><w:sz w:val="26"/><w:szCs w:val="26"/><w:lang w:eastAsia="zh-CN"/></w:rPr><w:t>ô</w:t></w:r><w:r><w:rPr><w:rFonts w:ascii="Times New Roman" w:hAnsi="Times New Roman"/><w:sz w:val="26"/><w:szCs w:val="26"/><w:lang w:eastAsia="zh-CN"/></w:rPr><w:t>ng b</w:t></w:r><w:r><w:rPr><w:rFonts w:ascii="Times New Roman" w:hAnsi="Times New Roman" w:eastAsia="Microsoft YaHei"/><w:sz w:val="26"/><w:szCs w:val="26"/><w:lang w:eastAsia="zh-CN"/></w:rPr><w:t>á</w:t></w:r><w:r><w:rPr><w:rFonts w:ascii="Times New Roman" w:hAnsi="Times New Roman"/><w:sz w:val="26"/><w:szCs w:val="26"/><w:lang w:eastAsia="zh-CN"/></w:rPr><w:t>o lỗi kh</w:t></w:r><w:r><w:rPr><w:rFonts w:ascii="Times New Roman" w:hAnsi="Times New Roman" w:eastAsia="Microsoft YaHei"/><w:sz w:val="26"/><w:szCs w:val="26"/><w:lang w:eastAsia="zh-CN"/></w:rPr><w:t>ô</w:t></w:r><w:r><w:rPr><w:rFonts w:ascii="Times New Roman" w:hAnsi="Times New Roman"/><w:sz w:val="26"/><w:szCs w:val="26"/><w:lang w:eastAsia="zh-CN"/></w:rPr><w:t>ng thể gửi hoặc B</w:t></w:r><w:r><w:rPr><w:rFonts w:ascii="Times New Roman" w:hAnsi="Times New Roman" w:eastAsia="Microsoft YaHei"/><w:sz w:val="26"/><w:szCs w:val="26"/><w:lang w:eastAsia="zh-CN"/></w:rPr><w:t>ê</w:t></w:r><w:r><w:rPr><w:rFonts w:ascii="Times New Roman" w:hAnsi="Times New Roman"/><w:sz w:val="26"/><w:szCs w:val="26"/><w:lang w:eastAsia="zh-CN"/></w:rPr><w:t xml:space="preserve">n nhận </w:t></w:r><w:r><w:rPr><w:rFonts w:ascii="Times New Roman" w:hAnsi="Times New Roman" w:eastAsia="Microsoft YaHei"/><w:sz w:val="26"/><w:szCs w:val="26"/><w:lang w:eastAsia="zh-CN"/></w:rPr><w:t>đã</w:t></w:r><w:r><w:rPr><w:rFonts w:ascii="Times New Roman" w:hAnsi="Times New Roman"/><w:sz w:val="26"/><w:szCs w:val="26"/><w:lang w:eastAsia="zh-CN"/></w:rPr><w:t xml:space="preserve"> th</w:t></w:r><w:r><w:rPr><w:rFonts w:ascii="Times New Roman" w:hAnsi="Times New Roman" w:eastAsia="Microsoft YaHei"/><w:sz w:val="26"/><w:szCs w:val="26"/><w:lang w:eastAsia="zh-CN"/></w:rPr><w:t>ô</w:t></w:r><w:r><w:rPr><w:rFonts w:ascii="Times New Roman" w:hAnsi="Times New Roman"/><w:sz w:val="26"/><w:szCs w:val="26"/><w:lang w:eastAsia="zh-CN"/></w:rPr><w:t>ng b</w:t></w:r><w:r><w:rPr><w:rFonts w:ascii="Times New Roman" w:hAnsi="Times New Roman" w:eastAsia="Microsoft YaHei"/><w:sz w:val="26"/><w:szCs w:val="26"/><w:lang w:eastAsia="zh-CN"/></w:rPr><w:t>á</w:t></w:r><w:r><w:rPr><w:rFonts w:ascii="Times New Roman" w:hAnsi="Times New Roman"/><w:sz w:val="26"/><w:szCs w:val="26"/><w:lang w:eastAsia="zh-CN"/></w:rPr><w:t xml:space="preserve">o thay </w:t></w:r><w:r><w:rPr><w:rFonts w:ascii="Times New Roman" w:hAnsi="Times New Roman" w:eastAsia="Microsoft YaHei"/><w:sz w:val="26"/><w:szCs w:val="26"/><w:lang w:eastAsia="zh-CN"/></w:rPr><w:t>đ</w:t></w:r><w:r><w:rPr><w:rFonts w:ascii="Times New Roman" w:hAnsi="Times New Roman"/><w:sz w:val="26"/><w:szCs w:val="26"/><w:lang w:eastAsia="zh-CN"/></w:rPr><w:t>ổi th</w:t></w:r><w:r><w:rPr><w:rFonts w:ascii="Times New Roman" w:hAnsi="Times New Roman" w:eastAsia="Microsoft YaHei"/><w:sz w:val="26"/><w:szCs w:val="26"/><w:lang w:eastAsia="zh-CN"/></w:rPr><w:t>ô</w:t></w:r><w:r><w:rPr><w:rFonts w:ascii="Times New Roman" w:hAnsi="Times New Roman"/><w:sz w:val="26"/><w:szCs w:val="26"/><w:lang w:eastAsia="zh-CN"/></w:rPr><w:t>ng tin li</w:t></w:r><w:r><w:rPr><w:rFonts w:ascii="Times New Roman" w:hAnsi="Times New Roman" w:eastAsia="Microsoft YaHei"/><w:sz w:val="26"/><w:szCs w:val="26"/><w:lang w:eastAsia="zh-CN"/></w:rPr><w:t>ê</w:t></w:r><w:r><w:rPr><w:rFonts w:ascii="Times New Roman" w:hAnsi="Times New Roman"/><w:sz w:val="26"/><w:szCs w:val="26"/><w:lang w:eastAsia="zh-CN"/></w:rPr><w:t xml:space="preserve">n hệ theo quy </w:t></w:r><w:r><w:rPr><w:rFonts w:ascii="Times New Roman" w:hAnsi="Times New Roman" w:eastAsia="Microsoft YaHei"/><w:sz w:val="26"/><w:szCs w:val="26"/><w:lang w:eastAsia="zh-CN"/></w:rPr><w:t>đ</w:t></w:r><w:r><w:rPr><w:rFonts w:ascii="Times New Roman" w:hAnsi="Times New Roman"/><w:sz w:val="26"/><w:szCs w:val="26"/><w:lang w:eastAsia="zh-CN"/></w:rPr><w:t xml:space="preserve">ịnh tại Hợp </w:t></w:r><w:r><w:rPr><w:rFonts w:ascii="Times New Roman" w:hAnsi="Times New Roman" w:eastAsia="Microsoft YaHei"/><w:sz w:val="26"/><w:szCs w:val="26"/><w:lang w:eastAsia="zh-CN"/></w:rPr><w:t>đ</w:t></w:r><w:r><w:rPr><w:rFonts w:ascii="Times New Roman" w:hAnsi="Times New Roman"/><w:sz w:val="26"/><w:szCs w:val="26"/><w:lang w:eastAsia="zh-CN"/></w:rPr><w:t>ồng n</w:t></w:r><w:r><w:rPr><w:rFonts w:ascii="Times New Roman" w:hAnsi="Times New Roman" w:eastAsia="Microsoft YaHei"/><w:sz w:val="26"/><w:szCs w:val="26"/><w:lang w:eastAsia="zh-CN"/></w:rPr><w:t>à</w:t></w:r><w:r><w:rPr><w:rFonts w:ascii="Times New Roman" w:hAnsi="Times New Roman"/><w:sz w:val="26"/><w:szCs w:val="26"/><w:lang w:eastAsia="zh-CN"/></w:rPr><w:t>y.</w:t></w:r></w:p><w:p><w:pPr><w:pStyle w:val="13"/><w:numPr><w:ilvl w:val="0"/><w:numId w:val="7"/></w:numPr><w:shd w:val="clear" w:color="auto" w:fill="FFFFFF" w:themeFill="background1"/><w:spacing w:line="240" w:lineRule="auto"/><w:contextualSpacing/><w:jc w:val="both"/><w:rPr><w:rFonts w:ascii="Times New Roman" w:hAnsi="Times New Roman"/><w:sz w:val="26"/><w:szCs w:val="26"/><w:lang w:eastAsia="zh-CN"/></w:rPr></w:pPr><w:r><w:rPr><w:rFonts w:ascii="Times New Roman" w:hAnsi="Times New Roman"/><w:sz w:val="26"/><w:szCs w:val="26"/><w:lang w:eastAsia="zh-CN"/></w:rPr><w:t>Trường hợp một B</w:t></w:r><w:r><w:rPr><w:rFonts w:ascii="Times New Roman" w:hAnsi="Times New Roman" w:eastAsia="Microsoft YaHei"/><w:sz w:val="26"/><w:szCs w:val="26"/><w:lang w:eastAsia="zh-CN"/></w:rPr><w:t>ê</w:t></w:r><w:r><w:rPr><w:rFonts w:ascii="Times New Roman" w:hAnsi="Times New Roman"/><w:sz w:val="26"/><w:szCs w:val="26"/><w:lang w:eastAsia="zh-CN"/></w:rPr><w:t xml:space="preserve">n thay </w:t></w:r><w:r><w:rPr><w:rFonts w:ascii="Times New Roman" w:hAnsi="Times New Roman" w:eastAsia="Microsoft YaHei"/><w:sz w:val="26"/><w:szCs w:val="26"/><w:lang w:eastAsia="zh-CN"/></w:rPr><w:t>đ</w:t></w:r><w:r><w:rPr><w:rFonts w:ascii="Times New Roman" w:hAnsi="Times New Roman"/><w:sz w:val="26"/><w:szCs w:val="26"/><w:lang w:eastAsia="zh-CN"/></w:rPr><w:t>ổi người phụ tr</w:t></w:r><w:r><w:rPr><w:rFonts w:ascii="Times New Roman" w:hAnsi="Times New Roman" w:eastAsia="Microsoft YaHei"/><w:sz w:val="26"/><w:szCs w:val="26"/><w:lang w:eastAsia="zh-CN"/></w:rPr><w:t>á</w:t></w:r><w:r><w:rPr><w:rFonts w:ascii="Times New Roman" w:hAnsi="Times New Roman"/><w:sz w:val="26"/><w:szCs w:val="26"/><w:lang w:eastAsia="zh-CN"/></w:rPr><w:t xml:space="preserve">ch giao dịch hoặc thay </w:t></w:r><w:r><w:rPr><w:rFonts w:ascii="Times New Roman" w:hAnsi="Times New Roman" w:eastAsia="Microsoft YaHei"/><w:sz w:val="26"/><w:szCs w:val="26"/><w:lang w:eastAsia="zh-CN"/></w:rPr><w:t>đ</w:t></w:r><w:r><w:rPr><w:rFonts w:ascii="Times New Roman" w:hAnsi="Times New Roman"/><w:sz w:val="26"/><w:szCs w:val="26"/><w:lang w:eastAsia="zh-CN"/></w:rPr><w:t>ổi th</w:t></w:r><w:r><w:rPr><w:rFonts w:ascii="Times New Roman" w:hAnsi="Times New Roman" w:eastAsia="Microsoft YaHei"/><w:sz w:val="26"/><w:szCs w:val="26"/><w:lang w:eastAsia="zh-CN"/></w:rPr><w:t>ô</w:t></w:r><w:r><w:rPr><w:rFonts w:ascii="Times New Roman" w:hAnsi="Times New Roman"/><w:sz w:val="26"/><w:szCs w:val="26"/><w:lang w:eastAsia="zh-CN"/></w:rPr><w:t>ng tin li</w:t></w:r><w:r><w:rPr><w:rFonts w:ascii="Times New Roman" w:hAnsi="Times New Roman" w:eastAsia="Microsoft YaHei"/><w:sz w:val="26"/><w:szCs w:val="26"/><w:lang w:eastAsia="zh-CN"/></w:rPr><w:t>ê</w:t></w:r><w:r><w:rPr><w:rFonts w:ascii="Times New Roman" w:hAnsi="Times New Roman"/><w:sz w:val="26"/><w:szCs w:val="26"/><w:lang w:eastAsia="zh-CN"/></w:rPr><w:t>n hệ, B</w:t></w:r><w:r><w:rPr><w:rFonts w:ascii="Times New Roman" w:hAnsi="Times New Roman" w:eastAsia="Microsoft YaHei"/><w:sz w:val="26"/><w:szCs w:val="26"/><w:lang w:eastAsia="zh-CN"/></w:rPr><w:t>ê</w:t></w:r><w:r><w:rPr><w:rFonts w:ascii="Times New Roman" w:hAnsi="Times New Roman"/><w:sz w:val="26"/><w:szCs w:val="26"/><w:lang w:eastAsia="zh-CN"/></w:rPr><w:t xml:space="preserve">n </w:t></w:r><w:r><w:rPr><w:rFonts w:ascii="Times New Roman" w:hAnsi="Times New Roman" w:eastAsia="Microsoft YaHei"/><w:sz w:val="26"/><w:szCs w:val="26"/><w:lang w:eastAsia="zh-CN"/></w:rPr><w:t>đó</w:t></w:r><w:r><w:rPr><w:rFonts w:ascii="Times New Roman" w:hAnsi="Times New Roman"/><w:sz w:val="26"/><w:szCs w:val="26"/><w:lang w:eastAsia="zh-CN"/></w:rPr><w:t xml:space="preserve"> c</w:t></w:r><w:r><w:rPr><w:rFonts w:ascii="Times New Roman" w:hAnsi="Times New Roman" w:eastAsia="Microsoft YaHei"/><w:sz w:val="26"/><w:szCs w:val="26"/><w:lang w:eastAsia="zh-CN"/></w:rPr><w:t>ó</w:t></w:r><w:r><w:rPr><w:rFonts w:ascii="Times New Roman" w:hAnsi="Times New Roman"/><w:sz w:val="26"/><w:szCs w:val="26"/><w:lang w:eastAsia="zh-CN"/></w:rPr><w:t xml:space="preserve"> tr</w:t></w:r><w:r><w:rPr><w:rFonts w:ascii="Times New Roman" w:hAnsi="Times New Roman" w:eastAsia="Microsoft YaHei"/><w:sz w:val="26"/><w:szCs w:val="26"/><w:lang w:eastAsia="zh-CN"/></w:rPr><w:t>á</w:t></w:r><w:r><w:rPr><w:rFonts w:ascii="Times New Roman" w:hAnsi="Times New Roman"/><w:sz w:val="26"/><w:szCs w:val="26"/><w:lang w:eastAsia="zh-CN"/></w:rPr><w:t>ch nhiệm th</w:t></w:r><w:r><w:rPr><w:rFonts w:ascii="Times New Roman" w:hAnsi="Times New Roman" w:eastAsia="Microsoft YaHei"/><w:sz w:val="26"/><w:szCs w:val="26"/><w:lang w:eastAsia="zh-CN"/></w:rPr><w:t>ô</w:t></w:r><w:r><w:rPr><w:rFonts w:ascii="Times New Roman" w:hAnsi="Times New Roman"/><w:sz w:val="26"/><w:szCs w:val="26"/><w:lang w:eastAsia="zh-CN"/></w:rPr><w:t>ng b</w:t></w:r><w:r><w:rPr><w:rFonts w:ascii="Times New Roman" w:hAnsi="Times New Roman" w:eastAsia="Microsoft YaHei"/><w:sz w:val="26"/><w:szCs w:val="26"/><w:lang w:eastAsia="zh-CN"/></w:rPr><w:t>á</w:t></w:r><w:r><w:rPr><w:rFonts w:ascii="Times New Roman" w:hAnsi="Times New Roman"/><w:sz w:val="26"/><w:szCs w:val="26"/><w:lang w:eastAsia="zh-CN"/></w:rPr><w:t>o bằng v</w:t></w:r><w:r><w:rPr><w:rFonts w:ascii="Times New Roman" w:hAnsi="Times New Roman" w:eastAsia="Microsoft YaHei"/><w:sz w:val="26"/><w:szCs w:val="26"/><w:lang w:eastAsia="zh-CN"/></w:rPr><w:t>ă</w:t></w:r><w:r><w:rPr><w:rFonts w:ascii="Times New Roman" w:hAnsi="Times New Roman"/><w:sz w:val="26"/><w:szCs w:val="26"/><w:lang w:eastAsia="zh-CN"/></w:rPr><w:t>n bản hoặc email cho B</w:t></w:r><w:r><w:rPr><w:rFonts w:ascii="Times New Roman" w:hAnsi="Times New Roman" w:eastAsia="Microsoft YaHei"/><w:sz w:val="26"/><w:szCs w:val="26"/><w:lang w:eastAsia="zh-CN"/></w:rPr><w:t>ê</w:t></w:r><w:r><w:rPr><w:rFonts w:ascii="Times New Roman" w:hAnsi="Times New Roman"/><w:sz w:val="26"/><w:szCs w:val="26"/><w:lang w:eastAsia="zh-CN"/></w:rPr><w:t>n c</w:t></w:r><w:r><w:rPr><w:rFonts w:ascii="Times New Roman" w:hAnsi="Times New Roman" w:eastAsia="Microsoft YaHei"/><w:sz w:val="26"/><w:szCs w:val="26"/><w:lang w:eastAsia="zh-CN"/></w:rPr><w:t>ò</w:t></w:r><w:r><w:rPr><w:rFonts w:ascii="Times New Roman" w:hAnsi="Times New Roman"/><w:sz w:val="26"/><w:szCs w:val="26"/><w:lang w:eastAsia="zh-CN"/></w:rPr><w:t>n lại chậm nhất 01 (một) ng</w:t></w:r><w:r><w:rPr><w:rFonts w:ascii="Times New Roman" w:hAnsi="Times New Roman" w:eastAsia="Microsoft YaHei"/><w:sz w:val="26"/><w:szCs w:val="26"/><w:lang w:eastAsia="zh-CN"/></w:rPr><w:t>à</w:t></w:r><w:r><w:rPr><w:rFonts w:ascii="Times New Roman" w:hAnsi="Times New Roman"/><w:sz w:val="26"/><w:szCs w:val="26"/><w:lang w:eastAsia="zh-CN"/></w:rPr><w:t>y l</w:t></w:r><w:r><w:rPr><w:rFonts w:ascii="Times New Roman" w:hAnsi="Times New Roman" w:eastAsia="Microsoft YaHei"/><w:sz w:val="26"/><w:szCs w:val="26"/><w:lang w:eastAsia="zh-CN"/></w:rPr><w:t>à</w:t></w:r><w:r><w:rPr><w:rFonts w:ascii="Times New Roman" w:hAnsi="Times New Roman"/><w:sz w:val="26"/><w:szCs w:val="26"/><w:lang w:eastAsia="zh-CN"/></w:rPr><w:t xml:space="preserve">m việc trước khi </w:t></w:r><w:r><w:rPr><w:rFonts w:ascii="Times New Roman" w:hAnsi="Times New Roman" w:eastAsia="Microsoft YaHei"/><w:sz w:val="26"/><w:szCs w:val="26"/><w:lang w:eastAsia="zh-CN"/></w:rPr><w:t>á</w:t></w:r><w:r><w:rPr><w:rFonts w:ascii="Times New Roman" w:hAnsi="Times New Roman"/><w:sz w:val="26"/><w:szCs w:val="26"/><w:lang w:eastAsia="zh-CN"/></w:rPr><w:t xml:space="preserve">p dụng thay </w:t></w:r><w:r><w:rPr><w:rFonts w:ascii="Times New Roman" w:hAnsi="Times New Roman" w:eastAsia="Microsoft YaHei"/><w:sz w:val="26"/><w:szCs w:val="26"/><w:lang w:eastAsia="zh-CN"/></w:rPr><w:t>đ</w:t></w:r><w:r><w:rPr><w:rFonts w:ascii="Times New Roman" w:hAnsi="Times New Roman"/><w:sz w:val="26"/><w:szCs w:val="26"/><w:lang w:eastAsia="zh-CN"/></w:rPr><w:t>ổi. Mọi rủi ro ph</w:t></w:r><w:r><w:rPr><w:rFonts w:ascii="Times New Roman" w:hAnsi="Times New Roman" w:eastAsia="Microsoft YaHei"/><w:sz w:val="26"/><w:szCs w:val="26"/><w:lang w:eastAsia="zh-CN"/></w:rPr><w:t>á</w:t></w:r><w:r><w:rPr><w:rFonts w:ascii="Times New Roman" w:hAnsi="Times New Roman"/><w:sz w:val="26"/><w:szCs w:val="26"/><w:lang w:eastAsia="zh-CN"/></w:rPr><w:t>t sinh do kh</w:t></w:r><w:r><w:rPr><w:rFonts w:ascii="Times New Roman" w:hAnsi="Times New Roman" w:eastAsia="Microsoft YaHei"/><w:sz w:val="26"/><w:szCs w:val="26"/><w:lang w:eastAsia="zh-CN"/></w:rPr><w:t>ô</w:t></w:r><w:r><w:rPr><w:rFonts w:ascii="Times New Roman" w:hAnsi="Times New Roman"/><w:sz w:val="26"/><w:szCs w:val="26"/><w:lang w:eastAsia="zh-CN"/></w:rPr><w:t>ng th</w:t></w:r><w:r><w:rPr><w:rFonts w:ascii="Times New Roman" w:hAnsi="Times New Roman" w:eastAsia="Microsoft YaHei"/><w:sz w:val="26"/><w:szCs w:val="26"/><w:lang w:eastAsia="zh-CN"/></w:rPr><w:t>ô</w:t></w:r><w:r><w:rPr><w:rFonts w:ascii="Times New Roman" w:hAnsi="Times New Roman"/><w:sz w:val="26"/><w:szCs w:val="26"/><w:lang w:eastAsia="zh-CN"/></w:rPr><w:t>ng b</w:t></w:r><w:r><w:rPr><w:rFonts w:ascii="Times New Roman" w:hAnsi="Times New Roman" w:eastAsia="Microsoft YaHei"/><w:sz w:val="26"/><w:szCs w:val="26"/><w:lang w:eastAsia="zh-CN"/></w:rPr><w:t>á</w:t></w:r><w:r><w:rPr><w:rFonts w:ascii="Times New Roman" w:hAnsi="Times New Roman"/><w:sz w:val="26"/><w:szCs w:val="26"/><w:lang w:eastAsia="zh-CN"/></w:rPr><w:t>o hoặc th</w:t></w:r><w:r><w:rPr><w:rFonts w:ascii="Times New Roman" w:hAnsi="Times New Roman" w:eastAsia="Microsoft YaHei"/><w:sz w:val="26"/><w:szCs w:val="26"/><w:lang w:eastAsia="zh-CN"/></w:rPr><w:t>ô</w:t></w:r><w:r><w:rPr><w:rFonts w:ascii="Times New Roman" w:hAnsi="Times New Roman"/><w:sz w:val="26"/><w:szCs w:val="26"/><w:lang w:eastAsia="zh-CN"/></w:rPr><w:t>ng b</w:t></w:r><w:r><w:rPr><w:rFonts w:ascii="Times New Roman" w:hAnsi="Times New Roman" w:eastAsia="Microsoft YaHei"/><w:sz w:val="26"/><w:szCs w:val="26"/><w:lang w:eastAsia="zh-CN"/></w:rPr><w:t>á</w:t></w:r><w:r><w:rPr><w:rFonts w:ascii="Times New Roman" w:hAnsi="Times New Roman"/><w:sz w:val="26"/><w:szCs w:val="26"/><w:lang w:eastAsia="zh-CN"/></w:rPr><w:t>o kh</w:t></w:r><w:r><w:rPr><w:rFonts w:ascii="Times New Roman" w:hAnsi="Times New Roman" w:eastAsia="Microsoft YaHei"/><w:sz w:val="26"/><w:szCs w:val="26"/><w:lang w:eastAsia="zh-CN"/></w:rPr><w:t>ô</w:t></w:r><w:r><w:rPr><w:rFonts w:ascii="Times New Roman" w:hAnsi="Times New Roman"/><w:sz w:val="26"/><w:szCs w:val="26"/><w:lang w:eastAsia="zh-CN"/></w:rPr><w:t>ng kịp thời sẽ do B</w:t></w:r><w:r><w:rPr><w:rFonts w:ascii="Times New Roman" w:hAnsi="Times New Roman" w:eastAsia="Microsoft YaHei"/><w:sz w:val="26"/><w:szCs w:val="26"/><w:lang w:eastAsia="zh-CN"/></w:rPr><w:t>ê</w:t></w:r><w:r><w:rPr><w:rFonts w:ascii="Times New Roman" w:hAnsi="Times New Roman"/><w:sz w:val="26"/><w:szCs w:val="26"/><w:lang w:eastAsia="zh-CN"/></w:rPr><w:t xml:space="preserve">n thay </w:t></w:r><w:r><w:rPr><w:rFonts w:ascii="Times New Roman" w:hAnsi="Times New Roman" w:eastAsia="Microsoft YaHei"/><w:sz w:val="26"/><w:szCs w:val="26"/><w:lang w:eastAsia="zh-CN"/></w:rPr><w:t>đ</w:t></w:r><w:r><w:rPr><w:rFonts w:ascii="Times New Roman" w:hAnsi="Times New Roman"/><w:sz w:val="26"/><w:szCs w:val="26"/><w:lang w:eastAsia="zh-CN"/></w:rPr><w:t>ổi tự chịu tr</w:t></w:r><w:r><w:rPr><w:rFonts w:ascii="Times New Roman" w:hAnsi="Times New Roman" w:eastAsia="Microsoft YaHei"/><w:sz w:val="26"/><w:szCs w:val="26"/><w:lang w:eastAsia="zh-CN"/></w:rPr><w:t>á</w:t></w:r><w:r><w:rPr><w:rFonts w:ascii="Times New Roman" w:hAnsi="Times New Roman"/><w:sz w:val="26"/><w:szCs w:val="26"/><w:lang w:eastAsia="zh-CN"/></w:rPr><w:t>ch nhiệm.</w:t></w:r></w:p><w:p><w:pPr><w:pStyle w:val="13"/><w:numPr><w:ilvl w:val="0"/><w:numId w:val="7"/></w:numPr><w:shd w:val="clear" w:color="auto" w:fill="FFFFFF" w:themeFill="background1"/><w:spacing w:line="240" w:lineRule="auto"/><w:contextualSpacing/><w:jc w:val="both"/><w:rPr><w:rFonts w:ascii="Times New Roman" w:hAnsi="Times New Roman"/><w:sz w:val="26"/><w:szCs w:val="26"/><w:lang w:eastAsia="zh-CN"/></w:rPr></w:pPr><w:r><w:rPr><w:rFonts w:ascii="Times New Roman" w:hAnsi="Times New Roman"/><w:sz w:val="26"/><w:szCs w:val="26"/><w:lang w:eastAsia="zh-CN"/></w:rPr><w:t>Các email, văn bản x</w:t></w:r><w:r><w:rPr><w:rFonts w:ascii="Times New Roman" w:hAnsi="Times New Roman" w:eastAsia="Microsoft YaHei"/><w:sz w:val="26"/><w:szCs w:val="26"/><w:lang w:eastAsia="zh-CN"/></w:rPr><w:t>á</w:t></w:r><w:r><w:rPr><w:rFonts w:ascii="Times New Roman" w:hAnsi="Times New Roman"/><w:sz w:val="26"/><w:szCs w:val="26"/><w:lang w:eastAsia="zh-CN"/></w:rPr><w:t>c nhận, bi</w:t></w:r><w:r><w:rPr><w:rFonts w:ascii="Times New Roman" w:hAnsi="Times New Roman" w:eastAsia="Microsoft YaHei"/><w:sz w:val="26"/><w:szCs w:val="26"/><w:lang w:eastAsia="zh-CN"/></w:rPr><w:t>ê</w:t></w:r><w:r><w:rPr><w:rFonts w:ascii="Times New Roman" w:hAnsi="Times New Roman"/><w:sz w:val="26"/><w:szCs w:val="26"/><w:lang w:eastAsia="zh-CN"/></w:rPr><w:t>n bản l</w:t></w:r><w:r><w:rPr><w:rFonts w:ascii="Times New Roman" w:hAnsi="Times New Roman" w:eastAsia="Microsoft YaHei"/><w:sz w:val="26"/><w:szCs w:val="26"/><w:lang w:eastAsia="zh-CN"/></w:rPr><w:t>à</w:t></w:r><w:r><w:rPr><w:rFonts w:ascii="Times New Roman" w:hAnsi="Times New Roman"/><w:sz w:val="26"/><w:szCs w:val="26"/><w:lang w:eastAsia="zh-CN"/></w:rPr><w:t>m việc hoặc c</w:t></w:r><w:r><w:rPr><w:rFonts w:ascii="Times New Roman" w:hAnsi="Times New Roman" w:eastAsia="Microsoft YaHei"/><w:sz w:val="26"/><w:szCs w:val="26"/><w:lang w:eastAsia="zh-CN"/></w:rPr><w:t>á</w:t></w:r><w:r><w:rPr><w:rFonts w:ascii="Times New Roman" w:hAnsi="Times New Roman"/><w:sz w:val="26"/><w:szCs w:val="26"/><w:lang w:eastAsia="zh-CN"/></w:rPr><w:t>c h</w:t></w:r><w:r><w:rPr><w:rFonts w:ascii="Times New Roman" w:hAnsi="Times New Roman" w:eastAsia="Microsoft YaHei"/><w:sz w:val="26"/><w:szCs w:val="26"/><w:lang w:eastAsia="zh-CN"/></w:rPr><w:t>ì</w:t></w:r><w:r><w:rPr><w:rFonts w:ascii="Times New Roman" w:hAnsi="Times New Roman"/><w:sz w:val="26"/><w:szCs w:val="26"/><w:lang w:eastAsia="zh-CN"/></w:rPr><w:t>nh thức x</w:t></w:r><w:r><w:rPr><w:rFonts w:ascii="Times New Roman" w:hAnsi="Times New Roman" w:eastAsia="Microsoft YaHei"/><w:sz w:val="26"/><w:szCs w:val="26"/><w:lang w:eastAsia="zh-CN"/></w:rPr><w:t>á</w:t></w:r><w:r><w:rPr><w:rFonts w:ascii="Times New Roman" w:hAnsi="Times New Roman"/><w:sz w:val="26"/><w:szCs w:val="26"/><w:lang w:eastAsia="zh-CN"/></w:rPr><w:t>c nhận hợp lệ kh</w:t></w:r><w:r><w:rPr><w:rFonts w:ascii="Times New Roman" w:hAnsi="Times New Roman" w:eastAsia="Microsoft YaHei"/><w:sz w:val="26"/><w:szCs w:val="26"/><w:lang w:eastAsia="zh-CN"/></w:rPr><w:t>á</w:t></w:r><w:r><w:rPr><w:rFonts w:ascii="Times New Roman" w:hAnsi="Times New Roman"/><w:sz w:val="26"/><w:szCs w:val="26"/><w:lang w:eastAsia="zh-CN"/></w:rPr><w:t>c giữa người phụ tr</w:t></w:r><w:r><w:rPr><w:rFonts w:ascii="Times New Roman" w:hAnsi="Times New Roman" w:eastAsia="Microsoft YaHei"/><w:sz w:val="26"/><w:szCs w:val="26"/><w:lang w:eastAsia="zh-CN"/></w:rPr><w:t>á</w:t></w:r><w:r><w:rPr><w:rFonts w:ascii="Times New Roman" w:hAnsi="Times New Roman"/><w:sz w:val="26"/><w:szCs w:val="26"/><w:lang w:eastAsia="zh-CN"/></w:rPr><w:t>ch giao dịch của hai B</w:t></w:r><w:r><w:rPr><w:rFonts w:ascii="Times New Roman" w:hAnsi="Times New Roman" w:eastAsia="Microsoft YaHei"/><w:sz w:val="26"/><w:szCs w:val="26"/><w:lang w:eastAsia="zh-CN"/></w:rPr><w:t>ê</w:t></w:r><w:r><w:rPr><w:rFonts w:ascii="Times New Roman" w:hAnsi="Times New Roman"/><w:sz w:val="26"/><w:szCs w:val="26"/><w:lang w:eastAsia="zh-CN"/></w:rPr><w:t>n trong qu</w:t></w:r><w:r><w:rPr><w:rFonts w:ascii="Times New Roman" w:hAnsi="Times New Roman" w:eastAsia="Microsoft YaHei"/><w:sz w:val="26"/><w:szCs w:val="26"/><w:lang w:eastAsia="zh-CN"/></w:rPr><w:t>á</w:t></w:r><w:r><w:rPr><w:rFonts w:ascii="Times New Roman" w:hAnsi="Times New Roman"/><w:sz w:val="26"/><w:szCs w:val="26"/><w:lang w:eastAsia="zh-CN"/></w:rPr><w:t xml:space="preserve"> tr</w:t></w:r><w:r><w:rPr><w:rFonts w:ascii="Times New Roman" w:hAnsi="Times New Roman" w:eastAsia="Microsoft YaHei"/><w:sz w:val="26"/><w:szCs w:val="26"/><w:lang w:eastAsia="zh-CN"/></w:rPr><w:t>ì</w:t></w:r><w:r><w:rPr><w:rFonts w:ascii="Times New Roman" w:hAnsi="Times New Roman"/><w:sz w:val="26"/><w:szCs w:val="26"/><w:lang w:eastAsia="zh-CN"/></w:rPr><w:t xml:space="preserve">nh thực hiện Hợp </w:t></w:r><w:r><w:rPr><w:rFonts w:ascii="Times New Roman" w:hAnsi="Times New Roman" w:eastAsia="Microsoft YaHei"/><w:sz w:val="26"/><w:szCs w:val="26"/><w:lang w:eastAsia="zh-CN"/></w:rPr><w:t>đ</w:t></w:r><w:r><w:rPr><w:rFonts w:ascii="Times New Roman" w:hAnsi="Times New Roman"/><w:sz w:val="26"/><w:szCs w:val="26"/><w:lang w:eastAsia="zh-CN"/></w:rPr><w:t xml:space="preserve">ồng </w:t></w:r><w:r><w:rPr><w:rFonts w:ascii="Times New Roman" w:hAnsi="Times New Roman" w:eastAsia="Microsoft YaHei"/><w:sz w:val="26"/><w:szCs w:val="26"/><w:lang w:eastAsia="zh-CN"/></w:rPr><w:t>đ</w:t></w:r><w:r><w:rPr><w:rFonts w:ascii="Times New Roman" w:hAnsi="Times New Roman"/><w:sz w:val="26"/><w:szCs w:val="26"/><w:lang w:eastAsia="zh-CN"/></w:rPr><w:t>ược xem l</w:t></w:r><w:r><w:rPr><w:rFonts w:ascii="Times New Roman" w:hAnsi="Times New Roman" w:eastAsia="Microsoft YaHei"/><w:sz w:val="26"/><w:szCs w:val="26"/><w:lang w:eastAsia="zh-CN"/></w:rPr><w:t>à</w:t></w:r><w:r><w:rPr><w:rFonts w:ascii="Times New Roman" w:hAnsi="Times New Roman"/><w:sz w:val="26"/><w:szCs w:val="26"/><w:lang w:eastAsia="zh-CN"/></w:rPr><w:t xml:space="preserve"> c</w:t></w:r><w:r><w:rPr><w:rFonts w:ascii="Times New Roman" w:hAnsi="Times New Roman" w:eastAsia="Microsoft YaHei"/><w:sz w:val="26"/><w:szCs w:val="26"/><w:lang w:eastAsia="zh-CN"/></w:rPr><w:t>ă</w:t></w:r><w:r><w:rPr><w:rFonts w:ascii="Times New Roman" w:hAnsi="Times New Roman"/><w:sz w:val="26"/><w:szCs w:val="26"/><w:lang w:eastAsia="zh-CN"/></w:rPr><w:t xml:space="preserve">n cứ </w:t></w:r><w:r><w:rPr><w:rFonts w:ascii="Times New Roman" w:hAnsi="Times New Roman" w:eastAsia="Microsoft YaHei"/><w:sz w:val="26"/><w:szCs w:val="26"/><w:lang w:eastAsia="zh-CN"/></w:rPr><w:t>đ</w:t></w:r><w:r><w:rPr><w:rFonts w:ascii="Times New Roman" w:hAnsi="Times New Roman"/><w:sz w:val="26"/><w:szCs w:val="26"/><w:lang w:eastAsia="zh-CN"/></w:rPr><w:t>ể triển khai c</w:t></w:r><w:r><w:rPr><w:rFonts w:ascii="Times New Roman" w:hAnsi="Times New Roman" w:eastAsia="Microsoft YaHei"/><w:sz w:val="26"/><w:szCs w:val="26"/><w:lang w:eastAsia="zh-CN"/></w:rPr><w:t>ô</w:t></w:r><w:r><w:rPr><w:rFonts w:ascii="Times New Roman" w:hAnsi="Times New Roman"/><w:sz w:val="26"/><w:szCs w:val="26"/><w:lang w:eastAsia="zh-CN"/></w:rPr><w:t>ng việc, nghiệm thu, quyết to</w:t></w:r><w:r><w:rPr><w:rFonts w:ascii="Times New Roman" w:hAnsi="Times New Roman" w:eastAsia="Microsoft YaHei"/><w:sz w:val="26"/><w:szCs w:val="26"/><w:lang w:eastAsia="zh-CN"/></w:rPr><w:t>á</w:t></w:r><w:r><w:rPr><w:rFonts w:ascii="Times New Roman" w:hAnsi="Times New Roman"/><w:sz w:val="26"/><w:szCs w:val="26"/><w:lang w:eastAsia="zh-CN"/></w:rPr><w:t>n v</w:t></w:r><w:r><w:rPr><w:rFonts w:ascii="Times New Roman" w:hAnsi="Times New Roman" w:eastAsia="Microsoft YaHei"/><w:sz w:val="26"/><w:szCs w:val="26"/><w:lang w:eastAsia="zh-CN"/></w:rPr><w:t>à</w:t></w:r><w:r><w:rPr><w:rFonts w:ascii="Times New Roman" w:hAnsi="Times New Roman"/><w:sz w:val="26"/><w:szCs w:val="26"/><w:lang w:eastAsia="zh-CN"/></w:rPr><w:t xml:space="preserve"> thanh to</w:t></w:r><w:r><w:rPr><w:rFonts w:ascii="Times New Roman" w:hAnsi="Times New Roman" w:eastAsia="Microsoft YaHei"/><w:sz w:val="26"/><w:szCs w:val="26"/><w:lang w:eastAsia="zh-CN"/></w:rPr><w:t>á</w:t></w:r><w:r><w:rPr><w:rFonts w:ascii="Times New Roman" w:hAnsi="Times New Roman"/><w:sz w:val="26"/><w:szCs w:val="26"/><w:lang w:eastAsia="zh-CN"/></w:rPr><w:t xml:space="preserve">n theo quy </w:t></w:r><w:r><w:rPr><w:rFonts w:ascii="Times New Roman" w:hAnsi="Times New Roman" w:eastAsia="Microsoft YaHei"/><w:sz w:val="26"/><w:szCs w:val="26"/><w:lang w:eastAsia="zh-CN"/></w:rPr><w:t>đ</w:t></w:r><w:r><w:rPr><w:rFonts w:ascii="Times New Roman" w:hAnsi="Times New Roman"/><w:sz w:val="26"/><w:szCs w:val="26"/><w:lang w:eastAsia="zh-CN"/></w:rPr><w:t xml:space="preserve">ịnh của Hợp </w:t></w:r><w:r><w:rPr><w:rFonts w:ascii="Times New Roman" w:hAnsi="Times New Roman" w:eastAsia="Microsoft YaHei"/><w:sz w:val="26"/><w:szCs w:val="26"/><w:lang w:eastAsia="zh-CN"/></w:rPr><w:t>đ</w:t></w:r><w:r><w:rPr><w:rFonts w:ascii="Times New Roman" w:hAnsi="Times New Roman"/><w:sz w:val="26"/><w:szCs w:val="26"/><w:lang w:eastAsia="zh-CN"/></w:rPr><w:t>ồng.</w:t></w:r></w:p><w:p><w:pPr><w:pStyle w:val="13"/><w:numPr><w:ilvl w:val="0"/><w:numId w:val="7"/></w:numPr><w:shd w:val="clear" w:color="auto" w:fill="FFFFFF" w:themeFill="background1"/><w:spacing w:line="240" w:lineRule="auto"/><w:contextualSpacing/><w:jc w:val="both"/><w:rPr><w:rFonts w:ascii="Times New Roman" w:hAnsi="Times New Roman"/><w:sz w:val="26"/><w:szCs w:val="26"/><w:lang w:eastAsia="zh-CN"/></w:rPr></w:pPr><w:r><w:rPr><w:rFonts w:ascii="Times New Roman" w:hAnsi="Times New Roman"/><w:sz w:val="26"/><w:szCs w:val="26"/><w:lang w:eastAsia="zh-CN"/></w:rPr><w:t>Trong thời gian diễn ra chương tr</w:t></w:r><w:r><w:rPr><w:rFonts w:ascii="Times New Roman" w:hAnsi="Times New Roman" w:eastAsia="Microsoft YaHei"/><w:sz w:val="26"/><w:szCs w:val="26"/><w:lang w:eastAsia="zh-CN"/></w:rPr><w:t>ì</w:t></w:r><w:r><w:rPr><w:rFonts w:ascii="Times New Roman" w:hAnsi="Times New Roman"/><w:sz w:val="26"/><w:szCs w:val="26"/><w:lang w:eastAsia="zh-CN"/></w:rPr><w:t>nh, c</w:t></w:r><w:r><w:rPr><w:rFonts w:ascii="Times New Roman" w:hAnsi="Times New Roman" w:eastAsia="Microsoft YaHei"/><w:sz w:val="26"/><w:szCs w:val="26"/><w:lang w:eastAsia="zh-CN"/></w:rPr><w:t>á</w:t></w:r><w:r><w:rPr><w:rFonts w:ascii="Times New Roman" w:hAnsi="Times New Roman"/><w:sz w:val="26"/><w:szCs w:val="26"/><w:lang w:eastAsia="zh-CN"/></w:rPr><w:t>c y</w:t></w:r><w:r><w:rPr><w:rFonts w:ascii="Times New Roman" w:hAnsi="Times New Roman" w:eastAsia="Microsoft YaHei"/><w:sz w:val="26"/><w:szCs w:val="26"/><w:lang w:eastAsia="zh-CN"/></w:rPr><w:t>ê</w:t></w:r><w:r><w:rPr><w:rFonts w:ascii="Times New Roman" w:hAnsi="Times New Roman"/><w:sz w:val="26"/><w:szCs w:val="26"/><w:lang w:eastAsia="zh-CN"/></w:rPr><w:t>u cầu ph</w:t></w:r><w:r><w:rPr><w:rFonts w:ascii="Times New Roman" w:hAnsi="Times New Roman" w:eastAsia="Microsoft YaHei"/><w:sz w:val="26"/><w:szCs w:val="26"/><w:lang w:eastAsia="zh-CN"/></w:rPr><w:t>á</w:t></w:r><w:r><w:rPr><w:rFonts w:ascii="Times New Roman" w:hAnsi="Times New Roman"/><w:sz w:val="26"/><w:szCs w:val="26"/><w:lang w:eastAsia="zh-CN"/></w:rPr><w:t xml:space="preserve">t sinh, thay </w:t></w:r><w:r><w:rPr><w:rFonts w:ascii="Times New Roman" w:hAnsi="Times New Roman" w:eastAsia="Microsoft YaHei"/><w:sz w:val="26"/><w:szCs w:val="26"/><w:lang w:eastAsia="zh-CN"/></w:rPr><w:t>đ</w:t></w:r><w:r><w:rPr><w:rFonts w:ascii="Times New Roman" w:hAnsi="Times New Roman"/><w:sz w:val="26"/><w:szCs w:val="26"/><w:lang w:eastAsia="zh-CN"/></w:rPr><w:t>ổi dịch vụ hoặc x</w:t></w:r><w:r><w:rPr><w:rFonts w:ascii="Times New Roman" w:hAnsi="Times New Roman" w:eastAsia="Microsoft YaHei"/><w:sz w:val="26"/><w:szCs w:val="26"/><w:lang w:eastAsia="zh-CN"/></w:rPr><w:t>á</w:t></w:r><w:r><w:rPr><w:rFonts w:ascii="Times New Roman" w:hAnsi="Times New Roman"/><w:sz w:val="26"/><w:szCs w:val="26"/><w:lang w:eastAsia="zh-CN"/></w:rPr><w:t xml:space="preserve">c nhận sử dụng dịch vụ bổ sung </w:t></w:r><w:r><w:rPr><w:rFonts w:ascii="Times New Roman" w:hAnsi="Times New Roman" w:eastAsia="Microsoft YaHei"/><w:sz w:val="26"/><w:szCs w:val="26"/><w:lang w:eastAsia="zh-CN"/></w:rPr><w:t>đ</w:t></w:r><w:r><w:rPr><w:rFonts w:ascii="Times New Roman" w:hAnsi="Times New Roman"/><w:sz w:val="26"/><w:szCs w:val="26"/><w:lang w:eastAsia="zh-CN"/></w:rPr><w:t>ược thực hiện bởi người phụ tr</w:t></w:r><w:r><w:rPr><w:rFonts w:ascii="Times New Roman" w:hAnsi="Times New Roman" w:eastAsia="Microsoft YaHei"/><w:sz w:val="26"/><w:szCs w:val="26"/><w:lang w:eastAsia="zh-CN"/></w:rPr><w:t>á</w:t></w:r><w:r><w:rPr><w:rFonts w:ascii="Times New Roman" w:hAnsi="Times New Roman"/><w:sz w:val="26"/><w:szCs w:val="26"/><w:lang w:eastAsia="zh-CN"/></w:rPr><w:t xml:space="preserve">ch giao dịch hoặc người </w:t></w:r><w:r><w:rPr><w:rFonts w:ascii="Times New Roman" w:hAnsi="Times New Roman" w:eastAsia="Microsoft YaHei"/><w:sz w:val="26"/><w:szCs w:val="26"/><w:lang w:eastAsia="zh-CN"/></w:rPr><w:t>đ</w:t></w:r><w:r><w:rPr><w:rFonts w:ascii="Times New Roman" w:hAnsi="Times New Roman"/><w:sz w:val="26"/><w:szCs w:val="26"/><w:lang w:eastAsia="zh-CN"/></w:rPr><w:t>ược người phụ tr</w:t></w:r><w:r><w:rPr><w:rFonts w:ascii="Times New Roman" w:hAnsi="Times New Roman" w:eastAsia="Microsoft YaHei"/><w:sz w:val="26"/><w:szCs w:val="26"/><w:lang w:eastAsia="zh-CN"/></w:rPr><w:t>á</w:t></w:r><w:r><w:rPr><w:rFonts w:ascii="Times New Roman" w:hAnsi="Times New Roman"/><w:sz w:val="26"/><w:szCs w:val="26"/><w:lang w:eastAsia="zh-CN"/></w:rPr><w:t xml:space="preserve">ch giao dịch chỉ </w:t></w:r><w:r><w:rPr><w:rFonts w:ascii="Times New Roman" w:hAnsi="Times New Roman" w:eastAsia="Microsoft YaHei"/><w:sz w:val="26"/><w:szCs w:val="26"/><w:lang w:eastAsia="zh-CN"/></w:rPr><w:t>đ</w:t></w:r><w:r><w:rPr><w:rFonts w:ascii="Times New Roman" w:hAnsi="Times New Roman"/><w:sz w:val="26"/><w:szCs w:val="26"/><w:lang w:eastAsia="zh-CN"/></w:rPr><w:t xml:space="preserve">ịnh trực tiếp tại hiện trường sẽ </w:t></w:r><w:r><w:rPr><w:rFonts w:ascii="Times New Roman" w:hAnsi="Times New Roman" w:eastAsia="Microsoft YaHei"/><w:sz w:val="26"/><w:szCs w:val="26"/><w:lang w:eastAsia="zh-CN"/></w:rPr><w:t>đ</w:t></w:r><w:r><w:rPr><w:rFonts w:ascii="Times New Roman" w:hAnsi="Times New Roman"/><w:sz w:val="26"/><w:szCs w:val="26"/><w:lang w:eastAsia="zh-CN"/></w:rPr><w:t>ược xem l</w:t></w:r><w:r><w:rPr><w:rFonts w:ascii="Times New Roman" w:hAnsi="Times New Roman" w:eastAsia="Microsoft YaHei"/><w:sz w:val="26"/><w:szCs w:val="26"/><w:lang w:eastAsia="zh-CN"/></w:rPr><w:t>à</w:t></w:r><w:r><w:rPr><w:rFonts w:ascii="Times New Roman" w:hAnsi="Times New Roman"/><w:sz w:val="26"/><w:szCs w:val="26"/><w:lang w:eastAsia="zh-CN"/></w:rPr><w:t xml:space="preserve"> y</w:t></w:r><w:r><w:rPr><w:rFonts w:ascii="Times New Roman" w:hAnsi="Times New Roman" w:eastAsia="Microsoft YaHei"/><w:sz w:val="26"/><w:szCs w:val="26"/><w:lang w:eastAsia="zh-CN"/></w:rPr><w:t>ê</w:t></w:r><w:r><w:rPr><w:rFonts w:ascii="Times New Roman" w:hAnsi="Times New Roman"/><w:sz w:val="26"/><w:szCs w:val="26"/><w:lang w:eastAsia="zh-CN"/></w:rPr><w:t>u cầu hợp lệ của B</w:t></w:r><w:r><w:rPr><w:rFonts w:ascii="Times New Roman" w:hAnsi="Times New Roman" w:eastAsia="Microsoft YaHei"/><w:sz w:val="26"/><w:szCs w:val="26"/><w:lang w:eastAsia="zh-CN"/></w:rPr><w:t>ê</w:t></w:r><w:r><w:rPr><w:rFonts w:ascii="Times New Roman" w:hAnsi="Times New Roman"/><w:sz w:val="26"/><w:szCs w:val="26"/><w:lang w:eastAsia="zh-CN"/></w:rPr><w:t xml:space="preserve">n </w:t></w:r><w:r><w:rPr><w:rFonts w:ascii="Times New Roman" w:hAnsi="Times New Roman" w:eastAsia="Microsoft YaHei"/><w:sz w:val="26"/><w:szCs w:val="26"/><w:lang w:eastAsia="zh-CN"/></w:rPr><w:t>đó</w:t></w:r><w:r><w:rPr><w:rFonts w:ascii="Times New Roman" w:hAnsi="Times New Roman"/><w:sz w:val="26"/><w:szCs w:val="26"/><w:lang w:eastAsia="zh-CN"/></w:rPr><w:t xml:space="preserve"> v</w:t></w:r><w:r><w:rPr><w:rFonts w:ascii="Times New Roman" w:hAnsi="Times New Roman" w:eastAsia="Microsoft YaHei"/><w:sz w:val="26"/><w:szCs w:val="26"/><w:lang w:eastAsia="zh-CN"/></w:rPr><w:t>à</w:t></w:r><w:r><w:rPr><w:rFonts w:ascii="Times New Roman" w:hAnsi="Times New Roman"/><w:sz w:val="26"/><w:szCs w:val="26"/><w:lang w:eastAsia="zh-CN"/></w:rPr><w:t xml:space="preserve"> l</w:t></w:r><w:r><w:rPr><w:rFonts w:ascii="Times New Roman" w:hAnsi="Times New Roman" w:eastAsia="Microsoft YaHei"/><w:sz w:val="26"/><w:szCs w:val="26"/><w:lang w:eastAsia="zh-CN"/></w:rPr><w:t>à</w:t></w:r><w:r><w:rPr><w:rFonts w:ascii="Times New Roman" w:hAnsi="Times New Roman"/><w:sz w:val="26"/><w:szCs w:val="26"/><w:lang w:eastAsia="zh-CN"/></w:rPr><w:t xml:space="preserve"> c</w:t></w:r><w:r><w:rPr><w:rFonts w:ascii="Times New Roman" w:hAnsi="Times New Roman" w:eastAsia="Microsoft YaHei"/><w:sz w:val="26"/><w:szCs w:val="26"/><w:lang w:eastAsia="zh-CN"/></w:rPr><w:t>ă</w:t></w:r><w:r><w:rPr><w:rFonts w:ascii="Times New Roman" w:hAnsi="Times New Roman"/><w:sz w:val="26"/><w:szCs w:val="26"/><w:lang w:eastAsia="zh-CN"/></w:rPr><w:t xml:space="preserve">n cứ </w:t></w:r><w:r><w:rPr><w:rFonts w:ascii="Times New Roman" w:hAnsi="Times New Roman" w:eastAsia="Microsoft YaHei"/><w:sz w:val="26"/><w:szCs w:val="26"/><w:lang w:eastAsia="zh-CN"/></w:rPr><w:t>đ</w:t></w:r><w:r><w:rPr><w:rFonts w:ascii="Times New Roman" w:hAnsi="Times New Roman"/><w:sz w:val="26"/><w:szCs w:val="26"/><w:lang w:eastAsia="zh-CN"/></w:rPr><w:t>ể B</w:t></w:r><w:r><w:rPr><w:rFonts w:ascii="Times New Roman" w:hAnsi="Times New Roman" w:eastAsia="Microsoft YaHei"/><w:sz w:val="26"/><w:szCs w:val="26"/><w:lang w:eastAsia="zh-CN"/></w:rPr><w:t>ê</w:t></w:r><w:r><w:rPr><w:rFonts w:ascii="Times New Roman" w:hAnsi="Times New Roman"/><w:sz w:val="26"/><w:szCs w:val="26"/><w:lang w:eastAsia="zh-CN"/></w:rPr><w:t>n A triển khai thực hiện, nghiệm thu, quyết to</w:t></w:r><w:r><w:rPr><w:rFonts w:ascii="Times New Roman" w:hAnsi="Times New Roman" w:eastAsia="Microsoft YaHei"/><w:sz w:val="26"/><w:szCs w:val="26"/><w:lang w:eastAsia="zh-CN"/></w:rPr><w:t>á</w:t></w:r><w:r><w:rPr><w:rFonts w:ascii="Times New Roman" w:hAnsi="Times New Roman"/><w:sz w:val="26"/><w:szCs w:val="26"/><w:lang w:eastAsia="zh-CN"/></w:rPr><w:t>n v</w:t></w:r><w:r><w:rPr><w:rFonts w:ascii="Times New Roman" w:hAnsi="Times New Roman" w:eastAsia="Microsoft YaHei"/><w:sz w:val="26"/><w:szCs w:val="26"/><w:lang w:eastAsia="zh-CN"/></w:rPr><w:t>à</w:t></w:r><w:r><w:rPr><w:rFonts w:ascii="Times New Roman" w:hAnsi="Times New Roman"/><w:sz w:val="26"/><w:szCs w:val="26"/><w:lang w:eastAsia="zh-CN"/></w:rPr><w:t xml:space="preserve"> thanh to</w:t></w:r><w:r><w:rPr><w:rFonts w:ascii="Times New Roman" w:hAnsi="Times New Roman" w:eastAsia="Microsoft YaHei"/><w:sz w:val="26"/><w:szCs w:val="26"/><w:lang w:eastAsia="zh-CN"/></w:rPr><w:t>á</w:t></w:r><w:r><w:rPr><w:rFonts w:ascii="Times New Roman" w:hAnsi="Times New Roman"/><w:sz w:val="26"/><w:szCs w:val="26"/><w:lang w:eastAsia="zh-CN"/></w:rPr><w:t xml:space="preserve">n theo Hợp </w:t></w:r><w:r><w:rPr><w:rFonts w:ascii="Times New Roman" w:hAnsi="Times New Roman" w:eastAsia="Microsoft YaHei"/><w:sz w:val="26"/><w:szCs w:val="26"/><w:lang w:eastAsia="zh-CN"/></w:rPr><w:t>đ</w:t></w:r><w:r><w:rPr><w:rFonts w:ascii="Times New Roman" w:hAnsi="Times New Roman"/><w:sz w:val="26"/><w:szCs w:val="26"/><w:lang w:eastAsia="zh-CN"/></w:rPr><w:t>ồng.</w:t></w:r></w:p><w:p><w:pPr><w:shd w:val="clear" w:color="auto" w:fill="FFFFFF" w:themeFill="background1"/><w:spacing w:line="360" w:lineRule="auto"/><w:ind w:left="320" w:leftChars="100"/><w:jc w:val="both"/><w:rPr><w:rFonts w:ascii="Times New Roman" w:hAnsi="Times New Roman"/><w:sz w:val="26"/><w:szCs w:val="26"/><w:lang w:eastAsia="zh-CN"/></w:rPr></w:pPr></w:p><w:p><w:pPr><w:shd w:val="clear" w:color="auto" w:fill="FFFFFF" w:themeFill="background1"/><w:spacing w:line="360" w:lineRule="auto"/><w:ind w:left="320" w:leftChars="100"/><w:jc w:val="both"/><w:rPr><w:rFonts w:ascii="Times New Roman" w:hAnsi="Times New Roman"/><w:b/><w:sz w:val="24"/><w:szCs w:val="24"/></w:rPr></w:pPr><w:r><w:rPr><w:rFonts w:ascii="Times New Roman" w:hAnsi="Times New Roman"/><w:b/><w:bCs/><w:sz w:val="26"/><w:szCs w:val="26"/><w:u w:val="single"/><w:lang w:eastAsia="zh-CN"/></w:rPr><w:t xml:space="preserve">ĐIỀU 7: </w:t></w:r><w:r><w:rPr><w:rFonts w:ascii="Times New Roman" w:hAnsi="Times New Roman"/><w:b/><w:sz w:val="24"/><w:szCs w:val="24"/></w:rPr><w:t>CAM KẾT CHUNG</w:t></w:r></w:p><w:p><w:pPr><w:pStyle w:val="13"/><w:numPr><w:ilvl w:val="0"/><w:numId w:val="7"/></w:numPr><w:shd w:val="clear" w:color="auto" w:fill="FFFFFF" w:themeFill="background1"/><w:spacing w:line="240" w:lineRule="auto"/><w:jc w:val="both"/><w:rPr><w:rFonts w:ascii="Times New Roman" w:hAnsi="Times New Roman"/><w:b/><w:sz w:val="24"/><w:szCs w:val="24"/></w:rPr></w:pPr><w:r><w:rPr><w:rFonts w:ascii="Times New Roman" w:hAnsi="Times New Roman"/><w:bCs/><w:sz w:val="26"/><w:szCs w:val="26"/></w:rPr><w:t xml:space="preserve">Hai Bên cam kết thực hiện </w:t></w:r><w:r><w:rPr><w:rFonts w:ascii="Times New Roman" w:hAnsi="Times New Roman" w:eastAsia="Microsoft YaHei"/><w:bCs/><w:sz w:val="26"/><w:szCs w:val="26"/></w:rPr><w:t>đ</w:t></w:r><w:r><w:rPr><w:rFonts w:ascii="Times New Roman" w:hAnsi="Times New Roman"/><w:bCs/><w:sz w:val="26"/><w:szCs w:val="26"/></w:rPr><w:t xml:space="preserve">ầy </w:t></w:r><w:r><w:rPr><w:rFonts w:ascii="Times New Roman" w:hAnsi="Times New Roman" w:eastAsia="Microsoft YaHei"/><w:bCs/><w:sz w:val="26"/><w:szCs w:val="26"/></w:rPr><w:t>đ</w:t></w:r><w:r><w:rPr><w:rFonts w:ascii="Times New Roman" w:hAnsi="Times New Roman"/><w:bCs/><w:sz w:val="26"/><w:szCs w:val="26"/></w:rPr><w:t xml:space="preserve">ủ, </w:t></w:r><w:r><w:rPr><w:rFonts w:ascii="Times New Roman" w:hAnsi="Times New Roman" w:eastAsia="Microsoft YaHei"/><w:bCs/><w:sz w:val="26"/><w:szCs w:val="26"/></w:rPr><w:t>đú</w:t></w:r><w:r><w:rPr><w:rFonts w:ascii="Times New Roman" w:hAnsi="Times New Roman"/><w:bCs/><w:sz w:val="26"/><w:szCs w:val="26"/></w:rPr><w:t>ng thời hạn v</w:t></w:r><w:r><w:rPr><w:rFonts w:ascii="Times New Roman" w:hAnsi="Times New Roman" w:eastAsia="Microsoft YaHei"/><w:bCs/><w:sz w:val="26"/><w:szCs w:val="26"/></w:rPr><w:t>à</w:t></w:r><w:r><w:rPr><w:rFonts w:ascii="Times New Roman" w:hAnsi="Times New Roman"/><w:bCs/><w:sz w:val="26"/><w:szCs w:val="26"/></w:rPr><w:t xml:space="preserve"> </w:t></w:r><w:r><w:rPr><w:rFonts w:ascii="Times New Roman" w:hAnsi="Times New Roman" w:eastAsia="Microsoft YaHei"/><w:bCs/><w:sz w:val="26"/><w:szCs w:val="26"/></w:rPr><w:t>đú</w:t></w:r><w:r><w:rPr><w:rFonts w:ascii="Times New Roman" w:hAnsi="Times New Roman"/><w:bCs/><w:sz w:val="26"/><w:szCs w:val="26"/></w:rPr><w:t>ng nội dung c</w:t></w:r><w:r><w:rPr><w:rFonts w:ascii="Times New Roman" w:hAnsi="Times New Roman" w:eastAsia="Microsoft YaHei"/><w:bCs/><w:sz w:val="26"/><w:szCs w:val="26"/></w:rPr><w:t>á</w:t></w:r><w:r><w:rPr><w:rFonts w:ascii="Times New Roman" w:hAnsi="Times New Roman"/><w:bCs/><w:sz w:val="26"/><w:szCs w:val="26"/></w:rPr><w:t xml:space="preserve">c quyền, nghĩa vụ </w:t></w:r><w:r><w:rPr><w:rFonts w:ascii="Times New Roman" w:hAnsi="Times New Roman" w:eastAsia="Microsoft YaHei"/><w:bCs/><w:sz w:val="26"/><w:szCs w:val="26"/></w:rPr><w:t>đã</w:t></w:r><w:r><w:rPr><w:rFonts w:ascii="Times New Roman" w:hAnsi="Times New Roman"/><w:bCs/><w:sz w:val="26"/><w:szCs w:val="26"/></w:rPr><w:t xml:space="preserve"> </w:t></w:r><w:r><w:rPr><w:rFonts w:ascii="Times New Roman" w:hAnsi="Times New Roman" w:eastAsia="Microsoft YaHei"/><w:bCs/><w:sz w:val="26"/><w:szCs w:val="26"/></w:rPr><w:t>đ</w:t></w:r><w:r><w:rPr><w:rFonts w:ascii="Times New Roman" w:hAnsi="Times New Roman"/><w:bCs/><w:sz w:val="26"/><w:szCs w:val="26"/></w:rPr><w:t xml:space="preserve">ược quy </w:t></w:r><w:r><w:rPr><w:rFonts w:ascii="Times New Roman" w:hAnsi="Times New Roman" w:eastAsia="Microsoft YaHei"/><w:bCs/><w:sz w:val="26"/><w:szCs w:val="26"/></w:rPr><w:t>đ</w:t></w:r><w:r><w:rPr><w:rFonts w:ascii="Times New Roman" w:hAnsi="Times New Roman"/><w:bCs/><w:sz w:val="26"/><w:szCs w:val="26"/></w:rPr><w:t xml:space="preserve">ịnh trong Hợp </w:t></w:r><w:r><w:rPr><w:rFonts w:ascii="Times New Roman" w:hAnsi="Times New Roman" w:eastAsia="Microsoft YaHei"/><w:bCs/><w:sz w:val="26"/><w:szCs w:val="26"/></w:rPr><w:t>đ</w:t></w:r><w:r><w:rPr><w:rFonts w:ascii="Times New Roman" w:hAnsi="Times New Roman"/><w:bCs/><w:sz w:val="26"/><w:szCs w:val="26"/></w:rPr><w:t>ồng n</w:t></w:r><w:r><w:rPr><w:rFonts w:ascii="Times New Roman" w:hAnsi="Times New Roman" w:eastAsia="Microsoft YaHei"/><w:bCs/><w:sz w:val="26"/><w:szCs w:val="26"/></w:rPr><w:t>à</w:t></w:r><w:r><w:rPr><w:rFonts w:ascii="Times New Roman" w:hAnsi="Times New Roman"/><w:bCs/><w:sz w:val="26"/><w:szCs w:val="26"/></w:rPr><w:t>y v</w:t></w:r><w:r><w:rPr><w:rFonts w:ascii="Times New Roman" w:hAnsi="Times New Roman" w:eastAsia="Microsoft YaHei"/><w:bCs/><w:sz w:val="26"/><w:szCs w:val="26"/></w:rPr><w:t>à</w:t></w:r><w:r><w:rPr><w:rFonts w:ascii="Times New Roman" w:hAnsi="Times New Roman"/><w:bCs/><w:sz w:val="26"/><w:szCs w:val="26"/></w:rPr><w:t xml:space="preserve"> c</w:t></w:r><w:r><w:rPr><w:rFonts w:ascii="Times New Roman" w:hAnsi="Times New Roman" w:eastAsia="Microsoft YaHei"/><w:bCs/><w:sz w:val="26"/><w:szCs w:val="26"/></w:rPr><w:t>á</w:t></w:r><w:r><w:rPr><w:rFonts w:ascii="Times New Roman" w:hAnsi="Times New Roman"/><w:bCs/><w:sz w:val="26"/><w:szCs w:val="26"/></w:rPr><w:t xml:space="preserve">c Phụ lục Hợp </w:t></w:r><w:r><w:rPr><w:rFonts w:ascii="Times New Roman" w:hAnsi="Times New Roman" w:eastAsia="Microsoft YaHei"/><w:bCs/><w:sz w:val="26"/><w:szCs w:val="26"/></w:rPr><w:t>đ</w:t></w:r><w:r><w:rPr><w:rFonts w:ascii="Times New Roman" w:hAnsi="Times New Roman"/><w:bCs/><w:sz w:val="26"/><w:szCs w:val="26"/></w:rPr><w:t>ồng (nếu c</w:t></w:r><w:r><w:rPr><w:rFonts w:ascii="Times New Roman" w:hAnsi="Times New Roman" w:eastAsia="Microsoft YaHei"/><w:bCs/><w:sz w:val="26"/><w:szCs w:val="26"/></w:rPr><w:t>ó</w:t></w:r><w:r><w:rPr><w:rFonts w:ascii="Times New Roman" w:hAnsi="Times New Roman"/><w:bCs/><w:sz w:val="26"/><w:szCs w:val="26"/></w:rPr><w:t>).</w:t></w:r></w:p><w:p><w:pPr><w:pStyle w:val="13"/><w:numPr><w:ilvl w:val="0"/><w:numId w:val="7"/></w:numPr><w:shd w:val="clear" w:color="auto" w:fill="FFFFFF" w:themeFill="background1"/><w:spacing w:line="240" w:lineRule="auto"/><w:jc w:val="both"/><w:rPr><w:rFonts w:ascii="Times New Roman" w:hAnsi="Times New Roman"/><w:b/><w:sz w:val="24"/><w:szCs w:val="24"/></w:rPr></w:pPr><w:r><w:rPr><w:rFonts w:ascii="Times New Roman" w:hAnsi="Times New Roman"/><w:bCs/><w:sz w:val="26"/><w:szCs w:val="26"/></w:rPr><w:t xml:space="preserve">Mọi sửa </w:t></w:r><w:r><w:rPr><w:rFonts w:ascii="Times New Roman" w:hAnsi="Times New Roman" w:eastAsia="Microsoft YaHei"/><w:bCs/><w:sz w:val="26"/><w:szCs w:val="26"/></w:rPr><w:t>đ</w:t></w:r><w:r><w:rPr><w:rFonts w:ascii="Times New Roman" w:hAnsi="Times New Roman"/><w:bCs/><w:sz w:val="26"/><w:szCs w:val="26"/></w:rPr><w:t xml:space="preserve">ổi, bổ sung Hợp </w:t></w:r><w:r><w:rPr><w:rFonts w:ascii="Times New Roman" w:hAnsi="Times New Roman" w:eastAsia="Microsoft YaHei"/><w:bCs/><w:sz w:val="26"/><w:szCs w:val="26"/></w:rPr><w:t>đ</w:t></w:r><w:r><w:rPr><w:rFonts w:ascii="Times New Roman" w:hAnsi="Times New Roman"/><w:bCs/><w:sz w:val="26"/><w:szCs w:val="26"/></w:rPr><w:t>ồng chỉ c</w:t></w:r><w:r><w:rPr><w:rFonts w:ascii="Times New Roman" w:hAnsi="Times New Roman" w:eastAsia="Microsoft YaHei"/><w:bCs/><w:sz w:val="26"/><w:szCs w:val="26"/></w:rPr><w:t>ó</w:t></w:r><w:r><w:rPr><w:rFonts w:ascii="Times New Roman" w:hAnsi="Times New Roman"/><w:bCs/><w:sz w:val="26"/><w:szCs w:val="26"/></w:rPr><w:t xml:space="preserve"> gi</w:t></w:r><w:r><w:rPr><w:rFonts w:ascii="Times New Roman" w:hAnsi="Times New Roman" w:eastAsia="Microsoft YaHei"/><w:bCs/><w:sz w:val="26"/><w:szCs w:val="26"/></w:rPr><w:t>á</w:t></w:r><w:r><w:rPr><w:rFonts w:ascii="Times New Roman" w:hAnsi="Times New Roman"/><w:bCs/><w:sz w:val="26"/><w:szCs w:val="26"/></w:rPr><w:t xml:space="preserve"> trị ph</w:t></w:r><w:r><w:rPr><w:rFonts w:ascii="Times New Roman" w:hAnsi="Times New Roman" w:eastAsia="Microsoft YaHei"/><w:bCs/><w:sz w:val="26"/><w:szCs w:val="26"/></w:rPr><w:t>á</w:t></w:r><w:r><w:rPr><w:rFonts w:ascii="Times New Roman" w:hAnsi="Times New Roman"/><w:bCs/><w:sz w:val="26"/><w:szCs w:val="26"/></w:rPr><w:t>p l</w:t></w:r><w:r><w:rPr><w:rFonts w:ascii="Times New Roman" w:hAnsi="Times New Roman" w:eastAsia="Microsoft YaHei"/><w:bCs/><w:sz w:val="26"/><w:szCs w:val="26"/></w:rPr><w:t>ý</w:t></w:r><w:r><w:rPr><w:rFonts w:ascii="Times New Roman" w:hAnsi="Times New Roman"/><w:bCs/><w:sz w:val="26"/><w:szCs w:val="26"/></w:rPr><w:t xml:space="preserve"> khi </w:t></w:r><w:r><w:rPr><w:rFonts w:ascii="Times New Roman" w:hAnsi="Times New Roman" w:eastAsia="Microsoft YaHei"/><w:bCs/><w:sz w:val="26"/><w:szCs w:val="26"/></w:rPr><w:t>đ</w:t></w:r><w:r><w:rPr><w:rFonts w:ascii="Times New Roman" w:hAnsi="Times New Roman"/><w:bCs/><w:sz w:val="26"/><w:szCs w:val="26"/></w:rPr><w:t>ược lập th</w:t></w:r><w:r><w:rPr><w:rFonts w:ascii="Times New Roman" w:hAnsi="Times New Roman" w:eastAsia="Microsoft YaHei"/><w:bCs/><w:sz w:val="26"/><w:szCs w:val="26"/></w:rPr><w:t>à</w:t></w:r><w:r><w:rPr><w:rFonts w:ascii="Times New Roman" w:hAnsi="Times New Roman"/><w:bCs/><w:sz w:val="26"/><w:szCs w:val="26"/></w:rPr><w:t>nh v</w:t></w:r><w:r><w:rPr><w:rFonts w:ascii="Times New Roman" w:hAnsi="Times New Roman" w:eastAsia="Microsoft YaHei"/><w:bCs/><w:sz w:val="26"/><w:szCs w:val="26"/></w:rPr><w:t>ă</w:t></w:r><w:r><w:rPr><w:rFonts w:ascii="Times New Roman" w:hAnsi="Times New Roman"/><w:bCs/><w:sz w:val="26"/><w:szCs w:val="26"/></w:rPr><w:t>n bản v</w:t></w:r><w:r><w:rPr><w:rFonts w:ascii="Times New Roman" w:hAnsi="Times New Roman" w:eastAsia="Microsoft YaHei"/><w:bCs/><w:sz w:val="26"/><w:szCs w:val="26"/></w:rPr><w:t>à</w:t></w:r><w:r><w:rPr><w:rFonts w:ascii="Times New Roman" w:hAnsi="Times New Roman"/><w:bCs/><w:sz w:val="26"/><w:szCs w:val="26"/></w:rPr><w:t xml:space="preserve"> c</w:t></w:r><w:r><w:rPr><w:rFonts w:ascii="Times New Roman" w:hAnsi="Times New Roman" w:eastAsia="Microsoft YaHei"/><w:bCs/><w:sz w:val="26"/><w:szCs w:val="26"/></w:rPr><w:t>ó</w:t></w:r><w:r><w:rPr><w:rFonts w:ascii="Times New Roman" w:hAnsi="Times New Roman"/><w:bCs/><w:sz w:val="26"/><w:szCs w:val="26"/></w:rPr><w:t xml:space="preserve"> x</w:t></w:r><w:r><w:rPr><w:rFonts w:ascii="Times New Roman" w:hAnsi="Times New Roman" w:eastAsia="Microsoft YaHei"/><w:bCs/><w:sz w:val="26"/><w:szCs w:val="26"/></w:rPr><w:t>á</w:t></w:r><w:r><w:rPr><w:rFonts w:ascii="Times New Roman" w:hAnsi="Times New Roman"/><w:bCs/><w:sz w:val="26"/><w:szCs w:val="26"/></w:rPr><w:t xml:space="preserve">c nhận của </w:t></w:r><w:r><w:rPr><w:rFonts w:ascii="Times New Roman" w:hAnsi="Times New Roman" w:eastAsia="Microsoft YaHei"/><w:bCs/><w:sz w:val="26"/><w:szCs w:val="26"/></w:rPr><w:t>đ</w:t></w:r><w:r><w:rPr><w:rFonts w:ascii="Times New Roman" w:hAnsi="Times New Roman"/><w:bCs/><w:sz w:val="26"/><w:szCs w:val="26"/></w:rPr><w:t>ại diện c</w:t></w:r><w:r><w:rPr><w:rFonts w:ascii="Times New Roman" w:hAnsi="Times New Roman" w:eastAsia="Microsoft YaHei"/><w:bCs/><w:sz w:val="26"/><w:szCs w:val="26"/></w:rPr><w:t>ó</w:t></w:r><w:r><w:rPr><w:rFonts w:ascii="Times New Roman" w:hAnsi="Times New Roman"/><w:bCs/><w:sz w:val="26"/><w:szCs w:val="26"/></w:rPr><w:t xml:space="preserve"> thẩm quyền của hai B</w:t></w:r><w:r><w:rPr><w:rFonts w:ascii="Times New Roman" w:hAnsi="Times New Roman" w:eastAsia="Microsoft YaHei"/><w:bCs/><w:sz w:val="26"/><w:szCs w:val="26"/></w:rPr><w:t>ê</w:t></w:r><w:r><w:rPr><w:rFonts w:ascii="Times New Roman" w:hAnsi="Times New Roman"/><w:bCs/><w:sz w:val="26"/><w:szCs w:val="26"/></w:rPr><w:t>n.</w:t></w:r></w:p><w:p><w:pPr><w:pStyle w:val="13"/><w:numPr><w:ilvl w:val="0"/><w:numId w:val="7"/></w:numPr><w:shd w:val="clear" w:color="auto" w:fill="FFFFFF" w:themeFill="background1"/><w:spacing w:line="240" w:lineRule="auto"/><w:jc w:val="both"/><w:rPr><w:rFonts w:ascii="Times New Roman" w:hAnsi="Times New Roman"/><w:b/><w:sz w:val="24"/><w:szCs w:val="24"/></w:rPr></w:pPr><w:r><w:rPr><w:rFonts w:ascii="Times New Roman" w:hAnsi="Times New Roman"/><w:bCs/><w:sz w:val="26"/><w:szCs w:val="26"/></w:rPr><w:t>Bên nào vi phạm c</w:t></w:r><w:r><w:rPr><w:rFonts w:ascii="Times New Roman" w:hAnsi="Times New Roman" w:eastAsia="Microsoft YaHei"/><w:bCs/><w:sz w:val="26"/><w:szCs w:val="26"/></w:rPr><w:t>á</w:t></w:r><w:r><w:rPr><w:rFonts w:ascii="Times New Roman" w:hAnsi="Times New Roman"/><w:bCs/><w:sz w:val="26"/><w:szCs w:val="26"/></w:rPr><w:t xml:space="preserve">c cam kết, nghĩa vụ hoặc tự </w:t></w:r><w:r><w:rPr><w:rFonts w:ascii="Times New Roman" w:hAnsi="Times New Roman" w:eastAsia="Microsoft YaHei"/><w:bCs/><w:sz w:val="26"/><w:szCs w:val="26"/></w:rPr><w:t>ý</w:t></w:r><w:r><w:rPr><w:rFonts w:ascii="Times New Roman" w:hAnsi="Times New Roman"/><w:bCs/><w:sz w:val="26"/><w:szCs w:val="26"/></w:rPr><w:t xml:space="preserve"> thay </w:t></w:r><w:r><w:rPr><w:rFonts w:ascii="Times New Roman" w:hAnsi="Times New Roman" w:eastAsia="Microsoft YaHei"/><w:bCs/><w:sz w:val="26"/><w:szCs w:val="26"/></w:rPr><w:t>đ</w:t></w:r><w:r><w:rPr><w:rFonts w:ascii="Times New Roman" w:hAnsi="Times New Roman"/><w:bCs/><w:sz w:val="26"/><w:szCs w:val="26"/></w:rPr><w:t xml:space="preserve">ổi nội dung Hợp </w:t></w:r><w:r><w:rPr><w:rFonts w:ascii="Times New Roman" w:hAnsi="Times New Roman" w:eastAsia="Microsoft YaHei"/><w:bCs/><w:sz w:val="26"/><w:szCs w:val="26"/></w:rPr><w:t>đ</w:t></w:r><w:r><w:rPr><w:rFonts w:ascii="Times New Roman" w:hAnsi="Times New Roman"/><w:bCs/><w:sz w:val="26"/><w:szCs w:val="26"/></w:rPr><w:t>ồng m</w:t></w:r><w:r><w:rPr><w:rFonts w:ascii="Times New Roman" w:hAnsi="Times New Roman" w:eastAsia="Microsoft YaHei"/><w:bCs/><w:sz w:val="26"/><w:szCs w:val="26"/></w:rPr><w:t>à</w:t></w:r><w:r><w:rPr><w:rFonts w:ascii="Times New Roman" w:hAnsi="Times New Roman"/><w:bCs/><w:sz w:val="26"/><w:szCs w:val="26"/></w:rPr><w:t xml:space="preserve"> kh</w:t></w:r><w:r><w:rPr><w:rFonts w:ascii="Times New Roman" w:hAnsi="Times New Roman" w:eastAsia="Microsoft YaHei"/><w:bCs/><w:sz w:val="26"/><w:szCs w:val="26"/></w:rPr><w:t>ô</w:t></w:r><w:r><w:rPr><w:rFonts w:ascii="Times New Roman" w:hAnsi="Times New Roman"/><w:bCs/><w:sz w:val="26"/><w:szCs w:val="26"/></w:rPr><w:t xml:space="preserve">ng </w:t></w:r><w:r><w:rPr><w:rFonts w:ascii="Times New Roman" w:hAnsi="Times New Roman" w:eastAsia="Microsoft YaHei"/><w:bCs/><w:sz w:val="26"/><w:szCs w:val="26"/></w:rPr><w:t>đ</w:t></w:r><w:r><w:rPr><w:rFonts w:ascii="Times New Roman" w:hAnsi="Times New Roman"/><w:bCs/><w:sz w:val="26"/><w:szCs w:val="26"/></w:rPr><w:t>ược B</w:t></w:r><w:r><w:rPr><w:rFonts w:ascii="Times New Roman" w:hAnsi="Times New Roman" w:eastAsia="Microsoft YaHei"/><w:bCs/><w:sz w:val="26"/><w:szCs w:val="26"/></w:rPr><w:t>ê</w:t></w:r><w:r><w:rPr><w:rFonts w:ascii="Times New Roman" w:hAnsi="Times New Roman"/><w:bCs/><w:sz w:val="26"/><w:szCs w:val="26"/></w:rPr><w:t>n c</w:t></w:r><w:r><w:rPr><w:rFonts w:ascii="Times New Roman" w:hAnsi="Times New Roman" w:eastAsia="Microsoft YaHei"/><w:bCs/><w:sz w:val="26"/><w:szCs w:val="26"/></w:rPr><w:t>ò</w:t></w:r><w:r><w:rPr><w:rFonts w:ascii="Times New Roman" w:hAnsi="Times New Roman"/><w:bCs/><w:sz w:val="26"/><w:szCs w:val="26"/></w:rPr><w:t>n lại chấp thuận th</w:t></w:r><w:r><w:rPr><w:rFonts w:ascii="Times New Roman" w:hAnsi="Times New Roman" w:eastAsia="Microsoft YaHei"/><w:bCs/><w:sz w:val="26"/><w:szCs w:val="26"/></w:rPr><w:t>ì</w:t></w:r><w:r><w:rPr><w:rFonts w:ascii="Times New Roman" w:hAnsi="Times New Roman"/><w:bCs/><w:sz w:val="26"/><w:szCs w:val="26"/></w:rPr><w:t xml:space="preserve"> phải chịu tr</w:t></w:r><w:r><w:rPr><w:rFonts w:ascii="Times New Roman" w:hAnsi="Times New Roman" w:eastAsia="Microsoft YaHei"/><w:bCs/><w:sz w:val="26"/><w:szCs w:val="26"/></w:rPr><w:t>á</w:t></w:r><w:r><w:rPr><w:rFonts w:ascii="Times New Roman" w:hAnsi="Times New Roman"/><w:bCs/><w:sz w:val="26"/><w:szCs w:val="26"/></w:rPr><w:t xml:space="preserve">ch nhiệm theo quy </w:t></w:r><w:r><w:rPr><w:rFonts w:ascii="Times New Roman" w:hAnsi="Times New Roman" w:eastAsia="Microsoft YaHei"/><w:bCs/><w:sz w:val="26"/><w:szCs w:val="26"/></w:rPr><w:t>đ</w:t></w:r><w:r><w:rPr><w:rFonts w:ascii="Times New Roman" w:hAnsi="Times New Roman"/><w:bCs/><w:sz w:val="26"/><w:szCs w:val="26"/></w:rPr><w:t>ịnh của ph</w:t></w:r><w:r><w:rPr><w:rFonts w:ascii="Times New Roman" w:hAnsi="Times New Roman" w:eastAsia="Microsoft YaHei"/><w:bCs/><w:sz w:val="26"/><w:szCs w:val="26"/></w:rPr><w:t>á</w:t></w:r><w:r><w:rPr><w:rFonts w:ascii="Times New Roman" w:hAnsi="Times New Roman"/><w:bCs/><w:sz w:val="26"/><w:szCs w:val="26"/></w:rPr><w:t>p luật v</w:t></w:r><w:r><w:rPr><w:rFonts w:ascii="Times New Roman" w:hAnsi="Times New Roman" w:eastAsia="Microsoft YaHei"/><w:bCs/><w:sz w:val="26"/><w:szCs w:val="26"/></w:rPr><w:t>à</w:t></w:r><w:r><w:rPr><w:rFonts w:ascii="Times New Roman" w:hAnsi="Times New Roman"/><w:bCs/><w:sz w:val="26"/><w:szCs w:val="26"/></w:rPr><w:t xml:space="preserve"> bồi thường c</w:t></w:r><w:r><w:rPr><w:rFonts w:ascii="Times New Roman" w:hAnsi="Times New Roman" w:eastAsia="Microsoft YaHei"/><w:bCs/><w:sz w:val="26"/><w:szCs w:val="26"/></w:rPr><w:t>á</w:t></w:r><w:r><w:rPr><w:rFonts w:ascii="Times New Roman" w:hAnsi="Times New Roman"/><w:bCs/><w:sz w:val="26"/><w:szCs w:val="26"/></w:rPr><w:t>c thiệt hại thực tế ph</w:t></w:r><w:r><w:rPr><w:rFonts w:ascii="Times New Roman" w:hAnsi="Times New Roman" w:eastAsia="Microsoft YaHei"/><w:bCs/><w:sz w:val="26"/><w:szCs w:val="26"/></w:rPr><w:t>á</w:t></w:r><w:r><w:rPr><w:rFonts w:ascii="Times New Roman" w:hAnsi="Times New Roman"/><w:bCs/><w:sz w:val="26"/><w:szCs w:val="26"/></w:rPr><w:t>t sinh cho B</w:t></w:r><w:r><w:rPr><w:rFonts w:ascii="Times New Roman" w:hAnsi="Times New Roman" w:eastAsia="Microsoft YaHei"/><w:bCs/><w:sz w:val="26"/><w:szCs w:val="26"/></w:rPr><w:t>ê</w:t></w:r><w:r><w:rPr><w:rFonts w:ascii="Times New Roman" w:hAnsi="Times New Roman"/><w:bCs/><w:sz w:val="26"/><w:szCs w:val="26"/></w:rPr><w:t>n bị thiệt hại.</w:t></w:r></w:p><w:p><w:pPr><w:pStyle w:val="13"/><w:numPr><w:ilvl w:val="0"/><w:numId w:val="7"/></w:numPr><w:shd w:val="clear" w:color="auto" w:fill="FFFFFF" w:themeFill="background1"/><w:spacing w:line="240" w:lineRule="auto"/><w:jc w:val="both"/><w:rPr><w:rFonts w:ascii="Times New Roman" w:hAnsi="Times New Roman"/><w:b/><w:sz w:val="24"/><w:szCs w:val="24"/></w:rPr></w:pPr><w:r><w:rPr><w:rFonts w:ascii="Times New Roman" w:hAnsi="Times New Roman"/><w:sz w:val="26"/><w:szCs w:val="26"/></w:rPr><w:t xml:space="preserve">Hợp </w:t></w:r><w:r><w:rPr><w:rFonts w:ascii="Times New Roman" w:hAnsi="Times New Roman" w:eastAsia="Microsoft YaHei"/><w:sz w:val="26"/><w:szCs w:val="26"/></w:rPr><w:t>đ</w:t></w:r><w:r><w:rPr><w:rFonts w:ascii="Times New Roman" w:hAnsi="Times New Roman"/><w:sz w:val="26"/><w:szCs w:val="26"/></w:rPr><w:t>ồng n</w:t></w:r><w:r><w:rPr><w:rFonts w:ascii="Times New Roman" w:hAnsi="Times New Roman" w:eastAsia="Microsoft YaHei"/><w:sz w:val="26"/><w:szCs w:val="26"/></w:rPr><w:t>à</w:t></w:r><w:r><w:rPr><w:rFonts w:ascii="Times New Roman" w:hAnsi="Times New Roman"/><w:sz w:val="26"/><w:szCs w:val="26"/></w:rPr><w:t>y v</w:t></w:r><w:r><w:rPr><w:rFonts w:ascii="Times New Roman" w:hAnsi="Times New Roman" w:eastAsia="Microsoft YaHei"/><w:sz w:val="26"/><w:szCs w:val="26"/></w:rPr><w:t>à</w:t></w:r><w:r><w:rPr><w:rFonts w:ascii="Times New Roman" w:hAnsi="Times New Roman"/><w:sz w:val="26"/><w:szCs w:val="26"/></w:rPr><w:t xml:space="preserve"> c</w:t></w:r><w:r><w:rPr><w:rFonts w:ascii="Times New Roman" w:hAnsi="Times New Roman" w:eastAsia="Microsoft YaHei"/><w:sz w:val="26"/><w:szCs w:val="26"/></w:rPr><w:t>á</w:t></w:r><w:r><w:rPr><w:rFonts w:ascii="Times New Roman" w:hAnsi="Times New Roman"/><w:sz w:val="26"/><w:szCs w:val="26"/></w:rPr><w:t>c Phụ lục, Bi</w:t></w:r><w:r><w:rPr><w:rFonts w:ascii="Times New Roman" w:hAnsi="Times New Roman" w:eastAsia="Microsoft YaHei"/><w:sz w:val="26"/><w:szCs w:val="26"/></w:rPr><w:t>ê</w:t></w:r><w:r><w:rPr><w:rFonts w:ascii="Times New Roman" w:hAnsi="Times New Roman"/><w:sz w:val="26"/><w:szCs w:val="26"/></w:rPr><w:t>n bản ph</w:t></w:r><w:r><w:rPr><w:rFonts w:ascii="Times New Roman" w:hAnsi="Times New Roman" w:eastAsia="Microsoft YaHei"/><w:sz w:val="26"/><w:szCs w:val="26"/></w:rPr><w:t>á</w:t></w:r><w:r><w:rPr><w:rFonts w:ascii="Times New Roman" w:hAnsi="Times New Roman"/><w:sz w:val="26"/><w:szCs w:val="26"/></w:rPr><w:t>t sinh, Bi</w:t></w:r><w:r><w:rPr><w:rFonts w:ascii="Times New Roman" w:hAnsi="Times New Roman" w:eastAsia="Microsoft YaHei"/><w:sz w:val="26"/><w:szCs w:val="26"/></w:rPr><w:t>ê</w:t></w:r><w:r><w:rPr><w:rFonts w:ascii="Times New Roman" w:hAnsi="Times New Roman"/><w:sz w:val="26"/><w:szCs w:val="26"/></w:rPr><w:t>n bản nghiệm thu, Các email, văn bản x</w:t></w:r><w:r><w:rPr><w:rFonts w:ascii="Times New Roman" w:hAnsi="Times New Roman" w:eastAsia="Microsoft YaHei"/><w:sz w:val="26"/><w:szCs w:val="26"/></w:rPr><w:t>á</w:t></w:r><w:r><w:rPr><w:rFonts w:ascii="Times New Roman" w:hAnsi="Times New Roman"/><w:sz w:val="26"/><w:szCs w:val="26"/></w:rPr><w:t>c nhận, bi</w:t></w:r><w:r><w:rPr><w:rFonts w:ascii="Times New Roman" w:hAnsi="Times New Roman" w:eastAsia="Microsoft YaHei"/><w:sz w:val="26"/><w:szCs w:val="26"/></w:rPr><w:t>ê</w:t></w:r><w:r><w:rPr><w:rFonts w:ascii="Times New Roman" w:hAnsi="Times New Roman"/><w:sz w:val="26"/><w:szCs w:val="26"/></w:rPr><w:t>n bản l</w:t></w:r><w:r><w:rPr><w:rFonts w:ascii="Times New Roman" w:hAnsi="Times New Roman" w:eastAsia="Microsoft YaHei"/><w:sz w:val="26"/><w:szCs w:val="26"/></w:rPr><w:t>à</w:t></w:r><w:r><w:rPr><w:rFonts w:ascii="Times New Roman" w:hAnsi="Times New Roman"/><w:sz w:val="26"/><w:szCs w:val="26"/></w:rPr><w:t>m việc, x</w:t></w:r><w:r><w:rPr><w:rFonts w:ascii="Times New Roman" w:hAnsi="Times New Roman" w:eastAsia="Microsoft YaHei"/><w:sz w:val="26"/><w:szCs w:val="26"/></w:rPr><w:t>á</w:t></w:r><w:r><w:rPr><w:rFonts w:ascii="Times New Roman" w:hAnsi="Times New Roman"/><w:sz w:val="26"/><w:szCs w:val="26"/></w:rPr><w:t>c nhận ph</w:t></w:r><w:r><w:rPr><w:rFonts w:ascii="Times New Roman" w:hAnsi="Times New Roman" w:eastAsia="Microsoft YaHei"/><w:sz w:val="26"/><w:szCs w:val="26"/></w:rPr><w:t>á</w:t></w:r><w:r><w:rPr><w:rFonts w:ascii="Times New Roman" w:hAnsi="Times New Roman"/><w:sz w:val="26"/><w:szCs w:val="26"/></w:rPr><w:t>t sinh dịch vụ hoặc c</w:t></w:r><w:r><w:rPr><w:rFonts w:ascii="Times New Roman" w:hAnsi="Times New Roman" w:eastAsia="Microsoft YaHei"/><w:sz w:val="26"/><w:szCs w:val="26"/></w:rPr><w:t>á</w:t></w:r><w:r><w:rPr><w:rFonts w:ascii="Times New Roman" w:hAnsi="Times New Roman"/><w:sz w:val="26"/><w:szCs w:val="26"/></w:rPr><w:t>c h</w:t></w:r><w:r><w:rPr><w:rFonts w:ascii="Times New Roman" w:hAnsi="Times New Roman" w:eastAsia="Microsoft YaHei"/><w:sz w:val="26"/><w:szCs w:val="26"/></w:rPr><w:t>ì</w:t></w:r><w:r><w:rPr><w:rFonts w:ascii="Times New Roman" w:hAnsi="Times New Roman"/><w:sz w:val="26"/><w:szCs w:val="26"/></w:rPr><w:t>nh thức x</w:t></w:r><w:r><w:rPr><w:rFonts w:ascii="Times New Roman" w:hAnsi="Times New Roman" w:eastAsia="Microsoft YaHei"/><w:sz w:val="26"/><w:szCs w:val="26"/></w:rPr><w:t>á</w:t></w:r><w:r><w:rPr><w:rFonts w:ascii="Times New Roman" w:hAnsi="Times New Roman"/><w:sz w:val="26"/><w:szCs w:val="26"/></w:rPr><w:t>c nhận hợp lệ kh</w:t></w:r><w:r><w:rPr><w:rFonts w:ascii="Times New Roman" w:hAnsi="Times New Roman" w:eastAsia="Microsoft YaHei"/><w:sz w:val="26"/><w:szCs w:val="26"/></w:rPr><w:t>á</w:t></w:r><w:r><w:rPr><w:rFonts w:ascii="Times New Roman" w:hAnsi="Times New Roman"/><w:sz w:val="26"/><w:szCs w:val="26"/></w:rPr><w:t>c giữa c</w:t></w:r><w:r><w:rPr><w:rFonts w:ascii="Times New Roman" w:hAnsi="Times New Roman" w:eastAsia="Microsoft YaHei"/><w:sz w:val="26"/><w:szCs w:val="26"/></w:rPr><w:t>á</w:t></w:r><w:r><w:rPr><w:rFonts w:ascii="Times New Roman" w:hAnsi="Times New Roman"/><w:sz w:val="26"/><w:szCs w:val="26"/></w:rPr><w:t xml:space="preserve">c </w:t></w:r><w:r><w:rPr><w:rFonts w:ascii="Times New Roman" w:hAnsi="Times New Roman" w:eastAsia="Microsoft YaHei"/><w:sz w:val="26"/><w:szCs w:val="26"/></w:rPr><w:t>đ</w:t></w:r><w:r><w:rPr><w:rFonts w:ascii="Times New Roman" w:hAnsi="Times New Roman"/><w:sz w:val="26"/><w:szCs w:val="26"/></w:rPr><w:t xml:space="preserve">ầu mối </w:t></w:r><w:r><w:rPr><w:rFonts w:ascii="Times New Roman" w:hAnsi="Times New Roman" w:eastAsia="Microsoft YaHei"/><w:sz w:val="26"/><w:szCs w:val="26"/></w:rPr><w:t>đ</w:t></w:r><w:r><w:rPr><w:rFonts w:ascii="Times New Roman" w:hAnsi="Times New Roman"/><w:sz w:val="26"/><w:szCs w:val="26"/></w:rPr><w:t xml:space="preserve">ược chỉ </w:t></w:r><w:r><w:rPr><w:rFonts w:ascii="Times New Roman" w:hAnsi="Times New Roman" w:eastAsia="Microsoft YaHei"/><w:sz w:val="26"/><w:szCs w:val="26"/></w:rPr><w:t>đ</w:t></w:r><w:r><w:rPr><w:rFonts w:ascii="Times New Roman" w:hAnsi="Times New Roman"/><w:sz w:val="26"/><w:szCs w:val="26"/></w:rPr><w:t xml:space="preserve">ịnh theo </w:t></w:r><w:r><w:rPr><w:rFonts w:ascii="Times New Roman" w:hAnsi="Times New Roman" w:eastAsia="Microsoft YaHei"/><w:sz w:val="26"/><w:szCs w:val="26"/></w:rPr><w:t>Đ</w:t></w:r><w:r><w:rPr><w:rFonts w:ascii="Times New Roman" w:hAnsi="Times New Roman"/><w:sz w:val="26"/><w:szCs w:val="26"/></w:rPr><w:t xml:space="preserve">iều 6 của Hợp </w:t></w:r><w:r><w:rPr><w:rFonts w:ascii="Times New Roman" w:hAnsi="Times New Roman" w:eastAsia="Microsoft YaHei"/><w:sz w:val="26"/><w:szCs w:val="26"/></w:rPr><w:t>đ</w:t></w:r><w:r><w:rPr><w:rFonts w:ascii="Times New Roman" w:hAnsi="Times New Roman"/><w:sz w:val="26"/><w:szCs w:val="26"/></w:rPr><w:t xml:space="preserve">ồng </w:t></w:r><w:r><w:rPr><w:rFonts w:ascii="Times New Roman" w:hAnsi="Times New Roman" w:eastAsia="Microsoft YaHei"/><w:sz w:val="26"/><w:szCs w:val="26"/></w:rPr><w:t>đ</w:t></w:r><w:r><w:rPr><w:rFonts w:ascii="Times New Roman" w:hAnsi="Times New Roman"/><w:sz w:val="26"/><w:szCs w:val="26"/></w:rPr><w:t>ược xem l</w:t></w:r><w:r><w:rPr><w:rFonts w:ascii="Times New Roman" w:hAnsi="Times New Roman" w:eastAsia="Microsoft YaHei"/><w:sz w:val="26"/><w:szCs w:val="26"/></w:rPr><w:t>à</w:t></w:r><w:r><w:rPr><w:rFonts w:ascii="Times New Roman" w:hAnsi="Times New Roman"/><w:sz w:val="26"/><w:szCs w:val="26"/></w:rPr><w:t xml:space="preserve"> một phần của hồ sơ thực hiện Hợp </w:t></w:r><w:r><w:rPr><w:rFonts w:ascii="Times New Roman" w:hAnsi="Times New Roman" w:eastAsia="Microsoft YaHei"/><w:sz w:val="26"/><w:szCs w:val="26"/></w:rPr><w:t>đ</w:t></w:r><w:r><w:rPr><w:rFonts w:ascii="Times New Roman" w:hAnsi="Times New Roman"/><w:sz w:val="26"/><w:szCs w:val="26"/></w:rPr><w:t>ồng v</w:t></w:r><w:r><w:rPr><w:rFonts w:ascii="Times New Roman" w:hAnsi="Times New Roman" w:eastAsia="Microsoft YaHei"/><w:sz w:val="26"/><w:szCs w:val="26"/></w:rPr><w:t>à</w:t></w:r><w:r><w:rPr><w:rFonts w:ascii="Times New Roman" w:hAnsi="Times New Roman"/><w:sz w:val="26"/><w:szCs w:val="26"/></w:rPr><w:t xml:space="preserve"> c</w:t></w:r><w:r><w:rPr><w:rFonts w:ascii="Times New Roman" w:hAnsi="Times New Roman" w:eastAsia="Microsoft YaHei"/><w:sz w:val="26"/><w:szCs w:val="26"/></w:rPr><w:t>ó</w:t></w:r><w:r><w:rPr><w:rFonts w:ascii="Times New Roman" w:hAnsi="Times New Roman"/><w:sz w:val="26"/><w:szCs w:val="26"/></w:rPr><w:t xml:space="preserve"> gi</w:t></w:r><w:r><w:rPr><w:rFonts w:ascii="Times New Roman" w:hAnsi="Times New Roman" w:eastAsia="Microsoft YaHei"/><w:sz w:val="26"/><w:szCs w:val="26"/></w:rPr><w:t>á</w:t></w:r><w:r><w:rPr><w:rFonts w:ascii="Times New Roman" w:hAnsi="Times New Roman"/><w:sz w:val="26"/><w:szCs w:val="26"/></w:rPr><w:t xml:space="preserve"> trị l</w:t></w:r><w:r><w:rPr><w:rFonts w:ascii="Times New Roman" w:hAnsi="Times New Roman" w:eastAsia="Microsoft YaHei"/><w:sz w:val="26"/><w:szCs w:val="26"/></w:rPr><w:t>à</w:t></w:r><w:r><w:rPr><w:rFonts w:ascii="Times New Roman" w:hAnsi="Times New Roman"/><w:sz w:val="26"/><w:szCs w:val="26"/></w:rPr><w:t>m c</w:t></w:r><w:r><w:rPr><w:rFonts w:ascii="Times New Roman" w:hAnsi="Times New Roman" w:eastAsia="Microsoft YaHei"/><w:sz w:val="26"/><w:szCs w:val="26"/></w:rPr><w:t>ă</w:t></w:r><w:r><w:rPr><w:rFonts w:ascii="Times New Roman" w:hAnsi="Times New Roman"/><w:sz w:val="26"/><w:szCs w:val="26"/></w:rPr><w:t xml:space="preserve">n cứ </w:t></w:r><w:r><w:rPr><w:rFonts w:ascii="Times New Roman" w:hAnsi="Times New Roman" w:eastAsia="Microsoft YaHei"/><w:sz w:val="26"/><w:szCs w:val="26"/></w:rPr><w:t>đ</w:t></w:r><w:r><w:rPr><w:rFonts w:ascii="Times New Roman" w:hAnsi="Times New Roman"/><w:sz w:val="26"/><w:szCs w:val="26"/></w:rPr><w:t>ể triển khai c</w:t></w:r><w:r><w:rPr><w:rFonts w:ascii="Times New Roman" w:hAnsi="Times New Roman" w:eastAsia="Microsoft YaHei"/><w:sz w:val="26"/><w:szCs w:val="26"/></w:rPr><w:t>ô</w:t></w:r><w:r><w:rPr><w:rFonts w:ascii="Times New Roman" w:hAnsi="Times New Roman"/><w:sz w:val="26"/><w:szCs w:val="26"/></w:rPr><w:t>ng việc, nghiệm thu, quyết to</w:t></w:r><w:r><w:rPr><w:rFonts w:ascii="Times New Roman" w:hAnsi="Times New Roman" w:eastAsia="Microsoft YaHei"/><w:sz w:val="26"/><w:szCs w:val="26"/></w:rPr><w:t>á</w:t></w:r><w:r><w:rPr><w:rFonts w:ascii="Times New Roman" w:hAnsi="Times New Roman"/><w:sz w:val="26"/><w:szCs w:val="26"/></w:rPr><w:t>n, thanh to</w:t></w:r><w:r><w:rPr><w:rFonts w:ascii="Times New Roman" w:hAnsi="Times New Roman" w:eastAsia="Microsoft YaHei"/><w:sz w:val="26"/><w:szCs w:val="26"/></w:rPr><w:t>á</w:t></w:r><w:r><w:rPr><w:rFonts w:ascii="Times New Roman" w:hAnsi="Times New Roman"/><w:sz w:val="26"/><w:szCs w:val="26"/></w:rPr><w:t>n v</w:t></w:r><w:r><w:rPr><w:rFonts w:ascii="Times New Roman" w:hAnsi="Times New Roman" w:eastAsia="Microsoft YaHei"/><w:sz w:val="26"/><w:szCs w:val="26"/></w:rPr><w:t>à</w:t></w:r><w:r><w:rPr><w:rFonts w:ascii="Times New Roman" w:hAnsi="Times New Roman"/><w:sz w:val="26"/><w:szCs w:val="26"/></w:rPr><w:t xml:space="preserve"> xuất h</w:t></w:r><w:r><w:rPr><w:rFonts w:ascii="Times New Roman" w:hAnsi="Times New Roman" w:eastAsia="Microsoft YaHei"/><w:sz w:val="26"/><w:szCs w:val="26"/></w:rPr><w:t>ó</w:t></w:r><w:r><w:rPr><w:rFonts w:ascii="Times New Roman" w:hAnsi="Times New Roman"/><w:sz w:val="26"/><w:szCs w:val="26"/></w:rPr><w:t xml:space="preserve">a </w:t></w:r><w:r><w:rPr><w:rFonts w:ascii="Times New Roman" w:hAnsi="Times New Roman" w:eastAsia="Microsoft YaHei"/><w:sz w:val="26"/><w:szCs w:val="26"/></w:rPr><w:t>đ</w:t></w:r><w:r><w:rPr><w:rFonts w:ascii="Times New Roman" w:hAnsi="Times New Roman"/><w:sz w:val="26"/><w:szCs w:val="26"/></w:rPr><w:t xml:space="preserve">ơn theo quy </w:t></w:r><w:r><w:rPr><w:rFonts w:ascii="Times New Roman" w:hAnsi="Times New Roman" w:eastAsia="Microsoft YaHei"/><w:sz w:val="26"/><w:szCs w:val="26"/></w:rPr><w:t>đ</w:t></w:r><w:r><w:rPr><w:rFonts w:ascii="Times New Roman" w:hAnsi="Times New Roman"/><w:sz w:val="26"/><w:szCs w:val="26"/></w:rPr><w:t xml:space="preserve">ịnh của Hợp </w:t></w:r><w:r><w:rPr><w:rFonts w:ascii="Times New Roman" w:hAnsi="Times New Roman" w:eastAsia="Microsoft YaHei"/><w:sz w:val="26"/><w:szCs w:val="26"/></w:rPr><w:t>đ</w:t></w:r><w:r><w:rPr><w:rFonts w:ascii="Times New Roman" w:hAnsi="Times New Roman"/><w:sz w:val="26"/><w:szCs w:val="26"/></w:rPr><w:t>ồng.</w:t></w:r></w:p><w:p><w:pPr><w:pStyle w:val="13"/><w:numPr><w:ilvl w:val="0"/><w:numId w:val="7"/></w:numPr><w:shd w:val="clear" w:color="auto" w:fill="FFFFFF" w:themeFill="background1"/><w:spacing w:line="240" w:lineRule="auto"/><w:jc w:val="both"/><w:rPr><w:rFonts w:ascii="Times New Roman" w:hAnsi="Times New Roman"/><w:b/><w:sz w:val="24"/><w:szCs w:val="24"/></w:rPr></w:pPr><w:r><w:rPr><w:rFonts w:ascii="Times New Roman" w:hAnsi="Times New Roman"/><w:bCs/><w:sz w:val="26"/><w:szCs w:val="26"/></w:rPr><w:t xml:space="preserve">Hợp </w:t></w:r><w:r><w:rPr><w:rFonts w:ascii="Times New Roman" w:hAnsi="Times New Roman" w:eastAsia="Microsoft YaHei"/><w:bCs/><w:sz w:val="26"/><w:szCs w:val="26"/></w:rPr><w:t>đ</w:t></w:r><w:r><w:rPr><w:rFonts w:ascii="Times New Roman" w:hAnsi="Times New Roman"/><w:bCs/><w:sz w:val="26"/><w:szCs w:val="26"/></w:rPr><w:t xml:space="preserve">ồng </w:t></w:r><w:r><w:rPr><w:rFonts w:ascii="Times New Roman" w:hAnsi="Times New Roman" w:eastAsia="Microsoft YaHei"/><w:bCs/><w:sz w:val="26"/><w:szCs w:val="26"/></w:rPr><w:t>đ</w:t></w:r><w:r><w:rPr><w:rFonts w:ascii="Times New Roman" w:hAnsi="Times New Roman"/><w:bCs/><w:sz w:val="26"/><w:szCs w:val="26"/></w:rPr><w:t xml:space="preserve">ược xem là hoàn thành và tự </w:t></w:r><w:r><w:rPr><w:rFonts w:ascii="Times New Roman" w:hAnsi="Times New Roman" w:eastAsia="Microsoft YaHei"/><w:bCs/><w:sz w:val="26"/><w:szCs w:val="26"/></w:rPr><w:t>đ</w:t></w:r><w:r><w:rPr><w:rFonts w:ascii="Times New Roman" w:hAnsi="Times New Roman"/><w:bCs/><w:sz w:val="26"/><w:szCs w:val="26"/></w:rPr><w:t>ộng thanh l</w:t></w:r><w:r><w:rPr><w:rFonts w:ascii="Times New Roman" w:hAnsi="Times New Roman" w:eastAsia="Microsoft YaHei"/><w:bCs/><w:sz w:val="26"/><w:szCs w:val="26"/></w:rPr><w:t>ý</w:t></w:r><w:r><w:rPr><w:rFonts w:ascii="Times New Roman" w:hAnsi="Times New Roman"/><w:bCs/><w:sz w:val="26"/><w:szCs w:val="26"/></w:rPr><w:t xml:space="preserve"> khi:</w:t></w:r></w:p><w:p><w:pPr><w:pStyle w:val="13"/><w:numPr><w:ilvl w:val="0"/><w:numId w:val="13"/></w:numPr><w:shd w:val="clear" w:color="auto" w:fill="FFFFFF" w:themeFill="background1"/><w:spacing w:line="360" w:lineRule="auto"/><w:jc w:val="both"/><w:rPr><w:rFonts w:ascii="Times New Roman" w:hAnsi="Times New Roman"/><w:bCs/><w:sz w:val="26"/><w:szCs w:val="26"/></w:rPr></w:pPr><w:r><w:rPr><w:rFonts w:ascii="Times New Roman" w:hAnsi="Times New Roman"/><w:bCs/><w:sz w:val="26"/><w:szCs w:val="26"/></w:rPr><w:t>Hai Bên đã hoàn thành toàn bộ các quyền và nghĩa vụ theo Hợp đồng;</w:t></w:r></w:p><w:p><w:pPr><w:pStyle w:val="13"/><w:numPr><w:ilvl w:val="0"/><w:numId w:val="13"/></w:numPr><w:shd w:val="clear" w:color="auto" w:fill="FFFFFF" w:themeFill="background1"/><w:spacing w:line="360" w:lineRule="auto"/><w:jc w:val="both"/><w:rPr><w:rFonts w:ascii="Times New Roman" w:hAnsi="Times New Roman"/><w:bCs/><w:sz w:val="26"/><w:szCs w:val="26"/></w:rPr></w:pPr><w:r><w:rPr><w:rFonts w:ascii="Times New Roman" w:hAnsi="Times New Roman"/><w:bCs/><w:sz w:val="26"/><w:szCs w:val="26"/></w:rPr><w:t>Hai Bên đã hoàn tất việc nghiệm thu, quyết toán và thanh toán các khoản công nợ phát sinh (nếu có);</w:t></w:r></w:p><w:p><w:pPr><w:pStyle w:val="13"/><w:numPr><w:ilvl w:val="0"/><w:numId w:val="13"/></w:numPr><w:shd w:val="clear" w:color="auto" w:fill="FFFFFF" w:themeFill="background1"/><w:spacing w:line="360" w:lineRule="auto"/><w:jc w:val="both"/><w:rPr><w:rFonts w:ascii="Times New Roman" w:hAnsi="Times New Roman"/><w:bCs/><w:sz w:val="26"/><w:szCs w:val="26"/></w:rPr></w:pPr><w:r><w:rPr><w:rFonts w:ascii="Times New Roman" w:hAnsi="Times New Roman"/><w:bCs/><w:sz w:val="26"/><w:szCs w:val="26"/></w:rPr><w:t>Không còn bất kỳ khiếu nại, tranh chấp hoặc nghĩa vụ nào chưa được thực hiện giữa hai Bên.</w:t></w:r></w:p><w:p><w:pPr><w:pStyle w:val="13"/><w:numPr><w:ilvl w:val="0"/><w:numId w:val="7"/></w:numPr><w:shd w:val="clear" w:color="auto" w:fill="FFFFFF" w:themeFill="background1"/><w:spacing w:line="360" w:lineRule="auto"/><w:jc w:val="both"/><w:rPr><w:rFonts w:ascii="Times New Roman" w:hAnsi="Times New Roman"/><w:bCs/><w:sz w:val="26"/><w:szCs w:val="26"/></w:rPr></w:pPr><w:r><w:rPr><w:rFonts w:ascii="Times New Roman" w:hAnsi="Times New Roman"/><w:bCs/><w:sz w:val="26"/><w:szCs w:val="26"/></w:rPr><w:t>Việc thanh l</w:t></w:r><w:r><w:rPr><w:rFonts w:ascii="Times New Roman" w:hAnsi="Times New Roman" w:eastAsia="Microsoft YaHei"/><w:bCs/><w:sz w:val="26"/><w:szCs w:val="26"/></w:rPr><w:t>ý</w:t></w:r><w:r><w:rPr><w:rFonts w:ascii="Times New Roman" w:hAnsi="Times New Roman"/><w:bCs/><w:sz w:val="26"/><w:szCs w:val="26"/></w:rPr><w:t xml:space="preserve"> Hợp </w:t></w:r><w:r><w:rPr><w:rFonts w:ascii="Times New Roman" w:hAnsi="Times New Roman" w:eastAsia="Microsoft YaHei"/><w:bCs/><w:sz w:val="26"/><w:szCs w:val="26"/></w:rPr><w:t>đ</w:t></w:r><w:r><w:rPr><w:rFonts w:ascii="Times New Roman" w:hAnsi="Times New Roman"/><w:bCs/><w:sz w:val="26"/><w:szCs w:val="26"/></w:rPr><w:t>ồng kh</w:t></w:r><w:r><w:rPr><w:rFonts w:ascii="Times New Roman" w:hAnsi="Times New Roman" w:eastAsia="Microsoft YaHei"/><w:bCs/><w:sz w:val="26"/><w:szCs w:val="26"/></w:rPr><w:t>ô</w:t></w:r><w:r><w:rPr><w:rFonts w:ascii="Times New Roman" w:hAnsi="Times New Roman"/><w:bCs/><w:sz w:val="26"/><w:szCs w:val="26"/></w:rPr><w:t>ng l</w:t></w:r><w:r><w:rPr><w:rFonts w:ascii="Times New Roman" w:hAnsi="Times New Roman" w:eastAsia="Microsoft YaHei"/><w:bCs/><w:sz w:val="26"/><w:szCs w:val="26"/></w:rPr><w:t>à</w:t></w:r><w:r><w:rPr><w:rFonts w:ascii="Times New Roman" w:hAnsi="Times New Roman"/><w:bCs/><w:sz w:val="26"/><w:szCs w:val="26"/></w:rPr><w:t>m chấm dứt c</w:t></w:r><w:r><w:rPr><w:rFonts w:ascii="Times New Roman" w:hAnsi="Times New Roman" w:eastAsia="Microsoft YaHei"/><w:bCs/><w:sz w:val="26"/><w:szCs w:val="26"/></w:rPr><w:t>á</w:t></w:r><w:r><w:rPr><w:rFonts w:ascii="Times New Roman" w:hAnsi="Times New Roman"/><w:bCs/><w:sz w:val="26"/><w:szCs w:val="26"/></w:rPr><w:t>c nghĩa vụ c</w:t></w:r><w:r><w:rPr><w:rFonts w:ascii="Times New Roman" w:hAnsi="Times New Roman" w:eastAsia="Microsoft YaHei"/><w:bCs/><w:sz w:val="26"/><w:szCs w:val="26"/></w:rPr><w:t>ò</w:t></w:r><w:r><w:rPr><w:rFonts w:ascii="Times New Roman" w:hAnsi="Times New Roman"/><w:bCs/><w:sz w:val="26"/><w:szCs w:val="26"/></w:rPr><w:t xml:space="preserve">n hiệu lực theo Hợp </w:t></w:r><w:r><w:rPr><w:rFonts w:ascii="Times New Roman" w:hAnsi="Times New Roman" w:eastAsia="Microsoft YaHei"/><w:bCs/><w:sz w:val="26"/><w:szCs w:val="26"/></w:rPr><w:t>đ</w:t></w:r><w:r><w:rPr><w:rFonts w:ascii="Times New Roman" w:hAnsi="Times New Roman"/><w:bCs/><w:sz w:val="26"/><w:szCs w:val="26"/></w:rPr><w:t xml:space="preserve">ồng hoặc theo quy </w:t></w:r><w:r><w:rPr><w:rFonts w:ascii="Times New Roman" w:hAnsi="Times New Roman" w:eastAsia="Microsoft YaHei"/><w:bCs/><w:sz w:val="26"/><w:szCs w:val="26"/></w:rPr><w:t>đ</w:t></w:r><w:r><w:rPr><w:rFonts w:ascii="Times New Roman" w:hAnsi="Times New Roman"/><w:bCs/><w:sz w:val="26"/><w:szCs w:val="26"/></w:rPr><w:t>ịnh của ph</w:t></w:r><w:r><w:rPr><w:rFonts w:ascii="Times New Roman" w:hAnsi="Times New Roman" w:eastAsia="Microsoft YaHei"/><w:bCs/><w:sz w:val="26"/><w:szCs w:val="26"/></w:rPr><w:t>á</w:t></w:r><w:r><w:rPr><w:rFonts w:ascii="Times New Roman" w:hAnsi="Times New Roman"/><w:bCs/><w:sz w:val="26"/><w:szCs w:val="26"/></w:rPr><w:t>p luật, bao gồm nhưng kh</w:t></w:r><w:r><w:rPr><w:rFonts w:ascii="Times New Roman" w:hAnsi="Times New Roman" w:eastAsia="Microsoft YaHei"/><w:bCs/><w:sz w:val="26"/><w:szCs w:val="26"/></w:rPr><w:t>ô</w:t></w:r><w:r><w:rPr><w:rFonts w:ascii="Times New Roman" w:hAnsi="Times New Roman"/><w:bCs/><w:sz w:val="26"/><w:szCs w:val="26"/></w:rPr><w:t>ng giới hạn ở c</w:t></w:r><w:r><w:rPr><w:rFonts w:ascii="Times New Roman" w:hAnsi="Times New Roman" w:eastAsia="Microsoft YaHei"/><w:bCs/><w:sz w:val="26"/><w:szCs w:val="26"/></w:rPr><w:t>á</w:t></w:r><w:r><w:rPr><w:rFonts w:ascii="Times New Roman" w:hAnsi="Times New Roman"/><w:bCs/><w:sz w:val="26"/><w:szCs w:val="26"/></w:rPr><w:t>c nghĩa vụ về bảo mật th</w:t></w:r><w:r><w:rPr><w:rFonts w:ascii="Times New Roman" w:hAnsi="Times New Roman" w:eastAsia="Microsoft YaHei"/><w:bCs/><w:sz w:val="26"/><w:szCs w:val="26"/></w:rPr><w:t>ô</w:t></w:r><w:r><w:rPr><w:rFonts w:ascii="Times New Roman" w:hAnsi="Times New Roman"/><w:bCs/><w:sz w:val="26"/><w:szCs w:val="26"/></w:rPr><w:t>ng tin, bồi thường thiệt hại v</w:t></w:r><w:r><w:rPr><w:rFonts w:ascii="Times New Roman" w:hAnsi="Times New Roman" w:eastAsia="Microsoft YaHei"/><w:bCs/><w:sz w:val="26"/><w:szCs w:val="26"/></w:rPr><w:t>à</w:t></w:r><w:r><w:rPr><w:rFonts w:ascii="Times New Roman" w:hAnsi="Times New Roman"/><w:bCs/><w:sz w:val="26"/><w:szCs w:val="26"/></w:rPr><w:t xml:space="preserve"> giải quyết tranh chấp.</w:t></w:r></w:p><w:p><w:pPr><w:pStyle w:val="13"/><w:numPr><w:ilvl w:val="0"/><w:numId w:val="7"/></w:numPr><w:shd w:val="clear" w:color="auto" w:fill="FFFFFF" w:themeFill="background1"/><w:spacing w:line="360" w:lineRule="auto"/><w:jc w:val="both"/><w:rPr><w:rFonts w:ascii="Times New Roman" w:hAnsi="Times New Roman"/><w:bCs/><w:sz w:val="26"/><w:szCs w:val="26"/></w:rPr></w:pPr><w:r><w:rPr><w:rFonts w:ascii="Times New Roman" w:hAnsi="Times New Roman"/><w:bCs/><w:sz w:val="26"/><w:szCs w:val="26"/></w:rPr><w:t xml:space="preserve">Hợp </w:t></w:r><w:r><w:rPr><w:rFonts w:ascii="Times New Roman" w:hAnsi="Times New Roman" w:eastAsia="Microsoft YaHei"/><w:bCs/><w:sz w:val="26"/><w:szCs w:val="26"/></w:rPr><w:t>đ</w:t></w:r><w:r><w:rPr><w:rFonts w:ascii="Times New Roman" w:hAnsi="Times New Roman"/><w:bCs/><w:sz w:val="26"/><w:szCs w:val="26"/></w:rPr><w:t>ồng c</w:t></w:r><w:r><w:rPr><w:rFonts w:ascii="Times New Roman" w:hAnsi="Times New Roman" w:eastAsia="Microsoft YaHei"/><w:bCs/><w:sz w:val="26"/><w:szCs w:val="26"/></w:rPr><w:t>ó</w:t></w:r><w:r><w:rPr><w:rFonts w:ascii="Times New Roman" w:hAnsi="Times New Roman"/><w:bCs/><w:sz w:val="26"/><w:szCs w:val="26"/></w:rPr><w:t xml:space="preserve"> hiệu lực kể từ ng</w:t></w:r><w:r><w:rPr><w:rFonts w:ascii="Times New Roman" w:hAnsi="Times New Roman" w:eastAsia="Microsoft YaHei"/><w:bCs/><w:sz w:val="26"/><w:szCs w:val="26"/></w:rPr><w:t>à</w:t></w:r><w:r><w:rPr><w:rFonts w:ascii="Times New Roman" w:hAnsi="Times New Roman"/><w:bCs/><w:sz w:val="26"/><w:szCs w:val="26"/></w:rPr><w:t>y k</w:t></w:r><w:r><w:rPr><w:rFonts w:ascii="Times New Roman" w:hAnsi="Times New Roman" w:eastAsia="Microsoft YaHei"/><w:bCs/><w:sz w:val="26"/><w:szCs w:val="26"/></w:rPr><w:t>ý</w:t></w:r><w:r><w:rPr><w:rFonts w:ascii="Times New Roman" w:hAnsi="Times New Roman"/><w:bCs/><w:sz w:val="26"/><w:szCs w:val="26"/></w:rPr><w:t xml:space="preserve"> v</w:t></w:r><w:r><w:rPr><w:rFonts w:ascii="Times New Roman" w:hAnsi="Times New Roman" w:eastAsia="Microsoft YaHei"/><w:bCs/><w:sz w:val="26"/><w:szCs w:val="26"/></w:rPr><w:t>à</w:t></w:r><w:r><w:rPr><w:rFonts w:ascii="Times New Roman" w:hAnsi="Times New Roman"/><w:bCs/><w:sz w:val="26"/><w:szCs w:val="26"/></w:rPr><w:t xml:space="preserve"> </w:t></w:r><w:r><w:rPr><w:rFonts w:ascii="Times New Roman" w:hAnsi="Times New Roman" w:eastAsia="Microsoft YaHei"/><w:bCs/><w:sz w:val="26"/><w:szCs w:val="26"/></w:rPr><w:t>đ</w:t></w:r><w:r><w:rPr><w:rFonts w:ascii="Times New Roman" w:hAnsi="Times New Roman"/><w:bCs/><w:sz w:val="26"/><w:szCs w:val="26"/></w:rPr><w:t>ược lập th</w:t></w:r><w:r><w:rPr><w:rFonts w:ascii="Times New Roman" w:hAnsi="Times New Roman" w:eastAsia="Microsoft YaHei"/><w:bCs/><w:sz w:val="26"/><w:szCs w:val="26"/></w:rPr><w:t>à</w:t></w:r><w:r><w:rPr><w:rFonts w:ascii="Times New Roman" w:hAnsi="Times New Roman"/><w:bCs/><w:sz w:val="26"/><w:szCs w:val="26"/></w:rPr><w:t>nh 04 (bốn) bản gốc bằng tiếng Việt c</w:t></w:r><w:r><w:rPr><w:rFonts w:ascii="Times New Roman" w:hAnsi="Times New Roman" w:eastAsia="Microsoft YaHei"/><w:bCs/><w:sz w:val="26"/><w:szCs w:val="26"/></w:rPr><w:t>ó</w:t></w:r><w:r><w:rPr><w:rFonts w:ascii="Times New Roman" w:hAnsi="Times New Roman"/><w:bCs/><w:sz w:val="26"/><w:szCs w:val="26"/></w:rPr><w:t xml:space="preserve"> gi</w:t></w:r><w:r><w:rPr><w:rFonts w:ascii="Times New Roman" w:hAnsi="Times New Roman" w:eastAsia="Microsoft YaHei"/><w:bCs/><w:sz w:val="26"/><w:szCs w:val="26"/></w:rPr><w:t>á</w:t></w:r><w:r><w:rPr><w:rFonts w:ascii="Times New Roman" w:hAnsi="Times New Roman"/><w:bCs/><w:sz w:val="26"/><w:szCs w:val="26"/></w:rPr><w:t xml:space="preserve"> trị ph</w:t></w:r><w:r><w:rPr><w:rFonts w:ascii="Times New Roman" w:hAnsi="Times New Roman" w:eastAsia="Microsoft YaHei"/><w:bCs/><w:sz w:val="26"/><w:szCs w:val="26"/></w:rPr><w:t>á</w:t></w:r><w:r><w:rPr><w:rFonts w:ascii="Times New Roman" w:hAnsi="Times New Roman"/><w:bCs/><w:sz w:val="26"/><w:szCs w:val="26"/></w:rPr><w:t>p l</w:t></w:r><w:r><w:rPr><w:rFonts w:ascii="Times New Roman" w:hAnsi="Times New Roman" w:eastAsia="Microsoft YaHei"/><w:bCs/><w:sz w:val="26"/><w:szCs w:val="26"/></w:rPr><w:t>ý</w:t></w:r><w:r><w:rPr><w:rFonts w:ascii="Times New Roman" w:hAnsi="Times New Roman"/><w:bCs/><w:sz w:val="26"/><w:szCs w:val="26"/></w:rPr><w:t xml:space="preserve"> như nhau, mỗi B</w:t></w:r><w:r><w:rPr><w:rFonts w:ascii="Times New Roman" w:hAnsi="Times New Roman" w:eastAsia="Microsoft YaHei"/><w:bCs/><w:sz w:val="26"/><w:szCs w:val="26"/></w:rPr><w:t>ê</w:t></w:r><w:r><w:rPr><w:rFonts w:ascii="Times New Roman" w:hAnsi="Times New Roman"/><w:bCs/><w:sz w:val="26"/><w:szCs w:val="26"/></w:rPr><w:t xml:space="preserve">n giữ 02 (hai) bản </w:t></w:r><w:r><w:rPr><w:rFonts w:ascii="Times New Roman" w:hAnsi="Times New Roman" w:eastAsia="Microsoft YaHei"/><w:bCs/><w:sz w:val="26"/><w:szCs w:val="26"/></w:rPr><w:t>đ</w:t></w:r><w:r><w:rPr><w:rFonts w:ascii="Times New Roman" w:hAnsi="Times New Roman"/><w:bCs/><w:sz w:val="26"/><w:szCs w:val="26"/></w:rPr><w:t>ể thực hiện.</w:t></w:r></w:p><w:p><w:pPr><w:pStyle w:val="13"/><w:numPr><w:ilvl w:val="0"/><w:numId w:val="7"/></w:numPr><w:shd w:val="clear" w:color="auto" w:fill="FFFFFF" w:themeFill="background1"/><w:spacing w:line="360" w:lineRule="auto"/><w:jc w:val="both"/><w:rPr><w:rFonts w:ascii="Times New Roman" w:hAnsi="Times New Roman"/><w:bCs/><w:sz w:val="26"/><w:szCs w:val="26"/></w:rPr></w:pPr><w:r><w:rPr><w:rFonts w:ascii="Times New Roman" w:hAnsi="Times New Roman"/><w:bCs/><w:sz w:val="26"/><w:szCs w:val="26"/></w:rPr><w:t>Các Phụ lục, Bi</w:t></w:r><w:r><w:rPr><w:rFonts w:ascii="Times New Roman" w:hAnsi="Times New Roman" w:eastAsia="Microsoft YaHei"/><w:bCs/><w:sz w:val="26"/><w:szCs w:val="26"/></w:rPr><w:t>ê</w:t></w:r><w:r><w:rPr><w:rFonts w:ascii="Times New Roman" w:hAnsi="Times New Roman"/><w:bCs/><w:sz w:val="26"/><w:szCs w:val="26"/></w:rPr><w:t>n bản ph</w:t></w:r><w:r><w:rPr><w:rFonts w:ascii="Times New Roman" w:hAnsi="Times New Roman" w:eastAsia="Microsoft YaHei"/><w:bCs/><w:sz w:val="26"/><w:szCs w:val="26"/></w:rPr><w:t>á</w:t></w:r><w:r><w:rPr><w:rFonts w:ascii="Times New Roman" w:hAnsi="Times New Roman"/><w:bCs/><w:sz w:val="26"/><w:szCs w:val="26"/></w:rPr><w:t>t sinh, Bi</w:t></w:r><w:r><w:rPr><w:rFonts w:ascii="Times New Roman" w:hAnsi="Times New Roman" w:eastAsia="Microsoft YaHei"/><w:bCs/><w:sz w:val="26"/><w:szCs w:val="26"/></w:rPr><w:t>ê</w:t></w:r><w:r><w:rPr><w:rFonts w:ascii="Times New Roman" w:hAnsi="Times New Roman"/><w:bCs/><w:sz w:val="26"/><w:szCs w:val="26"/></w:rPr><w:t>n bản nghiệm thu, Bi</w:t></w:r><w:r><w:rPr><w:rFonts w:ascii="Times New Roman" w:hAnsi="Times New Roman" w:eastAsia="Microsoft YaHei"/><w:bCs/><w:sz w:val="26"/><w:szCs w:val="26"/></w:rPr><w:t>ê</w:t></w:r><w:r><w:rPr><w:rFonts w:ascii="Times New Roman" w:hAnsi="Times New Roman"/><w:bCs/><w:sz w:val="26"/><w:szCs w:val="26"/></w:rPr><w:t>n bản quyết to</w:t></w:r><w:r><w:rPr><w:rFonts w:ascii="Times New Roman" w:hAnsi="Times New Roman" w:eastAsia="Microsoft YaHei"/><w:bCs/><w:sz w:val="26"/><w:szCs w:val="26"/></w:rPr><w:t>á</w:t></w:r><w:r><w:rPr><w:rFonts w:ascii="Times New Roman" w:hAnsi="Times New Roman"/><w:bCs/><w:sz w:val="26"/><w:szCs w:val="26"/></w:rPr><w:t>n v</w:t></w:r><w:r><w:rPr><w:rFonts w:ascii="Times New Roman" w:hAnsi="Times New Roman" w:eastAsia="Microsoft YaHei"/><w:bCs/><w:sz w:val="26"/><w:szCs w:val="26"/></w:rPr><w:t>à</w:t></w:r><w:r><w:rPr><w:rFonts w:ascii="Times New Roman" w:hAnsi="Times New Roman"/><w:bCs/><w:sz w:val="26"/><w:szCs w:val="26"/></w:rPr><w:t xml:space="preserve"> c</w:t></w:r><w:r><w:rPr><w:rFonts w:ascii="Times New Roman" w:hAnsi="Times New Roman" w:eastAsia="Microsoft YaHei"/><w:bCs/><w:sz w:val="26"/><w:szCs w:val="26"/></w:rPr><w:t>á</w:t></w:r><w:r><w:rPr><w:rFonts w:ascii="Times New Roman" w:hAnsi="Times New Roman"/><w:bCs/><w:sz w:val="26"/><w:szCs w:val="26"/></w:rPr><w:t>c v</w:t></w:r><w:r><w:rPr><w:rFonts w:ascii="Times New Roman" w:hAnsi="Times New Roman" w:eastAsia="Microsoft YaHei"/><w:bCs/><w:sz w:val="26"/><w:szCs w:val="26"/></w:rPr><w:t>ă</w:t></w:r><w:r><w:rPr><w:rFonts w:ascii="Times New Roman" w:hAnsi="Times New Roman"/><w:bCs/><w:sz w:val="26"/><w:szCs w:val="26"/></w:rPr><w:t xml:space="preserve">n bản </w:t></w:r><w:r><w:rPr><w:rFonts w:ascii="Times New Roman" w:hAnsi="Times New Roman" w:eastAsia="Microsoft YaHei"/><w:bCs/><w:sz w:val="26"/><w:szCs w:val="26"/></w:rPr><w:t>đ</w:t></w:r><w:r><w:rPr><w:rFonts w:ascii="Times New Roman" w:hAnsi="Times New Roman"/><w:bCs/><w:sz w:val="26"/><w:szCs w:val="26"/></w:rPr><w:t>ược c</w:t></w:r><w:r><w:rPr><w:rFonts w:ascii="Times New Roman" w:hAnsi="Times New Roman" w:eastAsia="Microsoft YaHei"/><w:bCs/><w:sz w:val="26"/><w:szCs w:val="26"/></w:rPr><w:t>á</w:t></w:r><w:r><w:rPr><w:rFonts w:ascii="Times New Roman" w:hAnsi="Times New Roman"/><w:bCs/><w:sz w:val="26"/><w:szCs w:val="26"/></w:rPr><w:t>c B</w:t></w:r><w:r><w:rPr><w:rFonts w:ascii="Times New Roman" w:hAnsi="Times New Roman" w:eastAsia="Microsoft YaHei"/><w:bCs/><w:sz w:val="26"/><w:szCs w:val="26"/></w:rPr><w:t>ê</w:t></w:r><w:r><w:rPr><w:rFonts w:ascii="Times New Roman" w:hAnsi="Times New Roman"/><w:bCs/><w:sz w:val="26"/><w:szCs w:val="26"/></w:rPr><w:t>n x</w:t></w:r><w:r><w:rPr><w:rFonts w:ascii="Times New Roman" w:hAnsi="Times New Roman" w:eastAsia="Microsoft YaHei"/><w:bCs/><w:sz w:val="26"/><w:szCs w:val="26"/></w:rPr><w:t>á</w:t></w:r><w:r><w:rPr><w:rFonts w:ascii="Times New Roman" w:hAnsi="Times New Roman"/><w:bCs/><w:sz w:val="26"/><w:szCs w:val="26"/></w:rPr><w:t>c nhận trong qu</w:t></w:r><w:r><w:rPr><w:rFonts w:ascii="Times New Roman" w:hAnsi="Times New Roman" w:eastAsia="Microsoft YaHei"/><w:bCs/><w:sz w:val="26"/><w:szCs w:val="26"/></w:rPr><w:t>á</w:t></w:r><w:r><w:rPr><w:rFonts w:ascii="Times New Roman" w:hAnsi="Times New Roman"/><w:bCs/><w:sz w:val="26"/><w:szCs w:val="26"/></w:rPr><w:t xml:space="preserve"> tr</w:t></w:r><w:r><w:rPr><w:rFonts w:ascii="Times New Roman" w:hAnsi="Times New Roman" w:eastAsia="Microsoft YaHei"/><w:bCs/><w:sz w:val="26"/><w:szCs w:val="26"/></w:rPr><w:t>ì</w:t></w:r><w:r><w:rPr><w:rFonts w:ascii="Times New Roman" w:hAnsi="Times New Roman"/><w:bCs/><w:sz w:val="26"/><w:szCs w:val="26"/></w:rPr><w:t xml:space="preserve">nh thực hiện Hợp </w:t></w:r><w:r><w:rPr><w:rFonts w:ascii="Times New Roman" w:hAnsi="Times New Roman" w:eastAsia="Microsoft YaHei"/><w:bCs/><w:sz w:val="26"/><w:szCs w:val="26"/></w:rPr><w:t>đ</w:t></w:r><w:r><w:rPr><w:rFonts w:ascii="Times New Roman" w:hAnsi="Times New Roman"/><w:bCs/><w:sz w:val="26"/><w:szCs w:val="26"/></w:rPr><w:t>ồng l</w:t></w:r><w:r><w:rPr><w:rFonts w:ascii="Times New Roman" w:hAnsi="Times New Roman" w:eastAsia="Microsoft YaHei"/><w:bCs/><w:sz w:val="26"/><w:szCs w:val="26"/></w:rPr><w:t>à</w:t></w:r><w:r><w:rPr><w:rFonts w:ascii="Times New Roman" w:hAnsi="Times New Roman"/><w:bCs/><w:sz w:val="26"/><w:szCs w:val="26"/></w:rPr><w:t xml:space="preserve"> một phần kh</w:t></w:r><w:r><w:rPr><w:rFonts w:ascii="Times New Roman" w:hAnsi="Times New Roman" w:eastAsia="Microsoft YaHei"/><w:bCs/><w:sz w:val="26"/><w:szCs w:val="26"/></w:rPr><w:t>ô</w:t></w:r><w:r><w:rPr><w:rFonts w:ascii="Times New Roman" w:hAnsi="Times New Roman"/><w:bCs/><w:sz w:val="26"/><w:szCs w:val="26"/></w:rPr><w:t>ng t</w:t></w:r><w:r><w:rPr><w:rFonts w:ascii="Times New Roman" w:hAnsi="Times New Roman" w:eastAsia="Microsoft YaHei"/><w:bCs/><w:sz w:val="26"/><w:szCs w:val="26"/></w:rPr><w:t>á</w:t></w:r><w:r><w:rPr><w:rFonts w:ascii="Times New Roman" w:hAnsi="Times New Roman"/><w:bCs/><w:sz w:val="26"/><w:szCs w:val="26"/></w:rPr><w:t>ch rời v</w:t></w:r><w:r><w:rPr><w:rFonts w:ascii="Times New Roman" w:hAnsi="Times New Roman" w:eastAsia="Microsoft YaHei"/><w:bCs/><w:sz w:val="26"/><w:szCs w:val="26"/></w:rPr><w:t>à</w:t></w:r><w:r><w:rPr><w:rFonts w:ascii="Times New Roman" w:hAnsi="Times New Roman"/><w:bCs/><w:sz w:val="26"/><w:szCs w:val="26"/></w:rPr><w:t xml:space="preserve"> c</w:t></w:r><w:r><w:rPr><w:rFonts w:ascii="Times New Roman" w:hAnsi="Times New Roman" w:eastAsia="Microsoft YaHei"/><w:bCs/><w:sz w:val="26"/><w:szCs w:val="26"/></w:rPr><w:t>ó</w:t></w:r><w:r><w:rPr><w:rFonts w:ascii="Times New Roman" w:hAnsi="Times New Roman"/><w:bCs/><w:sz w:val="26"/><w:szCs w:val="26"/></w:rPr><w:t xml:space="preserve"> hiệu lực thi h</w:t></w:r><w:r><w:rPr><w:rFonts w:ascii="Times New Roman" w:hAnsi="Times New Roman" w:eastAsia="Microsoft YaHei"/><w:bCs/><w:sz w:val="26"/><w:szCs w:val="26"/></w:rPr><w:t>à</w:t></w:r><w:r><w:rPr><w:rFonts w:ascii="Times New Roman" w:hAnsi="Times New Roman"/><w:bCs/><w:sz w:val="26"/><w:szCs w:val="26"/></w:rPr><w:t>nh c</w:t></w:r><w:r><w:rPr><w:rFonts w:ascii="Times New Roman" w:hAnsi="Times New Roman" w:eastAsia="Microsoft YaHei"/><w:bCs/><w:sz w:val="26"/><w:szCs w:val="26"/></w:rPr><w:t>ù</w:t></w:r><w:r><w:rPr><w:rFonts w:ascii="Times New Roman" w:hAnsi="Times New Roman"/><w:bCs/><w:sz w:val="26"/><w:szCs w:val="26"/></w:rPr><w:t xml:space="preserve">ng Hợp </w:t></w:r><w:r><w:rPr><w:rFonts w:ascii="Times New Roman" w:hAnsi="Times New Roman" w:eastAsia="Microsoft YaHei"/><w:bCs/><w:sz w:val="26"/><w:szCs w:val="26"/></w:rPr><w:t>đ</w:t></w:r><w:r><w:rPr><w:rFonts w:ascii="Times New Roman" w:hAnsi="Times New Roman"/><w:bCs/><w:sz w:val="26"/><w:szCs w:val="26"/></w:rPr><w:t>ồng n</w:t></w:r><w:r><w:rPr><w:rFonts w:ascii="Times New Roman" w:hAnsi="Times New Roman" w:eastAsia="Microsoft YaHei"/><w:bCs/><w:sz w:val="26"/><w:szCs w:val="26"/></w:rPr><w:t>à</w:t></w:r><w:r><w:rPr><w:rFonts w:ascii="Times New Roman" w:hAnsi="Times New Roman"/><w:bCs/><w:sz w:val="26"/><w:szCs w:val="26"/></w:rPr><w:t>y.</w:t></w:r></w:p><w:p><w:pPr><w:pStyle w:val="13"/><w:shd w:val="clear" w:color="auto" w:fill="FFFFFF" w:themeFill="background1"/><w:spacing w:after="0" w:line="360" w:lineRule="auto"/><w:ind w:left="360"/><w:contextualSpacing/><w:jc w:val="both"/><w:rPr><w:rFonts w:ascii="Times New Roman" w:hAnsi="Times New Roman"/><w:sz w:val="26"/><w:szCs w:val="26"/><w:lang w:val="pt-BR" w:eastAsia="zh-CN"/></w:rPr></w:pPr></w:p><w:p><w:pPr><w:shd w:val="clear" w:color="auto" w:fill="FFFFFF" w:themeFill="background1"/><w:spacing w:line="312" w:lineRule="auto"/><w:ind w:firstLine="639" w:firstLineChars="266"/><w:jc w:val="both"/><w:rPr><w:rFonts w:ascii="Times New Roman" w:hAnsi="Times New Roman"/><w:b/><w:sz w:val="24"/><w:szCs w:val="24"/><w:lang w:val="fr-FR"/></w:rPr></w:pPr><w:r><w:rPr><w:rFonts w:ascii="Times New Roman" w:hAnsi="Times New Roman"/><w:b/><w:sz w:val="24"/><w:szCs w:val="24"/><w:lang w:val="fr-FR"/></w:rPr><w:t>ĐẠI DIỆN BÊN A</w:t></w:r><w:r><w:rPr><w:rFonts w:ascii="Times New Roman" w:hAnsi="Times New Roman"/><w:b/><w:sz w:val="24"/><w:szCs w:val="24"/><w:lang w:val="fr-FR"/></w:rPr><w:tab/></w:r><w:r><w:rPr><w:rFonts w:ascii="Times New Roman" w:hAnsi="Times New Roman"/><w:b/><w:sz w:val="24"/><w:szCs w:val="24"/><w:lang w:val="fr-FR"/></w:rPr><w:tab/></w:r><w:r><w:rPr><w:rFonts w:ascii="Times New Roman" w:hAnsi="Times New Roman"/><w:b/><w:sz w:val="24"/><w:szCs w:val="24"/><w:lang w:val="fr-FR"/></w:rPr><w:tab/></w:r><w:r><w:rPr><w:rFonts w:ascii="Times New Roman" w:hAnsi="Times New Roman"/><w:b/><w:sz w:val="24"/><w:szCs w:val="24"/><w:lang w:val="fr-FR"/></w:rPr><w:tab/></w:r><w:r><w:rPr><w:rFonts w:ascii="Times New Roman" w:hAnsi="Times New Roman"/><w:b/><w:sz w:val="24"/><w:szCs w:val="24"/><w:lang w:val="fr-FR"/></w:rPr><w:t xml:space="preserve">                    ĐẠI DIỆN BÊN B</w:t></w:r><w:r><w:rPr><w:rFonts w:ascii="Times New Roman" w:hAnsi="Times New Roman"/><w:b/><w:sz w:val="24"/><w:szCs w:val="24"/><w:lang w:val="fr-FR"/></w:rPr><w:tab/></w:r></w:p><w:p><w:pPr><w:shd w:val="clear" w:color="auto" w:fill="FFFFFF" w:themeFill="background1"/><w:tabs><w:tab w:val="left" w:pos="6015"/></w:tabs><w:spacing w:line="312" w:lineRule="auto"/><w:ind w:firstLine="638" w:firstLineChars="266"/><w:jc w:val="both"/><w:rPr><w:rFonts w:ascii="Times New Roman" w:hAnsi="Times New Roman"/><w:sz w:val="24"/><w:szCs w:val="24"/><w:lang w:val="fr-FR"/></w:rPr></w:pPr><w:r><w:rPr><w:rFonts w:ascii="Times New Roman" w:hAnsi="Times New Roman"/><w:sz w:val="24"/><w:szCs w:val="24"/><w:lang w:val="fr-FR"/></w:rPr><w:t xml:space="preserve">       </w:t></w:r></w:p><w:p><w:pPr><w:shd w:val="clear" w:color="auto" w:fill="FFFFFF" w:themeFill="background1"/><w:tabs><w:tab w:val="left" w:pos="6015"/></w:tabs><w:spacing w:line="312" w:lineRule="auto"/><w:ind w:firstLine="638" w:firstLineChars="266"/><w:jc w:val="both"/><w:rPr><w:rFonts w:ascii="Times New Roman" w:hAnsi="Times New Roman"/><w:sz w:val="24"/><w:szCs w:val="24"/><w:lang w:val="fr-FR"/></w:rPr></w:pPr></w:p><w:p><w:pPr><w:shd w:val="clear" w:color="auto" w:fill="FFFFFF" w:themeFill="background1"/><w:tabs><w:tab w:val="left" w:pos="6015"/></w:tabs><w:spacing w:line="312" w:lineRule="auto"/><w:ind w:firstLine="638" w:firstLineChars="266"/><w:jc w:val="both"/><w:rPr><w:rFonts w:ascii="Times New Roman" w:hAnsi="Times New Roman"/><w:sz w:val="24"/><w:szCs w:val="24"/><w:lang w:val="fr-FR"/></w:rPr></w:pPr></w:p><w:p><w:pPr><w:shd w:val="clear" w:color="auto" w:fill="FFFFFF" w:themeFill="background1"/><w:spacing w:line="312" w:lineRule="auto"/><w:ind w:firstLine="639" w:firstLineChars="266"/><w:jc w:val="both"/><w:rPr><w:rFonts w:ascii="Times New Roman" w:hAnsi="Times New Roman"/><w:b/><w:sz w:val="24"/><w:szCs w:val="24"/><w:lang w:val="fr-FR"/></w:rPr></w:pPr><w:r><w:rPr><w:rFonts w:ascii="Times New Roman" w:hAnsi="Times New Roman"/><w:b/><w:sz w:val="24"/><w:szCs w:val="24"/><w:lang w:val="fr-FR"/></w:rPr><w:t xml:space="preserve">                   </w:t></w:r></w:p><w:p><w:pPr><w:shd w:val="clear" w:color="auto" w:fill="FFFFFF" w:themeFill="background1"/><w:spacing w:line="312" w:lineRule="auto"/><w:ind w:firstLine="720"/><w:jc w:val="both"/><w:rPr><w:rFonts w:ascii="Times New Roman" w:hAnsi="Times New Roman"/><w:b/><w:sz w:val="24"/><w:szCs w:val="24"/><w:u w:val="single"/><w:lang w:val="fr-FR"/></w:rPr></w:pPr><w:r><w:rPr><w:rFonts w:ascii="Times New Roman" w:hAnsi="Times New Roman"/><w:b/><w:sz w:val="24"/><w:szCs w:val="24"/><w:lang w:val="fr-FR"/></w:rPr><w:t xml:space="preserve">Ký : </w:t></w:r><w:r><w:rPr><w:rFonts w:ascii="Times New Roman" w:hAnsi="Times New Roman"/><w:b/><w:sz w:val="24"/><w:szCs w:val="24"/><w:u w:val="single"/><w:lang w:val="fr-FR"/></w:rPr><w:tab/></w:r><w:r><w:rPr><w:rFonts w:ascii="Times New Roman" w:hAnsi="Times New Roman"/><w:b/><w:sz w:val="24"/><w:szCs w:val="24"/><w:u w:val="single"/><w:lang w:val="fr-FR"/></w:rPr><w:tab/></w:r><w:r><w:rPr><w:rFonts w:ascii="Times New Roman" w:hAnsi="Times New Roman"/><w:b/><w:sz w:val="24"/><w:szCs w:val="24"/><w:u w:val="single"/><w:lang w:val="fr-FR"/></w:rPr><w:tab/></w:r><w:r><w:rPr><w:rFonts w:ascii="Times New Roman" w:hAnsi="Times New Roman"/><w:b/><w:sz w:val="24"/><w:szCs w:val="24"/><w:u w:val="single"/><w:lang w:val="fr-FR"/></w:rPr><w:tab/></w:r><w:r><w:rPr><w:rFonts w:ascii="Times New Roman" w:hAnsi="Times New Roman"/><w:b/><w:sz w:val="24"/><w:szCs w:val="24"/><w:u w:val="single"/><w:lang w:val="fr-FR"/></w:rPr><w:tab/></w:r><w:r><w:rPr><w:rFonts w:ascii="Times New Roman" w:hAnsi="Times New Roman"/><w:b/><w:sz w:val="24"/><w:szCs w:val="24"/><w:lang w:val="fr-FR"/></w:rPr><w:tab/></w:r><w:r><w:rPr><w:rFonts w:ascii="Times New Roman" w:hAnsi="Times New Roman"/><w:b/><w:sz w:val="24"/><w:szCs w:val="24"/><w:lang w:val="fr-FR"/></w:rPr><w:tab/></w:r><w:r><w:rPr><w:rFonts w:ascii="Times New Roman" w:hAnsi="Times New Roman"/><w:b/><w:sz w:val="24"/><w:szCs w:val="24"/><w:lang w:val="fr-FR"/></w:rPr><w:t xml:space="preserve">     Ký : </w:t></w:r><w:r><w:rPr><w:rFonts w:ascii="Times New Roman" w:hAnsi="Times New Roman"/><w:b/><w:sz w:val="24"/><w:szCs w:val="24"/><w:u w:val="single"/><w:lang w:val="fr-FR"/></w:rPr><w:tab/></w:r><w:r><w:rPr><w:rFonts w:ascii="Times New Roman" w:hAnsi="Times New Roman"/><w:b/><w:sz w:val="24"/><w:szCs w:val="24"/><w:u w:val="single"/><w:lang w:val="fr-FR"/></w:rPr><w:tab/></w:r><w:r><w:rPr><w:rFonts w:ascii="Times New Roman" w:hAnsi="Times New Roman"/><w:b/><w:sz w:val="24"/><w:szCs w:val="24"/><w:u w:val="single"/><w:lang w:val="fr-FR"/></w:rPr><w:tab/></w:r><w:r><w:rPr><w:rFonts w:ascii="Times New Roman" w:hAnsi="Times New Roman"/><w:b/><w:sz w:val="24"/><w:szCs w:val="24"/><w:u w:val="single"/><w:lang w:val="fr-FR"/></w:rPr><w:tab/></w:r></w:p><w:p><w:pPr><w:shd w:val="clear" w:color="auto" w:fill="FFFFFF" w:themeFill="background1"/><w:spacing w:line="312" w:lineRule="auto"/><w:ind w:firstLine="639" w:firstLineChars="266"/><w:jc w:val="both"/><w:rPr><w:rFonts w:ascii="Times New Roman" w:hAnsi="Times New Roman"/><w:b/><w:sz w:val="24"/><w:szCs w:val="24"/><w:lang w:val="fr-FR"/></w:rPr></w:pPr><w:r><w:rPr><w:rFonts w:ascii="Times New Roman" w:hAnsi="Times New Roman"/><w:b/><w:sz w:val="24"/><w:szCs w:val="24"/><w:lang w:val="fr-FR"/></w:rPr><w:t xml:space="preserve">   </w:t></w:r><w:r><w:rPr><w:rFonts w:ascii="Times New Roman" w:hAnsi="Times New Roman"/><w:b/><w:sz w:val="24"/><w:szCs w:val="24"/></w:rPr><w:t>Ông</w:t></w:r><w:r><w:rPr><w:rFonts w:ascii="Times New Roman" w:hAnsi="Times New Roman"/><w:b/><w:sz w:val="24"/><w:szCs w:val="24"/><w:lang w:val="fr-FR"/></w:rPr><w:t xml:space="preserve"> : </w:t></w:r><w:r><w:rPr><w:rFonts w:ascii="Times New Roman" w:hAnsi="Times New Roman"/><w:b/><w:sz w:val="24"/><w:szCs w:val="24"/><w:lang w:val="fr-FR"/></w:rPr><w:tab/></w:r><w:r><w:rPr><w:rFonts w:ascii="Times New Roman" w:hAnsi="Times New Roman"/><w:b/><w:sz w:val="24"/><w:szCs w:val="24"/><w:lang w:val="fr-FR"/></w:rPr><w:tab/></w:r><w:r><w:rPr><w:rFonts w:ascii="Times New Roman" w:hAnsi="Times New Roman"/><w:b/><w:sz w:val="24"/><w:szCs w:val="24"/><w:lang w:val="fr-FR"/></w:rPr><w:tab/></w:r><w:r><w:rPr><w:rFonts w:ascii="Times New Roman" w:hAnsi="Times New Roman"/><w:b/><w:sz w:val="24"/><w:szCs w:val="24"/><w:lang w:val="fr-FR"/></w:rPr><w:t xml:space="preserve">    </w:t></w:r><w:r><w:rPr><w:rFonts w:ascii="Times New Roman" w:hAnsi="Times New Roman"/><w:b/><w:sz w:val="24"/><w:szCs w:val="24"/></w:rPr><w:tab/></w:r><w:r><w:rPr><w:rFonts w:ascii="Times New Roman" w:hAnsi="Times New Roman"/><w:b/><w:sz w:val="24"/><w:szCs w:val="24"/></w:rPr><w:tab/></w:r><w:r><w:rPr><w:rFonts w:ascii="Times New Roman" w:hAnsi="Times New Roman"/><w:b/><w:sz w:val="24"/><w:szCs w:val="24"/></w:rPr><w:tab/></w:r><w:r><w:rPr><w:rFonts w:ascii="Times New Roman" w:hAnsi="Times New Roman"/><w:b/><w:sz w:val="24"/><w:szCs w:val="24"/></w:rPr><w:t xml:space="preserve">   </w:t></w:r><w:r><w:rPr><w:rFonts w:ascii="Times New Roman" w:hAnsi="Times New Roman"/><w:b/><w:sz w:val="24"/><w:szCs w:val="24"/><w:lang w:val="fr-FR"/></w:rPr><w:t xml:space="preserve"> Ông : </w:t></w:r></w:p><w:p><w:pPr><w:shd w:val="clear" w:color="auto" w:fill="FFFFFF" w:themeFill="background1"/><w:spacing w:line="360" w:lineRule="auto"/><w:jc w:val="both"/><w:rPr><w:rFonts w:ascii="Times New Roman" w:hAnsi="Times New Roman"/><w:iCs/><w:sz w:val="24"/><w:szCs w:val="24"/></w:rPr></w:pPr></w:p><w:p><w:pPr><w:shd w:val="clear" w:color="auto" w:fill="FFFFFF" w:themeFill="background1"/><w:spacing w:line="360" w:lineRule="auto"/><w:jc w:val="both"/><w:rPr><w:rFonts w:ascii="Times New Roman" w:hAnsi="Times New Roman"/><w:iCs/><w:sz w:val="24"/><w:szCs w:val="24"/></w:rPr></w:pPr></w:p><w:sectPr><w:footerReference r:id="rId3" w:type="default"/><w:pgSz w:w="11906" w:h="16838"/><w:pgMar w:top="1037" w:right="821" w:bottom="763" w:left="1166" w:header="720" w:footer="720" w:gutter="0"/><w:cols w:space="720" w:num="1"/><w:docGrid w:linePitch="360" w:charSpace="0"/></w:sectPr></w:body></w:document>
+<w:document xmlns:wpc="http://schemas.microsoft.com/office/word/2010/wordprocessingCanvas" xmlns:mc="http://schemas.openxmlformats.org/markup-compatibility/2006" xmlns:o="urn:schemas-microsoft-com:office:office" xmlns:r="http://schemas.openxmlformats.org/officeDocument/2006/relationships" xmlns:m="http://schemas.openxmlformats.org/officeDocument/2006/math" xmlns:v="urn:schemas-microsoft-com:vml" xmlns:wp14="http://schemas.microsoft.com/office/word/2010/wordprocessingDrawing" xmlns:wp="http://schemas.openxmlformats.org/drawingml/2006/wordprocessingDrawing" xmlns:w="http://schemas.openxmlformats.org/wordprocessingml/2006/main" xmlns:w14="http://schemas.microsoft.com/office/word/2010/wordml" xmlns:w10="urn:schemas-microsoft-com:office:word" xmlns:w15="http://schemas.microsoft.com/office/word/2012/wordml" xmlns:wpg="http://schemas.microsoft.com/office/word/2010/wordprocessingGroup" xmlns:wpi="http://schemas.microsoft.com/office/word/2010/wordprocessingInk" xmlns:wne="http://schemas.microsoft.com/office/word/2006/wordml" xmlns:wps="http://schemas.microsoft.com/office/word/2010/wordprocessingShape" xmlns:wpsCustomData="http://www.wps.cn/officeDocument/2013/wpsCustomData" mc:Ignorable="w14 w15 wp14"><w:body><w:p><w:pPr><w:shd w:val="clear" w:color="auto" w:fill="FFFFFF" w:themeFill="background1"/><w:autoSpaceDE w:val="0"/><w:autoSpaceDN w:val="0"/><w:adjustRightInd w:val="0"/><w:spacing w:before="120" w:after="120"/><w:ind w:left="320" w:leftChars="100"/><w:jc w:val="both"/><w:rPr><w:rFonts w:ascii="Times New Roman" w:hAnsi="Times New Roman"/><w:b/><w:sz w:val="26"/><w:szCs w:val="26"/></w:rPr></w:pPr></w:p><w:p><w:pPr><w:shd w:val="clear" w:color="auto" w:fill="FFFFFF" w:themeFill="background1"/><w:autoSpaceDE w:val="0"/><w:autoSpaceDN w:val="0"/><w:adjustRightInd w:val="0"/><w:spacing w:before="120" w:after="120"/><w:ind w:left="320" w:leftChars="100"/><w:jc w:val="center"/><w:rPr><w:rFonts w:ascii="Times New Roman" w:hAnsi="Times New Roman"/><w:b/><w:sz w:val="26"/><w:szCs w:val="26"/></w:rPr></w:pPr><w:r><w:rPr><w:rFonts w:ascii="Times New Roman" w:hAnsi="Times New Roman"/><w:b/><w:sz w:val="26"/><w:szCs w:val="26"/></w:rPr><w:t>CỘNG HÒA XÃ HỘI CHỦ NGHĨA VIỆT NAM</w:t></w:r></w:p><w:p><w:pPr><w:shd w:val="clear" w:color="auto" w:fill="FFFFFF" w:themeFill="background1"/><w:autoSpaceDE w:val="0"/><w:autoSpaceDN w:val="0"/><w:adjustRightInd w:val="0"/><w:spacing w:before="120" w:after="120"/><w:ind w:left="320" w:leftChars="100"/><w:jc w:val="center"/><w:rPr><w:rFonts w:ascii="Times New Roman" w:hAnsi="Times New Roman"/><w:b/><w:sz w:val="26"/><w:szCs w:val="26"/></w:rPr></w:pPr><w:r><w:rPr><w:rFonts w:ascii="Times New Roman" w:hAnsi="Times New Roman"/><w:b/><w:sz w:val="26"/><w:szCs w:val="26"/><w:lang w:eastAsia="en-US"/></w:rPr><mc:AlternateContent><mc:Choice Requires="wps"><w:drawing><wp:anchor distT="0" distB="0" distL="114300" distR="114300" simplePos="0" relativeHeight="251659264" behindDoc="0" locked="0" layoutInCell="1" allowOverlap="1"><wp:simplePos x="0" y="0"/><wp:positionH relativeFrom="column"><wp:posOffset>2564130</wp:posOffset></wp:positionH><wp:positionV relativeFrom="paragraph"><wp:posOffset>200660</wp:posOffset></wp:positionV><wp:extent cx="1304925" cy="0"/><wp:effectExtent l="0" t="4445" r="0" b="5080"/><wp:wrapNone/><wp:docPr id="1" name="Straight Arrow Connector 1"/><wp:cNvGraphicFramePr/><a:graphic xmlns:a="http://schemas.openxmlformats.org/drawingml/2006/main"><a:graphicData uri="http://schemas.microsoft.com/office/word/2010/wordprocessingShape"><wps:wsp><wps:cNvCnPr/><wps:spPr><a:xfrm><a:off x="0" y="0"/><a:ext cx="1304925" cy="0"/></a:xfrm><a:prstGeom prst="straightConnector1"><a:avLst/></a:prstGeom><a:ln w="9525" cap="flat" cmpd="sng"><a:solidFill><a:srgbClr val="000000"/></a:solidFill><a:prstDash val="solid"/><a:headEnd type="none" w="med" len="med"/><a:tailEnd type="none" w="med" len="med"/></a:ln></wps:spPr><wps:bodyPr/></wps:wsp></a:graphicData></a:graphic></wp:anchor></w:drawing></mc:Choice><mc:Fallback><w:pict><v:shape id="_x0000_s1026" o:spid="_x0000_s1026" o:spt="32" type="#_x0000_t32" style="position:absolute;left:0pt;margin-left:201.9pt;margin-top:15.8pt;height:0pt;width:102.75pt;z-index:251659264;mso-width-relative:page;mso-height-relative:page;" filled="f" stroked="t" coordsize="21600,21600" o:gfxdata="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"><v:fill on="f" focussize="0,0"/><v:stroke color="#000000" joinstyle="round"/><v:imagedata o:title=""/><o:lock v:ext="edit" aspectratio="f"/></v:shape></w:pict></mc:Fallback></mc:AlternateContent></w:r><w:r><w:rPr><w:rFonts w:ascii="Times New Roman" w:hAnsi="Times New Roman"/><w:b/><w:sz w:val="26"/><w:szCs w:val="26"/></w:rPr><w:t>Độc Lập – Tự Do – Hạnh Phúc</w:t></w:r></w:p><w:p><w:pPr><w:pStyle w:val="6"/><w:shd w:val="clear" w:color="auto" w:fill="FFFFFF" w:themeFill="background1"/><w:spacing w:before="120" w:after="120"/><w:ind w:left="320" w:leftChars="100"/><w:rPr><w:rFonts w:ascii="Times New Roman" w:hAnsi="Times New Roman"/></w:rPr></w:pPr></w:p><w:p><w:pPr><w:pStyle w:val="6"/><w:shd w:val="clear" w:color="auto" w:fill="FFFFFF" w:themeFill="background1"/><w:spacing w:before="120" w:after="120"/><w:ind w:left="320" w:leftChars="100"/><w:rPr><w:rFonts w:ascii="Times New Roman" w:hAnsi="Times New Roman"/></w:rPr></w:pPr><w:r><w:rPr><w:rFonts w:ascii="Times New Roman" w:hAnsi="Times New Roman"/></w:rPr><w:t>HỢP ĐỒNG DỊCH VỤ</w:t></w:r></w:p><w:p><w:pPr><w:shd w:val="clear" w:color="auto" w:fill="FFFFFF" w:themeFill="background1"/><w:spacing w:line="360" w:lineRule="auto"/><w:ind w:left="320" w:leftChars="100"/><w:jc w:val="center"/><w:rPr><w:rFonts w:ascii="Times New Roman" w:hAnsi="Times New Roman"/></w:rPr></w:pPr><w:r><w:rPr><w:rFonts w:ascii="Times New Roman" w:hAnsi="Times New Roman"/><w:iCs/><w:sz w:val="24"/><w:szCs w:val="24"/></w:rPr><w:t>(Về việc cho thuê địa điểm tổ chức sự kiện)</w:t></w:r></w:p><w:p><w:pPr><w:pStyle w:val="6"/><w:shd w:val="clear" w:color="auto" w:fill="FFFFFF" w:themeFill="background1"/><w:ind w:left="320" w:leftChars="100"/><w:rPr><w:rFonts w:ascii="Times New Roman" w:hAnsi="Times New Roman"/><w:i/><w:iCs/><w:sz w:val="24"/><w:szCs w:val="24"/></w:rPr></w:pPr><w:r><w:rPr><w:rFonts w:ascii="Times New Roman" w:hAnsi="Times New Roman"/><w:i/><w:iCs/><w:sz w:val="24"/><w:szCs w:val="24"/></w:rPr><w:t xml:space="preserve">Số: </w:t></w:r><w:r><w:rPr><w:rFonts w:hint="default" w:ascii="Times New Roman" w:hAnsi="Times New Roman"/><w:i/><w:iCs/><w:sz w:val="24"/><w:szCs w:val="24"/></w:rPr><w:t>{Sohopdong}</w:t></w:r></w:p><w:p><w:pPr><w:shd w:val="clear" w:color="auto" w:fill="FFFFFF" w:themeFill="background1"/><w:ind w:left="320" w:leftChars="100"/><w:jc w:val="both"/><w:rPr><w:rFonts w:ascii="Times New Roman" w:hAnsi="Times New Roman"/><w:sz w:val="24"/><w:szCs w:val="24"/></w:rPr></w:pPr></w:p><w:p><w:pPr><w:numPr><w:ilvl w:val="0"/><w:numId w:val="1"/></w:numPr><w:shd w:val="clear" w:color="auto" w:fill="FFFFFF" w:themeFill="background1"/><w:spacing w:line="312" w:lineRule="auto"/><w:ind w:left="320" w:leftChars="100" w:firstLine="0"/><w:jc w:val="both"/><w:rPr><w:rFonts w:ascii="Times New Roman" w:hAnsi="Times New Roman"/><w:i/><w:sz w:val="24"/><w:szCs w:val="24"/></w:rPr></w:pPr><w:r><w:rPr><w:rFonts w:ascii="Times New Roman" w:hAnsi="Times New Roman"/><w:i/><w:sz w:val="24"/><w:szCs w:val="24"/></w:rPr><w:t>Căn cứ Bộ Luật Dân Sự số 91/2015/QH13 được Quốc hội nước CHXHCN Việt Nam khóa XIII, thông qua ngày 24 tháng 11 năm 2015;</w:t></w:r></w:p><w:p><w:pPr><w:numPr><w:ilvl w:val="0"/><w:numId w:val="1"/></w:numPr><w:shd w:val="clear" w:color="auto" w:fill="FFFFFF" w:themeFill="background1"/><w:spacing w:line="312" w:lineRule="auto"/><w:ind w:left="320" w:leftChars="100" w:firstLine="0"/><w:jc w:val="both"/><w:rPr><w:rFonts w:ascii="Times New Roman" w:hAnsi="Times New Roman"/><w:i/><w:sz w:val="24"/><w:szCs w:val="24"/></w:rPr></w:pPr><w:r><w:rPr><w:rFonts w:ascii="Times New Roman" w:hAnsi="Times New Roman"/><w:i/><w:sz w:val="24"/><w:szCs w:val="24"/></w:rPr><w:t xml:space="preserve">Căn cứ vào Luật Thương mại số 36/2005/QH11 được Quốc hội nước CHXHCN Việt Nam khóa XI, thông qua ngày 14 tháng 06 năm 2005 </w:t></w:r><w:r><w:rPr><w:rFonts w:ascii="Times New Roman" w:hAnsi="Times New Roman"/><w:sz w:val="24"/><w:szCs w:val="24"/></w:rPr><w:t>và có hiệu lực từ ngày 01/01/2006;</w:t></w:r></w:p><w:p><w:pPr><w:numPr><w:ilvl w:val="0"/><w:numId w:val="1"/></w:numPr><w:shd w:val="clear" w:color="auto" w:fill="FFFFFF" w:themeFill="background1"/><w:spacing w:line="312" w:lineRule="auto"/><w:ind w:left="320" w:leftChars="100" w:firstLine="0"/><w:jc w:val="both"/><w:rPr><w:rFonts w:ascii="Times New Roman" w:hAnsi="Times New Roman"/><w:i/><w:sz w:val="24"/><w:szCs w:val="24"/></w:rPr></w:pPr><w:r><w:rPr><w:rFonts w:ascii="Times New Roman" w:hAnsi="Times New Roman"/><w:i/><w:sz w:val="24"/><w:szCs w:val="24"/></w:rPr><w:t xml:space="preserve">Căn cứ vào chức năng, nhiệm vụ và quyền hạn của </w:t></w:r><w:r><w:rPr><w:rFonts w:ascii="Times New Roman" w:hAnsi="Times New Roman"/><w:iCs/><w:sz w:val="24"/><w:szCs w:val="24"/><w:lang w:val="fr-FR"/></w:rPr><w:t>Công Ty T</w:t></w:r><w:r><w:rPr><w:rFonts w:ascii="Times New Roman" w:hAnsi="Times New Roman"/><w:iCs/><w:sz w:val="24"/><w:szCs w:val="24"/></w:rPr><w:t>NHH</w:t></w:r><w:r><w:rPr><w:rFonts w:ascii="Times New Roman" w:hAnsi="Times New Roman"/><w:iCs/><w:sz w:val="24"/><w:szCs w:val="24"/><w:lang w:val="fr-FR"/></w:rPr><w:t xml:space="preserve"> </w:t></w:r><w:r><w:rPr><w:rFonts w:ascii="Times New Roman" w:hAnsi="Times New Roman"/><w:iCs/><w:sz w:val="24"/><w:szCs w:val="24"/></w:rPr><w:t>Giải Trí Hoàng Hải</w:t></w:r></w:p><w:p><w:pPr><w:numPr><w:ilvl w:val="0"/><w:numId w:val="1"/></w:numPr><w:shd w:val="clear" w:color="auto" w:fill="FFFFFF" w:themeFill="background1"/><w:spacing w:line="312" w:lineRule="auto"/><w:ind w:left="320" w:leftChars="100" w:firstLine="0"/><w:jc w:val="both"/><w:rPr><w:rFonts w:ascii="Times New Roman" w:hAnsi="Times New Roman"/><w:i/><w:sz w:val="24"/><w:szCs w:val="24"/></w:rPr></w:pPr><w:r><w:rPr><w:rFonts w:ascii="Times New Roman" w:hAnsi="Times New Roman"/><w:i/><w:sz w:val="24"/><w:szCs w:val="24"/></w:rPr><w:t>Căn cứ vào nhu cầu và khả năng đáp ứng của hai bên.</w:t></w:r></w:p><w:p><w:pPr><w:shd w:val="clear" w:color="auto" w:fill="FFFFFF" w:themeFill="background1"/><w:ind w:left="320" w:leftChars="100"/><w:jc w:val="both"/><w:rPr><w:rFonts w:ascii="Times New Roman" w:hAnsi="Times New Roman"/><w:sz w:val="26"/><w:szCs w:val="26"/></w:rPr></w:pPr></w:p><w:p><w:pPr><w:shd w:val="clear" w:color="auto" w:fill="FFFFFF" w:themeFill="background1"/><w:spacing w:line="360" w:lineRule="auto"/><w:ind w:left="320" w:leftChars="100"/><w:jc w:val="both"/><w:rPr><w:rFonts w:ascii="Times New Roman" w:hAnsi="Times New Roman"/><w:iCs/><w:sz w:val="26"/><w:szCs w:val="26"/></w:rPr></w:pPr><w:r><w:rPr><w:rFonts w:hint="default" w:ascii="Times New Roman" w:hAnsi="Times New Roman"/><w:iCs/><w:sz w:val="26"/><w:szCs w:val="26"/></w:rPr><w:t>Hôm nay, ngày {NgayLapHD} tháng {ThangLapHD} năm {NamLapHD}, tại</w:t></w:r><w:r><w:rPr><w:rFonts w:ascii="Times New Roman" w:hAnsi="Times New Roman"/><w:iCs/><w:sz w:val="26"/><w:szCs w:val="26"/></w:rPr><w:t xml:space="preserve"> Công ty </w:t></w:r><w:r><w:rPr><w:rFonts w:ascii="Times New Roman" w:hAnsi="Times New Roman"/><w:iCs/><w:sz w:val="26"/><w:szCs w:val="26"/><w:lang w:val="fr-FR"/></w:rPr><w:t>T</w:t></w:r><w:r><w:rPr><w:rFonts w:ascii="Times New Roman" w:hAnsi="Times New Roman"/><w:iCs/><w:sz w:val="26"/><w:szCs w:val="26"/></w:rPr><w:t>NHH</w:t></w:r><w:r><w:rPr><w:rFonts w:ascii="Times New Roman" w:hAnsi="Times New Roman"/><w:iCs/><w:sz w:val="26"/><w:szCs w:val="26"/><w:lang w:val="fr-FR"/></w:rPr><w:t xml:space="preserve"> </w:t></w:r><w:r><w:rPr><w:rFonts w:ascii="Times New Roman" w:hAnsi="Times New Roman"/><w:iCs/><w:sz w:val="26"/><w:szCs w:val="26"/></w:rPr><w:t>Giải Trí Hoàng Hải</w:t></w:r></w:p><w:p><w:pPr><w:shd w:val="clear" w:color="auto" w:fill="FFFFFF" w:themeFill="background1"/><w:spacing w:line="360" w:lineRule="auto"/><w:ind w:left="320" w:leftChars="100"/><w:rPr><w:rFonts w:hint="default" w:ascii="Times New Roman" w:hAnsi="Times New Roman"/><w:b/><w:sz w:val="26"/><w:szCs w:val="26"/><w:lang w:val="en-US"/></w:rPr></w:pPr><w:r><w:rPr><w:rFonts w:ascii="Times New Roman" w:hAnsi="Times New Roman"/><w:b/><w:sz w:val="26"/><w:szCs w:val="26"/></w:rPr><w:t xml:space="preserve">BÊN A: </w:t></w:r><w:r><w:rPr><w:rFonts w:ascii="Times New Roman" w:hAnsi="Times New Roman"/><w:b/><w:sz w:val="26"/><w:szCs w:val="26"/></w:rPr><w:tab/></w:r><w:r><w:rPr><w:rFonts w:ascii="Times New Roman" w:hAnsi="Times New Roman"/><w:b/><w:sz w:val="26"/><w:szCs w:val="26"/></w:rPr><w:tab/></w:r><w:r><w:rPr><w:rFonts w:hint="default" w:ascii="Times New Roman" w:hAnsi="Times New Roman"/><w:b/><w:sz w:val="26"/><w:szCs w:val="26"/><w:lang w:val="en-US"/></w:rPr><w:t>{BenATenCongTy}</w:t></w:r></w:p><w:p><w:pPr><w:shd w:val="clear" w:color="auto" w:fill="FFFFFF" w:themeFill="background1"/><w:spacing w:line="360" w:lineRule="auto"/><w:ind w:left="320" w:leftChars="100"/><w:rPr><w:rFonts w:hint="default" w:ascii="Times New Roman" w:hAnsi="Times New Roman"/><w:b/><w:sz w:val="26"/><w:szCs w:val="26"/><w:lang w:val="en-US"/></w:rPr></w:pPr><w:bookmarkStart w:id="0" w:name="_Hlk135660413"/><w:r><w:rPr><w:rFonts w:ascii="Times New Roman" w:hAnsi="Times New Roman"/><w:sz w:val="26"/><w:szCs w:val="26"/></w:rPr><w:t>Đại diện: </w:t><w:t>{BenADaiDien}</w:t></w:r></w:p><w:p><w:pPr><w:shd w:val="clear" w:color="auto" w:fill="FFFFFF" w:themeFill="background1"/><w:spacing w:line="360" w:lineRule="auto"/><w:ind w:left="320" w:leftChars="100"/><w:rPr><w:rFonts w:hint="default" w:ascii="Times New Roman" w:hAnsi="Times New Roman"/><w:sz w:val="26"/><w:szCs w:val="26"/><w:lang w:val="en-US"/></w:rPr></w:pPr><w:bookmarkStart w:id="1" w:name="_Hlk164419968"/><w:r><w:rPr><w:rFonts w:ascii="Times New Roman" w:hAnsi="Times New Roman"/><w:bCs/><w:sz w:val="26"/><w:szCs w:val="26"/></w:rPr><w:t>Chức vụ: </w:t><w:t>{BenAChucVuDaiDien}</w:t></w:r></w:p><w:bookmarkEnd w:id="0"/><w:bookmarkEnd w:id="1"/><w:p><w:pPr><w:shd w:val="clear" w:color="auto" w:fill="FFFFFF" w:themeFill="background1"/><w:spacing w:line="360" w:lineRule="auto"/><w:ind w:left="320" w:leftChars="100"/><w:rPr><w:rFonts w:hint="default" w:ascii="Times New Roman" w:hAnsi="Times New Roman"/><w:sz w:val="26"/><w:szCs w:val="26"/><w:lang w:val="en-US"/></w:rPr></w:pPr><w:r><w:rPr><w:rFonts w:ascii="Times New Roman" w:hAnsi="Times New Roman"/><w:sz w:val="26"/><w:szCs w:val="26"/></w:rPr><w:t>Địa chỉ: </w:t><w:t>{BenADiaChi}</w:t></w:r></w:p><w:p><w:pPr><w:shd w:val="clear" w:color="auto" w:fill="FFFFFF" w:themeFill="background1"/><w:spacing w:line="360" w:lineRule="auto"/><w:ind w:left="320" w:leftChars="100"/><w:rPr><w:rFonts w:hint="default" w:ascii="Times New Roman" w:hAnsi="Times New Roman"/><w:sz w:val="26"/><w:szCs w:val="26"/><w:lang w:val="en-US"/></w:rPr></w:pPr><w:r><w:rPr><w:rFonts w:ascii="Times New Roman" w:hAnsi="Times New Roman"/><w:sz w:val="26"/><w:szCs w:val="26"/></w:rPr><w:t>Điện thoại: </w:t><w:t>{BenASDT}</w:t></w:r></w:p><w:p><w:pPr><w:shd w:val="clear" w:color="auto" w:fill="FFFFFF" w:themeFill="background1"/><w:spacing w:line="360" w:lineRule="auto"/><w:ind w:left="320" w:leftChars="100"/><w:rPr><w:rFonts w:hint="default" w:ascii="Times New Roman" w:hAnsi="Times New Roman"/><w:sz w:val="26"/><w:szCs w:val="26"/><w:lang w:val="en-US"/></w:rPr></w:pPr><w:r><w:rPr><w:rFonts w:ascii="Times New Roman" w:hAnsi="Times New Roman"/><w:sz w:val="26"/><w:szCs w:val="26"/></w:rPr><w:t xml:space="preserve">MST </w:t></w:r><w:r><w:rPr><w:rFonts w:ascii="Times New Roman" w:hAnsi="Times New Roman"/><w:sz w:val="26"/><w:szCs w:val="26"/></w:rPr><w:tab/></w:r><w:r><w:rPr><w:rFonts w:ascii="Times New Roman" w:hAnsi="Times New Roman"/><w:sz w:val="26"/><w:szCs w:val="26"/></w:rPr><w:tab/></w:r><w:r><w:rPr><w:rFonts w:hint="default" w:ascii="Times New Roman" w:hAnsi="Times New Roman"/><w:sz w:val="26"/><w:szCs w:val="26"/><w:lang w:val="en-US"/></w:rPr><w:t>{BenAMST}</w:t></w:r></w:p><w:p><w:pPr><w:shd w:val="clear" w:color="auto" w:fill="FFFFFF" w:themeFill="background1"/><w:spacing w:line="360" w:lineRule="auto"/><w:ind w:left="320" w:leftChars="100"/><w:jc w:val="both"/><w:rPr><w:rFonts w:ascii="Times New Roman" w:hAnsi="Times New Roman"/><w:b/><w:sz w:val="26"/><w:szCs w:val="26"/></w:rPr></w:pPr></w:p><w:p><w:pPr><w:shd w:val="clear" w:color="auto" w:fill="FFFFFF" w:themeFill="background1"/><w:spacing w:line="360" w:lineRule="auto"/><w:ind w:left="320" w:leftChars="100"/><w:rPr><w:rFonts w:ascii="Times New Roman" w:hAnsi="Times New Roman"/><w:b/><w:sz w:val="26"/><w:szCs w:val="26"/></w:rPr></w:pPr><w:r><w:rPr><w:rFonts w:ascii="Times New Roman" w:hAnsi="Times New Roman"/><w:b/><w:sz w:val="26"/><w:szCs w:val="26"/></w:rPr><w:t xml:space="preserve">BÊN B: </w:t></w:r><w:r><w:rPr><w:rFonts w:ascii="Times New Roman" w:hAnsi="Times New Roman"/><w:b/><w:sz w:val="26"/><w:szCs w:val="26"/></w:rPr><w:tab/></w:r><w:r><w:rPr><w:rFonts w:hint="default" w:ascii="Times New Roman" w:hAnsi="Times New Roman"/><w:b/><w:sz w:val="26"/><w:szCs w:val="26"/><w:lang w:val="en-US"/></w:rPr><w:t xml:space="preserve"> </w:t></w:r><w:r><w:rPr><w:rFonts w:hint="default" w:ascii="Times New Roman" w:hAnsi="Times New Roman"/><w:b w:val="0"/><w:bCs/><w:sz w:val="26"/><w:szCs w:val="26"/></w:rPr><w:t>{BenBTenDaiDien}</w:t></w:r><w:r><w:rPr><w:rFonts w:ascii="Times New Roman" w:hAnsi="Times New Roman"/><w:b/><w:sz w:val="26"/><w:szCs w:val="26"/></w:rPr><w:tab/></w:r></w:p><w:p><w:pPr><w:shd w:val="clear" w:color="auto" w:fill="FFFFFF" w:themeFill="background1"/><w:spacing w:line="360" w:lineRule="auto"/><w:ind w:left="320" w:leftChars="100"/><w:rPr><w:rFonts w:hint="default" w:ascii="Times New Roman" w:hAnsi="Times New Roman"/><w:b/><w:sz w:val="26"/><w:szCs w:val="26"/><w:lang w:val="en-US"/></w:rPr></w:pPr><w:r><w:rPr><w:rFonts w:ascii="Times New Roman" w:hAnsi="Times New Roman"/><w:sz w:val="26"/><w:szCs w:val="26"/></w:rPr><w:t>Đại Diện</w:t></w:r><w:r><w:rPr><w:rFonts w:ascii="Times New Roman" w:hAnsi="Times New Roman"/><w:b/><w:sz w:val="26"/><w:szCs w:val="26"/></w:rPr><w:tab/></w:r><w:r><w:rPr><w:rFonts w:hint="default" w:ascii="Times New Roman" w:hAnsi="Times New Roman"/><w:b/><w:sz w:val="26"/><w:szCs w:val="26"/><w:lang w:val="en-US"/></w:rPr><w:t xml:space="preserve"> </w:t></w:r><w:r><w:rPr><w:rFonts w:ascii="Times New Roman" w:hAnsi="Times New Roman"/><w:b w:val="0"/><w:bCs/><w:sz w:val="26"/><w:szCs w:val="26"/></w:rPr><w:t>Ông</w:t></w:r><w:r><w:rPr><w:rFonts w:hint="default" w:ascii="Times New Roman" w:hAnsi="Times New Roman"/><w:b w:val="0"/><w:bCs/><w:sz w:val="26"/><w:szCs w:val="26"/><w:lang w:val="en-US"/></w:rPr><w:t>/Bà {BenBTenDaiDien}</w:t></w:r></w:p><w:p><w:pPr><w:shd w:val="clear" w:color="auto" w:fill="FFFFFF" w:themeFill="background1"/><w:spacing w:line="360" w:lineRule="auto"/><w:ind w:left="320" w:leftChars="100"/><w:rPr><w:rFonts w:ascii="Times New Roman" w:hAnsi="Times New Roman"/><w:sz w:val="26"/><w:szCs w:val="26"/></w:rPr></w:pPr><w:r><w:rPr><w:rFonts w:ascii="Times New Roman" w:hAnsi="Times New Roman"/><w:bCs/><w:sz w:val="26"/><w:szCs w:val="26"/></w:rPr><w:t>Chức Vụ</w:t></w:r><w:r><w:rPr><w:rFonts w:ascii="Times New Roman" w:hAnsi="Times New Roman"/><w:sz w:val="26"/><w:szCs w:val="26"/></w:rPr><w:tab/></w:r><w:r><w:rPr><w:rFonts w:hint="default" w:ascii="Times New Roman" w:hAnsi="Times New Roman"/><w:sz w:val="26"/><w:szCs w:val="26"/><w:lang w:val="en-US"/></w:rPr><w:t xml:space="preserve"> </w:t></w:r><w:r><w:rPr><w:rFonts w:hint="default" w:ascii="Times New Roman" w:hAnsi="Times New Roman"/><w:sz w:val="26"/><w:szCs w:val="26"/></w:rPr><w:t>{BenBChucVu}</w:t></w:r><w:r><w:rPr><w:rFonts w:ascii="Times New Roman" w:hAnsi="Times New Roman"/><w:sz w:val="26"/><w:szCs w:val="26"/></w:rPr><w:tab/></w:r></w:p><w:p><w:pPr><w:shd w:val="clear" w:color="auto" w:fill="FFFFFF" w:themeFill="background1"/><w:spacing w:line="360" w:lineRule="auto"/><w:ind w:left="320" w:leftChars="100"/><w:rPr><w:rFonts w:ascii="Times New Roman" w:hAnsi="Times New Roman"/><w:sz w:val="26"/><w:szCs w:val="26"/></w:rPr></w:pPr><w:r><w:rPr><w:rFonts w:ascii="Times New Roman" w:hAnsi="Times New Roman"/><w:sz w:val="26"/><w:szCs w:val="26"/></w:rPr><w:t>Địa Chỉ</w:t></w:r><w:r><w:rPr><w:rFonts w:ascii="Times New Roman" w:hAnsi="Times New Roman"/><w:sz w:val="26"/><w:szCs w:val="26"/></w:rPr><w:tab/></w:r><w:r><w:rPr><w:rFonts w:hint="default" w:ascii="Times New Roman" w:hAnsi="Times New Roman"/><w:sz w:val="26"/><w:szCs w:val="26"/><w:lang w:val="en-US"/></w:rPr><w:t xml:space="preserve"> </w:t></w:r><w:r><w:rPr><w:rFonts w:hint="default" w:ascii="Times New Roman" w:hAnsi="Times New Roman"/><w:sz w:val="26"/><w:szCs w:val="26"/></w:rPr><w:t>{BenBDiaChi}</w:t></w:r><w:r><w:rPr><w:rFonts w:ascii="Times New Roman" w:hAnsi="Times New Roman"/><w:sz w:val="26"/><w:szCs w:val="26"/></w:rPr><w:tab/></w:r></w:p><w:p><w:pPr><w:shd w:val="clear" w:color="auto" w:fill="FFFFFF" w:themeFill="background1"/><w:spacing w:line="360" w:lineRule="auto"/><w:ind w:left="320" w:leftChars="100"/><w:rPr><w:rFonts w:ascii="Times New Roman" w:hAnsi="Times New Roman"/><w:sz w:val="26"/><w:szCs w:val="26"/></w:rPr></w:pPr><w:r><w:rPr><w:rFonts w:ascii="Times New Roman" w:hAnsi="Times New Roman"/><w:sz w:val="26"/><w:szCs w:val="26"/></w:rPr><w:t>Điện thoại</w:t></w:r><w:r><w:rPr><w:rFonts w:ascii="Times New Roman" w:hAnsi="Times New Roman"/><w:sz w:val="26"/><w:szCs w:val="26"/></w:rPr><w:tab/></w:r><w:r><w:rPr><w:rFonts w:hint="default" w:ascii="Times New Roman" w:hAnsi="Times New Roman"/><w:sz w:val="26"/><w:szCs w:val="26"/><w:lang w:val="en-US"/></w:rPr><w:t xml:space="preserve"> {BenBDienThoai}</w:t></w:r><w:r><w:rPr><w:rFonts w:ascii="Times New Roman" w:hAnsi="Times New Roman"/><w:sz w:val="26"/><w:szCs w:val="26"/></w:rPr><w:tab/></w:r></w:p><w:p><w:pPr><w:shd w:val="clear" w:color="auto" w:fill="FFFFFF" w:themeFill="background1"/><w:spacing w:line="360" w:lineRule="auto"/><w:ind w:left="320" w:leftChars="100"/><w:rPr><w:rFonts w:hint="default" w:ascii="Times New Roman" w:hAnsi="Times New Roman"/><w:sz w:val="26"/><w:szCs w:val="26"/><w:lang w:val="en-US"/></w:rPr></w:pPr><w:r><w:rPr><w:rFonts w:ascii="Times New Roman" w:hAnsi="Times New Roman"/><w:sz w:val="26"/><w:szCs w:val="26"/></w:rPr><w:t xml:space="preserve">MST </w:t></w:r><w:r><w:rPr><w:rFonts w:hint="default" w:ascii="Times New Roman" w:hAnsi="Times New Roman"/><w:sz w:val="26"/><w:szCs w:val="26"/><w:lang w:val="en-US"/></w:rPr><w:t xml:space="preserve">         {BenBCCCD}</w:t></w:r></w:p><w:p><w:pPr><w:shd w:val="clear" w:color="auto" w:fill="FFFFFF" w:themeFill="background1"/><w:spacing w:line="360" w:lineRule="auto"/><w:ind w:left="320" w:leftChars="100"/><w:jc w:val="both"/><w:rPr><w:rFonts w:ascii="Times New Roman" w:hAnsi="Times New Roman"/><w:i/><w:sz w:val="26"/><w:szCs w:val="26"/></w:rPr></w:pPr><w:r><w:rPr><w:rFonts w:ascii="Times New Roman" w:hAnsi="Times New Roman"/><w:i/><w:sz w:val="26"/><w:szCs w:val="26"/></w:rPr><w:t>Sau khi bàn bạc, hai bên cùng thống nhất ký Hợp đồng triển lãm và tiệc với các điều khoản sau đây:</w:t></w:r></w:p><w:p><w:pPr><w:shd w:val="clear" w:color="auto" w:fill="FFFFFF" w:themeFill="background1"/><w:spacing w:line="360" w:lineRule="auto"/><w:ind w:left="320" w:leftChars="100"/><w:jc w:val="both"/><w:rPr><w:rFonts w:ascii="Times New Roman" w:hAnsi="Times New Roman"/><w:sz w:val="26"/><w:szCs w:val="26"/></w:rPr></w:pPr><w:r><w:rPr><w:rFonts w:ascii="Times New Roman" w:hAnsi="Times New Roman"/><w:b/><w:sz w:val="26"/><w:szCs w:val="26"/><w:u w:val="single"/></w:rPr><w:t>ĐIỀU 01</w:t></w:r><w:r><w:rPr><w:rFonts w:ascii="Times New Roman" w:hAnsi="Times New Roman"/><w:b/><w:sz w:val="26"/><w:szCs w:val="26"/></w:rPr><w:t xml:space="preserve">:  NỘI DUNG DỊCH VỤ, ĐƠN GIÁ, </w:t></w:r><w:r><w:rPr><w:rFonts w:ascii="Times New Roman" w:hAnsi="Times New Roman"/><w:b/><w:sz w:val="26"/><w:szCs w:val="26"/><w:lang w:eastAsia="zh-CN"/></w:rPr><w:t xml:space="preserve">GIÁ TRỊ HỢP ĐỒNG </w:t></w:r></w:p><w:p><w:pPr><w:shd w:val="clear" w:color="auto" w:fill="FFFFFF" w:themeFill="background1"/><w:spacing w:line="360" w:lineRule="auto"/><w:ind w:left="320" w:leftChars="100"/><w:jc w:val="both"/><w:rPr><w:rFonts w:ascii="Times New Roman" w:hAnsi="Times New Roman"/><w:sz w:val="26"/><w:szCs w:val="26"/></w:rPr></w:pPr><w:r><w:rPr><w:rFonts w:ascii="Times New Roman" w:hAnsi="Times New Roman" w:eastAsia="SimSun"/><w:sz w:val="26"/><w:szCs w:val="26"/><w:lang w:eastAsia="zh-CN" w:bidi="ar"/></w:rPr><w:t xml:space="preserve">Bên B có nhu cầu và Bên A đồng ý cung cấp dịch vụ tổ chức triển lãm và tiệc theo yêu cầu của Bên B với nội dung chi tiết như sau: </w:t></w:r></w:p><w:p><w:pPr><w:shd w:val="clear" w:color="auto" w:fill="FFFFFF" w:themeFill="background1"/><w:spacing w:line="360" w:lineRule="auto"/><w:ind w:left="320" w:leftChars="100"/><w:jc w:val="both"/><w:rPr><w:rFonts w:ascii="Times New Roman" w:hAnsi="Times New Roman"/><w:sz w:val="26"/><w:szCs w:val="26"/></w:rPr></w:pPr><w:r><w:rPr><w:rFonts w:ascii="Times New Roman" w:hAnsi="Times New Roman" w:eastAsia="TimesNewRomanPS-BoldMT"/><w:b/><w:bCs/><w:sz w:val="26"/><w:szCs w:val="26"/><w:lang w:eastAsia="zh-CN" w:bidi="ar"/></w:rPr><w:t xml:space="preserve">1. Thông tin sự kiện: </w:t></w:r></w:p><w:p><w:pPr><w:shd w:val="clear" w:color="auto" w:fill="FFFFFF" w:themeFill="background1"/><w:spacing w:line="360" w:lineRule="auto"/><w:ind w:left="320" w:leftChars="100"/><w:jc w:val="both"/><w:rPr><w:rFonts w:ascii="Times New Roman" w:hAnsi="Times New Roman" w:eastAsia="SimSun"/><w:sz w:val="26"/><w:szCs w:val="26"/><w:lang w:eastAsia="zh-CN" w:bidi="ar"/></w:rPr></w:pPr><w:r><w:rPr><w:rFonts w:ascii="Times New Roman" w:hAnsi="Times New Roman" w:eastAsia="SimSun"/><w:b/><w:bCs/><w:sz w:val="26"/><w:szCs w:val="26"/><w:lang w:eastAsia="zh-CN" w:bidi="ar"/></w:rPr><w:t>Loại hình tổ chức</w:t></w:r><w:r><w:rPr><w:rFonts w:ascii="Times New Roman" w:hAnsi="Times New Roman" w:eastAsia="SimSun"/><w:sz w:val="26"/><w:szCs w:val="26"/><w:lang w:eastAsia="zh-CN" w:bidi="ar"/></w:rPr><w:t xml:space="preserve">: Hội nghị…. </w:t></w:r></w:p><w:p><w:pPr><w:shd w:val="clear" w:color="auto" w:fill="FFFFFF" w:themeFill="background1"/><w:spacing w:line="360" w:lineRule="auto"/><w:ind w:left="320" w:leftChars="100"/><w:jc w:val="both"/><w:rPr><w:rFonts w:ascii="Times New Roman" w:hAnsi="Times New Roman" w:eastAsia="SimSun"/><w:sz w:val="26"/><w:szCs w:val="26"/><w:lang w:eastAsia="zh-CN" w:bidi="ar"/></w:rPr></w:pPr><w:r><w:rPr><w:rFonts w:ascii="Times New Roman" w:hAnsi="Times New Roman" w:eastAsia="SimSun"/><w:sz w:val="26"/><w:szCs w:val="26"/><w:lang w:eastAsia="zh-CN" w:bidi="ar"/></w:rPr><w:t xml:space="preserve">- </w:t></w:r><w:r><w:rPr><w:rFonts w:ascii="Times New Roman" w:hAnsi="Times New Roman" w:eastAsia="SimSun"/><w:b/><w:bCs/><w:sz w:val="26"/><w:szCs w:val="26"/><w:lang w:eastAsia="zh-CN" w:bidi="ar"/></w:rPr><w:t>Địa điểm hội nghị</w:t></w:r><w:r><w:rPr><w:rFonts w:ascii="Times New Roman" w:hAnsi="Times New Roman" w:eastAsia="SimSun"/><w:sz w:val="26"/><w:szCs w:val="26"/><w:lang w:eastAsia="zh-CN" w:bidi="ar"/></w:rPr><w:t xml:space="preserve">: </w:t></w:r><w:r><w:rPr><w:rFonts w:hint="default" w:ascii="Times New Roman" w:hAnsi="Times New Roman" w:eastAsia="SimSun"/><w:sz w:val="26"/><w:szCs w:val="26"/><w:lang w:eastAsia="zh-CN" w:bidi="ar"/></w:rPr><w:t>{TenSanhTiec}</w:t></w:r></w:p><w:p><w:pPr><w:shd w:val="clear" w:color="auto" w:fill="FFFFFF" w:themeFill="background1"/><w:spacing w:line="360" w:lineRule="auto"/><w:ind w:left="320" w:leftChars="100"/><w:jc w:val="both"/><w:rPr><w:rFonts w:ascii="Times New Roman" w:hAnsi="Times New Roman"/><w:sz w:val="26"/><w:szCs w:val="26"/></w:rPr></w:pPr><w:r><w:rPr><w:rFonts w:ascii="Times New Roman" w:hAnsi="Times New Roman" w:eastAsia="SimSun"/><w:sz w:val="26"/><w:szCs w:val="26"/><w:lang w:eastAsia="zh-CN" w:bidi="ar"/></w:rPr><w:t xml:space="preserve">+ Số lượng khách tham dự hội nghị: </w:t></w:r><w:r><w:rPr><w:rFonts w:hint="default" w:ascii="Times New Roman" w:hAnsi="Times New Roman"/><w:sz w:val="26"/><w:szCs w:val="26"/></w:rPr><w:t>{SoKhachDiemDanh}</w:t></w:r><w:r><w:rPr><w:rFonts w:hint="default" w:ascii="Times New Roman" w:hAnsi="Times New Roman"/><w:sz w:val="26"/><w:szCs w:val="26"/><w:lang w:val="en-US"/></w:rPr><w:t xml:space="preserve"> </w:t></w:r><w:r><w:rPr><w:rFonts w:ascii="Times New Roman" w:hAnsi="Times New Roman"/><w:sz w:val="26"/><w:szCs w:val="26"/></w:rPr><w:t>khách</w:t></w:r></w:p><w:p><w:pPr><w:shd w:val="clear" w:color="auto" w:fill="FFFFFF" w:themeFill="background1"/><w:spacing w:line="360" w:lineRule="auto"/><w:ind w:left="320" w:leftChars="100"/><w:jc w:val="both"/><w:rPr><w:rFonts w:hint="default" w:ascii="Times New Roman" w:hAnsi="Times New Roman" w:eastAsia="SimSun"/><w:sz w:val="26"/><w:szCs w:val="26"/><w:lang w:val="en-US" w:eastAsia="zh-CN" w:bidi="ar"/></w:rPr></w:pPr><w:r><w:rPr><w:rFonts w:ascii="Times New Roman" w:hAnsi="Times New Roman" w:eastAsia="SimSun"/><w:sz w:val="26"/><w:szCs w:val="26"/><w:lang w:eastAsia="zh-CN" w:bidi="ar"/></w:rPr><w:t xml:space="preserve">+ Thời gian setup sảnh hội nghị: Từ </w:t></w:r><w:r><w:rPr><w:rFonts w:hint="default" w:ascii="Times New Roman" w:hAnsi="Times New Roman" w:eastAsia="SimSun"/><w:sz w:val="26"/><w:szCs w:val="26"/><w:lang w:eastAsia="zh-CN" w:bidi="ar"/></w:rPr><w:t>{SetupBatDau}</w:t></w:r><w:r><w:rPr><w:rFonts w:hint="default" w:ascii="Times New Roman" w:hAnsi="Times New Roman" w:eastAsia="SimSun"/><w:sz w:val="26"/><w:szCs w:val="26"/><w:lang w:val="en-US" w:eastAsia="zh-CN" w:bidi="ar"/></w:rPr><w:t xml:space="preserve"> - {SetupKetThuc}</w:t></w:r><w:r><w:rPr><w:rFonts w:ascii="Times New Roman" w:hAnsi="Times New Roman" w:eastAsia="SimSun"/><w:sz w:val="26"/><w:szCs w:val="26"/><w:lang w:eastAsia="zh-CN" w:bidi="ar"/></w:rPr><w:t xml:space="preserve"> vào Ngày</w:t></w:r><w:r><w:rPr><w:rFonts w:hint="default" w:ascii="Times New Roman" w:hAnsi="Times New Roman" w:eastAsia="SimSun"/><w:sz w:val="26"/><w:szCs w:val="26"/><w:lang w:val="en-US" w:eastAsia="zh-CN" w:bidi="ar"/></w:rPr><w:t xml:space="preserve"> </w:t></w:r><w:r><w:rPr><w:rFonts w:hint="default" w:ascii="Times New Roman" w:hAnsi="Times New Roman" w:eastAsia="SimSun"/><w:sz w:val="26"/><w:szCs w:val="26"/><w:lang w:eastAsia="zh-CN" w:bidi="ar"/></w:rPr><w:t>{NgayLapHD}</w:t></w:r><w:r><w:rPr><w:rFonts w:hint="default" w:ascii="Times New Roman" w:hAnsi="Times New Roman" w:eastAsia="SimSun"/><w:sz w:val="26"/><w:szCs w:val="26"/><w:lang w:val="en-US" w:eastAsia="zh-CN" w:bidi="ar"/></w:rPr><w:t xml:space="preserve"> </w:t></w:r><w:r><w:rPr><w:rFonts w:ascii="Times New Roman" w:hAnsi="Times New Roman" w:eastAsia="SimSun"/><w:sz w:val="26"/><w:szCs w:val="26"/><w:lang w:eastAsia="zh-CN" w:bidi="ar"/></w:rPr><w:t>tháng</w:t></w:r><w:r><w:rPr><w:rFonts w:hint="default" w:ascii="Times New Roman" w:hAnsi="Times New Roman" w:eastAsia="SimSun"/><w:sz w:val="26"/><w:szCs w:val="26"/><w:lang w:val="en-US" w:eastAsia="zh-CN" w:bidi="ar"/></w:rPr><w:t xml:space="preserve"> </w:t></w:r><w:r><w:rPr><w:rFonts w:hint="default" w:ascii="Times New Roman" w:hAnsi="Times New Roman" w:eastAsia="SimSun"/><w:sz w:val="26"/><w:szCs w:val="26"/><w:lang w:eastAsia="zh-CN" w:bidi="ar"/></w:rPr><w:t>{ThangLapHD}</w:t></w:r><w:r><w:rPr><w:rFonts w:hint="default" w:ascii="Times New Roman" w:hAnsi="Times New Roman" w:eastAsia="SimSun"/><w:sz w:val="26"/><w:szCs w:val="26"/><w:lang w:val="en-US" w:eastAsia="zh-CN" w:bidi="ar"/></w:rPr><w:t xml:space="preserve"> </w:t></w:r><w:r><w:rPr><w:rFonts w:ascii="Times New Roman" w:hAnsi="Times New Roman" w:eastAsia="SimSun"/><w:sz w:val="26"/><w:szCs w:val="26"/><w:lang w:eastAsia="zh-CN" w:bidi="ar"/></w:rPr><w:t>năm</w:t></w:r><w:r><w:rPr><w:rFonts w:hint="default" w:ascii="Times New Roman" w:hAnsi="Times New Roman" w:eastAsia="SimSun"/><w:sz w:val="26"/><w:szCs w:val="26"/><w:lang w:val="en-US" w:eastAsia="zh-CN" w:bidi="ar"/></w:rPr><w:t xml:space="preserve"> {NamLapHD}</w:t></w:r></w:p><w:p><w:pPr><w:shd w:val="clear" w:color="auto" w:fill="FFFFFF" w:themeFill="background1"/><w:spacing w:line="360" w:lineRule="auto"/><w:ind w:left="320" w:leftChars="100"/><w:jc w:val="both"/><w:rPr><w:rFonts w:ascii="Times New Roman" w:hAnsi="Times New Roman" w:eastAsia="SimSun"/><w:sz w:val="26"/><w:szCs w:val="26"/><w:lang w:eastAsia="zh-CN" w:bidi="ar"/></w:rPr></w:pPr><w:r><w:rPr><w:rFonts w:ascii="Times New Roman" w:hAnsi="Times New Roman" w:eastAsia="SimSun"/><w:sz w:val="26"/><w:szCs w:val="26"/><w:lang w:eastAsia="zh-CN" w:bidi="ar"/></w:rPr><w:t xml:space="preserve">+ Thời gian diễn ra hội nghị: Từ </w:t></w:r><w:r><w:rPr><w:rFonts w:hint="default" w:ascii="Times New Roman" w:hAnsi="Times New Roman" w:eastAsia="SimSun"/><w:sz w:val="26"/><w:szCs w:val="26"/><w:lang w:eastAsia="zh-CN" w:bidi="ar"/></w:rPr><w:t>{TiecGioBatDau} - {TiecGioKetThuc}</w:t></w:r><w:r><w:rPr><w:rFonts w:ascii="Times New Roman" w:hAnsi="Times New Roman" w:eastAsia="SimSun"/><w:sz w:val="26"/><w:szCs w:val="26"/><w:lang w:eastAsia="zh-CN" w:bidi="ar"/></w:rPr><w:t xml:space="preserve"> vào </w:t></w:r><w:r><w:rPr><w:rFonts w:hint="default" w:ascii="Times New Roman" w:hAnsi="Times New Roman" w:eastAsia="SimSun"/><w:sz w:val="26"/><w:szCs w:val="26"/><w:lang w:eastAsia="zh-CN" w:bidi="ar"/></w:rPr><w:t>Ngày {NgayLapHD} tháng {ThangLapHD} năm {NamLapHD}</w:t></w:r></w:p><w:p><w:pPr><w:numPr><w:ilvl w:val="0"/><w:numId w:val="2"/></w:numPr><w:shd w:val="clear" w:color="auto" w:fill="FFFFFF" w:themeFill="background1"/><w:spacing w:line="360" w:lineRule="auto"/><w:ind w:left="320" w:leftChars="100"/><w:jc w:val="both"/><w:rPr><w:rFonts w:ascii="Times New Roman" w:hAnsi="Times New Roman" w:eastAsia="TimesNewRomanPS-BoldMT"/><w:b/><w:bCs/><w:sz w:val="26"/><w:szCs w:val="26"/><w:lang w:eastAsia="zh-CN" w:bidi="ar"/></w:rPr></w:pPr><w:r><w:rPr><w:rFonts w:ascii="Times New Roman" w:hAnsi="Times New Roman" w:eastAsia="TimesNewRomanPS-BoldMT"/><w:b/><w:bCs/><w:sz w:val="26"/><w:szCs w:val="26"/><w:lang w:eastAsia="zh-CN" w:bidi="ar"/></w:rPr><w:t xml:space="preserve">Đơn giá các dịch vụ được cung cấp: </w:t></w:r></w:p><w:p><w:pPr><w:shd w:val="clear" w:color="auto" w:fill="FFFFFF" w:themeFill="background1"/><w:spacing w:line="360" w:lineRule="auto"/><w:ind w:left="320" w:leftChars="100"/><w:jc w:val="both"/><w:rPr><w:rFonts w:ascii="Times New Roman" w:hAnsi="Times New Roman" w:eastAsia="TimesNewRomanPS-BoldMT"/><w:b/><w:bCs/><w:sz w:val="26"/><w:szCs w:val="26"/><w:lang w:eastAsia="zh-CN" w:bidi="ar"/></w:rPr></w:pPr><w:r><w:rPr><w:rFonts w:ascii="Times New Roman" w:hAnsi="Times New Roman" w:eastAsia="TimesNewRomanPS-BoldMT"/><w:b/><w:bCs/><w:sz w:val="26"/><w:szCs w:val="26"/><w:lang w:eastAsia="zh-CN" w:bidi="ar"/></w:rPr><w:t xml:space="preserve">2.1 Các dịch vụ ưu đãi/tặng kèm bao gồm: </w:t></w:r></w:p><w:p><w:pPr><w:shd w:val="clear" w:color="auto" w:fill="FFFFFF" w:themeFill="background1"/><w:spacing w:line="360" w:lineRule="auto"/><w:ind w:left="320" w:leftChars="100"/><w:jc w:val="both"/><w:rPr><w:rFonts w:ascii="Times New Roman" w:hAnsi="Times New Roman"/><w:sz w:val="26"/><w:szCs w:val="26"/></w:rPr></w:pPr><w:r><w:rPr><w:rFonts w:ascii="Times New Roman" w:hAnsi="Times New Roman"/><w:sz w:val="26"/><w:szCs w:val="26"/></w:rPr><w:t>- Sử dụng phòng hội nghị</w:t></w:r></w:p><w:p><w:pPr><w:shd w:val="clear" w:color="auto" w:fill="FFFFFF" w:themeFill="background1"/><w:spacing w:line="360" w:lineRule="auto"/><w:ind w:left="1080"/><w:rPr><w:rFonts w:hint="default" w:ascii="Times New Roman" w:hAnsi="Times New Roman"/><w:i/><w:sz w:val="26"/><w:szCs w:val="26"/><w:lang w:val="en-US"/></w:rPr></w:pPr><w:r><w:rPr><w:rFonts w:ascii="Times New Roman" w:hAnsi="Times New Roman"/><w:i/><w:sz w:val="26"/><w:szCs w:val="26"/></w:rPr><w:t xml:space="preserve">+ Kích thước sảnh </w:t></w:r><w:r><w:rPr><w:rFonts w:hint="default" w:ascii="Times New Roman" w:hAnsi="Times New Roman"/><w:i/><w:sz w:val="26"/><w:szCs w:val="26"/><w:lang w:val="en-US"/></w:rPr><w:t>{TenSanhTiec}</w:t></w:r><w:r><w:rPr><w:rFonts w:ascii="Times New Roman" w:hAnsi="Times New Roman"/><w:i/><w:sz w:val="26"/><w:szCs w:val="26"/></w:rPr><w:t xml:space="preserve">: </w:t></w:r><w:r><w:rPr><w:rFonts w:hint="default" w:ascii="Times New Roman" w:hAnsi="Times New Roman"/><w:i/><w:sz w:val="26"/><w:szCs w:val="26"/><w:lang w:val="en-US"/></w:rPr><w:t>{KichThuocSanh}</w:t></w:r></w:p><w:p><w:pPr><w:shd w:val="clear" w:color="auto" w:fill="FFFFFF" w:themeFill="background1"/><w:spacing w:line="360" w:lineRule="auto"/><w:ind w:left="1080"/><w:rPr><w:rFonts w:hint="default" w:ascii="Times New Roman" w:hAnsi="Times New Roman"/><w:i/><w:sz w:val="26"/><w:szCs w:val="26"/><w:lang w:val="en-US"/></w:rPr></w:pPr><w:r><w:rPr><w:rFonts w:ascii="Times New Roman" w:hAnsi="Times New Roman"/><w:i/><w:sz w:val="26"/><w:szCs w:val="26"/></w:rPr><w:t xml:space="preserve">+ Kích thước sân khấu </w:t></w:r><w:r><w:rPr><w:rFonts w:hint="default" w:ascii="Times New Roman" w:hAnsi="Times New Roman"/><w:i/><w:sz w:val="26"/><w:szCs w:val="26"/><w:lang w:val="en-US"/></w:rPr><w:t>{TenSanKhau}</w:t></w:r><w:r><w:rPr><w:rFonts w:ascii="Times New Roman" w:hAnsi="Times New Roman"/><w:b/><w:bCs/><w:i/><w:sz w:val="26"/><w:szCs w:val="26"/></w:rPr><w:t xml:space="preserve">: </w:t></w:r><w:r><w:rPr><w:rFonts w:hint="default" w:ascii="Times New Roman" w:hAnsi="Times New Roman"/><w:i/><w:sz w:val="26"/><w:szCs w:val="26"/><w:lang w:val="en-US"/></w:rPr><w:t>{KichThuocSanKhau}</w:t></w:r></w:p><w:p><w:pPr><w:shd w:val="clear" w:color="auto" w:fill="FFFFFF" w:themeFill="background1"/><w:spacing w:line="360" w:lineRule="auto"/><w:ind w:left="1080"/><w:rPr><w:rFonts w:ascii="Times New Roman" w:hAnsi="Times New Roman"/><w:sz w:val="26"/><w:szCs w:val="26"/></w:rPr></w:pPr><w:r><w:rPr><w:rFonts w:ascii="Times New Roman" w:hAnsi="Times New Roman"/><w:i/><w:sz w:val="26"/><w:szCs w:val="26"/></w:rPr><w:t xml:space="preserve">+ Sức chứa tối đa là </w:t></w:r><w:r><w:rPr><w:rFonts w:hint="default" w:ascii="Times New Roman" w:hAnsi="Times New Roman"/><w:i/><w:sz w:val="26"/><w:szCs w:val="26"/><w:lang w:val="en-US"/></w:rPr><w:t>{SucChuaToiDa}</w:t></w:r><w:r><w:rPr><w:rFonts w:ascii="Times New Roman" w:hAnsi="Times New Roman"/><w:i/><w:iCs/><w:sz w:val="26"/><w:szCs w:val="26"/></w:rPr><w:t xml:space="preserve"> khách, tối thiểu nhận </w:t></w:r><w:r><w:rPr><w:rFonts w:hint="default" w:ascii="Times New Roman" w:hAnsi="Times New Roman"/><w:i/><w:iCs/><w:sz w:val="26"/><w:szCs w:val="26"/><w:lang w:val="en-US"/></w:rPr><w:t>{KhachToiThieu}</w:t></w:r><w:r><w:rPr><w:rFonts w:ascii="Times New Roman" w:hAnsi="Times New Roman"/><w:i/><w:iCs/><w:sz w:val="26"/><w:szCs w:val="26"/></w:rPr><w:t>khách</w:t></w:r><w:r><w:rPr><w:rFonts w:ascii="Times New Roman" w:hAnsi="Times New Roman"/><w:sz w:val="26"/><w:szCs w:val="26"/></w:rPr><w:t xml:space="preserve"> </w:t></w:r></w:p><w:p><w:pPr><w:shd w:val="clear" w:color="auto" w:fill="FFFFFF" w:themeFill="background1"/><w:spacing w:line="360" w:lineRule="auto"/><w:ind w:left="1080"/><w:jc w:val="both"/><w:rPr><w:rFonts w:ascii="Times New Roman" w:hAnsi="Times New Roman"/><w:i/><w:iCs/><w:sz w:val="26"/><w:szCs w:val="26"/></w:rPr></w:pPr><w:r><w:rPr><w:rFonts w:ascii="Times New Roman" w:hAnsi="Times New Roman"/><w:i/><w:iCs/><w:sz w:val="26"/><w:szCs w:val="26"/></w:rPr><w:t>+ Set up bàn ghế: theo dạng lớp học, ghế và khăn trải bàn màu nâu</w:t></w:r></w:p><w:p><w:pPr><w:shd w:val="clear" w:color="auto" w:fill="FFFFFF" w:themeFill="background1"/><w:spacing w:line="360" w:lineRule="auto"/><w:ind w:left="320" w:leftChars="100"/><w:jc w:val="both"/><w:rPr><w:rFonts w:ascii="Times New Roman" w:hAnsi="Times New Roman"/><w:sz w:val="26"/><w:szCs w:val="26"/></w:rPr></w:pPr><w:r><w:rPr><w:rFonts w:ascii="Times New Roman" w:hAnsi="Times New Roman" w:eastAsia="SimSun"/><w:sz w:val="26"/><w:szCs w:val="26"/><w:lang w:eastAsia="zh-CN" w:bidi="ar"/></w:rPr><w:t>- Set up sân khấu tiêu chuẩn theo quy chuẩn của Bên A</w:t></w:r></w:p><w:p><w:pPr><w:shd w:val="clear" w:color="auto" w:fill="FFFFFF" w:themeFill="background1"/><w:spacing w:line="360" w:lineRule="auto"/><w:ind w:left="320" w:leftChars="100"/><w:jc w:val="both"/><w:rPr><w:rFonts w:ascii="Times New Roman" w:hAnsi="Times New Roman"/><w:sz w:val="26"/><w:szCs w:val="26"/></w:rPr></w:pPr><w:r><w:rPr><w:rFonts w:ascii="Times New Roman" w:hAnsi="Times New Roman" w:eastAsia="SimSun"/><w:sz w:val="26"/><w:szCs w:val="26"/><w:lang w:eastAsia="zh-CN" w:bidi="ar"/></w:rPr><w:t>- Hệ thống âm thanh, ánh sáng tiêu chuẩn</w:t></w:r></w:p><w:p><w:pPr><w:shd w:val="clear" w:color="auto" w:fill="FFFFFF" w:themeFill="background1"/><w:spacing w:line="360" w:lineRule="auto"/><w:ind w:left="320" w:leftChars="100"/><w:jc w:val="both"/><w:rPr><w:rFonts w:ascii="Times New Roman" w:hAnsi="Times New Roman"/><w:sz w:val="26"/><w:szCs w:val="26"/></w:rPr></w:pPr><w:r><w:rPr><w:rFonts w:ascii="Times New Roman" w:hAnsi="Times New Roman" w:eastAsia="SimSun"/><w:sz w:val="26"/><w:szCs w:val="26"/><w:lang w:eastAsia="zh-CN" w:bidi="ar"/></w:rPr><w:t xml:space="preserve">- 02 micro không dây </w:t></w:r></w:p><w:p><w:pPr><w:shd w:val="clear" w:color="auto" w:fill="FFFFFF" w:themeFill="background1"/><w:spacing w:line="360" w:lineRule="auto"/><w:ind w:left="320" w:leftChars="100"/><w:jc w:val="both"/><w:rPr><w:rFonts w:ascii="Times New Roman" w:hAnsi="Times New Roman"/><w:sz w:val="26"/><w:szCs w:val="26"/></w:rPr></w:pPr><w:r><w:rPr><w:rFonts w:ascii="Times New Roman" w:hAnsi="Times New Roman" w:eastAsia="SimSun"/><w:sz w:val="26"/><w:szCs w:val="26"/><w:lang w:eastAsia="zh-CN" w:bidi="ar"/></w:rPr><w:t>- Trang trí hoa tươi tiêu chuẩn: bục phát biểu, bàn đón khách, bàn tiệc</w:t></w:r></w:p><w:p><w:pPr><w:shd w:val="clear" w:color="auto" w:fill="FFFFFF" w:themeFill="background1"/><w:spacing w:line="360" w:lineRule="auto"/><w:ind w:left="320" w:leftChars="100"/><w:jc w:val="both"/><w:rPr><w:rFonts w:ascii="Times New Roman" w:hAnsi="Times New Roman"/><w:sz w:val="26"/><w:szCs w:val="26"/></w:rPr></w:pPr><w:r><w:rPr><w:rFonts w:ascii="Times New Roman" w:hAnsi="Times New Roman" w:eastAsia="SimSun"/><w:sz w:val="26"/><w:szCs w:val="26"/><w:lang w:eastAsia="zh-CN" w:bidi="ar"/></w:rPr><w:t>- Miễn phí kết nối WIFI theo hạ tầng hiện có của Bên A</w:t></w:r></w:p><w:p><w:pPr><w:shd w:val="clear" w:color="auto" w:fill="FFFFFF" w:themeFill="background1"/><w:spacing w:line="360" w:lineRule="auto"/><w:ind w:left="320" w:leftChars="100"/><w:jc w:val="both"/><w:rPr><w:rFonts w:ascii="Times New Roman" w:hAnsi="Times New Roman" w:eastAsia="SimSun"/><w:sz w:val="26"/><w:szCs w:val="26"/><w:lang w:eastAsia="zh-CN" w:bidi="ar"/></w:rPr></w:pPr><w:r><w:rPr><w:rFonts w:ascii="Times New Roman" w:hAnsi="Times New Roman" w:eastAsia="SimSun"/><w:sz w:val="26"/><w:szCs w:val="26"/><w:lang w:eastAsia="zh-CN" w:bidi="ar"/></w:rPr><w:t>- Bảng chào điện tử hiển thị nội dung đón khách: Bên B cung cấp thông tin cho Bên A tối thiểu 03 ngày trước ngày diễn ra sự kiện</w:t></w:r></w:p><w:p><w:pPr><w:shd w:val="clear" w:color="auto" w:fill="FFFFFF" w:themeFill="background1"/><w:spacing w:line="360" w:lineRule="auto"/><w:ind w:left="320" w:leftChars="100"/><w:jc w:val="both"/><w:rPr><w:rFonts w:ascii="Times New Roman" w:hAnsi="Times New Roman" w:eastAsia="SimSun"/><w:sz w:val="26"/><w:szCs w:val="26"/><w:lang w:eastAsia="zh-CN" w:bidi="ar"/></w:rPr></w:pPr><w:r><w:rPr><w:rFonts w:ascii="Times New Roman" w:hAnsi="Times New Roman" w:eastAsia="SimSun"/><w:sz w:val="26"/><w:szCs w:val="26"/><w:lang w:eastAsia="zh-CN" w:bidi="ar"/></w:rPr><w:t xml:space="preserve">- </w:t></w:r><w:r><w:rPr><w:rFonts w:ascii="Times New Roman" w:hAnsi="Times New Roman"/><w:bCs/><w:sz w:val="26"/><w:szCs w:val="26"/><w:lang w:eastAsia="zh-CN"/></w:rPr><w:t>Tất cả chương trình ưu đãi/tặng kèm nêu trên không được quy đổi thành tiền mặt hoặc không thay thế bằng dịch vụ khác nếu bên B không sử dụng; Thức uống khuyến mãi (nếu có) chỉ được sử dụng trong khuôn viên nhà hàng, trong thời gian diễn ra hội nghị và tiệc, nếu khách hàng không sử dụng hết sẽ không được mang về.</w:t></w:r></w:p><w:p><w:pPr><w:shd w:val="clear" w:color="auto" w:fill="FFFFFF" w:themeFill="background1"/><w:spacing w:line="360" w:lineRule="auto"/><w:ind w:left="320" w:leftChars="100"/><w:jc w:val="both"/><w:rPr><w:rFonts w:ascii="Times New Roman" w:hAnsi="Times New Roman" w:eastAsia="TimesNewRomanPS-BoldMT"/><w:b/><w:bCs/><w:sz w:val="26"/><w:szCs w:val="26"/><w:lang w:eastAsia="zh-CN" w:bidi="ar"/></w:rPr></w:pPr><w:r><w:rPr><w:rFonts w:ascii="Times New Roman" w:hAnsi="Times New Roman" w:eastAsia="TimesNewRomanPS-BoldMT"/><w:b/><w:bCs/><w:sz w:val="26"/><w:szCs w:val="26"/><w:lang w:eastAsia="zh-CN" w:bidi="ar"/></w:rPr><w:t>2.2 Dịch vụ tính phí bao gồm:</w:t></w:r></w:p><w:tbl><w:tblPr><w:tblStyle w:val="11"/><w:tblW w:w="0" w:type="auto"/><w:tblInd w:w="0" w:type="dxa"/><w:tblBorders><w:top w:val="none" w:color="auto" w:sz="0" w:space="0"/><w:left w:val="none" w:color="auto" w:sz="0" w:space="0"/><w:bottom w:val="none" w:color="auto" w:sz="0" w:space="0"/><w:right w:val="none" w:color="auto" w:sz="0" w:space="0"/><w:insideH w:val="none" w:color="auto" w:sz="0" w:space="0"/><w:insideV w:val="none" w:color="auto" w:sz="0" w:space="0"/></w:tblBorders><w:tblLayout w:type="autofit"/><w:tblCellMar><w:top w:w="0" w:type="dxa"/><w:left w:w="108" w:type="dxa"/><w:bottom w:w="0" w:type="dxa"/><w:right w:w="108" w:type="dxa"/></w:tblCellMar></w:tblPr><w:tblGrid><w:gridCol w:w="5134"/><w:gridCol w:w="5001"/></w:tblGrid><w:tr><w:tblPrEx><w:tblBorders><w:top w:val="none" w:color="auto" w:sz="0" w:space="0"/><w:left w:val="none" w:color="auto" w:sz="0" w:space="0"/><w:bottom w:val="none" w:color="auto" w:sz="0" w:space="0"/><w:right w:val="none" w:color="auto" w:sz="0" w:space="0"/><w:insideH w:val="none" w:color="auto" w:sz="0" w:space="0"/><w:insideV w:val="none" w:color="auto" w:sz="0" w:space="0"/></w:tblBorders></w:tblPrEx><w:tc><w:tcPr><w:tcW w:w="5134" w:type="dxa"/></w:tcPr><w:p><w:pPr><w:shd w:val="clear" w:color="auto" w:fill="FFFFFF" w:themeFill="background1"/><w:spacing w:line="360" w:lineRule="auto"/><w:rPr><w:rFonts w:ascii="Times New Roman" w:hAnsi="Times New Roman" w:eastAsia="TimesNewRomanPS-BoldMT"/><w:b/><w:bCs/><w:sz w:val="26"/><w:szCs w:val="26"/><w:lang w:eastAsia="zh-CN" w:bidi="ar"/></w:rPr></w:pPr><w:r><w:rPr><w:rFonts w:hint="default" w:ascii="Times New Roman" w:hAnsi="Times New Roman" w:eastAsia="SimSun"/><w:sz w:val="26"/><w:szCs w:val="26"/><w:lang w:eastAsia="zh-CN" w:bidi="ar"/></w:rPr><w:t>{#DichVuTinhPhi}{TenDichVu}</w:t></w:r><w:r><w:rPr><w:rFonts w:hint="default" w:ascii="Times New Roman" w:hAnsi="Times New Roman" w:eastAsia="SimSun"/><w:sz w:val="26"/><w:szCs w:val="26"/><w:lang w:eastAsia="zh-CN" w:bidi="ar"/></w:rPr><w:tab/></w:r></w:p></w:tc><w:tc><w:tcPr><w:tcW w:w="5001" w:type="dxa"/></w:tcPr><w:p><w:pPr><w:shd w:val="clear" w:color="auto" w:fill="FFFFFF" w:themeFill="background1"/><w:spacing w:line="360" w:lineRule="auto"/><w:rPr><w:rFonts w:ascii="Times New Roman" w:hAnsi="Times New Roman" w:eastAsia="TimesNewRomanPS-BoldMT"/><w:b/><w:bCs/><w:sz w:val="26"/><w:szCs w:val="26"/><w:lang w:eastAsia="zh-CN" w:bidi="ar"/></w:rPr></w:pPr><w:r><w:rPr><w:rFonts w:hint="default"/><w:sz w:val="26"/><w:szCs w:val="26"/></w:rPr><w:t>{GhiChuChiTiet}{/DichVuTinhPhi}</w:t></w:r></w:p></w:tc></w:tr></w:tbl><w:p><w:pPr><w:shd w:val="clear" w:color="auto" w:fill="FFFFFF" w:themeFill="background1"/><w:spacing w:line="360" w:lineRule="auto"/><w:jc w:val="both"/><w:rPr><w:rFonts w:ascii="Times New Roman" w:hAnsi="Times New Roman" w:eastAsia="SimSun"/><w:sz w:val="26"/><w:szCs w:val="26"/><w:lang w:eastAsia="zh-CN" w:bidi="ar"/></w:rPr></w:pPr></w:p><w:p><w:pPr><w:shd w:val="clear" w:color="auto" w:fill="FFFFFF" w:themeFill="background1"/><w:spacing w:line="312" w:lineRule="auto"/><w:contextualSpacing/><w:jc w:val="both"/><w:rPr><w:rFonts w:ascii="Times New Roman" w:hAnsi="Times New Roman"/><w:b/><w:i/><w:sz w:val="26"/><w:szCs w:val="26"/></w:rPr></w:pPr><w:r><w:rPr><w:rFonts w:ascii="Times New Roman" w:hAnsi="Times New Roman"/><w:b/><w:i/><w:sz w:val="26"/><w:szCs w:val="26"/></w:rPr><w:t xml:space="preserve">Tất cả đơn giá trên chưa bao gồm </w:t></w:r><w:r><w:rPr><w:rFonts w:hint="default" w:ascii="Times New Roman" w:hAnsi="Times New Roman" w:eastAsia="SimSun" w:cs="Times New Roman"/><w:b/><w:bCs w:val="0"/><w:i/><w:iCs w:val="0"/><w:sz w:val="26"/><w:szCs w:val="26"/></w:rPr><w:t>{MucPhiPhucVu}</w:t></w:r><w:r><w:rPr><w:rFonts w:ascii="Times New Roman" w:hAnsi="Times New Roman"/><w:b/><w:i/><w:sz w:val="26"/><w:szCs w:val="26"/></w:rPr><w:t xml:space="preserve"> Phí phục vụ &amp; </w:t></w:r><w:r><w:rPr><w:rFonts w:ascii="Times New Roman" w:hAnsi="Times New Roman"/><w:b/><w:i/><w:sz w:val="26"/><w:szCs w:val="26"/><w:lang w:val="vi-VN"/></w:rPr><w:t>thuế GTGT theo quy định nhà nước</w:t></w:r></w:p><w:p><w:pPr><w:shd w:val="clear" w:color="auto" w:fill="FFFFFF" w:themeFill="background1"/><w:spacing w:line="312" w:lineRule="auto"/><w:contextualSpacing/><w:jc w:val="both"/><w:rPr><w:rFonts w:ascii="Times New Roman" w:hAnsi="Times New Roman"/><w:b/><w:i/><w:sz w:val="26"/><w:szCs w:val="26"/></w:rPr></w:pPr></w:p><w:p><w:pPr><w:shd w:val="clear" w:color="auto" w:fill="FFFFFF" w:themeFill="background1"/><w:spacing w:line="360" w:lineRule="auto"/><w:ind w:left="320" w:leftChars="100"/><w:jc w:val="both"/><w:rPr><w:rFonts w:ascii="Times New Roman" w:hAnsi="Times New Roman" w:eastAsia="TimesNewRomanPS-BoldMT"/><w:b/><w:bCs/><w:sz w:val="26"/><w:szCs w:val="26"/><w:lang w:eastAsia="zh-CN" w:bidi="ar"/></w:rPr></w:pPr><w:r><w:rPr><w:rFonts w:ascii="Times New Roman" w:hAnsi="Times New Roman" w:eastAsia="TimesNewRomanPS-BoldMT"/><w:b/><w:bCs/><w:sz w:val="26"/><w:szCs w:val="26"/><w:lang w:eastAsia="zh-CN" w:bidi="ar"/></w:rPr><w:t xml:space="preserve">2.3 Các dịch vụ khác nếu Bên B sử dụng: </w:t></w:r></w:p><w:tbl><w:tblPr><w:tblStyle w:val="11"/><w:tblW w:w="0" w:type="auto"/><w:tblInd w:w="0" w:type="dxa"/><w:tblBorders><w:top w:val="none" w:color="auto" w:sz="0" w:space="0"/><w:left w:val="none" w:color="auto" w:sz="0" w:space="0"/><w:bottom w:val="none" w:color="auto" w:sz="0" w:space="0"/><w:right w:val="none" w:color="auto" w:sz="0" w:space="0"/><w:insideH w:val="none" w:color="auto" w:sz="0" w:space="0"/><w:insideV w:val="none" w:color="auto" w:sz="0" w:space="0"/></w:tblBorders><w:tblLayout w:type="autofit"/><w:tblCellMar><w:top w:w="0" w:type="dxa"/><w:left w:w="108" w:type="dxa"/><w:bottom w:w="0" w:type="dxa"/><w:right w:w="108" w:type="dxa"/></w:tblCellMar></w:tblPr><w:tblGrid><w:gridCol w:w="5134"/><w:gridCol w:w="5001"/></w:tblGrid><w:tr><w:tblPrEx><w:tblBorders><w:top w:val="none" w:color="auto" w:sz="0" w:space="0"/><w:left w:val="none" w:color="auto" w:sz="0" w:space="0"/><w:bottom w:val="none" w:color="auto" w:sz="0" w:space="0"/><w:right w:val="none" w:color="auto" w:sz="0" w:space="0"/><w:insideH w:val="none" w:color="auto" w:sz="0" w:space="0"/><w:insideV w:val="none" w:color="auto" w:sz="0" w:space="0"/></w:tblBorders><w:tblCellMar><w:top w:w="0" w:type="dxa"/><w:left w:w="108" w:type="dxa"/><w:bottom w:w="0" w:type="dxa"/><w:right w:w="108" w:type="dxa"/></w:tblCellMar></w:tblPrEx><w:tc><w:tcPr><w:tcW w:w="5134" w:type="dxa"/></w:tcPr><w:p><w:pPr><w:shd w:val="clear" w:color="auto" w:fill="FFFFFF" w:themeFill="background1"/><w:spacing w:line="360" w:lineRule="auto"/><w:jc w:val="both"/><w:rPr><w:rFonts w:ascii="Times New Roman" w:hAnsi="Times New Roman" w:eastAsia="TimesNewRomanPS-BoldMT"/><w:b/><w:bCs/><w:sz w:val="26"/><w:szCs w:val="26"/><w:lang w:eastAsia="zh-CN" w:bidi="ar"/></w:rPr></w:pPr><w:r><w:rPr><w:rFonts w:ascii="Times New Roman" w:hAnsi="Times New Roman" w:eastAsia="SimSun"/><w:sz w:val="26"/><w:szCs w:val="26"/><w:lang w:eastAsia="zh-CN" w:bidi="ar"/></w:rPr><w:t>Thuê sảnh phát sinh ngoài thời gian hợp đồng</w:t></w:r></w:p></w:tc><w:tc><w:tcPr><w:tcW w:w="5001" w:type="dxa"/></w:tcPr><w:p><w:pPr><w:shd w:val="clear" w:color="auto" w:fill="FFFFFF" w:themeFill="background1"/><w:spacing w:line="360" w:lineRule="auto"/><w:jc w:val="both"/><w:rPr><w:rFonts w:ascii="Times New Roman" w:hAnsi="Times New Roman" w:eastAsia="TimesNewRomanPS-BoldMT"/><w:b/><w:bCs/><w:sz w:val="26"/><w:szCs w:val="26"/><w:lang w:eastAsia="zh-CN" w:bidi="ar"/></w:rPr></w:pPr><w:r><w:rPr><w:rFonts w:ascii="Times New Roman" w:hAnsi="Times New Roman" w:eastAsia="SimSun"/><w:sz w:val="26"/><w:szCs w:val="26"/><w:lang w:eastAsia="zh-CN" w:bidi="ar"/></w:rPr><w:t xml:space="preserve">…. VNĐ++/giờ/sảnh </w:t></w:r></w:p></w:tc></w:tr><w:tr><w:tblPrEx><w:tblBorders><w:top w:val="none" w:color="auto" w:sz="0" w:space="0"/><w:left w:val="none" w:color="auto" w:sz="0" w:space="0"/><w:bottom w:val="none" w:color="auto" w:sz="0" w:space="0"/><w:right w:val="none" w:color="auto" w:sz="0" w:space="0"/><w:insideH w:val="none" w:color="auto" w:sz="0" w:space="0"/><w:insideV w:val="none" w:color="auto" w:sz="0" w:space="0"/></w:tblBorders><w:tblCellMar><w:top w:w="0" w:type="dxa"/><w:left w:w="108" w:type="dxa"/><w:bottom w:w="0" w:type="dxa"/><w:right w:w="108" w:type="dxa"/></w:tblCellMar></w:tblPrEx><w:tc><w:tcPr><w:tcW w:w="5134" w:type="dxa"/></w:tcPr><w:p><w:pPr><w:shd w:val="clear" w:color="auto" w:fill="FFFFFF" w:themeFill="background1"/><w:spacing w:line="360" w:lineRule="auto"/><w:jc w:val="both"/><w:rPr><w:rFonts w:ascii="Times New Roman" w:hAnsi="Times New Roman" w:eastAsia="TimesNewRomanPS-BoldMT"/><w:b/><w:bCs/><w:sz w:val="26"/><w:szCs w:val="26"/><w:lang w:eastAsia="zh-CN" w:bidi="ar"/></w:rPr></w:pPr><w:r><w:rPr><w:rFonts w:ascii="Times New Roman" w:hAnsi="Times New Roman" w:eastAsia="SimSun"/><w:sz w:val="26"/><w:szCs w:val="26"/><w:lang w:eastAsia="zh-CN" w:bidi="ar"/></w:rPr><w:t>Phí mở máy lạnh trong thời gian setup</w:t></w:r></w:p></w:tc><w:tc><w:tcPr><w:tcW w:w="5001" w:type="dxa"/></w:tcPr><w:p><w:pPr><w:shd w:val="clear" w:color="auto" w:fill="FFFFFF" w:themeFill="background1"/><w:spacing w:line="360" w:lineRule="auto"/><w:jc w:val="both"/><w:rPr><w:rFonts w:ascii="Times New Roman" w:hAnsi="Times New Roman" w:eastAsia="TimesNewRomanPS-BoldMT"/><w:b/><w:bCs/><w:sz w:val="26"/><w:szCs w:val="26"/><w:lang w:eastAsia="zh-CN" w:bidi="ar"/></w:rPr></w:pPr><w:r><w:rPr><w:rFonts w:ascii="Times New Roman" w:hAnsi="Times New Roman" w:eastAsia="SimSun"/><w:sz w:val="26"/><w:szCs w:val="26"/><w:lang w:eastAsia="zh-CN" w:bidi="ar"/></w:rPr><w:t xml:space="preserve">…VNĐ++/giờ/sảnh </w:t></w:r></w:p></w:tc></w:tr><w:tr><w:tblPrEx><w:tblBorders><w:top w:val="none" w:color="auto" w:sz="0" w:space="0"/><w:left w:val="none" w:color="auto" w:sz="0" w:space="0"/><w:bottom w:val="none" w:color="auto" w:sz="0" w:space="0"/><w:right w:val="none" w:color="auto" w:sz="0" w:space="0"/><w:insideH w:val="none" w:color="auto" w:sz="0" w:space="0"/><w:insideV w:val="none" w:color="auto" w:sz="0" w:space="0"/></w:tblBorders><w:tblCellMar><w:top w:w="0" w:type="dxa"/><w:left w:w="108" w:type="dxa"/><w:bottom w:w="0" w:type="dxa"/><w:right w:w="108" w:type="dxa"/></w:tblCellMar></w:tblPrEx><w:tc><w:tcPr><w:tcW w:w="5134" w:type="dxa"/></w:tcPr><w:p><w:pPr><w:shd w:val="clear" w:color="auto" w:fill="FFFFFF" w:themeFill="background1"/><w:spacing w:line="360" w:lineRule="auto"/><w:jc w:val="both"/><w:rPr><w:rFonts w:ascii="Times New Roman" w:hAnsi="Times New Roman" w:eastAsia="SimSun"/><w:sz w:val="26"/><w:szCs w:val="26"/><w:lang w:eastAsia="zh-CN" w:bidi="ar"/></w:rPr></w:pPr><w:r><w:rPr><w:rFonts w:ascii="Times New Roman" w:hAnsi="Times New Roman" w:eastAsia="SimSun"/><w:sz w:val="26"/><w:szCs w:val="26"/><w:lang w:eastAsia="zh-CN" w:bidi="ar"/></w:rPr><w:t xml:space="preserve">Micro không dây </w:t></w:r></w:p></w:tc><w:tc><w:tcPr><w:tcW w:w="5001" w:type="dxa"/></w:tcPr><w:p><w:pPr><w:shd w:val="clear" w:color="auto" w:fill="FFFFFF" w:themeFill="background1"/><w:spacing w:line="360" w:lineRule="auto"/><w:jc w:val="both"/><w:rPr><w:rFonts w:ascii="Times New Roman" w:hAnsi="Times New Roman" w:eastAsia="SimSun"/><w:sz w:val="26"/><w:szCs w:val="26"/><w:lang w:eastAsia="zh-CN" w:bidi="ar"/></w:rPr></w:pPr><w:r><w:rPr><w:rFonts w:ascii="Times New Roman" w:hAnsi="Times New Roman" w:eastAsia="SimSun"/><w:sz w:val="26"/><w:szCs w:val="26"/><w:lang w:eastAsia="zh-CN" w:bidi="ar"/></w:rPr><w:t>…..VNĐ++/cặp</w:t></w:r></w:p></w:tc></w:tr><w:tr><w:tblPrEx><w:tblBorders><w:top w:val="none" w:color="auto" w:sz="0" w:space="0"/><w:left w:val="none" w:color="auto" w:sz="0" w:space="0"/><w:bottom w:val="none" w:color="auto" w:sz="0" w:space="0"/><w:right w:val="none" w:color="auto" w:sz="0" w:space="0"/><w:insideH w:val="none" w:color="auto" w:sz="0" w:space="0"/><w:insideV w:val="none" w:color="auto" w:sz="0" w:space="0"/></w:tblBorders><w:tblCellMar><w:top w:w="0" w:type="dxa"/><w:left w:w="108" w:type="dxa"/><w:bottom w:w="0" w:type="dxa"/><w:right w:w="108" w:type="dxa"/></w:tblCellMar></w:tblPrEx><w:tc><w:tcPr><w:tcW w:w="5134" w:type="dxa"/></w:tcPr><w:p><w:pPr><w:shd w:val="clear" w:color="auto" w:fill="FFFFFF" w:themeFill="background1"/><w:spacing w:line="360" w:lineRule="auto"/><w:jc w:val="both"/><w:rPr><w:rFonts w:ascii="Times New Roman" w:hAnsi="Times New Roman" w:eastAsia="SimSun"/><w:sz w:val="26"/><w:szCs w:val="26"/><w:lang w:eastAsia="zh-CN" w:bidi="ar"/></w:rPr></w:pPr><w:r><w:rPr><w:rFonts w:ascii="Times New Roman" w:hAnsi="Times New Roman" w:eastAsia="SimSun"/><w:sz w:val="26"/><w:szCs w:val="26"/><w:lang w:eastAsia="zh-CN" w:bidi="ar"/></w:rPr><w:t>Âm thanh màn hình LCD 2 tiếng trong tiệc</w:t></w:r></w:p></w:tc><w:tc><w:tcPr><w:tcW w:w="5001" w:type="dxa"/></w:tcPr><w:p><w:pPr><w:shd w:val="clear" w:color="auto" w:fill="FFFFFF" w:themeFill="background1"/><w:spacing w:line="360" w:lineRule="auto"/><w:jc w:val="both"/><w:rPr><w:rFonts w:ascii="Times New Roman" w:hAnsi="Times New Roman" w:eastAsia="SimSun"/><w:sz w:val="26"/><w:szCs w:val="26"/><w:lang w:eastAsia="zh-CN" w:bidi="ar"/></w:rPr></w:pPr><w:r><w:rPr><w:rFonts w:ascii="Times New Roman" w:hAnsi="Times New Roman" w:eastAsia="SimSun"/><w:sz w:val="26"/><w:szCs w:val="26"/><w:lang w:eastAsia="zh-CN" w:bidi="ar"/></w:rPr><w:t>……</w:t></w:r></w:p></w:tc></w:tr><w:tr><w:tblPrEx><w:tblBorders><w:top w:val="none" w:color="auto" w:sz="0" w:space="0"/><w:left w:val="none" w:color="auto" w:sz="0" w:space="0"/><w:bottom w:val="none" w:color="auto" w:sz="0" w:space="0"/><w:right w:val="none" w:color="auto" w:sz="0" w:space="0"/><w:insideH w:val="none" w:color="auto" w:sz="0" w:space="0"/><w:insideV w:val="none" w:color="auto" w:sz="0" w:space="0"/></w:tblBorders><w:tblCellMar><w:top w:w="0" w:type="dxa"/><w:left w:w="108" w:type="dxa"/><w:bottom w:w="0" w:type="dxa"/><w:right w:w="108" w:type="dxa"/></w:tblCellMar></w:tblPrEx><w:tc><w:tcPr><w:tcW w:w="5134" w:type="dxa"/></w:tcPr><w:p><w:pPr><w:shd w:val="clear" w:color="auto" w:fill="FFFFFF" w:themeFill="background1"/><w:spacing w:line="360" w:lineRule="auto"/><w:jc w:val="both"/><w:rPr><w:rFonts w:ascii="Times New Roman" w:hAnsi="Times New Roman" w:eastAsia="SimSun"/><w:sz w:val="26"/><w:szCs w:val="26"/><w:lang w:eastAsia="zh-CN" w:bidi="ar"/></w:rPr></w:pPr><w:r><w:rPr><w:rFonts w:ascii="Times New Roman" w:hAnsi="Times New Roman" w:eastAsia="SimSun"/><w:sz w:val="26"/><w:szCs w:val="26"/><w:lang w:eastAsia="zh-CN" w:bidi="ar"/></w:rPr><w:t>Phí phục vụ rượu mạnh mang bên ngoài vào</w:t></w:r></w:p></w:tc><w:tc><w:tcPr><w:tcW w:w="5001" w:type="dxa"/></w:tcPr><w:p><w:pPr><w:shd w:val="clear" w:color="auto" w:fill="FFFFFF" w:themeFill="background1"/><w:spacing w:line="360" w:lineRule="auto"/><w:jc w:val="both"/><w:rPr><w:rFonts w:ascii="Times New Roman" w:hAnsi="Times New Roman" w:eastAsia="SimSun"/><w:sz w:val="26"/><w:szCs w:val="26"/><w:lang w:eastAsia="zh-CN" w:bidi="ar"/></w:rPr></w:pPr><w:r><w:rPr><w:rFonts w:ascii="Times New Roman" w:hAnsi="Times New Roman" w:eastAsia="SimSun"/><w:sz w:val="26"/><w:szCs w:val="26"/><w:lang w:eastAsia="zh-CN" w:bidi="ar"/></w:rPr><w:t>……</w:t></w:r></w:p></w:tc></w:tr><w:tr><w:tblPrEx><w:tblBorders><w:top w:val="none" w:color="auto" w:sz="0" w:space="0"/><w:left w:val="none" w:color="auto" w:sz="0" w:space="0"/><w:bottom w:val="none" w:color="auto" w:sz="0" w:space="0"/><w:right w:val="none" w:color="auto" w:sz="0" w:space="0"/><w:insideH w:val="none" w:color="auto" w:sz="0" w:space="0"/><w:insideV w:val="none" w:color="auto" w:sz="0" w:space="0"/></w:tblBorders><w:tblCellMar><w:top w:w="0" w:type="dxa"/><w:left w:w="108" w:type="dxa"/><w:bottom w:w="0" w:type="dxa"/><w:right w:w="108" w:type="dxa"/></w:tblCellMar></w:tblPrEx><w:tc><w:tcPr><w:tcW w:w="5134" w:type="dxa"/></w:tcPr><w:p><w:pPr><w:shd w:val="clear" w:color="auto" w:fill="FFFFFF" w:themeFill="background1"/><w:spacing w:line="360" w:lineRule="auto"/><w:jc w:val="both"/><w:rPr><w:rFonts w:ascii="Times New Roman" w:hAnsi="Times New Roman" w:eastAsia="SimSun"/><w:sz w:val="26"/><w:szCs w:val="26"/><w:lang w:eastAsia="zh-CN" w:bidi="ar"/></w:rPr></w:pPr><w:r><w:rPr><w:rFonts w:ascii="Times New Roman" w:hAnsi="Times New Roman" w:eastAsia="SimSun"/><w:sz w:val="26"/><w:szCs w:val="26"/><w:lang w:eastAsia="zh-CN" w:bidi="ar"/></w:rPr><w:t>Phí phục vụ rượu vang đem bên ngoài vào</w:t></w:r></w:p></w:tc><w:tc><w:tcPr><w:tcW w:w="5001" w:type="dxa"/></w:tcPr><w:p><w:pPr><w:shd w:val="clear" w:color="auto" w:fill="FFFFFF" w:themeFill="background1"/><w:spacing w:line="360" w:lineRule="auto"/><w:jc w:val="both"/><w:rPr><w:rFonts w:ascii="Times New Roman" w:hAnsi="Times New Roman" w:eastAsia="SimSun"/><w:sz w:val="26"/><w:szCs w:val="26"/><w:lang w:eastAsia="zh-CN" w:bidi="ar"/></w:rPr></w:pPr><w:r><w:rPr><w:rFonts w:ascii="Times New Roman" w:hAnsi="Times New Roman" w:eastAsia="SimSun"/><w:sz w:val="26"/><w:szCs w:val="26"/><w:lang w:eastAsia="zh-CN" w:bidi="ar"/></w:rPr><w:t>……</w:t></w:r></w:p></w:tc></w:tr><w:tr><w:tblPrEx><w:tblBorders><w:top w:val="none" w:color="auto" w:sz="0" w:space="0"/><w:left w:val="none" w:color="auto" w:sz="0" w:space="0"/><w:bottom w:val="none" w:color="auto" w:sz="0" w:space="0"/><w:right w:val="none" w:color="auto" w:sz="0" w:space="0"/><w:insideH w:val="none" w:color="auto" w:sz="0" w:space="0"/><w:insideV w:val="none" w:color="auto" w:sz="0" w:space="0"/></w:tblBorders><w:tblCellMar><w:top w:w="0" w:type="dxa"/><w:left w:w="108" w:type="dxa"/><w:bottom w:w="0" w:type="dxa"/><w:right w:w="108" w:type="dxa"/></w:tblCellMar></w:tblPrEx><w:tc><w:tcPr><w:tcW w:w="5134" w:type="dxa"/></w:tcPr><w:p><w:pPr><w:shd w:val="clear" w:color="auto" w:fill="FFFFFF" w:themeFill="background1"/><w:spacing w:line="360" w:lineRule="auto"/><w:jc w:val="both"/><w:rPr><w:rFonts w:ascii="Times New Roman" w:hAnsi="Times New Roman" w:eastAsia="SimSun"/><w:sz w:val="26"/><w:szCs w:val="26"/><w:lang w:eastAsia="zh-CN" w:bidi="ar"/></w:rPr></w:pPr><w:r><w:rPr><w:rFonts w:ascii="Times New Roman" w:hAnsi="Times New Roman" w:eastAsia="SimSun"/><w:sz w:val="26"/><w:szCs w:val="26"/><w:lang w:eastAsia="zh-CN" w:bidi="ar"/></w:rPr><w:t>Phí phục vụ các loại bia đem bên ngoài vào</w:t></w:r></w:p></w:tc><w:tc><w:tcPr><w:tcW w:w="5001" w:type="dxa"/></w:tcPr><w:p><w:pPr><w:shd w:val="clear" w:color="auto" w:fill="FFFFFF" w:themeFill="background1"/><w:spacing w:line="360" w:lineRule="auto"/><w:jc w:val="both"/><w:rPr><w:rFonts w:ascii="Times New Roman" w:hAnsi="Times New Roman" w:eastAsia="SimSun"/><w:sz w:val="26"/><w:szCs w:val="26"/><w:lang w:eastAsia="zh-CN" w:bidi="ar"/></w:rPr></w:pPr><w:r><w:rPr><w:rFonts w:ascii="Times New Roman" w:hAnsi="Times New Roman" w:eastAsia="SimSun"/><w:sz w:val="26"/><w:szCs w:val="26"/><w:lang w:eastAsia="zh-CN" w:bidi="ar"/></w:rPr><w:t>….</w:t></w:r></w:p></w:tc></w:tr><w:tr><w:tblPrEx><w:tblBorders><w:top w:val="none" w:color="auto" w:sz="0" w:space="0"/><w:left w:val="none" w:color="auto" w:sz="0" w:space="0"/><w:bottom w:val="none" w:color="auto" w:sz="0" w:space="0"/><w:right w:val="none" w:color="auto" w:sz="0" w:space="0"/><w:insideH w:val="none" w:color="auto" w:sz="0" w:space="0"/><w:insideV w:val="none" w:color="auto" w:sz="0" w:space="0"/></w:tblBorders><w:tblCellMar><w:top w:w="0" w:type="dxa"/><w:left w:w="108" w:type="dxa"/><w:bottom w:w="0" w:type="dxa"/><w:right w:w="108" w:type="dxa"/></w:tblCellMar></w:tblPrEx><w:tc><w:tcPr><w:tcW w:w="5134" w:type="dxa"/></w:tcPr><w:p><w:pPr><w:shd w:val="clear" w:color="auto" w:fill="FFFFFF" w:themeFill="background1"/><w:spacing w:line="360" w:lineRule="auto"/><w:jc w:val="both"/><w:rPr><w:rFonts w:ascii="Times New Roman" w:hAnsi="Times New Roman" w:eastAsia="SimSun"/><w:sz w:val="26"/><w:szCs w:val="26"/><w:lang w:eastAsia="zh-CN" w:bidi="ar"/></w:rPr></w:pPr><w:r><w:rPr><w:rFonts w:ascii="Times New Roman" w:hAnsi="Times New Roman" w:eastAsia="SimSun"/><w:sz w:val="26"/><w:szCs w:val="26"/><w:lang w:eastAsia="zh-CN" w:bidi="ar"/></w:rPr><w:t>Nước ngọt, nước suối các loại đem bên ngoài vào</w:t></w:r></w:p></w:tc><w:tc><w:tcPr><w:tcW w:w="5001" w:type="dxa"/></w:tcPr><w:p><w:pPr><w:shd w:val="clear" w:color="auto" w:fill="FFFFFF" w:themeFill="background1"/><w:spacing w:line="360" w:lineRule="auto"/><w:jc w:val="both"/><w:rPr><w:rFonts w:ascii="Times New Roman" w:hAnsi="Times New Roman" w:eastAsia="SimSun"/><w:sz w:val="26"/><w:szCs w:val="26"/><w:lang w:eastAsia="zh-CN" w:bidi="ar"/></w:rPr></w:pPr><w:r><w:rPr><w:rFonts w:ascii="Times New Roman" w:hAnsi="Times New Roman" w:eastAsia="SimSun"/><w:sz w:val="26"/><w:szCs w:val="26"/><w:lang w:eastAsia="zh-CN" w:bidi="ar"/></w:rPr><w:t>…..</w:t></w:r></w:p></w:tc></w:tr></w:tbl><w:p><w:pPr><w:shd w:val="clear" w:color="auto" w:fill="FFFFFF" w:themeFill="background1"/><w:spacing w:line="360" w:lineRule="auto"/><w:ind w:left="320" w:leftChars="100"/><w:jc w:val="both"/><w:rPr><w:rFonts w:ascii="Times New Roman" w:hAnsi="Times New Roman" w:eastAsia="TimesNewRomanPS-BoldMT"/><w:b/><w:bCs/><w:sz w:val="26"/><w:szCs w:val="26"/><w:lang w:eastAsia="zh-CN" w:bidi="ar"/></w:rPr></w:pPr></w:p><w:p><w:pPr><w:pStyle w:val="13"/><w:numPr><w:ilvl w:val="0"/><w:numId w:val="1"/></w:numPr><w:shd w:val="clear" w:color="auto" w:fill="FFFFFF" w:themeFill="background1"/><w:tabs><w:tab w:val="left" w:pos="420"/></w:tabs><w:spacing w:line="240" w:lineRule="auto"/><w:jc w:val="both"/><w:rPr><w:rFonts w:ascii="Times New Roman" w:hAnsi="Times New Roman"/><w:sz w:val="26"/><w:szCs w:val="26"/></w:rPr></w:pPr><w:r><w:rPr><w:rFonts w:ascii="Times New Roman" w:hAnsi="Times New Roman" w:eastAsia="TimesNewRomanPS-BoldMT"/><w:b/><w:bCs/><w:sz w:val="26"/><w:szCs w:val="26"/><w:lang w:eastAsia="zh-CN" w:bidi="ar"/></w:rPr><w:t xml:space="preserve">Tất cả giá trên chưa bao gồm </w:t></w:r><w:r><w:rPr><w:rFonts w:hint="default" w:ascii="Times New Roman" w:hAnsi="Times New Roman" w:eastAsia="SimSun" w:cs="Times New Roman"/><w:b/><w:bCs w:val="0"/><w:i/><w:iCs w:val="0"/><w:sz w:val="26"/><w:szCs w:val="26"/></w:rPr><w:t>{MucPhiPhucVu}</w:t></w:r><w:r><w:rPr><w:rFonts w:ascii="Times New Roman" w:hAnsi="Times New Roman" w:eastAsia="TimesNewRomanPS-BoldMT"/><w:b/><w:bCs/><w:sz w:val="26"/><w:szCs w:val="26"/><w:lang w:eastAsia="zh-CN" w:bidi="ar"/></w:rPr><w:t xml:space="preserve"> Phí phục vụ &amp; thuế GTGT theo quy định nhà nước </w:t></w:r></w:p><w:p><w:pPr><w:pStyle w:val="13"/><w:numPr><w:ilvl w:val="0"/><w:numId w:val="1"/></w:numPr><w:shd w:val="clear" w:color="auto" w:fill="FFFFFF" w:themeFill="background1"/><w:tabs><w:tab w:val="left" w:pos="420"/></w:tabs><w:spacing w:line="240" w:lineRule="auto"/><w:jc w:val="both"/><w:rPr><w:rFonts w:ascii="Times New Roman" w:hAnsi="Times New Roman" w:eastAsia="SimSun"/><w:sz w:val="26"/><w:szCs w:val="26"/><w:lang w:eastAsia="zh-CN" w:bidi="ar"/></w:rPr></w:pPr><w:r><w:rPr><w:rFonts w:ascii="Times New Roman" w:hAnsi="Times New Roman" w:eastAsia="SimSun"/><w:sz w:val="26"/><w:szCs w:val="26"/><w:lang w:eastAsia="zh-CN" w:bidi="ar"/></w:rPr><w:t>Đơn giá nêu trong Hợp đồng này là cố định và không thay đổi trong suốt thời gian thực hiện Hợp đồng đối với phạm vi dịch vụ đã được hai Bên thống nhất.</w:t></w:r></w:p><w:p><w:pPr><w:numPr><w:ilvl w:val="0"/><w:numId w:val="2"/></w:numPr><w:shd w:val="clear" w:color="auto" w:fill="FFFFFF" w:themeFill="background1"/><w:spacing w:line="360" w:lineRule="auto"/><w:ind w:left="320" w:leftChars="100"/><w:jc w:val="both"/><w:rPr><w:rFonts w:ascii="Times New Roman" w:hAnsi="Times New Roman" w:eastAsia="SimSun"/><w:sz w:val="26"/><w:szCs w:val="26"/><w:lang w:eastAsia="zh-CN" w:bidi="ar"/></w:rPr></w:pPr><w:r><w:rPr><w:rFonts w:ascii="Times New Roman" w:hAnsi="Times New Roman" w:eastAsia="TimesNewRomanPS-BoldMT"/><w:b/><w:bCs/><w:sz w:val="26"/><w:szCs w:val="26"/><w:lang w:eastAsia="zh-CN" w:bidi="ar"/></w:rPr><w:t>Tổng giá trị Hợp đồng tạm tính:</w:t></w:r></w:p><w:tbl><w:tblPr><w:tblStyle w:val="11"/><w:tblpPr w:leftFromText="180" w:rightFromText="180" w:vertAnchor="text" w:horzAnchor="page" w:tblpX="1020" w:tblpY="449"/><w:tblOverlap w:val="never"/><w:tblW w:w="10836" w:type="dxa"/><w:tblInd w:w="0" w:type="dxa"/><w:tblBorders><w:top w:val="single" w:color="auto" w:sz="4" w:space="0"/><w:left w:val="single" w:color="auto" w:sz="4" w:space="0"/><w:bottom w:val="single" w:color="auto" w:sz="4" w:space="0"/><w:right w:val="single" w:color="auto" w:sz="4" w:space="0"/><w:insideH w:val="single" w:color="auto" w:sz="4" w:space="0"/><w:insideV w:val="single" w:color="auto" w:sz="4" w:space="0"/></w:tblBorders><w:tblLayout w:type="fixed"/><w:tblCellMar><w:top w:w="0" w:type="dxa"/><w:left w:w="108" w:type="dxa"/><w:bottom w:w="0" w:type="dxa"/><w:right w:w="108" w:type="dxa"/></w:tblCellMar></w:tblPr><w:tblGrid><w:gridCol w:w="1602"/><w:gridCol w:w="1018"/><w:gridCol w:w="1512"/><w:gridCol w:w="940"/><w:gridCol w:w="1360"/><w:gridCol w:w="1230"/><w:gridCol w:w="1298"/><w:gridCol w:w="1876"/></w:tblGrid><w:tr><w:tblPrEx><w:tblBorders><w:top w:val="single" w:color="auto" w:sz="4" w:space="0"/><w:left w:val="single" w:color="auto" w:sz="4" w:space="0"/><w:bottom w:val="single" w:color="auto" w:sz="4" w:space="0"/><w:right w:val="single" w:color="auto" w:sz="4" w:space="0"/><w:insideH w:val="single" w:color="auto" w:sz="4" w:space="0"/><w:insideV w:val="single" w:color="auto" w:sz="4" w:space="0"/></w:tblBorders><w:tblCellMar><w:top w:w="0" w:type="dxa"/><w:left w:w="108" w:type="dxa"/><w:bottom w:w="0" w:type="dxa"/><w:right w:w="108" w:type="dxa"/></w:tblCellMar></w:tblPrEx><w:trPr><w:trHeight w:val="863" w:hRule="atLeast"/></w:trPr><w:tc><w:tcPr><w:tcW w:w="1602" w:type="dxa"/><w:vAlign w:val="center"/></w:tcPr><w:p><w:pPr><w:shd w:val="clear" w:color="auto" w:fill="FFFFFF" w:themeFill="background1"/><w:spacing w:line="312" w:lineRule="auto"/><w:ind w:left="320" w:leftChars="100"/><w:jc w:val="center"/><w:rPr><w:rFonts w:ascii="Times New Roman" w:hAnsi="Times New Roman"/><w:b/><w:bCs/><w:sz w:val="24"/><w:szCs w:val="24"/></w:rPr></w:pPr><w:r><w:rPr><w:rFonts w:ascii="Times New Roman" w:hAnsi="Times New Roman"/><w:b/><w:bCs/><w:sz w:val="24"/><w:szCs w:val="24"/></w:rPr><w:t>STT</w:t></w:r></w:p></w:tc><w:tc><w:tcPr><w:tcW w:w="1018" w:type="dxa"/><w:vAlign w:val="center"/></w:tcPr><w:p><w:pPr><w:shd w:val="clear" w:color="auto" w:fill="FFFFFF" w:themeFill="background1"/><w:spacing w:line="312" w:lineRule="auto"/><w:ind w:left="320" w:leftChars="100"/><w:jc w:val="center"/><w:rPr><w:rFonts w:ascii="Times New Roman" w:hAnsi="Times New Roman"/><w:b/><w:bCs/><w:sz w:val="24"/><w:szCs w:val="24"/></w:rPr></w:pPr><w:r><w:rPr><w:rFonts w:ascii="Times New Roman" w:hAnsi="Times New Roman"/><w:b/><w:bCs/><w:sz w:val="24"/><w:szCs w:val="24"/></w:rPr><w:t>Dịch vụ</w:t></w:r></w:p></w:tc><w:tc><w:tcPr><w:tcW w:w="1512" w:type="dxa"/><w:vAlign w:val="center"/></w:tcPr><w:p><w:pPr><w:shd w:val="clear" w:color="auto" w:fill="FFFFFF" w:themeFill="background1"/><w:spacing w:line="312" w:lineRule="auto"/><w:ind w:left="320" w:leftChars="100"/><w:jc w:val="center"/><w:rPr><w:rFonts w:ascii="Times New Roman" w:hAnsi="Times New Roman"/><w:b/><w:bCs/><w:sz w:val="24"/><w:szCs w:val="24"/></w:rPr></w:pPr><w:r><w:rPr><w:rFonts w:ascii="Times New Roman" w:hAnsi="Times New Roman"/><w:b/><w:bCs/><w:sz w:val="24"/><w:szCs w:val="24"/></w:rPr><w:t>Nội dung</w:t></w:r></w:p></w:tc><w:tc><w:tcPr><w:tcW w:w="940" w:type="dxa"/><w:vAlign w:val="center"/></w:tcPr><w:p><w:pPr><w:shd w:val="clear" w:color="auto" w:fill="FFFFFF" w:themeFill="background1"/><w:spacing w:line="312" w:lineRule="auto"/><w:ind w:left="320" w:leftChars="100"/><w:jc w:val="center"/><w:rPr><w:rFonts w:ascii="Times New Roman" w:hAnsi="Times New Roman"/><w:b/><w:bCs/><w:sz w:val="24"/><w:szCs w:val="24"/></w:rPr></w:pPr><w:r><w:rPr><w:rFonts w:ascii="Times New Roman" w:hAnsi="Times New Roman"/><w:b/><w:bCs/><w:sz w:val="24"/><w:szCs w:val="24"/></w:rPr><w:t>ĐVT</w:t></w:r></w:p></w:tc><w:tc><w:tcPr><w:tcW w:w="1360" w:type="dxa"/><w:vAlign w:val="center"/></w:tcPr><w:p><w:pPr><w:shd w:val="clear" w:color="auto" w:fill="FFFFFF" w:themeFill="background1"/><w:spacing w:line="312" w:lineRule="auto"/><w:ind w:left="320" w:leftChars="100"/><w:jc w:val="center"/><w:rPr><w:rFonts w:ascii="Times New Roman" w:hAnsi="Times New Roman"/><w:b/><w:bCs/><w:sz w:val="24"/><w:szCs w:val="24"/></w:rPr></w:pPr><w:r><w:rPr><w:rFonts w:ascii="Times New Roman" w:hAnsi="Times New Roman"/><w:b/><w:bCs/><w:sz w:val="24"/><w:szCs w:val="24"/></w:rPr><w:t>SL</w:t></w:r></w:p></w:tc><w:tc><w:tcPr><w:tcW w:w="1230" w:type="dxa"/><w:vAlign w:val="center"/></w:tcPr><w:p><w:pPr><w:shd w:val="clear" w:color="auto" w:fill="FFFFFF" w:themeFill="background1"/><w:spacing w:line="312" w:lineRule="auto"/><w:jc w:val="center"/><w:rPr><w:rFonts w:ascii="Times New Roman" w:hAnsi="Times New Roman"/><w:b/><w:bCs/><w:sz w:val="24"/><w:szCs w:val="24"/></w:rPr></w:pPr><w:r><w:rPr><w:rFonts w:ascii="Times New Roman" w:hAnsi="Times New Roman"/><w:b/><w:bCs/><w:sz w:val="24"/><w:szCs w:val="24"/></w:rPr><w:t>Đơn giá</w:t></w:r></w:p><w:p><w:pPr><w:shd w:val="clear" w:color="auto" w:fill="FFFFFF" w:themeFill="background1"/><w:spacing w:line="312" w:lineRule="auto"/><w:ind w:left="320" w:leftChars="100"/><w:jc w:val="center"/><w:rPr><w:rFonts w:ascii="Times New Roman" w:hAnsi="Times New Roman"/><w:b/><w:bCs/><w:sz w:val="24"/><w:szCs w:val="24"/></w:rPr></w:pPr><w:r><w:rPr><w:rFonts w:ascii="Times New Roman" w:hAnsi="Times New Roman"/><w:b/><w:bCs/><w:sz w:val="24"/><w:szCs w:val="24"/></w:rPr><w:t>VNĐ</w:t></w:r></w:p></w:tc><w:tc><w:tcPr><w:tcW w:w="1298" w:type="dxa"/><w:vAlign w:val="center"/></w:tcPr><w:p><w:pPr><w:shd w:val="clear" w:color="auto" w:fill="FFFFFF" w:themeFill="background1"/><w:spacing w:line="312" w:lineRule="auto"/><w:ind w:left="320" w:leftChars="100"/><w:jc w:val="center"/><w:rPr><w:rFonts w:ascii="Times New Roman" w:hAnsi="Times New Roman"/><w:b/><w:bCs/><w:sz w:val="24"/><w:szCs w:val="24"/></w:rPr></w:pPr><w:r><w:rPr><w:rFonts w:ascii="Times New Roman" w:hAnsi="Times New Roman"/><w:b/><w:bCs/><w:sz w:val="24"/><w:szCs w:val="24"/></w:rPr><w:t>Ưu đãi</w:t></w:r></w:p><w:p><w:pPr><w:shd w:val="clear" w:color="auto" w:fill="FFFFFF" w:themeFill="background1"/><w:spacing w:line="312" w:lineRule="auto"/><w:ind w:left="320" w:leftChars="100"/><w:jc w:val="center"/><w:rPr><w:rFonts w:ascii="Times New Roman" w:hAnsi="Times New Roman"/><w:b/><w:bCs/><w:sz w:val="24"/><w:szCs w:val="24"/></w:rPr></w:pPr><w:r><w:rPr><w:rFonts w:ascii="Times New Roman" w:hAnsi="Times New Roman"/><w:b/><w:bCs/><w:sz w:val="24"/><w:szCs w:val="24"/></w:rPr><w:t>VNĐ</w:t></w:r></w:p></w:tc><w:tc><w:tcPr><w:tcW w:w="1876" w:type="dxa"/><w:vAlign w:val="center"/></w:tcPr><w:p><w:pPr><w:shd w:val="clear" w:color="auto" w:fill="FFFFFF" w:themeFill="background1"/><w:spacing w:line="312" w:lineRule="auto"/><w:ind w:left="320" w:leftChars="100"/><w:jc w:val="center"/><w:rPr><w:rFonts w:ascii="Times New Roman" w:hAnsi="Times New Roman"/><w:b/><w:bCs/><w:sz w:val="24"/><w:szCs w:val="24"/></w:rPr></w:pPr><w:r><w:rPr><w:rFonts w:ascii="Times New Roman" w:hAnsi="Times New Roman"/><w:b/><w:bCs/><w:sz w:val="24"/><w:szCs w:val="24"/></w:rPr><w:t>Thành tiền</w:t></w:r></w:p><w:p><w:pPr><w:shd w:val="clear" w:color="auto" w:fill="FFFFFF" w:themeFill="background1"/><w:spacing w:line="312" w:lineRule="auto"/><w:ind w:left="320" w:leftChars="100"/><w:jc w:val="center"/><w:rPr><w:rFonts w:ascii="Times New Roman" w:hAnsi="Times New Roman"/><w:b/><w:bCs/><w:sz w:val="24"/><w:szCs w:val="24"/></w:rPr></w:pPr><w:r><w:rPr><w:rFonts w:ascii="Times New Roman" w:hAnsi="Times New Roman"/><w:b/><w:bCs/><w:sz w:val="24"/><w:szCs w:val="24"/></w:rPr><w:t>VNĐ</w:t></w:r></w:p></w:tc></w:tr><w:tr><w:tblPrEx><w:tblBorders><w:top w:val="single" w:color="auto" w:sz="4" w:space="0"/><w:left w:val="single" w:color="auto" w:sz="4" w:space="0"/><w:bottom w:val="single" w:color="auto" w:sz="4" w:space="0"/><w:right w:val="single" w:color="auto" w:sz="4" w:space="0"/><w:insideH w:val="single" w:color="auto" w:sz="4" w:space="0"/><w:insideV w:val="single" w:color="auto" w:sz="4" w:space="0"/></w:tblBorders><w:tblCellMar><w:top w:w="0" w:type="dxa"/><w:left w:w="108" w:type="dxa"/><w:bottom w:w="0" w:type="dxa"/><w:right w:w="108" w:type="dxa"/></w:tblCellMar></w:tblPrEx><w:trPr><w:trHeight w:val="560" w:hRule="atLeast"/></w:trPr><w:tc><w:tcPr><w:tcW w:w="10836" w:type="dxa"/><w:gridSpan w:val="8"/><w:vAlign w:val="center"/></w:tcPr><w:p><w:pPr><w:shd w:val="clear" w:color="auto" w:fill="FFFFFF" w:themeFill="background1"/><w:spacing w:line="312" w:lineRule="auto"/><w:ind w:left="320" w:leftChars="100"/><w:jc w:val="center"/><w:rPr><w:rFonts w:ascii="Times New Roman" w:hAnsi="Times New Roman"/><w:b/><w:bCs/><w:sz w:val="24"/><w:szCs w:val="24"/></w:rPr></w:pPr><w:r><w:rPr><w:rFonts w:hint="default"/></w:rPr><w:t>{#DanhSachNgay} {TenNhomNgay}</w:t></w:r></w:p></w:tc></w:tr><w:tr><w:tblPrEx><w:tblBorders><w:top w:val="single" w:color="auto" w:sz="4" w:space="0"/><w:left w:val="single" w:color="auto" w:sz="4" w:space="0"/><w:bottom w:val="single" w:color="auto" w:sz="4" w:space="0"/><w:right w:val="single" w:color="auto" w:sz="4" w:space="0"/><w:insideH w:val="single" w:color="auto" w:sz="4" w:space="0"/><w:insideV w:val="single" w:color="auto" w:sz="4" w:space="0"/></w:tblBorders><w:tblCellMar><w:top w:w="0" w:type="dxa"/><w:left w:w="108" w:type="dxa"/><w:bottom w:w="0" w:type="dxa"/><w:right w:w="108" w:type="dxa"/></w:tblCellMar></w:tblPrEx><w:trPr><w:trHeight w:val="1057" w:hRule="atLeast"/></w:trPr><w:tc><w:tcPr><w:tcW w:w="1602" w:type="dxa"/><w:vAlign w:val="center"/></w:tcPr><w:p><w:pPr><w:shd w:val="clear" w:color="auto" w:fill="FFFFFF" w:themeFill="background1"/><w:spacing w:line="312" w:lineRule="auto"/><w:jc w:val="both"/><w:rPr><w:rFonts w:ascii="Times New Roman" w:hAnsi="Times New Roman"/><w:b/><w:bCs/><w:sz w:val="24"/><w:szCs w:val="24"/></w:rPr></w:pPr><w:r><w:rPr><w:rFonts w:hint="default" w:ascii="Times New Roman" w:hAnsi="Times New Roman"/><w:sz w:val="24"/><w:szCs w:val="24"/></w:rPr><w:t>{#DanhSachDV}{STT}</w:t></w:r></w:p></w:tc><w:tc><w:tcPr><w:tcW w:w="1018" w:type="dxa"/><w:shd w:val="clear" w:color="auto" w:fill="auto"/><w:noWrap/><w:vAlign w:val="center"/></w:tcPr><w:p><w:pPr><w:shd w:val="clear" w:color="auto" w:fill="FFFFFF" w:themeFill="background1"/><w:spacing w:line="312" w:lineRule="auto"/><w:rPr><w:rFonts w:ascii="Times New Roman" w:hAnsi="Times New Roman" w:eastAsia="Times New Roman" w:cs="Times New Roman"/><w:sz w:val="24"/><w:szCs w:val="24"/><w:lang w:val="en-US" w:eastAsia="en-GB" w:bidi="ar-SA"/></w:rPr></w:pPr><w:r><w:rPr><w:rFonts w:hint="default" w:ascii="Times New Roman" w:hAnsi="Times New Roman"/><w:sz w:val="24"/><w:szCs w:val="24"/></w:rPr><w:t>{TenDichVu}</w:t></w:r></w:p></w:tc><w:tc><w:tcPr><w:tcW w:w="1512" w:type="dxa"/><w:vAlign w:val="center"/></w:tcPr><w:p><w:pPr><w:shd w:val="clear" w:color="auto" w:fill="FFFFFF" w:themeFill="background1"/><w:spacing w:line="312" w:lineRule="auto"/><w:rPr><w:rFonts w:ascii="Times New Roman" w:hAnsi="Times New Roman"/><w:sz w:val="24"/><w:szCs w:val="24"/></w:rPr></w:pPr><w:r><w:rPr><w:rFonts w:hint="default" w:ascii="Times New Roman" w:hAnsi="Times New Roman"/><w:sz w:val="24"/><w:szCs w:val="24"/></w:rPr><w:t>{KhungGio}</w:t></w:r></w:p></w:tc><w:tc><w:tcPr><w:tcW w:w="940" w:type="dxa"/><w:vAlign w:val="center"/></w:tcPr><w:p><w:pPr><w:shd w:val="clear" w:color="auto" w:fill="FFFFFF" w:themeFill="background1"/><w:spacing w:line="312" w:lineRule="auto"/><w:jc w:val="both"/><w:rPr><w:rFonts w:ascii="Times New Roman" w:hAnsi="Times New Roman"/><w:sz w:val="24"/><w:szCs w:val="24"/></w:rPr></w:pPr><w:r><w:rPr><w:rFonts w:hint="default" w:ascii="Times New Roman" w:hAnsi="Times New Roman"/><w:sz w:val="24"/><w:szCs w:val="24"/></w:rPr><w:t>{DVT}</w:t></w:r></w:p></w:tc><w:tc><w:tcPr><w:tcW w:w="1360" w:type="dxa"/><w:vAlign w:val="center"/></w:tcPr><w:p><w:pPr><w:shd w:val="clear" w:color="auto" w:fill="FFFFFF" w:themeFill="background1"/><w:spacing w:line="312" w:lineRule="auto"/><w:rPr><w:rFonts w:ascii="Times New Roman" w:hAnsi="Times New Roman"/><w:sz w:val="24"/><w:szCs w:val="24"/></w:rPr></w:pPr><w:r><w:rPr><w:rFonts w:hint="default" w:ascii="Times New Roman" w:hAnsi="Times New Roman"/><w:sz w:val="24"/><w:szCs w:val="24"/></w:rPr><w:t>{SoLuong}</w:t></w:r></w:p></w:tc><w:tc><w:tcPr><w:tcW w:w="1230" w:type="dxa"/><w:vAlign w:val="center"/></w:tcPr><w:p><w:pPr><w:shd w:val="clear" w:color="auto" w:fill="FFFFFF" w:themeFill="background1"/><w:spacing w:line="312" w:lineRule="auto"/><w:rPr><w:rFonts w:ascii="Times New Roman" w:hAnsi="Times New Roman"/><w:sz w:val="24"/><w:szCs w:val="24"/></w:rPr></w:pPr><w:r><w:rPr><w:rFonts w:hint="default" w:ascii="Times New Roman" w:hAnsi="Times New Roman"/><w:sz w:val="24"/><w:szCs w:val="24"/></w:rPr><w:t>{DonGia}</w:t></w:r></w:p></w:tc><w:tc><w:tcPr><w:tcW w:w="1298" w:type="dxa"/><w:vAlign w:val="center"/></w:tcPr><w:p><w:pPr><w:shd w:val="clear" w:color="auto" w:fill="FFFFFF" w:themeFill="background1"/><w:spacing w:line="312" w:lineRule="auto"/><w:rPr><w:rFonts w:ascii="Times New Roman" w:hAnsi="Times New Roman"/><w:sz w:val="24"/><w:szCs w:val="24"/></w:rPr></w:pPr><w:r><w:rPr><w:rFonts w:hint="default" w:ascii="Times New Roman" w:hAnsi="Times New Roman"/><w:sz w:val="24"/><w:szCs w:val="24"/></w:rPr><w:t>{UuDai}</w:t></w:r></w:p></w:tc><w:tc><w:tcPr><w:tcW w:w="1876" w:type="dxa"/><w:vAlign w:val="center"/></w:tcPr><w:p><w:pPr><w:shd w:val="clear" w:color="auto" w:fill="FFFFFF" w:themeFill="background1"/><w:spacing w:line="312" w:lineRule="auto"/><w:ind w:left="320" w:leftChars="100"/><w:rPr><w:rFonts w:ascii="Times New Roman" w:hAnsi="Times New Roman"/><w:sz w:val="24"/><w:szCs w:val="24"/></w:rPr></w:pPr><w:r><w:rPr><w:rFonts w:hint="default" w:ascii="Times New Roman" w:hAnsi="Times New Roman"/><w:sz w:val="24"/><w:szCs w:val="24"/></w:rPr><w:t>{ThanhTien}{/DanhSachDV}{/DanhSachNgay}</w:t></w:r></w:p></w:tc></w:tr><w:tr><w:tblPrEx><w:tblBorders><w:top w:val="single" w:color="auto" w:sz="4" w:space="0"/><w:left w:val="single" w:color="auto" w:sz="4" w:space="0"/><w:bottom w:val="single" w:color="auto" w:sz="4" w:space="0"/><w:right w:val="single" w:color="auto" w:sz="4" w:space="0"/><w:insideH w:val="single" w:color="auto" w:sz="4" w:space="0"/><w:insideV w:val="single" w:color="auto" w:sz="4" w:space="0"/></w:tblBorders><w:tblCellMar><w:top w:w="0" w:type="dxa"/><w:left w:w="108" w:type="dxa"/><w:bottom w:w="0" w:type="dxa"/><w:right w:w="108" w:type="dxa"/></w:tblCellMar></w:tblPrEx><w:trPr><w:trHeight w:val="460" w:hRule="atLeast"/></w:trPr><w:tc><w:tcPr><w:tcW w:w="7662" w:type="dxa"/><w:gridSpan w:val="6"/><w:vAlign w:val="center"/></w:tcPr><w:p><w:pPr><w:shd w:val="clear" w:color="auto" w:fill="FFFFFF" w:themeFill="background1"/><w:spacing w:line="312" w:lineRule="auto"/><w:ind w:left="320" w:leftChars="100"/><w:jc w:val="center"/><w:rPr><w:rFonts w:ascii="Times New Roman" w:hAnsi="Times New Roman"/><w:sz w:val="24"/><w:szCs w:val="24"/></w:rPr></w:pPr><w:r><w:rPr><w:rFonts w:ascii="Times New Roman" w:hAnsi="Times New Roman"/><w:b/><w:bCs/><w:sz w:val="24"/><w:szCs w:val="24"/></w:rPr><w:t>THÀNH TIỀN</w:t></w:r></w:p></w:tc><w:tc><w:tcPr><w:tcW w:w="1298" w:type="dxa"/><w:vAlign w:val="center"/></w:tcPr><w:p><w:pPr><w:shd w:val="clear" w:color="auto" w:fill="FFFFFF" w:themeFill="background1"/><w:spacing w:line="312" w:lineRule="auto"/><w:ind w:left="320" w:leftChars="100"/><w:jc w:val="right"/><w:rPr><w:rFonts w:ascii="Times New Roman" w:hAnsi="Times New Roman"/><w:sz w:val="24"/><w:szCs w:val="24"/></w:rPr></w:pPr></w:p></w:tc><w:tc><w:tcPr><w:tcW w:w="1876" w:type="dxa"/><w:vAlign w:val="center"/></w:tcPr><w:p><w:pPr><w:shd w:val="clear" w:color="auto" w:fill="FFFFFF" w:themeFill="background1"/><w:spacing w:line="312" w:lineRule="auto"/><w:ind w:left="320" w:leftChars="100"/><w:jc w:val="right"/><w:rPr><w:rFonts w:ascii="Times New Roman" w:hAnsi="Times New Roman"/><w:sz w:val="24"/><w:szCs w:val="24"/></w:rPr></w:pPr><w:r><w:rPr><w:rFonts w:hint="default" w:ascii="Times New Roman" w:hAnsi="Times New Roman"/><w:sz w:val="24"/><w:szCs w:val="24"/></w:rPr><w:t>{TongTienDichVu}</w:t></w:r></w:p></w:tc></w:tr><w:tr><w:tblPrEx><w:tblBorders><w:top w:val="single" w:color="auto" w:sz="4" w:space="0"/><w:left w:val="single" w:color="auto" w:sz="4" w:space="0"/><w:bottom w:val="single" w:color="auto" w:sz="4" w:space="0"/><w:right w:val="single" w:color="auto" w:sz="4" w:space="0"/><w:insideH w:val="single" w:color="auto" w:sz="4" w:space="0"/><w:insideV w:val="single" w:color="auto" w:sz="4" w:space="0"/></w:tblBorders><w:tblCellMar><w:top w:w="0" w:type="dxa"/><w:left w:w="108" w:type="dxa"/><w:bottom w:w="0" w:type="dxa"/><w:right w:w="108" w:type="dxa"/></w:tblCellMar></w:tblPrEx><w:trPr><w:trHeight w:val="460" w:hRule="atLeast"/></w:trPr><w:tc><w:tcPr><w:tcW w:w="7662" w:type="dxa"/><w:gridSpan w:val="6"/><w:vAlign w:val="center"/></w:tcPr><w:p><w:pPr><w:shd w:val="clear" w:color="auto" w:fill="FFFFFF" w:themeFill="background1"/><w:spacing w:line="312" w:lineRule="auto"/><w:ind w:left="320" w:leftChars="100"/><w:jc w:val="center"/><w:rPr><w:rFonts w:ascii="Times New Roman" w:hAnsi="Times New Roman"/><w:sz w:val="24"/><w:szCs w:val="24"/></w:rPr></w:pPr><w:r><w:rPr><w:rFonts w:hint="default" w:ascii="Times New Roman" w:hAnsi="Times New Roman"/><w:sz w:val="24"/><w:szCs w:val="24"/></w:rPr><w:t>{MucPhiPhucVu}</w:t></w:r><w:r><w:rPr><w:rFonts w:ascii="Times New Roman" w:hAnsi="Times New Roman"/><w:sz w:val="24"/><w:szCs w:val="24"/></w:rPr><w:t xml:space="preserve"> PHÍ PHỤC VỤ</w:t></w:r></w:p></w:tc><w:tc><w:tcPr><w:tcW w:w="1298" w:type="dxa"/><w:vAlign w:val="center"/></w:tcPr><w:p><w:pPr><w:shd w:val="clear" w:color="auto" w:fill="FFFFFF" w:themeFill="background1"/><w:spacing w:line="312" w:lineRule="auto"/><w:ind w:left="320" w:leftChars="100"/><w:jc w:val="right"/><w:rPr><w:rFonts w:ascii="Times New Roman" w:hAnsi="Times New Roman"/><w:sz w:val="24"/><w:szCs w:val="24"/></w:rPr></w:pPr></w:p></w:tc><w:tc><w:tcPr><w:tcW w:w="1876" w:type="dxa"/><w:vAlign w:val="center"/></w:tcPr><w:p><w:pPr><w:shd w:val="clear" w:color="auto" w:fill="FFFFFF" w:themeFill="background1"/><w:spacing w:line="312" w:lineRule="auto"/><w:ind w:left="320" w:leftChars="100"/><w:jc w:val="right"/><w:rPr><w:rFonts w:ascii="Times New Roman" w:hAnsi="Times New Roman"/><w:sz w:val="24"/><w:szCs w:val="24"/></w:rPr></w:pPr><w:r><w:rPr><w:rFonts w:hint="default" w:ascii="Times New Roman" w:hAnsi="Times New Roman"/><w:sz w:val="24"/><w:szCs w:val="24"/></w:rPr><w:t>{PhiPhucVu}</w:t></w:r></w:p></w:tc></w:tr><w:tr><w:tblPrEx><w:tblBorders><w:top w:val="single" w:color="auto" w:sz="4" w:space="0"/><w:left w:val="single" w:color="auto" w:sz="4" w:space="0"/><w:bottom w:val="single" w:color="auto" w:sz="4" w:space="0"/><w:right w:val="single" w:color="auto" w:sz="4" w:space="0"/><w:insideH w:val="single" w:color="auto" w:sz="4" w:space="0"/><w:insideV w:val="single" w:color="auto" w:sz="4" w:space="0"/></w:tblBorders><w:tblCellMar><w:top w:w="0" w:type="dxa"/><w:left w:w="108" w:type="dxa"/><w:bottom w:w="0" w:type="dxa"/><w:right w:w="108" w:type="dxa"/></w:tblCellMar></w:tblPrEx><w:trPr><w:trHeight w:val="460" w:hRule="atLeast"/></w:trPr><w:tc><w:tcPr><w:tcW w:w="7662" w:type="dxa"/><w:gridSpan w:val="6"/><w:vAlign w:val="center"/></w:tcPr><w:p><w:pPr><w:shd w:val="clear" w:color="auto" w:fill="FFFFFF" w:themeFill="background1"/><w:spacing w:line="312" w:lineRule="auto"/><w:ind w:left="320" w:leftChars="100"/><w:jc w:val="center"/><w:rPr><w:rFonts w:ascii="Times New Roman" w:hAnsi="Times New Roman"/><w:sz w:val="24"/><w:szCs w:val="24"/></w:rPr></w:pPr><w:r><w:rPr><w:rFonts w:ascii="Times New Roman" w:hAnsi="Times New Roman"/><w:b/><w:bCs/><w:sz w:val="24"/><w:szCs w:val="24"/></w:rPr><w:t>TỔNG CỘNG (CHƯA VAT)</w:t></w:r></w:p></w:tc><w:tc><w:tcPr><w:tcW w:w="1298" w:type="dxa"/><w:vAlign w:val="center"/></w:tcPr><w:p><w:pPr><w:shd w:val="clear" w:color="auto" w:fill="FFFFFF" w:themeFill="background1"/><w:spacing w:line="312" w:lineRule="auto"/><w:ind w:left="320" w:leftChars="100"/><w:jc w:val="right"/><w:rPr><w:rFonts w:ascii="Times New Roman" w:hAnsi="Times New Roman"/><w:sz w:val="24"/><w:szCs w:val="24"/></w:rPr></w:pPr></w:p></w:tc><w:tc><w:tcPr><w:tcW w:w="1876" w:type="dxa"/><w:vAlign w:val="center"/></w:tcPr><w:p><w:pPr><w:shd w:val="clear" w:color="auto" w:fill="FFFFFF" w:themeFill="background1"/><w:spacing w:line="312" w:lineRule="auto"/><w:ind w:left="320" w:leftChars="100"/><w:jc w:val="right"/><w:rPr><w:rFonts w:ascii="Times New Roman" w:hAnsi="Times New Roman"/><w:sz w:val="24"/><w:szCs w:val="24"/></w:rPr></w:pPr><w:r><w:rPr><w:rFonts w:hint="default" w:ascii="Times New Roman" w:hAnsi="Times New Roman"/><w:sz w:val="24"/><w:szCs w:val="24"/></w:rPr><w:t>{TongCongChuaVAT}</w:t></w:r></w:p></w:tc></w:tr><w:tr><w:tblPrEx><w:tblBorders><w:top w:val="single" w:color="auto" w:sz="4" w:space="0"/><w:left w:val="single" w:color="auto" w:sz="4" w:space="0"/><w:bottom w:val="single" w:color="auto" w:sz="4" w:space="0"/><w:right w:val="single" w:color="auto" w:sz="4" w:space="0"/><w:insideH w:val="single" w:color="auto" w:sz="4" w:space="0"/><w:insideV w:val="single" w:color="auto" w:sz="4" w:space="0"/></w:tblBorders><w:tblCellMar><w:top w:w="0" w:type="dxa"/><w:left w:w="108" w:type="dxa"/><w:bottom w:w="0" w:type="dxa"/><w:right w:w="108" w:type="dxa"/></w:tblCellMar></w:tblPrEx><w:trPr><w:trHeight w:val="715" w:hRule="atLeast"/></w:trPr><w:tc><w:tcPr><w:tcW w:w="7662" w:type="dxa"/><w:gridSpan w:val="6"/><w:vAlign w:val="center"/></w:tcPr><w:p><w:pPr><w:shd w:val="clear" w:color="auto" w:fill="FFFFFF" w:themeFill="background1"/><w:spacing w:line="312" w:lineRule="auto"/><w:ind w:left="320" w:leftChars="100"/><w:jc w:val="center"/><w:rPr><w:rFonts w:ascii="Times New Roman" w:hAnsi="Times New Roman"/><w:sz w:val="24"/><w:szCs w:val="24"/></w:rPr></w:pPr><w:r><w:rPr><w:rFonts w:ascii="Times New Roman" w:hAnsi="Times New Roman"/><w:sz w:val="24"/><w:szCs w:val="24"/></w:rPr><w:t>8% VAT CHI PHÍ THỨC ĂN, NƯỚC NGỌT, NƯỚC SUỐI, PHÍ PHỤC VỤ &amp;  DỊCH VỤ</w:t></w:r></w:p></w:tc><w:tc><w:tcPr><w:tcW w:w="1298" w:type="dxa"/><w:vAlign w:val="center"/></w:tcPr><w:p><w:pPr><w:shd w:val="clear" w:color="auto" w:fill="FFFFFF" w:themeFill="background1"/><w:spacing w:line="312" w:lineRule="auto"/><w:ind w:left="320" w:leftChars="100"/><w:jc w:val="right"/><w:rPr><w:rFonts w:ascii="Times New Roman" w:hAnsi="Times New Roman"/><w:sz w:val="24"/><w:szCs w:val="24"/></w:rPr></w:pPr></w:p></w:tc><w:tc><w:tcPr><w:tcW w:w="1876" w:type="dxa"/><w:vAlign w:val="center"/></w:tcPr><w:p><w:pPr><w:shd w:val="clear" w:color="auto" w:fill="FFFFFF" w:themeFill="background1"/><w:spacing w:line="312" w:lineRule="auto"/><w:ind w:left="320" w:leftChars="100"/><w:jc w:val="right"/><w:rPr><w:rFonts w:ascii="Times New Roman" w:hAnsi="Times New Roman"/><w:sz w:val="24"/><w:szCs w:val="24"/></w:rPr></w:pPr><w:r><w:rPr><w:rFonts w:hint="default" w:ascii="Times New Roman" w:hAnsi="Times New Roman"/><w:sz w:val="24"/><w:szCs w:val="24"/></w:rPr><w:t>{VAT8}</w:t></w:r></w:p></w:tc></w:tr><w:tr><w:tblPrEx><w:tblBorders><w:top w:val="single" w:color="auto" w:sz="4" w:space="0"/><w:left w:val="single" w:color="auto" w:sz="4" w:space="0"/><w:bottom w:val="single" w:color="auto" w:sz="4" w:space="0"/><w:right w:val="single" w:color="auto" w:sz="4" w:space="0"/><w:insideH w:val="single" w:color="auto" w:sz="4" w:space="0"/><w:insideV w:val="single" w:color="auto" w:sz="4" w:space="0"/></w:tblBorders><w:tblCellMar><w:top w:w="0" w:type="dxa"/><w:left w:w="108" w:type="dxa"/><w:bottom w:w="0" w:type="dxa"/><w:right w:w="108" w:type="dxa"/></w:tblCellMar></w:tblPrEx><w:trPr><w:trHeight w:val="460" w:hRule="atLeast"/></w:trPr><w:tc><w:tcPr><w:tcW w:w="7662" w:type="dxa"/><w:gridSpan w:val="6"/><w:vAlign w:val="center"/></w:tcPr><w:p><w:pPr><w:shd w:val="clear" w:color="auto" w:fill="FFFFFF" w:themeFill="background1"/><w:spacing w:line="312" w:lineRule="auto"/><w:ind w:left="320" w:leftChars="100"/><w:jc w:val="center"/><w:rPr><w:rFonts w:ascii="Times New Roman" w:hAnsi="Times New Roman"/><w:sz w:val="24"/><w:szCs w:val="24"/></w:rPr></w:pPr><w:r><w:rPr><w:rFonts w:ascii="Times New Roman" w:hAnsi="Times New Roman"/><w:sz w:val="24"/><w:szCs w:val="24"/></w:rPr><w:t>10% VAT CÁC CHI PHÍ CÒN LẠI</w:t></w:r></w:p></w:tc><w:tc><w:tcPr><w:tcW w:w="1298" w:type="dxa"/><w:vAlign w:val="center"/></w:tcPr><w:p><w:pPr><w:shd w:val="clear" w:color="auto" w:fill="FFFFFF" w:themeFill="background1"/><w:spacing w:line="312" w:lineRule="auto"/><w:ind w:left="320" w:leftChars="100"/><w:jc w:val="right"/><w:rPr><w:rFonts w:ascii="Times New Roman" w:hAnsi="Times New Roman"/><w:sz w:val="24"/><w:szCs w:val="24"/></w:rPr></w:pPr></w:p></w:tc><w:tc><w:tcPr><w:tcW w:w="1876" w:type="dxa"/><w:vAlign w:val="center"/></w:tcPr><w:p><w:pPr><w:shd w:val="clear" w:color="auto" w:fill="FFFFFF" w:themeFill="background1"/><w:spacing w:line="312" w:lineRule="auto"/><w:ind w:left="320" w:leftChars="100"/><w:jc w:val="right"/><w:rPr><w:rFonts w:ascii="Times New Roman" w:hAnsi="Times New Roman"/><w:sz w:val="24"/><w:szCs w:val="24"/></w:rPr></w:pPr><w:r><w:rPr><w:rFonts w:hint="default" w:ascii="Times New Roman" w:hAnsi="Times New Roman"/><w:sz w:val="24"/><w:szCs w:val="24"/></w:rPr><w:t>{VAT10}</w:t></w:r></w:p></w:tc></w:tr><w:tr><w:tblPrEx><w:tblBorders><w:top w:val="single" w:color="auto" w:sz="4" w:space="0"/><w:left w:val="single" w:color="auto" w:sz="4" w:space="0"/><w:bottom w:val="single" w:color="auto" w:sz="4" w:space="0"/><w:right w:val="single" w:color="auto" w:sz="4" w:space="0"/><w:insideH w:val="single" w:color="auto" w:sz="4" w:space="0"/><w:insideV w:val="single" w:color="auto" w:sz="4" w:space="0"/></w:tblBorders><w:tblCellMar><w:top w:w="0" w:type="dxa"/><w:left w:w="108" w:type="dxa"/><w:bottom w:w="0" w:type="dxa"/><w:right w:w="108" w:type="dxa"/></w:tblCellMar></w:tblPrEx><w:trPr><w:trHeight w:val="506" w:hRule="atLeast"/></w:trPr><w:tc><w:tcPr><w:tcW w:w="7662" w:type="dxa"/><w:gridSpan w:val="6"/><w:vAlign w:val="center"/></w:tcPr><w:p><w:pPr><w:shd w:val="clear" w:color="auto" w:fill="FFFFFF" w:themeFill="background1"/><w:spacing w:line="312" w:lineRule="auto"/><w:ind w:left="320" w:leftChars="100"/><w:jc w:val="center"/><w:rPr><w:rFonts w:ascii="Times New Roman" w:hAnsi="Times New Roman"/><w:sz w:val="24"/><w:szCs w:val="24"/></w:rPr></w:pPr><w:r><w:rPr><w:rFonts w:ascii="Times New Roman" w:hAnsi="Times New Roman"/><w:b/><w:bCs/><w:sz w:val="24"/><w:szCs w:val="24"/></w:rPr><w:t>TỔNG GIÁ TRỊ TẠM TÍNH</w:t></w:r></w:p></w:tc><w:tc><w:tcPr><w:tcW w:w="1298" w:type="dxa"/><w:vAlign w:val="center"/></w:tcPr><w:p><w:pPr><w:shd w:val="clear" w:color="auto" w:fill="FFFFFF" w:themeFill="background1"/><w:spacing w:line="312" w:lineRule="auto"/><w:ind w:left="320" w:leftChars="100"/><w:jc w:val="right"/><w:rPr><w:rFonts w:ascii="Times New Roman" w:hAnsi="Times New Roman"/><w:sz w:val="24"/><w:szCs w:val="24"/></w:rPr></w:pPr></w:p></w:tc><w:tc><w:tcPr><w:tcW w:w="1876" w:type="dxa"/><w:vAlign w:val="center"/></w:tcPr><w:p><w:pPr><w:shd w:val="clear" w:color="auto" w:fill="FFFFFF" w:themeFill="background1"/><w:spacing w:line="312" w:lineRule="auto"/><w:ind w:left="320" w:leftChars="100"/><w:jc w:val="right"/><w:rPr><w:rFonts w:ascii="Times New Roman" w:hAnsi="Times New Roman"/><w:sz w:val="24"/><w:szCs w:val="24"/></w:rPr></w:pPr><w:r><w:rPr><w:rFonts w:hint="default" w:ascii="Times New Roman" w:hAnsi="Times New Roman"/><w:sz w:val="24"/><w:szCs w:val="24"/></w:rPr><w:t>{TongGiaTriTamTinh}</w:t></w:r></w:p></w:tc></w:tr></w:tbl><w:p><w:pPr><w:shd w:val="clear" w:color="auto" w:fill="FFFFFF" w:themeFill="background1"/><w:spacing w:line="312" w:lineRule="auto"/><w:contextualSpacing/><w:jc w:val="both"/><w:rPr><w:rFonts w:ascii="Times New Roman" w:hAnsi="Times New Roman"/><w:sz w:val="26"/><w:szCs w:val="26"/></w:rPr></w:pPr></w:p><w:p><w:pPr><w:pStyle w:val="13"/><w:numPr><w:ilvl w:val="0"/><w:numId w:val="0"/></w:numPr><w:shd w:val="clear" w:color="auto" w:fill="FFFFFF" w:themeFill="background1"/><w:spacing w:line="312" w:lineRule="auto"/><w:ind w:leftChars="0"/><w:contextualSpacing/><w:jc w:val="both"/><w:rPr><w:rFonts w:ascii="Times New Roman" w:hAnsi="Times New Roman"/><w:i/><w:iCs/><w:sz w:val="26"/><w:szCs w:val="26"/></w:rPr></w:pPr></w:p><w:p><w:pPr><w:pStyle w:val="13"/><w:numPr><w:ilvl w:val="0"/><w:numId w:val="1"/></w:numPr><w:shd w:val="clear" w:color="auto" w:fill="FFFFFF" w:themeFill="background1"/><w:spacing w:line="312" w:lineRule="auto"/><w:contextualSpacing/><w:jc w:val="left"/><w:rPr><w:rFonts w:ascii="Times New Roman" w:hAnsi="Times New Roman"/><w:i/><w:iCs/><w:sz w:val="26"/><w:szCs w:val="26"/></w:rPr></w:pPr><w:r><w:rPr><w:rFonts w:ascii="Times New Roman" w:hAnsi="Times New Roman"/><w:sz w:val="26"/><w:szCs w:val="26"/></w:rPr><w:t>Tổng giá trị Hợp đồng tạm tính:</w:t></w:r><w:r><w:rPr><w:rFonts w:hint="default" w:ascii="Times New Roman" w:hAnsi="Times New Roman"/><w:sz w:val="26"/><w:szCs w:val="26"/></w:rPr><w:t>{TongGiaTriTamTinh}</w:t></w:r><w:r><w:rPr><w:rFonts w:ascii="Times New Roman" w:hAnsi="Times New Roman"/><w:b/><w:sz w:val="26"/><w:szCs w:val="26"/></w:rPr><w:t xml:space="preserve">VNĐ </w:t></w:r><w:r><w:rPr><w:rFonts w:ascii="Times New Roman" w:hAnsi="Times New Roman"/><w:i/><w:iCs/><w:sz w:val="26"/><w:szCs w:val="26"/></w:rPr><w:t>(Bằng</w:t></w:r><w:r><w:rPr><w:rFonts w:hint="default" w:ascii="Times New Roman" w:hAnsi="Times New Roman"/><w:i/><w:iCs/><w:sz w:val="26"/><w:szCs w:val="26"/><w:lang w:val="en-US"/></w:rPr><w:t xml:space="preserve"> </w:t></w:r><w:r><w:rPr><w:rFonts w:ascii="Times New Roman" w:hAnsi="Times New Roman"/><w:i/><w:iCs/><w:sz w:val="26"/><w:szCs w:val="26"/></w:rPr><w:t>chữ:</w:t></w:r><w:r><w:rPr><w:rFonts w:hint="default" w:ascii="Times New Roman" w:hAnsi="Times New Roman"/><w:i/><w:iCs/><w:sz w:val="26"/><w:szCs w:val="26"/><w:lang w:val="en-US"/></w:rPr><w:t xml:space="preserve"> </w:t></w:r><w:r><w:rPr><w:rFonts w:hint="default" w:ascii="Times New Roman" w:hAnsi="Times New Roman"/><w:i/><w:iCs/><w:sz w:val="26"/><w:szCs w:val="26"/></w:rPr><w:t>{TongGiaTriTamTinhBangChu}</w:t></w:r><w:r><w:rPr><w:rFonts w:hint="default" w:ascii="Times New Roman" w:hAnsi="Times New Roman"/><w:i/><w:iCs/><w:sz w:val="26"/><w:szCs w:val="26"/><w:lang w:val="en-US"/></w:rPr><w:t xml:space="preserve"> </w:t></w:r><w:r><w:rPr><w:rFonts w:ascii="Times New Roman" w:hAnsi="Times New Roman"/><w:i/><w:iCs/><w:sz w:val="26"/><w:szCs w:val="26"/></w:rPr><w:t>đồng./.)</w:t></w:r></w:p><w:p><w:pPr><w:pStyle w:val="13"/><w:numPr><w:ilvl w:val="0"/><w:numId w:val="1"/></w:numPr><w:shd w:val="clear" w:color="auto" w:fill="FFFFFF" w:themeFill="background1"/><w:spacing w:line="312" w:lineRule="auto"/><w:contextualSpacing/><w:jc w:val="both"/><w:rPr><w:rFonts w:ascii="Times New Roman" w:hAnsi="Times New Roman"/><w:sz w:val="26"/><w:szCs w:val="26"/></w:rPr></w:pPr><w:r><w:rPr><w:rFonts w:ascii="Times New Roman" w:hAnsi="Times New Roman"/><w:sz w:val="26"/><w:szCs w:val="26"/></w:rPr><w:t>Giá trị thanh toán thực tế được xác định trên cơ sở:</w:t></w:r></w:p><w:p><w:pPr><w:pStyle w:val="13"/><w:numPr><w:ilvl w:val="0"/><w:numId w:val="3"/></w:numPr><w:shd w:val="clear" w:color="auto" w:fill="FFFFFF" w:themeFill="background1"/><w:spacing w:line="312" w:lineRule="auto"/><w:contextualSpacing/><w:jc w:val="both"/><w:rPr><w:rFonts w:ascii="Times New Roman" w:hAnsi="Times New Roman"/><w:i/><w:iCs/><w:sz w:val="26"/><w:szCs w:val="26"/></w:rPr></w:pPr><w:r><w:rPr><w:rFonts w:ascii="Times New Roman" w:hAnsi="Times New Roman"/><w:sz w:val="26"/><w:szCs w:val="26"/></w:rPr><w:t>Các dịch vụ đã được hai bên xác nhận tại Hợp đồng này;</w:t></w:r></w:p><w:p><w:pPr><w:pStyle w:val="13"/><w:numPr><w:ilvl w:val="0"/><w:numId w:val="3"/></w:numPr><w:shd w:val="clear" w:color="auto" w:fill="FFFFFF" w:themeFill="background1"/><w:spacing w:line="312" w:lineRule="auto"/><w:contextualSpacing/><w:jc w:val="both"/><w:rPr><w:rFonts w:ascii="Times New Roman" w:hAnsi="Times New Roman"/><w:i/><w:iCs/><w:sz w:val="26"/><w:szCs w:val="26"/></w:rPr></w:pPr><w:r><w:rPr><w:rFonts w:ascii="Times New Roman" w:hAnsi="Times New Roman"/><w:sz w:val="26"/><w:szCs w:val="26"/></w:rPr><w:t>Các dịch vụ phát sinh được xác nhận bằng Phụ lục Hợp đồng, Biên bản phát sinh, email, tin nhắn hoặc văn bản xác nhận của đại diện được Bên B chỉ định;</w:t></w:r></w:p><w:p><w:pPr><w:pStyle w:val="13"/><w:numPr><w:ilvl w:val="0"/><w:numId w:val="3"/></w:numPr><w:shd w:val="clear" w:color="auto" w:fill="FFFFFF" w:themeFill="background1"/><w:spacing w:line="312" w:lineRule="auto"/><w:contextualSpacing/><w:jc w:val="both"/><w:rPr><w:rFonts w:ascii="Times New Roman" w:hAnsi="Times New Roman"/><w:i/><w:iCs/><w:sz w:val="26"/><w:szCs w:val="26"/></w:rPr></w:pPr><w:r><w:rPr><w:rFonts w:ascii="Times New Roman" w:hAnsi="Times New Roman"/><w:sz w:val="26"/><w:szCs w:val="26"/></w:rPr><w:t>Biên bản nghiệm thu và quyết toán được hai bên ký xác nhận.</w:t></w:r></w:p><w:p><w:pPr><w:pStyle w:val="13"/><w:numPr><w:ilvl w:val="0"/><w:numId w:val="1"/></w:numPr><w:shd w:val="clear" w:color="auto" w:fill="FFFFFF" w:themeFill="background1"/><w:spacing w:line="312" w:lineRule="auto"/><w:contextualSpacing/><w:jc w:val="both"/><w:rPr><w:rFonts w:ascii="Times New Roman" w:hAnsi="Times New Roman"/><w:sz w:val="26"/><w:szCs w:val="26"/></w:rPr></w:pPr><w:r><w:rPr><w:rFonts w:ascii="Times New Roman" w:hAnsi="Times New Roman"/><w:sz w:val="26"/><w:szCs w:val="26"/></w:rPr><w:t>Bên B có trách nhiệm thanh toán đầy đủ giá trị các dịch vụ đã sử dụng thực tế.</w:t></w:r></w:p><w:p><w:pPr><w:pStyle w:val="13"/><w:numPr><w:ilvl w:val="0"/><w:numId w:val="1"/></w:numPr><w:shd w:val="clear" w:color="auto" w:fill="FFFFFF" w:themeFill="background1"/><w:spacing w:line="312" w:lineRule="auto"/><w:contextualSpacing/><w:jc w:val="both"/><w:rPr><w:rFonts w:ascii="Times New Roman" w:hAnsi="Times New Roman"/><w:sz w:val="26"/><w:szCs w:val="26"/></w:rPr></w:pPr><w:r><w:rPr><w:rFonts w:ascii="Times New Roman" w:hAnsi="Times New Roman"/><w:sz w:val="26"/><w:szCs w:val="26"/></w:rPr><w:t>Đối với các dịch vụ phát sinh chưa được quy định trong hợp đồng này, Bên A chỉ thực hiện sau khi nhận được sự chấp thuận của Bên B bằng văn bản, email hoặc hình thức xác nhận hợp lệ khác.</w:t></w:r></w:p><w:p><w:pPr><w:numPr><w:ilvl w:val="0"/><w:numId w:val="2"/></w:numPr><w:shd w:val="clear" w:color="auto" w:fill="FFFFFF" w:themeFill="background1"/><w:spacing w:line="360" w:lineRule="auto"/><w:ind w:left="320" w:leftChars="100"/><w:jc w:val="both"/><w:rPr><w:rFonts w:ascii="Times New Roman" w:hAnsi="Times New Roman"/><w:sz w:val="26"/><w:szCs w:val="26"/></w:rPr></w:pPr><w:r><w:rPr><w:rFonts w:ascii="Times New Roman" w:hAnsi="Times New Roman" w:eastAsia="TimesNewRomanPS-BoldMT"/><w:b/><w:bCs/><w:sz w:val="26"/><w:szCs w:val="26"/><w:lang w:eastAsia="zh-CN" w:bidi="ar"/></w:rPr><w:t xml:space="preserve">Phương Thức Thanh Toán (VNĐ): </w:t></w:r><w:r><w:rPr><w:rFonts w:ascii="Times New Roman" w:hAnsi="Times New Roman" w:eastAsia="SimSun"/><w:sz w:val="26"/><w:szCs w:val="26"/><w:lang w:eastAsia="zh-CN" w:bidi="ar"/></w:rPr><w:t xml:space="preserve"> </w:t></w:r></w:p><w:p><w:pPr><w:shd w:val="clear" w:color="auto" w:fill="FFFFFF" w:themeFill="background1"/><w:spacing w:line="360" w:lineRule="auto"/><w:jc w:val="both"/><w:rPr><w:rFonts w:ascii="Times New Roman" w:hAnsi="Times New Roman" w:eastAsia="SimSun"/><w:sz w:val="26"/><w:szCs w:val="26"/><w:lang w:eastAsia="zh-CN" w:bidi="ar"/></w:rPr></w:pPr><w:r><w:rPr><w:rFonts w:ascii="Times New Roman" w:hAnsi="Times New Roman" w:eastAsia="SimSun"/><w:sz w:val="26"/><w:szCs w:val="26"/><w:lang w:eastAsia="zh-CN" w:bidi="ar"/></w:rPr><w:t xml:space="preserve">Sau khi ký Hợp đồng, Bên B sẽ thanh toán cho Bên A theo tiến độ như sau : </w:t></w:r></w:p><w:p><w:pPr><w:pStyle w:val="13"/><w:numPr><w:ilvl w:val="0"/><w:numId w:val="1"/></w:numPr><w:shd w:val="clear" w:color="auto" w:fill="FFFFFF" w:themeFill="background1"/><w:tabs><w:tab w:val="left" w:pos="420"/></w:tabs><w:spacing w:line="360" w:lineRule="auto"/><w:jc w:val="both"/><w:rPr><w:rFonts w:ascii="Times New Roman" w:hAnsi="Times New Roman"/><w:sz w:val="26"/><w:szCs w:val="26"/></w:rPr></w:pPr><w:r><w:rPr><w:rFonts w:ascii="Times New Roman" w:hAnsi="Times New Roman" w:eastAsia="TimesNewRomanPS-BoldMT"/><w:b/><w:bCs/><w:sz w:val="26"/><w:szCs w:val="26"/><w:lang w:eastAsia="zh-CN" w:bidi="ar"/></w:rPr><w:t>Lần 1 : Đặt cọc thực hiện hợp đồng</w:t></w:r></w:p><w:p><w:pPr><w:pStyle w:val="13"/><w:numPr><w:ilvl w:val="0"/><w:numId w:val="4"/></w:numPr><w:shd w:val="clear" w:color="auto" w:fill="FFFFFF" w:themeFill="background1"/><w:tabs><w:tab w:val="left" w:pos="420"/></w:tabs><w:spacing w:line="360" w:lineRule="auto"/><w:jc w:val="both"/><w:rPr><w:rFonts w:ascii="Times New Roman" w:hAnsi="Times New Roman"/><w:sz w:val="26"/><w:szCs w:val="26"/></w:rPr></w:pPr><w:r><w:rPr><w:rFonts w:ascii="Times New Roman" w:hAnsi="Times New Roman"/><w:sz w:val="26"/><w:szCs w:val="26"/></w:rPr><w:t xml:space="preserve">Trong thời hạn 03 (ba) ngày làm việc kể từ ngày ký Hợp đồng, Bên B đặt cọc cho Bên A số tiền tương đương 70% giá trị Hợp đồng tạm tính, tương ứng số tiền: </w:t></w:r><w:r><w:rPr><w:rFonts w:hint="default" w:ascii="Times New Roman" w:hAnsi="Times New Roman"/><w:sz w:val="26"/><w:szCs w:val="26"/></w:rPr><w:t>{Dot1SoTien}</w:t></w:r><w:r><w:rPr><w:rFonts w:ascii="Times New Roman" w:hAnsi="Times New Roman"/><w:sz w:val="26"/><w:szCs w:val="26"/></w:rPr><w:t xml:space="preserve"> VNĐ (Bằng chữ: </w:t></w:r><w:r><w:rPr><w:rFonts w:hint="default" w:ascii="Times New Roman" w:hAnsi="Times New Roman"/><w:sz w:val="26"/><w:szCs w:val="26"/></w:rPr><w:t>{Dot1BangChu}</w:t></w:r><w:r><w:rPr><w:rFonts w:ascii="Times New Roman" w:hAnsi="Times New Roman"/><w:sz w:val="26"/><w:szCs w:val="26"/></w:rPr><w:t>).</w:t></w:r></w:p><w:p><w:pPr><w:pStyle w:val="13"/><w:numPr><w:ilvl w:val="0"/><w:numId w:val="4"/></w:numPr><w:shd w:val="clear" w:color="auto" w:fill="FFFFFF" w:themeFill="background1"/><w:tabs><w:tab w:val="left" w:pos="420"/></w:tabs><w:spacing w:line="360" w:lineRule="auto"/><w:jc w:val="both"/><w:rPr><w:rFonts w:ascii="Times New Roman" w:hAnsi="Times New Roman"/><w:sz w:val="26"/><w:szCs w:val="26"/></w:rPr></w:pPr><w:r><w:rPr><w:rFonts w:ascii="Times New Roman" w:hAnsi="Times New Roman"/><w:sz w:val="26"/><w:szCs w:val="26"/></w:rPr><w:t xml:space="preserve">Khoản tiền này là </w:t></w:r><w:r><w:rPr><w:rFonts w:ascii="Times New Roman" w:hAnsi="Times New Roman"/><w:b/><w:bCs/><w:sz w:val="26"/><w:szCs w:val="26"/></w:rPr><w:t>tiền đặt cọc nhằm bảo đảm việc giao kết và thực hiện Hợp đồng</w:t></w:r><w:r><w:rPr><w:rFonts w:ascii="Times New Roman" w:hAnsi="Times New Roman"/><w:sz w:val="26"/><w:szCs w:val="26"/></w:rPr><w:t xml:space="preserve"> theo quy định của Bộ luật Dân sự hiện hành.</w:t></w:r></w:p><w:p><w:pPr><w:pStyle w:val="13"/><w:numPr><w:ilvl w:val="0"/><w:numId w:val="4"/></w:numPr><w:shd w:val="clear" w:color="auto" w:fill="FFFFFF" w:themeFill="background1"/><w:tabs><w:tab w:val="left" w:pos="420"/></w:tabs><w:spacing w:line="360" w:lineRule="auto"/><w:jc w:val="both"/><w:rPr><w:rFonts w:ascii="Times New Roman" w:hAnsi="Times New Roman"/><w:sz w:val="26"/><w:szCs w:val="26"/></w:rPr></w:pPr><w:r><w:rPr><w:rFonts w:ascii="Times New Roman" w:hAnsi="Times New Roman"/><w:sz w:val="26"/><w:szCs w:val="26"/></w:rPr><w:t>Sau khi chương trình được tổ chức hoàn tất, khoản tiền đặt cọc này sẽ được cấn trừ vào tổng giá trị thanh toán thực tế của Hợp đồng.</w:t></w:r></w:p><w:p><w:pPr><w:pStyle w:val="13"/><w:numPr><w:ilvl w:val="0"/><w:numId w:val="4"/></w:numPr><w:shd w:val="clear" w:color="auto" w:fill="FFFFFF" w:themeFill="background1"/><w:tabs><w:tab w:val="left" w:pos="420"/></w:tabs><w:spacing w:line="360" w:lineRule="auto"/><w:jc w:val="both"/><w:rPr><w:rFonts w:ascii="Times New Roman" w:hAnsi="Times New Roman"/><w:sz w:val="26"/><w:szCs w:val="26"/></w:rPr></w:pPr><w:r><w:rPr><w:rFonts w:ascii="Times New Roman" w:hAnsi="Times New Roman"/><w:sz w:val="26"/><w:szCs w:val="26"/></w:rPr><w:t>Trường hợp Bên B đơn phương hủy bỏ hoặc không tiếp tục thực hiện Hợp đồng mà không thuộc lỗi của Bên A thì việc xử lý khoản tiền đặt cọc được thực hiện theo các điều khoản hủy hợp đồng được quy định tại Hợp đồng này.</w:t></w:r></w:p><w:p><w:pPr><w:pStyle w:val="13"/><w:numPr><w:ilvl w:val="0"/><w:numId w:val="4"/></w:numPr><w:shd w:val="clear" w:color="auto" w:fill="FFFFFF" w:themeFill="background1"/><w:tabs><w:tab w:val="left" w:pos="420"/></w:tabs><w:spacing w:line="360" w:lineRule="auto"/><w:jc w:val="both"/><w:rPr><w:rFonts w:ascii="Times New Roman" w:hAnsi="Times New Roman"/><w:sz w:val="26"/><w:szCs w:val="26"/></w:rPr></w:pPr><w:r><w:rPr><w:rFonts w:ascii="Times New Roman" w:hAnsi="Times New Roman"/><w:sz w:val="26"/><w:szCs w:val="26"/></w:rPr><w:t>Trường hợp Bên B không thanh toán tiền đặt cọc đúng thời hạn mà không có sự chấp thuận bằng văn bản của Bên A thì Bên A có quyền đơn phương chấm dứt Hợp đồng và không có trách nhiệm giữ chỗ, giữ sảnh hoặc giữ các dịch vụ đã đặt.</w:t></w:r></w:p><w:p><w:pPr><w:pStyle w:val="13"/><w:numPr><w:ilvl w:val="0"/><w:numId w:val="4"/></w:numPr><w:shd w:val="clear" w:color="auto" w:fill="FFFFFF" w:themeFill="background1"/><w:tabs><w:tab w:val="left" w:pos="420"/></w:tabs><w:spacing w:line="360" w:lineRule="auto"/><w:jc w:val="both"/><w:rPr><w:rFonts w:ascii="Times New Roman" w:hAnsi="Times New Roman"/><w:sz w:val="26"/><w:szCs w:val="26"/></w:rPr></w:pPr><w:r><w:rPr><w:rFonts w:ascii="Times New Roman" w:hAnsi="Times New Roman"/><w:sz w:val="26"/><w:szCs w:val="26"/></w:rPr><w:t xml:space="preserve">Hồ sơ thanh toán bao gồm: </w:t></w:r></w:p><w:p><w:pPr><w:pStyle w:val="13"/><w:shd w:val="clear" w:color="auto" w:fill="FFFFFF" w:themeFill="background1"/><w:tabs><w:tab w:val="left" w:pos="420"/></w:tabs><w:spacing w:line="360" w:lineRule="auto"/><w:ind w:left="1080"/><w:jc w:val="both"/><w:rPr><w:rFonts w:ascii="Times New Roman" w:hAnsi="Times New Roman"/><w:sz w:val="26"/><w:szCs w:val="26"/></w:rPr></w:pPr><w:r><w:rPr><w:rFonts w:ascii="Times New Roman" w:hAnsi="Times New Roman"/><w:sz w:val="26"/><w:szCs w:val="26"/></w:rPr><w:t>+ Hợp đồng đã ký</w:t></w:r></w:p><w:p><w:pPr><w:pStyle w:val="13"/><w:shd w:val="clear" w:color="auto" w:fill="FFFFFF" w:themeFill="background1"/><w:tabs><w:tab w:val="left" w:pos="420"/></w:tabs><w:spacing w:line="360" w:lineRule="auto"/><w:ind w:left="1080"/><w:jc w:val="both"/><w:rPr><w:rFonts w:ascii="Times New Roman" w:hAnsi="Times New Roman"/><w:sz w:val="26"/><w:szCs w:val="26"/></w:rPr></w:pPr><w:r><w:rPr><w:rFonts w:ascii="Times New Roman" w:hAnsi="Times New Roman"/><w:sz w:val="26"/><w:szCs w:val="26"/></w:rPr><w:t>+ Đề nghị thanh toán tiền đặt cọc thực hiện hợp đồng</w:t></w:r></w:p><w:p><w:pPr><w:pStyle w:val="13"/><w:numPr><w:ilvl w:val="0"/><w:numId w:val="1"/></w:numPr><w:shd w:val="clear" w:color="auto" w:fill="FFFFFF" w:themeFill="background1"/><w:tabs><w:tab w:val="left" w:pos="420"/></w:tabs><w:spacing w:line="360" w:lineRule="auto"/><w:jc w:val="both"/><w:rPr><w:rFonts w:ascii="Times New Roman" w:hAnsi="Times New Roman"/><w:sz w:val="26"/><w:szCs w:val="26"/></w:rPr></w:pPr><w:r><w:rPr><w:rFonts w:ascii="Times New Roman" w:hAnsi="Times New Roman" w:eastAsia="TimesNewRomanPS-BoldMT"/><w:b/><w:bCs/><w:sz w:val="26"/><w:szCs w:val="26"/><w:lang w:eastAsia="zh-CN" w:bidi="ar"/></w:rPr><w:t>Lần 2:  Thanh toán quyết toán.</w:t></w:r></w:p><w:p><w:pPr><w:pStyle w:val="13"/><w:numPr><w:ilvl w:val="0"/><w:numId w:val="5"/></w:numPr><w:shd w:val="clear" w:color="auto" w:fill="FFFFFF" w:themeFill="background1"/><w:tabs><w:tab w:val="left" w:pos="420"/></w:tabs><w:spacing w:line="360" w:lineRule="auto"/><w:jc w:val="both"/><w:rPr><w:rFonts w:ascii="Times New Roman" w:hAnsi="Times New Roman"/><w:sz w:val="26"/><w:szCs w:val="26"/></w:rPr></w:pPr><w:r><w:rPr><w:rFonts w:ascii="Times New Roman" w:hAnsi="Times New Roman"/><w:sz w:val="26"/><w:szCs w:val="26"/></w:rPr><w:t>Ngay khi hai Bên ký Biên bản nghiệm thu và quyết toán chương trình, Bên A thực hiện xuất hóa đơn GTGT đối với toàn bộ giá trị dịch vụ thực tế theo Biên bản nghiệm thu và quyết toán được hai Bên xác nhận.</w:t></w:r></w:p><w:p><w:pPr><w:pStyle w:val="13"/><w:numPr><w:ilvl w:val="0"/><w:numId w:val="5"/></w:numPr><w:shd w:val="clear" w:color="auto" w:fill="FFFFFF" w:themeFill="background1"/><w:tabs><w:tab w:val="left" w:pos="420"/></w:tabs><w:spacing w:line="360" w:lineRule="auto"/><w:jc w:val="both"/><w:rPr><w:rFonts w:ascii="Times New Roman" w:hAnsi="Times New Roman"/><w:sz w:val="26"/><w:szCs w:val="26"/></w:rPr></w:pPr><w:r><w:rPr><w:rFonts w:ascii="Times New Roman" w:hAnsi="Times New Roman"/><w:sz w:val="26"/><w:szCs w:val="26"/></w:rPr><w:t>Trong vòng 05 (năm) ngày làm việc kể từ ngày ký Biên bản nghiệm thu, quyết toán và nhận được đầy đủ hồ sơ thanh toán hợp lệ từ Bên A, Bên B có trách nhiệm thanh toán cho Bên A toàn bộ giá trị còn lại của Hợp đồng và các chi phí phát sinh (nếu có) sau khi đã cấn trừ khoản tiền đặt cọc nêu trên.</w:t></w:r></w:p><w:p><w:pPr><w:pStyle w:val="13"/><w:numPr><w:ilvl w:val="0"/><w:numId w:val="5"/></w:numPr><w:shd w:val="clear" w:color="auto" w:fill="FFFFFF" w:themeFill="background1"/><w:tabs><w:tab w:val="left" w:pos="420"/></w:tabs><w:spacing w:line="360" w:lineRule="auto"/><w:jc w:val="both"/><w:rPr><w:rFonts w:ascii="Times New Roman" w:hAnsi="Times New Roman"/><w:sz w:val="26"/><w:szCs w:val="26"/></w:rPr></w:pPr><w:r><w:rPr><w:rFonts w:ascii="Times New Roman" w:hAnsi="Times New Roman"/><w:sz w:val="26"/><w:szCs w:val="26"/></w:rPr><w:t>Giá trị quyết toán bao gồm toàn bộ các dịch vụ theo Hợp đồng và các khoản phát sinh được hai Bên xác nhận trong Biên bản nghiệm thu và quyết toán.</w:t></w:r></w:p><w:p><w:pPr><w:pStyle w:val="13"/><w:numPr><w:ilvl w:val="0"/><w:numId w:val="5"/></w:numPr><w:shd w:val="clear" w:color="auto" w:fill="FFFFFF" w:themeFill="background1"/><w:tabs><w:tab w:val="left" w:pos="420"/></w:tabs><w:spacing w:line="360" w:lineRule="auto"/><w:jc w:val="both"/><w:rPr><w:rFonts w:ascii="Times New Roman" w:hAnsi="Times New Roman"/><w:sz w:val="26"/><w:szCs w:val="26"/></w:rPr></w:pPr><w:r><w:rPr><w:rFonts w:ascii="Times New Roman" w:hAnsi="Times New Roman" w:eastAsia="SimSun"/><w:sz w:val="26"/><w:szCs w:val="26"/><w:lang w:eastAsia="zh-CN" w:bidi="ar"/></w:rPr><w:t xml:space="preserve">Trường hợp Bên B thanh toán chậm hơn thời gian đã quy định, Bên B sẽ chịu mức phạt là 2% trên tổng giá trị hợp đồng cho mỗi ngày chậm thanh toán. </w:t></w:r></w:p><w:p><w:pPr><w:pStyle w:val="13"/><w:numPr><w:ilvl w:val="0"/><w:numId w:val="5"/></w:numPr><w:shd w:val="clear" w:color="auto" w:fill="FFFFFF" w:themeFill="background1"/><w:tabs><w:tab w:val="left" w:pos="420"/></w:tabs><w:spacing w:line="360" w:lineRule="auto"/><w:jc w:val="both"/><w:rPr><w:rFonts w:ascii="Times New Roman" w:hAnsi="Times New Roman"/><w:sz w:val="26"/><w:szCs w:val="26"/></w:rPr></w:pPr><w:r><w:rPr><w:rFonts w:ascii="Times New Roman" w:hAnsi="Times New Roman" w:eastAsia="SimSun"/><w:sz w:val="26"/><w:szCs w:val="26"/><w:lang w:eastAsia="zh-CN" w:bidi="ar"/></w:rPr><w:t>Hồ sơ thanh toán bao gồm:</w:t></w:r></w:p><w:p><w:pPr><w:pStyle w:val="13"/><w:shd w:val="clear" w:color="auto" w:fill="FFFFFF" w:themeFill="background1"/><w:tabs><w:tab w:val="left" w:pos="420"/></w:tabs><w:spacing w:line="360" w:lineRule="auto"/><w:ind w:left="1080"/><w:jc w:val="both"/><w:rPr><w:rFonts w:ascii="Times New Roman" w:hAnsi="Times New Roman" w:eastAsia="SimSun"/><w:sz w:val="26"/><w:szCs w:val="26"/><w:lang w:eastAsia="zh-CN" w:bidi="ar"/></w:rPr></w:pPr><w:r><w:rPr><w:rFonts w:ascii="Times New Roman" w:hAnsi="Times New Roman" w:eastAsia="SimSun"/><w:sz w:val="26"/><w:szCs w:val="26"/><w:lang w:eastAsia="zh-CN" w:bidi="ar"/></w:rPr><w:t>+ Đề nghị thanh toán;</w:t></w:r></w:p><w:p><w:pPr><w:pStyle w:val="13"/><w:shd w:val="clear" w:color="auto" w:fill="FFFFFF" w:themeFill="background1"/><w:tabs><w:tab w:val="left" w:pos="420"/></w:tabs><w:spacing w:line="360" w:lineRule="auto"/><w:ind w:left="1080"/><w:jc w:val="both"/><w:rPr><w:rFonts w:ascii="Times New Roman" w:hAnsi="Times New Roman" w:eastAsia="SimSun"/><w:sz w:val="26"/><w:szCs w:val="26"/><w:lang w:eastAsia="zh-CN" w:bidi="ar"/></w:rPr></w:pPr><w:r><w:rPr><w:rFonts w:ascii="Times New Roman" w:hAnsi="Times New Roman" w:eastAsia="SimSun"/><w:sz w:val="26"/><w:szCs w:val="26"/><w:lang w:eastAsia="zh-CN" w:bidi="ar"/></w:rPr><w:t>+ Hóa đơn GTGT;</w:t></w:r></w:p><w:p><w:pPr><w:pStyle w:val="13"/><w:shd w:val="clear" w:color="auto" w:fill="FFFFFF" w:themeFill="background1"/><w:tabs><w:tab w:val="left" w:pos="420"/></w:tabs><w:spacing w:line="360" w:lineRule="auto"/><w:ind w:left="1080"/><w:jc w:val="both"/><w:rPr><w:rFonts w:ascii="Times New Roman" w:hAnsi="Times New Roman"/><w:sz w:val="26"/><w:szCs w:val="26"/></w:rPr></w:pPr><w:r><w:rPr><w:rFonts w:ascii="Times New Roman" w:hAnsi="Times New Roman" w:eastAsia="SimSun"/><w:sz w:val="26"/><w:szCs w:val="26"/><w:lang w:eastAsia="zh-CN" w:bidi="ar"/></w:rPr><w:t>+ Biên bản nghiệm thu và quyết toán dịch vụ</w:t></w:r></w:p><w:p><w:pPr><w:pStyle w:val="13"/><w:shd w:val="clear" w:color="auto" w:fill="FFFFFF" w:themeFill="background1"/><w:spacing w:after="0" w:line="312" w:lineRule="auto"/><w:ind w:left="360"/><w:contextualSpacing/><w:jc w:val="both"/><w:rPr><w:rFonts w:ascii="Times New Roman" w:hAnsi="Times New Roman"/><w:sz w:val="26"/><w:szCs w:val="26"/></w:rPr></w:pPr><w:r><w:rPr><w:rFonts w:ascii="Times New Roman" w:hAnsi="Times New Roman" w:eastAsia="SimSun"/><w:b/><w:bCs/><w:sz w:val="26"/><w:szCs w:val="26"/><w:lang w:eastAsia="zh-CN" w:bidi="ar"/></w:rPr><w:t>5</w:t></w:r><w:r><w:rPr><w:rFonts w:ascii="Times New Roman" w:hAnsi="Times New Roman" w:eastAsia="SimSun"/><w:sz w:val="26"/><w:szCs w:val="26"/><w:lang w:eastAsia="zh-CN" w:bidi="ar"/></w:rPr><w:t xml:space="preserve">. </w:t></w:r><w:r><w:rPr><w:rFonts w:ascii="Times New Roman" w:hAnsi="Times New Roman" w:eastAsia="TimesNewRomanPS-BoldMT"/><w:b/><w:bCs/><w:sz w:val="26"/><w:szCs w:val="26"/><w:lang w:eastAsia="zh-CN" w:bidi="ar"/></w:rPr><w:t xml:space="preserve">Hình thức thanh toán: </w:t></w:r><w:r><w:rPr><w:rFonts w:ascii="Times New Roman" w:hAnsi="Times New Roman" w:eastAsia="SimSun"/><w:sz w:val="26"/><w:szCs w:val="26"/><w:lang w:eastAsia="zh-CN" w:bidi="ar"/></w:rPr><w:t xml:space="preserve">Bên B chuyển khoản cho Bên A theo thông tin sau: </w:t></w:r></w:p><w:p><w:pPr><w:shd w:val="clear" w:color="auto" w:fill="FFFFFF" w:themeFill="background1"/><w:spacing w:line="360" w:lineRule="auto"/><w:ind w:left="320" w:leftChars="100"/><w:jc w:val="both"/><w:rPr><w:rFonts w:ascii="Times New Roman" w:hAnsi="Times New Roman"/><w:sz w:val="26"/><w:szCs w:val="26"/></w:rPr></w:pPr><w:r><w:rPr><w:rFonts w:ascii="Times New Roman" w:hAnsi="Times New Roman" w:eastAsia="TimesNewRomanPS-BoldMT"/><w:b/><w:bCs/><w:sz w:val="26"/><w:szCs w:val="26"/><w:lang w:eastAsia="zh-CN" w:bidi="ar"/></w:rPr><w:t xml:space="preserve">Tên tài khoản: </w:t></w:r></w:p><w:p><w:pPr><w:shd w:val="clear" w:color="auto" w:fill="FFFFFF" w:themeFill="background1"/><w:spacing w:line="360" w:lineRule="auto"/><w:ind w:left="320" w:leftChars="100"/><w:jc w:val="both"/><w:rPr><w:rFonts w:ascii="Times New Roman" w:hAnsi="Times New Roman"/><w:sz w:val="26"/><w:szCs w:val="26"/></w:rPr></w:pPr><w:r><w:rPr><w:rFonts w:ascii="Times New Roman" w:hAnsi="Times New Roman" w:eastAsia="TimesNewRomanPS-BoldMT"/><w:b/><w:bCs/><w:sz w:val="26"/><w:szCs w:val="26"/><w:lang w:eastAsia="zh-CN" w:bidi="ar"/></w:rPr><w:t xml:space="preserve">{BenATenCongTy} </w:t></w:r></w:p><w:p><w:pPr><w:shd w:val="clear" w:color="auto" w:fill="FFFFFF" w:themeFill="background1"/><w:spacing w:line="360" w:lineRule="auto"/><w:ind w:left="320" w:leftChars="100"/><w:jc w:val="both"/><w:rPr><w:rFonts w:ascii="Times New Roman" w:hAnsi="Times New Roman"/><w:sz w:val="26"/><w:szCs w:val="26"/></w:rPr></w:pPr><w:r><w:rPr><w:rFonts w:ascii="Times New Roman" w:hAnsi="Times New Roman" w:eastAsia="SimSun"/><w:sz w:val="26"/><w:szCs w:val="26"/><w:lang w:eastAsia="zh-CN" w:bidi="ar"/></w:rPr><w:t xml:space="preserve">Số tài khoản: 1114 0141 8888 (VND) </w:t></w:r></w:p><w:p><w:pPr><w:shd w:val="clear" w:color="auto" w:fill="FFFFFF" w:themeFill="background1"/><w:spacing w:line="360" w:lineRule="auto"/><w:ind w:left="320" w:leftChars="100"/><w:jc w:val="both"/><w:rPr><w:rFonts w:ascii="Times New Roman" w:hAnsi="Times New Roman"/><w:sz w:val="26"/><w:szCs w:val="26"/></w:rPr></w:pPr><w:r><w:rPr><w:rFonts w:ascii="Times New Roman" w:hAnsi="Times New Roman" w:eastAsia="SimSun"/><w:sz w:val="26"/><w:szCs w:val="26"/><w:lang w:eastAsia="zh-CN" w:bidi="ar"/></w:rPr><w:t xml:space="preserve">Ngân hàng: Ngân Hàng Việt Nam Thịnh Vượng (VP Bank) – Chi nhánh Hồ Chí Minh </w:t></w:r></w:p><w:p><w:pPr><w:shd w:val="clear" w:color="auto" w:fill="FFFFFF" w:themeFill="background1"/><w:spacing w:line="360" w:lineRule="auto"/><w:ind w:left="320" w:leftChars="100"/><w:jc w:val="both"/><w:rPr><w:rFonts w:ascii="Times New Roman" w:hAnsi="Times New Roman" w:eastAsia="SimSun"/><w:sz w:val="26"/><w:szCs w:val="26"/><w:lang w:eastAsia="zh-CN" w:bidi="ar"/></w:rPr></w:pPr><w:r><w:rPr><w:rFonts w:ascii="Times New Roman" w:hAnsi="Times New Roman" w:eastAsia="SimSun"/><w:sz w:val="26"/><w:szCs w:val="26"/><w:lang w:eastAsia="zh-CN" w:bidi="ar"/></w:rPr><w:t>Nội dung chuyển khoản lần 1: Công ty , Mã HĐ: …, ngày sự kiện…., thanh toán tiền đặt cọc thực hiện hợp đồng và giữ chỗ tổ chức sự kiện</w:t></w:r></w:p><w:p><w:pPr><w:shd w:val="clear" w:color="auto" w:fill="FFFFFF" w:themeFill="background1"/><w:spacing w:line="360" w:lineRule="auto"/><w:ind w:left="320" w:leftChars="100"/><w:jc w:val="both"/><w:rPr><w:rFonts w:ascii="Times New Roman" w:hAnsi="Times New Roman" w:eastAsia="SimSun"/><w:sz w:val="26"/><w:szCs w:val="26"/><w:lang w:eastAsia="zh-CN" w:bidi="ar"/></w:rPr></w:pPr><w:r><w:rPr><w:rFonts w:ascii="Times New Roman" w:hAnsi="Times New Roman" w:eastAsia="SimSun"/><w:sz w:val="26"/><w:szCs w:val="26"/><w:lang w:eastAsia="zh-CN" w:bidi="ar"/></w:rPr><w:t>Nội dung chuyển khoản lần 2:  Công ty , Mã HĐ: …, ngày sự kiện…., thanh toán quyết toán sự kiện</w:t></w:r></w:p><w:p><w:pPr><w:shd w:val="clear" w:color="auto" w:fill="FFFFFF" w:themeFill="background1"/><w:spacing w:line="360" w:lineRule="auto"/><w:ind w:left="320" w:leftChars="100"/><w:jc w:val="both"/><w:rPr><w:rFonts w:ascii="Times New Roman" w:hAnsi="Times New Roman"/><w:sz w:val="26"/><w:szCs w:val="26"/></w:rPr></w:pPr><w:r><w:rPr><w:rFonts w:ascii="Times New Roman" w:hAnsi="Times New Roman" w:eastAsia="TimesNewRomanPS-BoldMT"/><w:b/><w:bCs/><w:sz w:val="26"/><w:szCs w:val="26"/><w:lang w:eastAsia="zh-CN" w:bidi="ar"/></w:rPr><w:t xml:space="preserve">6. Thông tin xuất hóa đơn GTGT: </w:t></w:r></w:p><w:p><w:pPr><w:shd w:val="clear" w:color="auto" w:fill="FFFFFF" w:themeFill="background1"/><w:spacing w:line="360" w:lineRule="auto"/><w:ind w:left="320" w:leftChars="100"/><w:rPr><w:rFonts w:ascii="Times New Roman" w:hAnsi="Times New Roman"/><w:sz w:val="26"/><w:szCs w:val="26"/></w:rPr></w:pPr><w:r><w:rPr><w:rFonts w:ascii="Times New Roman" w:hAnsi="Times New Roman" w:eastAsia="TimesNewRomanPS-BoldMT"/><w:b/><w:bCs/><w:sz w:val="26"/><w:szCs w:val="26"/><w:lang w:eastAsia="zh-CN" w:bidi="ar"/></w:rPr><w:t xml:space="preserve">CÔNG TY </w:t></w:r><w:r><w:rPr><w:rFonts w:hint="default" w:ascii="Times New Roman" w:hAnsi="Times New Roman" w:eastAsia="TimesNewRomanPS-BoldMT"/><w:b/><w:bCs/><w:sz w:val="26"/><w:szCs w:val="26"/><w:lang w:eastAsia="zh-CN" w:bidi="ar"/></w:rPr><w:t>{HDTenCty}</w:t></w:r></w:p><w:p><w:pPr><w:shd w:val="clear" w:color="auto" w:fill="FFFFFF" w:themeFill="background1"/><w:spacing w:line="360" w:lineRule="auto"/><w:ind w:left="320" w:leftChars="100"/><w:rPr><w:rFonts w:ascii="Times New Roman" w:hAnsi="Times New Roman" w:eastAsia="SimSun"/><w:sz w:val="26"/><w:szCs w:val="26"/><w:lang w:eastAsia="zh-CN" w:bidi="ar"/></w:rPr></w:pPr><w:r><w:rPr><w:rFonts w:ascii="Times New Roman" w:hAnsi="Times New Roman" w:eastAsia="SimSun"/><w:sz w:val="26"/><w:szCs w:val="26"/><w:lang w:eastAsia="zh-CN" w:bidi="ar"/></w:rPr><w:t>Địa chỉ :</w:t></w:r><w:r><w:rPr><w:rFonts w:hint="default" w:ascii="Times New Roman" w:hAnsi="Times New Roman" w:eastAsia="SimSun"/><w:sz w:val="26"/><w:szCs w:val="26"/><w:lang w:eastAsia="zh-CN" w:bidi="ar"/></w:rPr><w:t>{HDDiaChi}</w:t></w:r></w:p><w:p><w:pPr><w:shd w:val="clear" w:color="auto" w:fill="FFFFFF" w:themeFill="background1"/><w:spacing w:line="360" w:lineRule="auto"/><w:ind w:left="320" w:leftChars="100"/><w:rPr><w:rFonts w:ascii="Times New Roman" w:hAnsi="Times New Roman" w:eastAsia="SimSun"/><w:sz w:val="26"/><w:szCs w:val="26"/><w:lang w:eastAsia="zh-CN" w:bidi="ar"/></w:rPr></w:pPr><w:r><w:rPr><w:rFonts w:ascii="Times New Roman" w:hAnsi="Times New Roman" w:eastAsia="SimSun"/><w:sz w:val="26"/><w:szCs w:val="26"/><w:lang w:eastAsia="zh-CN" w:bidi="ar"/></w:rPr><w:t xml:space="preserve">Mã số thuế: </w:t></w:r><w:r><w:rPr><w:rFonts w:hint="default" w:ascii="Times New Roman" w:hAnsi="Times New Roman" w:eastAsia="SimSun"/><w:sz w:val="26"/><w:szCs w:val="26"/><w:lang w:eastAsia="zh-CN" w:bidi="ar"/></w:rPr><w:t>{HDMaSoThue}</w:t></w:r></w:p><w:p><w:pPr><w:shd w:val="clear" w:color="auto" w:fill="FFFFFF" w:themeFill="background1"/><w:spacing w:line="360" w:lineRule="auto"/><w:ind w:left="320" w:leftChars="100"/><w:jc w:val="both"/><w:rPr><w:rFonts w:ascii="Times New Roman" w:hAnsi="Times New Roman"/><w:sz w:val="26"/><w:szCs w:val="26"/></w:rPr></w:pPr><w:r><w:rPr><w:rFonts w:ascii="Times New Roman" w:hAnsi="Times New Roman" w:eastAsia="SimSun"/><w:sz w:val="26"/><w:szCs w:val="26"/><w:lang w:eastAsia="zh-CN" w:bidi="ar"/></w:rPr><w:t xml:space="preserve">Nội dung xuất: </w:t></w:r><w:bookmarkStart w:id="2" w:name="_Hlk231472939"/><w:r><w:rPr><w:rFonts w:ascii="Times New Roman" w:hAnsi="Times New Roman" w:eastAsia="SimSun"/><w:sz w:val="26"/><w:szCs w:val="26"/><w:lang w:eastAsia="zh-CN" w:bidi="ar"/></w:rPr><w:t xml:space="preserve">Dịch vụ cho thuê địa điểm tổ chức sự kiện và các dịch vụ đi kèm theo </w:t></w:r><w:r><w:rPr><w:rFonts w:hint="default" w:ascii="Times New Roman" w:hAnsi="Times New Roman" w:eastAsia="SimSun"/><w:sz w:val="26"/><w:szCs w:val="26"/><w:lang w:eastAsia="zh-CN" w:bidi="ar"/></w:rPr><w:t>HĐ số {Sohopdong} ký ngày {NgayLapHD}/{ThangLapHD}/{NamLapHD}</w:t></w:r><w:r><w:rPr><w:rFonts w:hint="default" w:ascii="Times New Roman" w:hAnsi="Times New Roman" w:eastAsia="SimSun"/><w:sz w:val="26"/><w:szCs w:val="26"/><w:lang w:val="en-US" w:eastAsia="zh-CN" w:bidi="ar"/></w:rPr><w:t xml:space="preserve"> </w:t></w:r><w:bookmarkStart w:id="3" w:name="_GoBack"/><w:bookmarkEnd w:id="3"/><w:r><w:rPr><w:rFonts w:ascii="Times New Roman" w:hAnsi="Times New Roman" w:eastAsia="TimesNewRomanPS-BoldMT"/><w:b/><w:bCs/><w:sz w:val="26"/><w:szCs w:val="26"/><w:lang w:eastAsia="zh-CN" w:bidi="ar"/></w:rPr><w:t>và Biên bản nghiệm thu và Quyết toán dịch vụ số … ……………ký ngày………</w:t></w:r><w:bookmarkEnd w:id="2"/></w:p><w:p><w:pPr><w:shd w:val="clear" w:color="auto" w:fill="FFFFFF" w:themeFill="background1"/><w:spacing w:line="360" w:lineRule="auto"/><w:ind w:left="320" w:leftChars="100"/><w:rPr><w:rFonts w:ascii="Times New Roman" w:hAnsi="Times New Roman" w:eastAsia="SimSun"/><w:sz w:val="26"/><w:szCs w:val="26"/><w:lang w:eastAsia="zh-CN" w:bidi="ar"/></w:rPr></w:pPr><w:r><w:rPr><w:rFonts w:ascii="Times New Roman" w:hAnsi="Times New Roman" w:eastAsia="SimSun"/><w:sz w:val="26"/><w:szCs w:val="26"/><w:lang w:eastAsia="zh-CN" w:bidi="ar"/></w:rPr><w:t xml:space="preserve">Email nhận hóa đơn GTGT: </w:t></w:r><w:r><w:rPr><w:rFonts w:hint="default" w:ascii="Times New Roman" w:hAnsi="Times New Roman" w:eastAsia="SimSun"/><w:sz w:val="26"/><w:szCs w:val="26"/><w:lang w:eastAsia="zh-CN" w:bidi="ar"/></w:rPr><w:t>{BenBEmail}</w:t></w:r></w:p><w:p><w:pPr><w:shd w:val="clear" w:color="auto" w:fill="FFFFFF" w:themeFill="background1"/><w:spacing w:line="360" w:lineRule="auto"/><w:ind w:left="320" w:leftChars="100"/><w:jc w:val="both"/><w:rPr><w:rFonts w:ascii="Times New Roman" w:hAnsi="Times New Roman"/><w:b/><w:sz w:val="26"/><w:szCs w:val="26"/></w:rPr></w:pPr><w:r><w:rPr><w:rFonts w:ascii="Times New Roman" w:hAnsi="Times New Roman"/><w:b/><w:sz w:val="26"/><w:szCs w:val="26"/><w:u w:val="single"/></w:rPr><w:t>ĐIỀU 02</w:t></w:r><w:r><w:rPr><w:rFonts w:ascii="Times New Roman" w:hAnsi="Times New Roman"/><w:b/><w:sz w:val="26"/><w:szCs w:val="26"/></w:rPr><w:t>:  TRÁCH NHIỆM CỦA CÁC BÊN</w:t></w:r></w:p><w:p><w:pPr><w:numPr><w:ilvl w:val="0"/><w:numId w:val="6"/></w:numPr><w:shd w:val="clear" w:color="auto" w:fill="FFFFFF" w:themeFill="background1"/><w:spacing w:line="360" w:lineRule="auto"/><w:ind w:hanging="105"/><w:jc w:val="both"/><w:rPr><w:rFonts w:ascii="Times New Roman" w:hAnsi="Times New Roman" w:eastAsia="SimSun"/><w:b/><w:bCs/><w:sz w:val="26"/><w:szCs w:val="26"/><w:lang w:eastAsia="zh-CN" w:bidi="ar"/></w:rPr></w:pPr><w:r><w:rPr><w:rFonts w:ascii="Times New Roman" w:hAnsi="Times New Roman" w:eastAsia="SimSun"/><w:b/><w:bCs/><w:sz w:val="26"/><w:szCs w:val="26"/><w:lang w:eastAsia="zh-CN" w:bidi="ar"/></w:rPr><w:t>Trách nhiệm Bên A</w:t></w:r></w:p><w:p><w:pPr><w:pStyle w:val="13"/><w:numPr><w:ilvl w:val="0"/><w:numId w:val="7"/></w:numPr><w:shd w:val="clear" w:color="auto" w:fill="FFFFFF" w:themeFill="background1"/><w:spacing w:after="0" w:line="360" w:lineRule="auto"/><w:contextualSpacing/><w:jc w:val="both"/><w:rPr><w:rFonts w:ascii="Times New Roman" w:hAnsi="Times New Roman" w:eastAsia="SimSun"/><w:sz w:val="26"/><w:szCs w:val="26"/><w:lang w:eastAsia="zh-CN" w:bidi="ar"/></w:rPr></w:pPr><w:r><w:rPr><w:rFonts w:ascii="Times New Roman" w:hAnsi="Times New Roman" w:eastAsia="SimSun"/><w:sz w:val="26"/><w:szCs w:val="26"/><w:lang w:eastAsia="zh-CN" w:bidi="ar"/></w:rPr><w:t>Cung cấp đầy đủ các dịch vụ theo đúng nội dung, phạm vi, tiêu chuẩn và thời gian đã thỏa thuận trong Hợp đồng.</w:t></w:r></w:p><w:p><w:pPr><w:pStyle w:val="13"/><w:numPr><w:ilvl w:val="0"/><w:numId w:val="7"/></w:numPr><w:shd w:val="clear" w:color="auto" w:fill="FFFFFF" w:themeFill="background1"/><w:spacing w:after="0" w:line="360" w:lineRule="auto"/><w:contextualSpacing/><w:jc w:val="both"/><w:rPr><w:rFonts w:ascii="Times New Roman" w:hAnsi="Times New Roman" w:eastAsia="SimSun"/><w:sz w:val="26"/><w:szCs w:val="26"/><w:lang w:eastAsia="zh-CN" w:bidi="ar"/></w:rPr></w:pPr><w:r><w:rPr><w:rFonts w:ascii="Times New Roman" w:hAnsi="Times New Roman" w:eastAsia="SimSun"/><w:sz w:val="26"/><w:szCs w:val="26"/><w:lang w:eastAsia="zh-CN" w:bidi="ar"/></w:rPr><w:t>Đảm bảo cơ sở vật chất, trang thiết bị, hệ thống điện, âm thanh, ánh sáng, điều hòa không khí, sân khấu và các hạng mục kỹ thuật thuộc phạm vi cung cấp của Bên A hoạt động ổn định trong thời gian diễn ra sự kiện.</w:t></w:r></w:p><w:p><w:pPr><w:pStyle w:val="13"/><w:numPr><w:ilvl w:val="0"/><w:numId w:val="7"/></w:numPr><w:shd w:val="clear" w:color="auto" w:fill="FFFFFF" w:themeFill="background1"/><w:spacing w:after="0" w:line="360" w:lineRule="auto"/><w:contextualSpacing/><w:jc w:val="both"/><w:rPr><w:rFonts w:ascii="Times New Roman" w:hAnsi="Times New Roman" w:eastAsia="SimSun"/><w:sz w:val="26"/><w:szCs w:val="26"/><w:lang w:eastAsia="zh-CN" w:bidi="ar"/></w:rPr></w:pPr><w:r><w:rPr><w:rFonts w:ascii="Times New Roman" w:hAnsi="Times New Roman" w:eastAsia="SimSun"/><w:sz w:val="26"/><w:szCs w:val="26"/><w:lang w:eastAsia="zh-CN" w:bidi="ar"/></w:rPr><w:t>Bảo đảm cơ sở vật chất, trang thiết bị, hệ thống âm thanh, ánh sáng, màn hình LED, máy chiếu, hệ thống điện thuộc phạm vi cung cấp của Bên A hoạt động ổn định trong thời gian tổ chức chương trình.</w:t></w:r></w:p><w:p><w:pPr><w:pStyle w:val="13"/><w:numPr><w:ilvl w:val="0"/><w:numId w:val="7"/></w:numPr><w:shd w:val="clear" w:color="auto" w:fill="FFFFFF" w:themeFill="background1"/><w:spacing w:after="0" w:line="360" w:lineRule="auto"/><w:contextualSpacing/><w:jc w:val="both"/><w:rPr><w:rFonts w:ascii="Times New Roman" w:hAnsi="Times New Roman" w:eastAsia="SimSun"/><w:sz w:val="26"/><w:szCs w:val="26"/><w:lang w:eastAsia="zh-CN" w:bidi="ar"/></w:rPr></w:pPr><w:r><w:rPr><w:rFonts w:ascii="Times New Roman" w:hAnsi="Times New Roman" w:eastAsia="SimSun"/><w:sz w:val="26"/><w:szCs w:val="26"/><w:lang w:eastAsia="zh-CN" w:bidi="ar"/></w:rPr><w:t>Đảm bảo các điều kiện về phòng cháy chữa cháy, an ninh và an toàn kỹ thuật thuộc trách nhiệm quản lý của Bên A theo quy định của pháp luật.</w:t></w:r></w:p><w:p><w:pPr><w:pStyle w:val="13"/><w:numPr><w:ilvl w:val="0"/><w:numId w:val="7"/></w:numPr><w:shd w:val="clear" w:color="auto" w:fill="FFFFFF" w:themeFill="background1"/><w:spacing w:after="0" w:line="360" w:lineRule="auto"/><w:contextualSpacing/><w:jc w:val="both"/><w:rPr><w:rFonts w:ascii="Times New Roman" w:hAnsi="Times New Roman" w:eastAsia="SimSun"/><w:sz w:val="26"/><w:szCs w:val="26"/><w:lang w:eastAsia="zh-CN" w:bidi="ar"/></w:rPr></w:pPr><w:r><w:rPr><w:rFonts w:ascii="Times New Roman" w:hAnsi="Times New Roman" w:eastAsia="SimSun"/><w:sz w:val="26"/><w:szCs w:val="26"/><w:lang w:eastAsia="zh-CN" w:bidi="ar"/></w:rPr><w:t>Thông báo cho Bên B trong thời gian sớm nhất khi phát sinh sự cố kỹ thuật hoặc các trường hợp bất khả kháng có thể ảnh hưởng đến việc tổ chức chương trình; trường hợp có thay đổi bắt buộc về phương án bố trí hoặc setup, Bên A sẽ trao đổi và thống nhất với Bên B trước khi thực hiện.</w:t></w:r></w:p><w:p><w:pPr><w:pStyle w:val="13"/><w:numPr><w:ilvl w:val="0"/><w:numId w:val="7"/></w:numPr><w:shd w:val="clear" w:color="auto" w:fill="FFFFFF" w:themeFill="background1"/><w:spacing w:after="0" w:line="360" w:lineRule="auto"/><w:contextualSpacing/><w:jc w:val="both"/><w:rPr><w:rFonts w:ascii="Times New Roman" w:hAnsi="Times New Roman" w:eastAsia="SimSun"/><w:sz w:val="26"/><w:szCs w:val="26"/><w:lang w:eastAsia="zh-CN" w:bidi="ar"/></w:rPr></w:pPr><w:r><w:rPr><w:rFonts w:ascii="Times New Roman" w:hAnsi="Times New Roman" w:eastAsia="SimSun"/><w:sz w:val="26"/><w:szCs w:val="26"/><w:lang w:eastAsia="zh-CN" w:bidi="ar"/></w:rPr><w:t>Bố trí nhân sự phục vụ, kỹ thuật và vận hành theo tiêu chuẩn của Bên A.</w:t></w:r></w:p><w:p><w:pPr><w:pStyle w:val="13"/><w:numPr><w:ilvl w:val="0"/><w:numId w:val="7"/></w:numPr><w:shd w:val="clear" w:color="auto" w:fill="FFFFFF" w:themeFill="background1"/><w:spacing w:after="0" w:line="360" w:lineRule="auto"/><w:contextualSpacing/><w:jc w:val="both"/><w:rPr><w:rFonts w:ascii="Times New Roman" w:hAnsi="Times New Roman" w:eastAsia="SimSun"/><w:sz w:val="26"/><w:szCs w:val="26"/><w:lang w:eastAsia="zh-CN" w:bidi="ar"/></w:rPr></w:pPr><w:r><w:rPr><w:rFonts w:ascii="Times New Roman" w:hAnsi="Times New Roman" w:eastAsia="SimSun"/><w:sz w:val="26"/><w:szCs w:val="26"/><w:lang w:eastAsia="zh-CN" w:bidi="ar"/></w:rPr><w:t>Phối hợp xử lý các vấn đề phát sinh thuộc phạm vi trách nhiệm của Bên A trong suốt quá trình chuẩn bị và tổ chức chương trình.</w:t></w:r></w:p><w:p><w:pPr><w:pStyle w:val="13"/><w:numPr><w:ilvl w:val="0"/><w:numId w:val="7"/></w:numPr><w:shd w:val="clear" w:color="auto" w:fill="FFFFFF" w:themeFill="background1"/><w:spacing w:after="0" w:line="360" w:lineRule="auto"/><w:contextualSpacing/><w:jc w:val="both"/><w:rPr><w:rFonts w:ascii="Times New Roman" w:hAnsi="Times New Roman" w:eastAsia="SimSun"/><w:sz w:val="26"/><w:szCs w:val="26"/><w:lang w:eastAsia="zh-CN" w:bidi="ar"/></w:rPr></w:pPr><w:r><w:rPr><w:rFonts w:ascii="Times New Roman" w:hAnsi="Times New Roman" w:eastAsia="SimSun"/><w:sz w:val="26"/><w:szCs w:val="26"/><w:lang w:eastAsia="zh-CN" w:bidi="ar"/></w:rPr><w:t>Chịu trách nhiệm đối với các thiệt hại trực tiếp phát sinh do lỗi của Bên A hoặc do hệ thống, trang thiết bị thuộc phạm vi quản lý của Bên A gây ra.</w:t></w:r></w:p><w:p><w:pPr><w:pStyle w:val="13"/><w:numPr><w:ilvl w:val="0"/><w:numId w:val="7"/></w:numPr><w:shd w:val="clear" w:color="auto" w:fill="FFFFFF" w:themeFill="background1"/><w:spacing w:after="0" w:line="360" w:lineRule="auto"/><w:contextualSpacing/><w:jc w:val="both"/><w:rPr><w:rFonts w:ascii="Times New Roman" w:hAnsi="Times New Roman" w:eastAsia="SimSun"/><w:sz w:val="26"/><w:szCs w:val="26"/><w:lang w:eastAsia="zh-CN" w:bidi="ar"/></w:rPr></w:pPr><w:r><w:rPr><w:rFonts w:ascii="Times New Roman" w:hAnsi="Times New Roman" w:eastAsia="SimSun"/><w:sz w:val="26"/><w:szCs w:val="26"/><w:lang w:eastAsia="zh-CN" w:bidi="ar"/></w:rPr><w:t>Lập Biên bản nghiệm thu và quyết toán chương trình sau khi sự kiện kết thúc.</w:t></w:r></w:p><w:p><w:pPr><w:pStyle w:val="13"/><w:numPr><w:ilvl w:val="0"/><w:numId w:val="7"/></w:numPr><w:shd w:val="clear" w:color="auto" w:fill="FFFFFF" w:themeFill="background1"/><w:spacing w:after="0" w:line="360" w:lineRule="auto"/><w:contextualSpacing/><w:jc w:val="both"/><w:rPr><w:rFonts w:ascii="Times New Roman" w:hAnsi="Times New Roman" w:eastAsia="SimSun"/><w:sz w:val="26"/><w:szCs w:val="26"/><w:lang w:eastAsia="zh-CN" w:bidi="ar"/></w:rPr></w:pPr><w:r><w:rPr><w:rFonts w:ascii="Times New Roman" w:hAnsi="Times New Roman" w:eastAsia="SimSun"/><w:sz w:val="26"/><w:szCs w:val="26"/><w:lang w:eastAsia="zh-CN" w:bidi="ar"/></w:rPr><w:t>Xuất hóa đơn GTGT cho Bên B theo quy định pháp luật sau khi các bên hoàn tất việc nghiệm thu, quyết toán.</w:t></w:r></w:p><w:p><w:pPr><w:numPr><w:ilvl w:val="0"/><w:numId w:val="6"/></w:numPr><w:shd w:val="clear" w:color="auto" w:fill="FFFFFF" w:themeFill="background1"/><w:spacing w:line="360" w:lineRule="auto"/><w:ind w:hanging="105"/><w:jc w:val="both"/><w:rPr><w:rFonts w:ascii="Times New Roman" w:hAnsi="Times New Roman" w:eastAsia="SimSun"/><w:b/><w:bCs/><w:sz w:val="26"/><w:szCs w:val="26"/><w:lang w:eastAsia="zh-CN" w:bidi="ar"/></w:rPr></w:pPr><w:r><w:rPr><w:rFonts w:ascii="Times New Roman" w:hAnsi="Times New Roman" w:eastAsia="SimSun"/><w:b/><w:bCs/><w:sz w:val="26"/><w:szCs w:val="26"/><w:lang w:eastAsia="zh-CN" w:bidi="ar"/></w:rPr><w:t>Trách nhiệm Bên B</w:t></w:r></w:p><w:p><w:pPr><w:pStyle w:val="13"/><w:numPr><w:ilvl w:val="0"/><w:numId w:val="7"/></w:numPr><w:shd w:val="clear" w:color="auto" w:fill="FFFFFF" w:themeFill="background1"/><w:spacing w:after="0" w:line="360" w:lineRule="auto"/><w:contextualSpacing/><w:jc w:val="both"/><w:rPr><w:rFonts w:ascii="Times New Roman" w:hAnsi="Times New Roman" w:eastAsia="SimSun"/><w:sz w:val="26"/><w:szCs w:val="26"/><w:lang w:eastAsia="zh-CN" w:bidi="ar"/></w:rPr></w:pPr><w:r><w:rPr><w:rFonts w:ascii="Times New Roman" w:hAnsi="Times New Roman" w:eastAsia="SimSun"/><w:sz w:val="26"/><w:szCs w:val="26"/><w:lang w:eastAsia="zh-CN" w:bidi="ar"/></w:rPr><w:t>Cung cấp đầy đủ các thông tin liên quan đến chương trình hội nghị, bao gồm nhưng không giới hạn: kịch bản chương trình, sơ đồ bố trí hội trường (nếu có), file nội dung trình chiếu trên màn hình LED, màn hình đón khách và các yêu cầu kỹ thuật khác tối thiểu 07 (bảy) ngày trước ngày tổ chức để Bên A chuẩn bị và triển khai.</w:t></w:r></w:p><w:p><w:pPr><w:pStyle w:val="13"/><w:numPr><w:ilvl w:val="0"/><w:numId w:val="7"/></w:numPr><w:shd w:val="clear" w:color="auto" w:fill="FFFFFF" w:themeFill="background1"/><w:spacing w:after="0" w:line="360" w:lineRule="auto"/><w:contextualSpacing/><w:jc w:val="both"/><w:rPr><w:rFonts w:ascii="Times New Roman" w:hAnsi="Times New Roman" w:eastAsia="SimSun"/><w:sz w:val="26"/><w:szCs w:val="26"/><w:lang w:eastAsia="zh-CN" w:bidi="ar"/></w:rPr></w:pPr><w:r><w:rPr><w:rFonts w:ascii="Times New Roman" w:hAnsi="Times New Roman" w:eastAsia="SimSun"/><w:sz w:val="26"/><w:szCs w:val="26"/><w:lang w:eastAsia="zh-CN" w:bidi="ar"/></w:rPr><w:t>Chỉ sử dụng địa điểm của Bên A cho mục đích tổ chức hội nghị, hội thảo, đào tạo hoặc các hoạt động hợp pháp phù hợp với chức năng, ngành nghề và giấy phép hoạt động của Bên B. Bên B không được sử dụng địa điểm để thực hiện các hoạt động trái pháp luật, bao gồm nhưng không giới hạn việc tuyên truyền chống Nhà nước Cộng hòa Xã hội Chủ nghĩa Việt Nam, kích động bạo lực, gây rối trật tự công cộng, truyền bá mê tín dị đoan, nội dung vi phạm thuần phong mỹ tục hoặc các hành vi bị pháp luật cấm. Bên B hoàn toàn chịu trách nhiệm trước pháp luật đối với các nội dung và hoạt động do mình tổ chức.</w:t></w:r></w:p><w:p><w:pPr><w:pStyle w:val="13"/><w:numPr><w:ilvl w:val="0"/><w:numId w:val="7"/></w:numPr><w:shd w:val="clear" w:color="auto" w:fill="FFFFFF" w:themeFill="background1"/><w:spacing w:after="0" w:line="360" w:lineRule="auto"/><w:contextualSpacing/><w:jc w:val="both"/><w:rPr><w:rFonts w:ascii="Times New Roman" w:hAnsi="Times New Roman" w:eastAsia="SimSun"/><w:sz w:val="26"/><w:szCs w:val="26"/><w:lang w:eastAsia="zh-CN" w:bidi="ar"/></w:rPr></w:pPr><w:r><w:rPr><w:rFonts w:ascii="Times New Roman" w:hAnsi="Times New Roman" w:eastAsia="SimSun"/><w:sz w:val="26"/><w:szCs w:val="26"/><w:lang w:eastAsia="zh-CN" w:bidi="ar"/></w:rPr><w:t>Đảm bảo an ninh nội bộ, trật tự và hành vi ứng xử của khách mời, nhân sự tham gia chương trình; không để xảy ra các hành vi gây ảnh hưởng đến hoạt động kinh doanh, uy tín hoặc tài sản của Bên A.</w:t></w:r></w:p><w:p><w:pPr><w:pStyle w:val="13"/><w:numPr><w:ilvl w:val="0"/><w:numId w:val="7"/></w:numPr><w:shd w:val="clear" w:color="auto" w:fill="FFFFFF" w:themeFill="background1"/><w:spacing w:after="0" w:line="360" w:lineRule="auto"/><w:contextualSpacing/><w:jc w:val="both"/><w:rPr><w:rFonts w:ascii="Times New Roman" w:hAnsi="Times New Roman" w:eastAsia="SimSun"/><w:sz w:val="26"/><w:szCs w:val="26"/><w:lang w:eastAsia="zh-CN" w:bidi="ar"/></w:rPr></w:pPr><w:r><w:rPr><w:rFonts w:ascii="Times New Roman" w:hAnsi="Times New Roman" w:eastAsia="SimSun"/><w:sz w:val="26"/><w:szCs w:val="26"/><w:lang w:eastAsia="zh-CN" w:bidi="ar"/></w:rPr><w:t>Trường hợp chương trình có sự tham dự của lãnh đạo cấp cao, khách VIP, khách nước ngoài, đoàn khách đặc biệt hoặc có yêu cầu riêng về công tác an ninh, bảo vệ, đón tiếp, phân luồng giao thông hoặc kiểm soát ra vào, Bên B có trách nhiệm thông báo cho Bên A tối thiểu 03 (ba) ngày trước ngày tổ chức để hai Bên phối hợp triển khai.</w:t></w:r></w:p><w:p><w:pPr><w:pStyle w:val="13"/><w:numPr><w:ilvl w:val="0"/><w:numId w:val="7"/></w:numPr><w:shd w:val="clear" w:color="auto" w:fill="FFFFFF" w:themeFill="background1"/><w:spacing w:after="0" w:line="360" w:lineRule="auto"/><w:contextualSpacing/><w:jc w:val="both"/><w:rPr><w:rFonts w:ascii="Times New Roman" w:hAnsi="Times New Roman" w:eastAsia="SimSun"/><w:sz w:val="26"/><w:szCs w:val="26"/><w:lang w:eastAsia="zh-CN" w:bidi="ar"/></w:rPr></w:pPr><w:r><w:rPr><w:rFonts w:ascii="Times New Roman" w:hAnsi="Times New Roman" w:eastAsia="SimSun"/><w:sz w:val="26"/><w:szCs w:val="26"/><w:lang w:eastAsia="zh-CN" w:bidi="ar"/></w:rPr><w:t>Trường hợp Bên B có yêu cầu bố trí thêm nhân sự bảo vệ, an ninh, lễ tân, hướng dẫn khách hoặc các dịch vụ hỗ trợ khác ngoài phạm vi dịch vụ tiêu chuẩn của Bên A thì các chi phí phát sinh sẽ do Bên B thanh toán theo báo giá được hai Bên thống nhất.</w:t></w:r></w:p><w:p><w:pPr><w:pStyle w:val="13"/><w:numPr><w:ilvl w:val="0"/><w:numId w:val="7"/></w:numPr><w:shd w:val="clear" w:color="auto" w:fill="FFFFFF" w:themeFill="background1"/><w:spacing w:after="0" w:line="360" w:lineRule="auto"/><w:contextualSpacing/><w:jc w:val="both"/><w:rPr><w:rFonts w:ascii="Times New Roman" w:hAnsi="Times New Roman" w:eastAsia="SimSun"/><w:sz w:val="26"/><w:szCs w:val="26"/><w:lang w:eastAsia="zh-CN" w:bidi="ar"/></w:rPr></w:pPr><w:r><w:rPr><w:rFonts w:ascii="Times New Roman" w:hAnsi="Times New Roman" w:eastAsia="SimSun"/><w:sz w:val="26"/><w:szCs w:val="26"/><w:lang w:eastAsia="zh-CN" w:bidi="ar"/></w:rPr><w:t>Chịu trách nhiệm quản lý và giám sát các nhà cung cấp, nhà thầu hoặc đơn vị dịch vụ do Bên B thuê, bao gồm nhưng không giới hạn ở các đơn vị trang trí, backdrop, âm thanh, ánh sáng, sân khấu, kỹ thuật, quay phim, chụp ảnh và các đơn vị hỗ trợ khác.</w:t></w:r></w:p><w:p><w:pPr><w:pStyle w:val="13"/><w:numPr><w:ilvl w:val="0"/><w:numId w:val="7"/></w:numPr><w:shd w:val="clear" w:color="auto" w:fill="FFFFFF" w:themeFill="background1"/><w:spacing w:after="0" w:line="360" w:lineRule="auto"/><w:contextualSpacing/><w:jc w:val="both"/><w:rPr><w:rFonts w:ascii="Times New Roman" w:hAnsi="Times New Roman" w:eastAsia="SimSun"/><w:sz w:val="26"/><w:szCs w:val="26"/><w:lang w:eastAsia="zh-CN" w:bidi="ar"/></w:rPr></w:pPr><w:r><w:rPr><w:rFonts w:ascii="Times New Roman" w:hAnsi="Times New Roman" w:eastAsia="SimSun"/><w:sz w:val="26"/><w:szCs w:val="26"/><w:lang w:eastAsia="zh-CN" w:bidi="ar"/></w:rPr><w:t>Cử người đại diện có thẩm quyền làm đầu mối phối hợp với Bên A trong suốt quá trình tổ chức chương trình và ký xác nhận các dịch vụ phát sinh (nếu có), Biên bản xác nhận dịch vụ, Biên bản nghiệm thu và các hồ sơ liên quan.</w:t></w:r></w:p><w:p><w:pPr><w:pStyle w:val="13"/><w:numPr><w:ilvl w:val="0"/><w:numId w:val="7"/></w:numPr><w:shd w:val="clear" w:color="auto" w:fill="FFFFFF" w:themeFill="background1"/><w:spacing w:after="0" w:line="360" w:lineRule="auto"/><w:contextualSpacing/><w:jc w:val="both"/><w:rPr><w:rFonts w:ascii="Times New Roman" w:hAnsi="Times New Roman" w:eastAsia="SimSun"/><w:sz w:val="26"/><w:szCs w:val="26"/><w:lang w:eastAsia="zh-CN" w:bidi="ar"/></w:rPr></w:pPr><w:r><w:rPr><w:rFonts w:ascii="Times New Roman" w:hAnsi="Times New Roman" w:eastAsia="SimSun"/><w:sz w:val="26"/><w:szCs w:val="26"/><w:lang w:eastAsia="zh-CN" w:bidi="ar"/></w:rPr><w:t>Có trách nhiệm ký Biên bản xác nhận dịch vụ ngay sau khi kết thúc chương trình và ký Biên bản nghiệm thu trong vòng 03 (ba) ngày làm việc kể từ ngày nhận được Biên bản nghiệm thu do Bên A gửi.</w:t></w:r></w:p><w:p><w:pPr><w:pStyle w:val="13"/><w:numPr><w:ilvl w:val="0"/><w:numId w:val="7"/></w:numPr><w:shd w:val="clear" w:color="auto" w:fill="FFFFFF" w:themeFill="background1"/><w:spacing w:after="0" w:line="360" w:lineRule="auto"/><w:contextualSpacing/><w:jc w:val="both"/><w:rPr><w:rFonts w:ascii="Times New Roman" w:hAnsi="Times New Roman" w:eastAsia="SimSun"/><w:sz w:val="26"/><w:szCs w:val="26"/><w:lang w:eastAsia="zh-CN" w:bidi="ar"/></w:rPr></w:pPr><w:r><w:rPr><w:rFonts w:ascii="Times New Roman" w:hAnsi="Times New Roman" w:eastAsia="SimSun"/><w:sz w:val="26"/><w:szCs w:val="26"/><w:lang w:eastAsia="zh-CN" w:bidi="ar"/></w:rPr><w:t>Không được tự ý khoan, đục, đóng đinh, bắt vít, dán keo công nghiệp hoặc thực hiện bất kỳ hành vi nào làm ảnh hưởng đến kết cấu, trang thiết bị hoặc tài sản của Bên A. Trường hợp Bên B hoặc các đơn vị do Bên B thuê gây hư hỏng tài sản của Bên A thì Bên B có trách nhiệm bồi thường toàn bộ thiệt hại thực tế phát sinh, bao gồm chi phí sửa chữa, thay thế hoặc khôi phục hiện trạng.</w:t></w:r></w:p><w:p><w:pPr><w:pStyle w:val="13"/><w:numPr><w:ilvl w:val="0"/><w:numId w:val="7"/></w:numPr><w:shd w:val="clear" w:color="auto" w:fill="FFFFFF" w:themeFill="background1"/><w:spacing w:after="0" w:line="360" w:lineRule="auto"/><w:contextualSpacing/><w:jc w:val="both"/><w:rPr><w:rFonts w:ascii="Times New Roman" w:hAnsi="Times New Roman" w:eastAsia="SimSun"/><w:sz w:val="26"/><w:szCs w:val="26"/><w:lang w:eastAsia="zh-CN" w:bidi="ar"/></w:rPr></w:pPr><w:r><w:rPr><w:rFonts w:ascii="Times New Roman" w:hAnsi="Times New Roman" w:eastAsia="SimSun"/><w:sz w:val="26"/><w:szCs w:val="26"/><w:lang w:eastAsia="zh-CN" w:bidi="ar"/></w:rPr><w:t>Trong vòng 03 (ba) ngày làm việc kể từ ngày nhận Biên bản nghiệm thu và quyết toán do Bên A gửi, Bên B có trách nhiệm ký xác nhận hoặc phản hồi bằng văn bản. Quá thời hạn nêu trên mà Bên B không có ý kiến thì được xem như Bên B đã chấp thuận toàn bộ nội dung nghiệm thu và quyết toán do Bên A lập.</w:t></w:r></w:p><w:p><w:pPr><w:pStyle w:val="13"/><w:numPr><w:ilvl w:val="0"/><w:numId w:val="7"/></w:numPr><w:shd w:val="clear" w:color="auto" w:fill="FFFFFF" w:themeFill="background1"/><w:spacing w:after="0" w:line="360" w:lineRule="auto"/><w:contextualSpacing/><w:jc w:val="both"/><w:rPr><w:rFonts w:ascii="Times New Roman" w:hAnsi="Times New Roman" w:eastAsia="SimSun"/><w:sz w:val="26"/><w:szCs w:val="26"/><w:lang w:eastAsia="zh-CN" w:bidi="ar"/></w:rPr></w:pPr><w:r><w:rPr><w:rFonts w:ascii="Times New Roman" w:hAnsi="Times New Roman" w:eastAsia="SimSun"/><w:sz w:val="26"/><w:szCs w:val="26"/><w:lang w:eastAsia="zh-CN" w:bidi="ar"/></w:rPr><w:t>Thanh toán đầy đủ và đúng thời hạn các khoản tiền theo quy định của Hợp đồng.</w:t></w:r></w:p><w:p><w:pPr><w:pStyle w:val="13"/><w:shd w:val="clear" w:color="auto" w:fill="FFFFFF" w:themeFill="background1"/><w:spacing w:after="0" w:line="360" w:lineRule="auto"/><w:ind w:left="0"/><w:contextualSpacing/><w:jc w:val="both"/><w:rPr><w:rFonts w:ascii="Times New Roman" w:hAnsi="Times New Roman" w:eastAsia="SimSun"/><w:sz w:val="26"/><w:szCs w:val="26"/><w:lang w:eastAsia="zh-CN" w:bidi="ar"/></w:rPr></w:pPr></w:p><w:p><w:pPr><w:shd w:val="clear" w:color="auto" w:fill="FFFFFF" w:themeFill="background1"/><w:spacing w:line="360" w:lineRule="auto"/><w:ind w:left="320" w:leftChars="100"/><w:jc w:val="both"/><w:rPr><w:rFonts w:ascii="Times New Roman" w:hAnsi="Times New Roman" w:eastAsia="SimSun"/><w:b/><w:bCs/><w:sz w:val="26"/><w:szCs w:val="26"/><w:lang w:eastAsia="zh-CN" w:bidi="ar"/></w:rPr></w:pPr><w:r><w:rPr><w:rFonts w:ascii="Times New Roman" w:hAnsi="Times New Roman" w:eastAsia="SimSun"/><w:b/><w:bCs/><w:sz w:val="26"/><w:szCs w:val="26"/><w:u w:val="single"/><w:lang w:eastAsia="zh-CN" w:bidi="ar"/></w:rPr><w:t>ĐIỀU 03:</w:t></w:r><w:r><w:rPr><w:rFonts w:ascii="Times New Roman" w:hAnsi="Times New Roman" w:eastAsia="SimSun"/><w:b/><w:bCs/><w:sz w:val="26"/><w:szCs w:val="26"/><w:lang w:eastAsia="zh-CN" w:bidi="ar"/></w:rPr><w:t xml:space="preserve"> </w:t></w:r><w:r><w:rPr><w:rFonts w:ascii="Times New Roman" w:hAnsi="Times New Roman"/><w:b/><w:bCs/><w:sz w:val="26"/><w:szCs w:val="26"/><w:lang w:val="pt-BR"/></w:rPr><w:t>ĐIỀU KHOẢN THAY ĐỔI, HỦY BỎ HOẶC BỔ SUNG HỢP ĐỒNG</w:t></w:r></w:p><w:p><w:pPr><w:pStyle w:val="4"/><w:keepNext/><w:shd w:val="clear" w:color="auto" w:fill="FFFFFF" w:themeFill="background1"/><w:tabs><w:tab w:val="left" w:pos="993"/></w:tabs><w:suppressAutoHyphens/><w:spacing w:before="0" w:after="0" w:line="360" w:lineRule="auto"/><w:ind w:left="568"/><w:jc w:val="both"/><w:rPr><w:rFonts w:ascii="Times New Roman" w:hAnsi="Times New Roman"/></w:rPr></w:pPr><w:r><w:rPr><w:rFonts w:ascii="Times New Roman" w:hAnsi="Times New Roman"/></w:rPr><w:t xml:space="preserve">3.1 </w:t></w:r><w:r><w:rPr><w:rFonts w:ascii="Times New Roman" w:hAnsi="Times New Roman"/><w:lang w:val="vi-VN"/></w:rPr><w:t>Thay đổi ngày</w:t></w:r><w:r><w:rPr><w:rFonts w:ascii="Times New Roman" w:hAnsi="Times New Roman"/></w:rPr><w:t xml:space="preserve"> </w:t></w:r><w:r><w:rPr><w:rFonts w:ascii="Times New Roman" w:hAnsi="Times New Roman"/><w:lang w:val="vi-VN"/></w:rPr><w:t xml:space="preserve">hoặc huỷ bỏ </w:t></w:r><w:r><w:rPr><w:rFonts w:ascii="Times New Roman" w:hAnsi="Times New Roman"/></w:rPr><w:t>ngày tổ chức.</w:t></w:r></w:p><w:p><w:pPr><w:pStyle w:val="13"/><w:numPr><w:ilvl w:val="0"/><w:numId w:val="7"/></w:numPr><w:shd w:val="clear" w:color="auto" w:fill="FFFFFF" w:themeFill="background1"/><w:spacing w:after="0" w:line="360" w:lineRule="auto"/><w:contextualSpacing/><w:jc w:val="both"/><w:rPr><w:rFonts w:ascii="Times New Roman" w:hAnsi="Times New Roman" w:eastAsia="SimSun"/><w:sz w:val="26"/><w:szCs w:val="26"/><w:lang w:eastAsia="zh-CN" w:bidi="ar"/></w:rPr></w:pPr><w:r><w:rPr><w:rFonts w:ascii="Times New Roman" w:hAnsi="Times New Roman"/><w:sz w:val="26"/><w:szCs w:val="26"/></w:rPr><w:t>Trường hợp Bên B có nhu cầu thay đổi ngày tổ chức trước 30 (ba mươi) ngày so với ngày diễn ra sự kiện, Bên A sẽ nỗ lực hỗ trợ sắp xếp theo khả năng thực tế. Bên B có trách nhiệm thanh toán các khoản chi phí mà Bên A đã thực hiện hoặc không thể thu hồi từ các nhà cung cấp</w:t></w:r></w:p><w:p><w:pPr><w:pStyle w:val="13"/><w:numPr><w:ilvl w:val="1"/><w:numId w:val="8"/></w:numPr><w:shd w:val="clear" w:color="auto" w:fill="FFFFFF" w:themeFill="background1"/><w:spacing w:line="360" w:lineRule="auto"/><w:contextualSpacing/><w:jc w:val="both"/><w:rPr><w:rFonts w:ascii="Times New Roman" w:hAnsi="Times New Roman" w:eastAsia="SimSun"/><w:b/><w:bCs/><w:i/><w:iCs/><w:sz w:val="26"/><w:szCs w:val="26"/><w:lang w:eastAsia="zh-CN" w:bidi="ar"/></w:rPr></w:pPr><w:r><w:rPr><w:rFonts w:ascii="Times New Roman" w:hAnsi="Times New Roman"/><w:b/><w:bCs/><w:i/><w:iCs/><w:sz w:val="26"/><w:szCs w:val="26"/></w:rPr><w:t xml:space="preserve"> Trường hợp giảm hoặc hủy dịch vụ do Bên B</w:t></w:r></w:p><w:p><w:pPr><w:pStyle w:val="13"/><w:numPr><w:ilvl w:val="0"/><w:numId w:val="7"/></w:numPr><w:shd w:val="clear" w:color="auto" w:fill="FFFFFF" w:themeFill="background1"/><w:spacing w:line="360" w:lineRule="auto"/><w:contextualSpacing/><w:jc w:val="both"/><w:rPr><w:rFonts w:ascii="Times New Roman" w:hAnsi="Times New Roman"/><w:sz w:val="26"/><w:szCs w:val="26"/></w:rPr></w:pPr><w:r><w:rPr><w:rFonts w:ascii="Times New Roman" w:hAnsi="Times New Roman"/><w:sz w:val="26"/><w:szCs w:val="26"/></w:rPr><w:t>Trước ngày diễn ra sự kiện, nếu vì bất cứ lý do nào Bên B không sử dụng một phần hoặc toàn bộ dịch vụ theo Hợp đồng thì Bên B phải thông báo ngay cho Bên A bằng văn bản và phải chịu các khoản chi phí hủy như sau:</w:t></w:r></w:p><w:p><w:pPr><w:pStyle w:val="13"/><w:numPr><w:ilvl w:val="0"/><w:numId w:val="9"/></w:numPr><w:shd w:val="clear" w:color="auto" w:fill="FFFFFF" w:themeFill="background1"/><w:spacing w:line="360" w:lineRule="auto"/><w:contextualSpacing/><w:jc w:val="both"/><w:rPr><w:rFonts w:ascii="Times New Roman" w:hAnsi="Times New Roman" w:eastAsia="SimSun"/><w:sz w:val="26"/><w:szCs w:val="26"/><w:lang w:eastAsia="zh-CN" w:bidi="ar"/></w:rPr></w:pPr><w:r><w:rPr><w:rFonts w:ascii="Times New Roman" w:hAnsi="Times New Roman" w:eastAsia="SimSun"/><w:sz w:val="26"/><w:szCs w:val="26"/><w:lang w:eastAsia="zh-CN" w:bidi="ar"/></w:rPr><w:t>Hủy trong vòng 30 ngày trước ngày tổ chức: Bên A được quyền giữ lại toàn bộ khoản tiền đặt cọc giữ chỗ và bảo đảm thực hiện Hợp đồng mà Bên B đã thanh toán.</w:t></w:r></w:p><w:p><w:pPr><w:pStyle w:val="13"/><w:numPr><w:ilvl w:val="0"/><w:numId w:val="9"/></w:numPr><w:shd w:val="clear" w:color="auto" w:fill="FFFFFF" w:themeFill="background1"/><w:spacing w:line="360" w:lineRule="auto"/><w:contextualSpacing/><w:jc w:val="both"/><w:rPr><w:rFonts w:ascii="Times New Roman" w:hAnsi="Times New Roman" w:eastAsia="SimSun"/><w:sz w:val="26"/><w:szCs w:val="26"/><w:lang w:eastAsia="zh-CN" w:bidi="ar"/></w:rPr></w:pPr><w:r><w:rPr><w:rFonts w:ascii="Times New Roman" w:hAnsi="Times New Roman" w:eastAsia="SimSun"/><w:sz w:val="26"/><w:szCs w:val="26"/><w:lang w:eastAsia="zh-CN" w:bidi="ar"/></w:rPr><w:t>Hủy trong vòng 20 ngày trước ngày tổ chức: Bên A được quyền giữ lại toàn bộ khoản tiền đặt cọc giữ chỗ và bảo đảm thực hiện Hợp đồng; đồng thời Bên B có trách nhiệm thanh toán thêm phần giá trị còn thiếu để tổng số tiền thanh toán cho Bên A tương đương 100% (một trăm phần trăm) giá trị Hợp đồng và các dịch vụ phát sinh đã được hai bên xác nhận (nếu có).</w:t></w:r></w:p><w:p><w:pPr><w:pStyle w:val="13"/><w:numPr><w:ilvl w:val="0"/><w:numId w:val="7"/></w:numPr><w:shd w:val="clear" w:color="auto" w:fill="FFFFFF" w:themeFill="background1"/><w:spacing w:line="360" w:lineRule="auto"/><w:contextualSpacing/><w:jc w:val="both"/><w:rPr><w:rFonts w:ascii="Times New Roman" w:hAnsi="Times New Roman" w:eastAsia="SimSun"/><w:sz w:val="26"/><w:szCs w:val="26"/><w:lang w:eastAsia="zh-CN" w:bidi="ar"/></w:rPr></w:pPr><w:r><w:rPr><w:rFonts w:ascii="Times New Roman" w:hAnsi="Times New Roman" w:eastAsia="SimSun"/><w:sz w:val="26"/><w:szCs w:val="26"/><w:lang w:eastAsia="zh-CN" w:bidi="ar"/></w:rPr><w:t>Việc Bên B không sử dụng dịch vụ hoặc không tổ chức sự kiện theo kế hoạch không làm phát sinh quyền yêu cầu hoàn trả các khoản tiền nêu trên.</w:t></w:r></w:p><w:p><w:pPr><w:pStyle w:val="13"/><w:numPr><w:ilvl w:val="1"/><w:numId w:val="8"/></w:numPr><w:shd w:val="clear" w:color="auto" w:fill="FFFFFF" w:themeFill="background1"/><w:spacing w:line="360" w:lineRule="auto"/><w:contextualSpacing/><w:jc w:val="both"/><w:rPr><w:rFonts w:ascii="Times New Roman" w:hAnsi="Times New Roman" w:eastAsia="SimSun"/><w:b/><w:bCs/><w:i/><w:iCs/><w:sz w:val="26"/><w:szCs w:val="26"/><w:lang w:eastAsia="zh-CN" w:bidi="ar"/></w:rPr></w:pPr><w:r><w:rPr><w:rFonts w:ascii="Times New Roman" w:hAnsi="Times New Roman"/><w:b/><w:bCs/><w:i/><w:iCs/><w:sz w:val="26"/><w:szCs w:val="26"/></w:rPr><w:t>Trường hợp giảm hoặc hủy dịch vụ do Bên A</w:t></w:r></w:p><w:p><w:pPr><w:pStyle w:val="13"/><w:numPr><w:ilvl w:val="0"/><w:numId w:val="7"/></w:numPr><w:shd w:val="clear" w:color="auto" w:fill="FFFFFF" w:themeFill="background1"/><w:spacing w:line="360" w:lineRule="auto"/><w:contextualSpacing/><w:jc w:val="both"/><w:rPr><w:rFonts w:ascii="Times New Roman" w:hAnsi="Times New Roman" w:eastAsia="SimSun"/><w:sz w:val="26"/><w:szCs w:val="26"/><w:lang w:eastAsia="zh-CN" w:bidi="ar"/></w:rPr></w:pPr><w:r><w:rPr><w:rFonts w:ascii="Times New Roman" w:hAnsi="Times New Roman" w:eastAsia="SimSun"/><w:sz w:val="26"/><w:szCs w:val="26"/><w:lang w:eastAsia="zh-CN" w:bidi="ar"/></w:rPr><w:t>Trường hợp địa điểm tổ chức sự kiện phải ưu tiên phục vụ nhiệm vụ quốc phòng, an ninh hoặc theo yêu cầu của cơ quan nhà nước có thẩm quyền, đơn vị chủ quản địa điểm dẫn đến việc Bên A không thể tiếp tục cung cấp dịch vụ theo Hợp đồng, Bên A phải thông báo bằng văn bản cho Bên B ngay khi nhận được thông tin chính thức.</w:t></w:r></w:p><w:p><w:pPr><w:pStyle w:val="13"/><w:numPr><w:ilvl w:val="0"/><w:numId w:val="7"/></w:numPr><w:shd w:val="clear" w:color="auto" w:fill="FFFFFF" w:themeFill="background1"/><w:spacing w:line="360" w:lineRule="auto"/><w:contextualSpacing/><w:jc w:val="both"/><w:rPr><w:rFonts w:ascii="Times New Roman" w:hAnsi="Times New Roman" w:eastAsia="SimSun"/><w:sz w:val="26"/><w:szCs w:val="26"/><w:lang w:eastAsia="zh-CN" w:bidi="ar"/></w:rPr></w:pPr><w:r><w:rPr><w:rFonts w:ascii="Times New Roman" w:hAnsi="Times New Roman" w:eastAsia="SimSun"/><w:sz w:val="26"/><w:szCs w:val="26"/><w:lang w:eastAsia="zh-CN" w:bidi="ar"/></w:rPr><w:t>Trong trường hợp này, Bên A có trách nhiệm hoàn trả cho Bên B 100% khoản tiền đặt cọc giữ chỗ và bảo đảm thực hiện Hợp đồng trong vòng 15 (mười lăm) ngày kể từ ngày thông báo hủy bỏ.</w:t></w:r></w:p><w:p><w:pPr><w:pStyle w:val="13"/><w:numPr><w:ilvl w:val="0"/><w:numId w:val="7"/></w:numPr><w:shd w:val="clear" w:color="auto" w:fill="FFFFFF" w:themeFill="background1"/><w:spacing w:line="360" w:lineRule="auto"/><w:contextualSpacing/><w:jc w:val="both"/><w:rPr><w:rFonts w:ascii="Times New Roman" w:hAnsi="Times New Roman" w:eastAsia="SimSun"/><w:sz w:val="26"/><w:szCs w:val="26"/><w:lang w:eastAsia="zh-CN" w:bidi="ar"/></w:rPr></w:pPr><w:r><w:rPr><w:rFonts w:ascii="Times New Roman" w:hAnsi="Times New Roman" w:eastAsia="SimSun"/><w:sz w:val="26"/><w:szCs w:val="26"/><w:lang w:eastAsia="zh-CN" w:bidi="ar"/></w:rPr><w:t>Bên A tự chịu trách nhiệm đối với toàn bộ các khoản chi phí mà Bên A đã thực hiện hoặc đã đặt trước với các nhà cung cấp phục vụ cho sự kiện của Bên B, bao gồm nhưng không giới hạn ở các chi phí âm thanh, ánh sáng, màn hình Led, trang trí, nhân sự, thiết bị và các dịch vụ liên quan khác.</w:t></w:r></w:p><w:p><w:pPr><w:pStyle w:val="13"/><w:numPr><w:ilvl w:val="0"/><w:numId w:val="7"/></w:numPr><w:shd w:val="clear" w:color="auto" w:fill="FFFFFF" w:themeFill="background1"/><w:spacing w:line="360" w:lineRule="auto"/><w:contextualSpacing/><w:jc w:val="both"/><w:rPr><w:rFonts w:ascii="Times New Roman" w:hAnsi="Times New Roman" w:eastAsia="SimSun"/><w:sz w:val="26"/><w:szCs w:val="26"/><w:lang w:eastAsia="zh-CN" w:bidi="ar"/></w:rPr></w:pPr><w:r><w:rPr><w:rFonts w:ascii="Times New Roman" w:hAnsi="Times New Roman" w:eastAsia="SimSun"/><w:sz w:val="26"/><w:szCs w:val="26"/><w:lang w:eastAsia="zh-CN" w:bidi="ar"/></w:rPr><w:t>Trường hợp việc hủy bỏ chương trình do nguyên nhân nêu trên gây thiệt hại thực tế, trực tiếp và có chứng từ chứng minh hợp lệ cho Bên B thì Bên A có trách nhiệm xem xét bồi hoàn. Tổng mức bồi hoàn tối đa không lớn hơn 100% giá trị bị hủy bỏ.</w:t></w:r></w:p><w:p><w:pPr><w:pStyle w:val="13"/><w:numPr><w:ilvl w:val="0"/><w:numId w:val="7"/></w:numPr><w:shd w:val="clear" w:color="auto" w:fill="FFFFFF" w:themeFill="background1"/><w:spacing w:line="360" w:lineRule="auto"/><w:contextualSpacing/><w:jc w:val="both"/><w:rPr><w:rFonts w:ascii="Times New Roman" w:hAnsi="Times New Roman" w:eastAsia="SimSun"/><w:sz w:val="26"/><w:szCs w:val="26"/><w:lang w:eastAsia="zh-CN" w:bidi="ar"/></w:rPr></w:pPr><w:r><w:rPr><w:rFonts w:ascii="Times New Roman" w:hAnsi="Times New Roman" w:eastAsia="SimSun"/><w:sz w:val="26"/><w:szCs w:val="26"/><w:lang w:eastAsia="zh-CN" w:bidi="ar"/></w:rPr><w:t>Các bên thống nhất rằng Bên A không chịu trách nhiệm đối với các khoản thiệt hại gián tiếp, thiệt hại về lợi nhuận dự kiến, cơ hội kinh doanh, chi phí quảng cáo, chi phí truyền thông hoặc các thiệt hại phát sinh khác ngoài phạm vi nêu trên.</w:t></w:r></w:p><w:p><w:pPr><w:pStyle w:val="13"/><w:numPr><w:ilvl w:val="1"/><w:numId w:val="8"/></w:numPr><w:shd w:val="clear" w:color="auto" w:fill="FFFFFF" w:themeFill="background1"/><w:spacing w:line="360" w:lineRule="auto"/><w:contextualSpacing/><w:jc w:val="both"/><w:rPr><w:rFonts w:ascii="Times New Roman" w:hAnsi="Times New Roman" w:eastAsia="SimSun"/><w:b/><w:bCs/><w:i/><w:iCs/><w:sz w:val="26"/><w:szCs w:val="26"/><w:lang w:eastAsia="zh-CN" w:bidi="ar"/></w:rPr></w:pPr><w:r><w:rPr><w:rFonts w:ascii="Times New Roman" w:hAnsi="Times New Roman" w:eastAsia="SimSun"/><w:b/><w:bCs/><w:i/><w:iCs/><w:sz w:val="26"/><w:szCs w:val="26"/><w:lang w:eastAsia="zh-CN" w:bidi="ar"/></w:rPr><w:t>Bất khả kháng</w:t></w:r></w:p><w:p><w:pPr><w:pStyle w:val="13"/><w:numPr><w:ilvl w:val="0"/><w:numId w:val="7"/></w:numPr><w:shd w:val="clear" w:color="auto" w:fill="FFFFFF" w:themeFill="background1"/><w:spacing w:after="0" w:line="360" w:lineRule="auto"/><w:contextualSpacing/><w:jc w:val="both"/><w:rPr><w:rFonts w:ascii="Times New Roman" w:hAnsi="Times New Roman"/><w:sz w:val="26"/><w:szCs w:val="26"/></w:rPr></w:pPr><w:r><w:rPr><w:rFonts w:ascii="Times New Roman" w:hAnsi="Times New Roman"/><w:sz w:val="26"/><w:szCs w:val="26"/><w:lang w:eastAsia="zh-CN"/></w:rPr><w:t xml:space="preserve">Sự kiện bất khả kháng là sự kiện xảy ra một cách khách quan sau thời điểm ký kết hợp đồng này mà mỗi bên hoặc các bên trong Hợp đồng này không thể lường trước được và không thể khắc phục được để thực hiện các nghĩa vụ của mình theo hợp đồng này, mặc dù đã áp dụng mọi biện pháp cần thiết và khả năng cho phép. Sự kiện bất khả kháng bao gồm nhưng không giới hạn như: các thiên tai như lũ lụt, hỏa hoạn, bão, động đất, sóng thần, chiến tranh, bạo loạn, đảo chính, cấm vận, sự thay đổi chính sách pháp luật của Nhà nước,… và các sự kiện khác nếu đáp ứng nội hàm, tính chất của Sự kiện bất khả kháng. </w:t></w:r></w:p><w:p><w:pPr><w:pStyle w:val="13"/><w:numPr><w:ilvl w:val="0"/><w:numId w:val="7"/></w:numPr><w:shd w:val="clear" w:color="auto" w:fill="FFFFFF" w:themeFill="background1"/><w:spacing w:after="0" w:line="360" w:lineRule="auto"/><w:contextualSpacing/><w:jc w:val="both"/><w:rPr><w:rFonts w:ascii="Times New Roman" w:hAnsi="Times New Roman"/><w:sz w:val="26"/><w:szCs w:val="26"/></w:rPr></w:pPr><w:r><w:rPr><w:rFonts w:ascii="Times New Roman" w:hAnsi="Times New Roman"/><w:sz w:val="26"/><w:szCs w:val="26"/><w:lang w:eastAsia="zh-CN"/></w:rPr><w:t xml:space="preserve">Khi xảy ra sự kiện bất khả kháng, Bên bị tác động bởi sự kiện bất khả kháng phải thông báo bằng văn bản cho bên còn lại biết trong thời hạn 24 (hai mươi bốn) giờ kể từ thời điểm xảy ra Sự kiện bất khả kháng (kèm theo giấy tờ, tài liệu chứng minh về sự kiện bất khả kháng) và thông báo tương tự trong vòng 12 (mười hai) giờ kể từ khi sự kiện bất khả kháng kết thúc. </w:t></w:r></w:p><w:p><w:pPr><w:pStyle w:val="13"/><w:numPr><w:ilvl w:val="0"/><w:numId w:val="7"/></w:numPr><w:shd w:val="clear" w:color="auto" w:fill="FFFFFF" w:themeFill="background1"/><w:spacing w:after="0" w:line="360" w:lineRule="auto"/><w:contextualSpacing/><w:jc w:val="both"/><w:rPr><w:rFonts w:ascii="Times New Roman" w:hAnsi="Times New Roman"/><w:sz w:val="26"/><w:szCs w:val="26"/></w:rPr></w:pPr><w:r><w:rPr><w:rFonts w:ascii="Times New Roman" w:hAnsi="Times New Roman"/><w:sz w:val="26"/><w:szCs w:val="26"/><w:lang w:eastAsia="zh-CN"/></w:rPr><w:t xml:space="preserve">Bên không hoàn thành nhiệm vụ của mình do trường hợp bất khả kháng sẽ không bị phạt hay bồi thường thiệt hại; trừ trường hợp không tuân thủ các quy định tại hợp đồng về việc thông báo trường hợp Bất khả kháng và/hoặc các quy định khác của pháp luật có liên quan. Mọi thiệt hại do sự kiện bất khả kháng gây ra cho tài sản của Bên nào thì Bên đó chịu trách nhiệm. </w:t></w:r></w:p><w:p><w:pPr><w:pStyle w:val="13"/><w:numPr><w:ilvl w:val="0"/><w:numId w:val="7"/></w:numPr><w:shd w:val="clear" w:color="auto" w:fill="FFFFFF" w:themeFill="background1"/><w:spacing w:after="0" w:line="360" w:lineRule="auto"/><w:contextualSpacing/><w:jc w:val="both"/><w:rPr><w:rFonts w:ascii="Times New Roman" w:hAnsi="Times New Roman"/><w:sz w:val="26"/><w:szCs w:val="26"/></w:rPr></w:pPr><w:r><w:rPr><w:rFonts w:ascii="Times New Roman" w:hAnsi="Times New Roman"/><w:sz w:val="26"/><w:szCs w:val="26"/><w:lang w:eastAsia="zh-CN"/></w:rPr><w:t xml:space="preserve">Trong vòng 48 (bốn mươi tám) giờ kể từ khi xảy ra sự kiện bất khả kháng các bên cùng thỏa thuận giải quyết trên tinh thần hợp tác cùng có lợi, hạn chế thiệt hại cho cả hai bên. </w:t></w:r></w:p><w:p><w:pPr><w:pStyle w:val="13"/><w:numPr><w:ilvl w:val="0"/><w:numId w:val="7"/></w:numPr><w:shd w:val="clear" w:color="auto" w:fill="FFFFFF" w:themeFill="background1"/><w:spacing w:after="0" w:line="360" w:lineRule="auto"/><w:contextualSpacing/><w:jc w:val="both"/><w:rPr><w:rFonts w:ascii="Times New Roman" w:hAnsi="Times New Roman"/><w:sz w:val="26"/><w:szCs w:val="26"/><w:lang w:eastAsia="zh-CN"/></w:rPr></w:pPr><w:r><w:rPr><w:rFonts w:ascii="Times New Roman" w:hAnsi="Times New Roman"/><w:sz w:val="26"/><w:szCs w:val="26"/><w:lang w:eastAsia="zh-CN"/></w:rPr><w:t>Trường hợp sự kiện bất khả kháng xảy ra dẫn đến không thể tổ chức sự kiện theo kế hoạch, các Bên sẽ thỏa thuận để dời ngày tổ chức sự kiện trong vòng 06 tháng kể từ thời điểm xảy ra sự kiện bất khả kháng. Nếu không thể thống nhất ngày tổ chức sự kiện mới trong vòng 06 tháng, một trong các Bên có quyền chấm dứt Hợp đồng bằng cách gửi thông báo bằng văn bản cho Bên còn lại, Bên A có nghĩa vụ hoàn trả lại tiền cọc cho Bên B sau khi trừ đi các chi phí hợp lý, thực tế (nếu có) mà Bên A đã chi trả để chuẩn bị cho sự kiện (kèm theo hóa đơn, chứng từ chứng minh).</w:t></w:r></w:p><w:p><w:pPr><w:pStyle w:val="13"/><w:numPr><w:ilvl w:val="1"/><w:numId w:val="8"/></w:numPr><w:shd w:val="clear" w:color="auto" w:fill="FFFFFF" w:themeFill="background1"/><w:spacing w:line="360" w:lineRule="auto"/><w:contextualSpacing/><w:jc w:val="both"/><w:rPr><w:rFonts w:ascii="Times New Roman" w:hAnsi="Times New Roman" w:eastAsia="SimSun"/><w:b/><w:bCs/><w:i/><w:iCs/><w:sz w:val="26"/><w:szCs w:val="26"/><w:lang w:eastAsia="zh-CN" w:bidi="ar"/></w:rPr></w:pPr><w:r><w:rPr><w:rFonts w:ascii="Times New Roman" w:hAnsi="Times New Roman" w:eastAsia="SimSun"/><w:b/><w:bCs/><w:i/><w:iCs/><w:sz w:val="26"/><w:szCs w:val="26"/><w:lang w:eastAsia="zh-CN" w:bidi="ar"/></w:rPr><w:t>Thay đổi, bổ sung dịch vụ</w:t></w:r></w:p><w:p><w:pPr><w:pStyle w:val="13"/><w:numPr><w:ilvl w:val="0"/><w:numId w:val="7"/></w:numPr><w:shd w:val="clear" w:color="auto" w:fill="FFFFFF" w:themeFill="background1"/><w:spacing w:after="0" w:line="360" w:lineRule="auto"/><w:contextualSpacing/><w:jc w:val="both"/><w:rPr><w:rFonts w:ascii="Times New Roman" w:hAnsi="Times New Roman"/><w:sz w:val="26"/><w:szCs w:val="26"/><w:lang w:eastAsia="zh-CN"/></w:rPr></w:pPr><w:r><w:rPr><w:rFonts w:ascii="Times New Roman" w:hAnsi="Times New Roman"/><w:sz w:val="26"/><w:szCs w:val="26"/><w:lang w:eastAsia="zh-CN"/></w:rPr><w:t>Trường hợp Bên B có nhu cầu thay đổi, bổ sung hoặc phát sinh dịch vụ so với nội dung đã được thống nhất trong Hợp đồng, Bên B có trách nhiệm thông báo cho Bên A trong thời gian sớm nhất để Bên A xem xét khả năng đáp ứng.</w:t></w:r></w:p><w:p><w:pPr><w:pStyle w:val="13"/><w:numPr><w:ilvl w:val="0"/><w:numId w:val="7"/></w:numPr><w:shd w:val="clear" w:color="auto" w:fill="FFFFFF" w:themeFill="background1"/><w:spacing w:after="0" w:line="360" w:lineRule="auto"/><w:contextualSpacing/><w:jc w:val="both"/><w:rPr><w:rFonts w:ascii="Times New Roman" w:hAnsi="Times New Roman"/><w:sz w:val="26"/><w:szCs w:val="26"/><w:lang w:eastAsia="zh-CN"/></w:rPr></w:pPr><w:r><w:rPr><w:rFonts w:ascii="Times New Roman" w:hAnsi="Times New Roman"/><w:sz w:val="26"/><w:szCs w:val="26"/><w:lang w:eastAsia="zh-CN"/></w:rPr><w:t>Bên A sẽ nỗ lực đáp ứng các yêu cầu thay đổi, bổ sung hoặc tăng số lượng khách tham dự của Bên B. Tuy nhiên, Bên A có quyền từ chối thực hiện trong trường hợp điều kiện cơ sở vật chất, nhân sự, nguồn cung ứng hoặc các nhà cung cấp liên quan không đáp ứng được yêu cầu của Bên B.</w:t></w:r></w:p><w:p><w:pPr><w:pStyle w:val="13"/><w:numPr><w:ilvl w:val="0"/><w:numId w:val="7"/></w:numPr><w:shd w:val="clear" w:color="auto" w:fill="FFFFFF" w:themeFill="background1"/><w:spacing w:after="0" w:line="360" w:lineRule="auto"/><w:contextualSpacing/><w:jc w:val="both"/><w:rPr><w:rFonts w:ascii="Times New Roman" w:hAnsi="Times New Roman"/><w:sz w:val="26"/><w:szCs w:val="26"/><w:lang w:eastAsia="zh-CN"/></w:rPr></w:pPr><w:r><w:rPr><w:rFonts w:ascii="Times New Roman" w:hAnsi="Times New Roman"/><w:sz w:val="26"/><w:szCs w:val="26"/><w:lang w:eastAsia="zh-CN"/></w:rPr><w:t>Đối với các dịch vụ phát sinh, Bên A có trách nhiệm thông báo cho Bên B về nội dung thực hiện và chi phí phát sinh tương ứng trước khi triển khai. Bên A chỉ thực hiện khi được Bên B hoặc người đại diện được Bên B chỉ định chấp thuận.</w:t></w:r><w:r><w:rPr><w:rFonts w:ascii="Times New Roman" w:hAnsi="Times New Roman"/></w:rPr><w:t xml:space="preserve"> </w:t></w:r><w:r><w:rPr><w:rFonts w:ascii="Times New Roman" w:hAnsi="Times New Roman"/><w:sz w:val="26"/><w:szCs w:val="26"/><w:lang w:eastAsia="zh-CN"/></w:rPr><w:t>Việc chấp thuận phát sinh có thể được thực hiện thông qua một trong các hình thức sau:</w:t></w:r></w:p><w:p><w:pPr><w:pStyle w:val="13"/><w:numPr><w:ilvl w:val="0"/><w:numId w:val="10"/></w:numPr><w:shd w:val="clear" w:color="auto" w:fill="FFFFFF" w:themeFill="background1"/><w:spacing w:after="0" w:line="360" w:lineRule="auto"/><w:contextualSpacing/><w:jc w:val="both"/><w:rPr><w:rFonts w:ascii="Times New Roman" w:hAnsi="Times New Roman"/><w:sz w:val="26"/><w:szCs w:val="26"/><w:lang w:eastAsia="zh-CN"/></w:rPr></w:pPr><w:r><w:rPr><w:rFonts w:ascii="Times New Roman" w:hAnsi="Times New Roman"/><w:sz w:val="26"/><w:szCs w:val="26"/><w:lang w:eastAsia="zh-CN"/></w:rPr><w:t>Phụ lục Hợp đồng;</w:t></w:r></w:p><w:p><w:pPr><w:pStyle w:val="13"/><w:numPr><w:ilvl w:val="0"/><w:numId w:val="10"/></w:numPr><w:shd w:val="clear" w:color="auto" w:fill="FFFFFF" w:themeFill="background1"/><w:spacing w:after="0" w:line="360" w:lineRule="auto"/><w:contextualSpacing/><w:jc w:val="both"/><w:rPr><w:rFonts w:ascii="Times New Roman" w:hAnsi="Times New Roman"/><w:sz w:val="26"/><w:szCs w:val="26"/><w:lang w:eastAsia="zh-CN"/></w:rPr></w:pPr><w:r><w:rPr><w:rFonts w:ascii="Times New Roman" w:hAnsi="Times New Roman"/><w:sz w:val="26"/><w:szCs w:val="26"/><w:lang w:eastAsia="zh-CN"/></w:rPr><w:t>Biên bản phát sinh;</w:t></w:r></w:p><w:p><w:pPr><w:pStyle w:val="13"/><w:numPr><w:ilvl w:val="0"/><w:numId w:val="10"/></w:numPr><w:shd w:val="clear" w:color="auto" w:fill="FFFFFF" w:themeFill="background1"/><w:spacing w:after="0" w:line="360" w:lineRule="auto"/><w:contextualSpacing/><w:jc w:val="both"/><w:rPr><w:rFonts w:ascii="Times New Roman" w:hAnsi="Times New Roman"/><w:sz w:val="26"/><w:szCs w:val="26"/><w:lang w:eastAsia="zh-CN"/></w:rPr></w:pPr><w:r><w:rPr><w:rFonts w:ascii="Times New Roman" w:hAnsi="Times New Roman"/><w:sz w:val="26"/><w:szCs w:val="26"/><w:lang w:eastAsia="zh-CN"/></w:rPr><w:t>Văn bản xác nhận;</w:t></w:r></w:p><w:p><w:pPr><w:pStyle w:val="13"/><w:numPr><w:ilvl w:val="0"/><w:numId w:val="10"/></w:numPr><w:shd w:val="clear" w:color="auto" w:fill="FFFFFF" w:themeFill="background1"/><w:spacing w:after="0" w:line="360" w:lineRule="auto"/><w:contextualSpacing/><w:jc w:val="both"/><w:rPr><w:rFonts w:ascii="Times New Roman" w:hAnsi="Times New Roman"/><w:sz w:val="26"/><w:szCs w:val="26"/><w:lang w:eastAsia="zh-CN"/></w:rPr></w:pPr><w:r><w:rPr><w:rFonts w:ascii="Times New Roman" w:hAnsi="Times New Roman"/><w:sz w:val="26"/><w:szCs w:val="26"/><w:lang w:eastAsia="zh-CN"/></w:rPr><w:t>Email;</w:t></w:r></w:p><w:p><w:pPr><w:pStyle w:val="13"/><w:numPr><w:ilvl w:val="0"/><w:numId w:val="10"/></w:numPr><w:shd w:val="clear" w:color="auto" w:fill="FFFFFF" w:themeFill="background1"/><w:spacing w:after="0" w:line="360" w:lineRule="auto"/><w:contextualSpacing/><w:jc w:val="both"/><w:rPr><w:rFonts w:ascii="Times New Roman" w:hAnsi="Times New Roman"/><w:sz w:val="26"/><w:szCs w:val="26"/><w:lang w:eastAsia="zh-CN"/></w:rPr></w:pPr><w:r><w:rPr><w:rFonts w:ascii="Times New Roman" w:hAnsi="Times New Roman"/><w:sz w:val="26"/><w:szCs w:val="26"/><w:lang w:eastAsia="zh-CN"/></w:rPr><w:t>Xác nhận của người đại diện được Bên B chỉ định trong quá trình tổ chức sự kiện.</w:t></w:r></w:p><w:p><w:pPr><w:pStyle w:val="13"/><w:numPr><w:ilvl w:val="0"/><w:numId w:val="7"/></w:numPr><w:shd w:val="clear" w:color="auto" w:fill="FFFFFF" w:themeFill="background1"/><w:spacing w:after="0" w:line="360" w:lineRule="auto"/><w:contextualSpacing/><w:jc w:val="both"/><w:rPr><w:rFonts w:ascii="Times New Roman" w:hAnsi="Times New Roman"/><w:sz w:val="26"/><w:szCs w:val="26"/><w:lang w:eastAsia="zh-CN"/></w:rPr></w:pPr><w:r><w:rPr><w:rFonts w:ascii="Times New Roman" w:hAnsi="Times New Roman"/><w:sz w:val="26"/><w:szCs w:val="26"/><w:lang w:eastAsia="zh-CN"/></w:rPr><w:t>Các xác nhận nêu trên có giá trị pháp lý làm căn cứ để Bên A thực hiện dịch vụ, nghiệm thu, quyết toán và xuất hóa đơn theo quy định của Hợp đồng.</w:t></w:r></w:p><w:p><w:pPr><w:pStyle w:val="13"/><w:numPr><w:ilvl w:val="0"/><w:numId w:val="7"/></w:numPr><w:shd w:val="clear" w:color="auto" w:fill="FFFFFF" w:themeFill="background1"/><w:spacing w:after="0" w:line="360" w:lineRule="auto"/><w:contextualSpacing/><w:jc w:val="both"/><w:rPr><w:rFonts w:ascii="Times New Roman" w:hAnsi="Times New Roman"/><w:sz w:val="26"/><w:szCs w:val="26"/><w:lang w:eastAsia="zh-CN"/></w:rPr></w:pPr><w:r><w:rPr><w:rFonts w:ascii="Times New Roman" w:hAnsi="Times New Roman"/><w:sz w:val="26"/><w:szCs w:val="26"/><w:lang w:eastAsia="zh-CN"/></w:rPr><w:t>Các dịch vụ phát sinh sẽ được thanh toán theo đơn giá đã được quy định trong Hợp đồng, báo giá được hai Bên thống nhất hoặc theo đơn giá thực tế được Bên B chấp thuận.</w:t></w:r></w:p><w:p><w:pPr><w:pStyle w:val="13"/><w:numPr><w:ilvl w:val="0"/><w:numId w:val="7"/></w:numPr><w:shd w:val="clear" w:color="auto" w:fill="FFFFFF" w:themeFill="background1"/><w:spacing w:after="0" w:line="360" w:lineRule="auto"/><w:contextualSpacing/><w:jc w:val="both"/><w:rPr><w:rFonts w:ascii="Times New Roman" w:hAnsi="Times New Roman"/><w:sz w:val="26"/><w:szCs w:val="26"/><w:lang w:eastAsia="zh-CN"/></w:rPr></w:pPr><w:r><w:rPr><w:rFonts w:ascii="Times New Roman" w:hAnsi="Times New Roman"/><w:sz w:val="26"/><w:szCs w:val="26"/><w:lang w:eastAsia="zh-CN"/></w:rPr><w:t>Việc thay đổi, hủy bỏ hoặc điều chỉnh chương trình phải được thực hiện bởiằng văn bản hoặc email và phải được bên còn lại xác nhận. Thông báo bằng điện thoại, tin nhắn cá nhân hoặc các hình thức không có xác nhận của bên còn lại sẽ không được xem là căn cứ hợp lệ để thay đổi hoặc hủy bỏ các nội dung đã được thống nhất.</w:t></w:r></w:p><w:p><w:pPr><w:pStyle w:val="13"/><w:shd w:val="clear" w:color="auto" w:fill="FFFFFF" w:themeFill="background1"/><w:spacing w:after="0" w:line="360" w:lineRule="auto"/><w:contextualSpacing/><w:jc w:val="both"/><w:rPr><w:rFonts w:ascii="Times New Roman" w:hAnsi="Times New Roman"/><w:sz w:val="26"/><w:szCs w:val="26"/><w:lang w:eastAsia="zh-CN"/></w:rPr></w:pPr></w:p><w:p><w:pPr><w:shd w:val="clear" w:color="auto" w:fill="FFFFFF" w:themeFill="background1"/><w:spacing w:line="360" w:lineRule="auto"/><w:ind w:left="320" w:leftChars="100"/><w:jc w:val="both"/><w:rPr><w:rFonts w:ascii="Times New Roman" w:hAnsi="Times New Roman"/><w:b/><w:bCs/><w:sz w:val="26"/><w:szCs w:val="26"/><w:lang w:eastAsia="zh-CN"/></w:rPr></w:pPr><w:r><w:rPr><w:rFonts w:ascii="Times New Roman" w:hAnsi="Times New Roman"/><w:b/><w:bCs/><w:sz w:val="26"/><w:szCs w:val="26"/><w:u w:val="single"/><w:lang w:eastAsia="zh-CN"/></w:rPr><w:t xml:space="preserve">ĐIỀU 4: </w:t></w:r><w:r><w:rPr><w:rFonts w:ascii="Times New Roman" w:hAnsi="Times New Roman"/><w:b/><w:bCs/><w:sz w:val="26"/><w:szCs w:val="26"/><w:lang w:eastAsia="zh-CN"/></w:rPr><w:t xml:space="preserve">THỎA THUẬN CHUNG VỀ QUYỀN VÀ NGHĨA VỤ CỦA CÁC BÊN </w:t></w:r></w:p><w:p><w:pPr><w:pStyle w:val="13"/><w:numPr><w:ilvl w:val="1"/><w:numId w:val="2"/></w:numPr><w:shd w:val="clear" w:color="auto" w:fill="FFFFFF" w:themeFill="background1"/><w:spacing w:line="360" w:lineRule="auto"/><w:jc w:val="both"/><w:rPr><w:rFonts w:ascii="Times New Roman" w:hAnsi="Times New Roman"/><w:b/><w:bCs/><w:sz w:val="26"/><w:szCs w:val="26"/><w:lang w:eastAsia="zh-CN"/></w:rPr></w:pPr><w:r><w:rPr><w:rFonts w:ascii="Times New Roman" w:hAnsi="Times New Roman"/><w:b/><w:bCs/><w:sz w:val="26"/><w:szCs w:val="26"/><w:lang w:eastAsia="zh-CN"/></w:rPr><w:t xml:space="preserve">Sắp xếp địa điểm tổ chức: </w:t></w:r><w:r><w:rPr><w:rFonts w:ascii="Times New Roman" w:hAnsi="Times New Roman"/><w:sz w:val="26"/><w:szCs w:val="26"/><w:lang w:eastAsia="zh-CN"/></w:rPr><w:t>Bên A có quyền đề xuất điều chỉnh bố trí mặt bằng, sơ đồ không gian hoặc vị trí tổ chức nhằm bảo đảm công tác vận hành, an toàn, phòng cháy chữa cháy và chất lượng phục vụ. Mọi thay đổi chỉ được thực hiện khi có sự thống nhất giữa hai Bên bằng văn bản, email hoặc hình thức xác nhận hợp lệ khác.</w:t></w:r></w:p><w:p><w:pPr><w:pStyle w:val="13"/><w:numPr><w:ilvl w:val="1"/><w:numId w:val="2"/></w:numPr><w:shd w:val="clear" w:color="auto" w:fill="FFFFFF" w:themeFill="background1"/><w:spacing w:line="360" w:lineRule="auto"/><w:jc w:val="both"/><w:rPr><w:rFonts w:ascii="Times New Roman" w:hAnsi="Times New Roman"/><w:b/><w:bCs/><w:sz w:val="26"/><w:szCs w:val="26"/><w:lang w:eastAsia="zh-CN"/></w:rPr></w:pPr><w:r><w:rPr><w:rFonts w:ascii="Times New Roman" w:hAnsi="Times New Roman"/><w:b/><w:bCs/><w:sz w:val="26"/><w:szCs w:val="26"/><w:lang w:eastAsia="zh-CN"/></w:rPr><w:t>Quyền sử dụng hình ảnh và truyền thông:</w:t></w:r><w:r><w:rPr><w:rFonts w:ascii="Times New Roman" w:hAnsi="Times New Roman"/><w:sz w:val="26"/><w:szCs w:val="26"/></w:rPr><w:t xml:space="preserve"> Bên A được quyền sử dụng hình ảnh của sự kiện không có yếu tố nhận diện cá nhân hoặc thông tin bảo mật của Bên B nhằm mục đích giới thiệu năng lực, lưu trữ hồ sơ nội bộ hoặc truyền thông dịch vụ của Bên A, với điều kiện phải được sự chấp thuận trước bằng văn bản hoặc email của Bên B.</w:t></w:r></w:p><w:p><w:pPr><w:pStyle w:val="13"/><w:numPr><w:ilvl w:val="1"/><w:numId w:val="2"/></w:numPr><w:shd w:val="clear" w:color="auto" w:fill="FFFFFF" w:themeFill="background1"/><w:spacing w:line="360" w:lineRule="auto"/><w:jc w:val="both"/><w:rPr><w:rFonts w:ascii="Times New Roman" w:hAnsi="Times New Roman"/><w:b/><w:bCs/><w:sz w:val="26"/><w:szCs w:val="26"/><w:lang w:eastAsia="zh-CN"/></w:rPr></w:pPr><w:r><w:rPr><w:rFonts w:ascii="Times New Roman" w:hAnsi="Times New Roman"/><w:b/><w:bCs/><w:sz w:val="26"/><w:szCs w:val="26"/><w:lang w:eastAsia="zh-CN"/></w:rPr><w:t>Quy định về bản quyền hình ảnh – nội dung trình chiếu của Bên B:</w:t></w:r></w:p><w:p><w:pPr><w:pStyle w:val="16"/><w:numPr><w:ilvl w:val="0"/><w:numId w:val="7"/></w:numPr><w:jc w:val="both"/><w:rPr><w:sz w:val="26"/><w:szCs w:val="26"/></w:rPr></w:pPr><w:r><w:rPr><w:sz w:val="26"/><w:szCs w:val="26"/></w:rPr><w:t>Bên B cam kết toàn bộ hình ảnh, video, âm nhạc, tài liệu, bài trình bày, nội dung trình chiếu, nhãn hiệu, logo và các tài sản sở hữu trí tuệ khác được sử dụng trong sự kiện đều thuộc quyền sở hữu hợp pháp của Bên B hoặc đã được chủ sở hữu hợp pháp cho phép sử dụng theo quy định của pháp luật.</w:t></w:r></w:p><w:p><w:pPr><w:pStyle w:val="16"/><w:numPr><w:ilvl w:val="0"/><w:numId w:val="7"/></w:numPr><w:jc w:val="both"/><w:rPr><w:sz w:val="26"/><w:szCs w:val="26"/></w:rPr></w:pPr><w:r><w:rPr><w:sz w:val="26"/><w:szCs w:val="26"/></w:rPr><w:t>Bên B chịu hoàn toàn trách nhiệm đối với mọi khiếu nại, tranh chấp hoặc yêu cầu bồi thường của bên thứ ba liên quan đến quyền sở hữu trí tuệ, bản quyền hoặc quyền sử dụng hợp pháp đối với các nội dung do Bên B cung cấp hoặc sử dụng trong sự kiện.</w:t></w:r></w:p><w:p><w:pPr><w:pStyle w:val="16"/><w:numPr><w:ilvl w:val="0"/><w:numId w:val="7"/></w:numPr><w:jc w:val="both"/><w:rPr><w:sz w:val="26"/><w:szCs w:val="26"/></w:rPr></w:pPr><w:r><w:rPr><w:sz w:val="26"/><w:szCs w:val="26"/></w:rPr><w:t>Bên A có quyền từ chối trình chiếu, phát sóng hoặc yêu cầu Bên B chỉnh sửa, gỡ bỏ các nội dung có dấu hiệu vi phạm pháp luật, vi phạm quyền sở hữu trí tuệ, ảnh hưởng đến an ninh quốc gia, chủ quyền lãnh thổ Việt Nam, thuần phong mỹ tục hoặc có nguy cơ gây ảnh hưởng đến uy tín, hoạt động của Bên A.</w:t></w:r></w:p><w:p><w:pPr><w:pStyle w:val="16"/><w:numPr><w:ilvl w:val="0"/><w:numId w:val="7"/></w:numPr><w:jc w:val="both"/><w:rPr><w:sz w:val="26"/><w:szCs w:val="26"/></w:rPr></w:pPr><w:r><w:rPr><w:sz w:val="26"/><w:szCs w:val="26"/></w:rPr><w:t>Trường hợp Bên B sử dụng nội dung vi phạm pháp luật hoặc không thực hiện yêu cầu chỉnh sửa, gỡ bỏ của Bên A, Bên A có quyền tạm ngừng hoặc chấm dứt việc trình chiếu, phát sóng các nội dung đó mà không phải chịu bất kỳ trách nhiệm bồi thường nào.</w:t></w:r></w:p><w:p><w:pPr><w:pStyle w:val="16"/><w:numPr><w:ilvl w:val="0"/><w:numId w:val="7"/></w:numPr><w:jc w:val="both"/><w:rPr><w:sz w:val="26"/><w:szCs w:val="26"/></w:rPr></w:pPr><w:r><w:rPr><w:sz w:val="26"/><w:szCs w:val="26"/></w:rPr><w:t>Bên B chỉ được thực hiện hoạt động quay phim, chụp ảnh trong phạm vi khu vực tổ chức sự kiện đã được Bên A cho phép; không được tự ý quay phim, chụp ảnh hoặc ghi hình tại khu vực hậu cần, bếp, kho bãi, phòng kỹ thuật, văn phòng làm việc hoặc các khu vực hạn chế khác của Bên A nếu chưa được chấp thuận trước.</w:t></w:r></w:p><w:p><w:pPr><w:pStyle w:val="16"/><w:numPr><w:ilvl w:val="0"/><w:numId w:val="7"/></w:numPr><w:jc w:val="both"/><w:rPr><w:sz w:val="26"/><w:szCs w:val="26"/></w:rPr></w:pPr><w:r><w:rPr><w:sz w:val="26"/><w:szCs w:val="26"/></w:rPr><w:t>Trường hợp chương trình được ghi hình, phát trực tiếp (livestream) hoặc phát sóng trên các nền tảng truyền thông, Bên B có trách nhiệm bảo đảm việc sử dụng hình ảnh, âm thanh và dữ liệu liên quan tuân thủ các quy định của pháp luật hiện hành.</w:t></w:r></w:p><w:p><w:pPr><w:pStyle w:val="13"/><w:numPr><w:ilvl w:val="1"/><w:numId w:val="2"/></w:numPr><w:shd w:val="clear" w:color="auto" w:fill="FFFFFF" w:themeFill="background1"/><w:spacing w:line="360" w:lineRule="auto"/><w:jc w:val="both"/><w:rPr><w:rFonts w:ascii="Times New Roman" w:hAnsi="Times New Roman"/><w:b/><w:bCs/><w:sz w:val="26"/><w:szCs w:val="26"/><w:lang w:eastAsia="zh-CN"/></w:rPr></w:pPr><w:r><w:rPr><w:rFonts w:ascii="Times New Roman" w:hAnsi="Times New Roman"/><w:b/><w:bCs/><w:sz w:val="26"/><w:szCs w:val="26"/><w:lang w:eastAsia="zh-CN"/></w:rPr><w:t>An ninh và quản lý tài sản</w:t></w:r></w:p><w:p><w:pPr><w:pStyle w:val="13"/><w:numPr><w:ilvl w:val="0"/><w:numId w:val="7"/></w:numPr><w:shd w:val="clear" w:color="auto" w:fill="FFFFFF" w:themeFill="background1"/><w:spacing w:line="240" w:lineRule="auto"/><w:jc w:val="both"/><w:rPr><w:rFonts w:ascii="Times New Roman" w:hAnsi="Times New Roman"/><w:sz w:val="26"/><w:szCs w:val="26"/><w:lang w:eastAsia="zh-CN"/></w:rPr></w:pPr><w:r><w:rPr><w:rFonts w:ascii="Times New Roman" w:hAnsi="Times New Roman"/><w:sz w:val="26"/><w:szCs w:val="26"/><w:lang w:eastAsia="zh-CN"/></w:rPr><w:t>Bên B tự chịu tr</w:t></w:r><w:r><w:rPr><w:rFonts w:ascii="Times New Roman" w:hAnsi="Times New Roman" w:eastAsia="Microsoft YaHei"/><w:sz w:val="26"/><w:szCs w:val="26"/><w:lang w:eastAsia="zh-CN"/></w:rPr><w:t>á</w:t></w:r><w:r><w:rPr><w:rFonts w:ascii="Times New Roman" w:hAnsi="Times New Roman"/><w:sz w:val="26"/><w:szCs w:val="26"/><w:lang w:eastAsia="zh-CN"/></w:rPr><w:t>ch nhiệm quản l</w:t></w:r><w:r><w:rPr><w:rFonts w:ascii="Times New Roman" w:hAnsi="Times New Roman" w:eastAsia="Microsoft YaHei"/><w:sz w:val="26"/><w:szCs w:val="26"/><w:lang w:eastAsia="zh-CN"/></w:rPr><w:t>ý</w:t></w:r><w:r><w:rPr><w:rFonts w:ascii="Times New Roman" w:hAnsi="Times New Roman"/><w:sz w:val="26"/><w:szCs w:val="26"/><w:lang w:eastAsia="zh-CN"/></w:rPr><w:t>, bảo quản to</w:t></w:r><w:r><w:rPr><w:rFonts w:ascii="Times New Roman" w:hAnsi="Times New Roman" w:eastAsia="Microsoft YaHei"/><w:sz w:val="26"/><w:szCs w:val="26"/><w:lang w:eastAsia="zh-CN"/></w:rPr><w:t>à</w:t></w:r><w:r><w:rPr><w:rFonts w:ascii="Times New Roman" w:hAnsi="Times New Roman"/><w:sz w:val="26"/><w:szCs w:val="26"/><w:lang w:eastAsia="zh-CN"/></w:rPr><w:t>n bộ t</w:t></w:r><w:r><w:rPr><w:rFonts w:ascii="Times New Roman" w:hAnsi="Times New Roman" w:eastAsia="Microsoft YaHei"/><w:sz w:val="26"/><w:szCs w:val="26"/><w:lang w:eastAsia="zh-CN"/></w:rPr><w:t>à</w:t></w:r><w:r><w:rPr><w:rFonts w:ascii="Times New Roman" w:hAnsi="Times New Roman"/><w:sz w:val="26"/><w:szCs w:val="26"/><w:lang w:eastAsia="zh-CN"/></w:rPr><w:t>i sản, h</w:t></w:r><w:r><w:rPr><w:rFonts w:ascii="Times New Roman" w:hAnsi="Times New Roman" w:eastAsia="Microsoft YaHei"/><w:sz w:val="26"/><w:szCs w:val="26"/><w:lang w:eastAsia="zh-CN"/></w:rPr><w:t>à</w:t></w:r><w:r><w:rPr><w:rFonts w:ascii="Times New Roman" w:hAnsi="Times New Roman"/><w:sz w:val="26"/><w:szCs w:val="26"/><w:lang w:eastAsia="zh-CN"/></w:rPr><w:t>ng h</w:t></w:r><w:r><w:rPr><w:rFonts w:ascii="Times New Roman" w:hAnsi="Times New Roman" w:eastAsia="Microsoft YaHei"/><w:sz w:val="26"/><w:szCs w:val="26"/><w:lang w:eastAsia="zh-CN"/></w:rPr><w:t>ó</w:t></w:r><w:r><w:rPr><w:rFonts w:ascii="Times New Roman" w:hAnsi="Times New Roman"/><w:sz w:val="26"/><w:szCs w:val="26"/><w:lang w:eastAsia="zh-CN"/></w:rPr><w:t>a, qu</w:t></w:r><w:r><w:rPr><w:rFonts w:ascii="Times New Roman" w:hAnsi="Times New Roman" w:eastAsia="Microsoft YaHei"/><w:sz w:val="26"/><w:szCs w:val="26"/><w:lang w:eastAsia="zh-CN"/></w:rPr><w:t>à</w:t></w:r><w:r><w:rPr><w:rFonts w:ascii="Times New Roman" w:hAnsi="Times New Roman"/><w:sz w:val="26"/><w:szCs w:val="26"/><w:lang w:eastAsia="zh-CN"/></w:rPr><w:t xml:space="preserve"> tặng, thiết bị, t</w:t></w:r><w:r><w:rPr><w:rFonts w:ascii="Times New Roman" w:hAnsi="Times New Roman" w:eastAsia="Microsoft YaHei"/><w:sz w:val="26"/><w:szCs w:val="26"/><w:lang w:eastAsia="zh-CN"/></w:rPr><w:t>à</w:t></w:r><w:r><w:rPr><w:rFonts w:ascii="Times New Roman" w:hAnsi="Times New Roman"/><w:sz w:val="26"/><w:szCs w:val="26"/><w:lang w:eastAsia="zh-CN"/></w:rPr><w:t>i liệu, vật dụng v</w:t></w:r><w:r><w:rPr><w:rFonts w:ascii="Times New Roman" w:hAnsi="Times New Roman" w:eastAsia="Microsoft YaHei"/><w:sz w:val="26"/><w:szCs w:val="26"/><w:lang w:eastAsia="zh-CN"/></w:rPr><w:t>à</w:t></w:r><w:r><w:rPr><w:rFonts w:ascii="Times New Roman" w:hAnsi="Times New Roman"/><w:sz w:val="26"/><w:szCs w:val="26"/><w:lang w:eastAsia="zh-CN"/></w:rPr><w:t xml:space="preserve"> c</w:t></w:r><w:r><w:rPr><w:rFonts w:ascii="Times New Roman" w:hAnsi="Times New Roman" w:eastAsia="Microsoft YaHei"/><w:sz w:val="26"/><w:szCs w:val="26"/><w:lang w:eastAsia="zh-CN"/></w:rPr><w:t>á</w:t></w:r><w:r><w:rPr><w:rFonts w:ascii="Times New Roman" w:hAnsi="Times New Roman"/><w:sz w:val="26"/><w:szCs w:val="26"/><w:lang w:eastAsia="zh-CN"/></w:rPr><w:t>c t</w:t></w:r><w:r><w:rPr><w:rFonts w:ascii="Times New Roman" w:hAnsi="Times New Roman" w:eastAsia="Microsoft YaHei"/><w:sz w:val="26"/><w:szCs w:val="26"/><w:lang w:eastAsia="zh-CN"/></w:rPr><w:t>à</w:t></w:r><w:r><w:rPr><w:rFonts w:ascii="Times New Roman" w:hAnsi="Times New Roman"/><w:sz w:val="26"/><w:szCs w:val="26"/><w:lang w:eastAsia="zh-CN"/></w:rPr><w:t>i sản kh</w:t></w:r><w:r><w:rPr><w:rFonts w:ascii="Times New Roman" w:hAnsi="Times New Roman" w:eastAsia="Microsoft YaHei"/><w:sz w:val="26"/><w:szCs w:val="26"/><w:lang w:eastAsia="zh-CN"/></w:rPr><w:t>á</w:t></w:r><w:r><w:rPr><w:rFonts w:ascii="Times New Roman" w:hAnsi="Times New Roman"/><w:sz w:val="26"/><w:szCs w:val="26"/><w:lang w:eastAsia="zh-CN"/></w:rPr><w:t>c do B</w:t></w:r><w:r><w:rPr><w:rFonts w:ascii="Times New Roman" w:hAnsi="Times New Roman" w:eastAsia="Microsoft YaHei"/><w:sz w:val="26"/><w:szCs w:val="26"/><w:lang w:eastAsia="zh-CN"/></w:rPr><w:t>ê</w:t></w:r><w:r><w:rPr><w:rFonts w:ascii="Times New Roman" w:hAnsi="Times New Roman"/><w:sz w:val="26"/><w:szCs w:val="26"/><w:lang w:eastAsia="zh-CN"/></w:rPr><w:t>n B, kh</w:t></w:r><w:r><w:rPr><w:rFonts w:ascii="Times New Roman" w:hAnsi="Times New Roman" w:eastAsia="Microsoft YaHei"/><w:sz w:val="26"/><w:szCs w:val="26"/><w:lang w:eastAsia="zh-CN"/></w:rPr><w:t>á</w:t></w:r><w:r><w:rPr><w:rFonts w:ascii="Times New Roman" w:hAnsi="Times New Roman"/><w:sz w:val="26"/><w:szCs w:val="26"/><w:lang w:eastAsia="zh-CN"/></w:rPr><w:t>ch mời hoặc c</w:t></w:r><w:r><w:rPr><w:rFonts w:ascii="Times New Roman" w:hAnsi="Times New Roman" w:eastAsia="Microsoft YaHei"/><w:sz w:val="26"/><w:szCs w:val="26"/><w:lang w:eastAsia="zh-CN"/></w:rPr><w:t>á</w:t></w:r><w:r><w:rPr><w:rFonts w:ascii="Times New Roman" w:hAnsi="Times New Roman"/><w:sz w:val="26"/><w:szCs w:val="26"/><w:lang w:eastAsia="zh-CN"/></w:rPr><w:t xml:space="preserve">c </w:t></w:r><w:r><w:rPr><w:rFonts w:ascii="Times New Roman" w:hAnsi="Times New Roman" w:eastAsia="Microsoft YaHei"/><w:sz w:val="26"/><w:szCs w:val="26"/><w:lang w:eastAsia="zh-CN"/></w:rPr><w:t>đ</w:t></w:r><w:r><w:rPr><w:rFonts w:ascii="Times New Roman" w:hAnsi="Times New Roman"/><w:sz w:val="26"/><w:szCs w:val="26"/><w:lang w:eastAsia="zh-CN"/></w:rPr><w:t>ơn vị do B</w:t></w:r><w:r><w:rPr><w:rFonts w:ascii="Times New Roman" w:hAnsi="Times New Roman" w:eastAsia="Microsoft YaHei"/><w:sz w:val="26"/><w:szCs w:val="26"/><w:lang w:eastAsia="zh-CN"/></w:rPr><w:t>ê</w:t></w:r><w:r><w:rPr><w:rFonts w:ascii="Times New Roman" w:hAnsi="Times New Roman"/><w:sz w:val="26"/><w:szCs w:val="26"/><w:lang w:eastAsia="zh-CN"/></w:rPr><w:t>n B thu</w:t></w:r><w:r><w:rPr><w:rFonts w:ascii="Times New Roman" w:hAnsi="Times New Roman" w:eastAsia="Microsoft YaHei"/><w:sz w:val="26"/><w:szCs w:val="26"/><w:lang w:eastAsia="zh-CN"/></w:rPr><w:t>ê</w:t></w:r><w:r><w:rPr><w:rFonts w:ascii="Times New Roman" w:hAnsi="Times New Roman"/><w:sz w:val="26"/><w:szCs w:val="26"/><w:lang w:eastAsia="zh-CN"/></w:rPr><w:t xml:space="preserve"> mang v</w:t></w:r><w:r><w:rPr><w:rFonts w:ascii="Times New Roman" w:hAnsi="Times New Roman" w:eastAsia="Microsoft YaHei"/><w:sz w:val="26"/><w:szCs w:val="26"/><w:lang w:eastAsia="zh-CN"/></w:rPr><w:t>à</w:t></w:r><w:r><w:rPr><w:rFonts w:ascii="Times New Roman" w:hAnsi="Times New Roman"/><w:sz w:val="26"/><w:szCs w:val="26"/><w:lang w:eastAsia="zh-CN"/></w:rPr><w:t xml:space="preserve">o </w:t></w:r><w:r><w:rPr><w:rFonts w:ascii="Times New Roman" w:hAnsi="Times New Roman" w:eastAsia="Microsoft YaHei"/><w:sz w:val="26"/><w:szCs w:val="26"/><w:lang w:eastAsia="zh-CN"/></w:rPr><w:t>đ</w:t></w:r><w:r><w:rPr><w:rFonts w:ascii="Times New Roman" w:hAnsi="Times New Roman"/><w:sz w:val="26"/><w:szCs w:val="26"/><w:lang w:eastAsia="zh-CN"/></w:rPr><w:t xml:space="preserve">ịa </w:t></w:r><w:r><w:rPr><w:rFonts w:ascii="Times New Roman" w:hAnsi="Times New Roman" w:eastAsia="Microsoft YaHei"/><w:sz w:val="26"/><w:szCs w:val="26"/><w:lang w:eastAsia="zh-CN"/></w:rPr><w:t>đ</w:t></w:r><w:r><w:rPr><w:rFonts w:ascii="Times New Roman" w:hAnsi="Times New Roman"/><w:sz w:val="26"/><w:szCs w:val="26"/><w:lang w:eastAsia="zh-CN"/></w:rPr><w:t>iểm tổ chức. B</w:t></w:r><w:r><w:rPr><w:rFonts w:ascii="Times New Roman" w:hAnsi="Times New Roman" w:eastAsia="Microsoft YaHei"/><w:sz w:val="26"/><w:szCs w:val="26"/><w:lang w:eastAsia="zh-CN"/></w:rPr><w:t>ê</w:t></w:r><w:r><w:rPr><w:rFonts w:ascii="Times New Roman" w:hAnsi="Times New Roman"/><w:sz w:val="26"/><w:szCs w:val="26"/><w:lang w:eastAsia="zh-CN"/></w:rPr><w:t>n A kh</w:t></w:r><w:r><w:rPr><w:rFonts w:ascii="Times New Roman" w:hAnsi="Times New Roman" w:eastAsia="Microsoft YaHei"/><w:sz w:val="26"/><w:szCs w:val="26"/><w:lang w:eastAsia="zh-CN"/></w:rPr><w:t>ô</w:t></w:r><w:r><w:rPr><w:rFonts w:ascii="Times New Roman" w:hAnsi="Times New Roman"/><w:sz w:val="26"/><w:szCs w:val="26"/><w:lang w:eastAsia="zh-CN"/></w:rPr><w:t>ng chịu tr</w:t></w:r><w:r><w:rPr><w:rFonts w:ascii="Times New Roman" w:hAnsi="Times New Roman" w:eastAsia="Microsoft YaHei"/><w:sz w:val="26"/><w:szCs w:val="26"/><w:lang w:eastAsia="zh-CN"/></w:rPr><w:t>á</w:t></w:r><w:r><w:rPr><w:rFonts w:ascii="Times New Roman" w:hAnsi="Times New Roman"/><w:sz w:val="26"/><w:szCs w:val="26"/><w:lang w:eastAsia="zh-CN"/></w:rPr><w:t xml:space="preserve">ch nhiệm </w:t></w:r><w:r><w:rPr><w:rFonts w:ascii="Times New Roman" w:hAnsi="Times New Roman" w:eastAsia="Microsoft YaHei"/><w:sz w:val="26"/><w:szCs w:val="26"/><w:lang w:eastAsia="zh-CN"/></w:rPr><w:t>đ</w:t></w:r><w:r><w:rPr><w:rFonts w:ascii="Times New Roman" w:hAnsi="Times New Roman"/><w:sz w:val="26"/><w:szCs w:val="26"/><w:lang w:eastAsia="zh-CN"/></w:rPr><w:t>ối với c</w:t></w:r><w:r><w:rPr><w:rFonts w:ascii="Times New Roman" w:hAnsi="Times New Roman" w:eastAsia="Microsoft YaHei"/><w:sz w:val="26"/><w:szCs w:val="26"/><w:lang w:eastAsia="zh-CN"/></w:rPr><w:t>á</w:t></w:r><w:r><w:rPr><w:rFonts w:ascii="Times New Roman" w:hAnsi="Times New Roman"/><w:sz w:val="26"/><w:szCs w:val="26"/><w:lang w:eastAsia="zh-CN"/></w:rPr><w:t>c trường hợp mất m</w:t></w:r><w:r><w:rPr><w:rFonts w:ascii="Times New Roman" w:hAnsi="Times New Roman" w:eastAsia="Microsoft YaHei"/><w:sz w:val="26"/><w:szCs w:val="26"/><w:lang w:eastAsia="zh-CN"/></w:rPr><w:t>á</w:t></w:r><w:r><w:rPr><w:rFonts w:ascii="Times New Roman" w:hAnsi="Times New Roman"/><w:sz w:val="26"/><w:szCs w:val="26"/><w:lang w:eastAsia="zh-CN"/></w:rPr><w:t>t, thất lạc hoặc hư hỏng c</w:t></w:r><w:r><w:rPr><w:rFonts w:ascii="Times New Roman" w:hAnsi="Times New Roman" w:eastAsia="Microsoft YaHei"/><w:sz w:val="26"/><w:szCs w:val="26"/><w:lang w:eastAsia="zh-CN"/></w:rPr><w:t>á</w:t></w:r><w:r><w:rPr><w:rFonts w:ascii="Times New Roman" w:hAnsi="Times New Roman"/><w:sz w:val="26"/><w:szCs w:val="26"/><w:lang w:eastAsia="zh-CN"/></w:rPr><w:t>c t</w:t></w:r><w:r><w:rPr><w:rFonts w:ascii="Times New Roman" w:hAnsi="Times New Roman" w:eastAsia="Microsoft YaHei"/><w:sz w:val="26"/><w:szCs w:val="26"/><w:lang w:eastAsia="zh-CN"/></w:rPr><w:t>à</w:t></w:r><w:r><w:rPr><w:rFonts w:ascii="Times New Roman" w:hAnsi="Times New Roman"/><w:sz w:val="26"/><w:szCs w:val="26"/><w:lang w:eastAsia="zh-CN"/></w:rPr><w:t>i sản n</w:t></w:r><w:r><w:rPr><w:rFonts w:ascii="Times New Roman" w:hAnsi="Times New Roman" w:eastAsia="Microsoft YaHei"/><w:sz w:val="26"/><w:szCs w:val="26"/><w:lang w:eastAsia="zh-CN"/></w:rPr><w:t>à</w:t></w:r><w:r><w:rPr><w:rFonts w:ascii="Times New Roman" w:hAnsi="Times New Roman"/><w:sz w:val="26"/><w:szCs w:val="26"/><w:lang w:eastAsia="zh-CN"/></w:rPr><w:t>y, trừ trường hợp c</w:t></w:r><w:r><w:rPr><w:rFonts w:ascii="Times New Roman" w:hAnsi="Times New Roman" w:eastAsia="Microsoft YaHei"/><w:sz w:val="26"/><w:szCs w:val="26"/><w:lang w:eastAsia="zh-CN"/></w:rPr><w:t>ó</w:t></w:r><w:r><w:rPr><w:rFonts w:ascii="Times New Roman" w:hAnsi="Times New Roman"/><w:sz w:val="26"/><w:szCs w:val="26"/><w:lang w:eastAsia="zh-CN"/></w:rPr><w:t xml:space="preserve"> c</w:t></w:r><w:r><w:rPr><w:rFonts w:ascii="Times New Roman" w:hAnsi="Times New Roman" w:eastAsia="Microsoft YaHei"/><w:sz w:val="26"/><w:szCs w:val="26"/><w:lang w:eastAsia="zh-CN"/></w:rPr><w:t>ă</w:t></w:r><w:r><w:rPr><w:rFonts w:ascii="Times New Roman" w:hAnsi="Times New Roman"/><w:sz w:val="26"/><w:szCs w:val="26"/><w:lang w:eastAsia="zh-CN"/></w:rPr><w:t>n cứ x</w:t></w:r><w:r><w:rPr><w:rFonts w:ascii="Times New Roman" w:hAnsi="Times New Roman" w:eastAsia="Microsoft YaHei"/><w:sz w:val="26"/><w:szCs w:val="26"/><w:lang w:eastAsia="zh-CN"/></w:rPr><w:t>á</w:t></w:r><w:r><w:rPr><w:rFonts w:ascii="Times New Roman" w:hAnsi="Times New Roman"/><w:sz w:val="26"/><w:szCs w:val="26"/><w:lang w:eastAsia="zh-CN"/></w:rPr><w:t xml:space="preserve">c </w:t></w:r><w:r><w:rPr><w:rFonts w:ascii="Times New Roman" w:hAnsi="Times New Roman" w:eastAsia="Microsoft YaHei"/><w:sz w:val="26"/><w:szCs w:val="26"/><w:lang w:eastAsia="zh-CN"/></w:rPr><w:t>đ</w:t></w:r><w:r><w:rPr><w:rFonts w:ascii="Times New Roman" w:hAnsi="Times New Roman"/><w:sz w:val="26"/><w:szCs w:val="26"/><w:lang w:eastAsia="zh-CN"/></w:rPr><w:t>ịnh thiệt hại ph</w:t></w:r><w:r><w:rPr><w:rFonts w:ascii="Times New Roman" w:hAnsi="Times New Roman" w:eastAsia="Microsoft YaHei"/><w:sz w:val="26"/><w:szCs w:val="26"/><w:lang w:eastAsia="zh-CN"/></w:rPr><w:t>á</w:t></w:r><w:r><w:rPr><w:rFonts w:ascii="Times New Roman" w:hAnsi="Times New Roman"/><w:sz w:val="26"/><w:szCs w:val="26"/><w:lang w:eastAsia="zh-CN"/></w:rPr><w:t xml:space="preserve">t sinh trực tiếp do lỗi cố </w:t></w:r><w:r><w:rPr><w:rFonts w:ascii="Times New Roman" w:hAnsi="Times New Roman" w:eastAsia="Microsoft YaHei"/><w:sz w:val="26"/><w:szCs w:val="26"/><w:lang w:eastAsia="zh-CN"/></w:rPr><w:t>ý</w:t></w:r><w:r><w:rPr><w:rFonts w:ascii="Times New Roman" w:hAnsi="Times New Roman"/><w:sz w:val="26"/><w:szCs w:val="26"/><w:lang w:eastAsia="zh-CN"/></w:rPr><w:t xml:space="preserve"> của B</w:t></w:r><w:r><w:rPr><w:rFonts w:ascii="Times New Roman" w:hAnsi="Times New Roman" w:eastAsia="Microsoft YaHei"/><w:sz w:val="26"/><w:szCs w:val="26"/><w:lang w:eastAsia="zh-CN"/></w:rPr><w:t>ê</w:t></w:r><w:r><w:rPr><w:rFonts w:ascii="Times New Roman" w:hAnsi="Times New Roman"/><w:sz w:val="26"/><w:szCs w:val="26"/><w:lang w:eastAsia="zh-CN"/></w:rPr><w:t>n A.</w:t></w:r></w:p><w:p><w:pPr><w:pStyle w:val="13"/><w:numPr><w:ilvl w:val="0"/><w:numId w:val="7"/></w:numPr><w:shd w:val="clear" w:color="auto" w:fill="FFFFFF" w:themeFill="background1"/><w:spacing w:line="240" w:lineRule="auto"/><w:jc w:val="both"/><w:rPr><w:rFonts w:ascii="Times New Roman" w:hAnsi="Times New Roman"/><w:sz w:val="26"/><w:szCs w:val="26"/><w:lang w:eastAsia="zh-CN"/></w:rPr></w:pPr><w:r><w:rPr><w:rFonts w:ascii="Times New Roman" w:hAnsi="Times New Roman"/><w:sz w:val="26"/><w:szCs w:val="26"/><w:lang w:eastAsia="zh-CN"/></w:rPr><w:t>Trong suốt qu</w:t></w:r><w:r><w:rPr><w:rFonts w:ascii="Times New Roman" w:hAnsi="Times New Roman" w:eastAsia="Microsoft YaHei"/><w:sz w:val="26"/><w:szCs w:val="26"/><w:lang w:eastAsia="zh-CN"/></w:rPr><w:t>á</w:t></w:r><w:r><w:rPr><w:rFonts w:ascii="Times New Roman" w:hAnsi="Times New Roman"/><w:sz w:val="26"/><w:szCs w:val="26"/><w:lang w:eastAsia="zh-CN"/></w:rPr><w:t xml:space="preserve"> tr</w:t></w:r><w:r><w:rPr><w:rFonts w:ascii="Times New Roman" w:hAnsi="Times New Roman" w:eastAsia="Microsoft YaHei"/><w:sz w:val="26"/><w:szCs w:val="26"/><w:lang w:eastAsia="zh-CN"/></w:rPr><w:t>ì</w:t></w:r><w:r><w:rPr><w:rFonts w:ascii="Times New Roman" w:hAnsi="Times New Roman"/><w:sz w:val="26"/><w:szCs w:val="26"/><w:lang w:eastAsia="zh-CN"/></w:rPr><w:t>nh tổ chức chương tr</w:t></w:r><w:r><w:rPr><w:rFonts w:ascii="Times New Roman" w:hAnsi="Times New Roman" w:eastAsia="Microsoft YaHei"/><w:sz w:val="26"/><w:szCs w:val="26"/><w:lang w:eastAsia="zh-CN"/></w:rPr><w:t>ì</w:t></w:r><w:r><w:rPr><w:rFonts w:ascii="Times New Roman" w:hAnsi="Times New Roman"/><w:sz w:val="26"/><w:szCs w:val="26"/><w:lang w:eastAsia="zh-CN"/></w:rPr><w:t>nh, kh</w:t></w:r><w:r><w:rPr><w:rFonts w:ascii="Times New Roman" w:hAnsi="Times New Roman" w:eastAsia="Microsoft YaHei"/><w:sz w:val="26"/><w:szCs w:val="26"/><w:lang w:eastAsia="zh-CN"/></w:rPr><w:t>á</w:t></w:r><w:r><w:rPr><w:rFonts w:ascii="Times New Roman" w:hAnsi="Times New Roman"/><w:sz w:val="26"/><w:szCs w:val="26"/><w:lang w:eastAsia="zh-CN"/></w:rPr><w:t>ch mời, nh</w:t></w:r><w:r><w:rPr><w:rFonts w:ascii="Times New Roman" w:hAnsi="Times New Roman" w:eastAsia="Microsoft YaHei"/><w:sz w:val="26"/><w:szCs w:val="26"/><w:lang w:eastAsia="zh-CN"/></w:rPr><w:t>â</w:t></w:r><w:r><w:rPr><w:rFonts w:ascii="Times New Roman" w:hAnsi="Times New Roman"/><w:sz w:val="26"/><w:szCs w:val="26"/><w:lang w:eastAsia="zh-CN"/></w:rPr><w:t>n sự, nh</w:t></w:r><w:r><w:rPr><w:rFonts w:ascii="Times New Roman" w:hAnsi="Times New Roman" w:eastAsia="Microsoft YaHei"/><w:sz w:val="26"/><w:szCs w:val="26"/><w:lang w:eastAsia="zh-CN"/></w:rPr><w:t>à</w:t></w:r><w:r><w:rPr><w:rFonts w:ascii="Times New Roman" w:hAnsi="Times New Roman"/><w:sz w:val="26"/><w:szCs w:val="26"/><w:lang w:eastAsia="zh-CN"/></w:rPr><w:t xml:space="preserve"> thầu v</w:t></w:r><w:r><w:rPr><w:rFonts w:ascii="Times New Roman" w:hAnsi="Times New Roman" w:eastAsia="Microsoft YaHei"/><w:sz w:val="26"/><w:szCs w:val="26"/><w:lang w:eastAsia="zh-CN"/></w:rPr><w:t>à</w:t></w:r><w:r><w:rPr><w:rFonts w:ascii="Times New Roman" w:hAnsi="Times New Roman"/><w:sz w:val="26"/><w:szCs w:val="26"/><w:lang w:eastAsia="zh-CN"/></w:rPr><w:t xml:space="preserve"> c</w:t></w:r><w:r><w:rPr><w:rFonts w:ascii="Times New Roman" w:hAnsi="Times New Roman" w:eastAsia="Microsoft YaHei"/><w:sz w:val="26"/><w:szCs w:val="26"/><w:lang w:eastAsia="zh-CN"/></w:rPr><w:t>á</w:t></w:r><w:r><w:rPr><w:rFonts w:ascii="Times New Roman" w:hAnsi="Times New Roman"/><w:sz w:val="26"/><w:szCs w:val="26"/><w:lang w:eastAsia="zh-CN"/></w:rPr><w:t xml:space="preserve">c </w:t></w:r><w:r><w:rPr><w:rFonts w:ascii="Times New Roman" w:hAnsi="Times New Roman" w:eastAsia="Microsoft YaHei"/><w:sz w:val="26"/><w:szCs w:val="26"/><w:lang w:eastAsia="zh-CN"/></w:rPr><w:t>đ</w:t></w:r><w:r><w:rPr><w:rFonts w:ascii="Times New Roman" w:hAnsi="Times New Roman"/><w:sz w:val="26"/><w:szCs w:val="26"/><w:lang w:eastAsia="zh-CN"/></w:rPr><w:t>ơn vị do B</w:t></w:r><w:r><w:rPr><w:rFonts w:ascii="Times New Roman" w:hAnsi="Times New Roman" w:eastAsia="Microsoft YaHei"/><w:sz w:val="26"/><w:szCs w:val="26"/><w:lang w:eastAsia="zh-CN"/></w:rPr><w:t>ê</w:t></w:r><w:r><w:rPr><w:rFonts w:ascii="Times New Roman" w:hAnsi="Times New Roman"/><w:sz w:val="26"/><w:szCs w:val="26"/><w:lang w:eastAsia="zh-CN"/></w:rPr><w:t>n B thu</w:t></w:r><w:r><w:rPr><w:rFonts w:ascii="Times New Roman" w:hAnsi="Times New Roman" w:eastAsia="Microsoft YaHei"/><w:sz w:val="26"/><w:szCs w:val="26"/><w:lang w:eastAsia="zh-CN"/></w:rPr><w:t>ê</w:t></w:r><w:r><w:rPr><w:rFonts w:ascii="Times New Roman" w:hAnsi="Times New Roman"/><w:sz w:val="26"/><w:szCs w:val="26"/><w:lang w:eastAsia="zh-CN"/></w:rPr><w:t xml:space="preserve"> phải tu</w:t></w:r><w:r><w:rPr><w:rFonts w:ascii="Times New Roman" w:hAnsi="Times New Roman" w:eastAsia="Microsoft YaHei"/><w:sz w:val="26"/><w:szCs w:val="26"/><w:lang w:eastAsia="zh-CN"/></w:rPr><w:t>â</w:t></w:r><w:r><w:rPr><w:rFonts w:ascii="Times New Roman" w:hAnsi="Times New Roman"/><w:sz w:val="26"/><w:szCs w:val="26"/><w:lang w:eastAsia="zh-CN"/></w:rPr><w:t xml:space="preserve">n thủ quy </w:t></w:r><w:r><w:rPr><w:rFonts w:ascii="Times New Roman" w:hAnsi="Times New Roman" w:eastAsia="Microsoft YaHei"/><w:sz w:val="26"/><w:szCs w:val="26"/><w:lang w:eastAsia="zh-CN"/></w:rPr><w:t>đ</w:t></w:r><w:r><w:rPr><w:rFonts w:ascii="Times New Roman" w:hAnsi="Times New Roman"/><w:sz w:val="26"/><w:szCs w:val="26"/><w:lang w:eastAsia="zh-CN"/></w:rPr><w:t>ịnh của ph</w:t></w:r><w:r><w:rPr><w:rFonts w:ascii="Times New Roman" w:hAnsi="Times New Roman" w:eastAsia="Microsoft YaHei"/><w:sz w:val="26"/><w:szCs w:val="26"/><w:lang w:eastAsia="zh-CN"/></w:rPr><w:t>á</w:t></w:r><w:r><w:rPr><w:rFonts w:ascii="Times New Roman" w:hAnsi="Times New Roman"/><w:sz w:val="26"/><w:szCs w:val="26"/><w:lang w:eastAsia="zh-CN"/></w:rPr><w:t>p luật Việt Nam, nội quy của Trung t</w:t></w:r><w:r><w:rPr><w:rFonts w:ascii="Times New Roman" w:hAnsi="Times New Roman" w:eastAsia="Microsoft YaHei"/><w:sz w:val="26"/><w:szCs w:val="26"/><w:lang w:eastAsia="zh-CN"/></w:rPr><w:t>â</w:t></w:r><w:r><w:rPr><w:rFonts w:ascii="Times New Roman" w:hAnsi="Times New Roman"/><w:sz w:val="26"/><w:szCs w:val="26"/><w:lang w:eastAsia="zh-CN"/></w:rPr><w:t>m Hội nghị - Tiệc cưới Queen Plaza K</w:t></w:r><w:r><w:rPr><w:rFonts w:ascii="Times New Roman" w:hAnsi="Times New Roman" w:eastAsia="Microsoft YaHei"/><w:sz w:val="26"/><w:szCs w:val="26"/><w:lang w:eastAsia="zh-CN"/></w:rPr><w:t>ỳ</w:t></w:r><w:r><w:rPr><w:rFonts w:ascii="Times New Roman" w:hAnsi="Times New Roman"/><w:sz w:val="26"/><w:szCs w:val="26"/><w:lang w:eastAsia="zh-CN"/></w:rPr><w:t xml:space="preserve"> H</w:t></w:r><w:r><w:rPr><w:rFonts w:ascii="Times New Roman" w:hAnsi="Times New Roman" w:eastAsia="Microsoft YaHei"/><w:sz w:val="26"/><w:szCs w:val="26"/><w:lang w:eastAsia="zh-CN"/></w:rPr><w:t>ò</w:t></w:r><w:r><w:rPr><w:rFonts w:ascii="Times New Roman" w:hAnsi="Times New Roman"/><w:sz w:val="26"/><w:szCs w:val="26"/><w:lang w:eastAsia="zh-CN"/></w:rPr><w:t>a v</w:t></w:r><w:r><w:rPr><w:rFonts w:ascii="Times New Roman" w:hAnsi="Times New Roman" w:eastAsia="Microsoft YaHei"/><w:sz w:val="26"/><w:szCs w:val="26"/><w:lang w:eastAsia="zh-CN"/></w:rPr><w:t>à</w:t></w:r><w:r><w:rPr><w:rFonts w:ascii="Times New Roman" w:hAnsi="Times New Roman"/><w:sz w:val="26"/><w:szCs w:val="26"/><w:lang w:eastAsia="zh-CN"/></w:rPr><w:t xml:space="preserve"> c</w:t></w:r><w:r><w:rPr><w:rFonts w:ascii="Times New Roman" w:hAnsi="Times New Roman" w:eastAsia="Microsoft YaHei"/><w:sz w:val="26"/><w:szCs w:val="26"/><w:lang w:eastAsia="zh-CN"/></w:rPr><w:t>á</w:t></w:r><w:r><w:rPr><w:rFonts w:ascii="Times New Roman" w:hAnsi="Times New Roman"/><w:sz w:val="26"/><w:szCs w:val="26"/><w:lang w:eastAsia="zh-CN"/></w:rPr><w:t>c hướng dẫn hợp l</w:t></w:r><w:r><w:rPr><w:rFonts w:ascii="Times New Roman" w:hAnsi="Times New Roman" w:eastAsia="Microsoft YaHei"/><w:sz w:val="26"/><w:szCs w:val="26"/><w:lang w:eastAsia="zh-CN"/></w:rPr><w:t>ý</w:t></w:r><w:r><w:rPr><w:rFonts w:ascii="Times New Roman" w:hAnsi="Times New Roman"/><w:sz w:val="26"/><w:szCs w:val="26"/><w:lang w:eastAsia="zh-CN"/></w:rPr><w:t xml:space="preserve"> của B</w:t></w:r><w:r><w:rPr><w:rFonts w:ascii="Times New Roman" w:hAnsi="Times New Roman" w:eastAsia="Microsoft YaHei"/><w:sz w:val="26"/><w:szCs w:val="26"/><w:lang w:eastAsia="zh-CN"/></w:rPr><w:t>ê</w:t></w:r><w:r><w:rPr><w:rFonts w:ascii="Times New Roman" w:hAnsi="Times New Roman"/><w:sz w:val="26"/><w:szCs w:val="26"/><w:lang w:eastAsia="zh-CN"/></w:rPr><w:t>n A. B</w:t></w:r><w:r><w:rPr><w:rFonts w:ascii="Times New Roman" w:hAnsi="Times New Roman" w:eastAsia="Microsoft YaHei"/><w:sz w:val="26"/><w:szCs w:val="26"/><w:lang w:eastAsia="zh-CN"/></w:rPr><w:t>ê</w:t></w:r><w:r><w:rPr><w:rFonts w:ascii="Times New Roman" w:hAnsi="Times New Roman"/><w:sz w:val="26"/><w:szCs w:val="26"/><w:lang w:eastAsia="zh-CN"/></w:rPr><w:t xml:space="preserve">n A sẽ cung cấp nội quy </w:t></w:r><w:r><w:rPr><w:rFonts w:ascii="Times New Roman" w:hAnsi="Times New Roman" w:eastAsia="Microsoft YaHei"/><w:sz w:val="26"/><w:szCs w:val="26"/><w:lang w:eastAsia="zh-CN"/></w:rPr><w:t>đ</w:t></w:r><w:r><w:rPr><w:rFonts w:ascii="Times New Roman" w:hAnsi="Times New Roman"/><w:sz w:val="26"/><w:szCs w:val="26"/><w:lang w:eastAsia="zh-CN"/></w:rPr><w:t xml:space="preserve">ịa </w:t></w:r><w:r><w:rPr><w:rFonts w:ascii="Times New Roman" w:hAnsi="Times New Roman" w:eastAsia="Microsoft YaHei"/><w:sz w:val="26"/><w:szCs w:val="26"/><w:lang w:eastAsia="zh-CN"/></w:rPr><w:t>đ</w:t></w:r><w:r><w:rPr><w:rFonts w:ascii="Times New Roman" w:hAnsi="Times New Roman"/><w:sz w:val="26"/><w:szCs w:val="26"/><w:lang w:eastAsia="zh-CN"/></w:rPr><w:t>iểm cho B</w:t></w:r><w:r><w:rPr><w:rFonts w:ascii="Times New Roman" w:hAnsi="Times New Roman" w:eastAsia="Microsoft YaHei"/><w:sz w:val="26"/><w:szCs w:val="26"/><w:lang w:eastAsia="zh-CN"/></w:rPr><w:t>ê</w:t></w:r><w:r><w:rPr><w:rFonts w:ascii="Times New Roman" w:hAnsi="Times New Roman"/><w:sz w:val="26"/><w:szCs w:val="26"/><w:lang w:eastAsia="zh-CN"/></w:rPr><w:t>n B trước ng</w:t></w:r><w:r><w:rPr><w:rFonts w:ascii="Times New Roman" w:hAnsi="Times New Roman" w:eastAsia="Microsoft YaHei"/><w:sz w:val="26"/><w:szCs w:val="26"/><w:lang w:eastAsia="zh-CN"/></w:rPr><w:t>à</w:t></w:r><w:r><w:rPr><w:rFonts w:ascii="Times New Roman" w:hAnsi="Times New Roman"/><w:sz w:val="26"/><w:szCs w:val="26"/><w:lang w:eastAsia="zh-CN"/></w:rPr><w:t>y tổ chức chương tr</w:t></w:r><w:r><w:rPr><w:rFonts w:ascii="Times New Roman" w:hAnsi="Times New Roman" w:eastAsia="Microsoft YaHei"/><w:sz w:val="26"/><w:szCs w:val="26"/><w:lang w:eastAsia="zh-CN"/></w:rPr><w:t>ì</w:t></w:r><w:r><w:rPr><w:rFonts w:ascii="Times New Roman" w:hAnsi="Times New Roman"/><w:sz w:val="26"/><w:szCs w:val="26"/><w:lang w:eastAsia="zh-CN"/></w:rPr><w:t>nh.</w:t></w:r></w:p><w:p><w:pPr><w:pStyle w:val="13"/><w:numPr><w:ilvl w:val="0"/><w:numId w:val="7"/></w:numPr><w:shd w:val="clear" w:color="auto" w:fill="FFFFFF" w:themeFill="background1"/><w:spacing w:line="240" w:lineRule="auto"/><w:jc w:val="both"/><w:rPr><w:rFonts w:ascii="Times New Roman" w:hAnsi="Times New Roman"/><w:sz w:val="26"/><w:szCs w:val="26"/><w:lang w:eastAsia="zh-CN"/></w:rPr></w:pPr><w:r><w:rPr><w:rFonts w:ascii="Times New Roman" w:hAnsi="Times New Roman"/><w:sz w:val="26"/><w:szCs w:val="26"/><w:lang w:eastAsia="zh-CN"/></w:rPr><w:t>Bên B chịu tr</w:t></w:r><w:r><w:rPr><w:rFonts w:ascii="Times New Roman" w:hAnsi="Times New Roman" w:eastAsia="Microsoft YaHei"/><w:sz w:val="26"/><w:szCs w:val="26"/><w:lang w:eastAsia="zh-CN"/></w:rPr><w:t>á</w:t></w:r><w:r><w:rPr><w:rFonts w:ascii="Times New Roman" w:hAnsi="Times New Roman"/><w:sz w:val="26"/><w:szCs w:val="26"/><w:lang w:eastAsia="zh-CN"/></w:rPr><w:t>ch nhiệm về việc duy tr</w:t></w:r><w:r><w:rPr><w:rFonts w:ascii="Times New Roman" w:hAnsi="Times New Roman" w:eastAsia="Microsoft YaHei"/><w:sz w:val="26"/><w:szCs w:val="26"/><w:lang w:eastAsia="zh-CN"/></w:rPr><w:t>ì</w:t></w:r><w:r><w:rPr><w:rFonts w:ascii="Times New Roman" w:hAnsi="Times New Roman"/><w:sz w:val="26"/><w:szCs w:val="26"/><w:lang w:eastAsia="zh-CN"/></w:rPr><w:t xml:space="preserve"> trật tự, an ninh v</w:t></w:r><w:r><w:rPr><w:rFonts w:ascii="Times New Roman" w:hAnsi="Times New Roman" w:eastAsia="Microsoft YaHei"/><w:sz w:val="26"/><w:szCs w:val="26"/><w:lang w:eastAsia="zh-CN"/></w:rPr><w:t>à</w:t></w:r><w:r><w:rPr><w:rFonts w:ascii="Times New Roman" w:hAnsi="Times New Roman"/><w:sz w:val="26"/><w:szCs w:val="26"/><w:lang w:eastAsia="zh-CN"/></w:rPr><w:t xml:space="preserve"> h</w:t></w:r><w:r><w:rPr><w:rFonts w:ascii="Times New Roman" w:hAnsi="Times New Roman" w:eastAsia="Microsoft YaHei"/><w:sz w:val="26"/><w:szCs w:val="26"/><w:lang w:eastAsia="zh-CN"/></w:rPr><w:t>à</w:t></w:r><w:r><w:rPr><w:rFonts w:ascii="Times New Roman" w:hAnsi="Times New Roman"/><w:sz w:val="26"/><w:szCs w:val="26"/><w:lang w:eastAsia="zh-CN"/></w:rPr><w:t>nh vi ứng xử của kh</w:t></w:r><w:r><w:rPr><w:rFonts w:ascii="Times New Roman" w:hAnsi="Times New Roman" w:eastAsia="Microsoft YaHei"/><w:sz w:val="26"/><w:szCs w:val="26"/><w:lang w:eastAsia="zh-CN"/></w:rPr><w:t>á</w:t></w:r><w:r><w:rPr><w:rFonts w:ascii="Times New Roman" w:hAnsi="Times New Roman"/><w:sz w:val="26"/><w:szCs w:val="26"/><w:lang w:eastAsia="zh-CN"/></w:rPr><w:t>ch mời, nh</w:t></w:r><w:r><w:rPr><w:rFonts w:ascii="Times New Roman" w:hAnsi="Times New Roman" w:eastAsia="Microsoft YaHei"/><w:sz w:val="26"/><w:szCs w:val="26"/><w:lang w:eastAsia="zh-CN"/></w:rPr><w:t>â</w:t></w:r><w:r><w:rPr><w:rFonts w:ascii="Times New Roman" w:hAnsi="Times New Roman"/><w:sz w:val="26"/><w:szCs w:val="26"/><w:lang w:eastAsia="zh-CN"/></w:rPr><w:t>n sự tham gia chương tr</w:t></w:r><w:r><w:rPr><w:rFonts w:ascii="Times New Roman" w:hAnsi="Times New Roman" w:eastAsia="Microsoft YaHei"/><w:sz w:val="26"/><w:szCs w:val="26"/><w:lang w:eastAsia="zh-CN"/></w:rPr><w:t>ì</w:t></w:r><w:r><w:rPr><w:rFonts w:ascii="Times New Roman" w:hAnsi="Times New Roman"/><w:sz w:val="26"/><w:szCs w:val="26"/><w:lang w:eastAsia="zh-CN"/></w:rPr><w:t>nh v</w:t></w:r><w:r><w:rPr><w:rFonts w:ascii="Times New Roman" w:hAnsi="Times New Roman" w:eastAsia="Microsoft YaHei"/><w:sz w:val="26"/><w:szCs w:val="26"/><w:lang w:eastAsia="zh-CN"/></w:rPr><w:t>à</w:t></w:r><w:r><w:rPr><w:rFonts w:ascii="Times New Roman" w:hAnsi="Times New Roman"/><w:sz w:val="26"/><w:szCs w:val="26"/><w:lang w:eastAsia="zh-CN"/></w:rPr><w:t xml:space="preserve"> c</w:t></w:r><w:r><w:rPr><w:rFonts w:ascii="Times New Roman" w:hAnsi="Times New Roman" w:eastAsia="Microsoft YaHei"/><w:sz w:val="26"/><w:szCs w:val="26"/><w:lang w:eastAsia="zh-CN"/></w:rPr><w:t>á</w:t></w:r><w:r><w:rPr><w:rFonts w:ascii="Times New Roman" w:hAnsi="Times New Roman"/><w:sz w:val="26"/><w:szCs w:val="26"/><w:lang w:eastAsia="zh-CN"/></w:rPr><w:t xml:space="preserve">c </w:t></w:r><w:r><w:rPr><w:rFonts w:ascii="Times New Roman" w:hAnsi="Times New Roman" w:eastAsia="Microsoft YaHei"/><w:sz w:val="26"/><w:szCs w:val="26"/><w:lang w:eastAsia="zh-CN"/></w:rPr><w:t>đ</w:t></w:r><w:r><w:rPr><w:rFonts w:ascii="Times New Roman" w:hAnsi="Times New Roman"/><w:sz w:val="26"/><w:szCs w:val="26"/><w:lang w:eastAsia="zh-CN"/></w:rPr><w:t>ơn vị do m</w:t></w:r><w:r><w:rPr><w:rFonts w:ascii="Times New Roman" w:hAnsi="Times New Roman" w:eastAsia="Microsoft YaHei"/><w:sz w:val="26"/><w:szCs w:val="26"/><w:lang w:eastAsia="zh-CN"/></w:rPr><w:t>ì</w:t></w:r><w:r><w:rPr><w:rFonts w:ascii="Times New Roman" w:hAnsi="Times New Roman"/><w:sz w:val="26"/><w:szCs w:val="26"/><w:lang w:eastAsia="zh-CN"/></w:rPr><w:t>nh thu</w:t></w:r><w:r><w:rPr><w:rFonts w:ascii="Times New Roman" w:hAnsi="Times New Roman" w:eastAsia="Microsoft YaHei"/><w:sz w:val="26"/><w:szCs w:val="26"/><w:lang w:eastAsia="zh-CN"/></w:rPr><w:t>ê</w:t></w:r><w:r><w:rPr><w:rFonts w:ascii="Times New Roman" w:hAnsi="Times New Roman"/><w:sz w:val="26"/><w:szCs w:val="26"/><w:lang w:eastAsia="zh-CN"/></w:rPr><w:t xml:space="preserve">; </w:t></w:r><w:r><w:rPr><w:rFonts w:ascii="Times New Roman" w:hAnsi="Times New Roman" w:eastAsia="Microsoft YaHei"/><w:sz w:val="26"/><w:szCs w:val="26"/><w:lang w:eastAsia="zh-CN"/></w:rPr><w:t>đ</w:t></w:r><w:r><w:rPr><w:rFonts w:ascii="Times New Roman" w:hAnsi="Times New Roman"/><w:sz w:val="26"/><w:szCs w:val="26"/><w:lang w:eastAsia="zh-CN"/></w:rPr><w:t>ồng thời c</w:t></w:r><w:r><w:rPr><w:rFonts w:ascii="Times New Roman" w:hAnsi="Times New Roman" w:eastAsia="Microsoft YaHei"/><w:sz w:val="26"/><w:szCs w:val="26"/><w:lang w:eastAsia="zh-CN"/></w:rPr><w:t>ó</w:t></w:r><w:r><w:rPr><w:rFonts w:ascii="Times New Roman" w:hAnsi="Times New Roman"/><w:sz w:val="26"/><w:szCs w:val="26"/><w:lang w:eastAsia="zh-CN"/></w:rPr><w:t xml:space="preserve"> tr</w:t></w:r><w:r><w:rPr><w:rFonts w:ascii="Times New Roman" w:hAnsi="Times New Roman" w:eastAsia="Microsoft YaHei"/><w:sz w:val="26"/><w:szCs w:val="26"/><w:lang w:eastAsia="zh-CN"/></w:rPr><w:t>á</w:t></w:r><w:r><w:rPr><w:rFonts w:ascii="Times New Roman" w:hAnsi="Times New Roman"/><w:sz w:val="26"/><w:szCs w:val="26"/><w:lang w:eastAsia="zh-CN"/></w:rPr><w:t>ch nhiệm phối hợp với B</w:t></w:r><w:r><w:rPr><w:rFonts w:ascii="Times New Roman" w:hAnsi="Times New Roman" w:eastAsia="Microsoft YaHei"/><w:sz w:val="26"/><w:szCs w:val="26"/><w:lang w:eastAsia="zh-CN"/></w:rPr><w:t>ê</w:t></w:r><w:r><w:rPr><w:rFonts w:ascii="Times New Roman" w:hAnsi="Times New Roman"/><w:sz w:val="26"/><w:szCs w:val="26"/><w:lang w:eastAsia="zh-CN"/></w:rPr><w:t>n A xử l</w:t></w:r><w:r><w:rPr><w:rFonts w:ascii="Times New Roman" w:hAnsi="Times New Roman" w:eastAsia="Microsoft YaHei"/><w:sz w:val="26"/><w:szCs w:val="26"/><w:lang w:eastAsia="zh-CN"/></w:rPr><w:t>ý</w:t></w:r><w:r><w:rPr><w:rFonts w:ascii="Times New Roman" w:hAnsi="Times New Roman"/><w:sz w:val="26"/><w:szCs w:val="26"/><w:lang w:eastAsia="zh-CN"/></w:rPr><w:t xml:space="preserve"> c</w:t></w:r><w:r><w:rPr><w:rFonts w:ascii="Times New Roman" w:hAnsi="Times New Roman" w:eastAsia="Microsoft YaHei"/><w:sz w:val="26"/><w:szCs w:val="26"/><w:lang w:eastAsia="zh-CN"/></w:rPr><w:t>á</w:t></w:r><w:r><w:rPr><w:rFonts w:ascii="Times New Roman" w:hAnsi="Times New Roman"/><w:sz w:val="26"/><w:szCs w:val="26"/><w:lang w:eastAsia="zh-CN"/></w:rPr><w:t>c trường hợp vi phạm nội quy hoặc g</w:t></w:r><w:r><w:rPr><w:rFonts w:ascii="Times New Roman" w:hAnsi="Times New Roman" w:eastAsia="Microsoft YaHei"/><w:sz w:val="26"/><w:szCs w:val="26"/><w:lang w:eastAsia="zh-CN"/></w:rPr><w:t>â</w:t></w:r><w:r><w:rPr><w:rFonts w:ascii="Times New Roman" w:hAnsi="Times New Roman"/><w:sz w:val="26"/><w:szCs w:val="26"/><w:lang w:eastAsia="zh-CN"/></w:rPr><w:t xml:space="preserve">y ảnh hưởng </w:t></w:r><w:r><w:rPr><w:rFonts w:ascii="Times New Roman" w:hAnsi="Times New Roman" w:eastAsia="Microsoft YaHei"/><w:sz w:val="26"/><w:szCs w:val="26"/><w:lang w:eastAsia="zh-CN"/></w:rPr><w:t>đ</w:t></w:r><w:r><w:rPr><w:rFonts w:ascii="Times New Roman" w:hAnsi="Times New Roman"/><w:sz w:val="26"/><w:szCs w:val="26"/><w:lang w:eastAsia="zh-CN"/></w:rPr><w:t xml:space="preserve">ến hoạt </w:t></w:r><w:r><w:rPr><w:rFonts w:ascii="Times New Roman" w:hAnsi="Times New Roman" w:eastAsia="Microsoft YaHei"/><w:sz w:val="26"/><w:szCs w:val="26"/><w:lang w:eastAsia="zh-CN"/></w:rPr><w:t>đ</w:t></w:r><w:r><w:rPr><w:rFonts w:ascii="Times New Roman" w:hAnsi="Times New Roman"/><w:sz w:val="26"/><w:szCs w:val="26"/><w:lang w:eastAsia="zh-CN"/></w:rPr><w:t xml:space="preserve">ộng của </w:t></w:r><w:r><w:rPr><w:rFonts w:ascii="Times New Roman" w:hAnsi="Times New Roman" w:eastAsia="Microsoft YaHei"/><w:sz w:val="26"/><w:szCs w:val="26"/><w:lang w:eastAsia="zh-CN"/></w:rPr><w:t>đ</w:t></w:r><w:r><w:rPr><w:rFonts w:ascii="Times New Roman" w:hAnsi="Times New Roman"/><w:sz w:val="26"/><w:szCs w:val="26"/><w:lang w:eastAsia="zh-CN"/></w:rPr><w:t xml:space="preserve">ịa </w:t></w:r><w:r><w:rPr><w:rFonts w:ascii="Times New Roman" w:hAnsi="Times New Roman" w:eastAsia="Microsoft YaHei"/><w:sz w:val="26"/><w:szCs w:val="26"/><w:lang w:eastAsia="zh-CN"/></w:rPr><w:t>đ</w:t></w:r><w:r><w:rPr><w:rFonts w:ascii="Times New Roman" w:hAnsi="Times New Roman"/><w:sz w:val="26"/><w:szCs w:val="26"/><w:lang w:eastAsia="zh-CN"/></w:rPr><w:t>iểm tổ chức.</w:t></w:r></w:p><w:p><w:pPr><w:pStyle w:val="13"/><w:numPr><w:ilvl w:val="0"/><w:numId w:val="7"/></w:numPr><w:shd w:val="clear" w:color="auto" w:fill="FFFFFF" w:themeFill="background1"/><w:spacing w:line="240" w:lineRule="auto"/><w:jc w:val="both"/><w:rPr><w:rFonts w:ascii="Times New Roman" w:hAnsi="Times New Roman"/><w:sz w:val="26"/><w:szCs w:val="26"/><w:lang w:eastAsia="zh-CN"/></w:rPr></w:pPr><w:r><w:rPr><w:rFonts w:ascii="Times New Roman" w:hAnsi="Times New Roman"/><w:sz w:val="26"/><w:szCs w:val="26"/><w:lang w:eastAsia="zh-CN"/></w:rPr><w:t>Bên A có quyền nhắc nhở, y</w:t></w:r><w:r><w:rPr><w:rFonts w:ascii="Times New Roman" w:hAnsi="Times New Roman" w:eastAsia="Microsoft YaHei"/><w:sz w:val="26"/><w:szCs w:val="26"/><w:lang w:eastAsia="zh-CN"/></w:rPr><w:t>ê</w:t></w:r><w:r><w:rPr><w:rFonts w:ascii="Times New Roman" w:hAnsi="Times New Roman"/><w:sz w:val="26"/><w:szCs w:val="26"/><w:lang w:eastAsia="zh-CN"/></w:rPr><w:t>u cầu chấm dứt hoặc xử l</w:t></w:r><w:r><w:rPr><w:rFonts w:ascii="Times New Roman" w:hAnsi="Times New Roman" w:eastAsia="Microsoft YaHei"/><w:sz w:val="26"/><w:szCs w:val="26"/><w:lang w:eastAsia="zh-CN"/></w:rPr><w:t>ý</w:t></w:r><w:r><w:rPr><w:rFonts w:ascii="Times New Roman" w:hAnsi="Times New Roman"/><w:sz w:val="26"/><w:szCs w:val="26"/><w:lang w:eastAsia="zh-CN"/></w:rPr><w:t xml:space="preserve"> c</w:t></w:r><w:r><w:rPr><w:rFonts w:ascii="Times New Roman" w:hAnsi="Times New Roman" w:eastAsia="Microsoft YaHei"/><w:sz w:val="26"/><w:szCs w:val="26"/><w:lang w:eastAsia="zh-CN"/></w:rPr><w:t>á</w:t></w:r><w:r><w:rPr><w:rFonts w:ascii="Times New Roman" w:hAnsi="Times New Roman"/><w:sz w:val="26"/><w:szCs w:val="26"/><w:lang w:eastAsia="zh-CN"/></w:rPr><w:t>c h</w:t></w:r><w:r><w:rPr><w:rFonts w:ascii="Times New Roman" w:hAnsi="Times New Roman" w:eastAsia="Microsoft YaHei"/><w:sz w:val="26"/><w:szCs w:val="26"/><w:lang w:eastAsia="zh-CN"/></w:rPr><w:t>à</w:t></w:r><w:r><w:rPr><w:rFonts w:ascii="Times New Roman" w:hAnsi="Times New Roman"/><w:sz w:val="26"/><w:szCs w:val="26"/><w:lang w:eastAsia="zh-CN"/></w:rPr><w:t>nh vi vi phạm nội quy, g</w:t></w:r><w:r><w:rPr><w:rFonts w:ascii="Times New Roman" w:hAnsi="Times New Roman" w:eastAsia="Microsoft YaHei"/><w:sz w:val="26"/><w:szCs w:val="26"/><w:lang w:eastAsia="zh-CN"/></w:rPr><w:t>â</w:t></w:r><w:r><w:rPr><w:rFonts w:ascii="Times New Roman" w:hAnsi="Times New Roman"/><w:sz w:val="26"/><w:szCs w:val="26"/><w:lang w:eastAsia="zh-CN"/></w:rPr><w:t xml:space="preserve">y mất an ninh trật tự, ảnh hưởng </w:t></w:r><w:r><w:rPr><w:rFonts w:ascii="Times New Roman" w:hAnsi="Times New Roman" w:eastAsia="Microsoft YaHei"/><w:sz w:val="26"/><w:szCs w:val="26"/><w:lang w:eastAsia="zh-CN"/></w:rPr><w:t>đ</w:t></w:r><w:r><w:rPr><w:rFonts w:ascii="Times New Roman" w:hAnsi="Times New Roman"/><w:sz w:val="26"/><w:szCs w:val="26"/><w:lang w:eastAsia="zh-CN"/></w:rPr><w:t xml:space="preserve">ến hoạt </w:t></w:r><w:r><w:rPr><w:rFonts w:ascii="Times New Roman" w:hAnsi="Times New Roman" w:eastAsia="Microsoft YaHei"/><w:sz w:val="26"/><w:szCs w:val="26"/><w:lang w:eastAsia="zh-CN"/></w:rPr><w:t>đ</w:t></w:r><w:r><w:rPr><w:rFonts w:ascii="Times New Roman" w:hAnsi="Times New Roman"/><w:sz w:val="26"/><w:szCs w:val="26"/><w:lang w:eastAsia="zh-CN"/></w:rPr><w:t xml:space="preserve">ộng của </w:t></w:r><w:r><w:rPr><w:rFonts w:ascii="Times New Roman" w:hAnsi="Times New Roman" w:eastAsia="Microsoft YaHei"/><w:sz w:val="26"/><w:szCs w:val="26"/><w:lang w:eastAsia="zh-CN"/></w:rPr><w:t>đ</w:t></w:r><w:r><w:rPr><w:rFonts w:ascii="Times New Roman" w:hAnsi="Times New Roman"/><w:sz w:val="26"/><w:szCs w:val="26"/><w:lang w:eastAsia="zh-CN"/></w:rPr><w:t xml:space="preserve">ịa </w:t></w:r><w:r><w:rPr><w:rFonts w:ascii="Times New Roman" w:hAnsi="Times New Roman" w:eastAsia="Microsoft YaHei"/><w:sz w:val="26"/><w:szCs w:val="26"/><w:lang w:eastAsia="zh-CN"/></w:rPr><w:t>đ</w:t></w:r><w:r><w:rPr><w:rFonts w:ascii="Times New Roman" w:hAnsi="Times New Roman"/><w:sz w:val="26"/><w:szCs w:val="26"/><w:lang w:eastAsia="zh-CN"/></w:rPr><w:t xml:space="preserve">iểm tổ chức hoặc vi phạm quy </w:t></w:r><w:r><w:rPr><w:rFonts w:ascii="Times New Roman" w:hAnsi="Times New Roman" w:eastAsia="Microsoft YaHei"/><w:sz w:val="26"/><w:szCs w:val="26"/><w:lang w:eastAsia="zh-CN"/></w:rPr><w:t>đ</w:t></w:r><w:r><w:rPr><w:rFonts w:ascii="Times New Roman" w:hAnsi="Times New Roman"/><w:sz w:val="26"/><w:szCs w:val="26"/><w:lang w:eastAsia="zh-CN"/></w:rPr><w:t>ịnh của ph</w:t></w:r><w:r><w:rPr><w:rFonts w:ascii="Times New Roman" w:hAnsi="Times New Roman" w:eastAsia="Microsoft YaHei"/><w:sz w:val="26"/><w:szCs w:val="26"/><w:lang w:eastAsia="zh-CN"/></w:rPr><w:t>á</w:t></w:r><w:r><w:rPr><w:rFonts w:ascii="Times New Roman" w:hAnsi="Times New Roman"/><w:sz w:val="26"/><w:szCs w:val="26"/><w:lang w:eastAsia="zh-CN"/></w:rPr><w:t>p luật.</w:t></w:r></w:p><w:p><w:pPr><w:pStyle w:val="13"/><w:numPr><w:ilvl w:val="0"/><w:numId w:val="7"/></w:numPr><w:shd w:val="clear" w:color="auto" w:fill="FFFFFF" w:themeFill="background1"/><w:spacing w:line="240" w:lineRule="auto"/><w:jc w:val="both"/><w:rPr><w:rFonts w:ascii="Times New Roman" w:hAnsi="Times New Roman"/><w:sz w:val="26"/><w:szCs w:val="26"/><w:lang w:eastAsia="zh-CN"/></w:rPr></w:pPr><w:r><w:rPr><w:rFonts w:ascii="Times New Roman" w:hAnsi="Times New Roman"/><w:sz w:val="26"/><w:szCs w:val="26"/><w:lang w:eastAsia="zh-CN"/></w:rPr><w:t>Trường hợp kh</w:t></w:r><w:r><w:rPr><w:rFonts w:ascii="Times New Roman" w:hAnsi="Times New Roman" w:eastAsia="Microsoft YaHei"/><w:sz w:val="26"/><w:szCs w:val="26"/><w:lang w:eastAsia="zh-CN"/></w:rPr><w:t>á</w:t></w:r><w:r><w:rPr><w:rFonts w:ascii="Times New Roman" w:hAnsi="Times New Roman"/><w:sz w:val="26"/><w:szCs w:val="26"/><w:lang w:eastAsia="zh-CN"/></w:rPr><w:t>ch mời, nh</w:t></w:r><w:r><w:rPr><w:rFonts w:ascii="Times New Roman" w:hAnsi="Times New Roman" w:eastAsia="Microsoft YaHei"/><w:sz w:val="26"/><w:szCs w:val="26"/><w:lang w:eastAsia="zh-CN"/></w:rPr><w:t>â</w:t></w:r><w:r><w:rPr><w:rFonts w:ascii="Times New Roman" w:hAnsi="Times New Roman"/><w:sz w:val="26"/><w:szCs w:val="26"/><w:lang w:eastAsia="zh-CN"/></w:rPr><w:t>n sự hoặc c</w:t></w:r><w:r><w:rPr><w:rFonts w:ascii="Times New Roman" w:hAnsi="Times New Roman" w:eastAsia="Microsoft YaHei"/><w:sz w:val="26"/><w:szCs w:val="26"/><w:lang w:eastAsia="zh-CN"/></w:rPr><w:t>á</w:t></w:r><w:r><w:rPr><w:rFonts w:ascii="Times New Roman" w:hAnsi="Times New Roman"/><w:sz w:val="26"/><w:szCs w:val="26"/><w:lang w:eastAsia="zh-CN"/></w:rPr><w:t xml:space="preserve">c </w:t></w:r><w:r><w:rPr><w:rFonts w:ascii="Times New Roman" w:hAnsi="Times New Roman" w:eastAsia="Microsoft YaHei"/><w:sz w:val="26"/><w:szCs w:val="26"/><w:lang w:eastAsia="zh-CN"/></w:rPr><w:t>đ</w:t></w:r><w:r><w:rPr><w:rFonts w:ascii="Times New Roman" w:hAnsi="Times New Roman"/><w:sz w:val="26"/><w:szCs w:val="26"/><w:lang w:eastAsia="zh-CN"/></w:rPr><w:t>ơn vị do B</w:t></w:r><w:r><w:rPr><w:rFonts w:ascii="Times New Roman" w:hAnsi="Times New Roman" w:eastAsia="Microsoft YaHei"/><w:sz w:val="26"/><w:szCs w:val="26"/><w:lang w:eastAsia="zh-CN"/></w:rPr><w:t>ê</w:t></w:r><w:r><w:rPr><w:rFonts w:ascii="Times New Roman" w:hAnsi="Times New Roman"/><w:sz w:val="26"/><w:szCs w:val="26"/><w:lang w:eastAsia="zh-CN"/></w:rPr><w:t>n B thu</w:t></w:r><w:r><w:rPr><w:rFonts w:ascii="Times New Roman" w:hAnsi="Times New Roman" w:eastAsia="Microsoft YaHei"/><w:sz w:val="26"/><w:szCs w:val="26"/><w:lang w:eastAsia="zh-CN"/></w:rPr><w:t>ê</w:t></w:r><w:r><w:rPr><w:rFonts w:ascii="Times New Roman" w:hAnsi="Times New Roman"/><w:sz w:val="26"/><w:szCs w:val="26"/><w:lang w:eastAsia="zh-CN"/></w:rPr><w:t xml:space="preserve"> g</w:t></w:r><w:r><w:rPr><w:rFonts w:ascii="Times New Roman" w:hAnsi="Times New Roman" w:eastAsia="Microsoft YaHei"/><w:sz w:val="26"/><w:szCs w:val="26"/><w:lang w:eastAsia="zh-CN"/></w:rPr><w:t>â</w:t></w:r><w:r><w:rPr><w:rFonts w:ascii="Times New Roman" w:hAnsi="Times New Roman"/><w:sz w:val="26"/><w:szCs w:val="26"/><w:lang w:eastAsia="zh-CN"/></w:rPr><w:t>y hư hỏng t</w:t></w:r><w:r><w:rPr><w:rFonts w:ascii="Times New Roman" w:hAnsi="Times New Roman" w:eastAsia="Microsoft YaHei"/><w:sz w:val="26"/><w:szCs w:val="26"/><w:lang w:eastAsia="zh-CN"/></w:rPr><w:t>à</w:t></w:r><w:r><w:rPr><w:rFonts w:ascii="Times New Roman" w:hAnsi="Times New Roman"/><w:sz w:val="26"/><w:szCs w:val="26"/><w:lang w:eastAsia="zh-CN"/></w:rPr><w:t>i sản, trang thiết bị hoặc cơ sở vật chất của B</w:t></w:r><w:r><w:rPr><w:rFonts w:ascii="Times New Roman" w:hAnsi="Times New Roman" w:eastAsia="Microsoft YaHei"/><w:sz w:val="26"/><w:szCs w:val="26"/><w:lang w:eastAsia="zh-CN"/></w:rPr><w:t>ê</w:t></w:r><w:r><w:rPr><w:rFonts w:ascii="Times New Roman" w:hAnsi="Times New Roman"/><w:sz w:val="26"/><w:szCs w:val="26"/><w:lang w:eastAsia="zh-CN"/></w:rPr><w:t>n A th</w:t></w:r><w:r><w:rPr><w:rFonts w:ascii="Times New Roman" w:hAnsi="Times New Roman" w:eastAsia="Microsoft YaHei"/><w:sz w:val="26"/><w:szCs w:val="26"/><w:lang w:eastAsia="zh-CN"/></w:rPr><w:t>ì</w:t></w:r><w:r><w:rPr><w:rFonts w:ascii="Times New Roman" w:hAnsi="Times New Roman"/><w:sz w:val="26"/><w:szCs w:val="26"/><w:lang w:eastAsia="zh-CN"/></w:rPr><w:t xml:space="preserve"> B</w:t></w:r><w:r><w:rPr><w:rFonts w:ascii="Times New Roman" w:hAnsi="Times New Roman" w:eastAsia="Microsoft YaHei"/><w:sz w:val="26"/><w:szCs w:val="26"/><w:lang w:eastAsia="zh-CN"/></w:rPr><w:t>ê</w:t></w:r><w:r><w:rPr><w:rFonts w:ascii="Times New Roman" w:hAnsi="Times New Roman"/><w:sz w:val="26"/><w:szCs w:val="26"/><w:lang w:eastAsia="zh-CN"/></w:rPr><w:t>n B c</w:t></w:r><w:r><w:rPr><w:rFonts w:ascii="Times New Roman" w:hAnsi="Times New Roman" w:eastAsia="Microsoft YaHei"/><w:sz w:val="26"/><w:szCs w:val="26"/><w:lang w:eastAsia="zh-CN"/></w:rPr><w:t>ó</w:t></w:r><w:r><w:rPr><w:rFonts w:ascii="Times New Roman" w:hAnsi="Times New Roman"/><w:sz w:val="26"/><w:szCs w:val="26"/><w:lang w:eastAsia="zh-CN"/></w:rPr><w:t xml:space="preserve"> tr</w:t></w:r><w:r><w:rPr><w:rFonts w:ascii="Times New Roman" w:hAnsi="Times New Roman" w:eastAsia="Microsoft YaHei"/><w:sz w:val="26"/><w:szCs w:val="26"/><w:lang w:eastAsia="zh-CN"/></w:rPr><w:t>á</w:t></w:r><w:r><w:rPr><w:rFonts w:ascii="Times New Roman" w:hAnsi="Times New Roman"/><w:sz w:val="26"/><w:szCs w:val="26"/><w:lang w:eastAsia="zh-CN"/></w:rPr><w:t>ch nhiệm bồi thường to</w:t></w:r><w:r><w:rPr><w:rFonts w:ascii="Times New Roman" w:hAnsi="Times New Roman" w:eastAsia="Microsoft YaHei"/><w:sz w:val="26"/><w:szCs w:val="26"/><w:lang w:eastAsia="zh-CN"/></w:rPr><w:t>à</w:t></w:r><w:r><w:rPr><w:rFonts w:ascii="Times New Roman" w:hAnsi="Times New Roman"/><w:sz w:val="26"/><w:szCs w:val="26"/><w:lang w:eastAsia="zh-CN"/></w:rPr><w:t>n bộ thiệt hại thực tế ph</w:t></w:r><w:r><w:rPr><w:rFonts w:ascii="Times New Roman" w:hAnsi="Times New Roman" w:eastAsia="Microsoft YaHei"/><w:sz w:val="26"/><w:szCs w:val="26"/><w:lang w:eastAsia="zh-CN"/></w:rPr><w:t>á</w:t></w:r><w:r><w:rPr><w:rFonts w:ascii="Times New Roman" w:hAnsi="Times New Roman"/><w:sz w:val="26"/><w:szCs w:val="26"/><w:lang w:eastAsia="zh-CN"/></w:rPr><w:t>t sinh, bao gồm chi ph</w:t></w:r><w:r><w:rPr><w:rFonts w:ascii="Times New Roman" w:hAnsi="Times New Roman" w:eastAsia="Microsoft YaHei"/><w:sz w:val="26"/><w:szCs w:val="26"/><w:lang w:eastAsia="zh-CN"/></w:rPr><w:t>í</w:t></w:r><w:r><w:rPr><w:rFonts w:ascii="Times New Roman" w:hAnsi="Times New Roman"/><w:sz w:val="26"/><w:szCs w:val="26"/><w:lang w:eastAsia="zh-CN"/></w:rPr><w:t xml:space="preserve"> sửa chữa, thay thế hoặc kh</w:t></w:r><w:r><w:rPr><w:rFonts w:ascii="Times New Roman" w:hAnsi="Times New Roman" w:eastAsia="Microsoft YaHei"/><w:sz w:val="26"/><w:szCs w:val="26"/><w:lang w:eastAsia="zh-CN"/></w:rPr><w:t>ô</w:t></w:r><w:r><w:rPr><w:rFonts w:ascii="Times New Roman" w:hAnsi="Times New Roman"/><w:sz w:val="26"/><w:szCs w:val="26"/><w:lang w:eastAsia="zh-CN"/></w:rPr><w:t>i phục hiện trạng.</w:t></w:r></w:p><w:p><w:pPr><w:pStyle w:val="13"/><w:numPr><w:ilvl w:val="1"/><w:numId w:val="2"/></w:numPr><w:shd w:val="clear" w:color="auto" w:fill="FFFFFF" w:themeFill="background1"/><w:spacing w:line="360" w:lineRule="auto"/><w:jc w:val="both"/><w:rPr><w:rFonts w:ascii="Times New Roman" w:hAnsi="Times New Roman"/><w:b/><w:bCs/><w:sz w:val="26"/><w:szCs w:val="26"/><w:lang w:eastAsia="zh-CN"/></w:rPr></w:pPr><w:r><w:rPr><w:rFonts w:ascii="Times New Roman" w:hAnsi="Times New Roman"/><w:b/><w:bCs/><w:sz w:val="26"/><w:szCs w:val="26"/><w:lang w:eastAsia="zh-CN"/></w:rPr><w:t>Giấy phép tổ chức</w:t></w:r></w:p><w:p><w:pPr><w:pStyle w:val="13"/><w:numPr><w:ilvl w:val="0"/><w:numId w:val="7"/></w:numPr><w:shd w:val="clear" w:color="auto" w:fill="FFFFFF" w:themeFill="background1"/><w:spacing w:line="240" w:lineRule="auto"/><w:jc w:val="both"/><w:rPr><w:rFonts w:ascii="Times New Roman" w:hAnsi="Times New Roman"/><w:sz w:val="26"/><w:szCs w:val="26"/><w:lang w:eastAsia="zh-CN"/></w:rPr></w:pPr><w:r><w:rPr><w:rFonts w:ascii="Times New Roman" w:hAnsi="Times New Roman"/><w:sz w:val="26"/><w:szCs w:val="26"/><w:lang w:eastAsia="zh-CN"/></w:rPr><w:t>Bên B có trách nhiệm thực hiện v</w:t></w:r><w:r><w:rPr><w:rFonts w:ascii="Times New Roman" w:hAnsi="Times New Roman" w:eastAsia="Microsoft YaHei"/><w:sz w:val="26"/><w:szCs w:val="26"/><w:lang w:eastAsia="zh-CN"/></w:rPr><w:t>à</w:t></w:r><w:r><w:rPr><w:rFonts w:ascii="Times New Roman" w:hAnsi="Times New Roman"/><w:sz w:val="26"/><w:szCs w:val="26"/><w:lang w:eastAsia="zh-CN"/></w:rPr><w:t xml:space="preserve"> duy tr</w:t></w:r><w:r><w:rPr><w:rFonts w:ascii="Times New Roman" w:hAnsi="Times New Roman" w:eastAsia="Microsoft YaHei"/><w:sz w:val="26"/><w:szCs w:val="26"/><w:lang w:eastAsia="zh-CN"/></w:rPr><w:t>ì</w:t></w:r><w:r><w:rPr><w:rFonts w:ascii="Times New Roman" w:hAnsi="Times New Roman"/><w:sz w:val="26"/><w:szCs w:val="26"/><w:lang w:eastAsia="zh-CN"/></w:rPr><w:t xml:space="preserve"> hiệu lực của to</w:t></w:r><w:r><w:rPr><w:rFonts w:ascii="Times New Roman" w:hAnsi="Times New Roman" w:eastAsia="Microsoft YaHei"/><w:sz w:val="26"/><w:szCs w:val="26"/><w:lang w:eastAsia="zh-CN"/></w:rPr><w:t>à</w:t></w:r><w:r><w:rPr><w:rFonts w:ascii="Times New Roman" w:hAnsi="Times New Roman"/><w:sz w:val="26"/><w:szCs w:val="26"/><w:lang w:eastAsia="zh-CN"/></w:rPr><w:t>n bộ giấy ph</w:t></w:r><w:r><w:rPr><w:rFonts w:ascii="Times New Roman" w:hAnsi="Times New Roman" w:eastAsia="Microsoft YaHei"/><w:sz w:val="26"/><w:szCs w:val="26"/><w:lang w:eastAsia="zh-CN"/></w:rPr><w:t>é</w:t></w:r><w:r><w:rPr><w:rFonts w:ascii="Times New Roman" w:hAnsi="Times New Roman"/><w:sz w:val="26"/><w:szCs w:val="26"/><w:lang w:eastAsia="zh-CN"/></w:rPr><w:t>p, v</w:t></w:r><w:r><w:rPr><w:rFonts w:ascii="Times New Roman" w:hAnsi="Times New Roman" w:eastAsia="Microsoft YaHei"/><w:sz w:val="26"/><w:szCs w:val="26"/><w:lang w:eastAsia="zh-CN"/></w:rPr><w:t>ă</w:t></w:r><w:r><w:rPr><w:rFonts w:ascii="Times New Roman" w:hAnsi="Times New Roman"/><w:sz w:val="26"/><w:szCs w:val="26"/><w:lang w:eastAsia="zh-CN"/></w:rPr><w:t>n bản chấp thuận, th</w:t></w:r><w:r><w:rPr><w:rFonts w:ascii="Times New Roman" w:hAnsi="Times New Roman" w:eastAsia="Microsoft YaHei"/><w:sz w:val="26"/><w:szCs w:val="26"/><w:lang w:eastAsia="zh-CN"/></w:rPr><w:t>ô</w:t></w:r><w:r><w:rPr><w:rFonts w:ascii="Times New Roman" w:hAnsi="Times New Roman"/><w:sz w:val="26"/><w:szCs w:val="26"/><w:lang w:eastAsia="zh-CN"/></w:rPr><w:t>ng b</w:t></w:r><w:r><w:rPr><w:rFonts w:ascii="Times New Roman" w:hAnsi="Times New Roman" w:eastAsia="Microsoft YaHei"/><w:sz w:val="26"/><w:szCs w:val="26"/><w:lang w:eastAsia="zh-CN"/></w:rPr><w:t>á</w:t></w:r><w:r><w:rPr><w:rFonts w:ascii="Times New Roman" w:hAnsi="Times New Roman"/><w:sz w:val="26"/><w:szCs w:val="26"/><w:lang w:eastAsia="zh-CN"/></w:rPr><w:t>o hoặc c</w:t></w:r><w:r><w:rPr><w:rFonts w:ascii="Times New Roman" w:hAnsi="Times New Roman" w:eastAsia="Microsoft YaHei"/><w:sz w:val="26"/><w:szCs w:val="26"/><w:lang w:eastAsia="zh-CN"/></w:rPr><w:t>á</w:t></w:r><w:r><w:rPr><w:rFonts w:ascii="Times New Roman" w:hAnsi="Times New Roman"/><w:sz w:val="26"/><w:szCs w:val="26"/><w:lang w:eastAsia="zh-CN"/></w:rPr><w:t>c thủ tục ph</w:t></w:r><w:r><w:rPr><w:rFonts w:ascii="Times New Roman" w:hAnsi="Times New Roman" w:eastAsia="Microsoft YaHei"/><w:sz w:val="26"/><w:szCs w:val="26"/><w:lang w:eastAsia="zh-CN"/></w:rPr><w:t>á</w:t></w:r><w:r><w:rPr><w:rFonts w:ascii="Times New Roman" w:hAnsi="Times New Roman"/><w:sz w:val="26"/><w:szCs w:val="26"/><w:lang w:eastAsia="zh-CN"/></w:rPr><w:t>p l</w:t></w:r><w:r><w:rPr><w:rFonts w:ascii="Times New Roman" w:hAnsi="Times New Roman" w:eastAsia="Microsoft YaHei"/><w:sz w:val="26"/><w:szCs w:val="26"/><w:lang w:eastAsia="zh-CN"/></w:rPr><w:t>ý</w:t></w:r><w:r><w:rPr><w:rFonts w:ascii="Times New Roman" w:hAnsi="Times New Roman"/><w:sz w:val="26"/><w:szCs w:val="26"/><w:lang w:eastAsia="zh-CN"/></w:rPr><w:t xml:space="preserve"> cần thiết theo quy </w:t></w:r><w:r><w:rPr><w:rFonts w:ascii="Times New Roman" w:hAnsi="Times New Roman" w:eastAsia="Microsoft YaHei"/><w:sz w:val="26"/><w:szCs w:val="26"/><w:lang w:eastAsia="zh-CN"/></w:rPr><w:t>đ</w:t></w:r><w:r><w:rPr><w:rFonts w:ascii="Times New Roman" w:hAnsi="Times New Roman"/><w:sz w:val="26"/><w:szCs w:val="26"/><w:lang w:eastAsia="zh-CN"/></w:rPr><w:t>ịnh của ph</w:t></w:r><w:r><w:rPr><w:rFonts w:ascii="Times New Roman" w:hAnsi="Times New Roman" w:eastAsia="Microsoft YaHei"/><w:sz w:val="26"/><w:szCs w:val="26"/><w:lang w:eastAsia="zh-CN"/></w:rPr><w:t>á</w:t></w:r><w:r><w:rPr><w:rFonts w:ascii="Times New Roman" w:hAnsi="Times New Roman"/><w:sz w:val="26"/><w:szCs w:val="26"/><w:lang w:eastAsia="zh-CN"/></w:rPr><w:t xml:space="preserve">p luật </w:t></w:r><w:r><w:rPr><w:rFonts w:ascii="Times New Roman" w:hAnsi="Times New Roman" w:eastAsia="Microsoft YaHei"/><w:sz w:val="26"/><w:szCs w:val="26"/><w:lang w:eastAsia="zh-CN"/></w:rPr><w:t>đ</w:t></w:r><w:r><w:rPr><w:rFonts w:ascii="Times New Roman" w:hAnsi="Times New Roman"/><w:sz w:val="26"/><w:szCs w:val="26"/><w:lang w:eastAsia="zh-CN"/></w:rPr><w:t>ể tổ chức sự kiện, hội nghị, hội thảo, họp báo, lễ ra mắt sản phẩm, chương trình đào tạo xúc tiến thương mại hoặc các hoạt động khác có liên quan.</w:t></w:r></w:p><w:p><w:pPr><w:pStyle w:val="13"/><w:numPr><w:ilvl w:val="0"/><w:numId w:val="7"/></w:numPr><w:shd w:val="clear" w:color="auto" w:fill="FFFFFF" w:themeFill="background1"/><w:spacing w:line="240" w:lineRule="auto"/><w:jc w:val="both"/><w:rPr><w:rFonts w:ascii="Times New Roman" w:hAnsi="Times New Roman"/><w:sz w:val="26"/><w:szCs w:val="26"/><w:lang w:eastAsia="zh-CN"/></w:rPr></w:pPr><w:r><w:rPr><w:rFonts w:ascii="Times New Roman" w:hAnsi="Times New Roman"/><w:sz w:val="26"/><w:szCs w:val="26"/><w:lang w:eastAsia="zh-CN"/></w:rPr><w:t>Bên A có quyền y</w:t></w:r><w:r><w:rPr><w:rFonts w:ascii="Times New Roman" w:hAnsi="Times New Roman" w:eastAsia="Microsoft YaHei"/><w:sz w:val="26"/><w:szCs w:val="26"/><w:lang w:eastAsia="zh-CN"/></w:rPr><w:t>ê</w:t></w:r><w:r><w:rPr><w:rFonts w:ascii="Times New Roman" w:hAnsi="Times New Roman"/><w:sz w:val="26"/><w:szCs w:val="26"/><w:lang w:eastAsia="zh-CN"/></w:rPr><w:t>u cầu B</w:t></w:r><w:r><w:rPr><w:rFonts w:ascii="Times New Roman" w:hAnsi="Times New Roman" w:eastAsia="Microsoft YaHei"/><w:sz w:val="26"/><w:szCs w:val="26"/><w:lang w:eastAsia="zh-CN"/></w:rPr><w:t>ê</w:t></w:r><w:r><w:rPr><w:rFonts w:ascii="Times New Roman" w:hAnsi="Times New Roman"/><w:sz w:val="26"/><w:szCs w:val="26"/><w:lang w:eastAsia="zh-CN"/></w:rPr><w:t>n B cung cấp c</w:t></w:r><w:r><w:rPr><w:rFonts w:ascii="Times New Roman" w:hAnsi="Times New Roman" w:eastAsia="Microsoft YaHei"/><w:sz w:val="26"/><w:szCs w:val="26"/><w:lang w:eastAsia="zh-CN"/></w:rPr><w:t>á</w:t></w:r><w:r><w:rPr><w:rFonts w:ascii="Times New Roman" w:hAnsi="Times New Roman"/><w:sz w:val="26"/><w:szCs w:val="26"/><w:lang w:eastAsia="zh-CN"/></w:rPr><w:t>c giấy ph</w:t></w:r><w:r><w:rPr><w:rFonts w:ascii="Times New Roman" w:hAnsi="Times New Roman" w:eastAsia="Microsoft YaHei"/><w:sz w:val="26"/><w:szCs w:val="26"/><w:lang w:eastAsia="zh-CN"/></w:rPr><w:t>é</w:t></w:r><w:r><w:rPr><w:rFonts w:ascii="Times New Roman" w:hAnsi="Times New Roman"/><w:sz w:val="26"/><w:szCs w:val="26"/><w:lang w:eastAsia="zh-CN"/></w:rPr><w:t>p, v</w:t></w:r><w:r><w:rPr><w:rFonts w:ascii="Times New Roman" w:hAnsi="Times New Roman" w:eastAsia="Microsoft YaHei"/><w:sz w:val="26"/><w:szCs w:val="26"/><w:lang w:eastAsia="zh-CN"/></w:rPr><w:t>ă</w:t></w:r><w:r><w:rPr><w:rFonts w:ascii="Times New Roman" w:hAnsi="Times New Roman"/><w:sz w:val="26"/><w:szCs w:val="26"/><w:lang w:eastAsia="zh-CN"/></w:rPr><w:t>n bản chấp thuận hoặc hồ sơ ph</w:t></w:r><w:r><w:rPr><w:rFonts w:ascii="Times New Roman" w:hAnsi="Times New Roman" w:eastAsia="Microsoft YaHei"/><w:sz w:val="26"/><w:szCs w:val="26"/><w:lang w:eastAsia="zh-CN"/></w:rPr><w:t>á</w:t></w:r><w:r><w:rPr><w:rFonts w:ascii="Times New Roman" w:hAnsi="Times New Roman"/><w:sz w:val="26"/><w:szCs w:val="26"/><w:lang w:eastAsia="zh-CN"/></w:rPr><w:t>p l</w:t></w:r><w:r><w:rPr><w:rFonts w:ascii="Times New Roman" w:hAnsi="Times New Roman" w:eastAsia="Microsoft YaHei"/><w:sz w:val="26"/><w:szCs w:val="26"/><w:lang w:eastAsia="zh-CN"/></w:rPr><w:t>ý</w:t></w:r><w:r><w:rPr><w:rFonts w:ascii="Times New Roman" w:hAnsi="Times New Roman"/><w:sz w:val="26"/><w:szCs w:val="26"/><w:lang w:eastAsia="zh-CN"/></w:rPr><w:t xml:space="preserve"> li</w:t></w:r><w:r><w:rPr><w:rFonts w:ascii="Times New Roman" w:hAnsi="Times New Roman" w:eastAsia="Microsoft YaHei"/><w:sz w:val="26"/><w:szCs w:val="26"/><w:lang w:eastAsia="zh-CN"/></w:rPr><w:t>ê</w:t></w:r><w:r><w:rPr><w:rFonts w:ascii="Times New Roman" w:hAnsi="Times New Roman"/><w:sz w:val="26"/><w:szCs w:val="26"/><w:lang w:eastAsia="zh-CN"/></w:rPr><w:t xml:space="preserve">n quan </w:t></w:r><w:r><w:rPr><w:rFonts w:ascii="Times New Roman" w:hAnsi="Times New Roman" w:eastAsia="Microsoft YaHei"/><w:sz w:val="26"/><w:szCs w:val="26"/><w:lang w:eastAsia="zh-CN"/></w:rPr><w:t>đ</w:t></w:r><w:r><w:rPr><w:rFonts w:ascii="Times New Roman" w:hAnsi="Times New Roman"/><w:sz w:val="26"/><w:szCs w:val="26"/><w:lang w:eastAsia="zh-CN"/></w:rPr><w:t>ến sự kiện trước ng</w:t></w:r><w:r><w:rPr><w:rFonts w:ascii="Times New Roman" w:hAnsi="Times New Roman" w:eastAsia="Microsoft YaHei"/><w:sz w:val="26"/><w:szCs w:val="26"/><w:lang w:eastAsia="zh-CN"/></w:rPr><w:t>à</w:t></w:r><w:r><w:rPr><w:rFonts w:ascii="Times New Roman" w:hAnsi="Times New Roman"/><w:sz w:val="26"/><w:szCs w:val="26"/><w:lang w:eastAsia="zh-CN"/></w:rPr><w:t>y tổ chức. Việc B</w:t></w:r><w:r><w:rPr><w:rFonts w:ascii="Times New Roman" w:hAnsi="Times New Roman" w:eastAsia="Microsoft YaHei"/><w:sz w:val="26"/><w:szCs w:val="26"/><w:lang w:eastAsia="zh-CN"/></w:rPr><w:t>ê</w:t></w:r><w:r><w:rPr><w:rFonts w:ascii="Times New Roman" w:hAnsi="Times New Roman"/><w:sz w:val="26"/><w:szCs w:val="26"/><w:lang w:eastAsia="zh-CN"/></w:rPr><w:t>n A kiểm tra hoặc tiếp nhận c</w:t></w:r><w:r><w:rPr><w:rFonts w:ascii="Times New Roman" w:hAnsi="Times New Roman" w:eastAsia="Microsoft YaHei"/><w:sz w:val="26"/><w:szCs w:val="26"/><w:lang w:eastAsia="zh-CN"/></w:rPr><w:t>á</w:t></w:r><w:r><w:rPr><w:rFonts w:ascii="Times New Roman" w:hAnsi="Times New Roman"/><w:sz w:val="26"/><w:szCs w:val="26"/><w:lang w:eastAsia="zh-CN"/></w:rPr><w:t>c hồ sơ n</w:t></w:r><w:r><w:rPr><w:rFonts w:ascii="Times New Roman" w:hAnsi="Times New Roman" w:eastAsia="Microsoft YaHei"/><w:sz w:val="26"/><w:szCs w:val="26"/><w:lang w:eastAsia="zh-CN"/></w:rPr><w:t>à</w:t></w:r><w:r><w:rPr><w:rFonts w:ascii="Times New Roman" w:hAnsi="Times New Roman"/><w:sz w:val="26"/><w:szCs w:val="26"/><w:lang w:eastAsia="zh-CN"/></w:rPr><w:t>y kh</w:t></w:r><w:r><w:rPr><w:rFonts w:ascii="Times New Roman" w:hAnsi="Times New Roman" w:eastAsia="Microsoft YaHei"/><w:sz w:val="26"/><w:szCs w:val="26"/><w:lang w:eastAsia="zh-CN"/></w:rPr><w:t>ô</w:t></w:r><w:r><w:rPr><w:rFonts w:ascii="Times New Roman" w:hAnsi="Times New Roman"/><w:sz w:val="26"/><w:szCs w:val="26"/><w:lang w:eastAsia="zh-CN"/></w:rPr><w:t>ng l</w:t></w:r><w:r><w:rPr><w:rFonts w:ascii="Times New Roman" w:hAnsi="Times New Roman" w:eastAsia="Microsoft YaHei"/><w:sz w:val="26"/><w:szCs w:val="26"/><w:lang w:eastAsia="zh-CN"/></w:rPr><w:t>à</w:t></w:r><w:r><w:rPr><w:rFonts w:ascii="Times New Roman" w:hAnsi="Times New Roman"/><w:sz w:val="26"/><w:szCs w:val="26"/><w:lang w:eastAsia="zh-CN"/></w:rPr><w:t>m ph</w:t></w:r><w:r><w:rPr><w:rFonts w:ascii="Times New Roman" w:hAnsi="Times New Roman" w:eastAsia="Microsoft YaHei"/><w:sz w:val="26"/><w:szCs w:val="26"/><w:lang w:eastAsia="zh-CN"/></w:rPr><w:t>á</w:t></w:r><w:r><w:rPr><w:rFonts w:ascii="Times New Roman" w:hAnsi="Times New Roman"/><w:sz w:val="26"/><w:szCs w:val="26"/><w:lang w:eastAsia="zh-CN"/></w:rPr><w:t>t sinh tr</w:t></w:r><w:r><w:rPr><w:rFonts w:ascii="Times New Roman" w:hAnsi="Times New Roman" w:eastAsia="Microsoft YaHei"/><w:sz w:val="26"/><w:szCs w:val="26"/><w:lang w:eastAsia="zh-CN"/></w:rPr><w:t>á</w:t></w:r><w:r><w:rPr><w:rFonts w:ascii="Times New Roman" w:hAnsi="Times New Roman"/><w:sz w:val="26"/><w:szCs w:val="26"/><w:lang w:eastAsia="zh-CN"/></w:rPr><w:t>ch nhiệm ph</w:t></w:r><w:r><w:rPr><w:rFonts w:ascii="Times New Roman" w:hAnsi="Times New Roman" w:eastAsia="Microsoft YaHei"/><w:sz w:val="26"/><w:szCs w:val="26"/><w:lang w:eastAsia="zh-CN"/></w:rPr><w:t>á</w:t></w:r><w:r><w:rPr><w:rFonts w:ascii="Times New Roman" w:hAnsi="Times New Roman"/><w:sz w:val="26"/><w:szCs w:val="26"/><w:lang w:eastAsia="zh-CN"/></w:rPr><w:t>p l</w:t></w:r><w:r><w:rPr><w:rFonts w:ascii="Times New Roman" w:hAnsi="Times New Roman" w:eastAsia="Microsoft YaHei"/><w:sz w:val="26"/><w:szCs w:val="26"/><w:lang w:eastAsia="zh-CN"/></w:rPr><w:t>ý</w:t></w:r><w:r><w:rPr><w:rFonts w:ascii="Times New Roman" w:hAnsi="Times New Roman"/><w:sz w:val="26"/><w:szCs w:val="26"/><w:lang w:eastAsia="zh-CN"/></w:rPr><w:t xml:space="preserve"> của B</w:t></w:r><w:r><w:rPr><w:rFonts w:ascii="Times New Roman" w:hAnsi="Times New Roman" w:eastAsia="Microsoft YaHei"/><w:sz w:val="26"/><w:szCs w:val="26"/><w:lang w:eastAsia="zh-CN"/></w:rPr><w:t>ê</w:t></w:r><w:r><w:rPr><w:rFonts w:ascii="Times New Roman" w:hAnsi="Times New Roman"/><w:sz w:val="26"/><w:szCs w:val="26"/><w:lang w:eastAsia="zh-CN"/></w:rPr><w:t xml:space="preserve">n A </w:t></w:r><w:r><w:rPr><w:rFonts w:ascii="Times New Roman" w:hAnsi="Times New Roman" w:eastAsia="Microsoft YaHei"/><w:sz w:val="26"/><w:szCs w:val="26"/><w:lang w:eastAsia="zh-CN"/></w:rPr><w:t>đ</w:t></w:r><w:r><w:rPr><w:rFonts w:ascii="Times New Roman" w:hAnsi="Times New Roman"/><w:sz w:val="26"/><w:szCs w:val="26"/><w:lang w:eastAsia="zh-CN"/></w:rPr><w:t>ối với t</w:t></w:r><w:r><w:rPr><w:rFonts w:ascii="Times New Roman" w:hAnsi="Times New Roman" w:eastAsia="Microsoft YaHei"/><w:sz w:val="26"/><w:szCs w:val="26"/><w:lang w:eastAsia="zh-CN"/></w:rPr><w:t>í</w:t></w:r><w:r><w:rPr><w:rFonts w:ascii="Times New Roman" w:hAnsi="Times New Roman"/><w:sz w:val="26"/><w:szCs w:val="26"/><w:lang w:eastAsia="zh-CN"/></w:rPr><w:t>nh hợp ph</w:t></w:r><w:r><w:rPr><w:rFonts w:ascii="Times New Roman" w:hAnsi="Times New Roman" w:eastAsia="Microsoft YaHei"/><w:sz w:val="26"/><w:szCs w:val="26"/><w:lang w:eastAsia="zh-CN"/></w:rPr><w:t>á</w:t></w:r><w:r><w:rPr><w:rFonts w:ascii="Times New Roman" w:hAnsi="Times New Roman"/><w:sz w:val="26"/><w:szCs w:val="26"/><w:lang w:eastAsia="zh-CN"/></w:rPr><w:t xml:space="preserve">p, </w:t></w:r><w:r><w:rPr><w:rFonts w:ascii="Times New Roman" w:hAnsi="Times New Roman" w:eastAsia="Microsoft YaHei"/><w:sz w:val="26"/><w:szCs w:val="26"/><w:lang w:eastAsia="zh-CN"/></w:rPr><w:t>đ</w:t></w:r><w:r><w:rPr><w:rFonts w:ascii="Times New Roman" w:hAnsi="Times New Roman"/><w:sz w:val="26"/><w:szCs w:val="26"/><w:lang w:eastAsia="zh-CN"/></w:rPr><w:t xml:space="preserve">ầy </w:t></w:r><w:r><w:rPr><w:rFonts w:ascii="Times New Roman" w:hAnsi="Times New Roman" w:eastAsia="Microsoft YaHei"/><w:sz w:val="26"/><w:szCs w:val="26"/><w:lang w:eastAsia="zh-CN"/></w:rPr><w:t>đ</w:t></w:r><w:r><w:rPr><w:rFonts w:ascii="Times New Roman" w:hAnsi="Times New Roman"/><w:sz w:val="26"/><w:szCs w:val="26"/><w:lang w:eastAsia="zh-CN"/></w:rPr><w:t>ủ hoặc hiệu lực của c</w:t></w:r><w:r><w:rPr><w:rFonts w:ascii="Times New Roman" w:hAnsi="Times New Roman" w:eastAsia="Microsoft YaHei"/><w:sz w:val="26"/><w:szCs w:val="26"/><w:lang w:eastAsia="zh-CN"/></w:rPr><w:t>á</w:t></w:r><w:r><w:rPr><w:rFonts w:ascii="Times New Roman" w:hAnsi="Times New Roman"/><w:sz w:val="26"/><w:szCs w:val="26"/><w:lang w:eastAsia="zh-CN"/></w:rPr><w:t>c giấy ph</w:t></w:r><w:r><w:rPr><w:rFonts w:ascii="Times New Roman" w:hAnsi="Times New Roman" w:eastAsia="Microsoft YaHei"/><w:sz w:val="26"/><w:szCs w:val="26"/><w:lang w:eastAsia="zh-CN"/></w:rPr><w:t>é</w:t></w:r><w:r><w:rPr><w:rFonts w:ascii="Times New Roman" w:hAnsi="Times New Roman"/><w:sz w:val="26"/><w:szCs w:val="26"/><w:lang w:eastAsia="zh-CN"/></w:rPr><w:t xml:space="preserve">p </w:t></w:r><w:r><w:rPr><w:rFonts w:ascii="Times New Roman" w:hAnsi="Times New Roman" w:eastAsia="Microsoft YaHei"/><w:sz w:val="26"/><w:szCs w:val="26"/><w:lang w:eastAsia="zh-CN"/></w:rPr><w:t>đó</w:t></w:r><w:r><w:rPr><w:rFonts w:ascii="Times New Roman" w:hAnsi="Times New Roman"/><w:sz w:val="26"/><w:szCs w:val="26"/><w:lang w:eastAsia="zh-CN"/></w:rPr><w:t>.</w:t></w:r></w:p><w:p><w:pPr><w:pStyle w:val="13"/><w:numPr><w:ilvl w:val="0"/><w:numId w:val="7"/></w:numPr><w:shd w:val="clear" w:color="auto" w:fill="FFFFFF" w:themeFill="background1"/><w:spacing w:line="240" w:lineRule="auto"/><w:jc w:val="both"/><w:rPr><w:rFonts w:ascii="Times New Roman" w:hAnsi="Times New Roman"/><w:sz w:val="26"/><w:szCs w:val="26"/><w:lang w:eastAsia="zh-CN"/></w:rPr></w:pPr><w:r><w:rPr><w:rFonts w:ascii="Times New Roman" w:hAnsi="Times New Roman"/><w:sz w:val="26"/><w:szCs w:val="26"/><w:lang w:eastAsia="zh-CN"/></w:rPr><w:t>Đối với c</w:t></w:r><w:r><w:rPr><w:rFonts w:ascii="Times New Roman" w:hAnsi="Times New Roman" w:eastAsia="Microsoft YaHei"/><w:sz w:val="26"/><w:szCs w:val="26"/><w:lang w:eastAsia="zh-CN"/></w:rPr><w:t>á</w:t></w:r><w:r><w:rPr><w:rFonts w:ascii="Times New Roman" w:hAnsi="Times New Roman"/><w:sz w:val="26"/><w:szCs w:val="26"/><w:lang w:eastAsia="zh-CN"/></w:rPr><w:t>c chương tr</w:t></w:r><w:r><w:rPr><w:rFonts w:ascii="Times New Roman" w:hAnsi="Times New Roman" w:eastAsia="Microsoft YaHei"/><w:sz w:val="26"/><w:szCs w:val="26"/><w:lang w:eastAsia="zh-CN"/></w:rPr><w:t>ì</w:t></w:r><w:r><w:rPr><w:rFonts w:ascii="Times New Roman" w:hAnsi="Times New Roman"/><w:sz w:val="26"/><w:szCs w:val="26"/><w:lang w:eastAsia="zh-CN"/></w:rPr><w:t>nh c</w:t></w:r><w:r><w:rPr><w:rFonts w:ascii="Times New Roman" w:hAnsi="Times New Roman" w:eastAsia="Microsoft YaHei"/><w:sz w:val="26"/><w:szCs w:val="26"/><w:lang w:eastAsia="zh-CN"/></w:rPr><w:t>ó</w:t></w:r><w:r><w:rPr><w:rFonts w:ascii="Times New Roman" w:hAnsi="Times New Roman"/><w:sz w:val="26"/><w:szCs w:val="26"/><w:lang w:eastAsia="zh-CN"/></w:rPr><w:t xml:space="preserve"> yếu tố biểu diễn nghệ thuật, tr</w:t></w:r><w:r><w:rPr><w:rFonts w:ascii="Times New Roman" w:hAnsi="Times New Roman" w:eastAsia="Microsoft YaHei"/><w:sz w:val="26"/><w:szCs w:val="26"/><w:lang w:eastAsia="zh-CN"/></w:rPr><w:t>ì</w:t></w:r><w:r><w:rPr><w:rFonts w:ascii="Times New Roman" w:hAnsi="Times New Roman"/><w:sz w:val="26"/><w:szCs w:val="26"/><w:lang w:eastAsia="zh-CN"/></w:rPr><w:t>nh diễn thời trang, quảng c</w:t></w:r><w:r><w:rPr><w:rFonts w:ascii="Times New Roman" w:hAnsi="Times New Roman" w:eastAsia="Microsoft YaHei"/><w:sz w:val="26"/><w:szCs w:val="26"/><w:lang w:eastAsia="zh-CN"/></w:rPr><w:t>á</w:t></w:r><w:r><w:rPr><w:rFonts w:ascii="Times New Roman" w:hAnsi="Times New Roman"/><w:sz w:val="26"/><w:szCs w:val="26"/><w:lang w:eastAsia="zh-CN"/></w:rPr><w:t>o, họp báo, triển lãm thương mại hoặc các hoạt động thuộc diện phải được cơ quan nhà nước có thẩm quyền chấp thuận, Bên B có trách nhiệm hoàn tất các thủ tục pháp lý theo quy định trước khi tổ chức<w:t xml:space="preserve">Bên B phải cung cấp </w:t></w:r><w:r><w:rPr><w:rFonts w:ascii="Times New Roman" w:hAnsi="Times New Roman" w:eastAsia="Microsoft YaHei"/><w:sz w:val="26"/><w:szCs w:val="26"/><w:lang w:eastAsia="zh-CN"/></w:rPr><w:t>đ</w:t></w:r><w:r><w:rPr><w:rFonts w:ascii="Times New Roman" w:hAnsi="Times New Roman"/><w:sz w:val="26"/><w:szCs w:val="26"/><w:lang w:eastAsia="zh-CN"/></w:rPr><w:t xml:space="preserve">ầy </w:t></w:r><w:r><w:rPr><w:rFonts w:ascii="Times New Roman" w:hAnsi="Times New Roman" w:eastAsia="Microsoft YaHei"/><w:sz w:val="26"/><w:szCs w:val="26"/><w:lang w:eastAsia="zh-CN"/></w:rPr><w:t>đ</w:t></w:r><w:r><w:rPr><w:rFonts w:ascii="Times New Roman" w:hAnsi="Times New Roman"/><w:sz w:val="26"/><w:szCs w:val="26"/><w:lang w:eastAsia="zh-CN"/></w:rPr><w:t>ủ c</w:t></w:r><w:r><w:rPr><w:rFonts w:ascii="Times New Roman" w:hAnsi="Times New Roman" w:eastAsia="Microsoft YaHei"/><w:sz w:val="26"/><w:szCs w:val="26"/><w:lang w:eastAsia="zh-CN"/></w:rPr><w:t>á</w:t></w:r><w:r><w:rPr><w:rFonts w:ascii="Times New Roman" w:hAnsi="Times New Roman"/><w:sz w:val="26"/><w:szCs w:val="26"/><w:lang w:eastAsia="zh-CN"/></w:rPr><w:t>c giấy ph</w:t></w:r><w:r><w:rPr><w:rFonts w:ascii="Times New Roman" w:hAnsi="Times New Roman" w:eastAsia="Microsoft YaHei"/><w:sz w:val="26"/><w:szCs w:val="26"/><w:lang w:eastAsia="zh-CN"/></w:rPr><w:t>é</w:t></w:r><w:r><w:rPr><w:rFonts w:ascii="Times New Roman" w:hAnsi="Times New Roman"/><w:sz w:val="26"/><w:szCs w:val="26"/><w:lang w:eastAsia="zh-CN"/></w:rPr><w:t>p, v</w:t></w:r><w:r><w:rPr><w:rFonts w:ascii="Times New Roman" w:hAnsi="Times New Roman" w:eastAsia="Microsoft YaHei"/><w:sz w:val="26"/><w:szCs w:val="26"/><w:lang w:eastAsia="zh-CN"/></w:rPr><w:t>ă</w:t></w:r><w:r><w:rPr><w:rFonts w:ascii="Times New Roman" w:hAnsi="Times New Roman"/><w:sz w:val="26"/><w:szCs w:val="26"/><w:lang w:eastAsia="zh-CN"/></w:rPr><w:t>n bản chấp thuận hoặc hồ sơ ph</w:t></w:r><w:r><w:rPr><w:rFonts w:ascii="Times New Roman" w:hAnsi="Times New Roman" w:eastAsia="Microsoft YaHei"/><w:sz w:val="26"/><w:szCs w:val="26"/><w:lang w:eastAsia="zh-CN"/></w:rPr><w:t>á</w:t></w:r><w:r><w:rPr><w:rFonts w:ascii="Times New Roman" w:hAnsi="Times New Roman"/><w:sz w:val="26"/><w:szCs w:val="26"/><w:lang w:eastAsia="zh-CN"/></w:rPr><w:t>p l</w:t></w:r><w:r><w:rPr><w:rFonts w:ascii="Times New Roman" w:hAnsi="Times New Roman" w:eastAsia="Microsoft YaHei"/><w:sz w:val="26"/><w:szCs w:val="26"/><w:lang w:eastAsia="zh-CN"/></w:rPr><w:t>ý</w:t></w:r><w:r><w:rPr><w:rFonts w:ascii="Times New Roman" w:hAnsi="Times New Roman"/><w:sz w:val="26"/><w:szCs w:val="26"/><w:lang w:eastAsia="zh-CN"/></w:rPr><w:t xml:space="preserve"> li</w:t></w:r><w:r><w:rPr><w:rFonts w:ascii="Times New Roman" w:hAnsi="Times New Roman" w:eastAsia="Microsoft YaHei"/><w:sz w:val="26"/><w:szCs w:val="26"/><w:lang w:eastAsia="zh-CN"/></w:rPr><w:t>ê</w:t></w:r><w:r><w:rPr><w:rFonts w:ascii="Times New Roman" w:hAnsi="Times New Roman"/><w:sz w:val="26"/><w:szCs w:val="26"/><w:lang w:eastAsia="zh-CN"/></w:rPr><w:t>n quan cho B</w:t></w:r><w:r><w:rPr><w:rFonts w:ascii="Times New Roman" w:hAnsi="Times New Roman" w:eastAsia="Microsoft YaHei"/><w:sz w:val="26"/><w:szCs w:val="26"/><w:lang w:eastAsia="zh-CN"/></w:rPr><w:t>ê</w:t></w:r><w:r><w:rPr><w:rFonts w:ascii="Times New Roman" w:hAnsi="Times New Roman"/><w:sz w:val="26"/><w:szCs w:val="26"/><w:lang w:eastAsia="zh-CN"/></w:rPr><w:t>n A tối thiểu 07 (bảy) ng</w:t></w:r><w:r><w:rPr><w:rFonts w:ascii="Times New Roman" w:hAnsi="Times New Roman" w:eastAsia="Microsoft YaHei"/><w:sz w:val="26"/><w:szCs w:val="26"/><w:lang w:eastAsia="zh-CN"/></w:rPr><w:t>à</w:t></w:r><w:r><w:rPr><w:rFonts w:ascii="Times New Roman" w:hAnsi="Times New Roman"/><w:sz w:val="26"/><w:szCs w:val="26"/><w:lang w:eastAsia="zh-CN"/></w:rPr><w:t>y trước ng</w:t></w:r><w:r><w:rPr><w:rFonts w:ascii="Times New Roman" w:hAnsi="Times New Roman" w:eastAsia="Microsoft YaHei"/><w:sz w:val="26"/><w:szCs w:val="26"/><w:lang w:eastAsia="zh-CN"/></w:rPr><w:t>à</w:t></w:r><w:r><w:rPr><w:rFonts w:ascii="Times New Roman" w:hAnsi="Times New Roman"/><w:sz w:val="26"/><w:szCs w:val="26"/><w:lang w:eastAsia="zh-CN"/></w:rPr><w:t>y diễn ra sự kiện, trừ trường hợp ph</w:t></w:r><w:r><w:rPr><w:rFonts w:ascii="Times New Roman" w:hAnsi="Times New Roman" w:eastAsia="Microsoft YaHei"/><w:sz w:val="26"/><w:szCs w:val="26"/><w:lang w:eastAsia="zh-CN"/></w:rPr><w:t>á</w:t></w:r><w:r><w:rPr><w:rFonts w:ascii="Times New Roman" w:hAnsi="Times New Roman"/><w:sz w:val="26"/><w:szCs w:val="26"/><w:lang w:eastAsia="zh-CN"/></w:rPr><w:t>p luật c</w:t></w:r><w:r><w:rPr><w:rFonts w:ascii="Times New Roman" w:hAnsi="Times New Roman" w:eastAsia="Microsoft YaHei"/><w:sz w:val="26"/><w:szCs w:val="26"/><w:lang w:eastAsia="zh-CN"/></w:rPr><w:t>ó</w:t></w:r><w:r><w:rPr><w:rFonts w:ascii="Times New Roman" w:hAnsi="Times New Roman"/><w:sz w:val="26"/><w:szCs w:val="26"/><w:lang w:eastAsia="zh-CN"/></w:rPr><w:t xml:space="preserve"> quy </w:t></w:r><w:r><w:rPr><w:rFonts w:ascii="Times New Roman" w:hAnsi="Times New Roman" w:eastAsia="Microsoft YaHei"/><w:sz w:val="26"/><w:szCs w:val="26"/><w:lang w:eastAsia="zh-CN"/></w:rPr><w:t>đ</w:t></w:r><w:r><w:rPr><w:rFonts w:ascii="Times New Roman" w:hAnsi="Times New Roman"/><w:sz w:val="26"/><w:szCs w:val="26"/><w:lang w:eastAsia="zh-CN"/></w:rPr><w:t>ịnh kh</w:t></w:r><w:r><w:rPr><w:rFonts w:ascii="Times New Roman" w:hAnsi="Times New Roman" w:eastAsia="Microsoft YaHei"/><w:sz w:val="26"/><w:szCs w:val="26"/><w:lang w:eastAsia="zh-CN"/></w:rPr><w:t>á</w:t></w:r><w:r><w:rPr><w:rFonts w:ascii="Times New Roman" w:hAnsi="Times New Roman"/><w:sz w:val="26"/><w:szCs w:val="26"/><w:lang w:eastAsia="zh-CN"/></w:rPr><w:t>c.</w:t></w:r></w:p><w:p><w:pPr><w:pStyle w:val="13"/><w:numPr><w:ilvl w:val="0"/><w:numId w:val="7"/></w:numPr><w:shd w:val="clear" w:color="auto" w:fill="FFFFFF" w:themeFill="background1"/><w:spacing w:line="240" w:lineRule="auto"/><w:jc w:val="both"/><w:rPr><w:rFonts w:ascii="Times New Roman" w:hAnsi="Times New Roman"/><w:sz w:val="26"/><w:szCs w:val="26"/><w:lang w:eastAsia="zh-CN"/></w:rPr></w:pPr><w:r><w:rPr><w:rFonts w:ascii="Times New Roman" w:hAnsi="Times New Roman"/><w:sz w:val="26"/><w:szCs w:val="26"/><w:lang w:eastAsia="zh-CN"/></w:rPr><w:t>Trường hợp B</w:t></w:r><w:r><w:rPr><w:rFonts w:ascii="Times New Roman" w:hAnsi="Times New Roman" w:eastAsia="Microsoft YaHei"/><w:sz w:val="26"/><w:szCs w:val="26"/><w:lang w:eastAsia="zh-CN"/></w:rPr><w:t>ê</w:t></w:r><w:r><w:rPr><w:rFonts w:ascii="Times New Roman" w:hAnsi="Times New Roman"/><w:sz w:val="26"/><w:szCs w:val="26"/><w:lang w:eastAsia="zh-CN"/></w:rPr><w:t>n B kh</w:t></w:r><w:r><w:rPr><w:rFonts w:ascii="Times New Roman" w:hAnsi="Times New Roman" w:eastAsia="Microsoft YaHei"/><w:sz w:val="26"/><w:szCs w:val="26"/><w:lang w:eastAsia="zh-CN"/></w:rPr><w:t>ô</w:t></w:r><w:r><w:rPr><w:rFonts w:ascii="Times New Roman" w:hAnsi="Times New Roman"/><w:sz w:val="26"/><w:szCs w:val="26"/><w:lang w:eastAsia="zh-CN"/></w:rPr><w:t xml:space="preserve">ng cung cấp </w:t></w:r><w:r><w:rPr><w:rFonts w:ascii="Times New Roman" w:hAnsi="Times New Roman" w:eastAsia="Microsoft YaHei"/><w:sz w:val="26"/><w:szCs w:val="26"/><w:lang w:eastAsia="zh-CN"/></w:rPr><w:t>đ</w:t></w:r><w:r><w:rPr><w:rFonts w:ascii="Times New Roman" w:hAnsi="Times New Roman"/><w:sz w:val="26"/><w:szCs w:val="26"/><w:lang w:eastAsia="zh-CN"/></w:rPr><w:t xml:space="preserve">ầy </w:t></w:r><w:r><w:rPr><w:rFonts w:ascii="Times New Roman" w:hAnsi="Times New Roman" w:eastAsia="Microsoft YaHei"/><w:sz w:val="26"/><w:szCs w:val="26"/><w:lang w:eastAsia="zh-CN"/></w:rPr><w:t>đ</w:t></w:r><w:r><w:rPr><w:rFonts w:ascii="Times New Roman" w:hAnsi="Times New Roman"/><w:sz w:val="26"/><w:szCs w:val="26"/><w:lang w:eastAsia="zh-CN"/></w:rPr><w:t>ủ giấy ph</w:t></w:r><w:r><w:rPr><w:rFonts w:ascii="Times New Roman" w:hAnsi="Times New Roman" w:eastAsia="Microsoft YaHei"/><w:sz w:val="26"/><w:szCs w:val="26"/><w:lang w:eastAsia="zh-CN"/></w:rPr><w:t>é</w:t></w:r><w:r><w:rPr><w:rFonts w:ascii="Times New Roman" w:hAnsi="Times New Roman"/><w:sz w:val="26"/><w:szCs w:val="26"/><w:lang w:eastAsia="zh-CN"/></w:rPr><w:t>p hoặc kh</w:t></w:r><w:r><w:rPr><w:rFonts w:ascii="Times New Roman" w:hAnsi="Times New Roman" w:eastAsia="Microsoft YaHei"/><w:sz w:val="26"/><w:szCs w:val="26"/><w:lang w:eastAsia="zh-CN"/></w:rPr><w:t>ô</w:t></w:r><w:r><w:rPr><w:rFonts w:ascii="Times New Roman" w:hAnsi="Times New Roman"/><w:sz w:val="26"/><w:szCs w:val="26"/><w:lang w:eastAsia="zh-CN"/></w:rPr><w:t xml:space="preserve">ng </w:t></w:r><w:r><w:rPr><w:rFonts w:ascii="Times New Roman" w:hAnsi="Times New Roman" w:eastAsia="Microsoft YaHei"/><w:sz w:val="26"/><w:szCs w:val="26"/><w:lang w:eastAsia="zh-CN"/></w:rPr><w:t>đá</w:t></w:r><w:r><w:rPr><w:rFonts w:ascii="Times New Roman" w:hAnsi="Times New Roman"/><w:sz w:val="26"/><w:szCs w:val="26"/><w:lang w:eastAsia="zh-CN"/></w:rPr><w:t>p ứng c</w:t></w:r><w:r><w:rPr><w:rFonts w:ascii="Times New Roman" w:hAnsi="Times New Roman" w:eastAsia="Microsoft YaHei"/><w:sz w:val="26"/><w:szCs w:val="26"/><w:lang w:eastAsia="zh-CN"/></w:rPr><w:t>á</w:t></w:r><w:r><w:rPr><w:rFonts w:ascii="Times New Roman" w:hAnsi="Times New Roman"/><w:sz w:val="26"/><w:szCs w:val="26"/><w:lang w:eastAsia="zh-CN"/></w:rPr><w:t xml:space="preserve">c </w:t></w:r><w:r><w:rPr><w:rFonts w:ascii="Times New Roman" w:hAnsi="Times New Roman" w:eastAsia="Microsoft YaHei"/><w:sz w:val="26"/><w:szCs w:val="26"/><w:lang w:eastAsia="zh-CN"/></w:rPr><w:t>đ</w:t></w:r><w:r><w:rPr><w:rFonts w:ascii="Times New Roman" w:hAnsi="Times New Roman"/><w:sz w:val="26"/><w:szCs w:val="26"/><w:lang w:eastAsia="zh-CN"/></w:rPr><w:t>iều kiện ph</w:t></w:r><w:r><w:rPr><w:rFonts w:ascii="Times New Roman" w:hAnsi="Times New Roman" w:eastAsia="Microsoft YaHei"/><w:sz w:val="26"/><w:szCs w:val="26"/><w:lang w:eastAsia="zh-CN"/></w:rPr><w:t>á</w:t></w:r><w:r><w:rPr><w:rFonts w:ascii="Times New Roman" w:hAnsi="Times New Roman"/><w:sz w:val="26"/><w:szCs w:val="26"/><w:lang w:eastAsia="zh-CN"/></w:rPr><w:t>p l</w:t></w:r><w:r><w:rPr><w:rFonts w:ascii="Times New Roman" w:hAnsi="Times New Roman" w:eastAsia="Microsoft YaHei"/><w:sz w:val="26"/><w:szCs w:val="26"/><w:lang w:eastAsia="zh-CN"/></w:rPr><w:t>ý</w:t></w:r><w:r><w:rPr><w:rFonts w:ascii="Times New Roman" w:hAnsi="Times New Roman"/><w:sz w:val="26"/><w:szCs w:val="26"/><w:lang w:eastAsia="zh-CN"/></w:rPr><w:t xml:space="preserve"> theo quy </w:t></w:r><w:r><w:rPr><w:rFonts w:ascii="Times New Roman" w:hAnsi="Times New Roman" w:eastAsia="Microsoft YaHei"/><w:sz w:val="26"/><w:szCs w:val="26"/><w:lang w:eastAsia="zh-CN"/></w:rPr><w:t>đ</w:t></w:r><w:r><w:rPr><w:rFonts w:ascii="Times New Roman" w:hAnsi="Times New Roman"/><w:sz w:val="26"/><w:szCs w:val="26"/><w:lang w:eastAsia="zh-CN"/></w:rPr><w:t xml:space="preserve">ịnh dẫn </w:t></w:r><w:r><w:rPr><w:rFonts w:ascii="Times New Roman" w:hAnsi="Times New Roman" w:eastAsia="Microsoft YaHei"/><w:sz w:val="26"/><w:szCs w:val="26"/><w:lang w:eastAsia="zh-CN"/></w:rPr><w:t>đ</w:t></w:r><w:r><w:rPr><w:rFonts w:ascii="Times New Roman" w:hAnsi="Times New Roman"/><w:sz w:val="26"/><w:szCs w:val="26"/><w:lang w:eastAsia="zh-CN"/></w:rPr><w:t>ến việc sự kiện kh</w:t></w:r><w:r><w:rPr><w:rFonts w:ascii="Times New Roman" w:hAnsi="Times New Roman" w:eastAsia="Microsoft YaHei"/><w:sz w:val="26"/><w:szCs w:val="26"/><w:lang w:eastAsia="zh-CN"/></w:rPr><w:t>ô</w:t></w:r><w:r><w:rPr><w:rFonts w:ascii="Times New Roman" w:hAnsi="Times New Roman"/><w:sz w:val="26"/><w:szCs w:val="26"/><w:lang w:eastAsia="zh-CN"/></w:rPr><w:t>ng thể tổ chức hoặc bị cơ quan nh</w:t></w:r><w:r><w:rPr><w:rFonts w:ascii="Times New Roman" w:hAnsi="Times New Roman" w:eastAsia="Microsoft YaHei"/><w:sz w:val="26"/><w:szCs w:val="26"/><w:lang w:eastAsia="zh-CN"/></w:rPr><w:t>à</w:t></w:r><w:r><w:rPr><w:rFonts w:ascii="Times New Roman" w:hAnsi="Times New Roman"/><w:sz w:val="26"/><w:szCs w:val="26"/><w:lang w:eastAsia="zh-CN"/></w:rPr><w:t xml:space="preserve"> nước c</w:t></w:r><w:r><w:rPr><w:rFonts w:ascii="Times New Roman" w:hAnsi="Times New Roman" w:eastAsia="Microsoft YaHei"/><w:sz w:val="26"/><w:szCs w:val="26"/><w:lang w:eastAsia="zh-CN"/></w:rPr><w:t>ó</w:t></w:r><w:r><w:rPr><w:rFonts w:ascii="Times New Roman" w:hAnsi="Times New Roman"/><w:sz w:val="26"/><w:szCs w:val="26"/><w:lang w:eastAsia="zh-CN"/></w:rPr><w:t xml:space="preserve"> thẩm quyền y</w:t></w:r><w:r><w:rPr><w:rFonts w:ascii="Times New Roman" w:hAnsi="Times New Roman" w:eastAsia="Microsoft YaHei"/><w:sz w:val="26"/><w:szCs w:val="26"/><w:lang w:eastAsia="zh-CN"/></w:rPr><w:t>ê</w:t></w:r><w:r><w:rPr><w:rFonts w:ascii="Times New Roman" w:hAnsi="Times New Roman"/><w:sz w:val="26"/><w:szCs w:val="26"/><w:lang w:eastAsia="zh-CN"/></w:rPr><w:t xml:space="preserve">u cầu tạm dừng, </w:t></w:r><w:r><w:rPr><w:rFonts w:ascii="Times New Roman" w:hAnsi="Times New Roman" w:eastAsia="Microsoft YaHei"/><w:sz w:val="26"/><w:szCs w:val="26"/><w:lang w:eastAsia="zh-CN"/></w:rPr><w:t>đì</w:t></w:r><w:r><w:rPr><w:rFonts w:ascii="Times New Roman" w:hAnsi="Times New Roman"/><w:sz w:val="26"/><w:szCs w:val="26"/><w:lang w:eastAsia="zh-CN"/></w:rPr><w:t>nh chỉ, hủy bỏ hoặc xử phạt, B</w:t></w:r><w:r><w:rPr><w:rFonts w:ascii="Times New Roman" w:hAnsi="Times New Roman" w:eastAsia="Microsoft YaHei"/><w:sz w:val="26"/><w:szCs w:val="26"/><w:lang w:eastAsia="zh-CN"/></w:rPr><w:t>ê</w:t></w:r><w:r><w:rPr><w:rFonts w:ascii="Times New Roman" w:hAnsi="Times New Roman"/><w:sz w:val="26"/><w:szCs w:val="26"/><w:lang w:eastAsia="zh-CN"/></w:rPr><w:t>n A c</w:t></w:r><w:r><w:rPr><w:rFonts w:ascii="Times New Roman" w:hAnsi="Times New Roman" w:eastAsia="Microsoft YaHei"/><w:sz w:val="26"/><w:szCs w:val="26"/><w:lang w:eastAsia="zh-CN"/></w:rPr><w:t>ó</w:t></w:r><w:r><w:rPr><w:rFonts w:ascii="Times New Roman" w:hAnsi="Times New Roman"/><w:sz w:val="26"/><w:szCs w:val="26"/><w:lang w:eastAsia="zh-CN"/></w:rPr><w:t xml:space="preserve"> quyền từ chối cung cấp dịch vụ hoặc chấm dứt Hợp </w:t></w:r><w:r><w:rPr><w:rFonts w:ascii="Times New Roman" w:hAnsi="Times New Roman" w:eastAsia="Microsoft YaHei"/><w:sz w:val="26"/><w:szCs w:val="26"/><w:lang w:eastAsia="zh-CN"/></w:rPr><w:t>đ</w:t></w:r><w:r><w:rPr><w:rFonts w:ascii="Times New Roman" w:hAnsi="Times New Roman"/><w:sz w:val="26"/><w:szCs w:val="26"/><w:lang w:eastAsia="zh-CN"/></w:rPr><w:t xml:space="preserve">ồng. Khi </w:t></w:r><w:r><w:rPr><w:rFonts w:ascii="Times New Roman" w:hAnsi="Times New Roman" w:eastAsia="Microsoft YaHei"/><w:sz w:val="26"/><w:szCs w:val="26"/><w:lang w:eastAsia="zh-CN"/></w:rPr><w:t>đó</w:t></w:r><w:r><w:rPr><w:rFonts w:ascii="Times New Roman" w:hAnsi="Times New Roman"/><w:sz w:val="26"/><w:szCs w:val="26"/><w:lang w:eastAsia="zh-CN"/></w:rPr><w:t>, việc xử l</w:t></w:r><w:r><w:rPr><w:rFonts w:ascii="Times New Roman" w:hAnsi="Times New Roman" w:eastAsia="Microsoft YaHei"/><w:sz w:val="26"/><w:szCs w:val="26"/><w:lang w:eastAsia="zh-CN"/></w:rPr><w:t>ý</w:t></w:r><w:r><w:rPr><w:rFonts w:ascii="Times New Roman" w:hAnsi="Times New Roman"/><w:sz w:val="26"/><w:szCs w:val="26"/><w:lang w:eastAsia="zh-CN"/></w:rPr><w:t xml:space="preserve"> khoản tiền </w:t></w:r><w:r><w:rPr><w:rFonts w:ascii="Times New Roman" w:hAnsi="Times New Roman" w:eastAsia="Microsoft YaHei"/><w:sz w:val="26"/><w:szCs w:val="26"/><w:lang w:eastAsia="zh-CN"/></w:rPr><w:t>đ</w:t></w:r><w:r><w:rPr><w:rFonts w:ascii="Times New Roman" w:hAnsi="Times New Roman"/><w:sz w:val="26"/><w:szCs w:val="26"/><w:lang w:eastAsia="zh-CN"/></w:rPr><w:t>ặt cọc giữ chỗ v</w:t></w:r><w:r><w:rPr><w:rFonts w:ascii="Times New Roman" w:hAnsi="Times New Roman" w:eastAsia="Microsoft YaHei"/><w:sz w:val="26"/><w:szCs w:val="26"/><w:lang w:eastAsia="zh-CN"/></w:rPr><w:t>à</w:t></w:r><w:r><w:rPr><w:rFonts w:ascii="Times New Roman" w:hAnsi="Times New Roman"/><w:sz w:val="26"/><w:szCs w:val="26"/><w:lang w:eastAsia="zh-CN"/></w:rPr><w:t xml:space="preserve"> bảo </w:t></w:r><w:r><w:rPr><w:rFonts w:ascii="Times New Roman" w:hAnsi="Times New Roman" w:eastAsia="Microsoft YaHei"/><w:sz w:val="26"/><w:szCs w:val="26"/><w:lang w:eastAsia="zh-CN"/></w:rPr><w:t>đ</w:t></w:r><w:r><w:rPr><w:rFonts w:ascii="Times New Roman" w:hAnsi="Times New Roman"/><w:sz w:val="26"/><w:szCs w:val="26"/><w:lang w:eastAsia="zh-CN"/></w:rPr><w:t xml:space="preserve">ảm thực hiện Hợp </w:t></w:r><w:r><w:rPr><w:rFonts w:ascii="Times New Roman" w:hAnsi="Times New Roman" w:eastAsia="Microsoft YaHei"/><w:sz w:val="26"/><w:szCs w:val="26"/><w:lang w:eastAsia="zh-CN"/></w:rPr><w:t>đ</w:t></w:r><w:r><w:rPr><w:rFonts w:ascii="Times New Roman" w:hAnsi="Times New Roman"/><w:sz w:val="26"/><w:szCs w:val="26"/><w:lang w:eastAsia="zh-CN"/></w:rPr><w:t xml:space="preserve">ồng </w:t></w:r><w:r><w:rPr><w:rFonts w:ascii="Times New Roman" w:hAnsi="Times New Roman" w:eastAsia="Microsoft YaHei"/><w:sz w:val="26"/><w:szCs w:val="26"/><w:lang w:eastAsia="zh-CN"/></w:rPr><w:t>đ</w:t></w:r><w:r><w:rPr><w:rFonts w:ascii="Times New Roman" w:hAnsi="Times New Roman"/><w:sz w:val="26"/><w:szCs w:val="26"/><w:lang w:eastAsia="zh-CN"/></w:rPr><w:t xml:space="preserve">ược thực hiện theo quy </w:t></w:r><w:r><w:rPr><w:rFonts w:ascii="Times New Roman" w:hAnsi="Times New Roman" w:eastAsia="Microsoft YaHei"/><w:sz w:val="26"/><w:szCs w:val="26"/><w:lang w:eastAsia="zh-CN"/></w:rPr><w:t>đ</w:t></w:r><w:r><w:rPr><w:rFonts w:ascii="Times New Roman" w:hAnsi="Times New Roman"/><w:sz w:val="26"/><w:szCs w:val="26"/><w:lang w:eastAsia="zh-CN"/></w:rPr><w:t xml:space="preserve">ịnh tại </w:t></w:r><w:r><w:rPr><w:rFonts w:ascii="Times New Roman" w:hAnsi="Times New Roman" w:eastAsia="Microsoft YaHei"/><w:sz w:val="26"/><w:szCs w:val="26"/><w:lang w:eastAsia="zh-CN"/></w:rPr><w:t>Đ</w:t></w:r><w:r><w:rPr><w:rFonts w:ascii="Times New Roman" w:hAnsi="Times New Roman"/><w:sz w:val="26"/><w:szCs w:val="26"/><w:lang w:eastAsia="zh-CN"/></w:rPr><w:t xml:space="preserve">iều 3 của Hợp </w:t></w:r><w:r><w:rPr><w:rFonts w:ascii="Times New Roman" w:hAnsi="Times New Roman" w:eastAsia="Microsoft YaHei"/><w:sz w:val="26"/><w:szCs w:val="26"/><w:lang w:eastAsia="zh-CN"/></w:rPr><w:t>đ</w:t></w:r><w:r><w:rPr><w:rFonts w:ascii="Times New Roman" w:hAnsi="Times New Roman"/><w:sz w:val="26"/><w:szCs w:val="26"/><w:lang w:eastAsia="zh-CN"/></w:rPr><w:t>ồng n</w:t></w:r><w:r><w:rPr><w:rFonts w:ascii="Times New Roman" w:hAnsi="Times New Roman" w:eastAsia="Microsoft YaHei"/><w:sz w:val="26"/><w:szCs w:val="26"/><w:lang w:eastAsia="zh-CN"/></w:rPr><w:t>à</w:t></w:r><w:r><w:rPr><w:rFonts w:ascii="Times New Roman" w:hAnsi="Times New Roman"/><w:sz w:val="26"/><w:szCs w:val="26"/><w:lang w:eastAsia="zh-CN"/></w:rPr><w:t>y.</w:t></w:r></w:p><w:p><w:pPr><w:pStyle w:val="13"/><w:numPr><w:ilvl w:val="0"/><w:numId w:val="7"/></w:numPr><w:shd w:val="clear" w:color="auto" w:fill="FFFFFF" w:themeFill="background1"/><w:spacing w:line="240" w:lineRule="auto"/><w:jc w:val="both"/><w:rPr><w:rFonts w:ascii="Times New Roman" w:hAnsi="Times New Roman"/><w:sz w:val="26"/><w:szCs w:val="26"/><w:lang w:eastAsia="zh-CN"/></w:rPr></w:pPr><w:r><w:rPr><w:rFonts w:ascii="Times New Roman" w:hAnsi="Times New Roman"/><w:sz w:val="26"/><w:szCs w:val="26"/><w:lang w:eastAsia="zh-CN"/></w:rPr><w:t>Trường hợp cơ quan nh</w:t></w:r><w:r><w:rPr><w:rFonts w:ascii="Times New Roman" w:hAnsi="Times New Roman" w:eastAsia="Microsoft YaHei"/><w:sz w:val="26"/><w:szCs w:val="26"/><w:lang w:eastAsia="zh-CN"/></w:rPr><w:t>à</w:t></w:r><w:r><w:rPr><w:rFonts w:ascii="Times New Roman" w:hAnsi="Times New Roman"/><w:sz w:val="26"/><w:szCs w:val="26"/><w:lang w:eastAsia="zh-CN"/></w:rPr><w:t xml:space="preserve"> nước c</w:t></w:r><w:r><w:rPr><w:rFonts w:ascii="Times New Roman" w:hAnsi="Times New Roman" w:eastAsia="Microsoft YaHei"/><w:sz w:val="26"/><w:szCs w:val="26"/><w:lang w:eastAsia="zh-CN"/></w:rPr><w:t>ó</w:t></w:r><w:r><w:rPr><w:rFonts w:ascii="Times New Roman" w:hAnsi="Times New Roman"/><w:sz w:val="26"/><w:szCs w:val="26"/><w:lang w:eastAsia="zh-CN"/></w:rPr><w:t xml:space="preserve"> thẩm quyền kiểm tra, y</w:t></w:r><w:r><w:rPr><w:rFonts w:ascii="Times New Roman" w:hAnsi="Times New Roman" w:eastAsia="Microsoft YaHei"/><w:sz w:val="26"/><w:szCs w:val="26"/><w:lang w:eastAsia="zh-CN"/></w:rPr><w:t>ê</w:t></w:r><w:r><w:rPr><w:rFonts w:ascii="Times New Roman" w:hAnsi="Times New Roman"/><w:sz w:val="26"/><w:szCs w:val="26"/><w:lang w:eastAsia="zh-CN"/></w:rPr><w:t xml:space="preserve">u cầu tạm dừng hoặc </w:t></w:r><w:r><w:rPr><w:rFonts w:ascii="Times New Roman" w:hAnsi="Times New Roman" w:eastAsia="Microsoft YaHei"/><w:sz w:val="26"/><w:szCs w:val="26"/><w:lang w:eastAsia="zh-CN"/></w:rPr><w:t>đì</w:t></w:r><w:r><w:rPr><w:rFonts w:ascii="Times New Roman" w:hAnsi="Times New Roman"/><w:sz w:val="26"/><w:szCs w:val="26"/><w:lang w:eastAsia="zh-CN"/></w:rPr><w:t>nh chỉ sự kiện do nguy</w:t></w:r><w:r><w:rPr><w:rFonts w:ascii="Times New Roman" w:hAnsi="Times New Roman" w:eastAsia="Microsoft YaHei"/><w:sz w:val="26"/><w:szCs w:val="26"/><w:lang w:eastAsia="zh-CN"/></w:rPr><w:t>ê</w:t></w:r><w:r><w:rPr><w:rFonts w:ascii="Times New Roman" w:hAnsi="Times New Roman"/><w:sz w:val="26"/><w:szCs w:val="26"/><w:lang w:eastAsia="zh-CN"/></w:rPr><w:t>n nh</w:t></w:r><w:r><w:rPr><w:rFonts w:ascii="Times New Roman" w:hAnsi="Times New Roman" w:eastAsia="Microsoft YaHei"/><w:sz w:val="26"/><w:szCs w:val="26"/><w:lang w:eastAsia="zh-CN"/></w:rPr><w:t>â</w:t></w:r><w:r><w:rPr><w:rFonts w:ascii="Times New Roman" w:hAnsi="Times New Roman"/><w:sz w:val="26"/><w:szCs w:val="26"/><w:lang w:eastAsia="zh-CN"/></w:rPr><w:t>n thuộc tr</w:t></w:r><w:r><w:rPr><w:rFonts w:ascii="Times New Roman" w:hAnsi="Times New Roman" w:eastAsia="Microsoft YaHei"/><w:sz w:val="26"/><w:szCs w:val="26"/><w:lang w:eastAsia="zh-CN"/></w:rPr><w:t>á</w:t></w:r><w:r><w:rPr><w:rFonts w:ascii="Times New Roman" w:hAnsi="Times New Roman"/><w:sz w:val="26"/><w:szCs w:val="26"/><w:lang w:eastAsia="zh-CN"/></w:rPr><w:t>ch nhiệm của B</w:t></w:r><w:r><w:rPr><w:rFonts w:ascii="Times New Roman" w:hAnsi="Times New Roman" w:eastAsia="Microsoft YaHei"/><w:sz w:val="26"/><w:szCs w:val="26"/><w:lang w:eastAsia="zh-CN"/></w:rPr><w:t>ê</w:t></w:r><w:r><w:rPr><w:rFonts w:ascii="Times New Roman" w:hAnsi="Times New Roman"/><w:sz w:val="26"/><w:szCs w:val="26"/><w:lang w:eastAsia="zh-CN"/></w:rPr><w:t>n B, B</w:t></w:r><w:r><w:rPr><w:rFonts w:ascii="Times New Roman" w:hAnsi="Times New Roman" w:eastAsia="Microsoft YaHei"/><w:sz w:val="26"/><w:szCs w:val="26"/><w:lang w:eastAsia="zh-CN"/></w:rPr><w:t>ê</w:t></w:r><w:r><w:rPr><w:rFonts w:ascii="Times New Roman" w:hAnsi="Times New Roman"/><w:sz w:val="26"/><w:szCs w:val="26"/><w:lang w:eastAsia="zh-CN"/></w:rPr><w:t>n B vẫn c</w:t></w:r><w:r><w:rPr><w:rFonts w:ascii="Times New Roman" w:hAnsi="Times New Roman" w:eastAsia="Microsoft YaHei"/><w:sz w:val="26"/><w:szCs w:val="26"/><w:lang w:eastAsia="zh-CN"/></w:rPr><w:t>ó</w:t></w:r><w:r><w:rPr><w:rFonts w:ascii="Times New Roman" w:hAnsi="Times New Roman"/><w:sz w:val="26"/><w:szCs w:val="26"/><w:lang w:eastAsia="zh-CN"/></w:rPr><w:t xml:space="preserve"> tr</w:t></w:r><w:r><w:rPr><w:rFonts w:ascii="Times New Roman" w:hAnsi="Times New Roman" w:eastAsia="Microsoft YaHei"/><w:sz w:val="26"/><w:szCs w:val="26"/><w:lang w:eastAsia="zh-CN"/></w:rPr><w:t>á</w:t></w:r><w:r><w:rPr><w:rFonts w:ascii="Times New Roman" w:hAnsi="Times New Roman"/><w:sz w:val="26"/><w:szCs w:val="26"/><w:lang w:eastAsia="zh-CN"/></w:rPr><w:t>ch nhiệm thanh to</w:t></w:r><w:r><w:rPr><w:rFonts w:ascii="Times New Roman" w:hAnsi="Times New Roman" w:eastAsia="Microsoft YaHei"/><w:sz w:val="26"/><w:szCs w:val="26"/><w:lang w:eastAsia="zh-CN"/></w:rPr><w:t>á</w:t></w:r><w:r><w:rPr><w:rFonts w:ascii="Times New Roman" w:hAnsi="Times New Roman"/><w:sz w:val="26"/><w:szCs w:val="26"/><w:lang w:eastAsia="zh-CN"/></w:rPr><w:t xml:space="preserve">n </w:t></w:r><w:r><w:rPr><w:rFonts w:ascii="Times New Roman" w:hAnsi="Times New Roman" w:eastAsia="Microsoft YaHei"/><w:sz w:val="26"/><w:szCs w:val="26"/><w:lang w:eastAsia="zh-CN"/></w:rPr><w:t>đ</w:t></w:r><w:r><w:rPr><w:rFonts w:ascii="Times New Roman" w:hAnsi="Times New Roman"/><w:sz w:val="26"/><w:szCs w:val="26"/><w:lang w:eastAsia="zh-CN"/></w:rPr><w:t xml:space="preserve">ầy </w:t></w:r><w:r><w:rPr><w:rFonts w:ascii="Times New Roman" w:hAnsi="Times New Roman" w:eastAsia="Microsoft YaHei"/><w:sz w:val="26"/><w:szCs w:val="26"/><w:lang w:eastAsia="zh-CN"/></w:rPr><w:t>đ</w:t></w:r><w:r><w:rPr><w:rFonts w:ascii="Times New Roman" w:hAnsi="Times New Roman"/><w:sz w:val="26"/><w:szCs w:val="26"/><w:lang w:eastAsia="zh-CN"/></w:rPr><w:t>ủ c</w:t></w:r><w:r><w:rPr><w:rFonts w:ascii="Times New Roman" w:hAnsi="Times New Roman" w:eastAsia="Microsoft YaHei"/><w:sz w:val="26"/><w:szCs w:val="26"/><w:lang w:eastAsia="zh-CN"/></w:rPr><w:t>á</w:t></w:r><w:r><w:rPr><w:rFonts w:ascii="Times New Roman" w:hAnsi="Times New Roman"/><w:sz w:val="26"/><w:szCs w:val="26"/><w:lang w:eastAsia="zh-CN"/></w:rPr><w:t>c khoản chi ph</w:t></w:r><w:r><w:rPr><w:rFonts w:ascii="Times New Roman" w:hAnsi="Times New Roman" w:eastAsia="Microsoft YaHei"/><w:sz w:val="26"/><w:szCs w:val="26"/><w:lang w:eastAsia="zh-CN"/></w:rPr><w:t>í</w:t></w:r><w:r><w:rPr><w:rFonts w:ascii="Times New Roman" w:hAnsi="Times New Roman"/><w:sz w:val="26"/><w:szCs w:val="26"/><w:lang w:eastAsia="zh-CN"/></w:rPr><w:t>, dịch vụ m</w:t></w:r><w:r><w:rPr><w:rFonts w:ascii="Times New Roman" w:hAnsi="Times New Roman" w:eastAsia="Microsoft YaHei"/><w:sz w:val="26"/><w:szCs w:val="26"/><w:lang w:eastAsia="zh-CN"/></w:rPr><w:t>à</w:t></w:r><w:r><w:rPr><w:rFonts w:ascii="Times New Roman" w:hAnsi="Times New Roman"/><w:sz w:val="26"/><w:szCs w:val="26"/><w:lang w:eastAsia="zh-CN"/></w:rPr><w:t xml:space="preserve"> B</w:t></w:r><w:r><w:rPr><w:rFonts w:ascii="Times New Roman" w:hAnsi="Times New Roman" w:eastAsia="Microsoft YaHei"/><w:sz w:val="26"/><w:szCs w:val="26"/><w:lang w:eastAsia="zh-CN"/></w:rPr><w:t>ê</w:t></w:r><w:r><w:rPr><w:rFonts w:ascii="Times New Roman" w:hAnsi="Times New Roman"/><w:sz w:val="26"/><w:szCs w:val="26"/><w:lang w:eastAsia="zh-CN"/></w:rPr><w:t xml:space="preserve">n A </w:t></w:r><w:r><w:rPr><w:rFonts w:ascii="Times New Roman" w:hAnsi="Times New Roman" w:eastAsia="Microsoft YaHei"/><w:sz w:val="26"/><w:szCs w:val="26"/><w:lang w:eastAsia="zh-CN"/></w:rPr><w:t>đã</w:t></w:r><w:r><w:rPr><w:rFonts w:ascii="Times New Roman" w:hAnsi="Times New Roman"/><w:sz w:val="26"/><w:szCs w:val="26"/><w:lang w:eastAsia="zh-CN"/></w:rPr><w:t xml:space="preserve"> thực hiện hoặc </w:t></w:r><w:r><w:rPr><w:rFonts w:ascii="Times New Roman" w:hAnsi="Times New Roman" w:eastAsia="Microsoft YaHei"/><w:sz w:val="26"/><w:szCs w:val="26"/><w:lang w:eastAsia="zh-CN"/></w:rPr><w:t>đã</w:t></w:r><w:r><w:rPr><w:rFonts w:ascii="Times New Roman" w:hAnsi="Times New Roman"/><w:sz w:val="26"/><w:szCs w:val="26"/><w:lang w:eastAsia="zh-CN"/></w:rPr><w:t xml:space="preserve"> bố tr</w:t></w:r><w:r><w:rPr><w:rFonts w:ascii="Times New Roman" w:hAnsi="Times New Roman" w:eastAsia="Microsoft YaHei"/><w:sz w:val="26"/><w:szCs w:val="26"/><w:lang w:eastAsia="zh-CN"/></w:rPr><w:t>í</w:t></w:r><w:r><w:rPr><w:rFonts w:ascii="Times New Roman" w:hAnsi="Times New Roman"/><w:sz w:val="26"/><w:szCs w:val="26"/><w:lang w:eastAsia="zh-CN"/></w:rPr><w:t xml:space="preserve"> </w:t></w:r><w:r><w:rPr><w:rFonts w:ascii="Times New Roman" w:hAnsi="Times New Roman" w:eastAsia="Microsoft YaHei"/><w:sz w:val="26"/><w:szCs w:val="26"/><w:lang w:eastAsia="zh-CN"/></w:rPr><w:t>đ</w:t></w:r><w:r><w:rPr><w:rFonts w:ascii="Times New Roman" w:hAnsi="Times New Roman"/><w:sz w:val="26"/><w:szCs w:val="26"/><w:lang w:eastAsia="zh-CN"/></w:rPr><w:t>ể phục vụ chương tr</w:t></w:r><w:r><w:rPr><w:rFonts w:ascii="Times New Roman" w:hAnsi="Times New Roman" w:eastAsia="Microsoft YaHei"/><w:sz w:val="26"/><w:szCs w:val="26"/><w:lang w:eastAsia="zh-CN"/></w:rPr><w:t>ì</w:t></w:r><w:r><w:rPr><w:rFonts w:ascii="Times New Roman" w:hAnsi="Times New Roman"/><w:sz w:val="26"/><w:szCs w:val="26"/><w:lang w:eastAsia="zh-CN"/></w:rPr><w:t xml:space="preserve">nh theo Hợp </w:t></w:r><w:r><w:rPr><w:rFonts w:ascii="Times New Roman" w:hAnsi="Times New Roman" w:eastAsia="Microsoft YaHei"/><w:sz w:val="26"/><w:szCs w:val="26"/><w:lang w:eastAsia="zh-CN"/></w:rPr><w:t>đ</w:t></w:r><w:r><w:rPr><w:rFonts w:ascii="Times New Roman" w:hAnsi="Times New Roman"/><w:sz w:val="26"/><w:szCs w:val="26"/><w:lang w:eastAsia="zh-CN"/></w:rPr><w:t>ồng.</w:t></w:r><w:r><w:rPr><w:rFonts w:ascii="Times New Roman" w:hAnsi="Times New Roman"/></w:rPr><w:t xml:space="preserve"> </w:t></w:r></w:p><w:p><w:pPr><w:pStyle w:val="13"/><w:numPr><w:ilvl w:val="0"/><w:numId w:val="7"/></w:numPr><w:shd w:val="clear" w:color="auto" w:fill="FFFFFF" w:themeFill="background1"/><w:spacing w:line="240" w:lineRule="auto"/><w:jc w:val="both"/><w:rPr><w:rFonts w:ascii="Times New Roman" w:hAnsi="Times New Roman"/><w:sz w:val="26"/><w:szCs w:val="26"/><w:lang w:eastAsia="zh-CN"/></w:rPr></w:pPr><w:r><w:rPr><w:rFonts w:ascii="Times New Roman" w:hAnsi="Times New Roman"/><w:sz w:val="26"/><w:szCs w:val="26"/><w:lang w:eastAsia="zh-CN"/></w:rPr><w:t>Bên B chịu ho</w:t></w:r><w:r><w:rPr><w:rFonts w:ascii="Times New Roman" w:hAnsi="Times New Roman" w:eastAsia="Microsoft YaHei"/><w:sz w:val="26"/><w:szCs w:val="26"/><w:lang w:eastAsia="zh-CN"/></w:rPr><w:t>à</w:t></w:r><w:r><w:rPr><w:rFonts w:ascii="Times New Roman" w:hAnsi="Times New Roman"/><w:sz w:val="26"/><w:szCs w:val="26"/><w:lang w:eastAsia="zh-CN"/></w:rPr><w:t>n to</w:t></w:r><w:r><w:rPr><w:rFonts w:ascii="Times New Roman" w:hAnsi="Times New Roman" w:eastAsia="Microsoft YaHei"/><w:sz w:val="26"/><w:szCs w:val="26"/><w:lang w:eastAsia="zh-CN"/></w:rPr><w:t>à</w:t></w:r><w:r><w:rPr><w:rFonts w:ascii="Times New Roman" w:hAnsi="Times New Roman"/><w:sz w:val="26"/><w:szCs w:val="26"/><w:lang w:eastAsia="zh-CN"/></w:rPr><w:t>n tr</w:t></w:r><w:r><w:rPr><w:rFonts w:ascii="Times New Roman" w:hAnsi="Times New Roman" w:eastAsia="Microsoft YaHei"/><w:sz w:val="26"/><w:szCs w:val="26"/><w:lang w:eastAsia="zh-CN"/></w:rPr><w:t>á</w:t></w:r><w:r><w:rPr><w:rFonts w:ascii="Times New Roman" w:hAnsi="Times New Roman"/><w:sz w:val="26"/><w:szCs w:val="26"/><w:lang w:eastAsia="zh-CN"/></w:rPr><w:t>ch nhiệm trước ph</w:t></w:r><w:r><w:rPr><w:rFonts w:ascii="Times New Roman" w:hAnsi="Times New Roman" w:eastAsia="Microsoft YaHei"/><w:sz w:val="26"/><w:szCs w:val="26"/><w:lang w:eastAsia="zh-CN"/></w:rPr><w:t>á</w:t></w:r><w:r><w:rPr><w:rFonts w:ascii="Times New Roman" w:hAnsi="Times New Roman"/><w:sz w:val="26"/><w:szCs w:val="26"/><w:lang w:eastAsia="zh-CN"/></w:rPr><w:t>p luật v</w:t></w:r><w:r><w:rPr><w:rFonts w:ascii="Times New Roman" w:hAnsi="Times New Roman" w:eastAsia="Microsoft YaHei"/><w:sz w:val="26"/><w:szCs w:val="26"/><w:lang w:eastAsia="zh-CN"/></w:rPr><w:t>à</w:t></w:r><w:r><w:rPr><w:rFonts w:ascii="Times New Roman" w:hAnsi="Times New Roman"/><w:sz w:val="26"/><w:szCs w:val="26"/><w:lang w:eastAsia="zh-CN"/></w:rPr><w:t xml:space="preserve"> bồi thường cho B</w:t></w:r><w:r><w:rPr><w:rFonts w:ascii="Times New Roman" w:hAnsi="Times New Roman" w:eastAsia="Microsoft YaHei"/><w:sz w:val="26"/><w:szCs w:val="26"/><w:lang w:eastAsia="zh-CN"/></w:rPr><w:t>ê</w:t></w:r><w:r><w:rPr><w:rFonts w:ascii="Times New Roman" w:hAnsi="Times New Roman"/><w:sz w:val="26"/><w:szCs w:val="26"/><w:lang w:eastAsia="zh-CN"/></w:rPr><w:t xml:space="preserve">n A </w:t></w:r><w:r><w:rPr><w:rFonts w:ascii="Times New Roman" w:hAnsi="Times New Roman" w:eastAsia="Microsoft YaHei"/><w:sz w:val="26"/><w:szCs w:val="26"/><w:lang w:eastAsia="zh-CN"/></w:rPr><w:t>đ</w:t></w:r><w:r><w:rPr><w:rFonts w:ascii="Times New Roman" w:hAnsi="Times New Roman"/><w:sz w:val="26"/><w:szCs w:val="26"/><w:lang w:eastAsia="zh-CN"/></w:rPr><w:t>ối với mọi thiệt hại, chi ph</w:t></w:r><w:r><w:rPr><w:rFonts w:ascii="Times New Roman" w:hAnsi="Times New Roman" w:eastAsia="Microsoft YaHei"/><w:sz w:val="26"/><w:szCs w:val="26"/><w:lang w:eastAsia="zh-CN"/></w:rPr><w:t>í</w:t></w:r><w:r><w:rPr><w:rFonts w:ascii="Times New Roman" w:hAnsi="Times New Roman"/><w:sz w:val="26"/><w:szCs w:val="26"/><w:lang w:eastAsia="zh-CN"/></w:rPr><w:t>, khoản phạt hoặc nghĩa vụ ph</w:t></w:r><w:r><w:rPr><w:rFonts w:ascii="Times New Roman" w:hAnsi="Times New Roman" w:eastAsia="Microsoft YaHei"/><w:sz w:val="26"/><w:szCs w:val="26"/><w:lang w:eastAsia="zh-CN"/></w:rPr><w:t>á</w:t></w:r><w:r><w:rPr><w:rFonts w:ascii="Times New Roman" w:hAnsi="Times New Roman"/><w:sz w:val="26"/><w:szCs w:val="26"/><w:lang w:eastAsia="zh-CN"/></w:rPr><w:t>t sinh do việc kh</w:t></w:r><w:r><w:rPr><w:rFonts w:ascii="Times New Roman" w:hAnsi="Times New Roman" w:eastAsia="Microsoft YaHei"/><w:sz w:val="26"/><w:szCs w:val="26"/><w:lang w:eastAsia="zh-CN"/></w:rPr><w:t>ô</w:t></w:r><w:r><w:rPr><w:rFonts w:ascii="Times New Roman" w:hAnsi="Times New Roman"/><w:sz w:val="26"/><w:szCs w:val="26"/><w:lang w:eastAsia="zh-CN"/></w:rPr><w:t>ng thực hiện hoặc thực hiện kh</w:t></w:r><w:r><w:rPr><w:rFonts w:ascii="Times New Roman" w:hAnsi="Times New Roman" w:eastAsia="Microsoft YaHei"/><w:sz w:val="26"/><w:szCs w:val="26"/><w:lang w:eastAsia="zh-CN"/></w:rPr><w:t>ô</w:t></w:r><w:r><w:rPr><w:rFonts w:ascii="Times New Roman" w:hAnsi="Times New Roman"/><w:sz w:val="26"/><w:szCs w:val="26"/><w:lang w:eastAsia="zh-CN"/></w:rPr><w:t xml:space="preserve">ng </w:t></w:r><w:r><w:rPr><w:rFonts w:ascii="Times New Roman" w:hAnsi="Times New Roman" w:eastAsia="Microsoft YaHei"/><w:sz w:val="26"/><w:szCs w:val="26"/><w:lang w:eastAsia="zh-CN"/></w:rPr><w:t>đ</w:t></w:r><w:r><w:rPr><w:rFonts w:ascii="Times New Roman" w:hAnsi="Times New Roman"/><w:sz w:val="26"/><w:szCs w:val="26"/><w:lang w:eastAsia="zh-CN"/></w:rPr><w:t xml:space="preserve">ầy </w:t></w:r><w:r><w:rPr><w:rFonts w:ascii="Times New Roman" w:hAnsi="Times New Roman" w:eastAsia="Microsoft YaHei"/><w:sz w:val="26"/><w:szCs w:val="26"/><w:lang w:eastAsia="zh-CN"/></w:rPr><w:t>đ</w:t></w:r><w:r><w:rPr><w:rFonts w:ascii="Times New Roman" w:hAnsi="Times New Roman"/><w:sz w:val="26"/><w:szCs w:val="26"/><w:lang w:eastAsia="zh-CN"/></w:rPr><w:t>ủ c</w:t></w:r><w:r><w:rPr><w:rFonts w:ascii="Times New Roman" w:hAnsi="Times New Roman" w:eastAsia="Microsoft YaHei"/><w:sz w:val="26"/><w:szCs w:val="26"/><w:lang w:eastAsia="zh-CN"/></w:rPr><w:t>á</w:t></w:r><w:r><w:rPr><w:rFonts w:ascii="Times New Roman" w:hAnsi="Times New Roman"/><w:sz w:val="26"/><w:szCs w:val="26"/><w:lang w:eastAsia="zh-CN"/></w:rPr><w:t>c thủ tục ph</w:t></w:r><w:r><w:rPr><w:rFonts w:ascii="Times New Roman" w:hAnsi="Times New Roman" w:eastAsia="Microsoft YaHei"/><w:sz w:val="26"/><w:szCs w:val="26"/><w:lang w:eastAsia="zh-CN"/></w:rPr><w:t>á</w:t></w:r><w:r><w:rPr><w:rFonts w:ascii="Times New Roman" w:hAnsi="Times New Roman"/><w:sz w:val="26"/><w:szCs w:val="26"/><w:lang w:eastAsia="zh-CN"/></w:rPr><w:t>p l</w:t></w:r><w:r><w:rPr><w:rFonts w:ascii="Times New Roman" w:hAnsi="Times New Roman" w:eastAsia="Microsoft YaHei"/><w:sz w:val="26"/><w:szCs w:val="26"/><w:lang w:eastAsia="zh-CN"/></w:rPr><w:t>ý</w:t></w:r><w:r><w:rPr><w:rFonts w:ascii="Times New Roman" w:hAnsi="Times New Roman"/><w:sz w:val="26"/><w:szCs w:val="26"/><w:lang w:eastAsia="zh-CN"/></w:rPr><w:t xml:space="preserve"> li</w:t></w:r><w:r><w:rPr><w:rFonts w:ascii="Times New Roman" w:hAnsi="Times New Roman" w:eastAsia="Microsoft YaHei"/><w:sz w:val="26"/><w:szCs w:val="26"/><w:lang w:eastAsia="zh-CN"/></w:rPr><w:t>ê</w:t></w:r><w:r><w:rPr><w:rFonts w:ascii="Times New Roman" w:hAnsi="Times New Roman"/><w:sz w:val="26"/><w:szCs w:val="26"/><w:lang w:eastAsia="zh-CN"/></w:rPr><w:t xml:space="preserve">n quan </w:t></w:r><w:r><w:rPr><w:rFonts w:ascii="Times New Roman" w:hAnsi="Times New Roman" w:eastAsia="Microsoft YaHei"/><w:sz w:val="26"/><w:szCs w:val="26"/><w:lang w:eastAsia="zh-CN"/></w:rPr><w:t>đ</w:t></w:r><w:r><w:rPr><w:rFonts w:ascii="Times New Roman" w:hAnsi="Times New Roman"/><w:sz w:val="26"/><w:szCs w:val="26"/><w:lang w:eastAsia="zh-CN"/></w:rPr><w:t>ến sự kiện.</w:t></w:r></w:p><w:p><w:pPr><w:pStyle w:val="13"/><w:shd w:val="clear" w:color="auto" w:fill="FFFFFF" w:themeFill="background1"/><w:spacing w:line="360" w:lineRule="auto"/><w:ind w:left="0"/><w:jc w:val="both"/><w:rPr><w:rFonts w:ascii="Times New Roman" w:hAnsi="Times New Roman"/><w:b/><w:bCs/><w:sz w:val="26"/><w:szCs w:val="26"/><w:lang w:eastAsia="zh-CN"/></w:rPr></w:pPr></w:p><w:p><w:pPr><w:pStyle w:val="13"/><w:numPr><w:ilvl w:val="1"/><w:numId w:val="2"/></w:numPr><w:shd w:val="clear" w:color="auto" w:fill="FFFFFF" w:themeFill="background1"/><w:spacing w:line="360" w:lineRule="auto"/><w:jc w:val="both"/><w:rPr><w:rFonts w:ascii="Times New Roman" w:hAnsi="Times New Roman"/><w:b/><w:bCs/><w:sz w:val="26"/><w:szCs w:val="26"/><w:lang w:eastAsia="zh-CN"/></w:rPr></w:pPr><w:r><w:rPr><w:rFonts w:ascii="Times New Roman" w:hAnsi="Times New Roman"/><w:b/><w:bCs/><w:sz w:val="26"/><w:szCs w:val="26"/><w:lang w:eastAsia="zh-CN"/></w:rPr><w:t>Về dàn dựng, trang trí và lắp đặt thiết bị</w:t></w:r></w:p><w:p><w:pPr><w:pStyle w:val="13"/><w:numPr><w:ilvl w:val="0"/><w:numId w:val="7"/></w:numPr><w:shd w:val="clear" w:color="auto" w:fill="FFFFFF" w:themeFill="background1"/><w:spacing w:line="240" w:lineRule="auto"/><w:jc w:val="both"/><w:rPr><w:rFonts w:ascii="Times New Roman" w:hAnsi="Times New Roman"/><w:sz w:val="26"/><w:szCs w:val="26"/><w:lang w:eastAsia="zh-CN"/></w:rPr></w:pPr><w:r><w:rPr><w:rFonts w:ascii="Times New Roman" w:hAnsi="Times New Roman"/><w:sz w:val="26"/><w:szCs w:val="26"/><w:lang w:eastAsia="zh-CN"/></w:rPr><w:t>Bên A không chấp nhận bất k</w:t></w:r><w:r><w:rPr><w:rFonts w:ascii="Times New Roman" w:hAnsi="Times New Roman" w:eastAsia="Microsoft YaHei"/><w:sz w:val="26"/><w:szCs w:val="26"/><w:lang w:eastAsia="zh-CN"/></w:rPr><w:t>ỳ</w:t></w:r><w:r><w:rPr><w:rFonts w:ascii="Times New Roman" w:hAnsi="Times New Roman"/><w:sz w:val="26"/><w:szCs w:val="26"/><w:lang w:eastAsia="zh-CN"/></w:rPr><w:t xml:space="preserve"> h</w:t></w:r><w:r><w:rPr><w:rFonts w:ascii="Times New Roman" w:hAnsi="Times New Roman" w:eastAsia="Microsoft YaHei"/><w:sz w:val="26"/><w:szCs w:val="26"/><w:lang w:eastAsia="zh-CN"/></w:rPr><w:t>ì</w:t></w:r><w:r><w:rPr><w:rFonts w:ascii="Times New Roman" w:hAnsi="Times New Roman"/><w:sz w:val="26"/><w:szCs w:val="26"/><w:lang w:eastAsia="zh-CN"/></w:rPr><w:t xml:space="preserve">nh thức khoan, </w:t></w:r><w:r><w:rPr><w:rFonts w:ascii="Times New Roman" w:hAnsi="Times New Roman" w:eastAsia="Microsoft YaHei"/><w:sz w:val="26"/><w:szCs w:val="26"/><w:lang w:eastAsia="zh-CN"/></w:rPr><w:t>đ</w:t></w:r><w:r><w:rPr><w:rFonts w:ascii="Times New Roman" w:hAnsi="Times New Roman"/><w:sz w:val="26"/><w:szCs w:val="26"/><w:lang w:eastAsia="zh-CN"/></w:rPr><w:t xml:space="preserve">ục, </w:t></w:r><w:r><w:rPr><w:rFonts w:ascii="Times New Roman" w:hAnsi="Times New Roman" w:eastAsia="Microsoft YaHei"/><w:sz w:val="26"/><w:szCs w:val="26"/><w:lang w:eastAsia="zh-CN"/></w:rPr><w:t>đó</w:t></w:r><w:r><w:rPr><w:rFonts w:ascii="Times New Roman" w:hAnsi="Times New Roman"/><w:sz w:val="26"/><w:szCs w:val="26"/><w:lang w:eastAsia="zh-CN"/></w:rPr><w:t xml:space="preserve">ng </w:t></w:r><w:r><w:rPr><w:rFonts w:ascii="Times New Roman" w:hAnsi="Times New Roman" w:eastAsia="Microsoft YaHei"/><w:sz w:val="26"/><w:szCs w:val="26"/><w:lang w:eastAsia="zh-CN"/></w:rPr><w:t>đ</w:t></w:r><w:r><w:rPr><w:rFonts w:ascii="Times New Roman" w:hAnsi="Times New Roman"/><w:sz w:val="26"/><w:szCs w:val="26"/><w:lang w:eastAsia="zh-CN"/></w:rPr><w:t>inh, bắt v</w:t></w:r><w:r><w:rPr><w:rFonts w:ascii="Times New Roman" w:hAnsi="Times New Roman" w:eastAsia="Microsoft YaHei"/><w:sz w:val="26"/><w:szCs w:val="26"/><w:lang w:eastAsia="zh-CN"/></w:rPr><w:t>í</w:t></w:r><w:r><w:rPr><w:rFonts w:ascii="Times New Roman" w:hAnsi="Times New Roman"/><w:sz w:val="26"/><w:szCs w:val="26"/><w:lang w:eastAsia="zh-CN"/></w:rPr><w:t>t, d</w:t></w:r><w:r><w:rPr><w:rFonts w:ascii="Times New Roman" w:hAnsi="Times New Roman" w:eastAsia="Microsoft YaHei"/><w:sz w:val="26"/><w:szCs w:val="26"/><w:lang w:eastAsia="zh-CN"/></w:rPr><w:t>á</w:t></w:r><w:r><w:rPr><w:rFonts w:ascii="Times New Roman" w:hAnsi="Times New Roman"/><w:sz w:val="26"/><w:szCs w:val="26"/><w:lang w:eastAsia="zh-CN"/></w:rPr><w:t>n keo c</w:t></w:r><w:r><w:rPr><w:rFonts w:ascii="Times New Roman" w:hAnsi="Times New Roman" w:eastAsia="Microsoft YaHei"/><w:sz w:val="26"/><w:szCs w:val="26"/><w:lang w:eastAsia="zh-CN"/></w:rPr><w:t>ô</w:t></w:r><w:r><w:rPr><w:rFonts w:ascii="Times New Roman" w:hAnsi="Times New Roman"/><w:sz w:val="26"/><w:szCs w:val="26"/><w:lang w:eastAsia="zh-CN"/></w:rPr><w:t>ng nghiệp hoặc c</w:t></w:r><w:r><w:rPr><w:rFonts w:ascii="Times New Roman" w:hAnsi="Times New Roman" w:eastAsia="Microsoft YaHei"/><w:sz w:val="26"/><w:szCs w:val="26"/><w:lang w:eastAsia="zh-CN"/></w:rPr><w:t>á</w:t></w:r><w:r><w:rPr><w:rFonts w:ascii="Times New Roman" w:hAnsi="Times New Roman"/><w:sz w:val="26"/><w:szCs w:val="26"/><w:lang w:eastAsia="zh-CN"/></w:rPr><w:t>c h</w:t></w:r><w:r><w:rPr><w:rFonts w:ascii="Times New Roman" w:hAnsi="Times New Roman" w:eastAsia="Microsoft YaHei"/><w:sz w:val="26"/><w:szCs w:val="26"/><w:lang w:eastAsia="zh-CN"/></w:rPr><w:t>à</w:t></w:r><w:r><w:rPr><w:rFonts w:ascii="Times New Roman" w:hAnsi="Times New Roman"/><w:sz w:val="26"/><w:szCs w:val="26"/><w:lang w:eastAsia="zh-CN"/></w:rPr><w:t>nh vi kh</w:t></w:r><w:r><w:rPr><w:rFonts w:ascii="Times New Roman" w:hAnsi="Times New Roman" w:eastAsia="Microsoft YaHei"/><w:sz w:val="26"/><w:szCs w:val="26"/><w:lang w:eastAsia="zh-CN"/></w:rPr><w:t>á</w:t></w:r><w:r><w:rPr><w:rFonts w:ascii="Times New Roman" w:hAnsi="Times New Roman"/><w:sz w:val="26"/><w:szCs w:val="26"/><w:lang w:eastAsia="zh-CN"/></w:rPr><w:t>c c</w:t></w:r><w:r><w:rPr><w:rFonts w:ascii="Times New Roman" w:hAnsi="Times New Roman" w:eastAsia="Microsoft YaHei"/><w:sz w:val="26"/><w:szCs w:val="26"/><w:lang w:eastAsia="zh-CN"/></w:rPr><w:t>ó</w:t></w:r><w:r><w:rPr><w:rFonts w:ascii="Times New Roman" w:hAnsi="Times New Roman"/><w:sz w:val="26"/><w:szCs w:val="26"/><w:lang w:eastAsia="zh-CN"/></w:rPr><w:t xml:space="preserve"> thể l</w:t></w:r><w:r><w:rPr><w:rFonts w:ascii="Times New Roman" w:hAnsi="Times New Roman" w:eastAsia="Microsoft YaHei"/><w:sz w:val="26"/><w:szCs w:val="26"/><w:lang w:eastAsia="zh-CN"/></w:rPr><w:t>à</w:t></w:r><w:r><w:rPr><w:rFonts w:ascii="Times New Roman" w:hAnsi="Times New Roman"/><w:sz w:val="26"/><w:szCs w:val="26"/><w:lang w:eastAsia="zh-CN"/></w:rPr><w:t xml:space="preserve">m ảnh hưởng </w:t></w:r><w:r><w:rPr><w:rFonts w:ascii="Times New Roman" w:hAnsi="Times New Roman" w:eastAsia="Microsoft YaHei"/><w:sz w:val="26"/><w:szCs w:val="26"/><w:lang w:eastAsia="zh-CN"/></w:rPr><w:t>đ</w:t></w:r><w:r><w:rPr><w:rFonts w:ascii="Times New Roman" w:hAnsi="Times New Roman"/><w:sz w:val="26"/><w:szCs w:val="26"/><w:lang w:eastAsia="zh-CN"/></w:rPr><w:t>ến kết cấu c</w:t></w:r><w:r><w:rPr><w:rFonts w:ascii="Times New Roman" w:hAnsi="Times New Roman" w:eastAsia="Microsoft YaHei"/><w:sz w:val="26"/><w:szCs w:val="26"/><w:lang w:eastAsia="zh-CN"/></w:rPr><w:t>ô</w:t></w:r><w:r><w:rPr><w:rFonts w:ascii="Times New Roman" w:hAnsi="Times New Roman"/><w:sz w:val="26"/><w:szCs w:val="26"/><w:lang w:eastAsia="zh-CN"/></w:rPr><w:t>ng tr</w:t></w:r><w:r><w:rPr><w:rFonts w:ascii="Times New Roman" w:hAnsi="Times New Roman" w:eastAsia="Microsoft YaHei"/><w:sz w:val="26"/><w:szCs w:val="26"/><w:lang w:eastAsia="zh-CN"/></w:rPr><w:t>ì</w:t></w:r><w:r><w:rPr><w:rFonts w:ascii="Times New Roman" w:hAnsi="Times New Roman"/><w:sz w:val="26"/><w:szCs w:val="26"/><w:lang w:eastAsia="zh-CN"/></w:rPr><w:t>nh, tường, s</w:t></w:r><w:r><w:rPr><w:rFonts w:ascii="Times New Roman" w:hAnsi="Times New Roman" w:eastAsia="Microsoft YaHei"/><w:sz w:val="26"/><w:szCs w:val="26"/><w:lang w:eastAsia="zh-CN"/></w:rPr><w:t>à</w:t></w:r><w:r><w:rPr><w:rFonts w:ascii="Times New Roman" w:hAnsi="Times New Roman"/><w:sz w:val="26"/><w:szCs w:val="26"/><w:lang w:eastAsia="zh-CN"/></w:rPr><w:t>n, trần, cột hoặc t</w:t></w:r><w:r><w:rPr><w:rFonts w:ascii="Times New Roman" w:hAnsi="Times New Roman" w:eastAsia="Microsoft YaHei"/><w:sz w:val="26"/><w:szCs w:val="26"/><w:lang w:eastAsia="zh-CN"/></w:rPr><w:t>à</w:t></w:r><w:r><w:rPr><w:rFonts w:ascii="Times New Roman" w:hAnsi="Times New Roman"/><w:sz w:val="26"/><w:szCs w:val="26"/><w:lang w:eastAsia="zh-CN"/></w:rPr><w:t>i sản của B</w:t></w:r><w:r><w:rPr><w:rFonts w:ascii="Times New Roman" w:hAnsi="Times New Roman" w:eastAsia="Microsoft YaHei"/><w:sz w:val="26"/><w:szCs w:val="26"/><w:lang w:eastAsia="zh-CN"/></w:rPr><w:t>ê</w:t></w:r><w:r><w:rPr><w:rFonts w:ascii="Times New Roman" w:hAnsi="Times New Roman"/><w:sz w:val="26"/><w:szCs w:val="26"/><w:lang w:eastAsia="zh-CN"/></w:rPr><w:t>n A trong v</w:t></w:r><w:r><w:rPr><w:rFonts w:ascii="Times New Roman" w:hAnsi="Times New Roman" w:eastAsia="Microsoft YaHei"/><w:sz w:val="26"/><w:szCs w:val="26"/><w:lang w:eastAsia="zh-CN"/></w:rPr><w:t>à</w:t></w:r><w:r><w:rPr><w:rFonts w:ascii="Times New Roman" w:hAnsi="Times New Roman"/><w:sz w:val="26"/><w:szCs w:val="26"/><w:lang w:eastAsia="zh-CN"/></w:rPr><w:t xml:space="preserve"> ngo</w:t></w:r><w:r><w:rPr><w:rFonts w:ascii="Times New Roman" w:hAnsi="Times New Roman" w:eastAsia="Microsoft YaHei"/><w:sz w:val="26"/><w:szCs w:val="26"/><w:lang w:eastAsia="zh-CN"/></w:rPr><w:t>à</w:t></w:r><w:r><w:rPr><w:rFonts w:ascii="Times New Roman" w:hAnsi="Times New Roman"/><w:sz w:val="26"/><w:szCs w:val="26"/><w:lang w:eastAsia="zh-CN"/></w:rPr><w:t>i khu vực tổ chức chương tr</w:t></w:r><w:r><w:rPr><w:rFonts w:ascii="Times New Roman" w:hAnsi="Times New Roman" w:eastAsia="Microsoft YaHei"/><w:sz w:val="26"/><w:szCs w:val="26"/><w:lang w:eastAsia="zh-CN"/></w:rPr><w:t>ì</w:t></w:r><w:r><w:rPr><w:rFonts w:ascii="Times New Roman" w:hAnsi="Times New Roman"/><w:sz w:val="26"/><w:szCs w:val="26"/><w:lang w:eastAsia="zh-CN"/></w:rPr><w:t xml:space="preserve">nh, trừ trường hợp </w:t></w:r><w:r><w:rPr><w:rFonts w:ascii="Times New Roman" w:hAnsi="Times New Roman" w:eastAsia="Microsoft YaHei"/><w:sz w:val="26"/><w:szCs w:val="26"/><w:lang w:eastAsia="zh-CN"/></w:rPr><w:t>đ</w:t></w:r><w:r><w:rPr><w:rFonts w:ascii="Times New Roman" w:hAnsi="Times New Roman"/><w:sz w:val="26"/><w:szCs w:val="26"/><w:lang w:eastAsia="zh-CN"/></w:rPr><w:t>ược B</w:t></w:r><w:r><w:rPr><w:rFonts w:ascii="Times New Roman" w:hAnsi="Times New Roman" w:eastAsia="Microsoft YaHei"/><w:sz w:val="26"/><w:szCs w:val="26"/><w:lang w:eastAsia="zh-CN"/></w:rPr><w:t>ê</w:t></w:r><w:r><w:rPr><w:rFonts w:ascii="Times New Roman" w:hAnsi="Times New Roman"/><w:sz w:val="26"/><w:szCs w:val="26"/><w:lang w:eastAsia="zh-CN"/></w:rPr><w:t>n A chấp thuận trước bằng v</w:t></w:r><w:r><w:rPr><w:rFonts w:ascii="Times New Roman" w:hAnsi="Times New Roman" w:eastAsia="Microsoft YaHei"/><w:sz w:val="26"/><w:szCs w:val="26"/><w:lang w:eastAsia="zh-CN"/></w:rPr><w:t>ă</w:t></w:r><w:r><w:rPr><w:rFonts w:ascii="Times New Roman" w:hAnsi="Times New Roman"/><w:sz w:val="26"/><w:szCs w:val="26"/><w:lang w:eastAsia="zh-CN"/></w:rPr><w:t>n bản.</w:t></w:r></w:p><w:p><w:pPr><w:pStyle w:val="13"/><w:numPr><w:ilvl w:val="0"/><w:numId w:val="7"/></w:numPr><w:shd w:val="clear" w:color="auto" w:fill="FFFFFF" w:themeFill="background1"/><w:spacing w:line="240" w:lineRule="auto"/><w:jc w:val="both"/><w:rPr><w:rFonts w:ascii="Times New Roman" w:hAnsi="Times New Roman"/><w:sz w:val="26"/><w:szCs w:val="26"/><w:lang w:eastAsia="zh-CN"/></w:rPr></w:pPr><w:r><w:rPr><w:rFonts w:ascii="Times New Roman" w:hAnsi="Times New Roman"/><w:sz w:val="26"/><w:szCs w:val="26"/><w:lang w:eastAsia="zh-CN"/></w:rPr><w:t>Việc bố tr</w:t></w:r><w:r><w:rPr><w:rFonts w:ascii="Times New Roman" w:hAnsi="Times New Roman" w:eastAsia="Microsoft YaHei"/><w:sz w:val="26"/><w:szCs w:val="26"/><w:lang w:eastAsia="zh-CN"/></w:rPr><w:t>í</w:t></w:r><w:r><w:rPr><w:rFonts w:ascii="Times New Roman" w:hAnsi="Times New Roman"/><w:sz w:val="26"/><w:szCs w:val="26"/><w:lang w:eastAsia="zh-CN"/></w:rPr><w:t xml:space="preserve"> banner, backdrop, standee, m</w:t></w:r><w:r><w:rPr><w:rFonts w:ascii="Times New Roman" w:hAnsi="Times New Roman" w:eastAsia="Microsoft YaHei"/><w:sz w:val="26"/><w:szCs w:val="26"/><w:lang w:eastAsia="zh-CN"/></w:rPr><w:t>à</w:t></w:r><w:r><w:rPr><w:rFonts w:ascii="Times New Roman" w:hAnsi="Times New Roman"/><w:sz w:val="26"/><w:szCs w:val="26"/><w:lang w:eastAsia="zh-CN"/></w:rPr><w:t>n h</w:t></w:r><w:r><w:rPr><w:rFonts w:ascii="Times New Roman" w:hAnsi="Times New Roman" w:eastAsia="Microsoft YaHei"/><w:sz w:val="26"/><w:szCs w:val="26"/><w:lang w:eastAsia="zh-CN"/></w:rPr><w:t>ì</w:t></w:r><w:r><w:rPr><w:rFonts w:ascii="Times New Roman" w:hAnsi="Times New Roman"/><w:sz w:val="26"/><w:szCs w:val="26"/><w:lang w:eastAsia="zh-CN"/></w:rPr><w:t>nh LED, booth trưng b</w:t></w:r><w:r><w:rPr><w:rFonts w:ascii="Times New Roman" w:hAnsi="Times New Roman" w:eastAsia="Microsoft YaHei"/><w:sz w:val="26"/><w:szCs w:val="26"/><w:lang w:eastAsia="zh-CN"/></w:rPr><w:t>à</w:t></w:r><w:r><w:rPr><w:rFonts w:ascii="Times New Roman" w:hAnsi="Times New Roman"/><w:sz w:val="26"/><w:szCs w:val="26"/><w:lang w:eastAsia="zh-CN"/></w:rPr><w:t>y, cờ, phướn, vật phẩm quảng c</w:t></w:r><w:r><w:rPr><w:rFonts w:ascii="Times New Roman" w:hAnsi="Times New Roman" w:eastAsia="Microsoft YaHei"/><w:sz w:val="26"/><w:szCs w:val="26"/><w:lang w:eastAsia="zh-CN"/></w:rPr><w:t>á</w:t></w:r><w:r><w:rPr><w:rFonts w:ascii="Times New Roman" w:hAnsi="Times New Roman"/><w:sz w:val="26"/><w:szCs w:val="26"/><w:lang w:eastAsia="zh-CN"/></w:rPr><w:t>o hoặc c</w:t></w:r><w:r><w:rPr><w:rFonts w:ascii="Times New Roman" w:hAnsi="Times New Roman" w:eastAsia="Microsoft YaHei"/><w:sz w:val="26"/><w:szCs w:val="26"/><w:lang w:eastAsia="zh-CN"/></w:rPr><w:t>á</w:t></w:r><w:r><w:rPr><w:rFonts w:ascii="Times New Roman" w:hAnsi="Times New Roman"/><w:sz w:val="26"/><w:szCs w:val="26"/><w:lang w:eastAsia="zh-CN"/></w:rPr><w:t>c hạng mục trang tr</w:t></w:r><w:r><w:rPr><w:rFonts w:ascii="Times New Roman" w:hAnsi="Times New Roman" w:eastAsia="Microsoft YaHei"/><w:sz w:val="26"/><w:szCs w:val="26"/><w:lang w:eastAsia="zh-CN"/></w:rPr><w:t>í</w:t></w:r><w:r><w:rPr><w:rFonts w:ascii="Times New Roman" w:hAnsi="Times New Roman"/><w:sz w:val="26"/><w:szCs w:val="26"/><w:lang w:eastAsia="zh-CN"/></w:rPr><w:t xml:space="preserve"> kh</w:t></w:r><w:r><w:rPr><w:rFonts w:ascii="Times New Roman" w:hAnsi="Times New Roman" w:eastAsia="Microsoft YaHei"/><w:sz w:val="26"/><w:szCs w:val="26"/><w:lang w:eastAsia="zh-CN"/></w:rPr><w:t>á</w:t></w:r><w:r><w:rPr><w:rFonts w:ascii="Times New Roman" w:hAnsi="Times New Roman"/><w:sz w:val="26"/><w:szCs w:val="26"/><w:lang w:eastAsia="zh-CN"/></w:rPr><w:t>c phải ph</w:t></w:r><w:r><w:rPr><w:rFonts w:ascii="Times New Roman" w:hAnsi="Times New Roman" w:eastAsia="Microsoft YaHei"/><w:sz w:val="26"/><w:szCs w:val="26"/><w:lang w:eastAsia="zh-CN"/></w:rPr><w:t>ù</w:t></w:r><w:r><w:rPr><w:rFonts w:ascii="Times New Roman" w:hAnsi="Times New Roman"/><w:sz w:val="26"/><w:szCs w:val="26"/><w:lang w:eastAsia="zh-CN"/></w:rPr><w:t xml:space="preserve"> hợp với mỹ quan chung của </w:t></w:r><w:r><w:rPr><w:rFonts w:ascii="Times New Roman" w:hAnsi="Times New Roman" w:eastAsia="Microsoft YaHei"/><w:sz w:val="26"/><w:szCs w:val="26"/><w:lang w:eastAsia="zh-CN"/></w:rPr><w:t>đ</w:t></w:r><w:r><w:rPr><w:rFonts w:ascii="Times New Roman" w:hAnsi="Times New Roman"/><w:sz w:val="26"/><w:szCs w:val="26"/><w:lang w:eastAsia="zh-CN"/></w:rPr><w:t xml:space="preserve">ịa </w:t></w:r><w:r><w:rPr><w:rFonts w:ascii="Times New Roman" w:hAnsi="Times New Roman" w:eastAsia="Microsoft YaHei"/><w:sz w:val="26"/><w:szCs w:val="26"/><w:lang w:eastAsia="zh-CN"/></w:rPr><w:t>đ</w:t></w:r><w:r><w:rPr><w:rFonts w:ascii="Times New Roman" w:hAnsi="Times New Roman"/><w:sz w:val="26"/><w:szCs w:val="26"/><w:lang w:eastAsia="zh-CN"/></w:rPr><w:t xml:space="preserve">iểm tổ chức, bảo </w:t></w:r><w:r><w:rPr><w:rFonts w:ascii="Times New Roman" w:hAnsi="Times New Roman" w:eastAsia="Microsoft YaHei"/><w:sz w:val="26"/><w:szCs w:val="26"/><w:lang w:eastAsia="zh-CN"/></w:rPr><w:t>đ</w:t></w:r><w:r><w:rPr><w:rFonts w:ascii="Times New Roman" w:hAnsi="Times New Roman"/><w:sz w:val="26"/><w:szCs w:val="26"/><w:lang w:eastAsia="zh-CN"/></w:rPr><w:t>ảm an to</w:t></w:r><w:r><w:rPr><w:rFonts w:ascii="Times New Roman" w:hAnsi="Times New Roman" w:eastAsia="Microsoft YaHei"/><w:sz w:val="26"/><w:szCs w:val="26"/><w:lang w:eastAsia="zh-CN"/></w:rPr><w:t>à</w:t></w:r><w:r><w:rPr><w:rFonts w:ascii="Times New Roman" w:hAnsi="Times New Roman"/><w:sz w:val="26"/><w:szCs w:val="26"/><w:lang w:eastAsia="zh-CN"/></w:rPr><w:t>n v</w:t></w:r><w:r><w:rPr><w:rFonts w:ascii="Times New Roman" w:hAnsi="Times New Roman" w:eastAsia="Microsoft YaHei"/><w:sz w:val="26"/><w:szCs w:val="26"/><w:lang w:eastAsia="zh-CN"/></w:rPr><w:t>à</w:t></w:r><w:r><w:rPr><w:rFonts w:ascii="Times New Roman" w:hAnsi="Times New Roman"/><w:sz w:val="26"/><w:szCs w:val="26"/><w:lang w:eastAsia="zh-CN"/></w:rPr><w:t xml:space="preserve"> </w:t></w:r><w:r><w:rPr><w:rFonts w:ascii="Times New Roman" w:hAnsi="Times New Roman" w:eastAsia="Microsoft YaHei"/><w:sz w:val="26"/><w:szCs w:val="26"/><w:lang w:eastAsia="zh-CN"/></w:rPr><w:t>đ</w:t></w:r><w:r><w:rPr><w:rFonts w:ascii="Times New Roman" w:hAnsi="Times New Roman"/><w:sz w:val="26"/><w:szCs w:val="26"/><w:lang w:eastAsia="zh-CN"/></w:rPr><w:t>ược B</w:t></w:r><w:r><w:rPr><w:rFonts w:ascii="Times New Roman" w:hAnsi="Times New Roman" w:eastAsia="Microsoft YaHei"/><w:sz w:val="26"/><w:szCs w:val="26"/><w:lang w:eastAsia="zh-CN"/></w:rPr><w:t>ê</w:t></w:r><w:r><w:rPr><w:rFonts w:ascii="Times New Roman" w:hAnsi="Times New Roman"/><w:sz w:val="26"/><w:szCs w:val="26"/><w:lang w:eastAsia="zh-CN"/></w:rPr><w:t>n A ph</w:t></w:r><w:r><w:rPr><w:rFonts w:ascii="Times New Roman" w:hAnsi="Times New Roman" w:eastAsia="Microsoft YaHei"/><w:sz w:val="26"/><w:szCs w:val="26"/><w:lang w:eastAsia="zh-CN"/></w:rPr><w:t>ê</w:t></w:r><w:r><w:rPr><w:rFonts w:ascii="Times New Roman" w:hAnsi="Times New Roman"/><w:sz w:val="26"/><w:szCs w:val="26"/><w:lang w:eastAsia="zh-CN"/></w:rPr><w:t xml:space="preserve"> duyệt trước khi thực hiện.</w:t></w:r></w:p><w:p><w:pPr><w:pStyle w:val="13"/><w:numPr><w:ilvl w:val="0"/><w:numId w:val="7"/></w:numPr><w:shd w:val="clear" w:color="auto" w:fill="FFFFFF" w:themeFill="background1"/><w:spacing w:line="240" w:lineRule="auto"/><w:jc w:val="both"/><w:rPr><w:rFonts w:ascii="Times New Roman" w:hAnsi="Times New Roman"/><w:sz w:val="26"/><w:szCs w:val="26"/><w:lang w:eastAsia="zh-CN"/></w:rPr></w:pPr><w:r><w:rPr><w:rFonts w:ascii="Times New Roman" w:hAnsi="Times New Roman"/><w:sz w:val="26"/><w:szCs w:val="26"/><w:lang w:eastAsia="zh-CN"/></w:rPr><w:t>Bên B có trách nhiệm gửi cho B</w:t></w:r><w:r><w:rPr><w:rFonts w:ascii="Times New Roman" w:hAnsi="Times New Roman" w:eastAsia="Microsoft YaHei"/><w:sz w:val="26"/><w:szCs w:val="26"/><w:lang w:eastAsia="zh-CN"/></w:rPr><w:t>ê</w:t></w:r><w:r><w:rPr><w:rFonts w:ascii="Times New Roman" w:hAnsi="Times New Roman"/><w:sz w:val="26"/><w:szCs w:val="26"/><w:lang w:eastAsia="zh-CN"/></w:rPr><w:t>n A c</w:t></w:r><w:r><w:rPr><w:rFonts w:ascii="Times New Roman" w:hAnsi="Times New Roman" w:eastAsia="Microsoft YaHei"/><w:sz w:val="26"/><w:szCs w:val="26"/><w:lang w:eastAsia="zh-CN"/></w:rPr><w:t>á</w:t></w:r><w:r><w:rPr><w:rFonts w:ascii="Times New Roman" w:hAnsi="Times New Roman"/><w:sz w:val="26"/><w:szCs w:val="26"/><w:lang w:eastAsia="zh-CN"/></w:rPr><w:t>c th</w:t></w:r><w:r><w:rPr><w:rFonts w:ascii="Times New Roman" w:hAnsi="Times New Roman" w:eastAsia="Microsoft YaHei"/><w:sz w:val="26"/><w:szCs w:val="26"/><w:lang w:eastAsia="zh-CN"/></w:rPr><w:t>ô</w:t></w:r><w:r><w:rPr><w:rFonts w:ascii="Times New Roman" w:hAnsi="Times New Roman"/><w:sz w:val="26"/><w:szCs w:val="26"/><w:lang w:eastAsia="zh-CN"/></w:rPr><w:t>ng tin li</w:t></w:r><w:r><w:rPr><w:rFonts w:ascii="Times New Roman" w:hAnsi="Times New Roman" w:eastAsia="Microsoft YaHei"/><w:sz w:val="26"/><w:szCs w:val="26"/><w:lang w:eastAsia="zh-CN"/></w:rPr><w:t>ê</w:t></w:r><w:r><w:rPr><w:rFonts w:ascii="Times New Roman" w:hAnsi="Times New Roman"/><w:sz w:val="26"/><w:szCs w:val="26"/><w:lang w:eastAsia="zh-CN"/></w:rPr><w:t xml:space="preserve">n quan </w:t></w:r><w:r><w:rPr><w:rFonts w:ascii="Times New Roman" w:hAnsi="Times New Roman" w:eastAsia="Microsoft YaHei"/><w:sz w:val="26"/><w:szCs w:val="26"/><w:lang w:eastAsia="zh-CN"/></w:rPr><w:t>đ</w:t></w:r><w:r><w:rPr><w:rFonts w:ascii="Times New Roman" w:hAnsi="Times New Roman"/><w:sz w:val="26"/><w:szCs w:val="26"/><w:lang w:eastAsia="zh-CN"/></w:rPr><w:t>ến việc d</w:t></w:r><w:r><w:rPr><w:rFonts w:ascii="Times New Roman" w:hAnsi="Times New Roman" w:eastAsia="Microsoft YaHei"/><w:sz w:val="26"/><w:szCs w:val="26"/><w:lang w:eastAsia="zh-CN"/></w:rPr><w:t>à</w:t></w:r><w:r><w:rPr><w:rFonts w:ascii="Times New Roman" w:hAnsi="Times New Roman"/><w:sz w:val="26"/><w:szCs w:val="26"/><w:lang w:eastAsia="zh-CN"/></w:rPr><w:t>n dựng v</w:t></w:r><w:r><w:rPr><w:rFonts w:ascii="Times New Roman" w:hAnsi="Times New Roman" w:eastAsia="Microsoft YaHei"/><w:sz w:val="26"/><w:szCs w:val="26"/><w:lang w:eastAsia="zh-CN"/></w:rPr><w:t>à</w:t></w:r><w:r><w:rPr><w:rFonts w:ascii="Times New Roman" w:hAnsi="Times New Roman"/><w:sz w:val="26"/><w:szCs w:val="26"/><w:lang w:eastAsia="zh-CN"/></w:rPr><w:t xml:space="preserve"> lắp </w:t></w:r><w:r><w:rPr><w:rFonts w:ascii="Times New Roman" w:hAnsi="Times New Roman" w:eastAsia="Microsoft YaHei"/><w:sz w:val="26"/><w:szCs w:val="26"/><w:lang w:eastAsia="zh-CN"/></w:rPr><w:t>đ</w:t></w:r><w:r><w:rPr><w:rFonts w:ascii="Times New Roman" w:hAnsi="Times New Roman"/><w:sz w:val="26"/><w:szCs w:val="26"/><w:lang w:eastAsia="zh-CN"/></w:rPr><w:t xml:space="preserve">ặt, bao gồm sơ </w:t></w:r><w:r><w:rPr><w:rFonts w:ascii="Times New Roman" w:hAnsi="Times New Roman" w:eastAsia="Microsoft YaHei"/><w:sz w:val="26"/><w:szCs w:val="26"/><w:lang w:eastAsia="zh-CN"/></w:rPr><w:t>đ</w:t></w:r><w:r><w:rPr><w:rFonts w:ascii="Times New Roman" w:hAnsi="Times New Roman"/><w:sz w:val="26"/><w:szCs w:val="26"/><w:lang w:eastAsia="zh-CN"/></w:rPr><w:t>ồ bố tr</w:t></w:r><w:r><w:rPr><w:rFonts w:ascii="Times New Roman" w:hAnsi="Times New Roman" w:eastAsia="Microsoft YaHei"/><w:sz w:val="26"/><w:szCs w:val="26"/><w:lang w:eastAsia="zh-CN"/></w:rPr><w:t>í</w:t></w:r><w:r><w:rPr><w:rFonts w:ascii="Times New Roman" w:hAnsi="Times New Roman"/><w:sz w:val="26"/><w:szCs w:val="26"/><w:lang w:eastAsia="zh-CN"/></w:rPr><w:t>, bản vẽ s</w:t></w:r><w:r><w:rPr><w:rFonts w:ascii="Times New Roman" w:hAnsi="Times New Roman" w:eastAsia="Microsoft YaHei"/><w:sz w:val="26"/><w:szCs w:val="26"/><w:lang w:eastAsia="zh-CN"/></w:rPr><w:t>â</w:t></w:r><w:r><w:rPr><w:rFonts w:ascii="Times New Roman" w:hAnsi="Times New Roman"/><w:sz w:val="26"/><w:szCs w:val="26"/><w:lang w:eastAsia="zh-CN"/></w:rPr><w:t>n khấu, backdrop, m</w:t></w:r><w:r><w:rPr><w:rFonts w:ascii="Times New Roman" w:hAnsi="Times New Roman" w:eastAsia="Microsoft YaHei"/><w:sz w:val="26"/><w:szCs w:val="26"/><w:lang w:eastAsia="zh-CN"/></w:rPr><w:t>à</w:t></w:r><w:r><w:rPr><w:rFonts w:ascii="Times New Roman" w:hAnsi="Times New Roman"/><w:sz w:val="26"/><w:szCs w:val="26"/><w:lang w:eastAsia="zh-CN"/></w:rPr><w:t>n h</w:t></w:r><w:r><w:rPr><w:rFonts w:ascii="Times New Roman" w:hAnsi="Times New Roman" w:eastAsia="Microsoft YaHei"/><w:sz w:val="26"/><w:szCs w:val="26"/><w:lang w:eastAsia="zh-CN"/></w:rPr><w:t>ì</w:t></w:r><w:r><w:rPr><w:rFonts w:ascii="Times New Roman" w:hAnsi="Times New Roman"/><w:sz w:val="26"/><w:szCs w:val="26"/><w:lang w:eastAsia="zh-CN"/></w:rPr><w:t>nh LED v</w:t></w:r><w:r><w:rPr><w:rFonts w:ascii="Times New Roman" w:hAnsi="Times New Roman" w:eastAsia="Microsoft YaHei"/><w:sz w:val="26"/><w:szCs w:val="26"/><w:lang w:eastAsia="zh-CN"/></w:rPr><w:t>à</w:t></w:r><w:r><w:rPr><w:rFonts w:ascii="Times New Roman" w:hAnsi="Times New Roman"/><w:sz w:val="26"/><w:szCs w:val="26"/><w:lang w:eastAsia="zh-CN"/></w:rPr><w:t xml:space="preserve"> c</w:t></w:r><w:r><w:rPr><w:rFonts w:ascii="Times New Roman" w:hAnsi="Times New Roman" w:eastAsia="Microsoft YaHei"/><w:sz w:val="26"/><w:szCs w:val="26"/><w:lang w:eastAsia="zh-CN"/></w:rPr><w:t>á</w:t></w:r><w:r><w:rPr><w:rFonts w:ascii="Times New Roman" w:hAnsi="Times New Roman"/><w:sz w:val="26"/><w:szCs w:val="26"/><w:lang w:eastAsia="zh-CN"/></w:rPr><w:t>c hạng mục kỹ thuật kh</w:t></w:r><w:r><w:rPr><w:rFonts w:ascii="Times New Roman" w:hAnsi="Times New Roman" w:eastAsia="Microsoft YaHei"/><w:sz w:val="26"/><w:szCs w:val="26"/><w:lang w:eastAsia="zh-CN"/></w:rPr><w:t>á</w:t></w:r><w:r><w:rPr><w:rFonts w:ascii="Times New Roman" w:hAnsi="Times New Roman"/><w:sz w:val="26"/><w:szCs w:val="26"/><w:lang w:eastAsia="zh-CN"/></w:rPr><w:t>c (nếu c</w:t></w:r><w:r><w:rPr><w:rFonts w:ascii="Times New Roman" w:hAnsi="Times New Roman" w:eastAsia="Microsoft YaHei"/><w:sz w:val="26"/><w:szCs w:val="26"/><w:lang w:eastAsia="zh-CN"/></w:rPr><w:t>ó</w:t></w:r><w:r><w:rPr><w:rFonts w:ascii="Times New Roman" w:hAnsi="Times New Roman"/><w:sz w:val="26"/><w:szCs w:val="26"/><w:lang w:eastAsia="zh-CN"/></w:rPr><w:t xml:space="preserve">) </w:t></w:r><w:r><w:rPr><w:rFonts w:ascii="Times New Roman" w:hAnsi="Times New Roman" w:eastAsia="Microsoft YaHei"/><w:sz w:val="26"/><w:szCs w:val="26"/><w:lang w:eastAsia="zh-CN"/></w:rPr><w:t>đ</w:t></w:r><w:r><w:rPr><w:rFonts w:ascii="Times New Roman" w:hAnsi="Times New Roman"/><w:sz w:val="26"/><w:szCs w:val="26"/><w:lang w:eastAsia="zh-CN"/></w:rPr><w:t>ể B</w:t></w:r><w:r><w:rPr><w:rFonts w:ascii="Times New Roman" w:hAnsi="Times New Roman" w:eastAsia="Microsoft YaHei"/><w:sz w:val="26"/><w:szCs w:val="26"/><w:lang w:eastAsia="zh-CN"/></w:rPr><w:t>ê</w:t></w:r><w:r><w:rPr><w:rFonts w:ascii="Times New Roman" w:hAnsi="Times New Roman"/><w:sz w:val="26"/><w:szCs w:val="26"/><w:lang w:eastAsia="zh-CN"/></w:rPr><w:t>n A xem x</w:t></w:r><w:r><w:rPr><w:rFonts w:ascii="Times New Roman" w:hAnsi="Times New Roman" w:eastAsia="Microsoft YaHei"/><w:sz w:val="26"/><w:szCs w:val="26"/><w:lang w:eastAsia="zh-CN"/></w:rPr><w:t>é</w:t></w:r><w:r><w:rPr><w:rFonts w:ascii="Times New Roman" w:hAnsi="Times New Roman"/><w:sz w:val="26"/><w:szCs w:val="26"/><w:lang w:eastAsia="zh-CN"/></w:rPr><w:t>t, phối hợp triển khai.</w:t></w:r></w:p><w:p><w:pPr><w:pStyle w:val="13"/><w:numPr><w:ilvl w:val="0"/><w:numId w:val="7"/></w:numPr><w:shd w:val="clear" w:color="auto" w:fill="FFFFFF" w:themeFill="background1"/><w:spacing w:line="240" w:lineRule="auto"/><w:jc w:val="both"/><w:rPr><w:rFonts w:ascii="Times New Roman" w:hAnsi="Times New Roman"/><w:sz w:val="26"/><w:szCs w:val="26"/><w:lang w:eastAsia="zh-CN"/></w:rPr></w:pPr><w:r><w:rPr><w:rFonts w:ascii="Times New Roman" w:hAnsi="Times New Roman"/><w:sz w:val="26"/><w:szCs w:val="26"/><w:lang w:eastAsia="zh-CN"/></w:rPr><w:t>Bên B và các đơn vị cung cấp dịch vụ do B</w:t></w:r><w:r><w:rPr><w:rFonts w:ascii="Times New Roman" w:hAnsi="Times New Roman" w:eastAsia="Microsoft YaHei"/><w:sz w:val="26"/><w:szCs w:val="26"/><w:lang w:eastAsia="zh-CN"/></w:rPr><w:t>ê</w:t></w:r><w:r><w:rPr><w:rFonts w:ascii="Times New Roman" w:hAnsi="Times New Roman"/><w:sz w:val="26"/><w:szCs w:val="26"/><w:lang w:eastAsia="zh-CN"/></w:rPr><w:t>n B thu</w:t></w:r><w:r><w:rPr><w:rFonts w:ascii="Times New Roman" w:hAnsi="Times New Roman" w:eastAsia="Microsoft YaHei"/><w:sz w:val="26"/><w:szCs w:val="26"/><w:lang w:eastAsia="zh-CN"/></w:rPr><w:t>ê</w:t></w:r><w:r><w:rPr><w:rFonts w:ascii="Times New Roman" w:hAnsi="Times New Roman"/><w:sz w:val="26"/><w:szCs w:val="26"/><w:lang w:eastAsia="zh-CN"/></w:rPr><w:t xml:space="preserve"> tự chịu tr</w:t></w:r><w:r><w:rPr><w:rFonts w:ascii="Times New Roman" w:hAnsi="Times New Roman" w:eastAsia="Microsoft YaHei"/><w:sz w:val="26"/><w:szCs w:val="26"/><w:lang w:eastAsia="zh-CN"/></w:rPr><w:t>á</w:t></w:r><w:r><w:rPr><w:rFonts w:ascii="Times New Roman" w:hAnsi="Times New Roman"/><w:sz w:val="26"/><w:szCs w:val="26"/><w:lang w:eastAsia="zh-CN"/></w:rPr><w:t xml:space="preserve">ch nhiệm về chất lượng, </w:t></w:r><w:r><w:rPr><w:rFonts w:ascii="Times New Roman" w:hAnsi="Times New Roman" w:eastAsia="Microsoft YaHei"/><w:sz w:val="26"/><w:szCs w:val="26"/><w:lang w:eastAsia="zh-CN"/></w:rPr><w:t>đ</w:t></w:r><w:r><w:rPr><w:rFonts w:ascii="Times New Roman" w:hAnsi="Times New Roman"/><w:sz w:val="26"/><w:szCs w:val="26"/><w:lang w:eastAsia="zh-CN"/></w:rPr><w:t>ộ an to</w:t></w:r><w:r><w:rPr><w:rFonts w:ascii="Times New Roman" w:hAnsi="Times New Roman" w:eastAsia="Microsoft YaHei"/><w:sz w:val="26"/><w:szCs w:val="26"/><w:lang w:eastAsia="zh-CN"/></w:rPr><w:t>à</w:t></w:r><w:r><w:rPr><w:rFonts w:ascii="Times New Roman" w:hAnsi="Times New Roman"/><w:sz w:val="26"/><w:szCs w:val="26"/><w:lang w:eastAsia="zh-CN"/></w:rPr><w:t>n, khả n</w:t></w:r><w:r><w:rPr><w:rFonts w:ascii="Times New Roman" w:hAnsi="Times New Roman" w:eastAsia="Microsoft YaHei"/><w:sz w:val="26"/><w:szCs w:val="26"/><w:lang w:eastAsia="zh-CN"/></w:rPr><w:t>ă</w:t></w:r><w:r><w:rPr><w:rFonts w:ascii="Times New Roman" w:hAnsi="Times New Roman"/><w:sz w:val="26"/><w:szCs w:val="26"/><w:lang w:eastAsia="zh-CN"/></w:rPr><w:t>ng vận h</w:t></w:r><w:r><w:rPr><w:rFonts w:ascii="Times New Roman" w:hAnsi="Times New Roman" w:eastAsia="Microsoft YaHei"/><w:sz w:val="26"/><w:szCs w:val="26"/><w:lang w:eastAsia="zh-CN"/></w:rPr><w:t>à</w:t></w:r><w:r><w:rPr><w:rFonts w:ascii="Times New Roman" w:hAnsi="Times New Roman"/><w:sz w:val="26"/><w:szCs w:val="26"/><w:lang w:eastAsia="zh-CN"/></w:rPr><w:t>nh v</w:t></w:r><w:r><w:rPr><w:rFonts w:ascii="Times New Roman" w:hAnsi="Times New Roman" w:eastAsia="Microsoft YaHei"/><w:sz w:val="26"/><w:szCs w:val="26"/><w:lang w:eastAsia="zh-CN"/></w:rPr><w:t>à</w:t></w:r><w:r><w:rPr><w:rFonts w:ascii="Times New Roman" w:hAnsi="Times New Roman"/><w:sz w:val="26"/><w:szCs w:val="26"/><w:lang w:eastAsia="zh-CN"/></w:rPr><w:t xml:space="preserve"> t</w:t></w:r><w:r><w:rPr><w:rFonts w:ascii="Times New Roman" w:hAnsi="Times New Roman" w:eastAsia="Microsoft YaHei"/><w:sz w:val="26"/><w:szCs w:val="26"/><w:lang w:eastAsia="zh-CN"/></w:rPr><w:t>í</w:t></w:r><w:r><w:rPr><w:rFonts w:ascii="Times New Roman" w:hAnsi="Times New Roman"/><w:sz w:val="26"/><w:szCs w:val="26"/><w:lang w:eastAsia="zh-CN"/></w:rPr><w:t>nh hợp ph</w:t></w:r><w:r><w:rPr><w:rFonts w:ascii="Times New Roman" w:hAnsi="Times New Roman" w:eastAsia="Microsoft YaHei"/><w:sz w:val="26"/><w:szCs w:val="26"/><w:lang w:eastAsia="zh-CN"/></w:rPr><w:t>á</w:t></w:r><w:r><w:rPr><w:rFonts w:ascii="Times New Roman" w:hAnsi="Times New Roman"/><w:sz w:val="26"/><w:szCs w:val="26"/><w:lang w:eastAsia="zh-CN"/></w:rPr><w:t>p của to</w:t></w:r><w:r><w:rPr><w:rFonts w:ascii="Times New Roman" w:hAnsi="Times New Roman" w:eastAsia="Microsoft YaHei"/><w:sz w:val="26"/><w:szCs w:val="26"/><w:lang w:eastAsia="zh-CN"/></w:rPr><w:t>à</w:t></w:r><w:r><w:rPr><w:rFonts w:ascii="Times New Roman" w:hAnsi="Times New Roman"/><w:sz w:val="26"/><w:szCs w:val="26"/><w:lang w:eastAsia="zh-CN"/></w:rPr><w:t>n bộ c</w:t></w:r><w:r><w:rPr><w:rFonts w:ascii="Times New Roman" w:hAnsi="Times New Roman" w:eastAsia="Microsoft YaHei"/><w:sz w:val="26"/><w:szCs w:val="26"/><w:lang w:eastAsia="zh-CN"/></w:rPr><w:t>á</w:t></w:r><w:r><w:rPr><w:rFonts w:ascii="Times New Roman" w:hAnsi="Times New Roman"/><w:sz w:val="26"/><w:szCs w:val="26"/><w:lang w:eastAsia="zh-CN"/></w:rPr><w:t>c hạng mục thi c</w:t></w:r><w:r><w:rPr><w:rFonts w:ascii="Times New Roman" w:hAnsi="Times New Roman" w:eastAsia="Microsoft YaHei"/><w:sz w:val="26"/><w:szCs w:val="26"/><w:lang w:eastAsia="zh-CN"/></w:rPr><w:t>ô</w:t></w:r><w:r><w:rPr><w:rFonts w:ascii="Times New Roman" w:hAnsi="Times New Roman"/><w:sz w:val="26"/><w:szCs w:val="26"/><w:lang w:eastAsia="zh-CN"/></w:rPr><w:t>ng, trang tr</w:t></w:r><w:r><w:rPr><w:rFonts w:ascii="Times New Roman" w:hAnsi="Times New Roman" w:eastAsia="Microsoft YaHei"/><w:sz w:val="26"/><w:szCs w:val="26"/><w:lang w:eastAsia="zh-CN"/></w:rPr><w:t>í</w:t></w:r><w:r><w:rPr><w:rFonts w:ascii="Times New Roman" w:hAnsi="Times New Roman"/><w:sz w:val="26"/><w:szCs w:val="26"/><w:lang w:eastAsia="zh-CN"/></w:rPr><w:t>, thiết bị, vật tư, h</w:t></w:r><w:r><w:rPr><w:rFonts w:ascii="Times New Roman" w:hAnsi="Times New Roman" w:eastAsia="Microsoft YaHei"/><w:sz w:val="26"/><w:szCs w:val="26"/><w:lang w:eastAsia="zh-CN"/></w:rPr><w:t>à</w:t></w:r><w:r><w:rPr><w:rFonts w:ascii="Times New Roman" w:hAnsi="Times New Roman"/><w:sz w:val="26"/><w:szCs w:val="26"/><w:lang w:eastAsia="zh-CN"/></w:rPr><w:t>ng h</w:t></w:r><w:r><w:rPr><w:rFonts w:ascii="Times New Roman" w:hAnsi="Times New Roman" w:eastAsia="Microsoft YaHei"/><w:sz w:val="26"/><w:szCs w:val="26"/><w:lang w:eastAsia="zh-CN"/></w:rPr><w:t>ó</w:t></w:r><w:r><w:rPr><w:rFonts w:ascii="Times New Roman" w:hAnsi="Times New Roman"/><w:sz w:val="26"/><w:szCs w:val="26"/><w:lang w:eastAsia="zh-CN"/></w:rPr><w:t>a v</w:t></w:r><w:r><w:rPr><w:rFonts w:ascii="Times New Roman" w:hAnsi="Times New Roman" w:eastAsia="Microsoft YaHei"/><w:sz w:val="26"/><w:szCs w:val="26"/><w:lang w:eastAsia="zh-CN"/></w:rPr><w:t>à</w:t></w:r><w:r><w:rPr><w:rFonts w:ascii="Times New Roman" w:hAnsi="Times New Roman"/><w:sz w:val="26"/><w:szCs w:val="26"/><w:lang w:eastAsia="zh-CN"/></w:rPr><w:t xml:space="preserve"> dịch vụ </w:t></w:r><w:r><w:rPr><w:rFonts w:ascii="Times New Roman" w:hAnsi="Times New Roman" w:eastAsia="Microsoft YaHei"/><w:sz w:val="26"/><w:szCs w:val="26"/><w:lang w:eastAsia="zh-CN"/></w:rPr><w:t>đ</w:t></w:r><w:r><w:rPr><w:rFonts w:ascii="Times New Roman" w:hAnsi="Times New Roman"/><w:sz w:val="26"/><w:szCs w:val="26"/><w:lang w:eastAsia="zh-CN"/></w:rPr><w:t>ược mang v</w:t></w:r><w:r><w:rPr><w:rFonts w:ascii="Times New Roman" w:hAnsi="Times New Roman" w:eastAsia="Microsoft YaHei"/><w:sz w:val="26"/><w:szCs w:val="26"/><w:lang w:eastAsia="zh-CN"/></w:rPr><w:t>à</w:t></w:r><w:r><w:rPr><w:rFonts w:ascii="Times New Roman" w:hAnsi="Times New Roman"/><w:sz w:val="26"/><w:szCs w:val="26"/><w:lang w:eastAsia="zh-CN"/></w:rPr><w:t>o sử dụng trong qu</w:t></w:r><w:r><w:rPr><w:rFonts w:ascii="Times New Roman" w:hAnsi="Times New Roman" w:eastAsia="Microsoft YaHei"/><w:sz w:val="26"/><w:szCs w:val="26"/><w:lang w:eastAsia="zh-CN"/></w:rPr><w:t>á</w:t></w:r><w:r><w:rPr><w:rFonts w:ascii="Times New Roman" w:hAnsi="Times New Roman"/><w:sz w:val="26"/><w:szCs w:val="26"/><w:lang w:eastAsia="zh-CN"/></w:rPr><w:t xml:space="preserve"> tr</w:t></w:r><w:r><w:rPr><w:rFonts w:ascii="Times New Roman" w:hAnsi="Times New Roman" w:eastAsia="Microsoft YaHei"/><w:sz w:val="26"/><w:szCs w:val="26"/><w:lang w:eastAsia="zh-CN"/></w:rPr><w:t>ì</w:t></w:r><w:r><w:rPr><w:rFonts w:ascii="Times New Roman" w:hAnsi="Times New Roman"/><w:sz w:val="26"/><w:szCs w:val="26"/><w:lang w:eastAsia="zh-CN"/></w:rPr><w:t>nh tổ chức chương tr</w:t></w:r><w:r><w:rPr><w:rFonts w:ascii="Times New Roman" w:hAnsi="Times New Roman" w:eastAsia="Microsoft YaHei"/><w:sz w:val="26"/><w:szCs w:val="26"/><w:lang w:eastAsia="zh-CN"/></w:rPr><w:t>ì</w:t></w:r><w:r><w:rPr><w:rFonts w:ascii="Times New Roman" w:hAnsi="Times New Roman"/><w:sz w:val="26"/><w:szCs w:val="26"/><w:lang w:eastAsia="zh-CN"/></w:rPr><w:t>nh.</w:t></w:r></w:p><w:p><w:pPr><w:pStyle w:val="13"/><w:numPr><w:ilvl w:val="0"/><w:numId w:val="7"/></w:numPr><w:shd w:val="clear" w:color="auto" w:fill="FFFFFF" w:themeFill="background1"/><w:spacing w:line="240" w:lineRule="auto"/><w:jc w:val="both"/><w:rPr><w:rFonts w:ascii="Times New Roman" w:hAnsi="Times New Roman"/><w:sz w:val="26"/><w:szCs w:val="26"/><w:lang w:eastAsia="zh-CN"/></w:rPr></w:pPr><w:r><w:rPr><w:rFonts w:ascii="Times New Roman" w:hAnsi="Times New Roman"/><w:sz w:val="26"/><w:szCs w:val="26"/><w:lang w:eastAsia="zh-CN"/></w:rPr><w:t>Trường hợp nh</w:t></w:r><w:r><w:rPr><w:rFonts w:ascii="Times New Roman" w:hAnsi="Times New Roman" w:eastAsia="Microsoft YaHei"/><w:sz w:val="26"/><w:szCs w:val="26"/><w:lang w:eastAsia="zh-CN"/></w:rPr><w:t>â</w:t></w:r><w:r><w:rPr><w:rFonts w:ascii="Times New Roman" w:hAnsi="Times New Roman"/><w:sz w:val="26"/><w:szCs w:val="26"/><w:lang w:eastAsia="zh-CN"/></w:rPr><w:t>n sự của B</w:t></w:r><w:r><w:rPr><w:rFonts w:ascii="Times New Roman" w:hAnsi="Times New Roman" w:eastAsia="Microsoft YaHei"/><w:sz w:val="26"/><w:szCs w:val="26"/><w:lang w:eastAsia="zh-CN"/></w:rPr><w:t>ê</w:t></w:r><w:r><w:rPr><w:rFonts w:ascii="Times New Roman" w:hAnsi="Times New Roman"/><w:sz w:val="26"/><w:szCs w:val="26"/><w:lang w:eastAsia="zh-CN"/></w:rPr><w:t>n B hoặc c</w:t></w:r><w:r><w:rPr><w:rFonts w:ascii="Times New Roman" w:hAnsi="Times New Roman" w:eastAsia="Microsoft YaHei"/><w:sz w:val="26"/><w:szCs w:val="26"/><w:lang w:eastAsia="zh-CN"/></w:rPr><w:t>á</w:t></w:r><w:r><w:rPr><w:rFonts w:ascii="Times New Roman" w:hAnsi="Times New Roman"/><w:sz w:val="26"/><w:szCs w:val="26"/><w:lang w:eastAsia="zh-CN"/></w:rPr><w:t xml:space="preserve">c </w:t></w:r><w:r><w:rPr><w:rFonts w:ascii="Times New Roman" w:hAnsi="Times New Roman" w:eastAsia="Microsoft YaHei"/><w:sz w:val="26"/><w:szCs w:val="26"/><w:lang w:eastAsia="zh-CN"/></w:rPr><w:t>đ</w:t></w:r><w:r><w:rPr><w:rFonts w:ascii="Times New Roman" w:hAnsi="Times New Roman"/><w:sz w:val="26"/><w:szCs w:val="26"/><w:lang w:eastAsia="zh-CN"/></w:rPr><w:t>ơn vị do B</w:t></w:r><w:r><w:rPr><w:rFonts w:ascii="Times New Roman" w:hAnsi="Times New Roman" w:eastAsia="Microsoft YaHei"/><w:sz w:val="26"/><w:szCs w:val="26"/><w:lang w:eastAsia="zh-CN"/></w:rPr><w:t>ê</w:t></w:r><w:r><w:rPr><w:rFonts w:ascii="Times New Roman" w:hAnsi="Times New Roman"/><w:sz w:val="26"/><w:szCs w:val="26"/><w:lang w:eastAsia="zh-CN"/></w:rPr><w:t>n B thu</w:t></w:r><w:r><w:rPr><w:rFonts w:ascii="Times New Roman" w:hAnsi="Times New Roman" w:eastAsia="Microsoft YaHei"/><w:sz w:val="26"/><w:szCs w:val="26"/><w:lang w:eastAsia="zh-CN"/></w:rPr><w:t>ê</w:t></w:r><w:r><w:rPr><w:rFonts w:ascii="Times New Roman" w:hAnsi="Times New Roman"/><w:sz w:val="26"/><w:szCs w:val="26"/><w:lang w:eastAsia="zh-CN"/></w:rPr><w:t xml:space="preserve"> g</w:t></w:r><w:r><w:rPr><w:rFonts w:ascii="Times New Roman" w:hAnsi="Times New Roman" w:eastAsia="Microsoft YaHei"/><w:sz w:val="26"/><w:szCs w:val="26"/><w:lang w:eastAsia="zh-CN"/></w:rPr><w:t>â</w:t></w:r><w:r><w:rPr><w:rFonts w:ascii="Times New Roman" w:hAnsi="Times New Roman"/><w:sz w:val="26"/><w:szCs w:val="26"/><w:lang w:eastAsia="zh-CN"/></w:rPr><w:t>y hư hỏng t</w:t></w:r><w:r><w:rPr><w:rFonts w:ascii="Times New Roman" w:hAnsi="Times New Roman" w:eastAsia="Microsoft YaHei"/><w:sz w:val="26"/><w:szCs w:val="26"/><w:lang w:eastAsia="zh-CN"/></w:rPr><w:t>à</w:t></w:r><w:r><w:rPr><w:rFonts w:ascii="Times New Roman" w:hAnsi="Times New Roman"/><w:sz w:val="26"/><w:szCs w:val="26"/><w:lang w:eastAsia="zh-CN"/></w:rPr><w:t>i sản, trang thiết bị hoặc cơ sở vật chất của B</w:t></w:r><w:r><w:rPr><w:rFonts w:ascii="Times New Roman" w:hAnsi="Times New Roman" w:eastAsia="Microsoft YaHei"/><w:sz w:val="26"/><w:szCs w:val="26"/><w:lang w:eastAsia="zh-CN"/></w:rPr><w:t>ê</w:t></w:r><w:r><w:rPr><w:rFonts w:ascii="Times New Roman" w:hAnsi="Times New Roman"/><w:sz w:val="26"/><w:szCs w:val="26"/><w:lang w:eastAsia="zh-CN"/></w:rPr><w:t>n A trong qu</w:t></w:r><w:r><w:rPr><w:rFonts w:ascii="Times New Roman" w:hAnsi="Times New Roman" w:eastAsia="Microsoft YaHei"/><w:sz w:val="26"/><w:szCs w:val="26"/><w:lang w:eastAsia="zh-CN"/></w:rPr><w:t>á</w:t></w:r><w:r><w:rPr><w:rFonts w:ascii="Times New Roman" w:hAnsi="Times New Roman"/><w:sz w:val="26"/><w:szCs w:val="26"/><w:lang w:eastAsia="zh-CN"/></w:rPr><w:t xml:space="preserve"> tr</w:t></w:r><w:r><w:rPr><w:rFonts w:ascii="Times New Roman" w:hAnsi="Times New Roman" w:eastAsia="Microsoft YaHei"/><w:sz w:val="26"/><w:szCs w:val="26"/><w:lang w:eastAsia="zh-CN"/></w:rPr><w:t>ì</w:t></w:r><w:r><w:rPr><w:rFonts w:ascii="Times New Roman" w:hAnsi="Times New Roman"/><w:sz w:val="26"/><w:szCs w:val="26"/><w:lang w:eastAsia="zh-CN"/></w:rPr><w:t xml:space="preserve">nh vận chuyển, lắp </w:t></w:r><w:r><w:rPr><w:rFonts w:ascii="Times New Roman" w:hAnsi="Times New Roman" w:eastAsia="Microsoft YaHei"/><w:sz w:val="26"/><w:szCs w:val="26"/><w:lang w:eastAsia="zh-CN"/></w:rPr><w:t>đ</w:t></w:r><w:r><w:rPr><w:rFonts w:ascii="Times New Roman" w:hAnsi="Times New Roman"/><w:sz w:val="26"/><w:szCs w:val="26"/><w:lang w:eastAsia="zh-CN"/></w:rPr><w:t>ặt, tổ chức hoặc th</w:t></w:r><w:r><w:rPr><w:rFonts w:ascii="Times New Roman" w:hAnsi="Times New Roman" w:eastAsia="Microsoft YaHei"/><w:sz w:val="26"/><w:szCs w:val="26"/><w:lang w:eastAsia="zh-CN"/></w:rPr><w:t>á</w:t></w:r><w:r><w:rPr><w:rFonts w:ascii="Times New Roman" w:hAnsi="Times New Roman"/><w:sz w:val="26"/><w:szCs w:val="26"/><w:lang w:eastAsia="zh-CN"/></w:rPr><w:t>o dỡ chương tr</w:t></w:r><w:r><w:rPr><w:rFonts w:ascii="Times New Roman" w:hAnsi="Times New Roman" w:eastAsia="Microsoft YaHei"/><w:sz w:val="26"/><w:szCs w:val="26"/><w:lang w:eastAsia="zh-CN"/></w:rPr><w:t>ì</w:t></w:r><w:r><w:rPr><w:rFonts w:ascii="Times New Roman" w:hAnsi="Times New Roman"/><w:sz w:val="26"/><w:szCs w:val="26"/><w:lang w:eastAsia="zh-CN"/></w:rPr><w:t>nh th</w:t></w:r><w:r><w:rPr><w:rFonts w:ascii="Times New Roman" w:hAnsi="Times New Roman" w:eastAsia="Microsoft YaHei"/><w:sz w:val="26"/><w:szCs w:val="26"/><w:lang w:eastAsia="zh-CN"/></w:rPr><w:t>ì</w:t></w:r><w:r><w:rPr><w:rFonts w:ascii="Times New Roman" w:hAnsi="Times New Roman"/><w:sz w:val="26"/><w:szCs w:val="26"/><w:lang w:eastAsia="zh-CN"/></w:rPr><w:t xml:space="preserve"> B</w:t></w:r><w:r><w:rPr><w:rFonts w:ascii="Times New Roman" w:hAnsi="Times New Roman" w:eastAsia="Microsoft YaHei"/><w:sz w:val="26"/><w:szCs w:val="26"/><w:lang w:eastAsia="zh-CN"/></w:rPr><w:t>ê</w:t></w:r><w:r><w:rPr><w:rFonts w:ascii="Times New Roman" w:hAnsi="Times New Roman"/><w:sz w:val="26"/><w:szCs w:val="26"/><w:lang w:eastAsia="zh-CN"/></w:rPr><w:t>n B c</w:t></w:r><w:r><w:rPr><w:rFonts w:ascii="Times New Roman" w:hAnsi="Times New Roman" w:eastAsia="Microsoft YaHei"/><w:sz w:val="26"/><w:szCs w:val="26"/><w:lang w:eastAsia="zh-CN"/></w:rPr><w:t>ó</w:t></w:r><w:r><w:rPr><w:rFonts w:ascii="Times New Roman" w:hAnsi="Times New Roman"/><w:sz w:val="26"/><w:szCs w:val="26"/><w:lang w:eastAsia="zh-CN"/></w:rPr><w:t xml:space="preserve"> tr</w:t></w:r><w:r><w:rPr><w:rFonts w:ascii="Times New Roman" w:hAnsi="Times New Roman" w:eastAsia="Microsoft YaHei"/><w:sz w:val="26"/><w:szCs w:val="26"/><w:lang w:eastAsia="zh-CN"/></w:rPr><w:t>á</w:t></w:r><w:r><w:rPr><w:rFonts w:ascii="Times New Roman" w:hAnsi="Times New Roman"/><w:sz w:val="26"/><w:szCs w:val="26"/><w:lang w:eastAsia="zh-CN"/></w:rPr><w:t>ch nhiệm bồi thường to</w:t></w:r><w:r><w:rPr><w:rFonts w:ascii="Times New Roman" w:hAnsi="Times New Roman" w:eastAsia="Microsoft YaHei"/><w:sz w:val="26"/><w:szCs w:val="26"/><w:lang w:eastAsia="zh-CN"/></w:rPr><w:t>à</w:t></w:r><w:r><w:rPr><w:rFonts w:ascii="Times New Roman" w:hAnsi="Times New Roman"/><w:sz w:val="26"/><w:szCs w:val="26"/><w:lang w:eastAsia="zh-CN"/></w:rPr><w:t>n bộ thiệt hại thực tế ph</w:t></w:r><w:r><w:rPr><w:rFonts w:ascii="Times New Roman" w:hAnsi="Times New Roman" w:eastAsia="Microsoft YaHei"/><w:sz w:val="26"/><w:szCs w:val="26"/><w:lang w:eastAsia="zh-CN"/></w:rPr><w:t>á</w:t></w:r><w:r><w:rPr><w:rFonts w:ascii="Times New Roman" w:hAnsi="Times New Roman"/><w:sz w:val="26"/><w:szCs w:val="26"/><w:lang w:eastAsia="zh-CN"/></w:rPr><w:t>t sinh, bao gồm chi ph</w:t></w:r><w:r><w:rPr><w:rFonts w:ascii="Times New Roman" w:hAnsi="Times New Roman" w:eastAsia="Microsoft YaHei"/><w:sz w:val="26"/><w:szCs w:val="26"/><w:lang w:eastAsia="zh-CN"/></w:rPr><w:t>í</w:t></w:r><w:r><w:rPr><w:rFonts w:ascii="Times New Roman" w:hAnsi="Times New Roman"/><w:sz w:val="26"/><w:szCs w:val="26"/><w:lang w:eastAsia="zh-CN"/></w:rPr><w:t xml:space="preserve"> sửa chữa, thay thế hoặc kh</w:t></w:r><w:r><w:rPr><w:rFonts w:ascii="Times New Roman" w:hAnsi="Times New Roman" w:eastAsia="Microsoft YaHei"/><w:sz w:val="26"/><w:szCs w:val="26"/><w:lang w:eastAsia="zh-CN"/></w:rPr><w:t>ô</w:t></w:r><w:r><w:rPr><w:rFonts w:ascii="Times New Roman" w:hAnsi="Times New Roman"/><w:sz w:val="26"/><w:szCs w:val="26"/><w:lang w:eastAsia="zh-CN"/></w:rPr><w:t>i phục hiện trạng.</w:t></w:r></w:p><w:p><w:pPr><w:pStyle w:val="13"/><w:numPr><w:ilvl w:val="0"/><w:numId w:val="7"/></w:numPr><w:shd w:val="clear" w:color="auto" w:fill="FFFFFF" w:themeFill="background1"/><w:spacing w:line="240" w:lineRule="auto"/><w:jc w:val="both"/><w:rPr><w:rFonts w:ascii="Times New Roman" w:hAnsi="Times New Roman"/><w:sz w:val="26"/><w:szCs w:val="26"/><w:lang w:eastAsia="zh-CN"/></w:rPr></w:pPr><w:r><w:rPr><w:rFonts w:ascii="Times New Roman" w:hAnsi="Times New Roman"/><w:sz w:val="26"/><w:szCs w:val="26"/><w:lang w:eastAsia="zh-CN"/></w:rPr><w:t>Bên A có quyền y</w:t></w:r><w:r><w:rPr><w:rFonts w:ascii="Times New Roman" w:hAnsi="Times New Roman" w:eastAsia="Microsoft YaHei"/><w:sz w:val="26"/><w:szCs w:val="26"/><w:lang w:eastAsia="zh-CN"/></w:rPr><w:t>ê</w:t></w:r><w:r><w:rPr><w:rFonts w:ascii="Times New Roman" w:hAnsi="Times New Roman"/><w:sz w:val="26"/><w:szCs w:val="26"/><w:lang w:eastAsia="zh-CN"/></w:rPr><w:t xml:space="preserve">u cầu </w:t></w:r><w:r><w:rPr><w:rFonts w:ascii="Times New Roman" w:hAnsi="Times New Roman" w:eastAsia="Microsoft YaHei"/><w:sz w:val="26"/><w:szCs w:val="26"/><w:lang w:eastAsia="zh-CN"/></w:rPr><w:t>đ</w:t></w:r><w:r><w:rPr><w:rFonts w:ascii="Times New Roman" w:hAnsi="Times New Roman"/><w:sz w:val="26"/><w:szCs w:val="26"/><w:lang w:eastAsia="zh-CN"/></w:rPr><w:t>iều chỉnh, di dời hoặc ngừng sử dụng c</w:t></w:r><w:r><w:rPr><w:rFonts w:ascii="Times New Roman" w:hAnsi="Times New Roman" w:eastAsia="Microsoft YaHei"/><w:sz w:val="26"/><w:szCs w:val="26"/><w:lang w:eastAsia="zh-CN"/></w:rPr><w:t>á</w:t></w:r><w:r><w:rPr><w:rFonts w:ascii="Times New Roman" w:hAnsi="Times New Roman"/><w:sz w:val="26"/><w:szCs w:val="26"/><w:lang w:eastAsia="zh-CN"/></w:rPr><w:t>c hạng mục trang tr</w:t></w:r><w:r><w:rPr><w:rFonts w:ascii="Times New Roman" w:hAnsi="Times New Roman" w:eastAsia="Microsoft YaHei"/><w:sz w:val="26"/><w:szCs w:val="26"/><w:lang w:eastAsia="zh-CN"/></w:rPr><w:t>í</w:t></w:r><w:r><w:rPr><w:rFonts w:ascii="Times New Roman" w:hAnsi="Times New Roman"/><w:sz w:val="26"/><w:szCs w:val="26"/><w:lang w:eastAsia="zh-CN"/></w:rPr><w:t>, thiết bị hoặc c</w:t></w:r><w:r><w:rPr><w:rFonts w:ascii="Times New Roman" w:hAnsi="Times New Roman" w:eastAsia="Microsoft YaHei"/><w:sz w:val="26"/><w:szCs w:val="26"/><w:lang w:eastAsia="zh-CN"/></w:rPr><w:t>ô</w:t></w:r><w:r><w:rPr><w:rFonts w:ascii="Times New Roman" w:hAnsi="Times New Roman"/><w:sz w:val="26"/><w:szCs w:val="26"/><w:lang w:eastAsia="zh-CN"/></w:rPr><w:t>ng tr</w:t></w:r><w:r><w:rPr><w:rFonts w:ascii="Times New Roman" w:hAnsi="Times New Roman" w:eastAsia="Microsoft YaHei"/><w:sz w:val="26"/><w:szCs w:val="26"/><w:lang w:eastAsia="zh-CN"/></w:rPr><w:t>ì</w:t></w:r><w:r><w:rPr><w:rFonts w:ascii="Times New Roman" w:hAnsi="Times New Roman"/><w:sz w:val="26"/><w:szCs w:val="26"/><w:lang w:eastAsia="zh-CN"/></w:rPr><w:t>nh tạm thời c</w:t></w:r><w:r><w:rPr><w:rFonts w:ascii="Times New Roman" w:hAnsi="Times New Roman" w:eastAsia="Microsoft YaHei"/><w:sz w:val="26"/><w:szCs w:val="26"/><w:lang w:eastAsia="zh-CN"/></w:rPr><w:t>ó</w:t></w:r><w:r><w:rPr><w:rFonts w:ascii="Times New Roman" w:hAnsi="Times New Roman"/><w:sz w:val="26"/><w:szCs w:val="26"/><w:lang w:eastAsia="zh-CN"/></w:rPr><w:t xml:space="preserve"> nguy cơ mất an to</w:t></w:r><w:r><w:rPr><w:rFonts w:ascii="Times New Roman" w:hAnsi="Times New Roman" w:eastAsia="Microsoft YaHei"/><w:sz w:val="26"/><w:szCs w:val="26"/><w:lang w:eastAsia="zh-CN"/></w:rPr><w:t>à</w:t></w:r><w:r><w:rPr><w:rFonts w:ascii="Times New Roman" w:hAnsi="Times New Roman"/><w:sz w:val="26"/><w:szCs w:val="26"/><w:lang w:eastAsia="zh-CN"/></w:rPr><w:t xml:space="preserve">n, ảnh hưởng </w:t></w:r><w:r><w:rPr><w:rFonts w:ascii="Times New Roman" w:hAnsi="Times New Roman" w:eastAsia="Microsoft YaHei"/><w:sz w:val="26"/><w:szCs w:val="26"/><w:lang w:eastAsia="zh-CN"/></w:rPr><w:t>đ</w:t></w:r><w:r><w:rPr><w:rFonts w:ascii="Times New Roman" w:hAnsi="Times New Roman"/><w:sz w:val="26"/><w:szCs w:val="26"/><w:lang w:eastAsia="zh-CN"/></w:rPr><w:t xml:space="preserve">ến hoạt </w:t></w:r><w:r><w:rPr><w:rFonts w:ascii="Times New Roman" w:hAnsi="Times New Roman" w:eastAsia="Microsoft YaHei"/><w:sz w:val="26"/><w:szCs w:val="26"/><w:lang w:eastAsia="zh-CN"/></w:rPr><w:t>đ</w:t></w:r><w:r><w:rPr><w:rFonts w:ascii="Times New Roman" w:hAnsi="Times New Roman"/><w:sz w:val="26"/><w:szCs w:val="26"/><w:lang w:eastAsia="zh-CN"/></w:rPr><w:t xml:space="preserve">ộng của </w:t></w:r><w:r><w:rPr><w:rFonts w:ascii="Times New Roman" w:hAnsi="Times New Roman" w:eastAsia="Microsoft YaHei"/><w:sz w:val="26"/><w:szCs w:val="26"/><w:lang w:eastAsia="zh-CN"/></w:rPr><w:t>đ</w:t></w:r><w:r><w:rPr><w:rFonts w:ascii="Times New Roman" w:hAnsi="Times New Roman"/><w:sz w:val="26"/><w:szCs w:val="26"/><w:lang w:eastAsia="zh-CN"/></w:rPr><w:t xml:space="preserve">ịa </w:t></w:r><w:r><w:rPr><w:rFonts w:ascii="Times New Roman" w:hAnsi="Times New Roman" w:eastAsia="Microsoft YaHei"/><w:sz w:val="26"/><w:szCs w:val="26"/><w:lang w:eastAsia="zh-CN"/></w:rPr><w:t>đ</w:t></w:r><w:r><w:rPr><w:rFonts w:ascii="Times New Roman" w:hAnsi="Times New Roman"/><w:sz w:val="26"/><w:szCs w:val="26"/><w:lang w:eastAsia="zh-CN"/></w:rPr><w:t>iểm hoặc kh</w:t></w:r><w:r><w:rPr><w:rFonts w:ascii="Times New Roman" w:hAnsi="Times New Roman" w:eastAsia="Microsoft YaHei"/><w:sz w:val="26"/><w:szCs w:val="26"/><w:lang w:eastAsia="zh-CN"/></w:rPr><w:t>ô</w:t></w:r><w:r><w:rPr><w:rFonts w:ascii="Times New Roman" w:hAnsi="Times New Roman"/><w:sz w:val="26"/><w:szCs w:val="26"/><w:lang w:eastAsia="zh-CN"/></w:rPr><w:t>ng ph</w:t></w:r><w:r><w:rPr><w:rFonts w:ascii="Times New Roman" w:hAnsi="Times New Roman" w:eastAsia="Microsoft YaHei"/><w:sz w:val="26"/><w:szCs w:val="26"/><w:lang w:eastAsia="zh-CN"/></w:rPr><w:t>ù</w:t></w:r><w:r><w:rPr><w:rFonts w:ascii="Times New Roman" w:hAnsi="Times New Roman"/><w:sz w:val="26"/><w:szCs w:val="26"/><w:lang w:eastAsia="zh-CN"/></w:rPr><w:t xml:space="preserve"> hợp với c</w:t></w:r><w:r><w:rPr><w:rFonts w:ascii="Times New Roman" w:hAnsi="Times New Roman" w:eastAsia="Microsoft YaHei"/><w:sz w:val="26"/><w:szCs w:val="26"/><w:lang w:eastAsia="zh-CN"/></w:rPr><w:t>á</w:t></w:r><w:r><w:rPr><w:rFonts w:ascii="Times New Roman" w:hAnsi="Times New Roman"/><w:sz w:val="26"/><w:szCs w:val="26"/><w:lang w:eastAsia="zh-CN"/></w:rPr><w:t xml:space="preserve">c quy </w:t></w:r><w:r><w:rPr><w:rFonts w:ascii="Times New Roman" w:hAnsi="Times New Roman" w:eastAsia="Microsoft YaHei"/><w:sz w:val="26"/><w:szCs w:val="26"/><w:lang w:eastAsia="zh-CN"/></w:rPr><w:t>đ</w:t></w:r><w:r><w:rPr><w:rFonts w:ascii="Times New Roman" w:hAnsi="Times New Roman"/><w:sz w:val="26"/><w:szCs w:val="26"/><w:lang w:eastAsia="zh-CN"/></w:rPr><w:t>ịnh của B</w:t></w:r><w:r><w:rPr><w:rFonts w:ascii="Times New Roman" w:hAnsi="Times New Roman" w:eastAsia="Microsoft YaHei"/><w:sz w:val="26"/><w:szCs w:val="26"/><w:lang w:eastAsia="zh-CN"/></w:rPr><w:t>ê</w:t></w:r><w:r><w:rPr><w:rFonts w:ascii="Times New Roman" w:hAnsi="Times New Roman"/><w:sz w:val="26"/><w:szCs w:val="26"/><w:lang w:eastAsia="zh-CN"/></w:rPr><w:t>n A m</w:t></w:r><w:r><w:rPr><w:rFonts w:ascii="Times New Roman" w:hAnsi="Times New Roman" w:eastAsia="Microsoft YaHei"/><w:sz w:val="26"/><w:szCs w:val="26"/><w:lang w:eastAsia="zh-CN"/></w:rPr><w:t>à</w:t></w:r><w:r><w:rPr><w:rFonts w:ascii="Times New Roman" w:hAnsi="Times New Roman"/><w:sz w:val="26"/><w:szCs w:val="26"/><w:lang w:eastAsia="zh-CN"/></w:rPr><w:t xml:space="preserve"> kh</w:t></w:r><w:r><w:rPr><w:rFonts w:ascii="Times New Roman" w:hAnsi="Times New Roman" w:eastAsia="Microsoft YaHei"/><w:sz w:val="26"/><w:szCs w:val="26"/><w:lang w:eastAsia="zh-CN"/></w:rPr><w:t>ô</w:t></w:r><w:r><w:rPr><w:rFonts w:ascii="Times New Roman" w:hAnsi="Times New Roman"/><w:sz w:val="26"/><w:szCs w:val="26"/><w:lang w:eastAsia="zh-CN"/></w:rPr><w:t>ng phải chịu bất k</w:t></w:r><w:r><w:rPr><w:rFonts w:ascii="Times New Roman" w:hAnsi="Times New Roman" w:eastAsia="Microsoft YaHei"/><w:sz w:val="26"/><w:szCs w:val="26"/><w:lang w:eastAsia="zh-CN"/></w:rPr><w:t>ỳ</w:t></w:r><w:r><w:rPr><w:rFonts w:ascii="Times New Roman" w:hAnsi="Times New Roman"/><w:sz w:val="26"/><w:szCs w:val="26"/><w:lang w:eastAsia="zh-CN"/></w:rPr><w:t xml:space="preserve"> tr</w:t></w:r><w:r><w:rPr><w:rFonts w:ascii="Times New Roman" w:hAnsi="Times New Roman" w:eastAsia="Microsoft YaHei"/><w:sz w:val="26"/><w:szCs w:val="26"/><w:lang w:eastAsia="zh-CN"/></w:rPr><w:t>á</w:t></w:r><w:r><w:rPr><w:rFonts w:ascii="Times New Roman" w:hAnsi="Times New Roman"/><w:sz w:val="26"/><w:szCs w:val="26"/><w:lang w:eastAsia="zh-CN"/></w:rPr><w:t>ch nhiệm bồi thường n</w:t></w:r><w:r><w:rPr><w:rFonts w:ascii="Times New Roman" w:hAnsi="Times New Roman" w:eastAsia="Microsoft YaHei"/><w:sz w:val="26"/><w:szCs w:val="26"/><w:lang w:eastAsia="zh-CN"/></w:rPr><w:t>à</w:t></w:r><w:r><w:rPr><w:rFonts w:ascii="Times New Roman" w:hAnsi="Times New Roman"/><w:sz w:val="26"/><w:szCs w:val="26"/><w:lang w:eastAsia="zh-CN"/></w:rPr><w:t>o.</w:t></w:r></w:p><w:p><w:pPr><w:pStyle w:val="13"/><w:numPr><w:ilvl w:val="1"/><w:numId w:val="2"/></w:numPr><w:shd w:val="clear" w:color="auto" w:fill="FFFFFF" w:themeFill="background1"/><w:spacing w:line="360" w:lineRule="auto"/><w:jc w:val="both"/><w:rPr><w:rFonts w:ascii="Times New Roman" w:hAnsi="Times New Roman"/><w:b/><w:bCs/><w:sz w:val="26"/><w:szCs w:val="26"/><w:lang w:eastAsia="zh-CN"/></w:rPr></w:pPr><w:r><w:rPr><w:rFonts w:ascii="Times New Roman" w:hAnsi="Times New Roman"/><w:b/><w:bCs/><w:sz w:val="26"/><w:szCs w:val="26"/><w:lang w:eastAsia="zh-CN"/></w:rPr><w:t>Quy định về  an toàn lao đồng, an toàn kỹ thuật và PCCC</w:t></w:r></w:p><w:p><w:pPr><w:pStyle w:val="13"/><w:numPr><w:ilvl w:val="0"/><w:numId w:val="7"/></w:numPr><w:shd w:val="clear" w:color="auto" w:fill="FFFFFF" w:themeFill="background1"/><w:spacing w:line="240" w:lineRule="auto"/><w:jc w:val="both"/><w:rPr><w:rFonts w:ascii="Times New Roman" w:hAnsi="Times New Roman"/><w:sz w:val="26"/><w:szCs w:val="26"/><w:lang w:eastAsia="zh-CN"/></w:rPr></w:pPr><w:r><w:rPr><w:rFonts w:ascii="Times New Roman" w:hAnsi="Times New Roman"/><w:sz w:val="26"/><w:szCs w:val="26"/><w:lang w:eastAsia="zh-CN"/></w:rPr><w:t xml:space="preserve">Bên B, các nhà thầu phụ, </w:t></w:r><w:r><w:rPr><w:rFonts w:ascii="Times New Roman" w:hAnsi="Times New Roman" w:eastAsia="Microsoft YaHei"/><w:sz w:val="26"/><w:szCs w:val="26"/><w:lang w:eastAsia="zh-CN"/></w:rPr><w:t>đ</w:t></w:r><w:r><w:rPr><w:rFonts w:ascii="Times New Roman" w:hAnsi="Times New Roman"/><w:sz w:val="26"/><w:szCs w:val="26"/><w:lang w:eastAsia="zh-CN"/></w:rPr><w:t>ơn vị thi c</w:t></w:r><w:r><w:rPr><w:rFonts w:ascii="Times New Roman" w:hAnsi="Times New Roman" w:eastAsia="Microsoft YaHei"/><w:sz w:val="26"/><w:szCs w:val="26"/><w:lang w:eastAsia="zh-CN"/></w:rPr><w:t>ô</w:t></w:r><w:r><w:rPr><w:rFonts w:ascii="Times New Roman" w:hAnsi="Times New Roman"/><w:sz w:val="26"/><w:szCs w:val="26"/><w:lang w:eastAsia="zh-CN"/></w:rPr><w:t xml:space="preserve">ng, </w:t></w:r><w:r><w:rPr><w:rFonts w:ascii="Times New Roman" w:hAnsi="Times New Roman" w:eastAsia="Microsoft YaHei"/><w:sz w:val="26"/><w:szCs w:val="26"/><w:lang w:eastAsia="zh-CN"/></w:rPr><w:t>đ</w:t></w:r><w:r><w:rPr><w:rFonts w:ascii="Times New Roman" w:hAnsi="Times New Roman"/><w:sz w:val="26"/><w:szCs w:val="26"/><w:lang w:eastAsia="zh-CN"/></w:rPr><w:t>ơn vị vận h</w:t></w:r><w:r><w:rPr><w:rFonts w:ascii="Times New Roman" w:hAnsi="Times New Roman" w:eastAsia="Microsoft YaHei"/><w:sz w:val="26"/><w:szCs w:val="26"/><w:lang w:eastAsia="zh-CN"/></w:rPr><w:t>à</w:t></w:r><w:r><w:rPr><w:rFonts w:ascii="Times New Roman" w:hAnsi="Times New Roman"/><w:sz w:val="26"/><w:szCs w:val="26"/><w:lang w:eastAsia="zh-CN"/></w:rPr><w:t>nh kỹ thuật v</w:t></w:r><w:r><w:rPr><w:rFonts w:ascii="Times New Roman" w:hAnsi="Times New Roman" w:eastAsia="Microsoft YaHei"/><w:sz w:val="26"/><w:szCs w:val="26"/><w:lang w:eastAsia="zh-CN"/></w:rPr><w:t>à</w:t></w:r><w:r><w:rPr><w:rFonts w:ascii="Times New Roman" w:hAnsi="Times New Roman"/><w:sz w:val="26"/><w:szCs w:val="26"/><w:lang w:eastAsia="zh-CN"/></w:rPr><w:t xml:space="preserve"> c</w:t></w:r><w:r><w:rPr><w:rFonts w:ascii="Times New Roman" w:hAnsi="Times New Roman" w:eastAsia="Microsoft YaHei"/><w:sz w:val="26"/><w:szCs w:val="26"/><w:lang w:eastAsia="zh-CN"/></w:rPr><w:t>á</w:t></w:r><w:r><w:rPr><w:rFonts w:ascii="Times New Roman" w:hAnsi="Times New Roman"/><w:sz w:val="26"/><w:szCs w:val="26"/><w:lang w:eastAsia="zh-CN"/></w:rPr><w:t xml:space="preserve">c </w:t></w:r><w:r><w:rPr><w:rFonts w:ascii="Times New Roman" w:hAnsi="Times New Roman" w:eastAsia="Microsoft YaHei"/><w:sz w:val="26"/><w:szCs w:val="26"/><w:lang w:eastAsia="zh-CN"/></w:rPr><w:t>đ</w:t></w:r><w:r><w:rPr><w:rFonts w:ascii="Times New Roman" w:hAnsi="Times New Roman"/><w:sz w:val="26"/><w:szCs w:val="26"/><w:lang w:eastAsia="zh-CN"/></w:rPr><w:t>ơn vị cung cấp dịch vụ do B</w:t></w:r><w:r><w:rPr><w:rFonts w:ascii="Times New Roman" w:hAnsi="Times New Roman" w:eastAsia="Microsoft YaHei"/><w:sz w:val="26"/><w:szCs w:val="26"/><w:lang w:eastAsia="zh-CN"/></w:rPr><w:t>ê</w:t></w:r><w:r><w:rPr><w:rFonts w:ascii="Times New Roman" w:hAnsi="Times New Roman"/><w:sz w:val="26"/><w:szCs w:val="26"/><w:lang w:eastAsia="zh-CN"/></w:rPr><w:t>n B thu</w:t></w:r><w:r><w:rPr><w:rFonts w:ascii="Times New Roman" w:hAnsi="Times New Roman" w:eastAsia="Microsoft YaHei"/><w:sz w:val="26"/><w:szCs w:val="26"/><w:lang w:eastAsia="zh-CN"/></w:rPr><w:t>ê</w:t></w:r><w:r><w:rPr><w:rFonts w:ascii="Times New Roman" w:hAnsi="Times New Roman"/><w:sz w:val="26"/><w:szCs w:val="26"/><w:lang w:eastAsia="zh-CN"/></w:rPr><w:t xml:space="preserve"> c</w:t></w:r><w:r><w:rPr><w:rFonts w:ascii="Times New Roman" w:hAnsi="Times New Roman" w:eastAsia="Microsoft YaHei"/><w:sz w:val="26"/><w:szCs w:val="26"/><w:lang w:eastAsia="zh-CN"/></w:rPr><w:t>ó</w:t></w:r><w:r><w:rPr><w:rFonts w:ascii="Times New Roman" w:hAnsi="Times New Roman"/><w:sz w:val="26"/><w:szCs w:val="26"/><w:lang w:eastAsia="zh-CN"/></w:rPr><w:t xml:space="preserve"> tr</w:t></w:r><w:r><w:rPr><w:rFonts w:ascii="Times New Roman" w:hAnsi="Times New Roman" w:eastAsia="Microsoft YaHei"/><w:sz w:val="26"/><w:szCs w:val="26"/><w:lang w:eastAsia="zh-CN"/></w:rPr><w:t>á</w:t></w:r><w:r><w:rPr><w:rFonts w:ascii="Times New Roman" w:hAnsi="Times New Roman"/><w:sz w:val="26"/><w:szCs w:val="26"/><w:lang w:eastAsia="zh-CN"/></w:rPr><w:t>ch nhiệm tu</w:t></w:r><w:r><w:rPr><w:rFonts w:ascii="Times New Roman" w:hAnsi="Times New Roman" w:eastAsia="Microsoft YaHei"/><w:sz w:val="26"/><w:szCs w:val="26"/><w:lang w:eastAsia="zh-CN"/></w:rPr><w:t>â</w:t></w:r><w:r><w:rPr><w:rFonts w:ascii="Times New Roman" w:hAnsi="Times New Roman"/><w:sz w:val="26"/><w:szCs w:val="26"/><w:lang w:eastAsia="zh-CN"/></w:rPr><w:t xml:space="preserve">n thủ </w:t></w:r><w:r><w:rPr><w:rFonts w:ascii="Times New Roman" w:hAnsi="Times New Roman" w:eastAsia="Microsoft YaHei"/><w:sz w:val="26"/><w:szCs w:val="26"/><w:lang w:eastAsia="zh-CN"/></w:rPr><w:t>đ</w:t></w:r><w:r><w:rPr><w:rFonts w:ascii="Times New Roman" w:hAnsi="Times New Roman"/><w:sz w:val="26"/><w:szCs w:val="26"/><w:lang w:eastAsia="zh-CN"/></w:rPr><w:t xml:space="preserve">ầy </w:t></w:r><w:r><w:rPr><w:rFonts w:ascii="Times New Roman" w:hAnsi="Times New Roman" w:eastAsia="Microsoft YaHei"/><w:sz w:val="26"/><w:szCs w:val="26"/><w:lang w:eastAsia="zh-CN"/></w:rPr><w:t>đ</w:t></w:r><w:r><w:rPr><w:rFonts w:ascii="Times New Roman" w:hAnsi="Times New Roman"/><w:sz w:val="26"/><w:szCs w:val="26"/><w:lang w:eastAsia="zh-CN"/></w:rPr><w:t>ủ c</w:t></w:r><w:r><w:rPr><w:rFonts w:ascii="Times New Roman" w:hAnsi="Times New Roman" w:eastAsia="Microsoft YaHei"/><w:sz w:val="26"/><w:szCs w:val="26"/><w:lang w:eastAsia="zh-CN"/></w:rPr><w:t>á</w:t></w:r><w:r><w:rPr><w:rFonts w:ascii="Times New Roman" w:hAnsi="Times New Roman"/><w:sz w:val="26"/><w:szCs w:val="26"/><w:lang w:eastAsia="zh-CN"/></w:rPr><w:t xml:space="preserve">c quy </w:t></w:r><w:r><w:rPr><w:rFonts w:ascii="Times New Roman" w:hAnsi="Times New Roman" w:eastAsia="Microsoft YaHei"/><w:sz w:val="26"/><w:szCs w:val="26"/><w:lang w:eastAsia="zh-CN"/></w:rPr><w:t>đ</w:t></w:r><w:r><w:rPr><w:rFonts w:ascii="Times New Roman" w:hAnsi="Times New Roman"/><w:sz w:val="26"/><w:szCs w:val="26"/><w:lang w:eastAsia="zh-CN"/></w:rPr><w:t>ịnh của ph</w:t></w:r><w:r><w:rPr><w:rFonts w:ascii="Times New Roman" w:hAnsi="Times New Roman" w:eastAsia="Microsoft YaHei"/><w:sz w:val="26"/><w:szCs w:val="26"/><w:lang w:eastAsia="zh-CN"/></w:rPr><w:t>á</w:t></w:r><w:r><w:rPr><w:rFonts w:ascii="Times New Roman" w:hAnsi="Times New Roman"/><w:sz w:val="26"/><w:szCs w:val="26"/><w:lang w:eastAsia="zh-CN"/></w:rPr><w:t>p luật về an to</w:t></w:r><w:r><w:rPr><w:rFonts w:ascii="Times New Roman" w:hAnsi="Times New Roman" w:eastAsia="Microsoft YaHei"/><w:sz w:val="26"/><w:szCs w:val="26"/><w:lang w:eastAsia="zh-CN"/></w:rPr><w:t>à</w:t></w:r><w:r><w:rPr><w:rFonts w:ascii="Times New Roman" w:hAnsi="Times New Roman"/><w:sz w:val="26"/><w:szCs w:val="26"/><w:lang w:eastAsia="zh-CN"/></w:rPr><w:t xml:space="preserve">n lao </w:t></w:r><w:r><w:rPr><w:rFonts w:ascii="Times New Roman" w:hAnsi="Times New Roman" w:eastAsia="Microsoft YaHei"/><w:sz w:val="26"/><w:szCs w:val="26"/><w:lang w:eastAsia="zh-CN"/></w:rPr><w:t>đ</w:t></w:r><w:r><w:rPr><w:rFonts w:ascii="Times New Roman" w:hAnsi="Times New Roman"/><w:sz w:val="26"/><w:szCs w:val="26"/><w:lang w:eastAsia="zh-CN"/></w:rPr><w:t>ộng, ph</w:t></w:r><w:r><w:rPr><w:rFonts w:ascii="Times New Roman" w:hAnsi="Times New Roman" w:eastAsia="Microsoft YaHei"/><w:sz w:val="26"/><w:szCs w:val="26"/><w:lang w:eastAsia="zh-CN"/></w:rPr><w:t>ò</w:t></w:r><w:r><w:rPr><w:rFonts w:ascii="Times New Roman" w:hAnsi="Times New Roman"/><w:sz w:val="26"/><w:szCs w:val="26"/><w:lang w:eastAsia="zh-CN"/></w:rPr><w:t>ng ch</w:t></w:r><w:r><w:rPr><w:rFonts w:ascii="Times New Roman" w:hAnsi="Times New Roman" w:eastAsia="Microsoft YaHei"/><w:sz w:val="26"/><w:szCs w:val="26"/><w:lang w:eastAsia="zh-CN"/></w:rPr><w:t>á</w:t></w:r><w:r><w:rPr><w:rFonts w:ascii="Times New Roman" w:hAnsi="Times New Roman"/><w:sz w:val="26"/><w:szCs w:val="26"/><w:lang w:eastAsia="zh-CN"/></w:rPr><w:t>y chữa ch</w:t></w:r><w:r><w:rPr><w:rFonts w:ascii="Times New Roman" w:hAnsi="Times New Roman" w:eastAsia="Microsoft YaHei"/><w:sz w:val="26"/><w:szCs w:val="26"/><w:lang w:eastAsia="zh-CN"/></w:rPr><w:t>á</w:t></w:r><w:r><w:rPr><w:rFonts w:ascii="Times New Roman" w:hAnsi="Times New Roman"/><w:sz w:val="26"/><w:szCs w:val="26"/><w:lang w:eastAsia="zh-CN"/></w:rPr><w:t>y, bảo vệ m</w:t></w:r><w:r><w:rPr><w:rFonts w:ascii="Times New Roman" w:hAnsi="Times New Roman" w:eastAsia="Microsoft YaHei"/><w:sz w:val="26"/><w:szCs w:val="26"/><w:lang w:eastAsia="zh-CN"/></w:rPr><w:t>ô</w:t></w:r><w:r><w:rPr><w:rFonts w:ascii="Times New Roman" w:hAnsi="Times New Roman"/><w:sz w:val="26"/><w:szCs w:val="26"/><w:lang w:eastAsia="zh-CN"/></w:rPr><w:t>i trường v</w:t></w:r><w:r><w:rPr><w:rFonts w:ascii="Times New Roman" w:hAnsi="Times New Roman" w:eastAsia="Microsoft YaHei"/><w:sz w:val="26"/><w:szCs w:val="26"/><w:lang w:eastAsia="zh-CN"/></w:rPr><w:t>à</w:t></w:r><w:r><w:rPr><w:rFonts w:ascii="Times New Roman" w:hAnsi="Times New Roman"/><w:sz w:val="26"/><w:szCs w:val="26"/><w:lang w:eastAsia="zh-CN"/></w:rPr><w:t xml:space="preserve"> nội quy của B</w:t></w:r><w:r><w:rPr><w:rFonts w:ascii="Times New Roman" w:hAnsi="Times New Roman" w:eastAsia="Microsoft YaHei"/><w:sz w:val="26"/><w:szCs w:val="26"/><w:lang w:eastAsia="zh-CN"/></w:rPr><w:t>ê</w:t></w:r><w:r><w:rPr><w:rFonts w:ascii="Times New Roman" w:hAnsi="Times New Roman"/><w:sz w:val="26"/><w:szCs w:val="26"/><w:lang w:eastAsia="zh-CN"/></w:rPr><w:t>n A.</w:t></w:r></w:p><w:p><w:pPr><w:pStyle w:val="13"/><w:numPr><w:ilvl w:val="0"/><w:numId w:val="7"/></w:numPr><w:shd w:val="clear" w:color="auto" w:fill="FFFFFF" w:themeFill="background1"/><w:spacing w:line="240" w:lineRule="auto"/><w:jc w:val="both"/><w:rPr><w:rFonts w:ascii="Times New Roman" w:hAnsi="Times New Roman"/><w:sz w:val="26"/><w:szCs w:val="26"/><w:lang w:eastAsia="zh-CN"/></w:rPr></w:pPr><w:r><w:rPr><w:rFonts w:ascii="Times New Roman" w:hAnsi="Times New Roman"/><w:sz w:val="26"/><w:szCs w:val="26"/><w:lang w:eastAsia="zh-CN"/></w:rPr><w:t>Bên B chịu tr</w:t></w:r><w:r><w:rPr><w:rFonts w:ascii="Times New Roman" w:hAnsi="Times New Roman" w:eastAsia="Microsoft YaHei"/><w:sz w:val="26"/><w:szCs w:val="26"/><w:lang w:eastAsia="zh-CN"/></w:rPr><w:t>á</w:t></w:r><w:r><w:rPr><w:rFonts w:ascii="Times New Roman" w:hAnsi="Times New Roman"/><w:sz w:val="26"/><w:szCs w:val="26"/><w:lang w:eastAsia="zh-CN"/></w:rPr><w:t>ch nhiệm quản l</w:t></w:r><w:r><w:rPr><w:rFonts w:ascii="Times New Roman" w:hAnsi="Times New Roman" w:eastAsia="Microsoft YaHei"/><w:sz w:val="26"/><w:szCs w:val="26"/><w:lang w:eastAsia="zh-CN"/></w:rPr><w:t>ý</w:t></w:r><w:r><w:rPr><w:rFonts w:ascii="Times New Roman" w:hAnsi="Times New Roman"/><w:sz w:val="26"/><w:szCs w:val="26"/><w:lang w:eastAsia="zh-CN"/></w:rPr><w:t xml:space="preserve"> to</w:t></w:r><w:r><w:rPr><w:rFonts w:ascii="Times New Roman" w:hAnsi="Times New Roman" w:eastAsia="Microsoft YaHei"/><w:sz w:val="26"/><w:szCs w:val="26"/><w:lang w:eastAsia="zh-CN"/></w:rPr><w:t>à</w:t></w:r><w:r><w:rPr><w:rFonts w:ascii="Times New Roman" w:hAnsi="Times New Roman"/><w:sz w:val="26"/><w:szCs w:val="26"/><w:lang w:eastAsia="zh-CN"/></w:rPr><w:t>n bộ nh</w:t></w:r><w:r><w:rPr><w:rFonts w:ascii="Times New Roman" w:hAnsi="Times New Roman" w:eastAsia="Microsoft YaHei"/><w:sz w:val="26"/><w:szCs w:val="26"/><w:lang w:eastAsia="zh-CN"/></w:rPr><w:t>â</w:t></w:r><w:r><w:rPr><w:rFonts w:ascii="Times New Roman" w:hAnsi="Times New Roman"/><w:sz w:val="26"/><w:szCs w:val="26"/><w:lang w:eastAsia="zh-CN"/></w:rPr><w:t>n sự thi c</w:t></w:r><w:r><w:rPr><w:rFonts w:ascii="Times New Roman" w:hAnsi="Times New Roman" w:eastAsia="Microsoft YaHei"/><w:sz w:val="26"/><w:szCs w:val="26"/><w:lang w:eastAsia="zh-CN"/></w:rPr><w:t>ô</w:t></w:r><w:r><w:rPr><w:rFonts w:ascii="Times New Roman" w:hAnsi="Times New Roman"/><w:sz w:val="26"/><w:szCs w:val="26"/><w:lang w:eastAsia="zh-CN"/></w:rPr><w:t>ng, vận h</w:t></w:r><w:r><w:rPr><w:rFonts w:ascii="Times New Roman" w:hAnsi="Times New Roman" w:eastAsia="Microsoft YaHei"/><w:sz w:val="26"/><w:szCs w:val="26"/><w:lang w:eastAsia="zh-CN"/></w:rPr><w:t>à</w:t></w:r><w:r><w:rPr><w:rFonts w:ascii="Times New Roman" w:hAnsi="Times New Roman"/><w:sz w:val="26"/><w:szCs w:val="26"/><w:lang w:eastAsia="zh-CN"/></w:rPr><w:t>nh kỹ thuật v</w:t></w:r><w:r><w:rPr><w:rFonts w:ascii="Times New Roman" w:hAnsi="Times New Roman" w:eastAsia="Microsoft YaHei"/><w:sz w:val="26"/><w:szCs w:val="26"/><w:lang w:eastAsia="zh-CN"/></w:rPr><w:t>à</w:t></w:r><w:r><w:rPr><w:rFonts w:ascii="Times New Roman" w:hAnsi="Times New Roman"/><w:sz w:val="26"/><w:szCs w:val="26"/><w:lang w:eastAsia="zh-CN"/></w:rPr><w:t xml:space="preserve"> c</w:t></w:r><w:r><w:rPr><w:rFonts w:ascii="Times New Roman" w:hAnsi="Times New Roman" w:eastAsia="Microsoft YaHei"/><w:sz w:val="26"/><w:szCs w:val="26"/><w:lang w:eastAsia="zh-CN"/></w:rPr><w:t>á</w:t></w:r><w:r><w:rPr><w:rFonts w:ascii="Times New Roman" w:hAnsi="Times New Roman"/><w:sz w:val="26"/><w:szCs w:val="26"/><w:lang w:eastAsia="zh-CN"/></w:rPr><w:t>c nh</w:t></w:r><w:r><w:rPr><w:rFonts w:ascii="Times New Roman" w:hAnsi="Times New Roman" w:eastAsia="Microsoft YaHei"/><w:sz w:val="26"/><w:szCs w:val="26"/><w:lang w:eastAsia="zh-CN"/></w:rPr><w:t>à</w:t></w:r><w:r><w:rPr><w:rFonts w:ascii="Times New Roman" w:hAnsi="Times New Roman"/><w:sz w:val="26"/><w:szCs w:val="26"/><w:lang w:eastAsia="zh-CN"/></w:rPr><w:t xml:space="preserve"> thầu phụ do m</w:t></w:r><w:r><w:rPr><w:rFonts w:ascii="Times New Roman" w:hAnsi="Times New Roman" w:eastAsia="Microsoft YaHei"/><w:sz w:val="26"/><w:szCs w:val="26"/><w:lang w:eastAsia="zh-CN"/></w:rPr><w:t>ì</w:t></w:r><w:r><w:rPr><w:rFonts w:ascii="Times New Roman" w:hAnsi="Times New Roman"/><w:sz w:val="26"/><w:szCs w:val="26"/><w:lang w:eastAsia="zh-CN"/></w:rPr><w:t>nh thu</w:t></w:r><w:r><w:rPr><w:rFonts w:ascii="Times New Roman" w:hAnsi="Times New Roman" w:eastAsia="Microsoft YaHei"/><w:sz w:val="26"/><w:szCs w:val="26"/><w:lang w:eastAsia="zh-CN"/></w:rPr><w:t>ê</w:t></w:r><w:r><w:rPr><w:rFonts w:ascii="Times New Roman" w:hAnsi="Times New Roman"/><w:sz w:val="26"/><w:szCs w:val="26"/><w:lang w:eastAsia="zh-CN"/></w:rPr><w:t xml:space="preserve">; bảo </w:t></w:r><w:r><w:rPr><w:rFonts w:ascii="Times New Roman" w:hAnsi="Times New Roman" w:eastAsia="Microsoft YaHei"/><w:sz w:val="26"/><w:szCs w:val="26"/><w:lang w:eastAsia="zh-CN"/></w:rPr><w:t>đ</w:t></w:r><w:r><w:rPr><w:rFonts w:ascii="Times New Roman" w:hAnsi="Times New Roman"/><w:sz w:val="26"/><w:szCs w:val="26"/><w:lang w:eastAsia="zh-CN"/></w:rPr><w:t xml:space="preserve">ảm người lao </w:t></w:r><w:r><w:rPr><w:rFonts w:ascii="Times New Roman" w:hAnsi="Times New Roman" w:eastAsia="Microsoft YaHei"/><w:sz w:val="26"/><w:szCs w:val="26"/><w:lang w:eastAsia="zh-CN"/></w:rPr><w:t>đ</w:t></w:r><w:r><w:rPr><w:rFonts w:ascii="Times New Roman" w:hAnsi="Times New Roman"/><w:sz w:val="26"/><w:szCs w:val="26"/><w:lang w:eastAsia="zh-CN"/></w:rPr><w:t xml:space="preserve">ộng </w:t></w:r><w:r><w:rPr><w:rFonts w:ascii="Times New Roman" w:hAnsi="Times New Roman" w:eastAsia="Microsoft YaHei"/><w:sz w:val="26"/><w:szCs w:val="26"/><w:lang w:eastAsia="zh-CN"/></w:rPr><w:t>đ</w:t></w:r><w:r><w:rPr><w:rFonts w:ascii="Times New Roman" w:hAnsi="Times New Roman"/><w:sz w:val="26"/><w:szCs w:val="26"/><w:lang w:eastAsia="zh-CN"/></w:rPr><w:t xml:space="preserve">ược trang bị </w:t></w:r><w:r><w:rPr><w:rFonts w:ascii="Times New Roman" w:hAnsi="Times New Roman" w:eastAsia="Microsoft YaHei"/><w:sz w:val="26"/><w:szCs w:val="26"/><w:lang w:eastAsia="zh-CN"/></w:rPr><w:t>đ</w:t></w:r><w:r><w:rPr><w:rFonts w:ascii="Times New Roman" w:hAnsi="Times New Roman"/><w:sz w:val="26"/><w:szCs w:val="26"/><w:lang w:eastAsia="zh-CN"/></w:rPr><w:t xml:space="preserve">ầy </w:t></w:r><w:r><w:rPr><w:rFonts w:ascii="Times New Roman" w:hAnsi="Times New Roman" w:eastAsia="Microsoft YaHei"/><w:sz w:val="26"/><w:szCs w:val="26"/><w:lang w:eastAsia="zh-CN"/></w:rPr><w:t>đ</w:t></w:r><w:r><w:rPr><w:rFonts w:ascii="Times New Roman" w:hAnsi="Times New Roman"/><w:sz w:val="26"/><w:szCs w:val="26"/><w:lang w:eastAsia="zh-CN"/></w:rPr><w:t xml:space="preserve">ủ phương tiện bảo hộ lao </w:t></w:r><w:r><w:rPr><w:rFonts w:ascii="Times New Roman" w:hAnsi="Times New Roman" w:eastAsia="Microsoft YaHei"/><w:sz w:val="26"/><w:szCs w:val="26"/><w:lang w:eastAsia="zh-CN"/></w:rPr><w:t>đ</w:t></w:r><w:r><w:rPr><w:rFonts w:ascii="Times New Roman" w:hAnsi="Times New Roman"/><w:sz w:val="26"/><w:szCs w:val="26"/><w:lang w:eastAsia="zh-CN"/></w:rPr><w:t xml:space="preserve">ộng theo quy </w:t></w:r><w:r><w:rPr><w:rFonts w:ascii="Times New Roman" w:hAnsi="Times New Roman" w:eastAsia="Microsoft YaHei"/><w:sz w:val="26"/><w:szCs w:val="26"/><w:lang w:eastAsia="zh-CN"/></w:rPr><w:t>đ</w:t></w:r><w:r><w:rPr><w:rFonts w:ascii="Times New Roman" w:hAnsi="Times New Roman"/><w:sz w:val="26"/><w:szCs w:val="26"/><w:lang w:eastAsia="zh-CN"/></w:rPr><w:t>ịnh của ph</w:t></w:r><w:r><w:rPr><w:rFonts w:ascii="Times New Roman" w:hAnsi="Times New Roman" w:eastAsia="Microsoft YaHei"/><w:sz w:val="26"/><w:szCs w:val="26"/><w:lang w:eastAsia="zh-CN"/></w:rPr><w:t>á</w:t></w:r><w:r><w:rPr><w:rFonts w:ascii="Times New Roman" w:hAnsi="Times New Roman"/><w:sz w:val="26"/><w:szCs w:val="26"/><w:lang w:eastAsia="zh-CN"/></w:rPr><w:t>p luật.</w:t></w:r></w:p><w:p><w:pPr><w:pStyle w:val="13"/><w:numPr><w:ilvl w:val="0"/><w:numId w:val="7"/></w:numPr><w:shd w:val="clear" w:color="auto" w:fill="FFFFFF" w:themeFill="background1"/><w:spacing w:line="240" w:lineRule="auto"/><w:jc w:val="both"/><w:rPr><w:rFonts w:ascii="Times New Roman" w:hAnsi="Times New Roman"/><w:sz w:val="26"/><w:szCs w:val="26"/><w:lang w:eastAsia="zh-CN"/></w:rPr></w:pPr><w:r><w:rPr><w:rFonts w:ascii="Times New Roman" w:hAnsi="Times New Roman"/><w:sz w:val="26"/><w:szCs w:val="26"/><w:lang w:eastAsia="zh-CN"/></w:rPr><w:t>Nghiêm cấm mang v</w:t></w:r><w:r><w:rPr><w:rFonts w:ascii="Times New Roman" w:hAnsi="Times New Roman" w:eastAsia="Microsoft YaHei"/><w:sz w:val="26"/><w:szCs w:val="26"/><w:lang w:eastAsia="zh-CN"/></w:rPr><w:t>à</w:t></w:r><w:r><w:rPr><w:rFonts w:ascii="Times New Roman" w:hAnsi="Times New Roman"/><w:sz w:val="26"/><w:szCs w:val="26"/><w:lang w:eastAsia="zh-CN"/></w:rPr><w:t>o khu vực tổ chức chương tr</w:t></w:r><w:r><w:rPr><w:rFonts w:ascii="Times New Roman" w:hAnsi="Times New Roman" w:eastAsia="Microsoft YaHei"/><w:sz w:val="26"/><w:szCs w:val="26"/><w:lang w:eastAsia="zh-CN"/></w:rPr><w:t>ì</w:t></w:r><w:r><w:rPr><w:rFonts w:ascii="Times New Roman" w:hAnsi="Times New Roman"/><w:sz w:val="26"/><w:szCs w:val="26"/><w:lang w:eastAsia="zh-CN"/></w:rPr><w:t>nh c</w:t></w:r><w:r><w:rPr><w:rFonts w:ascii="Times New Roman" w:hAnsi="Times New Roman" w:eastAsia="Microsoft YaHei"/><w:sz w:val="26"/><w:szCs w:val="26"/><w:lang w:eastAsia="zh-CN"/></w:rPr><w:t>á</w:t></w:r><w:r><w:rPr><w:rFonts w:ascii="Times New Roman" w:hAnsi="Times New Roman"/><w:sz w:val="26"/><w:szCs w:val="26"/><w:lang w:eastAsia="zh-CN"/></w:rPr><w:t>c chất dễ ch</w:t></w:r><w:r><w:rPr><w:rFonts w:ascii="Times New Roman" w:hAnsi="Times New Roman" w:eastAsia="Microsoft YaHei"/><w:sz w:val="26"/><w:szCs w:val="26"/><w:lang w:eastAsia="zh-CN"/></w:rPr><w:t>á</w:t></w:r><w:r><w:rPr><w:rFonts w:ascii="Times New Roman" w:hAnsi="Times New Roman"/><w:sz w:val="26"/><w:szCs w:val="26"/><w:lang w:eastAsia="zh-CN"/></w:rPr><w:t>y nổ, h</w:t></w:r><w:r><w:rPr><w:rFonts w:ascii="Times New Roman" w:hAnsi="Times New Roman" w:eastAsia="Microsoft YaHei"/><w:sz w:val="26"/><w:szCs w:val="26"/><w:lang w:eastAsia="zh-CN"/></w:rPr><w:t>ó</w:t></w:r><w:r><w:rPr><w:rFonts w:ascii="Times New Roman" w:hAnsi="Times New Roman"/><w:sz w:val="26"/><w:szCs w:val="26"/><w:lang w:eastAsia="zh-CN"/></w:rPr><w:t>a chất nguy hiểm, kh</w:t></w:r><w:r><w:rPr><w:rFonts w:ascii="Times New Roman" w:hAnsi="Times New Roman" w:eastAsia="Microsoft YaHei"/><w:sz w:val="26"/><w:szCs w:val="26"/><w:lang w:eastAsia="zh-CN"/></w:rPr><w:t>í</w:t></w:r><w:r><w:rPr><w:rFonts w:ascii="Times New Roman" w:hAnsi="Times New Roman"/><w:sz w:val="26"/><w:szCs w:val="26"/><w:lang w:eastAsia="zh-CN"/></w:rPr><w:t xml:space="preserve"> n</w:t></w:r><w:r><w:rPr><w:rFonts w:ascii="Times New Roman" w:hAnsi="Times New Roman" w:eastAsia="Microsoft YaHei"/><w:sz w:val="26"/><w:szCs w:val="26"/><w:lang w:eastAsia="zh-CN"/></w:rPr><w:t>é</w:t></w:r><w:r><w:rPr><w:rFonts w:ascii="Times New Roman" w:hAnsi="Times New Roman"/><w:sz w:val="26"/><w:szCs w:val="26"/><w:lang w:eastAsia="zh-CN"/></w:rPr><w:t>n, nhi</w:t></w:r><w:r><w:rPr><w:rFonts w:ascii="Times New Roman" w:hAnsi="Times New Roman" w:eastAsia="Microsoft YaHei"/><w:sz w:val="26"/><w:szCs w:val="26"/><w:lang w:eastAsia="zh-CN"/></w:rPr><w:t>ê</w:t></w:r><w:r><w:rPr><w:rFonts w:ascii="Times New Roman" w:hAnsi="Times New Roman"/><w:sz w:val="26"/><w:szCs w:val="26"/><w:lang w:eastAsia="zh-CN"/></w:rPr><w:t>n liệu, ph</w:t></w:r><w:r><w:rPr><w:rFonts w:ascii="Times New Roman" w:hAnsi="Times New Roman" w:eastAsia="Microsoft YaHei"/><w:sz w:val="26"/><w:szCs w:val="26"/><w:lang w:eastAsia="zh-CN"/></w:rPr><w:t>á</w:t></w:r><w:r><w:rPr><w:rFonts w:ascii="Times New Roman" w:hAnsi="Times New Roman"/><w:sz w:val="26"/><w:szCs w:val="26"/><w:lang w:eastAsia="zh-CN"/></w:rPr><w:t>o nổ, ph</w:t></w:r><w:r><w:rPr><w:rFonts w:ascii="Times New Roman" w:hAnsi="Times New Roman" w:eastAsia="Microsoft YaHei"/><w:sz w:val="26"/><w:szCs w:val="26"/><w:lang w:eastAsia="zh-CN"/></w:rPr><w:t>á</w:t></w:r><w:r><w:rPr><w:rFonts w:ascii="Times New Roman" w:hAnsi="Times New Roman"/><w:sz w:val="26"/><w:szCs w:val="26"/><w:lang w:eastAsia="zh-CN"/></w:rPr><w:t>o kh</w:t></w:r><w:r><w:rPr><w:rFonts w:ascii="Times New Roman" w:hAnsi="Times New Roman" w:eastAsia="Microsoft YaHei"/><w:sz w:val="26"/><w:szCs w:val="26"/><w:lang w:eastAsia="zh-CN"/></w:rPr><w:t>ó</w:t></w:r><w:r><w:rPr><w:rFonts w:ascii="Times New Roman" w:hAnsi="Times New Roman"/><w:sz w:val="26"/><w:szCs w:val="26"/><w:lang w:eastAsia="zh-CN"/></w:rPr><w:t>i, thiết bị sinh lửa hoặc c</w:t></w:r><w:r><w:rPr><w:rFonts w:ascii="Times New Roman" w:hAnsi="Times New Roman" w:eastAsia="Microsoft YaHei"/><w:sz w:val="26"/><w:szCs w:val="26"/><w:lang w:eastAsia="zh-CN"/></w:rPr><w:t>á</w:t></w:r><w:r><w:rPr><w:rFonts w:ascii="Times New Roman" w:hAnsi="Times New Roman"/><w:sz w:val="26"/><w:szCs w:val="26"/><w:lang w:eastAsia="zh-CN"/></w:rPr><w:t>c vật dụng c</w:t></w:r><w:r><w:rPr><w:rFonts w:ascii="Times New Roman" w:hAnsi="Times New Roman" w:eastAsia="Microsoft YaHei"/><w:sz w:val="26"/><w:szCs w:val="26"/><w:lang w:eastAsia="zh-CN"/></w:rPr><w:t>ó</w:t></w:r><w:r><w:rPr><w:rFonts w:ascii="Times New Roman" w:hAnsi="Times New Roman"/><w:sz w:val="26"/><w:szCs w:val="26"/><w:lang w:eastAsia="zh-CN"/></w:rPr><w:t xml:space="preserve"> nguy cơ g</w:t></w:r><w:r><w:rPr><w:rFonts w:ascii="Times New Roman" w:hAnsi="Times New Roman" w:eastAsia="Microsoft YaHei"/><w:sz w:val="26"/><w:szCs w:val="26"/><w:lang w:eastAsia="zh-CN"/></w:rPr><w:t>â</w:t></w:r><w:r><w:rPr><w:rFonts w:ascii="Times New Roman" w:hAnsi="Times New Roman"/><w:sz w:val="26"/><w:szCs w:val="26"/><w:lang w:eastAsia="zh-CN"/></w:rPr><w:t>y mất an to</w:t></w:r><w:r><w:rPr><w:rFonts w:ascii="Times New Roman" w:hAnsi="Times New Roman" w:eastAsia="Microsoft YaHei"/><w:sz w:val="26"/><w:szCs w:val="26"/><w:lang w:eastAsia="zh-CN"/></w:rPr><w:t>à</w:t></w:r><w:r><w:rPr><w:rFonts w:ascii="Times New Roman" w:hAnsi="Times New Roman"/><w:sz w:val="26"/><w:szCs w:val="26"/><w:lang w:eastAsia="zh-CN"/></w:rPr><w:t xml:space="preserve">n nếu chưa </w:t></w:r><w:r><w:rPr><w:rFonts w:ascii="Times New Roman" w:hAnsi="Times New Roman" w:eastAsia="Microsoft YaHei"/><w:sz w:val="26"/><w:szCs w:val="26"/><w:lang w:eastAsia="zh-CN"/></w:rPr><w:t>đ</w:t></w:r><w:r><w:rPr><w:rFonts w:ascii="Times New Roman" w:hAnsi="Times New Roman"/><w:sz w:val="26"/><w:szCs w:val="26"/><w:lang w:eastAsia="zh-CN"/></w:rPr><w:t>ược B</w:t></w:r><w:r><w:rPr><w:rFonts w:ascii="Times New Roman" w:hAnsi="Times New Roman" w:eastAsia="Microsoft YaHei"/><w:sz w:val="26"/><w:szCs w:val="26"/><w:lang w:eastAsia="zh-CN"/></w:rPr><w:t>ê</w:t></w:r><w:r><w:rPr><w:rFonts w:ascii="Times New Roman" w:hAnsi="Times New Roman"/><w:sz w:val="26"/><w:szCs w:val="26"/><w:lang w:eastAsia="zh-CN"/></w:rPr><w:t>n A v</w:t></w:r><w:r><w:rPr><w:rFonts w:ascii="Times New Roman" w:hAnsi="Times New Roman" w:eastAsia="Microsoft YaHei"/><w:sz w:val="26"/><w:szCs w:val="26"/><w:lang w:eastAsia="zh-CN"/></w:rPr><w:t>à</w:t></w:r><w:r><w:rPr><w:rFonts w:ascii="Times New Roman" w:hAnsi="Times New Roman"/><w:sz w:val="26"/><w:szCs w:val="26"/><w:lang w:eastAsia="zh-CN"/></w:rPr><w:t xml:space="preserve"> cơ quan c</w:t></w:r><w:r><w:rPr><w:rFonts w:ascii="Times New Roman" w:hAnsi="Times New Roman" w:eastAsia="Microsoft YaHei"/><w:sz w:val="26"/><w:szCs w:val="26"/><w:lang w:eastAsia="zh-CN"/></w:rPr><w:t>ó</w:t></w:r><w:r><w:rPr><w:rFonts w:ascii="Times New Roman" w:hAnsi="Times New Roman"/><w:sz w:val="26"/><w:szCs w:val="26"/><w:lang w:eastAsia="zh-CN"/></w:rPr><w:t xml:space="preserve"> thẩm quyền chấp thuận bằng v</w:t></w:r><w:r><w:rPr><w:rFonts w:ascii="Times New Roman" w:hAnsi="Times New Roman" w:eastAsia="Microsoft YaHei"/><w:sz w:val="26"/><w:szCs w:val="26"/><w:lang w:eastAsia="zh-CN"/></w:rPr><w:t>ă</w:t></w:r><w:r><w:rPr><w:rFonts w:ascii="Times New Roman" w:hAnsi="Times New Roman"/><w:sz w:val="26"/><w:szCs w:val="26"/><w:lang w:eastAsia="zh-CN"/></w:rPr><w:t>n bản.</w:t></w:r></w:p><w:p><w:pPr><w:pStyle w:val="13"/><w:numPr><w:ilvl w:val="0"/><w:numId w:val="7"/></w:numPr><w:shd w:val="clear" w:color="auto" w:fill="FFFFFF" w:themeFill="background1"/><w:spacing w:line="240" w:lineRule="auto"/><w:jc w:val="both"/><w:rPr><w:rFonts w:ascii="Times New Roman" w:hAnsi="Times New Roman"/><w:sz w:val="26"/><w:szCs w:val="26"/><w:lang w:eastAsia="zh-CN"/></w:rPr></w:pPr><w:r><w:rPr><w:rFonts w:ascii="Times New Roman" w:hAnsi="Times New Roman"/><w:sz w:val="26"/><w:szCs w:val="26"/><w:lang w:eastAsia="zh-CN"/></w:rPr><w:t>Nghiêm cấm thực hiện c</w:t></w:r><w:r><w:rPr><w:rFonts w:ascii="Times New Roman" w:hAnsi="Times New Roman" w:eastAsia="Microsoft YaHei"/><w:sz w:val="26"/><w:szCs w:val="26"/><w:lang w:eastAsia="zh-CN"/></w:rPr><w:t>á</w:t></w:r><w:r><w:rPr><w:rFonts w:ascii="Times New Roman" w:hAnsi="Times New Roman"/><w:sz w:val="26"/><w:szCs w:val="26"/><w:lang w:eastAsia="zh-CN"/></w:rPr><w:t>c c</w:t></w:r><w:r><w:rPr><w:rFonts w:ascii="Times New Roman" w:hAnsi="Times New Roman" w:eastAsia="Microsoft YaHei"/><w:sz w:val="26"/><w:szCs w:val="26"/><w:lang w:eastAsia="zh-CN"/></w:rPr><w:t>ô</w:t></w:r><w:r><w:rPr><w:rFonts w:ascii="Times New Roman" w:hAnsi="Times New Roman"/><w:sz w:val="26"/><w:szCs w:val="26"/><w:lang w:eastAsia="zh-CN"/></w:rPr><w:t>ng việc h</w:t></w:r><w:r><w:rPr><w:rFonts w:ascii="Times New Roman" w:hAnsi="Times New Roman" w:eastAsia="Microsoft YaHei"/><w:sz w:val="26"/><w:szCs w:val="26"/><w:lang w:eastAsia="zh-CN"/></w:rPr><w:t>à</w:t></w:r><w:r><w:rPr><w:rFonts w:ascii="Times New Roman" w:hAnsi="Times New Roman"/><w:sz w:val="26"/><w:szCs w:val="26"/><w:lang w:eastAsia="zh-CN"/></w:rPr><w:t>n, cắt kim loại, sử dụng lửa trần hoặc c</w:t></w:r><w:r><w:rPr><w:rFonts w:ascii="Times New Roman" w:hAnsi="Times New Roman" w:eastAsia="Microsoft YaHei"/><w:sz w:val="26"/><w:szCs w:val="26"/><w:lang w:eastAsia="zh-CN"/></w:rPr><w:t>á</w:t></w:r><w:r><w:rPr><w:rFonts w:ascii="Times New Roman" w:hAnsi="Times New Roman"/><w:sz w:val="26"/><w:szCs w:val="26"/><w:lang w:eastAsia="zh-CN"/></w:rPr><w:t xml:space="preserve">c hoạt </w:t></w:r><w:r><w:rPr><w:rFonts w:ascii="Times New Roman" w:hAnsi="Times New Roman" w:eastAsia="Microsoft YaHei"/><w:sz w:val="26"/><w:szCs w:val="26"/><w:lang w:eastAsia="zh-CN"/></w:rPr><w:t>đ</w:t></w:r><w:r><w:rPr><w:rFonts w:ascii="Times New Roman" w:hAnsi="Times New Roman"/><w:sz w:val="26"/><w:szCs w:val="26"/><w:lang w:eastAsia="zh-CN"/></w:rPr><w:t>ộng c</w:t></w:r><w:r><w:rPr><w:rFonts w:ascii="Times New Roman" w:hAnsi="Times New Roman" w:eastAsia="Microsoft YaHei"/><w:sz w:val="26"/><w:szCs w:val="26"/><w:lang w:eastAsia="zh-CN"/></w:rPr><w:t>ó</w:t></w:r><w:r><w:rPr><w:rFonts w:ascii="Times New Roman" w:hAnsi="Times New Roman"/><w:sz w:val="26"/><w:szCs w:val="26"/><w:lang w:eastAsia="zh-CN"/></w:rPr><w:t xml:space="preserve"> nguy cơ ch</w:t></w:r><w:r><w:rPr><w:rFonts w:ascii="Times New Roman" w:hAnsi="Times New Roman" w:eastAsia="Microsoft YaHei"/><w:sz w:val="26"/><w:szCs w:val="26"/><w:lang w:eastAsia="zh-CN"/></w:rPr><w:t>á</w:t></w:r><w:r><w:rPr><w:rFonts w:ascii="Times New Roman" w:hAnsi="Times New Roman"/><w:sz w:val="26"/><w:szCs w:val="26"/><w:lang w:eastAsia="zh-CN"/></w:rPr><w:t xml:space="preserve">y nổ trong khu vực tổ chức nếu chưa </w:t></w:r><w:r><w:rPr><w:rFonts w:ascii="Times New Roman" w:hAnsi="Times New Roman" w:eastAsia="Microsoft YaHei"/><w:sz w:val="26"/><w:szCs w:val="26"/><w:lang w:eastAsia="zh-CN"/></w:rPr><w:t>đ</w:t></w:r><w:r><w:rPr><w:rFonts w:ascii="Times New Roman" w:hAnsi="Times New Roman"/><w:sz w:val="26"/><w:szCs w:val="26"/><w:lang w:eastAsia="zh-CN"/></w:rPr><w:t>ược B</w:t></w:r><w:r><w:rPr><w:rFonts w:ascii="Times New Roman" w:hAnsi="Times New Roman" w:eastAsia="Microsoft YaHei"/><w:sz w:val="26"/><w:szCs w:val="26"/><w:lang w:eastAsia="zh-CN"/></w:rPr><w:t>ê</w:t></w:r><w:r><w:rPr><w:rFonts w:ascii="Times New Roman" w:hAnsi="Times New Roman"/><w:sz w:val="26"/><w:szCs w:val="26"/><w:lang w:eastAsia="zh-CN"/></w:rPr><w:t>n A cho ph</w:t></w:r><w:r><w:rPr><w:rFonts w:ascii="Times New Roman" w:hAnsi="Times New Roman" w:eastAsia="Microsoft YaHei"/><w:sz w:val="26"/><w:szCs w:val="26"/><w:lang w:eastAsia="zh-CN"/></w:rPr><w:t>é</w:t></w:r><w:r><w:rPr><w:rFonts w:ascii="Times New Roman" w:hAnsi="Times New Roman"/><w:sz w:val="26"/><w:szCs w:val="26"/><w:lang w:eastAsia="zh-CN"/></w:rPr><w:t>p bằng v</w:t></w:r><w:r><w:rPr><w:rFonts w:ascii="Times New Roman" w:hAnsi="Times New Roman" w:eastAsia="Microsoft YaHei"/><w:sz w:val="26"/><w:szCs w:val="26"/><w:lang w:eastAsia="zh-CN"/></w:rPr><w:t>ă</w:t></w:r><w:r><w:rPr><w:rFonts w:ascii="Times New Roman" w:hAnsi="Times New Roman"/><w:sz w:val="26"/><w:szCs w:val="26"/><w:lang w:eastAsia="zh-CN"/></w:rPr><w:t>n bản.</w:t></w:r></w:p><w:p><w:pPr><w:pStyle w:val="13"/><w:numPr><w:ilvl w:val="0"/><w:numId w:val="7"/></w:numPr><w:shd w:val="clear" w:color="auto" w:fill="FFFFFF" w:themeFill="background1"/><w:spacing w:line="240" w:lineRule="auto"/><w:jc w:val="both"/><w:rPr><w:rFonts w:ascii="Times New Roman" w:hAnsi="Times New Roman"/><w:sz w:val="26"/><w:szCs w:val="26"/><w:lang w:eastAsia="zh-CN"/></w:rPr></w:pPr><w:r><w:rPr><w:rFonts w:ascii="Times New Roman" w:hAnsi="Times New Roman"/><w:sz w:val="26"/><w:szCs w:val="26"/><w:lang w:eastAsia="zh-CN"/></w:rPr><w:t xml:space="preserve">Bên B có trách nhiệm </w:t></w:r><w:r><w:rPr><w:rFonts w:ascii="Times New Roman" w:hAnsi="Times New Roman" w:eastAsia="Microsoft YaHei"/><w:sz w:val="26"/><w:szCs w:val="26"/><w:lang w:eastAsia="zh-CN"/></w:rPr><w:t>đă</w:t></w:r><w:r><w:rPr><w:rFonts w:ascii="Times New Roman" w:hAnsi="Times New Roman"/><w:sz w:val="26"/><w:szCs w:val="26"/><w:lang w:eastAsia="zh-CN"/></w:rPr><w:t>ng k</w:t></w:r><w:r><w:rPr><w:rFonts w:ascii="Times New Roman" w:hAnsi="Times New Roman" w:eastAsia="Microsoft YaHei"/><w:sz w:val="26"/><w:szCs w:val="26"/><w:lang w:eastAsia="zh-CN"/></w:rPr><w:t>ý</w:t></w:r><w:r><w:rPr><w:rFonts w:ascii="Times New Roman" w:hAnsi="Times New Roman"/><w:sz w:val="26"/><w:szCs w:val="26"/><w:lang w:eastAsia="zh-CN"/></w:rPr><w:t xml:space="preserve"> trước nhu cầu sử dụng </w:t></w:r><w:r><w:rPr><w:rFonts w:ascii="Times New Roman" w:hAnsi="Times New Roman" w:eastAsia="Microsoft YaHei"/><w:sz w:val="26"/><w:szCs w:val="26"/><w:lang w:eastAsia="zh-CN"/></w:rPr><w:t>đ</w:t></w:r><w:r><w:rPr><w:rFonts w:ascii="Times New Roman" w:hAnsi="Times New Roman"/><w:sz w:val="26"/><w:szCs w:val="26"/><w:lang w:eastAsia="zh-CN"/></w:rPr><w:t>iện, c</w:t></w:r><w:r><w:rPr><w:rFonts w:ascii="Times New Roman" w:hAnsi="Times New Roman" w:eastAsia="Microsoft YaHei"/><w:sz w:val="26"/><w:szCs w:val="26"/><w:lang w:eastAsia="zh-CN"/></w:rPr><w:t>ô</w:t></w:r><w:r><w:rPr><w:rFonts w:ascii="Times New Roman" w:hAnsi="Times New Roman"/><w:sz w:val="26"/><w:szCs w:val="26"/><w:lang w:eastAsia="zh-CN"/></w:rPr><w:t>ng suất ti</w:t></w:r><w:r><w:rPr><w:rFonts w:ascii="Times New Roman" w:hAnsi="Times New Roman" w:eastAsia="Microsoft YaHei"/><w:sz w:val="26"/><w:szCs w:val="26"/><w:lang w:eastAsia="zh-CN"/></w:rPr><w:t>ê</w:t></w:r><w:r><w:rPr><w:rFonts w:ascii="Times New Roman" w:hAnsi="Times New Roman"/><w:sz w:val="26"/><w:szCs w:val="26"/><w:lang w:eastAsia="zh-CN"/></w:rPr><w:t>u thụ v</w:t></w:r><w:r><w:rPr><w:rFonts w:ascii="Times New Roman" w:hAnsi="Times New Roman" w:eastAsia="Microsoft YaHei"/><w:sz w:val="26"/><w:szCs w:val="26"/><w:lang w:eastAsia="zh-CN"/></w:rPr><w:t>à</w:t></w:r><w:r><w:rPr><w:rFonts w:ascii="Times New Roman" w:hAnsi="Times New Roman"/><w:sz w:val="26"/><w:szCs w:val="26"/><w:lang w:eastAsia="zh-CN"/></w:rPr><w:t xml:space="preserve"> c</w:t></w:r><w:r><w:rPr><w:rFonts w:ascii="Times New Roman" w:hAnsi="Times New Roman" w:eastAsia="Microsoft YaHei"/><w:sz w:val="26"/><w:szCs w:val="26"/><w:lang w:eastAsia="zh-CN"/></w:rPr><w:t>á</w:t></w:r><w:r><w:rPr><w:rFonts w:ascii="Times New Roman" w:hAnsi="Times New Roman"/><w:sz w:val="26"/><w:szCs w:val="26"/><w:lang w:eastAsia="zh-CN"/></w:rPr><w:t xml:space="preserve">c thiết bị kỹ thuật dự kiến </w:t></w:r><w:r><w:rPr><w:rFonts w:ascii="Times New Roman" w:hAnsi="Times New Roman" w:eastAsia="Microsoft YaHei"/><w:sz w:val="26"/><w:szCs w:val="26"/><w:lang w:eastAsia="zh-CN"/></w:rPr><w:t>đ</w:t></w:r><w:r><w:rPr><w:rFonts w:ascii="Times New Roman" w:hAnsi="Times New Roman"/><w:sz w:val="26"/><w:szCs w:val="26"/><w:lang w:eastAsia="zh-CN"/></w:rPr><w:t>ưa v</w:t></w:r><w:r><w:rPr><w:rFonts w:ascii="Times New Roman" w:hAnsi="Times New Roman" w:eastAsia="Microsoft YaHei"/><w:sz w:val="26"/><w:szCs w:val="26"/><w:lang w:eastAsia="zh-CN"/></w:rPr><w:t>à</w:t></w:r><w:r><w:rPr><w:rFonts w:ascii="Times New Roman" w:hAnsi="Times New Roman"/><w:sz w:val="26"/><w:szCs w:val="26"/><w:lang w:eastAsia="zh-CN"/></w:rPr><w:t>o sử dụng. B</w:t></w:r><w:r><w:rPr><w:rFonts w:ascii="Times New Roman" w:hAnsi="Times New Roman" w:eastAsia="Microsoft YaHei"/><w:sz w:val="26"/><w:szCs w:val="26"/><w:lang w:eastAsia="zh-CN"/></w:rPr><w:t>ê</w:t></w:r><w:r><w:rPr><w:rFonts w:ascii="Times New Roman" w:hAnsi="Times New Roman"/><w:sz w:val="26"/><w:szCs w:val="26"/><w:lang w:eastAsia="zh-CN"/></w:rPr><w:t>n A c</w:t></w:r><w:r><w:rPr><w:rFonts w:ascii="Times New Roman" w:hAnsi="Times New Roman" w:eastAsia="Microsoft YaHei"/><w:sz w:val="26"/><w:szCs w:val="26"/><w:lang w:eastAsia="zh-CN"/></w:rPr><w:t>ó</w:t></w:r><w:r><w:rPr><w:rFonts w:ascii="Times New Roman" w:hAnsi="Times New Roman"/><w:sz w:val="26"/><w:szCs w:val="26"/><w:lang w:eastAsia="zh-CN"/></w:rPr><w:t xml:space="preserve"> quyền từ chối </w:t></w:r><w:r><w:rPr><w:rFonts w:ascii="Times New Roman" w:hAnsi="Times New Roman" w:eastAsia="Microsoft YaHei"/><w:sz w:val="26"/><w:szCs w:val="26"/><w:lang w:eastAsia="zh-CN"/></w:rPr><w:t>đ</w:t></w:r><w:r><w:rPr><w:rFonts w:ascii="Times New Roman" w:hAnsi="Times New Roman"/><w:sz w:val="26"/><w:szCs w:val="26"/><w:lang w:eastAsia="zh-CN"/></w:rPr><w:t>ấu nối, y</w:t></w:r><w:r><w:rPr><w:rFonts w:ascii="Times New Roman" w:hAnsi="Times New Roman" w:eastAsia="Microsoft YaHei"/><w:sz w:val="26"/><w:szCs w:val="26"/><w:lang w:eastAsia="zh-CN"/></w:rPr><w:t>ê</w:t></w:r><w:r><w:rPr><w:rFonts w:ascii="Times New Roman" w:hAnsi="Times New Roman"/><w:sz w:val="26"/><w:szCs w:val="26"/><w:lang w:eastAsia="zh-CN"/></w:rPr><w:t>u cầu ngừng sử dụng hoặc y</w:t></w:r><w:r><w:rPr><w:rFonts w:ascii="Times New Roman" w:hAnsi="Times New Roman" w:eastAsia="Microsoft YaHei"/><w:sz w:val="26"/><w:szCs w:val="26"/><w:lang w:eastAsia="zh-CN"/></w:rPr><w:t>ê</w:t></w:r><w:r><w:rPr><w:rFonts w:ascii="Times New Roman" w:hAnsi="Times New Roman"/><w:sz w:val="26"/><w:szCs w:val="26"/><w:lang w:eastAsia="zh-CN"/></w:rPr><w:t>u cầu th</w:t></w:r><w:r><w:rPr><w:rFonts w:ascii="Times New Roman" w:hAnsi="Times New Roman" w:eastAsia="Microsoft YaHei"/><w:sz w:val="26"/><w:szCs w:val="26"/><w:lang w:eastAsia="zh-CN"/></w:rPr><w:t>á</w:t></w:r><w:r><w:rPr><w:rFonts w:ascii="Times New Roman" w:hAnsi="Times New Roman"/><w:sz w:val="26"/><w:szCs w:val="26"/><w:lang w:eastAsia="zh-CN"/></w:rPr><w:t xml:space="preserve">o dỡ </w:t></w:r><w:r><w:rPr><w:rFonts w:ascii="Times New Roman" w:hAnsi="Times New Roman" w:eastAsia="Microsoft YaHei"/><w:sz w:val="26"/><w:szCs w:val="26"/><w:lang w:eastAsia="zh-CN"/></w:rPr><w:t>đ</w:t></w:r><w:r><w:rPr><w:rFonts w:ascii="Times New Roman" w:hAnsi="Times New Roman"/><w:sz w:val="26"/><w:szCs w:val="26"/><w:lang w:eastAsia="zh-CN"/></w:rPr><w:t>ối với c</w:t></w:r><w:r><w:rPr><w:rFonts w:ascii="Times New Roman" w:hAnsi="Times New Roman" w:eastAsia="Microsoft YaHei"/><w:sz w:val="26"/><w:szCs w:val="26"/><w:lang w:eastAsia="zh-CN"/></w:rPr><w:t>á</w:t></w:r><w:r><w:rPr><w:rFonts w:ascii="Times New Roman" w:hAnsi="Times New Roman"/><w:sz w:val="26"/><w:szCs w:val="26"/><w:lang w:eastAsia="zh-CN"/></w:rPr><w:t>c thiết bị kh</w:t></w:r><w:r><w:rPr><w:rFonts w:ascii="Times New Roman" w:hAnsi="Times New Roman" w:eastAsia="Microsoft YaHei"/><w:sz w:val="26"/><w:szCs w:val="26"/><w:lang w:eastAsia="zh-CN"/></w:rPr><w:t>ô</w:t></w:r><w:r><w:rPr><w:rFonts w:ascii="Times New Roman" w:hAnsi="Times New Roman"/><w:sz w:val="26"/><w:szCs w:val="26"/><w:lang w:eastAsia="zh-CN"/></w:rPr><w:t xml:space="preserve">ng </w:t></w:r><w:r><w:rPr><w:rFonts w:ascii="Times New Roman" w:hAnsi="Times New Roman" w:eastAsia="Microsoft YaHei"/><w:sz w:val="26"/><w:szCs w:val="26"/><w:lang w:eastAsia="zh-CN"/></w:rPr><w:t>đá</w:t></w:r><w:r><w:rPr><w:rFonts w:ascii="Times New Roman" w:hAnsi="Times New Roman"/><w:sz w:val="26"/><w:szCs w:val="26"/><w:lang w:eastAsia="zh-CN"/></w:rPr><w:t>p ứng y</w:t></w:r><w:r><w:rPr><w:rFonts w:ascii="Times New Roman" w:hAnsi="Times New Roman" w:eastAsia="Microsoft YaHei"/><w:sz w:val="26"/><w:szCs w:val="26"/><w:lang w:eastAsia="zh-CN"/></w:rPr><w:t>ê</w:t></w:r><w:r><w:rPr><w:rFonts w:ascii="Times New Roman" w:hAnsi="Times New Roman"/><w:sz w:val="26"/><w:szCs w:val="26"/><w:lang w:eastAsia="zh-CN"/></w:rPr><w:t>u cầu kỹ thuật hoặc c</w:t></w:r><w:r><w:rPr><w:rFonts w:ascii="Times New Roman" w:hAnsi="Times New Roman" w:eastAsia="Microsoft YaHei"/><w:sz w:val="26"/><w:szCs w:val="26"/><w:lang w:eastAsia="zh-CN"/></w:rPr><w:t>ó</w:t></w:r><w:r><w:rPr><w:rFonts w:ascii="Times New Roman" w:hAnsi="Times New Roman"/><w:sz w:val="26"/><w:szCs w:val="26"/><w:lang w:eastAsia="zh-CN"/></w:rPr><w:t xml:space="preserve"> nguy cơ g</w:t></w:r><w:r><w:rPr><w:rFonts w:ascii="Times New Roman" w:hAnsi="Times New Roman" w:eastAsia="Microsoft YaHei"/><w:sz w:val="26"/><w:szCs w:val="26"/><w:lang w:eastAsia="zh-CN"/></w:rPr><w:t>â</w:t></w:r><w:r><w:rPr><w:rFonts w:ascii="Times New Roman" w:hAnsi="Times New Roman"/><w:sz w:val="26"/><w:szCs w:val="26"/><w:lang w:eastAsia="zh-CN"/></w:rPr><w:t>y mất an to</w:t></w:r><w:r><w:rPr><w:rFonts w:ascii="Times New Roman" w:hAnsi="Times New Roman" w:eastAsia="Microsoft YaHei"/><w:sz w:val="26"/><w:szCs w:val="26"/><w:lang w:eastAsia="zh-CN"/></w:rPr><w:t>à</w:t></w:r><w:r><w:rPr><w:rFonts w:ascii="Times New Roman" w:hAnsi="Times New Roman"/><w:sz w:val="26"/><w:szCs w:val="26"/><w:lang w:eastAsia="zh-CN"/></w:rPr><w:t>n.</w:t></w:r></w:p><w:p><w:pPr><w:pStyle w:val="13"/><w:numPr><w:ilvl w:val="0"/><w:numId w:val="7"/></w:numPr><w:shd w:val="clear" w:color="auto" w:fill="FFFFFF" w:themeFill="background1"/><w:spacing w:line="240" w:lineRule="auto"/><w:jc w:val="both"/><w:rPr><w:rFonts w:ascii="Times New Roman" w:hAnsi="Times New Roman"/><w:sz w:val="26"/><w:szCs w:val="26"/><w:lang w:eastAsia="zh-CN"/></w:rPr></w:pPr><w:r><w:rPr><w:rFonts w:ascii="Times New Roman" w:hAnsi="Times New Roman"/><w:sz w:val="26"/><w:szCs w:val="26"/><w:lang w:eastAsia="zh-CN"/></w:rPr><w:t xml:space="preserve">Mọi tai nạn lao </w:t></w:r><w:r><w:rPr><w:rFonts w:ascii="Times New Roman" w:hAnsi="Times New Roman" w:eastAsia="Microsoft YaHei"/><w:sz w:val="26"/><w:szCs w:val="26"/><w:lang w:eastAsia="zh-CN"/></w:rPr><w:t>đ</w:t></w:r><w:r><w:rPr><w:rFonts w:ascii="Times New Roman" w:hAnsi="Times New Roman"/><w:sz w:val="26"/><w:szCs w:val="26"/><w:lang w:eastAsia="zh-CN"/></w:rPr><w:t>ộng, sự cố kỹ thuật, sự cố ch</w:t></w:r><w:r><w:rPr><w:rFonts w:ascii="Times New Roman" w:hAnsi="Times New Roman" w:eastAsia="Microsoft YaHei"/><w:sz w:val="26"/><w:szCs w:val="26"/><w:lang w:eastAsia="zh-CN"/></w:rPr><w:t>á</w:t></w:r><w:r><w:rPr><w:rFonts w:ascii="Times New Roman" w:hAnsi="Times New Roman"/><w:sz w:val="26"/><w:szCs w:val="26"/><w:lang w:eastAsia="zh-CN"/></w:rPr><w:t>y nổ hoặc thiệt hại ph</w:t></w:r><w:r><w:rPr><w:rFonts w:ascii="Times New Roman" w:hAnsi="Times New Roman" w:eastAsia="Microsoft YaHei"/><w:sz w:val="26"/><w:szCs w:val="26"/><w:lang w:eastAsia="zh-CN"/></w:rPr><w:t>á</w:t></w:r><w:r><w:rPr><w:rFonts w:ascii="Times New Roman" w:hAnsi="Times New Roman"/><w:sz w:val="26"/><w:szCs w:val="26"/><w:lang w:eastAsia="zh-CN"/></w:rPr><w:t>t sinh do lỗi của B</w:t></w:r><w:r><w:rPr><w:rFonts w:ascii="Times New Roman" w:hAnsi="Times New Roman" w:eastAsia="Microsoft YaHei"/><w:sz w:val="26"/><w:szCs w:val="26"/><w:lang w:eastAsia="zh-CN"/></w:rPr><w:t>ê</w:t></w:r><w:r><w:rPr><w:rFonts w:ascii="Times New Roman" w:hAnsi="Times New Roman"/><w:sz w:val="26"/><w:szCs w:val="26"/><w:lang w:eastAsia="zh-CN"/></w:rPr><w:t>n B, kh</w:t></w:r><w:r><w:rPr><w:rFonts w:ascii="Times New Roman" w:hAnsi="Times New Roman" w:eastAsia="Microsoft YaHei"/><w:sz w:val="26"/><w:szCs w:val="26"/><w:lang w:eastAsia="zh-CN"/></w:rPr><w:t>á</w:t></w:r><w:r><w:rPr><w:rFonts w:ascii="Times New Roman" w:hAnsi="Times New Roman"/><w:sz w:val="26"/><w:szCs w:val="26"/><w:lang w:eastAsia="zh-CN"/></w:rPr><w:t>ch mời, nh</w:t></w:r><w:r><w:rPr><w:rFonts w:ascii="Times New Roman" w:hAnsi="Times New Roman" w:eastAsia="Microsoft YaHei"/><w:sz w:val="26"/><w:szCs w:val="26"/><w:lang w:eastAsia="zh-CN"/></w:rPr><w:t>à</w:t></w:r><w:r><w:rPr><w:rFonts w:ascii="Times New Roman" w:hAnsi="Times New Roman"/><w:sz w:val="26"/><w:szCs w:val="26"/><w:lang w:eastAsia="zh-CN"/></w:rPr><w:t xml:space="preserve"> thầu phụ hoặc c</w:t></w:r><w:r><w:rPr><w:rFonts w:ascii="Times New Roman" w:hAnsi="Times New Roman" w:eastAsia="Microsoft YaHei"/><w:sz w:val="26"/><w:szCs w:val="26"/><w:lang w:eastAsia="zh-CN"/></w:rPr><w:t>á</w:t></w:r><w:r><w:rPr><w:rFonts w:ascii="Times New Roman" w:hAnsi="Times New Roman"/><w:sz w:val="26"/><w:szCs w:val="26"/><w:lang w:eastAsia="zh-CN"/></w:rPr><w:t xml:space="preserve">c </w:t></w:r><w:r><w:rPr><w:rFonts w:ascii="Times New Roman" w:hAnsi="Times New Roman" w:eastAsia="Microsoft YaHei"/><w:sz w:val="26"/><w:szCs w:val="26"/><w:lang w:eastAsia="zh-CN"/></w:rPr><w:t>đ</w:t></w:r><w:r><w:rPr><w:rFonts w:ascii="Times New Roman" w:hAnsi="Times New Roman"/><w:sz w:val="26"/><w:szCs w:val="26"/><w:lang w:eastAsia="zh-CN"/></w:rPr><w:t>ơn vị do B</w:t></w:r><w:r><w:rPr><w:rFonts w:ascii="Times New Roman" w:hAnsi="Times New Roman" w:eastAsia="Microsoft YaHei"/><w:sz w:val="26"/><w:szCs w:val="26"/><w:lang w:eastAsia="zh-CN"/></w:rPr><w:t>ê</w:t></w:r><w:r><w:rPr><w:rFonts w:ascii="Times New Roman" w:hAnsi="Times New Roman"/><w:sz w:val="26"/><w:szCs w:val="26"/><w:lang w:eastAsia="zh-CN"/></w:rPr><w:t>n B thu</w:t></w:r><w:r><w:rPr><w:rFonts w:ascii="Times New Roman" w:hAnsi="Times New Roman" w:eastAsia="Microsoft YaHei"/><w:sz w:val="26"/><w:szCs w:val="26"/><w:lang w:eastAsia="zh-CN"/></w:rPr><w:t>ê</w:t></w:r><w:r><w:rPr><w:rFonts w:ascii="Times New Roman" w:hAnsi="Times New Roman"/><w:sz w:val="26"/><w:szCs w:val="26"/><w:lang w:eastAsia="zh-CN"/></w:rPr><w:t xml:space="preserve"> sẽ do B</w:t></w:r><w:r><w:rPr><w:rFonts w:ascii="Times New Roman" w:hAnsi="Times New Roman" w:eastAsia="Microsoft YaHei"/><w:sz w:val="26"/><w:szCs w:val="26"/><w:lang w:eastAsia="zh-CN"/></w:rPr><w:t>ê</w:t></w:r><w:r><w:rPr><w:rFonts w:ascii="Times New Roman" w:hAnsi="Times New Roman"/><w:sz w:val="26"/><w:szCs w:val="26"/><w:lang w:eastAsia="zh-CN"/></w:rPr><w:t>n B ho</w:t></w:r><w:r><w:rPr><w:rFonts w:ascii="Times New Roman" w:hAnsi="Times New Roman" w:eastAsia="Microsoft YaHei"/><w:sz w:val="26"/><w:szCs w:val="26"/><w:lang w:eastAsia="zh-CN"/></w:rPr><w:t>à</w:t></w:r><w:r><w:rPr><w:rFonts w:ascii="Times New Roman" w:hAnsi="Times New Roman"/><w:sz w:val="26"/><w:szCs w:val="26"/><w:lang w:eastAsia="zh-CN"/></w:rPr><w:t>n to</w:t></w:r><w:r><w:rPr><w:rFonts w:ascii="Times New Roman" w:hAnsi="Times New Roman" w:eastAsia="Microsoft YaHei"/><w:sz w:val="26"/><w:szCs w:val="26"/><w:lang w:eastAsia="zh-CN"/></w:rPr><w:t>à</w:t></w:r><w:r><w:rPr><w:rFonts w:ascii="Times New Roman" w:hAnsi="Times New Roman"/><w:sz w:val="26"/><w:szCs w:val="26"/><w:lang w:eastAsia="zh-CN"/></w:rPr><w:t>n chịu tr</w:t></w:r><w:r><w:rPr><w:rFonts w:ascii="Times New Roman" w:hAnsi="Times New Roman" w:eastAsia="Microsoft YaHei"/><w:sz w:val="26"/><w:szCs w:val="26"/><w:lang w:eastAsia="zh-CN"/></w:rPr><w:t>á</w:t></w:r><w:r><w:rPr><w:rFonts w:ascii="Times New Roman" w:hAnsi="Times New Roman"/><w:sz w:val="26"/><w:szCs w:val="26"/><w:lang w:eastAsia="zh-CN"/></w:rPr><w:t>ch nhiệm v</w:t></w:r><w:r><w:rPr><w:rFonts w:ascii="Times New Roman" w:hAnsi="Times New Roman" w:eastAsia="Microsoft YaHei"/><w:sz w:val="26"/><w:szCs w:val="26"/><w:lang w:eastAsia="zh-CN"/></w:rPr><w:t>à</w:t></w:r><w:r><w:rPr><w:rFonts w:ascii="Times New Roman" w:hAnsi="Times New Roman"/><w:sz w:val="26"/><w:szCs w:val="26"/><w:lang w:eastAsia="zh-CN"/></w:rPr><w:t xml:space="preserve"> bồi thường to</w:t></w:r><w:r><w:rPr><w:rFonts w:ascii="Times New Roman" w:hAnsi="Times New Roman" w:eastAsia="Microsoft YaHei"/><w:sz w:val="26"/><w:szCs w:val="26"/><w:lang w:eastAsia="zh-CN"/></w:rPr><w:t>à</w:t></w:r><w:r><w:rPr><w:rFonts w:ascii="Times New Roman" w:hAnsi="Times New Roman"/><w:sz w:val="26"/><w:szCs w:val="26"/><w:lang w:eastAsia="zh-CN"/></w:rPr><w:t>n bộ thiệt hại ph</w:t></w:r><w:r><w:rPr><w:rFonts w:ascii="Times New Roman" w:hAnsi="Times New Roman" w:eastAsia="Microsoft YaHei"/><w:sz w:val="26"/><w:szCs w:val="26"/><w:lang w:eastAsia="zh-CN"/></w:rPr><w:t>á</w:t></w:r><w:r><w:rPr><w:rFonts w:ascii="Times New Roman" w:hAnsi="Times New Roman"/><w:sz w:val="26"/><w:szCs w:val="26"/><w:lang w:eastAsia="zh-CN"/></w:rPr><w:t>t sinh cho B</w:t></w:r><w:r><w:rPr><w:rFonts w:ascii="Times New Roman" w:hAnsi="Times New Roman" w:eastAsia="Microsoft YaHei"/><w:sz w:val="26"/><w:szCs w:val="26"/><w:lang w:eastAsia="zh-CN"/></w:rPr><w:t>ê</w:t></w:r><w:r><w:rPr><w:rFonts w:ascii="Times New Roman" w:hAnsi="Times New Roman"/><w:sz w:val="26"/><w:szCs w:val="26"/><w:lang w:eastAsia="zh-CN"/></w:rPr><w:t>n A v</w:t></w:r><w:r><w:rPr><w:rFonts w:ascii="Times New Roman" w:hAnsi="Times New Roman" w:eastAsia="Microsoft YaHei"/><w:sz w:val="26"/><w:szCs w:val="26"/><w:lang w:eastAsia="zh-CN"/></w:rPr><w:t>à</w:t></w:r><w:r><w:rPr><w:rFonts w:ascii="Times New Roman" w:hAnsi="Times New Roman"/><w:sz w:val="26"/><w:szCs w:val="26"/><w:lang w:eastAsia="zh-CN"/></w:rPr><w:t xml:space="preserve"> c</w:t></w:r><w:r><w:rPr><w:rFonts w:ascii="Times New Roman" w:hAnsi="Times New Roman" w:eastAsia="Microsoft YaHei"/><w:sz w:val="26"/><w:szCs w:val="26"/><w:lang w:eastAsia="zh-CN"/></w:rPr><w:t>á</w:t></w:r><w:r><w:rPr><w:rFonts w:ascii="Times New Roman" w:hAnsi="Times New Roman"/><w:sz w:val="26"/><w:szCs w:val="26"/><w:lang w:eastAsia="zh-CN"/></w:rPr><w:t>c b</w:t></w:r><w:r><w:rPr><w:rFonts w:ascii="Times New Roman" w:hAnsi="Times New Roman" w:eastAsia="Microsoft YaHei"/><w:sz w:val="26"/><w:szCs w:val="26"/><w:lang w:eastAsia="zh-CN"/></w:rPr><w:t>ê</w:t></w:r><w:r><w:rPr><w:rFonts w:ascii="Times New Roman" w:hAnsi="Times New Roman"/><w:sz w:val="26"/><w:szCs w:val="26"/><w:lang w:eastAsia="zh-CN"/></w:rPr><w:t>n li</w:t></w:r><w:r><w:rPr><w:rFonts w:ascii="Times New Roman" w:hAnsi="Times New Roman" w:eastAsia="Microsoft YaHei"/><w:sz w:val="26"/><w:szCs w:val="26"/><w:lang w:eastAsia="zh-CN"/></w:rPr><w:t>ê</w:t></w:r><w:r><w:rPr><w:rFonts w:ascii="Times New Roman" w:hAnsi="Times New Roman"/><w:sz w:val="26"/><w:szCs w:val="26"/><w:lang w:eastAsia="zh-CN"/></w:rPr><w:t>n quan (nếu c</w:t></w:r><w:r><w:rPr><w:rFonts w:ascii="Times New Roman" w:hAnsi="Times New Roman" w:eastAsia="Microsoft YaHei"/><w:sz w:val="26"/><w:szCs w:val="26"/><w:lang w:eastAsia="zh-CN"/></w:rPr><w:t>ó</w:t></w:r><w:r><w:rPr><w:rFonts w:ascii="Times New Roman" w:hAnsi="Times New Roman"/><w:sz w:val="26"/><w:szCs w:val="26"/><w:lang w:eastAsia="zh-CN"/></w:rPr><w:t>).</w:t></w:r></w:p><w:p><w:pPr><w:pStyle w:val="13"/><w:numPr><w:ilvl w:val="0"/><w:numId w:val="7"/></w:numPr><w:shd w:val="clear" w:color="auto" w:fill="FFFFFF" w:themeFill="background1"/><w:spacing w:line="240" w:lineRule="auto"/><w:jc w:val="both"/><w:rPr><w:rFonts w:ascii="Times New Roman" w:hAnsi="Times New Roman"/><w:sz w:val="26"/><w:szCs w:val="26"/><w:lang w:eastAsia="zh-CN"/></w:rPr></w:pPr><w:r><w:rPr><w:rFonts w:ascii="Times New Roman" w:hAnsi="Times New Roman"/><w:sz w:val="26"/><w:szCs w:val="26"/><w:lang w:eastAsia="zh-CN"/></w:rPr><w:t>Bên A có quyền y</w:t></w:r><w:r><w:rPr><w:rFonts w:ascii="Times New Roman" w:hAnsi="Times New Roman" w:eastAsia="Microsoft YaHei"/><w:sz w:val="26"/><w:szCs w:val="26"/><w:lang w:eastAsia="zh-CN"/></w:rPr><w:t>ê</w:t></w:r><w:r><w:rPr><w:rFonts w:ascii="Times New Roman" w:hAnsi="Times New Roman"/><w:sz w:val="26"/><w:szCs w:val="26"/><w:lang w:eastAsia="zh-CN"/></w:rPr><w:t xml:space="preserve">u cầu tạm dừng hoặc </w:t></w:r><w:r><w:rPr><w:rFonts w:ascii="Times New Roman" w:hAnsi="Times New Roman" w:eastAsia="Microsoft YaHei"/><w:sz w:val="26"/><w:szCs w:val="26"/><w:lang w:eastAsia="zh-CN"/></w:rPr><w:t>đì</w:t></w:r><w:r><w:rPr><w:rFonts w:ascii="Times New Roman" w:hAnsi="Times New Roman"/><w:sz w:val="26"/><w:szCs w:val="26"/><w:lang w:eastAsia="zh-CN"/></w:rPr><w:t>nh chỉ ngay bất k</w:t></w:r><w:r><w:rPr><w:rFonts w:ascii="Times New Roman" w:hAnsi="Times New Roman" w:eastAsia="Microsoft YaHei"/><w:sz w:val="26"/><w:szCs w:val="26"/><w:lang w:eastAsia="zh-CN"/></w:rPr><w:t>ỳ</w:t></w:r><w:r><w:rPr><w:rFonts w:ascii="Times New Roman" w:hAnsi="Times New Roman"/><w:sz w:val="26"/><w:szCs w:val="26"/><w:lang w:eastAsia="zh-CN"/></w:rPr><w:t xml:space="preserve"> hoạt </w:t></w:r><w:r><w:rPr><w:rFonts w:ascii="Times New Roman" w:hAnsi="Times New Roman" w:eastAsia="Microsoft YaHei"/><w:sz w:val="26"/><w:szCs w:val="26"/><w:lang w:eastAsia="zh-CN"/></w:rPr><w:t>đ</w:t></w:r><w:r><w:rPr><w:rFonts w:ascii="Times New Roman" w:hAnsi="Times New Roman"/><w:sz w:val="26"/><w:szCs w:val="26"/><w:lang w:eastAsia="zh-CN"/></w:rPr><w:t>ộng thi c</w:t></w:r><w:r><w:rPr><w:rFonts w:ascii="Times New Roman" w:hAnsi="Times New Roman" w:eastAsia="Microsoft YaHei"/><w:sz w:val="26"/><w:szCs w:val="26"/><w:lang w:eastAsia="zh-CN"/></w:rPr><w:t>ô</w:t></w:r><w:r><w:rPr><w:rFonts w:ascii="Times New Roman" w:hAnsi="Times New Roman"/><w:sz w:val="26"/><w:szCs w:val="26"/><w:lang w:eastAsia="zh-CN"/></w:rPr><w:t xml:space="preserve">ng, lắp </w:t></w:r><w:r><w:rPr><w:rFonts w:ascii="Times New Roman" w:hAnsi="Times New Roman" w:eastAsia="Microsoft YaHei"/><w:sz w:val="26"/><w:szCs w:val="26"/><w:lang w:eastAsia="zh-CN"/></w:rPr><w:t>đ</w:t></w:r><w:r><w:rPr><w:rFonts w:ascii="Times New Roman" w:hAnsi="Times New Roman"/><w:sz w:val="26"/><w:szCs w:val="26"/><w:lang w:eastAsia="zh-CN"/></w:rPr><w:t>ặt hoặc vận h</w:t></w:r><w:r><w:rPr><w:rFonts w:ascii="Times New Roman" w:hAnsi="Times New Roman" w:eastAsia="Microsoft YaHei"/><w:sz w:val="26"/><w:szCs w:val="26"/><w:lang w:eastAsia="zh-CN"/></w:rPr><w:t>à</w:t></w:r><w:r><w:rPr><w:rFonts w:ascii="Times New Roman" w:hAnsi="Times New Roman"/><w:sz w:val="26"/><w:szCs w:val="26"/><w:lang w:eastAsia="zh-CN"/></w:rPr><w:t>nh n</w:t></w:r><w:r><w:rPr><w:rFonts w:ascii="Times New Roman" w:hAnsi="Times New Roman" w:eastAsia="Microsoft YaHei"/><w:sz w:val="26"/><w:szCs w:val="26"/><w:lang w:eastAsia="zh-CN"/></w:rPr><w:t>à</w:t></w:r><w:r><w:rPr><w:rFonts w:ascii="Times New Roman" w:hAnsi="Times New Roman"/><w:sz w:val="26"/><w:szCs w:val="26"/><w:lang w:eastAsia="zh-CN"/></w:rPr><w:t>o c</w:t></w:r><w:r><w:rPr><w:rFonts w:ascii="Times New Roman" w:hAnsi="Times New Roman" w:eastAsia="Microsoft YaHei"/><w:sz w:val="26"/><w:szCs w:val="26"/><w:lang w:eastAsia="zh-CN"/></w:rPr><w:t>ó</w:t></w:r><w:r><w:rPr><w:rFonts w:ascii="Times New Roman" w:hAnsi="Times New Roman"/><w:sz w:val="26"/><w:szCs w:val="26"/><w:lang w:eastAsia="zh-CN"/></w:rPr><w:t xml:space="preserve"> dấu hiệu mất an to</w:t></w:r><w:r><w:rPr><w:rFonts w:ascii="Times New Roman" w:hAnsi="Times New Roman" w:eastAsia="Microsoft YaHei"/><w:sz w:val="26"/><w:szCs w:val="26"/><w:lang w:eastAsia="zh-CN"/></w:rPr><w:t>à</w:t></w:r><w:r><w:rPr><w:rFonts w:ascii="Times New Roman" w:hAnsi="Times New Roman"/><w:sz w:val="26"/><w:szCs w:val="26"/><w:lang w:eastAsia="zh-CN"/></w:rPr><w:t xml:space="preserve">n, vi phạm quy </w:t></w:r><w:r><w:rPr><w:rFonts w:ascii="Times New Roman" w:hAnsi="Times New Roman" w:eastAsia="Microsoft YaHei"/><w:sz w:val="26"/><w:szCs w:val="26"/><w:lang w:eastAsia="zh-CN"/></w:rPr><w:t>đ</w:t></w:r><w:r><w:rPr><w:rFonts w:ascii="Times New Roman" w:hAnsi="Times New Roman"/><w:sz w:val="26"/><w:szCs w:val="26"/><w:lang w:eastAsia="zh-CN"/></w:rPr><w:t>ịnh về an to</w:t></w:r><w:r><w:rPr><w:rFonts w:ascii="Times New Roman" w:hAnsi="Times New Roman" w:eastAsia="Microsoft YaHei"/><w:sz w:val="26"/><w:szCs w:val="26"/><w:lang w:eastAsia="zh-CN"/></w:rPr><w:t>à</w:t></w:r><w:r><w:rPr><w:rFonts w:ascii="Times New Roman" w:hAnsi="Times New Roman"/><w:sz w:val="26"/><w:szCs w:val="26"/><w:lang w:eastAsia="zh-CN"/></w:rPr><w:t xml:space="preserve">n lao </w:t></w:r><w:r><w:rPr><w:rFonts w:ascii="Times New Roman" w:hAnsi="Times New Roman" w:eastAsia="Microsoft YaHei"/><w:sz w:val="26"/><w:szCs w:val="26"/><w:lang w:eastAsia="zh-CN"/></w:rPr><w:t>đ</w:t></w:r><w:r><w:rPr><w:rFonts w:ascii="Times New Roman" w:hAnsi="Times New Roman"/><w:sz w:val="26"/><w:szCs w:val="26"/><w:lang w:eastAsia="zh-CN"/></w:rPr><w:t>ộng, ph</w:t></w:r><w:r><w:rPr><w:rFonts w:ascii="Times New Roman" w:hAnsi="Times New Roman" w:eastAsia="Microsoft YaHei"/><w:sz w:val="26"/><w:szCs w:val="26"/><w:lang w:eastAsia="zh-CN"/></w:rPr><w:t>ò</w:t></w:r><w:r><w:rPr><w:rFonts w:ascii="Times New Roman" w:hAnsi="Times New Roman"/><w:sz w:val="26"/><w:szCs w:val="26"/><w:lang w:eastAsia="zh-CN"/></w:rPr><w:t>ng ch</w:t></w:r><w:r><w:rPr><w:rFonts w:ascii="Times New Roman" w:hAnsi="Times New Roman" w:eastAsia="Microsoft YaHei"/><w:sz w:val="26"/><w:szCs w:val="26"/><w:lang w:eastAsia="zh-CN"/></w:rPr><w:t>á</w:t></w:r><w:r><w:rPr><w:rFonts w:ascii="Times New Roman" w:hAnsi="Times New Roman"/><w:sz w:val="26"/><w:szCs w:val="26"/><w:lang w:eastAsia="zh-CN"/></w:rPr><w:t>y chữa ch</w:t></w:r><w:r><w:rPr><w:rFonts w:ascii="Times New Roman" w:hAnsi="Times New Roman" w:eastAsia="Microsoft YaHei"/><w:sz w:val="26"/><w:szCs w:val="26"/><w:lang w:eastAsia="zh-CN"/></w:rPr><w:t>á</w:t></w:r><w:r><w:rPr><w:rFonts w:ascii="Times New Roman" w:hAnsi="Times New Roman"/><w:sz w:val="26"/><w:szCs w:val="26"/><w:lang w:eastAsia="zh-CN"/></w:rPr><w:t>y hoặc c</w:t></w:r><w:r><w:rPr><w:rFonts w:ascii="Times New Roman" w:hAnsi="Times New Roman" w:eastAsia="Microsoft YaHei"/><w:sz w:val="26"/><w:szCs w:val="26"/><w:lang w:eastAsia="zh-CN"/></w:rPr><w:t>ó</w:t></w:r><w:r><w:rPr><w:rFonts w:ascii="Times New Roman" w:hAnsi="Times New Roman"/><w:sz w:val="26"/><w:szCs w:val="26"/><w:lang w:eastAsia="zh-CN"/></w:rPr><w:t xml:space="preserve"> nguy cơ g</w:t></w:r><w:r><w:rPr><w:rFonts w:ascii="Times New Roman" w:hAnsi="Times New Roman" w:eastAsia="Microsoft YaHei"/><w:sz w:val="26"/><w:szCs w:val="26"/><w:lang w:eastAsia="zh-CN"/></w:rPr><w:t>â</w:t></w:r><w:r><w:rPr><w:rFonts w:ascii="Times New Roman" w:hAnsi="Times New Roman"/><w:sz w:val="26"/><w:szCs w:val="26"/><w:lang w:eastAsia="zh-CN"/></w:rPr><w:t xml:space="preserve">y thiệt hại </w:t></w:r><w:r><w:rPr><w:rFonts w:ascii="Times New Roman" w:hAnsi="Times New Roman" w:eastAsia="Microsoft YaHei"/><w:sz w:val="26"/><w:szCs w:val="26"/><w:lang w:eastAsia="zh-CN"/></w:rPr><w:t>đ</w:t></w:r><w:r><w:rPr><w:rFonts w:ascii="Times New Roman" w:hAnsi="Times New Roman"/><w:sz w:val="26"/><w:szCs w:val="26"/><w:lang w:eastAsia="zh-CN"/></w:rPr><w:t>ến con người v</w:t></w:r><w:r><w:rPr><w:rFonts w:ascii="Times New Roman" w:hAnsi="Times New Roman" w:eastAsia="Microsoft YaHei"/><w:sz w:val="26"/><w:szCs w:val="26"/><w:lang w:eastAsia="zh-CN"/></w:rPr><w:t>à</w:t></w:r><w:r><w:rPr><w:rFonts w:ascii="Times New Roman" w:hAnsi="Times New Roman"/><w:sz w:val="26"/><w:szCs w:val="26"/><w:lang w:eastAsia="zh-CN"/></w:rPr><w:t xml:space="preserve"> t</w:t></w:r><w:r><w:rPr><w:rFonts w:ascii="Times New Roman" w:hAnsi="Times New Roman" w:eastAsia="Microsoft YaHei"/><w:sz w:val="26"/><w:szCs w:val="26"/><w:lang w:eastAsia="zh-CN"/></w:rPr><w:t>à</w:t></w:r><w:r><w:rPr><w:rFonts w:ascii="Times New Roman" w:hAnsi="Times New Roman"/><w:sz w:val="26"/><w:szCs w:val="26"/><w:lang w:eastAsia="zh-CN"/></w:rPr><w:t>i sản m</w:t></w:r><w:r><w:rPr><w:rFonts w:ascii="Times New Roman" w:hAnsi="Times New Roman" w:eastAsia="Microsoft YaHei"/><w:sz w:val="26"/><w:szCs w:val="26"/><w:lang w:eastAsia="zh-CN"/></w:rPr><w:t>à</w:t></w:r><w:r><w:rPr><w:rFonts w:ascii="Times New Roman" w:hAnsi="Times New Roman"/><w:sz w:val="26"/><w:szCs w:val="26"/><w:lang w:eastAsia="zh-CN"/></w:rPr><w:t xml:space="preserve"> kh</w:t></w:r><w:r><w:rPr><w:rFonts w:ascii="Times New Roman" w:hAnsi="Times New Roman" w:eastAsia="Microsoft YaHei"/><w:sz w:val="26"/><w:szCs w:val="26"/><w:lang w:eastAsia="zh-CN"/></w:rPr><w:t>ô</w:t></w:r><w:r><w:rPr><w:rFonts w:ascii="Times New Roman" w:hAnsi="Times New Roman"/><w:sz w:val="26"/><w:szCs w:val="26"/><w:lang w:eastAsia="zh-CN"/></w:rPr><w:t>ng phải chịu bất k</w:t></w:r><w:r><w:rPr><w:rFonts w:ascii="Times New Roman" w:hAnsi="Times New Roman" w:eastAsia="Microsoft YaHei"/><w:sz w:val="26"/><w:szCs w:val="26"/><w:lang w:eastAsia="zh-CN"/></w:rPr><w:t>ỳ</w:t></w:r><w:r><w:rPr><w:rFonts w:ascii="Times New Roman" w:hAnsi="Times New Roman"/><w:sz w:val="26"/><w:szCs w:val="26"/><w:lang w:eastAsia="zh-CN"/></w:rPr><w:t xml:space="preserve"> tr</w:t></w:r><w:r><w:rPr><w:rFonts w:ascii="Times New Roman" w:hAnsi="Times New Roman" w:eastAsia="Microsoft YaHei"/><w:sz w:val="26"/><w:szCs w:val="26"/><w:lang w:eastAsia="zh-CN"/></w:rPr><w:t>á</w:t></w:r><w:r><w:rPr><w:rFonts w:ascii="Times New Roman" w:hAnsi="Times New Roman"/><w:sz w:val="26"/><w:szCs w:val="26"/><w:lang w:eastAsia="zh-CN"/></w:rPr><w:t>ch nhiệm bồi thường n</w:t></w:r><w:r><w:rPr><w:rFonts w:ascii="Times New Roman" w:hAnsi="Times New Roman" w:eastAsia="Microsoft YaHei"/><w:sz w:val="26"/><w:szCs w:val="26"/><w:lang w:eastAsia="zh-CN"/></w:rPr><w:t>à</w:t></w:r><w:r><w:rPr><w:rFonts w:ascii="Times New Roman" w:hAnsi="Times New Roman"/><w:sz w:val="26"/><w:szCs w:val="26"/><w:lang w:eastAsia="zh-CN"/></w:rPr><w:t>o.</w:t></w:r></w:p><w:p><w:pPr><w:pStyle w:val="13"/><w:numPr><w:ilvl w:val="0"/><w:numId w:val="7"/></w:numPr><w:shd w:val="clear" w:color="auto" w:fill="FFFFFF" w:themeFill="background1"/><w:spacing w:line="240" w:lineRule="auto"/><w:jc w:val="both"/><w:rPr><w:rFonts w:ascii="Times New Roman" w:hAnsi="Times New Roman"/><w:sz w:val="26"/><w:szCs w:val="26"/><w:lang w:eastAsia="zh-CN"/></w:rPr></w:pPr><w:r><w:rPr><w:rFonts w:ascii="Times New Roman" w:hAnsi="Times New Roman"/><w:sz w:val="26"/><w:szCs w:val="26"/><w:lang w:eastAsia="zh-CN"/></w:rPr><w:t>Trường hợp cơ quan nh</w:t></w:r><w:r><w:rPr><w:rFonts w:ascii="Times New Roman" w:hAnsi="Times New Roman" w:eastAsia="Microsoft YaHei"/><w:sz w:val="26"/><w:szCs w:val="26"/><w:lang w:eastAsia="zh-CN"/></w:rPr><w:t>à</w:t></w:r><w:r><w:rPr><w:rFonts w:ascii="Times New Roman" w:hAnsi="Times New Roman"/><w:sz w:val="26"/><w:szCs w:val="26"/><w:lang w:eastAsia="zh-CN"/></w:rPr><w:t xml:space="preserve"> nước c</w:t></w:r><w:r><w:rPr><w:rFonts w:ascii="Times New Roman" w:hAnsi="Times New Roman" w:eastAsia="Microsoft YaHei"/><w:sz w:val="26"/><w:szCs w:val="26"/><w:lang w:eastAsia="zh-CN"/></w:rPr><w:t>ó</w:t></w:r><w:r><w:rPr><w:rFonts w:ascii="Times New Roman" w:hAnsi="Times New Roman"/><w:sz w:val="26"/><w:szCs w:val="26"/><w:lang w:eastAsia="zh-CN"/></w:rPr><w:t xml:space="preserve"> thẩm quyền y</w:t></w:r><w:r><w:rPr><w:rFonts w:ascii="Times New Roman" w:hAnsi="Times New Roman" w:eastAsia="Microsoft YaHei"/><w:sz w:val="26"/><w:szCs w:val="26"/><w:lang w:eastAsia="zh-CN"/></w:rPr><w:t>ê</w:t></w:r><w:r><w:rPr><w:rFonts w:ascii="Times New Roman" w:hAnsi="Times New Roman"/><w:sz w:val="26"/><w:szCs w:val="26"/><w:lang w:eastAsia="zh-CN"/></w:rPr><w:t xml:space="preserve">u cầu kiểm tra, tạm dừng hoặc </w:t></w:r><w:r><w:rPr><w:rFonts w:ascii="Times New Roman" w:hAnsi="Times New Roman" w:eastAsia="Microsoft YaHei"/><w:sz w:val="26"/><w:szCs w:val="26"/><w:lang w:eastAsia="zh-CN"/></w:rPr><w:t>đì</w:t></w:r><w:r><w:rPr><w:rFonts w:ascii="Times New Roman" w:hAnsi="Times New Roman"/><w:sz w:val="26"/><w:szCs w:val="26"/><w:lang w:eastAsia="zh-CN"/></w:rPr><w:t xml:space="preserve">nh chỉ hoạt </w:t></w:r><w:r><w:rPr><w:rFonts w:ascii="Times New Roman" w:hAnsi="Times New Roman" w:eastAsia="Microsoft YaHei"/><w:sz w:val="26"/><w:szCs w:val="26"/><w:lang w:eastAsia="zh-CN"/></w:rPr><w:t>đ</w:t></w:r><w:r><w:rPr><w:rFonts w:ascii="Times New Roman" w:hAnsi="Times New Roman"/><w:sz w:val="26"/><w:szCs w:val="26"/><w:lang w:eastAsia="zh-CN"/></w:rPr><w:t>ộng thi c</w:t></w:r><w:r><w:rPr><w:rFonts w:ascii="Times New Roman" w:hAnsi="Times New Roman" w:eastAsia="Microsoft YaHei"/><w:sz w:val="26"/><w:szCs w:val="26"/><w:lang w:eastAsia="zh-CN"/></w:rPr><w:t>ô</w:t></w:r><w:r><w:rPr><w:rFonts w:ascii="Times New Roman" w:hAnsi="Times New Roman"/><w:sz w:val="26"/><w:szCs w:val="26"/><w:lang w:eastAsia="zh-CN"/></w:rPr><w:t>ng, vận h</w:t></w:r><w:r><w:rPr><w:rFonts w:ascii="Times New Roman" w:hAnsi="Times New Roman" w:eastAsia="Microsoft YaHei"/><w:sz w:val="26"/><w:szCs w:val="26"/><w:lang w:eastAsia="zh-CN"/></w:rPr><w:t>à</w:t></w:r><w:r><w:rPr><w:rFonts w:ascii="Times New Roman" w:hAnsi="Times New Roman"/><w:sz w:val="26"/><w:szCs w:val="26"/><w:lang w:eastAsia="zh-CN"/></w:rPr><w:t>nh do nguy</w:t></w:r><w:r><w:rPr><w:rFonts w:ascii="Times New Roman" w:hAnsi="Times New Roman" w:eastAsia="Microsoft YaHei"/><w:sz w:val="26"/><w:szCs w:val="26"/><w:lang w:eastAsia="zh-CN"/></w:rPr><w:t>ê</w:t></w:r><w:r><w:rPr><w:rFonts w:ascii="Times New Roman" w:hAnsi="Times New Roman"/><w:sz w:val="26"/><w:szCs w:val="26"/><w:lang w:eastAsia="zh-CN"/></w:rPr><w:t>n nh</w:t></w:r><w:r><w:rPr><w:rFonts w:ascii="Times New Roman" w:hAnsi="Times New Roman" w:eastAsia="Microsoft YaHei"/><w:sz w:val="26"/><w:szCs w:val="26"/><w:lang w:eastAsia="zh-CN"/></w:rPr><w:t>â</w:t></w:r><w:r><w:rPr><w:rFonts w:ascii="Times New Roman" w:hAnsi="Times New Roman"/><w:sz w:val="26"/><w:szCs w:val="26"/><w:lang w:eastAsia="zh-CN"/></w:rPr><w:t>n thuộc tr</w:t></w:r><w:r><w:rPr><w:rFonts w:ascii="Times New Roman" w:hAnsi="Times New Roman" w:eastAsia="Microsoft YaHei"/><w:sz w:val="26"/><w:szCs w:val="26"/><w:lang w:eastAsia="zh-CN"/></w:rPr><w:t>á</w:t></w:r><w:r><w:rPr><w:rFonts w:ascii="Times New Roman" w:hAnsi="Times New Roman"/><w:sz w:val="26"/><w:szCs w:val="26"/><w:lang w:eastAsia="zh-CN"/></w:rPr><w:t>ch nhiệm của B</w:t></w:r><w:r><w:rPr><w:rFonts w:ascii="Times New Roman" w:hAnsi="Times New Roman" w:eastAsia="Microsoft YaHei"/><w:sz w:val="26"/><w:szCs w:val="26"/><w:lang w:eastAsia="zh-CN"/></w:rPr><w:t>ê</w:t></w:r><w:r><w:rPr><w:rFonts w:ascii="Times New Roman" w:hAnsi="Times New Roman"/><w:sz w:val="26"/><w:szCs w:val="26"/><w:lang w:eastAsia="zh-CN"/></w:rPr><w:t>n B hoặc c</w:t></w:r><w:r><w:rPr><w:rFonts w:ascii="Times New Roman" w:hAnsi="Times New Roman" w:eastAsia="Microsoft YaHei"/><w:sz w:val="26"/><w:szCs w:val="26"/><w:lang w:eastAsia="zh-CN"/></w:rPr><w:t>á</w:t></w:r><w:r><w:rPr><w:rFonts w:ascii="Times New Roman" w:hAnsi="Times New Roman"/><w:sz w:val="26"/><w:szCs w:val="26"/><w:lang w:eastAsia="zh-CN"/></w:rPr><w:t xml:space="preserve">c </w:t></w:r><w:r><w:rPr><w:rFonts w:ascii="Times New Roman" w:hAnsi="Times New Roman" w:eastAsia="Microsoft YaHei"/><w:sz w:val="26"/><w:szCs w:val="26"/><w:lang w:eastAsia="zh-CN"/></w:rPr><w:t>đ</w:t></w:r><w:r><w:rPr><w:rFonts w:ascii="Times New Roman" w:hAnsi="Times New Roman"/><w:sz w:val="26"/><w:szCs w:val="26"/><w:lang w:eastAsia="zh-CN"/></w:rPr><w:t>ơn vị do B</w:t></w:r><w:r><w:rPr><w:rFonts w:ascii="Times New Roman" w:hAnsi="Times New Roman" w:eastAsia="Microsoft YaHei"/><w:sz w:val="26"/><w:szCs w:val="26"/><w:lang w:eastAsia="zh-CN"/></w:rPr><w:t>ê</w:t></w:r><w:r><w:rPr><w:rFonts w:ascii="Times New Roman" w:hAnsi="Times New Roman"/><w:sz w:val="26"/><w:szCs w:val="26"/><w:lang w:eastAsia="zh-CN"/></w:rPr><w:t>n B thu</w:t></w:r><w:r><w:rPr><w:rFonts w:ascii="Times New Roman" w:hAnsi="Times New Roman" w:eastAsia="Microsoft YaHei"/><w:sz w:val="26"/><w:szCs w:val="26"/><w:lang w:eastAsia="zh-CN"/></w:rPr><w:t>ê</w:t></w:r><w:r><w:rPr><w:rFonts w:ascii="Times New Roman" w:hAnsi="Times New Roman"/><w:sz w:val="26"/><w:szCs w:val="26"/><w:lang w:eastAsia="zh-CN"/></w:rPr><w:t xml:space="preserve"> th</w:t></w:r><w:r><w:rPr><w:rFonts w:ascii="Times New Roman" w:hAnsi="Times New Roman" w:eastAsia="Microsoft YaHei"/><w:sz w:val="26"/><w:szCs w:val="26"/><w:lang w:eastAsia="zh-CN"/></w:rPr><w:t>ì</w:t></w:r><w:r><w:rPr><w:rFonts w:ascii="Times New Roman" w:hAnsi="Times New Roman"/><w:sz w:val="26"/><w:szCs w:val="26"/><w:lang w:eastAsia="zh-CN"/></w:rPr><w:t xml:space="preserve"> mọi chi ph</w:t></w:r><w:r><w:rPr><w:rFonts w:ascii="Times New Roman" w:hAnsi="Times New Roman" w:eastAsia="Microsoft YaHei"/><w:sz w:val="26"/><w:szCs w:val="26"/><w:lang w:eastAsia="zh-CN"/></w:rPr><w:t>í</w:t></w:r><w:r><w:rPr><w:rFonts w:ascii="Times New Roman" w:hAnsi="Times New Roman"/><w:sz w:val="26"/><w:szCs w:val="26"/><w:lang w:eastAsia="zh-CN"/></w:rPr><w:t>, thiệt hại v</w:t></w:r><w:r><w:rPr><w:rFonts w:ascii="Times New Roman" w:hAnsi="Times New Roman" w:eastAsia="Microsoft YaHei"/><w:sz w:val="26"/><w:szCs w:val="26"/><w:lang w:eastAsia="zh-CN"/></w:rPr><w:t>à</w:t></w:r><w:r><w:rPr><w:rFonts w:ascii="Times New Roman" w:hAnsi="Times New Roman"/><w:sz w:val="26"/><w:szCs w:val="26"/><w:lang w:eastAsia="zh-CN"/></w:rPr><w:t xml:space="preserve"> tr</w:t></w:r><w:r><w:rPr><w:rFonts w:ascii="Times New Roman" w:hAnsi="Times New Roman" w:eastAsia="Microsoft YaHei"/><w:sz w:val="26"/><w:szCs w:val="26"/><w:lang w:eastAsia="zh-CN"/></w:rPr><w:t>á</w:t></w:r><w:r><w:rPr><w:rFonts w:ascii="Times New Roman" w:hAnsi="Times New Roman"/><w:sz w:val="26"/><w:szCs w:val="26"/><w:lang w:eastAsia="zh-CN"/></w:rPr><w:t>ch nhiệm ph</w:t></w:r><w:r><w:rPr><w:rFonts w:ascii="Times New Roman" w:hAnsi="Times New Roman" w:eastAsia="Microsoft YaHei"/><w:sz w:val="26"/><w:szCs w:val="26"/><w:lang w:eastAsia="zh-CN"/></w:rPr><w:t>á</w:t></w:r><w:r><w:rPr><w:rFonts w:ascii="Times New Roman" w:hAnsi="Times New Roman"/><w:sz w:val="26"/><w:szCs w:val="26"/><w:lang w:eastAsia="zh-CN"/></w:rPr><w:t>t sinh sẽ do B</w:t></w:r><w:r><w:rPr><w:rFonts w:ascii="Times New Roman" w:hAnsi="Times New Roman" w:eastAsia="Microsoft YaHei"/><w:sz w:val="26"/><w:szCs w:val="26"/><w:lang w:eastAsia="zh-CN"/></w:rPr><w:t>ê</w:t></w:r><w:r><w:rPr><w:rFonts w:ascii="Times New Roman" w:hAnsi="Times New Roman"/><w:sz w:val="26"/><w:szCs w:val="26"/><w:lang w:eastAsia="zh-CN"/></w:rPr><w:t>n B chịu.</w:t></w:r></w:p><w:p><w:pPr><w:pStyle w:val="13"/><w:numPr><w:ilvl w:val="1"/><w:numId w:val="2"/></w:numPr><w:shd w:val="clear" w:color="auto" w:fill="FFFFFF" w:themeFill="background1"/><w:spacing w:line="360" w:lineRule="auto"/><w:jc w:val="both"/><w:rPr><w:rFonts w:ascii="Times New Roman" w:hAnsi="Times New Roman"/><w:b/><w:bCs/><w:sz w:val="26"/><w:szCs w:val="26"/><w:lang w:eastAsia="zh-CN"/></w:rPr></w:pPr><w:r><w:rPr><w:rFonts w:ascii="Times New Roman" w:hAnsi="Times New Roman"/><w:b/><w:bCs/><w:sz w:val="26"/><w:szCs w:val="26"/><w:lang w:eastAsia="zh-CN"/></w:rPr><w:t>Lưu kho và quản lý hàng hóa</w:t></w:r></w:p><w:p><w:pPr><w:pStyle w:val="13"/><w:numPr><w:ilvl w:val="0"/><w:numId w:val="7"/></w:numPr><w:shd w:val="clear" w:color="auto" w:fill="FFFFFF" w:themeFill="background1"/><w:spacing w:line="240" w:lineRule="auto"/><w:jc w:val="both"/><w:rPr><w:rFonts w:ascii="Times New Roman" w:hAnsi="Times New Roman"/><w:sz w:val="26"/><w:szCs w:val="26"/><w:lang w:eastAsia="zh-CN"/></w:rPr></w:pPr><w:r><w:rPr><w:rFonts w:ascii="Times New Roman" w:hAnsi="Times New Roman"/><w:sz w:val="26"/><w:szCs w:val="26"/><w:lang w:eastAsia="zh-CN"/></w:rPr><w:t>Bên A không cung cấp dịch vụ lưu kho hoặc khu vực lưu giữ h</w:t></w:r><w:r><w:rPr><w:rFonts w:ascii="Times New Roman" w:hAnsi="Times New Roman" w:eastAsia="Microsoft YaHei"/><w:sz w:val="26"/><w:szCs w:val="26"/><w:lang w:eastAsia="zh-CN"/></w:rPr><w:t>à</w:t></w:r><w:r><w:rPr><w:rFonts w:ascii="Times New Roman" w:hAnsi="Times New Roman"/><w:sz w:val="26"/><w:szCs w:val="26"/><w:lang w:eastAsia="zh-CN"/></w:rPr><w:t>ng h</w:t></w:r><w:r><w:rPr><w:rFonts w:ascii="Times New Roman" w:hAnsi="Times New Roman" w:eastAsia="Microsoft YaHei"/><w:sz w:val="26"/><w:szCs w:val="26"/><w:lang w:eastAsia="zh-CN"/></w:rPr><w:t>ó</w:t></w:r><w:r><w:rPr><w:rFonts w:ascii="Times New Roman" w:hAnsi="Times New Roman"/><w:sz w:val="26"/><w:szCs w:val="26"/><w:lang w:eastAsia="zh-CN"/></w:rPr><w:t>a, thiết bị, vật tư, qu</w:t></w:r><w:r><w:rPr><w:rFonts w:ascii="Times New Roman" w:hAnsi="Times New Roman" w:eastAsia="Microsoft YaHei"/><w:sz w:val="26"/><w:szCs w:val="26"/><w:lang w:eastAsia="zh-CN"/></w:rPr><w:t>à</w:t></w:r><w:r><w:rPr><w:rFonts w:ascii="Times New Roman" w:hAnsi="Times New Roman"/><w:sz w:val="26"/><w:szCs w:val="26"/><w:lang w:eastAsia="zh-CN"/></w:rPr><w:t xml:space="preserve"> tặng, t</w:t></w:r><w:r><w:rPr><w:rFonts w:ascii="Times New Roman" w:hAnsi="Times New Roman" w:eastAsia="Microsoft YaHei"/><w:sz w:val="26"/><w:szCs w:val="26"/><w:lang w:eastAsia="zh-CN"/></w:rPr><w:t>à</w:t></w:r><w:r><w:rPr><w:rFonts w:ascii="Times New Roman" w:hAnsi="Times New Roman"/><w:sz w:val="26"/><w:szCs w:val="26"/><w:lang w:eastAsia="zh-CN"/></w:rPr><w:t>i liệu hoặc c</w:t></w:r><w:r><w:rPr><w:rFonts w:ascii="Times New Roman" w:hAnsi="Times New Roman" w:eastAsia="Microsoft YaHei"/><w:sz w:val="26"/><w:szCs w:val="26"/><w:lang w:eastAsia="zh-CN"/></w:rPr><w:t>á</w:t></w:r><w:r><w:rPr><w:rFonts w:ascii="Times New Roman" w:hAnsi="Times New Roman"/><w:sz w:val="26"/><w:szCs w:val="26"/><w:lang w:eastAsia="zh-CN"/></w:rPr><w:t>c t</w:t></w:r><w:r><w:rPr><w:rFonts w:ascii="Times New Roman" w:hAnsi="Times New Roman" w:eastAsia="Microsoft YaHei"/><w:sz w:val="26"/><w:szCs w:val="26"/><w:lang w:eastAsia="zh-CN"/></w:rPr><w:t>à</w:t></w:r><w:r><w:rPr><w:rFonts w:ascii="Times New Roman" w:hAnsi="Times New Roman"/><w:sz w:val="26"/><w:szCs w:val="26"/><w:lang w:eastAsia="zh-CN"/></w:rPr><w:t>i sản kh</w:t></w:r><w:r><w:rPr><w:rFonts w:ascii="Times New Roman" w:hAnsi="Times New Roman" w:eastAsia="Microsoft YaHei"/><w:sz w:val="26"/><w:szCs w:val="26"/><w:lang w:eastAsia="zh-CN"/></w:rPr><w:t>á</w:t></w:r><w:r><w:rPr><w:rFonts w:ascii="Times New Roman" w:hAnsi="Times New Roman"/><w:sz w:val="26"/><w:szCs w:val="26"/><w:lang w:eastAsia="zh-CN"/></w:rPr><w:t>c của B</w:t></w:r><w:r><w:rPr><w:rFonts w:ascii="Times New Roman" w:hAnsi="Times New Roman" w:eastAsia="Microsoft YaHei"/><w:sz w:val="26"/><w:szCs w:val="26"/><w:lang w:eastAsia="zh-CN"/></w:rPr><w:t>ê</w:t></w:r><w:r><w:rPr><w:rFonts w:ascii="Times New Roman" w:hAnsi="Times New Roman"/><w:sz w:val="26"/><w:szCs w:val="26"/><w:lang w:eastAsia="zh-CN"/></w:rPr><w:t>n B trước hoặc sau thời gian tổ chức chương tr</w:t></w:r><w:r><w:rPr><w:rFonts w:ascii="Times New Roman" w:hAnsi="Times New Roman" w:eastAsia="Microsoft YaHei"/><w:sz w:val="26"/><w:szCs w:val="26"/><w:lang w:eastAsia="zh-CN"/></w:rPr><w:t>ì</w:t></w:r><w:r><w:rPr><w:rFonts w:ascii="Times New Roman" w:hAnsi="Times New Roman"/><w:sz w:val="26"/><w:szCs w:val="26"/><w:lang w:eastAsia="zh-CN"/></w:rPr><w:t>nh, trừ trường hợp c</w:t></w:r><w:r><w:rPr><w:rFonts w:ascii="Times New Roman" w:hAnsi="Times New Roman" w:eastAsia="Microsoft YaHei"/><w:sz w:val="26"/><w:szCs w:val="26"/><w:lang w:eastAsia="zh-CN"/></w:rPr><w:t>ó</w:t></w:r><w:r><w:rPr><w:rFonts w:ascii="Times New Roman" w:hAnsi="Times New Roman"/><w:sz w:val="26"/><w:szCs w:val="26"/><w:lang w:eastAsia="zh-CN"/></w:rPr><w:t xml:space="preserve"> thỏa thuận ri</w:t></w:r><w:r><w:rPr><w:rFonts w:ascii="Times New Roman" w:hAnsi="Times New Roman" w:eastAsia="Microsoft YaHei"/><w:sz w:val="26"/><w:szCs w:val="26"/><w:lang w:eastAsia="zh-CN"/></w:rPr><w:t>ê</w:t></w:r><w:r><w:rPr><w:rFonts w:ascii="Times New Roman" w:hAnsi="Times New Roman"/><w:sz w:val="26"/><w:szCs w:val="26"/><w:lang w:eastAsia="zh-CN"/></w:rPr><w:t>ng bằng v</w:t></w:r><w:r><w:rPr><w:rFonts w:ascii="Times New Roman" w:hAnsi="Times New Roman" w:eastAsia="Microsoft YaHei"/><w:sz w:val="26"/><w:szCs w:val="26"/><w:lang w:eastAsia="zh-CN"/></w:rPr><w:t>ă</w:t></w:r><w:r><w:rPr><w:rFonts w:ascii="Times New Roman" w:hAnsi="Times New Roman"/><w:sz w:val="26"/><w:szCs w:val="26"/><w:lang w:eastAsia="zh-CN"/></w:rPr><w:t>n bản giữa hai B</w:t></w:r><w:r><w:rPr><w:rFonts w:ascii="Times New Roman" w:hAnsi="Times New Roman" w:eastAsia="Microsoft YaHei"/><w:sz w:val="26"/><w:szCs w:val="26"/><w:lang w:eastAsia="zh-CN"/></w:rPr><w:t>ê</w:t></w:r><w:r><w:rPr><w:rFonts w:ascii="Times New Roman" w:hAnsi="Times New Roman"/><w:sz w:val="26"/><w:szCs w:val="26"/><w:lang w:eastAsia="zh-CN"/></w:rPr><w:t>n.</w:t></w:r></w:p><w:p><w:pPr><w:pStyle w:val="13"/><w:numPr><w:ilvl w:val="0"/><w:numId w:val="7"/></w:numPr><w:shd w:val="clear" w:color="auto" w:fill="FFFFFF" w:themeFill="background1"/><w:spacing w:line="240" w:lineRule="auto"/><w:jc w:val="both"/><w:rPr><w:rFonts w:ascii="Times New Roman" w:hAnsi="Times New Roman"/><w:sz w:val="26"/><w:szCs w:val="26"/><w:lang w:eastAsia="zh-CN"/></w:rPr></w:pPr><w:r><w:rPr><w:rFonts w:ascii="Times New Roman" w:hAnsi="Times New Roman"/><w:sz w:val="26"/><w:szCs w:val="26"/><w:lang w:eastAsia="zh-CN"/></w:rPr><w:t>Tất cả h</w:t></w:r><w:r><w:rPr><w:rFonts w:ascii="Times New Roman" w:hAnsi="Times New Roman" w:eastAsia="Microsoft YaHei"/><w:sz w:val="26"/><w:szCs w:val="26"/><w:lang w:eastAsia="zh-CN"/></w:rPr><w:t>à</w:t></w:r><w:r><w:rPr><w:rFonts w:ascii="Times New Roman" w:hAnsi="Times New Roman"/><w:sz w:val="26"/><w:szCs w:val="26"/><w:lang w:eastAsia="zh-CN"/></w:rPr><w:t>ng h</w:t></w:r><w:r><w:rPr><w:rFonts w:ascii="Times New Roman" w:hAnsi="Times New Roman" w:eastAsia="Microsoft YaHei"/><w:sz w:val="26"/><w:szCs w:val="26"/><w:lang w:eastAsia="zh-CN"/></w:rPr><w:t>ó</w:t></w:r><w:r><w:rPr><w:rFonts w:ascii="Times New Roman" w:hAnsi="Times New Roman"/><w:sz w:val="26"/><w:szCs w:val="26"/><w:lang w:eastAsia="zh-CN"/></w:rPr><w:t>a, thiết bị, vật tư, qu</w:t></w:r><w:r><w:rPr><w:rFonts w:ascii="Times New Roman" w:hAnsi="Times New Roman" w:eastAsia="Microsoft YaHei"/><w:sz w:val="26"/><w:szCs w:val="26"/><w:lang w:eastAsia="zh-CN"/></w:rPr><w:t>à</w:t></w:r><w:r><w:rPr><w:rFonts w:ascii="Times New Roman" w:hAnsi="Times New Roman"/><w:sz w:val="26"/><w:szCs w:val="26"/><w:lang w:eastAsia="zh-CN"/></w:rPr><w:t xml:space="preserve"> tặng, t</w:t></w:r><w:r><w:rPr><w:rFonts w:ascii="Times New Roman" w:hAnsi="Times New Roman" w:eastAsia="Microsoft YaHei"/><w:sz w:val="26"/><w:szCs w:val="26"/><w:lang w:eastAsia="zh-CN"/></w:rPr><w:t>à</w:t></w:r><w:r><w:rPr><w:rFonts w:ascii="Times New Roman" w:hAnsi="Times New Roman"/><w:sz w:val="26"/><w:szCs w:val="26"/><w:lang w:eastAsia="zh-CN"/></w:rPr><w:t>i liệu v</w:t></w:r><w:r><w:rPr><w:rFonts w:ascii="Times New Roman" w:hAnsi="Times New Roman" w:eastAsia="Microsoft YaHei"/><w:sz w:val="26"/><w:szCs w:val="26"/><w:lang w:eastAsia="zh-CN"/></w:rPr><w:t>à</w:t></w:r><w:r><w:rPr><w:rFonts w:ascii="Times New Roman" w:hAnsi="Times New Roman"/><w:sz w:val="26"/><w:szCs w:val="26"/><w:lang w:eastAsia="zh-CN"/></w:rPr><w:t xml:space="preserve"> c</w:t></w:r><w:r><w:rPr><w:rFonts w:ascii="Times New Roman" w:hAnsi="Times New Roman" w:eastAsia="Microsoft YaHei"/><w:sz w:val="26"/><w:szCs w:val="26"/><w:lang w:eastAsia="zh-CN"/></w:rPr><w:t>á</w:t></w:r><w:r><w:rPr><w:rFonts w:ascii="Times New Roman" w:hAnsi="Times New Roman"/><w:sz w:val="26"/><w:szCs w:val="26"/><w:lang w:eastAsia="zh-CN"/></w:rPr><w:t>c hạng mục phục vụ chương tr</w:t></w:r><w:r><w:rPr><w:rFonts w:ascii="Times New Roman" w:hAnsi="Times New Roman" w:eastAsia="Microsoft YaHei"/><w:sz w:val="26"/><w:szCs w:val="26"/><w:lang w:eastAsia="zh-CN"/></w:rPr><w:t>ì</w:t></w:r><w:r><w:rPr><w:rFonts w:ascii="Times New Roman" w:hAnsi="Times New Roman"/><w:sz w:val="26"/><w:szCs w:val="26"/><w:lang w:eastAsia="zh-CN"/></w:rPr><w:t xml:space="preserve">nh chỉ </w:t></w:r><w:r><w:rPr><w:rFonts w:ascii="Times New Roman" w:hAnsi="Times New Roman" w:eastAsia="Microsoft YaHei"/><w:sz w:val="26"/><w:szCs w:val="26"/><w:lang w:eastAsia="zh-CN"/></w:rPr><w:t>đ</w:t></w:r><w:r><w:rPr><w:rFonts w:ascii="Times New Roman" w:hAnsi="Times New Roman"/><w:sz w:val="26"/><w:szCs w:val="26"/><w:lang w:eastAsia="zh-CN"/></w:rPr><w:t>ược vận chuyển v</w:t></w:r><w:r><w:rPr><w:rFonts w:ascii="Times New Roman" w:hAnsi="Times New Roman" w:eastAsia="Microsoft YaHei"/><w:sz w:val="26"/><w:szCs w:val="26"/><w:lang w:eastAsia="zh-CN"/></w:rPr><w:t>à</w:t></w:r><w:r><w:rPr><w:rFonts w:ascii="Times New Roman" w:hAnsi="Times New Roman"/><w:sz w:val="26"/><w:szCs w:val="26"/><w:lang w:eastAsia="zh-CN"/></w:rPr><w:t xml:space="preserve">o </w:t></w:r><w:r><w:rPr><w:rFonts w:ascii="Times New Roman" w:hAnsi="Times New Roman" w:eastAsia="Microsoft YaHei"/><w:sz w:val="26"/><w:szCs w:val="26"/><w:lang w:eastAsia="zh-CN"/></w:rPr><w:t>đ</w:t></w:r><w:r><w:rPr><w:rFonts w:ascii="Times New Roman" w:hAnsi="Times New Roman"/><w:sz w:val="26"/><w:szCs w:val="26"/><w:lang w:eastAsia="zh-CN"/></w:rPr><w:t xml:space="preserve">ịa </w:t></w:r><w:r><w:rPr><w:rFonts w:ascii="Times New Roman" w:hAnsi="Times New Roman" w:eastAsia="Microsoft YaHei"/><w:sz w:val="26"/><w:szCs w:val="26"/><w:lang w:eastAsia="zh-CN"/></w:rPr><w:t>đ</w:t></w:r><w:r><w:rPr><w:rFonts w:ascii="Times New Roman" w:hAnsi="Times New Roman"/><w:sz w:val="26"/><w:szCs w:val="26"/><w:lang w:eastAsia="zh-CN"/></w:rPr><w:t xml:space="preserve">iểm tổ chức trong thời gian </w:t></w:r><w:r><w:rPr><w:rFonts w:ascii="Times New Roman" w:hAnsi="Times New Roman" w:eastAsia="Microsoft YaHei"/><w:sz w:val="26"/><w:szCs w:val="26"/><w:lang w:eastAsia="zh-CN"/></w:rPr><w:t>đ</w:t></w:r><w:r><w:rPr><w:rFonts w:ascii="Times New Roman" w:hAnsi="Times New Roman"/><w:sz w:val="26"/><w:szCs w:val="26"/><w:lang w:eastAsia="zh-CN"/></w:rPr><w:t>ược B</w:t></w:r><w:r><w:rPr><w:rFonts w:ascii="Times New Roman" w:hAnsi="Times New Roman" w:eastAsia="Microsoft YaHei"/><w:sz w:val="26"/><w:szCs w:val="26"/><w:lang w:eastAsia="zh-CN"/></w:rPr><w:t>ê</w:t></w:r><w:r><w:rPr><w:rFonts w:ascii="Times New Roman" w:hAnsi="Times New Roman"/><w:sz w:val="26"/><w:szCs w:val="26"/><w:lang w:eastAsia="zh-CN"/></w:rPr><w:t>n A chấp thuận v</w:t></w:r><w:r><w:rPr><w:rFonts w:ascii="Times New Roman" w:hAnsi="Times New Roman" w:eastAsia="Microsoft YaHei"/><w:sz w:val="26"/><w:szCs w:val="26"/><w:lang w:eastAsia="zh-CN"/></w:rPr><w:t>à</w:t></w:r><w:r><w:rPr><w:rFonts w:ascii="Times New Roman" w:hAnsi="Times New Roman"/><w:sz w:val="26"/><w:szCs w:val="26"/><w:lang w:eastAsia="zh-CN"/></w:rPr><w:t xml:space="preserve"> phải </w:t></w:r><w:r><w:rPr><w:rFonts w:ascii="Times New Roman" w:hAnsi="Times New Roman" w:eastAsia="Microsoft YaHei"/><w:sz w:val="26"/><w:szCs w:val="26"/><w:lang w:eastAsia="zh-CN"/></w:rPr><w:t>đ</w:t></w:r><w:r><w:rPr><w:rFonts w:ascii="Times New Roman" w:hAnsi="Times New Roman"/><w:sz w:val="26"/><w:szCs w:val="26"/><w:lang w:eastAsia="zh-CN"/></w:rPr><w:t>ược di chuyển, th</w:t></w:r><w:r><w:rPr><w:rFonts w:ascii="Times New Roman" w:hAnsi="Times New Roman" w:eastAsia="Microsoft YaHei"/><w:sz w:val="26"/><w:szCs w:val="26"/><w:lang w:eastAsia="zh-CN"/></w:rPr><w:t>á</w:t></w:r><w:r><w:rPr><w:rFonts w:ascii="Times New Roman" w:hAnsi="Times New Roman"/><w:sz w:val="26"/><w:szCs w:val="26"/><w:lang w:eastAsia="zh-CN"/></w:rPr><w:t xml:space="preserve">o dỡ, thu dọn khỏi </w:t></w:r><w:r><w:rPr><w:rFonts w:ascii="Times New Roman" w:hAnsi="Times New Roman" w:eastAsia="Microsoft YaHei"/><w:sz w:val="26"/><w:szCs w:val="26"/><w:lang w:eastAsia="zh-CN"/></w:rPr><w:t>đ</w:t></w:r><w:r><w:rPr><w:rFonts w:ascii="Times New Roman" w:hAnsi="Times New Roman"/><w:sz w:val="26"/><w:szCs w:val="26"/><w:lang w:eastAsia="zh-CN"/></w:rPr><w:t xml:space="preserve">ịa </w:t></w:r><w:r><w:rPr><w:rFonts w:ascii="Times New Roman" w:hAnsi="Times New Roman" w:eastAsia="Microsoft YaHei"/><w:sz w:val="26"/><w:szCs w:val="26"/><w:lang w:eastAsia="zh-CN"/></w:rPr><w:t>đ</w:t></w:r><w:r><w:rPr><w:rFonts w:ascii="Times New Roman" w:hAnsi="Times New Roman"/><w:sz w:val="26"/><w:szCs w:val="26"/><w:lang w:eastAsia="zh-CN"/></w:rPr><w:t>iểm ngay sau khi kết th</w:t></w:r><w:r><w:rPr><w:rFonts w:ascii="Times New Roman" w:hAnsi="Times New Roman" w:eastAsia="Microsoft YaHei"/><w:sz w:val="26"/><w:szCs w:val="26"/><w:lang w:eastAsia="zh-CN"/></w:rPr><w:t>ú</w:t></w:r><w:r><w:rPr><w:rFonts w:ascii="Times New Roman" w:hAnsi="Times New Roman"/><w:sz w:val="26"/><w:szCs w:val="26"/><w:lang w:eastAsia="zh-CN"/></w:rPr><w:t>c chương tr</w:t></w:r><w:r><w:rPr><w:rFonts w:ascii="Times New Roman" w:hAnsi="Times New Roman" w:eastAsia="Microsoft YaHei"/><w:sz w:val="26"/><w:szCs w:val="26"/><w:lang w:eastAsia="zh-CN"/></w:rPr><w:t>ì</w:t></w:r><w:r><w:rPr><w:rFonts w:ascii="Times New Roman" w:hAnsi="Times New Roman"/><w:sz w:val="26"/><w:szCs w:val="26"/><w:lang w:eastAsia="zh-CN"/></w:rPr><w:t>nh hoặc trong thời hạn do B</w:t></w:r><w:r><w:rPr><w:rFonts w:ascii="Times New Roman" w:hAnsi="Times New Roman" w:eastAsia="Microsoft YaHei"/><w:sz w:val="26"/><w:szCs w:val="26"/><w:lang w:eastAsia="zh-CN"/></w:rPr><w:t>ê</w:t></w:r><w:r><w:rPr><w:rFonts w:ascii="Times New Roman" w:hAnsi="Times New Roman"/><w:sz w:val="26"/><w:szCs w:val="26"/><w:lang w:eastAsia="zh-CN"/></w:rPr><w:t xml:space="preserve">n A quy </w:t></w:r><w:r><w:rPr><w:rFonts w:ascii="Times New Roman" w:hAnsi="Times New Roman" w:eastAsia="Microsoft YaHei"/><w:sz w:val="26"/><w:szCs w:val="26"/><w:lang w:eastAsia="zh-CN"/></w:rPr><w:t>đ</w:t></w:r><w:r><w:rPr><w:rFonts w:ascii="Times New Roman" w:hAnsi="Times New Roman"/><w:sz w:val="26"/><w:szCs w:val="26"/><w:lang w:eastAsia="zh-CN"/></w:rPr><w:t>ịnh.</w:t></w:r></w:p><w:p><w:pPr><w:pStyle w:val="13"/><w:numPr><w:ilvl w:val="0"/><w:numId w:val="7"/></w:numPr><w:shd w:val="clear" w:color="auto" w:fill="FFFFFF" w:themeFill="background1"/><w:spacing w:line="240" w:lineRule="auto"/><w:jc w:val="both"/><w:rPr><w:rFonts w:ascii="Times New Roman" w:hAnsi="Times New Roman"/><w:sz w:val="26"/><w:szCs w:val="26"/><w:lang w:eastAsia="zh-CN"/></w:rPr></w:pPr><w:r><w:rPr><w:rFonts w:ascii="Times New Roman" w:hAnsi="Times New Roman"/><w:sz w:val="26"/><w:szCs w:val="26"/><w:lang w:eastAsia="zh-CN"/></w:rPr><w:t>Bên B tự chịu tr</w:t></w:r><w:r><w:rPr><w:rFonts w:ascii="Times New Roman" w:hAnsi="Times New Roman" w:eastAsia="Microsoft YaHei"/><w:sz w:val="26"/><w:szCs w:val="26"/><w:lang w:eastAsia="zh-CN"/></w:rPr><w:t>á</w:t></w:r><w:r><w:rPr><w:rFonts w:ascii="Times New Roman" w:hAnsi="Times New Roman"/><w:sz w:val="26"/><w:szCs w:val="26"/><w:lang w:eastAsia="zh-CN"/></w:rPr><w:t>ch nhiệm quản l</w:t></w:r><w:r><w:rPr><w:rFonts w:ascii="Times New Roman" w:hAnsi="Times New Roman" w:eastAsia="Microsoft YaHei"/><w:sz w:val="26"/><w:szCs w:val="26"/><w:lang w:eastAsia="zh-CN"/></w:rPr><w:t>ý</w:t></w:r><w:r><w:rPr><w:rFonts w:ascii="Times New Roman" w:hAnsi="Times New Roman"/><w:sz w:val="26"/><w:szCs w:val="26"/><w:lang w:eastAsia="zh-CN"/></w:rPr><w:t>, bảo quản v</w:t></w:r><w:r><w:rPr><w:rFonts w:ascii="Times New Roman" w:hAnsi="Times New Roman" w:eastAsia="Microsoft YaHei"/><w:sz w:val="26"/><w:szCs w:val="26"/><w:lang w:eastAsia="zh-CN"/></w:rPr><w:t>à</w:t></w:r><w:r><w:rPr><w:rFonts w:ascii="Times New Roman" w:hAnsi="Times New Roman"/><w:sz w:val="26"/><w:szCs w:val="26"/><w:lang w:eastAsia="zh-CN"/></w:rPr><w:t xml:space="preserve"> kiểm so</w:t></w:r><w:r><w:rPr><w:rFonts w:ascii="Times New Roman" w:hAnsi="Times New Roman" w:eastAsia="Microsoft YaHei"/><w:sz w:val="26"/><w:szCs w:val="26"/><w:lang w:eastAsia="zh-CN"/></w:rPr><w:t>á</w:t></w:r><w:r><w:rPr><w:rFonts w:ascii="Times New Roman" w:hAnsi="Times New Roman"/><w:sz w:val="26"/><w:szCs w:val="26"/><w:lang w:eastAsia="zh-CN"/></w:rPr><w:t>t to</w:t></w:r><w:r><w:rPr><w:rFonts w:ascii="Times New Roman" w:hAnsi="Times New Roman" w:eastAsia="Microsoft YaHei"/><w:sz w:val="26"/><w:szCs w:val="26"/><w:lang w:eastAsia="zh-CN"/></w:rPr><w:t>à</w:t></w:r><w:r><w:rPr><w:rFonts w:ascii="Times New Roman" w:hAnsi="Times New Roman"/><w:sz w:val="26"/><w:szCs w:val="26"/><w:lang w:eastAsia="zh-CN"/></w:rPr><w:t>n bộ t</w:t></w:r><w:r><w:rPr><w:rFonts w:ascii="Times New Roman" w:hAnsi="Times New Roman" w:eastAsia="Microsoft YaHei"/><w:sz w:val="26"/><w:szCs w:val="26"/><w:lang w:eastAsia="zh-CN"/></w:rPr><w:t>à</w:t></w:r><w:r><w:rPr><w:rFonts w:ascii="Times New Roman" w:hAnsi="Times New Roman"/><w:sz w:val="26"/><w:szCs w:val="26"/><w:lang w:eastAsia="zh-CN"/></w:rPr><w:t>i sản, h</w:t></w:r><w:r><w:rPr><w:rFonts w:ascii="Times New Roman" w:hAnsi="Times New Roman" w:eastAsia="Microsoft YaHei"/><w:sz w:val="26"/><w:szCs w:val="26"/><w:lang w:eastAsia="zh-CN"/></w:rPr><w:t>à</w:t></w:r><w:r><w:rPr><w:rFonts w:ascii="Times New Roman" w:hAnsi="Times New Roman"/><w:sz w:val="26"/><w:szCs w:val="26"/><w:lang w:eastAsia="zh-CN"/></w:rPr><w:t>ng h</w:t></w:r><w:r><w:rPr><w:rFonts w:ascii="Times New Roman" w:hAnsi="Times New Roman" w:eastAsia="Microsoft YaHei"/><w:sz w:val="26"/><w:szCs w:val="26"/><w:lang w:eastAsia="zh-CN"/></w:rPr><w:t>ó</w:t></w:r><w:r><w:rPr><w:rFonts w:ascii="Times New Roman" w:hAnsi="Times New Roman"/><w:sz w:val="26"/><w:szCs w:val="26"/><w:lang w:eastAsia="zh-CN"/></w:rPr><w:t>a, thiết bị, vật tư, qu</w:t></w:r><w:r><w:rPr><w:rFonts w:ascii="Times New Roman" w:hAnsi="Times New Roman" w:eastAsia="Microsoft YaHei"/><w:sz w:val="26"/><w:szCs w:val="26"/><w:lang w:eastAsia="zh-CN"/></w:rPr><w:t>à</w:t></w:r><w:r><w:rPr><w:rFonts w:ascii="Times New Roman" w:hAnsi="Times New Roman"/><w:sz w:val="26"/><w:szCs w:val="26"/><w:lang w:eastAsia="zh-CN"/></w:rPr><w:t xml:space="preserve"> tặng, t</w:t></w:r><w:r><w:rPr><w:rFonts w:ascii="Times New Roman" w:hAnsi="Times New Roman" w:eastAsia="Microsoft YaHei"/><w:sz w:val="26"/><w:szCs w:val="26"/><w:lang w:eastAsia="zh-CN"/></w:rPr><w:t>à</w:t></w:r><w:r><w:rPr><w:rFonts w:ascii="Times New Roman" w:hAnsi="Times New Roman"/><w:sz w:val="26"/><w:szCs w:val="26"/><w:lang w:eastAsia="zh-CN"/></w:rPr><w:t>i liệu v</w:t></w:r><w:r><w:rPr><w:rFonts w:ascii="Times New Roman" w:hAnsi="Times New Roman" w:eastAsia="Microsoft YaHei"/><w:sz w:val="26"/><w:szCs w:val="26"/><w:lang w:eastAsia="zh-CN"/></w:rPr><w:t>à</w:t></w:r><w:r><w:rPr><w:rFonts w:ascii="Times New Roman" w:hAnsi="Times New Roman"/><w:sz w:val="26"/><w:szCs w:val="26"/><w:lang w:eastAsia="zh-CN"/></w:rPr><w:t xml:space="preserve"> c</w:t></w:r><w:r><w:rPr><w:rFonts w:ascii="Times New Roman" w:hAnsi="Times New Roman" w:eastAsia="Microsoft YaHei"/><w:sz w:val="26"/><w:szCs w:val="26"/><w:lang w:eastAsia="zh-CN"/></w:rPr><w:t>á</w:t></w:r><w:r><w:rPr><w:rFonts w:ascii="Times New Roman" w:hAnsi="Times New Roman"/><w:sz w:val="26"/><w:szCs w:val="26"/><w:lang w:eastAsia="zh-CN"/></w:rPr><w:t>c vật dụng kh</w:t></w:r><w:r><w:rPr><w:rFonts w:ascii="Times New Roman" w:hAnsi="Times New Roman" w:eastAsia="Microsoft YaHei"/><w:sz w:val="26"/><w:szCs w:val="26"/><w:lang w:eastAsia="zh-CN"/></w:rPr><w:t>á</w:t></w:r><w:r><w:rPr><w:rFonts w:ascii="Times New Roman" w:hAnsi="Times New Roman"/><w:sz w:val="26"/><w:szCs w:val="26"/><w:lang w:eastAsia="zh-CN"/></w:rPr><w:t>c của m</w:t></w:r><w:r><w:rPr><w:rFonts w:ascii="Times New Roman" w:hAnsi="Times New Roman" w:eastAsia="Microsoft YaHei"/><w:sz w:val="26"/><w:szCs w:val="26"/><w:lang w:eastAsia="zh-CN"/></w:rPr><w:t>ì</w:t></w:r><w:r><w:rPr><w:rFonts w:ascii="Times New Roman" w:hAnsi="Times New Roman"/><w:sz w:val="26"/><w:szCs w:val="26"/><w:lang w:eastAsia="zh-CN"/></w:rPr><w:t>nh hoặc của c</w:t></w:r><w:r><w:rPr><w:rFonts w:ascii="Times New Roman" w:hAnsi="Times New Roman" w:eastAsia="Microsoft YaHei"/><w:sz w:val="26"/><w:szCs w:val="26"/><w:lang w:eastAsia="zh-CN"/></w:rPr><w:t>á</w:t></w:r><w:r><w:rPr><w:rFonts w:ascii="Times New Roman" w:hAnsi="Times New Roman"/><w:sz w:val="26"/><w:szCs w:val="26"/><w:lang w:eastAsia="zh-CN"/></w:rPr><w:t xml:space="preserve">c </w:t></w:r><w:r><w:rPr><w:rFonts w:ascii="Times New Roman" w:hAnsi="Times New Roman" w:eastAsia="Microsoft YaHei"/><w:sz w:val="26"/><w:szCs w:val="26"/><w:lang w:eastAsia="zh-CN"/></w:rPr><w:t>đ</w:t></w:r><w:r><w:rPr><w:rFonts w:ascii="Times New Roman" w:hAnsi="Times New Roman"/><w:sz w:val="26"/><w:szCs w:val="26"/><w:lang w:eastAsia="zh-CN"/></w:rPr><w:t>ơn vị do B</w:t></w:r><w:r><w:rPr><w:rFonts w:ascii="Times New Roman" w:hAnsi="Times New Roman" w:eastAsia="Microsoft YaHei"/><w:sz w:val="26"/><w:szCs w:val="26"/><w:lang w:eastAsia="zh-CN"/></w:rPr><w:t>ê</w:t></w:r><w:r><w:rPr><w:rFonts w:ascii="Times New Roman" w:hAnsi="Times New Roman"/><w:sz w:val="26"/><w:szCs w:val="26"/><w:lang w:eastAsia="zh-CN"/></w:rPr><w:t>n B thu</w:t></w:r><w:r><w:rPr><w:rFonts w:ascii="Times New Roman" w:hAnsi="Times New Roman" w:eastAsia="Microsoft YaHei"/><w:sz w:val="26"/><w:szCs w:val="26"/><w:lang w:eastAsia="zh-CN"/></w:rPr><w:t>ê</w:t></w:r><w:r><w:rPr><w:rFonts w:ascii="Times New Roman" w:hAnsi="Times New Roman"/><w:sz w:val="26"/><w:szCs w:val="26"/><w:lang w:eastAsia="zh-CN"/></w:rPr><w:t xml:space="preserve"> trong suốt qu</w:t></w:r><w:r><w:rPr><w:rFonts w:ascii="Times New Roman" w:hAnsi="Times New Roman" w:eastAsia="Microsoft YaHei"/><w:sz w:val="26"/><w:szCs w:val="26"/><w:lang w:eastAsia="zh-CN"/></w:rPr><w:t>á</w:t></w:r><w:r><w:rPr><w:rFonts w:ascii="Times New Roman" w:hAnsi="Times New Roman"/><w:sz w:val="26"/><w:szCs w:val="26"/><w:lang w:eastAsia="zh-CN"/></w:rPr><w:t xml:space="preserve"> tr</w:t></w:r><w:r><w:rPr><w:rFonts w:ascii="Times New Roman" w:hAnsi="Times New Roman" w:eastAsia="Microsoft YaHei"/><w:sz w:val="26"/><w:szCs w:val="26"/><w:lang w:eastAsia="zh-CN"/></w:rPr><w:t>ì</w:t></w:r><w:r><w:rPr><w:rFonts w:ascii="Times New Roman" w:hAnsi="Times New Roman"/><w:sz w:val="26"/><w:szCs w:val="26"/><w:lang w:eastAsia="zh-CN"/></w:rPr><w:t xml:space="preserve">nh vận chuyển, lắp </w:t></w:r><w:r><w:rPr><w:rFonts w:ascii="Times New Roman" w:hAnsi="Times New Roman" w:eastAsia="Microsoft YaHei"/><w:sz w:val="26"/><w:szCs w:val="26"/><w:lang w:eastAsia="zh-CN"/></w:rPr><w:t>đ</w:t></w:r><w:r><w:rPr><w:rFonts w:ascii="Times New Roman" w:hAnsi="Times New Roman"/><w:sz w:val="26"/><w:szCs w:val="26"/><w:lang w:eastAsia="zh-CN"/></w:rPr><w:t>ặt, tổ chức chương tr</w:t></w:r><w:r><w:rPr><w:rFonts w:ascii="Times New Roman" w:hAnsi="Times New Roman" w:eastAsia="Microsoft YaHei"/><w:sz w:val="26"/><w:szCs w:val="26"/><w:lang w:eastAsia="zh-CN"/></w:rPr><w:t>ì</w:t></w:r><w:r><w:rPr><w:rFonts w:ascii="Times New Roman" w:hAnsi="Times New Roman"/><w:sz w:val="26"/><w:szCs w:val="26"/><w:lang w:eastAsia="zh-CN"/></w:rPr><w:t>nh v</w:t></w:r><w:r><w:rPr><w:rFonts w:ascii="Times New Roman" w:hAnsi="Times New Roman" w:eastAsia="Microsoft YaHei"/><w:sz w:val="26"/><w:szCs w:val="26"/><w:lang w:eastAsia="zh-CN"/></w:rPr><w:t>à</w:t></w:r><w:r><w:rPr><w:rFonts w:ascii="Times New Roman" w:hAnsi="Times New Roman"/><w:sz w:val="26"/><w:szCs w:val="26"/><w:lang w:eastAsia="zh-CN"/></w:rPr><w:t xml:space="preserve"> th</w:t></w:r><w:r><w:rPr><w:rFonts w:ascii="Times New Roman" w:hAnsi="Times New Roman" w:eastAsia="Microsoft YaHei"/><w:sz w:val="26"/><w:szCs w:val="26"/><w:lang w:eastAsia="zh-CN"/></w:rPr><w:t>á</w:t></w:r><w:r><w:rPr><w:rFonts w:ascii="Times New Roman" w:hAnsi="Times New Roman"/><w:sz w:val="26"/><w:szCs w:val="26"/><w:lang w:eastAsia="zh-CN"/></w:rPr><w:t>o dỡ.</w:t></w:r></w:p><w:p><w:pPr><w:pStyle w:val="13"/><w:numPr><w:ilvl w:val="0"/><w:numId w:val="7"/></w:numPr><w:shd w:val="clear" w:color="auto" w:fill="FFFFFF" w:themeFill="background1"/><w:spacing w:line="240" w:lineRule="auto"/><w:jc w:val="both"/><w:rPr><w:rFonts w:ascii="Times New Roman" w:hAnsi="Times New Roman"/><w:sz w:val="26"/><w:szCs w:val="26"/><w:lang w:eastAsia="zh-CN"/></w:rPr></w:pPr><w:r><w:rPr><w:rFonts w:ascii="Times New Roman" w:hAnsi="Times New Roman"/><w:sz w:val="26"/><w:szCs w:val="26"/><w:lang w:eastAsia="zh-CN"/></w:rPr><w:t>Bên A không có trách nhiệm lưu giữ, bảo quản, tr</w:t></w:r><w:r><w:rPr><w:rFonts w:ascii="Times New Roman" w:hAnsi="Times New Roman" w:eastAsia="Microsoft YaHei"/><w:sz w:val="26"/><w:szCs w:val="26"/><w:lang w:eastAsia="zh-CN"/></w:rPr><w:t>ô</w:t></w:r><w:r><w:rPr><w:rFonts w:ascii="Times New Roman" w:hAnsi="Times New Roman"/><w:sz w:val="26"/><w:szCs w:val="26"/><w:lang w:eastAsia="zh-CN"/></w:rPr><w:t xml:space="preserve">ng coi hoặc bồi thường </w:t></w:r><w:r><w:rPr><w:rFonts w:ascii="Times New Roman" w:hAnsi="Times New Roman" w:eastAsia="Microsoft YaHei"/><w:sz w:val="26"/><w:szCs w:val="26"/><w:lang w:eastAsia="zh-CN"/></w:rPr><w:t>đ</w:t></w:r><w:r><w:rPr><w:rFonts w:ascii="Times New Roman" w:hAnsi="Times New Roman"/><w:sz w:val="26"/><w:szCs w:val="26"/><w:lang w:eastAsia="zh-CN"/></w:rPr><w:t>ối với bất k</w:t></w:r><w:r><w:rPr><w:rFonts w:ascii="Times New Roman" w:hAnsi="Times New Roman" w:eastAsia="Microsoft YaHei"/><w:sz w:val="26"/><w:szCs w:val="26"/><w:lang w:eastAsia="zh-CN"/></w:rPr><w:t>ỳ</w:t></w:r><w:r><w:rPr><w:rFonts w:ascii="Times New Roman" w:hAnsi="Times New Roman"/><w:sz w:val="26"/><w:szCs w:val="26"/><w:lang w:eastAsia="zh-CN"/></w:rPr><w:t xml:space="preserve"> t</w:t></w:r><w:r><w:rPr><w:rFonts w:ascii="Times New Roman" w:hAnsi="Times New Roman" w:eastAsia="Microsoft YaHei"/><w:sz w:val="26"/><w:szCs w:val="26"/><w:lang w:eastAsia="zh-CN"/></w:rPr><w:t>à</w:t></w:r><w:r><w:rPr><w:rFonts w:ascii="Times New Roman" w:hAnsi="Times New Roman"/><w:sz w:val="26"/><w:szCs w:val="26"/><w:lang w:eastAsia="zh-CN"/></w:rPr><w:t>i sản, h</w:t></w:r><w:r><w:rPr><w:rFonts w:ascii="Times New Roman" w:hAnsi="Times New Roman" w:eastAsia="Microsoft YaHei"/><w:sz w:val="26"/><w:szCs w:val="26"/><w:lang w:eastAsia="zh-CN"/></w:rPr><w:t>à</w:t></w:r><w:r><w:rPr><w:rFonts w:ascii="Times New Roman" w:hAnsi="Times New Roman"/><w:sz w:val="26"/><w:szCs w:val="26"/><w:lang w:eastAsia="zh-CN"/></w:rPr><w:t>ng h</w:t></w:r><w:r><w:rPr><w:rFonts w:ascii="Times New Roman" w:hAnsi="Times New Roman" w:eastAsia="Microsoft YaHei"/><w:sz w:val="26"/><w:szCs w:val="26"/><w:lang w:eastAsia="zh-CN"/></w:rPr><w:t>ó</w:t></w:r><w:r><w:rPr><w:rFonts w:ascii="Times New Roman" w:hAnsi="Times New Roman"/><w:sz w:val="26"/><w:szCs w:val="26"/><w:lang w:eastAsia="zh-CN"/></w:rPr><w:t>a, thiết bị, vật tư, qu</w:t></w:r><w:r><w:rPr><w:rFonts w:ascii="Times New Roman" w:hAnsi="Times New Roman" w:eastAsia="Microsoft YaHei"/><w:sz w:val="26"/><w:szCs w:val="26"/><w:lang w:eastAsia="zh-CN"/></w:rPr><w:t>à</w:t></w:r><w:r><w:rPr><w:rFonts w:ascii="Times New Roman" w:hAnsi="Times New Roman"/><w:sz w:val="26"/><w:szCs w:val="26"/><w:lang w:eastAsia="zh-CN"/></w:rPr><w:t xml:space="preserve"> tặng hoặc t</w:t></w:r><w:r><w:rPr><w:rFonts w:ascii="Times New Roman" w:hAnsi="Times New Roman" w:eastAsia="Microsoft YaHei"/><w:sz w:val="26"/><w:szCs w:val="26"/><w:lang w:eastAsia="zh-CN"/></w:rPr><w:t>à</w:t></w:r><w:r><w:rPr><w:rFonts w:ascii="Times New Roman" w:hAnsi="Times New Roman"/><w:sz w:val="26"/><w:szCs w:val="26"/><w:lang w:eastAsia="zh-CN"/></w:rPr><w:t>i liệu n</w:t></w:r><w:r><w:rPr><w:rFonts w:ascii="Times New Roman" w:hAnsi="Times New Roman" w:eastAsia="Microsoft YaHei"/><w:sz w:val="26"/><w:szCs w:val="26"/><w:lang w:eastAsia="zh-CN"/></w:rPr><w:t>à</w:t></w:r><w:r><w:rPr><w:rFonts w:ascii="Times New Roman" w:hAnsi="Times New Roman"/><w:sz w:val="26"/><w:szCs w:val="26"/><w:lang w:eastAsia="zh-CN"/></w:rPr><w:t>o của B</w:t></w:r><w:r><w:rPr><w:rFonts w:ascii="Times New Roman" w:hAnsi="Times New Roman" w:eastAsia="Microsoft YaHei"/><w:sz w:val="26"/><w:szCs w:val="26"/><w:lang w:eastAsia="zh-CN"/></w:rPr><w:t>ê</w:t></w:r><w:r><w:rPr><w:rFonts w:ascii="Times New Roman" w:hAnsi="Times New Roman"/><w:sz w:val="26"/><w:szCs w:val="26"/><w:lang w:eastAsia="zh-CN"/></w:rPr><w:t>n B, kh</w:t></w:r><w:r><w:rPr><w:rFonts w:ascii="Times New Roman" w:hAnsi="Times New Roman" w:eastAsia="Microsoft YaHei"/><w:sz w:val="26"/><w:szCs w:val="26"/><w:lang w:eastAsia="zh-CN"/></w:rPr><w:t>á</w:t></w:r><w:r><w:rPr><w:rFonts w:ascii="Times New Roman" w:hAnsi="Times New Roman"/><w:sz w:val="26"/><w:szCs w:val="26"/><w:lang w:eastAsia="zh-CN"/></w:rPr><w:t>ch mời hoặc c</w:t></w:r><w:r><w:rPr><w:rFonts w:ascii="Times New Roman" w:hAnsi="Times New Roman" w:eastAsia="Microsoft YaHei"/><w:sz w:val="26"/><w:szCs w:val="26"/><w:lang w:eastAsia="zh-CN"/></w:rPr><w:t>á</w:t></w:r><w:r><w:rPr><w:rFonts w:ascii="Times New Roman" w:hAnsi="Times New Roman"/><w:sz w:val="26"/><w:szCs w:val="26"/><w:lang w:eastAsia="zh-CN"/></w:rPr><w:t xml:space="preserve">c </w:t></w:r><w:r><w:rPr><w:rFonts w:ascii="Times New Roman" w:hAnsi="Times New Roman" w:eastAsia="Microsoft YaHei"/><w:sz w:val="26"/><w:szCs w:val="26"/><w:lang w:eastAsia="zh-CN"/></w:rPr><w:t>đ</w:t></w:r><w:r><w:rPr><w:rFonts w:ascii="Times New Roman" w:hAnsi="Times New Roman"/><w:sz w:val="26"/><w:szCs w:val="26"/><w:lang w:eastAsia="zh-CN"/></w:rPr><w:t>ơn vị do B</w:t></w:r><w:r><w:rPr><w:rFonts w:ascii="Times New Roman" w:hAnsi="Times New Roman" w:eastAsia="Microsoft YaHei"/><w:sz w:val="26"/><w:szCs w:val="26"/><w:lang w:eastAsia="zh-CN"/></w:rPr><w:t>ê</w:t></w:r><w:r><w:rPr><w:rFonts w:ascii="Times New Roman" w:hAnsi="Times New Roman"/><w:sz w:val="26"/><w:szCs w:val="26"/><w:lang w:eastAsia="zh-CN"/></w:rPr><w:t>n B thu</w:t></w:r><w:r><w:rPr><w:rFonts w:ascii="Times New Roman" w:hAnsi="Times New Roman" w:eastAsia="Microsoft YaHei"/><w:sz w:val="26"/><w:szCs w:val="26"/><w:lang w:eastAsia="zh-CN"/></w:rPr><w:t>ê</w:t></w:r><w:r><w:rPr><w:rFonts w:ascii="Times New Roman" w:hAnsi="Times New Roman"/><w:sz w:val="26"/><w:szCs w:val="26"/><w:lang w:eastAsia="zh-CN"/></w:rPr><w:t xml:space="preserve"> trước, trong hoặc sau thời gian tổ chức chương tr</w:t></w:r><w:r><w:rPr><w:rFonts w:ascii="Times New Roman" w:hAnsi="Times New Roman" w:eastAsia="Microsoft YaHei"/><w:sz w:val="26"/><w:szCs w:val="26"/><w:lang w:eastAsia="zh-CN"/></w:rPr><w:t>ì</w:t></w:r><w:r><w:rPr><w:rFonts w:ascii="Times New Roman" w:hAnsi="Times New Roman"/><w:sz w:val="26"/><w:szCs w:val="26"/><w:lang w:eastAsia="zh-CN"/></w:rPr><w:t>nh, trừ trường hợp c</w:t></w:r><w:r><w:rPr><w:rFonts w:ascii="Times New Roman" w:hAnsi="Times New Roman" w:eastAsia="Microsoft YaHei"/><w:sz w:val="26"/><w:szCs w:val="26"/><w:lang w:eastAsia="zh-CN"/></w:rPr><w:t>ó</w:t></w:r><w:r><w:rPr><w:rFonts w:ascii="Times New Roman" w:hAnsi="Times New Roman"/><w:sz w:val="26"/><w:szCs w:val="26"/><w:lang w:eastAsia="zh-CN"/></w:rPr><w:t xml:space="preserve"> c</w:t></w:r><w:r><w:rPr><w:rFonts w:ascii="Times New Roman" w:hAnsi="Times New Roman" w:eastAsia="Microsoft YaHei"/><w:sz w:val="26"/><w:szCs w:val="26"/><w:lang w:eastAsia="zh-CN"/></w:rPr><w:t>ă</w:t></w:r><w:r><w:rPr><w:rFonts w:ascii="Times New Roman" w:hAnsi="Times New Roman"/><w:sz w:val="26"/><w:szCs w:val="26"/><w:lang w:eastAsia="zh-CN"/></w:rPr><w:t>n cứ x</w:t></w:r><w:r><w:rPr><w:rFonts w:ascii="Times New Roman" w:hAnsi="Times New Roman" w:eastAsia="Microsoft YaHei"/><w:sz w:val="26"/><w:szCs w:val="26"/><w:lang w:eastAsia="zh-CN"/></w:rPr><w:t>á</w:t></w:r><w:r><w:rPr><w:rFonts w:ascii="Times New Roman" w:hAnsi="Times New Roman"/><w:sz w:val="26"/><w:szCs w:val="26"/><w:lang w:eastAsia="zh-CN"/></w:rPr><w:t xml:space="preserve">c </w:t></w:r><w:r><w:rPr><w:rFonts w:ascii="Times New Roman" w:hAnsi="Times New Roman" w:eastAsia="Microsoft YaHei"/><w:sz w:val="26"/><w:szCs w:val="26"/><w:lang w:eastAsia="zh-CN"/></w:rPr><w:t>đ</w:t></w:r><w:r><w:rPr><w:rFonts w:ascii="Times New Roman" w:hAnsi="Times New Roman"/><w:sz w:val="26"/><w:szCs w:val="26"/><w:lang w:eastAsia="zh-CN"/></w:rPr><w:t>ịnh thiệt hại ph</w:t></w:r><w:r><w:rPr><w:rFonts w:ascii="Times New Roman" w:hAnsi="Times New Roman" w:eastAsia="Microsoft YaHei"/><w:sz w:val="26"/><w:szCs w:val="26"/><w:lang w:eastAsia="zh-CN"/></w:rPr><w:t>á</w:t></w:r><w:r><w:rPr><w:rFonts w:ascii="Times New Roman" w:hAnsi="Times New Roman"/><w:sz w:val="26"/><w:szCs w:val="26"/><w:lang w:eastAsia="zh-CN"/></w:rPr><w:t xml:space="preserve">t sinh trực tiếp do lỗi cố </w:t></w:r><w:r><w:rPr><w:rFonts w:ascii="Times New Roman" w:hAnsi="Times New Roman" w:eastAsia="Microsoft YaHei"/><w:sz w:val="26"/><w:szCs w:val="26"/><w:lang w:eastAsia="zh-CN"/></w:rPr><w:t>ý</w:t></w:r><w:r><w:rPr><w:rFonts w:ascii="Times New Roman" w:hAnsi="Times New Roman"/><w:sz w:val="26"/><w:szCs w:val="26"/><w:lang w:eastAsia="zh-CN"/></w:rPr><w:t xml:space="preserve"> của B</w:t></w:r><w:r><w:rPr><w:rFonts w:ascii="Times New Roman" w:hAnsi="Times New Roman" w:eastAsia="Microsoft YaHei"/><w:sz w:val="26"/><w:szCs w:val="26"/><w:lang w:eastAsia="zh-CN"/></w:rPr><w:t>ê</w:t></w:r><w:r><w:rPr><w:rFonts w:ascii="Times New Roman" w:hAnsi="Times New Roman"/><w:sz w:val="26"/><w:szCs w:val="26"/><w:lang w:eastAsia="zh-CN"/></w:rPr><w:t>n A.</w:t></w:r></w:p><w:p><w:pPr><w:pStyle w:val="13"/><w:numPr><w:ilvl w:val="0"/><w:numId w:val="7"/></w:numPr><w:shd w:val="clear" w:color="auto" w:fill="FFFFFF" w:themeFill="background1"/><w:spacing w:line="240" w:lineRule="auto"/><w:jc w:val="both"/><w:rPr><w:rFonts w:ascii="Times New Roman" w:hAnsi="Times New Roman"/><w:sz w:val="26"/><w:szCs w:val="26"/><w:lang w:eastAsia="zh-CN"/></w:rPr></w:pPr><w:r><w:rPr><w:rFonts w:ascii="Times New Roman" w:hAnsi="Times New Roman"/><w:sz w:val="26"/><w:szCs w:val="26"/><w:lang w:eastAsia="zh-CN"/></w:rPr><w:t>Trường hợp B</w:t></w:r><w:r><w:rPr><w:rFonts w:ascii="Times New Roman" w:hAnsi="Times New Roman" w:eastAsia="Microsoft YaHei"/><w:sz w:val="26"/><w:szCs w:val="26"/><w:lang w:eastAsia="zh-CN"/></w:rPr><w:t>ê</w:t></w:r><w:r><w:rPr><w:rFonts w:ascii="Times New Roman" w:hAnsi="Times New Roman"/><w:sz w:val="26"/><w:szCs w:val="26"/><w:lang w:eastAsia="zh-CN"/></w:rPr><w:t>n B kh</w:t></w:r><w:r><w:rPr><w:rFonts w:ascii="Times New Roman" w:hAnsi="Times New Roman" w:eastAsia="Microsoft YaHei"/><w:sz w:val="26"/><w:szCs w:val="26"/><w:lang w:eastAsia="zh-CN"/></w:rPr><w:t>ô</w:t></w:r><w:r><w:rPr><w:rFonts w:ascii="Times New Roman" w:hAnsi="Times New Roman"/><w:sz w:val="26"/><w:szCs w:val="26"/><w:lang w:eastAsia="zh-CN"/></w:rPr><w:t>ng di chuyển hoặc thu dọn t</w:t></w:r><w:r><w:rPr><w:rFonts w:ascii="Times New Roman" w:hAnsi="Times New Roman" w:eastAsia="Microsoft YaHei"/><w:sz w:val="26"/><w:szCs w:val="26"/><w:lang w:eastAsia="zh-CN"/></w:rPr><w:t>à</w:t></w:r><w:r><w:rPr><w:rFonts w:ascii="Times New Roman" w:hAnsi="Times New Roman"/><w:sz w:val="26"/><w:szCs w:val="26"/><w:lang w:eastAsia="zh-CN"/></w:rPr><w:t>i sản, h</w:t></w:r><w:r><w:rPr><w:rFonts w:ascii="Times New Roman" w:hAnsi="Times New Roman" w:eastAsia="Microsoft YaHei"/><w:sz w:val="26"/><w:szCs w:val="26"/><w:lang w:eastAsia="zh-CN"/></w:rPr><w:t>à</w:t></w:r><w:r><w:rPr><w:rFonts w:ascii="Times New Roman" w:hAnsi="Times New Roman"/><w:sz w:val="26"/><w:szCs w:val="26"/><w:lang w:eastAsia="zh-CN"/></w:rPr><w:t>ng h</w:t></w:r><w:r><w:rPr><w:rFonts w:ascii="Times New Roman" w:hAnsi="Times New Roman" w:eastAsia="Microsoft YaHei"/><w:sz w:val="26"/><w:szCs w:val="26"/><w:lang w:eastAsia="zh-CN"/></w:rPr><w:t>ó</w:t></w:r><w:r><w:rPr><w:rFonts w:ascii="Times New Roman" w:hAnsi="Times New Roman"/><w:sz w:val="26"/><w:szCs w:val="26"/><w:lang w:eastAsia="zh-CN"/></w:rPr><w:t xml:space="preserve">a, thiết bị hoặc vật tư theo </w:t></w:r><w:r><w:rPr><w:rFonts w:ascii="Times New Roman" w:hAnsi="Times New Roman" w:eastAsia="Microsoft YaHei"/><w:sz w:val="26"/><w:szCs w:val="26"/><w:lang w:eastAsia="zh-CN"/></w:rPr><w:t>đú</w:t></w:r><w:r><w:rPr><w:rFonts w:ascii="Times New Roman" w:hAnsi="Times New Roman"/><w:sz w:val="26"/><w:szCs w:val="26"/><w:lang w:eastAsia="zh-CN"/></w:rPr><w:t xml:space="preserve">ng thời hạn </w:t></w:r><w:r><w:rPr><w:rFonts w:ascii="Times New Roman" w:hAnsi="Times New Roman" w:eastAsia="Microsoft YaHei"/><w:sz w:val="26"/><w:szCs w:val="26"/><w:lang w:eastAsia="zh-CN"/></w:rPr><w:t>đã</w:t></w:r><w:r><w:rPr><w:rFonts w:ascii="Times New Roman" w:hAnsi="Times New Roman"/><w:sz w:val="26"/><w:szCs w:val="26"/><w:lang w:eastAsia="zh-CN"/></w:rPr><w:t xml:space="preserve"> </w:t></w:r><w:r><w:rPr><w:rFonts w:ascii="Times New Roman" w:hAnsi="Times New Roman" w:eastAsia="Microsoft YaHei"/><w:sz w:val="26"/><w:szCs w:val="26"/><w:lang w:eastAsia="zh-CN"/></w:rPr><w:t>đ</w:t></w:r><w:r><w:rPr><w:rFonts w:ascii="Times New Roman" w:hAnsi="Times New Roman"/><w:sz w:val="26"/><w:szCs w:val="26"/><w:lang w:eastAsia="zh-CN"/></w:rPr><w:t>ược th</w:t></w:r><w:r><w:rPr><w:rFonts w:ascii="Times New Roman" w:hAnsi="Times New Roman" w:eastAsia="Microsoft YaHei"/><w:sz w:val="26"/><w:szCs w:val="26"/><w:lang w:eastAsia="zh-CN"/></w:rPr><w:t>ô</w:t></w:r><w:r><w:rPr><w:rFonts w:ascii="Times New Roman" w:hAnsi="Times New Roman"/><w:sz w:val="26"/><w:szCs w:val="26"/><w:lang w:eastAsia="zh-CN"/></w:rPr><w:t>ng b</w:t></w:r><w:r><w:rPr><w:rFonts w:ascii="Times New Roman" w:hAnsi="Times New Roman" w:eastAsia="Microsoft YaHei"/><w:sz w:val="26"/><w:szCs w:val="26"/><w:lang w:eastAsia="zh-CN"/></w:rPr><w:t>á</w:t></w:r><w:r><w:rPr><w:rFonts w:ascii="Times New Roman" w:hAnsi="Times New Roman"/><w:sz w:val="26"/><w:szCs w:val="26"/><w:lang w:eastAsia="zh-CN"/></w:rPr><w:t>o, B</w:t></w:r><w:r><w:rPr><w:rFonts w:ascii="Times New Roman" w:hAnsi="Times New Roman" w:eastAsia="Microsoft YaHei"/><w:sz w:val="26"/><w:szCs w:val="26"/><w:lang w:eastAsia="zh-CN"/></w:rPr><w:t>ê</w:t></w:r><w:r><w:rPr><w:rFonts w:ascii="Times New Roman" w:hAnsi="Times New Roman"/><w:sz w:val="26"/><w:szCs w:val="26"/><w:lang w:eastAsia="zh-CN"/></w:rPr><w:t>n A c</w:t></w:r><w:r><w:rPr><w:rFonts w:ascii="Times New Roman" w:hAnsi="Times New Roman" w:eastAsia="Microsoft YaHei"/><w:sz w:val="26"/><w:szCs w:val="26"/><w:lang w:eastAsia="zh-CN"/></w:rPr><w:t>ó</w:t></w:r><w:r><w:rPr><w:rFonts w:ascii="Times New Roman" w:hAnsi="Times New Roman"/><w:sz w:val="26"/><w:szCs w:val="26"/><w:lang w:eastAsia="zh-CN"/></w:rPr><w:t xml:space="preserve"> quyền y</w:t></w:r><w:r><w:rPr><w:rFonts w:ascii="Times New Roman" w:hAnsi="Times New Roman" w:eastAsia="Microsoft YaHei"/><w:sz w:val="26"/><w:szCs w:val="26"/><w:lang w:eastAsia="zh-CN"/></w:rPr><w:t>ê</w:t></w:r><w:r><w:rPr><w:rFonts w:ascii="Times New Roman" w:hAnsi="Times New Roman"/><w:sz w:val="26"/><w:szCs w:val="26"/><w:lang w:eastAsia="zh-CN"/></w:rPr><w:t>u cầu B</w:t></w:r><w:r><w:rPr><w:rFonts w:ascii="Times New Roman" w:hAnsi="Times New Roman" w:eastAsia="Microsoft YaHei"/><w:sz w:val="26"/><w:szCs w:val="26"/><w:lang w:eastAsia="zh-CN"/></w:rPr><w:t>ê</w:t></w:r><w:r><w:rPr><w:rFonts w:ascii="Times New Roman" w:hAnsi="Times New Roman"/><w:sz w:val="26"/><w:szCs w:val="26"/><w:lang w:eastAsia="zh-CN"/></w:rPr><w:t xml:space="preserve">n B thực hiện ngay hoặc </w:t></w:r><w:r><w:rPr><w:rFonts w:ascii="Times New Roman" w:hAnsi="Times New Roman" w:eastAsia="Microsoft YaHei"/><w:sz w:val="26"/><w:szCs w:val="26"/><w:lang w:eastAsia="zh-CN"/></w:rPr><w:t>á</w:t></w:r><w:r><w:rPr><w:rFonts w:ascii="Times New Roman" w:hAnsi="Times New Roman"/><w:sz w:val="26"/><w:szCs w:val="26"/><w:lang w:eastAsia="zh-CN"/></w:rPr><w:t>p dụng c</w:t></w:r><w:r><w:rPr><w:rFonts w:ascii="Times New Roman" w:hAnsi="Times New Roman" w:eastAsia="Microsoft YaHei"/><w:sz w:val="26"/><w:szCs w:val="26"/><w:lang w:eastAsia="zh-CN"/></w:rPr><w:t>á</w:t></w:r><w:r><w:rPr><w:rFonts w:ascii="Times New Roman" w:hAnsi="Times New Roman"/><w:sz w:val="26"/><w:szCs w:val="26"/><w:lang w:eastAsia="zh-CN"/></w:rPr><w:t>c biện ph</w:t></w:r><w:r><w:rPr><w:rFonts w:ascii="Times New Roman" w:hAnsi="Times New Roman" w:eastAsia="Microsoft YaHei"/><w:sz w:val="26"/><w:szCs w:val="26"/><w:lang w:eastAsia="zh-CN"/></w:rPr><w:t>á</w:t></w:r><w:r><w:rPr><w:rFonts w:ascii="Times New Roman" w:hAnsi="Times New Roman"/><w:sz w:val="26"/><w:szCs w:val="26"/><w:lang w:eastAsia="zh-CN"/></w:rPr><w:t xml:space="preserve">p cần thiết </w:t></w:r><w:r><w:rPr><w:rFonts w:ascii="Times New Roman" w:hAnsi="Times New Roman" w:eastAsia="Microsoft YaHei"/><w:sz w:val="26"/><w:szCs w:val="26"/><w:lang w:eastAsia="zh-CN"/></w:rPr><w:t>đ</w:t></w:r><w:r><w:rPr><w:rFonts w:ascii="Times New Roman" w:hAnsi="Times New Roman"/><w:sz w:val="26"/><w:szCs w:val="26"/><w:lang w:eastAsia="zh-CN"/></w:rPr><w:t xml:space="preserve">ể bảo </w:t></w:r><w:r><w:rPr><w:rFonts w:ascii="Times New Roman" w:hAnsi="Times New Roman" w:eastAsia="Microsoft YaHei"/><w:sz w:val="26"/><w:szCs w:val="26"/><w:lang w:eastAsia="zh-CN"/></w:rPr><w:t>đ</w:t></w:r><w:r><w:rPr><w:rFonts w:ascii="Times New Roman" w:hAnsi="Times New Roman"/><w:sz w:val="26"/><w:szCs w:val="26"/><w:lang w:eastAsia="zh-CN"/></w:rPr><w:t xml:space="preserve">ảm hoạt </w:t></w:r><w:r><w:rPr><w:rFonts w:ascii="Times New Roman" w:hAnsi="Times New Roman" w:eastAsia="Microsoft YaHei"/><w:sz w:val="26"/><w:szCs w:val="26"/><w:lang w:eastAsia="zh-CN"/></w:rPr><w:t>đ</w:t></w:r><w:r><w:rPr><w:rFonts w:ascii="Times New Roman" w:hAnsi="Times New Roman"/><w:sz w:val="26"/><w:szCs w:val="26"/><w:lang w:eastAsia="zh-CN"/></w:rPr><w:t>ộng b</w:t></w:r><w:r><w:rPr><w:rFonts w:ascii="Times New Roman" w:hAnsi="Times New Roman" w:eastAsia="Microsoft YaHei"/><w:sz w:val="26"/><w:szCs w:val="26"/><w:lang w:eastAsia="zh-CN"/></w:rPr><w:t>ì</w:t></w:r><w:r><w:rPr><w:rFonts w:ascii="Times New Roman" w:hAnsi="Times New Roman"/><w:sz w:val="26"/><w:szCs w:val="26"/><w:lang w:eastAsia="zh-CN"/></w:rPr><w:t xml:space="preserve">nh thường của </w:t></w:r><w:r><w:rPr><w:rFonts w:ascii="Times New Roman" w:hAnsi="Times New Roman" w:eastAsia="Microsoft YaHei"/><w:sz w:val="26"/><w:szCs w:val="26"/><w:lang w:eastAsia="zh-CN"/></w:rPr><w:t>đ</w:t></w:r><w:r><w:rPr><w:rFonts w:ascii="Times New Roman" w:hAnsi="Times New Roman"/><w:sz w:val="26"/><w:szCs w:val="26"/><w:lang w:eastAsia="zh-CN"/></w:rPr><w:t xml:space="preserve">ịa </w:t></w:r><w:r><w:rPr><w:rFonts w:ascii="Times New Roman" w:hAnsi="Times New Roman" w:eastAsia="Microsoft YaHei"/><w:sz w:val="26"/><w:szCs w:val="26"/><w:lang w:eastAsia="zh-CN"/></w:rPr><w:t>đ</w:t></w:r><w:r><w:rPr><w:rFonts w:ascii="Times New Roman" w:hAnsi="Times New Roman"/><w:sz w:val="26"/><w:szCs w:val="26"/><w:lang w:eastAsia="zh-CN"/></w:rPr><w:t>iểm tổ chức. Mọi chi ph</w:t></w:r><w:r><w:rPr><w:rFonts w:ascii="Times New Roman" w:hAnsi="Times New Roman" w:eastAsia="Microsoft YaHei"/><w:sz w:val="26"/><w:szCs w:val="26"/><w:lang w:eastAsia="zh-CN"/></w:rPr><w:t>í</w:t></w:r><w:r><w:rPr><w:rFonts w:ascii="Times New Roman" w:hAnsi="Times New Roman"/><w:sz w:val="26"/><w:szCs w:val="26"/><w:lang w:eastAsia="zh-CN"/></w:rPr><w:t xml:space="preserve"> ph</w:t></w:r><w:r><w:rPr><w:rFonts w:ascii="Times New Roman" w:hAnsi="Times New Roman" w:eastAsia="Microsoft YaHei"/><w:sz w:val="26"/><w:szCs w:val="26"/><w:lang w:eastAsia="zh-CN"/></w:rPr><w:t>á</w:t></w:r><w:r><w:rPr><w:rFonts w:ascii="Times New Roman" w:hAnsi="Times New Roman"/><w:sz w:val="26"/><w:szCs w:val="26"/><w:lang w:eastAsia="zh-CN"/></w:rPr><w:t>t sinh li</w:t></w:r><w:r><w:rPr><w:rFonts w:ascii="Times New Roman" w:hAnsi="Times New Roman" w:eastAsia="Microsoft YaHei"/><w:sz w:val="26"/><w:szCs w:val="26"/><w:lang w:eastAsia="zh-CN"/></w:rPr><w:t>ê</w:t></w:r><w:r><w:rPr><w:rFonts w:ascii="Times New Roman" w:hAnsi="Times New Roman"/><w:sz w:val="26"/><w:szCs w:val="26"/><w:lang w:eastAsia="zh-CN"/></w:rPr><w:t>n quan sẽ do B</w:t></w:r><w:r><w:rPr><w:rFonts w:ascii="Times New Roman" w:hAnsi="Times New Roman" w:eastAsia="Microsoft YaHei"/><w:sz w:val="26"/><w:szCs w:val="26"/><w:lang w:eastAsia="zh-CN"/></w:rPr><w:t>ê</w:t></w:r><w:r><w:rPr><w:rFonts w:ascii="Times New Roman" w:hAnsi="Times New Roman"/><w:sz w:val="26"/><w:szCs w:val="26"/><w:lang w:eastAsia="zh-CN"/></w:rPr><w:t>n B chịu tr</w:t></w:r><w:r><w:rPr><w:rFonts w:ascii="Times New Roman" w:hAnsi="Times New Roman" w:eastAsia="Microsoft YaHei"/><w:sz w:val="26"/><w:szCs w:val="26"/><w:lang w:eastAsia="zh-CN"/></w:rPr><w:t>á</w:t></w:r><w:r><w:rPr><w:rFonts w:ascii="Times New Roman" w:hAnsi="Times New Roman"/><w:sz w:val="26"/><w:szCs w:val="26"/><w:lang w:eastAsia="zh-CN"/></w:rPr><w:t>ch nhiệm thanh to</w:t></w:r><w:r><w:rPr><w:rFonts w:ascii="Times New Roman" w:hAnsi="Times New Roman" w:eastAsia="Microsoft YaHei"/><w:sz w:val="26"/><w:szCs w:val="26"/><w:lang w:eastAsia="zh-CN"/></w:rPr><w:t>á</w:t></w:r><w:r><w:rPr><w:rFonts w:ascii="Times New Roman" w:hAnsi="Times New Roman"/><w:sz w:val="26"/><w:szCs w:val="26"/><w:lang w:eastAsia="zh-CN"/></w:rPr><w:t>n.</w:t></w:r></w:p><w:p><w:pPr><w:pStyle w:val="13"/><w:numPr><w:ilvl w:val="1"/><w:numId w:val="2"/></w:numPr><w:shd w:val="clear" w:color="auto" w:fill="FFFFFF" w:themeFill="background1"/><w:tabs><w:tab w:val="left" w:pos="425"/></w:tabs><w:spacing w:line="360" w:lineRule="auto"/><w:jc w:val="both"/><w:rPr><w:rFonts w:ascii="Times New Roman" w:hAnsi="Times New Roman"/><w:b/><w:sz w:val="26"/><w:szCs w:val="26"/><w:lang w:eastAsia="zh-CN"/></w:rPr></w:pPr><w:r><w:rPr><w:rFonts w:ascii="Times New Roman" w:hAnsi="Times New Roman"/><w:b/><w:sz w:val="26"/><w:szCs w:val="26"/><w:lang w:eastAsia="zh-CN"/></w:rPr><w:t xml:space="preserve">Các nội dung khác: </w:t></w:r></w:p><w:p><w:pPr><w:pStyle w:val="13"/><w:numPr><w:ilvl w:val="0"/><w:numId w:val="7"/></w:numPr><w:shd w:val="clear" w:color="auto" w:fill="FFFFFF" w:themeFill="background1"/><w:tabs><w:tab w:val="left" w:pos="425"/></w:tabs><w:spacing w:line="240" w:lineRule="auto"/><w:jc w:val="both"/><w:rPr><w:rFonts w:ascii="Times New Roman" w:hAnsi="Times New Roman"/><w:bCs/><w:sz w:val="26"/><w:szCs w:val="26"/><w:lang w:eastAsia="zh-CN"/></w:rPr></w:pPr><w:r><w:rPr><w:rFonts w:ascii="Times New Roman" w:hAnsi="Times New Roman"/><w:bCs/><w:sz w:val="26"/><w:szCs w:val="26"/><w:lang w:eastAsia="zh-CN"/></w:rPr><w:t xml:space="preserve">Việc thay </w:t></w:r><w:r><w:rPr><w:rFonts w:ascii="Times New Roman" w:hAnsi="Times New Roman" w:eastAsia="Microsoft YaHei"/><w:bCs/><w:sz w:val="26"/><w:szCs w:val="26"/><w:lang w:eastAsia="zh-CN"/></w:rPr><w:t>đ</w:t></w:r><w:r><w:rPr><w:rFonts w:ascii="Times New Roman" w:hAnsi="Times New Roman"/><w:bCs/><w:sz w:val="26"/><w:szCs w:val="26"/><w:lang w:eastAsia="zh-CN"/></w:rPr><w:t xml:space="preserve">ổi về thời gian, </w:t></w:r><w:r><w:rPr><w:rFonts w:ascii="Times New Roman" w:hAnsi="Times New Roman" w:eastAsia="Microsoft YaHei"/><w:bCs/><w:sz w:val="26"/><w:szCs w:val="26"/><w:lang w:eastAsia="zh-CN"/></w:rPr><w:t>đ</w:t></w:r><w:r><w:rPr><w:rFonts w:ascii="Times New Roman" w:hAnsi="Times New Roman"/><w:bCs/><w:sz w:val="26"/><w:szCs w:val="26"/><w:lang w:eastAsia="zh-CN"/></w:rPr><w:t xml:space="preserve">ịa </w:t></w:r><w:r><w:rPr><w:rFonts w:ascii="Times New Roman" w:hAnsi="Times New Roman" w:eastAsia="Microsoft YaHei"/><w:bCs/><w:sz w:val="26"/><w:szCs w:val="26"/><w:lang w:eastAsia="zh-CN"/></w:rPr><w:t>đ</w:t></w:r><w:r><w:rPr><w:rFonts w:ascii="Times New Roman" w:hAnsi="Times New Roman"/><w:bCs/><w:sz w:val="26"/><w:szCs w:val="26"/><w:lang w:eastAsia="zh-CN"/></w:rPr><w:t xml:space="preserve">iểm thực hiện dịch vụ chỉ </w:t></w:r><w:r><w:rPr><w:rFonts w:ascii="Times New Roman" w:hAnsi="Times New Roman" w:eastAsia="Microsoft YaHei"/><w:bCs/><w:sz w:val="26"/><w:szCs w:val="26"/><w:lang w:eastAsia="zh-CN"/></w:rPr><w:t>đ</w:t></w:r><w:r><w:rPr><w:rFonts w:ascii="Times New Roman" w:hAnsi="Times New Roman"/><w:bCs/><w:sz w:val="26"/><w:szCs w:val="26"/><w:lang w:eastAsia="zh-CN"/></w:rPr><w:t>ược thực hiện khi c</w:t></w:r><w:r><w:rPr><w:rFonts w:ascii="Times New Roman" w:hAnsi="Times New Roman" w:eastAsia="Microsoft YaHei"/><w:bCs/><w:sz w:val="26"/><w:szCs w:val="26"/><w:lang w:eastAsia="zh-CN"/></w:rPr><w:t>ó</w:t></w:r><w:r><w:rPr><w:rFonts w:ascii="Times New Roman" w:hAnsi="Times New Roman"/><w:bCs/><w:sz w:val="26"/><w:szCs w:val="26"/><w:lang w:eastAsia="zh-CN"/></w:rPr><w:t xml:space="preserve"> sự thống nhất của hai B</w:t></w:r><w:r><w:rPr><w:rFonts w:ascii="Times New Roman" w:hAnsi="Times New Roman" w:eastAsia="Microsoft YaHei"/><w:bCs/><w:sz w:val="26"/><w:szCs w:val="26"/><w:lang w:eastAsia="zh-CN"/></w:rPr><w:t>ê</w:t></w:r><w:r><w:rPr><w:rFonts w:ascii="Times New Roman" w:hAnsi="Times New Roman"/><w:bCs/><w:sz w:val="26"/><w:szCs w:val="26"/><w:lang w:eastAsia="zh-CN"/></w:rPr><w:t>n bằng v</w:t></w:r><w:r><w:rPr><w:rFonts w:ascii="Times New Roman" w:hAnsi="Times New Roman" w:eastAsia="Microsoft YaHei"/><w:bCs/><w:sz w:val="26"/><w:szCs w:val="26"/><w:lang w:eastAsia="zh-CN"/></w:rPr><w:t>ă</w:t></w:r><w:r><w:rPr><w:rFonts w:ascii="Times New Roman" w:hAnsi="Times New Roman"/><w:bCs/><w:sz w:val="26"/><w:szCs w:val="26"/><w:lang w:eastAsia="zh-CN"/></w:rPr><w:t>n bản hoặc email. Mỗi B</w:t></w:r><w:r><w:rPr><w:rFonts w:ascii="Times New Roman" w:hAnsi="Times New Roman" w:eastAsia="Microsoft YaHei"/><w:bCs/><w:sz w:val="26"/><w:szCs w:val="26"/><w:lang w:eastAsia="zh-CN"/></w:rPr><w:t>ê</w:t></w:r><w:r><w:rPr><w:rFonts w:ascii="Times New Roman" w:hAnsi="Times New Roman"/><w:bCs/><w:sz w:val="26"/><w:szCs w:val="26"/><w:lang w:eastAsia="zh-CN"/></w:rPr><w:t>n c</w:t></w:r><w:r><w:rPr><w:rFonts w:ascii="Times New Roman" w:hAnsi="Times New Roman" w:eastAsia="Microsoft YaHei"/><w:bCs/><w:sz w:val="26"/><w:szCs w:val="26"/><w:lang w:eastAsia="zh-CN"/></w:rPr><w:t>ó</w:t></w:r><w:r><w:rPr><w:rFonts w:ascii="Times New Roman" w:hAnsi="Times New Roman"/><w:bCs/><w:sz w:val="26"/><w:szCs w:val="26"/><w:lang w:eastAsia="zh-CN"/></w:rPr><w:t xml:space="preserve"> tr</w:t></w:r><w:r><w:rPr><w:rFonts w:ascii="Times New Roman" w:hAnsi="Times New Roman" w:eastAsia="Microsoft YaHei"/><w:bCs/><w:sz w:val="26"/><w:szCs w:val="26"/><w:lang w:eastAsia="zh-CN"/></w:rPr><w:t>á</w:t></w:r><w:r><w:rPr><w:rFonts w:ascii="Times New Roman" w:hAnsi="Times New Roman"/><w:bCs/><w:sz w:val="26"/><w:szCs w:val="26"/><w:lang w:eastAsia="zh-CN"/></w:rPr><w:t xml:space="preserve">ch nhiệm chỉ </w:t></w:r><w:r><w:rPr><w:rFonts w:ascii="Times New Roman" w:hAnsi="Times New Roman" w:eastAsia="Microsoft YaHei"/><w:bCs/><w:sz w:val="26"/><w:szCs w:val="26"/><w:lang w:eastAsia="zh-CN"/></w:rPr><w:t>đ</w:t></w:r><w:r><w:rPr><w:rFonts w:ascii="Times New Roman" w:hAnsi="Times New Roman"/><w:bCs/><w:sz w:val="26"/><w:szCs w:val="26"/><w:lang w:eastAsia="zh-CN"/></w:rPr><w:t xml:space="preserve">ịnh </w:t></w:r><w:r><w:rPr><w:rFonts w:ascii="Times New Roman" w:hAnsi="Times New Roman" w:eastAsia="Microsoft YaHei"/><w:bCs/><w:sz w:val="26"/><w:szCs w:val="26"/><w:lang w:eastAsia="zh-CN"/></w:rPr><w:t>í</w:t></w:r><w:r><w:rPr><w:rFonts w:ascii="Times New Roman" w:hAnsi="Times New Roman"/><w:bCs/><w:sz w:val="26"/><w:szCs w:val="26"/><w:lang w:eastAsia="zh-CN"/></w:rPr><w:t xml:space="preserve">t nhất 01 (một) người </w:t></w:r><w:r><w:rPr><w:rFonts w:ascii="Times New Roman" w:hAnsi="Times New Roman" w:eastAsia="Microsoft YaHei"/><w:bCs/><w:sz w:val="26"/><w:szCs w:val="26"/><w:lang w:eastAsia="zh-CN"/></w:rPr><w:t>đ</w:t></w:r><w:r><w:rPr><w:rFonts w:ascii="Times New Roman" w:hAnsi="Times New Roman"/><w:bCs/><w:sz w:val="26"/><w:szCs w:val="26"/><w:lang w:eastAsia="zh-CN"/></w:rPr><w:t>ại diện chịu tr</w:t></w:r><w:r><w:rPr><w:rFonts w:ascii="Times New Roman" w:hAnsi="Times New Roman" w:eastAsia="Microsoft YaHei"/><w:bCs/><w:sz w:val="26"/><w:szCs w:val="26"/><w:lang w:eastAsia="zh-CN"/></w:rPr><w:t>á</w:t></w:r><w:r><w:rPr><w:rFonts w:ascii="Times New Roman" w:hAnsi="Times New Roman"/><w:bCs/><w:sz w:val="26"/><w:szCs w:val="26"/><w:lang w:eastAsia="zh-CN"/></w:rPr><w:t>ch nhiệm ch</w:t></w:r><w:r><w:rPr><w:rFonts w:ascii="Times New Roman" w:hAnsi="Times New Roman" w:eastAsia="Microsoft YaHei"/><w:bCs/><w:sz w:val="26"/><w:szCs w:val="26"/><w:lang w:eastAsia="zh-CN"/></w:rPr><w:t>í</w:t></w:r><w:r><w:rPr><w:rFonts w:ascii="Times New Roman" w:hAnsi="Times New Roman"/><w:bCs/><w:sz w:val="26"/><w:szCs w:val="26"/><w:lang w:eastAsia="zh-CN"/></w:rPr><w:t>nh trong qu</w:t></w:r><w:r><w:rPr><w:rFonts w:ascii="Times New Roman" w:hAnsi="Times New Roman" w:eastAsia="Microsoft YaHei"/><w:bCs/><w:sz w:val="26"/><w:szCs w:val="26"/><w:lang w:eastAsia="zh-CN"/></w:rPr><w:t>á</w:t></w:r><w:r><w:rPr><w:rFonts w:ascii="Times New Roman" w:hAnsi="Times New Roman"/><w:bCs/><w:sz w:val="26"/><w:szCs w:val="26"/><w:lang w:eastAsia="zh-CN"/></w:rPr><w:t xml:space="preserve"> tr</w:t></w:r><w:r><w:rPr><w:rFonts w:ascii="Times New Roman" w:hAnsi="Times New Roman" w:eastAsia="Microsoft YaHei"/><w:bCs/><w:sz w:val="26"/><w:szCs w:val="26"/><w:lang w:eastAsia="zh-CN"/></w:rPr><w:t>ì</w:t></w:r><w:r><w:rPr><w:rFonts w:ascii="Times New Roman" w:hAnsi="Times New Roman"/><w:bCs/><w:sz w:val="26"/><w:szCs w:val="26"/><w:lang w:eastAsia="zh-CN"/></w:rPr><w:t xml:space="preserve">nh tổ chức sự kiện </w:t></w:r><w:r><w:rPr><w:rFonts w:ascii="Times New Roman" w:hAnsi="Times New Roman" w:eastAsia="Microsoft YaHei"/><w:bCs/><w:sz w:val="26"/><w:szCs w:val="26"/><w:lang w:eastAsia="zh-CN"/></w:rPr><w:t>đ</w:t></w:r><w:r><w:rPr><w:rFonts w:ascii="Times New Roman" w:hAnsi="Times New Roman"/><w:bCs/><w:sz w:val="26"/><w:szCs w:val="26"/><w:lang w:eastAsia="zh-CN"/></w:rPr><w:t>ể phối hợp triển khai, gi</w:t></w:r><w:r><w:rPr><w:rFonts w:ascii="Times New Roman" w:hAnsi="Times New Roman" w:eastAsia="Microsoft YaHei"/><w:bCs/><w:sz w:val="26"/><w:szCs w:val="26"/><w:lang w:eastAsia="zh-CN"/></w:rPr><w:t>á</w:t></w:r><w:r><w:rPr><w:rFonts w:ascii="Times New Roman" w:hAnsi="Times New Roman"/><w:bCs/><w:sz w:val="26"/><w:szCs w:val="26"/><w:lang w:eastAsia="zh-CN"/></w:rPr><w:t>m s</w:t></w:r><w:r><w:rPr><w:rFonts w:ascii="Times New Roman" w:hAnsi="Times New Roman" w:eastAsia="Microsoft YaHei"/><w:bCs/><w:sz w:val="26"/><w:szCs w:val="26"/><w:lang w:eastAsia="zh-CN"/></w:rPr><w:t>á</w:t></w:r><w:r><w:rPr><w:rFonts w:ascii="Times New Roman" w:hAnsi="Times New Roman"/><w:bCs/><w:sz w:val="26"/><w:szCs w:val="26"/><w:lang w:eastAsia="zh-CN"/></w:rPr><w:t>t, x</w:t></w:r><w:r><w:rPr><w:rFonts w:ascii="Times New Roman" w:hAnsi="Times New Roman" w:eastAsia="Microsoft YaHei"/><w:bCs/><w:sz w:val="26"/><w:szCs w:val="26"/><w:lang w:eastAsia="zh-CN"/></w:rPr><w:t>á</w:t></w:r><w:r><w:rPr><w:rFonts w:ascii="Times New Roman" w:hAnsi="Times New Roman"/><w:bCs/><w:sz w:val="26"/><w:szCs w:val="26"/><w:lang w:eastAsia="zh-CN"/></w:rPr><w:t>c nhận c</w:t></w:r><w:r><w:rPr><w:rFonts w:ascii="Times New Roman" w:hAnsi="Times New Roman" w:eastAsia="Microsoft YaHei"/><w:bCs/><w:sz w:val="26"/><w:szCs w:val="26"/><w:lang w:eastAsia="zh-CN"/></w:rPr><w:t>á</w:t></w:r><w:r><w:rPr><w:rFonts w:ascii="Times New Roman" w:hAnsi="Times New Roman"/><w:bCs/><w:sz w:val="26"/><w:szCs w:val="26"/><w:lang w:eastAsia="zh-CN"/></w:rPr><w:t>c dịch vụ v</w:t></w:r><w:r><w:rPr><w:rFonts w:ascii="Times New Roman" w:hAnsi="Times New Roman" w:eastAsia="Microsoft YaHei"/><w:bCs/><w:sz w:val="26"/><w:szCs w:val="26"/><w:lang w:eastAsia="zh-CN"/></w:rPr><w:t>à</w:t></w:r><w:r><w:rPr><w:rFonts w:ascii="Times New Roman" w:hAnsi="Times New Roman"/><w:bCs/><w:sz w:val="26"/><w:szCs w:val="26"/><w:lang w:eastAsia="zh-CN"/></w:rPr><w:t xml:space="preserve"> xử l</w:t></w:r><w:r><w:rPr><w:rFonts w:ascii="Times New Roman" w:hAnsi="Times New Roman" w:eastAsia="Microsoft YaHei"/><w:bCs/><w:sz w:val="26"/><w:szCs w:val="26"/><w:lang w:eastAsia="zh-CN"/></w:rPr><w:t>ý</w:t></w:r><w:r><w:rPr><w:rFonts w:ascii="Times New Roman" w:hAnsi="Times New Roman"/><w:bCs/><w:sz w:val="26"/><w:szCs w:val="26"/><w:lang w:eastAsia="zh-CN"/></w:rPr><w:t xml:space="preserve"> c</w:t></w:r><w:r><w:rPr><w:rFonts w:ascii="Times New Roman" w:hAnsi="Times New Roman" w:eastAsia="Microsoft YaHei"/><w:bCs/><w:sz w:val="26"/><w:szCs w:val="26"/><w:lang w:eastAsia="zh-CN"/></w:rPr><w:t>á</w:t></w:r><w:r><w:rPr><w:rFonts w:ascii="Times New Roman" w:hAnsi="Times New Roman"/><w:bCs/><w:sz w:val="26"/><w:szCs w:val="26"/><w:lang w:eastAsia="zh-CN"/></w:rPr><w:t xml:space="preserve">c vấn </w:t></w:r><w:r><w:rPr><w:rFonts w:ascii="Times New Roman" w:hAnsi="Times New Roman" w:eastAsia="Microsoft YaHei"/><w:bCs/><w:sz w:val="26"/><w:szCs w:val="26"/><w:lang w:eastAsia="zh-CN"/></w:rPr><w:t>đ</w:t></w:r><w:r><w:rPr><w:rFonts w:ascii="Times New Roman" w:hAnsi="Times New Roman"/><w:bCs/><w:sz w:val="26"/><w:szCs w:val="26"/><w:lang w:eastAsia="zh-CN"/></w:rPr><w:t>ề ph</w:t></w:r><w:r><w:rPr><w:rFonts w:ascii="Times New Roman" w:hAnsi="Times New Roman" w:eastAsia="Microsoft YaHei"/><w:bCs/><w:sz w:val="26"/><w:szCs w:val="26"/><w:lang w:eastAsia="zh-CN"/></w:rPr><w:t>á</w:t></w:r><w:r><w:rPr><w:rFonts w:ascii="Times New Roman" w:hAnsi="Times New Roman"/><w:bCs/><w:sz w:val="26"/><w:szCs w:val="26"/><w:lang w:eastAsia="zh-CN"/></w:rPr><w:t>t sinh li</w:t></w:r><w:r><w:rPr><w:rFonts w:ascii="Times New Roman" w:hAnsi="Times New Roman" w:eastAsia="Microsoft YaHei"/><w:bCs/><w:sz w:val="26"/><w:szCs w:val="26"/><w:lang w:eastAsia="zh-CN"/></w:rPr><w:t>ê</w:t></w:r><w:r><w:rPr><w:rFonts w:ascii="Times New Roman" w:hAnsi="Times New Roman"/><w:bCs/><w:sz w:val="26"/><w:szCs w:val="26"/><w:lang w:eastAsia="zh-CN"/></w:rPr><w:t xml:space="preserve">n quan </w:t></w:r><w:r><w:rPr><w:rFonts w:ascii="Times New Roman" w:hAnsi="Times New Roman" w:eastAsia="Microsoft YaHei"/><w:bCs/><w:sz w:val="26"/><w:szCs w:val="26"/><w:lang w:eastAsia="zh-CN"/></w:rPr><w:t>đ</w:t></w:r><w:r><w:rPr><w:rFonts w:ascii="Times New Roman" w:hAnsi="Times New Roman"/><w:bCs/><w:sz w:val="26"/><w:szCs w:val="26"/><w:lang w:eastAsia="zh-CN"/></w:rPr><w:t xml:space="preserve">ến Hợp </w:t></w:r><w:r><w:rPr><w:rFonts w:ascii="Times New Roman" w:hAnsi="Times New Roman" w:eastAsia="Microsoft YaHei"/><w:bCs/><w:sz w:val="26"/><w:szCs w:val="26"/><w:lang w:eastAsia="zh-CN"/></w:rPr><w:t>đ</w:t></w:r><w:r><w:rPr><w:rFonts w:ascii="Times New Roman" w:hAnsi="Times New Roman"/><w:bCs/><w:sz w:val="26"/><w:szCs w:val="26"/><w:lang w:eastAsia="zh-CN"/></w:rPr><w:t>ồng.</w:t></w:r></w:p><w:p><w:pPr><w:pStyle w:val="13"/><w:numPr><w:ilvl w:val="0"/><w:numId w:val="7"/></w:numPr><w:shd w:val="clear" w:color="auto" w:fill="FFFFFF" w:themeFill="background1"/><w:tabs><w:tab w:val="left" w:pos="425"/></w:tabs><w:spacing w:line="240" w:lineRule="auto"/><w:jc w:val="both"/><w:rPr><w:rFonts w:ascii="Times New Roman" w:hAnsi="Times New Roman"/><w:bCs/><w:sz w:val="26"/><w:szCs w:val="26"/><w:lang w:eastAsia="zh-CN"/></w:rPr></w:pPr><w:r><w:rPr><w:rFonts w:ascii="Times New Roman" w:hAnsi="Times New Roman"/><w:bCs/><w:sz w:val="26"/><w:szCs w:val="26"/><w:lang w:eastAsia="zh-CN"/></w:rPr><w:t>Ngay sau khi kết th</w:t></w:r><w:r><w:rPr><w:rFonts w:ascii="Times New Roman" w:hAnsi="Times New Roman" w:eastAsia="Microsoft YaHei"/><w:bCs/><w:sz w:val="26"/><w:szCs w:val="26"/><w:lang w:eastAsia="zh-CN"/></w:rPr><w:t>ú</w:t></w:r><w:r><w:rPr><w:rFonts w:ascii="Times New Roman" w:hAnsi="Times New Roman"/><w:bCs/><w:sz w:val="26"/><w:szCs w:val="26"/><w:lang w:eastAsia="zh-CN"/></w:rPr><w:t xml:space="preserve">c sự kiện, </w:t></w:r><w:r><w:rPr><w:rFonts w:ascii="Times New Roman" w:hAnsi="Times New Roman" w:eastAsia="Microsoft YaHei"/><w:bCs/><w:sz w:val="26"/><w:szCs w:val="26"/><w:lang w:eastAsia="zh-CN"/></w:rPr><w:t>đ</w:t></w:r><w:r><w:rPr><w:rFonts w:ascii="Times New Roman" w:hAnsi="Times New Roman"/><w:bCs/><w:sz w:val="26"/><w:szCs w:val="26"/><w:lang w:eastAsia="zh-CN"/></w:rPr><w:t xml:space="preserve">ại diện </w:t></w:r><w:r><w:rPr><w:rFonts w:ascii="Times New Roman" w:hAnsi="Times New Roman" w:eastAsia="Microsoft YaHei"/><w:bCs/><w:sz w:val="26"/><w:szCs w:val="26"/><w:lang w:eastAsia="zh-CN"/></w:rPr><w:t>đ</w:t></w:r><w:r><w:rPr><w:rFonts w:ascii="Times New Roman" w:hAnsi="Times New Roman"/><w:bCs/><w:sz w:val="26"/><w:szCs w:val="26"/><w:lang w:eastAsia="zh-CN"/></w:rPr><w:t xml:space="preserve">ược chỉ </w:t></w:r><w:r><w:rPr><w:rFonts w:ascii="Times New Roman" w:hAnsi="Times New Roman" w:eastAsia="Microsoft YaHei"/><w:bCs/><w:sz w:val="26"/><w:szCs w:val="26"/><w:lang w:eastAsia="zh-CN"/></w:rPr><w:t>đ</w:t></w:r><w:r><w:rPr><w:rFonts w:ascii="Times New Roman" w:hAnsi="Times New Roman"/><w:bCs/><w:sz w:val="26"/><w:szCs w:val="26"/><w:lang w:eastAsia="zh-CN"/></w:rPr><w:t>ịnh của hai B</w:t></w:r><w:r><w:rPr><w:rFonts w:ascii="Times New Roman" w:hAnsi="Times New Roman" w:eastAsia="Microsoft YaHei"/><w:bCs/><w:sz w:val="26"/><w:szCs w:val="26"/><w:lang w:eastAsia="zh-CN"/></w:rPr><w:t>ê</w:t></w:r><w:r><w:rPr><w:rFonts w:ascii="Times New Roman" w:hAnsi="Times New Roman"/><w:bCs/><w:sz w:val="26"/><w:szCs w:val="26"/><w:lang w:eastAsia="zh-CN"/></w:rPr><w:t>n c</w:t></w:r><w:r><w:rPr><w:rFonts w:ascii="Times New Roman" w:hAnsi="Times New Roman" w:eastAsia="Microsoft YaHei"/><w:bCs/><w:sz w:val="26"/><w:szCs w:val="26"/><w:lang w:eastAsia="zh-CN"/></w:rPr><w:t>ó</w:t></w:r><w:r><w:rPr><w:rFonts w:ascii="Times New Roman" w:hAnsi="Times New Roman"/><w:bCs/><w:sz w:val="26"/><w:szCs w:val="26"/><w:lang w:eastAsia="zh-CN"/></w:rPr><w:t xml:space="preserve"> tr</w:t></w:r><w:r><w:rPr><w:rFonts w:ascii="Times New Roman" w:hAnsi="Times New Roman" w:eastAsia="Microsoft YaHei"/><w:bCs/><w:sz w:val="26"/><w:szCs w:val="26"/><w:lang w:eastAsia="zh-CN"/></w:rPr><w:t>á</w:t></w:r><w:r><w:rPr><w:rFonts w:ascii="Times New Roman" w:hAnsi="Times New Roman"/><w:bCs/><w:sz w:val="26"/><w:szCs w:val="26"/><w:lang w:eastAsia="zh-CN"/></w:rPr><w:t xml:space="preserve">ch nhiệm phối hợp kiểm tra, </w:t></w:r><w:r><w:rPr><w:rFonts w:ascii="Times New Roman" w:hAnsi="Times New Roman" w:eastAsia="Microsoft YaHei"/><w:bCs/><w:sz w:val="26"/><w:szCs w:val="26"/><w:lang w:eastAsia="zh-CN"/></w:rPr><w:t>đ</w:t></w:r><w:r><w:rPr><w:rFonts w:ascii="Times New Roman" w:hAnsi="Times New Roman"/><w:bCs/><w:sz w:val="26"/><w:szCs w:val="26"/><w:lang w:eastAsia="zh-CN"/></w:rPr><w:t>ối chiếu v</w:t></w:r><w:r><w:rPr><w:rFonts w:ascii="Times New Roman" w:hAnsi="Times New Roman" w:eastAsia="Microsoft YaHei"/><w:bCs/><w:sz w:val="26"/><w:szCs w:val="26"/><w:lang w:eastAsia="zh-CN"/></w:rPr><w:t>à</w:t></w:r><w:r><w:rPr><w:rFonts w:ascii="Times New Roman" w:hAnsi="Times New Roman"/><w:bCs/><w:sz w:val="26"/><w:szCs w:val="26"/><w:lang w:eastAsia="zh-CN"/></w:rPr><w:t xml:space="preserve"> x</w:t></w:r><w:r><w:rPr><w:rFonts w:ascii="Times New Roman" w:hAnsi="Times New Roman" w:eastAsia="Microsoft YaHei"/><w:bCs/><w:sz w:val="26"/><w:szCs w:val="26"/><w:lang w:eastAsia="zh-CN"/></w:rPr><w:t>á</w:t></w:r><w:r><w:rPr><w:rFonts w:ascii="Times New Roman" w:hAnsi="Times New Roman"/><w:bCs/><w:sz w:val="26"/><w:szCs w:val="26"/><w:lang w:eastAsia="zh-CN"/></w:rPr><w:t>c nhận c</w:t></w:r><w:r><w:rPr><w:rFonts w:ascii="Times New Roman" w:hAnsi="Times New Roman" w:eastAsia="Microsoft YaHei"/><w:bCs/><w:sz w:val="26"/><w:szCs w:val="26"/><w:lang w:eastAsia="zh-CN"/></w:rPr><w:t>á</w:t></w:r><w:r><w:rPr><w:rFonts w:ascii="Times New Roman" w:hAnsi="Times New Roman"/><w:bCs/><w:sz w:val="26"/><w:szCs w:val="26"/><w:lang w:eastAsia="zh-CN"/></w:rPr><w:t>c dịch vụ ph</w:t></w:r><w:r><w:rPr><w:rFonts w:ascii="Times New Roman" w:hAnsi="Times New Roman" w:eastAsia="Microsoft YaHei"/><w:bCs/><w:sz w:val="26"/><w:szCs w:val="26"/><w:lang w:eastAsia="zh-CN"/></w:rPr><w:t>á</w:t></w:r><w:r><w:rPr><w:rFonts w:ascii="Times New Roman" w:hAnsi="Times New Roman"/><w:bCs/><w:sz w:val="26"/><w:szCs w:val="26"/><w:lang w:eastAsia="zh-CN"/></w:rPr><w:t>t sinh (nếu c</w:t></w:r><w:r><w:rPr><w:rFonts w:ascii="Times New Roman" w:hAnsi="Times New Roman" w:eastAsia="Microsoft YaHei"/><w:bCs/><w:sz w:val="26"/><w:szCs w:val="26"/><w:lang w:eastAsia="zh-CN"/></w:rPr><w:t>ó</w:t></w:r><w:r><w:rPr><w:rFonts w:ascii="Times New Roman" w:hAnsi="Times New Roman"/><w:bCs/><w:sz w:val="26"/><w:szCs w:val="26"/><w:lang w:eastAsia="zh-CN"/></w:rPr><w:t xml:space="preserve">). Việc thực hiện dịch vụ </w:t></w:r><w:r><w:rPr><w:rFonts w:ascii="Times New Roman" w:hAnsi="Times New Roman" w:eastAsia="Microsoft YaHei"/><w:bCs/><w:sz w:val="26"/><w:szCs w:val="26"/><w:lang w:eastAsia="zh-CN"/></w:rPr><w:t>đ</w:t></w:r><w:r><w:rPr><w:rFonts w:ascii="Times New Roman" w:hAnsi="Times New Roman"/><w:bCs/><w:sz w:val="26"/><w:szCs w:val="26"/><w:lang w:eastAsia="zh-CN"/></w:rPr><w:t>ược xem l</w:t></w:r><w:r><w:rPr><w:rFonts w:ascii="Times New Roman" w:hAnsi="Times New Roman" w:eastAsia="Microsoft YaHei"/><w:bCs/><w:sz w:val="26"/><w:szCs w:val="26"/><w:lang w:eastAsia="zh-CN"/></w:rPr><w:t>à</w:t></w:r><w:r><w:rPr><w:rFonts w:ascii="Times New Roman" w:hAnsi="Times New Roman"/><w:bCs/><w:sz w:val="26"/><w:szCs w:val="26"/><w:lang w:eastAsia="zh-CN"/></w:rPr><w:t xml:space="preserve"> ho</w:t></w:r><w:r><w:rPr><w:rFonts w:ascii="Times New Roman" w:hAnsi="Times New Roman" w:eastAsia="Microsoft YaHei"/><w:bCs/><w:sz w:val="26"/><w:szCs w:val="26"/><w:lang w:eastAsia="zh-CN"/></w:rPr><w:t>à</w:t></w:r><w:r><w:rPr><w:rFonts w:ascii="Times New Roman" w:hAnsi="Times New Roman"/><w:bCs/><w:sz w:val="26"/><w:szCs w:val="26"/><w:lang w:eastAsia="zh-CN"/></w:rPr><w:t>n tất khi B</w:t></w:r><w:r><w:rPr><w:rFonts w:ascii="Times New Roman" w:hAnsi="Times New Roman" w:eastAsia="Microsoft YaHei"/><w:bCs/><w:sz w:val="26"/><w:szCs w:val="26"/><w:lang w:eastAsia="zh-CN"/></w:rPr><w:t>ê</w:t></w:r><w:r><w:rPr><w:rFonts w:ascii="Times New Roman" w:hAnsi="Times New Roman"/><w:bCs/><w:sz w:val="26"/><w:szCs w:val="26"/><w:lang w:eastAsia="zh-CN"/></w:rPr><w:t xml:space="preserve">n A </w:t></w:r><w:r><w:rPr><w:rFonts w:ascii="Times New Roman" w:hAnsi="Times New Roman" w:eastAsia="Microsoft YaHei"/><w:bCs/><w:sz w:val="26"/><w:szCs w:val="26"/><w:lang w:eastAsia="zh-CN"/></w:rPr><w:t>đã</w:t></w:r><w:r><w:rPr><w:rFonts w:ascii="Times New Roman" w:hAnsi="Times New Roman"/><w:bCs/><w:sz w:val="26"/><w:szCs w:val="26"/><w:lang w:eastAsia="zh-CN"/></w:rPr><w:t xml:space="preserve"> cung cấp </w:t></w:r><w:r><w:rPr><w:rFonts w:ascii="Times New Roman" w:hAnsi="Times New Roman" w:eastAsia="Microsoft YaHei"/><w:bCs/><w:sz w:val="26"/><w:szCs w:val="26"/><w:lang w:eastAsia="zh-CN"/></w:rPr><w:t>đ</w:t></w:r><w:r><w:rPr><w:rFonts w:ascii="Times New Roman" w:hAnsi="Times New Roman"/><w:bCs/><w:sz w:val="26"/><w:szCs w:val="26"/><w:lang w:eastAsia="zh-CN"/></w:rPr><w:t xml:space="preserve">ầy </w:t></w:r><w:r><w:rPr><w:rFonts w:ascii="Times New Roman" w:hAnsi="Times New Roman" w:eastAsia="Microsoft YaHei"/><w:bCs/><w:sz w:val="26"/><w:szCs w:val="26"/><w:lang w:eastAsia="zh-CN"/></w:rPr><w:t>đ</w:t></w:r><w:r><w:rPr><w:rFonts w:ascii="Times New Roman" w:hAnsi="Times New Roman"/><w:bCs/><w:sz w:val="26"/><w:szCs w:val="26"/><w:lang w:eastAsia="zh-CN"/></w:rPr><w:t xml:space="preserve">ủ dịch vụ theo Hợp </w:t></w:r><w:r><w:rPr><w:rFonts w:ascii="Times New Roman" w:hAnsi="Times New Roman" w:eastAsia="Microsoft YaHei"/><w:bCs/><w:sz w:val="26"/><w:szCs w:val="26"/><w:lang w:eastAsia="zh-CN"/></w:rPr><w:t>đ</w:t></w:r><w:r><w:rPr><w:rFonts w:ascii="Times New Roman" w:hAnsi="Times New Roman"/><w:bCs/><w:sz w:val="26"/><w:szCs w:val="26"/><w:lang w:eastAsia="zh-CN"/></w:rPr><w:t>ồng v</w:t></w:r><w:r><w:rPr><w:rFonts w:ascii="Times New Roman" w:hAnsi="Times New Roman" w:eastAsia="Microsoft YaHei"/><w:bCs/><w:sz w:val="26"/><w:szCs w:val="26"/><w:lang w:eastAsia="zh-CN"/></w:rPr><w:t>à</w:t></w:r><w:r><w:rPr><w:rFonts w:ascii="Times New Roman" w:hAnsi="Times New Roman"/><w:bCs/><w:sz w:val="26"/><w:szCs w:val="26"/><w:lang w:eastAsia="zh-CN"/></w:rPr><w:t xml:space="preserve"> hai B</w:t></w:r><w:r><w:rPr><w:rFonts w:ascii="Times New Roman" w:hAnsi="Times New Roman" w:eastAsia="Microsoft YaHei"/><w:bCs/><w:sz w:val="26"/><w:szCs w:val="26"/><w:lang w:eastAsia="zh-CN"/></w:rPr><w:t>ê</w:t></w:r><w:r><w:rPr><w:rFonts w:ascii="Times New Roman" w:hAnsi="Times New Roman"/><w:bCs/><w:sz w:val="26"/><w:szCs w:val="26"/><w:lang w:eastAsia="zh-CN"/></w:rPr><w:t>n k</w:t></w:r><w:r><w:rPr><w:rFonts w:ascii="Times New Roman" w:hAnsi="Times New Roman" w:eastAsia="Microsoft YaHei"/><w:bCs/><w:sz w:val="26"/><w:szCs w:val="26"/><w:lang w:eastAsia="zh-CN"/></w:rPr><w:t>ý</w:t></w:r><w:r><w:rPr><w:rFonts w:ascii="Times New Roman" w:hAnsi="Times New Roman"/><w:bCs/><w:sz w:val="26"/><w:szCs w:val="26"/><w:lang w:eastAsia="zh-CN"/></w:rPr><w:t xml:space="preserve"> Bi</w:t></w:r><w:r><w:rPr><w:rFonts w:ascii="Times New Roman" w:hAnsi="Times New Roman" w:eastAsia="Microsoft YaHei"/><w:bCs/><w:sz w:val="26"/><w:szCs w:val="26"/><w:lang w:eastAsia="zh-CN"/></w:rPr><w:t>ê</w:t></w:r><w:r><w:rPr><w:rFonts w:ascii="Times New Roman" w:hAnsi="Times New Roman"/><w:bCs/><w:sz w:val="26"/><w:szCs w:val="26"/><w:lang w:eastAsia="zh-CN"/></w:rPr><w:t>n bản nghiệm thu, quyết to</w:t></w:r><w:r><w:rPr><w:rFonts w:ascii="Times New Roman" w:hAnsi="Times New Roman" w:eastAsia="Microsoft YaHei"/><w:bCs/><w:sz w:val="26"/><w:szCs w:val="26"/><w:lang w:eastAsia="zh-CN"/></w:rPr><w:t>á</w:t></w:r><w:r><w:rPr><w:rFonts w:ascii="Times New Roman" w:hAnsi="Times New Roman"/><w:bCs/><w:sz w:val="26"/><w:szCs w:val="26"/><w:lang w:eastAsia="zh-CN"/></w:rPr><w:t>n.</w:t></w:r></w:p><w:p><w:pPr><w:pStyle w:val="13"/><w:numPr><w:ilvl w:val="0"/><w:numId w:val="7"/></w:numPr><w:shd w:val="clear" w:color="auto" w:fill="FFFFFF" w:themeFill="background1"/><w:tabs><w:tab w:val="left" w:pos="425"/></w:tabs><w:spacing w:line="240" w:lineRule="auto"/><w:jc w:val="both"/><w:rPr><w:rFonts w:ascii="Times New Roman" w:hAnsi="Times New Roman"/><w:bCs/><w:sz w:val="26"/><w:szCs w:val="26"/><w:lang w:eastAsia="zh-CN"/></w:rPr></w:pPr><w:r><w:rPr><w:rFonts w:ascii="Times New Roman" w:hAnsi="Times New Roman"/><w:bCs/><w:sz w:val="26"/><w:szCs w:val="26"/><w:lang w:eastAsia="zh-CN"/></w:rPr><w:t>Bên A không được chuyển nhượng to</w:t></w:r><w:r><w:rPr><w:rFonts w:ascii="Times New Roman" w:hAnsi="Times New Roman" w:eastAsia="Microsoft YaHei"/><w:bCs/><w:sz w:val="26"/><w:szCs w:val="26"/><w:lang w:eastAsia="zh-CN"/></w:rPr><w:t>à</w:t></w:r><w:r><w:rPr><w:rFonts w:ascii="Times New Roman" w:hAnsi="Times New Roman"/><w:bCs/><w:sz w:val="26"/><w:szCs w:val="26"/><w:lang w:eastAsia="zh-CN"/></w:rPr><w:t xml:space="preserve">n bộ Hợp </w:t></w:r><w:r><w:rPr><w:rFonts w:ascii="Times New Roman" w:hAnsi="Times New Roman" w:eastAsia="Microsoft YaHei"/><w:bCs/><w:sz w:val="26"/><w:szCs w:val="26"/><w:lang w:eastAsia="zh-CN"/></w:rPr><w:t>đ</w:t></w:r><w:r><w:rPr><w:rFonts w:ascii="Times New Roman" w:hAnsi="Times New Roman"/><w:bCs/><w:sz w:val="26"/><w:szCs w:val="26"/><w:lang w:eastAsia="zh-CN"/></w:rPr><w:t>ồng n</w:t></w:r><w:r><w:rPr><w:rFonts w:ascii="Times New Roman" w:hAnsi="Times New Roman" w:eastAsia="Microsoft YaHei"/><w:bCs/><w:sz w:val="26"/><w:szCs w:val="26"/><w:lang w:eastAsia="zh-CN"/></w:rPr><w:t>à</w:t></w:r><w:r><w:rPr><w:rFonts w:ascii="Times New Roman" w:hAnsi="Times New Roman"/><w:bCs/><w:sz w:val="26"/><w:szCs w:val="26"/><w:lang w:eastAsia="zh-CN"/></w:rPr><w:t>y cho b</w:t></w:r><w:r><w:rPr><w:rFonts w:ascii="Times New Roman" w:hAnsi="Times New Roman" w:eastAsia="Microsoft YaHei"/><w:bCs/><w:sz w:val="26"/><w:szCs w:val="26"/><w:lang w:eastAsia="zh-CN"/></w:rPr><w:t>ê</w:t></w:r><w:r><w:rPr><w:rFonts w:ascii="Times New Roman" w:hAnsi="Times New Roman"/><w:bCs/><w:sz w:val="26"/><w:szCs w:val="26"/><w:lang w:eastAsia="zh-CN"/></w:rPr><w:t>n thứ ba nếu kh</w:t></w:r><w:r><w:rPr><w:rFonts w:ascii="Times New Roman" w:hAnsi="Times New Roman" w:eastAsia="Microsoft YaHei"/><w:bCs/><w:sz w:val="26"/><w:szCs w:val="26"/><w:lang w:eastAsia="zh-CN"/></w:rPr><w:t>ô</w:t></w:r><w:r><w:rPr><w:rFonts w:ascii="Times New Roman" w:hAnsi="Times New Roman"/><w:bCs/><w:sz w:val="26"/><w:szCs w:val="26"/><w:lang w:eastAsia="zh-CN"/></w:rPr><w:t>ng c</w:t></w:r><w:r><w:rPr><w:rFonts w:ascii="Times New Roman" w:hAnsi="Times New Roman" w:eastAsia="Microsoft YaHei"/><w:bCs/><w:sz w:val="26"/><w:szCs w:val="26"/><w:lang w:eastAsia="zh-CN"/></w:rPr><w:t>ó</w:t></w:r><w:r><w:rPr><w:rFonts w:ascii="Times New Roman" w:hAnsi="Times New Roman"/><w:bCs/><w:sz w:val="26"/><w:szCs w:val="26"/><w:lang w:eastAsia="zh-CN"/></w:rPr><w:t xml:space="preserve"> sự chấp thuận bằng v</w:t></w:r><w:r><w:rPr><w:rFonts w:ascii="Times New Roman" w:hAnsi="Times New Roman" w:eastAsia="Microsoft YaHei"/><w:bCs/><w:sz w:val="26"/><w:szCs w:val="26"/><w:lang w:eastAsia="zh-CN"/></w:rPr><w:t>ă</w:t></w:r><w:r><w:rPr><w:rFonts w:ascii="Times New Roman" w:hAnsi="Times New Roman"/><w:bCs/><w:sz w:val="26"/><w:szCs w:val="26"/><w:lang w:eastAsia="zh-CN"/></w:rPr><w:t>n bản của B</w:t></w:r><w:r><w:rPr><w:rFonts w:ascii="Times New Roman" w:hAnsi="Times New Roman" w:eastAsia="Microsoft YaHei"/><w:bCs/><w:sz w:val="26"/><w:szCs w:val="26"/><w:lang w:eastAsia="zh-CN"/></w:rPr><w:t>ê</w:t></w:r><w:r><w:rPr><w:rFonts w:ascii="Times New Roman" w:hAnsi="Times New Roman"/><w:bCs/><w:sz w:val="26"/><w:szCs w:val="26"/><w:lang w:eastAsia="zh-CN"/></w:rPr><w:t>n B. Tuy nhi</w:t></w:r><w:r><w:rPr><w:rFonts w:ascii="Times New Roman" w:hAnsi="Times New Roman" w:eastAsia="Microsoft YaHei"/><w:bCs/><w:sz w:val="26"/><w:szCs w:val="26"/><w:lang w:eastAsia="zh-CN"/></w:rPr><w:t>ê</w:t></w:r><w:r><w:rPr><w:rFonts w:ascii="Times New Roman" w:hAnsi="Times New Roman"/><w:bCs/><w:sz w:val="26"/><w:szCs w:val="26"/><w:lang w:eastAsia="zh-CN"/></w:rPr><w:t>n, B</w:t></w:r><w:r><w:rPr><w:rFonts w:ascii="Times New Roman" w:hAnsi="Times New Roman" w:eastAsia="Microsoft YaHei"/><w:bCs/><w:sz w:val="26"/><w:szCs w:val="26"/><w:lang w:eastAsia="zh-CN"/></w:rPr><w:t>ê</w:t></w:r><w:r><w:rPr><w:rFonts w:ascii="Times New Roman" w:hAnsi="Times New Roman"/><w:bCs/><w:sz w:val="26"/><w:szCs w:val="26"/><w:lang w:eastAsia="zh-CN"/></w:rPr><w:t xml:space="preserve">n A </w:t></w:r><w:r><w:rPr><w:rFonts w:ascii="Times New Roman" w:hAnsi="Times New Roman" w:eastAsia="Microsoft YaHei"/><w:bCs/><w:sz w:val="26"/><w:szCs w:val="26"/><w:lang w:eastAsia="zh-CN"/></w:rPr><w:t>đ</w:t></w:r><w:r><w:rPr><w:rFonts w:ascii="Times New Roman" w:hAnsi="Times New Roman"/><w:bCs/><w:sz w:val="26"/><w:szCs w:val="26"/><w:lang w:eastAsia="zh-CN"/></w:rPr><w:t>ược quyền thu</w:t></w:r><w:r><w:rPr><w:rFonts w:ascii="Times New Roman" w:hAnsi="Times New Roman" w:eastAsia="Microsoft YaHei"/><w:bCs/><w:sz w:val="26"/><w:szCs w:val="26"/><w:lang w:eastAsia="zh-CN"/></w:rPr><w:t>ê</w:t></w:r><w:r><w:rPr><w:rFonts w:ascii="Times New Roman" w:hAnsi="Times New Roman"/><w:bCs/><w:sz w:val="26"/><w:szCs w:val="26"/><w:lang w:eastAsia="zh-CN"/></w:rPr><w:t xml:space="preserve"> c</w:t></w:r><w:r><w:rPr><w:rFonts w:ascii="Times New Roman" w:hAnsi="Times New Roman" w:eastAsia="Microsoft YaHei"/><w:bCs/><w:sz w:val="26"/><w:szCs w:val="26"/><w:lang w:eastAsia="zh-CN"/></w:rPr><w:t>á</w:t></w:r><w:r><w:rPr><w:rFonts w:ascii="Times New Roman" w:hAnsi="Times New Roman"/><w:bCs/><w:sz w:val="26"/><w:szCs w:val="26"/><w:lang w:eastAsia="zh-CN"/></w:rPr><w:t>c nh</w:t></w:r><w:r><w:rPr><w:rFonts w:ascii="Times New Roman" w:hAnsi="Times New Roman" w:eastAsia="Microsoft YaHei"/><w:bCs/><w:sz w:val="26"/><w:szCs w:val="26"/><w:lang w:eastAsia="zh-CN"/></w:rPr><w:t>à</w:t></w:r><w:r><w:rPr><w:rFonts w:ascii="Times New Roman" w:hAnsi="Times New Roman"/><w:bCs/><w:sz w:val="26"/><w:szCs w:val="26"/><w:lang w:eastAsia="zh-CN"/></w:rPr><w:t xml:space="preserve"> thầu phụ, </w:t></w:r><w:r><w:rPr><w:rFonts w:ascii="Times New Roman" w:hAnsi="Times New Roman" w:eastAsia="Microsoft YaHei"/><w:bCs/><w:sz w:val="26"/><w:szCs w:val="26"/><w:lang w:eastAsia="zh-CN"/></w:rPr><w:t>đ</w:t></w:r><w:r><w:rPr><w:rFonts w:ascii="Times New Roman" w:hAnsi="Times New Roman"/><w:bCs/><w:sz w:val="26"/><w:szCs w:val="26"/><w:lang w:eastAsia="zh-CN"/></w:rPr><w:t xml:space="preserve">ơn vị cung cấp dịch vụ hoặc </w:t></w:r><w:r><w:rPr><w:rFonts w:ascii="Times New Roman" w:hAnsi="Times New Roman" w:eastAsia="Microsoft YaHei"/><w:bCs/><w:sz w:val="26"/><w:szCs w:val="26"/><w:lang w:eastAsia="zh-CN"/></w:rPr><w:t>đ</w:t></w:r><w:r><w:rPr><w:rFonts w:ascii="Times New Roman" w:hAnsi="Times New Roman"/><w:bCs/><w:sz w:val="26"/><w:szCs w:val="26"/><w:lang w:eastAsia="zh-CN"/></w:rPr><w:t>ối t</w:t></w:r><w:r><w:rPr><w:rFonts w:ascii="Times New Roman" w:hAnsi="Times New Roman" w:eastAsia="Microsoft YaHei"/><w:bCs/><w:sz w:val="26"/><w:szCs w:val="26"/><w:lang w:eastAsia="zh-CN"/></w:rPr><w:t>á</w:t></w:r><w:r><w:rPr><w:rFonts w:ascii="Times New Roman" w:hAnsi="Times New Roman"/><w:bCs/><w:sz w:val="26"/><w:szCs w:val="26"/><w:lang w:eastAsia="zh-CN"/></w:rPr><w:t>c chuy</w:t></w:r><w:r><w:rPr><w:rFonts w:ascii="Times New Roman" w:hAnsi="Times New Roman" w:eastAsia="Microsoft YaHei"/><w:bCs/><w:sz w:val="26"/><w:szCs w:val="26"/><w:lang w:eastAsia="zh-CN"/></w:rPr><w:t>ê</w:t></w:r><w:r><w:rPr><w:rFonts w:ascii="Times New Roman" w:hAnsi="Times New Roman"/><w:bCs/><w:sz w:val="26"/><w:szCs w:val="26"/><w:lang w:eastAsia="zh-CN"/></w:rPr><w:t>n m</w:t></w:r><w:r><w:rPr><w:rFonts w:ascii="Times New Roman" w:hAnsi="Times New Roman" w:eastAsia="Microsoft YaHei"/><w:bCs/><w:sz w:val="26"/><w:szCs w:val="26"/><w:lang w:eastAsia="zh-CN"/></w:rPr><w:t>ô</w:t></w:r><w:r><w:rPr><w:rFonts w:ascii="Times New Roman" w:hAnsi="Times New Roman"/><w:bCs/><w:sz w:val="26"/><w:szCs w:val="26"/><w:lang w:eastAsia="zh-CN"/></w:rPr><w:t xml:space="preserve">n </w:t></w:r><w:r><w:rPr><w:rFonts w:ascii="Times New Roman" w:hAnsi="Times New Roman" w:eastAsia="Microsoft YaHei"/><w:bCs/><w:sz w:val="26"/><w:szCs w:val="26"/><w:lang w:eastAsia="zh-CN"/></w:rPr><w:t>đ</w:t></w:r><w:r><w:rPr><w:rFonts w:ascii="Times New Roman" w:hAnsi="Times New Roman"/><w:bCs/><w:sz w:val="26"/><w:szCs w:val="26"/><w:lang w:eastAsia="zh-CN"/></w:rPr><w:t>ể hỗ trợ thực hiện một phần c</w:t></w:r><w:r><w:rPr><w:rFonts w:ascii="Times New Roman" w:hAnsi="Times New Roman" w:eastAsia="Microsoft YaHei"/><w:bCs/><w:sz w:val="26"/><w:szCs w:val="26"/><w:lang w:eastAsia="zh-CN"/></w:rPr><w:t>ô</w:t></w:r><w:r><w:rPr><w:rFonts w:ascii="Times New Roman" w:hAnsi="Times New Roman"/><w:bCs/><w:sz w:val="26"/><w:szCs w:val="26"/><w:lang w:eastAsia="zh-CN"/></w:rPr><w:t xml:space="preserve">ng việc theo Hợp </w:t></w:r><w:r><w:rPr><w:rFonts w:ascii="Times New Roman" w:hAnsi="Times New Roman" w:eastAsia="Microsoft YaHei"/><w:bCs/><w:sz w:val="26"/><w:szCs w:val="26"/><w:lang w:eastAsia="zh-CN"/></w:rPr><w:t>đ</w:t></w:r><w:r><w:rPr><w:rFonts w:ascii="Times New Roman" w:hAnsi="Times New Roman"/><w:bCs/><w:sz w:val="26"/><w:szCs w:val="26"/><w:lang w:eastAsia="zh-CN"/></w:rPr><w:t>ồng nhưng vẫn phải chịu tr</w:t></w:r><w:r><w:rPr><w:rFonts w:ascii="Times New Roman" w:hAnsi="Times New Roman" w:eastAsia="Microsoft YaHei"/><w:bCs/><w:sz w:val="26"/><w:szCs w:val="26"/><w:lang w:eastAsia="zh-CN"/></w:rPr><w:t>á</w:t></w:r><w:r><w:rPr><w:rFonts w:ascii="Times New Roman" w:hAnsi="Times New Roman"/><w:bCs/><w:sz w:val="26"/><w:szCs w:val="26"/><w:lang w:eastAsia="zh-CN"/></w:rPr><w:t>ch nhiệm cuối c</w:t></w:r><w:r><w:rPr><w:rFonts w:ascii="Times New Roman" w:hAnsi="Times New Roman" w:eastAsia="Microsoft YaHei"/><w:bCs/><w:sz w:val="26"/><w:szCs w:val="26"/><w:lang w:eastAsia="zh-CN"/></w:rPr><w:t>ù</w:t></w:r><w:r><w:rPr><w:rFonts w:ascii="Times New Roman" w:hAnsi="Times New Roman"/><w:bCs/><w:sz w:val="26"/><w:szCs w:val="26"/><w:lang w:eastAsia="zh-CN"/></w:rPr><w:t xml:space="preserve">ng về chất lượng dịch vụ </w:t></w:r><w:r><w:rPr><w:rFonts w:ascii="Times New Roman" w:hAnsi="Times New Roman" w:eastAsia="Microsoft YaHei"/><w:bCs/><w:sz w:val="26"/><w:szCs w:val="26"/><w:lang w:eastAsia="zh-CN"/></w:rPr><w:t>đ</w:t></w:r><w:r><w:rPr><w:rFonts w:ascii="Times New Roman" w:hAnsi="Times New Roman"/><w:bCs/><w:sz w:val="26"/><w:szCs w:val="26"/><w:lang w:eastAsia="zh-CN"/></w:rPr><w:t>ối với B</w:t></w:r><w:r><w:rPr><w:rFonts w:ascii="Times New Roman" w:hAnsi="Times New Roman" w:eastAsia="Microsoft YaHei"/><w:bCs/><w:sz w:val="26"/><w:szCs w:val="26"/><w:lang w:eastAsia="zh-CN"/></w:rPr><w:t>ê</w:t></w:r><w:r><w:rPr><w:rFonts w:ascii="Times New Roman" w:hAnsi="Times New Roman"/><w:bCs/><w:sz w:val="26"/><w:szCs w:val="26"/><w:lang w:eastAsia="zh-CN"/></w:rPr><w:t>n B.</w:t></w:r></w:p><w:p><w:pPr><w:pStyle w:val="13"/><w:numPr><w:ilvl w:val="0"/><w:numId w:val="7"/></w:numPr><w:shd w:val="clear" w:color="auto" w:fill="FFFFFF" w:themeFill="background1"/><w:tabs><w:tab w:val="left" w:pos="425"/></w:tabs><w:spacing w:line="240" w:lineRule="auto"/><w:jc w:val="both"/><w:rPr><w:rFonts w:ascii="Times New Roman" w:hAnsi="Times New Roman"/><w:bCs/><w:sz w:val="26"/><w:szCs w:val="26"/><w:lang w:eastAsia="zh-CN"/></w:rPr></w:pPr><w:r><w:rPr><w:rFonts w:ascii="Times New Roman" w:hAnsi="Times New Roman"/><w:bCs/><w:sz w:val="26"/><w:szCs w:val="26"/><w:lang w:eastAsia="zh-CN"/></w:rPr><w:t xml:space="preserve">Ngày làm việc </w:t></w:r><w:r><w:rPr><w:rFonts w:ascii="Times New Roman" w:hAnsi="Times New Roman" w:eastAsia="Microsoft YaHei"/><w:bCs/><w:sz w:val="26"/><w:szCs w:val="26"/><w:lang w:eastAsia="zh-CN"/></w:rPr><w:t>đ</w:t></w:r><w:r><w:rPr><w:rFonts w:ascii="Times New Roman" w:hAnsi="Times New Roman"/><w:bCs/><w:sz w:val="26"/><w:szCs w:val="26"/><w:lang w:eastAsia="zh-CN"/></w:rPr><w:t>ược hiểu l</w:t></w:r><w:r><w:rPr><w:rFonts w:ascii="Times New Roman" w:hAnsi="Times New Roman" w:eastAsia="Microsoft YaHei"/><w:bCs/><w:sz w:val="26"/><w:szCs w:val="26"/><w:lang w:eastAsia="zh-CN"/></w:rPr><w:t>à</w:t></w:r><w:r><w:rPr><w:rFonts w:ascii="Times New Roman" w:hAnsi="Times New Roman"/><w:bCs/><w:sz w:val="26"/><w:szCs w:val="26"/><w:lang w:eastAsia="zh-CN"/></w:rPr><w:t xml:space="preserve"> khoảng thời gian từ 08 giờ 00 </w:t></w:r><w:r><w:rPr><w:rFonts w:ascii="Times New Roman" w:hAnsi="Times New Roman" w:eastAsia="Microsoft YaHei"/><w:bCs/><w:sz w:val="26"/><w:szCs w:val="26"/><w:lang w:eastAsia="zh-CN"/></w:rPr><w:t>đ</w:t></w:r><w:r><w:rPr><w:rFonts w:ascii="Times New Roman" w:hAnsi="Times New Roman"/><w:bCs/><w:sz w:val="26"/><w:szCs w:val="26"/><w:lang w:eastAsia="zh-CN"/></w:rPr><w:t>ến 21 giờ 00 c</w:t></w:r><w:r><w:rPr><w:rFonts w:ascii="Times New Roman" w:hAnsi="Times New Roman" w:eastAsia="Microsoft YaHei"/><w:bCs/><w:sz w:val="26"/><w:szCs w:val="26"/><w:lang w:eastAsia="zh-CN"/></w:rPr><w:t>á</w:t></w:r><w:r><w:rPr><w:rFonts w:ascii="Times New Roman" w:hAnsi="Times New Roman"/><w:bCs/><w:sz w:val="26"/><w:szCs w:val="26"/><w:lang w:eastAsia="zh-CN"/></w:rPr><w:t>c ng</w:t></w:r><w:r><w:rPr><w:rFonts w:ascii="Times New Roman" w:hAnsi="Times New Roman" w:eastAsia="Microsoft YaHei"/><w:bCs/><w:sz w:val="26"/><w:szCs w:val="26"/><w:lang w:eastAsia="zh-CN"/></w:rPr><w:t>à</w:t></w:r><w:r><w:rPr><w:rFonts w:ascii="Times New Roman" w:hAnsi="Times New Roman"/><w:bCs/><w:sz w:val="26"/><w:szCs w:val="26"/><w:lang w:eastAsia="zh-CN"/></w:rPr><w:t>y trong tuần, kh</w:t></w:r><w:r><w:rPr><w:rFonts w:ascii="Times New Roman" w:hAnsi="Times New Roman" w:eastAsia="Microsoft YaHei"/><w:bCs/><w:sz w:val="26"/><w:szCs w:val="26"/><w:lang w:eastAsia="zh-CN"/></w:rPr><w:t>ô</w:t></w:r><w:r><w:rPr><w:rFonts w:ascii="Times New Roman" w:hAnsi="Times New Roman"/><w:bCs/><w:sz w:val="26"/><w:szCs w:val="26"/><w:lang w:eastAsia="zh-CN"/></w:rPr><w:t>ng bao gồm ng</w:t></w:r><w:r><w:rPr><w:rFonts w:ascii="Times New Roman" w:hAnsi="Times New Roman" w:eastAsia="Microsoft YaHei"/><w:bCs/><w:sz w:val="26"/><w:szCs w:val="26"/><w:lang w:eastAsia="zh-CN"/></w:rPr><w:t>à</w:t></w:r><w:r><w:rPr><w:rFonts w:ascii="Times New Roman" w:hAnsi="Times New Roman"/><w:bCs/><w:sz w:val="26"/><w:szCs w:val="26"/><w:lang w:eastAsia="zh-CN"/></w:rPr><w:t xml:space="preserve">y nghỉ lễ, Tết theo quy </w:t></w:r><w:r><w:rPr><w:rFonts w:ascii="Times New Roman" w:hAnsi="Times New Roman" w:eastAsia="Microsoft YaHei"/><w:bCs/><w:sz w:val="26"/><w:szCs w:val="26"/><w:lang w:eastAsia="zh-CN"/></w:rPr><w:t>đ</w:t></w:r><w:r><w:rPr><w:rFonts w:ascii="Times New Roman" w:hAnsi="Times New Roman"/><w:bCs/><w:sz w:val="26"/><w:szCs w:val="26"/><w:lang w:eastAsia="zh-CN"/></w:rPr><w:t>ịnh của ph</w:t></w:r><w:r><w:rPr><w:rFonts w:ascii="Times New Roman" w:hAnsi="Times New Roman" w:eastAsia="Microsoft YaHei"/><w:bCs/><w:sz w:val="26"/><w:szCs w:val="26"/><w:lang w:eastAsia="zh-CN"/></w:rPr><w:t>á</w:t></w:r><w:r><w:rPr><w:rFonts w:ascii="Times New Roman" w:hAnsi="Times New Roman"/><w:bCs/><w:sz w:val="26"/><w:szCs w:val="26"/><w:lang w:eastAsia="zh-CN"/></w:rPr><w:t>p luật Việt Nam hoặc theo lịch l</w:t></w:r><w:r><w:rPr><w:rFonts w:ascii="Times New Roman" w:hAnsi="Times New Roman" w:eastAsia="Microsoft YaHei"/><w:bCs/><w:sz w:val="26"/><w:szCs w:val="26"/><w:lang w:eastAsia="zh-CN"/></w:rPr><w:t>à</w:t></w:r><w:r><w:rPr><w:rFonts w:ascii="Times New Roman" w:hAnsi="Times New Roman"/><w:bCs/><w:sz w:val="26"/><w:szCs w:val="26"/><w:lang w:eastAsia="zh-CN"/></w:rPr><w:t>m việc thực tế của B</w:t></w:r><w:r><w:rPr><w:rFonts w:ascii="Times New Roman" w:hAnsi="Times New Roman" w:eastAsia="Microsoft YaHei"/><w:bCs/><w:sz w:val="26"/><w:szCs w:val="26"/><w:lang w:eastAsia="zh-CN"/></w:rPr><w:t>ê</w:t></w:r><w:r><w:rPr><w:rFonts w:ascii="Times New Roman" w:hAnsi="Times New Roman"/><w:bCs/><w:sz w:val="26"/><w:szCs w:val="26"/><w:lang w:eastAsia="zh-CN"/></w:rPr><w:t xml:space="preserve">n A </w:t></w:r><w:r><w:rPr><w:rFonts w:ascii="Times New Roman" w:hAnsi="Times New Roman" w:eastAsia="Microsoft YaHei"/><w:bCs/><w:sz w:val="26"/><w:szCs w:val="26"/><w:lang w:eastAsia="zh-CN"/></w:rPr><w:t>đ</w:t></w:r><w:r><w:rPr><w:rFonts w:ascii="Times New Roman" w:hAnsi="Times New Roman"/><w:bCs/><w:sz w:val="26"/><w:szCs w:val="26"/><w:lang w:eastAsia="zh-CN"/></w:rPr><w:t>ược th</w:t></w:r><w:r><w:rPr><w:rFonts w:ascii="Times New Roman" w:hAnsi="Times New Roman" w:eastAsia="Microsoft YaHei"/><w:bCs/><w:sz w:val="26"/><w:szCs w:val="26"/><w:lang w:eastAsia="zh-CN"/></w:rPr><w:t>ô</w:t></w:r><w:r><w:rPr><w:rFonts w:ascii="Times New Roman" w:hAnsi="Times New Roman"/><w:bCs/><w:sz w:val="26"/><w:szCs w:val="26"/><w:lang w:eastAsia="zh-CN"/></w:rPr><w:t>ng b</w:t></w:r><w:r><w:rPr><w:rFonts w:ascii="Times New Roman" w:hAnsi="Times New Roman" w:eastAsia="Microsoft YaHei"/><w:bCs/><w:sz w:val="26"/><w:szCs w:val="26"/><w:lang w:eastAsia="zh-CN"/></w:rPr><w:t>á</w:t></w:r><w:r><w:rPr><w:rFonts w:ascii="Times New Roman" w:hAnsi="Times New Roman"/><w:bCs/><w:sz w:val="26"/><w:szCs w:val="26"/><w:lang w:eastAsia="zh-CN"/></w:rPr><w:t>o cho B</w:t></w:r><w:r><w:rPr><w:rFonts w:ascii="Times New Roman" w:hAnsi="Times New Roman" w:eastAsia="Microsoft YaHei"/><w:bCs/><w:sz w:val="26"/><w:szCs w:val="26"/><w:lang w:eastAsia="zh-CN"/></w:rPr><w:t>ê</w:t></w:r><w:r><w:rPr><w:rFonts w:ascii="Times New Roman" w:hAnsi="Times New Roman"/><w:bCs/><w:sz w:val="26"/><w:szCs w:val="26"/><w:lang w:eastAsia="zh-CN"/></w:rPr><w:t>n B trong từng thời k</w:t></w:r><w:r><w:rPr><w:rFonts w:ascii="Times New Roman" w:hAnsi="Times New Roman" w:eastAsia="Microsoft YaHei"/><w:bCs/><w:sz w:val="26"/><w:szCs w:val="26"/><w:lang w:eastAsia="zh-CN"/></w:rPr><w:t>ỳ</w:t></w:r><w:r><w:rPr><w:rFonts w:ascii="Times New Roman" w:hAnsi="Times New Roman"/><w:bCs/><w:sz w:val="26"/><w:szCs w:val="26"/><w:lang w:eastAsia="zh-CN"/></w:rPr><w:t>.</w:t></w:r></w:p><w:p><w:pPr><w:pStyle w:val="13"/><w:numPr><w:ilvl w:val="0"/><w:numId w:val="7"/></w:numPr><w:shd w:val="clear" w:color="auto" w:fill="FFFFFF" w:themeFill="background1"/><w:tabs><w:tab w:val="left" w:pos="425"/></w:tabs><w:spacing w:line="240" w:lineRule="auto"/><w:jc w:val="both"/><w:rPr><w:rFonts w:ascii="Times New Roman" w:hAnsi="Times New Roman"/><w:bCs/><w:sz w:val="26"/><w:szCs w:val="26"/><w:lang w:eastAsia="zh-CN"/></w:rPr></w:pPr><w:r><w:rPr><w:rFonts w:ascii="Times New Roman" w:hAnsi="Times New Roman"/><w:bCs/><w:sz w:val="26"/><w:szCs w:val="26"/><w:lang w:eastAsia="zh-CN"/></w:rPr><w:t>Một B</w:t></w:r><w:r><w:rPr><w:rFonts w:ascii="Times New Roman" w:hAnsi="Times New Roman" w:eastAsia="Microsoft YaHei"/><w:bCs/><w:sz w:val="26"/><w:szCs w:val="26"/><w:lang w:eastAsia="zh-CN"/></w:rPr><w:t>ê</w:t></w:r><w:r><w:rPr><w:rFonts w:ascii="Times New Roman" w:hAnsi="Times New Roman"/><w:bCs/><w:sz w:val="26"/><w:szCs w:val="26"/><w:lang w:eastAsia="zh-CN"/></w:rPr><w:t>n kh</w:t></w:r><w:r><w:rPr><w:rFonts w:ascii="Times New Roman" w:hAnsi="Times New Roman" w:eastAsia="Microsoft YaHei"/><w:bCs/><w:sz w:val="26"/><w:szCs w:val="26"/><w:lang w:eastAsia="zh-CN"/></w:rPr><w:t>ô</w:t></w:r><w:r><w:rPr><w:rFonts w:ascii="Times New Roman" w:hAnsi="Times New Roman"/><w:bCs/><w:sz w:val="26"/><w:szCs w:val="26"/><w:lang w:eastAsia="zh-CN"/></w:rPr><w:t xml:space="preserve">ng </w:t></w:r><w:r><w:rPr><w:rFonts w:ascii="Times New Roman" w:hAnsi="Times New Roman" w:eastAsia="Microsoft YaHei"/><w:bCs/><w:sz w:val="26"/><w:szCs w:val="26"/><w:lang w:eastAsia="zh-CN"/></w:rPr><w:t>đ</w:t></w:r><w:r><w:rPr><w:rFonts w:ascii="Times New Roman" w:hAnsi="Times New Roman"/><w:bCs/><w:sz w:val="26"/><w:szCs w:val="26"/><w:lang w:eastAsia="zh-CN"/></w:rPr><w:t>ược sử dụng t</w:t></w:r><w:r><w:rPr><w:rFonts w:ascii="Times New Roman" w:hAnsi="Times New Roman" w:eastAsia="Microsoft YaHei"/><w:bCs/><w:sz w:val="26"/><w:szCs w:val="26"/><w:lang w:eastAsia="zh-CN"/></w:rPr><w:t>ê</w:t></w:r><w:r><w:rPr><w:rFonts w:ascii="Times New Roman" w:hAnsi="Times New Roman"/><w:bCs/><w:sz w:val="26"/><w:szCs w:val="26"/><w:lang w:eastAsia="zh-CN"/></w:rPr><w:t>n thương mại, nh</w:t></w:r><w:r><w:rPr><w:rFonts w:ascii="Times New Roman" w:hAnsi="Times New Roman" w:eastAsia="Microsoft YaHei"/><w:bCs/><w:sz w:val="26"/><w:szCs w:val="26"/><w:lang w:eastAsia="zh-CN"/></w:rPr><w:t>ã</w:t></w:r><w:r><w:rPr><w:rFonts w:ascii="Times New Roman" w:hAnsi="Times New Roman"/><w:bCs/><w:sz w:val="26"/><w:szCs w:val="26"/><w:lang w:eastAsia="zh-CN"/></w:rPr><w:t>n hiệu, logo, h</w:t></w:r><w:r><w:rPr><w:rFonts w:ascii="Times New Roman" w:hAnsi="Times New Roman" w:eastAsia="Microsoft YaHei"/><w:bCs/><w:sz w:val="26"/><w:szCs w:val="26"/><w:lang w:eastAsia="zh-CN"/></w:rPr><w:t>ì</w:t></w:r><w:r><w:rPr><w:rFonts w:ascii="Times New Roman" w:hAnsi="Times New Roman"/><w:bCs/><w:sz w:val="26"/><w:szCs w:val="26"/><w:lang w:eastAsia="zh-CN"/></w:rPr><w:t>nh ảnh thương hiệu hoặc c</w:t></w:r><w:r><w:rPr><w:rFonts w:ascii="Times New Roman" w:hAnsi="Times New Roman" w:eastAsia="Microsoft YaHei"/><w:bCs/><w:sz w:val="26"/><w:szCs w:val="26"/><w:lang w:eastAsia="zh-CN"/></w:rPr><w:t>á</w:t></w:r><w:r><w:rPr><w:rFonts w:ascii="Times New Roman" w:hAnsi="Times New Roman"/><w:bCs/><w:sz w:val="26"/><w:szCs w:val="26"/><w:lang w:eastAsia="zh-CN"/></w:rPr><w:t xml:space="preserve">c </w:t></w:r><w:r><w:rPr><w:rFonts w:ascii="Times New Roman" w:hAnsi="Times New Roman" w:eastAsia="Microsoft YaHei"/><w:bCs/><w:sz w:val="26"/><w:szCs w:val="26"/><w:lang w:eastAsia="zh-CN"/></w:rPr><w:t>đ</w:t></w:r><w:r><w:rPr><w:rFonts w:ascii="Times New Roman" w:hAnsi="Times New Roman"/><w:bCs/><w:sz w:val="26"/><w:szCs w:val="26"/><w:lang w:eastAsia="zh-CN"/></w:rPr><w:t>ối tượng sở hữu tr</w:t></w:r><w:r><w:rPr><w:rFonts w:ascii="Times New Roman" w:hAnsi="Times New Roman" w:eastAsia="Microsoft YaHei"/><w:bCs/><w:sz w:val="26"/><w:szCs w:val="26"/><w:lang w:eastAsia="zh-CN"/></w:rPr><w:t>í</w:t></w:r><w:r><w:rPr><w:rFonts w:ascii="Times New Roman" w:hAnsi="Times New Roman"/><w:bCs/><w:sz w:val="26"/><w:szCs w:val="26"/><w:lang w:eastAsia="zh-CN"/></w:rPr><w:t xml:space="preserve"> tuệ thuộc quyền sở hữu hoặc quyền sử dụng hợp ph</w:t></w:r><w:r><w:rPr><w:rFonts w:ascii="Times New Roman" w:hAnsi="Times New Roman" w:eastAsia="Microsoft YaHei"/><w:bCs/><w:sz w:val="26"/><w:szCs w:val="26"/><w:lang w:eastAsia="zh-CN"/></w:rPr><w:t>á</w:t></w:r><w:r><w:rPr><w:rFonts w:ascii="Times New Roman" w:hAnsi="Times New Roman"/><w:bCs/><w:sz w:val="26"/><w:szCs w:val="26"/><w:lang w:eastAsia="zh-CN"/></w:rPr><w:t>p của B</w:t></w:r><w:r><w:rPr><w:rFonts w:ascii="Times New Roman" w:hAnsi="Times New Roman" w:eastAsia="Microsoft YaHei"/><w:bCs/><w:sz w:val="26"/><w:szCs w:val="26"/><w:lang w:eastAsia="zh-CN"/></w:rPr><w:t>ê</w:t></w:r><w:r><w:rPr><w:rFonts w:ascii="Times New Roman" w:hAnsi="Times New Roman"/><w:bCs/><w:sz w:val="26"/><w:szCs w:val="26"/><w:lang w:eastAsia="zh-CN"/></w:rPr><w:t>n c</w:t></w:r><w:r><w:rPr><w:rFonts w:ascii="Times New Roman" w:hAnsi="Times New Roman" w:eastAsia="Microsoft YaHei"/><w:bCs/><w:sz w:val="26"/><w:szCs w:val="26"/><w:lang w:eastAsia="zh-CN"/></w:rPr><w:t>ò</w:t></w:r><w:r><w:rPr><w:rFonts w:ascii="Times New Roman" w:hAnsi="Times New Roman"/><w:bCs/><w:sz w:val="26"/><w:szCs w:val="26"/><w:lang w:eastAsia="zh-CN"/></w:rPr><w:t>n lại nếu kh</w:t></w:r><w:r><w:rPr><w:rFonts w:ascii="Times New Roman" w:hAnsi="Times New Roman" w:eastAsia="Microsoft YaHei"/><w:bCs/><w:sz w:val="26"/><w:szCs w:val="26"/><w:lang w:eastAsia="zh-CN"/></w:rPr><w:t>ô</w:t></w:r><w:r><w:rPr><w:rFonts w:ascii="Times New Roman" w:hAnsi="Times New Roman"/><w:bCs/><w:sz w:val="26"/><w:szCs w:val="26"/><w:lang w:eastAsia="zh-CN"/></w:rPr><w:t xml:space="preserve">ng </w:t></w:r><w:r><w:rPr><w:rFonts w:ascii="Times New Roman" w:hAnsi="Times New Roman" w:eastAsia="Microsoft YaHei"/><w:bCs/><w:sz w:val="26"/><w:szCs w:val="26"/><w:lang w:eastAsia="zh-CN"/></w:rPr><w:t>đ</w:t></w:r><w:r><w:rPr><w:rFonts w:ascii="Times New Roman" w:hAnsi="Times New Roman"/><w:bCs/><w:sz w:val="26"/><w:szCs w:val="26"/><w:lang w:eastAsia="zh-CN"/></w:rPr><w:t>ược chấp thuận trước bằng v</w:t></w:r><w:r><w:rPr><w:rFonts w:ascii="Times New Roman" w:hAnsi="Times New Roman" w:eastAsia="Microsoft YaHei"/><w:bCs/><w:sz w:val="26"/><w:szCs w:val="26"/><w:lang w:eastAsia="zh-CN"/></w:rPr><w:t>ă</w:t></w:r><w:r><w:rPr><w:rFonts w:ascii="Times New Roman" w:hAnsi="Times New Roman"/><w:bCs/><w:sz w:val="26"/><w:szCs w:val="26"/><w:lang w:eastAsia="zh-CN"/></w:rPr><w:t>n bản.</w:t></w:r></w:p><w:p><w:pPr><w:pStyle w:val="13"/><w:numPr><w:ilvl w:val="0"/><w:numId w:val="7"/></w:numPr><w:shd w:val="clear" w:color="auto" w:fill="FFFFFF" w:themeFill="background1"/><w:tabs><w:tab w:val="left" w:pos="425"/></w:tabs><w:spacing w:line="240" w:lineRule="auto"/><w:jc w:val="both"/><w:rPr><w:rFonts w:ascii="Times New Roman" w:hAnsi="Times New Roman"/><w:bCs/><w:sz w:val="26"/><w:szCs w:val="26"/><w:lang w:eastAsia="zh-CN"/></w:rPr></w:pPr><w:r><w:rPr><w:rFonts w:ascii="Times New Roman" w:hAnsi="Times New Roman"/><w:bCs/><w:sz w:val="26"/><w:szCs w:val="26"/><w:lang w:eastAsia="zh-CN"/></w:rPr><w:t xml:space="preserve">Hai Bên cam kết thực hiện </w:t></w:r><w:r><w:rPr><w:rFonts w:ascii="Times New Roman" w:hAnsi="Times New Roman" w:eastAsia="Microsoft YaHei"/><w:bCs/><w:sz w:val="26"/><w:szCs w:val="26"/><w:lang w:eastAsia="zh-CN"/></w:rPr><w:t>đ</w:t></w:r><w:r><w:rPr><w:rFonts w:ascii="Times New Roman" w:hAnsi="Times New Roman"/><w:bCs/><w:sz w:val="26"/><w:szCs w:val="26"/><w:lang w:eastAsia="zh-CN"/></w:rPr><w:t xml:space="preserve">ầy </w:t></w:r><w:r><w:rPr><w:rFonts w:ascii="Times New Roman" w:hAnsi="Times New Roman" w:eastAsia="Microsoft YaHei"/><w:bCs/><w:sz w:val="26"/><w:szCs w:val="26"/><w:lang w:eastAsia="zh-CN"/></w:rPr><w:t>đ</w:t></w:r><w:r><w:rPr><w:rFonts w:ascii="Times New Roman" w:hAnsi="Times New Roman"/><w:bCs/><w:sz w:val="26"/><w:szCs w:val="26"/><w:lang w:eastAsia="zh-CN"/></w:rPr><w:t>ủ c</w:t></w:r><w:r><w:rPr><w:rFonts w:ascii="Times New Roman" w:hAnsi="Times New Roman" w:eastAsia="Microsoft YaHei"/><w:bCs/><w:sz w:val="26"/><w:szCs w:val="26"/><w:lang w:eastAsia="zh-CN"/></w:rPr><w:t>á</w:t></w:r><w:r><w:rPr><w:rFonts w:ascii="Times New Roman" w:hAnsi="Times New Roman"/><w:bCs/><w:sz w:val="26"/><w:szCs w:val="26"/><w:lang w:eastAsia="zh-CN"/></w:rPr><w:t>c quyền v</w:t></w:r><w:r><w:rPr><w:rFonts w:ascii="Times New Roman" w:hAnsi="Times New Roman" w:eastAsia="Microsoft YaHei"/><w:bCs/><w:sz w:val="26"/><w:szCs w:val="26"/><w:lang w:eastAsia="zh-CN"/></w:rPr><w:t>à</w:t></w:r><w:r><w:rPr><w:rFonts w:ascii="Times New Roman" w:hAnsi="Times New Roman"/><w:bCs/><w:sz w:val="26"/><w:szCs w:val="26"/><w:lang w:eastAsia="zh-CN"/></w:rPr><w:t xml:space="preserve"> nghĩa vụ theo Hợp </w:t></w:r><w:r><w:rPr><w:rFonts w:ascii="Times New Roman" w:hAnsi="Times New Roman" w:eastAsia="Microsoft YaHei"/><w:bCs/><w:sz w:val="26"/><w:szCs w:val="26"/><w:lang w:eastAsia="zh-CN"/></w:rPr><w:t>đ</w:t></w:r><w:r><w:rPr><w:rFonts w:ascii="Times New Roman" w:hAnsi="Times New Roman"/><w:bCs/><w:sz w:val="26"/><w:szCs w:val="26"/><w:lang w:eastAsia="zh-CN"/></w:rPr><w:t xml:space="preserve">ồng. Mọi sửa </w:t></w:r><w:r><w:rPr><w:rFonts w:ascii="Times New Roman" w:hAnsi="Times New Roman" w:eastAsia="Microsoft YaHei"/><w:bCs/><w:sz w:val="26"/><w:szCs w:val="26"/><w:lang w:eastAsia="zh-CN"/></w:rPr><w:t>đ</w:t></w:r><w:r><w:rPr><w:rFonts w:ascii="Times New Roman" w:hAnsi="Times New Roman"/><w:bCs/><w:sz w:val="26"/><w:szCs w:val="26"/><w:lang w:eastAsia="zh-CN"/></w:rPr><w:t xml:space="preserve">ổi, bổ sung Hợp </w:t></w:r><w:r><w:rPr><w:rFonts w:ascii="Times New Roman" w:hAnsi="Times New Roman" w:eastAsia="Microsoft YaHei"/><w:bCs/><w:sz w:val="26"/><w:szCs w:val="26"/><w:lang w:eastAsia="zh-CN"/></w:rPr><w:t>đ</w:t></w:r><w:r><w:rPr><w:rFonts w:ascii="Times New Roman" w:hAnsi="Times New Roman"/><w:bCs/><w:sz w:val="26"/><w:szCs w:val="26"/><w:lang w:eastAsia="zh-CN"/></w:rPr><w:t>ồng chỉ c</w:t></w:r><w:r><w:rPr><w:rFonts w:ascii="Times New Roman" w:hAnsi="Times New Roman" w:eastAsia="Microsoft YaHei"/><w:bCs/><w:sz w:val="26"/><w:szCs w:val="26"/><w:lang w:eastAsia="zh-CN"/></w:rPr><w:t>ó</w:t></w:r><w:r><w:rPr><w:rFonts w:ascii="Times New Roman" w:hAnsi="Times New Roman"/><w:bCs/><w:sz w:val="26"/><w:szCs w:val="26"/><w:lang w:eastAsia="zh-CN"/></w:rPr><w:t xml:space="preserve"> gi</w:t></w:r><w:r><w:rPr><w:rFonts w:ascii="Times New Roman" w:hAnsi="Times New Roman" w:eastAsia="Microsoft YaHei"/><w:bCs/><w:sz w:val="26"/><w:szCs w:val="26"/><w:lang w:eastAsia="zh-CN"/></w:rPr><w:t>á</w:t></w:r><w:r><w:rPr><w:rFonts w:ascii="Times New Roman" w:hAnsi="Times New Roman"/><w:bCs/><w:sz w:val="26"/><w:szCs w:val="26"/><w:lang w:eastAsia="zh-CN"/></w:rPr><w:t xml:space="preserve"> trị khi </w:t></w:r><w:r><w:rPr><w:rFonts w:ascii="Times New Roman" w:hAnsi="Times New Roman" w:eastAsia="Microsoft YaHei"/><w:bCs/><w:sz w:val="26"/><w:szCs w:val="26"/><w:lang w:eastAsia="zh-CN"/></w:rPr><w:t>đ</w:t></w:r><w:r><w:rPr><w:rFonts w:ascii="Times New Roman" w:hAnsi="Times New Roman"/><w:bCs/><w:sz w:val="26"/><w:szCs w:val="26"/><w:lang w:eastAsia="zh-CN"/></w:rPr><w:t>ược lập th</w:t></w:r><w:r><w:rPr><w:rFonts w:ascii="Times New Roman" w:hAnsi="Times New Roman" w:eastAsia="Microsoft YaHei"/><w:bCs/><w:sz w:val="26"/><w:szCs w:val="26"/><w:lang w:eastAsia="zh-CN"/></w:rPr><w:t>à</w:t></w:r><w:r><w:rPr><w:rFonts w:ascii="Times New Roman" w:hAnsi="Times New Roman"/><w:bCs/><w:sz w:val="26"/><w:szCs w:val="26"/><w:lang w:eastAsia="zh-CN"/></w:rPr><w:t>nh v</w:t></w:r><w:r><w:rPr><w:rFonts w:ascii="Times New Roman" w:hAnsi="Times New Roman" w:eastAsia="Microsoft YaHei"/><w:bCs/><w:sz w:val="26"/><w:szCs w:val="26"/><w:lang w:eastAsia="zh-CN"/></w:rPr><w:t>ă</w:t></w:r><w:r><w:rPr><w:rFonts w:ascii="Times New Roman" w:hAnsi="Times New Roman"/><w:bCs/><w:sz w:val="26"/><w:szCs w:val="26"/><w:lang w:eastAsia="zh-CN"/></w:rPr><w:t xml:space="preserve">n bản hoặc </w:t></w:r><w:r><w:rPr><w:rFonts w:ascii="Times New Roman" w:hAnsi="Times New Roman" w:eastAsia="Microsoft YaHei"/><w:bCs/><w:sz w:val="26"/><w:szCs w:val="26"/><w:lang w:eastAsia="zh-CN"/></w:rPr><w:t>đ</w:t></w:r><w:r><w:rPr><w:rFonts w:ascii="Times New Roman" w:hAnsi="Times New Roman"/><w:bCs/><w:sz w:val="26"/><w:szCs w:val="26"/><w:lang w:eastAsia="zh-CN"/></w:rPr><w:t>ược x</w:t></w:r><w:r><w:rPr><w:rFonts w:ascii="Times New Roman" w:hAnsi="Times New Roman" w:eastAsia="Microsoft YaHei"/><w:bCs/><w:sz w:val="26"/><w:szCs w:val="26"/><w:lang w:eastAsia="zh-CN"/></w:rPr><w:t>á</w:t></w:r><w:r><w:rPr><w:rFonts w:ascii="Times New Roman" w:hAnsi="Times New Roman"/><w:bCs/><w:sz w:val="26"/><w:szCs w:val="26"/><w:lang w:eastAsia="zh-CN"/></w:rPr><w:t>c nhận hợp lệ qua email giữa c</w:t></w:r><w:r><w:rPr><w:rFonts w:ascii="Times New Roman" w:hAnsi="Times New Roman" w:eastAsia="Microsoft YaHei"/><w:bCs/><w:sz w:val="26"/><w:szCs w:val="26"/><w:lang w:eastAsia="zh-CN"/></w:rPr><w:t>á</w:t></w:r><w:r><w:rPr><w:rFonts w:ascii="Times New Roman" w:hAnsi="Times New Roman"/><w:bCs/><w:sz w:val="26"/><w:szCs w:val="26"/><w:lang w:eastAsia="zh-CN"/></w:rPr><w:t xml:space="preserve">c </w:t></w:r><w:r><w:rPr><w:rFonts w:ascii="Times New Roman" w:hAnsi="Times New Roman" w:eastAsia="Microsoft YaHei"/><w:bCs/><w:sz w:val="26"/><w:szCs w:val="26"/><w:lang w:eastAsia="zh-CN"/></w:rPr><w:t>đ</w:t></w:r><w:r><w:rPr><w:rFonts w:ascii="Times New Roman" w:hAnsi="Times New Roman"/><w:bCs/><w:sz w:val="26"/><w:szCs w:val="26"/><w:lang w:eastAsia="zh-CN"/></w:rPr><w:t xml:space="preserve">ầu mối </w:t></w:r><w:r><w:rPr><w:rFonts w:ascii="Times New Roman" w:hAnsi="Times New Roman" w:eastAsia="Microsoft YaHei"/><w:bCs/><w:sz w:val="26"/><w:szCs w:val="26"/><w:lang w:eastAsia="zh-CN"/></w:rPr><w:t>đ</w:t></w:r><w:r><w:rPr><w:rFonts w:ascii="Times New Roman" w:hAnsi="Times New Roman"/><w:bCs/><w:sz w:val="26"/><w:szCs w:val="26"/><w:lang w:eastAsia="zh-CN"/></w:rPr><w:t xml:space="preserve">ược chỉ </w:t></w:r><w:r><w:rPr><w:rFonts w:ascii="Times New Roman" w:hAnsi="Times New Roman" w:eastAsia="Microsoft YaHei"/><w:bCs/><w:sz w:val="26"/><w:szCs w:val="26"/><w:lang w:eastAsia="zh-CN"/></w:rPr><w:t>đ</w:t></w:r><w:r><w:rPr><w:rFonts w:ascii="Times New Roman" w:hAnsi="Times New Roman"/><w:bCs/><w:sz w:val="26"/><w:szCs w:val="26"/><w:lang w:eastAsia="zh-CN"/></w:rPr><w:t>ịnh của hai B</w:t></w:r><w:r><w:rPr><w:rFonts w:ascii="Times New Roman" w:hAnsi="Times New Roman" w:eastAsia="Microsoft YaHei"/><w:bCs/><w:sz w:val="26"/><w:szCs w:val="26"/><w:lang w:eastAsia="zh-CN"/></w:rPr><w:t>ê</w:t></w:r><w:r><w:rPr><w:rFonts w:ascii="Times New Roman" w:hAnsi="Times New Roman"/><w:bCs/><w:sz w:val="26"/><w:szCs w:val="26"/><w:lang w:eastAsia="zh-CN"/></w:rPr><w:t>n.</w:t></w:r></w:p><w:p><w:pPr><w:pStyle w:val="13"/><w:numPr><w:ilvl w:val="0"/><w:numId w:val="7"/></w:numPr><w:shd w:val="clear" w:color="auto" w:fill="FFFFFF" w:themeFill="background1"/><w:tabs><w:tab w:val="left" w:pos="425"/></w:tabs><w:spacing w:line="240" w:lineRule="auto"/><w:jc w:val="both"/><w:rPr><w:rFonts w:ascii="Times New Roman" w:hAnsi="Times New Roman"/><w:bCs/><w:sz w:val="26"/><w:szCs w:val="26"/><w:lang w:eastAsia="zh-CN"/></w:rPr></w:pPr><w:r><w:rPr><w:rFonts w:ascii="Times New Roman" w:hAnsi="Times New Roman"/><w:bCs/><w:sz w:val="26"/><w:szCs w:val="26"/><w:lang w:eastAsia="zh-CN"/></w:rPr><w:t xml:space="preserve">Hợp </w:t></w:r><w:r><w:rPr><w:rFonts w:ascii="Times New Roman" w:hAnsi="Times New Roman" w:eastAsia="Microsoft YaHei"/><w:bCs/><w:sz w:val="26"/><w:szCs w:val="26"/><w:lang w:eastAsia="zh-CN"/></w:rPr><w:t>đ</w:t></w:r><w:r><w:rPr><w:rFonts w:ascii="Times New Roman" w:hAnsi="Times New Roman"/><w:bCs/><w:sz w:val="26"/><w:szCs w:val="26"/><w:lang w:eastAsia="zh-CN"/></w:rPr><w:t>ồng n</w:t></w:r><w:r><w:rPr><w:rFonts w:ascii="Times New Roman" w:hAnsi="Times New Roman" w:eastAsia="Microsoft YaHei"/><w:bCs/><w:sz w:val="26"/><w:szCs w:val="26"/><w:lang w:eastAsia="zh-CN"/></w:rPr><w:t>à</w:t></w:r><w:r><w:rPr><w:rFonts w:ascii="Times New Roman" w:hAnsi="Times New Roman"/><w:bCs/><w:sz w:val="26"/><w:szCs w:val="26"/><w:lang w:eastAsia="zh-CN"/></w:rPr><w:t>y v</w:t></w:r><w:r><w:rPr><w:rFonts w:ascii="Times New Roman" w:hAnsi="Times New Roman" w:eastAsia="Microsoft YaHei"/><w:bCs/><w:sz w:val="26"/><w:szCs w:val="26"/><w:lang w:eastAsia="zh-CN"/></w:rPr><w:t>à</w:t></w:r><w:r><w:rPr><w:rFonts w:ascii="Times New Roman" w:hAnsi="Times New Roman"/><w:bCs/><w:sz w:val="26"/><w:szCs w:val="26"/><w:lang w:eastAsia="zh-CN"/></w:rPr><w:t xml:space="preserve"> c</w:t></w:r><w:r><w:rPr><w:rFonts w:ascii="Times New Roman" w:hAnsi="Times New Roman" w:eastAsia="Microsoft YaHei"/><w:bCs/><w:sz w:val="26"/><w:szCs w:val="26"/><w:lang w:eastAsia="zh-CN"/></w:rPr><w:t>á</w:t></w:r><w:r><w:rPr><w:rFonts w:ascii="Times New Roman" w:hAnsi="Times New Roman"/><w:bCs/><w:sz w:val="26"/><w:szCs w:val="26"/><w:lang w:eastAsia="zh-CN"/></w:rPr><w:t xml:space="preserve">c vấn </w:t></w:r><w:r><w:rPr><w:rFonts w:ascii="Times New Roman" w:hAnsi="Times New Roman" w:eastAsia="Microsoft YaHei"/><w:bCs/><w:sz w:val="26"/><w:szCs w:val="26"/><w:lang w:eastAsia="zh-CN"/></w:rPr><w:t>đ</w:t></w:r><w:r><w:rPr><w:rFonts w:ascii="Times New Roman" w:hAnsi="Times New Roman"/><w:bCs/><w:sz w:val="26"/><w:szCs w:val="26"/><w:lang w:eastAsia="zh-CN"/></w:rPr><w:t xml:space="preserve">ề chưa </w:t></w:r><w:r><w:rPr><w:rFonts w:ascii="Times New Roman" w:hAnsi="Times New Roman" w:eastAsia="Microsoft YaHei"/><w:bCs/><w:sz w:val="26"/><w:szCs w:val="26"/><w:lang w:eastAsia="zh-CN"/></w:rPr><w:t>đ</w:t></w:r><w:r><w:rPr><w:rFonts w:ascii="Times New Roman" w:hAnsi="Times New Roman"/><w:bCs/><w:sz w:val="26"/><w:szCs w:val="26"/><w:lang w:eastAsia="zh-CN"/></w:rPr><w:t xml:space="preserve">ược quy </w:t></w:r><w:r><w:rPr><w:rFonts w:ascii="Times New Roman" w:hAnsi="Times New Roman" w:eastAsia="Microsoft YaHei"/><w:bCs/><w:sz w:val="26"/><w:szCs w:val="26"/><w:lang w:eastAsia="zh-CN"/></w:rPr><w:t>đ</w:t></w:r><w:r><w:rPr><w:rFonts w:ascii="Times New Roman" w:hAnsi="Times New Roman"/><w:bCs/><w:sz w:val="26"/><w:szCs w:val="26"/><w:lang w:eastAsia="zh-CN"/></w:rPr><w:t xml:space="preserve">ịnh trong Hợp </w:t></w:r><w:r><w:rPr><w:rFonts w:ascii="Times New Roman" w:hAnsi="Times New Roman" w:eastAsia="Microsoft YaHei"/><w:bCs/><w:sz w:val="26"/><w:szCs w:val="26"/><w:lang w:eastAsia="zh-CN"/></w:rPr><w:t>đ</w:t></w:r><w:r><w:rPr><w:rFonts w:ascii="Times New Roman" w:hAnsi="Times New Roman"/><w:bCs/><w:sz w:val="26"/><w:szCs w:val="26"/><w:lang w:eastAsia="zh-CN"/></w:rPr><w:t xml:space="preserve">ồng sẽ </w:t></w:r><w:r><w:rPr><w:rFonts w:ascii="Times New Roman" w:hAnsi="Times New Roman" w:eastAsia="Microsoft YaHei"/><w:bCs/><w:sz w:val="26"/><w:szCs w:val="26"/><w:lang w:eastAsia="zh-CN"/></w:rPr><w:t>đ</w:t></w:r><w:r><w:rPr><w:rFonts w:ascii="Times New Roman" w:hAnsi="Times New Roman"/><w:bCs/><w:sz w:val="26"/><w:szCs w:val="26"/><w:lang w:eastAsia="zh-CN"/></w:rPr><w:t xml:space="preserve">ược </w:t></w:r><w:r><w:rPr><w:rFonts w:ascii="Times New Roman" w:hAnsi="Times New Roman" w:eastAsia="Microsoft YaHei"/><w:bCs/><w:sz w:val="26"/><w:szCs w:val="26"/><w:lang w:eastAsia="zh-CN"/></w:rPr><w:t>đ</w:t></w:r><w:r><w:rPr><w:rFonts w:ascii="Times New Roman" w:hAnsi="Times New Roman"/><w:bCs/><w:sz w:val="26"/><w:szCs w:val="26"/><w:lang w:eastAsia="zh-CN"/></w:rPr><w:t>iều chỉnh v</w:t></w:r><w:r><w:rPr><w:rFonts w:ascii="Times New Roman" w:hAnsi="Times New Roman" w:eastAsia="Microsoft YaHei"/><w:bCs/><w:sz w:val="26"/><w:szCs w:val="26"/><w:lang w:eastAsia="zh-CN"/></w:rPr><w:t>à</w:t></w:r><w:r><w:rPr><w:rFonts w:ascii="Times New Roman" w:hAnsi="Times New Roman"/><w:bCs/><w:sz w:val="26"/><w:szCs w:val="26"/><w:lang w:eastAsia="zh-CN"/></w:rPr><w:t xml:space="preserve"> giải th</w:t></w:r><w:r><w:rPr><w:rFonts w:ascii="Times New Roman" w:hAnsi="Times New Roman" w:eastAsia="Microsoft YaHei"/><w:bCs/><w:sz w:val="26"/><w:szCs w:val="26"/><w:lang w:eastAsia="zh-CN"/></w:rPr><w:t>í</w:t></w:r><w:r><w:rPr><w:rFonts w:ascii="Times New Roman" w:hAnsi="Times New Roman"/><w:bCs/><w:sz w:val="26"/><w:szCs w:val="26"/><w:lang w:eastAsia="zh-CN"/></w:rPr><w:t>ch theo ph</w:t></w:r><w:r><w:rPr><w:rFonts w:ascii="Times New Roman" w:hAnsi="Times New Roman" w:eastAsia="Microsoft YaHei"/><w:bCs/><w:sz w:val="26"/><w:szCs w:val="26"/><w:lang w:eastAsia="zh-CN"/></w:rPr><w:t>á</w:t></w:r><w:r><w:rPr><w:rFonts w:ascii="Times New Roman" w:hAnsi="Times New Roman"/><w:bCs/><w:sz w:val="26"/><w:szCs w:val="26"/><w:lang w:eastAsia="zh-CN"/></w:rPr><w:t>p luật nước Cộng h</w:t></w:r><w:r><w:rPr><w:rFonts w:ascii="Times New Roman" w:hAnsi="Times New Roman" w:eastAsia="Microsoft YaHei"/><w:bCs/><w:sz w:val="26"/><w:szCs w:val="26"/><w:lang w:eastAsia="zh-CN"/></w:rPr><w:t>ò</w:t></w:r><w:r><w:rPr><w:rFonts w:ascii="Times New Roman" w:hAnsi="Times New Roman"/><w:bCs/><w:sz w:val="26"/><w:szCs w:val="26"/><w:lang w:eastAsia="zh-CN"/></w:rPr><w:t>a X</w:t></w:r><w:r><w:rPr><w:rFonts w:ascii="Times New Roman" w:hAnsi="Times New Roman" w:eastAsia="Microsoft YaHei"/><w:bCs/><w:sz w:val="26"/><w:szCs w:val="26"/><w:lang w:eastAsia="zh-CN"/></w:rPr><w:t>ã</w:t></w:r><w:r><w:rPr><w:rFonts w:ascii="Times New Roman" w:hAnsi="Times New Roman"/><w:bCs/><w:sz w:val="26"/><w:szCs w:val="26"/><w:lang w:eastAsia="zh-CN"/></w:rPr><w:t xml:space="preserve"> hội Chủ nghĩa Việt Nam.</w:t></w:r></w:p><w:p><w:pPr><w:pStyle w:val="13"/><w:numPr><w:ilvl w:val="0"/><w:numId w:val="7"/></w:numPr><w:shd w:val="clear" w:color="auto" w:fill="FFFFFF" w:themeFill="background1"/><w:tabs><w:tab w:val="left" w:pos="425"/></w:tabs><w:spacing w:line="240" w:lineRule="auto"/><w:jc w:val="both"/><w:rPr><w:rFonts w:ascii="Times New Roman" w:hAnsi="Times New Roman"/><w:bCs/><w:sz w:val="26"/><w:szCs w:val="26"/><w:lang w:eastAsia="zh-CN"/></w:rPr></w:pPr><w:r><w:rPr><w:rFonts w:ascii="Times New Roman" w:hAnsi="Times New Roman"/><w:bCs/><w:sz w:val="26"/><w:szCs w:val="26"/><w:lang w:eastAsia="zh-CN"/></w:rPr><w:t xml:space="preserve">Hợp </w:t></w:r><w:r><w:rPr><w:rFonts w:ascii="Times New Roman" w:hAnsi="Times New Roman" w:eastAsia="Microsoft YaHei"/><w:bCs/><w:sz w:val="26"/><w:szCs w:val="26"/><w:lang w:eastAsia="zh-CN"/></w:rPr><w:t>đ</w:t></w:r><w:r><w:rPr><w:rFonts w:ascii="Times New Roman" w:hAnsi="Times New Roman"/><w:bCs/><w:sz w:val="26"/><w:szCs w:val="26"/><w:lang w:eastAsia="zh-CN"/></w:rPr><w:t>ồng, c</w:t></w:r><w:r><w:rPr><w:rFonts w:ascii="Times New Roman" w:hAnsi="Times New Roman" w:eastAsia="Microsoft YaHei"/><w:bCs/><w:sz w:val="26"/><w:szCs w:val="26"/><w:lang w:eastAsia="zh-CN"/></w:rPr><w:t>á</w:t></w:r><w:r><w:rPr><w:rFonts w:ascii="Times New Roman" w:hAnsi="Times New Roman"/><w:bCs/><w:sz w:val="26"/><w:szCs w:val="26"/><w:lang w:eastAsia="zh-CN"/></w:rPr><w:t>c phụ lục, hồ sơ, dữ liệu v</w:t></w:r><w:r><w:rPr><w:rFonts w:ascii="Times New Roman" w:hAnsi="Times New Roman" w:eastAsia="Microsoft YaHei"/><w:bCs/><w:sz w:val="26"/><w:szCs w:val="26"/><w:lang w:eastAsia="zh-CN"/></w:rPr><w:t>à</w:t></w:r><w:r><w:rPr><w:rFonts w:ascii="Times New Roman" w:hAnsi="Times New Roman"/><w:bCs/><w:sz w:val="26"/><w:szCs w:val="26"/><w:lang w:eastAsia="zh-CN"/></w:rPr><w:t xml:space="preserve"> c</w:t></w:r><w:r><w:rPr><w:rFonts w:ascii="Times New Roman" w:hAnsi="Times New Roman" w:eastAsia="Microsoft YaHei"/><w:bCs/><w:sz w:val="26"/><w:szCs w:val="26"/><w:lang w:eastAsia="zh-CN"/></w:rPr><w:t>á</w:t></w:r><w:r><w:rPr><w:rFonts w:ascii="Times New Roman" w:hAnsi="Times New Roman"/><w:bCs/><w:sz w:val="26"/><w:szCs w:val="26"/><w:lang w:eastAsia="zh-CN"/></w:rPr><w:t>c th</w:t></w:r><w:r><w:rPr><w:rFonts w:ascii="Times New Roman" w:hAnsi="Times New Roman" w:eastAsia="Microsoft YaHei"/><w:bCs/><w:sz w:val="26"/><w:szCs w:val="26"/><w:lang w:eastAsia="zh-CN"/></w:rPr><w:t>ô</w:t></w:r><w:r><w:rPr><w:rFonts w:ascii="Times New Roman" w:hAnsi="Times New Roman"/><w:bCs/><w:sz w:val="26"/><w:szCs w:val="26"/><w:lang w:eastAsia="zh-CN"/></w:rPr><w:t>ng tin li</w:t></w:r><w:r><w:rPr><w:rFonts w:ascii="Times New Roman" w:hAnsi="Times New Roman" w:eastAsia="Microsoft YaHei"/><w:bCs/><w:sz w:val="26"/><w:szCs w:val="26"/><w:lang w:eastAsia="zh-CN"/></w:rPr><w:t>ê</w:t></w:r><w:r><w:rPr><w:rFonts w:ascii="Times New Roman" w:hAnsi="Times New Roman"/><w:bCs/><w:sz w:val="26"/><w:szCs w:val="26"/><w:lang w:eastAsia="zh-CN"/></w:rPr><w:t xml:space="preserve">n quan </w:t></w:r><w:r><w:rPr><w:rFonts w:ascii="Times New Roman" w:hAnsi="Times New Roman" w:eastAsia="Microsoft YaHei"/><w:bCs/><w:sz w:val="26"/><w:szCs w:val="26"/><w:lang w:eastAsia="zh-CN"/></w:rPr><w:t>đ</w:t></w:r><w:r><w:rPr><w:rFonts w:ascii="Times New Roman" w:hAnsi="Times New Roman"/><w:bCs/><w:sz w:val="26"/><w:szCs w:val="26"/><w:lang w:eastAsia="zh-CN"/></w:rPr><w:t xml:space="preserve">ến việc thực hiện Hợp </w:t></w:r><w:r><w:rPr><w:rFonts w:ascii="Times New Roman" w:hAnsi="Times New Roman" w:eastAsia="Microsoft YaHei"/><w:bCs/><w:sz w:val="26"/><w:szCs w:val="26"/><w:lang w:eastAsia="zh-CN"/></w:rPr><w:t>đ</w:t></w:r><w:r><w:rPr><w:rFonts w:ascii="Times New Roman" w:hAnsi="Times New Roman"/><w:bCs/><w:sz w:val="26"/><w:szCs w:val="26"/><w:lang w:eastAsia="zh-CN"/></w:rPr><w:t xml:space="preserve">ồng </w:t></w:r><w:r><w:rPr><w:rFonts w:ascii="Times New Roman" w:hAnsi="Times New Roman" w:eastAsia="Microsoft YaHei"/><w:bCs/><w:sz w:val="26"/><w:szCs w:val="26"/><w:lang w:eastAsia="zh-CN"/></w:rPr><w:t>đ</w:t></w:r><w:r><w:rPr><w:rFonts w:ascii="Times New Roman" w:hAnsi="Times New Roman"/><w:bCs/><w:sz w:val="26"/><w:szCs w:val="26"/><w:lang w:eastAsia="zh-CN"/></w:rPr><w:t>ược xem l</w:t></w:r><w:r><w:rPr><w:rFonts w:ascii="Times New Roman" w:hAnsi="Times New Roman" w:eastAsia="Microsoft YaHei"/><w:bCs/><w:sz w:val="26"/><w:szCs w:val="26"/><w:lang w:eastAsia="zh-CN"/></w:rPr><w:t>à</w:t></w:r><w:r><w:rPr><w:rFonts w:ascii="Times New Roman" w:hAnsi="Times New Roman"/><w:bCs/><w:sz w:val="26"/><w:szCs w:val="26"/><w:lang w:eastAsia="zh-CN"/></w:rPr><w:t xml:space="preserve"> th</w:t></w:r><w:r><w:rPr><w:rFonts w:ascii="Times New Roman" w:hAnsi="Times New Roman" w:eastAsia="Microsoft YaHei"/><w:bCs/><w:sz w:val="26"/><w:szCs w:val="26"/><w:lang w:eastAsia="zh-CN"/></w:rPr><w:t>ô</w:t></w:r><w:r><w:rPr><w:rFonts w:ascii="Times New Roman" w:hAnsi="Times New Roman"/><w:bCs/><w:sz w:val="26"/><w:szCs w:val="26"/><w:lang w:eastAsia="zh-CN"/></w:rPr><w:t>ng tin bảo mật. C</w:t></w:r><w:r><w:rPr><w:rFonts w:ascii="Times New Roman" w:hAnsi="Times New Roman" w:eastAsia="Microsoft YaHei"/><w:bCs/><w:sz w:val="26"/><w:szCs w:val="26"/><w:lang w:eastAsia="zh-CN"/></w:rPr><w:t>á</w:t></w:r><w:r><w:rPr><w:rFonts w:ascii="Times New Roman" w:hAnsi="Times New Roman"/><w:bCs/><w:sz w:val="26"/><w:szCs w:val="26"/><w:lang w:eastAsia="zh-CN"/></w:rPr><w:t>c B</w:t></w:r><w:r><w:rPr><w:rFonts w:ascii="Times New Roman" w:hAnsi="Times New Roman" w:eastAsia="Microsoft YaHei"/><w:bCs/><w:sz w:val="26"/><w:szCs w:val="26"/><w:lang w:eastAsia="zh-CN"/></w:rPr><w:t>ê</w:t></w:r><w:r><w:rPr><w:rFonts w:ascii="Times New Roman" w:hAnsi="Times New Roman"/><w:bCs/><w:sz w:val="26"/><w:szCs w:val="26"/><w:lang w:eastAsia="zh-CN"/></w:rPr><w:t>n kh</w:t></w:r><w:r><w:rPr><w:rFonts w:ascii="Times New Roman" w:hAnsi="Times New Roman" w:eastAsia="Microsoft YaHei"/><w:bCs/><w:sz w:val="26"/><w:szCs w:val="26"/><w:lang w:eastAsia="zh-CN"/></w:rPr><w:t>ô</w:t></w:r><w:r><w:rPr><w:rFonts w:ascii="Times New Roman" w:hAnsi="Times New Roman"/><w:bCs/><w:sz w:val="26"/><w:szCs w:val="26"/><w:lang w:eastAsia="zh-CN"/></w:rPr><w:t xml:space="preserve">ng </w:t></w:r><w:r><w:rPr><w:rFonts w:ascii="Times New Roman" w:hAnsi="Times New Roman" w:eastAsia="Microsoft YaHei"/><w:bCs/><w:sz w:val="26"/><w:szCs w:val="26"/><w:lang w:eastAsia="zh-CN"/></w:rPr><w:t>đ</w:t></w:r><w:r><w:rPr><w:rFonts w:ascii="Times New Roman" w:hAnsi="Times New Roman"/><w:bCs/><w:sz w:val="26"/><w:szCs w:val="26"/><w:lang w:eastAsia="zh-CN"/></w:rPr><w:t>ược tiết lộ cho bất k</w:t></w:r><w:r><w:rPr><w:rFonts w:ascii="Times New Roman" w:hAnsi="Times New Roman" w:eastAsia="Microsoft YaHei"/><w:bCs/><w:sz w:val="26"/><w:szCs w:val="26"/><w:lang w:eastAsia="zh-CN"/></w:rPr><w:t>ỳ</w:t></w:r><w:r><w:rPr><w:rFonts w:ascii="Times New Roman" w:hAnsi="Times New Roman"/><w:bCs/><w:sz w:val="26"/><w:szCs w:val="26"/><w:lang w:eastAsia="zh-CN"/></w:rPr><w:t xml:space="preserve"> b</w:t></w:r><w:r><w:rPr><w:rFonts w:ascii="Times New Roman" w:hAnsi="Times New Roman" w:eastAsia="Microsoft YaHei"/><w:bCs/><w:sz w:val="26"/><w:szCs w:val="26"/><w:lang w:eastAsia="zh-CN"/></w:rPr><w:t>ê</w:t></w:r><w:r><w:rPr><w:rFonts w:ascii="Times New Roman" w:hAnsi="Times New Roman"/><w:bCs/><w:sz w:val="26"/><w:szCs w:val="26"/><w:lang w:eastAsia="zh-CN"/></w:rPr><w:t>n thứ ba n</w:t></w:r><w:r><w:rPr><w:rFonts w:ascii="Times New Roman" w:hAnsi="Times New Roman" w:eastAsia="Microsoft YaHei"/><w:bCs/><w:sz w:val="26"/><w:szCs w:val="26"/><w:lang w:eastAsia="zh-CN"/></w:rPr><w:t>à</w:t></w:r><w:r><w:rPr><w:rFonts w:ascii="Times New Roman" w:hAnsi="Times New Roman"/><w:bCs/><w:sz w:val="26"/><w:szCs w:val="26"/><w:lang w:eastAsia="zh-CN"/></w:rPr><w:t>o nếu kh</w:t></w:r><w:r><w:rPr><w:rFonts w:ascii="Times New Roman" w:hAnsi="Times New Roman" w:eastAsia="Microsoft YaHei"/><w:bCs/><w:sz w:val="26"/><w:szCs w:val="26"/><w:lang w:eastAsia="zh-CN"/></w:rPr><w:t>ô</w:t></w:r><w:r><w:rPr><w:rFonts w:ascii="Times New Roman" w:hAnsi="Times New Roman"/><w:bCs/><w:sz w:val="26"/><w:szCs w:val="26"/><w:lang w:eastAsia="zh-CN"/></w:rPr><w:t>ng c</w:t></w:r><w:r><w:rPr><w:rFonts w:ascii="Times New Roman" w:hAnsi="Times New Roman" w:eastAsia="Microsoft YaHei"/><w:bCs/><w:sz w:val="26"/><w:szCs w:val="26"/><w:lang w:eastAsia="zh-CN"/></w:rPr><w:t>ó</w:t></w:r><w:r><w:rPr><w:rFonts w:ascii="Times New Roman" w:hAnsi="Times New Roman"/><w:bCs/><w:sz w:val="26"/><w:szCs w:val="26"/><w:lang w:eastAsia="zh-CN"/></w:rPr><w:t xml:space="preserve"> sự </w:t></w:r><w:r><w:rPr><w:rFonts w:ascii="Times New Roman" w:hAnsi="Times New Roman" w:eastAsia="Microsoft YaHei"/><w:bCs/><w:sz w:val="26"/><w:szCs w:val="26"/><w:lang w:eastAsia="zh-CN"/></w:rPr><w:t>đ</w:t></w:r><w:r><w:rPr><w:rFonts w:ascii="Times New Roman" w:hAnsi="Times New Roman"/><w:bCs/><w:sz w:val="26"/><w:szCs w:val="26"/><w:lang w:eastAsia="zh-CN"/></w:rPr><w:t xml:space="preserve">ồng </w:t></w:r><w:r><w:rPr><w:rFonts w:ascii="Times New Roman" w:hAnsi="Times New Roman" w:eastAsia="Microsoft YaHei"/><w:bCs/><w:sz w:val="26"/><w:szCs w:val="26"/><w:lang w:eastAsia="zh-CN"/></w:rPr><w:t>ý</w:t></w:r><w:r><w:rPr><w:rFonts w:ascii="Times New Roman" w:hAnsi="Times New Roman"/><w:bCs/><w:sz w:val="26"/><w:szCs w:val="26"/><w:lang w:eastAsia="zh-CN"/></w:rPr><w:t xml:space="preserve"> của B</w:t></w:r><w:r><w:rPr><w:rFonts w:ascii="Times New Roman" w:hAnsi="Times New Roman" w:eastAsia="Microsoft YaHei"/><w:bCs/><w:sz w:val="26"/><w:szCs w:val="26"/><w:lang w:eastAsia="zh-CN"/></w:rPr><w:t>ê</w:t></w:r><w:r><w:rPr><w:rFonts w:ascii="Times New Roman" w:hAnsi="Times New Roman"/><w:bCs/><w:sz w:val="26"/><w:szCs w:val="26"/><w:lang w:eastAsia="zh-CN"/></w:rPr><w:t>n c</w:t></w:r><w:r><w:rPr><w:rFonts w:ascii="Times New Roman" w:hAnsi="Times New Roman" w:eastAsia="Microsoft YaHei"/><w:bCs/><w:sz w:val="26"/><w:szCs w:val="26"/><w:lang w:eastAsia="zh-CN"/></w:rPr><w:t>ò</w:t></w:r><w:r><w:rPr><w:rFonts w:ascii="Times New Roman" w:hAnsi="Times New Roman"/><w:bCs/><w:sz w:val="26"/><w:szCs w:val="26"/><w:lang w:eastAsia="zh-CN"/></w:rPr><w:t xml:space="preserve">n lại, trừ trường hợp phải cung cấp theo quy </w:t></w:r><w:r><w:rPr><w:rFonts w:ascii="Times New Roman" w:hAnsi="Times New Roman" w:eastAsia="Microsoft YaHei"/><w:bCs/><w:sz w:val="26"/><w:szCs w:val="26"/><w:lang w:eastAsia="zh-CN"/></w:rPr><w:t>đ</w:t></w:r><w:r><w:rPr><w:rFonts w:ascii="Times New Roman" w:hAnsi="Times New Roman"/><w:bCs/><w:sz w:val="26"/><w:szCs w:val="26"/><w:lang w:eastAsia="zh-CN"/></w:rPr><w:t>ịnh ph</w:t></w:r><w:r><w:rPr><w:rFonts w:ascii="Times New Roman" w:hAnsi="Times New Roman" w:eastAsia="Microsoft YaHei"/><w:bCs/><w:sz w:val="26"/><w:szCs w:val="26"/><w:lang w:eastAsia="zh-CN"/></w:rPr><w:t>á</w:t></w:r><w:r><w:rPr><w:rFonts w:ascii="Times New Roman" w:hAnsi="Times New Roman"/><w:bCs/><w:sz w:val="26"/><w:szCs w:val="26"/><w:lang w:eastAsia="zh-CN"/></w:rPr><w:t>p luật hoặc theo y</w:t></w:r><w:r><w:rPr><w:rFonts w:ascii="Times New Roman" w:hAnsi="Times New Roman" w:eastAsia="Microsoft YaHei"/><w:bCs/><w:sz w:val="26"/><w:szCs w:val="26"/><w:lang w:eastAsia="zh-CN"/></w:rPr><w:t>ê</w:t></w:r><w:r><w:rPr><w:rFonts w:ascii="Times New Roman" w:hAnsi="Times New Roman"/><w:bCs/><w:sz w:val="26"/><w:szCs w:val="26"/><w:lang w:eastAsia="zh-CN"/></w:rPr><w:t>u cầu của cơ quan nh</w:t></w:r><w:r><w:rPr><w:rFonts w:ascii="Times New Roman" w:hAnsi="Times New Roman" w:eastAsia="Microsoft YaHei"/><w:bCs/><w:sz w:val="26"/><w:szCs w:val="26"/><w:lang w:eastAsia="zh-CN"/></w:rPr><w:t>à</w:t></w:r><w:r><w:rPr><w:rFonts w:ascii="Times New Roman" w:hAnsi="Times New Roman"/><w:bCs/><w:sz w:val="26"/><w:szCs w:val="26"/><w:lang w:eastAsia="zh-CN"/></w:rPr><w:t xml:space="preserve"> nước c</w:t></w:r><w:r><w:rPr><w:rFonts w:ascii="Times New Roman" w:hAnsi="Times New Roman" w:eastAsia="Microsoft YaHei"/><w:bCs/><w:sz w:val="26"/><w:szCs w:val="26"/><w:lang w:eastAsia="zh-CN"/></w:rPr><w:t>ó</w:t></w:r><w:r><w:rPr><w:rFonts w:ascii="Times New Roman" w:hAnsi="Times New Roman"/><w:bCs/><w:sz w:val="26"/><w:szCs w:val="26"/><w:lang w:eastAsia="zh-CN"/></w:rPr><w:t xml:space="preserve"> thẩm quyền. Nghĩa vụ bảo mật vẫn tiếp tục c</w:t></w:r><w:r><w:rPr><w:rFonts w:ascii="Times New Roman" w:hAnsi="Times New Roman" w:eastAsia="Microsoft YaHei"/><w:bCs/><w:sz w:val="26"/><w:szCs w:val="26"/><w:lang w:eastAsia="zh-CN"/></w:rPr><w:t>ó</w:t></w:r><w:r><w:rPr><w:rFonts w:ascii="Times New Roman" w:hAnsi="Times New Roman"/><w:bCs/><w:sz w:val="26"/><w:szCs w:val="26"/><w:lang w:eastAsia="zh-CN"/></w:rPr><w:t xml:space="preserve"> hiệu lực sau khi Hợp </w:t></w:r><w:r><w:rPr><w:rFonts w:ascii="Times New Roman" w:hAnsi="Times New Roman" w:eastAsia="Microsoft YaHei"/><w:bCs/><w:sz w:val="26"/><w:szCs w:val="26"/><w:lang w:eastAsia="zh-CN"/></w:rPr><w:t>đ</w:t></w:r><w:r><w:rPr><w:rFonts w:ascii="Times New Roman" w:hAnsi="Times New Roman"/><w:bCs/><w:sz w:val="26"/><w:szCs w:val="26"/><w:lang w:eastAsia="zh-CN"/></w:rPr><w:t xml:space="preserve">ồng </w:t></w:r><w:r><w:rPr><w:rFonts w:ascii="Times New Roman" w:hAnsi="Times New Roman" w:eastAsia="Microsoft YaHei"/><w:bCs/><w:sz w:val="26"/><w:szCs w:val="26"/><w:lang w:eastAsia="zh-CN"/></w:rPr><w:t>đ</w:t></w:r><w:r><w:rPr><w:rFonts w:ascii="Times New Roman" w:hAnsi="Times New Roman"/><w:bCs/><w:sz w:val="26"/><w:szCs w:val="26"/><w:lang w:eastAsia="zh-CN"/></w:rPr><w:t>ược thanh l</w:t></w:r><w:r><w:rPr><w:rFonts w:ascii="Times New Roman" w:hAnsi="Times New Roman" w:eastAsia="Microsoft YaHei"/><w:bCs/><w:sz w:val="26"/><w:szCs w:val="26"/><w:lang w:eastAsia="zh-CN"/></w:rPr><w:t>ý</w:t></w:r><w:r><w:rPr><w:rFonts w:ascii="Times New Roman" w:hAnsi="Times New Roman"/><w:bCs/><w:sz w:val="26"/><w:szCs w:val="26"/><w:lang w:eastAsia="zh-CN"/></w:rPr><w:t xml:space="preserve"> hoặc chấm dứt.</w:t></w:r></w:p><w:p><w:pPr><w:pStyle w:val="13"/><w:numPr><w:ilvl w:val="0"/><w:numId w:val="7"/></w:numPr><w:shd w:val="clear" w:color="auto" w:fill="FFFFFF" w:themeFill="background1"/><w:tabs><w:tab w:val="left" w:pos="425"/></w:tabs><w:spacing w:line="240" w:lineRule="auto"/><w:jc w:val="both"/><w:rPr><w:rFonts w:ascii="Times New Roman" w:hAnsi="Times New Roman"/><w:bCs/><w:sz w:val="26"/><w:szCs w:val="26"/><w:lang w:eastAsia="zh-CN"/></w:rPr></w:pPr><w:r><w:rPr><w:rFonts w:ascii="Times New Roman" w:hAnsi="Times New Roman"/><w:bCs/><w:sz w:val="26"/><w:szCs w:val="26"/><w:lang w:eastAsia="zh-CN"/></w:rPr><w:t>Trường hợp B</w:t></w:r><w:r><w:rPr><w:rFonts w:ascii="Times New Roman" w:hAnsi="Times New Roman" w:eastAsia="Microsoft YaHei"/><w:bCs/><w:sz w:val="26"/><w:szCs w:val="26"/><w:lang w:eastAsia="zh-CN"/></w:rPr><w:t>ê</w:t></w:r><w:r><w:rPr><w:rFonts w:ascii="Times New Roman" w:hAnsi="Times New Roman"/><w:bCs/><w:sz w:val="26"/><w:szCs w:val="26"/><w:lang w:eastAsia="zh-CN"/></w:rPr><w:t>n B kh</w:t></w:r><w:r><w:rPr><w:rFonts w:ascii="Times New Roman" w:hAnsi="Times New Roman" w:eastAsia="Microsoft YaHei"/><w:bCs/><w:sz w:val="26"/><w:szCs w:val="26"/><w:lang w:eastAsia="zh-CN"/></w:rPr><w:t>ô</w:t></w:r><w:r><w:rPr><w:rFonts w:ascii="Times New Roman" w:hAnsi="Times New Roman"/><w:bCs/><w:sz w:val="26"/><w:szCs w:val="26"/><w:lang w:eastAsia="zh-CN"/></w:rPr><w:t>ng k</w:t></w:r><w:r><w:rPr><w:rFonts w:ascii="Times New Roman" w:hAnsi="Times New Roman" w:eastAsia="Microsoft YaHei"/><w:bCs/><w:sz w:val="26"/><w:szCs w:val="26"/><w:lang w:eastAsia="zh-CN"/></w:rPr><w:t>ý</w:t></w:r><w:r><w:rPr><w:rFonts w:ascii="Times New Roman" w:hAnsi="Times New Roman"/><w:bCs/><w:sz w:val="26"/><w:szCs w:val="26"/><w:lang w:eastAsia="zh-CN"/></w:rPr><w:t xml:space="preserve"> Bi</w:t></w:r><w:r><w:rPr><w:rFonts w:ascii="Times New Roman" w:hAnsi="Times New Roman" w:eastAsia="Microsoft YaHei"/><w:bCs/><w:sz w:val="26"/><w:szCs w:val="26"/><w:lang w:eastAsia="zh-CN"/></w:rPr><w:t>ê</w:t></w:r><w:r><w:rPr><w:rFonts w:ascii="Times New Roman" w:hAnsi="Times New Roman"/><w:bCs/><w:sz w:val="26"/><w:szCs w:val="26"/><w:lang w:eastAsia="zh-CN"/></w:rPr><w:t>n bản nghiệm thu trong v</w:t></w:r><w:r><w:rPr><w:rFonts w:ascii="Times New Roman" w:hAnsi="Times New Roman" w:eastAsia="Microsoft YaHei"/><w:bCs/><w:sz w:val="26"/><w:szCs w:val="26"/><w:lang w:eastAsia="zh-CN"/></w:rPr><w:t>ò</w:t></w:r><w:r><w:rPr><w:rFonts w:ascii="Times New Roman" w:hAnsi="Times New Roman"/><w:bCs/><w:sz w:val="26"/><w:szCs w:val="26"/><w:lang w:eastAsia="zh-CN"/></w:rPr><w:t>ng 03 (ba) ng</w:t></w:r><w:r><w:rPr><w:rFonts w:ascii="Times New Roman" w:hAnsi="Times New Roman" w:eastAsia="Microsoft YaHei"/><w:bCs/><w:sz w:val="26"/><w:szCs w:val="26"/><w:lang w:eastAsia="zh-CN"/></w:rPr><w:t>à</w:t></w:r><w:r><w:rPr><w:rFonts w:ascii="Times New Roman" w:hAnsi="Times New Roman"/><w:bCs/><w:sz w:val="26"/><w:szCs w:val="26"/><w:lang w:eastAsia="zh-CN"/></w:rPr><w:t>y l</w:t></w:r><w:r><w:rPr><w:rFonts w:ascii="Times New Roman" w:hAnsi="Times New Roman" w:eastAsia="Microsoft YaHei"/><w:bCs/><w:sz w:val="26"/><w:szCs w:val="26"/><w:lang w:eastAsia="zh-CN"/></w:rPr><w:t>à</w:t></w:r><w:r><w:rPr><w:rFonts w:ascii="Times New Roman" w:hAnsi="Times New Roman"/><w:bCs/><w:sz w:val="26"/><w:szCs w:val="26"/><w:lang w:eastAsia="zh-CN"/></w:rPr><w:t>m việc kể từ ng</w:t></w:r><w:r><w:rPr><w:rFonts w:ascii="Times New Roman" w:hAnsi="Times New Roman" w:eastAsia="Microsoft YaHei"/><w:bCs/><w:sz w:val="26"/><w:szCs w:val="26"/><w:lang w:eastAsia="zh-CN"/></w:rPr><w:t>à</w:t></w:r><w:r><w:rPr><w:rFonts w:ascii="Times New Roman" w:hAnsi="Times New Roman"/><w:bCs/><w:sz w:val="26"/><w:szCs w:val="26"/><w:lang w:eastAsia="zh-CN"/></w:rPr><w:t xml:space="preserve">y nhận </w:t></w:r><w:r><w:rPr><w:rFonts w:ascii="Times New Roman" w:hAnsi="Times New Roman" w:eastAsia="Microsoft YaHei"/><w:bCs/><w:sz w:val="26"/><w:szCs w:val="26"/><w:lang w:eastAsia="zh-CN"/></w:rPr><w:t>đ</w:t></w:r><w:r><w:rPr><w:rFonts w:ascii="Times New Roman" w:hAnsi="Times New Roman"/><w:bCs/><w:sz w:val="26"/><w:szCs w:val="26"/><w:lang w:eastAsia="zh-CN"/></w:rPr><w:t>ược Bi</w:t></w:r><w:r><w:rPr><w:rFonts w:ascii="Times New Roman" w:hAnsi="Times New Roman" w:eastAsia="Microsoft YaHei"/><w:bCs/><w:sz w:val="26"/><w:szCs w:val="26"/><w:lang w:eastAsia="zh-CN"/></w:rPr><w:t>ê</w:t></w:r><w:r><w:rPr><w:rFonts w:ascii="Times New Roman" w:hAnsi="Times New Roman"/><w:bCs/><w:sz w:val="26"/><w:szCs w:val="26"/><w:lang w:eastAsia="zh-CN"/></w:rPr><w:t>n bản nghiệm thu do B</w:t></w:r><w:r><w:rPr><w:rFonts w:ascii="Times New Roman" w:hAnsi="Times New Roman" w:eastAsia="Microsoft YaHei"/><w:bCs/><w:sz w:val="26"/><w:szCs w:val="26"/><w:lang w:eastAsia="zh-CN"/></w:rPr><w:t>ê</w:t></w:r><w:r><w:rPr><w:rFonts w:ascii="Times New Roman" w:hAnsi="Times New Roman"/><w:bCs/><w:sz w:val="26"/><w:szCs w:val="26"/><w:lang w:eastAsia="zh-CN"/></w:rPr><w:t>n A gửi m</w:t></w:r><w:r><w:rPr><w:rFonts w:ascii="Times New Roman" w:hAnsi="Times New Roman" w:eastAsia="Microsoft YaHei"/><w:bCs/><w:sz w:val="26"/><w:szCs w:val="26"/><w:lang w:eastAsia="zh-CN"/></w:rPr><w:t>à</w:t></w:r><w:r><w:rPr><w:rFonts w:ascii="Times New Roman" w:hAnsi="Times New Roman"/><w:bCs/><w:sz w:val="26"/><w:szCs w:val="26"/><w:lang w:eastAsia="zh-CN"/></w:rPr><w:t xml:space="preserve"> kh</w:t></w:r><w:r><w:rPr><w:rFonts w:ascii="Times New Roman" w:hAnsi="Times New Roman" w:eastAsia="Microsoft YaHei"/><w:bCs/><w:sz w:val="26"/><w:szCs w:val="26"/><w:lang w:eastAsia="zh-CN"/></w:rPr><w:t>ô</w:t></w:r><w:r><w:rPr><w:rFonts w:ascii="Times New Roman" w:hAnsi="Times New Roman"/><w:bCs/><w:sz w:val="26"/><w:szCs w:val="26"/><w:lang w:eastAsia="zh-CN"/></w:rPr><w:t>ng c</w:t></w:r><w:r><w:rPr><w:rFonts w:ascii="Times New Roman" w:hAnsi="Times New Roman" w:eastAsia="Microsoft YaHei"/><w:bCs/><w:sz w:val="26"/><w:szCs w:val="26"/><w:lang w:eastAsia="zh-CN"/></w:rPr><w:t>ó</w:t></w:r><w:r><w:rPr><w:rFonts w:ascii="Times New Roman" w:hAnsi="Times New Roman"/><w:bCs/><w:sz w:val="26"/><w:szCs w:val="26"/><w:lang w:eastAsia="zh-CN"/></w:rPr><w:t xml:space="preserve"> </w:t></w:r><w:r><w:rPr><w:rFonts w:ascii="Times New Roman" w:hAnsi="Times New Roman" w:eastAsia="Microsoft YaHei"/><w:bCs/><w:sz w:val="26"/><w:szCs w:val="26"/><w:lang w:eastAsia="zh-CN"/></w:rPr><w:t>ý</w:t></w:r><w:r><w:rPr><w:rFonts w:ascii="Times New Roman" w:hAnsi="Times New Roman"/><w:bCs/><w:sz w:val="26"/><w:szCs w:val="26"/><w:lang w:eastAsia="zh-CN"/></w:rPr><w:t xml:space="preserve"> kiến phản hồi bằng v</w:t></w:r><w:r><w:rPr><w:rFonts w:ascii="Times New Roman" w:hAnsi="Times New Roman" w:eastAsia="Microsoft YaHei"/><w:bCs/><w:sz w:val="26"/><w:szCs w:val="26"/><w:lang w:eastAsia="zh-CN"/></w:rPr><w:t>ă</w:t></w:r><w:r><w:rPr><w:rFonts w:ascii="Times New Roman" w:hAnsi="Times New Roman"/><w:bCs/><w:sz w:val="26"/><w:szCs w:val="26"/><w:lang w:eastAsia="zh-CN"/></w:rPr><w:t>n bản th</w:t></w:r><w:r><w:rPr><w:rFonts w:ascii="Times New Roman" w:hAnsi="Times New Roman" w:eastAsia="Microsoft YaHei"/><w:bCs/><w:sz w:val="26"/><w:szCs w:val="26"/><w:lang w:eastAsia="zh-CN"/></w:rPr><w:t>ì</w:t></w:r><w:r><w:rPr><w:rFonts w:ascii="Times New Roman" w:hAnsi="Times New Roman"/><w:bCs/><w:sz w:val="26"/><w:szCs w:val="26"/><w:lang w:eastAsia="zh-CN"/></w:rPr><w:t xml:space="preserve"> </w:t></w:r><w:r><w:rPr><w:rFonts w:ascii="Times New Roman" w:hAnsi="Times New Roman" w:eastAsia="Microsoft YaHei"/><w:bCs/><w:sz w:val="26"/><w:szCs w:val="26"/><w:lang w:eastAsia="zh-CN"/></w:rPr><w:t>đ</w:t></w:r><w:r><w:rPr><w:rFonts w:ascii="Times New Roman" w:hAnsi="Times New Roman"/><w:bCs/><w:sz w:val="26"/><w:szCs w:val="26"/><w:lang w:eastAsia="zh-CN"/></w:rPr><w:t>ược xem như B</w:t></w:r><w:r><w:rPr><w:rFonts w:ascii="Times New Roman" w:hAnsi="Times New Roman" w:eastAsia="Microsoft YaHei"/><w:bCs/><w:sz w:val="26"/><w:szCs w:val="26"/><w:lang w:eastAsia="zh-CN"/></w:rPr><w:t>ê</w:t></w:r><w:r><w:rPr><w:rFonts w:ascii="Times New Roman" w:hAnsi="Times New Roman"/><w:bCs/><w:sz w:val="26"/><w:szCs w:val="26"/><w:lang w:eastAsia="zh-CN"/></w:rPr><w:t xml:space="preserve">n B </w:t></w:r><w:r><w:rPr><w:rFonts w:ascii="Times New Roman" w:hAnsi="Times New Roman" w:eastAsia="Microsoft YaHei"/><w:bCs/><w:sz w:val="26"/><w:szCs w:val="26"/><w:lang w:eastAsia="zh-CN"/></w:rPr><w:t>đã</w:t></w:r><w:r><w:rPr><w:rFonts w:ascii="Times New Roman" w:hAnsi="Times New Roman"/><w:bCs/><w:sz w:val="26"/><w:szCs w:val="26"/><w:lang w:eastAsia="zh-CN"/></w:rPr><w:t xml:space="preserve"> chấp thuận to</w:t></w:r><w:r><w:rPr><w:rFonts w:ascii="Times New Roman" w:hAnsi="Times New Roman" w:eastAsia="Microsoft YaHei"/><w:bCs/><w:sz w:val="26"/><w:szCs w:val="26"/><w:lang w:eastAsia="zh-CN"/></w:rPr><w:t>à</w:t></w:r><w:r><w:rPr><w:rFonts w:ascii="Times New Roman" w:hAnsi="Times New Roman"/><w:bCs/><w:sz w:val="26"/><w:szCs w:val="26"/><w:lang w:eastAsia="zh-CN"/></w:rPr><w:t>n bộ khối lượng dịch vụ, c</w:t></w:r><w:r><w:rPr><w:rFonts w:ascii="Times New Roman" w:hAnsi="Times New Roman" w:eastAsia="Microsoft YaHei"/><w:bCs/><w:sz w:val="26"/><w:szCs w:val="26"/><w:lang w:eastAsia="zh-CN"/></w:rPr><w:t>á</w:t></w:r><w:r><w:rPr><w:rFonts w:ascii="Times New Roman" w:hAnsi="Times New Roman"/><w:bCs/><w:sz w:val="26"/><w:szCs w:val="26"/><w:lang w:eastAsia="zh-CN"/></w:rPr><w:t>c chi ph</w:t></w:r><w:r><w:rPr><w:rFonts w:ascii="Times New Roman" w:hAnsi="Times New Roman" w:eastAsia="Microsoft YaHei"/><w:bCs/><w:sz w:val="26"/><w:szCs w:val="26"/><w:lang w:eastAsia="zh-CN"/></w:rPr><w:t>í</w:t></w:r><w:r><w:rPr><w:rFonts w:ascii="Times New Roman" w:hAnsi="Times New Roman"/><w:bCs/><w:sz w:val="26"/><w:szCs w:val="26"/><w:lang w:eastAsia="zh-CN"/></w:rPr><w:t xml:space="preserve"> ph</w:t></w:r><w:r><w:rPr><w:rFonts w:ascii="Times New Roman" w:hAnsi="Times New Roman" w:eastAsia="Microsoft YaHei"/><w:bCs/><w:sz w:val="26"/><w:szCs w:val="26"/><w:lang w:eastAsia="zh-CN"/></w:rPr><w:t>á</w:t></w:r><w:r><w:rPr><w:rFonts w:ascii="Times New Roman" w:hAnsi="Times New Roman"/><w:bCs/><w:sz w:val="26"/><w:szCs w:val="26"/><w:lang w:eastAsia="zh-CN"/></w:rPr><w:t>t sinh (nếu c</w:t></w:r><w:r><w:rPr><w:rFonts w:ascii="Times New Roman" w:hAnsi="Times New Roman" w:eastAsia="Microsoft YaHei"/><w:bCs/><w:sz w:val="26"/><w:szCs w:val="26"/><w:lang w:eastAsia="zh-CN"/></w:rPr><w:t>ó</w:t></w:r><w:r><w:rPr><w:rFonts w:ascii="Times New Roman" w:hAnsi="Times New Roman"/><w:bCs/><w:sz w:val="26"/><w:szCs w:val="26"/><w:lang w:eastAsia="zh-CN"/></w:rPr><w:t>) v</w:t></w:r><w:r><w:rPr><w:rFonts w:ascii="Times New Roman" w:hAnsi="Times New Roman" w:eastAsia="Microsoft YaHei"/><w:bCs/><w:sz w:val="26"/><w:szCs w:val="26"/><w:lang w:eastAsia="zh-CN"/></w:rPr><w:t>à</w:t></w:r><w:r><w:rPr><w:rFonts w:ascii="Times New Roman" w:hAnsi="Times New Roman"/><w:bCs/><w:sz w:val="26"/><w:szCs w:val="26"/><w:lang w:eastAsia="zh-CN"/></w:rPr><w:t xml:space="preserve"> kết quả thực hiện dịch vụ của B</w:t></w:r><w:r><w:rPr><w:rFonts w:ascii="Times New Roman" w:hAnsi="Times New Roman" w:eastAsia="Microsoft YaHei"/><w:bCs/><w:sz w:val="26"/><w:szCs w:val="26"/><w:lang w:eastAsia="zh-CN"/></w:rPr><w:t>ê</w:t></w:r><w:r><w:rPr><w:rFonts w:ascii="Times New Roman" w:hAnsi="Times New Roman"/><w:bCs/><w:sz w:val="26"/><w:szCs w:val="26"/><w:lang w:eastAsia="zh-CN"/></w:rPr><w:t>n A. Bi</w:t></w:r><w:r><w:rPr><w:rFonts w:ascii="Times New Roman" w:hAnsi="Times New Roman" w:eastAsia="Microsoft YaHei"/><w:bCs/><w:sz w:val="26"/><w:szCs w:val="26"/><w:lang w:eastAsia="zh-CN"/></w:rPr><w:t>ê</w:t></w:r><w:r><w:rPr><w:rFonts w:ascii="Times New Roman" w:hAnsi="Times New Roman"/><w:bCs/><w:sz w:val="26"/><w:szCs w:val="26"/><w:lang w:eastAsia="zh-CN"/></w:rPr><w:t>n bản nghiệm thu do B</w:t></w:r><w:r><w:rPr><w:rFonts w:ascii="Times New Roman" w:hAnsi="Times New Roman" w:eastAsia="Microsoft YaHei"/><w:bCs/><w:sz w:val="26"/><w:szCs w:val="26"/><w:lang w:eastAsia="zh-CN"/></w:rPr><w:t>ê</w:t></w:r><w:r><w:rPr><w:rFonts w:ascii="Times New Roman" w:hAnsi="Times New Roman"/><w:bCs/><w:sz w:val="26"/><w:szCs w:val="26"/><w:lang w:eastAsia="zh-CN"/></w:rPr><w:t>n A lập sẽ l</w:t></w:r><w:r><w:rPr><w:rFonts w:ascii="Times New Roman" w:hAnsi="Times New Roman" w:eastAsia="Microsoft YaHei"/><w:bCs/><w:sz w:val="26"/><w:szCs w:val="26"/><w:lang w:eastAsia="zh-CN"/></w:rPr><w:t>à</w:t></w:r><w:r><w:rPr><w:rFonts w:ascii="Times New Roman" w:hAnsi="Times New Roman"/><w:bCs/><w:sz w:val="26"/><w:szCs w:val="26"/><w:lang w:eastAsia="zh-CN"/></w:rPr><w:t xml:space="preserve"> c</w:t></w:r><w:r><w:rPr><w:rFonts w:ascii="Times New Roman" w:hAnsi="Times New Roman" w:eastAsia="Microsoft YaHei"/><w:bCs/><w:sz w:val="26"/><w:szCs w:val="26"/><w:lang w:eastAsia="zh-CN"/></w:rPr><w:t>ă</w:t></w:r><w:r><w:rPr><w:rFonts w:ascii="Times New Roman" w:hAnsi="Times New Roman"/><w:bCs/><w:sz w:val="26"/><w:szCs w:val="26"/><w:lang w:eastAsia="zh-CN"/></w:rPr><w:t xml:space="preserve">n cứ </w:t></w:r><w:r><w:rPr><w:rFonts w:ascii="Times New Roman" w:hAnsi="Times New Roman" w:eastAsia="Microsoft YaHei"/><w:bCs/><w:sz w:val="26"/><w:szCs w:val="26"/><w:lang w:eastAsia="zh-CN"/></w:rPr><w:t>đ</w:t></w:r><w:r><w:rPr><w:rFonts w:ascii="Times New Roman" w:hAnsi="Times New Roman"/><w:bCs/><w:sz w:val="26"/><w:szCs w:val="26"/><w:lang w:eastAsia="zh-CN"/></w:rPr><w:t>ể quyết to</w:t></w:r><w:r><w:rPr><w:rFonts w:ascii="Times New Roman" w:hAnsi="Times New Roman" w:eastAsia="Microsoft YaHei"/><w:bCs/><w:sz w:val="26"/><w:szCs w:val="26"/><w:lang w:eastAsia="zh-CN"/></w:rPr><w:t>á</w:t></w:r><w:r><w:rPr><w:rFonts w:ascii="Times New Roman" w:hAnsi="Times New Roman"/><w:bCs/><w:sz w:val="26"/><w:szCs w:val="26"/><w:lang w:eastAsia="zh-CN"/></w:rPr><w:t>n, thanh to</w:t></w:r><w:r><w:rPr><w:rFonts w:ascii="Times New Roman" w:hAnsi="Times New Roman" w:eastAsia="Microsoft YaHei"/><w:bCs/><w:sz w:val="26"/><w:szCs w:val="26"/><w:lang w:eastAsia="zh-CN"/></w:rPr><w:t>á</w:t></w:r><w:r><w:rPr><w:rFonts w:ascii="Times New Roman" w:hAnsi="Times New Roman"/><w:bCs/><w:sz w:val="26"/><w:szCs w:val="26"/><w:lang w:eastAsia="zh-CN"/></w:rPr><w:t>n v</w:t></w:r><w:r><w:rPr><w:rFonts w:ascii="Times New Roman" w:hAnsi="Times New Roman" w:eastAsia="Microsoft YaHei"/><w:bCs/><w:sz w:val="26"/><w:szCs w:val="26"/><w:lang w:eastAsia="zh-CN"/></w:rPr><w:t>à</w:t></w:r><w:r><w:rPr><w:rFonts w:ascii="Times New Roman" w:hAnsi="Times New Roman"/><w:bCs/><w:sz w:val="26"/><w:szCs w:val="26"/><w:lang w:eastAsia="zh-CN"/></w:rPr><w:t xml:space="preserve"> xuất h</w:t></w:r><w:r><w:rPr><w:rFonts w:ascii="Times New Roman" w:hAnsi="Times New Roman" w:eastAsia="Microsoft YaHei"/><w:bCs/><w:sz w:val="26"/><w:szCs w:val="26"/><w:lang w:eastAsia="zh-CN"/></w:rPr><w:t>ó</w:t></w:r><w:r><w:rPr><w:rFonts w:ascii="Times New Roman" w:hAnsi="Times New Roman"/><w:bCs/><w:sz w:val="26"/><w:szCs w:val="26"/><w:lang w:eastAsia="zh-CN"/></w:rPr><w:t xml:space="preserve">a </w:t></w:r><w:r><w:rPr><w:rFonts w:ascii="Times New Roman" w:hAnsi="Times New Roman" w:eastAsia="Microsoft YaHei"/><w:bCs/><w:sz w:val="26"/><w:szCs w:val="26"/><w:lang w:eastAsia="zh-CN"/></w:rPr><w:t>đ</w:t></w:r><w:r><w:rPr><w:rFonts w:ascii="Times New Roman" w:hAnsi="Times New Roman"/><w:bCs/><w:sz w:val="26"/><w:szCs w:val="26"/><w:lang w:eastAsia="zh-CN"/></w:rPr><w:t xml:space="preserve">ơn theo quy </w:t></w:r><w:r><w:rPr><w:rFonts w:ascii="Times New Roman" w:hAnsi="Times New Roman" w:eastAsia="Microsoft YaHei"/><w:bCs/><w:sz w:val="26"/><w:szCs w:val="26"/><w:lang w:eastAsia="zh-CN"/></w:rPr><w:t>đ</w:t></w:r><w:r><w:rPr><w:rFonts w:ascii="Times New Roman" w:hAnsi="Times New Roman"/><w:bCs/><w:sz w:val="26"/><w:szCs w:val="26"/><w:lang w:eastAsia="zh-CN"/></w:rPr><w:t xml:space="preserve">ịnh của Hợp </w:t></w:r><w:r><w:rPr><w:rFonts w:ascii="Times New Roman" w:hAnsi="Times New Roman" w:eastAsia="Microsoft YaHei"/><w:bCs/><w:sz w:val="26"/><w:szCs w:val="26"/><w:lang w:eastAsia="zh-CN"/></w:rPr><w:t>đ</w:t></w:r><w:r><w:rPr><w:rFonts w:ascii="Times New Roman" w:hAnsi="Times New Roman"/><w:bCs/><w:sz w:val="26"/><w:szCs w:val="26"/><w:lang w:eastAsia="zh-CN"/></w:rPr><w:t>ồng.</w:t></w:r></w:p><w:p><w:pPr><w:shd w:val="clear" w:color="auto" w:fill="FFFFFF" w:themeFill="background1"/><w:spacing w:line="360" w:lineRule="auto"/><w:ind w:left="320" w:leftChars="100"/><w:jc w:val="both"/><w:rPr><w:rFonts w:ascii="Times New Roman" w:hAnsi="Times New Roman"/><w:b/><w:bCs/><w:sz w:val="26"/><w:szCs w:val="26"/><w:lang w:eastAsia="zh-CN"/></w:rPr></w:pPr><w:r><w:rPr><w:rFonts w:ascii="Times New Roman" w:hAnsi="Times New Roman"/><w:b/><w:bCs/><w:sz w:val="26"/><w:szCs w:val="26"/><w:u w:val="single"/><w:lang w:eastAsia="zh-CN"/></w:rPr><w:t>ĐIỀU 5:</w:t></w:r><w:r><w:rPr><w:rFonts w:ascii="Times New Roman" w:hAnsi="Times New Roman"/><w:b/><w:bCs/><w:sz w:val="26"/><w:szCs w:val="26"/><w:lang w:eastAsia="zh-CN"/></w:rPr><w:t xml:space="preserve"> GIẢI QUYẾT TRANH CHẤP </w:t></w:r></w:p><w:p><w:pPr><w:pStyle w:val="13"/><w:numPr><w:ilvl w:val="0"/><w:numId w:val="7"/></w:numPr><w:shd w:val="clear" w:color="auto" w:fill="FFFFFF" w:themeFill="background1"/><w:spacing w:line="360" w:lineRule="auto"/><w:jc w:val="both"/><w:rPr><w:rFonts w:ascii="Times New Roman" w:hAnsi="Times New Roman"/><w:b/><w:bCs/><w:sz w:val="26"/><w:szCs w:val="26"/><w:lang w:eastAsia="zh-CN"/></w:rPr></w:pPr><w:r><w:rPr><w:rFonts w:ascii="Times New Roman" w:hAnsi="Times New Roman"/><w:sz w:val="26"/><w:szCs w:val="26"/><w:lang w:eastAsia="zh-CN"/></w:rPr><w:t>Trong quá trình thực hiện Hợp đồng, nếu phát sinh tranh chấp, vướng mắc hoặc bất đồng, hai Bên có trách nhiệm thông báo kịp thời cho nhau và ưu tiên giải quyết thông qua thương lượng, hòa giải trên tinh thần hợp tác và thiện chí.</w:t></w:r></w:p><w:p><w:pPr><w:pStyle w:val="13"/><w:numPr><w:ilvl w:val="0"/><w:numId w:val="7"/></w:numPr><w:shd w:val="clear" w:color="auto" w:fill="FFFFFF" w:themeFill="background1"/><w:spacing w:line="240" w:lineRule="auto"/><w:jc w:val="both"/><w:rPr><w:rFonts w:ascii="Times New Roman" w:hAnsi="Times New Roman"/><w:b/><w:bCs/><w:sz w:val="26"/><w:szCs w:val="26"/><w:lang w:eastAsia="zh-CN"/></w:rPr></w:pPr><w:r><w:rPr><w:rFonts w:ascii="Times New Roman" w:hAnsi="Times New Roman"/><w:sz w:val="26"/><w:szCs w:val="26"/><w:lang w:eastAsia="zh-CN"/></w:rPr><w:t xml:space="preserve">Mọi thỏa thuận </w:t></w:r><w:r><w:rPr><w:rFonts w:ascii="Times New Roman" w:hAnsi="Times New Roman" w:eastAsia="Microsoft YaHei"/><w:sz w:val="26"/><w:szCs w:val="26"/><w:lang w:eastAsia="zh-CN"/></w:rPr><w:t>đ</w:t></w:r><w:r><w:rPr><w:rFonts w:ascii="Times New Roman" w:hAnsi="Times New Roman"/><w:sz w:val="26"/><w:szCs w:val="26"/><w:lang w:eastAsia="zh-CN"/></w:rPr><w:t xml:space="preserve">ạt </w:t></w:r><w:r><w:rPr><w:rFonts w:ascii="Times New Roman" w:hAnsi="Times New Roman" w:eastAsia="Microsoft YaHei"/><w:sz w:val="26"/><w:szCs w:val="26"/><w:lang w:eastAsia="zh-CN"/></w:rPr><w:t>đ</w:t></w:r><w:r><w:rPr><w:rFonts w:ascii="Times New Roman" w:hAnsi="Times New Roman"/><w:sz w:val="26"/><w:szCs w:val="26"/><w:lang w:eastAsia="zh-CN"/></w:rPr><w:t>ược trong qu</w:t></w:r><w:r><w:rPr><w:rFonts w:ascii="Times New Roman" w:hAnsi="Times New Roman" w:eastAsia="Microsoft YaHei"/><w:sz w:val="26"/><w:szCs w:val="26"/><w:lang w:eastAsia="zh-CN"/></w:rPr><w:t>á</w:t></w:r><w:r><w:rPr><w:rFonts w:ascii="Times New Roman" w:hAnsi="Times New Roman"/><w:sz w:val="26"/><w:szCs w:val="26"/><w:lang w:eastAsia="zh-CN"/></w:rPr><w:t xml:space="preserve"> tr</w:t></w:r><w:r><w:rPr><w:rFonts w:ascii="Times New Roman" w:hAnsi="Times New Roman" w:eastAsia="Microsoft YaHei"/><w:sz w:val="26"/><w:szCs w:val="26"/><w:lang w:eastAsia="zh-CN"/></w:rPr><w:t>ì</w:t></w:r><w:r><w:rPr><w:rFonts w:ascii="Times New Roman" w:hAnsi="Times New Roman"/><w:sz w:val="26"/><w:szCs w:val="26"/><w:lang w:eastAsia="zh-CN"/></w:rPr><w:t xml:space="preserve">nh giải quyết tranh chấp phải </w:t></w:r><w:r><w:rPr><w:rFonts w:ascii="Times New Roman" w:hAnsi="Times New Roman" w:eastAsia="Microsoft YaHei"/><w:sz w:val="26"/><w:szCs w:val="26"/><w:lang w:eastAsia="zh-CN"/></w:rPr><w:t>đ</w:t></w:r><w:r><w:rPr><w:rFonts w:ascii="Times New Roman" w:hAnsi="Times New Roman"/><w:sz w:val="26"/><w:szCs w:val="26"/><w:lang w:eastAsia="zh-CN"/></w:rPr><w:t>ược lập th</w:t></w:r><w:r><w:rPr><w:rFonts w:ascii="Times New Roman" w:hAnsi="Times New Roman" w:eastAsia="Microsoft YaHei"/><w:sz w:val="26"/><w:szCs w:val="26"/><w:lang w:eastAsia="zh-CN"/></w:rPr><w:t>à</w:t></w:r><w:r><w:rPr><w:rFonts w:ascii="Times New Roman" w:hAnsi="Times New Roman"/><w:sz w:val="26"/><w:szCs w:val="26"/><w:lang w:eastAsia="zh-CN"/></w:rPr><w:t>nh v</w:t></w:r><w:r><w:rPr><w:rFonts w:ascii="Times New Roman" w:hAnsi="Times New Roman" w:eastAsia="Microsoft YaHei"/><w:sz w:val="26"/><w:szCs w:val="26"/><w:lang w:eastAsia="zh-CN"/></w:rPr><w:t>ă</w:t></w:r><w:r><w:rPr><w:rFonts w:ascii="Times New Roman" w:hAnsi="Times New Roman"/><w:sz w:val="26"/><w:szCs w:val="26"/><w:lang w:eastAsia="zh-CN"/></w:rPr><w:t>n bản v</w:t></w:r><w:r><w:rPr><w:rFonts w:ascii="Times New Roman" w:hAnsi="Times New Roman" w:eastAsia="Microsoft YaHei"/><w:sz w:val="26"/><w:szCs w:val="26"/><w:lang w:eastAsia="zh-CN"/></w:rPr><w:t>à</w:t></w:r><w:r><w:rPr><w:rFonts w:ascii="Times New Roman" w:hAnsi="Times New Roman"/><w:sz w:val="26"/><w:szCs w:val="26"/><w:lang w:eastAsia="zh-CN"/></w:rPr><w:t xml:space="preserve"> c</w:t></w:r><w:r><w:rPr><w:rFonts w:ascii="Times New Roman" w:hAnsi="Times New Roman" w:eastAsia="Microsoft YaHei"/><w:sz w:val="26"/><w:szCs w:val="26"/><w:lang w:eastAsia="zh-CN"/></w:rPr><w:t>ó</w:t></w:r><w:r><w:rPr><w:rFonts w:ascii="Times New Roman" w:hAnsi="Times New Roman"/><w:sz w:val="26"/><w:szCs w:val="26"/><w:lang w:eastAsia="zh-CN"/></w:rPr><w:t xml:space="preserve"> x</w:t></w:r><w:r><w:rPr><w:rFonts w:ascii="Times New Roman" w:hAnsi="Times New Roman" w:eastAsia="Microsoft YaHei"/><w:sz w:val="26"/><w:szCs w:val="26"/><w:lang w:eastAsia="zh-CN"/></w:rPr><w:t>á</w:t></w:r><w:r><w:rPr><w:rFonts w:ascii="Times New Roman" w:hAnsi="Times New Roman"/><w:sz w:val="26"/><w:szCs w:val="26"/><w:lang w:eastAsia="zh-CN"/></w:rPr><w:t xml:space="preserve">c nhận của </w:t></w:r><w:r><w:rPr><w:rFonts w:ascii="Times New Roman" w:hAnsi="Times New Roman" w:eastAsia="Microsoft YaHei"/><w:sz w:val="26"/><w:szCs w:val="26"/><w:lang w:eastAsia="zh-CN"/></w:rPr><w:t>đ</w:t></w:r><w:r><w:rPr><w:rFonts w:ascii="Times New Roman" w:hAnsi="Times New Roman"/><w:sz w:val="26"/><w:szCs w:val="26"/><w:lang w:eastAsia="zh-CN"/></w:rPr><w:t>ại diện c</w:t></w:r><w:r><w:rPr><w:rFonts w:ascii="Times New Roman" w:hAnsi="Times New Roman" w:eastAsia="Microsoft YaHei"/><w:sz w:val="26"/><w:szCs w:val="26"/><w:lang w:eastAsia="zh-CN"/></w:rPr><w:t>ó</w:t></w:r><w:r><w:rPr><w:rFonts w:ascii="Times New Roman" w:hAnsi="Times New Roman"/><w:sz w:val="26"/><w:szCs w:val="26"/><w:lang w:eastAsia="zh-CN"/></w:rPr><w:t xml:space="preserve"> thẩm quyền của hai B</w:t></w:r><w:r><w:rPr><w:rFonts w:ascii="Times New Roman" w:hAnsi="Times New Roman" w:eastAsia="Microsoft YaHei"/><w:sz w:val="26"/><w:szCs w:val="26"/><w:lang w:eastAsia="zh-CN"/></w:rPr><w:t>ê</w:t></w:r><w:r><w:rPr><w:rFonts w:ascii="Times New Roman" w:hAnsi="Times New Roman"/><w:sz w:val="26"/><w:szCs w:val="26"/><w:lang w:eastAsia="zh-CN"/></w:rPr><w:t>n. C</w:t></w:r><w:r><w:rPr><w:rFonts w:ascii="Times New Roman" w:hAnsi="Times New Roman" w:eastAsia="Microsoft YaHei"/><w:sz w:val="26"/><w:szCs w:val="26"/><w:lang w:eastAsia="zh-CN"/></w:rPr><w:t>á</w:t></w:r><w:r><w:rPr><w:rFonts w:ascii="Times New Roman" w:hAnsi="Times New Roman"/><w:sz w:val="26"/><w:szCs w:val="26"/><w:lang w:eastAsia="zh-CN"/></w:rPr><w:t>c v</w:t></w:r><w:r><w:rPr><w:rFonts w:ascii="Times New Roman" w:hAnsi="Times New Roman" w:eastAsia="Microsoft YaHei"/><w:sz w:val="26"/><w:szCs w:val="26"/><w:lang w:eastAsia="zh-CN"/></w:rPr><w:t>ă</w:t></w:r><w:r><w:rPr><w:rFonts w:ascii="Times New Roman" w:hAnsi="Times New Roman"/><w:sz w:val="26"/><w:szCs w:val="26"/><w:lang w:eastAsia="zh-CN"/></w:rPr><w:t>n bản n</w:t></w:r><w:r><w:rPr><w:rFonts w:ascii="Times New Roman" w:hAnsi="Times New Roman" w:eastAsia="Microsoft YaHei"/><w:sz w:val="26"/><w:szCs w:val="26"/><w:lang w:eastAsia="zh-CN"/></w:rPr><w:t>à</w:t></w:r><w:r><w:rPr><w:rFonts w:ascii="Times New Roman" w:hAnsi="Times New Roman"/><w:sz w:val="26"/><w:szCs w:val="26"/><w:lang w:eastAsia="zh-CN"/></w:rPr><w:t xml:space="preserve">y </w:t></w:r><w:r><w:rPr><w:rFonts w:ascii="Times New Roman" w:hAnsi="Times New Roman" w:eastAsia="Microsoft YaHei"/><w:sz w:val="26"/><w:szCs w:val="26"/><w:lang w:eastAsia="zh-CN"/></w:rPr><w:t>đ</w:t></w:r><w:r><w:rPr><w:rFonts w:ascii="Times New Roman" w:hAnsi="Times New Roman"/><w:sz w:val="26"/><w:szCs w:val="26"/><w:lang w:eastAsia="zh-CN"/></w:rPr><w:t>ược xem l</w:t></w:r><w:r><w:rPr><w:rFonts w:ascii="Times New Roman" w:hAnsi="Times New Roman" w:eastAsia="Microsoft YaHei"/><w:sz w:val="26"/><w:szCs w:val="26"/><w:lang w:eastAsia="zh-CN"/></w:rPr><w:t>à</w:t></w:r><w:r><w:rPr><w:rFonts w:ascii="Times New Roman" w:hAnsi="Times New Roman"/><w:sz w:val="26"/><w:szCs w:val="26"/><w:lang w:eastAsia="zh-CN"/></w:rPr><w:t xml:space="preserve"> một phần kh</w:t></w:r><w:r><w:rPr><w:rFonts w:ascii="Times New Roman" w:hAnsi="Times New Roman" w:eastAsia="Microsoft YaHei"/><w:sz w:val="26"/><w:szCs w:val="26"/><w:lang w:eastAsia="zh-CN"/></w:rPr><w:t>ô</w:t></w:r><w:r><w:rPr><w:rFonts w:ascii="Times New Roman" w:hAnsi="Times New Roman"/><w:sz w:val="26"/><w:szCs w:val="26"/><w:lang w:eastAsia="zh-CN"/></w:rPr><w:t>ng t</w:t></w:r><w:r><w:rPr><w:rFonts w:ascii="Times New Roman" w:hAnsi="Times New Roman" w:eastAsia="Microsoft YaHei"/><w:sz w:val="26"/><w:szCs w:val="26"/><w:lang w:eastAsia="zh-CN"/></w:rPr><w:t>á</w:t></w:r><w:r><w:rPr><w:rFonts w:ascii="Times New Roman" w:hAnsi="Times New Roman"/><w:sz w:val="26"/><w:szCs w:val="26"/><w:lang w:eastAsia="zh-CN"/></w:rPr><w:t xml:space="preserve">ch rời của Hợp </w:t></w:r><w:r><w:rPr><w:rFonts w:ascii="Times New Roman" w:hAnsi="Times New Roman" w:eastAsia="Microsoft YaHei"/><w:sz w:val="26"/><w:szCs w:val="26"/><w:lang w:eastAsia="zh-CN"/></w:rPr><w:t>đ</w:t></w:r><w:r><w:rPr><w:rFonts w:ascii="Times New Roman" w:hAnsi="Times New Roman"/><w:sz w:val="26"/><w:szCs w:val="26"/><w:lang w:eastAsia="zh-CN"/></w:rPr><w:t>ồng v</w:t></w:r><w:r><w:rPr><w:rFonts w:ascii="Times New Roman" w:hAnsi="Times New Roman" w:eastAsia="Microsoft YaHei"/><w:sz w:val="26"/><w:szCs w:val="26"/><w:lang w:eastAsia="zh-CN"/></w:rPr><w:t>à</w:t></w:r><w:r><w:rPr><w:rFonts w:ascii="Times New Roman" w:hAnsi="Times New Roman"/><w:sz w:val="26"/><w:szCs w:val="26"/><w:lang w:eastAsia="zh-CN"/></w:rPr><w:t xml:space="preserve"> c</w:t></w:r><w:r><w:rPr><w:rFonts w:ascii="Times New Roman" w:hAnsi="Times New Roman" w:eastAsia="Microsoft YaHei"/><w:sz w:val="26"/><w:szCs w:val="26"/><w:lang w:eastAsia="zh-CN"/></w:rPr><w:t>ó</w:t></w:r><w:r><w:rPr><w:rFonts w:ascii="Times New Roman" w:hAnsi="Times New Roman"/><w:sz w:val="26"/><w:szCs w:val="26"/><w:lang w:eastAsia="zh-CN"/></w:rPr><w:t xml:space="preserve"> gi</w:t></w:r><w:r><w:rPr><w:rFonts w:ascii="Times New Roman" w:hAnsi="Times New Roman" w:eastAsia="Microsoft YaHei"/><w:sz w:val="26"/><w:szCs w:val="26"/><w:lang w:eastAsia="zh-CN"/></w:rPr><w:t>á</w:t></w:r><w:r><w:rPr><w:rFonts w:ascii="Times New Roman" w:hAnsi="Times New Roman"/><w:sz w:val="26"/><w:szCs w:val="26"/><w:lang w:eastAsia="zh-CN"/></w:rPr><w:t xml:space="preserve"> trị ph</w:t></w:r><w:r><w:rPr><w:rFonts w:ascii="Times New Roman" w:hAnsi="Times New Roman" w:eastAsia="Microsoft YaHei"/><w:sz w:val="26"/><w:szCs w:val="26"/><w:lang w:eastAsia="zh-CN"/></w:rPr><w:t>á</w:t></w:r><w:r><w:rPr><w:rFonts w:ascii="Times New Roman" w:hAnsi="Times New Roman"/><w:sz w:val="26"/><w:szCs w:val="26"/><w:lang w:eastAsia="zh-CN"/></w:rPr><w:t>p l</w:t></w:r><w:r><w:rPr><w:rFonts w:ascii="Times New Roman" w:hAnsi="Times New Roman" w:eastAsia="Microsoft YaHei"/><w:sz w:val="26"/><w:szCs w:val="26"/><w:lang w:eastAsia="zh-CN"/></w:rPr><w:t>ý</w:t></w:r><w:r><w:rPr><w:rFonts w:ascii="Times New Roman" w:hAnsi="Times New Roman"/><w:sz w:val="26"/><w:szCs w:val="26"/><w:lang w:eastAsia="zh-CN"/></w:rPr><w:t xml:space="preserve"> như Hợp </w:t></w:r><w:r><w:rPr><w:rFonts w:ascii="Times New Roman" w:hAnsi="Times New Roman" w:eastAsia="Microsoft YaHei"/><w:sz w:val="26"/><w:szCs w:val="26"/><w:lang w:eastAsia="zh-CN"/></w:rPr><w:t>đ</w:t></w:r><w:r><w:rPr><w:rFonts w:ascii="Times New Roman" w:hAnsi="Times New Roman"/><w:sz w:val="26"/><w:szCs w:val="26"/><w:lang w:eastAsia="zh-CN"/></w:rPr><w:t>ồng.</w:t></w:r></w:p><w:p><w:pPr><w:pStyle w:val="13"/><w:numPr><w:ilvl w:val="0"/><w:numId w:val="7"/></w:numPr><w:shd w:val="clear" w:color="auto" w:fill="FFFFFF" w:themeFill="background1"/><w:spacing w:line="240" w:lineRule="auto"/><w:jc w:val="both"/><w:rPr><w:rFonts w:ascii="Times New Roman" w:hAnsi="Times New Roman"/><w:b/><w:bCs/><w:sz w:val="26"/><w:szCs w:val="26"/><w:lang w:eastAsia="zh-CN"/></w:rPr></w:pPr><w:r><w:rPr><w:rFonts w:ascii="Times New Roman" w:hAnsi="Times New Roman"/><w:sz w:val="26"/><w:szCs w:val="26"/><w:lang w:eastAsia="zh-CN"/></w:rPr><w:t>Trường hợp hai B</w:t></w:r><w:r><w:rPr><w:rFonts w:ascii="Times New Roman" w:hAnsi="Times New Roman" w:eastAsia="Microsoft YaHei"/><w:sz w:val="26"/><w:szCs w:val="26"/><w:lang w:eastAsia="zh-CN"/></w:rPr><w:t>ê</w:t></w:r><w:r><w:rPr><w:rFonts w:ascii="Times New Roman" w:hAnsi="Times New Roman"/><w:sz w:val="26"/><w:szCs w:val="26"/><w:lang w:eastAsia="zh-CN"/></w:rPr><w:t>n kh</w:t></w:r><w:r><w:rPr><w:rFonts w:ascii="Times New Roman" w:hAnsi="Times New Roman" w:eastAsia="Microsoft YaHei"/><w:sz w:val="26"/><w:szCs w:val="26"/><w:lang w:eastAsia="zh-CN"/></w:rPr><w:t>ô</w:t></w:r><w:r><w:rPr><w:rFonts w:ascii="Times New Roman" w:hAnsi="Times New Roman"/><w:sz w:val="26"/><w:szCs w:val="26"/><w:lang w:eastAsia="zh-CN"/></w:rPr><w:t>ng thể tự giải quyết tranh chấp trong thời hạn 30 (ba mươi) ng</w:t></w:r><w:r><w:rPr><w:rFonts w:ascii="Times New Roman" w:hAnsi="Times New Roman" w:eastAsia="Microsoft YaHei"/><w:sz w:val="26"/><w:szCs w:val="26"/><w:lang w:eastAsia="zh-CN"/></w:rPr><w:t>à</w:t></w:r><w:r><w:rPr><w:rFonts w:ascii="Times New Roman" w:hAnsi="Times New Roman"/><w:sz w:val="26"/><w:szCs w:val="26"/><w:lang w:eastAsia="zh-CN"/></w:rPr><w:t>y kể từ ng</w:t></w:r><w:r><w:rPr><w:rFonts w:ascii="Times New Roman" w:hAnsi="Times New Roman" w:eastAsia="Microsoft YaHei"/><w:sz w:val="26"/><w:szCs w:val="26"/><w:lang w:eastAsia="zh-CN"/></w:rPr><w:t>à</w:t></w:r><w:r><w:rPr><w:rFonts w:ascii="Times New Roman" w:hAnsi="Times New Roman"/><w:sz w:val="26"/><w:szCs w:val="26"/><w:lang w:eastAsia="zh-CN"/></w:rPr><w:t>y một B</w:t></w:r><w:r><w:rPr><w:rFonts w:ascii="Times New Roman" w:hAnsi="Times New Roman" w:eastAsia="Microsoft YaHei"/><w:sz w:val="26"/><w:szCs w:val="26"/><w:lang w:eastAsia="zh-CN"/></w:rPr><w:t>ê</w:t></w:r><w:r><w:rPr><w:rFonts w:ascii="Times New Roman" w:hAnsi="Times New Roman"/><w:sz w:val="26"/><w:szCs w:val="26"/><w:lang w:eastAsia="zh-CN"/></w:rPr><w:t>n th</w:t></w:r><w:r><w:rPr><w:rFonts w:ascii="Times New Roman" w:hAnsi="Times New Roman" w:eastAsia="Microsoft YaHei"/><w:sz w:val="26"/><w:szCs w:val="26"/><w:lang w:eastAsia="zh-CN"/></w:rPr><w:t>ô</w:t></w:r><w:r><w:rPr><w:rFonts w:ascii="Times New Roman" w:hAnsi="Times New Roman"/><w:sz w:val="26"/><w:szCs w:val="26"/><w:lang w:eastAsia="zh-CN"/></w:rPr><w:t>ng b</w:t></w:r><w:r><w:rPr><w:rFonts w:ascii="Times New Roman" w:hAnsi="Times New Roman" w:eastAsia="Microsoft YaHei"/><w:sz w:val="26"/><w:szCs w:val="26"/><w:lang w:eastAsia="zh-CN"/></w:rPr><w:t>á</w:t></w:r><w:r><w:rPr><w:rFonts w:ascii="Times New Roman" w:hAnsi="Times New Roman"/><w:sz w:val="26"/><w:szCs w:val="26"/><w:lang w:eastAsia="zh-CN"/></w:rPr><w:t>o bằng v</w:t></w:r><w:r><w:rPr><w:rFonts w:ascii="Times New Roman" w:hAnsi="Times New Roman" w:eastAsia="Microsoft YaHei"/><w:sz w:val="26"/><w:szCs w:val="26"/><w:lang w:eastAsia="zh-CN"/></w:rPr><w:t>ă</w:t></w:r><w:r><w:rPr><w:rFonts w:ascii="Times New Roman" w:hAnsi="Times New Roman"/><w:sz w:val="26"/><w:szCs w:val="26"/><w:lang w:eastAsia="zh-CN"/></w:rPr><w:t>n bản về việc ph</w:t></w:r><w:r><w:rPr><w:rFonts w:ascii="Times New Roman" w:hAnsi="Times New Roman" w:eastAsia="Microsoft YaHei"/><w:sz w:val="26"/><w:szCs w:val="26"/><w:lang w:eastAsia="zh-CN"/></w:rPr><w:t>á</w:t></w:r><w:r><w:rPr><w:rFonts w:ascii="Times New Roman" w:hAnsi="Times New Roman"/><w:sz w:val="26"/><w:szCs w:val="26"/><w:lang w:eastAsia="zh-CN"/></w:rPr><w:t>t sinh tranh chấp th</w:t></w:r><w:r><w:rPr><w:rFonts w:ascii="Times New Roman" w:hAnsi="Times New Roman" w:eastAsia="Microsoft YaHei"/><w:sz w:val="26"/><w:szCs w:val="26"/><w:lang w:eastAsia="zh-CN"/></w:rPr><w:t>ì</w:t></w:r><w:r><w:rPr><w:rFonts w:ascii="Times New Roman" w:hAnsi="Times New Roman"/><w:sz w:val="26"/><w:szCs w:val="26"/><w:lang w:eastAsia="zh-CN"/></w:rPr><w:t xml:space="preserve"> một trong hai B</w:t></w:r><w:r><w:rPr><w:rFonts w:ascii="Times New Roman" w:hAnsi="Times New Roman" w:eastAsia="Microsoft YaHei"/><w:sz w:val="26"/><w:szCs w:val="26"/><w:lang w:eastAsia="zh-CN"/></w:rPr><w:t>ê</w:t></w:r><w:r><w:rPr><w:rFonts w:ascii="Times New Roman" w:hAnsi="Times New Roman"/><w:sz w:val="26"/><w:szCs w:val="26"/><w:lang w:eastAsia="zh-CN"/></w:rPr><w:t>n c</w:t></w:r><w:r><w:rPr><w:rFonts w:ascii="Times New Roman" w:hAnsi="Times New Roman" w:eastAsia="Microsoft YaHei"/><w:sz w:val="26"/><w:szCs w:val="26"/><w:lang w:eastAsia="zh-CN"/></w:rPr><w:t>ó</w:t></w:r><w:r><w:rPr><w:rFonts w:ascii="Times New Roman" w:hAnsi="Times New Roman"/><w:sz w:val="26"/><w:szCs w:val="26"/><w:lang w:eastAsia="zh-CN"/></w:rPr><w:t xml:space="preserve"> quyền </w:t></w:r><w:r><w:rPr><w:rFonts w:ascii="Times New Roman" w:hAnsi="Times New Roman" w:eastAsia="Microsoft YaHei"/><w:sz w:val="26"/><w:szCs w:val="26"/><w:lang w:eastAsia="zh-CN"/></w:rPr><w:t>đ</w:t></w:r><w:r><w:rPr><w:rFonts w:ascii="Times New Roman" w:hAnsi="Times New Roman"/><w:sz w:val="26"/><w:szCs w:val="26"/><w:lang w:eastAsia="zh-CN"/></w:rPr><w:t>ưa vụ việc ra giải quyết tại T</w:t></w:r><w:r><w:rPr><w:rFonts w:ascii="Times New Roman" w:hAnsi="Times New Roman" w:eastAsia="Microsoft YaHei"/><w:sz w:val="26"/><w:szCs w:val="26"/><w:lang w:eastAsia="zh-CN"/></w:rPr><w:t>ò</w:t></w:r><w:r><w:rPr><w:rFonts w:ascii="Times New Roman" w:hAnsi="Times New Roman"/><w:sz w:val="26"/><w:szCs w:val="26"/><w:lang w:eastAsia="zh-CN"/></w:rPr><w:t xml:space="preserve">a </w:t></w:r><w:r><w:rPr><w:rFonts w:ascii="Times New Roman" w:hAnsi="Times New Roman" w:eastAsia="Microsoft YaHei"/><w:sz w:val="26"/><w:szCs w:val="26"/><w:lang w:eastAsia="zh-CN"/></w:rPr><w:t>á</w:t></w:r><w:r><w:rPr><w:rFonts w:ascii="Times New Roman" w:hAnsi="Times New Roman"/><w:sz w:val="26"/><w:szCs w:val="26"/><w:lang w:eastAsia="zh-CN"/></w:rPr><w:t>n nh</w:t></w:r><w:r><w:rPr><w:rFonts w:ascii="Times New Roman" w:hAnsi="Times New Roman" w:eastAsia="Microsoft YaHei"/><w:sz w:val="26"/><w:szCs w:val="26"/><w:lang w:eastAsia="zh-CN"/></w:rPr><w:t>â</w:t></w:r><w:r><w:rPr><w:rFonts w:ascii="Times New Roman" w:hAnsi="Times New Roman"/><w:sz w:val="26"/><w:szCs w:val="26"/><w:lang w:eastAsia="zh-CN"/></w:rPr><w:t>n d</w:t></w:r><w:r><w:rPr><w:rFonts w:ascii="Times New Roman" w:hAnsi="Times New Roman" w:eastAsia="Microsoft YaHei"/><w:sz w:val="26"/><w:szCs w:val="26"/><w:lang w:eastAsia="zh-CN"/></w:rPr><w:t>â</w:t></w:r><w:r><w:rPr><w:rFonts w:ascii="Times New Roman" w:hAnsi="Times New Roman"/><w:sz w:val="26"/><w:szCs w:val="26"/><w:lang w:eastAsia="zh-CN"/></w:rPr><w:t>n c</w:t></w:r><w:r><w:rPr><w:rFonts w:ascii="Times New Roman" w:hAnsi="Times New Roman" w:eastAsia="Microsoft YaHei"/><w:sz w:val="26"/><w:szCs w:val="26"/><w:lang w:eastAsia="zh-CN"/></w:rPr><w:t>ó</w:t></w:r><w:r><w:rPr><w:rFonts w:ascii="Times New Roman" w:hAnsi="Times New Roman"/><w:sz w:val="26"/><w:szCs w:val="26"/><w:lang w:eastAsia="zh-CN"/></w:rPr><w:t xml:space="preserve"> thẩm quyền tại Th</w:t></w:r><w:r><w:rPr><w:rFonts w:ascii="Times New Roman" w:hAnsi="Times New Roman" w:eastAsia="Microsoft YaHei"/><w:sz w:val="26"/><w:szCs w:val="26"/><w:lang w:eastAsia="zh-CN"/></w:rPr><w:t>à</w:t></w:r><w:r><w:rPr><w:rFonts w:ascii="Times New Roman" w:hAnsi="Times New Roman"/><w:sz w:val="26"/><w:szCs w:val="26"/><w:lang w:eastAsia="zh-CN"/></w:rPr><w:t>nh phố Hồ Ch</w:t></w:r><w:r><w:rPr><w:rFonts w:ascii="Times New Roman" w:hAnsi="Times New Roman" w:eastAsia="Microsoft YaHei"/><w:sz w:val="26"/><w:szCs w:val="26"/><w:lang w:eastAsia="zh-CN"/></w:rPr><w:t>í</w:t></w:r><w:r><w:rPr><w:rFonts w:ascii="Times New Roman" w:hAnsi="Times New Roman"/><w:sz w:val="26"/><w:szCs w:val="26"/><w:lang w:eastAsia="zh-CN"/></w:rPr><w:t xml:space="preserve"> Minh.</w:t></w:r></w:p><w:p><w:pPr><w:pStyle w:val="13"/><w:numPr><w:ilvl w:val="0"/><w:numId w:val="7"/></w:numPr><w:shd w:val="clear" w:color="auto" w:fill="FFFFFF" w:themeFill="background1"/><w:spacing w:line="240" w:lineRule="auto"/><w:jc w:val="both"/><w:rPr><w:rFonts w:ascii="Times New Roman" w:hAnsi="Times New Roman"/><w:b/><w:bCs/><w:sz w:val="26"/><w:szCs w:val="26"/><w:lang w:eastAsia="zh-CN"/></w:rPr></w:pPr><w:r><w:rPr><w:rFonts w:ascii="Times New Roman" w:hAnsi="Times New Roman"/><w:sz w:val="26"/><w:szCs w:val="26"/><w:lang w:eastAsia="zh-CN"/></w:rPr><w:t xml:space="preserve">Phán quyết, bản </w:t></w:r><w:r><w:rPr><w:rFonts w:ascii="Times New Roman" w:hAnsi="Times New Roman" w:eastAsia="Microsoft YaHei"/><w:sz w:val="26"/><w:szCs w:val="26"/><w:lang w:eastAsia="zh-CN"/></w:rPr><w:t>á</w:t></w:r><w:r><w:rPr><w:rFonts w:ascii="Times New Roman" w:hAnsi="Times New Roman"/><w:sz w:val="26"/><w:szCs w:val="26"/><w:lang w:eastAsia="zh-CN"/></w:rPr><w:t xml:space="preserve">n hoặc quyết </w:t></w:r><w:r><w:rPr><w:rFonts w:ascii="Times New Roman" w:hAnsi="Times New Roman" w:eastAsia="Microsoft YaHei"/><w:sz w:val="26"/><w:szCs w:val="26"/><w:lang w:eastAsia="zh-CN"/></w:rPr><w:t>đ</w:t></w:r><w:r><w:rPr><w:rFonts w:ascii="Times New Roman" w:hAnsi="Times New Roman"/><w:sz w:val="26"/><w:szCs w:val="26"/><w:lang w:eastAsia="zh-CN"/></w:rPr><w:t>ịnh c</w:t></w:r><w:r><w:rPr><w:rFonts w:ascii="Times New Roman" w:hAnsi="Times New Roman" w:eastAsia="Microsoft YaHei"/><w:sz w:val="26"/><w:szCs w:val="26"/><w:lang w:eastAsia="zh-CN"/></w:rPr><w:t>ó</w:t></w:r><w:r><w:rPr><w:rFonts w:ascii="Times New Roman" w:hAnsi="Times New Roman"/><w:sz w:val="26"/><w:szCs w:val="26"/><w:lang w:eastAsia="zh-CN"/></w:rPr><w:t xml:space="preserve"> hiệu lực ph</w:t></w:r><w:r><w:rPr><w:rFonts w:ascii="Times New Roman" w:hAnsi="Times New Roman" w:eastAsia="Microsoft YaHei"/><w:sz w:val="26"/><w:szCs w:val="26"/><w:lang w:eastAsia="zh-CN"/></w:rPr><w:t>á</w:t></w:r><w:r><w:rPr><w:rFonts w:ascii="Times New Roman" w:hAnsi="Times New Roman"/><w:sz w:val="26"/><w:szCs w:val="26"/><w:lang w:eastAsia="zh-CN"/></w:rPr><w:t>p luật của T</w:t></w:r><w:r><w:rPr><w:rFonts w:ascii="Times New Roman" w:hAnsi="Times New Roman" w:eastAsia="Microsoft YaHei"/><w:sz w:val="26"/><w:szCs w:val="26"/><w:lang w:eastAsia="zh-CN"/></w:rPr><w:t>ò</w:t></w:r><w:r><w:rPr><w:rFonts w:ascii="Times New Roman" w:hAnsi="Times New Roman"/><w:sz w:val="26"/><w:szCs w:val="26"/><w:lang w:eastAsia="zh-CN"/></w:rPr><w:t xml:space="preserve">a </w:t></w:r><w:r><w:rPr><w:rFonts w:ascii="Times New Roman" w:hAnsi="Times New Roman" w:eastAsia="Microsoft YaHei"/><w:sz w:val="26"/><w:szCs w:val="26"/><w:lang w:eastAsia="zh-CN"/></w:rPr><w:t>á</w:t></w:r><w:r><w:rPr><w:rFonts w:ascii="Times New Roman" w:hAnsi="Times New Roman"/><w:sz w:val="26"/><w:szCs w:val="26"/><w:lang w:eastAsia="zh-CN"/></w:rPr><w:t>n l</w:t></w:r><w:r><w:rPr><w:rFonts w:ascii="Times New Roman" w:hAnsi="Times New Roman" w:eastAsia="Microsoft YaHei"/><w:sz w:val="26"/><w:szCs w:val="26"/><w:lang w:eastAsia="zh-CN"/></w:rPr><w:t>à</w:t></w:r><w:r><w:rPr><w:rFonts w:ascii="Times New Roman" w:hAnsi="Times New Roman"/><w:sz w:val="26"/><w:szCs w:val="26"/><w:lang w:eastAsia="zh-CN"/></w:rPr><w:t xml:space="preserve"> quyết </w:t></w:r><w:r><w:rPr><w:rFonts w:ascii="Times New Roman" w:hAnsi="Times New Roman" w:eastAsia="Microsoft YaHei"/><w:sz w:val="26"/><w:szCs w:val="26"/><w:lang w:eastAsia="zh-CN"/></w:rPr><w:t>đ</w:t></w:r><w:r><w:rPr><w:rFonts w:ascii="Times New Roman" w:hAnsi="Times New Roman"/><w:sz w:val="26"/><w:szCs w:val="26"/><w:lang w:eastAsia="zh-CN"/></w:rPr><w:t>ịnh cuối c</w:t></w:r><w:r><w:rPr><w:rFonts w:ascii="Times New Roman" w:hAnsi="Times New Roman" w:eastAsia="Microsoft YaHei"/><w:sz w:val="26"/><w:szCs w:val="26"/><w:lang w:eastAsia="zh-CN"/></w:rPr><w:t>ù</w:t></w:r><w:r><w:rPr><w:rFonts w:ascii="Times New Roman" w:hAnsi="Times New Roman"/><w:sz w:val="26"/><w:szCs w:val="26"/><w:lang w:eastAsia="zh-CN"/></w:rPr><w:t>ng v</w:t></w:r><w:r><w:rPr><w:rFonts w:ascii="Times New Roman" w:hAnsi="Times New Roman" w:eastAsia="Microsoft YaHei"/><w:sz w:val="26"/><w:szCs w:val="26"/><w:lang w:eastAsia="zh-CN"/></w:rPr><w:t>à</w:t></w:r><w:r><w:rPr><w:rFonts w:ascii="Times New Roman" w:hAnsi="Times New Roman"/><w:sz w:val="26"/><w:szCs w:val="26"/><w:lang w:eastAsia="zh-CN"/></w:rPr><w:t xml:space="preserve"> c</w:t></w:r><w:r><w:rPr><w:rFonts w:ascii="Times New Roman" w:hAnsi="Times New Roman" w:eastAsia="Microsoft YaHei"/><w:sz w:val="26"/><w:szCs w:val="26"/><w:lang w:eastAsia="zh-CN"/></w:rPr><w:t>ó</w:t></w:r><w:r><w:rPr><w:rFonts w:ascii="Times New Roman" w:hAnsi="Times New Roman"/><w:sz w:val="26"/><w:szCs w:val="26"/><w:lang w:eastAsia="zh-CN"/></w:rPr><w:t xml:space="preserve"> gi</w:t></w:r><w:r><w:rPr><w:rFonts w:ascii="Times New Roman" w:hAnsi="Times New Roman" w:eastAsia="Microsoft YaHei"/><w:sz w:val="26"/><w:szCs w:val="26"/><w:lang w:eastAsia="zh-CN"/></w:rPr><w:t>á</w:t></w:r><w:r><w:rPr><w:rFonts w:ascii="Times New Roman" w:hAnsi="Times New Roman"/><w:sz w:val="26"/><w:szCs w:val="26"/><w:lang w:eastAsia="zh-CN"/></w:rPr><w:t xml:space="preserve"> trị bắt buộc </w:t></w:r><w:r><w:rPr><w:rFonts w:ascii="Times New Roman" w:hAnsi="Times New Roman" w:eastAsia="Microsoft YaHei"/><w:sz w:val="26"/><w:szCs w:val="26"/><w:lang w:eastAsia="zh-CN"/></w:rPr><w:t>đ</w:t></w:r><w:r><w:rPr><w:rFonts w:ascii="Times New Roman" w:hAnsi="Times New Roman"/><w:sz w:val="26"/><w:szCs w:val="26"/><w:lang w:eastAsia="zh-CN"/></w:rPr><w:t>ối với c</w:t></w:r><w:r><w:rPr><w:rFonts w:ascii="Times New Roman" w:hAnsi="Times New Roman" w:eastAsia="Microsoft YaHei"/><w:sz w:val="26"/><w:szCs w:val="26"/><w:lang w:eastAsia="zh-CN"/></w:rPr><w:t>á</w:t></w:r><w:r><w:rPr><w:rFonts w:ascii="Times New Roman" w:hAnsi="Times New Roman"/><w:sz w:val="26"/><w:szCs w:val="26"/><w:lang w:eastAsia="zh-CN"/></w:rPr><w:t>c B</w:t></w:r><w:r><w:rPr><w:rFonts w:ascii="Times New Roman" w:hAnsi="Times New Roman" w:eastAsia="Microsoft YaHei"/><w:sz w:val="26"/><w:szCs w:val="26"/><w:lang w:eastAsia="zh-CN"/></w:rPr><w:t>ê</w:t></w:r><w:r><w:rPr><w:rFonts w:ascii="Times New Roman" w:hAnsi="Times New Roman"/><w:sz w:val="26"/><w:szCs w:val="26"/><w:lang w:eastAsia="zh-CN"/></w:rPr><w:t>n.</w:t></w:r></w:p><w:p><w:pPr><w:pStyle w:val="13"/><w:numPr><w:ilvl w:val="0"/><w:numId w:val="7"/></w:numPr><w:shd w:val="clear" w:color="auto" w:fill="FFFFFF" w:themeFill="background1"/><w:spacing w:line="240" w:lineRule="auto"/><w:jc w:val="both"/><w:rPr><w:rFonts w:ascii="Times New Roman" w:hAnsi="Times New Roman"/><w:b/><w:bCs/><w:sz w:val="26"/><w:szCs w:val="26"/><w:lang w:eastAsia="zh-CN"/></w:rPr></w:pPr><w:r><w:rPr><w:rFonts w:ascii="Times New Roman" w:hAnsi="Times New Roman"/><w:sz w:val="26"/><w:szCs w:val="26"/><w:lang w:eastAsia="zh-CN"/></w:rPr><w:t xml:space="preserve">Bên thua kiện phải chịu </w:t></w:r><w:r><w:rPr><w:rFonts w:ascii="Times New Roman" w:hAnsi="Times New Roman" w:eastAsia="Microsoft YaHei"/><w:sz w:val="26"/><w:szCs w:val="26"/><w:lang w:eastAsia="zh-CN"/></w:rPr><w:t>á</w:t></w:r><w:r><w:rPr><w:rFonts w:ascii="Times New Roman" w:hAnsi="Times New Roman"/><w:sz w:val="26"/><w:szCs w:val="26"/><w:lang w:eastAsia="zh-CN"/></w:rPr><w:t>n ph</w:t></w:r><w:r><w:rPr><w:rFonts w:ascii="Times New Roman" w:hAnsi="Times New Roman" w:eastAsia="Microsoft YaHei"/><w:sz w:val="26"/><w:szCs w:val="26"/><w:lang w:eastAsia="zh-CN"/></w:rPr><w:t>í</w:t></w:r><w:r><w:rPr><w:rFonts w:ascii="Times New Roman" w:hAnsi="Times New Roman"/><w:sz w:val="26"/><w:szCs w:val="26"/><w:lang w:eastAsia="zh-CN"/></w:rPr><w:t>, lệ ph</w:t></w:r><w:r><w:rPr><w:rFonts w:ascii="Times New Roman" w:hAnsi="Times New Roman" w:eastAsia="Microsoft YaHei"/><w:sz w:val="26"/><w:szCs w:val="26"/><w:lang w:eastAsia="zh-CN"/></w:rPr><w:t>í</w:t></w:r><w:r><w:rPr><w:rFonts w:ascii="Times New Roman" w:hAnsi="Times New Roman"/><w:sz w:val="26"/><w:szCs w:val="26"/><w:lang w:eastAsia="zh-CN"/></w:rPr><w:t xml:space="preserve"> tố tụng v</w:t></w:r><w:r><w:rPr><w:rFonts w:ascii="Times New Roman" w:hAnsi="Times New Roman" w:eastAsia="Microsoft YaHei"/><w:sz w:val="26"/><w:szCs w:val="26"/><w:lang w:eastAsia="zh-CN"/></w:rPr><w:t>à</w:t></w:r><w:r><w:rPr><w:rFonts w:ascii="Times New Roman" w:hAnsi="Times New Roman"/><w:sz w:val="26"/><w:szCs w:val="26"/><w:lang w:eastAsia="zh-CN"/></w:rPr><w:t xml:space="preserve"> c</w:t></w:r><w:r><w:rPr><w:rFonts w:ascii="Times New Roman" w:hAnsi="Times New Roman" w:eastAsia="Microsoft YaHei"/><w:sz w:val="26"/><w:szCs w:val="26"/><w:lang w:eastAsia="zh-CN"/></w:rPr><w:t>á</w:t></w:r><w:r><w:rPr><w:rFonts w:ascii="Times New Roman" w:hAnsi="Times New Roman"/><w:sz w:val="26"/><w:szCs w:val="26"/><w:lang w:eastAsia="zh-CN"/></w:rPr><w:t>c chi ph</w:t></w:r><w:r><w:rPr><w:rFonts w:ascii="Times New Roman" w:hAnsi="Times New Roman" w:eastAsia="Microsoft YaHei"/><w:sz w:val="26"/><w:szCs w:val="26"/><w:lang w:eastAsia="zh-CN"/></w:rPr><w:t>í</w:t></w:r><w:r><w:rPr><w:rFonts w:ascii="Times New Roman" w:hAnsi="Times New Roman"/><w:sz w:val="26"/><w:szCs w:val="26"/><w:lang w:eastAsia="zh-CN"/></w:rPr><w:t xml:space="preserve"> hợp l</w:t></w:r><w:r><w:rPr><w:rFonts w:ascii="Times New Roman" w:hAnsi="Times New Roman" w:eastAsia="Microsoft YaHei"/><w:sz w:val="26"/><w:szCs w:val="26"/><w:lang w:eastAsia="zh-CN"/></w:rPr><w:t>ý</w:t></w:r><w:r><w:rPr><w:rFonts w:ascii="Times New Roman" w:hAnsi="Times New Roman"/><w:sz w:val="26"/><w:szCs w:val="26"/><w:lang w:eastAsia="zh-CN"/></w:rPr><w:t xml:space="preserve"> kh</w:t></w:r><w:r><w:rPr><w:rFonts w:ascii="Times New Roman" w:hAnsi="Times New Roman" w:eastAsia="Microsoft YaHei"/><w:sz w:val="26"/><w:szCs w:val="26"/><w:lang w:eastAsia="zh-CN"/></w:rPr><w:t>á</w:t></w:r><w:r><w:rPr><w:rFonts w:ascii="Times New Roman" w:hAnsi="Times New Roman"/><w:sz w:val="26"/><w:szCs w:val="26"/><w:lang w:eastAsia="zh-CN"/></w:rPr><w:t>c theo ph</w:t></w:r><w:r><w:rPr><w:rFonts w:ascii="Times New Roman" w:hAnsi="Times New Roman" w:eastAsia="Microsoft YaHei"/><w:sz w:val="26"/><w:szCs w:val="26"/><w:lang w:eastAsia="zh-CN"/></w:rPr><w:t>á</w:t></w:r><w:r><w:rPr><w:rFonts w:ascii="Times New Roman" w:hAnsi="Times New Roman"/><w:sz w:val="26"/><w:szCs w:val="26"/><w:lang w:eastAsia="zh-CN"/></w:rPr><w:t xml:space="preserve">n quyết của cơ quan giải quyết tranh chấp hoặc theo quy </w:t></w:r><w:r><w:rPr><w:rFonts w:ascii="Times New Roman" w:hAnsi="Times New Roman" w:eastAsia="Microsoft YaHei"/><w:sz w:val="26"/><w:szCs w:val="26"/><w:lang w:eastAsia="zh-CN"/></w:rPr><w:t>đ</w:t></w:r><w:r><w:rPr><w:rFonts w:ascii="Times New Roman" w:hAnsi="Times New Roman"/><w:sz w:val="26"/><w:szCs w:val="26"/><w:lang w:eastAsia="zh-CN"/></w:rPr><w:t>ịnh của ph</w:t></w:r><w:r><w:rPr><w:rFonts w:ascii="Times New Roman" w:hAnsi="Times New Roman" w:eastAsia="Microsoft YaHei"/><w:sz w:val="26"/><w:szCs w:val="26"/><w:lang w:eastAsia="zh-CN"/></w:rPr><w:t>á</w:t></w:r><w:r><w:rPr><w:rFonts w:ascii="Times New Roman" w:hAnsi="Times New Roman"/><w:sz w:val="26"/><w:szCs w:val="26"/><w:lang w:eastAsia="zh-CN"/></w:rPr><w:t>p luật.</w:t></w:r></w:p><w:p><w:pPr><w:pStyle w:val="13"/><w:numPr><w:ilvl w:val="0"/><w:numId w:val="7"/></w:numPr><w:shd w:val="clear" w:color="auto" w:fill="FFFFFF" w:themeFill="background1"/><w:spacing w:line="240" w:lineRule="auto"/><w:jc w:val="both"/><w:rPr><w:rFonts w:ascii="Times New Roman" w:hAnsi="Times New Roman"/><w:b/><w:bCs/><w:sz w:val="26"/><w:szCs w:val="26"/><w:lang w:eastAsia="zh-CN"/></w:rPr></w:pPr><w:r><w:rPr><w:rFonts w:ascii="Times New Roman" w:hAnsi="Times New Roman"/><w:sz w:val="26"/><w:szCs w:val="26"/><w:lang w:eastAsia="zh-CN"/></w:rPr><w:t>Trong thời gian giải quyết tranh chấp, c</w:t></w:r><w:r><w:rPr><w:rFonts w:ascii="Times New Roman" w:hAnsi="Times New Roman" w:eastAsia="Microsoft YaHei"/><w:sz w:val="26"/><w:szCs w:val="26"/><w:lang w:eastAsia="zh-CN"/></w:rPr><w:t>á</w:t></w:r><w:r><w:rPr><w:rFonts w:ascii="Times New Roman" w:hAnsi="Times New Roman"/><w:sz w:val="26"/><w:szCs w:val="26"/><w:lang w:eastAsia="zh-CN"/></w:rPr><w:t>c B</w:t></w:r><w:r><w:rPr><w:rFonts w:ascii="Times New Roman" w:hAnsi="Times New Roman" w:eastAsia="Microsoft YaHei"/><w:sz w:val="26"/><w:szCs w:val="26"/><w:lang w:eastAsia="zh-CN"/></w:rPr><w:t>ê</w:t></w:r><w:r><w:rPr><w:rFonts w:ascii="Times New Roman" w:hAnsi="Times New Roman"/><w:sz w:val="26"/><w:szCs w:val="26"/><w:lang w:eastAsia="zh-CN"/></w:rPr><w:t>n vẫn phải tiếp tục thực hiện c</w:t></w:r><w:r><w:rPr><w:rFonts w:ascii="Times New Roman" w:hAnsi="Times New Roman" w:eastAsia="Microsoft YaHei"/><w:sz w:val="26"/><w:szCs w:val="26"/><w:lang w:eastAsia="zh-CN"/></w:rPr><w:t>á</w:t></w:r><w:r><w:rPr><w:rFonts w:ascii="Times New Roman" w:hAnsi="Times New Roman"/><w:sz w:val="26"/><w:szCs w:val="26"/><w:lang w:eastAsia="zh-CN"/></w:rPr><w:t>c nghĩa vụ kh</w:t></w:r><w:r><w:rPr><w:rFonts w:ascii="Times New Roman" w:hAnsi="Times New Roman" w:eastAsia="Microsoft YaHei"/><w:sz w:val="26"/><w:szCs w:val="26"/><w:lang w:eastAsia="zh-CN"/></w:rPr><w:t>ô</w:t></w:r><w:r><w:rPr><w:rFonts w:ascii="Times New Roman" w:hAnsi="Times New Roman"/><w:sz w:val="26"/><w:szCs w:val="26"/><w:lang w:eastAsia="zh-CN"/></w:rPr><w:t>ng bị ảnh hưởng bởi nội dung tranh chấp, bao gồm nhưng kh</w:t></w:r><w:r><w:rPr><w:rFonts w:ascii="Times New Roman" w:hAnsi="Times New Roman" w:eastAsia="Microsoft YaHei"/><w:sz w:val="26"/><w:szCs w:val="26"/><w:lang w:eastAsia="zh-CN"/></w:rPr><w:t>ô</w:t></w:r><w:r><w:rPr><w:rFonts w:ascii="Times New Roman" w:hAnsi="Times New Roman"/><w:sz w:val="26"/><w:szCs w:val="26"/><w:lang w:eastAsia="zh-CN"/></w:rPr><w:t>ng giới hạn ở nghĩa vụ thanh to</w:t></w:r><w:r><w:rPr><w:rFonts w:ascii="Times New Roman" w:hAnsi="Times New Roman" w:eastAsia="Microsoft YaHei"/><w:sz w:val="26"/><w:szCs w:val="26"/><w:lang w:eastAsia="zh-CN"/></w:rPr><w:t>á</w:t></w:r><w:r><w:rPr><w:rFonts w:ascii="Times New Roman" w:hAnsi="Times New Roman"/><w:sz w:val="26"/><w:szCs w:val="26"/><w:lang w:eastAsia="zh-CN"/></w:rPr><w:t>n c</w:t></w:r><w:r><w:rPr><w:rFonts w:ascii="Times New Roman" w:hAnsi="Times New Roman" w:eastAsia="Microsoft YaHei"/><w:sz w:val="26"/><w:szCs w:val="26"/><w:lang w:eastAsia="zh-CN"/></w:rPr><w:t>á</w:t></w:r><w:r><w:rPr><w:rFonts w:ascii="Times New Roman" w:hAnsi="Times New Roman"/><w:sz w:val="26"/><w:szCs w:val="26"/><w:lang w:eastAsia="zh-CN"/></w:rPr><w:t xml:space="preserve">c khoản tiền </w:t></w:r><w:r><w:rPr><w:rFonts w:ascii="Times New Roman" w:hAnsi="Times New Roman" w:eastAsia="Microsoft YaHei"/><w:sz w:val="26"/><w:szCs w:val="26"/><w:lang w:eastAsia="zh-CN"/></w:rPr><w:t>đã</w:t></w:r><w:r><w:rPr><w:rFonts w:ascii="Times New Roman" w:hAnsi="Times New Roman"/><w:sz w:val="26"/><w:szCs w:val="26"/><w:lang w:eastAsia="zh-CN"/></w:rPr><w:t xml:space="preserve"> </w:t></w:r><w:r><w:rPr><w:rFonts w:ascii="Times New Roman" w:hAnsi="Times New Roman" w:eastAsia="Microsoft YaHei"/><w:sz w:val="26"/><w:szCs w:val="26"/><w:lang w:eastAsia="zh-CN"/></w:rPr><w:t>đ</w:t></w:r><w:r><w:rPr><w:rFonts w:ascii="Times New Roman" w:hAnsi="Times New Roman"/><w:sz w:val="26"/><w:szCs w:val="26"/><w:lang w:eastAsia="zh-CN"/></w:rPr><w:t>ến hạn v</w:t></w:r><w:r><w:rPr><w:rFonts w:ascii="Times New Roman" w:hAnsi="Times New Roman" w:eastAsia="Microsoft YaHei"/><w:sz w:val="26"/><w:szCs w:val="26"/><w:lang w:eastAsia="zh-CN"/></w:rPr><w:t>à</w:t></w:r><w:r><w:rPr><w:rFonts w:ascii="Times New Roman" w:hAnsi="Times New Roman"/><w:sz w:val="26"/><w:szCs w:val="26"/><w:lang w:eastAsia="zh-CN"/></w:rPr><w:t xml:space="preserve"> nghĩa vụ bảo mật th</w:t></w:r><w:r><w:rPr><w:rFonts w:ascii="Times New Roman" w:hAnsi="Times New Roman" w:eastAsia="Microsoft YaHei"/><w:sz w:val="26"/><w:szCs w:val="26"/><w:lang w:eastAsia="zh-CN"/></w:rPr><w:t>ô</w:t></w:r><w:r><w:rPr><w:rFonts w:ascii="Times New Roman" w:hAnsi="Times New Roman"/><w:sz w:val="26"/><w:szCs w:val="26"/><w:lang w:eastAsia="zh-CN"/></w:rPr><w:t xml:space="preserve">ng tin theo Hợp </w:t></w:r><w:r><w:rPr><w:rFonts w:ascii="Times New Roman" w:hAnsi="Times New Roman" w:eastAsia="Microsoft YaHei"/><w:sz w:val="26"/><w:szCs w:val="26"/><w:lang w:eastAsia="zh-CN"/></w:rPr><w:t>đ</w:t></w:r><w:r><w:rPr><w:rFonts w:ascii="Times New Roman" w:hAnsi="Times New Roman"/><w:sz w:val="26"/><w:szCs w:val="26"/><w:lang w:eastAsia="zh-CN"/></w:rPr><w:t>ồng.</w:t></w:r></w:p><w:p><w:pPr><w:shd w:val="clear" w:color="auto" w:fill="FFFFFF" w:themeFill="background1"/><w:spacing w:line="360" w:lineRule="auto"/><w:ind w:left="320" w:leftChars="100"/><w:jc w:val="both"/><w:rPr><w:rFonts w:ascii="Times New Roman" w:hAnsi="Times New Roman"/><w:b/><w:bCs/><w:sz w:val="26"/><w:szCs w:val="26"/><w:lang w:eastAsia="zh-CN"/></w:rPr></w:pPr><w:r><w:rPr><w:rFonts w:ascii="Times New Roman" w:hAnsi="Times New Roman"/><w:b/><w:bCs/><w:sz w:val="26"/><w:szCs w:val="26"/><w:u w:val="single"/><w:lang w:eastAsia="zh-CN"/></w:rPr><w:t xml:space="preserve">ĐIỀU 6: </w:t></w:r><w:r><w:rPr><w:rFonts w:ascii="Times New Roman" w:hAnsi="Times New Roman"/><w:b/><w:bCs/><w:sz w:val="26"/><w:szCs w:val="26"/><w:lang w:eastAsia="zh-CN"/></w:rPr><w:t>THÔNG TIN LIÊN LẠC VÀ ĐẦU MỐI THỰC HIỆN HỢP ĐỒNG</w:t></w:r></w:p><w:p><w:pPr><w:pStyle w:val="13"/><w:numPr><w:ilvl w:val="0"/><w:numId w:val="7"/></w:numPr><w:shd w:val="clear" w:color="auto" w:fill="FFFFFF" w:themeFill="background1"/><w:spacing w:line="240" w:lineRule="auto"/><w:jc w:val="both"/><w:rPr><w:rFonts w:ascii="Times New Roman" w:hAnsi="Times New Roman"/><w:b/><w:bCs/><w:sz w:val="26"/><w:szCs w:val="26"/><w:lang w:eastAsia="zh-CN"/></w:rPr></w:pPr><w:r><w:rPr><w:rFonts w:ascii="Times New Roman" w:hAnsi="Times New Roman"/><w:sz w:val="26"/><w:szCs w:val="26"/><w:lang w:eastAsia="zh-CN"/></w:rPr><w:t xml:space="preserve">Liên quan đến việc triển khai, thực hiện Hợp </w:t></w:r><w:r><w:rPr><w:rFonts w:ascii="Times New Roman" w:hAnsi="Times New Roman" w:eastAsia="Microsoft YaHei"/><w:sz w:val="26"/><w:szCs w:val="26"/><w:lang w:eastAsia="zh-CN"/></w:rPr><w:t>đ</w:t></w:r><w:r><w:rPr><w:rFonts w:ascii="Times New Roman" w:hAnsi="Times New Roman"/><w:sz w:val="26"/><w:szCs w:val="26"/><w:lang w:eastAsia="zh-CN"/></w:rPr><w:t>ồng, c</w:t></w:r><w:r><w:rPr><w:rFonts w:ascii="Times New Roman" w:hAnsi="Times New Roman" w:eastAsia="Microsoft YaHei"/><w:sz w:val="26"/><w:szCs w:val="26"/><w:lang w:eastAsia="zh-CN"/></w:rPr><w:t>á</w:t></w:r><w:r><w:rPr><w:rFonts w:ascii="Times New Roman" w:hAnsi="Times New Roman"/><w:sz w:val="26"/><w:szCs w:val="26"/><w:lang w:eastAsia="zh-CN"/></w:rPr><w:t>c B</w:t></w:r><w:r><w:rPr><w:rFonts w:ascii="Times New Roman" w:hAnsi="Times New Roman" w:eastAsia="Microsoft YaHei"/><w:sz w:val="26"/><w:szCs w:val="26"/><w:lang w:eastAsia="zh-CN"/></w:rPr><w:t>ê</w:t></w:r><w:r><w:rPr><w:rFonts w:ascii="Times New Roman" w:hAnsi="Times New Roman"/><w:sz w:val="26"/><w:szCs w:val="26"/><w:lang w:eastAsia="zh-CN"/></w:rPr><w:t xml:space="preserve">n thống nhất thực hiện giao dịch, trao </w:t></w:r><w:r><w:rPr><w:rFonts w:ascii="Times New Roman" w:hAnsi="Times New Roman" w:eastAsia="Microsoft YaHei"/><w:sz w:val="26"/><w:szCs w:val="26"/><w:lang w:eastAsia="zh-CN"/></w:rPr><w:t>đ</w:t></w:r><w:r><w:rPr><w:rFonts w:ascii="Times New Roman" w:hAnsi="Times New Roman"/><w:sz w:val="26"/><w:szCs w:val="26"/><w:lang w:eastAsia="zh-CN"/></w:rPr><w:t>ổi th</w:t></w:r><w:r><w:rPr><w:rFonts w:ascii="Times New Roman" w:hAnsi="Times New Roman" w:eastAsia="Microsoft YaHei"/><w:sz w:val="26"/><w:szCs w:val="26"/><w:lang w:eastAsia="zh-CN"/></w:rPr><w:t>ô</w:t></w:r><w:r><w:rPr><w:rFonts w:ascii="Times New Roman" w:hAnsi="Times New Roman"/><w:sz w:val="26"/><w:szCs w:val="26"/><w:lang w:eastAsia="zh-CN"/></w:rPr><w:t>ng tin, x</w:t></w:r><w:r><w:rPr><w:rFonts w:ascii="Times New Roman" w:hAnsi="Times New Roman" w:eastAsia="Microsoft YaHei"/><w:sz w:val="26"/><w:szCs w:val="26"/><w:lang w:eastAsia="zh-CN"/></w:rPr><w:t>á</w:t></w:r><w:r><w:rPr><w:rFonts w:ascii="Times New Roman" w:hAnsi="Times New Roman"/><w:sz w:val="26"/><w:szCs w:val="26"/><w:lang w:eastAsia="zh-CN"/></w:rPr><w:t>c nhận c</w:t></w:r><w:r><w:rPr><w:rFonts w:ascii="Times New Roman" w:hAnsi="Times New Roman" w:eastAsia="Microsoft YaHei"/><w:sz w:val="26"/><w:szCs w:val="26"/><w:lang w:eastAsia="zh-CN"/></w:rPr><w:t>ô</w:t></w:r><w:r><w:rPr><w:rFonts w:ascii="Times New Roman" w:hAnsi="Times New Roman"/><w:sz w:val="26"/><w:szCs w:val="26"/><w:lang w:eastAsia="zh-CN"/></w:rPr><w:t>ng việc, x</w:t></w:r><w:r><w:rPr><w:rFonts w:ascii="Times New Roman" w:hAnsi="Times New Roman" w:eastAsia="Microsoft YaHei"/><w:sz w:val="26"/><w:szCs w:val="26"/><w:lang w:eastAsia="zh-CN"/></w:rPr><w:t>á</w:t></w:r><w:r><w:rPr><w:rFonts w:ascii="Times New Roman" w:hAnsi="Times New Roman"/><w:sz w:val="26"/><w:szCs w:val="26"/><w:lang w:eastAsia="zh-CN"/></w:rPr><w:t>c nhận dịch vụ ph</w:t></w:r><w:r><w:rPr><w:rFonts w:ascii="Times New Roman" w:hAnsi="Times New Roman" w:eastAsia="Microsoft YaHei"/><w:sz w:val="26"/><w:szCs w:val="26"/><w:lang w:eastAsia="zh-CN"/></w:rPr><w:t>á</w:t></w:r><w:r><w:rPr><w:rFonts w:ascii="Times New Roman" w:hAnsi="Times New Roman"/><w:sz w:val="26"/><w:szCs w:val="26"/><w:lang w:eastAsia="zh-CN"/></w:rPr><w:t>t sinh v</w:t></w:r><w:r><w:rPr><w:rFonts w:ascii="Times New Roman" w:hAnsi="Times New Roman" w:eastAsia="Microsoft YaHei"/><w:sz w:val="26"/><w:szCs w:val="26"/><w:lang w:eastAsia="zh-CN"/></w:rPr><w:t>à</w:t></w:r><w:r><w:rPr><w:rFonts w:ascii="Times New Roman" w:hAnsi="Times New Roman"/><w:sz w:val="26"/><w:szCs w:val="26"/><w:lang w:eastAsia="zh-CN"/></w:rPr><w:t xml:space="preserve"> gửi c</w:t></w:r><w:r><w:rPr><w:rFonts w:ascii="Times New Roman" w:hAnsi="Times New Roman" w:eastAsia="Microsoft YaHei"/><w:sz w:val="26"/><w:szCs w:val="26"/><w:lang w:eastAsia="zh-CN"/></w:rPr><w:t>á</w:t></w:r><w:r><w:rPr><w:rFonts w:ascii="Times New Roman" w:hAnsi="Times New Roman"/><w:sz w:val="26"/><w:szCs w:val="26"/><w:lang w:eastAsia="zh-CN"/></w:rPr><w:t>c th</w:t></w:r><w:r><w:rPr><w:rFonts w:ascii="Times New Roman" w:hAnsi="Times New Roman" w:eastAsia="Microsoft YaHei"/><w:sz w:val="26"/><w:szCs w:val="26"/><w:lang w:eastAsia="zh-CN"/></w:rPr><w:t>ô</w:t></w:r><w:r><w:rPr><w:rFonts w:ascii="Times New Roman" w:hAnsi="Times New Roman"/><w:sz w:val="26"/><w:szCs w:val="26"/><w:lang w:eastAsia="zh-CN"/></w:rPr><w:t>ng b</w:t></w:r><w:r><w:rPr><w:rFonts w:ascii="Times New Roman" w:hAnsi="Times New Roman" w:eastAsia="Microsoft YaHei"/><w:sz w:val="26"/><w:szCs w:val="26"/><w:lang w:eastAsia="zh-CN"/></w:rPr><w:t>á</w:t></w:r><w:r><w:rPr><w:rFonts w:ascii="Times New Roman" w:hAnsi="Times New Roman"/><w:sz w:val="26"/><w:szCs w:val="26"/><w:lang w:eastAsia="zh-CN"/></w:rPr><w:t>o li</w:t></w:r><w:r><w:rPr><w:rFonts w:ascii="Times New Roman" w:hAnsi="Times New Roman" w:eastAsia="Microsoft YaHei"/><w:sz w:val="26"/><w:szCs w:val="26"/><w:lang w:eastAsia="zh-CN"/></w:rPr><w:t>ê</w:t></w:r><w:r><w:rPr><w:rFonts w:ascii="Times New Roman" w:hAnsi="Times New Roman"/><w:sz w:val="26"/><w:szCs w:val="26"/><w:lang w:eastAsia="zh-CN"/></w:rPr><w:t>n quan th</w:t></w:r><w:r><w:rPr><w:rFonts w:ascii="Times New Roman" w:hAnsi="Times New Roman" w:eastAsia="Microsoft YaHei"/><w:sz w:val="26"/><w:szCs w:val="26"/><w:lang w:eastAsia="zh-CN"/></w:rPr><w:t>ô</w:t></w:r><w:r><w:rPr><w:rFonts w:ascii="Times New Roman" w:hAnsi="Times New Roman"/><w:sz w:val="26"/><w:szCs w:val="26"/><w:lang w:eastAsia="zh-CN"/></w:rPr><w:t>ng qua v</w:t></w:r><w:r><w:rPr><w:rFonts w:ascii="Times New Roman" w:hAnsi="Times New Roman" w:eastAsia="Microsoft YaHei"/><w:sz w:val="26"/><w:szCs w:val="26"/><w:lang w:eastAsia="zh-CN"/></w:rPr><w:t>ă</w:t></w:r><w:r><w:rPr><w:rFonts w:ascii="Times New Roman" w:hAnsi="Times New Roman"/><w:sz w:val="26"/><w:szCs w:val="26"/><w:lang w:eastAsia="zh-CN"/></w:rPr><w:t>n bản, email hoặc c</w:t></w:r><w:r><w:rPr><w:rFonts w:ascii="Times New Roman" w:hAnsi="Times New Roman" w:eastAsia="Microsoft YaHei"/><w:sz w:val="26"/><w:szCs w:val="26"/><w:lang w:eastAsia="zh-CN"/></w:rPr><w:t>á</w:t></w:r><w:r><w:rPr><w:rFonts w:ascii="Times New Roman" w:hAnsi="Times New Roman"/><w:sz w:val="26"/><w:szCs w:val="26"/><w:lang w:eastAsia="zh-CN"/></w:rPr><w:t>c h</w:t></w:r><w:r><w:rPr><w:rFonts w:ascii="Times New Roman" w:hAnsi="Times New Roman" w:eastAsia="Microsoft YaHei"/><w:sz w:val="26"/><w:szCs w:val="26"/><w:lang w:eastAsia="zh-CN"/></w:rPr><w:t>ì</w:t></w:r><w:r><w:rPr><w:rFonts w:ascii="Times New Roman" w:hAnsi="Times New Roman"/><w:sz w:val="26"/><w:szCs w:val="26"/><w:lang w:eastAsia="zh-CN"/></w:rPr><w:t>nh thức li</w:t></w:r><w:r><w:rPr><w:rFonts w:ascii="Times New Roman" w:hAnsi="Times New Roman" w:eastAsia="Microsoft YaHei"/><w:sz w:val="26"/><w:szCs w:val="26"/><w:lang w:eastAsia="zh-CN"/></w:rPr><w:t>ê</w:t></w:r><w:r><w:rPr><w:rFonts w:ascii="Times New Roman" w:hAnsi="Times New Roman"/><w:sz w:val="26"/><w:szCs w:val="26"/><w:lang w:eastAsia="zh-CN"/></w:rPr><w:t xml:space="preserve">n lạc </w:t></w:r><w:r><w:rPr><w:rFonts w:ascii="Times New Roman" w:hAnsi="Times New Roman" w:eastAsia="Microsoft YaHei"/><w:sz w:val="26"/><w:szCs w:val="26"/><w:lang w:eastAsia="zh-CN"/></w:rPr><w:t>đ</w:t></w:r><w:r><w:rPr><w:rFonts w:ascii="Times New Roman" w:hAnsi="Times New Roman"/><w:sz w:val="26"/><w:szCs w:val="26"/><w:lang w:eastAsia="zh-CN"/></w:rPr><w:t>ược hai B</w:t></w:r><w:r><w:rPr><w:rFonts w:ascii="Times New Roman" w:hAnsi="Times New Roman" w:eastAsia="Microsoft YaHei"/><w:sz w:val="26"/><w:szCs w:val="26"/><w:lang w:eastAsia="zh-CN"/></w:rPr><w:t>ê</w:t></w:r><w:r><w:rPr><w:rFonts w:ascii="Times New Roman" w:hAnsi="Times New Roman"/><w:sz w:val="26"/><w:szCs w:val="26"/><w:lang w:eastAsia="zh-CN"/></w:rPr><w:t>n thống nhất, theo th</w:t></w:r><w:r><w:rPr><w:rFonts w:ascii="Times New Roman" w:hAnsi="Times New Roman" w:eastAsia="Microsoft YaHei"/><w:sz w:val="26"/><w:szCs w:val="26"/><w:lang w:eastAsia="zh-CN"/></w:rPr><w:t>ô</w:t></w:r><w:r><w:rPr><w:rFonts w:ascii="Times New Roman" w:hAnsi="Times New Roman"/><w:sz w:val="26"/><w:szCs w:val="26"/><w:lang w:eastAsia="zh-CN"/></w:rPr><w:t>ng tin sau:</w:t></w:r></w:p><w:p><w:pPr><w:pStyle w:val="13"/><w:shd w:val="clear" w:color="auto" w:fill="FFFFFF" w:themeFill="background1"/><w:spacing w:line="360" w:lineRule="auto"/><w:contextualSpacing/><w:jc w:val="both"/><w:rPr><w:rFonts w:ascii="Times New Roman" w:hAnsi="Times New Roman"/><w:sz w:val="26"/><w:szCs w:val="26"/><w:lang w:eastAsia="zh-CN"/></w:rPr></w:pPr><w:r><w:rPr><w:rFonts w:ascii="Times New Roman" w:hAnsi="Times New Roman"/><w:sz w:val="26"/><w:szCs w:val="26"/><w:lang w:eastAsia="zh-CN"/></w:rPr><w:t>Bên A:</w:t></w:r></w:p><w:p><w:pPr><w:pStyle w:val="13"/><w:numPr><w:ilvl w:val="0"/><w:numId w:val="11"/></w:numPr><w:shd w:val="clear" w:color="auto" w:fill="FFFFFF" w:themeFill="background1"/><w:spacing w:line="360" w:lineRule="auto"/><w:contextualSpacing/><w:jc w:val="both"/><w:rPr><w:rFonts w:ascii="Times New Roman" w:hAnsi="Times New Roman"/><w:sz w:val="26"/><w:szCs w:val="26"/><w:lang w:eastAsia="zh-CN"/></w:rPr></w:pPr><w:r><w:rPr><w:rFonts w:ascii="Times New Roman" w:hAnsi="Times New Roman"/><w:sz w:val="26"/><w:szCs w:val="26"/><w:lang w:eastAsia="zh-CN"/></w:rPr><w:t>Người phụ trách giao dịch:</w:t></w:r><w:r><w:rPr><w:rFonts w:hint="default" w:ascii="Times New Roman" w:hAnsi="Times New Roman"/><w:sz w:val="26"/><w:szCs w:val="26"/><w:lang w:val="en-US" w:eastAsia="zh-CN"/></w:rPr><w:t xml:space="preserve"> </w:t></w:r><w:r><w:rPr><w:rFonts w:hint="default" w:ascii="Times New Roman" w:hAnsi="Times New Roman"/><w:sz w:val="26"/><w:szCs w:val="26"/><w:lang w:eastAsia="zh-CN"/></w:rPr><w:t>{BenANhanVienPhuTrach}</w:t></w:r></w:p><w:p><w:pPr><w:pStyle w:val="13"/><w:numPr><w:ilvl w:val="0"/><w:numId w:val="11"/></w:numPr><w:shd w:val="clear" w:color="auto" w:fill="FFFFFF" w:themeFill="background1"/><w:spacing w:line="360" w:lineRule="auto"/><w:contextualSpacing/><w:jc w:val="both"/><w:rPr><w:rFonts w:ascii="Times New Roman" w:hAnsi="Times New Roman"/><w:sz w:val="26"/><w:szCs w:val="26"/><w:lang w:eastAsia="zh-CN"/></w:rPr></w:pPr><w:r><w:rPr><w:rFonts w:ascii="Times New Roman" w:hAnsi="Times New Roman"/><w:sz w:val="26"/><w:szCs w:val="26"/><w:lang w:eastAsia="zh-CN"/></w:rPr><w:t>Chức vụ:</w:t></w:r><w:r><w:rPr><w:rFonts w:hint="default" w:ascii="Times New Roman" w:hAnsi="Times New Roman"/><w:sz w:val="26"/><w:szCs w:val="26"/><w:lang w:val="en-US" w:eastAsia="zh-CN"/></w:rPr><w:t xml:space="preserve"> </w:t></w:r><w:r><w:rPr><w:rFonts w:hint="default" w:ascii="Times New Roman" w:hAnsi="Times New Roman"/><w:sz w:val="26"/><w:szCs w:val="26"/><w:lang w:eastAsia="zh-CN"/></w:rPr><w:t>{BenAChucVu}</w:t></w:r></w:p><w:p><w:pPr><w:pStyle w:val="13"/><w:numPr><w:ilvl w:val="0"/><w:numId w:val="11"/></w:numPr><w:shd w:val="clear" w:color="auto" w:fill="FFFFFF" w:themeFill="background1"/><w:spacing w:line="360" w:lineRule="auto"/><w:contextualSpacing/><w:jc w:val="both"/><w:rPr><w:rFonts w:ascii="Times New Roman" w:hAnsi="Times New Roman"/><w:sz w:val="26"/><w:szCs w:val="26"/><w:lang w:eastAsia="zh-CN"/></w:rPr></w:pPr><w:r><w:rPr><w:rFonts w:ascii="Times New Roman" w:hAnsi="Times New Roman"/><w:sz w:val="26"/><w:szCs w:val="26"/><w:lang w:eastAsia="zh-CN"/></w:rPr><w:t>Địa chỉ:</w:t></w:r><w:r><w:rPr><w:rFonts w:hint="default" w:ascii="Times New Roman" w:hAnsi="Times New Roman"/><w:sz w:val="26"/><w:szCs w:val="26"/><w:lang w:val="en-US" w:eastAsia="zh-CN"/></w:rPr><w:t xml:space="preserve"> </w:t></w:r><w:r><w:rPr><w:rFonts w:hint="default" w:ascii="Times New Roman" w:hAnsi="Times New Roman"/><w:sz w:val="26"/><w:szCs w:val="26"/><w:lang w:eastAsia="zh-CN"/></w:rPr><w:t>{BenADiaChi}</w:t></w:r></w:p><w:p><w:pPr><w:pStyle w:val="13"/><w:numPr><w:ilvl w:val="0"/><w:numId w:val="11"/></w:numPr><w:shd w:val="clear" w:color="auto" w:fill="FFFFFF" w:themeFill="background1"/><w:spacing w:line="360" w:lineRule="auto"/><w:contextualSpacing/><w:jc w:val="both"/><w:rPr><w:rFonts w:ascii="Times New Roman" w:hAnsi="Times New Roman"/><w:sz w:val="26"/><w:szCs w:val="26"/><w:lang w:eastAsia="zh-CN"/></w:rPr></w:pPr><w:r><w:rPr><w:rFonts w:ascii="Times New Roman" w:hAnsi="Times New Roman"/><w:sz w:val="26"/><w:szCs w:val="26"/><w:lang w:eastAsia="zh-CN"/></w:rPr><w:t>Số điện thoại:</w:t></w:r><w:r><w:rPr><w:rFonts w:hint="default" w:ascii="Times New Roman" w:hAnsi="Times New Roman"/><w:sz w:val="26"/><w:szCs w:val="26"/><w:lang w:val="en-US" w:eastAsia="zh-CN"/></w:rPr><w:t xml:space="preserve"> </w:t></w:r><w:r><w:rPr><w:rFonts w:hint="default" w:ascii="Times New Roman" w:hAnsi="Times New Roman"/><w:sz w:val="26"/><w:szCs w:val="26"/><w:lang w:eastAsia="zh-CN"/></w:rPr><w:t>{BenASDTNhanVien}</w:t></w:r></w:p><w:p><w:pPr><w:pStyle w:val="13"/><w:numPr><w:ilvl w:val="0"/><w:numId w:val="11"/></w:numPr><w:shd w:val="clear" w:color="auto" w:fill="FFFFFF" w:themeFill="background1"/><w:spacing w:line="360" w:lineRule="auto"/><w:contextualSpacing/><w:jc w:val="both"/><w:rPr><w:rFonts w:ascii="Times New Roman" w:hAnsi="Times New Roman"/><w:sz w:val="26"/><w:szCs w:val="26"/><w:lang w:eastAsia="zh-CN"/></w:rPr></w:pPr><w:r><w:rPr><w:rFonts w:ascii="Times New Roman" w:hAnsi="Times New Roman"/><w:sz w:val="26"/><w:szCs w:val="26"/><w:lang w:eastAsia="zh-CN"/></w:rPr><w:t>Email:</w:t></w:r><w:r><w:rPr><w:rFonts w:hint="default" w:ascii="Times New Roman" w:hAnsi="Times New Roman"/><w:sz w:val="26"/><w:szCs w:val="26"/><w:lang w:val="en-US" w:eastAsia="zh-CN"/></w:rPr><w:t xml:space="preserve"> {BenAEmail}</w:t></w:r></w:p><w:p><w:pPr><w:shd w:val="clear" w:color="auto" w:fill="FFFFFF" w:themeFill="background1"/><w:spacing w:line="360" w:lineRule="auto"/><w:ind w:firstLine="720"/><w:contextualSpacing/><w:jc w:val="both"/><w:rPr><w:rFonts w:ascii="Times New Roman" w:hAnsi="Times New Roman"/><w:sz w:val="26"/><w:szCs w:val="26"/><w:lang w:eastAsia="zh-CN"/></w:rPr></w:pPr><w:r><w:rPr><w:rFonts w:ascii="Times New Roman" w:hAnsi="Times New Roman"/><w:sz w:val="26"/><w:szCs w:val="26"/><w:lang w:eastAsia="zh-CN"/></w:rPr><w:t>Bên B:</w:t></w:r></w:p><w:p><w:pPr><w:pStyle w:val="13"/><w:numPr><w:ilvl w:val="0"/><w:numId w:val="12"/></w:numPr><w:shd w:val="clear" w:color="auto" w:fill="FFFFFF" w:themeFill="background1"/><w:spacing w:line="360" w:lineRule="auto"/><w:contextualSpacing/><w:jc w:val="both"/><w:rPr><w:rFonts w:ascii="Times New Roman" w:hAnsi="Times New Roman"/><w:sz w:val="26"/><w:szCs w:val="26"/><w:lang w:eastAsia="zh-CN"/></w:rPr></w:pPr><w:r><w:rPr><w:rFonts w:ascii="Times New Roman" w:hAnsi="Times New Roman"/><w:sz w:val="26"/><w:szCs w:val="26"/><w:lang w:eastAsia="zh-CN"/></w:rPr><w:t>Người phụ trách giao dịch:</w:t></w:r><w:r><w:rPr><w:rFonts w:hint="default" w:ascii="Times New Roman" w:hAnsi="Times New Roman"/><w:sz w:val="26"/><w:szCs w:val="26"/><w:lang w:val="en-US" w:eastAsia="zh-CN"/></w:rPr><w:t xml:space="preserve"> </w:t></w:r><w:r><w:rPr><w:rFonts w:hint="default" w:ascii="Times New Roman" w:hAnsi="Times New Roman"/><w:sz w:val="26"/><w:szCs w:val="26"/><w:lang w:eastAsia="zh-CN"/></w:rPr><w:t>{BenBTenDaiDien}</w:t></w:r></w:p><w:p><w:pPr><w:pStyle w:val="13"/><w:numPr><w:ilvl w:val="0"/><w:numId w:val="12"/></w:numPr><w:shd w:val="clear" w:color="auto" w:fill="FFFFFF" w:themeFill="background1"/><w:spacing w:line="360" w:lineRule="auto"/><w:contextualSpacing/><w:jc w:val="both"/><w:rPr><w:rFonts w:ascii="Times New Roman" w:hAnsi="Times New Roman"/><w:sz w:val="26"/><w:szCs w:val="26"/><w:lang w:eastAsia="zh-CN"/></w:rPr></w:pPr><w:r><w:rPr><w:rFonts w:ascii="Times New Roman" w:hAnsi="Times New Roman"/><w:sz w:val="26"/><w:szCs w:val="26"/><w:lang w:eastAsia="zh-CN"/></w:rPr><w:t>Chức vụ:</w:t></w:r><w:r><w:rPr><w:rFonts w:hint="default" w:ascii="Times New Roman" w:hAnsi="Times New Roman"/><w:sz w:val="26"/><w:szCs w:val="26"/><w:lang w:val="en-US" w:eastAsia="zh-CN"/></w:rPr><w:t xml:space="preserve"> </w:t></w:r><w:r><w:rPr><w:rFonts w:hint="default" w:ascii="Times New Roman" w:hAnsi="Times New Roman"/><w:sz w:val="26"/><w:szCs w:val="26"/><w:lang w:eastAsia="zh-CN"/></w:rPr><w:t>{BenBChucVu}</w:t></w:r></w:p><w:p><w:pPr><w:pStyle w:val="13"/><w:numPr><w:ilvl w:val="0"/><w:numId w:val="12"/></w:numPr><w:shd w:val="clear" w:color="auto" w:fill="FFFFFF" w:themeFill="background1"/><w:spacing w:line="360" w:lineRule="auto"/><w:contextualSpacing/><w:jc w:val="both"/><w:rPr><w:rFonts w:ascii="Times New Roman" w:hAnsi="Times New Roman"/><w:sz w:val="26"/><w:szCs w:val="26"/><w:lang w:eastAsia="zh-CN"/></w:rPr></w:pPr><w:r><w:rPr><w:rFonts w:ascii="Times New Roman" w:hAnsi="Times New Roman"/><w:sz w:val="26"/><w:szCs w:val="26"/><w:lang w:eastAsia="zh-CN"/></w:rPr><w:t>Địa chỉ:</w:t></w:r><w:r><w:rPr><w:rFonts w:hint="default" w:ascii="Times New Roman" w:hAnsi="Times New Roman"/><w:sz w:val="26"/><w:szCs w:val="26"/><w:lang w:val="en-US" w:eastAsia="zh-CN"/></w:rPr><w:t xml:space="preserve"> </w:t></w:r><w:r><w:rPr><w:rFonts w:hint="default" w:ascii="Times New Roman" w:hAnsi="Times New Roman"/><w:sz w:val="26"/><w:szCs w:val="26"/><w:lang w:eastAsia="zh-CN"/></w:rPr><w:t>{BenBDiaChi}</w:t></w:r></w:p><w:p><w:pPr><w:pStyle w:val="13"/><w:numPr><w:ilvl w:val="0"/><w:numId w:val="12"/></w:numPr><w:shd w:val="clear" w:color="auto" w:fill="FFFFFF" w:themeFill="background1"/><w:spacing w:line="360" w:lineRule="auto"/><w:contextualSpacing/><w:jc w:val="both"/><w:rPr><w:rFonts w:ascii="Times New Roman" w:hAnsi="Times New Roman"/><w:sz w:val="26"/><w:szCs w:val="26"/><w:lang w:eastAsia="zh-CN"/></w:rPr></w:pPr><w:r><w:rPr><w:rFonts w:ascii="Times New Roman" w:hAnsi="Times New Roman"/><w:sz w:val="26"/><w:szCs w:val="26"/><w:lang w:eastAsia="zh-CN"/></w:rPr><w:t>Số điện thoại:</w:t></w:r><w:r><w:rPr><w:rFonts w:hint="default" w:ascii="Times New Roman" w:hAnsi="Times New Roman"/><w:sz w:val="26"/><w:szCs w:val="26"/><w:lang w:val="en-US" w:eastAsia="zh-CN"/></w:rPr><w:t xml:space="preserve"> </w:t></w:r><w:r><w:rPr><w:rFonts w:hint="default" w:ascii="Times New Roman" w:hAnsi="Times New Roman"/><w:sz w:val="26"/><w:szCs w:val="26"/><w:lang w:eastAsia="zh-CN"/></w:rPr><w:t>{BenBDienThoai}</w:t></w:r></w:p><w:p><w:pPr><w:pStyle w:val="13"/><w:numPr><w:ilvl w:val="0"/><w:numId w:val="12"/></w:numPr><w:shd w:val="clear" w:color="auto" w:fill="FFFFFF" w:themeFill="background1"/><w:spacing w:line="360" w:lineRule="auto"/><w:contextualSpacing/><w:jc w:val="both"/><w:rPr><w:rFonts w:ascii="Times New Roman" w:hAnsi="Times New Roman"/><w:b/><w:bCs/><w:sz w:val="26"/><w:szCs w:val="26"/><w:lang w:eastAsia="zh-CN"/></w:rPr></w:pPr><w:r><w:rPr><w:rFonts w:ascii="Times New Roman" w:hAnsi="Times New Roman"/><w:sz w:val="26"/><w:szCs w:val="26"/><w:lang w:eastAsia="zh-CN"/></w:rPr><w:t>Email:</w:t></w:r><w:r><w:rPr><w:rFonts w:hint="default" w:ascii="Times New Roman" w:hAnsi="Times New Roman"/><w:sz w:val="26"/><w:szCs w:val="26"/><w:lang w:val="en-US" w:eastAsia="zh-CN"/></w:rPr><w:t xml:space="preserve"> {BenBEmail}</w:t></w:r></w:p><w:p><w:pPr><w:pStyle w:val="13"/><w:numPr><w:ilvl w:val="0"/><w:numId w:val="7"/></w:numPr><w:shd w:val="clear" w:color="auto" w:fill="FFFFFF" w:themeFill="background1"/><w:spacing w:line="240" w:lineRule="auto"/><w:contextualSpacing/><w:jc w:val="both"/><w:rPr><w:rFonts w:ascii="Times New Roman" w:hAnsi="Times New Roman"/><w:sz w:val="26"/><w:szCs w:val="26"/><w:lang w:eastAsia="zh-CN"/></w:rPr></w:pPr><w:r><w:rPr><w:rFonts w:ascii="Times New Roman" w:hAnsi="Times New Roman"/><w:sz w:val="26"/><w:szCs w:val="26"/><w:lang w:eastAsia="zh-CN"/></w:rPr><w:t>Người phụ tr</w:t></w:r><w:r><w:rPr><w:rFonts w:ascii="Times New Roman" w:hAnsi="Times New Roman" w:eastAsia="Microsoft YaHei"/><w:sz w:val="26"/><w:szCs w:val="26"/><w:lang w:eastAsia="zh-CN"/></w:rPr><w:t>á</w:t></w:r><w:r><w:rPr><w:rFonts w:ascii="Times New Roman" w:hAnsi="Times New Roman"/><w:sz w:val="26"/><w:szCs w:val="26"/><w:lang w:eastAsia="zh-CN"/></w:rPr><w:t>ch giao dịch của mỗi B</w:t></w:r><w:r><w:rPr><w:rFonts w:ascii="Times New Roman" w:hAnsi="Times New Roman" w:eastAsia="Microsoft YaHei"/><w:sz w:val="26"/><w:szCs w:val="26"/><w:lang w:eastAsia="zh-CN"/></w:rPr><w:t>ê</w:t></w:r><w:r><w:rPr><w:rFonts w:ascii="Times New Roman" w:hAnsi="Times New Roman"/><w:sz w:val="26"/><w:szCs w:val="26"/><w:lang w:eastAsia="zh-CN"/></w:rPr><w:t xml:space="preserve">n </w:t></w:r><w:r><w:rPr><w:rFonts w:ascii="Times New Roman" w:hAnsi="Times New Roman" w:eastAsia="Microsoft YaHei"/><w:sz w:val="26"/><w:szCs w:val="26"/><w:lang w:eastAsia="zh-CN"/></w:rPr><w:t>đ</w:t></w:r><w:r><w:rPr><w:rFonts w:ascii="Times New Roman" w:hAnsi="Times New Roman"/><w:sz w:val="26"/><w:szCs w:val="26"/><w:lang w:eastAsia="zh-CN"/></w:rPr><w:t>ược xem l</w:t></w:r><w:r><w:rPr><w:rFonts w:ascii="Times New Roman" w:hAnsi="Times New Roman" w:eastAsia="Microsoft YaHei"/><w:sz w:val="26"/><w:szCs w:val="26"/><w:lang w:eastAsia="zh-CN"/></w:rPr><w:t>à</w:t></w:r><w:r><w:rPr><w:rFonts w:ascii="Times New Roman" w:hAnsi="Times New Roman"/><w:sz w:val="26"/><w:szCs w:val="26"/><w:lang w:eastAsia="zh-CN"/></w:rPr><w:t xml:space="preserve"> </w:t></w:r><w:r><w:rPr><w:rFonts w:ascii="Times New Roman" w:hAnsi="Times New Roman" w:eastAsia="Microsoft YaHei"/><w:sz w:val="26"/><w:szCs w:val="26"/><w:lang w:eastAsia="zh-CN"/></w:rPr><w:t>đ</w:t></w:r><w:r><w:rPr><w:rFonts w:ascii="Times New Roman" w:hAnsi="Times New Roman"/><w:sz w:val="26"/><w:szCs w:val="26"/><w:lang w:eastAsia="zh-CN"/></w:rPr><w:t>ầu mối ch</w:t></w:r><w:r><w:rPr><w:rFonts w:ascii="Times New Roman" w:hAnsi="Times New Roman" w:eastAsia="Microsoft YaHei"/><w:sz w:val="26"/><w:szCs w:val="26"/><w:lang w:eastAsia="zh-CN"/></w:rPr><w:t>í</w:t></w:r><w:r><w:rPr><w:rFonts w:ascii="Times New Roman" w:hAnsi="Times New Roman"/><w:sz w:val="26"/><w:szCs w:val="26"/><w:lang w:eastAsia="zh-CN"/></w:rPr><w:t>nh thức trong qu</w:t></w:r><w:r><w:rPr><w:rFonts w:ascii="Times New Roman" w:hAnsi="Times New Roman" w:eastAsia="Microsoft YaHei"/><w:sz w:val="26"/><w:szCs w:val="26"/><w:lang w:eastAsia="zh-CN"/></w:rPr><w:t>á</w:t></w:r><w:r><w:rPr><w:rFonts w:ascii="Times New Roman" w:hAnsi="Times New Roman"/><w:sz w:val="26"/><w:szCs w:val="26"/><w:lang w:eastAsia="zh-CN"/></w:rPr><w:t xml:space="preserve"> tr</w:t></w:r><w:r><w:rPr><w:rFonts w:ascii="Times New Roman" w:hAnsi="Times New Roman" w:eastAsia="Microsoft YaHei"/><w:sz w:val="26"/><w:szCs w:val="26"/><w:lang w:eastAsia="zh-CN"/></w:rPr><w:t>ì</w:t></w:r><w:r><w:rPr><w:rFonts w:ascii="Times New Roman" w:hAnsi="Times New Roman"/><w:sz w:val="26"/><w:szCs w:val="26"/><w:lang w:eastAsia="zh-CN"/></w:rPr><w:t xml:space="preserve">nh thực hiện Hợp </w:t></w:r><w:r><w:rPr><w:rFonts w:ascii="Times New Roman" w:hAnsi="Times New Roman" w:eastAsia="Microsoft YaHei"/><w:sz w:val="26"/><w:szCs w:val="26"/><w:lang w:eastAsia="zh-CN"/></w:rPr><w:t>đ</w:t></w:r><w:r><w:rPr><w:rFonts w:ascii="Times New Roman" w:hAnsi="Times New Roman"/><w:sz w:val="26"/><w:szCs w:val="26"/><w:lang w:eastAsia="zh-CN"/></w:rPr><w:t>ồng v</w:t></w:r><w:r><w:rPr><w:rFonts w:ascii="Times New Roman" w:hAnsi="Times New Roman" w:eastAsia="Microsoft YaHei"/><w:sz w:val="26"/><w:szCs w:val="26"/><w:lang w:eastAsia="zh-CN"/></w:rPr><w:t>à</w:t></w:r><w:r><w:rPr><w:rFonts w:ascii="Times New Roman" w:hAnsi="Times New Roman"/><w:sz w:val="26"/><w:szCs w:val="26"/><w:lang w:eastAsia="zh-CN"/></w:rPr><w:t xml:space="preserve"> c</w:t></w:r><w:r><w:rPr><w:rFonts w:ascii="Times New Roman" w:hAnsi="Times New Roman" w:eastAsia="Microsoft YaHei"/><w:sz w:val="26"/><w:szCs w:val="26"/><w:lang w:eastAsia="zh-CN"/></w:rPr><w:t>ó</w:t></w:r><w:r><w:rPr><w:rFonts w:ascii="Times New Roman" w:hAnsi="Times New Roman"/><w:sz w:val="26"/><w:szCs w:val="26"/><w:lang w:eastAsia="zh-CN"/></w:rPr><w:t xml:space="preserve"> tr</w:t></w:r><w:r><w:rPr><w:rFonts w:ascii="Times New Roman" w:hAnsi="Times New Roman" w:eastAsia="Microsoft YaHei"/><w:sz w:val="26"/><w:szCs w:val="26"/><w:lang w:eastAsia="zh-CN"/></w:rPr><w:t>á</w:t></w:r><w:r><w:rPr><w:rFonts w:ascii="Times New Roman" w:hAnsi="Times New Roman"/><w:sz w:val="26"/><w:szCs w:val="26"/><w:lang w:eastAsia="zh-CN"/></w:rPr><w:t>ch nhiệm phối hợp triển khai c</w:t></w:r><w:r><w:rPr><w:rFonts w:ascii="Times New Roman" w:hAnsi="Times New Roman" w:eastAsia="Microsoft YaHei"/><w:sz w:val="26"/><w:szCs w:val="26"/><w:lang w:eastAsia="zh-CN"/></w:rPr><w:t>ô</w:t></w:r><w:r><w:rPr><w:rFonts w:ascii="Times New Roman" w:hAnsi="Times New Roman"/><w:sz w:val="26"/><w:szCs w:val="26"/><w:lang w:eastAsia="zh-CN"/></w:rPr><w:t>ng việc, x</w:t></w:r><w:r><w:rPr><w:rFonts w:ascii="Times New Roman" w:hAnsi="Times New Roman" w:eastAsia="Microsoft YaHei"/><w:sz w:val="26"/><w:szCs w:val="26"/><w:lang w:eastAsia="zh-CN"/></w:rPr><w:t>á</w:t></w:r><w:r><w:rPr><w:rFonts w:ascii="Times New Roman" w:hAnsi="Times New Roman"/><w:sz w:val="26"/><w:szCs w:val="26"/><w:lang w:eastAsia="zh-CN"/></w:rPr><w:t>c nhận c</w:t></w:r><w:r><w:rPr><w:rFonts w:ascii="Times New Roman" w:hAnsi="Times New Roman" w:eastAsia="Microsoft YaHei"/><w:sz w:val="26"/><w:szCs w:val="26"/><w:lang w:eastAsia="zh-CN"/></w:rPr><w:t>á</w:t></w:r><w:r><w:rPr><w:rFonts w:ascii="Times New Roman" w:hAnsi="Times New Roman"/><w:sz w:val="26"/><w:szCs w:val="26"/><w:lang w:eastAsia="zh-CN"/></w:rPr><w:t>c nội dung thực hiện, c</w:t></w:r><w:r><w:rPr><w:rFonts w:ascii="Times New Roman" w:hAnsi="Times New Roman" w:eastAsia="Microsoft YaHei"/><w:sz w:val="26"/><w:szCs w:val="26"/><w:lang w:eastAsia="zh-CN"/></w:rPr><w:t>á</w:t></w:r><w:r><w:rPr><w:rFonts w:ascii="Times New Roman" w:hAnsi="Times New Roman"/><w:sz w:val="26"/><w:szCs w:val="26"/><w:lang w:eastAsia="zh-CN"/></w:rPr><w:t>c dịch vụ ph</w:t></w:r><w:r><w:rPr><w:rFonts w:ascii="Times New Roman" w:hAnsi="Times New Roman" w:eastAsia="Microsoft YaHei"/><w:sz w:val="26"/><w:szCs w:val="26"/><w:lang w:eastAsia="zh-CN"/></w:rPr><w:t>á</w:t></w:r><w:r><w:rPr><w:rFonts w:ascii="Times New Roman" w:hAnsi="Times New Roman"/><w:sz w:val="26"/><w:szCs w:val="26"/><w:lang w:eastAsia="zh-CN"/></w:rPr><w:t>t sinh v</w:t></w:r><w:r><w:rPr><w:rFonts w:ascii="Times New Roman" w:hAnsi="Times New Roman" w:eastAsia="Microsoft YaHei"/><w:sz w:val="26"/><w:szCs w:val="26"/><w:lang w:eastAsia="zh-CN"/></w:rPr><w:t>à</w:t></w:r><w:r><w:rPr><w:rFonts w:ascii="Times New Roman" w:hAnsi="Times New Roman"/><w:sz w:val="26"/><w:szCs w:val="26"/><w:lang w:eastAsia="zh-CN"/></w:rPr><w:t xml:space="preserve"> c</w:t></w:r><w:r><w:rPr><w:rFonts w:ascii="Times New Roman" w:hAnsi="Times New Roman" w:eastAsia="Microsoft YaHei"/><w:sz w:val="26"/><w:szCs w:val="26"/><w:lang w:eastAsia="zh-CN"/></w:rPr><w:t>á</w:t></w:r><w:r><w:rPr><w:rFonts w:ascii="Times New Roman" w:hAnsi="Times New Roman"/><w:sz w:val="26"/><w:szCs w:val="26"/><w:lang w:eastAsia="zh-CN"/></w:rPr><w:t xml:space="preserve">c vấn </w:t></w:r><w:r><w:rPr><w:rFonts w:ascii="Times New Roman" w:hAnsi="Times New Roman" w:eastAsia="Microsoft YaHei"/><w:sz w:val="26"/><w:szCs w:val="26"/><w:lang w:eastAsia="zh-CN"/></w:rPr><w:t>đ</w:t></w:r><w:r><w:rPr><w:rFonts w:ascii="Times New Roman" w:hAnsi="Times New Roman"/><w:sz w:val="26"/><w:szCs w:val="26"/><w:lang w:eastAsia="zh-CN"/></w:rPr><w:t>ề li</w:t></w:r><w:r><w:rPr><w:rFonts w:ascii="Times New Roman" w:hAnsi="Times New Roman" w:eastAsia="Microsoft YaHei"/><w:sz w:val="26"/><w:szCs w:val="26"/><w:lang w:eastAsia="zh-CN"/></w:rPr><w:t>ê</w:t></w:r><w:r><w:rPr><w:rFonts w:ascii="Times New Roman" w:hAnsi="Times New Roman"/><w:sz w:val="26"/><w:szCs w:val="26"/><w:lang w:eastAsia="zh-CN"/></w:rPr><w:t xml:space="preserve">n quan </w:t></w:r><w:r><w:rPr><w:rFonts w:ascii="Times New Roman" w:hAnsi="Times New Roman" w:eastAsia="Microsoft YaHei"/><w:sz w:val="26"/><w:szCs w:val="26"/><w:lang w:eastAsia="zh-CN"/></w:rPr><w:t>đ</w:t></w:r><w:r><w:rPr><w:rFonts w:ascii="Times New Roman" w:hAnsi="Times New Roman"/><w:sz w:val="26"/><w:szCs w:val="26"/><w:lang w:eastAsia="zh-CN"/></w:rPr><w:t>ến chương tr</w:t></w:r><w:r><w:rPr><w:rFonts w:ascii="Times New Roman" w:hAnsi="Times New Roman" w:eastAsia="Microsoft YaHei"/><w:sz w:val="26"/><w:szCs w:val="26"/><w:lang w:eastAsia="zh-CN"/></w:rPr><w:t>ì</w:t></w:r><w:r><w:rPr><w:rFonts w:ascii="Times New Roman" w:hAnsi="Times New Roman"/><w:sz w:val="26"/><w:szCs w:val="26"/><w:lang w:eastAsia="zh-CN"/></w:rPr><w:t xml:space="preserve">nh trong phạm vi </w:t></w:r><w:r><w:rPr><w:rFonts w:ascii="Times New Roman" w:hAnsi="Times New Roman" w:eastAsia="Microsoft YaHei"/><w:sz w:val="26"/><w:szCs w:val="26"/><w:lang w:eastAsia="zh-CN"/></w:rPr><w:t>đ</w:t></w:r><w:r><w:rPr><w:rFonts w:ascii="Times New Roman" w:hAnsi="Times New Roman"/><w:sz w:val="26"/><w:szCs w:val="26"/><w:lang w:eastAsia="zh-CN"/></w:rPr><w:t>ược B</w:t></w:r><w:r><w:rPr><w:rFonts w:ascii="Times New Roman" w:hAnsi="Times New Roman" w:eastAsia="Microsoft YaHei"/><w:sz w:val="26"/><w:szCs w:val="26"/><w:lang w:eastAsia="zh-CN"/></w:rPr><w:t>ê</w:t></w:r><w:r><w:rPr><w:rFonts w:ascii="Times New Roman" w:hAnsi="Times New Roman"/><w:sz w:val="26"/><w:szCs w:val="26"/><w:lang w:eastAsia="zh-CN"/></w:rPr><w:t>n m</w:t></w:r><w:r><w:rPr><w:rFonts w:ascii="Times New Roman" w:hAnsi="Times New Roman" w:eastAsia="Microsoft YaHei"/><w:sz w:val="26"/><w:szCs w:val="26"/><w:lang w:eastAsia="zh-CN"/></w:rPr><w:t>ì</w:t></w:r><w:r><w:rPr><w:rFonts w:ascii="Times New Roman" w:hAnsi="Times New Roman"/><w:sz w:val="26"/><w:szCs w:val="26"/><w:lang w:eastAsia="zh-CN"/></w:rPr><w:t>nh ủy quyền.</w:t></w:r></w:p><w:p><w:pPr><w:pStyle w:val="13"/><w:numPr><w:ilvl w:val="0"/><w:numId w:val="7"/></w:numPr><w:shd w:val="clear" w:color="auto" w:fill="FFFFFF" w:themeFill="background1"/><w:spacing w:line="240" w:lineRule="auto"/><w:contextualSpacing/><w:jc w:val="both"/><w:rPr><w:rFonts w:ascii="Times New Roman" w:hAnsi="Times New Roman"/><w:sz w:val="26"/><w:szCs w:val="26"/><w:lang w:eastAsia="zh-CN"/></w:rPr></w:pPr><w:r><w:rPr><w:rFonts w:ascii="Times New Roman" w:hAnsi="Times New Roman"/><w:sz w:val="26"/><w:szCs w:val="26"/><w:lang w:eastAsia="zh-CN"/></w:rPr><w:t>Mọi th</w:t></w:r><w:r><w:rPr><w:rFonts w:ascii="Times New Roman" w:hAnsi="Times New Roman" w:eastAsia="Microsoft YaHei"/><w:sz w:val="26"/><w:szCs w:val="26"/><w:lang w:eastAsia="zh-CN"/></w:rPr><w:t>ô</w:t></w:r><w:r><w:rPr><w:rFonts w:ascii="Times New Roman" w:hAnsi="Times New Roman"/><w:sz w:val="26"/><w:szCs w:val="26"/><w:lang w:eastAsia="zh-CN"/></w:rPr><w:t>ng b</w:t></w:r><w:r><w:rPr><w:rFonts w:ascii="Times New Roman" w:hAnsi="Times New Roman" w:eastAsia="Microsoft YaHei"/><w:sz w:val="26"/><w:szCs w:val="26"/><w:lang w:eastAsia="zh-CN"/></w:rPr><w:t>á</w:t></w:r><w:r><w:rPr><w:rFonts w:ascii="Times New Roman" w:hAnsi="Times New Roman"/><w:sz w:val="26"/><w:szCs w:val="26"/><w:lang w:eastAsia="zh-CN"/></w:rPr><w:t>o, y</w:t></w:r><w:r><w:rPr><w:rFonts w:ascii="Times New Roman" w:hAnsi="Times New Roman" w:eastAsia="Microsoft YaHei"/><w:sz w:val="26"/><w:szCs w:val="26"/><w:lang w:eastAsia="zh-CN"/></w:rPr><w:t>ê</w:t></w:r><w:r><w:rPr><w:rFonts w:ascii="Times New Roman" w:hAnsi="Times New Roman"/><w:sz w:val="26"/><w:szCs w:val="26"/><w:lang w:eastAsia="zh-CN"/></w:rPr><w:t>u cầu, x</w:t></w:r><w:r><w:rPr><w:rFonts w:ascii="Times New Roman" w:hAnsi="Times New Roman" w:eastAsia="Microsoft YaHei"/><w:sz w:val="26"/><w:szCs w:val="26"/><w:lang w:eastAsia="zh-CN"/></w:rPr><w:t>á</w:t></w:r><w:r><w:rPr><w:rFonts w:ascii="Times New Roman" w:hAnsi="Times New Roman"/><w:sz w:val="26"/><w:szCs w:val="26"/><w:lang w:eastAsia="zh-CN"/></w:rPr><w:t xml:space="preserve">c nhận hoặc chấp thuận </w:t></w:r><w:r><w:rPr><w:rFonts w:ascii="Times New Roman" w:hAnsi="Times New Roman" w:eastAsia="Microsoft YaHei"/><w:sz w:val="26"/><w:szCs w:val="26"/><w:lang w:eastAsia="zh-CN"/></w:rPr><w:t>đ</w:t></w:r><w:r><w:rPr><w:rFonts w:ascii="Times New Roman" w:hAnsi="Times New Roman"/><w:sz w:val="26"/><w:szCs w:val="26"/><w:lang w:eastAsia="zh-CN"/></w:rPr><w:t xml:space="preserve">ược gửi </w:t></w:r><w:r><w:rPr><w:rFonts w:ascii="Times New Roman" w:hAnsi="Times New Roman" w:eastAsia="Microsoft YaHei"/><w:sz w:val="26"/><w:szCs w:val="26"/><w:lang w:eastAsia="zh-CN"/></w:rPr><w:t>đ</w:t></w:r><w:r><w:rPr><w:rFonts w:ascii="Times New Roman" w:hAnsi="Times New Roman"/><w:sz w:val="26"/><w:szCs w:val="26"/><w:lang w:eastAsia="zh-CN"/></w:rPr><w:t xml:space="preserve">ến </w:t></w:r><w:r><w:rPr><w:rFonts w:ascii="Times New Roman" w:hAnsi="Times New Roman" w:eastAsia="Microsoft YaHei"/><w:sz w:val="26"/><w:szCs w:val="26"/><w:lang w:eastAsia="zh-CN"/></w:rPr><w:t>đú</w:t></w:r><w:r><w:rPr><w:rFonts w:ascii="Times New Roman" w:hAnsi="Times New Roman"/><w:sz w:val="26"/><w:szCs w:val="26"/><w:lang w:eastAsia="zh-CN"/></w:rPr><w:t xml:space="preserve">ng </w:t></w:r><w:r><w:rPr><w:rFonts w:ascii="Times New Roman" w:hAnsi="Times New Roman" w:eastAsia="Microsoft YaHei"/><w:sz w:val="26"/><w:szCs w:val="26"/><w:lang w:eastAsia="zh-CN"/></w:rPr><w:t>đ</w:t></w:r><w:r><w:rPr><w:rFonts w:ascii="Times New Roman" w:hAnsi="Times New Roman"/><w:sz w:val="26"/><w:szCs w:val="26"/><w:lang w:eastAsia="zh-CN"/></w:rPr><w:t>ịa chỉ email hoặc th</w:t></w:r><w:r><w:rPr><w:rFonts w:ascii="Times New Roman" w:hAnsi="Times New Roman" w:eastAsia="Microsoft YaHei"/><w:sz w:val="26"/><w:szCs w:val="26"/><w:lang w:eastAsia="zh-CN"/></w:rPr><w:t>ô</w:t></w:r><w:r><w:rPr><w:rFonts w:ascii="Times New Roman" w:hAnsi="Times New Roman"/><w:sz w:val="26"/><w:szCs w:val="26"/><w:lang w:eastAsia="zh-CN"/></w:rPr><w:t>ng tin li</w:t></w:r><w:r><w:rPr><w:rFonts w:ascii="Times New Roman" w:hAnsi="Times New Roman" w:eastAsia="Microsoft YaHei"/><w:sz w:val="26"/><w:szCs w:val="26"/><w:lang w:eastAsia="zh-CN"/></w:rPr><w:t>ê</w:t></w:r><w:r><w:rPr><w:rFonts w:ascii="Times New Roman" w:hAnsi="Times New Roman"/><w:sz w:val="26"/><w:szCs w:val="26"/><w:lang w:eastAsia="zh-CN"/></w:rPr><w:t>n hệ n</w:t></w:r><w:r><w:rPr><w:rFonts w:ascii="Times New Roman" w:hAnsi="Times New Roman" w:eastAsia="Microsoft YaHei"/><w:sz w:val="26"/><w:szCs w:val="26"/><w:lang w:eastAsia="zh-CN"/></w:rPr><w:t>ê</w:t></w:r><w:r><w:rPr><w:rFonts w:ascii="Times New Roman" w:hAnsi="Times New Roman"/><w:sz w:val="26"/><w:szCs w:val="26"/><w:lang w:eastAsia="zh-CN"/></w:rPr><w:t>u tr</w:t></w:r><w:r><w:rPr><w:rFonts w:ascii="Times New Roman" w:hAnsi="Times New Roman" w:eastAsia="Microsoft YaHei"/><w:sz w:val="26"/><w:szCs w:val="26"/><w:lang w:eastAsia="zh-CN"/></w:rPr><w:t>ê</w:t></w:r><w:r><w:rPr><w:rFonts w:ascii="Times New Roman" w:hAnsi="Times New Roman"/><w:sz w:val="26"/><w:szCs w:val="26"/><w:lang w:eastAsia="zh-CN"/></w:rPr><w:t xml:space="preserve">n </w:t></w:r><w:r><w:rPr><w:rFonts w:ascii="Times New Roman" w:hAnsi="Times New Roman" w:eastAsia="Microsoft YaHei"/><w:sz w:val="26"/><w:szCs w:val="26"/><w:lang w:eastAsia="zh-CN"/></w:rPr><w:t>đ</w:t></w:r><w:r><w:rPr><w:rFonts w:ascii="Times New Roman" w:hAnsi="Times New Roman"/><w:sz w:val="26"/><w:szCs w:val="26"/><w:lang w:eastAsia="zh-CN"/></w:rPr><w:t>ược xem l</w:t></w:r><w:r><w:rPr><w:rFonts w:ascii="Times New Roman" w:hAnsi="Times New Roman" w:eastAsia="Microsoft YaHei"/><w:sz w:val="26"/><w:szCs w:val="26"/><w:lang w:eastAsia="zh-CN"/></w:rPr><w:t>à</w:t></w:r><w:r><w:rPr><w:rFonts w:ascii="Times New Roman" w:hAnsi="Times New Roman"/><w:sz w:val="26"/><w:szCs w:val="26"/><w:lang w:eastAsia="zh-CN"/></w:rPr><w:t xml:space="preserve"> </w:t></w:r><w:r><w:rPr><w:rFonts w:ascii="Times New Roman" w:hAnsi="Times New Roman" w:eastAsia="Microsoft YaHei"/><w:sz w:val="26"/><w:szCs w:val="26"/><w:lang w:eastAsia="zh-CN"/></w:rPr><w:t>đã</w:t></w:r><w:r><w:rPr><w:rFonts w:ascii="Times New Roman" w:hAnsi="Times New Roman"/><w:sz w:val="26"/><w:szCs w:val="26"/><w:lang w:eastAsia="zh-CN"/></w:rPr><w:t xml:space="preserve"> </w:t></w:r><w:r><w:rPr><w:rFonts w:ascii="Times New Roman" w:hAnsi="Times New Roman" w:eastAsia="Microsoft YaHei"/><w:sz w:val="26"/><w:szCs w:val="26"/><w:lang w:eastAsia="zh-CN"/></w:rPr><w:t>đ</w:t></w:r><w:r><w:rPr><w:rFonts w:ascii="Times New Roman" w:hAnsi="Times New Roman"/><w:sz w:val="26"/><w:szCs w:val="26"/><w:lang w:eastAsia="zh-CN"/></w:rPr><w:t>ược gửi hợp lệ cho B</w:t></w:r><w:r><w:rPr><w:rFonts w:ascii="Times New Roman" w:hAnsi="Times New Roman" w:eastAsia="Microsoft YaHei"/><w:sz w:val="26"/><w:szCs w:val="26"/><w:lang w:eastAsia="zh-CN"/></w:rPr><w:t>ê</w:t></w:r><w:r><w:rPr><w:rFonts w:ascii="Times New Roman" w:hAnsi="Times New Roman"/><w:sz w:val="26"/><w:szCs w:val="26"/><w:lang w:eastAsia="zh-CN"/></w:rPr><w:t>n nhận, trừ trường hợp B</w:t></w:r><w:r><w:rPr><w:rFonts w:ascii="Times New Roman" w:hAnsi="Times New Roman" w:eastAsia="Microsoft YaHei"/><w:sz w:val="26"/><w:szCs w:val="26"/><w:lang w:eastAsia="zh-CN"/></w:rPr><w:t>ê</w:t></w:r><w:r><w:rPr><w:rFonts w:ascii="Times New Roman" w:hAnsi="Times New Roman"/><w:sz w:val="26"/><w:szCs w:val="26"/><w:lang w:eastAsia="zh-CN"/></w:rPr><w:t xml:space="preserve">n gửi nhận </w:t></w:r><w:r><w:rPr><w:rFonts w:ascii="Times New Roman" w:hAnsi="Times New Roman" w:eastAsia="Microsoft YaHei"/><w:sz w:val="26"/><w:szCs w:val="26"/><w:lang w:eastAsia="zh-CN"/></w:rPr><w:t>đ</w:t></w:r><w:r><w:rPr><w:rFonts w:ascii="Times New Roman" w:hAnsi="Times New Roman"/><w:sz w:val="26"/><w:szCs w:val="26"/><w:lang w:eastAsia="zh-CN"/></w:rPr><w:t>ược th</w:t></w:r><w:r><w:rPr><w:rFonts w:ascii="Times New Roman" w:hAnsi="Times New Roman" w:eastAsia="Microsoft YaHei"/><w:sz w:val="26"/><w:szCs w:val="26"/><w:lang w:eastAsia="zh-CN"/></w:rPr><w:t>ô</w:t></w:r><w:r><w:rPr><w:rFonts w:ascii="Times New Roman" w:hAnsi="Times New Roman"/><w:sz w:val="26"/><w:szCs w:val="26"/><w:lang w:eastAsia="zh-CN"/></w:rPr><w:t>ng b</w:t></w:r><w:r><w:rPr><w:rFonts w:ascii="Times New Roman" w:hAnsi="Times New Roman" w:eastAsia="Microsoft YaHei"/><w:sz w:val="26"/><w:szCs w:val="26"/><w:lang w:eastAsia="zh-CN"/></w:rPr><w:t>á</w:t></w:r><w:r><w:rPr><w:rFonts w:ascii="Times New Roman" w:hAnsi="Times New Roman"/><w:sz w:val="26"/><w:szCs w:val="26"/><w:lang w:eastAsia="zh-CN"/></w:rPr><w:t>o lỗi kh</w:t></w:r><w:r><w:rPr><w:rFonts w:ascii="Times New Roman" w:hAnsi="Times New Roman" w:eastAsia="Microsoft YaHei"/><w:sz w:val="26"/><w:szCs w:val="26"/><w:lang w:eastAsia="zh-CN"/></w:rPr><w:t>ô</w:t></w:r><w:r><w:rPr><w:rFonts w:ascii="Times New Roman" w:hAnsi="Times New Roman"/><w:sz w:val="26"/><w:szCs w:val="26"/><w:lang w:eastAsia="zh-CN"/></w:rPr><w:t>ng thể gửi hoặc B</w:t></w:r><w:r><w:rPr><w:rFonts w:ascii="Times New Roman" w:hAnsi="Times New Roman" w:eastAsia="Microsoft YaHei"/><w:sz w:val="26"/><w:szCs w:val="26"/><w:lang w:eastAsia="zh-CN"/></w:rPr><w:t>ê</w:t></w:r><w:r><w:rPr><w:rFonts w:ascii="Times New Roman" w:hAnsi="Times New Roman"/><w:sz w:val="26"/><w:szCs w:val="26"/><w:lang w:eastAsia="zh-CN"/></w:rPr><w:t xml:space="preserve">n nhận </w:t></w:r><w:r><w:rPr><w:rFonts w:ascii="Times New Roman" w:hAnsi="Times New Roman" w:eastAsia="Microsoft YaHei"/><w:sz w:val="26"/><w:szCs w:val="26"/><w:lang w:eastAsia="zh-CN"/></w:rPr><w:t>đã</w:t></w:r><w:r><w:rPr><w:rFonts w:ascii="Times New Roman" w:hAnsi="Times New Roman"/><w:sz w:val="26"/><w:szCs w:val="26"/><w:lang w:eastAsia="zh-CN"/></w:rPr><w:t xml:space="preserve"> th</w:t></w:r><w:r><w:rPr><w:rFonts w:ascii="Times New Roman" w:hAnsi="Times New Roman" w:eastAsia="Microsoft YaHei"/><w:sz w:val="26"/><w:szCs w:val="26"/><w:lang w:eastAsia="zh-CN"/></w:rPr><w:t>ô</w:t></w:r><w:r><w:rPr><w:rFonts w:ascii="Times New Roman" w:hAnsi="Times New Roman"/><w:sz w:val="26"/><w:szCs w:val="26"/><w:lang w:eastAsia="zh-CN"/></w:rPr><w:t>ng b</w:t></w:r><w:r><w:rPr><w:rFonts w:ascii="Times New Roman" w:hAnsi="Times New Roman" w:eastAsia="Microsoft YaHei"/><w:sz w:val="26"/><w:szCs w:val="26"/><w:lang w:eastAsia="zh-CN"/></w:rPr><w:t>á</w:t></w:r><w:r><w:rPr><w:rFonts w:ascii="Times New Roman" w:hAnsi="Times New Roman"/><w:sz w:val="26"/><w:szCs w:val="26"/><w:lang w:eastAsia="zh-CN"/></w:rPr><w:t xml:space="preserve">o thay </w:t></w:r><w:r><w:rPr><w:rFonts w:ascii="Times New Roman" w:hAnsi="Times New Roman" w:eastAsia="Microsoft YaHei"/><w:sz w:val="26"/><w:szCs w:val="26"/><w:lang w:eastAsia="zh-CN"/></w:rPr><w:t>đ</w:t></w:r><w:r><w:rPr><w:rFonts w:ascii="Times New Roman" w:hAnsi="Times New Roman"/><w:sz w:val="26"/><w:szCs w:val="26"/><w:lang w:eastAsia="zh-CN"/></w:rPr><w:t>ổi th</w:t></w:r><w:r><w:rPr><w:rFonts w:ascii="Times New Roman" w:hAnsi="Times New Roman" w:eastAsia="Microsoft YaHei"/><w:sz w:val="26"/><w:szCs w:val="26"/><w:lang w:eastAsia="zh-CN"/></w:rPr><w:t>ô</w:t></w:r><w:r><w:rPr><w:rFonts w:ascii="Times New Roman" w:hAnsi="Times New Roman"/><w:sz w:val="26"/><w:szCs w:val="26"/><w:lang w:eastAsia="zh-CN"/></w:rPr><w:t>ng tin li</w:t></w:r><w:r><w:rPr><w:rFonts w:ascii="Times New Roman" w:hAnsi="Times New Roman" w:eastAsia="Microsoft YaHei"/><w:sz w:val="26"/><w:szCs w:val="26"/><w:lang w:eastAsia="zh-CN"/></w:rPr><w:t>ê</w:t></w:r><w:r><w:rPr><w:rFonts w:ascii="Times New Roman" w:hAnsi="Times New Roman"/><w:sz w:val="26"/><w:szCs w:val="26"/><w:lang w:eastAsia="zh-CN"/></w:rPr><w:t xml:space="preserve">n hệ theo quy </w:t></w:r><w:r><w:rPr><w:rFonts w:ascii="Times New Roman" w:hAnsi="Times New Roman" w:eastAsia="Microsoft YaHei"/><w:sz w:val="26"/><w:szCs w:val="26"/><w:lang w:eastAsia="zh-CN"/></w:rPr><w:t>đ</w:t></w:r><w:r><w:rPr><w:rFonts w:ascii="Times New Roman" w:hAnsi="Times New Roman"/><w:sz w:val="26"/><w:szCs w:val="26"/><w:lang w:eastAsia="zh-CN"/></w:rPr><w:t xml:space="preserve">ịnh tại Hợp </w:t></w:r><w:r><w:rPr><w:rFonts w:ascii="Times New Roman" w:hAnsi="Times New Roman" w:eastAsia="Microsoft YaHei"/><w:sz w:val="26"/><w:szCs w:val="26"/><w:lang w:eastAsia="zh-CN"/></w:rPr><w:t>đ</w:t></w:r><w:r><w:rPr><w:rFonts w:ascii="Times New Roman" w:hAnsi="Times New Roman"/><w:sz w:val="26"/><w:szCs w:val="26"/><w:lang w:eastAsia="zh-CN"/></w:rPr><w:t>ồng n</w:t></w:r><w:r><w:rPr><w:rFonts w:ascii="Times New Roman" w:hAnsi="Times New Roman" w:eastAsia="Microsoft YaHei"/><w:sz w:val="26"/><w:szCs w:val="26"/><w:lang w:eastAsia="zh-CN"/></w:rPr><w:t>à</w:t></w:r><w:r><w:rPr><w:rFonts w:ascii="Times New Roman" w:hAnsi="Times New Roman"/><w:sz w:val="26"/><w:szCs w:val="26"/><w:lang w:eastAsia="zh-CN"/></w:rPr><w:t>y.</w:t></w:r></w:p><w:p><w:pPr><w:pStyle w:val="13"/><w:numPr><w:ilvl w:val="0"/><w:numId w:val="7"/></w:numPr><w:shd w:val="clear" w:color="auto" w:fill="FFFFFF" w:themeFill="background1"/><w:spacing w:line="240" w:lineRule="auto"/><w:contextualSpacing/><w:jc w:val="both"/><w:rPr><w:rFonts w:ascii="Times New Roman" w:hAnsi="Times New Roman"/><w:sz w:val="26"/><w:szCs w:val="26"/><w:lang w:eastAsia="zh-CN"/></w:rPr></w:pPr><w:r><w:rPr><w:rFonts w:ascii="Times New Roman" w:hAnsi="Times New Roman"/><w:sz w:val="26"/><w:szCs w:val="26"/><w:lang w:eastAsia="zh-CN"/></w:rPr><w:t>Trường hợp một B</w:t></w:r><w:r><w:rPr><w:rFonts w:ascii="Times New Roman" w:hAnsi="Times New Roman" w:eastAsia="Microsoft YaHei"/><w:sz w:val="26"/><w:szCs w:val="26"/><w:lang w:eastAsia="zh-CN"/></w:rPr><w:t>ê</w:t></w:r><w:r><w:rPr><w:rFonts w:ascii="Times New Roman" w:hAnsi="Times New Roman"/><w:sz w:val="26"/><w:szCs w:val="26"/><w:lang w:eastAsia="zh-CN"/></w:rPr><w:t xml:space="preserve">n thay </w:t></w:r><w:r><w:rPr><w:rFonts w:ascii="Times New Roman" w:hAnsi="Times New Roman" w:eastAsia="Microsoft YaHei"/><w:sz w:val="26"/><w:szCs w:val="26"/><w:lang w:eastAsia="zh-CN"/></w:rPr><w:t>đ</w:t></w:r><w:r><w:rPr><w:rFonts w:ascii="Times New Roman" w:hAnsi="Times New Roman"/><w:sz w:val="26"/><w:szCs w:val="26"/><w:lang w:eastAsia="zh-CN"/></w:rPr><w:t>ổi người phụ tr</w:t></w:r><w:r><w:rPr><w:rFonts w:ascii="Times New Roman" w:hAnsi="Times New Roman" w:eastAsia="Microsoft YaHei"/><w:sz w:val="26"/><w:szCs w:val="26"/><w:lang w:eastAsia="zh-CN"/></w:rPr><w:t>á</w:t></w:r><w:r><w:rPr><w:rFonts w:ascii="Times New Roman" w:hAnsi="Times New Roman"/><w:sz w:val="26"/><w:szCs w:val="26"/><w:lang w:eastAsia="zh-CN"/></w:rPr><w:t xml:space="preserve">ch giao dịch hoặc thay </w:t></w:r><w:r><w:rPr><w:rFonts w:ascii="Times New Roman" w:hAnsi="Times New Roman" w:eastAsia="Microsoft YaHei"/><w:sz w:val="26"/><w:szCs w:val="26"/><w:lang w:eastAsia="zh-CN"/></w:rPr><w:t>đ</w:t></w:r><w:r><w:rPr><w:rFonts w:ascii="Times New Roman" w:hAnsi="Times New Roman"/><w:sz w:val="26"/><w:szCs w:val="26"/><w:lang w:eastAsia="zh-CN"/></w:rPr><w:t>ổi th</w:t></w:r><w:r><w:rPr><w:rFonts w:ascii="Times New Roman" w:hAnsi="Times New Roman" w:eastAsia="Microsoft YaHei"/><w:sz w:val="26"/><w:szCs w:val="26"/><w:lang w:eastAsia="zh-CN"/></w:rPr><w:t>ô</w:t></w:r><w:r><w:rPr><w:rFonts w:ascii="Times New Roman" w:hAnsi="Times New Roman"/><w:sz w:val="26"/><w:szCs w:val="26"/><w:lang w:eastAsia="zh-CN"/></w:rPr><w:t>ng tin li</w:t></w:r><w:r><w:rPr><w:rFonts w:ascii="Times New Roman" w:hAnsi="Times New Roman" w:eastAsia="Microsoft YaHei"/><w:sz w:val="26"/><w:szCs w:val="26"/><w:lang w:eastAsia="zh-CN"/></w:rPr><w:t>ê</w:t></w:r><w:r><w:rPr><w:rFonts w:ascii="Times New Roman" w:hAnsi="Times New Roman"/><w:sz w:val="26"/><w:szCs w:val="26"/><w:lang w:eastAsia="zh-CN"/></w:rPr><w:t>n hệ, B</w:t></w:r><w:r><w:rPr><w:rFonts w:ascii="Times New Roman" w:hAnsi="Times New Roman" w:eastAsia="Microsoft YaHei"/><w:sz w:val="26"/><w:szCs w:val="26"/><w:lang w:eastAsia="zh-CN"/></w:rPr><w:t>ê</w:t></w:r><w:r><w:rPr><w:rFonts w:ascii="Times New Roman" w:hAnsi="Times New Roman"/><w:sz w:val="26"/><w:szCs w:val="26"/><w:lang w:eastAsia="zh-CN"/></w:rPr><w:t xml:space="preserve">n </w:t></w:r><w:r><w:rPr><w:rFonts w:ascii="Times New Roman" w:hAnsi="Times New Roman" w:eastAsia="Microsoft YaHei"/><w:sz w:val="26"/><w:szCs w:val="26"/><w:lang w:eastAsia="zh-CN"/></w:rPr><w:t>đó</w:t></w:r><w:r><w:rPr><w:rFonts w:ascii="Times New Roman" w:hAnsi="Times New Roman"/><w:sz w:val="26"/><w:szCs w:val="26"/><w:lang w:eastAsia="zh-CN"/></w:rPr><w:t xml:space="preserve"> c</w:t></w:r><w:r><w:rPr><w:rFonts w:ascii="Times New Roman" w:hAnsi="Times New Roman" w:eastAsia="Microsoft YaHei"/><w:sz w:val="26"/><w:szCs w:val="26"/><w:lang w:eastAsia="zh-CN"/></w:rPr><w:t>ó</w:t></w:r><w:r><w:rPr><w:rFonts w:ascii="Times New Roman" w:hAnsi="Times New Roman"/><w:sz w:val="26"/><w:szCs w:val="26"/><w:lang w:eastAsia="zh-CN"/></w:rPr><w:t xml:space="preserve"> tr</w:t></w:r><w:r><w:rPr><w:rFonts w:ascii="Times New Roman" w:hAnsi="Times New Roman" w:eastAsia="Microsoft YaHei"/><w:sz w:val="26"/><w:szCs w:val="26"/><w:lang w:eastAsia="zh-CN"/></w:rPr><w:t>á</w:t></w:r><w:r><w:rPr><w:rFonts w:ascii="Times New Roman" w:hAnsi="Times New Roman"/><w:sz w:val="26"/><w:szCs w:val="26"/><w:lang w:eastAsia="zh-CN"/></w:rPr><w:t>ch nhiệm th</w:t></w:r><w:r><w:rPr><w:rFonts w:ascii="Times New Roman" w:hAnsi="Times New Roman" w:eastAsia="Microsoft YaHei"/><w:sz w:val="26"/><w:szCs w:val="26"/><w:lang w:eastAsia="zh-CN"/></w:rPr><w:t>ô</w:t></w:r><w:r><w:rPr><w:rFonts w:ascii="Times New Roman" w:hAnsi="Times New Roman"/><w:sz w:val="26"/><w:szCs w:val="26"/><w:lang w:eastAsia="zh-CN"/></w:rPr><w:t>ng b</w:t></w:r><w:r><w:rPr><w:rFonts w:ascii="Times New Roman" w:hAnsi="Times New Roman" w:eastAsia="Microsoft YaHei"/><w:sz w:val="26"/><w:szCs w:val="26"/><w:lang w:eastAsia="zh-CN"/></w:rPr><w:t>á</w:t></w:r><w:r><w:rPr><w:rFonts w:ascii="Times New Roman" w:hAnsi="Times New Roman"/><w:sz w:val="26"/><w:szCs w:val="26"/><w:lang w:eastAsia="zh-CN"/></w:rPr><w:t>o bằng v</w:t></w:r><w:r><w:rPr><w:rFonts w:ascii="Times New Roman" w:hAnsi="Times New Roman" w:eastAsia="Microsoft YaHei"/><w:sz w:val="26"/><w:szCs w:val="26"/><w:lang w:eastAsia="zh-CN"/></w:rPr><w:t>ă</w:t></w:r><w:r><w:rPr><w:rFonts w:ascii="Times New Roman" w:hAnsi="Times New Roman"/><w:sz w:val="26"/><w:szCs w:val="26"/><w:lang w:eastAsia="zh-CN"/></w:rPr><w:t>n bản hoặc email cho B</w:t></w:r><w:r><w:rPr><w:rFonts w:ascii="Times New Roman" w:hAnsi="Times New Roman" w:eastAsia="Microsoft YaHei"/><w:sz w:val="26"/><w:szCs w:val="26"/><w:lang w:eastAsia="zh-CN"/></w:rPr><w:t>ê</w:t></w:r><w:r><w:rPr><w:rFonts w:ascii="Times New Roman" w:hAnsi="Times New Roman"/><w:sz w:val="26"/><w:szCs w:val="26"/><w:lang w:eastAsia="zh-CN"/></w:rPr><w:t>n c</w:t></w:r><w:r><w:rPr><w:rFonts w:ascii="Times New Roman" w:hAnsi="Times New Roman" w:eastAsia="Microsoft YaHei"/><w:sz w:val="26"/><w:szCs w:val="26"/><w:lang w:eastAsia="zh-CN"/></w:rPr><w:t>ò</w:t></w:r><w:r><w:rPr><w:rFonts w:ascii="Times New Roman" w:hAnsi="Times New Roman"/><w:sz w:val="26"/><w:szCs w:val="26"/><w:lang w:eastAsia="zh-CN"/></w:rPr><w:t>n lại chậm nhất 01 (một) ng</w:t></w:r><w:r><w:rPr><w:rFonts w:ascii="Times New Roman" w:hAnsi="Times New Roman" w:eastAsia="Microsoft YaHei"/><w:sz w:val="26"/><w:szCs w:val="26"/><w:lang w:eastAsia="zh-CN"/></w:rPr><w:t>à</w:t></w:r><w:r><w:rPr><w:rFonts w:ascii="Times New Roman" w:hAnsi="Times New Roman"/><w:sz w:val="26"/><w:szCs w:val="26"/><w:lang w:eastAsia="zh-CN"/></w:rPr><w:t>y l</w:t></w:r><w:r><w:rPr><w:rFonts w:ascii="Times New Roman" w:hAnsi="Times New Roman" w:eastAsia="Microsoft YaHei"/><w:sz w:val="26"/><w:szCs w:val="26"/><w:lang w:eastAsia="zh-CN"/></w:rPr><w:t>à</w:t></w:r><w:r><w:rPr><w:rFonts w:ascii="Times New Roman" w:hAnsi="Times New Roman"/><w:sz w:val="26"/><w:szCs w:val="26"/><w:lang w:eastAsia="zh-CN"/></w:rPr><w:t xml:space="preserve">m việc trước khi </w:t></w:r><w:r><w:rPr><w:rFonts w:ascii="Times New Roman" w:hAnsi="Times New Roman" w:eastAsia="Microsoft YaHei"/><w:sz w:val="26"/><w:szCs w:val="26"/><w:lang w:eastAsia="zh-CN"/></w:rPr><w:t>á</w:t></w:r><w:r><w:rPr><w:rFonts w:ascii="Times New Roman" w:hAnsi="Times New Roman"/><w:sz w:val="26"/><w:szCs w:val="26"/><w:lang w:eastAsia="zh-CN"/></w:rPr><w:t xml:space="preserve">p dụng thay </w:t></w:r><w:r><w:rPr><w:rFonts w:ascii="Times New Roman" w:hAnsi="Times New Roman" w:eastAsia="Microsoft YaHei"/><w:sz w:val="26"/><w:szCs w:val="26"/><w:lang w:eastAsia="zh-CN"/></w:rPr><w:t>đ</w:t></w:r><w:r><w:rPr><w:rFonts w:ascii="Times New Roman" w:hAnsi="Times New Roman"/><w:sz w:val="26"/><w:szCs w:val="26"/><w:lang w:eastAsia="zh-CN"/></w:rPr><w:t>ổi. Mọi rủi ro ph</w:t></w:r><w:r><w:rPr><w:rFonts w:ascii="Times New Roman" w:hAnsi="Times New Roman" w:eastAsia="Microsoft YaHei"/><w:sz w:val="26"/><w:szCs w:val="26"/><w:lang w:eastAsia="zh-CN"/></w:rPr><w:t>á</w:t></w:r><w:r><w:rPr><w:rFonts w:ascii="Times New Roman" w:hAnsi="Times New Roman"/><w:sz w:val="26"/><w:szCs w:val="26"/><w:lang w:eastAsia="zh-CN"/></w:rPr><w:t>t sinh do kh</w:t></w:r><w:r><w:rPr><w:rFonts w:ascii="Times New Roman" w:hAnsi="Times New Roman" w:eastAsia="Microsoft YaHei"/><w:sz w:val="26"/><w:szCs w:val="26"/><w:lang w:eastAsia="zh-CN"/></w:rPr><w:t>ô</w:t></w:r><w:r><w:rPr><w:rFonts w:ascii="Times New Roman" w:hAnsi="Times New Roman"/><w:sz w:val="26"/><w:szCs w:val="26"/><w:lang w:eastAsia="zh-CN"/></w:rPr><w:t>ng th</w:t></w:r><w:r><w:rPr><w:rFonts w:ascii="Times New Roman" w:hAnsi="Times New Roman" w:eastAsia="Microsoft YaHei"/><w:sz w:val="26"/><w:szCs w:val="26"/><w:lang w:eastAsia="zh-CN"/></w:rPr><w:t>ô</w:t></w:r><w:r><w:rPr><w:rFonts w:ascii="Times New Roman" w:hAnsi="Times New Roman"/><w:sz w:val="26"/><w:szCs w:val="26"/><w:lang w:eastAsia="zh-CN"/></w:rPr><w:t>ng b</w:t></w:r><w:r><w:rPr><w:rFonts w:ascii="Times New Roman" w:hAnsi="Times New Roman" w:eastAsia="Microsoft YaHei"/><w:sz w:val="26"/><w:szCs w:val="26"/><w:lang w:eastAsia="zh-CN"/></w:rPr><w:t>á</w:t></w:r><w:r><w:rPr><w:rFonts w:ascii="Times New Roman" w:hAnsi="Times New Roman"/><w:sz w:val="26"/><w:szCs w:val="26"/><w:lang w:eastAsia="zh-CN"/></w:rPr><w:t>o hoặc th</w:t></w:r><w:r><w:rPr><w:rFonts w:ascii="Times New Roman" w:hAnsi="Times New Roman" w:eastAsia="Microsoft YaHei"/><w:sz w:val="26"/><w:szCs w:val="26"/><w:lang w:eastAsia="zh-CN"/></w:rPr><w:t>ô</w:t></w:r><w:r><w:rPr><w:rFonts w:ascii="Times New Roman" w:hAnsi="Times New Roman"/><w:sz w:val="26"/><w:szCs w:val="26"/><w:lang w:eastAsia="zh-CN"/></w:rPr><w:t>ng b</w:t></w:r><w:r><w:rPr><w:rFonts w:ascii="Times New Roman" w:hAnsi="Times New Roman" w:eastAsia="Microsoft YaHei"/><w:sz w:val="26"/><w:szCs w:val="26"/><w:lang w:eastAsia="zh-CN"/></w:rPr><w:t>á</w:t></w:r><w:r><w:rPr><w:rFonts w:ascii="Times New Roman" w:hAnsi="Times New Roman"/><w:sz w:val="26"/><w:szCs w:val="26"/><w:lang w:eastAsia="zh-CN"/></w:rPr><w:t>o kh</w:t></w:r><w:r><w:rPr><w:rFonts w:ascii="Times New Roman" w:hAnsi="Times New Roman" w:eastAsia="Microsoft YaHei"/><w:sz w:val="26"/><w:szCs w:val="26"/><w:lang w:eastAsia="zh-CN"/></w:rPr><w:t>ô</w:t></w:r><w:r><w:rPr><w:rFonts w:ascii="Times New Roman" w:hAnsi="Times New Roman"/><w:sz w:val="26"/><w:szCs w:val="26"/><w:lang w:eastAsia="zh-CN"/></w:rPr><w:t>ng kịp thời sẽ do B</w:t></w:r><w:r><w:rPr><w:rFonts w:ascii="Times New Roman" w:hAnsi="Times New Roman" w:eastAsia="Microsoft YaHei"/><w:sz w:val="26"/><w:szCs w:val="26"/><w:lang w:eastAsia="zh-CN"/></w:rPr><w:t>ê</w:t></w:r><w:r><w:rPr><w:rFonts w:ascii="Times New Roman" w:hAnsi="Times New Roman"/><w:sz w:val="26"/><w:szCs w:val="26"/><w:lang w:eastAsia="zh-CN"/></w:rPr><w:t xml:space="preserve">n thay </w:t></w:r><w:r><w:rPr><w:rFonts w:ascii="Times New Roman" w:hAnsi="Times New Roman" w:eastAsia="Microsoft YaHei"/><w:sz w:val="26"/><w:szCs w:val="26"/><w:lang w:eastAsia="zh-CN"/></w:rPr><w:t>đ</w:t></w:r><w:r><w:rPr><w:rFonts w:ascii="Times New Roman" w:hAnsi="Times New Roman"/><w:sz w:val="26"/><w:szCs w:val="26"/><w:lang w:eastAsia="zh-CN"/></w:rPr><w:t>ổi tự chịu tr</w:t></w:r><w:r><w:rPr><w:rFonts w:ascii="Times New Roman" w:hAnsi="Times New Roman" w:eastAsia="Microsoft YaHei"/><w:sz w:val="26"/><w:szCs w:val="26"/><w:lang w:eastAsia="zh-CN"/></w:rPr><w:t>á</w:t></w:r><w:r><w:rPr><w:rFonts w:ascii="Times New Roman" w:hAnsi="Times New Roman"/><w:sz w:val="26"/><w:szCs w:val="26"/><w:lang w:eastAsia="zh-CN"/></w:rPr><w:t>ch nhiệm.</w:t></w:r></w:p><w:p><w:pPr><w:pStyle w:val="13"/><w:numPr><w:ilvl w:val="0"/><w:numId w:val="7"/></w:numPr><w:shd w:val="clear" w:color="auto" w:fill="FFFFFF" w:themeFill="background1"/><w:spacing w:line="240" w:lineRule="auto"/><w:contextualSpacing/><w:jc w:val="both"/><w:rPr><w:rFonts w:ascii="Times New Roman" w:hAnsi="Times New Roman"/><w:sz w:val="26"/><w:szCs w:val="26"/><w:lang w:eastAsia="zh-CN"/></w:rPr></w:pPr><w:r><w:rPr><w:rFonts w:ascii="Times New Roman" w:hAnsi="Times New Roman"/><w:sz w:val="26"/><w:szCs w:val="26"/><w:lang w:eastAsia="zh-CN"/></w:rPr><w:t>Các email, văn bản x</w:t></w:r><w:r><w:rPr><w:rFonts w:ascii="Times New Roman" w:hAnsi="Times New Roman" w:eastAsia="Microsoft YaHei"/><w:sz w:val="26"/><w:szCs w:val="26"/><w:lang w:eastAsia="zh-CN"/></w:rPr><w:t>á</w:t></w:r><w:r><w:rPr><w:rFonts w:ascii="Times New Roman" w:hAnsi="Times New Roman"/><w:sz w:val="26"/><w:szCs w:val="26"/><w:lang w:eastAsia="zh-CN"/></w:rPr><w:t>c nhận, bi</w:t></w:r><w:r><w:rPr><w:rFonts w:ascii="Times New Roman" w:hAnsi="Times New Roman" w:eastAsia="Microsoft YaHei"/><w:sz w:val="26"/><w:szCs w:val="26"/><w:lang w:eastAsia="zh-CN"/></w:rPr><w:t>ê</w:t></w:r><w:r><w:rPr><w:rFonts w:ascii="Times New Roman" w:hAnsi="Times New Roman"/><w:sz w:val="26"/><w:szCs w:val="26"/><w:lang w:eastAsia="zh-CN"/></w:rPr><w:t>n bản l</w:t></w:r><w:r><w:rPr><w:rFonts w:ascii="Times New Roman" w:hAnsi="Times New Roman" w:eastAsia="Microsoft YaHei"/><w:sz w:val="26"/><w:szCs w:val="26"/><w:lang w:eastAsia="zh-CN"/></w:rPr><w:t>à</w:t></w:r><w:r><w:rPr><w:rFonts w:ascii="Times New Roman" w:hAnsi="Times New Roman"/><w:sz w:val="26"/><w:szCs w:val="26"/><w:lang w:eastAsia="zh-CN"/></w:rPr><w:t>m việc hoặc c</w:t></w:r><w:r><w:rPr><w:rFonts w:ascii="Times New Roman" w:hAnsi="Times New Roman" w:eastAsia="Microsoft YaHei"/><w:sz w:val="26"/><w:szCs w:val="26"/><w:lang w:eastAsia="zh-CN"/></w:rPr><w:t>á</w:t></w:r><w:r><w:rPr><w:rFonts w:ascii="Times New Roman" w:hAnsi="Times New Roman"/><w:sz w:val="26"/><w:szCs w:val="26"/><w:lang w:eastAsia="zh-CN"/></w:rPr><w:t>c h</w:t></w:r><w:r><w:rPr><w:rFonts w:ascii="Times New Roman" w:hAnsi="Times New Roman" w:eastAsia="Microsoft YaHei"/><w:sz w:val="26"/><w:szCs w:val="26"/><w:lang w:eastAsia="zh-CN"/></w:rPr><w:t>ì</w:t></w:r><w:r><w:rPr><w:rFonts w:ascii="Times New Roman" w:hAnsi="Times New Roman"/><w:sz w:val="26"/><w:szCs w:val="26"/><w:lang w:eastAsia="zh-CN"/></w:rPr><w:t>nh thức x</w:t></w:r><w:r><w:rPr><w:rFonts w:ascii="Times New Roman" w:hAnsi="Times New Roman" w:eastAsia="Microsoft YaHei"/><w:sz w:val="26"/><w:szCs w:val="26"/><w:lang w:eastAsia="zh-CN"/></w:rPr><w:t>á</w:t></w:r><w:r><w:rPr><w:rFonts w:ascii="Times New Roman" w:hAnsi="Times New Roman"/><w:sz w:val="26"/><w:szCs w:val="26"/><w:lang w:eastAsia="zh-CN"/></w:rPr><w:t>c nhận hợp lệ kh</w:t></w:r><w:r><w:rPr><w:rFonts w:ascii="Times New Roman" w:hAnsi="Times New Roman" w:eastAsia="Microsoft YaHei"/><w:sz w:val="26"/><w:szCs w:val="26"/><w:lang w:eastAsia="zh-CN"/></w:rPr><w:t>á</w:t></w:r><w:r><w:rPr><w:rFonts w:ascii="Times New Roman" w:hAnsi="Times New Roman"/><w:sz w:val="26"/><w:szCs w:val="26"/><w:lang w:eastAsia="zh-CN"/></w:rPr><w:t>c giữa người phụ tr</w:t></w:r><w:r><w:rPr><w:rFonts w:ascii="Times New Roman" w:hAnsi="Times New Roman" w:eastAsia="Microsoft YaHei"/><w:sz w:val="26"/><w:szCs w:val="26"/><w:lang w:eastAsia="zh-CN"/></w:rPr><w:t>á</w:t></w:r><w:r><w:rPr><w:rFonts w:ascii="Times New Roman" w:hAnsi="Times New Roman"/><w:sz w:val="26"/><w:szCs w:val="26"/><w:lang w:eastAsia="zh-CN"/></w:rPr><w:t>ch giao dịch của hai B</w:t></w:r><w:r><w:rPr><w:rFonts w:ascii="Times New Roman" w:hAnsi="Times New Roman" w:eastAsia="Microsoft YaHei"/><w:sz w:val="26"/><w:szCs w:val="26"/><w:lang w:eastAsia="zh-CN"/></w:rPr><w:t>ê</w:t></w:r><w:r><w:rPr><w:rFonts w:ascii="Times New Roman" w:hAnsi="Times New Roman"/><w:sz w:val="26"/><w:szCs w:val="26"/><w:lang w:eastAsia="zh-CN"/></w:rPr><w:t>n trong qu</w:t></w:r><w:r><w:rPr><w:rFonts w:ascii="Times New Roman" w:hAnsi="Times New Roman" w:eastAsia="Microsoft YaHei"/><w:sz w:val="26"/><w:szCs w:val="26"/><w:lang w:eastAsia="zh-CN"/></w:rPr><w:t>á</w:t></w:r><w:r><w:rPr><w:rFonts w:ascii="Times New Roman" w:hAnsi="Times New Roman"/><w:sz w:val="26"/><w:szCs w:val="26"/><w:lang w:eastAsia="zh-CN"/></w:rPr><w:t xml:space="preserve"> tr</w:t></w:r><w:r><w:rPr><w:rFonts w:ascii="Times New Roman" w:hAnsi="Times New Roman" w:eastAsia="Microsoft YaHei"/><w:sz w:val="26"/><w:szCs w:val="26"/><w:lang w:eastAsia="zh-CN"/></w:rPr><w:t>ì</w:t></w:r><w:r><w:rPr><w:rFonts w:ascii="Times New Roman" w:hAnsi="Times New Roman"/><w:sz w:val="26"/><w:szCs w:val="26"/><w:lang w:eastAsia="zh-CN"/></w:rPr><w:t xml:space="preserve">nh thực hiện Hợp </w:t></w:r><w:r><w:rPr><w:rFonts w:ascii="Times New Roman" w:hAnsi="Times New Roman" w:eastAsia="Microsoft YaHei"/><w:sz w:val="26"/><w:szCs w:val="26"/><w:lang w:eastAsia="zh-CN"/></w:rPr><w:t>đ</w:t></w:r><w:r><w:rPr><w:rFonts w:ascii="Times New Roman" w:hAnsi="Times New Roman"/><w:sz w:val="26"/><w:szCs w:val="26"/><w:lang w:eastAsia="zh-CN"/></w:rPr><w:t xml:space="preserve">ồng </w:t></w:r><w:r><w:rPr><w:rFonts w:ascii="Times New Roman" w:hAnsi="Times New Roman" w:eastAsia="Microsoft YaHei"/><w:sz w:val="26"/><w:szCs w:val="26"/><w:lang w:eastAsia="zh-CN"/></w:rPr><w:t>đ</w:t></w:r><w:r><w:rPr><w:rFonts w:ascii="Times New Roman" w:hAnsi="Times New Roman"/><w:sz w:val="26"/><w:szCs w:val="26"/><w:lang w:eastAsia="zh-CN"/></w:rPr><w:t>ược xem l</w:t></w:r><w:r><w:rPr><w:rFonts w:ascii="Times New Roman" w:hAnsi="Times New Roman" w:eastAsia="Microsoft YaHei"/><w:sz w:val="26"/><w:szCs w:val="26"/><w:lang w:eastAsia="zh-CN"/></w:rPr><w:t>à</w:t></w:r><w:r><w:rPr><w:rFonts w:ascii="Times New Roman" w:hAnsi="Times New Roman"/><w:sz w:val="26"/><w:szCs w:val="26"/><w:lang w:eastAsia="zh-CN"/></w:rPr><w:t xml:space="preserve"> c</w:t></w:r><w:r><w:rPr><w:rFonts w:ascii="Times New Roman" w:hAnsi="Times New Roman" w:eastAsia="Microsoft YaHei"/><w:sz w:val="26"/><w:szCs w:val="26"/><w:lang w:eastAsia="zh-CN"/></w:rPr><w:t>ă</w:t></w:r><w:r><w:rPr><w:rFonts w:ascii="Times New Roman" w:hAnsi="Times New Roman"/><w:sz w:val="26"/><w:szCs w:val="26"/><w:lang w:eastAsia="zh-CN"/></w:rPr><w:t xml:space="preserve">n cứ </w:t></w:r><w:r><w:rPr><w:rFonts w:ascii="Times New Roman" w:hAnsi="Times New Roman" w:eastAsia="Microsoft YaHei"/><w:sz w:val="26"/><w:szCs w:val="26"/><w:lang w:eastAsia="zh-CN"/></w:rPr><w:t>đ</w:t></w:r><w:r><w:rPr><w:rFonts w:ascii="Times New Roman" w:hAnsi="Times New Roman"/><w:sz w:val="26"/><w:szCs w:val="26"/><w:lang w:eastAsia="zh-CN"/></w:rPr><w:t>ể triển khai c</w:t></w:r><w:r><w:rPr><w:rFonts w:ascii="Times New Roman" w:hAnsi="Times New Roman" w:eastAsia="Microsoft YaHei"/><w:sz w:val="26"/><w:szCs w:val="26"/><w:lang w:eastAsia="zh-CN"/></w:rPr><w:t>ô</w:t></w:r><w:r><w:rPr><w:rFonts w:ascii="Times New Roman" w:hAnsi="Times New Roman"/><w:sz w:val="26"/><w:szCs w:val="26"/><w:lang w:eastAsia="zh-CN"/></w:rPr><w:t>ng việc, nghiệm thu, quyết to</w:t></w:r><w:r><w:rPr><w:rFonts w:ascii="Times New Roman" w:hAnsi="Times New Roman" w:eastAsia="Microsoft YaHei"/><w:sz w:val="26"/><w:szCs w:val="26"/><w:lang w:eastAsia="zh-CN"/></w:rPr><w:t>á</w:t></w:r><w:r><w:rPr><w:rFonts w:ascii="Times New Roman" w:hAnsi="Times New Roman"/><w:sz w:val="26"/><w:szCs w:val="26"/><w:lang w:eastAsia="zh-CN"/></w:rPr><w:t>n v</w:t></w:r><w:r><w:rPr><w:rFonts w:ascii="Times New Roman" w:hAnsi="Times New Roman" w:eastAsia="Microsoft YaHei"/><w:sz w:val="26"/><w:szCs w:val="26"/><w:lang w:eastAsia="zh-CN"/></w:rPr><w:t>à</w:t></w:r><w:r><w:rPr><w:rFonts w:ascii="Times New Roman" w:hAnsi="Times New Roman"/><w:sz w:val="26"/><w:szCs w:val="26"/><w:lang w:eastAsia="zh-CN"/></w:rPr><w:t xml:space="preserve"> thanh to</w:t></w:r><w:r><w:rPr><w:rFonts w:ascii="Times New Roman" w:hAnsi="Times New Roman" w:eastAsia="Microsoft YaHei"/><w:sz w:val="26"/><w:szCs w:val="26"/><w:lang w:eastAsia="zh-CN"/></w:rPr><w:t>á</w:t></w:r><w:r><w:rPr><w:rFonts w:ascii="Times New Roman" w:hAnsi="Times New Roman"/><w:sz w:val="26"/><w:szCs w:val="26"/><w:lang w:eastAsia="zh-CN"/></w:rPr><w:t xml:space="preserve">n theo quy </w:t></w:r><w:r><w:rPr><w:rFonts w:ascii="Times New Roman" w:hAnsi="Times New Roman" w:eastAsia="Microsoft YaHei"/><w:sz w:val="26"/><w:szCs w:val="26"/><w:lang w:eastAsia="zh-CN"/></w:rPr><w:t>đ</w:t></w:r><w:r><w:rPr><w:rFonts w:ascii="Times New Roman" w:hAnsi="Times New Roman"/><w:sz w:val="26"/><w:szCs w:val="26"/><w:lang w:eastAsia="zh-CN"/></w:rPr><w:t xml:space="preserve">ịnh của Hợp </w:t></w:r><w:r><w:rPr><w:rFonts w:ascii="Times New Roman" w:hAnsi="Times New Roman" w:eastAsia="Microsoft YaHei"/><w:sz w:val="26"/><w:szCs w:val="26"/><w:lang w:eastAsia="zh-CN"/></w:rPr><w:t>đ</w:t></w:r><w:r><w:rPr><w:rFonts w:ascii="Times New Roman" w:hAnsi="Times New Roman"/><w:sz w:val="26"/><w:szCs w:val="26"/><w:lang w:eastAsia="zh-CN"/></w:rPr><w:t>ồng.</w:t></w:r></w:p><w:p><w:pPr><w:pStyle w:val="13"/><w:numPr><w:ilvl w:val="0"/><w:numId w:val="7"/></w:numPr><w:shd w:val="clear" w:color="auto" w:fill="FFFFFF" w:themeFill="background1"/><w:spacing w:line="240" w:lineRule="auto"/><w:contextualSpacing/><w:jc w:val="both"/><w:rPr><w:rFonts w:ascii="Times New Roman" w:hAnsi="Times New Roman"/><w:sz w:val="26"/><w:szCs w:val="26"/><w:lang w:eastAsia="zh-CN"/></w:rPr></w:pPr><w:r><w:rPr><w:rFonts w:ascii="Times New Roman" w:hAnsi="Times New Roman"/><w:sz w:val="26"/><w:szCs w:val="26"/><w:lang w:eastAsia="zh-CN"/></w:rPr><w:t>Trong thời gian diễn ra chương tr</w:t></w:r><w:r><w:rPr><w:rFonts w:ascii="Times New Roman" w:hAnsi="Times New Roman" w:eastAsia="Microsoft YaHei"/><w:sz w:val="26"/><w:szCs w:val="26"/><w:lang w:eastAsia="zh-CN"/></w:rPr><w:t>ì</w:t></w:r><w:r><w:rPr><w:rFonts w:ascii="Times New Roman" w:hAnsi="Times New Roman"/><w:sz w:val="26"/><w:szCs w:val="26"/><w:lang w:eastAsia="zh-CN"/></w:rPr><w:t>nh, c</w:t></w:r><w:r><w:rPr><w:rFonts w:ascii="Times New Roman" w:hAnsi="Times New Roman" w:eastAsia="Microsoft YaHei"/><w:sz w:val="26"/><w:szCs w:val="26"/><w:lang w:eastAsia="zh-CN"/></w:rPr><w:t>á</w:t></w:r><w:r><w:rPr><w:rFonts w:ascii="Times New Roman" w:hAnsi="Times New Roman"/><w:sz w:val="26"/><w:szCs w:val="26"/><w:lang w:eastAsia="zh-CN"/></w:rPr><w:t>c y</w:t></w:r><w:r><w:rPr><w:rFonts w:ascii="Times New Roman" w:hAnsi="Times New Roman" w:eastAsia="Microsoft YaHei"/><w:sz w:val="26"/><w:szCs w:val="26"/><w:lang w:eastAsia="zh-CN"/></w:rPr><w:t>ê</w:t></w:r><w:r><w:rPr><w:rFonts w:ascii="Times New Roman" w:hAnsi="Times New Roman"/><w:sz w:val="26"/><w:szCs w:val="26"/><w:lang w:eastAsia="zh-CN"/></w:rPr><w:t>u cầu ph</w:t></w:r><w:r><w:rPr><w:rFonts w:ascii="Times New Roman" w:hAnsi="Times New Roman" w:eastAsia="Microsoft YaHei"/><w:sz w:val="26"/><w:szCs w:val="26"/><w:lang w:eastAsia="zh-CN"/></w:rPr><w:t>á</w:t></w:r><w:r><w:rPr><w:rFonts w:ascii="Times New Roman" w:hAnsi="Times New Roman"/><w:sz w:val="26"/><w:szCs w:val="26"/><w:lang w:eastAsia="zh-CN"/></w:rPr><w:t xml:space="preserve">t sinh, thay </w:t></w:r><w:r><w:rPr><w:rFonts w:ascii="Times New Roman" w:hAnsi="Times New Roman" w:eastAsia="Microsoft YaHei"/><w:sz w:val="26"/><w:szCs w:val="26"/><w:lang w:eastAsia="zh-CN"/></w:rPr><w:t>đ</w:t></w:r><w:r><w:rPr><w:rFonts w:ascii="Times New Roman" w:hAnsi="Times New Roman"/><w:sz w:val="26"/><w:szCs w:val="26"/><w:lang w:eastAsia="zh-CN"/></w:rPr><w:t>ổi dịch vụ hoặc x</w:t></w:r><w:r><w:rPr><w:rFonts w:ascii="Times New Roman" w:hAnsi="Times New Roman" w:eastAsia="Microsoft YaHei"/><w:sz w:val="26"/><w:szCs w:val="26"/><w:lang w:eastAsia="zh-CN"/></w:rPr><w:t>á</w:t></w:r><w:r><w:rPr><w:rFonts w:ascii="Times New Roman" w:hAnsi="Times New Roman"/><w:sz w:val="26"/><w:szCs w:val="26"/><w:lang w:eastAsia="zh-CN"/></w:rPr><w:t xml:space="preserve">c nhận sử dụng dịch vụ bổ sung </w:t></w:r><w:r><w:rPr><w:rFonts w:ascii="Times New Roman" w:hAnsi="Times New Roman" w:eastAsia="Microsoft YaHei"/><w:sz w:val="26"/><w:szCs w:val="26"/><w:lang w:eastAsia="zh-CN"/></w:rPr><w:t>đ</w:t></w:r><w:r><w:rPr><w:rFonts w:ascii="Times New Roman" w:hAnsi="Times New Roman"/><w:sz w:val="26"/><w:szCs w:val="26"/><w:lang w:eastAsia="zh-CN"/></w:rPr><w:t>ược thực hiện bởi người phụ tr</w:t></w:r><w:r><w:rPr><w:rFonts w:ascii="Times New Roman" w:hAnsi="Times New Roman" w:eastAsia="Microsoft YaHei"/><w:sz w:val="26"/><w:szCs w:val="26"/><w:lang w:eastAsia="zh-CN"/></w:rPr><w:t>á</w:t></w:r><w:r><w:rPr><w:rFonts w:ascii="Times New Roman" w:hAnsi="Times New Roman"/><w:sz w:val="26"/><w:szCs w:val="26"/><w:lang w:eastAsia="zh-CN"/></w:rPr><w:t xml:space="preserve">ch giao dịch hoặc người </w:t></w:r><w:r><w:rPr><w:rFonts w:ascii="Times New Roman" w:hAnsi="Times New Roman" w:eastAsia="Microsoft YaHei"/><w:sz w:val="26"/><w:szCs w:val="26"/><w:lang w:eastAsia="zh-CN"/></w:rPr><w:t>đ</w:t></w:r><w:r><w:rPr><w:rFonts w:ascii="Times New Roman" w:hAnsi="Times New Roman"/><w:sz w:val="26"/><w:szCs w:val="26"/><w:lang w:eastAsia="zh-CN"/></w:rPr><w:t>ược người phụ tr</w:t></w:r><w:r><w:rPr><w:rFonts w:ascii="Times New Roman" w:hAnsi="Times New Roman" w:eastAsia="Microsoft YaHei"/><w:sz w:val="26"/><w:szCs w:val="26"/><w:lang w:eastAsia="zh-CN"/></w:rPr><w:t>á</w:t></w:r><w:r><w:rPr><w:rFonts w:ascii="Times New Roman" w:hAnsi="Times New Roman"/><w:sz w:val="26"/><w:szCs w:val="26"/><w:lang w:eastAsia="zh-CN"/></w:rPr><w:t xml:space="preserve">ch giao dịch chỉ </w:t></w:r><w:r><w:rPr><w:rFonts w:ascii="Times New Roman" w:hAnsi="Times New Roman" w:eastAsia="Microsoft YaHei"/><w:sz w:val="26"/><w:szCs w:val="26"/><w:lang w:eastAsia="zh-CN"/></w:rPr><w:t>đ</w:t></w:r><w:r><w:rPr><w:rFonts w:ascii="Times New Roman" w:hAnsi="Times New Roman"/><w:sz w:val="26"/><w:szCs w:val="26"/><w:lang w:eastAsia="zh-CN"/></w:rPr><w:t xml:space="preserve">ịnh trực tiếp tại hiện trường sẽ </w:t></w:r><w:r><w:rPr><w:rFonts w:ascii="Times New Roman" w:hAnsi="Times New Roman" w:eastAsia="Microsoft YaHei"/><w:sz w:val="26"/><w:szCs w:val="26"/><w:lang w:eastAsia="zh-CN"/></w:rPr><w:t>đ</w:t></w:r><w:r><w:rPr><w:rFonts w:ascii="Times New Roman" w:hAnsi="Times New Roman"/><w:sz w:val="26"/><w:szCs w:val="26"/><w:lang w:eastAsia="zh-CN"/></w:rPr><w:t>ược xem l</w:t></w:r><w:r><w:rPr><w:rFonts w:ascii="Times New Roman" w:hAnsi="Times New Roman" w:eastAsia="Microsoft YaHei"/><w:sz w:val="26"/><w:szCs w:val="26"/><w:lang w:eastAsia="zh-CN"/></w:rPr><w:t>à</w:t></w:r><w:r><w:rPr><w:rFonts w:ascii="Times New Roman" w:hAnsi="Times New Roman"/><w:sz w:val="26"/><w:szCs w:val="26"/><w:lang w:eastAsia="zh-CN"/></w:rPr><w:t xml:space="preserve"> y</w:t></w:r><w:r><w:rPr><w:rFonts w:ascii="Times New Roman" w:hAnsi="Times New Roman" w:eastAsia="Microsoft YaHei"/><w:sz w:val="26"/><w:szCs w:val="26"/><w:lang w:eastAsia="zh-CN"/></w:rPr><w:t>ê</w:t></w:r><w:r><w:rPr><w:rFonts w:ascii="Times New Roman" w:hAnsi="Times New Roman"/><w:sz w:val="26"/><w:szCs w:val="26"/><w:lang w:eastAsia="zh-CN"/></w:rPr><w:t>u cầu hợp lệ của B</w:t></w:r><w:r><w:rPr><w:rFonts w:ascii="Times New Roman" w:hAnsi="Times New Roman" w:eastAsia="Microsoft YaHei"/><w:sz w:val="26"/><w:szCs w:val="26"/><w:lang w:eastAsia="zh-CN"/></w:rPr><w:t>ê</w:t></w:r><w:r><w:rPr><w:rFonts w:ascii="Times New Roman" w:hAnsi="Times New Roman"/><w:sz w:val="26"/><w:szCs w:val="26"/><w:lang w:eastAsia="zh-CN"/></w:rPr><w:t xml:space="preserve">n </w:t></w:r><w:r><w:rPr><w:rFonts w:ascii="Times New Roman" w:hAnsi="Times New Roman" w:eastAsia="Microsoft YaHei"/><w:sz w:val="26"/><w:szCs w:val="26"/><w:lang w:eastAsia="zh-CN"/></w:rPr><w:t>đó</w:t></w:r><w:r><w:rPr><w:rFonts w:ascii="Times New Roman" w:hAnsi="Times New Roman"/><w:sz w:val="26"/><w:szCs w:val="26"/><w:lang w:eastAsia="zh-CN"/></w:rPr><w:t xml:space="preserve"> v</w:t></w:r><w:r><w:rPr><w:rFonts w:ascii="Times New Roman" w:hAnsi="Times New Roman" w:eastAsia="Microsoft YaHei"/><w:sz w:val="26"/><w:szCs w:val="26"/><w:lang w:eastAsia="zh-CN"/></w:rPr><w:t>à</w:t></w:r><w:r><w:rPr><w:rFonts w:ascii="Times New Roman" w:hAnsi="Times New Roman"/><w:sz w:val="26"/><w:szCs w:val="26"/><w:lang w:eastAsia="zh-CN"/></w:rPr><w:t xml:space="preserve"> l</w:t></w:r><w:r><w:rPr><w:rFonts w:ascii="Times New Roman" w:hAnsi="Times New Roman" w:eastAsia="Microsoft YaHei"/><w:sz w:val="26"/><w:szCs w:val="26"/><w:lang w:eastAsia="zh-CN"/></w:rPr><w:t>à</w:t></w:r><w:r><w:rPr><w:rFonts w:ascii="Times New Roman" w:hAnsi="Times New Roman"/><w:sz w:val="26"/><w:szCs w:val="26"/><w:lang w:eastAsia="zh-CN"/></w:rPr><w:t xml:space="preserve"> c</w:t></w:r><w:r><w:rPr><w:rFonts w:ascii="Times New Roman" w:hAnsi="Times New Roman" w:eastAsia="Microsoft YaHei"/><w:sz w:val="26"/><w:szCs w:val="26"/><w:lang w:eastAsia="zh-CN"/></w:rPr><w:t>ă</w:t></w:r><w:r><w:rPr><w:rFonts w:ascii="Times New Roman" w:hAnsi="Times New Roman"/><w:sz w:val="26"/><w:szCs w:val="26"/><w:lang w:eastAsia="zh-CN"/></w:rPr><w:t xml:space="preserve">n cứ </w:t></w:r><w:r><w:rPr><w:rFonts w:ascii="Times New Roman" w:hAnsi="Times New Roman" w:eastAsia="Microsoft YaHei"/><w:sz w:val="26"/><w:szCs w:val="26"/><w:lang w:eastAsia="zh-CN"/></w:rPr><w:t>đ</w:t></w:r><w:r><w:rPr><w:rFonts w:ascii="Times New Roman" w:hAnsi="Times New Roman"/><w:sz w:val="26"/><w:szCs w:val="26"/><w:lang w:eastAsia="zh-CN"/></w:rPr><w:t>ể B</w:t></w:r><w:r><w:rPr><w:rFonts w:ascii="Times New Roman" w:hAnsi="Times New Roman" w:eastAsia="Microsoft YaHei"/><w:sz w:val="26"/><w:szCs w:val="26"/><w:lang w:eastAsia="zh-CN"/></w:rPr><w:t>ê</w:t></w:r><w:r><w:rPr><w:rFonts w:ascii="Times New Roman" w:hAnsi="Times New Roman"/><w:sz w:val="26"/><w:szCs w:val="26"/><w:lang w:eastAsia="zh-CN"/></w:rPr><w:t>n A triển khai thực hiện, nghiệm thu, quyết to</w:t></w:r><w:r><w:rPr><w:rFonts w:ascii="Times New Roman" w:hAnsi="Times New Roman" w:eastAsia="Microsoft YaHei"/><w:sz w:val="26"/><w:szCs w:val="26"/><w:lang w:eastAsia="zh-CN"/></w:rPr><w:t>á</w:t></w:r><w:r><w:rPr><w:rFonts w:ascii="Times New Roman" w:hAnsi="Times New Roman"/><w:sz w:val="26"/><w:szCs w:val="26"/><w:lang w:eastAsia="zh-CN"/></w:rPr><w:t>n v</w:t></w:r><w:r><w:rPr><w:rFonts w:ascii="Times New Roman" w:hAnsi="Times New Roman" w:eastAsia="Microsoft YaHei"/><w:sz w:val="26"/><w:szCs w:val="26"/><w:lang w:eastAsia="zh-CN"/></w:rPr><w:t>à</w:t></w:r><w:r><w:rPr><w:rFonts w:ascii="Times New Roman" w:hAnsi="Times New Roman"/><w:sz w:val="26"/><w:szCs w:val="26"/><w:lang w:eastAsia="zh-CN"/></w:rPr><w:t xml:space="preserve"> thanh to</w:t></w:r><w:r><w:rPr><w:rFonts w:ascii="Times New Roman" w:hAnsi="Times New Roman" w:eastAsia="Microsoft YaHei"/><w:sz w:val="26"/><w:szCs w:val="26"/><w:lang w:eastAsia="zh-CN"/></w:rPr><w:t>á</w:t></w:r><w:r><w:rPr><w:rFonts w:ascii="Times New Roman" w:hAnsi="Times New Roman"/><w:sz w:val="26"/><w:szCs w:val="26"/><w:lang w:eastAsia="zh-CN"/></w:rPr><w:t xml:space="preserve">n theo Hợp </w:t></w:r><w:r><w:rPr><w:rFonts w:ascii="Times New Roman" w:hAnsi="Times New Roman" w:eastAsia="Microsoft YaHei"/><w:sz w:val="26"/><w:szCs w:val="26"/><w:lang w:eastAsia="zh-CN"/></w:rPr><w:t>đ</w:t></w:r><w:r><w:rPr><w:rFonts w:ascii="Times New Roman" w:hAnsi="Times New Roman"/><w:sz w:val="26"/><w:szCs w:val="26"/><w:lang w:eastAsia="zh-CN"/></w:rPr><w:t>ồng.</w:t></w:r></w:p><w:p><w:pPr><w:shd w:val="clear" w:color="auto" w:fill="FFFFFF" w:themeFill="background1"/><w:spacing w:line="360" w:lineRule="auto"/><w:ind w:left="320" w:leftChars="100"/><w:jc w:val="both"/><w:rPr><w:rFonts w:ascii="Times New Roman" w:hAnsi="Times New Roman"/><w:sz w:val="26"/><w:szCs w:val="26"/><w:lang w:eastAsia="zh-CN"/></w:rPr></w:pPr></w:p><w:p><w:pPr><w:shd w:val="clear" w:color="auto" w:fill="FFFFFF" w:themeFill="background1"/><w:spacing w:line="360" w:lineRule="auto"/><w:ind w:left="320" w:leftChars="100"/><w:jc w:val="both"/><w:rPr><w:rFonts w:ascii="Times New Roman" w:hAnsi="Times New Roman"/><w:b/><w:sz w:val="24"/><w:szCs w:val="24"/></w:rPr></w:pPr><w:r><w:rPr><w:rFonts w:ascii="Times New Roman" w:hAnsi="Times New Roman"/><w:b/><w:bCs/><w:sz w:val="26"/><w:szCs w:val="26"/><w:u w:val="single"/><w:lang w:eastAsia="zh-CN"/></w:rPr><w:t xml:space="preserve">ĐIỀU 7: </w:t></w:r><w:r><w:rPr><w:rFonts w:ascii="Times New Roman" w:hAnsi="Times New Roman"/><w:b/><w:sz w:val="24"/><w:szCs w:val="24"/></w:rPr><w:t>CAM KẾT CHUNG</w:t></w:r></w:p><w:p><w:pPr><w:pStyle w:val="13"/><w:numPr><w:ilvl w:val="0"/><w:numId w:val="7"/></w:numPr><w:shd w:val="clear" w:color="auto" w:fill="FFFFFF" w:themeFill="background1"/><w:spacing w:line="240" w:lineRule="auto"/><w:jc w:val="both"/><w:rPr><w:rFonts w:ascii="Times New Roman" w:hAnsi="Times New Roman"/><w:b/><w:sz w:val="24"/><w:szCs w:val="24"/></w:rPr></w:pPr><w:r><w:rPr><w:rFonts w:ascii="Times New Roman" w:hAnsi="Times New Roman"/><w:bCs/><w:sz w:val="26"/><w:szCs w:val="26"/></w:rPr><w:t xml:space="preserve">Hai Bên cam kết thực hiện </w:t></w:r><w:r><w:rPr><w:rFonts w:ascii="Times New Roman" w:hAnsi="Times New Roman" w:eastAsia="Microsoft YaHei"/><w:bCs/><w:sz w:val="26"/><w:szCs w:val="26"/></w:rPr><w:t>đ</w:t></w:r><w:r><w:rPr><w:rFonts w:ascii="Times New Roman" w:hAnsi="Times New Roman"/><w:bCs/><w:sz w:val="26"/><w:szCs w:val="26"/></w:rPr><w:t xml:space="preserve">ầy </w:t></w:r><w:r><w:rPr><w:rFonts w:ascii="Times New Roman" w:hAnsi="Times New Roman" w:eastAsia="Microsoft YaHei"/><w:bCs/><w:sz w:val="26"/><w:szCs w:val="26"/></w:rPr><w:t>đ</w:t></w:r><w:r><w:rPr><w:rFonts w:ascii="Times New Roman" w:hAnsi="Times New Roman"/><w:bCs/><w:sz w:val="26"/><w:szCs w:val="26"/></w:rPr><w:t xml:space="preserve">ủ, </w:t></w:r><w:r><w:rPr><w:rFonts w:ascii="Times New Roman" w:hAnsi="Times New Roman" w:eastAsia="Microsoft YaHei"/><w:bCs/><w:sz w:val="26"/><w:szCs w:val="26"/></w:rPr><w:t>đú</w:t></w:r><w:r><w:rPr><w:rFonts w:ascii="Times New Roman" w:hAnsi="Times New Roman"/><w:bCs/><w:sz w:val="26"/><w:szCs w:val="26"/></w:rPr><w:t>ng thời hạn v</w:t></w:r><w:r><w:rPr><w:rFonts w:ascii="Times New Roman" w:hAnsi="Times New Roman" w:eastAsia="Microsoft YaHei"/><w:bCs/><w:sz w:val="26"/><w:szCs w:val="26"/></w:rPr><w:t>à</w:t></w:r><w:r><w:rPr><w:rFonts w:ascii="Times New Roman" w:hAnsi="Times New Roman"/><w:bCs/><w:sz w:val="26"/><w:szCs w:val="26"/></w:rPr><w:t xml:space="preserve"> </w:t></w:r><w:r><w:rPr><w:rFonts w:ascii="Times New Roman" w:hAnsi="Times New Roman" w:eastAsia="Microsoft YaHei"/><w:bCs/><w:sz w:val="26"/><w:szCs w:val="26"/></w:rPr><w:t>đú</w:t></w:r><w:r><w:rPr><w:rFonts w:ascii="Times New Roman" w:hAnsi="Times New Roman"/><w:bCs/><w:sz w:val="26"/><w:szCs w:val="26"/></w:rPr><w:t>ng nội dung c</w:t></w:r><w:r><w:rPr><w:rFonts w:ascii="Times New Roman" w:hAnsi="Times New Roman" w:eastAsia="Microsoft YaHei"/><w:bCs/><w:sz w:val="26"/><w:szCs w:val="26"/></w:rPr><w:t>á</w:t></w:r><w:r><w:rPr><w:rFonts w:ascii="Times New Roman" w:hAnsi="Times New Roman"/><w:bCs/><w:sz w:val="26"/><w:szCs w:val="26"/></w:rPr><w:t xml:space="preserve">c quyền, nghĩa vụ </w:t></w:r><w:r><w:rPr><w:rFonts w:ascii="Times New Roman" w:hAnsi="Times New Roman" w:eastAsia="Microsoft YaHei"/><w:bCs/><w:sz w:val="26"/><w:szCs w:val="26"/></w:rPr><w:t>đã</w:t></w:r><w:r><w:rPr><w:rFonts w:ascii="Times New Roman" w:hAnsi="Times New Roman"/><w:bCs/><w:sz w:val="26"/><w:szCs w:val="26"/></w:rPr><w:t xml:space="preserve"> </w:t></w:r><w:r><w:rPr><w:rFonts w:ascii="Times New Roman" w:hAnsi="Times New Roman" w:eastAsia="Microsoft YaHei"/><w:bCs/><w:sz w:val="26"/><w:szCs w:val="26"/></w:rPr><w:t>đ</w:t></w:r><w:r><w:rPr><w:rFonts w:ascii="Times New Roman" w:hAnsi="Times New Roman"/><w:bCs/><w:sz w:val="26"/><w:szCs w:val="26"/></w:rPr><w:t xml:space="preserve">ược quy </w:t></w:r><w:r><w:rPr><w:rFonts w:ascii="Times New Roman" w:hAnsi="Times New Roman" w:eastAsia="Microsoft YaHei"/><w:bCs/><w:sz w:val="26"/><w:szCs w:val="26"/></w:rPr><w:t>đ</w:t></w:r><w:r><w:rPr><w:rFonts w:ascii="Times New Roman" w:hAnsi="Times New Roman"/><w:bCs/><w:sz w:val="26"/><w:szCs w:val="26"/></w:rPr><w:t xml:space="preserve">ịnh trong Hợp </w:t></w:r><w:r><w:rPr><w:rFonts w:ascii="Times New Roman" w:hAnsi="Times New Roman" w:eastAsia="Microsoft YaHei"/><w:bCs/><w:sz w:val="26"/><w:szCs w:val="26"/></w:rPr><w:t>đ</w:t></w:r><w:r><w:rPr><w:rFonts w:ascii="Times New Roman" w:hAnsi="Times New Roman"/><w:bCs/><w:sz w:val="26"/><w:szCs w:val="26"/></w:rPr><w:t>ồng n</w:t></w:r><w:r><w:rPr><w:rFonts w:ascii="Times New Roman" w:hAnsi="Times New Roman" w:eastAsia="Microsoft YaHei"/><w:bCs/><w:sz w:val="26"/><w:szCs w:val="26"/></w:rPr><w:t>à</w:t></w:r><w:r><w:rPr><w:rFonts w:ascii="Times New Roman" w:hAnsi="Times New Roman"/><w:bCs/><w:sz w:val="26"/><w:szCs w:val="26"/></w:rPr><w:t>y v</w:t></w:r><w:r><w:rPr><w:rFonts w:ascii="Times New Roman" w:hAnsi="Times New Roman" w:eastAsia="Microsoft YaHei"/><w:bCs/><w:sz w:val="26"/><w:szCs w:val="26"/></w:rPr><w:t>à</w:t></w:r><w:r><w:rPr><w:rFonts w:ascii="Times New Roman" w:hAnsi="Times New Roman"/><w:bCs/><w:sz w:val="26"/><w:szCs w:val="26"/></w:rPr><w:t xml:space="preserve"> c</w:t></w:r><w:r><w:rPr><w:rFonts w:ascii="Times New Roman" w:hAnsi="Times New Roman" w:eastAsia="Microsoft YaHei"/><w:bCs/><w:sz w:val="26"/><w:szCs w:val="26"/></w:rPr><w:t>á</w:t></w:r><w:r><w:rPr><w:rFonts w:ascii="Times New Roman" w:hAnsi="Times New Roman"/><w:bCs/><w:sz w:val="26"/><w:szCs w:val="26"/></w:rPr><w:t xml:space="preserve">c Phụ lục Hợp </w:t></w:r><w:r><w:rPr><w:rFonts w:ascii="Times New Roman" w:hAnsi="Times New Roman" w:eastAsia="Microsoft YaHei"/><w:bCs/><w:sz w:val="26"/><w:szCs w:val="26"/></w:rPr><w:t>đ</w:t></w:r><w:r><w:rPr><w:rFonts w:ascii="Times New Roman" w:hAnsi="Times New Roman"/><w:bCs/><w:sz w:val="26"/><w:szCs w:val="26"/></w:rPr><w:t>ồng (nếu c</w:t></w:r><w:r><w:rPr><w:rFonts w:ascii="Times New Roman" w:hAnsi="Times New Roman" w:eastAsia="Microsoft YaHei"/><w:bCs/><w:sz w:val="26"/><w:szCs w:val="26"/></w:rPr><w:t>ó</w:t></w:r><w:r><w:rPr><w:rFonts w:ascii="Times New Roman" w:hAnsi="Times New Roman"/><w:bCs/><w:sz w:val="26"/><w:szCs w:val="26"/></w:rPr><w:t>).</w:t></w:r></w:p><w:p><w:pPr><w:pStyle w:val="13"/><w:numPr><w:ilvl w:val="0"/><w:numId w:val="7"/></w:numPr><w:shd w:val="clear" w:color="auto" w:fill="FFFFFF" w:themeFill="background1"/><w:spacing w:line="240" w:lineRule="auto"/><w:jc w:val="both"/><w:rPr><w:rFonts w:ascii="Times New Roman" w:hAnsi="Times New Roman"/><w:b/><w:sz w:val="24"/><w:szCs w:val="24"/></w:rPr></w:pPr><w:r><w:rPr><w:rFonts w:ascii="Times New Roman" w:hAnsi="Times New Roman"/><w:bCs/><w:sz w:val="26"/><w:szCs w:val="26"/></w:rPr><w:t xml:space="preserve">Mọi sửa </w:t></w:r><w:r><w:rPr><w:rFonts w:ascii="Times New Roman" w:hAnsi="Times New Roman" w:eastAsia="Microsoft YaHei"/><w:bCs/><w:sz w:val="26"/><w:szCs w:val="26"/></w:rPr><w:t>đ</w:t></w:r><w:r><w:rPr><w:rFonts w:ascii="Times New Roman" w:hAnsi="Times New Roman"/><w:bCs/><w:sz w:val="26"/><w:szCs w:val="26"/></w:rPr><w:t xml:space="preserve">ổi, bổ sung Hợp </w:t></w:r><w:r><w:rPr><w:rFonts w:ascii="Times New Roman" w:hAnsi="Times New Roman" w:eastAsia="Microsoft YaHei"/><w:bCs/><w:sz w:val="26"/><w:szCs w:val="26"/></w:rPr><w:t>đ</w:t></w:r><w:r><w:rPr><w:rFonts w:ascii="Times New Roman" w:hAnsi="Times New Roman"/><w:bCs/><w:sz w:val="26"/><w:szCs w:val="26"/></w:rPr><w:t>ồng chỉ c</w:t></w:r><w:r><w:rPr><w:rFonts w:ascii="Times New Roman" w:hAnsi="Times New Roman" w:eastAsia="Microsoft YaHei"/><w:bCs/><w:sz w:val="26"/><w:szCs w:val="26"/></w:rPr><w:t>ó</w:t></w:r><w:r><w:rPr><w:rFonts w:ascii="Times New Roman" w:hAnsi="Times New Roman"/><w:bCs/><w:sz w:val="26"/><w:szCs w:val="26"/></w:rPr><w:t xml:space="preserve"> gi</w:t></w:r><w:r><w:rPr><w:rFonts w:ascii="Times New Roman" w:hAnsi="Times New Roman" w:eastAsia="Microsoft YaHei"/><w:bCs/><w:sz w:val="26"/><w:szCs w:val="26"/></w:rPr><w:t>á</w:t></w:r><w:r><w:rPr><w:rFonts w:ascii="Times New Roman" w:hAnsi="Times New Roman"/><w:bCs/><w:sz w:val="26"/><w:szCs w:val="26"/></w:rPr><w:t xml:space="preserve"> trị ph</w:t></w:r><w:r><w:rPr><w:rFonts w:ascii="Times New Roman" w:hAnsi="Times New Roman" w:eastAsia="Microsoft YaHei"/><w:bCs/><w:sz w:val="26"/><w:szCs w:val="26"/></w:rPr><w:t>á</w:t></w:r><w:r><w:rPr><w:rFonts w:ascii="Times New Roman" w:hAnsi="Times New Roman"/><w:bCs/><w:sz w:val="26"/><w:szCs w:val="26"/></w:rPr><w:t>p l</w:t></w:r><w:r><w:rPr><w:rFonts w:ascii="Times New Roman" w:hAnsi="Times New Roman" w:eastAsia="Microsoft YaHei"/><w:bCs/><w:sz w:val="26"/><w:szCs w:val="26"/></w:rPr><w:t>ý</w:t></w:r><w:r><w:rPr><w:rFonts w:ascii="Times New Roman" w:hAnsi="Times New Roman"/><w:bCs/><w:sz w:val="26"/><w:szCs w:val="26"/></w:rPr><w:t xml:space="preserve"> khi </w:t></w:r><w:r><w:rPr><w:rFonts w:ascii="Times New Roman" w:hAnsi="Times New Roman" w:eastAsia="Microsoft YaHei"/><w:bCs/><w:sz w:val="26"/><w:szCs w:val="26"/></w:rPr><w:t>đ</w:t></w:r><w:r><w:rPr><w:rFonts w:ascii="Times New Roman" w:hAnsi="Times New Roman"/><w:bCs/><w:sz w:val="26"/><w:szCs w:val="26"/></w:rPr><w:t>ược lập th</w:t></w:r><w:r><w:rPr><w:rFonts w:ascii="Times New Roman" w:hAnsi="Times New Roman" w:eastAsia="Microsoft YaHei"/><w:bCs/><w:sz w:val="26"/><w:szCs w:val="26"/></w:rPr><w:t>à</w:t></w:r><w:r><w:rPr><w:rFonts w:ascii="Times New Roman" w:hAnsi="Times New Roman"/><w:bCs/><w:sz w:val="26"/><w:szCs w:val="26"/></w:rPr><w:t>nh v</w:t></w:r><w:r><w:rPr><w:rFonts w:ascii="Times New Roman" w:hAnsi="Times New Roman" w:eastAsia="Microsoft YaHei"/><w:bCs/><w:sz w:val="26"/><w:szCs w:val="26"/></w:rPr><w:t>ă</w:t></w:r><w:r><w:rPr><w:rFonts w:ascii="Times New Roman" w:hAnsi="Times New Roman"/><w:bCs/><w:sz w:val="26"/><w:szCs w:val="26"/></w:rPr><w:t>n bản v</w:t></w:r><w:r><w:rPr><w:rFonts w:ascii="Times New Roman" w:hAnsi="Times New Roman" w:eastAsia="Microsoft YaHei"/><w:bCs/><w:sz w:val="26"/><w:szCs w:val="26"/></w:rPr><w:t>à</w:t></w:r><w:r><w:rPr><w:rFonts w:ascii="Times New Roman" w:hAnsi="Times New Roman"/><w:bCs/><w:sz w:val="26"/><w:szCs w:val="26"/></w:rPr><w:t xml:space="preserve"> c</w:t></w:r><w:r><w:rPr><w:rFonts w:ascii="Times New Roman" w:hAnsi="Times New Roman" w:eastAsia="Microsoft YaHei"/><w:bCs/><w:sz w:val="26"/><w:szCs w:val="26"/></w:rPr><w:t>ó</w:t></w:r><w:r><w:rPr><w:rFonts w:ascii="Times New Roman" w:hAnsi="Times New Roman"/><w:bCs/><w:sz w:val="26"/><w:szCs w:val="26"/></w:rPr><w:t xml:space="preserve"> x</w:t></w:r><w:r><w:rPr><w:rFonts w:ascii="Times New Roman" w:hAnsi="Times New Roman" w:eastAsia="Microsoft YaHei"/><w:bCs/><w:sz w:val="26"/><w:szCs w:val="26"/></w:rPr><w:t>á</w:t></w:r><w:r><w:rPr><w:rFonts w:ascii="Times New Roman" w:hAnsi="Times New Roman"/><w:bCs/><w:sz w:val="26"/><w:szCs w:val="26"/></w:rPr><w:t xml:space="preserve">c nhận của </w:t></w:r><w:r><w:rPr><w:rFonts w:ascii="Times New Roman" w:hAnsi="Times New Roman" w:eastAsia="Microsoft YaHei"/><w:bCs/><w:sz w:val="26"/><w:szCs w:val="26"/></w:rPr><w:t>đ</w:t></w:r><w:r><w:rPr><w:rFonts w:ascii="Times New Roman" w:hAnsi="Times New Roman"/><w:bCs/><w:sz w:val="26"/><w:szCs w:val="26"/></w:rPr><w:t>ại diện c</w:t></w:r><w:r><w:rPr><w:rFonts w:ascii="Times New Roman" w:hAnsi="Times New Roman" w:eastAsia="Microsoft YaHei"/><w:bCs/><w:sz w:val="26"/><w:szCs w:val="26"/></w:rPr><w:t>ó</w:t></w:r><w:r><w:rPr><w:rFonts w:ascii="Times New Roman" w:hAnsi="Times New Roman"/><w:bCs/><w:sz w:val="26"/><w:szCs w:val="26"/></w:rPr><w:t xml:space="preserve"> thẩm quyền của hai B</w:t></w:r><w:r><w:rPr><w:rFonts w:ascii="Times New Roman" w:hAnsi="Times New Roman" w:eastAsia="Microsoft YaHei"/><w:bCs/><w:sz w:val="26"/><w:szCs w:val="26"/></w:rPr><w:t>ê</w:t></w:r><w:r><w:rPr><w:rFonts w:ascii="Times New Roman" w:hAnsi="Times New Roman"/><w:bCs/><w:sz w:val="26"/><w:szCs w:val="26"/></w:rPr><w:t>n.</w:t></w:r></w:p><w:p><w:pPr><w:pStyle w:val="13"/><w:numPr><w:ilvl w:val="0"/><w:numId w:val="7"/></w:numPr><w:shd w:val="clear" w:color="auto" w:fill="FFFFFF" w:themeFill="background1"/><w:spacing w:line="240" w:lineRule="auto"/><w:jc w:val="both"/><w:rPr><w:rFonts w:ascii="Times New Roman" w:hAnsi="Times New Roman"/><w:b/><w:sz w:val="24"/><w:szCs w:val="24"/></w:rPr></w:pPr><w:r><w:rPr><w:rFonts w:ascii="Times New Roman" w:hAnsi="Times New Roman"/><w:bCs/><w:sz w:val="26"/><w:szCs w:val="26"/></w:rPr><w:t>Bên nào vi phạm c</w:t></w:r><w:r><w:rPr><w:rFonts w:ascii="Times New Roman" w:hAnsi="Times New Roman" w:eastAsia="Microsoft YaHei"/><w:bCs/><w:sz w:val="26"/><w:szCs w:val="26"/></w:rPr><w:t>á</w:t></w:r><w:r><w:rPr><w:rFonts w:ascii="Times New Roman" w:hAnsi="Times New Roman"/><w:bCs/><w:sz w:val="26"/><w:szCs w:val="26"/></w:rPr><w:t xml:space="preserve">c cam kết, nghĩa vụ hoặc tự </w:t></w:r><w:r><w:rPr><w:rFonts w:ascii="Times New Roman" w:hAnsi="Times New Roman" w:eastAsia="Microsoft YaHei"/><w:bCs/><w:sz w:val="26"/><w:szCs w:val="26"/></w:rPr><w:t>ý</w:t></w:r><w:r><w:rPr><w:rFonts w:ascii="Times New Roman" w:hAnsi="Times New Roman"/><w:bCs/><w:sz w:val="26"/><w:szCs w:val="26"/></w:rPr><w:t xml:space="preserve"> thay </w:t></w:r><w:r><w:rPr><w:rFonts w:ascii="Times New Roman" w:hAnsi="Times New Roman" w:eastAsia="Microsoft YaHei"/><w:bCs/><w:sz w:val="26"/><w:szCs w:val="26"/></w:rPr><w:t>đ</w:t></w:r><w:r><w:rPr><w:rFonts w:ascii="Times New Roman" w:hAnsi="Times New Roman"/><w:bCs/><w:sz w:val="26"/><w:szCs w:val="26"/></w:rPr><w:t xml:space="preserve">ổi nội dung Hợp </w:t></w:r><w:r><w:rPr><w:rFonts w:ascii="Times New Roman" w:hAnsi="Times New Roman" w:eastAsia="Microsoft YaHei"/><w:bCs/><w:sz w:val="26"/><w:szCs w:val="26"/></w:rPr><w:t>đ</w:t></w:r><w:r><w:rPr><w:rFonts w:ascii="Times New Roman" w:hAnsi="Times New Roman"/><w:bCs/><w:sz w:val="26"/><w:szCs w:val="26"/></w:rPr><w:t>ồng m</w:t></w:r><w:r><w:rPr><w:rFonts w:ascii="Times New Roman" w:hAnsi="Times New Roman" w:eastAsia="Microsoft YaHei"/><w:bCs/><w:sz w:val="26"/><w:szCs w:val="26"/></w:rPr><w:t>à</w:t></w:r><w:r><w:rPr><w:rFonts w:ascii="Times New Roman" w:hAnsi="Times New Roman"/><w:bCs/><w:sz w:val="26"/><w:szCs w:val="26"/></w:rPr><w:t xml:space="preserve"> kh</w:t></w:r><w:r><w:rPr><w:rFonts w:ascii="Times New Roman" w:hAnsi="Times New Roman" w:eastAsia="Microsoft YaHei"/><w:bCs/><w:sz w:val="26"/><w:szCs w:val="26"/></w:rPr><w:t>ô</w:t></w:r><w:r><w:rPr><w:rFonts w:ascii="Times New Roman" w:hAnsi="Times New Roman"/><w:bCs/><w:sz w:val="26"/><w:szCs w:val="26"/></w:rPr><w:t xml:space="preserve">ng </w:t></w:r><w:r><w:rPr><w:rFonts w:ascii="Times New Roman" w:hAnsi="Times New Roman" w:eastAsia="Microsoft YaHei"/><w:bCs/><w:sz w:val="26"/><w:szCs w:val="26"/></w:rPr><w:t>đ</w:t></w:r><w:r><w:rPr><w:rFonts w:ascii="Times New Roman" w:hAnsi="Times New Roman"/><w:bCs/><w:sz w:val="26"/><w:szCs w:val="26"/></w:rPr><w:t>ược B</w:t></w:r><w:r><w:rPr><w:rFonts w:ascii="Times New Roman" w:hAnsi="Times New Roman" w:eastAsia="Microsoft YaHei"/><w:bCs/><w:sz w:val="26"/><w:szCs w:val="26"/></w:rPr><w:t>ê</w:t></w:r><w:r><w:rPr><w:rFonts w:ascii="Times New Roman" w:hAnsi="Times New Roman"/><w:bCs/><w:sz w:val="26"/><w:szCs w:val="26"/></w:rPr><w:t>n c</w:t></w:r><w:r><w:rPr><w:rFonts w:ascii="Times New Roman" w:hAnsi="Times New Roman" w:eastAsia="Microsoft YaHei"/><w:bCs/><w:sz w:val="26"/><w:szCs w:val="26"/></w:rPr><w:t>ò</w:t></w:r><w:r><w:rPr><w:rFonts w:ascii="Times New Roman" w:hAnsi="Times New Roman"/><w:bCs/><w:sz w:val="26"/><w:szCs w:val="26"/></w:rPr><w:t>n lại chấp thuận th</w:t></w:r><w:r><w:rPr><w:rFonts w:ascii="Times New Roman" w:hAnsi="Times New Roman" w:eastAsia="Microsoft YaHei"/><w:bCs/><w:sz w:val="26"/><w:szCs w:val="26"/></w:rPr><w:t>ì</w:t></w:r><w:r><w:rPr><w:rFonts w:ascii="Times New Roman" w:hAnsi="Times New Roman"/><w:bCs/><w:sz w:val="26"/><w:szCs w:val="26"/></w:rPr><w:t xml:space="preserve"> phải chịu tr</w:t></w:r><w:r><w:rPr><w:rFonts w:ascii="Times New Roman" w:hAnsi="Times New Roman" w:eastAsia="Microsoft YaHei"/><w:bCs/><w:sz w:val="26"/><w:szCs w:val="26"/></w:rPr><w:t>á</w:t></w:r><w:r><w:rPr><w:rFonts w:ascii="Times New Roman" w:hAnsi="Times New Roman"/><w:bCs/><w:sz w:val="26"/><w:szCs w:val="26"/></w:rPr><w:t xml:space="preserve">ch nhiệm theo quy </w:t></w:r><w:r><w:rPr><w:rFonts w:ascii="Times New Roman" w:hAnsi="Times New Roman" w:eastAsia="Microsoft YaHei"/><w:bCs/><w:sz w:val="26"/><w:szCs w:val="26"/></w:rPr><w:t>đ</w:t></w:r><w:r><w:rPr><w:rFonts w:ascii="Times New Roman" w:hAnsi="Times New Roman"/><w:bCs/><w:sz w:val="26"/><w:szCs w:val="26"/></w:rPr><w:t>ịnh của ph</w:t></w:r><w:r><w:rPr><w:rFonts w:ascii="Times New Roman" w:hAnsi="Times New Roman" w:eastAsia="Microsoft YaHei"/><w:bCs/><w:sz w:val="26"/><w:szCs w:val="26"/></w:rPr><w:t>á</w:t></w:r><w:r><w:rPr><w:rFonts w:ascii="Times New Roman" w:hAnsi="Times New Roman"/><w:bCs/><w:sz w:val="26"/><w:szCs w:val="26"/></w:rPr><w:t>p luật v</w:t></w:r><w:r><w:rPr><w:rFonts w:ascii="Times New Roman" w:hAnsi="Times New Roman" w:eastAsia="Microsoft YaHei"/><w:bCs/><w:sz w:val="26"/><w:szCs w:val="26"/></w:rPr><w:t>à</w:t></w:r><w:r><w:rPr><w:rFonts w:ascii="Times New Roman" w:hAnsi="Times New Roman"/><w:bCs/><w:sz w:val="26"/><w:szCs w:val="26"/></w:rPr><w:t xml:space="preserve"> bồi thường c</w:t></w:r><w:r><w:rPr><w:rFonts w:ascii="Times New Roman" w:hAnsi="Times New Roman" w:eastAsia="Microsoft YaHei"/><w:bCs/><w:sz w:val="26"/><w:szCs w:val="26"/></w:rPr><w:t>á</w:t></w:r><w:r><w:rPr><w:rFonts w:ascii="Times New Roman" w:hAnsi="Times New Roman"/><w:bCs/><w:sz w:val="26"/><w:szCs w:val="26"/></w:rPr><w:t>c thiệt hại thực tế ph</w:t></w:r><w:r><w:rPr><w:rFonts w:ascii="Times New Roman" w:hAnsi="Times New Roman" w:eastAsia="Microsoft YaHei"/><w:bCs/><w:sz w:val="26"/><w:szCs w:val="26"/></w:rPr><w:t>á</w:t></w:r><w:r><w:rPr><w:rFonts w:ascii="Times New Roman" w:hAnsi="Times New Roman"/><w:bCs/><w:sz w:val="26"/><w:szCs w:val="26"/></w:rPr><w:t>t sinh cho B</w:t></w:r><w:r><w:rPr><w:rFonts w:ascii="Times New Roman" w:hAnsi="Times New Roman" w:eastAsia="Microsoft YaHei"/><w:bCs/><w:sz w:val="26"/><w:szCs w:val="26"/></w:rPr><w:t>ê</w:t></w:r><w:r><w:rPr><w:rFonts w:ascii="Times New Roman" w:hAnsi="Times New Roman"/><w:bCs/><w:sz w:val="26"/><w:szCs w:val="26"/></w:rPr><w:t>n bị thiệt hại.</w:t></w:r></w:p><w:p><w:pPr><w:pStyle w:val="13"/><w:numPr><w:ilvl w:val="0"/><w:numId w:val="7"/></w:numPr><w:shd w:val="clear" w:color="auto" w:fill="FFFFFF" w:themeFill="background1"/><w:spacing w:line="240" w:lineRule="auto"/><w:jc w:val="both"/><w:rPr><w:rFonts w:ascii="Times New Roman" w:hAnsi="Times New Roman"/><w:b/><w:sz w:val="24"/><w:szCs w:val="24"/></w:rPr></w:pPr><w:r><w:rPr><w:rFonts w:ascii="Times New Roman" w:hAnsi="Times New Roman"/><w:sz w:val="26"/><w:szCs w:val="26"/></w:rPr><w:t xml:space="preserve">Hợp </w:t></w:r><w:r><w:rPr><w:rFonts w:ascii="Times New Roman" w:hAnsi="Times New Roman" w:eastAsia="Microsoft YaHei"/><w:sz w:val="26"/><w:szCs w:val="26"/></w:rPr><w:t>đ</w:t></w:r><w:r><w:rPr><w:rFonts w:ascii="Times New Roman" w:hAnsi="Times New Roman"/><w:sz w:val="26"/><w:szCs w:val="26"/></w:rPr><w:t>ồng n</w:t></w:r><w:r><w:rPr><w:rFonts w:ascii="Times New Roman" w:hAnsi="Times New Roman" w:eastAsia="Microsoft YaHei"/><w:sz w:val="26"/><w:szCs w:val="26"/></w:rPr><w:t>à</w:t></w:r><w:r><w:rPr><w:rFonts w:ascii="Times New Roman" w:hAnsi="Times New Roman"/><w:sz w:val="26"/><w:szCs w:val="26"/></w:rPr><w:t>y v</w:t></w:r><w:r><w:rPr><w:rFonts w:ascii="Times New Roman" w:hAnsi="Times New Roman" w:eastAsia="Microsoft YaHei"/><w:sz w:val="26"/><w:szCs w:val="26"/></w:rPr><w:t>à</w:t></w:r><w:r><w:rPr><w:rFonts w:ascii="Times New Roman" w:hAnsi="Times New Roman"/><w:sz w:val="26"/><w:szCs w:val="26"/></w:rPr><w:t xml:space="preserve"> c</w:t></w:r><w:r><w:rPr><w:rFonts w:ascii="Times New Roman" w:hAnsi="Times New Roman" w:eastAsia="Microsoft YaHei"/><w:sz w:val="26"/><w:szCs w:val="26"/></w:rPr><w:t>á</w:t></w:r><w:r><w:rPr><w:rFonts w:ascii="Times New Roman" w:hAnsi="Times New Roman"/><w:sz w:val="26"/><w:szCs w:val="26"/></w:rPr><w:t>c Phụ lục, Bi</w:t></w:r><w:r><w:rPr><w:rFonts w:ascii="Times New Roman" w:hAnsi="Times New Roman" w:eastAsia="Microsoft YaHei"/><w:sz w:val="26"/><w:szCs w:val="26"/></w:rPr><w:t>ê</w:t></w:r><w:r><w:rPr><w:rFonts w:ascii="Times New Roman" w:hAnsi="Times New Roman"/><w:sz w:val="26"/><w:szCs w:val="26"/></w:rPr><w:t>n bản ph</w:t></w:r><w:r><w:rPr><w:rFonts w:ascii="Times New Roman" w:hAnsi="Times New Roman" w:eastAsia="Microsoft YaHei"/><w:sz w:val="26"/><w:szCs w:val="26"/></w:rPr><w:t>á</w:t></w:r><w:r><w:rPr><w:rFonts w:ascii="Times New Roman" w:hAnsi="Times New Roman"/><w:sz w:val="26"/><w:szCs w:val="26"/></w:rPr><w:t>t sinh, Bi</w:t></w:r><w:r><w:rPr><w:rFonts w:ascii="Times New Roman" w:hAnsi="Times New Roman" w:eastAsia="Microsoft YaHei"/><w:sz w:val="26"/><w:szCs w:val="26"/></w:rPr><w:t>ê</w:t></w:r><w:r><w:rPr><w:rFonts w:ascii="Times New Roman" w:hAnsi="Times New Roman"/><w:sz w:val="26"/><w:szCs w:val="26"/></w:rPr><w:t>n bản nghiệm thu, Các email, văn bản x</w:t></w:r><w:r><w:rPr><w:rFonts w:ascii="Times New Roman" w:hAnsi="Times New Roman" w:eastAsia="Microsoft YaHei"/><w:sz w:val="26"/><w:szCs w:val="26"/></w:rPr><w:t>á</w:t></w:r><w:r><w:rPr><w:rFonts w:ascii="Times New Roman" w:hAnsi="Times New Roman"/><w:sz w:val="26"/><w:szCs w:val="26"/></w:rPr><w:t>c nhận, bi</w:t></w:r><w:r><w:rPr><w:rFonts w:ascii="Times New Roman" w:hAnsi="Times New Roman" w:eastAsia="Microsoft YaHei"/><w:sz w:val="26"/><w:szCs w:val="26"/></w:rPr><w:t>ê</w:t></w:r><w:r><w:rPr><w:rFonts w:ascii="Times New Roman" w:hAnsi="Times New Roman"/><w:sz w:val="26"/><w:szCs w:val="26"/></w:rPr><w:t>n bản l</w:t></w:r><w:r><w:rPr><w:rFonts w:ascii="Times New Roman" w:hAnsi="Times New Roman" w:eastAsia="Microsoft YaHei"/><w:sz w:val="26"/><w:szCs w:val="26"/></w:rPr><w:t>à</w:t></w:r><w:r><w:rPr><w:rFonts w:ascii="Times New Roman" w:hAnsi="Times New Roman"/><w:sz w:val="26"/><w:szCs w:val="26"/></w:rPr><w:t>m việc, x</w:t></w:r><w:r><w:rPr><w:rFonts w:ascii="Times New Roman" w:hAnsi="Times New Roman" w:eastAsia="Microsoft YaHei"/><w:sz w:val="26"/><w:szCs w:val="26"/></w:rPr><w:t>á</w:t></w:r><w:r><w:rPr><w:rFonts w:ascii="Times New Roman" w:hAnsi="Times New Roman"/><w:sz w:val="26"/><w:szCs w:val="26"/></w:rPr><w:t>c nhận ph</w:t></w:r><w:r><w:rPr><w:rFonts w:ascii="Times New Roman" w:hAnsi="Times New Roman" w:eastAsia="Microsoft YaHei"/><w:sz w:val="26"/><w:szCs w:val="26"/></w:rPr><w:t>á</w:t></w:r><w:r><w:rPr><w:rFonts w:ascii="Times New Roman" w:hAnsi="Times New Roman"/><w:sz w:val="26"/><w:szCs w:val="26"/></w:rPr><w:t>t sinh dịch vụ hoặc c</w:t></w:r><w:r><w:rPr><w:rFonts w:ascii="Times New Roman" w:hAnsi="Times New Roman" w:eastAsia="Microsoft YaHei"/><w:sz w:val="26"/><w:szCs w:val="26"/></w:rPr><w:t>á</w:t></w:r><w:r><w:rPr><w:rFonts w:ascii="Times New Roman" w:hAnsi="Times New Roman"/><w:sz w:val="26"/><w:szCs w:val="26"/></w:rPr><w:t>c h</w:t></w:r><w:r><w:rPr><w:rFonts w:ascii="Times New Roman" w:hAnsi="Times New Roman" w:eastAsia="Microsoft YaHei"/><w:sz w:val="26"/><w:szCs w:val="26"/></w:rPr><w:t>ì</w:t></w:r><w:r><w:rPr><w:rFonts w:ascii="Times New Roman" w:hAnsi="Times New Roman"/><w:sz w:val="26"/><w:szCs w:val="26"/></w:rPr><w:t>nh thức x</w:t></w:r><w:r><w:rPr><w:rFonts w:ascii="Times New Roman" w:hAnsi="Times New Roman" w:eastAsia="Microsoft YaHei"/><w:sz w:val="26"/><w:szCs w:val="26"/></w:rPr><w:t>á</w:t></w:r><w:r><w:rPr><w:rFonts w:ascii="Times New Roman" w:hAnsi="Times New Roman"/><w:sz w:val="26"/><w:szCs w:val="26"/></w:rPr><w:t>c nhận hợp lệ kh</w:t></w:r><w:r><w:rPr><w:rFonts w:ascii="Times New Roman" w:hAnsi="Times New Roman" w:eastAsia="Microsoft YaHei"/><w:sz w:val="26"/><w:szCs w:val="26"/></w:rPr><w:t>á</w:t></w:r><w:r><w:rPr><w:rFonts w:ascii="Times New Roman" w:hAnsi="Times New Roman"/><w:sz w:val="26"/><w:szCs w:val="26"/></w:rPr><w:t>c giữa c</w:t></w:r><w:r><w:rPr><w:rFonts w:ascii="Times New Roman" w:hAnsi="Times New Roman" w:eastAsia="Microsoft YaHei"/><w:sz w:val="26"/><w:szCs w:val="26"/></w:rPr><w:t>á</w:t></w:r><w:r><w:rPr><w:rFonts w:ascii="Times New Roman" w:hAnsi="Times New Roman"/><w:sz w:val="26"/><w:szCs w:val="26"/></w:rPr><w:t xml:space="preserve">c </w:t></w:r><w:r><w:rPr><w:rFonts w:ascii="Times New Roman" w:hAnsi="Times New Roman" w:eastAsia="Microsoft YaHei"/><w:sz w:val="26"/><w:szCs w:val="26"/></w:rPr><w:t>đ</w:t></w:r><w:r><w:rPr><w:rFonts w:ascii="Times New Roman" w:hAnsi="Times New Roman"/><w:sz w:val="26"/><w:szCs w:val="26"/></w:rPr><w:t xml:space="preserve">ầu mối </w:t></w:r><w:r><w:rPr><w:rFonts w:ascii="Times New Roman" w:hAnsi="Times New Roman" w:eastAsia="Microsoft YaHei"/><w:sz w:val="26"/><w:szCs w:val="26"/></w:rPr><w:t>đ</w:t></w:r><w:r><w:rPr><w:rFonts w:ascii="Times New Roman" w:hAnsi="Times New Roman"/><w:sz w:val="26"/><w:szCs w:val="26"/></w:rPr><w:t xml:space="preserve">ược chỉ </w:t></w:r><w:r><w:rPr><w:rFonts w:ascii="Times New Roman" w:hAnsi="Times New Roman" w:eastAsia="Microsoft YaHei"/><w:sz w:val="26"/><w:szCs w:val="26"/></w:rPr><w:t>đ</w:t></w:r><w:r><w:rPr><w:rFonts w:ascii="Times New Roman" w:hAnsi="Times New Roman"/><w:sz w:val="26"/><w:szCs w:val="26"/></w:rPr><w:t xml:space="preserve">ịnh theo </w:t></w:r><w:r><w:rPr><w:rFonts w:ascii="Times New Roman" w:hAnsi="Times New Roman" w:eastAsia="Microsoft YaHei"/><w:sz w:val="26"/><w:szCs w:val="26"/></w:rPr><w:t>Đ</w:t></w:r><w:r><w:rPr><w:rFonts w:ascii="Times New Roman" w:hAnsi="Times New Roman"/><w:sz w:val="26"/><w:szCs w:val="26"/></w:rPr><w:t xml:space="preserve">iều 6 của Hợp </w:t></w:r><w:r><w:rPr><w:rFonts w:ascii="Times New Roman" w:hAnsi="Times New Roman" w:eastAsia="Microsoft YaHei"/><w:sz w:val="26"/><w:szCs w:val="26"/></w:rPr><w:t>đ</w:t></w:r><w:r><w:rPr><w:rFonts w:ascii="Times New Roman" w:hAnsi="Times New Roman"/><w:sz w:val="26"/><w:szCs w:val="26"/></w:rPr><w:t xml:space="preserve">ồng </w:t></w:r><w:r><w:rPr><w:rFonts w:ascii="Times New Roman" w:hAnsi="Times New Roman" w:eastAsia="Microsoft YaHei"/><w:sz w:val="26"/><w:szCs w:val="26"/></w:rPr><w:t>đ</w:t></w:r><w:r><w:rPr><w:rFonts w:ascii="Times New Roman" w:hAnsi="Times New Roman"/><w:sz w:val="26"/><w:szCs w:val="26"/></w:rPr><w:t>ược xem l</w:t></w:r><w:r><w:rPr><w:rFonts w:ascii="Times New Roman" w:hAnsi="Times New Roman" w:eastAsia="Microsoft YaHei"/><w:sz w:val="26"/><w:szCs w:val="26"/></w:rPr><w:t>à</w:t></w:r><w:r><w:rPr><w:rFonts w:ascii="Times New Roman" w:hAnsi="Times New Roman"/><w:sz w:val="26"/><w:szCs w:val="26"/></w:rPr><w:t xml:space="preserve"> một phần của hồ sơ thực hiện Hợp </w:t></w:r><w:r><w:rPr><w:rFonts w:ascii="Times New Roman" w:hAnsi="Times New Roman" w:eastAsia="Microsoft YaHei"/><w:sz w:val="26"/><w:szCs w:val="26"/></w:rPr><w:t>đ</w:t></w:r><w:r><w:rPr><w:rFonts w:ascii="Times New Roman" w:hAnsi="Times New Roman"/><w:sz w:val="26"/><w:szCs w:val="26"/></w:rPr><w:t>ồng v</w:t></w:r><w:r><w:rPr><w:rFonts w:ascii="Times New Roman" w:hAnsi="Times New Roman" w:eastAsia="Microsoft YaHei"/><w:sz w:val="26"/><w:szCs w:val="26"/></w:rPr><w:t>à</w:t></w:r><w:r><w:rPr><w:rFonts w:ascii="Times New Roman" w:hAnsi="Times New Roman"/><w:sz w:val="26"/><w:szCs w:val="26"/></w:rPr><w:t xml:space="preserve"> c</w:t></w:r><w:r><w:rPr><w:rFonts w:ascii="Times New Roman" w:hAnsi="Times New Roman" w:eastAsia="Microsoft YaHei"/><w:sz w:val="26"/><w:szCs w:val="26"/></w:rPr><w:t>ó</w:t></w:r><w:r><w:rPr><w:rFonts w:ascii="Times New Roman" w:hAnsi="Times New Roman"/><w:sz w:val="26"/><w:szCs w:val="26"/></w:rPr><w:t xml:space="preserve"> gi</w:t></w:r><w:r><w:rPr><w:rFonts w:ascii="Times New Roman" w:hAnsi="Times New Roman" w:eastAsia="Microsoft YaHei"/><w:sz w:val="26"/><w:szCs w:val="26"/></w:rPr><w:t>á</w:t></w:r><w:r><w:rPr><w:rFonts w:ascii="Times New Roman" w:hAnsi="Times New Roman"/><w:sz w:val="26"/><w:szCs w:val="26"/></w:rPr><w:t xml:space="preserve"> trị l</w:t></w:r><w:r><w:rPr><w:rFonts w:ascii="Times New Roman" w:hAnsi="Times New Roman" w:eastAsia="Microsoft YaHei"/><w:sz w:val="26"/><w:szCs w:val="26"/></w:rPr><w:t>à</w:t></w:r><w:r><w:rPr><w:rFonts w:ascii="Times New Roman" w:hAnsi="Times New Roman"/><w:sz w:val="26"/><w:szCs w:val="26"/></w:rPr><w:t>m c</w:t></w:r><w:r><w:rPr><w:rFonts w:ascii="Times New Roman" w:hAnsi="Times New Roman" w:eastAsia="Microsoft YaHei"/><w:sz w:val="26"/><w:szCs w:val="26"/></w:rPr><w:t>ă</w:t></w:r><w:r><w:rPr><w:rFonts w:ascii="Times New Roman" w:hAnsi="Times New Roman"/><w:sz w:val="26"/><w:szCs w:val="26"/></w:rPr><w:t xml:space="preserve">n cứ </w:t></w:r><w:r><w:rPr><w:rFonts w:ascii="Times New Roman" w:hAnsi="Times New Roman" w:eastAsia="Microsoft YaHei"/><w:sz w:val="26"/><w:szCs w:val="26"/></w:rPr><w:t>đ</w:t></w:r><w:r><w:rPr><w:rFonts w:ascii="Times New Roman" w:hAnsi="Times New Roman"/><w:sz w:val="26"/><w:szCs w:val="26"/></w:rPr><w:t>ể triển khai c</w:t></w:r><w:r><w:rPr><w:rFonts w:ascii="Times New Roman" w:hAnsi="Times New Roman" w:eastAsia="Microsoft YaHei"/><w:sz w:val="26"/><w:szCs w:val="26"/></w:rPr><w:t>ô</w:t></w:r><w:r><w:rPr><w:rFonts w:ascii="Times New Roman" w:hAnsi="Times New Roman"/><w:sz w:val="26"/><w:szCs w:val="26"/></w:rPr><w:t>ng việc, nghiệm thu, quyết to</w:t></w:r><w:r><w:rPr><w:rFonts w:ascii="Times New Roman" w:hAnsi="Times New Roman" w:eastAsia="Microsoft YaHei"/><w:sz w:val="26"/><w:szCs w:val="26"/></w:rPr><w:t>á</w:t></w:r><w:r><w:rPr><w:rFonts w:ascii="Times New Roman" w:hAnsi="Times New Roman"/><w:sz w:val="26"/><w:szCs w:val="26"/></w:rPr><w:t>n, thanh to</w:t></w:r><w:r><w:rPr><w:rFonts w:ascii="Times New Roman" w:hAnsi="Times New Roman" w:eastAsia="Microsoft YaHei"/><w:sz w:val="26"/><w:szCs w:val="26"/></w:rPr><w:t>á</w:t></w:r><w:r><w:rPr><w:rFonts w:ascii="Times New Roman" w:hAnsi="Times New Roman"/><w:sz w:val="26"/><w:szCs w:val="26"/></w:rPr><w:t>n v</w:t></w:r><w:r><w:rPr><w:rFonts w:ascii="Times New Roman" w:hAnsi="Times New Roman" w:eastAsia="Microsoft YaHei"/><w:sz w:val="26"/><w:szCs w:val="26"/></w:rPr><w:t>à</w:t></w:r><w:r><w:rPr><w:rFonts w:ascii="Times New Roman" w:hAnsi="Times New Roman"/><w:sz w:val="26"/><w:szCs w:val="26"/></w:rPr><w:t xml:space="preserve"> xuất h</w:t></w:r><w:r><w:rPr><w:rFonts w:ascii="Times New Roman" w:hAnsi="Times New Roman" w:eastAsia="Microsoft YaHei"/><w:sz w:val="26"/><w:szCs w:val="26"/></w:rPr><w:t>ó</w:t></w:r><w:r><w:rPr><w:rFonts w:ascii="Times New Roman" w:hAnsi="Times New Roman"/><w:sz w:val="26"/><w:szCs w:val="26"/></w:rPr><w:t xml:space="preserve">a </w:t></w:r><w:r><w:rPr><w:rFonts w:ascii="Times New Roman" w:hAnsi="Times New Roman" w:eastAsia="Microsoft YaHei"/><w:sz w:val="26"/><w:szCs w:val="26"/></w:rPr><w:t>đ</w:t></w:r><w:r><w:rPr><w:rFonts w:ascii="Times New Roman" w:hAnsi="Times New Roman"/><w:sz w:val="26"/><w:szCs w:val="26"/></w:rPr><w:t xml:space="preserve">ơn theo quy </w:t></w:r><w:r><w:rPr><w:rFonts w:ascii="Times New Roman" w:hAnsi="Times New Roman" w:eastAsia="Microsoft YaHei"/><w:sz w:val="26"/><w:szCs w:val="26"/></w:rPr><w:t>đ</w:t></w:r><w:r><w:rPr><w:rFonts w:ascii="Times New Roman" w:hAnsi="Times New Roman"/><w:sz w:val="26"/><w:szCs w:val="26"/></w:rPr><w:t xml:space="preserve">ịnh của Hợp </w:t></w:r><w:r><w:rPr><w:rFonts w:ascii="Times New Roman" w:hAnsi="Times New Roman" w:eastAsia="Microsoft YaHei"/><w:sz w:val="26"/><w:szCs w:val="26"/></w:rPr><w:t>đ</w:t></w:r><w:r><w:rPr><w:rFonts w:ascii="Times New Roman" w:hAnsi="Times New Roman"/><w:sz w:val="26"/><w:szCs w:val="26"/></w:rPr><w:t>ồng.</w:t></w:r></w:p><w:p><w:pPr><w:pStyle w:val="13"/><w:numPr><w:ilvl w:val="0"/><w:numId w:val="7"/></w:numPr><w:shd w:val="clear" w:color="auto" w:fill="FFFFFF" w:themeFill="background1"/><w:spacing w:line="240" w:lineRule="auto"/><w:jc w:val="both"/><w:rPr><w:rFonts w:ascii="Times New Roman" w:hAnsi="Times New Roman"/><w:b/><w:sz w:val="24"/><w:szCs w:val="24"/></w:rPr></w:pPr><w:r><w:rPr><w:rFonts w:ascii="Times New Roman" w:hAnsi="Times New Roman"/><w:bCs/><w:sz w:val="26"/><w:szCs w:val="26"/></w:rPr><w:t xml:space="preserve">Hợp </w:t></w:r><w:r><w:rPr><w:rFonts w:ascii="Times New Roman" w:hAnsi="Times New Roman" w:eastAsia="Microsoft YaHei"/><w:bCs/><w:sz w:val="26"/><w:szCs w:val="26"/></w:rPr><w:t>đ</w:t></w:r><w:r><w:rPr><w:rFonts w:ascii="Times New Roman" w:hAnsi="Times New Roman"/><w:bCs/><w:sz w:val="26"/><w:szCs w:val="26"/></w:rPr><w:t xml:space="preserve">ồng </w:t></w:r><w:r><w:rPr><w:rFonts w:ascii="Times New Roman" w:hAnsi="Times New Roman" w:eastAsia="Microsoft YaHei"/><w:bCs/><w:sz w:val="26"/><w:szCs w:val="26"/></w:rPr><w:t>đ</w:t></w:r><w:r><w:rPr><w:rFonts w:ascii="Times New Roman" w:hAnsi="Times New Roman"/><w:bCs/><w:sz w:val="26"/><w:szCs w:val="26"/></w:rPr><w:t xml:space="preserve">ược xem là hoàn thành và tự </w:t></w:r><w:r><w:rPr><w:rFonts w:ascii="Times New Roman" w:hAnsi="Times New Roman" w:eastAsia="Microsoft YaHei"/><w:bCs/><w:sz w:val="26"/><w:szCs w:val="26"/></w:rPr><w:t>đ</w:t></w:r><w:r><w:rPr><w:rFonts w:ascii="Times New Roman" w:hAnsi="Times New Roman"/><w:bCs/><w:sz w:val="26"/><w:szCs w:val="26"/></w:rPr><w:t>ộng thanh l</w:t></w:r><w:r><w:rPr><w:rFonts w:ascii="Times New Roman" w:hAnsi="Times New Roman" w:eastAsia="Microsoft YaHei"/><w:bCs/><w:sz w:val="26"/><w:szCs w:val="26"/></w:rPr><w:t>ý</w:t></w:r><w:r><w:rPr><w:rFonts w:ascii="Times New Roman" w:hAnsi="Times New Roman"/><w:bCs/><w:sz w:val="26"/><w:szCs w:val="26"/></w:rPr><w:t xml:space="preserve"> khi:</w:t></w:r></w:p><w:p><w:pPr><w:pStyle w:val="13"/><w:numPr><w:ilvl w:val="0"/><w:numId w:val="13"/></w:numPr><w:shd w:val="clear" w:color="auto" w:fill="FFFFFF" w:themeFill="background1"/><w:spacing w:line="360" w:lineRule="auto"/><w:jc w:val="both"/><w:rPr><w:rFonts w:ascii="Times New Roman" w:hAnsi="Times New Roman"/><w:bCs/><w:sz w:val="26"/><w:szCs w:val="26"/></w:rPr></w:pPr><w:r><w:rPr><w:rFonts w:ascii="Times New Roman" w:hAnsi="Times New Roman"/><w:bCs/><w:sz w:val="26"/><w:szCs w:val="26"/></w:rPr><w:t>Hai Bên đã hoàn thành toàn bộ các quyền và nghĩa vụ theo Hợp đồng;</w:t></w:r></w:p><w:p><w:pPr><w:pStyle w:val="13"/><w:numPr><w:ilvl w:val="0"/><w:numId w:val="13"/></w:numPr><w:shd w:val="clear" w:color="auto" w:fill="FFFFFF" w:themeFill="background1"/><w:spacing w:line="360" w:lineRule="auto"/><w:jc w:val="both"/><w:rPr><w:rFonts w:ascii="Times New Roman" w:hAnsi="Times New Roman"/><w:bCs/><w:sz w:val="26"/><w:szCs w:val="26"/></w:rPr></w:pPr><w:r><w:rPr><w:rFonts w:ascii="Times New Roman" w:hAnsi="Times New Roman"/><w:bCs/><w:sz w:val="26"/><w:szCs w:val="26"/></w:rPr><w:t>Hai Bên đã hoàn tất việc nghiệm thu, quyết toán và thanh toán các khoản công nợ phát sinh (nếu có);</w:t></w:r></w:p><w:p><w:pPr><w:pStyle w:val="13"/><w:numPr><w:ilvl w:val="0"/><w:numId w:val="13"/></w:numPr><w:shd w:val="clear" w:color="auto" w:fill="FFFFFF" w:themeFill="background1"/><w:spacing w:line="360" w:lineRule="auto"/><w:jc w:val="both"/><w:rPr><w:rFonts w:ascii="Times New Roman" w:hAnsi="Times New Roman"/><w:bCs/><w:sz w:val="26"/><w:szCs w:val="26"/></w:rPr></w:pPr><w:r><w:rPr><w:rFonts w:ascii="Times New Roman" w:hAnsi="Times New Roman"/><w:bCs/><w:sz w:val="26"/><w:szCs w:val="26"/></w:rPr><w:t>Không còn bất kỳ khiếu nại, tranh chấp hoặc nghĩa vụ nào chưa được thực hiện giữa hai Bên.</w:t></w:r></w:p><w:p><w:pPr><w:pStyle w:val="13"/><w:numPr><w:ilvl w:val="0"/><w:numId w:val="7"/></w:numPr><w:shd w:val="clear" w:color="auto" w:fill="FFFFFF" w:themeFill="background1"/><w:spacing w:line="360" w:lineRule="auto"/><w:jc w:val="both"/><w:rPr><w:rFonts w:ascii="Times New Roman" w:hAnsi="Times New Roman"/><w:bCs/><w:sz w:val="26"/><w:szCs w:val="26"/></w:rPr></w:pPr><w:r><w:rPr><w:rFonts w:ascii="Times New Roman" w:hAnsi="Times New Roman"/><w:bCs/><w:sz w:val="26"/><w:szCs w:val="26"/></w:rPr><w:t>Việc thanh l</w:t></w:r><w:r><w:rPr><w:rFonts w:ascii="Times New Roman" w:hAnsi="Times New Roman" w:eastAsia="Microsoft YaHei"/><w:bCs/><w:sz w:val="26"/><w:szCs w:val="26"/></w:rPr><w:t>ý</w:t></w:r><w:r><w:rPr><w:rFonts w:ascii="Times New Roman" w:hAnsi="Times New Roman"/><w:bCs/><w:sz w:val="26"/><w:szCs w:val="26"/></w:rPr><w:t xml:space="preserve"> Hợp </w:t></w:r><w:r><w:rPr><w:rFonts w:ascii="Times New Roman" w:hAnsi="Times New Roman" w:eastAsia="Microsoft YaHei"/><w:bCs/><w:sz w:val="26"/><w:szCs w:val="26"/></w:rPr><w:t>đ</w:t></w:r><w:r><w:rPr><w:rFonts w:ascii="Times New Roman" w:hAnsi="Times New Roman"/><w:bCs/><w:sz w:val="26"/><w:szCs w:val="26"/></w:rPr><w:t>ồng kh</w:t></w:r><w:r><w:rPr><w:rFonts w:ascii="Times New Roman" w:hAnsi="Times New Roman" w:eastAsia="Microsoft YaHei"/><w:bCs/><w:sz w:val="26"/><w:szCs w:val="26"/></w:rPr><w:t>ô</w:t></w:r><w:r><w:rPr><w:rFonts w:ascii="Times New Roman" w:hAnsi="Times New Roman"/><w:bCs/><w:sz w:val="26"/><w:szCs w:val="26"/></w:rPr><w:t>ng l</w:t></w:r><w:r><w:rPr><w:rFonts w:ascii="Times New Roman" w:hAnsi="Times New Roman" w:eastAsia="Microsoft YaHei"/><w:bCs/><w:sz w:val="26"/><w:szCs w:val="26"/></w:rPr><w:t>à</w:t></w:r><w:r><w:rPr><w:rFonts w:ascii="Times New Roman" w:hAnsi="Times New Roman"/><w:bCs/><w:sz w:val="26"/><w:szCs w:val="26"/></w:rPr><w:t>m chấm dứt c</w:t></w:r><w:r><w:rPr><w:rFonts w:ascii="Times New Roman" w:hAnsi="Times New Roman" w:eastAsia="Microsoft YaHei"/><w:bCs/><w:sz w:val="26"/><w:szCs w:val="26"/></w:rPr><w:t>á</w:t></w:r><w:r><w:rPr><w:rFonts w:ascii="Times New Roman" w:hAnsi="Times New Roman"/><w:bCs/><w:sz w:val="26"/><w:szCs w:val="26"/></w:rPr><w:t>c nghĩa vụ c</w:t></w:r><w:r><w:rPr><w:rFonts w:ascii="Times New Roman" w:hAnsi="Times New Roman" w:eastAsia="Microsoft YaHei"/><w:bCs/><w:sz w:val="26"/><w:szCs w:val="26"/></w:rPr><w:t>ò</w:t></w:r><w:r><w:rPr><w:rFonts w:ascii="Times New Roman" w:hAnsi="Times New Roman"/><w:bCs/><w:sz w:val="26"/><w:szCs w:val="26"/></w:rPr><w:t xml:space="preserve">n hiệu lực theo Hợp </w:t></w:r><w:r><w:rPr><w:rFonts w:ascii="Times New Roman" w:hAnsi="Times New Roman" w:eastAsia="Microsoft YaHei"/><w:bCs/><w:sz w:val="26"/><w:szCs w:val="26"/></w:rPr><w:t>đ</w:t></w:r><w:r><w:rPr><w:rFonts w:ascii="Times New Roman" w:hAnsi="Times New Roman"/><w:bCs/><w:sz w:val="26"/><w:szCs w:val="26"/></w:rPr><w:t xml:space="preserve">ồng hoặc theo quy </w:t></w:r><w:r><w:rPr><w:rFonts w:ascii="Times New Roman" w:hAnsi="Times New Roman" w:eastAsia="Microsoft YaHei"/><w:bCs/><w:sz w:val="26"/><w:szCs w:val="26"/></w:rPr><w:t>đ</w:t></w:r><w:r><w:rPr><w:rFonts w:ascii="Times New Roman" w:hAnsi="Times New Roman"/><w:bCs/><w:sz w:val="26"/><w:szCs w:val="26"/></w:rPr><w:t>ịnh của ph</w:t></w:r><w:r><w:rPr><w:rFonts w:ascii="Times New Roman" w:hAnsi="Times New Roman" w:eastAsia="Microsoft YaHei"/><w:bCs/><w:sz w:val="26"/><w:szCs w:val="26"/></w:rPr><w:t>á</w:t></w:r><w:r><w:rPr><w:rFonts w:ascii="Times New Roman" w:hAnsi="Times New Roman"/><w:bCs/><w:sz w:val="26"/><w:szCs w:val="26"/></w:rPr><w:t>p luật, bao gồm nhưng kh</w:t></w:r><w:r><w:rPr><w:rFonts w:ascii="Times New Roman" w:hAnsi="Times New Roman" w:eastAsia="Microsoft YaHei"/><w:bCs/><w:sz w:val="26"/><w:szCs w:val="26"/></w:rPr><w:t>ô</w:t></w:r><w:r><w:rPr><w:rFonts w:ascii="Times New Roman" w:hAnsi="Times New Roman"/><w:bCs/><w:sz w:val="26"/><w:szCs w:val="26"/></w:rPr><w:t>ng giới hạn ở c</w:t></w:r><w:r><w:rPr><w:rFonts w:ascii="Times New Roman" w:hAnsi="Times New Roman" w:eastAsia="Microsoft YaHei"/><w:bCs/><w:sz w:val="26"/><w:szCs w:val="26"/></w:rPr><w:t>á</w:t></w:r><w:r><w:rPr><w:rFonts w:ascii="Times New Roman" w:hAnsi="Times New Roman"/><w:bCs/><w:sz w:val="26"/><w:szCs w:val="26"/></w:rPr><w:t>c nghĩa vụ về bảo mật th</w:t></w:r><w:r><w:rPr><w:rFonts w:ascii="Times New Roman" w:hAnsi="Times New Roman" w:eastAsia="Microsoft YaHei"/><w:bCs/><w:sz w:val="26"/><w:szCs w:val="26"/></w:rPr><w:t>ô</w:t></w:r><w:r><w:rPr><w:rFonts w:ascii="Times New Roman" w:hAnsi="Times New Roman"/><w:bCs/><w:sz w:val="26"/><w:szCs w:val="26"/></w:rPr><w:t>ng tin, bồi thường thiệt hại v</w:t></w:r><w:r><w:rPr><w:rFonts w:ascii="Times New Roman" w:hAnsi="Times New Roman" w:eastAsia="Microsoft YaHei"/><w:bCs/><w:sz w:val="26"/><w:szCs w:val="26"/></w:rPr><w:t>à</w:t></w:r><w:r><w:rPr><w:rFonts w:ascii="Times New Roman" w:hAnsi="Times New Roman"/><w:bCs/><w:sz w:val="26"/><w:szCs w:val="26"/></w:rPr><w:t xml:space="preserve"> giải quyết tranh chấp.</w:t></w:r></w:p><w:p><w:pPr><w:pStyle w:val="13"/><w:numPr><w:ilvl w:val="0"/><w:numId w:val="7"/></w:numPr><w:shd w:val="clear" w:color="auto" w:fill="FFFFFF" w:themeFill="background1"/><w:spacing w:line="360" w:lineRule="auto"/><w:jc w:val="both"/><w:rPr><w:rFonts w:ascii="Times New Roman" w:hAnsi="Times New Roman"/><w:bCs/><w:sz w:val="26"/><w:szCs w:val="26"/></w:rPr></w:pPr><w:r><w:rPr><w:rFonts w:ascii="Times New Roman" w:hAnsi="Times New Roman"/><w:bCs/><w:sz w:val="26"/><w:szCs w:val="26"/></w:rPr><w:t xml:space="preserve">Hợp </w:t></w:r><w:r><w:rPr><w:rFonts w:ascii="Times New Roman" w:hAnsi="Times New Roman" w:eastAsia="Microsoft YaHei"/><w:bCs/><w:sz w:val="26"/><w:szCs w:val="26"/></w:rPr><w:t>đ</w:t></w:r><w:r><w:rPr><w:rFonts w:ascii="Times New Roman" w:hAnsi="Times New Roman"/><w:bCs/><w:sz w:val="26"/><w:szCs w:val="26"/></w:rPr><w:t>ồng c</w:t></w:r><w:r><w:rPr><w:rFonts w:ascii="Times New Roman" w:hAnsi="Times New Roman" w:eastAsia="Microsoft YaHei"/><w:bCs/><w:sz w:val="26"/><w:szCs w:val="26"/></w:rPr><w:t>ó</w:t></w:r><w:r><w:rPr><w:rFonts w:ascii="Times New Roman" w:hAnsi="Times New Roman"/><w:bCs/><w:sz w:val="26"/><w:szCs w:val="26"/></w:rPr><w:t xml:space="preserve"> hiệu lực kể từ ng</w:t></w:r><w:r><w:rPr><w:rFonts w:ascii="Times New Roman" w:hAnsi="Times New Roman" w:eastAsia="Microsoft YaHei"/><w:bCs/><w:sz w:val="26"/><w:szCs w:val="26"/></w:rPr><w:t>à</w:t></w:r><w:r><w:rPr><w:rFonts w:ascii="Times New Roman" w:hAnsi="Times New Roman"/><w:bCs/><w:sz w:val="26"/><w:szCs w:val="26"/></w:rPr><w:t>y k</w:t></w:r><w:r><w:rPr><w:rFonts w:ascii="Times New Roman" w:hAnsi="Times New Roman" w:eastAsia="Microsoft YaHei"/><w:bCs/><w:sz w:val="26"/><w:szCs w:val="26"/></w:rPr><w:t>ý</w:t></w:r><w:r><w:rPr><w:rFonts w:ascii="Times New Roman" w:hAnsi="Times New Roman"/><w:bCs/><w:sz w:val="26"/><w:szCs w:val="26"/></w:rPr><w:t xml:space="preserve"> v</w:t></w:r><w:r><w:rPr><w:rFonts w:ascii="Times New Roman" w:hAnsi="Times New Roman" w:eastAsia="Microsoft YaHei"/><w:bCs/><w:sz w:val="26"/><w:szCs w:val="26"/></w:rPr><w:t>à</w:t></w:r><w:r><w:rPr><w:rFonts w:ascii="Times New Roman" w:hAnsi="Times New Roman"/><w:bCs/><w:sz w:val="26"/><w:szCs w:val="26"/></w:rPr><w:t xml:space="preserve"> </w:t></w:r><w:r><w:rPr><w:rFonts w:ascii="Times New Roman" w:hAnsi="Times New Roman" w:eastAsia="Microsoft YaHei"/><w:bCs/><w:sz w:val="26"/><w:szCs w:val="26"/></w:rPr><w:t>đ</w:t></w:r><w:r><w:rPr><w:rFonts w:ascii="Times New Roman" w:hAnsi="Times New Roman"/><w:bCs/><w:sz w:val="26"/><w:szCs w:val="26"/></w:rPr><w:t>ược lập th</w:t></w:r><w:r><w:rPr><w:rFonts w:ascii="Times New Roman" w:hAnsi="Times New Roman" w:eastAsia="Microsoft YaHei"/><w:bCs/><w:sz w:val="26"/><w:szCs w:val="26"/></w:rPr><w:t>à</w:t></w:r><w:r><w:rPr><w:rFonts w:ascii="Times New Roman" w:hAnsi="Times New Roman"/><w:bCs/><w:sz w:val="26"/><w:szCs w:val="26"/></w:rPr><w:t>nh 04 (bốn) bản gốc bằng tiếng Việt c</w:t></w:r><w:r><w:rPr><w:rFonts w:ascii="Times New Roman" w:hAnsi="Times New Roman" w:eastAsia="Microsoft YaHei"/><w:bCs/><w:sz w:val="26"/><w:szCs w:val="26"/></w:rPr><w:t>ó</w:t></w:r><w:r><w:rPr><w:rFonts w:ascii="Times New Roman" w:hAnsi="Times New Roman"/><w:bCs/><w:sz w:val="26"/><w:szCs w:val="26"/></w:rPr><w:t xml:space="preserve"> gi</w:t></w:r><w:r><w:rPr><w:rFonts w:ascii="Times New Roman" w:hAnsi="Times New Roman" w:eastAsia="Microsoft YaHei"/><w:bCs/><w:sz w:val="26"/><w:szCs w:val="26"/></w:rPr><w:t>á</w:t></w:r><w:r><w:rPr><w:rFonts w:ascii="Times New Roman" w:hAnsi="Times New Roman"/><w:bCs/><w:sz w:val="26"/><w:szCs w:val="26"/></w:rPr><w:t xml:space="preserve"> trị ph</w:t></w:r><w:r><w:rPr><w:rFonts w:ascii="Times New Roman" w:hAnsi="Times New Roman" w:eastAsia="Microsoft YaHei"/><w:bCs/><w:sz w:val="26"/><w:szCs w:val="26"/></w:rPr><w:t>á</w:t></w:r><w:r><w:rPr><w:rFonts w:ascii="Times New Roman" w:hAnsi="Times New Roman"/><w:bCs/><w:sz w:val="26"/><w:szCs w:val="26"/></w:rPr><w:t>p l</w:t></w:r><w:r><w:rPr><w:rFonts w:ascii="Times New Roman" w:hAnsi="Times New Roman" w:eastAsia="Microsoft YaHei"/><w:bCs/><w:sz w:val="26"/><w:szCs w:val="26"/></w:rPr><w:t>ý</w:t></w:r><w:r><w:rPr><w:rFonts w:ascii="Times New Roman" w:hAnsi="Times New Roman"/><w:bCs/><w:sz w:val="26"/><w:szCs w:val="26"/></w:rPr><w:t xml:space="preserve"> như nhau, mỗi B</w:t></w:r><w:r><w:rPr><w:rFonts w:ascii="Times New Roman" w:hAnsi="Times New Roman" w:eastAsia="Microsoft YaHei"/><w:bCs/><w:sz w:val="26"/><w:szCs w:val="26"/></w:rPr><w:t>ê</w:t></w:r><w:r><w:rPr><w:rFonts w:ascii="Times New Roman" w:hAnsi="Times New Roman"/><w:bCs/><w:sz w:val="26"/><w:szCs w:val="26"/></w:rPr><w:t xml:space="preserve">n giữ 02 (hai) bản </w:t></w:r><w:r><w:rPr><w:rFonts w:ascii="Times New Roman" w:hAnsi="Times New Roman" w:eastAsia="Microsoft YaHei"/><w:bCs/><w:sz w:val="26"/><w:szCs w:val="26"/></w:rPr><w:t>đ</w:t></w:r><w:r><w:rPr><w:rFonts w:ascii="Times New Roman" w:hAnsi="Times New Roman"/><w:bCs/><w:sz w:val="26"/><w:szCs w:val="26"/></w:rPr><w:t>ể thực hiện.</w:t></w:r></w:p><w:p><w:pPr><w:pStyle w:val="13"/><w:numPr><w:ilvl w:val="0"/><w:numId w:val="7"/></w:numPr><w:shd w:val="clear" w:color="auto" w:fill="FFFFFF" w:themeFill="background1"/><w:spacing w:line="360" w:lineRule="auto"/><w:jc w:val="both"/><w:rPr><w:rFonts w:ascii="Times New Roman" w:hAnsi="Times New Roman"/><w:bCs/><w:sz w:val="26"/><w:szCs w:val="26"/></w:rPr></w:pPr><w:r><w:rPr><w:rFonts w:ascii="Times New Roman" w:hAnsi="Times New Roman"/><w:bCs/><w:sz w:val="26"/><w:szCs w:val="26"/></w:rPr><w:t>Các Phụ lục, Bi</w:t></w:r><w:r><w:rPr><w:rFonts w:ascii="Times New Roman" w:hAnsi="Times New Roman" w:eastAsia="Microsoft YaHei"/><w:bCs/><w:sz w:val="26"/><w:szCs w:val="26"/></w:rPr><w:t>ê</w:t></w:r><w:r><w:rPr><w:rFonts w:ascii="Times New Roman" w:hAnsi="Times New Roman"/><w:bCs/><w:sz w:val="26"/><w:szCs w:val="26"/></w:rPr><w:t>n bản ph</w:t></w:r><w:r><w:rPr><w:rFonts w:ascii="Times New Roman" w:hAnsi="Times New Roman" w:eastAsia="Microsoft YaHei"/><w:bCs/><w:sz w:val="26"/><w:szCs w:val="26"/></w:rPr><w:t>á</w:t></w:r><w:r><w:rPr><w:rFonts w:ascii="Times New Roman" w:hAnsi="Times New Roman"/><w:bCs/><w:sz w:val="26"/><w:szCs w:val="26"/></w:rPr><w:t>t sinh, Bi</w:t></w:r><w:r><w:rPr><w:rFonts w:ascii="Times New Roman" w:hAnsi="Times New Roman" w:eastAsia="Microsoft YaHei"/><w:bCs/><w:sz w:val="26"/><w:szCs w:val="26"/></w:rPr><w:t>ê</w:t></w:r><w:r><w:rPr><w:rFonts w:ascii="Times New Roman" w:hAnsi="Times New Roman"/><w:bCs/><w:sz w:val="26"/><w:szCs w:val="26"/></w:rPr><w:t>n bản nghiệm thu, Bi</w:t></w:r><w:r><w:rPr><w:rFonts w:ascii="Times New Roman" w:hAnsi="Times New Roman" w:eastAsia="Microsoft YaHei"/><w:bCs/><w:sz w:val="26"/><w:szCs w:val="26"/></w:rPr><w:t>ê</w:t></w:r><w:r><w:rPr><w:rFonts w:ascii="Times New Roman" w:hAnsi="Times New Roman"/><w:bCs/><w:sz w:val="26"/><w:szCs w:val="26"/></w:rPr><w:t>n bản quyết to</w:t></w:r><w:r><w:rPr><w:rFonts w:ascii="Times New Roman" w:hAnsi="Times New Roman" w:eastAsia="Microsoft YaHei"/><w:bCs/><w:sz w:val="26"/><w:szCs w:val="26"/></w:rPr><w:t>á</w:t></w:r><w:r><w:rPr><w:rFonts w:ascii="Times New Roman" w:hAnsi="Times New Roman"/><w:bCs/><w:sz w:val="26"/><w:szCs w:val="26"/></w:rPr><w:t>n v</w:t></w:r><w:r><w:rPr><w:rFonts w:ascii="Times New Roman" w:hAnsi="Times New Roman" w:eastAsia="Microsoft YaHei"/><w:bCs/><w:sz w:val="26"/><w:szCs w:val="26"/></w:rPr><w:t>à</w:t></w:r><w:r><w:rPr><w:rFonts w:ascii="Times New Roman" w:hAnsi="Times New Roman"/><w:bCs/><w:sz w:val="26"/><w:szCs w:val="26"/></w:rPr><w:t xml:space="preserve"> c</w:t></w:r><w:r><w:rPr><w:rFonts w:ascii="Times New Roman" w:hAnsi="Times New Roman" w:eastAsia="Microsoft YaHei"/><w:bCs/><w:sz w:val="26"/><w:szCs w:val="26"/></w:rPr><w:t>á</w:t></w:r><w:r><w:rPr><w:rFonts w:ascii="Times New Roman" w:hAnsi="Times New Roman"/><w:bCs/><w:sz w:val="26"/><w:szCs w:val="26"/></w:rPr><w:t>c v</w:t></w:r><w:r><w:rPr><w:rFonts w:ascii="Times New Roman" w:hAnsi="Times New Roman" w:eastAsia="Microsoft YaHei"/><w:bCs/><w:sz w:val="26"/><w:szCs w:val="26"/></w:rPr><w:t>ă</w:t></w:r><w:r><w:rPr><w:rFonts w:ascii="Times New Roman" w:hAnsi="Times New Roman"/><w:bCs/><w:sz w:val="26"/><w:szCs w:val="26"/></w:rPr><w:t xml:space="preserve">n bản </w:t></w:r><w:r><w:rPr><w:rFonts w:ascii="Times New Roman" w:hAnsi="Times New Roman" w:eastAsia="Microsoft YaHei"/><w:bCs/><w:sz w:val="26"/><w:szCs w:val="26"/></w:rPr><w:t>đ</w:t></w:r><w:r><w:rPr><w:rFonts w:ascii="Times New Roman" w:hAnsi="Times New Roman"/><w:bCs/><w:sz w:val="26"/><w:szCs w:val="26"/></w:rPr><w:t>ược c</w:t></w:r><w:r><w:rPr><w:rFonts w:ascii="Times New Roman" w:hAnsi="Times New Roman" w:eastAsia="Microsoft YaHei"/><w:bCs/><w:sz w:val="26"/><w:szCs w:val="26"/></w:rPr><w:t>á</w:t></w:r><w:r><w:rPr><w:rFonts w:ascii="Times New Roman" w:hAnsi="Times New Roman"/><w:bCs/><w:sz w:val="26"/><w:szCs w:val="26"/></w:rPr><w:t>c B</w:t></w:r><w:r><w:rPr><w:rFonts w:ascii="Times New Roman" w:hAnsi="Times New Roman" w:eastAsia="Microsoft YaHei"/><w:bCs/><w:sz w:val="26"/><w:szCs w:val="26"/></w:rPr><w:t>ê</w:t></w:r><w:r><w:rPr><w:rFonts w:ascii="Times New Roman" w:hAnsi="Times New Roman"/><w:bCs/><w:sz w:val="26"/><w:szCs w:val="26"/></w:rPr><w:t>n x</w:t></w:r><w:r><w:rPr><w:rFonts w:ascii="Times New Roman" w:hAnsi="Times New Roman" w:eastAsia="Microsoft YaHei"/><w:bCs/><w:sz w:val="26"/><w:szCs w:val="26"/></w:rPr><w:t>á</w:t></w:r><w:r><w:rPr><w:rFonts w:ascii="Times New Roman" w:hAnsi="Times New Roman"/><w:bCs/><w:sz w:val="26"/><w:szCs w:val="26"/></w:rPr><w:t>c nhận trong qu</w:t></w:r><w:r><w:rPr><w:rFonts w:ascii="Times New Roman" w:hAnsi="Times New Roman" w:eastAsia="Microsoft YaHei"/><w:bCs/><w:sz w:val="26"/><w:szCs w:val="26"/></w:rPr><w:t>á</w:t></w:r><w:r><w:rPr><w:rFonts w:ascii="Times New Roman" w:hAnsi="Times New Roman"/><w:bCs/><w:sz w:val="26"/><w:szCs w:val="26"/></w:rPr><w:t xml:space="preserve"> tr</w:t></w:r><w:r><w:rPr><w:rFonts w:ascii="Times New Roman" w:hAnsi="Times New Roman" w:eastAsia="Microsoft YaHei"/><w:bCs/><w:sz w:val="26"/><w:szCs w:val="26"/></w:rPr><w:t>ì</w:t></w:r><w:r><w:rPr><w:rFonts w:ascii="Times New Roman" w:hAnsi="Times New Roman"/><w:bCs/><w:sz w:val="26"/><w:szCs w:val="26"/></w:rPr><w:t xml:space="preserve">nh thực hiện Hợp </w:t></w:r><w:r><w:rPr><w:rFonts w:ascii="Times New Roman" w:hAnsi="Times New Roman" w:eastAsia="Microsoft YaHei"/><w:bCs/><w:sz w:val="26"/><w:szCs w:val="26"/></w:rPr><w:t>đ</w:t></w:r><w:r><w:rPr><w:rFonts w:ascii="Times New Roman" w:hAnsi="Times New Roman"/><w:bCs/><w:sz w:val="26"/><w:szCs w:val="26"/></w:rPr><w:t>ồng l</w:t></w:r><w:r><w:rPr><w:rFonts w:ascii="Times New Roman" w:hAnsi="Times New Roman" w:eastAsia="Microsoft YaHei"/><w:bCs/><w:sz w:val="26"/><w:szCs w:val="26"/></w:rPr><w:t>à</w:t></w:r><w:r><w:rPr><w:rFonts w:ascii="Times New Roman" w:hAnsi="Times New Roman"/><w:bCs/><w:sz w:val="26"/><w:szCs w:val="26"/></w:rPr><w:t xml:space="preserve"> một phần kh</w:t></w:r><w:r><w:rPr><w:rFonts w:ascii="Times New Roman" w:hAnsi="Times New Roman" w:eastAsia="Microsoft YaHei"/><w:bCs/><w:sz w:val="26"/><w:szCs w:val="26"/></w:rPr><w:t>ô</w:t></w:r><w:r><w:rPr><w:rFonts w:ascii="Times New Roman" w:hAnsi="Times New Roman"/><w:bCs/><w:sz w:val="26"/><w:szCs w:val="26"/></w:rPr><w:t>ng t</w:t></w:r><w:r><w:rPr><w:rFonts w:ascii="Times New Roman" w:hAnsi="Times New Roman" w:eastAsia="Microsoft YaHei"/><w:bCs/><w:sz w:val="26"/><w:szCs w:val="26"/></w:rPr><w:t>á</w:t></w:r><w:r><w:rPr><w:rFonts w:ascii="Times New Roman" w:hAnsi="Times New Roman"/><w:bCs/><w:sz w:val="26"/><w:szCs w:val="26"/></w:rPr><w:t>ch rời v</w:t></w:r><w:r><w:rPr><w:rFonts w:ascii="Times New Roman" w:hAnsi="Times New Roman" w:eastAsia="Microsoft YaHei"/><w:bCs/><w:sz w:val="26"/><w:szCs w:val="26"/></w:rPr><w:t>à</w:t></w:r><w:r><w:rPr><w:rFonts w:ascii="Times New Roman" w:hAnsi="Times New Roman"/><w:bCs/><w:sz w:val="26"/><w:szCs w:val="26"/></w:rPr><w:t xml:space="preserve"> c</w:t></w:r><w:r><w:rPr><w:rFonts w:ascii="Times New Roman" w:hAnsi="Times New Roman" w:eastAsia="Microsoft YaHei"/><w:bCs/><w:sz w:val="26"/><w:szCs w:val="26"/></w:rPr><w:t>ó</w:t></w:r><w:r><w:rPr><w:rFonts w:ascii="Times New Roman" w:hAnsi="Times New Roman"/><w:bCs/><w:sz w:val="26"/><w:szCs w:val="26"/></w:rPr><w:t xml:space="preserve"> hiệu lực thi h</w:t></w:r><w:r><w:rPr><w:rFonts w:ascii="Times New Roman" w:hAnsi="Times New Roman" w:eastAsia="Microsoft YaHei"/><w:bCs/><w:sz w:val="26"/><w:szCs w:val="26"/></w:rPr><w:t>à</w:t></w:r><w:r><w:rPr><w:rFonts w:ascii="Times New Roman" w:hAnsi="Times New Roman"/><w:bCs/><w:sz w:val="26"/><w:szCs w:val="26"/></w:rPr><w:t>nh c</w:t></w:r><w:r><w:rPr><w:rFonts w:ascii="Times New Roman" w:hAnsi="Times New Roman" w:eastAsia="Microsoft YaHei"/><w:bCs/><w:sz w:val="26"/><w:szCs w:val="26"/></w:rPr><w:t>ù</w:t></w:r><w:r><w:rPr><w:rFonts w:ascii="Times New Roman" w:hAnsi="Times New Roman"/><w:bCs/><w:sz w:val="26"/><w:szCs w:val="26"/></w:rPr><w:t xml:space="preserve">ng Hợp </w:t></w:r><w:r><w:rPr><w:rFonts w:ascii="Times New Roman" w:hAnsi="Times New Roman" w:eastAsia="Microsoft YaHei"/><w:bCs/><w:sz w:val="26"/><w:szCs w:val="26"/></w:rPr><w:t>đ</w:t></w:r><w:r><w:rPr><w:rFonts w:ascii="Times New Roman" w:hAnsi="Times New Roman"/><w:bCs/><w:sz w:val="26"/><w:szCs w:val="26"/></w:rPr><w:t>ồng n</w:t></w:r><w:r><w:rPr><w:rFonts w:ascii="Times New Roman" w:hAnsi="Times New Roman" w:eastAsia="Microsoft YaHei"/><w:bCs/><w:sz w:val="26"/><w:szCs w:val="26"/></w:rPr><w:t>à</w:t></w:r><w:r><w:rPr><w:rFonts w:ascii="Times New Roman" w:hAnsi="Times New Roman"/><w:bCs/><w:sz w:val="26"/><w:szCs w:val="26"/></w:rPr><w:t>y.</w:t></w:r></w:p><w:p><w:pPr><w:pStyle w:val="13"/><w:shd w:val="clear" w:color="auto" w:fill="FFFFFF" w:themeFill="background1"/><w:spacing w:after="0" w:line="360" w:lineRule="auto"/><w:ind w:left="360"/><w:contextualSpacing/><w:jc w:val="both"/><w:rPr><w:rFonts w:ascii="Times New Roman" w:hAnsi="Times New Roman"/><w:sz w:val="26"/><w:szCs w:val="26"/><w:lang w:val="pt-BR" w:eastAsia="zh-CN"/></w:rPr></w:pPr></w:p><w:p><w:pPr><w:shd w:val="clear" w:color="auto" w:fill="FFFFFF" w:themeFill="background1"/><w:spacing w:line="312" w:lineRule="auto"/><w:ind w:firstLine="639" w:firstLineChars="266"/><w:jc w:val="both"/><w:rPr><w:rFonts w:ascii="Times New Roman" w:hAnsi="Times New Roman"/><w:b/><w:sz w:val="24"/><w:szCs w:val="24"/><w:lang w:val="fr-FR"/></w:rPr></w:pPr><w:r><w:rPr><w:rFonts w:ascii="Times New Roman" w:hAnsi="Times New Roman"/><w:b/><w:sz w:val="24"/><w:szCs w:val="24"/><w:lang w:val="fr-FR"/></w:rPr><w:t>ĐẠI DIỆN BÊN A</w:t></w:r><w:r><w:rPr><w:rFonts w:ascii="Times New Roman" w:hAnsi="Times New Roman"/><w:b/><w:sz w:val="24"/><w:szCs w:val="24"/><w:lang w:val="fr-FR"/></w:rPr><w:tab/></w:r><w:r><w:rPr><w:rFonts w:ascii="Times New Roman" w:hAnsi="Times New Roman"/><w:b/><w:sz w:val="24"/><w:szCs w:val="24"/><w:lang w:val="fr-FR"/></w:rPr><w:tab/></w:r><w:r><w:rPr><w:rFonts w:ascii="Times New Roman" w:hAnsi="Times New Roman"/><w:b/><w:sz w:val="24"/><w:szCs w:val="24"/><w:lang w:val="fr-FR"/></w:rPr><w:tab/></w:r><w:r><w:rPr><w:rFonts w:ascii="Times New Roman" w:hAnsi="Times New Roman"/><w:b/><w:sz w:val="24"/><w:szCs w:val="24"/><w:lang w:val="fr-FR"/></w:rPr><w:tab/></w:r><w:r><w:rPr><w:rFonts w:ascii="Times New Roman" w:hAnsi="Times New Roman"/><w:b/><w:sz w:val="24"/><w:szCs w:val="24"/><w:lang w:val="fr-FR"/></w:rPr><w:t xml:space="preserve">                    ĐẠI DIỆN BÊN B</w:t></w:r><w:r><w:rPr><w:rFonts w:ascii="Times New Roman" w:hAnsi="Times New Roman"/><w:b/><w:sz w:val="24"/><w:szCs w:val="24"/><w:lang w:val="fr-FR"/></w:rPr><w:tab/></w:r></w:p><w:p><w:pPr><w:shd w:val="clear" w:color="auto" w:fill="FFFFFF" w:themeFill="background1"/><w:tabs><w:tab w:val="left" w:pos="6015"/></w:tabs><w:spacing w:line="312" w:lineRule="auto"/><w:ind w:firstLine="638" w:firstLineChars="266"/><w:jc w:val="both"/><w:rPr><w:rFonts w:ascii="Times New Roman" w:hAnsi="Times New Roman"/><w:sz w:val="24"/><w:szCs w:val="24"/><w:lang w:val="fr-FR"/></w:rPr></w:pPr><w:r><w:rPr><w:rFonts w:ascii="Times New Roman" w:hAnsi="Times New Roman"/><w:sz w:val="24"/><w:szCs w:val="24"/><w:lang w:val="fr-FR"/></w:rPr><w:t xml:space="preserve">       </w:t></w:r></w:p><w:p><w:pPr><w:shd w:val="clear" w:color="auto" w:fill="FFFFFF" w:themeFill="background1"/><w:tabs><w:tab w:val="left" w:pos="6015"/></w:tabs><w:spacing w:line="312" w:lineRule="auto"/><w:ind w:firstLine="638" w:firstLineChars="266"/><w:jc w:val="both"/><w:rPr><w:rFonts w:ascii="Times New Roman" w:hAnsi="Times New Roman"/><w:sz w:val="24"/><w:szCs w:val="24"/><w:lang w:val="fr-FR"/></w:rPr></w:pPr></w:p><w:p><w:pPr><w:shd w:val="clear" w:color="auto" w:fill="FFFFFF" w:themeFill="background1"/><w:tabs><w:tab w:val="left" w:pos="6015"/></w:tabs><w:spacing w:line="312" w:lineRule="auto"/><w:ind w:firstLine="638" w:firstLineChars="266"/><w:jc w:val="both"/><w:rPr><w:rFonts w:ascii="Times New Roman" w:hAnsi="Times New Roman"/><w:sz w:val="24"/><w:szCs w:val="24"/><w:lang w:val="fr-FR"/></w:rPr></w:pPr></w:p><w:p><w:pPr><w:shd w:val="clear" w:color="auto" w:fill="FFFFFF" w:themeFill="background1"/><w:spacing w:line="312" w:lineRule="auto"/><w:ind w:firstLine="639" w:firstLineChars="266"/><w:jc w:val="both"/><w:rPr><w:rFonts w:ascii="Times New Roman" w:hAnsi="Times New Roman"/><w:b/><w:sz w:val="24"/><w:szCs w:val="24"/><w:lang w:val="fr-FR"/></w:rPr></w:pPr><w:r><w:rPr><w:rFonts w:ascii="Times New Roman" w:hAnsi="Times New Roman"/><w:b/><w:sz w:val="24"/><w:szCs w:val="24"/><w:lang w:val="fr-FR"/></w:rPr><w:t xml:space="preserve">                   </w:t></w:r></w:p><w:p><w:pPr><w:shd w:val="clear" w:color="auto" w:fill="FFFFFF" w:themeFill="background1"/><w:spacing w:line="312" w:lineRule="auto"/><w:ind w:firstLine="720"/><w:jc w:val="both"/><w:rPr><w:rFonts w:ascii="Times New Roman" w:hAnsi="Times New Roman"/><w:b/><w:sz w:val="24"/><w:szCs w:val="24"/><w:u w:val="single"/><w:lang w:val="fr-FR"/></w:rPr></w:pPr><w:r><w:rPr><w:rFonts w:ascii="Times New Roman" w:hAnsi="Times New Roman"/><w:b/><w:sz w:val="24"/><w:szCs w:val="24"/><w:lang w:val="fr-FR"/></w:rPr><w:t xml:space="preserve">Ký : </w:t></w:r><w:r><w:rPr><w:rFonts w:ascii="Times New Roman" w:hAnsi="Times New Roman"/><w:b/><w:sz w:val="24"/><w:szCs w:val="24"/><w:u w:val="single"/><w:lang w:val="fr-FR"/></w:rPr><w:tab/></w:r><w:r><w:rPr><w:rFonts w:ascii="Times New Roman" w:hAnsi="Times New Roman"/><w:b/><w:sz w:val="24"/><w:szCs w:val="24"/><w:u w:val="single"/><w:lang w:val="fr-FR"/></w:rPr><w:tab/></w:r><w:r><w:rPr><w:rFonts w:ascii="Times New Roman" w:hAnsi="Times New Roman"/><w:b/><w:sz w:val="24"/><w:szCs w:val="24"/><w:u w:val="single"/><w:lang w:val="fr-FR"/></w:rPr><w:tab/></w:r><w:r><w:rPr><w:rFonts w:ascii="Times New Roman" w:hAnsi="Times New Roman"/><w:b/><w:sz w:val="24"/><w:szCs w:val="24"/><w:u w:val="single"/><w:lang w:val="fr-FR"/></w:rPr><w:tab/></w:r><w:r><w:rPr><w:rFonts w:ascii="Times New Roman" w:hAnsi="Times New Roman"/><w:b/><w:sz w:val="24"/><w:szCs w:val="24"/><w:u w:val="single"/><w:lang w:val="fr-FR"/></w:rPr><w:tab/></w:r><w:r><w:rPr><w:rFonts w:ascii="Times New Roman" w:hAnsi="Times New Roman"/><w:b/><w:sz w:val="24"/><w:szCs w:val="24"/><w:lang w:val="fr-FR"/></w:rPr><w:tab/></w:r><w:r><w:rPr><w:rFonts w:ascii="Times New Roman" w:hAnsi="Times New Roman"/><w:b/><w:sz w:val="24"/><w:szCs w:val="24"/><w:lang w:val="fr-FR"/></w:rPr><w:tab/></w:r><w:r><w:rPr><w:rFonts w:ascii="Times New Roman" w:hAnsi="Times New Roman"/><w:b/><w:sz w:val="24"/><w:szCs w:val="24"/><w:lang w:val="fr-FR"/></w:rPr><w:t xml:space="preserve">     Ký : </w:t></w:r><w:r><w:rPr><w:rFonts w:ascii="Times New Roman" w:hAnsi="Times New Roman"/><w:b/><w:sz w:val="24"/><w:szCs w:val="24"/><w:u w:val="single"/><w:lang w:val="fr-FR"/></w:rPr><w:tab/></w:r><w:r><w:rPr><w:rFonts w:ascii="Times New Roman" w:hAnsi="Times New Roman"/><w:b/><w:sz w:val="24"/><w:szCs w:val="24"/><w:u w:val="single"/><w:lang w:val="fr-FR"/></w:rPr><w:tab/></w:r><w:r><w:rPr><w:rFonts w:ascii="Times New Roman" w:hAnsi="Times New Roman"/><w:b/><w:sz w:val="24"/><w:szCs w:val="24"/><w:u w:val="single"/><w:lang w:val="fr-FR"/></w:rPr><w:tab/></w:r><w:r><w:rPr><w:rFonts w:ascii="Times New Roman" w:hAnsi="Times New Roman"/><w:b/><w:sz w:val="24"/><w:szCs w:val="24"/><w:u w:val="single"/><w:lang w:val="fr-FR"/></w:rPr><w:tab/></w:r></w:p><w:p><w:pPr><w:shd w:val="clear" w:color="auto" w:fill="FFFFFF" w:themeFill="background1"/><w:spacing w:line="312" w:lineRule="auto"/><w:ind w:firstLine="639" w:firstLineChars="266"/><w:jc w:val="both"/><w:rPr><w:rFonts w:ascii="Times New Roman" w:hAnsi="Times New Roman"/><w:b/><w:sz w:val="24"/><w:szCs w:val="24"/><w:lang w:val="fr-FR"/></w:rPr></w:pPr><w:r><w:rPr><w:rFonts w:ascii="Times New Roman" w:hAnsi="Times New Roman"/><w:b/><w:sz w:val="24"/><w:szCs w:val="24"/><w:lang w:val="fr-FR"/></w:rPr><w:t xml:space="preserve">   </w:t></w:r><w:r><w:rPr><w:rFonts w:ascii="Times New Roman" w:hAnsi="Times New Roman"/><w:b/><w:sz w:val="24"/><w:szCs w:val="24"/></w:rPr><w:t>Ông</w:t></w:r><w:r><w:rPr><w:rFonts w:ascii="Times New Roman" w:hAnsi="Times New Roman"/><w:b/><w:sz w:val="24"/><w:szCs w:val="24"/><w:lang w:val="fr-FR"/></w:rPr><w:t xml:space="preserve"> : </w:t></w:r><w:r><w:rPr><w:rFonts w:ascii="Times New Roman" w:hAnsi="Times New Roman"/><w:b/><w:sz w:val="24"/><w:szCs w:val="24"/><w:lang w:val="fr-FR"/></w:rPr><w:tab/></w:r><w:r><w:rPr><w:rFonts w:ascii="Times New Roman" w:hAnsi="Times New Roman"/><w:b/><w:sz w:val="24"/><w:szCs w:val="24"/><w:lang w:val="fr-FR"/></w:rPr><w:tab/></w:r><w:r><w:rPr><w:rFonts w:ascii="Times New Roman" w:hAnsi="Times New Roman"/><w:b/><w:sz w:val="24"/><w:szCs w:val="24"/><w:lang w:val="fr-FR"/></w:rPr><w:tab/></w:r><w:r><w:rPr><w:rFonts w:ascii="Times New Roman" w:hAnsi="Times New Roman"/><w:b/><w:sz w:val="24"/><w:szCs w:val="24"/><w:lang w:val="fr-FR"/></w:rPr><w:t xml:space="preserve">    </w:t></w:r><w:r><w:rPr><w:rFonts w:ascii="Times New Roman" w:hAnsi="Times New Roman"/><w:b/><w:sz w:val="24"/><w:szCs w:val="24"/></w:rPr><w:tab/></w:r><w:r><w:rPr><w:rFonts w:ascii="Times New Roman" w:hAnsi="Times New Roman"/><w:b/><w:sz w:val="24"/><w:szCs w:val="24"/></w:rPr><w:tab/></w:r><w:r><w:rPr><w:rFonts w:ascii="Times New Roman" w:hAnsi="Times New Roman"/><w:b/><w:sz w:val="24"/><w:szCs w:val="24"/></w:rPr><w:tab/></w:r><w:r><w:rPr><w:rFonts w:ascii="Times New Roman" w:hAnsi="Times New Roman"/><w:b/><w:sz w:val="24"/><w:szCs w:val="24"/></w:rPr><w:t xml:space="preserve">   </w:t></w:r><w:r><w:rPr><w:rFonts w:ascii="Times New Roman" w:hAnsi="Times New Roman"/><w:b/><w:sz w:val="24"/><w:szCs w:val="24"/><w:lang w:val="fr-FR"/></w:rPr><w:t xml:space="preserve"> Ông : </w:t></w:r></w:p><w:p><w:pPr><w:shd w:val="clear" w:color="auto" w:fill="FFFFFF" w:themeFill="background1"/><w:spacing w:line="360" w:lineRule="auto"/><w:jc w:val="both"/><w:rPr><w:rFonts w:ascii="Times New Roman" w:hAnsi="Times New Roman"/><w:iCs/><w:sz w:val="24"/><w:szCs w:val="24"/></w:rPr></w:pPr></w:p><w:p><w:pPr><w:shd w:val="clear" w:color="auto" w:fill="FFFFFF" w:themeFill="background1"/><w:spacing w:line="360" w:lineRule="auto"/><w:jc w:val="both"/><w:rPr><w:rFonts w:ascii="Times New Roman" w:hAnsi="Times New Roman"/><w:iCs/><w:sz w:val="24"/><w:szCs w:val="24"/></w:rPr></w:pPr></w:p><w:sectPr><w:footerReference r:id="rId3" w:type="default"/><w:pgSz w:w="11906" w:h="16838"/><w:pgMar w:top="1037" w:right="821" w:bottom="763" w:left="1166" w:header="720" w:footer="720" w:gutter="0"/><w:cols w:space="720" w:num="1"/><w:docGrid w:linePitch="360" w:charSpace="0"/></w:sectPr></w:body></w:document>
 </file>
 
 <file path=word/footer1.xml><?xml version="1.0" encoding="utf-8"?>
